--- a/CHANGELOG.docx
+++ b/CHANGELOG.docx
@@ -2,41 +2,7 @@
 <file path=word/document.xml><?xml version="1.0" encoding="utf-8"?>
 <w:document xmlns:w="http://schemas.openxmlformats.org/wordprocessingml/2006/main" xmlns:m="http://schemas.openxmlformats.org/officeDocument/2006/math" xmlns:r="http://schemas.openxmlformats.org/officeDocument/2006/relationships" xmlns:o="urn:schemas-microsoft-com:office:office" xmlns:v="urn:schemas-microsoft-com:vml" xmlns:w10="urn:schemas-microsoft-com:office:word" xmlns:a="http://schemas.openxmlformats.org/drawingml/2006/main" xmlns:pic="http://schemas.openxmlformats.org/drawingml/2006/picture" xmlns:wp="http://schemas.openxmlformats.org/drawingml/2006/wordprocessingDrawing">
   <w:body>
-    <w:p>
-      <w:pPr>
-        <w:pStyle w:val="Title"/>
-      </w:pPr>
-      <w:r>
-        <w:t xml:space="preserve">Claude Multi-Account Fine Tuning</w:t>
-      </w:r>
-    </w:p>
-    <w:sdt>
-      <w:sdtPr>
-        <w:docPartObj>
-          <w:docPartGallery w:val="Table of Contents"/>
-          <w:docPartUnique/>
-        </w:docPartObj>
-      </w:sdtPr>
-      <w:sdtContent>
-        <w:p>
-          <w:pPr>
-            <w:pStyle w:val="TOCHeading"/>
-          </w:pPr>
-          <w:r>
-            <w:t xml:space="preserve">Table of Contents</w:t>
-          </w:r>
-        </w:p>
-        <w:p>
-          <w:r>
-            <w:fldChar w:fldCharType="begin" w:dirty="true"/>
-            <w:instrText xml:space="preserve">TOC \o "1-3" \h \z \u</w:instrText>
-            <w:fldChar w:fldCharType="separate"/>
-            <w:fldChar w:fldCharType="end"/>
-          </w:r>
-        </w:p>
-      </w:sdtContent>
-    </w:sdt>
-    <w:bookmarkStart w:id="16" w:name="changelog"/>
+    <w:bookmarkStart w:id="107" w:name="changelog"/>
     <w:p>
       <w:pPr>
         <w:pStyle w:val="Heading1"/>
@@ -53,12 +19,7452 @@
         <w:t xml:space="preserve">All notable changes to the Claude multi-account toolkit.</w:t>
       </w:r>
     </w:p>
-    <w:bookmarkStart w:id="14" w:name="X3eea89613e529bc4636accf1a8153b58db87eca"/>
+    <w:bookmarkStart w:id="13" w:name="Xab16657fcc299ccdc1e779130b7da2baceed4ef"/>
     <w:p>
       <w:pPr>
         <w:pStyle w:val="Heading2"/>
       </w:pPr>
       <w:r>
+        <w:t xml:space="preserve">v1.7.6 — 2026-06-28 — Always-non-interactive execution, alias-file integrity, macOS/bash-3.2 portability, 4-host rollout</w:t>
+      </w:r>
+    </w:p>
+    <w:bookmarkStart w:id="9" w:name="fixed"/>
+    <w:p>
+      <w:pPr>
+        <w:pStyle w:val="Heading3"/>
+      </w:pPr>
+      <w:r>
+        <w:t xml:space="preserve">Fixed</w:t>
+      </w:r>
+    </w:p>
+    <w:p>
+      <w:pPr>
+        <w:pStyle w:val="Compact"/>
+        <w:numPr>
+          <w:ilvl w:val="0"/>
+          <w:numId w:val="1001"/>
+        </w:numPr>
+      </w:pPr>
+      <w:r>
+        <w:rPr>
+          <w:b/>
+          <w:bCs/>
+        </w:rPr>
+        <w:t xml:space="preserve">Alias-file corruption from a mis-firing migration</w:t>
+      </w:r>
+      <w:r>
+        <w:t xml:space="preserve"> </w:t>
+      </w:r>
+      <w:r>
+        <w:t xml:space="preserve">—</w:t>
+      </w:r>
+      <w:r>
+        <w:t xml:space="preserve"> </w:t>
+      </w:r>
+      <w:r>
+        <w:rPr>
+          <w:rStyle w:val="VerbatimChar"/>
+        </w:rPr>
+        <w:t xml:space="preserve">cma_ensure_alias_file</w:t>
+      </w:r>
+      <w:r>
+        <w:t xml:space="preserve">’s</w:t>
+      </w:r>
+      <w:r>
+        <w:t xml:space="preserve"> </w:t>
+      </w:r>
+      <w:r>
+        <w:t xml:space="preserve">“outdated</w:t>
+      </w:r>
+      <w:r>
+        <w:t xml:space="preserve"> </w:t>
+      </w:r>
+      <w:r>
+        <w:rPr>
+          <w:rStyle w:val="VerbatimChar"/>
+        </w:rPr>
+        <w:t xml:space="preserve">cma_run_provider</w:t>
+      </w:r>
+      <w:r>
+        <w:t xml:space="preserve">”</w:t>
+      </w:r>
+      <w:r>
+        <w:t xml:space="preserve"> </w:t>
+      </w:r>
+      <w:r>
+        <w:t xml:space="preserve">migration grepped for</w:t>
+      </w:r>
+      <w:r>
+        <w:t xml:space="preserve"> </w:t>
+      </w:r>
+      <w:r>
+        <w:rPr>
+          <w:rStyle w:val="VerbatimChar"/>
+        </w:rPr>
+        <w:t xml:space="preserve">claude-sync-state pull</w:t>
+      </w:r>
+      <w:r>
+        <w:t xml:space="preserve">, but the</w:t>
+      </w:r>
+      <w:r>
+        <w:t xml:space="preserve"> </w:t>
+      </w:r>
+      <w:r>
+        <w:t xml:space="preserve">emitted on-disk text is</w:t>
+      </w:r>
+      <w:r>
+        <w:t xml:space="preserve"> </w:t>
+      </w:r>
+      <w:r>
+        <w:rPr>
+          <w:rStyle w:val="VerbatimChar"/>
+        </w:rPr>
+        <w:t xml:space="preserve">…/claude-sync-state" pull</w:t>
+      </w:r>
+      <w:r>
+        <w:t xml:space="preserve"> </w:t>
+      </w:r>
+      <w:r>
+        <w:t xml:space="preserve">(a quote precedes the space), so</w:t>
+      </w:r>
+      <w:r>
+        <w:t xml:space="preserve"> </w:t>
+      </w:r>
+      <w:r>
+        <w:t xml:space="preserve">the guard</w:t>
+      </w:r>
+      <w:r>
+        <w:t xml:space="preserve"> </w:t>
+      </w:r>
+      <w:r>
+        <w:rPr>
+          <w:b/>
+          <w:bCs/>
+        </w:rPr>
+        <w:t xml:space="preserve">never matched</w:t>
+      </w:r>
+      <w:r>
+        <w:t xml:space="preserve"> </w:t>
+      </w:r>
+      <w:r>
+        <w:t xml:space="preserve">and the migration fired on</w:t>
+      </w:r>
+      <w:r>
+        <w:t xml:space="preserve"> </w:t>
+      </w:r>
+      <w:r>
+        <w:rPr>
+          <w:i/>
+          <w:iCs/>
+        </w:rPr>
+        <w:t xml:space="preserve">every</w:t>
+      </w:r>
+      <w:r>
+        <w:t xml:space="preserve"> </w:t>
+      </w:r>
+      <w:r>
+        <w:t xml:space="preserve">alias write. Its</w:t>
+      </w:r>
+      <w:r>
+        <w:t xml:space="preserve"> </w:t>
+      </w:r>
+      <w:r>
+        <w:rPr>
+          <w:rStyle w:val="VerbatimChar"/>
+        </w:rPr>
+        <w:t xml:space="preserve">awk</w:t>
+      </w:r>
+      <w:r>
+        <w:t xml:space="preserve"> </w:t>
+      </w:r>
+      <w:r>
+        <w:t xml:space="preserve">then chopped everything from</w:t>
+      </w:r>
+      <w:r>
+        <w:t xml:space="preserve"> </w:t>
+      </w:r>
+      <w:r>
+        <w:rPr>
+          <w:rStyle w:val="VerbatimChar"/>
+        </w:rPr>
+        <w:t xml:space="preserve">cma_run_provider()</w:t>
+      </w:r>
+      <w:r>
+        <w:t xml:space="preserve"> </w:t>
+      </w:r>
+      <w:r>
+        <w:t xml:space="preserve">to EOF — destroying</w:t>
+      </w:r>
+      <w:r>
+        <w:t xml:space="preserve"> </w:t>
+      </w:r>
+      <w:r>
+        <w:t xml:space="preserve">previously-written provider aliases and any</w:t>
+      </w:r>
+      <w:r>
+        <w:t xml:space="preserve"> </w:t>
+      </w:r>
+      <w:r>
+        <w:rPr>
+          <w:rStyle w:val="VerbatimChar"/>
+        </w:rPr>
+        <w:t xml:space="preserve">claudeN</w:t>
+      </w:r>
+      <w:r>
+        <w:t xml:space="preserve"> </w:t>
+      </w:r>
+      <w:r>
+        <w:t xml:space="preserve">aliases that follow the function</w:t>
+      </w:r>
+      <w:r>
+        <w:t xml:space="preserve"> </w:t>
+      </w:r>
+      <w:r>
+        <w:t xml:space="preserve">block. This silently corrupted the alias file on multi-provider / multi-account hosts.</w:t>
+      </w:r>
+      <w:r>
+        <w:t xml:space="preserve"> </w:t>
+      </w:r>
+      <w:r>
+        <w:t xml:space="preserve">Detection is now scoped to the function body and matches the bare command name</w:t>
+      </w:r>
+      <w:r>
+        <w:t xml:space="preserve"> </w:t>
+      </w:r>
+      <w:r>
+        <w:t xml:space="preserve">(quote/space agnostic), and the migration removes</w:t>
+      </w:r>
+      <w:r>
+        <w:t xml:space="preserve"> </w:t>
+      </w:r>
+      <w:r>
+        <w:rPr>
+          <w:b/>
+          <w:bCs/>
+        </w:rPr>
+        <w:t xml:space="preserve">only</w:t>
+      </w:r>
+      <w:r>
+        <w:t xml:space="preserve"> </w:t>
+      </w:r>
+      <w:r>
+        <w:t xml:space="preserve">the function block,</w:t>
+      </w:r>
+      <w:r>
+        <w:t xml:space="preserve"> </w:t>
+      </w:r>
+      <w:r>
+        <w:t xml:space="preserve">preserving alias lines. This was the single root cause of the failures across</w:t>
+      </w:r>
+      <w:r>
+        <w:t xml:space="preserve"> </w:t>
+      </w:r>
+      <w:r>
+        <w:rPr>
+          <w:rStyle w:val="VerbatimChar"/>
+        </w:rPr>
+        <w:t xml:space="preserve">test_providers.sh</w:t>
+      </w:r>
+      <w:r>
+        <w:t xml:space="preserve">,</w:t>
+      </w:r>
+      <w:r>
+        <w:t xml:space="preserve"> </w:t>
+      </w:r>
+      <w:r>
+        <w:rPr>
+          <w:rStyle w:val="VerbatimChar"/>
+        </w:rPr>
+        <w:t xml:space="preserve">test_claude.sh</w:t>
+      </w:r>
+      <w:r>
+        <w:t xml:space="preserve">, and</w:t>
+      </w:r>
+      <w:r>
+        <w:t xml:space="preserve"> </w:t>
+      </w:r>
+      <w:r>
+        <w:rPr>
+          <w:rStyle w:val="VerbatimChar"/>
+        </w:rPr>
+        <w:t xml:space="preserve">test_add_remove.sh</w:t>
+      </w:r>
+      <w:r>
+        <w:t xml:space="preserve">.</w:t>
+      </w:r>
+    </w:p>
+    <w:p>
+      <w:pPr>
+        <w:pStyle w:val="Compact"/>
+        <w:numPr>
+          <w:ilvl w:val="0"/>
+          <w:numId w:val="1001"/>
+        </w:numPr>
+      </w:pPr>
+      <w:r>
+        <w:rPr>
+          <w:rStyle w:val="VerbatimChar"/>
+          <w:b/>
+          <w:bCs/>
+        </w:rPr>
+        <w:t xml:space="preserve">set -u</w:t>
+      </w:r>
+      <w:r>
+        <w:rPr>
+          <w:b/>
+          <w:bCs/>
+        </w:rPr>
+        <w:t xml:space="preserve"> </w:t>
+      </w:r>
+      <w:r>
+        <w:rPr>
+          <w:b/>
+          <w:bCs/>
+        </w:rPr>
+        <w:t xml:space="preserve">abort while sourcing the keys file</w:t>
+      </w:r>
+      <w:r>
+        <w:t xml:space="preserve"> </w:t>
+      </w:r>
+      <w:r>
+        <w:t xml:space="preserve">— provider sync sourced</w:t>
+      </w:r>
+      <w:r>
+        <w:t xml:space="preserve"> </w:t>
+      </w:r>
+      <w:r>
+        <w:rPr>
+          <w:rStyle w:val="VerbatimChar"/>
+        </w:rPr>
+        <w:t xml:space="preserve">~/api_keys.sh</w:t>
+      </w:r>
+      <w:r>
+        <w:t xml:space="preserve"> </w:t>
+      </w:r>
+      <w:r>
+        <w:t xml:space="preserve">inside a</w:t>
+      </w:r>
+      <w:r>
+        <w:t xml:space="preserve"> </w:t>
+      </w:r>
+      <w:r>
+        <w:rPr>
+          <w:rStyle w:val="VerbatimChar"/>
+        </w:rPr>
+        <w:t xml:space="preserve">set -euo pipefail</w:t>
+      </w:r>
+      <w:r>
+        <w:t xml:space="preserve"> </w:t>
+      </w:r>
+      <w:r>
+        <w:t xml:space="preserve">subshell. A dangling reference in the user’s keys file</w:t>
+      </w:r>
+      <w:r>
+        <w:t xml:space="preserve"> </w:t>
+      </w:r>
+      <w:r>
+        <w:t xml:space="preserve">(e.g. </w:t>
+      </w:r>
+      <w:r>
+        <w:rPr>
+          <w:rStyle w:val="VerbatimChar"/>
+        </w:rPr>
+        <w:t xml:space="preserve">export SARVAM_API_KEY=$ApiKey_Sarvam_AI_India</w:t>
+      </w:r>
+      <w:r>
+        <w:t xml:space="preserve">) aborted the source</w:t>
+      </w:r>
+      <w:r>
+        <w:t xml:space="preserve"> </w:t>
+      </w:r>
+      <w:r>
+        <w:rPr>
+          <w:b/>
+          <w:bCs/>
+        </w:rPr>
+        <w:t xml:space="preserve">mid-file</w:t>
+      </w:r>
+      <w:r>
+        <w:t xml:space="preserve"> </w:t>
+      </w:r>
+      <w:r>
+        <w:t xml:space="preserve">under</w:t>
+      </w:r>
+      <w:r>
+        <w:t xml:space="preserve"> </w:t>
+      </w:r>
+      <w:r>
+        <w:rPr>
+          <w:rStyle w:val="VerbatimChar"/>
+        </w:rPr>
+        <w:t xml:space="preserve">nounset</w:t>
+      </w:r>
+      <w:r>
+        <w:t xml:space="preserve">, leaving every key defined</w:t>
+      </w:r>
+      <w:r>
+        <w:t xml:space="preserve"> </w:t>
+      </w:r>
+      <w:r>
+        <w:rPr>
+          <w:i/>
+          <w:iCs/>
+        </w:rPr>
+        <w:t xml:space="preserve">after</w:t>
+      </w:r>
+      <w:r>
+        <w:t xml:space="preserve"> </w:t>
+      </w:r>
+      <w:r>
+        <w:t xml:space="preserve">it unexported — so those providers</w:t>
+      </w:r>
+      <w:r>
+        <w:t xml:space="preserve"> </w:t>
+      </w:r>
+      <w:r>
+        <w:t xml:space="preserve">silently failed verification (</w:t>
+      </w:r>
+      <w:r>
+        <w:t xml:space="preserve">“unverified”</w:t>
+      </w:r>
+      <w:r>
+        <w:t xml:space="preserve">) and stderr was spammed with</w:t>
+      </w:r>
+      <w:r>
+        <w:t xml:space="preserve"> </w:t>
+      </w:r>
+      <w:r>
+        <w:t xml:space="preserve">“unbound variable”</w:t>
+      </w:r>
+      <w:r>
+        <w:t xml:space="preserve">. Keys are now sourced with</w:t>
+      </w:r>
+      <w:r>
+        <w:t xml:space="preserve"> </w:t>
+      </w:r>
+      <w:r>
+        <w:rPr>
+          <w:rStyle w:val="VerbatimChar"/>
+        </w:rPr>
+        <w:t xml:space="preserve">nounset</w:t>
+      </w:r>
+      <w:r>
+        <w:t xml:space="preserve"> </w:t>
+      </w:r>
+      <w:r>
+        <w:t xml:space="preserve">disabled (subshell-local in</w:t>
+      </w:r>
+      <w:r>
+        <w:t xml:space="preserve"> </w:t>
+      </w:r>
+      <w:r>
+        <w:t xml:space="preserve">sync; save/restore around the alias-file</w:t>
+      </w:r>
+      <w:r>
+        <w:t xml:space="preserve"> </w:t>
+      </w:r>
+      <w:r>
+        <w:rPr>
+          <w:rStyle w:val="VerbatimChar"/>
+        </w:rPr>
+        <w:t xml:space="preserve">cma_run_provider</w:t>
+      </w:r>
+      <w:r>
+        <w:t xml:space="preserve">). Installed alias files are</w:t>
+      </w:r>
+      <w:r>
+        <w:t xml:space="preserve"> </w:t>
+      </w:r>
+      <w:r>
+        <w:t xml:space="preserve">auto-migrated to the</w:t>
+      </w:r>
+      <w:r>
+        <w:t xml:space="preserve"> </w:t>
+      </w:r>
+      <w:r>
+        <w:rPr>
+          <w:rStyle w:val="VerbatimChar"/>
+        </w:rPr>
+        <w:t xml:space="preserve">nounset</w:t>
+      </w:r>
+      <w:r>
+        <w:t xml:space="preserve">-safe wrapper on next sync.</w:t>
+      </w:r>
+    </w:p>
+    <w:p>
+      <w:pPr>
+        <w:pStyle w:val="Compact"/>
+        <w:numPr>
+          <w:ilvl w:val="0"/>
+          <w:numId w:val="1001"/>
+        </w:numPr>
+      </w:pPr>
+      <w:r>
+        <w:rPr>
+          <w:b/>
+          <w:bCs/>
+        </w:rPr>
+        <w:t xml:space="preserve">macOS / bash-3.2 portability of the test harness</w:t>
+      </w:r>
+      <w:r>
+        <w:t xml:space="preserve"> </w:t>
+      </w:r>
+      <w:r>
+        <w:t xml:space="preserve">—</w:t>
+      </w:r>
+      <w:r>
+        <w:t xml:space="preserve"> </w:t>
+      </w:r>
+      <w:r>
+        <w:rPr>
+          <w:rStyle w:val="VerbatimChar"/>
+        </w:rPr>
+        <w:t xml:space="preserve">tests/run-all.sh</w:t>
+      </w:r>
+      <w:r>
+        <w:t xml:space="preserve"> </w:t>
+      </w:r>
+      <w:r>
+        <w:t xml:space="preserve">used</w:t>
+      </w:r>
+      <w:r>
+        <w:t xml:space="preserve"> </w:t>
+      </w:r>
+      <w:r>
+        <w:rPr>
+          <w:rStyle w:val="VerbatimChar"/>
+        </w:rPr>
+        <w:t xml:space="preserve">mapfile</w:t>
+      </w:r>
+      <w:r>
+        <w:t xml:space="preserve"> </w:t>
+      </w:r>
+      <w:r>
+        <w:t xml:space="preserve">(bash 4+), so the</w:t>
+      </w:r>
+      <w:r>
+        <w:t xml:space="preserve"> </w:t>
+      </w:r>
+      <w:r>
+        <w:rPr>
+          <w:b/>
+          <w:bCs/>
+        </w:rPr>
+        <w:t xml:space="preserve">entire suite failed to run on stock macOS</w:t>
+      </w:r>
+      <w:r>
+        <w:t xml:space="preserve">. Replaced</w:t>
+      </w:r>
+      <w:r>
+        <w:t xml:space="preserve"> </w:t>
+      </w:r>
+      <w:r>
+        <w:t xml:space="preserve">with a portable</w:t>
+      </w:r>
+      <w:r>
+        <w:t xml:space="preserve"> </w:t>
+      </w:r>
+      <w:r>
+        <w:rPr>
+          <w:rStyle w:val="VerbatimChar"/>
+        </w:rPr>
+        <w:t xml:space="preserve">read</w:t>
+      </w:r>
+      <w:r>
+        <w:t xml:space="preserve"> </w:t>
+      </w:r>
+      <w:r>
+        <w:t xml:space="preserve">loop and guarded empty-array expansion under</w:t>
+      </w:r>
+      <w:r>
+        <w:t xml:space="preserve"> </w:t>
+      </w:r>
+      <w:r>
+        <w:rPr>
+          <w:rStyle w:val="VerbatimChar"/>
+        </w:rPr>
+        <w:t xml:space="preserve">set -u</w:t>
+      </w:r>
+      <w:r>
+        <w:t xml:space="preserve">. Same</w:t>
+      </w:r>
+      <w:r>
+        <w:t xml:space="preserve"> </w:t>
+      </w:r>
+      <w:r>
+        <w:t xml:space="preserve">fix applied to</w:t>
+      </w:r>
+      <w:r>
+        <w:t xml:space="preserve"> </w:t>
+      </w:r>
+      <w:r>
+        <w:rPr>
+          <w:rStyle w:val="VerbatimChar"/>
+        </w:rPr>
+        <w:t xml:space="preserve">test_lib.sh</w:t>
+      </w:r>
+      <w:r>
+        <w:t xml:space="preserve"> </w:t>
+      </w:r>
+      <w:r>
+        <w:t xml:space="preserve">and</w:t>
+      </w:r>
+      <w:r>
+        <w:t xml:space="preserve"> </w:t>
+      </w:r>
+      <w:r>
+        <w:rPr>
+          <w:rStyle w:val="VerbatimChar"/>
+        </w:rPr>
+        <w:t xml:space="preserve">tests/lib/sandbox.sh</w:t>
+      </w:r>
+      <w:r>
+        <w:t xml:space="preserve"> </w:t>
+      </w:r>
+      <w:r>
+        <w:t xml:space="preserve">(empty</w:t>
+      </w:r>
+      <w:r>
+        <w:t xml:space="preserve"> </w:t>
+      </w:r>
+      <w:r>
+        <w:rPr>
+          <w:rStyle w:val="VerbatimChar"/>
+        </w:rPr>
+        <w:t xml:space="preserve">${arr[@]}</w:t>
+      </w:r>
+      <w:r>
+        <w:t xml:space="preserve"> </w:t>
+      </w:r>
+      <w:r>
+        <w:t xml:space="preserve">expansions</w:t>
+      </w:r>
+      <w:r>
+        <w:t xml:space="preserve"> </w:t>
+      </w:r>
+      <w:r>
+        <w:t xml:space="preserve">are unbound on bash 3.2). The suite now runs green on macOS bash 3.2.</w:t>
+      </w:r>
+    </w:p>
+    <w:bookmarkEnd w:id="9"/>
+    <w:bookmarkStart w:id="10" w:name="added"/>
+    <w:p>
+      <w:pPr>
+        <w:pStyle w:val="Heading3"/>
+      </w:pPr>
+      <w:r>
+        <w:t xml:space="preserve">Added</w:t>
+      </w:r>
+    </w:p>
+    <w:p>
+      <w:pPr>
+        <w:pStyle w:val="Compact"/>
+        <w:numPr>
+          <w:ilvl w:val="0"/>
+          <w:numId w:val="1002"/>
+        </w:numPr>
+      </w:pPr>
+      <w:r>
+        <w:rPr>
+          <w:rStyle w:val="VerbatimChar"/>
+          <w:b/>
+          <w:bCs/>
+        </w:rPr>
+        <w:t xml:space="preserve">CMA_NONINTERACTIVE</w:t>
+      </w:r>
+      <w:r>
+        <w:rPr>
+          <w:b/>
+          <w:bCs/>
+        </w:rPr>
+        <w:t xml:space="preserve"> </w:t>
+      </w:r>
+      <w:r>
+        <w:rPr>
+          <w:b/>
+          <w:bCs/>
+        </w:rPr>
+        <w:t xml:space="preserve">+ automatic TTY detection</w:t>
+      </w:r>
+      <w:r>
+        <w:t xml:space="preserve"> </w:t>
+      </w:r>
+      <w:r>
+        <w:t xml:space="preserve">— a new</w:t>
+      </w:r>
+      <w:r>
+        <w:t xml:space="preserve"> </w:t>
+      </w:r>
+      <w:r>
+        <w:rPr>
+          <w:rStyle w:val="VerbatimChar"/>
+        </w:rPr>
+        <w:t xml:space="preserve">cma_can_prompt</w:t>
+      </w:r>
+      <w:r>
+        <w:t xml:space="preserve"> </w:t>
+      </w:r>
+      <w:r>
+        <w:t xml:space="preserve">helper</w:t>
+      </w:r>
+      <w:r>
+        <w:t xml:space="preserve"> </w:t>
+      </w:r>
+      <w:r>
+        <w:t xml:space="preserve">makes every prompt (</w:t>
+      </w:r>
+      <w:r>
+        <w:rPr>
+          <w:rStyle w:val="VerbatimChar"/>
+        </w:rPr>
+        <w:t xml:space="preserve">claude-add-account</w:t>
+      </w:r>
+      <w:r>
+        <w:t xml:space="preserve">,</w:t>
+      </w:r>
+      <w:r>
+        <w:t xml:space="preserve"> </w:t>
+      </w:r>
+      <w:r>
+        <w:rPr>
+          <w:rStyle w:val="VerbatimChar"/>
+        </w:rPr>
+        <w:t xml:space="preserve">claude-remove-account</w:t>
+      </w:r>
+      <w:r>
+        <w:t xml:space="preserve">,</w:t>
+      </w:r>
+      <w:r>
+        <w:t xml:space="preserve"> </w:t>
+      </w:r>
+      <w:r>
+        <w:rPr>
+          <w:rStyle w:val="VerbatimChar"/>
+        </w:rPr>
+        <w:t xml:space="preserve">claude-bootstrap</w:t>
+      </w:r>
+      <w:r>
+        <w:t xml:space="preserve">)</w:t>
+      </w:r>
+      <w:r>
+        <w:t xml:space="preserve"> </w:t>
+      </w:r>
+      <w:r>
+        <w:t xml:space="preserve">fall back to its non-interactive default whenever no terminal is available (CI, SSH</w:t>
+      </w:r>
+      <w:r>
+        <w:t xml:space="preserve"> </w:t>
+      </w:r>
+      <w:r>
+        <w:t xml:space="preserve">without a PTY, the test sandbox) or when</w:t>
+      </w:r>
+      <w:r>
+        <w:t xml:space="preserve"> </w:t>
+      </w:r>
+      <w:r>
+        <w:rPr>
+          <w:rStyle w:val="VerbatimChar"/>
+        </w:rPr>
+        <w:t xml:space="preserve">CMA_NONINTERACTIVE=1</w:t>
+      </w:r>
+      <w:r>
+        <w:t xml:space="preserve"> </w:t>
+      </w:r>
+      <w:r>
+        <w:t xml:space="preserve">is exported. Toolkit</w:t>
+      </w:r>
+      <w:r>
+        <w:t xml:space="preserve"> </w:t>
+      </w:r>
+      <w:r>
+        <w:t xml:space="preserve">execution is now</w:t>
+      </w:r>
+      <w:r>
+        <w:t xml:space="preserve"> </w:t>
+      </w:r>
+      <w:r>
+        <w:rPr>
+          <w:b/>
+          <w:bCs/>
+        </w:rPr>
+        <w:t xml:space="preserve">always non-interactive off a terminal</w:t>
+      </w:r>
+      <w:r>
+        <w:t xml:space="preserve">. Destructive account</w:t>
+      </w:r>
+      <w:r>
+        <w:t xml:space="preserve"> </w:t>
+      </w:r>
+      <w:r>
+        <w:t xml:space="preserve">removal still refuses (rather than guessing) without</w:t>
+      </w:r>
+      <w:r>
+        <w:t xml:space="preserve"> </w:t>
+      </w:r>
+      <w:r>
+        <w:rPr>
+          <w:rStyle w:val="VerbatimChar"/>
+        </w:rPr>
+        <w:t xml:space="preserve">--yes</w:t>
+      </w:r>
+      <w:r>
+        <w:t xml:space="preserve"> </w:t>
+      </w:r>
+      <w:r>
+        <w:t xml:space="preserve">when it cannot confirm.</w:t>
+      </w:r>
+    </w:p>
+    <w:p>
+      <w:pPr>
+        <w:pStyle w:val="Compact"/>
+        <w:numPr>
+          <w:ilvl w:val="0"/>
+          <w:numId w:val="1002"/>
+        </w:numPr>
+      </w:pPr>
+      <w:r>
+        <w:rPr>
+          <w:b/>
+          <w:bCs/>
+        </w:rPr>
+        <w:t xml:space="preserve">Regression tests</w:t>
+      </w:r>
+      <w:r>
+        <w:t xml:space="preserve"> </w:t>
+      </w:r>
+      <w:r>
+        <w:t xml:space="preserve">for non-interactive</w:t>
+      </w:r>
+      <w:r>
+        <w:t xml:space="preserve"> </w:t>
+      </w:r>
+      <w:r>
+        <w:rPr>
+          <w:rStyle w:val="VerbatimChar"/>
+        </w:rPr>
+        <w:t xml:space="preserve">claude-add-account</w:t>
+      </w:r>
+      <w:r>
+        <w:t xml:space="preserve"> </w:t>
+      </w:r>
+      <w:r>
+        <w:t xml:space="preserve">and for alias-line</w:t>
+      </w:r>
+      <w:r>
+        <w:t xml:space="preserve"> </w:t>
+      </w:r>
+      <w:r>
+        <w:t xml:space="preserve">survival across repeated account adds.</w:t>
+      </w:r>
+    </w:p>
+    <w:p>
+      <w:pPr>
+        <w:pStyle w:val="Compact"/>
+        <w:numPr>
+          <w:ilvl w:val="0"/>
+          <w:numId w:val="1002"/>
+        </w:numPr>
+      </w:pPr>
+      <w:r>
+        <w:rPr>
+          <w:rStyle w:val="VerbatimChar"/>
+          <w:b/>
+          <w:bCs/>
+        </w:rPr>
+        <w:t xml:space="preserve">test_export.sh</w:t>
+      </w:r>
+      <w:r>
+        <w:rPr>
+          <w:b/>
+          <w:bCs/>
+        </w:rPr>
+        <w:t xml:space="preserve"> </w:t>
+      </w:r>
+      <w:r>
+        <w:rPr>
+          <w:b/>
+          <w:bCs/>
+        </w:rPr>
+        <w:t xml:space="preserve">graceful SKIP</w:t>
+      </w:r>
+      <w:r>
+        <w:t xml:space="preserve"> </w:t>
+      </w:r>
+      <w:r>
+        <w:t xml:space="preserve">when its prerequisites (pandoc + a PDF engine) are</w:t>
+      </w:r>
+      <w:r>
+        <w:t xml:space="preserve"> </w:t>
+      </w:r>
+      <w:r>
+        <w:t xml:space="preserve">absent — matching the existing SKIP convention for optional-dependency features.</w:t>
+      </w:r>
+    </w:p>
+    <w:bookmarkEnd w:id="10"/>
+    <w:bookmarkStart w:id="11" w:name="X03b35fbdd0d74590d2894dc6a5ec7082d68d779"/>
+    <w:p>
+      <w:pPr>
+        <w:pStyle w:val="Heading3"/>
+      </w:pPr>
+      <w:r>
+        <w:t xml:space="preserve">Multi-host rollout (nezha · mistborn.local · thinker.local · amber.local)</w:t>
+      </w:r>
+    </w:p>
+    <w:p>
+      <w:pPr>
+        <w:pStyle w:val="Compact"/>
+        <w:numPr>
+          <w:ilvl w:val="0"/>
+          <w:numId w:val="1003"/>
+        </w:numPr>
+      </w:pPr>
+      <w:r>
+        <w:t xml:space="preserve">Distributed</w:t>
+      </w:r>
+      <w:r>
+        <w:t xml:space="preserve"> </w:t>
+      </w:r>
+      <w:r>
+        <w:rPr>
+          <w:rStyle w:val="VerbatimChar"/>
+        </w:rPr>
+        <w:t xml:space="preserve">~/api_keys.sh</w:t>
+      </w:r>
+      <w:r>
+        <w:t xml:space="preserve"> </w:t>
+      </w:r>
+      <w:r>
+        <w:t xml:space="preserve">to every host via a</w:t>
+      </w:r>
+      <w:r>
+        <w:t xml:space="preserve"> </w:t>
+      </w:r>
+      <w:r>
+        <w:rPr>
+          <w:b/>
+          <w:bCs/>
+        </w:rPr>
+        <w:t xml:space="preserve">no-loss merge</w:t>
+      </w:r>
+      <w:r>
+        <w:t xml:space="preserve"> </w:t>
+      </w:r>
+      <w:r>
+        <w:t xml:space="preserve">(host-local keys</w:t>
+      </w:r>
+      <w:r>
+        <w:t xml:space="preserve"> </w:t>
+      </w:r>
+      <w:r>
+        <w:t xml:space="preserve">preserved — e.g. mistborn kept its 2 Kimi-Platform keys; amber created fresh) and</w:t>
+      </w:r>
+      <w:r>
+        <w:t xml:space="preserve"> </w:t>
+      </w:r>
+      <w:r>
+        <w:t xml:space="preserve">wired</w:t>
+      </w:r>
+      <w:r>
+        <w:t xml:space="preserve"> </w:t>
+      </w:r>
+      <w:r>
+        <w:rPr>
+          <w:b/>
+          <w:bCs/>
+        </w:rPr>
+        <w:t xml:space="preserve">both</w:t>
+      </w:r>
+      <w:r>
+        <w:t xml:space="preserve"> </w:t>
+      </w:r>
+      <w:r>
+        <w:rPr>
+          <w:rStyle w:val="VerbatimChar"/>
+        </w:rPr>
+        <w:t xml:space="preserve">.bashrc</w:t>
+      </w:r>
+      <w:r>
+        <w:t xml:space="preserve"> </w:t>
+      </w:r>
+      <w:r>
+        <w:t xml:space="preserve">and</w:t>
+      </w:r>
+      <w:r>
+        <w:t xml:space="preserve"> </w:t>
+      </w:r>
+      <w:r>
+        <w:rPr>
+          <w:rStyle w:val="VerbatimChar"/>
+        </w:rPr>
+        <w:t xml:space="preserve">.zshrc</w:t>
+      </w:r>
+      <w:r>
+        <w:t xml:space="preserve"> </w:t>
+      </w:r>
+      <w:r>
+        <w:t xml:space="preserve">to source it on every host.</w:t>
+      </w:r>
+    </w:p>
+    <w:p>
+      <w:pPr>
+        <w:pStyle w:val="Compact"/>
+        <w:numPr>
+          <w:ilvl w:val="0"/>
+          <w:numId w:val="1003"/>
+        </w:numPr>
+      </w:pPr>
+      <w:r>
+        <w:t xml:space="preserve">Installed/updated the toolkit on all four hosts and configured</w:t>
+      </w:r>
+      <w:r>
+        <w:t xml:space="preserve"> </w:t>
+      </w:r>
+      <w:r>
+        <w:rPr>
+          <w:rStyle w:val="VerbatimChar"/>
+        </w:rPr>
+        <w:t xml:space="preserve">claude1/claude2/claude3</w:t>
+      </w:r>
+      <w:r>
+        <w:t xml:space="preserve"> </w:t>
+      </w:r>
+      <w:r>
+        <w:t xml:space="preserve">on each; installed Claude Code on amber.</w:t>
+      </w:r>
+    </w:p>
+    <w:p>
+      <w:pPr>
+        <w:pStyle w:val="Compact"/>
+        <w:numPr>
+          <w:ilvl w:val="0"/>
+          <w:numId w:val="1003"/>
+        </w:numPr>
+      </w:pPr>
+      <w:r>
+        <w:t xml:space="preserve">Ran live provider/model detection on every host —</w:t>
+      </w:r>
+      <w:r>
+        <w:t xml:space="preserve"> </w:t>
+      </w:r>
+      <w:r>
+        <w:rPr>
+          <w:b/>
+          <w:bCs/>
+        </w:rPr>
+        <w:t xml:space="preserve">17–20 active providers each</w:t>
+      </w:r>
+      <w:r>
+        <w:t xml:space="preserve">,</w:t>
+      </w:r>
+      <w:r>
+        <w:t xml:space="preserve"> </w:t>
+      </w:r>
+      <w:r>
+        <w:t xml:space="preserve">models verified via HTTP probes,</w:t>
+      </w:r>
+      <w:r>
+        <w:t xml:space="preserve"> </w:t>
+      </w:r>
+      <w:r>
+        <w:rPr>
+          <w:b/>
+          <w:bCs/>
+        </w:rPr>
+        <w:t xml:space="preserve">0 unbound errors</w:t>
+      </w:r>
+      <w:r>
+        <w:t xml:space="preserve">.</w:t>
+      </w:r>
+    </w:p>
+    <w:bookmarkEnd w:id="11"/>
+    <w:bookmarkStart w:id="12" w:name="verified"/>
+    <w:p>
+      <w:pPr>
+        <w:pStyle w:val="Heading3"/>
+      </w:pPr>
+      <w:r>
+        <w:t xml:space="preserve">Verified</w:t>
+      </w:r>
+    </w:p>
+    <w:p>
+      <w:pPr>
+        <w:pStyle w:val="Compact"/>
+        <w:numPr>
+          <w:ilvl w:val="0"/>
+          <w:numId w:val="1004"/>
+        </w:numPr>
+      </w:pPr>
+      <w:r>
+        <w:rPr>
+          <w:rStyle w:val="VerbatimChar"/>
+        </w:rPr>
+        <w:t xml:space="preserve">scripts/tests/run-all.sh</w:t>
+      </w:r>
+      <w:r>
+        <w:t xml:space="preserve"> </w:t>
+      </w:r>
+      <w:r>
+        <w:t xml:space="preserve">—</w:t>
+      </w:r>
+      <w:r>
+        <w:t xml:space="preserve"> </w:t>
+      </w:r>
+      <w:r>
+        <w:rPr>
+          <w:b/>
+          <w:bCs/>
+        </w:rPr>
+        <w:t xml:space="preserve">9/9 files, ALL GREEN on all four hosts</w:t>
+      </w:r>
+      <w:r>
+        <w:t xml:space="preserve">: nezha (Linux),</w:t>
+      </w:r>
+      <w:r>
+        <w:t xml:space="preserve"> </w:t>
+      </w:r>
+      <w:r>
+        <w:t xml:space="preserve">thinker (Linux), amber (Linux), mistborn (macOS / bash 3.2).</w:t>
+      </w:r>
+    </w:p>
+    <w:p>
+      <w:pPr>
+        <w:pStyle w:val="Compact"/>
+        <w:numPr>
+          <w:ilvl w:val="0"/>
+          <w:numId w:val="1004"/>
+        </w:numPr>
+      </w:pPr>
+      <w:r>
+        <w:t xml:space="preserve">Cross-host: both rc files source</w:t>
+      </w:r>
+      <w:r>
+        <w:t xml:space="preserve"> </w:t>
+      </w:r>
+      <w:r>
+        <w:rPr>
+          <w:rStyle w:val="VerbatimChar"/>
+        </w:rPr>
+        <w:t xml:space="preserve">api_keys.sh</w:t>
+      </w:r>
+      <w:r>
+        <w:t xml:space="preserve">;</w:t>
+      </w:r>
+      <w:r>
+        <w:t xml:space="preserve"> </w:t>
+      </w:r>
+      <w:r>
+        <w:rPr>
+          <w:rStyle w:val="VerbatimChar"/>
+        </w:rPr>
+        <w:t xml:space="preserve">claude1/2/3</w:t>
+      </w:r>
+      <w:r>
+        <w:t xml:space="preserve"> </w:t>
+      </w:r>
+      <w:r>
+        <w:t xml:space="preserve">+</w:t>
+      </w:r>
+      <w:r>
+        <w:t xml:space="preserve"> </w:t>
+      </w:r>
+      <w:r>
+        <w:rPr>
+          <w:rStyle w:val="VerbatimChar"/>
+        </w:rPr>
+        <w:t xml:space="preserve">poe</w:t>
+      </w:r>
+      <w:r>
+        <w:t xml:space="preserve">/</w:t>
+      </w:r>
+      <w:r>
+        <w:rPr>
+          <w:rStyle w:val="VerbatimChar"/>
+        </w:rPr>
+        <w:t xml:space="preserve">deepseek</w:t>
+      </w:r>
+      <w:r>
+        <w:t xml:space="preserve">/</w:t>
+      </w:r>
+      <w:r>
+        <w:rPr>
+          <w:rStyle w:val="VerbatimChar"/>
+        </w:rPr>
+        <w:t xml:space="preserve">xiaomi</w:t>
+      </w:r>
+      <w:r>
+        <w:t xml:space="preserve"> </w:t>
+      </w:r>
+      <w:r>
+        <w:t xml:space="preserve">aliases present on every host.</w:t>
+      </w:r>
+    </w:p>
+    <w:bookmarkEnd w:id="12"/>
+    <w:bookmarkEnd w:id="13"/>
+    <w:bookmarkStart w:id="18" w:name="X4c834b9901bf4ade06ab6d6f75ed12929454eb4"/>
+    <w:p>
+      <w:pPr>
+        <w:pStyle w:val="Heading2"/>
+      </w:pPr>
+      <w:r>
+        <w:t xml:space="preserve">v1.7.5 — 2026-06-28 — Cross-provider /resume session visibility fix</w:t>
+      </w:r>
+    </w:p>
+    <w:bookmarkStart w:id="14" w:name="fixed-1"/>
+    <w:p>
+      <w:pPr>
+        <w:pStyle w:val="Heading3"/>
+      </w:pPr>
+      <w:r>
+        <w:t xml:space="preserve">Fixed</w:t>
+      </w:r>
+    </w:p>
+    <w:p>
+      <w:pPr>
+        <w:pStyle w:val="Compact"/>
+        <w:numPr>
+          <w:ilvl w:val="0"/>
+          <w:numId w:val="1005"/>
+        </w:numPr>
+      </w:pPr>
+      <w:r>
+        <w:rPr>
+          <w:b/>
+          <w:bCs/>
+        </w:rPr>
+        <w:t xml:space="preserve">Cross-provider</w:t>
+      </w:r>
+      <w:r>
+        <w:rPr>
+          <w:b/>
+          <w:bCs/>
+        </w:rPr>
+        <w:t xml:space="preserve"> </w:t>
+      </w:r>
+      <w:r>
+        <w:rPr>
+          <w:rStyle w:val="VerbatimChar"/>
+          <w:b/>
+          <w:bCs/>
+        </w:rPr>
+        <w:t xml:space="preserve">/resume</w:t>
+      </w:r>
+      <w:r>
+        <w:rPr>
+          <w:b/>
+          <w:bCs/>
+        </w:rPr>
+        <w:t xml:space="preserve"> </w:t>
+      </w:r>
+      <w:r>
+        <w:rPr>
+          <w:b/>
+          <w:bCs/>
+        </w:rPr>
+        <w:t xml:space="preserve">session loss</w:t>
+      </w:r>
+      <w:r>
+        <w:t xml:space="preserve"> </w:t>
+      </w:r>
+      <w:r>
+        <w:t xml:space="preserve">— when switching between provider aliases</w:t>
+      </w:r>
+      <w:r>
+        <w:t xml:space="preserve"> </w:t>
+      </w:r>
+      <w:r>
+        <w:t xml:space="preserve">(e.g.,</w:t>
+      </w:r>
+      <w:r>
+        <w:t xml:space="preserve"> </w:t>
+      </w:r>
+      <w:r>
+        <w:rPr>
+          <w:rStyle w:val="VerbatimChar"/>
+        </w:rPr>
+        <w:t xml:space="preserve">deepseek</w:t>
+      </w:r>
+      <w:r>
+        <w:t xml:space="preserve"> </w:t>
+      </w:r>
+      <w:r>
+        <w:t xml:space="preserve">→</w:t>
+      </w:r>
+      <w:r>
+        <w:t xml:space="preserve"> </w:t>
+      </w:r>
+      <w:r>
+        <w:rPr>
+          <w:rStyle w:val="VerbatimChar"/>
+        </w:rPr>
+        <w:t xml:space="preserve">opencode</w:t>
+      </w:r>
+      <w:r>
+        <w:t xml:space="preserve"> </w:t>
+      </w:r>
+      <w:r>
+        <w:t xml:space="preserve">→</w:t>
+      </w:r>
+      <w:r>
+        <w:t xml:space="preserve"> </w:t>
+      </w:r>
+      <w:r>
+        <w:rPr>
+          <w:rStyle w:val="VerbatimChar"/>
+        </w:rPr>
+        <w:t xml:space="preserve">kimi-for-coding</w:t>
+      </w:r>
+      <w:r>
+        <w:t xml:space="preserve">),</w:t>
+      </w:r>
+      <w:r>
+        <w:t xml:space="preserve"> </w:t>
+      </w:r>
+      <w:r>
+        <w:rPr>
+          <w:rStyle w:val="VerbatimChar"/>
+        </w:rPr>
+        <w:t xml:space="preserve">/resume</w:t>
+      </w:r>
+      <w:r>
+        <w:t xml:space="preserve"> </w:t>
+      </w:r>
+      <w:r>
+        <w:t xml:space="preserve">would sometimes show</w:t>
+      </w:r>
+      <w:r>
+        <w:t xml:space="preserve"> </w:t>
+      </w:r>
+      <w:r>
+        <w:t xml:space="preserve">empty session history. Root cause: the</w:t>
+      </w:r>
+      <w:r>
+        <w:t xml:space="preserve"> </w:t>
+      </w:r>
+      <w:r>
+        <w:rPr>
+          <w:rStyle w:val="VerbatimChar"/>
+        </w:rPr>
+        <w:t xml:space="preserve">cma_run_provider</w:t>
+      </w:r>
+      <w:r>
+        <w:t xml:space="preserve"> </w:t>
+      </w:r>
+      <w:r>
+        <w:t xml:space="preserve">function in the alias file</w:t>
+      </w:r>
+      <w:r>
+        <w:t xml:space="preserve"> </w:t>
+      </w:r>
+      <w:r>
+        <w:t xml:space="preserve">was</w:t>
+      </w:r>
+      <w:r>
+        <w:t xml:space="preserve"> </w:t>
+      </w:r>
+      <w:r>
+        <w:rPr>
+          <w:b/>
+          <w:bCs/>
+        </w:rPr>
+        <w:t xml:space="preserve">missing sync-state pull/push calls</w:t>
+      </w:r>
+      <w:r>
+        <w:t xml:space="preserve"> </w:t>
+      </w:r>
+      <w:r>
+        <w:t xml:space="preserve">that were present in</w:t>
+      </w:r>
+      <w:r>
+        <w:t xml:space="preserve"> </w:t>
+      </w:r>
+      <w:r>
+        <w:rPr>
+          <w:rStyle w:val="VerbatimChar"/>
+        </w:rPr>
+        <w:t xml:space="preserve">lib.sh</w:t>
+      </w:r>
+      <w:r>
+        <w:t xml:space="preserve">. The alias</w:t>
+      </w:r>
+      <w:r>
+        <w:t xml:space="preserve"> </w:t>
+      </w:r>
+      <w:r>
+        <w:t xml:space="preserve">file is what actually runs when a user invokes an alias, so the sync never happened.</w:t>
+      </w:r>
+    </w:p>
+    <w:p>
+      <w:pPr>
+        <w:pStyle w:val="Compact"/>
+        <w:numPr>
+          <w:ilvl w:val="0"/>
+          <w:numId w:val="1005"/>
+        </w:numPr>
+      </w:pPr>
+      <w:r>
+        <w:rPr>
+          <w:b/>
+          <w:bCs/>
+        </w:rPr>
+        <w:t xml:space="preserve">Migration for outdated alias files</w:t>
+      </w:r>
+      <w:r>
+        <w:t xml:space="preserve"> </w:t>
+      </w:r>
+      <w:r>
+        <w:t xml:space="preserve">— added automatic detection and regeneration</w:t>
+      </w:r>
+      <w:r>
+        <w:t xml:space="preserve"> </w:t>
+      </w:r>
+      <w:r>
+        <w:t xml:space="preserve">of outdated</w:t>
+      </w:r>
+      <w:r>
+        <w:t xml:space="preserve"> </w:t>
+      </w:r>
+      <w:r>
+        <w:rPr>
+          <w:rStyle w:val="VerbatimChar"/>
+        </w:rPr>
+        <w:t xml:space="preserve">cma_run_provider</w:t>
+      </w:r>
+      <w:r>
+        <w:t xml:space="preserve"> </w:t>
+      </w:r>
+      <w:r>
+        <w:t xml:space="preserve">functions in</w:t>
+      </w:r>
+      <w:r>
+        <w:t xml:space="preserve"> </w:t>
+      </w:r>
+      <w:r>
+        <w:rPr>
+          <w:rStyle w:val="VerbatimChar"/>
+        </w:rPr>
+        <w:t xml:space="preserve">lib.sh</w:t>
+      </w:r>
+      <w:r>
+        <w:t xml:space="preserve">. If the function exists but</w:t>
+      </w:r>
+      <w:r>
+        <w:t xml:space="preserve"> </w:t>
+      </w:r>
+      <w:r>
+        <w:t xml:space="preserve">lacks</w:t>
+      </w:r>
+      <w:r>
+        <w:t xml:space="preserve"> </w:t>
+      </w:r>
+      <w:r>
+        <w:rPr>
+          <w:rStyle w:val="VerbatimChar"/>
+        </w:rPr>
+        <w:t xml:space="preserve">claude-sync-state pull</w:t>
+      </w:r>
+      <w:r>
+        <w:t xml:space="preserve">, it’s removed and rewritten with the correct</w:t>
+      </w:r>
+      <w:r>
+        <w:t xml:space="preserve"> </w:t>
+      </w:r>
+      <w:r>
+        <w:t xml:space="preserve">implementation.</w:t>
+      </w:r>
+    </w:p>
+    <w:p>
+      <w:pPr>
+        <w:pStyle w:val="Compact"/>
+        <w:numPr>
+          <w:ilvl w:val="0"/>
+          <w:numId w:val="1005"/>
+        </w:numPr>
+      </w:pPr>
+      <w:r>
+        <w:rPr>
+          <w:b/>
+          <w:bCs/>
+        </w:rPr>
+        <w:t xml:space="preserve">Router transport transformer config</w:t>
+      </w:r>
+      <w:r>
+        <w:t xml:space="preserve"> </w:t>
+      </w:r>
+      <w:r>
+        <w:t xml:space="preserve">— added</w:t>
+      </w:r>
+      <w:r>
+        <w:t xml:space="preserve"> </w:t>
+      </w:r>
+      <w:r>
+        <w:rPr>
+          <w:rStyle w:val="VerbatimChar"/>
+        </w:rPr>
+        <w:t xml:space="preserve">transformer:{use:["cleancache","streamoptions"]}</w:t>
+      </w:r>
+      <w:r>
+        <w:t xml:space="preserve"> </w:t>
+      </w:r>
+      <w:r>
+        <w:t xml:space="preserve">to the alias file’s router transport section (was only in</w:t>
+      </w:r>
+      <w:r>
+        <w:t xml:space="preserve"> </w:t>
+      </w:r>
+      <w:r>
+        <w:rPr>
+          <w:rStyle w:val="VerbatimChar"/>
+        </w:rPr>
+        <w:t xml:space="preserve">lib.sh</w:t>
+      </w:r>
+      <w:r>
+        <w:t xml:space="preserve">), ensuring</w:t>
+      </w:r>
+      <w:r>
+        <w:t xml:space="preserve"> </w:t>
+      </w:r>
+      <w:r>
+        <w:rPr>
+          <w:rStyle w:val="VerbatimChar"/>
+        </w:rPr>
+        <w:t xml:space="preserve">cache_control</w:t>
+      </w:r>
+      <w:r>
+        <w:t xml:space="preserve"> </w:t>
+      </w:r>
+      <w:r>
+        <w:t xml:space="preserve">stripping works for all router-transport providers.</w:t>
+      </w:r>
+    </w:p>
+    <w:bookmarkEnd w:id="14"/>
+    <w:bookmarkStart w:id="15" w:name="root-cause-analysis"/>
+    <w:p>
+      <w:pPr>
+        <w:pStyle w:val="Heading3"/>
+      </w:pPr>
+      <w:r>
+        <w:t xml:space="preserve">Root Cause Analysis</w:t>
+      </w:r>
+    </w:p>
+    <w:p>
+      <w:pPr>
+        <w:pStyle w:val="FirstParagraph"/>
+      </w:pPr>
+      <w:r>
+        <w:t xml:space="preserve">The</w:t>
+      </w:r>
+      <w:r>
+        <w:t xml:space="preserve"> </w:t>
+      </w:r>
+      <w:r>
+        <w:rPr>
+          <w:rStyle w:val="VerbatimChar"/>
+        </w:rPr>
+        <w:t xml:space="preserve">cma_run_provider</w:t>
+      </w:r>
+      <w:r>
+        <w:t xml:space="preserve"> </w:t>
+      </w:r>
+      <w:r>
+        <w:t xml:space="preserve">function in</w:t>
+      </w:r>
+      <w:r>
+        <w:t xml:space="preserve"> </w:t>
+      </w:r>
+      <w:r>
+        <w:rPr>
+          <w:rStyle w:val="VerbatimChar"/>
+        </w:rPr>
+        <w:t xml:space="preserve">lib.sh</w:t>
+      </w:r>
+      <w:r>
+        <w:t xml:space="preserve"> </w:t>
+      </w:r>
+      <w:r>
+        <w:t xml:space="preserve">(lines 225-333) correctly includes</w:t>
+      </w:r>
+      <w:r>
+        <w:t xml:space="preserve"> </w:t>
+      </w:r>
+      <w:r>
+        <w:t xml:space="preserve">sync-state pull/push calls, but the alias file’s copy of the function was outdated</w:t>
+      </w:r>
+      <w:r>
+        <w:t xml:space="preserve"> </w:t>
+      </w:r>
+      <w:r>
+        <w:t xml:space="preserve">and explicitly stated</w:t>
+      </w:r>
+      <w:r>
+        <w:t xml:space="preserve"> </w:t>
+      </w:r>
+      <w:r>
+        <w:t xml:space="preserve">“cross-account claude-sync-state is intentionally NOT run.”</w:t>
+      </w:r>
+      <w:r>
+        <w:t xml:space="preserve"> </w:t>
+      </w:r>
+      <w:r>
+        <w:t xml:space="preserve">This meant:</w:t>
+      </w:r>
+      <w:r>
+        <w:t xml:space="preserve"> </w:t>
+      </w:r>
+      <w:r>
+        <w:t xml:space="preserve">1. Sessions created under provider A had their</w:t>
+      </w:r>
+      <w:r>
+        <w:t xml:space="preserve"> </w:t>
+      </w:r>
+      <w:r>
+        <w:rPr>
+          <w:rStyle w:val="VerbatimChar"/>
+        </w:rPr>
+        <w:t xml:space="preserve">lastSessionId</w:t>
+      </w:r>
+      <w:r>
+        <w:t xml:space="preserve"> </w:t>
+      </w:r>
+      <w:r>
+        <w:t xml:space="preserve">written only to A’s</w:t>
+      </w:r>
+      <w:r>
+        <w:t xml:space="preserve"> </w:t>
+      </w:r>
+      <w:r>
+        <w:rPr>
+          <w:rStyle w:val="VerbatimChar"/>
+        </w:rPr>
+        <w:t xml:space="preserve">.claude.json</w:t>
+      </w:r>
+      <w:r>
+        <w:t xml:space="preserve"> </w:t>
+      </w:r>
+      <w:r>
+        <w:t xml:space="preserve">2. When switching to provider B, B’s</w:t>
+      </w:r>
+      <w:r>
+        <w:t xml:space="preserve"> </w:t>
+      </w:r>
+      <w:r>
+        <w:rPr>
+          <w:rStyle w:val="VerbatimChar"/>
+        </w:rPr>
+        <w:t xml:space="preserve">.claude.json</w:t>
+      </w:r>
+      <w:r>
+        <w:t xml:space="preserve"> </w:t>
+      </w:r>
+      <w:r>
+        <w:t xml:space="preserve">still had its own (different)</w:t>
+      </w:r>
+      <w:r>
+        <w:t xml:space="preserve"> </w:t>
+      </w:r>
+      <w:r>
+        <w:rPr>
+          <w:rStyle w:val="VerbatimChar"/>
+        </w:rPr>
+        <w:t xml:space="preserve">lastSessionId</w:t>
+      </w:r>
+      <w:r>
+        <w:t xml:space="preserve"> </w:t>
+      </w:r>
+      <w:r>
+        <w:t xml:space="preserve">3.</w:t>
+      </w:r>
+      <w:r>
+        <w:t xml:space="preserve"> </w:t>
+      </w:r>
+      <w:r>
+        <w:rPr>
+          <w:rStyle w:val="VerbatimChar"/>
+        </w:rPr>
+        <w:t xml:space="preserve">/resume</w:t>
+      </w:r>
+      <w:r>
+        <w:t xml:space="preserve"> </w:t>
+      </w:r>
+      <w:r>
+        <w:t xml:space="preserve">read B’s</w:t>
+      </w:r>
+      <w:r>
+        <w:t xml:space="preserve"> </w:t>
+      </w:r>
+      <w:r>
+        <w:rPr>
+          <w:rStyle w:val="VerbatimChar"/>
+        </w:rPr>
+        <w:t xml:space="preserve">lastSessionId</w:t>
+      </w:r>
+      <w:r>
+        <w:t xml:space="preserve"> </w:t>
+      </w:r>
+      <w:r>
+        <w:t xml:space="preserve">and couldn’t find A’s session</w:t>
+      </w:r>
+    </w:p>
+    <w:p>
+      <w:pPr>
+        <w:pStyle w:val="BodyText"/>
+      </w:pPr>
+      <w:r>
+        <w:t xml:space="preserve">After fix: all providers/accounts share the same merged</w:t>
+      </w:r>
+      <w:r>
+        <w:t xml:space="preserve"> </w:t>
+      </w:r>
+      <w:r>
+        <w:rPr>
+          <w:rStyle w:val="VerbatimChar"/>
+        </w:rPr>
+        <w:t xml:space="preserve">lastSessionId</w:t>
+      </w:r>
+      <w:r>
+        <w:t xml:space="preserve"> </w:t>
+      </w:r>
+      <w:r>
+        <w:t xml:space="preserve">via sync-state.</w:t>
+      </w:r>
+    </w:p>
+    <w:bookmarkEnd w:id="15"/>
+    <w:bookmarkStart w:id="16" w:name="verified-1"/>
+    <w:p>
+      <w:pPr>
+        <w:pStyle w:val="Heading3"/>
+      </w:pPr>
+      <w:r>
+        <w:t xml:space="preserve">Verified</w:t>
+      </w:r>
+    </w:p>
+    <w:p>
+      <w:pPr>
+        <w:pStyle w:val="Compact"/>
+        <w:numPr>
+          <w:ilvl w:val="0"/>
+          <w:numId w:val="1006"/>
+        </w:numPr>
+      </w:pPr>
+      <w:r>
+        <w:rPr>
+          <w:b/>
+          <w:bCs/>
+        </w:rPr>
+        <w:t xml:space="preserve">Local host</w:t>
+      </w:r>
+      <w:r>
+        <w:t xml:space="preserve">: all providers show identical</w:t>
+      </w:r>
+      <w:r>
+        <w:t xml:space="preserve"> </w:t>
+      </w:r>
+      <w:r>
+        <w:rPr>
+          <w:rStyle w:val="VerbatimChar"/>
+        </w:rPr>
+        <w:t xml:space="preserve">lastSessionId</w:t>
+      </w:r>
+      <w:r>
+        <w:t xml:space="preserve"> </w:t>
+      </w:r>
+      <w:r>
+        <w:t xml:space="preserve">after sync (confirmed)</w:t>
+      </w:r>
+    </w:p>
+    <w:p>
+      <w:pPr>
+        <w:pStyle w:val="Compact"/>
+        <w:numPr>
+          <w:ilvl w:val="0"/>
+          <w:numId w:val="1006"/>
+        </w:numPr>
+      </w:pPr>
+      <w:r>
+        <w:rPr>
+          <w:b/>
+          <w:bCs/>
+        </w:rPr>
+        <w:t xml:space="preserve">mistborn.local</w:t>
+      </w:r>
+      <w:r>
+        <w:t xml:space="preserve">: 76 projects merged across all accounts/providers (confirmed)</w:t>
+      </w:r>
+    </w:p>
+    <w:p>
+      <w:pPr>
+        <w:pStyle w:val="Compact"/>
+        <w:numPr>
+          <w:ilvl w:val="0"/>
+          <w:numId w:val="1006"/>
+        </w:numPr>
+      </w:pPr>
+      <w:r>
+        <w:rPr>
+          <w:b/>
+          <w:bCs/>
+        </w:rPr>
+        <w:t xml:space="preserve">Migration</w:t>
+      </w:r>
+      <w:r>
+        <w:t xml:space="preserve">:</w:t>
+      </w:r>
+      <w:r>
+        <w:t xml:space="preserve"> </w:t>
+      </w:r>
+      <w:r>
+        <w:rPr>
+          <w:rStyle w:val="VerbatimChar"/>
+        </w:rPr>
+        <w:t xml:space="preserve">install.sh</w:t>
+      </w:r>
+      <w:r>
+        <w:t xml:space="preserve"> </w:t>
+      </w:r>
+      <w:r>
+        <w:t xml:space="preserve">correctly detects and fixes outdated alias files on both hosts</w:t>
+      </w:r>
+    </w:p>
+    <w:bookmarkEnd w:id="16"/>
+    <w:bookmarkStart w:id="17" w:name="tests"/>
+    <w:p>
+      <w:pPr>
+        <w:pStyle w:val="Heading3"/>
+      </w:pPr>
+      <w:r>
+        <w:t xml:space="preserve">Tests</w:t>
+      </w:r>
+    </w:p>
+    <w:p>
+      <w:pPr>
+        <w:pStyle w:val="Compact"/>
+        <w:numPr>
+          <w:ilvl w:val="0"/>
+          <w:numId w:val="1007"/>
+        </w:numPr>
+      </w:pPr>
+      <w:r>
+        <w:t xml:space="preserve">Cross-alias session visibility (Section 5):</w:t>
+      </w:r>
+      <w:r>
+        <w:t xml:space="preserve"> </w:t>
+      </w:r>
+      <w:r>
+        <w:rPr>
+          <w:b/>
+          <w:bCs/>
+        </w:rPr>
+        <w:t xml:space="preserve">ALL PASS</w:t>
+      </w:r>
+    </w:p>
+    <w:p>
+      <w:pPr>
+        <w:pStyle w:val="Compact"/>
+        <w:numPr>
+          <w:ilvl w:val="0"/>
+          <w:numId w:val="1007"/>
+        </w:numPr>
+      </w:pPr>
+      <w:r>
+        <w:t xml:space="preserve">Existing test suite: session-related tests pass</w:t>
+      </w:r>
+    </w:p>
+    <w:bookmarkEnd w:id="17"/>
+    <w:bookmarkEnd w:id="18"/>
+    <w:bookmarkStart w:id="22" w:name="Xfe7c03cd26212df15bddeeeb3a5b7de115bfe13"/>
+    <w:p>
+      <w:pPr>
+        <w:pStyle w:val="Heading2"/>
+      </w:pPr>
+      <w:r>
+        <w:t xml:space="preserve">v1.7.4 — 2026-06-26 — Kimi provider fix + AWS IaC MCP disabled by default</w:t>
+      </w:r>
+    </w:p>
+    <w:bookmarkStart w:id="19" w:name="fixed-2"/>
+    <w:p>
+      <w:pPr>
+        <w:pStyle w:val="Heading3"/>
+      </w:pPr>
+      <w:r>
+        <w:t xml:space="preserve">Fixed</w:t>
+      </w:r>
+    </w:p>
+    <w:p>
+      <w:pPr>
+        <w:pStyle w:val="Compact"/>
+        <w:numPr>
+          <w:ilvl w:val="0"/>
+          <w:numId w:val="1008"/>
+        </w:numPr>
+      </w:pPr>
+      <w:r>
+        <w:rPr>
+          <w:b/>
+          <w:bCs/>
+        </w:rPr>
+        <w:t xml:space="preserve">Kimi Code provider base URL</w:t>
+      </w:r>
+      <w:r>
+        <w:t xml:space="preserve"> </w:t>
+      </w:r>
+      <w:r>
+        <w:t xml:space="preserve">in</w:t>
+      </w:r>
+      <w:r>
+        <w:t xml:space="preserve"> </w:t>
+      </w:r>
+      <w:r>
+        <w:rPr>
+          <w:rStyle w:val="VerbatimChar"/>
+        </w:rPr>
+        <w:t xml:space="preserve">scripts/providers/overrides.json</w:t>
+      </w:r>
+      <w:r>
+        <w:t xml:space="preserve"> </w:t>
+      </w:r>
+      <w:r>
+        <w:t xml:space="preserve">— changed from</w:t>
+      </w:r>
+      <w:r>
+        <w:t xml:space="preserve"> </w:t>
+      </w:r>
+      <w:r>
+        <w:rPr>
+          <w:rStyle w:val="VerbatimChar"/>
+        </w:rPr>
+        <w:t xml:space="preserve">/coding/v1</w:t>
+      </w:r>
+      <w:r>
+        <w:t xml:space="preserve"> </w:t>
+      </w:r>
+      <w:r>
+        <w:t xml:space="preserve">to</w:t>
+      </w:r>
+      <w:r>
+        <w:t xml:space="preserve"> </w:t>
+      </w:r>
+      <w:r>
+        <w:rPr>
+          <w:rStyle w:val="VerbatimChar"/>
+        </w:rPr>
+        <w:t xml:space="preserve">/coding/</w:t>
+      </w:r>
+      <w:r>
+        <w:t xml:space="preserve"> </w:t>
+      </w:r>
+      <w:r>
+        <w:t xml:space="preserve">so native transport works correctly.</w:t>
+      </w:r>
+    </w:p>
+    <w:p>
+      <w:pPr>
+        <w:pStyle w:val="Compact"/>
+        <w:numPr>
+          <w:ilvl w:val="0"/>
+          <w:numId w:val="1008"/>
+        </w:numPr>
+      </w:pPr>
+      <w:r>
+        <w:rPr>
+          <w:b/>
+          <w:bCs/>
+        </w:rPr>
+        <w:t xml:space="preserve">AWS IaC MCP timeout</w:t>
+      </w:r>
+      <w:r>
+        <w:t xml:space="preserve"> </w:t>
+      </w:r>
+      <w:r>
+        <w:t xml:space="preserve">— removed</w:t>
+      </w:r>
+      <w:r>
+        <w:t xml:space="preserve"> </w:t>
+      </w:r>
+      <w:r>
+        <w:rPr>
+          <w:rStyle w:val="VerbatimChar"/>
+        </w:rPr>
+        <w:t xml:space="preserve">aws-dev-toolkit/awsiac</w:t>
+      </w:r>
+      <w:r>
+        <w:t xml:space="preserve"> </w:t>
+      </w:r>
+      <w:r>
+        <w:t xml:space="preserve">from the default OpenCode</w:t>
+      </w:r>
+      <w:r>
+        <w:t xml:space="preserve"> </w:t>
+      </w:r>
+      <w:r>
+        <w:t xml:space="preserve">MCP allowlist in</w:t>
+      </w:r>
+      <w:r>
+        <w:t xml:space="preserve"> </w:t>
+      </w:r>
+      <w:r>
+        <w:rPr>
+          <w:rStyle w:val="VerbatimChar"/>
+        </w:rPr>
+        <w:t xml:space="preserve">scripts/claude-opencode-sync.sh</w:t>
+      </w:r>
+      <w:r>
+        <w:t xml:space="preserve">. The server consistently timed out</w:t>
+      </w:r>
+      <w:r>
+        <w:t xml:space="preserve"> </w:t>
+      </w:r>
+      <w:r>
+        <w:t xml:space="preserve">on connection and is now configured but disabled by default.</w:t>
+      </w:r>
+    </w:p>
+    <w:bookmarkEnd w:id="19"/>
+    <w:bookmarkStart w:id="20" w:name="changed"/>
+    <w:p>
+      <w:pPr>
+        <w:pStyle w:val="Heading3"/>
+      </w:pPr>
+      <w:r>
+        <w:t xml:space="preserve">Changed</w:t>
+      </w:r>
+    </w:p>
+    <w:p>
+      <w:pPr>
+        <w:pStyle w:val="Compact"/>
+        <w:numPr>
+          <w:ilvl w:val="0"/>
+          <w:numId w:val="1009"/>
+        </w:numPr>
+      </w:pPr>
+      <w:r>
+        <w:t xml:space="preserve">Regenerated</w:t>
+      </w:r>
+      <w:r>
+        <w:t xml:space="preserve"> </w:t>
+      </w:r>
+      <w:r>
+        <w:rPr>
+          <w:rStyle w:val="VerbatimChar"/>
+        </w:rPr>
+        <w:t xml:space="preserve">Claude_Multi_Account_Fine_Tuning.{html,pdf,docx}</w:t>
+      </w:r>
+      <w:r>
+        <w:t xml:space="preserve"> </w:t>
+      </w:r>
+      <w:r>
+        <w:t xml:space="preserve">from current markdown.</w:t>
+      </w:r>
+    </w:p>
+    <w:p>
+      <w:pPr>
+        <w:pStyle w:val="Compact"/>
+        <w:numPr>
+          <w:ilvl w:val="0"/>
+          <w:numId w:val="1009"/>
+        </w:numPr>
+      </w:pPr>
+      <w:r>
+        <w:t xml:space="preserve">Refreshed proof artifacts in</w:t>
+      </w:r>
+      <w:r>
+        <w:t xml:space="preserve"> </w:t>
+      </w:r>
+      <w:r>
+        <w:rPr>
+          <w:rStyle w:val="VerbatimChar"/>
+        </w:rPr>
+        <w:t xml:space="preserve">scripts/tests/proof/</w:t>
+      </w:r>
+      <w:r>
+        <w:t xml:space="preserve">.</w:t>
+      </w:r>
+    </w:p>
+    <w:bookmarkEnd w:id="20"/>
+    <w:bookmarkStart w:id="21" w:name="tests-1"/>
+    <w:p>
+      <w:pPr>
+        <w:pStyle w:val="Heading3"/>
+      </w:pPr>
+      <w:r>
+        <w:t xml:space="preserve">Tests</w:t>
+      </w:r>
+    </w:p>
+    <w:p>
+      <w:pPr>
+        <w:pStyle w:val="Compact"/>
+        <w:numPr>
+          <w:ilvl w:val="0"/>
+          <w:numId w:val="1010"/>
+        </w:numPr>
+      </w:pPr>
+      <w:r>
+        <w:t xml:space="preserve">Local:</w:t>
+      </w:r>
+      <w:r>
+        <w:t xml:space="preserve"> </w:t>
+      </w:r>
+      <w:r>
+        <w:rPr>
+          <w:b/>
+          <w:bCs/>
+        </w:rPr>
+        <w:t xml:space="preserve">9/9 ALL GREEN</w:t>
+      </w:r>
+    </w:p>
+    <w:p>
+      <w:pPr>
+        <w:pStyle w:val="Compact"/>
+        <w:numPr>
+          <w:ilvl w:val="0"/>
+          <w:numId w:val="1010"/>
+        </w:numPr>
+      </w:pPr>
+      <w:r>
+        <w:t xml:space="preserve">Live OpenCode verification:</w:t>
+      </w:r>
+      <w:r>
+        <w:t xml:space="preserve"> </w:t>
+      </w:r>
+      <w:r>
+        <w:rPr>
+          <w:b/>
+          <w:bCs/>
+        </w:rPr>
+        <w:t xml:space="preserve">9 passed, 0 failed</w:t>
+      </w:r>
+      <w:r>
+        <w:t xml:space="preserve">, 27/27 enabled MCPs connected</w:t>
+      </w:r>
+    </w:p>
+    <w:p>
+      <w:pPr>
+        <w:pStyle w:val="Compact"/>
+        <w:numPr>
+          <w:ilvl w:val="0"/>
+          <w:numId w:val="1010"/>
+        </w:numPr>
+      </w:pPr>
+      <w:r>
+        <w:t xml:space="preserve">Provider alias verification:</w:t>
+      </w:r>
+      <w:r>
+        <w:t xml:space="preserve"> </w:t>
+      </w:r>
+      <w:r>
+        <w:rPr>
+          <w:b/>
+          <w:bCs/>
+        </w:rPr>
+        <w:t xml:space="preserve">5 passed, 0 failed</w:t>
+      </w:r>
+    </w:p>
+    <w:bookmarkEnd w:id="21"/>
+    <w:bookmarkEnd w:id="22"/>
+    <w:bookmarkStart w:id="27" w:name="X62c99cd3abf5afa871b829319637fcf312b212a"/>
+    <w:p>
+      <w:pPr>
+        <w:pStyle w:val="Heading2"/>
+      </w:pPr>
+      <w:r>
+        <w:t xml:space="preserve">v1.6.6 — 2026-06-21 — TOON integration for token-efficient prompts</w:t>
+      </w:r>
+    </w:p>
+    <w:bookmarkStart w:id="23" w:name="added-1"/>
+    <w:p>
+      <w:pPr>
+        <w:pStyle w:val="Heading3"/>
+      </w:pPr>
+      <w:r>
+        <w:t xml:space="preserve">Added</w:t>
+      </w:r>
+    </w:p>
+    <w:p>
+      <w:pPr>
+        <w:pStyle w:val="Compact"/>
+        <w:numPr>
+          <w:ilvl w:val="0"/>
+          <w:numId w:val="1011"/>
+        </w:numPr>
+      </w:pPr>
+      <w:r>
+        <w:rPr>
+          <w:b/>
+          <w:bCs/>
+        </w:rPr>
+        <w:t xml:space="preserve">TOON (Token-Oriented Object Notation)</w:t>
+      </w:r>
+      <w:r>
+        <w:t xml:space="preserve"> </w:t>
+      </w:r>
+      <w:r>
+        <w:t xml:space="preserve">integration — saves ~40% tokens vs JSON</w:t>
+      </w:r>
+      <w:r>
+        <w:t xml:space="preserve"> </w:t>
+      </w:r>
+      <w:r>
+        <w:t xml:space="preserve">for structured data in LLM prompts by declaring fields once in arrays.</w:t>
+      </w:r>
+    </w:p>
+    <w:p>
+      <w:pPr>
+        <w:pStyle w:val="Compact"/>
+        <w:numPr>
+          <w:ilvl w:val="0"/>
+          <w:numId w:val="1011"/>
+        </w:numPr>
+      </w:pPr>
+      <w:r>
+        <w:rPr>
+          <w:rStyle w:val="VerbatimChar"/>
+          <w:b/>
+          <w:bCs/>
+        </w:rPr>
+        <w:t xml:space="preserve">scripts/toon.mjs</w:t>
+      </w:r>
+      <w:r>
+        <w:t xml:space="preserve"> </w:t>
+      </w:r>
+      <w:r>
+        <w:t xml:space="preserve">— Node.js TOON utility (encode/decode/demo)</w:t>
+      </w:r>
+    </w:p>
+    <w:p>
+      <w:pPr>
+        <w:pStyle w:val="Compact"/>
+        <w:numPr>
+          <w:ilvl w:val="0"/>
+          <w:numId w:val="1011"/>
+        </w:numPr>
+      </w:pPr>
+      <w:r>
+        <w:rPr>
+          <w:rStyle w:val="VerbatimChar"/>
+          <w:b/>
+          <w:bCs/>
+        </w:rPr>
+        <w:t xml:space="preserve">scripts/toon_encode.py</w:t>
+      </w:r>
+      <w:r>
+        <w:t xml:space="preserve"> </w:t>
+      </w:r>
+      <w:r>
+        <w:t xml:space="preserve">— Python wrapper for TOON encoding</w:t>
+      </w:r>
+    </w:p>
+    <w:p>
+      <w:pPr>
+        <w:pStyle w:val="Compact"/>
+        <w:numPr>
+          <w:ilvl w:val="0"/>
+          <w:numId w:val="1011"/>
+        </w:numPr>
+      </w:pPr>
+      <w:r>
+        <w:rPr>
+          <w:rStyle w:val="VerbatimChar"/>
+          <w:b/>
+          <w:bCs/>
+        </w:rPr>
+        <w:t xml:space="preserve">docs/TOON_Integration.md</w:t>
+      </w:r>
+      <w:r>
+        <w:t xml:space="preserve"> </w:t>
+      </w:r>
+      <w:r>
+        <w:t xml:space="preserve">— comprehensive guide on using TOON with Claude Code</w:t>
+      </w:r>
+    </w:p>
+    <w:p>
+      <w:pPr>
+        <w:pStyle w:val="Compact"/>
+        <w:numPr>
+          <w:ilvl w:val="0"/>
+          <w:numId w:val="1011"/>
+        </w:numPr>
+      </w:pPr>
+      <w:r>
+        <w:rPr>
+          <w:rStyle w:val="VerbatimChar"/>
+          <w:b/>
+          <w:bCs/>
+        </w:rPr>
+        <w:t xml:space="preserve">package.json</w:t>
+      </w:r>
+      <w:r>
+        <w:t xml:space="preserve"> </w:t>
+      </w:r>
+      <w:r>
+        <w:t xml:space="preserve">—</w:t>
+      </w:r>
+      <w:r>
+        <w:t xml:space="preserve"> </w:t>
+      </w:r>
+      <w:r>
+        <w:rPr>
+          <w:rStyle w:val="VerbatimChar"/>
+        </w:rPr>
+        <w:t xml:space="preserve">@toon-format/toon</w:t>
+      </w:r>
+      <w:r>
+        <w:t xml:space="preserve"> </w:t>
+      </w:r>
+      <w:r>
+        <w:t xml:space="preserve">v2.3.0 dependency</w:t>
+      </w:r>
+    </w:p>
+    <w:bookmarkEnd w:id="23"/>
+    <w:bookmarkStart w:id="24" w:name="token-savings"/>
+    <w:p>
+      <w:pPr>
+        <w:pStyle w:val="Heading3"/>
+      </w:pPr>
+      <w:r>
+        <w:t xml:space="preserve">Token Savings</w:t>
+      </w:r>
+    </w:p>
+    <w:p>
+      <w:pPr>
+        <w:pStyle w:val="Compact"/>
+        <w:numPr>
+          <w:ilvl w:val="0"/>
+          <w:numId w:val="1012"/>
+        </w:numPr>
+      </w:pPr>
+      <w:r>
+        <w:t xml:space="preserve">File listings: ~39% fewer tokens</w:t>
+      </w:r>
+    </w:p>
+    <w:p>
+      <w:pPr>
+        <w:pStyle w:val="Compact"/>
+        <w:numPr>
+          <w:ilvl w:val="0"/>
+          <w:numId w:val="1012"/>
+        </w:numPr>
+      </w:pPr>
+      <w:r>
+        <w:t xml:space="preserve">Tool definitions: ~40% fewer tokens</w:t>
+      </w:r>
+    </w:p>
+    <w:p>
+      <w:pPr>
+        <w:pStyle w:val="Compact"/>
+        <w:numPr>
+          <w:ilvl w:val="0"/>
+          <w:numId w:val="1012"/>
+        </w:numPr>
+      </w:pPr>
+      <w:r>
+        <w:t xml:space="preserve">User records: ~42% fewer tokens</w:t>
+      </w:r>
+    </w:p>
+    <w:p>
+      <w:pPr>
+        <w:pStyle w:val="Compact"/>
+        <w:numPr>
+          <w:ilvl w:val="0"/>
+          <w:numId w:val="1012"/>
+        </w:numPr>
+      </w:pPr>
+      <w:r>
+        <w:t xml:space="preserve">Accuracy: 76.4% (vs JSON’s 75.0%)</w:t>
+      </w:r>
+    </w:p>
+    <w:bookmarkEnd w:id="24"/>
+    <w:bookmarkStart w:id="25" w:name="note"/>
+    <w:p>
+      <w:pPr>
+        <w:pStyle w:val="Heading3"/>
+      </w:pPr>
+      <w:r>
+        <w:t xml:space="preserve">Note</w:t>
+      </w:r>
+    </w:p>
+    <w:p>
+      <w:pPr>
+        <w:pStyle w:val="FirstParagraph"/>
+      </w:pPr>
+      <w:r>
+        <w:t xml:space="preserve">TOON formats message CONTENT for token savings. API transport remains JSON</w:t>
+      </w:r>
+      <w:r>
+        <w:t xml:space="preserve"> </w:t>
+      </w:r>
+      <w:r>
+        <w:t xml:space="preserve">(providers require it). HTTP/3 and compression require provider-side support.</w:t>
+      </w:r>
+    </w:p>
+    <w:bookmarkEnd w:id="25"/>
+    <w:bookmarkStart w:id="26" w:name="tests-2"/>
+    <w:p>
+      <w:pPr>
+        <w:pStyle w:val="Heading3"/>
+      </w:pPr>
+      <w:r>
+        <w:t xml:space="preserve">Tests</w:t>
+      </w:r>
+    </w:p>
+    <w:p>
+      <w:pPr>
+        <w:pStyle w:val="Compact"/>
+        <w:numPr>
+          <w:ilvl w:val="0"/>
+          <w:numId w:val="1013"/>
+        </w:numPr>
+      </w:pPr>
+      <w:r>
+        <w:t xml:space="preserve">8/8 ALL GREEN</w:t>
+      </w:r>
+    </w:p>
+    <w:bookmarkEnd w:id="26"/>
+    <w:bookmarkEnd w:id="27"/>
+    <w:bookmarkStart w:id="31" w:name="Xaeeeb4d027dc8916e669739c7344cb1b470135d"/>
+    <w:p>
+      <w:pPr>
+        <w:pStyle w:val="Heading2"/>
+      </w:pPr>
+      <w:r>
+        <w:t xml:space="preserve">v1.6.5 — 2026-06-21 — Poe proxy fix (alias file + install)</w:t>
+      </w:r>
+    </w:p>
+    <w:bookmarkStart w:id="28" w:name="fixed-3"/>
+    <w:p>
+      <w:pPr>
+        <w:pStyle w:val="Heading3"/>
+      </w:pPr>
+      <w:r>
+        <w:t xml:space="preserve">Fixed</w:t>
+      </w:r>
+    </w:p>
+    <w:p>
+      <w:pPr>
+        <w:pStyle w:val="Compact"/>
+        <w:numPr>
+          <w:ilvl w:val="0"/>
+          <w:numId w:val="1014"/>
+        </w:numPr>
+      </w:pPr>
+      <w:r>
+        <w:rPr>
+          <w:b/>
+          <w:bCs/>
+        </w:rPr>
+        <w:t xml:space="preserve">Poe proxy not starting from alias</w:t>
+      </w:r>
+      <w:r>
+        <w:t xml:space="preserve"> </w:t>
+      </w:r>
+      <w:r>
+        <w:t xml:space="preserve">— proxy logic was only in</w:t>
+      </w:r>
+      <w:r>
+        <w:t xml:space="preserve"> </w:t>
+      </w:r>
+      <w:r>
+        <w:rPr>
+          <w:rStyle w:val="VerbatimChar"/>
+        </w:rPr>
+        <w:t xml:space="preserve">lib.sh</w:t>
+      </w:r>
+      <w:r>
+        <w:t xml:space="preserve">, not in</w:t>
+      </w:r>
+      <w:r>
+        <w:t xml:space="preserve"> </w:t>
+      </w:r>
+      <w:r>
+        <w:t xml:space="preserve">the alias file’s</w:t>
+      </w:r>
+      <w:r>
+        <w:t xml:space="preserve"> </w:t>
+      </w:r>
+      <w:r>
+        <w:rPr>
+          <w:rStyle w:val="VerbatimChar"/>
+        </w:rPr>
+        <w:t xml:space="preserve">cma_run_provider</w:t>
+      </w:r>
+      <w:r>
+        <w:t xml:space="preserve"> </w:t>
+      </w:r>
+      <w:r>
+        <w:t xml:space="preserve">function. The alias file is what actually runs</w:t>
+      </w:r>
+      <w:r>
+        <w:t xml:space="preserve"> </w:t>
+      </w:r>
+      <w:r>
+        <w:t xml:space="preserve">when a user invokes an alias. Added proxy detection + auto-start to the alias file.</w:t>
+      </w:r>
+    </w:p>
+    <w:p>
+      <w:pPr>
+        <w:pStyle w:val="Compact"/>
+        <w:numPr>
+          <w:ilvl w:val="0"/>
+          <w:numId w:val="1014"/>
+        </w:numPr>
+      </w:pPr>
+      <w:r>
+        <w:rPr>
+          <w:b/>
+          <w:bCs/>
+        </w:rPr>
+        <w:t xml:space="preserve">install.sh: SHARE_DIR → SHARED_DIR</w:t>
+      </w:r>
+      <w:r>
+        <w:t xml:space="preserve"> </w:t>
+      </w:r>
+      <w:r>
+        <w:t xml:space="preserve">— wrong variable name caused</w:t>
+      </w:r>
+      <w:r>
+        <w:t xml:space="preserve"> </w:t>
+      </w:r>
+      <w:r>
+        <w:rPr>
+          <w:rStyle w:val="VerbatimChar"/>
+        </w:rPr>
+        <w:t xml:space="preserve">unbound variable</w:t>
+      </w:r>
+      <w:r>
+        <w:t xml:space="preserve"> </w:t>
+      </w:r>
+      <w:r>
+        <w:t xml:space="preserve">error on nezha (Linux,</w:t>
+      </w:r>
+      <w:r>
+        <w:t xml:space="preserve"> </w:t>
+      </w:r>
+      <w:r>
+        <w:rPr>
+          <w:rStyle w:val="VerbatimChar"/>
+        </w:rPr>
+        <w:t xml:space="preserve">set -u</w:t>
+      </w:r>
+      <w:r>
+        <w:t xml:space="preserve">).</w:t>
+      </w:r>
+    </w:p>
+    <w:p>
+      <w:pPr>
+        <w:pStyle w:val="Compact"/>
+        <w:numPr>
+          <w:ilvl w:val="0"/>
+          <w:numId w:val="1014"/>
+        </w:numPr>
+      </w:pPr>
+      <w:r>
+        <w:rPr>
+          <w:b/>
+          <w:bCs/>
+        </w:rPr>
+        <w:t xml:space="preserve">install.sh: auto-copy proxy scripts</w:t>
+      </w:r>
+      <w:r>
+        <w:t xml:space="preserve"> </w:t>
+      </w:r>
+      <w:r>
+        <w:t xml:space="preserve">to</w:t>
+      </w:r>
+      <w:r>
+        <w:t xml:space="preserve"> </w:t>
+      </w:r>
+      <w:r>
+        <w:rPr>
+          <w:rStyle w:val="VerbatimChar"/>
+        </w:rPr>
+        <w:t xml:space="preserve">~/.local/share/.../proxy/</w:t>
+      </w:r>
+      <w:r>
+        <w:t xml:space="preserve"> </w:t>
+      </w:r>
+      <w:r>
+        <w:t xml:space="preserve">during install.</w:t>
+      </w:r>
+    </w:p>
+    <w:bookmarkEnd w:id="28"/>
+    <w:bookmarkStart w:id="29" w:name="verified-2"/>
+    <w:p>
+      <w:pPr>
+        <w:pStyle w:val="Heading3"/>
+      </w:pPr>
+      <w:r>
+        <w:t xml:space="preserve">Verified</w:t>
+      </w:r>
+    </w:p>
+    <w:p>
+      <w:pPr>
+        <w:pStyle w:val="Compact"/>
+        <w:numPr>
+          <w:ilvl w:val="0"/>
+          <w:numId w:val="1015"/>
+        </w:numPr>
+      </w:pPr>
+      <w:r>
+        <w:t xml:space="preserve">All 3 Poe aliases work:</w:t>
+      </w:r>
+      <w:r>
+        <w:t xml:space="preserve"> </w:t>
+      </w:r>
+      <w:r>
+        <w:rPr>
+          <w:rStyle w:val="VerbatimChar"/>
+        </w:rPr>
+        <w:t xml:space="preserve">poe</w:t>
+      </w:r>
+      <w:r>
+        <w:t xml:space="preserve"> </w:t>
+      </w:r>
+      <w:r>
+        <w:t xml:space="preserve">✅,</w:t>
+      </w:r>
+      <w:r>
+        <w:t xml:space="preserve"> </w:t>
+      </w:r>
+      <w:r>
+        <w:rPr>
+          <w:rStyle w:val="VerbatimChar"/>
+        </w:rPr>
+        <w:t xml:space="preserve">poe2</w:t>
+      </w:r>
+      <w:r>
+        <w:t xml:space="preserve"> </w:t>
+      </w:r>
+      <w:r>
+        <w:t xml:space="preserve">✅,</w:t>
+      </w:r>
+      <w:r>
+        <w:t xml:space="preserve"> </w:t>
+      </w:r>
+      <w:r>
+        <w:rPr>
+          <w:rStyle w:val="VerbatimChar"/>
+        </w:rPr>
+        <w:t xml:space="preserve">poe3</w:t>
+      </w:r>
+      <w:r>
+        <w:t xml:space="preserve"> </w:t>
+      </w:r>
+      <w:r>
+        <w:t xml:space="preserve">✅</w:t>
+      </w:r>
+    </w:p>
+    <w:p>
+      <w:pPr>
+        <w:pStyle w:val="Compact"/>
+        <w:numPr>
+          <w:ilvl w:val="0"/>
+          <w:numId w:val="1015"/>
+        </w:numPr>
+      </w:pPr>
+      <w:r>
+        <w:t xml:space="preserve">Deployed to both local host and nezha.local</w:t>
+      </w:r>
+    </w:p>
+    <w:bookmarkEnd w:id="29"/>
+    <w:bookmarkStart w:id="30" w:name="tests-3"/>
+    <w:p>
+      <w:pPr>
+        <w:pStyle w:val="Heading3"/>
+      </w:pPr>
+      <w:r>
+        <w:t xml:space="preserve">Tests</w:t>
+      </w:r>
+    </w:p>
+    <w:p>
+      <w:pPr>
+        <w:pStyle w:val="Compact"/>
+        <w:numPr>
+          <w:ilvl w:val="0"/>
+          <w:numId w:val="1016"/>
+        </w:numPr>
+      </w:pPr>
+      <w:r>
+        <w:t xml:space="preserve">8/8 ALL GREEN</w:t>
+      </w:r>
+    </w:p>
+    <w:bookmarkEnd w:id="30"/>
+    <w:bookmarkEnd w:id="31"/>
+    <w:bookmarkStart w:id="35" w:name="X21b06baf53476ed7632d47d1e5897c5df098ead"/>
+    <w:p>
+      <w:pPr>
+        <w:pStyle w:val="Heading2"/>
+      </w:pPr>
+      <w:r>
+        <w:t xml:space="preserve">v1.6.4 — 2026-06-21 — Poe proxy fix for tool compatibility</w:t>
+      </w:r>
+    </w:p>
+    <w:bookmarkStart w:id="32" w:name="fixed-4"/>
+    <w:p>
+      <w:pPr>
+        <w:pStyle w:val="Heading3"/>
+      </w:pPr>
+      <w:r>
+        <w:t xml:space="preserve">Fixed</w:t>
+      </w:r>
+    </w:p>
+    <w:p>
+      <w:pPr>
+        <w:pStyle w:val="Compact"/>
+        <w:numPr>
+          <w:ilvl w:val="0"/>
+          <w:numId w:val="1017"/>
+        </w:numPr>
+      </w:pPr>
+      <w:r>
+        <w:rPr>
+          <w:b/>
+          <w:bCs/>
+        </w:rPr>
+        <w:t xml:space="preserve">Poe tool format error</w:t>
+      </w:r>
+      <w:r>
+        <w:t xml:space="preserve"> </w:t>
+      </w:r>
+      <w:r>
+        <w:t xml:space="preserve">— Poe requires</w:t>
+      </w:r>
+      <w:r>
+        <w:t xml:space="preserve"> </w:t>
+      </w:r>
+      <w:r>
+        <w:rPr>
+          <w:rStyle w:val="VerbatimChar"/>
+        </w:rPr>
+        <w:t xml:space="preserve">parameters</w:t>
+      </w:r>
+      <w:r>
+        <w:t xml:space="preserve"> </w:t>
+      </w:r>
+      <w:r>
+        <w:t xml:space="preserve">in every tool function definition.</w:t>
+      </w:r>
+      <w:r>
+        <w:t xml:space="preserve"> </w:t>
+      </w:r>
+      <w:r>
+        <w:t xml:space="preserve">Claude Code sometimes omits it (valid in Anthropic format, invalid for Poe).</w:t>
+      </w:r>
+      <w:r>
+        <w:t xml:space="preserve"> </w:t>
+      </w:r>
+      <w:r>
+        <w:t xml:space="preserve">Added</w:t>
+      </w:r>
+      <w:r>
+        <w:t xml:space="preserve"> </w:t>
+      </w:r>
+      <w:r>
+        <w:rPr>
+          <w:rStyle w:val="VerbatimChar"/>
+        </w:rPr>
+        <w:t xml:space="preserve">poe_proxy.py</w:t>
+      </w:r>
+      <w:r>
+        <w:t xml:space="preserve"> </w:t>
+      </w:r>
+      <w:r>
+        <w:t xml:space="preserve">that auto-fixes tools before forwarding to Poe API.</w:t>
+      </w:r>
+    </w:p>
+    <w:p>
+      <w:pPr>
+        <w:pStyle w:val="Compact"/>
+        <w:numPr>
+          <w:ilvl w:val="0"/>
+          <w:numId w:val="1017"/>
+        </w:numPr>
+      </w:pPr>
+      <w:r>
+        <w:rPr>
+          <w:b/>
+          <w:bCs/>
+        </w:rPr>
+        <w:t xml:space="preserve">Proxy auto-start</w:t>
+      </w:r>
+      <w:r>
+        <w:t xml:space="preserve"> </w:t>
+      </w:r>
+      <w:r>
+        <w:t xml:space="preserve">—</w:t>
+      </w:r>
+      <w:r>
+        <w:t xml:space="preserve"> </w:t>
+      </w:r>
+      <w:r>
+        <w:rPr>
+          <w:rStyle w:val="VerbatimChar"/>
+        </w:rPr>
+        <w:t xml:space="preserve">cma_run_provider</w:t>
+      </w:r>
+      <w:r>
+        <w:t xml:space="preserve"> </w:t>
+      </w:r>
+      <w:r>
+        <w:t xml:space="preserve">now auto-starts compatibility proxies</w:t>
+      </w:r>
+      <w:r>
+        <w:t xml:space="preserve"> </w:t>
+      </w:r>
+      <w:r>
+        <w:t xml:space="preserve">for providers that need them (detected by</w:t>
+      </w:r>
+      <w:r>
+        <w:t xml:space="preserve"> </w:t>
+      </w:r>
+      <w:r>
+        <w:rPr>
+          <w:rStyle w:val="VerbatimChar"/>
+        </w:rPr>
+        <w:t xml:space="preserve">scripts/proxy/&lt;provider&gt;_proxy.py</w:t>
+      </w:r>
+      <w:r>
+        <w:t xml:space="preserve">).</w:t>
+      </w:r>
+    </w:p>
+    <w:bookmarkEnd w:id="32"/>
+    <w:bookmarkStart w:id="33" w:name="verified-3"/>
+    <w:p>
+      <w:pPr>
+        <w:pStyle w:val="Heading3"/>
+      </w:pPr>
+      <w:r>
+        <w:t xml:space="preserve">Verified</w:t>
+      </w:r>
+    </w:p>
+    <w:p>
+      <w:pPr>
+        <w:pStyle w:val="Compact"/>
+        <w:numPr>
+          <w:ilvl w:val="0"/>
+          <w:numId w:val="1018"/>
+        </w:numPr>
+      </w:pPr>
+      <w:r>
+        <w:t xml:space="preserve">All 3 Poe aliases work through proxy:</w:t>
+      </w:r>
+      <w:r>
+        <w:t xml:space="preserve"> </w:t>
+      </w:r>
+      <w:r>
+        <w:rPr>
+          <w:rStyle w:val="VerbatimChar"/>
+        </w:rPr>
+        <w:t xml:space="preserve">poe</w:t>
+      </w:r>
+      <w:r>
+        <w:t xml:space="preserve"> </w:t>
+      </w:r>
+      <w:r>
+        <w:t xml:space="preserve">✅,</w:t>
+      </w:r>
+      <w:r>
+        <w:t xml:space="preserve"> </w:t>
+      </w:r>
+      <w:r>
+        <w:rPr>
+          <w:rStyle w:val="VerbatimChar"/>
+        </w:rPr>
+        <w:t xml:space="preserve">poe2</w:t>
+      </w:r>
+      <w:r>
+        <w:t xml:space="preserve"> </w:t>
+      </w:r>
+      <w:r>
+        <w:t xml:space="preserve">✅,</w:t>
+      </w:r>
+      <w:r>
+        <w:t xml:space="preserve"> </w:t>
+      </w:r>
+      <w:r>
+        <w:rPr>
+          <w:rStyle w:val="VerbatimChar"/>
+        </w:rPr>
+        <w:t xml:space="preserve">poe3</w:t>
+      </w:r>
+      <w:r>
+        <w:t xml:space="preserve"> </w:t>
+      </w:r>
+      <w:r>
+        <w:t xml:space="preserve">✅</w:t>
+      </w:r>
+    </w:p>
+    <w:bookmarkEnd w:id="33"/>
+    <w:bookmarkStart w:id="34" w:name="tests-4"/>
+    <w:p>
+      <w:pPr>
+        <w:pStyle w:val="Heading3"/>
+      </w:pPr>
+      <w:r>
+        <w:t xml:space="preserve">Tests</w:t>
+      </w:r>
+    </w:p>
+    <w:p>
+      <w:pPr>
+        <w:pStyle w:val="Compact"/>
+        <w:numPr>
+          <w:ilvl w:val="0"/>
+          <w:numId w:val="1019"/>
+        </w:numPr>
+      </w:pPr>
+      <w:r>
+        <w:t xml:space="preserve">8/8 ALL GREEN</w:t>
+      </w:r>
+    </w:p>
+    <w:bookmarkEnd w:id="34"/>
+    <w:bookmarkEnd w:id="35"/>
+    <w:bookmarkStart w:id="38" w:name="X904db9a199d5fdcbc3c0cf25887dad2ef6d707b"/>
+    <w:p>
+      <w:pPr>
+        <w:pStyle w:val="Heading2"/>
+      </w:pPr>
+      <w:r>
+        <w:t xml:space="preserve">v1.6.3 — 2026-06-21 — Poe provider (382 models, 3 aliases)</w:t>
+      </w:r>
+    </w:p>
+    <w:bookmarkStart w:id="36" w:name="added-2"/>
+    <w:p>
+      <w:pPr>
+        <w:pStyle w:val="Heading3"/>
+      </w:pPr>
+      <w:r>
+        <w:t xml:space="preserve">Added</w:t>
+      </w:r>
+    </w:p>
+    <w:p>
+      <w:pPr>
+        <w:pStyle w:val="Compact"/>
+        <w:numPr>
+          <w:ilvl w:val="0"/>
+          <w:numId w:val="1020"/>
+        </w:numPr>
+      </w:pPr>
+      <w:r>
+        <w:rPr>
+          <w:b/>
+          <w:bCs/>
+        </w:rPr>
+        <w:t xml:space="preserve">Poe provider</w:t>
+      </w:r>
+      <w:r>
+        <w:t xml:space="preserve"> </w:t>
+      </w:r>
+      <w:r>
+        <w:t xml:space="preserve">— universal AI platform with 382 models from all major providers.</w:t>
+      </w:r>
+      <w:r>
+        <w:t xml:space="preserve"> </w:t>
+      </w:r>
+      <w:r>
+        <w:t xml:space="preserve">OpenAI-compatible API at</w:t>
+      </w:r>
+      <w:r>
+        <w:t xml:space="preserve"> </w:t>
+      </w:r>
+      <w:r>
+        <w:rPr>
+          <w:rStyle w:val="VerbatimChar"/>
+        </w:rPr>
+        <w:t xml:space="preserve">https://api.poe.com/v1</w:t>
+      </w:r>
+      <w:r>
+        <w:t xml:space="preserve">. Chat, code, image gen, video gen,</w:t>
+      </w:r>
+      <w:r>
+        <w:t xml:space="preserve"> </w:t>
+      </w:r>
+      <w:r>
+        <w:t xml:space="preserve">TTS, STT, and more.</w:t>
+      </w:r>
+    </w:p>
+    <w:p>
+      <w:pPr>
+        <w:pStyle w:val="Compact"/>
+        <w:numPr>
+          <w:ilvl w:val="0"/>
+          <w:numId w:val="1020"/>
+        </w:numPr>
+      </w:pPr>
+      <w:r>
+        <w:rPr>
+          <w:b/>
+          <w:bCs/>
+        </w:rPr>
+        <w:t xml:space="preserve">3 aliases</w:t>
+      </w:r>
+      <w:r>
+        <w:t xml:space="preserve">:</w:t>
+      </w:r>
+      <w:r>
+        <w:t xml:space="preserve"> </w:t>
+      </w:r>
+      <w:r>
+        <w:rPr>
+          <w:rStyle w:val="VerbatimChar"/>
+        </w:rPr>
+        <w:t xml:space="preserve">poe</w:t>
+      </w:r>
+      <w:r>
+        <w:t xml:space="preserve"> </w:t>
+      </w:r>
+      <w:r>
+        <w:t xml:space="preserve">(claude-sonnet-4.6 + gpt-5.4-mini),</w:t>
+      </w:r>
+      <w:r>
+        <w:t xml:space="preserve"> </w:t>
+      </w:r>
+      <w:r>
+        <w:rPr>
+          <w:rStyle w:val="VerbatimChar"/>
+        </w:rPr>
+        <w:t xml:space="preserve">poe2</w:t>
+      </w:r>
+      <w:r>
+        <w:t xml:space="preserve"> </w:t>
+      </w:r>
+      <w:r>
+        <w:t xml:space="preserve">(gpt-5.5 + deepseek-v4-pro-e),</w:t>
+      </w:r>
+      <w:r>
+        <w:t xml:space="preserve"> </w:t>
+      </w:r>
+      <w:r>
+        <w:rPr>
+          <w:rStyle w:val="VerbatimChar"/>
+        </w:rPr>
+        <w:t xml:space="preserve">poe3</w:t>
+      </w:r>
+      <w:r>
+        <w:t xml:space="preserve"> </w:t>
+      </w:r>
+      <w:r>
+        <w:t xml:space="preserve">(grok-4 + gemini-3.1-pro)</w:t>
+      </w:r>
+    </w:p>
+    <w:p>
+      <w:pPr>
+        <w:pStyle w:val="Compact"/>
+        <w:numPr>
+          <w:ilvl w:val="0"/>
+          <w:numId w:val="1020"/>
+        </w:numPr>
+      </w:pPr>
+      <w:r>
+        <w:rPr>
+          <w:b/>
+          <w:bCs/>
+        </w:rPr>
+        <w:t xml:space="preserve">key-aliases</w:t>
+      </w:r>
+      <w:r>
+        <w:t xml:space="preserve">:</w:t>
+      </w:r>
+      <w:r>
+        <w:t xml:space="preserve"> </w:t>
+      </w:r>
+      <w:r>
+        <w:rPr>
+          <w:rStyle w:val="VerbatimChar"/>
+        </w:rPr>
+        <w:t xml:space="preserve">POE_API_KEY</w:t>
+      </w:r>
+      <w:r>
+        <w:t xml:space="preserve"> </w:t>
+      </w:r>
+      <w:r>
+        <w:t xml:space="preserve">+</w:t>
+      </w:r>
+      <w:r>
+        <w:t xml:space="preserve"> </w:t>
+      </w:r>
+      <w:r>
+        <w:rPr>
+          <w:rStyle w:val="VerbatimChar"/>
+        </w:rPr>
+        <w:t xml:space="preserve">ApiKey_Poe</w:t>
+      </w:r>
+      <w:r>
+        <w:t xml:space="preserve"> </w:t>
+      </w:r>
+      <w:r>
+        <w:t xml:space="preserve">→</w:t>
+      </w:r>
+      <w:r>
+        <w:t xml:space="preserve"> </w:t>
+      </w:r>
+      <w:r>
+        <w:rPr>
+          <w:rStyle w:val="VerbatimChar"/>
+        </w:rPr>
+        <w:t xml:space="preserve">poe</w:t>
+      </w:r>
+    </w:p>
+    <w:p>
+      <w:pPr>
+        <w:pStyle w:val="Compact"/>
+        <w:numPr>
+          <w:ilvl w:val="0"/>
+          <w:numId w:val="1020"/>
+        </w:numPr>
+      </w:pPr>
+      <w:r>
+        <w:rPr>
+          <w:b/>
+          <w:bCs/>
+        </w:rPr>
+        <w:t xml:space="preserve">Tool calling verified</w:t>
+      </w:r>
+      <w:r>
+        <w:t xml:space="preserve"> </w:t>
+      </w:r>
+      <w:r>
+        <w:t xml:space="preserve">on claude-sonnet-4.6, gpt-5.4-mini, deepseek-v4-pro-e, grok-4</w:t>
+      </w:r>
+    </w:p>
+    <w:p>
+      <w:pPr>
+        <w:pStyle w:val="Compact"/>
+        <w:numPr>
+          <w:ilvl w:val="0"/>
+          <w:numId w:val="1020"/>
+        </w:numPr>
+      </w:pPr>
+      <w:r>
+        <w:rPr>
+          <w:b/>
+          <w:bCs/>
+        </w:rPr>
+        <w:t xml:space="preserve">382 models categorized</w:t>
+      </w:r>
+      <w:r>
+        <w:t xml:space="preserve">: 130 chat/reasoning, 16 code, 40 image gen, 17 video gen,</w:t>
+      </w:r>
+      <w:r>
+        <w:t xml:space="preserve"> </w:t>
+      </w:r>
+      <w:r>
+        <w:t xml:space="preserve">12 TTS, 1 STT, 166 other</w:t>
+      </w:r>
+    </w:p>
+    <w:p>
+      <w:pPr>
+        <w:pStyle w:val="Compact"/>
+        <w:numPr>
+          <w:ilvl w:val="0"/>
+          <w:numId w:val="1020"/>
+        </w:numPr>
+      </w:pPr>
+      <w:r>
+        <w:rPr>
+          <w:b/>
+          <w:bCs/>
+        </w:rPr>
+        <w:t xml:space="preserve">Documentation</w:t>
+      </w:r>
+      <w:r>
+        <w:t xml:space="preserve">: full Poe section in Provider_Aliases_User_Guide.md</w:t>
+      </w:r>
+    </w:p>
+    <w:bookmarkEnd w:id="36"/>
+    <w:bookmarkStart w:id="37" w:name="verified-4"/>
+    <w:p>
+      <w:pPr>
+        <w:pStyle w:val="Heading3"/>
+      </w:pPr>
+      <w:r>
+        <w:t xml:space="preserve">Verified</w:t>
+      </w:r>
+    </w:p>
+    <w:p>
+      <w:pPr>
+        <w:pStyle w:val="Compact"/>
+        <w:numPr>
+          <w:ilvl w:val="0"/>
+          <w:numId w:val="1021"/>
+        </w:numPr>
+      </w:pPr>
+      <w:r>
+        <w:t xml:space="preserve">API endpoint responds correctly</w:t>
+      </w:r>
+    </w:p>
+    <w:p>
+      <w:pPr>
+        <w:pStyle w:val="Compact"/>
+        <w:numPr>
+          <w:ilvl w:val="0"/>
+          <w:numId w:val="1021"/>
+        </w:numPr>
+      </w:pPr>
+      <w:r>
+        <w:t xml:space="preserve">Authentication works</w:t>
+      </w:r>
+    </w:p>
+    <w:p>
+      <w:pPr>
+        <w:pStyle w:val="Compact"/>
+        <w:numPr>
+          <w:ilvl w:val="0"/>
+          <w:numId w:val="1021"/>
+        </w:numPr>
+      </w:pPr>
+      <w:r>
+        <w:t xml:space="preserve">Tool calling confirmed</w:t>
+      </w:r>
+    </w:p>
+    <w:p>
+      <w:pPr>
+        <w:pStyle w:val="Compact"/>
+        <w:numPr>
+          <w:ilvl w:val="0"/>
+          <w:numId w:val="1021"/>
+        </w:numPr>
+      </w:pPr>
+      <w:r>
+        <w:t xml:space="preserve">All 3 aliases tested through ccr with</w:t>
+      </w:r>
+      <w:r>
+        <w:t xml:space="preserve"> </w:t>
+      </w:r>
+      <w:r>
+        <w:t xml:space="preserve">“Do you see our codebase?”</w:t>
+      </w:r>
+      <w:r>
+        <w:t xml:space="preserve"> </w:t>
+      </w:r>
+      <w:r>
+        <w:t xml:space="preserve">— all YES</w:t>
+      </w:r>
+    </w:p>
+    <w:bookmarkEnd w:id="37"/>
+    <w:bookmarkEnd w:id="38"/>
+    <w:bookmarkStart w:id="41" w:name="X5e2d5bc8c84421a551a650d40b5387d76935c17"/>
+    <w:p>
+      <w:pPr>
+        <w:pStyle w:val="Heading2"/>
+      </w:pPr>
+      <w:r>
+        <w:t xml:space="preserve">v1.6.2 — 2026-06-21 — Chutes provider documentation + model update</w:t>
+      </w:r>
+    </w:p>
+    <w:bookmarkStart w:id="39" w:name="changed-1"/>
+    <w:p>
+      <w:pPr>
+        <w:pStyle w:val="Heading3"/>
+      </w:pPr>
+      <w:r>
+        <w:t xml:space="preserve">Changed</w:t>
+      </w:r>
+    </w:p>
+    <w:p>
+      <w:pPr>
+        <w:pStyle w:val="Compact"/>
+        <w:numPr>
+          <w:ilvl w:val="0"/>
+          <w:numId w:val="1022"/>
+        </w:numPr>
+      </w:pPr>
+      <w:r>
+        <w:rPr>
+          <w:b/>
+          <w:bCs/>
+        </w:rPr>
+        <w:t xml:space="preserve">Chutes provider models updated</w:t>
+      </w:r>
+      <w:r>
+        <w:t xml:space="preserve"> </w:t>
+      </w:r>
+      <w:r>
+        <w:t xml:space="preserve">— catalog was stale. Chutes now offers 13 TEE</w:t>
+      </w:r>
+      <w:r>
+        <w:t xml:space="preserve"> </w:t>
+      </w:r>
+      <w:r>
+        <w:t xml:space="preserve">(Trusted Execution Environment) models. Updated strong=</w:t>
+      </w:r>
+      <w:r>
+        <w:rPr>
+          <w:rStyle w:val="VerbatimChar"/>
+        </w:rPr>
+        <w:t xml:space="preserve">zai-org/GLM-5.2-TEE</w:t>
+      </w:r>
+      <w:r>
+        <w:t xml:space="preserve">,</w:t>
+      </w:r>
+      <w:r>
+        <w:t xml:space="preserve"> </w:t>
+      </w:r>
+      <w:r>
+        <w:t xml:space="preserve">fast=</w:t>
+      </w:r>
+      <w:r>
+        <w:rPr>
+          <w:rStyle w:val="VerbatimChar"/>
+        </w:rPr>
+        <w:t xml:space="preserve">Qwen/Qwen3.6-27B-TEE</w:t>
+      </w:r>
+      <w:r>
+        <w:t xml:space="preserve">.</w:t>
+      </w:r>
+    </w:p>
+    <w:p>
+      <w:pPr>
+        <w:pStyle w:val="Compact"/>
+        <w:numPr>
+          <w:ilvl w:val="0"/>
+          <w:numId w:val="1022"/>
+        </w:numPr>
+      </w:pPr>
+      <w:r>
+        <w:rPr>
+          <w:b/>
+          <w:bCs/>
+        </w:rPr>
+        <w:t xml:space="preserve">Chutes documentation</w:t>
+      </w:r>
+      <w:r>
+        <w:t xml:space="preserve"> </w:t>
+      </w:r>
+      <w:r>
+        <w:t xml:space="preserve">added to Provider_Aliases_User_Guide.md with full model</w:t>
+      </w:r>
+      <w:r>
+        <w:t xml:space="preserve"> </w:t>
+      </w:r>
+      <w:r>
+        <w:t xml:space="preserve">table, TEE explanation, pay-per-use note, and setup instructions.</w:t>
+      </w:r>
+    </w:p>
+    <w:bookmarkEnd w:id="39"/>
+    <w:bookmarkStart w:id="40" w:name="verified-5"/>
+    <w:p>
+      <w:pPr>
+        <w:pStyle w:val="Heading3"/>
+      </w:pPr>
+      <w:r>
+        <w:t xml:space="preserve">Verified</w:t>
+      </w:r>
+    </w:p>
+    <w:p>
+      <w:pPr>
+        <w:pStyle w:val="Compact"/>
+        <w:numPr>
+          <w:ilvl w:val="0"/>
+          <w:numId w:val="1023"/>
+        </w:numPr>
+      </w:pPr>
+      <w:r>
+        <w:t xml:space="preserve">Chutes API endpoint responds correctly</w:t>
+      </w:r>
+    </w:p>
+    <w:p>
+      <w:pPr>
+        <w:pStyle w:val="Compact"/>
+        <w:numPr>
+          <w:ilvl w:val="0"/>
+          <w:numId w:val="1023"/>
+        </w:numPr>
+      </w:pPr>
+      <w:r>
+        <w:t xml:space="preserve">All 13 TEE models accessible (require funded account for actual inference)</w:t>
+      </w:r>
+    </w:p>
+    <w:p>
+      <w:pPr>
+        <w:pStyle w:val="Compact"/>
+        <w:numPr>
+          <w:ilvl w:val="0"/>
+          <w:numId w:val="1023"/>
+        </w:numPr>
+      </w:pPr>
+      <w:r>
+        <w:t xml:space="preserve">OpenAI-compatible format confirmed at</w:t>
+      </w:r>
+      <w:r>
+        <w:t xml:space="preserve"> </w:t>
+      </w:r>
+      <w:r>
+        <w:rPr>
+          <w:rStyle w:val="VerbatimChar"/>
+        </w:rPr>
+        <w:t xml:space="preserve">https://llm.chutes.ai/v1</w:t>
+      </w:r>
+    </w:p>
+    <w:bookmarkEnd w:id="40"/>
+    <w:bookmarkEnd w:id="41"/>
+    <w:bookmarkStart w:id="45" w:name="Xebb49b621bac3b2f65e145fe7347876888e97af"/>
+    <w:p>
+      <w:pPr>
+        <w:pStyle w:val="Heading2"/>
+      </w:pPr>
+      <w:r>
+        <w:t xml:space="preserve">v1.6.1 — 2026-06-21 — cache_control fix + E2E tests</w:t>
+      </w:r>
+    </w:p>
+    <w:bookmarkStart w:id="42" w:name="fixed-5"/>
+    <w:p>
+      <w:pPr>
+        <w:pStyle w:val="Heading3"/>
+      </w:pPr>
+      <w:r>
+        <w:t xml:space="preserve">Fixed</w:t>
+      </w:r>
+    </w:p>
+    <w:p>
+      <w:pPr>
+        <w:pStyle w:val="Compact"/>
+        <w:numPr>
+          <w:ilvl w:val="0"/>
+          <w:numId w:val="1024"/>
+        </w:numPr>
+      </w:pPr>
+      <w:r>
+        <w:rPr>
+          <w:rStyle w:val="VerbatimChar"/>
+          <w:b/>
+          <w:bCs/>
+        </w:rPr>
+        <w:t xml:space="preserve">cache_control</w:t>
+      </w:r>
+      <w:r>
+        <w:rPr>
+          <w:b/>
+          <w:bCs/>
+        </w:rPr>
+        <w:t xml:space="preserve"> </w:t>
+      </w:r>
+      <w:r>
+        <w:rPr>
+          <w:b/>
+          <w:bCs/>
+        </w:rPr>
+        <w:t xml:space="preserve">parameter error</w:t>
+      </w:r>
+      <w:r>
+        <w:t xml:space="preserve"> </w:t>
+      </w:r>
+      <w:r>
+        <w:t xml:space="preserve">— Claude Code sends</w:t>
+      </w:r>
+      <w:r>
+        <w:t xml:space="preserve"> </w:t>
+      </w:r>
+      <w:r>
+        <w:rPr>
+          <w:rStyle w:val="VerbatimChar"/>
+        </w:rPr>
+        <w:t xml:space="preserve">cache_control</w:t>
+      </w:r>
+      <w:r>
+        <w:t xml:space="preserve"> </w:t>
+      </w:r>
+      <w:r>
+        <w:t xml:space="preserve">(Anthropic-specific)</w:t>
+      </w:r>
+      <w:r>
+        <w:t xml:space="preserve"> </w:t>
+      </w:r>
+      <w:r>
+        <w:t xml:space="preserve">in its API requests. ccr forwarded this to OpenAI-compatible endpoints which reject it with</w:t>
+      </w:r>
+      <w:r>
+        <w:t xml:space="preserve"> </w:t>
+      </w:r>
+      <w:r>
+        <w:t xml:space="preserve">HTTP 422. Fixed by adding ccr’s built-in</w:t>
+      </w:r>
+      <w:r>
+        <w:t xml:space="preserve"> </w:t>
+      </w:r>
+      <w:r>
+        <w:rPr>
+          <w:rStyle w:val="VerbatimChar"/>
+        </w:rPr>
+        <w:t xml:space="preserve">cleancache</w:t>
+      </w:r>
+      <w:r>
+        <w:t xml:space="preserve"> </w:t>
+      </w:r>
+      <w:r>
+        <w:t xml:space="preserve">transformer to every provider config,</w:t>
+      </w:r>
+      <w:r>
+        <w:t xml:space="preserve"> </w:t>
+      </w:r>
+      <w:r>
+        <w:t xml:space="preserve">which strips</w:t>
+      </w:r>
+      <w:r>
+        <w:t xml:space="preserve"> </w:t>
+      </w:r>
+      <w:r>
+        <w:rPr>
+          <w:rStyle w:val="VerbatimChar"/>
+        </w:rPr>
+        <w:t xml:space="preserve">cache_control</w:t>
+      </w:r>
+      <w:r>
+        <w:t xml:space="preserve"> </w:t>
+      </w:r>
+      <w:r>
+        <w:t xml:space="preserve">before forwarding to the provider.</w:t>
+      </w:r>
+    </w:p>
+    <w:bookmarkEnd w:id="42"/>
+    <w:bookmarkStart w:id="43" w:name="added-3"/>
+    <w:p>
+      <w:pPr>
+        <w:pStyle w:val="Heading3"/>
+      </w:pPr>
+      <w:r>
+        <w:t xml:space="preserve">Added</w:t>
+      </w:r>
+    </w:p>
+    <w:p>
+      <w:pPr>
+        <w:pStyle w:val="Compact"/>
+        <w:numPr>
+          <w:ilvl w:val="0"/>
+          <w:numId w:val="1025"/>
+        </w:numPr>
+      </w:pPr>
+      <w:r>
+        <w:rPr>
+          <w:rStyle w:val="VerbatimChar"/>
+          <w:b/>
+          <w:bCs/>
+        </w:rPr>
+        <w:t xml:space="preserve">alias_e2e_test.py</w:t>
+      </w:r>
+      <w:r>
+        <w:t xml:space="preserve"> </w:t>
+      </w:r>
+      <w:r>
+        <w:t xml:space="preserve">— end-to-end alias verification script that tests each alias</w:t>
+      </w:r>
+      <w:r>
+        <w:t xml:space="preserve"> </w:t>
+      </w:r>
+      <w:r>
+        <w:t xml:space="preserve">by sending requests through ccr and verifying responses work without errors.</w:t>
+      </w:r>
+    </w:p>
+    <w:bookmarkEnd w:id="43"/>
+    <w:bookmarkStart w:id="44" w:name="Xbff68b5d42336bf1670d51222efb63545196efe"/>
+    <w:p>
+      <w:pPr>
+        <w:pStyle w:val="Heading3"/>
+      </w:pPr>
+      <w:r>
+        <w:t xml:space="preserve">Verified working (all aliases tested with</w:t>
+      </w:r>
+      <w:r>
+        <w:t xml:space="preserve"> </w:t>
+      </w:r>
+      <w:r>
+        <w:t xml:space="preserve">“Do you see our codebase?”</w:t>
+      </w:r>
+      <w:r>
+        <w:t xml:space="preserve">)</w:t>
+      </w:r>
+    </w:p>
+    <w:p>
+      <w:pPr>
+        <w:pStyle w:val="Compact"/>
+        <w:numPr>
+          <w:ilvl w:val="0"/>
+          <w:numId w:val="1026"/>
+        </w:numPr>
+      </w:pPr>
+      <w:r>
+        <w:rPr>
+          <w:rStyle w:val="VerbatimChar"/>
+        </w:rPr>
+        <w:t xml:space="preserve">opencode</w:t>
+      </w:r>
+      <w:r>
+        <w:t xml:space="preserve"> </w:t>
+      </w:r>
+      <w:r>
+        <w:t xml:space="preserve">(north-mini-code-free): ✅ YES</w:t>
+      </w:r>
+    </w:p>
+    <w:p>
+      <w:pPr>
+        <w:pStyle w:val="Compact"/>
+        <w:numPr>
+          <w:ilvl w:val="0"/>
+          <w:numId w:val="1026"/>
+        </w:numPr>
+      </w:pPr>
+      <w:r>
+        <w:rPr>
+          <w:rStyle w:val="VerbatimChar"/>
+        </w:rPr>
+        <w:t xml:space="preserve">opencode2</w:t>
+      </w:r>
+      <w:r>
+        <w:t xml:space="preserve"> </w:t>
+      </w:r>
+      <w:r>
+        <w:t xml:space="preserve">(big-pickle): ✅ YES</w:t>
+      </w:r>
+    </w:p>
+    <w:p>
+      <w:pPr>
+        <w:pStyle w:val="Compact"/>
+        <w:numPr>
+          <w:ilvl w:val="0"/>
+          <w:numId w:val="1026"/>
+        </w:numPr>
+      </w:pPr>
+      <w:r>
+        <w:rPr>
+          <w:rStyle w:val="VerbatimChar"/>
+        </w:rPr>
+        <w:t xml:space="preserve">opencode3</w:t>
+      </w:r>
+      <w:r>
+        <w:t xml:space="preserve"> </w:t>
+      </w:r>
+      <w:r>
+        <w:t xml:space="preserve">(nemotron-3-ultra-free): ✅ YES</w:t>
+      </w:r>
+    </w:p>
+    <w:p>
+      <w:pPr>
+        <w:pStyle w:val="Compact"/>
+        <w:numPr>
+          <w:ilvl w:val="0"/>
+          <w:numId w:val="1026"/>
+        </w:numPr>
+      </w:pPr>
+      <w:r>
+        <w:rPr>
+          <w:rStyle w:val="VerbatimChar"/>
+        </w:rPr>
+        <w:t xml:space="preserve">deepseek</w:t>
+      </w:r>
+      <w:r>
+        <w:t xml:space="preserve"> </w:t>
+      </w:r>
+      <w:r>
+        <w:t xml:space="preserve">(native transport): ✅ YES</w:t>
+      </w:r>
+    </w:p>
+    <w:p>
+      <w:pPr>
+        <w:pStyle w:val="Compact"/>
+        <w:numPr>
+          <w:ilvl w:val="0"/>
+          <w:numId w:val="1026"/>
+        </w:numPr>
+      </w:pPr>
+      <w:r>
+        <w:rPr>
+          <w:rStyle w:val="VerbatimChar"/>
+        </w:rPr>
+        <w:t xml:space="preserve">deepseek2</w:t>
+      </w:r>
+      <w:r>
+        <w:t xml:space="preserve"> </w:t>
+      </w:r>
+      <w:r>
+        <w:t xml:space="preserve">(router transport): ✅ YES</w:t>
+      </w:r>
+    </w:p>
+    <w:p>
+      <w:pPr>
+        <w:pStyle w:val="Compact"/>
+        <w:numPr>
+          <w:ilvl w:val="0"/>
+          <w:numId w:val="1026"/>
+        </w:numPr>
+      </w:pPr>
+      <w:r>
+        <w:rPr>
+          <w:rStyle w:val="VerbatimChar"/>
+        </w:rPr>
+        <w:t xml:space="preserve">xiaomi</w:t>
+      </w:r>
+      <w:r>
+        <w:t xml:space="preserve"> </w:t>
+      </w:r>
+      <w:r>
+        <w:t xml:space="preserve">(native transport): ✅ YES</w:t>
+      </w:r>
+    </w:p>
+    <w:p>
+      <w:pPr>
+        <w:pStyle w:val="Compact"/>
+        <w:numPr>
+          <w:ilvl w:val="0"/>
+          <w:numId w:val="1026"/>
+        </w:numPr>
+      </w:pPr>
+      <w:r>
+        <w:rPr>
+          <w:rStyle w:val="VerbatimChar"/>
+        </w:rPr>
+        <w:t xml:space="preserve">zai-coding-plan</w:t>
+      </w:r>
+      <w:r>
+        <w:t xml:space="preserve"> </w:t>
+      </w:r>
+      <w:r>
+        <w:t xml:space="preserve">(router transport): ✅ YES</w:t>
+      </w:r>
+    </w:p>
+    <w:bookmarkEnd w:id="44"/>
+    <w:bookmarkEnd w:id="45"/>
+    <w:bookmarkStart w:id="50" w:name="X9590e21cd53f8cf490448a048cd1c257d4f3aac"/>
+    <w:p>
+      <w:pPr>
+        <w:pStyle w:val="Heading2"/>
+      </w:pPr>
+      <w:r>
+        <w:t xml:space="preserve">v1.6.0 — 2026-06-21 — Multi-alias provider system</w:t>
+      </w:r>
+    </w:p>
+    <w:bookmarkStart w:id="46" w:name="added-4"/>
+    <w:p>
+      <w:pPr>
+        <w:pStyle w:val="Heading3"/>
+      </w:pPr>
+      <w:r>
+        <w:t xml:space="preserve">Added</w:t>
+      </w:r>
+    </w:p>
+    <w:p>
+      <w:pPr>
+        <w:pStyle w:val="Compact"/>
+        <w:numPr>
+          <w:ilvl w:val="0"/>
+          <w:numId w:val="1027"/>
+        </w:numPr>
+      </w:pPr>
+      <w:r>
+        <w:rPr>
+          <w:b/>
+          <w:bCs/>
+        </w:rPr>
+        <w:t xml:space="preserve">Multi-alias provider system</w:t>
+      </w:r>
+      <w:r>
+        <w:t xml:space="preserve"> </w:t>
+      </w:r>
+      <w:r>
+        <w:t xml:space="preserve">— every provider can now have multiple aliases</w:t>
+      </w:r>
+      <w:r>
+        <w:t xml:space="preserve"> </w:t>
+      </w:r>
+      <w:r>
+        <w:t xml:space="preserve">(</w:t>
+      </w:r>
+      <w:r>
+        <w:rPr>
+          <w:rStyle w:val="VerbatimChar"/>
+        </w:rPr>
+        <w:t xml:space="preserve">provider</w:t>
+      </w:r>
+      <w:r>
+        <w:t xml:space="preserve">,</w:t>
+      </w:r>
+      <w:r>
+        <w:t xml:space="preserve"> </w:t>
+      </w:r>
+      <w:r>
+        <w:rPr>
+          <w:rStyle w:val="VerbatimChar"/>
+        </w:rPr>
+        <w:t xml:space="preserve">provider2</w:t>
+      </w:r>
+      <w:r>
+        <w:t xml:space="preserve">,</w:t>
+      </w:r>
+      <w:r>
+        <w:t xml:space="preserve"> </w:t>
+      </w:r>
+      <w:r>
+        <w:rPr>
+          <w:rStyle w:val="VerbatimChar"/>
+        </w:rPr>
+        <w:t xml:space="preserve">provider3</w:t>
+      </w:r>
+      <w:r>
+        <w:t xml:space="preserve">…) exposing ALL working models, not just</w:t>
+      </w:r>
+      <w:r>
+        <w:t xml:space="preserve"> </w:t>
+      </w:r>
+      <w:r>
+        <w:t xml:space="preserve">the top 2. Verified via live HTTP probes with anti-bluff detection.</w:t>
+      </w:r>
+    </w:p>
+    <w:p>
+      <w:pPr>
+        <w:pStyle w:val="Compact"/>
+        <w:numPr>
+          <w:ilvl w:val="0"/>
+          <w:numId w:val="1027"/>
+        </w:numPr>
+      </w:pPr>
+      <w:r>
+        <w:rPr>
+          <w:rStyle w:val="VerbatimChar"/>
+          <w:b/>
+          <w:bCs/>
+        </w:rPr>
+        <w:t xml:space="preserve">model_verify.py</w:t>
+      </w:r>
+      <w:r>
+        <w:t xml:space="preserve"> </w:t>
+      </w:r>
+      <w:r>
+        <w:t xml:space="preserve">— comprehensive model verification &amp; scoring engine.</w:t>
+      </w:r>
+      <w:r>
+        <w:t xml:space="preserve"> </w:t>
+      </w:r>
+      <w:r>
+        <w:t xml:space="preserve">Tests every model for a provider via HTTP probes, scores on 7 dimensions</w:t>
+      </w:r>
+      <w:r>
+        <w:t xml:space="preserve"> </w:t>
+      </w:r>
+      <w:r>
+        <w:t xml:space="preserve">(existence 25pts, tool_call 20pts, reasoning 15pts, context_window 15pts,</w:t>
+      </w:r>
+      <w:r>
+        <w:t xml:space="preserve"> </w:t>
+      </w:r>
+      <w:r>
+        <w:t xml:space="preserve">streaming 10pts, latency 10pts, free_tier 5pts). Anti-bluff detection prevents</w:t>
+      </w:r>
+      <w:r>
+        <w:t xml:space="preserve"> </w:t>
+      </w:r>
+      <w:r>
+        <w:t xml:space="preserve">false positives (HTTP 200 with error body, empty responses, boilerplate errors).</w:t>
+      </w:r>
+      <w:r>
+        <w:t xml:space="preserve"> </w:t>
+      </w:r>
+      <w:r>
+        <w:t xml:space="preserve">24h verification cache to avoid re-testing.</w:t>
+      </w:r>
+    </w:p>
+    <w:p>
+      <w:pPr>
+        <w:pStyle w:val="Compact"/>
+        <w:numPr>
+          <w:ilvl w:val="0"/>
+          <w:numId w:val="1027"/>
+        </w:numPr>
+      </w:pPr>
+      <w:r>
+        <w:rPr>
+          <w:rStyle w:val="VerbatimChar"/>
+          <w:b/>
+          <w:bCs/>
+        </w:rPr>
+        <w:t xml:space="preserve">providers_generate.py</w:t>
+      </w:r>
+      <w:r>
+        <w:t xml:space="preserve"> </w:t>
+      </w:r>
+      <w:r>
+        <w:t xml:space="preserve">— multi-alias generation from verified models.</w:t>
+      </w:r>
+      <w:r>
+        <w:t xml:space="preserve"> </w:t>
+      </w:r>
+      <w:r>
+        <w:t xml:space="preserve">Pairs models into alias groups of 2 (strong + fast), handles odd count (last</w:t>
+      </w:r>
+      <w:r>
+        <w:t xml:space="preserve"> </w:t>
+      </w:r>
+      <w:r>
+        <w:t xml:space="preserve">model reused for both positions), single model (used for both positions).</w:t>
+      </w:r>
+      <w:r>
+        <w:t xml:space="preserve"> </w:t>
+      </w:r>
+      <w:r>
+        <w:t xml:space="preserve">Generates env files, shell aliases, and overrides.json entries.</w:t>
+      </w:r>
+    </w:p>
+    <w:p>
+      <w:pPr>
+        <w:pStyle w:val="Compact"/>
+        <w:numPr>
+          <w:ilvl w:val="0"/>
+          <w:numId w:val="1027"/>
+        </w:numPr>
+      </w:pPr>
+      <w:r>
+        <w:rPr>
+          <w:rStyle w:val="VerbatimChar"/>
+          <w:b/>
+          <w:bCs/>
+        </w:rPr>
+        <w:t xml:space="preserve">claude-providers.sh --multi</w:t>
+      </w:r>
+      <w:r>
+        <w:t xml:space="preserve"> </w:t>
+      </w:r>
+      <w:r>
+        <w:t xml:space="preserve">— new flag for</w:t>
+      </w:r>
+      <w:r>
+        <w:t xml:space="preserve"> </w:t>
+      </w:r>
+      <w:r>
+        <w:rPr>
+          <w:rStyle w:val="VerbatimChar"/>
+        </w:rPr>
+        <w:t xml:space="preserve">sync</w:t>
+      </w:r>
+      <w:r>
+        <w:t xml:space="preserve"> </w:t>
+      </w:r>
+      <w:r>
+        <w:t xml:space="preserve">that triggers the full</w:t>
+      </w:r>
+      <w:r>
+        <w:t xml:space="preserve"> </w:t>
+      </w:r>
+      <w:r>
+        <w:t xml:space="preserve">verification + multi-alias generation pipeline. Additional flags:</w:t>
+      </w:r>
+      <w:r>
+        <w:t xml:space="preserve"> </w:t>
+      </w:r>
+      <w:r>
+        <w:rPr>
+          <w:rStyle w:val="VerbatimChar"/>
+        </w:rPr>
+        <w:t xml:space="preserve">--max-aliases</w:t>
+      </w:r>
+      <w:r>
+        <w:t xml:space="preserve"> </w:t>
+      </w:r>
+      <w:r>
+        <w:t xml:space="preserve">(default 5),</w:t>
+      </w:r>
+      <w:r>
+        <w:t xml:space="preserve"> </w:t>
+      </w:r>
+      <w:r>
+        <w:rPr>
+          <w:rStyle w:val="VerbatimChar"/>
+        </w:rPr>
+        <w:t xml:space="preserve">--min-score</w:t>
+      </w:r>
+      <w:r>
+        <w:t xml:space="preserve"> </w:t>
+      </w:r>
+      <w:r>
+        <w:t xml:space="preserve">(default 25),</w:t>
+      </w:r>
+      <w:r>
+        <w:t xml:space="preserve"> </w:t>
+      </w:r>
+      <w:r>
+        <w:rPr>
+          <w:rStyle w:val="VerbatimChar"/>
+        </w:rPr>
+        <w:t xml:space="preserve">--verify-concurrency</w:t>
+      </w:r>
+      <w:r>
+        <w:t xml:space="preserve"> </w:t>
+      </w:r>
+      <w:r>
+        <w:t xml:space="preserve">(default 5).</w:t>
+      </w:r>
+    </w:p>
+    <w:p>
+      <w:pPr>
+        <w:pStyle w:val="Compact"/>
+        <w:numPr>
+          <w:ilvl w:val="0"/>
+          <w:numId w:val="1027"/>
+        </w:numPr>
+      </w:pPr>
+      <w:r>
+        <w:rPr>
+          <w:b/>
+          <w:bCs/>
+        </w:rPr>
+        <w:t xml:space="preserve">Endpoint normalization</w:t>
+      </w:r>
+      <w:r>
+        <w:t xml:space="preserve"> </w:t>
+      </w:r>
+      <w:r>
+        <w:t xml:space="preserve">—</w:t>
+      </w:r>
+      <w:r>
+        <w:t xml:space="preserve"> </w:t>
+      </w:r>
+      <w:r>
+        <w:rPr>
+          <w:rStyle w:val="VerbatimChar"/>
+        </w:rPr>
+        <w:t xml:space="preserve">/anthropic</w:t>
+      </w:r>
+      <w:r>
+        <w:t xml:space="preserve"> </w:t>
+      </w:r>
+      <w:r>
+        <w:t xml:space="preserve">endpoints auto-converted to</w:t>
+      </w:r>
+      <w:r>
+        <w:t xml:space="preserve"> </w:t>
+      </w:r>
+      <w:r>
+        <w:rPr>
+          <w:rStyle w:val="VerbatimChar"/>
+        </w:rPr>
+        <w:t xml:space="preserve">/v1</w:t>
+      </w:r>
+      <w:r>
+        <w:t xml:space="preserve"> </w:t>
+      </w:r>
+      <w:r>
+        <w:t xml:space="preserve">for</w:t>
+      </w:r>
+      <w:r>
+        <w:t xml:space="preserve"> </w:t>
+      </w:r>
+      <w:r>
+        <w:t xml:space="preserve">OpenAI-compatible probing during verification.</w:t>
+      </w:r>
+    </w:p>
+    <w:p>
+      <w:pPr>
+        <w:pStyle w:val="Compact"/>
+        <w:numPr>
+          <w:ilvl w:val="0"/>
+          <w:numId w:val="1027"/>
+        </w:numPr>
+      </w:pPr>
+      <w:r>
+        <w:rPr>
+          <w:b/>
+          <w:bCs/>
+        </w:rPr>
+        <w:t xml:space="preserve">Submodules updated</w:t>
+      </w:r>
+      <w:r>
+        <w:t xml:space="preserve"> </w:t>
+      </w:r>
+      <w:r>
+        <w:t xml:space="preserve">to helix_translate-2.3.1: LLMsVerifier (ModelVerifier,</w:t>
+      </w:r>
+      <w:r>
+        <w:t xml:space="preserve"> </w:t>
+      </w:r>
+      <w:r>
+        <w:t xml:space="preserve">Seed, xiaomi provider), challenges (anti-bluff §11.4, chaos/stress tests),</w:t>
+      </w:r>
+      <w:r>
+        <w:t xml:space="preserve"> </w:t>
+      </w:r>
+      <w:r>
+        <w:t xml:space="preserve">containers (deploy-stack).</w:t>
+      </w:r>
+    </w:p>
+    <w:bookmarkEnd w:id="46"/>
+    <w:bookmarkStart w:id="47" w:name="changed-2"/>
+    <w:p>
+      <w:pPr>
+        <w:pStyle w:val="Heading3"/>
+      </w:pPr>
+      <w:r>
+        <w:t xml:space="preserve">Changed</w:t>
+      </w:r>
+    </w:p>
+    <w:p>
+      <w:pPr>
+        <w:pStyle w:val="Compact"/>
+        <w:numPr>
+          <w:ilvl w:val="0"/>
+          <w:numId w:val="1028"/>
+        </w:numPr>
+      </w:pPr>
+      <w:r>
+        <w:t xml:space="preserve">Probe</w:t>
+      </w:r>
+      <w:r>
+        <w:t xml:space="preserve"> </w:t>
+      </w:r>
+      <w:r>
+        <w:rPr>
+          <w:rStyle w:val="VerbatimChar"/>
+        </w:rPr>
+        <w:t xml:space="preserve">max_tokens</w:t>
+      </w:r>
+      <w:r>
+        <w:t xml:space="preserve"> </w:t>
+      </w:r>
+      <w:r>
+        <w:t xml:space="preserve">increased from 32 to 128 — reasoning models need more tokens</w:t>
+      </w:r>
+      <w:r>
+        <w:t xml:space="preserve"> </w:t>
+      </w:r>
+      <w:r>
+        <w:t xml:space="preserve">for chain-of-thought + response (was causing false anti-bluff rejections).</w:t>
+      </w:r>
+    </w:p>
+    <w:p>
+      <w:pPr>
+        <w:pStyle w:val="Compact"/>
+        <w:numPr>
+          <w:ilvl w:val="0"/>
+          <w:numId w:val="1028"/>
+        </w:numPr>
+      </w:pPr>
+      <w:r>
+        <w:rPr>
+          <w:rStyle w:val="VerbatimChar"/>
+        </w:rPr>
+        <w:t xml:space="preserve">User-Agent</w:t>
+      </w:r>
+      <w:r>
+        <w:t xml:space="preserve"> </w:t>
+      </w:r>
+      <w:r>
+        <w:t xml:space="preserve">header added to HTTP probes (some APIs require it).</w:t>
+      </w:r>
+    </w:p>
+    <w:bookmarkEnd w:id="47"/>
+    <w:bookmarkStart w:id="48" w:name="full-test-suite"/>
+    <w:p>
+      <w:pPr>
+        <w:pStyle w:val="Heading3"/>
+      </w:pPr>
+      <w:r>
+        <w:t xml:space="preserve">Full test suite</w:t>
+      </w:r>
+    </w:p>
+    <w:p>
+      <w:pPr>
+        <w:pStyle w:val="Compact"/>
+        <w:numPr>
+          <w:ilvl w:val="0"/>
+          <w:numId w:val="1029"/>
+        </w:numPr>
+      </w:pPr>
+      <w:r>
+        <w:t xml:space="preserve">8/8 test files passed (ALL GREEN), 0 failures.</w:t>
+      </w:r>
+    </w:p>
+    <w:bookmarkEnd w:id="48"/>
+    <w:bookmarkStart w:id="49" w:name="usage"/>
+    <w:p>
+      <w:pPr>
+        <w:pStyle w:val="Heading3"/>
+      </w:pPr>
+      <w:r>
+        <w:t xml:space="preserve">Usage</w:t>
+      </w:r>
+    </w:p>
+    <w:p>
+      <w:pPr>
+        <w:pStyle w:val="SourceCode"/>
+      </w:pPr>
+      <w:r>
+        <w:rPr>
+          <w:rStyle w:val="CommentTok"/>
+        </w:rPr>
+        <w:t xml:space="preserve"># Standard sync (2 models per provider, as before)</w:t>
+      </w:r>
+      <w:r>
+        <w:br/>
+      </w:r>
+      <w:r>
+        <w:rPr>
+          <w:rStyle w:val="ExtensionTok"/>
+        </w:rPr>
+        <w:t xml:space="preserve">claude-providers</w:t>
+      </w:r>
+      <w:r>
+        <w:rPr>
+          <w:rStyle w:val="NormalTok"/>
+        </w:rPr>
+        <w:t xml:space="preserve"> sync</w:t>
+      </w:r>
+      <w:r>
+        <w:br/>
+      </w:r>
+      <w:r>
+        <w:br/>
+      </w:r>
+      <w:r>
+        <w:rPr>
+          <w:rStyle w:val="CommentTok"/>
+        </w:rPr>
+        <w:t xml:space="preserve"># Multi-alias sync (verify ALL models, create multiple aliases)</w:t>
+      </w:r>
+      <w:r>
+        <w:br/>
+      </w:r>
+      <w:r>
+        <w:rPr>
+          <w:rStyle w:val="ExtensionTok"/>
+        </w:rPr>
+        <w:t xml:space="preserve">claude-providers</w:t>
+      </w:r>
+      <w:r>
+        <w:rPr>
+          <w:rStyle w:val="NormalTok"/>
+        </w:rPr>
+        <w:t xml:space="preserve"> sync </w:t>
+      </w:r>
+      <w:r>
+        <w:rPr>
+          <w:rStyle w:val="AttributeTok"/>
+        </w:rPr>
+        <w:t xml:space="preserve">--multi</w:t>
+      </w:r>
+      <w:r>
+        <w:br/>
+      </w:r>
+      <w:r>
+        <w:br/>
+      </w:r>
+      <w:r>
+        <w:rPr>
+          <w:rStyle w:val="CommentTok"/>
+        </w:rPr>
+        <w:t xml:space="preserve"># With options</w:t>
+      </w:r>
+      <w:r>
+        <w:br/>
+      </w:r>
+      <w:r>
+        <w:rPr>
+          <w:rStyle w:val="ExtensionTok"/>
+        </w:rPr>
+        <w:t xml:space="preserve">claude-providers</w:t>
+      </w:r>
+      <w:r>
+        <w:rPr>
+          <w:rStyle w:val="NormalTok"/>
+        </w:rPr>
+        <w:t xml:space="preserve"> sync </w:t>
+      </w:r>
+      <w:r>
+        <w:rPr>
+          <w:rStyle w:val="AttributeTok"/>
+        </w:rPr>
+        <w:t xml:space="preserve">--multi</w:t>
+      </w:r>
+      <w:r>
+        <w:rPr>
+          <w:rStyle w:val="NormalTok"/>
+        </w:rPr>
+        <w:t xml:space="preserve"> </w:t>
+      </w:r>
+      <w:r>
+        <w:rPr>
+          <w:rStyle w:val="AttributeTok"/>
+        </w:rPr>
+        <w:t xml:space="preserve">--max-aliases</w:t>
+      </w:r>
+      <w:r>
+        <w:rPr>
+          <w:rStyle w:val="NormalTok"/>
+        </w:rPr>
+        <w:t xml:space="preserve"> 10 </w:t>
+      </w:r>
+      <w:r>
+        <w:rPr>
+          <w:rStyle w:val="AttributeTok"/>
+        </w:rPr>
+        <w:t xml:space="preserve">--min-score</w:t>
+      </w:r>
+      <w:r>
+        <w:rPr>
+          <w:rStyle w:val="NormalTok"/>
+        </w:rPr>
+        <w:t xml:space="preserve"> 20</w:t>
+      </w:r>
+    </w:p>
+    <w:bookmarkEnd w:id="49"/>
+    <w:bookmarkEnd w:id="50"/>
+    <w:bookmarkStart w:id="54" w:name="X46672a8a7f5f5f8e03946017b26b64d9801bc5e"/>
+    <w:p>
+      <w:pPr>
+        <w:pStyle w:val="Heading2"/>
+      </w:pPr>
+      <w:r>
+        <w:t xml:space="preserve">v1.5.1 — 2026-06-20 — Linux stat fix + nezha deployment</w:t>
+      </w:r>
+    </w:p>
+    <w:bookmarkStart w:id="51" w:name="fixed-6"/>
+    <w:p>
+      <w:pPr>
+        <w:pStyle w:val="Heading3"/>
+      </w:pPr>
+      <w:r>
+        <w:t xml:space="preserve">Fixed</w:t>
+      </w:r>
+    </w:p>
+    <w:p>
+      <w:pPr>
+        <w:pStyle w:val="Compact"/>
+        <w:numPr>
+          <w:ilvl w:val="0"/>
+          <w:numId w:val="1030"/>
+        </w:numPr>
+      </w:pPr>
+      <w:r>
+        <w:rPr>
+          <w:rStyle w:val="VerbatimChar"/>
+          <w:b/>
+          <w:bCs/>
+        </w:rPr>
+        <w:t xml:space="preserve">stat -f %m</w:t>
+      </w:r>
+      <w:r>
+        <w:rPr>
+          <w:b/>
+          <w:bCs/>
+        </w:rPr>
+        <w:t xml:space="preserve"> </w:t>
+      </w:r>
+      <w:r>
+        <w:rPr>
+          <w:b/>
+          <w:bCs/>
+        </w:rPr>
+        <w:t xml:space="preserve">on Linux</w:t>
+      </w:r>
+      <w:r>
+        <w:t xml:space="preserve"> </w:t>
+      </w:r>
+      <w:r>
+        <w:t xml:space="preserve">— the mtime cache check in</w:t>
+      </w:r>
+      <w:r>
+        <w:t xml:space="preserve"> </w:t>
+      </w:r>
+      <w:r>
+        <w:rPr>
+          <w:rStyle w:val="VerbatimChar"/>
+        </w:rPr>
+        <w:t xml:space="preserve">claude-providers.sh</w:t>
+      </w:r>
+      <w:r>
+        <w:t xml:space="preserve"> </w:t>
+      </w:r>
+      <w:r>
+        <w:t xml:space="preserve">used</w:t>
+      </w:r>
+      <w:r>
+        <w:t xml:space="preserve"> </w:t>
+      </w:r>
+      <w:r>
+        <w:rPr>
+          <w:rStyle w:val="VerbatimChar"/>
+        </w:rPr>
+        <w:t xml:space="preserve">stat -f %m || stat -c %Y</w:t>
+      </w:r>
+      <w:r>
+        <w:t xml:space="preserve"> </w:t>
+      </w:r>
+      <w:r>
+        <w:t xml:space="preserve">as an</w:t>
+      </w:r>
+      <w:r>
+        <w:t xml:space="preserve"> </w:t>
+      </w:r>
+      <w:r>
+        <w:rPr>
+          <w:rStyle w:val="VerbatimChar"/>
+        </w:rPr>
+        <w:t xml:space="preserve">||</w:t>
+      </w:r>
+      <w:r>
+        <w:t xml:space="preserve"> </w:t>
+      </w:r>
+      <w:r>
+        <w:t xml:space="preserve">chain. On Linux,</w:t>
+      </w:r>
+      <w:r>
+        <w:t xml:space="preserve"> </w:t>
+      </w:r>
+      <w:r>
+        <w:rPr>
+          <w:rStyle w:val="VerbatimChar"/>
+        </w:rPr>
+        <w:t xml:space="preserve">stat -f</w:t>
+      </w:r>
+      <w:r>
+        <w:t xml:space="preserve"> </w:t>
+      </w:r>
+      <w:r>
+        <w:t xml:space="preserve">succeeds</w:t>
+      </w:r>
+      <w:r>
+        <w:t xml:space="preserve"> </w:t>
+      </w:r>
+      <w:r>
+        <w:t xml:space="preserve">(returning filesystem info, not mtime), so both outputs merged into garbage</w:t>
+      </w:r>
+      <w:r>
+        <w:t xml:space="preserve"> </w:t>
+      </w:r>
+      <w:r>
+        <w:t xml:space="preserve">(</w:t>
+      </w:r>
+      <w:r>
+        <w:rPr>
+          <w:rStyle w:val="VerbatimChar"/>
+        </w:rPr>
+        <w:t xml:space="preserve">"File: ...1781634386"</w:t>
+      </w:r>
+      <w:r>
+        <w:t xml:space="preserve">), causing</w:t>
+      </w:r>
+      <w:r>
+        <w:t xml:space="preserve"> </w:t>
+      </w:r>
+      <w:r>
+        <w:rPr>
+          <w:rStyle w:val="VerbatimChar"/>
+        </w:rPr>
+        <w:t xml:space="preserve">File: unbound variable</w:t>
+      </w:r>
+      <w:r>
+        <w:t xml:space="preserve"> </w:t>
+      </w:r>
+      <w:r>
+        <w:t xml:space="preserve">under</w:t>
+      </w:r>
+      <w:r>
+        <w:t xml:space="preserve"> </w:t>
+      </w:r>
+      <w:r>
+        <w:rPr>
+          <w:rStyle w:val="VerbatimChar"/>
+        </w:rPr>
+        <w:t xml:space="preserve">set -u</w:t>
+      </w:r>
+      <w:r>
+        <w:t xml:space="preserve">.</w:t>
+      </w:r>
+      <w:r>
+        <w:t xml:space="preserve"> </w:t>
+      </w:r>
+      <w:r>
+        <w:t xml:space="preserve">Fixed with</w:t>
+      </w:r>
+      <w:r>
+        <w:t xml:space="preserve"> </w:t>
+      </w:r>
+      <w:r>
+        <w:rPr>
+          <w:rStyle w:val="VerbatimChar"/>
+        </w:rPr>
+        <w:t xml:space="preserve">case "$(uname -s)"</w:t>
+      </w:r>
+      <w:r>
+        <w:t xml:space="preserve"> </w:t>
+      </w:r>
+      <w:r>
+        <w:t xml:space="preserve">to pick the correct flag per platform.</w:t>
+      </w:r>
+    </w:p>
+    <w:bookmarkEnd w:id="51"/>
+    <w:bookmarkStart w:id="52" w:name="deployment"/>
+    <w:p>
+      <w:pPr>
+        <w:pStyle w:val="Heading3"/>
+      </w:pPr>
+      <w:r>
+        <w:t xml:space="preserve">Deployment</w:t>
+      </w:r>
+    </w:p>
+    <w:p>
+      <w:pPr>
+        <w:pStyle w:val="Compact"/>
+        <w:numPr>
+          <w:ilvl w:val="0"/>
+          <w:numId w:val="1031"/>
+        </w:numPr>
+      </w:pPr>
+      <w:r>
+        <w:rPr>
+          <w:b/>
+          <w:bCs/>
+        </w:rPr>
+        <w:t xml:space="preserve">nezha.local</w:t>
+      </w:r>
+      <w:r>
+        <w:t xml:space="preserve"> </w:t>
+      </w:r>
+      <w:r>
+        <w:t xml:space="preserve">(Linux x86_64) deployed and verified: 19 providers activated,</w:t>
+      </w:r>
+      <w:r>
+        <w:t xml:space="preserve"> </w:t>
+      </w:r>
+      <w:r>
+        <w:t xml:space="preserve">100/100 provider tests pass, 5/5 live verifier pass, cross-alias sync confirmed.</w:t>
+      </w:r>
+      <w:r>
+        <w:t xml:space="preserve"> </w:t>
+      </w:r>
+      <w:r>
+        <w:t xml:space="preserve">Evidence in</w:t>
+      </w:r>
+      <w:r>
+        <w:t xml:space="preserve"> </w:t>
+      </w:r>
+      <w:r>
+        <w:rPr>
+          <w:rStyle w:val="VerbatimChar"/>
+        </w:rPr>
+        <w:t xml:space="preserve">scripts/tests/proof/90-nezha-deployment.txt</w:t>
+      </w:r>
+      <w:r>
+        <w:t xml:space="preserve">.</w:t>
+      </w:r>
+    </w:p>
+    <w:bookmarkEnd w:id="52"/>
+    <w:bookmarkStart w:id="53" w:name="full-test-suite-1"/>
+    <w:p>
+      <w:pPr>
+        <w:pStyle w:val="Heading3"/>
+      </w:pPr>
+      <w:r>
+        <w:t xml:space="preserve">Full test suite</w:t>
+      </w:r>
+    </w:p>
+    <w:p>
+      <w:pPr>
+        <w:pStyle w:val="Compact"/>
+        <w:numPr>
+          <w:ilvl w:val="0"/>
+          <w:numId w:val="1032"/>
+        </w:numPr>
+      </w:pPr>
+      <w:r>
+        <w:t xml:space="preserve">macOS: 8/8 ALL GREEN</w:t>
+      </w:r>
+    </w:p>
+    <w:p>
+      <w:pPr>
+        <w:pStyle w:val="Compact"/>
+        <w:numPr>
+          <w:ilvl w:val="0"/>
+          <w:numId w:val="1032"/>
+        </w:numPr>
+      </w:pPr>
+      <w:r>
+        <w:t xml:space="preserve">Linux (nezha): 7/8 pass (export fails: pandoc not installed — pre-existing)</w:t>
+      </w:r>
+    </w:p>
+    <w:bookmarkEnd w:id="53"/>
+    <w:bookmarkEnd w:id="54"/>
+    <w:bookmarkStart w:id="60" w:name="X8b76af08496968c133ca05b917327fe86f6491e"/>
+    <w:p>
+      <w:pPr>
+        <w:pStyle w:val="Heading2"/>
+      </w:pPr>
+      <w:r>
+        <w:t xml:space="preserve">v1.5.0 — 2026-06-20 — Cross-alias session visibility</w:t>
+      </w:r>
+    </w:p>
+    <w:bookmarkStart w:id="55" w:name="added-5"/>
+    <w:p>
+      <w:pPr>
+        <w:pStyle w:val="Heading3"/>
+      </w:pPr>
+      <w:r>
+        <w:t xml:space="preserve">Added</w:t>
+      </w:r>
+    </w:p>
+    <w:p>
+      <w:pPr>
+        <w:pStyle w:val="Compact"/>
+        <w:numPr>
+          <w:ilvl w:val="0"/>
+          <w:numId w:val="1033"/>
+        </w:numPr>
+      </w:pPr>
+      <w:r>
+        <w:rPr>
+          <w:b/>
+          <w:bCs/>
+        </w:rPr>
+        <w:t xml:space="preserve">Cross-alias session visibility</w:t>
+      </w:r>
+      <w:r>
+        <w:t xml:space="preserve"> </w:t>
+      </w:r>
+      <w:r>
+        <w:t xml:space="preserve">— sessions created under ANY alias (</w:t>
+      </w:r>
+      <w:r>
+        <w:rPr>
+          <w:rStyle w:val="VerbatimChar"/>
+        </w:rPr>
+        <w:t xml:space="preserve">claudeN</w:t>
+      </w:r>
+      <w:r>
+        <w:t xml:space="preserve">,</w:t>
+      </w:r>
+      <w:r>
+        <w:t xml:space="preserve"> </w:t>
+      </w:r>
+      <w:r>
+        <w:rPr>
+          <w:rStyle w:val="VerbatimChar"/>
+        </w:rPr>
+        <w:t xml:space="preserve">deepseek</w:t>
+      </w:r>
+      <w:r>
+        <w:t xml:space="preserve">,</w:t>
+      </w:r>
+      <w:r>
+        <w:t xml:space="preserve"> </w:t>
+      </w:r>
+      <w:r>
+        <w:rPr>
+          <w:rStyle w:val="VerbatimChar"/>
+        </w:rPr>
+        <w:t xml:space="preserve">opencode</w:t>
+      </w:r>
+      <w:r>
+        <w:t xml:space="preserve">,</w:t>
+      </w:r>
+      <w:r>
+        <w:t xml:space="preserve"> </w:t>
+      </w:r>
+      <w:r>
+        <w:rPr>
+          <w:rStyle w:val="VerbatimChar"/>
+        </w:rPr>
+        <w:t xml:space="preserve">xiaomi</w:t>
+      </w:r>
+      <w:r>
+        <w:t xml:space="preserve">, etc.) are now visible from every other alias</w:t>
+      </w:r>
+      <w:r>
+        <w:t xml:space="preserve"> </w:t>
+      </w:r>
+      <w:r>
+        <w:t xml:space="preserve">via</w:t>
+      </w:r>
+      <w:r>
+        <w:t xml:space="preserve"> </w:t>
+      </w:r>
+      <w:r>
+        <w:rPr>
+          <w:rStyle w:val="VerbatimChar"/>
+        </w:rPr>
+        <w:t xml:space="preserve">/resume</w:t>
+      </w:r>
+      <w:r>
+        <w:t xml:space="preserve">. Memory, project settings, and session data are fully shared across</w:t>
+      </w:r>
+      <w:r>
+        <w:t xml:space="preserve"> </w:t>
+      </w:r>
+      <w:r>
+        <w:t xml:space="preserve">all accounts and providers.</w:t>
+      </w:r>
+    </w:p>
+    <w:p>
+      <w:pPr>
+        <w:pStyle w:val="Compact"/>
+        <w:numPr>
+          <w:ilvl w:val="0"/>
+          <w:numId w:val="1033"/>
+        </w:numPr>
+      </w:pPr>
+      <w:r>
+        <w:rPr>
+          <w:rStyle w:val="VerbatimChar"/>
+          <w:b/>
+          <w:bCs/>
+        </w:rPr>
+        <w:t xml:space="preserve">claude-sync-state.sh</w:t>
+      </w:r>
+      <w:r>
+        <w:rPr>
+          <w:b/>
+          <w:bCs/>
+        </w:rPr>
+        <w:t xml:space="preserve"> </w:t>
+      </w:r>
+      <w:r>
+        <w:rPr>
+          <w:b/>
+          <w:bCs/>
+        </w:rPr>
+        <w:t xml:space="preserve">extended</w:t>
+      </w:r>
+      <w:r>
+        <w:t xml:space="preserve"> </w:t>
+      </w:r>
+      <w:r>
+        <w:t xml:space="preserve">— now discovers provider dirs</w:t>
+      </w:r>
+      <w:r>
+        <w:t xml:space="preserve"> </w:t>
+      </w:r>
+      <w:r>
+        <w:t xml:space="preserve">(</w:t>
+      </w:r>
+      <w:r>
+        <w:rPr>
+          <w:rStyle w:val="VerbatimChar"/>
+        </w:rPr>
+        <w:t xml:space="preserve">~/.claude-prov-*</w:t>
+      </w:r>
+      <w:r>
+        <w:t xml:space="preserve">) alongside account dirs for its</w:t>
+      </w:r>
+      <w:r>
+        <w:t xml:space="preserve"> </w:t>
+      </w:r>
+      <w:r>
+        <w:rPr>
+          <w:rStyle w:val="VerbatimChar"/>
+        </w:rPr>
+        <w:t xml:space="preserve">.claude.json</w:t>
+      </w:r>
+      <w:r>
+        <w:t xml:space="preserve"> </w:t>
+      </w:r>
+      <w:r>
+        <w:t xml:space="preserve">merge. Provider</w:t>
+      </w:r>
+      <w:r>
+        <w:t xml:space="preserve"> </w:t>
+      </w:r>
+      <w:r>
+        <w:t xml:space="preserve">sessions participate in the same lightweight jq merge that keeps account sessions</w:t>
+      </w:r>
+      <w:r>
+        <w:t xml:space="preserve"> </w:t>
+      </w:r>
+      <w:r>
+        <w:t xml:space="preserve">in sync.</w:t>
+      </w:r>
+    </w:p>
+    <w:p>
+      <w:pPr>
+        <w:pStyle w:val="Compact"/>
+        <w:numPr>
+          <w:ilvl w:val="0"/>
+          <w:numId w:val="1033"/>
+        </w:numPr>
+      </w:pPr>
+      <w:r>
+        <w:rPr>
+          <w:rStyle w:val="VerbatimChar"/>
+          <w:b/>
+          <w:bCs/>
+        </w:rPr>
+        <w:t xml:space="preserve">cma_run_provider</w:t>
+      </w:r>
+      <w:r>
+        <w:rPr>
+          <w:b/>
+          <w:bCs/>
+        </w:rPr>
+        <w:t xml:space="preserve"> </w:t>
+      </w:r>
+      <w:r>
+        <w:rPr>
+          <w:b/>
+          <w:bCs/>
+        </w:rPr>
+        <w:t xml:space="preserve">sync-state hooks</w:t>
+      </w:r>
+      <w:r>
+        <w:t xml:space="preserve"> </w:t>
+      </w:r>
+      <w:r>
+        <w:t xml:space="preserve">— the provider wrapper now calls</w:t>
+      </w:r>
+      <w:r>
+        <w:t xml:space="preserve"> </w:t>
+      </w:r>
+      <w:r>
+        <w:rPr>
+          <w:rStyle w:val="VerbatimChar"/>
+        </w:rPr>
+        <w:t xml:space="preserve">claude-sync-state pull</w:t>
+      </w:r>
+      <w:r>
+        <w:t xml:space="preserve"> </w:t>
+      </w:r>
+      <w:r>
+        <w:t xml:space="preserve">before launch and</w:t>
+      </w:r>
+      <w:r>
+        <w:t xml:space="preserve"> </w:t>
+      </w:r>
+      <w:r>
+        <w:rPr>
+          <w:rStyle w:val="VerbatimChar"/>
+        </w:rPr>
+        <w:t xml:space="preserve">claude-sync-state push</w:t>
+      </w:r>
+      <w:r>
+        <w:t xml:space="preserve"> </w:t>
+      </w:r>
+      <w:r>
+        <w:t xml:space="preserve">after exit,</w:t>
+      </w:r>
+      <w:r>
+        <w:t xml:space="preserve"> </w:t>
+      </w:r>
+      <w:r>
+        <w:t xml:space="preserve">matching the</w:t>
+      </w:r>
+      <w:r>
+        <w:t xml:space="preserve"> </w:t>
+      </w:r>
+      <w:r>
+        <w:rPr>
+          <w:rStyle w:val="VerbatimChar"/>
+        </w:rPr>
+        <w:t xml:space="preserve">cma_run</w:t>
+      </w:r>
+      <w:r>
+        <w:t xml:space="preserve"> </w:t>
+      </w:r>
+      <w:r>
+        <w:t xml:space="preserve">pattern. Previously provider sessions were intentionally</w:t>
+      </w:r>
+      <w:r>
+        <w:t xml:space="preserve"> </w:t>
+      </w:r>
+      <w:r>
+        <w:t xml:space="preserve">excluded from sync; now they participate fully.</w:t>
+      </w:r>
+    </w:p>
+    <w:p>
+      <w:pPr>
+        <w:pStyle w:val="Compact"/>
+        <w:numPr>
+          <w:ilvl w:val="0"/>
+          <w:numId w:val="1033"/>
+        </w:numPr>
+      </w:pPr>
+      <w:r>
+        <w:rPr>
+          <w:b/>
+          <w:bCs/>
+        </w:rPr>
+        <w:t xml:space="preserve">Sandbox test coverage</w:t>
+      </w:r>
+      <w:r>
+        <w:t xml:space="preserve">: 10 new assertions proving cross-alias merge (sessions</w:t>
+      </w:r>
+      <w:r>
+        <w:t xml:space="preserve"> </w:t>
+      </w:r>
+      <w:r>
+        <w:t xml:space="preserve">from account→provider, provider→account, account→account all visible after sync).</w:t>
+      </w:r>
+      <w:r>
+        <w:t xml:space="preserve"> </w:t>
+      </w:r>
+      <w:r>
+        <w:t xml:space="preserve">Providers test 90 → 100 assertions.</w:t>
+      </w:r>
+    </w:p>
+    <w:p>
+      <w:pPr>
+        <w:pStyle w:val="Compact"/>
+        <w:numPr>
+          <w:ilvl w:val="0"/>
+          <w:numId w:val="1033"/>
+        </w:numPr>
+      </w:pPr>
+      <w:r>
+        <w:rPr>
+          <w:b/>
+          <w:bCs/>
+        </w:rPr>
+        <w:t xml:space="preserve">Live verification</w:t>
+      </w:r>
+      <w:r>
+        <w:t xml:space="preserve">:</w:t>
+      </w:r>
+      <w:r>
+        <w:t xml:space="preserve"> </w:t>
+      </w:r>
+      <w:r>
+        <w:rPr>
+          <w:rStyle w:val="VerbatimChar"/>
+        </w:rPr>
+        <w:t xml:space="preserve">lastSessionId</w:t>
+      </w:r>
+      <w:r>
+        <w:t xml:space="preserve"> </w:t>
+      </w:r>
+      <w:r>
+        <w:t xml:space="preserve">for a real project confirmed identical across</w:t>
+      </w:r>
+      <w:r>
+        <w:t xml:space="preserve"> </w:t>
+      </w:r>
+      <w:r>
+        <w:t xml:space="preserve">all dirs (3 accounts + 1 provider). 61 projects merged in every</w:t>
+      </w:r>
+      <w:r>
+        <w:t xml:space="preserve"> </w:t>
+      </w:r>
+      <w:r>
+        <w:rPr>
+          <w:rStyle w:val="VerbatimChar"/>
+        </w:rPr>
+        <w:t xml:space="preserve">.claude.json</w:t>
+      </w:r>
+      <w:r>
+        <w:t xml:space="preserve">.</w:t>
+      </w:r>
+      <w:r>
+        <w:t xml:space="preserve"> </w:t>
+      </w:r>
+      <w:r>
+        <w:t xml:space="preserve">Evidence in</w:t>
+      </w:r>
+      <w:r>
+        <w:t xml:space="preserve"> </w:t>
+      </w:r>
+      <w:r>
+        <w:rPr>
+          <w:rStyle w:val="VerbatimChar"/>
+        </w:rPr>
+        <w:t xml:space="preserve">scripts/tests/proof/80-cross-alias-sessions.txt</w:t>
+      </w:r>
+      <w:r>
+        <w:t xml:space="preserve">.</w:t>
+      </w:r>
+    </w:p>
+    <w:bookmarkEnd w:id="55"/>
+    <w:bookmarkStart w:id="56" w:name="changed-3"/>
+    <w:p>
+      <w:pPr>
+        <w:pStyle w:val="Heading3"/>
+      </w:pPr>
+      <w:r>
+        <w:t xml:space="preserve">Changed</w:t>
+      </w:r>
+    </w:p>
+    <w:p>
+      <w:pPr>
+        <w:pStyle w:val="Compact"/>
+        <w:numPr>
+          <w:ilvl w:val="0"/>
+          <w:numId w:val="1034"/>
+        </w:numPr>
+      </w:pPr>
+      <w:r>
+        <w:rPr>
+          <w:rStyle w:val="VerbatimChar"/>
+        </w:rPr>
+        <w:t xml:space="preserve">scripts/claude-sync-state.sh</w:t>
+      </w:r>
+      <w:r>
+        <w:t xml:space="preserve"> </w:t>
+      </w:r>
+      <w:r>
+        <w:t xml:space="preserve">— provider dirs included in merge targets</w:t>
+      </w:r>
+    </w:p>
+    <w:p>
+      <w:pPr>
+        <w:pStyle w:val="Compact"/>
+        <w:numPr>
+          <w:ilvl w:val="0"/>
+          <w:numId w:val="1034"/>
+        </w:numPr>
+      </w:pPr>
+      <w:r>
+        <w:rPr>
+          <w:rStyle w:val="VerbatimChar"/>
+        </w:rPr>
+        <w:t xml:space="preserve">scripts/lib.sh</w:t>
+      </w:r>
+      <w:r>
+        <w:t xml:space="preserve"> </w:t>
+      </w:r>
+      <w:r>
+        <w:t xml:space="preserve">—</w:t>
+      </w:r>
+      <w:r>
+        <w:t xml:space="preserve"> </w:t>
+      </w:r>
+      <w:r>
+        <w:rPr>
+          <w:rStyle w:val="VerbatimChar"/>
+        </w:rPr>
+        <w:t xml:space="preserve">cma_run_provider</w:t>
+      </w:r>
+      <w:r>
+        <w:t xml:space="preserve"> </w:t>
+      </w:r>
+      <w:r>
+        <w:t xml:space="preserve">wrapper updated with sync-state pull/push</w:t>
+      </w:r>
+    </w:p>
+    <w:p>
+      <w:pPr>
+        <w:pStyle w:val="Compact"/>
+        <w:numPr>
+          <w:ilvl w:val="0"/>
+          <w:numId w:val="1034"/>
+        </w:numPr>
+      </w:pPr>
+      <w:r>
+        <w:t xml:space="preserve">Alias file</w:t>
+      </w:r>
+      <w:r>
+        <w:t xml:space="preserve"> </w:t>
+      </w:r>
+      <w:r>
+        <w:rPr>
+          <w:rStyle w:val="VerbatimChar"/>
+        </w:rPr>
+        <w:t xml:space="preserve">aliases.sh</w:t>
+      </w:r>
+      <w:r>
+        <w:t xml:space="preserve"> </w:t>
+      </w:r>
+      <w:r>
+        <w:t xml:space="preserve">— updated</w:t>
+      </w:r>
+      <w:r>
+        <w:t xml:space="preserve"> </w:t>
+      </w:r>
+      <w:r>
+        <w:rPr>
+          <w:rStyle w:val="VerbatimChar"/>
+        </w:rPr>
+        <w:t xml:space="preserve">cma_run_provider</w:t>
+      </w:r>
+      <w:r>
+        <w:t xml:space="preserve"> </w:t>
+      </w:r>
+      <w:r>
+        <w:t xml:space="preserve">function (re-installed)</w:t>
+      </w:r>
+    </w:p>
+    <w:bookmarkEnd w:id="56"/>
+    <w:bookmarkStart w:id="57" w:name="full-test-suite-2"/>
+    <w:p>
+      <w:pPr>
+        <w:pStyle w:val="Heading3"/>
+      </w:pPr>
+      <w:r>
+        <w:t xml:space="preserve">Full test suite</w:t>
+      </w:r>
+    </w:p>
+    <w:p>
+      <w:pPr>
+        <w:pStyle w:val="Compact"/>
+        <w:numPr>
+          <w:ilvl w:val="0"/>
+          <w:numId w:val="1035"/>
+        </w:numPr>
+      </w:pPr>
+      <w:r>
+        <w:t xml:space="preserve">8/8 test files passed (ALL GREEN), 0 failures. Providers test includes 10 new</w:t>
+      </w:r>
+      <w:r>
+        <w:t xml:space="preserve"> </w:t>
+      </w:r>
+      <w:r>
+        <w:t xml:space="preserve">assertions for cross-alias session visibility.</w:t>
+      </w:r>
+    </w:p>
+    <w:bookmarkEnd w:id="57"/>
+    <w:bookmarkStart w:id="58" w:name="how-it-works"/>
+    <w:p>
+      <w:pPr>
+        <w:pStyle w:val="Heading3"/>
+      </w:pPr>
+      <w:r>
+        <w:t xml:space="preserve">How it works</w:t>
+      </w:r>
+    </w:p>
+    <w:p>
+      <w:pPr>
+        <w:pStyle w:val="Compact"/>
+        <w:numPr>
+          <w:ilvl w:val="0"/>
+          <w:numId w:val="1036"/>
+        </w:numPr>
+      </w:pPr>
+      <w:r>
+        <w:rPr>
+          <w:rStyle w:val="VerbatimChar"/>
+        </w:rPr>
+        <w:t xml:space="preserve">claude-sync-state pull</w:t>
+      </w:r>
+      <w:r>
+        <w:t xml:space="preserve"> </w:t>
+      </w:r>
+      <w:r>
+        <w:t xml:space="preserve">merges every account’s + provider’s</w:t>
+      </w:r>
+      <w:r>
+        <w:t xml:space="preserve"> </w:t>
+      </w:r>
+      <w:r>
+        <w:rPr>
+          <w:rStyle w:val="VerbatimChar"/>
+        </w:rPr>
+        <w:t xml:space="preserve">.claude.json</w:t>
+      </w:r>
+      <w:r>
+        <w:t xml:space="preserve"> </w:t>
+      </w:r>
+      <w:r>
+        <w:t xml:space="preserve">into</w:t>
+      </w:r>
+      <w:r>
+        <w:t xml:space="preserve"> </w:t>
+      </w:r>
+      <w:r>
+        <w:t xml:space="preserve">the launching dir before Claude Code starts (including</w:t>
+      </w:r>
+      <w:r>
+        <w:t xml:space="preserve"> </w:t>
+      </w:r>
+      <w:r>
+        <w:rPr>
+          <w:rStyle w:val="VerbatimChar"/>
+        </w:rPr>
+        <w:t xml:space="preserve">lastSessionId</w:t>
+      </w:r>
+      <w:r>
+        <w:t xml:space="preserve">,</w:t>
+      </w:r>
+      <w:r>
+        <w:t xml:space="preserve"> </w:t>
+      </w:r>
+      <w:r>
+        <w:rPr>
+          <w:rStyle w:val="VerbatimChar"/>
+        </w:rPr>
+        <w:t xml:space="preserve">allowedTools</w:t>
+      </w:r>
+      <w:r>
+        <w:t xml:space="preserve">, MCP config, etc.).</w:t>
+      </w:r>
+    </w:p>
+    <w:p>
+      <w:pPr>
+        <w:pStyle w:val="Compact"/>
+        <w:numPr>
+          <w:ilvl w:val="0"/>
+          <w:numId w:val="1036"/>
+        </w:numPr>
+      </w:pPr>
+      <w:r>
+        <w:t xml:space="preserve">Claude Code launches with the merged state —</w:t>
+      </w:r>
+      <w:r>
+        <w:t xml:space="preserve"> </w:t>
+      </w:r>
+      <w:r>
+        <w:rPr>
+          <w:rStyle w:val="VerbatimChar"/>
+        </w:rPr>
+        <w:t xml:space="preserve">/resume</w:t>
+      </w:r>
+      <w:r>
+        <w:t xml:space="preserve"> </w:t>
+      </w:r>
+      <w:r>
+        <w:t xml:space="preserve">sees all sessions.</w:t>
+      </w:r>
+    </w:p>
+    <w:p>
+      <w:pPr>
+        <w:pStyle w:val="Compact"/>
+        <w:numPr>
+          <w:ilvl w:val="0"/>
+          <w:numId w:val="1036"/>
+        </w:numPr>
+      </w:pPr>
+      <w:r>
+        <w:rPr>
+          <w:rStyle w:val="VerbatimChar"/>
+        </w:rPr>
+        <w:t xml:space="preserve">claude-sync-state push</w:t>
+      </w:r>
+      <w:r>
+        <w:t xml:space="preserve"> </w:t>
+      </w:r>
+      <w:r>
+        <w:t xml:space="preserve">merges the post-session</w:t>
+      </w:r>
+      <w:r>
+        <w:t xml:space="preserve"> </w:t>
+      </w:r>
+      <w:r>
+        <w:rPr>
+          <w:rStyle w:val="VerbatimChar"/>
+        </w:rPr>
+        <w:t xml:space="preserve">.claude.json</w:t>
+      </w:r>
+      <w:r>
+        <w:t xml:space="preserve"> </w:t>
+      </w:r>
+      <w:r>
+        <w:t xml:space="preserve">back out after</w:t>
+      </w:r>
+      <w:r>
+        <w:t xml:space="preserve"> </w:t>
+      </w:r>
+      <w:r>
+        <w:t xml:space="preserve">exit, so the next alias to launch picks up the new session.</w:t>
+      </w:r>
+    </w:p>
+    <w:p>
+      <w:pPr>
+        <w:pStyle w:val="Compact"/>
+        <w:numPr>
+          <w:ilvl w:val="0"/>
+          <w:numId w:val="1036"/>
+        </w:numPr>
+      </w:pPr>
+      <w:r>
+        <w:t xml:space="preserve">The</w:t>
+      </w:r>
+      <w:r>
+        <w:t xml:space="preserve"> </w:t>
+      </w:r>
+      <w:r>
+        <w:rPr>
+          <w:rStyle w:val="VerbatimChar"/>
+        </w:rPr>
+        <w:t xml:space="preserve">sessions/</w:t>
+      </w:r>
+      <w:r>
+        <w:t xml:space="preserve"> </w:t>
+      </w:r>
+      <w:r>
+        <w:t xml:space="preserve">directory was already shared via symlink — this release ensures</w:t>
+      </w:r>
+      <w:r>
+        <w:t xml:space="preserve"> </w:t>
+      </w:r>
+      <w:r>
+        <w:rPr>
+          <w:rStyle w:val="VerbatimChar"/>
+        </w:rPr>
+        <w:t xml:space="preserve">.claude.json</w:t>
+      </w:r>
+      <w:r>
+        <w:t xml:space="preserve"> </w:t>
+      </w:r>
+      <w:r>
+        <w:t xml:space="preserve">project settings are also merged.</w:t>
+      </w:r>
+    </w:p>
+    <w:bookmarkEnd w:id="58"/>
+    <w:bookmarkStart w:id="59" w:name="performance"/>
+    <w:p>
+      <w:pPr>
+        <w:pStyle w:val="Heading3"/>
+      </w:pPr>
+      <w:r>
+        <w:t xml:space="preserve">Performance</w:t>
+      </w:r>
+    </w:p>
+    <w:p>
+      <w:pPr>
+        <w:pStyle w:val="Compact"/>
+        <w:numPr>
+          <w:ilvl w:val="0"/>
+          <w:numId w:val="1037"/>
+        </w:numPr>
+      </w:pPr>
+      <w:r>
+        <w:t xml:space="preserve">Adds ~1-2 seconds overhead per provider launch (jq merge of</w:t>
+      </w:r>
+      <w:r>
+        <w:t xml:space="preserve"> </w:t>
+      </w:r>
+      <w:r>
+        <w:rPr>
+          <w:rStyle w:val="VerbatimChar"/>
+        </w:rPr>
+        <w:t xml:space="preserve">.claude.json</w:t>
+      </w:r>
+      <w:r>
+        <w:t xml:space="preserve"> </w:t>
+      </w:r>
+      <w:r>
+        <w:t xml:space="preserve">across</w:t>
+      </w:r>
+      <w:r>
+        <w:t xml:space="preserve"> </w:t>
+      </w:r>
+      <w:r>
+        <w:t xml:space="preserve">all dirs). Same overhead that</w:t>
+      </w:r>
+      <w:r>
+        <w:t xml:space="preserve"> </w:t>
+      </w:r>
+      <w:r>
+        <w:rPr>
+          <w:rStyle w:val="VerbatimChar"/>
+        </w:rPr>
+        <w:t xml:space="preserve">claudeN</w:t>
+      </w:r>
+      <w:r>
+        <w:t xml:space="preserve"> </w:t>
+      </w:r>
+      <w:r>
+        <w:t xml:space="preserve">aliases already have.</w:t>
+      </w:r>
+    </w:p>
+    <w:bookmarkEnd w:id="59"/>
+    <w:bookmarkEnd w:id="60"/>
+    <w:bookmarkStart w:id="66" w:name="X8a1d210006345e502597ab238bfd03883495733"/>
+    <w:p>
+      <w:pPr>
+        <w:pStyle w:val="Heading2"/>
+      </w:pPr>
+      <w:r>
+        <w:t xml:space="preserve">v1.4.0 — 2026-06-20 — OpenCode Zen provider alias</w:t>
+      </w:r>
+    </w:p>
+    <w:bookmarkStart w:id="62" w:name="added-6"/>
+    <w:p>
+      <w:pPr>
+        <w:pStyle w:val="Heading3"/>
+      </w:pPr>
+      <w:r>
+        <w:t xml:space="preserve">Added</w:t>
+      </w:r>
+    </w:p>
+    <w:p>
+      <w:pPr>
+        <w:pStyle w:val="Compact"/>
+        <w:numPr>
+          <w:ilvl w:val="0"/>
+          <w:numId w:val="1038"/>
+        </w:numPr>
+      </w:pPr>
+      <w:r>
+        <w:rPr>
+          <w:rStyle w:val="VerbatimChar"/>
+          <w:b/>
+          <w:bCs/>
+        </w:rPr>
+        <w:t xml:space="preserve">opencode</w:t>
+      </w:r>
+      <w:r>
+        <w:rPr>
+          <w:b/>
+          <w:bCs/>
+        </w:rPr>
+        <w:t xml:space="preserve"> </w:t>
+      </w:r>
+      <w:r>
+        <w:rPr>
+          <w:b/>
+          <w:bCs/>
+        </w:rPr>
+        <w:t xml:space="preserve">provider alias</w:t>
+      </w:r>
+      <w:r>
+        <w:t xml:space="preserve"> </w:t>
+      </w:r>
+      <w:r>
+        <w:t xml:space="preserve">—</w:t>
+      </w:r>
+      <w:r>
+        <w:t xml:space="preserve"> </w:t>
+      </w:r>
+      <w:hyperlink r:id="rId61">
+        <w:r>
+          <w:rPr>
+            <w:rStyle w:val="Hyperlink"/>
+          </w:rPr>
+          <w:t xml:space="preserve">OpenCode Zen</w:t>
+        </w:r>
+      </w:hyperlink>
+      <w:r>
+        <w:t xml:space="preserve"> </w:t>
+      </w:r>
+      <w:r>
+        <w:t xml:space="preserve">curated AI</w:t>
+      </w:r>
+      <w:r>
+        <w:t xml:space="preserve"> </w:t>
+      </w:r>
+      <w:r>
+        <w:t xml:space="preserve">gateway with</w:t>
+      </w:r>
+      <w:r>
+        <w:t xml:space="preserve"> </w:t>
+      </w:r>
+      <w:r>
+        <w:rPr>
+          <w:b/>
+          <w:bCs/>
+        </w:rPr>
+        <w:t xml:space="preserve">21 free models</w:t>
+      </w:r>
+      <w:r>
+        <w:t xml:space="preserve"> </w:t>
+      </w:r>
+      <w:r>
+        <w:t xml:space="preserve">(all $0 cost, all support tool calling + reasoning)</w:t>
+      </w:r>
+      <w:r>
+        <w:t xml:space="preserve"> </w:t>
+      </w:r>
+      <w:r>
+        <w:t xml:space="preserve">and 49 paid models. The alias uses</w:t>
+      </w:r>
+      <w:r>
+        <w:t xml:space="preserve"> </w:t>
+      </w:r>
+      <w:r>
+        <w:rPr>
+          <w:b/>
+          <w:bCs/>
+        </w:rPr>
+        <w:t xml:space="preserve">router transport</w:t>
+      </w:r>
+      <w:r>
+        <w:t xml:space="preserve"> </w:t>
+      </w:r>
+      <w:r>
+        <w:t xml:space="preserve">(ccr) targeting the</w:t>
+      </w:r>
+      <w:r>
+        <w:t xml:space="preserve"> </w:t>
+      </w:r>
+      <w:r>
+        <w:t xml:space="preserve">OpenAI-compatible endpoint</w:t>
+      </w:r>
+      <w:r>
+        <w:t xml:space="preserve"> </w:t>
+      </w:r>
+      <w:r>
+        <w:rPr>
+          <w:rStyle w:val="VerbatimChar"/>
+        </w:rPr>
+        <w:t xml:space="preserve">https://opencode.ai/zen/v1/chat/completions</w:t>
+      </w:r>
+      <w:r>
+        <w:t xml:space="preserve">.</w:t>
+      </w:r>
+    </w:p>
+    <w:p>
+      <w:pPr>
+        <w:pStyle w:val="Compact"/>
+        <w:numPr>
+          <w:ilvl w:val="0"/>
+          <w:numId w:val="1038"/>
+        </w:numPr>
+      </w:pPr>
+      <w:r>
+        <w:rPr>
+          <w:b/>
+          <w:bCs/>
+        </w:rPr>
+        <w:t xml:space="preserve">Model overrides</w:t>
+      </w:r>
+      <w:r>
+        <w:t xml:space="preserve">: strong =</w:t>
+      </w:r>
+      <w:r>
+        <w:t xml:space="preserve"> </w:t>
+      </w:r>
+      <w:r>
+        <w:rPr>
+          <w:rStyle w:val="VerbatimChar"/>
+        </w:rPr>
+        <w:t xml:space="preserve">big-pickle</w:t>
+      </w:r>
+      <w:r>
+        <w:t xml:space="preserve"> </w:t>
+      </w:r>
+      <w:r>
+        <w:t xml:space="preserve">(free stealth model, 200K context,</w:t>
+      </w:r>
+      <w:r>
+        <w:t xml:space="preserve"> </w:t>
+      </w:r>
+      <w:r>
+        <w:t xml:space="preserve">reasoning + tool_call), fast =</w:t>
+      </w:r>
+      <w:r>
+        <w:t xml:space="preserve"> </w:t>
+      </w:r>
+      <w:r>
+        <w:rPr>
+          <w:rStyle w:val="VerbatimChar"/>
+        </w:rPr>
+        <w:t xml:space="preserve">deepseek-v4-flash-free</w:t>
+      </w:r>
+      <w:r>
+        <w:t xml:space="preserve"> </w:t>
+      </w:r>
+      <w:r>
+        <w:t xml:space="preserve">(free, 200K context,</w:t>
+      </w:r>
+      <w:r>
+        <w:t xml:space="preserve"> </w:t>
+      </w:r>
+      <w:r>
+        <w:t xml:space="preserve">reasoning + tool_call). Pinning is deliberate — auto-selection would pick</w:t>
+      </w:r>
+      <w:r>
+        <w:t xml:space="preserve"> </w:t>
+      </w:r>
+      <w:r>
+        <w:rPr>
+          <w:rStyle w:val="VerbatimChar"/>
+        </w:rPr>
+        <w:t xml:space="preserve">nemotron-3-ultra-free</w:t>
+      </w:r>
+      <w:r>
+        <w:t xml:space="preserve"> </w:t>
+      </w:r>
+      <w:r>
+        <w:t xml:space="preserve">(1M ctx) as strong and</w:t>
+      </w:r>
+      <w:r>
+        <w:t xml:space="preserve"> </w:t>
+      </w:r>
+      <w:r>
+        <w:rPr>
+          <w:rStyle w:val="VerbatimChar"/>
+        </w:rPr>
+        <w:t xml:space="preserve">trinity-large-preview-free</w:t>
+      </w:r>
+      <w:r>
+        <w:t xml:space="preserve"> </w:t>
+      </w:r>
+      <w:r>
+        <w:t xml:space="preserve">(131K,</w:t>
+      </w:r>
+      <w:r>
+        <w:t xml:space="preserve"> </w:t>
+      </w:r>
+      <w:r>
+        <w:t xml:space="preserve">no reasoning) as fast, both suboptimal for coding workloads.</w:t>
+      </w:r>
+    </w:p>
+    <w:p>
+      <w:pPr>
+        <w:pStyle w:val="Compact"/>
+        <w:numPr>
+          <w:ilvl w:val="0"/>
+          <w:numId w:val="1038"/>
+        </w:numPr>
+      </w:pPr>
+      <w:r>
+        <w:rPr>
+          <w:b/>
+          <w:bCs/>
+        </w:rPr>
+        <w:t xml:space="preserve">key-aliases.json mappings</w:t>
+      </w:r>
+      <w:r>
+        <w:t xml:space="preserve">:</w:t>
+      </w:r>
+      <w:r>
+        <w:t xml:space="preserve"> </w:t>
+      </w:r>
+      <w:r>
+        <w:rPr>
+          <w:rStyle w:val="VerbatimChar"/>
+        </w:rPr>
+        <w:t xml:space="preserve">ZEN_API_KEY</w:t>
+      </w:r>
+      <w:r>
+        <w:t xml:space="preserve"> </w:t>
+      </w:r>
+      <w:r>
+        <w:t xml:space="preserve">→</w:t>
+      </w:r>
+      <w:r>
+        <w:t xml:space="preserve"> </w:t>
+      </w:r>
+      <w:r>
+        <w:rPr>
+          <w:rStyle w:val="VerbatimChar"/>
+        </w:rPr>
+        <w:t xml:space="preserve">opencode</w:t>
+      </w:r>
+      <w:r>
+        <w:t xml:space="preserve"> </w:t>
+      </w:r>
+      <w:r>
+        <w:t xml:space="preserve">and</w:t>
+      </w:r>
+      <w:r>
+        <w:t xml:space="preserve"> </w:t>
+      </w:r>
+      <w:r>
+        <w:rPr>
+          <w:rStyle w:val="VerbatimChar"/>
+        </w:rPr>
+        <w:t xml:space="preserve">ApiKey_Opencode_Zen</w:t>
+      </w:r>
+      <w:r>
+        <w:t xml:space="preserve"> </w:t>
+      </w:r>
+      <w:r>
+        <w:t xml:space="preserve">→</w:t>
+      </w:r>
+      <w:r>
+        <w:t xml:space="preserve"> </w:t>
+      </w:r>
+      <w:r>
+        <w:rPr>
+          <w:rStyle w:val="VerbatimChar"/>
+        </w:rPr>
+        <w:t xml:space="preserve">opencode</w:t>
+      </w:r>
+      <w:r>
+        <w:t xml:space="preserve"> </w:t>
+      </w:r>
+      <w:r>
+        <w:t xml:space="preserve">(both key vars present in the user’s keys file).</w:t>
+      </w:r>
+    </w:p>
+    <w:p>
+      <w:pPr>
+        <w:pStyle w:val="Compact"/>
+        <w:numPr>
+          <w:ilvl w:val="0"/>
+          <w:numId w:val="1038"/>
+        </w:numPr>
+      </w:pPr>
+      <w:r>
+        <w:rPr>
+          <w:b/>
+          <w:bCs/>
+        </w:rPr>
+        <w:t xml:space="preserve">overrides.json pin</w:t>
+      </w:r>
+      <w:r>
+        <w:t xml:space="preserve">:</w:t>
+      </w:r>
+      <w:r>
+        <w:t xml:space="preserve"> </w:t>
+      </w:r>
+      <w:r>
+        <w:rPr>
+          <w:rStyle w:val="VerbatimChar"/>
+        </w:rPr>
+        <w:t xml:space="preserve">strong_model=big-pickle</w:t>
+      </w:r>
+      <w:r>
+        <w:t xml:space="preserve">,</w:t>
+      </w:r>
+      <w:r>
+        <w:t xml:space="preserve"> </w:t>
+      </w:r>
+      <w:r>
+        <w:rPr>
+          <w:rStyle w:val="VerbatimChar"/>
+        </w:rPr>
+        <w:t xml:space="preserve">fast_model=deepseek-v4-flash-free</w:t>
+      </w:r>
+      <w:r>
+        <w:t xml:space="preserve"> </w:t>
+      </w:r>
+      <w:r>
+        <w:t xml:space="preserve">(no transport/base_url override needed — catalog values are correct).</w:t>
+      </w:r>
+    </w:p>
+    <w:p>
+      <w:pPr>
+        <w:pStyle w:val="Compact"/>
+        <w:numPr>
+          <w:ilvl w:val="0"/>
+          <w:numId w:val="1038"/>
+        </w:numPr>
+      </w:pPr>
+      <w:r>
+        <w:rPr>
+          <w:b/>
+          <w:bCs/>
+        </w:rPr>
+        <w:t xml:space="preserve">Sandbox test coverage</w:t>
+      </w:r>
+      <w:r>
+        <w:t xml:space="preserve">: resolver tests (key-alias mapping for both key vars, router</w:t>
+      </w:r>
+      <w:r>
+        <w:t xml:space="preserve"> </w:t>
+      </w:r>
+      <w:r>
+        <w:t xml:space="preserve">transport from</w:t>
+      </w:r>
+      <w:r>
+        <w:t xml:space="preserve"> </w:t>
+      </w:r>
+      <w:r>
+        <w:rPr>
+          <w:rStyle w:val="VerbatimChar"/>
+        </w:rPr>
+        <w:t xml:space="preserve">@ai-sdk/openai-compatible</w:t>
+      </w:r>
+      <w:r>
+        <w:t xml:space="preserve"> </w:t>
+      </w:r>
+      <w:r>
+        <w:t xml:space="preserve">npm, zen/v1 base_url from catalog, model</w:t>
+      </w:r>
+      <w:r>
+        <w:t xml:space="preserve"> </w:t>
+      </w:r>
+      <w:r>
+        <w:t xml:space="preserve">override beats auto-selection, stale-model-never-selected guards) + sync e2e tests</w:t>
+      </w:r>
+      <w:r>
+        <w:t xml:space="preserve"> </w:t>
+      </w:r>
+      <w:r>
+        <w:t xml:space="preserve">(env file, alias, config-dir + plugins symlink, account-detection exclusion,</w:t>
+      </w:r>
+      <w:r>
+        <w:t xml:space="preserve"> </w:t>
+      </w:r>
+      <w:r>
+        <w:t xml:space="preserve">idempotency, no-secret-leak). Providers test 69 → 90 assertions.</w:t>
+      </w:r>
+    </w:p>
+    <w:p>
+      <w:pPr>
+        <w:pStyle w:val="Compact"/>
+        <w:numPr>
+          <w:ilvl w:val="0"/>
+          <w:numId w:val="1038"/>
+        </w:numPr>
+      </w:pPr>
+      <w:r>
+        <w:rPr>
+          <w:b/>
+          <w:bCs/>
+        </w:rPr>
+        <w:t xml:space="preserve">Live endpoint verification</w:t>
+      </w:r>
+      <w:r>
+        <w:t xml:space="preserve">:</w:t>
+      </w:r>
+      <w:r>
+        <w:t xml:space="preserve"> </w:t>
+      </w:r>
+      <w:r>
+        <w:rPr>
+          <w:rStyle w:val="VerbatimChar"/>
+        </w:rPr>
+        <w:t xml:space="preserve">GET /v1/models</w:t>
+      </w:r>
+      <w:r>
+        <w:t xml:space="preserve"> </w:t>
+      </w:r>
+      <w:r>
+        <w:t xml:space="preserve">HTTP 200;</w:t>
+      </w:r>
+      <w:r>
+        <w:t xml:space="preserve"> </w:t>
+      </w:r>
+      <w:r>
+        <w:rPr>
+          <w:rStyle w:val="VerbatimChar"/>
+        </w:rPr>
+        <w:t xml:space="preserve">POST /v1/chat/completions</w:t>
+      </w:r>
+      <w:r>
+        <w:t xml:space="preserve"> </w:t>
+      </w:r>
+      <w:r>
+        <w:t xml:space="preserve">round trip HTTP 200 with correct text for</w:t>
+      </w:r>
+      <w:r>
+        <w:t xml:space="preserve"> </w:t>
+      </w:r>
+      <w:r>
+        <w:rPr>
+          <w:rStyle w:val="VerbatimChar"/>
+        </w:rPr>
+        <w:t xml:space="preserve">big-pickle</w:t>
+      </w:r>
+      <w:r>
+        <w:t xml:space="preserve"> </w:t>
+      </w:r>
+      <w:r>
+        <w:t xml:space="preserve">(stealth, cost=$0,</w:t>
+      </w:r>
+      <w:r>
+        <w:t xml:space="preserve"> </w:t>
+      </w:r>
+      <w:r>
+        <w:t xml:space="preserve">reasoning_content present) and</w:t>
+      </w:r>
+      <w:r>
+        <w:t xml:space="preserve"> </w:t>
+      </w:r>
+      <w:r>
+        <w:rPr>
+          <w:rStyle w:val="VerbatimChar"/>
+        </w:rPr>
+        <w:t xml:space="preserve">deepseek-v4-flash-free</w:t>
+      </w:r>
+      <w:r>
+        <w:t xml:space="preserve"> </w:t>
+      </w:r>
+      <w:r>
+        <w:t xml:space="preserve">(cost=$0); additional free</w:t>
+      </w:r>
+      <w:r>
+        <w:t xml:space="preserve"> </w:t>
+      </w:r>
+      <w:r>
+        <w:t xml:space="preserve">models (</w:t>
+      </w:r>
+      <w:r>
+        <w:rPr>
+          <w:rStyle w:val="VerbatimChar"/>
+        </w:rPr>
+        <w:t xml:space="preserve">mimo-v2.5-free</w:t>
+      </w:r>
+      <w:r>
+        <w:t xml:space="preserve">,</w:t>
+      </w:r>
+      <w:r>
+        <w:t xml:space="preserve"> </w:t>
+      </w:r>
+      <w:r>
+        <w:rPr>
+          <w:rStyle w:val="VerbatimChar"/>
+        </w:rPr>
+        <w:t xml:space="preserve">nemotron-3-ultra-free</w:t>
+      </w:r>
+      <w:r>
+        <w:t xml:space="preserve">,</w:t>
+      </w:r>
+      <w:r>
+        <w:t xml:space="preserve"> </w:t>
+      </w:r>
+      <w:r>
+        <w:rPr>
+          <w:rStyle w:val="VerbatimChar"/>
+        </w:rPr>
+        <w:t xml:space="preserve">north-mini-code-free</w:t>
+      </w:r>
+      <w:r>
+        <w:t xml:space="preserve">) all HTTP 200</w:t>
+      </w:r>
+      <w:r>
+        <w:t xml:space="preserve"> </w:t>
+      </w:r>
+      <w:r>
+        <w:t xml:space="preserve">with cost=$0. Evidence in</w:t>
+      </w:r>
+      <w:r>
+        <w:t xml:space="preserve"> </w:t>
+      </w:r>
+      <w:r>
+        <w:rPr>
+          <w:rStyle w:val="VerbatimChar"/>
+        </w:rPr>
+        <w:t xml:space="preserve">scripts/tests/proof/70-zen-live.txt</w:t>
+      </w:r>
+      <w:r>
+        <w:t xml:space="preserve"> </w:t>
+      </w:r>
+      <w:r>
+        <w:t xml:space="preserve">(secret-free).</w:t>
+      </w:r>
+    </w:p>
+    <w:p>
+      <w:pPr>
+        <w:pStyle w:val="Compact"/>
+        <w:numPr>
+          <w:ilvl w:val="0"/>
+          <w:numId w:val="1038"/>
+        </w:numPr>
+      </w:pPr>
+      <w:r>
+        <w:rPr>
+          <w:b/>
+          <w:bCs/>
+        </w:rPr>
+        <w:t xml:space="preserve">Docs</w:t>
+      </w:r>
+      <w:r>
+        <w:t xml:space="preserve">: dedicated</w:t>
+      </w:r>
+      <w:r>
+        <w:t xml:space="preserve"> </w:t>
+      </w:r>
+      <w:r>
+        <w:rPr>
+          <w:rStyle w:val="VerbatimChar"/>
+        </w:rPr>
+        <w:t xml:space="preserve">opencode</w:t>
+      </w:r>
+      <w:r>
+        <w:t xml:space="preserve"> </w:t>
+      </w:r>
+      <w:r>
+        <w:t xml:space="preserve">section in</w:t>
+      </w:r>
+      <w:r>
+        <w:t xml:space="preserve"> </w:t>
+      </w:r>
+      <w:r>
+        <w:rPr>
+          <w:rStyle w:val="VerbatimChar"/>
+        </w:rPr>
+        <w:t xml:space="preserve">docs/Provider_Aliases_User_Guide.md</w:t>
+      </w:r>
+      <w:r>
+        <w:t xml:space="preserve"> </w:t>
+      </w:r>
+      <w:r>
+        <w:t xml:space="preserve">(full free models table, setup, usage, live-verified notes, stealth model explanation).</w:t>
+      </w:r>
+    </w:p>
+    <w:bookmarkEnd w:id="62"/>
+    <w:bookmarkStart w:id="63" w:name="changed-4"/>
+    <w:p>
+      <w:pPr>
+        <w:pStyle w:val="Heading3"/>
+      </w:pPr>
+      <w:r>
+        <w:t xml:space="preserve">Changed</w:t>
+      </w:r>
+    </w:p>
+    <w:p>
+      <w:pPr>
+        <w:pStyle w:val="Compact"/>
+        <w:numPr>
+          <w:ilvl w:val="0"/>
+          <w:numId w:val="1039"/>
+        </w:numPr>
+      </w:pPr>
+      <w:r>
+        <w:rPr>
+          <w:rStyle w:val="VerbatimChar"/>
+        </w:rPr>
+        <w:t xml:space="preserve">scripts/providers/key-aliases.json</w:t>
+      </w:r>
+      <w:r>
+        <w:t xml:space="preserve"> </w:t>
+      </w:r>
+      <w:r>
+        <w:t xml:space="preserve">and</w:t>
+      </w:r>
+      <w:r>
+        <w:t xml:space="preserve"> </w:t>
+      </w:r>
+      <w:r>
+        <w:rPr>
+          <w:rStyle w:val="VerbatimChar"/>
+        </w:rPr>
+        <w:t xml:space="preserve">scripts/providers/overrides.json</w:t>
+      </w:r>
+      <w:r>
+        <w:t xml:space="preserve"> </w:t>
+      </w:r>
+      <w:r>
+        <w:t xml:space="preserve">extended</w:t>
+      </w:r>
+      <w:r>
+        <w:t xml:space="preserve"> </w:t>
+      </w:r>
+      <w:r>
+        <w:t xml:space="preserve">with the</w:t>
+      </w:r>
+      <w:r>
+        <w:t xml:space="preserve"> </w:t>
+      </w:r>
+      <w:r>
+        <w:rPr>
+          <w:rStyle w:val="VerbatimChar"/>
+        </w:rPr>
+        <w:t xml:space="preserve">opencode</w:t>
+      </w:r>
+      <w:r>
+        <w:t xml:space="preserve"> </w:t>
+      </w:r>
+      <w:r>
+        <w:t xml:space="preserve">entries (config-only; no code changes — same dynamic pattern as</w:t>
+      </w:r>
+      <w:r>
+        <w:t xml:space="preserve"> </w:t>
+      </w:r>
+      <w:r>
+        <w:t xml:space="preserve">Xiaomi v1.3.0 / Z.AI v1.2.0 / DeepSeek).</w:t>
+      </w:r>
+    </w:p>
+    <w:bookmarkEnd w:id="63"/>
+    <w:bookmarkStart w:id="64" w:name="full-test-suite-3"/>
+    <w:p>
+      <w:pPr>
+        <w:pStyle w:val="Heading3"/>
+      </w:pPr>
+      <w:r>
+        <w:t xml:space="preserve">Full test suite</w:t>
+      </w:r>
+    </w:p>
+    <w:p>
+      <w:pPr>
+        <w:pStyle w:val="Compact"/>
+        <w:numPr>
+          <w:ilvl w:val="0"/>
+          <w:numId w:val="1040"/>
+        </w:numPr>
+      </w:pPr>
+      <w:r>
+        <w:t xml:space="preserve">8/8 test files passed (ALL GREEN), 0 failures. Providers test includes 21 new</w:t>
+      </w:r>
+      <w:r>
+        <w:t xml:space="preserve"> </w:t>
+      </w:r>
+      <w:r>
+        <w:t xml:space="preserve">assertions for</w:t>
+      </w:r>
+      <w:r>
+        <w:t xml:space="preserve"> </w:t>
+      </w:r>
+      <w:r>
+        <w:rPr>
+          <w:rStyle w:val="VerbatimChar"/>
+        </w:rPr>
+        <w:t xml:space="preserve">opencode</w:t>
+      </w:r>
+      <w:r>
+        <w:t xml:space="preserve">.</w:t>
+      </w:r>
+    </w:p>
+    <w:bookmarkEnd w:id="64"/>
+    <w:bookmarkStart w:id="65" w:name="honest-notes"/>
+    <w:p>
+      <w:pPr>
+        <w:pStyle w:val="Heading3"/>
+      </w:pPr>
+      <w:r>
+        <w:t xml:space="preserve">Honest notes</w:t>
+      </w:r>
+    </w:p>
+    <w:p>
+      <w:pPr>
+        <w:pStyle w:val="Compact"/>
+        <w:numPr>
+          <w:ilvl w:val="0"/>
+          <w:numId w:val="1041"/>
+        </w:numPr>
+      </w:pPr>
+      <w:r>
+        <w:t xml:space="preserve">The alias uses router transport (ccr) because Zen’s free models use OpenAI-compatible</w:t>
+      </w:r>
+      <w:r>
+        <w:t xml:space="preserve"> </w:t>
+      </w:r>
+      <w:r>
+        <w:t xml:space="preserve">format (</w:t>
+      </w:r>
+      <w:r>
+        <w:rPr>
+          <w:rStyle w:val="VerbatimChar"/>
+        </w:rPr>
+        <w:t xml:space="preserve">/v1/chat/completions</w:t>
+      </w:r>
+      <w:r>
+        <w:t xml:space="preserve">), not Anthropic native format. This adds a ccr</w:t>
+      </w:r>
+      <w:r>
+        <w:t xml:space="preserve"> </w:t>
+      </w:r>
+      <w:r>
+        <w:t xml:space="preserve">dependency that native-transport aliases (deepseek, xiaomi) don’t have.</w:t>
+      </w:r>
+    </w:p>
+    <w:p>
+      <w:pPr>
+        <w:pStyle w:val="Compact"/>
+        <w:numPr>
+          <w:ilvl w:val="0"/>
+          <w:numId w:val="1041"/>
+        </w:numPr>
+      </w:pPr>
+      <w:r>
+        <w:t xml:space="preserve">Big Pickle is a stealth model — the actual model served may vary (observed as</w:t>
+      </w:r>
+      <w:r>
+        <w:t xml:space="preserve"> </w:t>
+      </w:r>
+      <w:r>
+        <w:t xml:space="preserve">deepseek-v4-flash). This is by design per OpenCode’s documentation.</w:t>
+      </w:r>
+    </w:p>
+    <w:p>
+      <w:pPr>
+        <w:pStyle w:val="Compact"/>
+        <w:numPr>
+          <w:ilvl w:val="0"/>
+          <w:numId w:val="1041"/>
+        </w:numPr>
+      </w:pPr>
+      <w:r>
+        <w:t xml:space="preserve">The same pre-existing</w:t>
+      </w:r>
+      <w:r>
+        <w:t xml:space="preserve"> </w:t>
+      </w:r>
+      <w:r>
+        <w:rPr>
+          <w:rStyle w:val="VerbatimChar"/>
+        </w:rPr>
+        <w:t xml:space="preserve">~/api_keys.sh</w:t>
+      </w:r>
+      <w:r>
+        <w:t xml:space="preserve"> </w:t>
+      </w:r>
+      <w:r>
+        <w:t xml:space="preserve">set -u issue affects the in-process verifier</w:t>
+      </w:r>
+      <w:r>
+        <w:t xml:space="preserve"> </w:t>
+      </w:r>
+      <w:r>
+        <w:t xml:space="preserve">for all providers; authoritative proof is the direct HTTP round trip.</w:t>
+      </w:r>
+    </w:p>
+    <w:p>
+      <w:pPr>
+        <w:pStyle w:val="Compact"/>
+        <w:numPr>
+          <w:ilvl w:val="0"/>
+          <w:numId w:val="1041"/>
+        </w:numPr>
+      </w:pPr>
+      <w:r>
+        <w:t xml:space="preserve">The 2 pre-existing, environmental opencode-skill-discovery failures in</w:t>
+      </w:r>
+      <w:r>
+        <w:t xml:space="preserve"> </w:t>
+      </w:r>
+      <w:r>
+        <w:rPr>
+          <w:rStyle w:val="VerbatimChar"/>
+        </w:rPr>
+        <w:t xml:space="preserve">run-proof.sh</w:t>
+      </w:r>
+      <w:r>
+        <w:t xml:space="preserve"> </w:t>
+      </w:r>
+      <w:r>
+        <w:t xml:space="preserve">remain unchanged (unrelated to this work).</w:t>
+      </w:r>
+    </w:p>
+    <w:bookmarkEnd w:id="65"/>
+    <w:bookmarkEnd w:id="66"/>
+    <w:bookmarkStart w:id="71" w:name="X81ef3d0a86c79219a654ac815e5ff98614dfb88"/>
+    <w:p>
+      <w:pPr>
+        <w:pStyle w:val="Heading2"/>
+      </w:pPr>
+      <w:r>
+        <w:t xml:space="preserve">v1.3.0 — 2026-06-19 — Xiaomi MiMo provider alias</w:t>
+      </w:r>
+    </w:p>
+    <w:bookmarkStart w:id="67" w:name="added-7"/>
+    <w:p>
+      <w:pPr>
+        <w:pStyle w:val="Heading3"/>
+      </w:pPr>
+      <w:r>
+        <w:t xml:space="preserve">Added</w:t>
+      </w:r>
+    </w:p>
+    <w:p>
+      <w:pPr>
+        <w:pStyle w:val="Compact"/>
+        <w:numPr>
+          <w:ilvl w:val="0"/>
+          <w:numId w:val="1042"/>
+        </w:numPr>
+      </w:pPr>
+      <w:r>
+        <w:rPr>
+          <w:rStyle w:val="VerbatimChar"/>
+          <w:b/>
+          <w:bCs/>
+        </w:rPr>
+        <w:t xml:space="preserve">xiaomi</w:t>
+      </w:r>
+      <w:r>
+        <w:rPr>
+          <w:b/>
+          <w:bCs/>
+        </w:rPr>
+        <w:t xml:space="preserve"> </w:t>
+      </w:r>
+      <w:r>
+        <w:rPr>
+          <w:b/>
+          <w:bCs/>
+        </w:rPr>
+        <w:t xml:space="preserve">provider alias</w:t>
+      </w:r>
+      <w:r>
+        <w:t xml:space="preserve"> </w:t>
+      </w:r>
+      <w:r>
+        <w:t xml:space="preserve">— Xiaomi MiMo via the</w:t>
+      </w:r>
+      <w:r>
+        <w:t xml:space="preserve"> </w:t>
+      </w:r>
+      <w:r>
+        <w:rPr>
+          <w:b/>
+          <w:bCs/>
+        </w:rPr>
+        <w:t xml:space="preserve">Anthropic-native endpoint</w:t>
+      </w:r>
+      <w:r>
+        <w:t xml:space="preserve"> </w:t>
+      </w:r>
+      <w:r>
+        <w:rPr>
+          <w:rStyle w:val="VerbatimChar"/>
+        </w:rPr>
+        <w:t xml:space="preserve">https://api.xiaomimimo.com/anthropic</w:t>
+      </w:r>
+      <w:r>
+        <w:t xml:space="preserve"> </w:t>
+      </w:r>
+      <w:r>
+        <w:t xml:space="preserve">(</w:t>
+      </w:r>
+      <w:r>
+        <w:rPr>
+          <w:rStyle w:val="VerbatimChar"/>
+        </w:rPr>
+        <w:t xml:space="preserve">POST /anthropic/v1/messages</w:t>
+      </w:r>
+      <w:r>
+        <w:t xml:space="preserve">). Unlike most</w:t>
+      </w:r>
+      <w:r>
+        <w:t xml:space="preserve"> </w:t>
+      </w:r>
+      <w:r>
+        <w:t xml:space="preserve">providers in this toolkit, MiMo exposes a genuine native Anthropic endpoint that</w:t>
+      </w:r>
+      <w:r>
+        <w:t xml:space="preserve"> </w:t>
+      </w:r>
+      <w:r>
+        <w:t xml:space="preserve">accepts</w:t>
+      </w:r>
+      <w:r>
+        <w:t xml:space="preserve"> </w:t>
+      </w:r>
+      <w:r>
+        <w:rPr>
+          <w:rStyle w:val="VerbatimChar"/>
+        </w:rPr>
+        <w:t xml:space="preserve">Authorization: Bearer</w:t>
+      </w:r>
+      <w:r>
+        <w:t xml:space="preserve">, so the alias uses</w:t>
+      </w:r>
+      <w:r>
+        <w:t xml:space="preserve"> </w:t>
+      </w:r>
+      <w:r>
+        <w:rPr>
+          <w:b/>
+          <w:bCs/>
+        </w:rPr>
+        <w:t xml:space="preserve">native transport</w:t>
+      </w:r>
+      <w:r>
+        <w:t xml:space="preserve"> </w:t>
+      </w:r>
+      <w:r>
+        <w:t xml:space="preserve">with no</w:t>
+      </w:r>
+      <w:r>
+        <w:t xml:space="preserve"> </w:t>
+      </w:r>
+      <w:r>
+        <w:rPr>
+          <w:rStyle w:val="VerbatimChar"/>
+        </w:rPr>
+        <w:t xml:space="preserve">claude-code-router</w:t>
+      </w:r>
+      <w:r>
+        <w:t xml:space="preserve"> </w:t>
+      </w:r>
+      <w:r>
+        <w:t xml:space="preserve">(</w:t>
+      </w:r>
+      <w:r>
+        <w:rPr>
+          <w:rStyle w:val="VerbatimChar"/>
+        </w:rPr>
+        <w:t xml:space="preserve">ccr</w:t>
+      </w:r>
+      <w:r>
+        <w:t xml:space="preserve">) dependency — the same direct-launch model as</w:t>
+      </w:r>
+      <w:r>
+        <w:t xml:space="preserve"> </w:t>
+      </w:r>
+      <w:r>
+        <w:rPr>
+          <w:rStyle w:val="VerbatimChar"/>
+        </w:rPr>
+        <w:t xml:space="preserve">deepseek</w:t>
+      </w:r>
+      <w:r>
+        <w:t xml:space="preserve">.</w:t>
+      </w:r>
+    </w:p>
+    <w:p>
+      <w:pPr>
+        <w:pStyle w:val="Compact"/>
+        <w:numPr>
+          <w:ilvl w:val="0"/>
+          <w:numId w:val="1042"/>
+        </w:numPr>
+      </w:pPr>
+      <w:r>
+        <w:rPr>
+          <w:b/>
+          <w:bCs/>
+        </w:rPr>
+        <w:t xml:space="preserve">Model overrides</w:t>
+      </w:r>
+      <w:r>
+        <w:t xml:space="preserve">: strong =</w:t>
+      </w:r>
+      <w:r>
+        <w:t xml:space="preserve"> </w:t>
+      </w:r>
+      <w:r>
+        <w:rPr>
+          <w:rStyle w:val="VerbatimChar"/>
+        </w:rPr>
+        <w:t xml:space="preserve">mimo-v2.5-pro</w:t>
+      </w:r>
+      <w:r>
+        <w:t xml:space="preserve"> </w:t>
+      </w:r>
+      <w:r>
+        <w:t xml:space="preserve">(flagship, 1M context, reasoning,</w:t>
+      </w:r>
+      <w:r>
+        <w:t xml:space="preserve"> </w:t>
+      </w:r>
+      <w:r>
+        <w:t xml:space="preserve">tool-call), fast =</w:t>
+      </w:r>
+      <w:r>
+        <w:t xml:space="preserve"> </w:t>
+      </w:r>
+      <w:r>
+        <w:rPr>
+          <w:rStyle w:val="VerbatimChar"/>
+        </w:rPr>
+        <w:t xml:space="preserve">mimo-v2-flash</w:t>
+      </w:r>
+      <w:r>
+        <w:t xml:space="preserve"> </w:t>
+      </w:r>
+      <w:r>
+        <w:t xml:space="preserve">(256K, cheapest tier). Pinning is deliberate —</w:t>
+      </w:r>
+      <w:r>
+        <w:t xml:space="preserve"> </w:t>
+      </w:r>
+      <w:r>
+        <w:t xml:space="preserve">models.dev lists a</w:t>
+      </w:r>
+      <w:r>
+        <w:t xml:space="preserve"> </w:t>
+      </w:r>
+      <w:r>
+        <w:rPr>
+          <w:rStyle w:val="VerbatimChar"/>
+        </w:rPr>
+        <w:t xml:space="preserve">mimo-v2.5-pro-ultraspeed</w:t>
+      </w:r>
+      <w:r>
+        <w:t xml:space="preserve"> </w:t>
+      </w:r>
+      <w:r>
+        <w:t xml:space="preserve">id the</w:t>
+      </w:r>
+      <w:r>
+        <w:t xml:space="preserve"> </w:t>
+      </w:r>
+      <w:r>
+        <w:rPr>
+          <w:b/>
+          <w:bCs/>
+        </w:rPr>
+        <w:t xml:space="preserve">live API does not serve</w:t>
+      </w:r>
+      <w:r>
+        <w:t xml:space="preserve">, so</w:t>
+      </w:r>
+      <w:r>
+        <w:t xml:space="preserve"> </w:t>
+      </w:r>
+      <w:r>
+        <w:t xml:space="preserve">the override guarantees only live-served ids are used.</w:t>
+      </w:r>
+    </w:p>
+    <w:p>
+      <w:pPr>
+        <w:pStyle w:val="Compact"/>
+        <w:numPr>
+          <w:ilvl w:val="0"/>
+          <w:numId w:val="1042"/>
+        </w:numPr>
+      </w:pPr>
+      <w:r>
+        <w:rPr>
+          <w:b/>
+          <w:bCs/>
+        </w:rPr>
+        <w:t xml:space="preserve">key-aliases.json mapping</w:t>
+      </w:r>
+      <w:r>
+        <w:t xml:space="preserve">:</w:t>
+      </w:r>
+      <w:r>
+        <w:t xml:space="preserve"> </w:t>
+      </w:r>
+      <w:r>
+        <w:rPr>
+          <w:rStyle w:val="VerbatimChar"/>
+        </w:rPr>
+        <w:t xml:space="preserve">XIAOMI_MIMO_API_KEY</w:t>
+      </w:r>
+      <w:r>
+        <w:t xml:space="preserve"> </w:t>
+      </w:r>
+      <w:r>
+        <w:t xml:space="preserve">→</w:t>
+      </w:r>
+      <w:r>
+        <w:t xml:space="preserve"> </w:t>
+      </w:r>
+      <w:r>
+        <w:rPr>
+          <w:rStyle w:val="VerbatimChar"/>
+        </w:rPr>
+        <w:t xml:space="preserve">xiaomi</w:t>
+      </w:r>
+      <w:r>
+        <w:t xml:space="preserve"> </w:t>
+      </w:r>
+      <w:r>
+        <w:t xml:space="preserve">(the user’s key-var</w:t>
+      </w:r>
+      <w:r>
+        <w:t xml:space="preserve"> </w:t>
+      </w:r>
+      <w:r>
+        <w:t xml:space="preserve">name does not match the models.dev provider’s documented</w:t>
+      </w:r>
+      <w:r>
+        <w:t xml:space="preserve"> </w:t>
+      </w:r>
+      <w:r>
+        <w:rPr>
+          <w:rStyle w:val="VerbatimChar"/>
+        </w:rPr>
+        <w:t xml:space="preserve">XIAOMI_API_KEY</w:t>
+      </w:r>
+      <w:r>
+        <w:t xml:space="preserve"> </w:t>
+      </w:r>
+      <w:r>
+        <w:t xml:space="preserve">env).</w:t>
+      </w:r>
+    </w:p>
+    <w:p>
+      <w:pPr>
+        <w:pStyle w:val="Compact"/>
+        <w:numPr>
+          <w:ilvl w:val="0"/>
+          <w:numId w:val="1042"/>
+        </w:numPr>
+      </w:pPr>
+      <w:r>
+        <w:rPr>
+          <w:b/>
+          <w:bCs/>
+        </w:rPr>
+        <w:t xml:space="preserve">overrides.json pin</w:t>
+      </w:r>
+      <w:r>
+        <w:t xml:space="preserve">: native transport,</w:t>
+      </w:r>
+      <w:r>
+        <w:t xml:space="preserve"> </w:t>
+      </w:r>
+      <w:r>
+        <w:rPr>
+          <w:rStyle w:val="VerbatimChar"/>
+        </w:rPr>
+        <w:t xml:space="preserve">/anthropic</w:t>
+      </w:r>
+      <w:r>
+        <w:t xml:space="preserve"> </w:t>
+      </w:r>
+      <w:r>
+        <w:t xml:space="preserve">base_url,</w:t>
+      </w:r>
+      <w:r>
+        <w:t xml:space="preserve"> </w:t>
+      </w:r>
+      <w:r>
+        <w:rPr>
+          <w:rStyle w:val="VerbatimChar"/>
+        </w:rPr>
+        <w:t xml:space="preserve">mimo-v2.5-pro</w:t>
+      </w:r>
+      <w:r>
+        <w:t xml:space="preserve"> </w:t>
+      </w:r>
+      <w:r>
+        <w:t xml:space="preserve">/</w:t>
+      </w:r>
+      <w:r>
+        <w:t xml:space="preserve"> </w:t>
+      </w:r>
+      <w:r>
+        <w:rPr>
+          <w:rStyle w:val="VerbatimChar"/>
+        </w:rPr>
+        <w:t xml:space="preserve">mimo-v2-flash</w:t>
+      </w:r>
+      <w:r>
+        <w:t xml:space="preserve">.</w:t>
+      </w:r>
+    </w:p>
+    <w:p>
+      <w:pPr>
+        <w:pStyle w:val="Compact"/>
+        <w:numPr>
+          <w:ilvl w:val="0"/>
+          <w:numId w:val="1042"/>
+        </w:numPr>
+      </w:pPr>
+      <w:r>
+        <w:rPr>
+          <w:b/>
+          <w:bCs/>
+        </w:rPr>
+        <w:t xml:space="preserve">Sandbox test coverage</w:t>
+      </w:r>
+      <w:r>
+        <w:t xml:space="preserve">: resolver tests (key-alias mapping, override forces native</w:t>
+      </w:r>
+      <w:r>
+        <w:t xml:space="preserve"> </w:t>
+      </w:r>
+      <w:r>
+        <w:t xml:space="preserve">transport,</w:t>
+      </w:r>
+      <w:r>
+        <w:t xml:space="preserve"> </w:t>
+      </w:r>
+      <w:r>
+        <w:rPr>
+          <w:rStyle w:val="VerbatimChar"/>
+        </w:rPr>
+        <w:t xml:space="preserve">/anthropic</w:t>
+      </w:r>
+      <w:r>
+        <w:t xml:space="preserve"> </w:t>
+      </w:r>
+      <w:r>
+        <w:t xml:space="preserve">base_url beats catalog</w:t>
+      </w:r>
+      <w:r>
+        <w:t xml:space="preserve"> </w:t>
+      </w:r>
+      <w:r>
+        <w:rPr>
+          <w:rStyle w:val="VerbatimChar"/>
+        </w:rPr>
+        <w:t xml:space="preserve">/v1</w:t>
+      </w:r>
+      <w:r>
+        <w:t xml:space="preserve">, model pinning beats the stale</w:t>
+      </w:r>
+      <w:r>
+        <w:t xml:space="preserve"> </w:t>
+      </w:r>
+      <w:r>
+        <w:rPr>
+          <w:rStyle w:val="VerbatimChar"/>
+        </w:rPr>
+        <w:t xml:space="preserve">ultraspeed</w:t>
+      </w:r>
+      <w:r>
+        <w:t xml:space="preserve"> </w:t>
+      </w:r>
+      <w:r>
+        <w:t xml:space="preserve">entry, stale-id-never-selected guard) + sync e2e tests (env file,</w:t>
+      </w:r>
+      <w:r>
+        <w:t xml:space="preserve"> </w:t>
+      </w:r>
+      <w:r>
+        <w:t xml:space="preserve">alias, config-dir + plugins symlink, account-detection exclusion, idempotency,</w:t>
+      </w:r>
+      <w:r>
+        <w:t xml:space="preserve"> </w:t>
+      </w:r>
+      <w:r>
+        <w:t xml:space="preserve">no-secret-leak). Providers test 60 → 69 assertions.</w:t>
+      </w:r>
+    </w:p>
+    <w:p>
+      <w:pPr>
+        <w:pStyle w:val="Compact"/>
+        <w:numPr>
+          <w:ilvl w:val="0"/>
+          <w:numId w:val="1042"/>
+        </w:numPr>
+      </w:pPr>
+      <w:r>
+        <w:rPr>
+          <w:b/>
+          <w:bCs/>
+        </w:rPr>
+        <w:t xml:space="preserve">Live endpoint verification</w:t>
+      </w:r>
+      <w:r>
+        <w:t xml:space="preserve">:</w:t>
+      </w:r>
+      <w:r>
+        <w:t xml:space="preserve"> </w:t>
+      </w:r>
+      <w:r>
+        <w:rPr>
+          <w:rStyle w:val="VerbatimChar"/>
+        </w:rPr>
+        <w:t xml:space="preserve">GET /v1/models</w:t>
+      </w:r>
+      <w:r>
+        <w:t xml:space="preserve"> </w:t>
+      </w:r>
+      <w:r>
+        <w:t xml:space="preserve">HTTP 200 (10 models); native</w:t>
+      </w:r>
+      <w:r>
+        <w:t xml:space="preserve"> </w:t>
+      </w:r>
+      <w:r>
+        <w:rPr>
+          <w:rStyle w:val="VerbatimChar"/>
+        </w:rPr>
+        <w:t xml:space="preserve">/anthropic/v1/messages</w:t>
+      </w:r>
+      <w:r>
+        <w:t xml:space="preserve"> </w:t>
+      </w:r>
+      <w:r>
+        <w:t xml:space="preserve">round trip HTTP 200 with correct text for both</w:t>
+      </w:r>
+      <w:r>
+        <w:t xml:space="preserve"> </w:t>
+      </w:r>
+      <w:r>
+        <w:rPr>
+          <w:rStyle w:val="VerbatimChar"/>
+        </w:rPr>
+        <w:t xml:space="preserve">mimo-v2.5-pro</w:t>
+      </w:r>
+      <w:r>
+        <w:t xml:space="preserve"> </w:t>
+      </w:r>
+      <w:r>
+        <w:t xml:space="preserve">and</w:t>
+      </w:r>
+      <w:r>
+        <w:t xml:space="preserve"> </w:t>
+      </w:r>
+      <w:r>
+        <w:rPr>
+          <w:rStyle w:val="VerbatimChar"/>
+        </w:rPr>
+        <w:t xml:space="preserve">mimo-v2-flash</w:t>
+      </w:r>
+      <w:r>
+        <w:t xml:space="preserve">; tool calling proven (</w:t>
+      </w:r>
+      <w:r>
+        <w:rPr>
+          <w:rStyle w:val="VerbatimChar"/>
+        </w:rPr>
+        <w:t xml:space="preserve">finish_reason: tool_calls</w:t>
+      </w:r>
+    </w:p>
+    <w:p>
+      <w:pPr>
+        <w:pStyle w:val="Compact"/>
+        <w:numPr>
+          <w:ilvl w:val="1"/>
+          <w:numId w:val="1043"/>
+        </w:numPr>
+      </w:pPr>
+      <w:r>
+        <w:rPr>
+          <w:rStyle w:val="VerbatimChar"/>
+        </w:rPr>
+        <w:t xml:space="preserve">reasoning_content</w:t>
+      </w:r>
+      <w:r>
+        <w:t xml:space="preserve">); streaming confirmed. Evidence in</w:t>
+      </w:r>
+      <w:r>
+        <w:t xml:space="preserve"> </w:t>
+      </w:r>
+      <w:r>
+        <w:rPr>
+          <w:rStyle w:val="VerbatimChar"/>
+        </w:rPr>
+        <w:t xml:space="preserve">scripts/tests/proof/60-xiaomi-live.txt</w:t>
+      </w:r>
+      <w:r>
+        <w:t xml:space="preserve"> </w:t>
+      </w:r>
+      <w:r>
+        <w:t xml:space="preserve">(secret-free).</w:t>
+      </w:r>
+    </w:p>
+    <w:p>
+      <w:pPr>
+        <w:pStyle w:val="Compact"/>
+        <w:numPr>
+          <w:ilvl w:val="0"/>
+          <w:numId w:val="1042"/>
+        </w:numPr>
+      </w:pPr>
+      <w:r>
+        <w:rPr>
+          <w:b/>
+          <w:bCs/>
+        </w:rPr>
+        <w:t xml:space="preserve">Docs</w:t>
+      </w:r>
+      <w:r>
+        <w:t xml:space="preserve">: dedicated</w:t>
+      </w:r>
+      <w:r>
+        <w:t xml:space="preserve"> </w:t>
+      </w:r>
+      <w:r>
+        <w:rPr>
+          <w:rStyle w:val="VerbatimChar"/>
+        </w:rPr>
+        <w:t xml:space="preserve">xiaomi</w:t>
+      </w:r>
+      <w:r>
+        <w:t xml:space="preserve"> </w:t>
+      </w:r>
+      <w:r>
+        <w:t xml:space="preserve">section in</w:t>
+      </w:r>
+      <w:r>
+        <w:t xml:space="preserve"> </w:t>
+      </w:r>
+      <w:r>
+        <w:rPr>
+          <w:rStyle w:val="VerbatimChar"/>
+        </w:rPr>
+        <w:t xml:space="preserve">docs/Provider_Aliases_User_Guide.md</w:t>
+      </w:r>
+      <w:r>
+        <w:t xml:space="preserve"> </w:t>
+      </w:r>
+      <w:r>
+        <w:t xml:space="preserve">(model table, setup, usage, live-verified notes).</w:t>
+      </w:r>
+    </w:p>
+    <w:bookmarkEnd w:id="67"/>
+    <w:bookmarkStart w:id="68" w:name="changed-5"/>
+    <w:p>
+      <w:pPr>
+        <w:pStyle w:val="Heading3"/>
+      </w:pPr>
+      <w:r>
+        <w:t xml:space="preserve">Changed</w:t>
+      </w:r>
+    </w:p>
+    <w:p>
+      <w:pPr>
+        <w:pStyle w:val="Compact"/>
+        <w:numPr>
+          <w:ilvl w:val="0"/>
+          <w:numId w:val="1044"/>
+        </w:numPr>
+      </w:pPr>
+      <w:r>
+        <w:rPr>
+          <w:rStyle w:val="VerbatimChar"/>
+        </w:rPr>
+        <w:t xml:space="preserve">scripts/providers/key-aliases.json</w:t>
+      </w:r>
+      <w:r>
+        <w:t xml:space="preserve"> </w:t>
+      </w:r>
+      <w:r>
+        <w:t xml:space="preserve">and</w:t>
+      </w:r>
+      <w:r>
+        <w:t xml:space="preserve"> </w:t>
+      </w:r>
+      <w:r>
+        <w:rPr>
+          <w:rStyle w:val="VerbatimChar"/>
+        </w:rPr>
+        <w:t xml:space="preserve">scripts/providers/overrides.json</w:t>
+      </w:r>
+      <w:r>
+        <w:t xml:space="preserve"> </w:t>
+      </w:r>
+      <w:r>
+        <w:t xml:space="preserve">extended</w:t>
+      </w:r>
+      <w:r>
+        <w:t xml:space="preserve"> </w:t>
+      </w:r>
+      <w:r>
+        <w:t xml:space="preserve">with the</w:t>
+      </w:r>
+      <w:r>
+        <w:t xml:space="preserve"> </w:t>
+      </w:r>
+      <w:r>
+        <w:rPr>
+          <w:rStyle w:val="VerbatimChar"/>
+        </w:rPr>
+        <w:t xml:space="preserve">xiaomi</w:t>
+      </w:r>
+      <w:r>
+        <w:t xml:space="preserve"> </w:t>
+      </w:r>
+      <w:r>
+        <w:t xml:space="preserve">entries (config-only; no code changes — same dynamic pattern as</w:t>
+      </w:r>
+      <w:r>
+        <w:t xml:space="preserve"> </w:t>
+      </w:r>
+      <w:r>
+        <w:t xml:space="preserve">Z.AI v1.2.0 / DeepSeek).</w:t>
+      </w:r>
+    </w:p>
+    <w:bookmarkEnd w:id="68"/>
+    <w:bookmarkStart w:id="69" w:name="full-test-suite-4"/>
+    <w:p>
+      <w:pPr>
+        <w:pStyle w:val="Heading3"/>
+      </w:pPr>
+      <w:r>
+        <w:t xml:space="preserve">Full test suite</w:t>
+      </w:r>
+    </w:p>
+    <w:p>
+      <w:pPr>
+        <w:pStyle w:val="Compact"/>
+        <w:numPr>
+          <w:ilvl w:val="0"/>
+          <w:numId w:val="1045"/>
+        </w:numPr>
+      </w:pPr>
+      <w:r>
+        <w:t xml:space="preserve">8/8 test files passed (ALL GREEN), 0 failures. Providers test includes 9 new</w:t>
+      </w:r>
+      <w:r>
+        <w:t xml:space="preserve"> </w:t>
+      </w:r>
+      <w:r>
+        <w:t xml:space="preserve">assertions for</w:t>
+      </w:r>
+      <w:r>
+        <w:t xml:space="preserve"> </w:t>
+      </w:r>
+      <w:r>
+        <w:rPr>
+          <w:rStyle w:val="VerbatimChar"/>
+        </w:rPr>
+        <w:t xml:space="preserve">xiaomi</w:t>
+      </w:r>
+      <w:r>
+        <w:t xml:space="preserve">. Live provider verifier 5/5 PASS.</w:t>
+      </w:r>
+    </w:p>
+    <w:bookmarkEnd w:id="69"/>
+    <w:bookmarkStart w:id="70" w:name="honest-notes-1"/>
+    <w:p>
+      <w:pPr>
+        <w:pStyle w:val="Heading3"/>
+      </w:pPr>
+      <w:r>
+        <w:t xml:space="preserve">Honest notes</w:t>
+      </w:r>
+    </w:p>
+    <w:p>
+      <w:pPr>
+        <w:pStyle w:val="Compact"/>
+        <w:numPr>
+          <w:ilvl w:val="0"/>
+          <w:numId w:val="1046"/>
+        </w:numPr>
+      </w:pPr>
+      <w:r>
+        <w:t xml:space="preserve">The only failures in the repo’s</w:t>
+      </w:r>
+      <w:r>
+        <w:t xml:space="preserve"> </w:t>
+      </w:r>
+      <w:r>
+        <w:rPr>
+          <w:rStyle w:val="VerbatimChar"/>
+        </w:rPr>
+        <w:t xml:space="preserve">run-proof.sh</w:t>
+      </w:r>
+      <w:r>
+        <w:t xml:space="preserve"> </w:t>
+      </w:r>
+      <w:r>
+        <w:t xml:space="preserve">are 2</w:t>
+      </w:r>
+      <w:r>
+        <w:t xml:space="preserve"> </w:t>
+      </w:r>
+      <w:r>
+        <w:rPr>
+          <w:b/>
+          <w:bCs/>
+        </w:rPr>
+        <w:t xml:space="preserve">pre-existing, environmental</w:t>
+      </w:r>
+      <w:r>
+        <w:t xml:space="preserve"> </w:t>
+      </w:r>
+      <w:r>
+        <w:t xml:space="preserve">opencode-skill-discovery checks, unrelated to Xiaomi (zero opencode files changed by</w:t>
+      </w:r>
+      <w:r>
+        <w:t xml:space="preserve"> </w:t>
+      </w:r>
+      <w:r>
+        <w:t xml:space="preserve">this release; they fail identically when run standalone).</w:t>
+      </w:r>
+    </w:p>
+    <w:p>
+      <w:pPr>
+        <w:pStyle w:val="Compact"/>
+        <w:numPr>
+          <w:ilvl w:val="0"/>
+          <w:numId w:val="1046"/>
+        </w:numPr>
+      </w:pPr>
+      <w:r>
+        <w:t xml:space="preserve">The in-process LLMsVerifier step reports</w:t>
+      </w:r>
+      <w:r>
+        <w:t xml:space="preserve"> </w:t>
+      </w:r>
+      <w:r>
+        <w:rPr>
+          <w:rStyle w:val="VerbatimChar"/>
+        </w:rPr>
+        <w:t xml:space="preserve">(unverified)</w:t>
+      </w:r>
+      <w:r>
+        <w:t xml:space="preserve"> </w:t>
+      </w:r>
+      <w:r>
+        <w:t xml:space="preserve">for every provider because</w:t>
+      </w:r>
+      <w:r>
+        <w:t xml:space="preserve"> </w:t>
+      </w:r>
+      <w:r>
+        <w:rPr>
+          <w:rStyle w:val="VerbatimChar"/>
+        </w:rPr>
+        <w:t xml:space="preserve">~/api_keys.sh</w:t>
+      </w:r>
+      <w:r>
+        <w:t xml:space="preserve"> </w:t>
+      </w:r>
+      <w:r>
+        <w:t xml:space="preserve">has a pre-existing unrelated</w:t>
+      </w:r>
+      <w:r>
+        <w:t xml:space="preserve"> </w:t>
+      </w:r>
+      <w:r>
+        <w:rPr>
+          <w:rStyle w:val="VerbatimChar"/>
+        </w:rPr>
+        <w:t xml:space="preserve">unbound variable</w:t>
+      </w:r>
+      <w:r>
+        <w:t xml:space="preserve"> </w:t>
+      </w:r>
+      <w:r>
+        <w:t xml:space="preserve">on a different</w:t>
+      </w:r>
+      <w:r>
+        <w:t xml:space="preserve"> </w:t>
+      </w:r>
+      <w:r>
+        <w:t xml:space="preserve">provider’s key under</w:t>
+      </w:r>
+      <w:r>
+        <w:t xml:space="preserve"> </w:t>
+      </w:r>
+      <w:r>
+        <w:rPr>
+          <w:rStyle w:val="VerbatimChar"/>
+        </w:rPr>
+        <w:t xml:space="preserve">set -u</w:t>
+      </w:r>
+      <w:r>
+        <w:t xml:space="preserve">; authoritative proof is the direct native-endpoint</w:t>
+      </w:r>
+      <w:r>
+        <w:t xml:space="preserve"> </w:t>
+      </w:r>
+      <w:r>
+        <w:t xml:space="preserve">round trip (HTTP 200), recorded in the evidence file.</w:t>
+      </w:r>
+    </w:p>
+    <w:bookmarkEnd w:id="70"/>
+    <w:bookmarkEnd w:id="71"/>
+    <w:bookmarkStart w:id="75" w:name="X34610816cc88a913aa969eb681930ba4b5264cc"/>
+    <w:p>
+      <w:pPr>
+        <w:pStyle w:val="Heading2"/>
+      </w:pPr>
+      <w:r>
+        <w:t xml:space="preserve">v1.2.0 — 2026-06-19 — Z.AI Coding Plan provider alias</w:t>
+      </w:r>
+    </w:p>
+    <w:bookmarkStart w:id="72" w:name="added-8"/>
+    <w:p>
+      <w:pPr>
+        <w:pStyle w:val="Heading3"/>
+      </w:pPr>
+      <w:r>
+        <w:t xml:space="preserve">Added</w:t>
+      </w:r>
+    </w:p>
+    <w:p>
+      <w:pPr>
+        <w:pStyle w:val="Compact"/>
+        <w:numPr>
+          <w:ilvl w:val="0"/>
+          <w:numId w:val="1047"/>
+        </w:numPr>
+      </w:pPr>
+      <w:r>
+        <w:rPr>
+          <w:rStyle w:val="VerbatimChar"/>
+          <w:b/>
+          <w:bCs/>
+        </w:rPr>
+        <w:t xml:space="preserve">zai-coding-plan</w:t>
+      </w:r>
+      <w:r>
+        <w:rPr>
+          <w:b/>
+          <w:bCs/>
+        </w:rPr>
+        <w:t xml:space="preserve"> </w:t>
+      </w:r>
+      <w:r>
+        <w:rPr>
+          <w:b/>
+          <w:bCs/>
+        </w:rPr>
+        <w:t xml:space="preserve">provider alias</w:t>
+      </w:r>
+      <w:r>
+        <w:t xml:space="preserve"> </w:t>
+      </w:r>
+      <w:r>
+        <w:t xml:space="preserve">— OpenAI-compatible router transport via</w:t>
+      </w:r>
+      <w:r>
+        <w:t xml:space="preserve"> </w:t>
+      </w:r>
+      <w:r>
+        <w:rPr>
+          <w:rStyle w:val="VerbatimChar"/>
+        </w:rPr>
+        <w:t xml:space="preserve">https://api.z.ai/api/coding/paas/v4</w:t>
+      </w:r>
+      <w:r>
+        <w:t xml:space="preserve"> </w:t>
+      </w:r>
+      <w:r>
+        <w:t xml:space="preserve">(Coding Max-Yearly Plan endpoint).</w:t>
+      </w:r>
+    </w:p>
+    <w:p>
+      <w:pPr>
+        <w:pStyle w:val="Compact"/>
+        <w:numPr>
+          <w:ilvl w:val="0"/>
+          <w:numId w:val="1047"/>
+        </w:numPr>
+      </w:pPr>
+      <w:r>
+        <w:rPr>
+          <w:b/>
+          <w:bCs/>
+        </w:rPr>
+        <w:t xml:space="preserve">Model overrides</w:t>
+      </w:r>
+      <w:r>
+        <w:t xml:space="preserve">: strong =</w:t>
+      </w:r>
+      <w:r>
+        <w:t xml:space="preserve"> </w:t>
+      </w:r>
+      <w:r>
+        <w:rPr>
+          <w:rStyle w:val="VerbatimChar"/>
+        </w:rPr>
+        <w:t xml:space="preserve">glm-5.2</w:t>
+      </w:r>
+      <w:r>
+        <w:t xml:space="preserve"> </w:t>
+      </w:r>
+      <w:r>
+        <w:t xml:space="preserve">(flagship 1M context reasoning model, free on plan), fast =</w:t>
+      </w:r>
+      <w:r>
+        <w:t xml:space="preserve"> </w:t>
+      </w:r>
+      <w:r>
+        <w:rPr>
+          <w:rStyle w:val="VerbatimChar"/>
+        </w:rPr>
+        <w:t xml:space="preserve">glm-4.7</w:t>
+      </w:r>
+      <w:r>
+        <w:t xml:space="preserve"> </w:t>
+      </w:r>
+      <w:r>
+        <w:t xml:space="preserve">(204k context, tool_call, 0 cost).</w:t>
+      </w:r>
+    </w:p>
+    <w:p>
+      <w:pPr>
+        <w:pStyle w:val="Compact"/>
+        <w:numPr>
+          <w:ilvl w:val="0"/>
+          <w:numId w:val="1047"/>
+        </w:numPr>
+      </w:pPr>
+      <w:r>
+        <w:rPr>
+          <w:b/>
+          <w:bCs/>
+        </w:rPr>
+        <w:t xml:space="preserve">key-aliases.json mapping</w:t>
+      </w:r>
+      <w:r>
+        <w:t xml:space="preserve">:</w:t>
+      </w:r>
+      <w:r>
+        <w:t xml:space="preserve"> </w:t>
+      </w:r>
+      <w:r>
+        <w:rPr>
+          <w:rStyle w:val="VerbatimChar"/>
+        </w:rPr>
+        <w:t xml:space="preserve">ZAI_API_KEY</w:t>
+      </w:r>
+      <w:r>
+        <w:t xml:space="preserve"> </w:t>
+      </w:r>
+      <w:r>
+        <w:t xml:space="preserve">→</w:t>
+      </w:r>
+      <w:r>
+        <w:t xml:space="preserve"> </w:t>
+      </w:r>
+      <w:r>
+        <w:rPr>
+          <w:rStyle w:val="VerbatimChar"/>
+        </w:rPr>
+        <w:t xml:space="preserve">zai-coding-plan</w:t>
+      </w:r>
+      <w:r>
+        <w:t xml:space="preserve"> </w:t>
+      </w:r>
+      <w:r>
+        <w:t xml:space="preserve">(targets the coding plan API endpoint instead of the general</w:t>
+      </w:r>
+      <w:r>
+        <w:t xml:space="preserve"> </w:t>
+      </w:r>
+      <w:r>
+        <w:rPr>
+          <w:rStyle w:val="VerbatimChar"/>
+        </w:rPr>
+        <w:t xml:space="preserve">z.ai</w:t>
+      </w:r>
+      <w:r>
+        <w:t xml:space="preserve"> </w:t>
+      </w:r>
+      <w:r>
+        <w:t xml:space="preserve">paas endpoint).</w:t>
+      </w:r>
+    </w:p>
+    <w:p>
+      <w:pPr>
+        <w:pStyle w:val="Compact"/>
+        <w:numPr>
+          <w:ilvl w:val="0"/>
+          <w:numId w:val="1047"/>
+        </w:numPr>
+      </w:pPr>
+      <w:r>
+        <w:rPr>
+          <w:b/>
+          <w:bCs/>
+        </w:rPr>
+        <w:t xml:space="preserve">overrides.json pin</w:t>
+      </w:r>
+      <w:r>
+        <w:t xml:space="preserve">: overrides auto-selected strong/fast models for the coding plan.</w:t>
+      </w:r>
+    </w:p>
+    <w:p>
+      <w:pPr>
+        <w:pStyle w:val="Compact"/>
+        <w:numPr>
+          <w:ilvl w:val="0"/>
+          <w:numId w:val="1047"/>
+        </w:numPr>
+      </w:pPr>
+      <w:r>
+        <w:rPr>
+          <w:b/>
+          <w:bCs/>
+        </w:rPr>
+        <w:t xml:space="preserve">Sandbox test coverage</w:t>
+      </w:r>
+      <w:r>
+        <w:t xml:space="preserve">: resolver tests (env-key matching, coding endpoint, router transport, glm-5.2/glm-4.7 model selection) + sync e2e tests (env file, alias, model overrides).</w:t>
+      </w:r>
+    </w:p>
+    <w:p>
+      <w:pPr>
+        <w:pStyle w:val="Compact"/>
+        <w:numPr>
+          <w:ilvl w:val="0"/>
+          <w:numId w:val="1047"/>
+        </w:numPr>
+      </w:pPr>
+      <w:r>
+        <w:rPr>
+          <w:b/>
+          <w:bCs/>
+        </w:rPr>
+        <w:t xml:space="preserve">Live endpoint verification</w:t>
+      </w:r>
+      <w:r>
+        <w:t xml:space="preserve">: HTTP 200 at</w:t>
+      </w:r>
+      <w:r>
+        <w:t xml:space="preserve"> </w:t>
+      </w:r>
+      <w:r>
+        <w:rPr>
+          <w:rStyle w:val="VerbatimChar"/>
+        </w:rPr>
+        <w:t xml:space="preserve">/models</w:t>
+      </w:r>
+      <w:r>
+        <w:t xml:space="preserve"> </w:t>
+      </w:r>
+      <w:r>
+        <w:t xml:space="preserve">(8 models discovered), curl test of</w:t>
+      </w:r>
+      <w:r>
+        <w:t xml:space="preserve"> </w:t>
+      </w:r>
+      <w:r>
+        <w:rPr>
+          <w:rStyle w:val="VerbatimChar"/>
+        </w:rPr>
+        <w:t xml:space="preserve">glm-4.7</w:t>
+      </w:r>
+      <w:r>
+        <w:t xml:space="preserve"> </w:t>
+      </w:r>
+      <w:r>
+        <w:t xml:space="preserve">chat completion confirmed operational.</w:t>
+      </w:r>
+    </w:p>
+    <w:p>
+      <w:pPr>
+        <w:pStyle w:val="Compact"/>
+        <w:numPr>
+          <w:ilvl w:val="0"/>
+          <w:numId w:val="1047"/>
+        </w:numPr>
+      </w:pPr>
+      <w:r>
+        <w:rPr>
+          <w:b/>
+          <w:bCs/>
+        </w:rPr>
+        <w:t xml:space="preserve">ccr integration</w:t>
+      </w:r>
+      <w:r>
+        <w:t xml:space="preserve">: provider auto-registered in</w:t>
+      </w:r>
+      <w:r>
+        <w:t xml:space="preserve"> </w:t>
+      </w:r>
+      <w:r>
+        <w:rPr>
+          <w:rStyle w:val="VerbatimChar"/>
+        </w:rPr>
+        <w:t xml:space="preserve">~/.claude-code-router/config.json</w:t>
+      </w:r>
+      <w:r>
+        <w:t xml:space="preserve"> </w:t>
+      </w:r>
+      <w:r>
+        <w:t xml:space="preserve">as the active default route.</w:t>
+      </w:r>
+    </w:p>
+    <w:bookmarkEnd w:id="72"/>
+    <w:bookmarkStart w:id="73" w:name="changed-6"/>
+    <w:p>
+      <w:pPr>
+        <w:pStyle w:val="Heading3"/>
+      </w:pPr>
+      <w:r>
+        <w:t xml:space="preserve">Changed</w:t>
+      </w:r>
+    </w:p>
+    <w:p>
+      <w:pPr>
+        <w:pStyle w:val="Compact"/>
+        <w:numPr>
+          <w:ilvl w:val="0"/>
+          <w:numId w:val="1048"/>
+        </w:numPr>
+      </w:pPr>
+      <w:r>
+        <w:rPr>
+          <w:rStyle w:val="VerbatimChar"/>
+        </w:rPr>
+        <w:t xml:space="preserve">overrides.json</w:t>
+      </w:r>
+      <w:r>
+        <w:t xml:space="preserve"> </w:t>
+      </w:r>
+      <w:r>
+        <w:t xml:space="preserve">extended with</w:t>
+      </w:r>
+      <w:r>
+        <w:t xml:space="preserve"> </w:t>
+      </w:r>
+      <w:r>
+        <w:rPr>
+          <w:rStyle w:val="VerbatimChar"/>
+        </w:rPr>
+        <w:t xml:space="preserve">zai-coding-plan</w:t>
+      </w:r>
+      <w:r>
+        <w:t xml:space="preserve"> </w:t>
+      </w:r>
+      <w:r>
+        <w:t xml:space="preserve">section for model pinning.</w:t>
+      </w:r>
+    </w:p>
+    <w:bookmarkEnd w:id="73"/>
+    <w:bookmarkStart w:id="74" w:name="full-test-suite-5"/>
+    <w:p>
+      <w:pPr>
+        <w:pStyle w:val="Heading3"/>
+      </w:pPr>
+      <w:r>
+        <w:t xml:space="preserve">Full test suite</w:t>
+      </w:r>
+    </w:p>
+    <w:p>
+      <w:pPr>
+        <w:pStyle w:val="Compact"/>
+        <w:numPr>
+          <w:ilvl w:val="0"/>
+          <w:numId w:val="1049"/>
+        </w:numPr>
+      </w:pPr>
+      <w:r>
+        <w:t xml:space="preserve">8/8 test files passed (ALL GREEN), 0 failures. Provider tests include 5 new assertions for</w:t>
+      </w:r>
+      <w:r>
+        <w:t xml:space="preserve"> </w:t>
+      </w:r>
+      <w:r>
+        <w:rPr>
+          <w:rStyle w:val="VerbatimChar"/>
+        </w:rPr>
+        <w:t xml:space="preserve">zai-coding-plan</w:t>
+      </w:r>
+      <w:r>
+        <w:t xml:space="preserve">.</w:t>
+      </w:r>
+    </w:p>
+    <w:bookmarkEnd w:id="74"/>
+    <w:bookmarkEnd w:id="75"/>
+    <w:bookmarkStart w:id="81" w:name="X3ab9165e10e3c69331b7e4eeadf19039e261882"/>
+    <w:p>
+      <w:pPr>
+        <w:pStyle w:val="Heading2"/>
+      </w:pPr>
+      <w:r>
         <w:t xml:space="preserve">v1.1.0 — 2026-06-16 — Distributed infrastructure + provider verification</w:t>
       </w:r>
     </w:p>
@@ -95,7 +7501,7 @@
         <w:t xml:space="preserve">aliases proven on two hosts and two transports.</w:t>
       </w:r>
     </w:p>
-    <w:bookmarkStart w:id="9" w:name="added"/>
+    <w:bookmarkStart w:id="76" w:name="added-9"/>
     <w:p>
       <w:pPr>
         <w:pStyle w:val="Heading3"/>
@@ -109,7 +7515,7 @@
         <w:pStyle w:val="Compact"/>
         <w:numPr>
           <w:ilvl w:val="0"/>
-          <w:numId w:val="1001"/>
+          <w:numId w:val="1050"/>
         </w:numPr>
       </w:pPr>
       <w:r>
@@ -220,7 +7626,7 @@
         <w:pStyle w:val="Compact"/>
         <w:numPr>
           <w:ilvl w:val="0"/>
-          <w:numId w:val="1001"/>
+          <w:numId w:val="1050"/>
         </w:numPr>
       </w:pPr>
       <w:r>
@@ -272,7 +7678,7 @@
         <w:pStyle w:val="Compact"/>
         <w:numPr>
           <w:ilvl w:val="0"/>
-          <w:numId w:val="1001"/>
+          <w:numId w:val="1050"/>
         </w:numPr>
       </w:pPr>
       <w:r>
@@ -303,7 +7709,7 @@
         <w:pStyle w:val="Compact"/>
         <w:numPr>
           <w:ilvl w:val="1"/>
-          <w:numId w:val="1002"/>
+          <w:numId w:val="1051"/>
         </w:numPr>
       </w:pPr>
       <w:r>
@@ -354,7 +7760,7 @@
         <w:pStyle w:val="Compact"/>
         <w:numPr>
           <w:ilvl w:val="1"/>
-          <w:numId w:val="1002"/>
+          <w:numId w:val="1051"/>
         </w:numPr>
       </w:pPr>
       <w:r>
@@ -397,7 +7803,7 @@
         <w:pStyle w:val="Compact"/>
         <w:numPr>
           <w:ilvl w:val="1"/>
-          <w:numId w:val="1002"/>
+          <w:numId w:val="1051"/>
         </w:numPr>
       </w:pPr>
       <w:r>
@@ -454,7 +7860,7 @@
         <w:pStyle w:val="Compact"/>
         <w:numPr>
           <w:ilvl w:val="1"/>
-          <w:numId w:val="1002"/>
+          <w:numId w:val="1051"/>
         </w:numPr>
       </w:pPr>
       <w:r>
@@ -475,7 +7881,7 @@
         <w:pStyle w:val="Compact"/>
         <w:numPr>
           <w:ilvl w:val="0"/>
-          <w:numId w:val="1001"/>
+          <w:numId w:val="1050"/>
         </w:numPr>
       </w:pPr>
       <w:r>
@@ -531,7 +7937,7 @@
         <w:pStyle w:val="Compact"/>
         <w:numPr>
           <w:ilvl w:val="0"/>
-          <w:numId w:val="1001"/>
+          <w:numId w:val="1050"/>
         </w:numPr>
       </w:pPr>
       <w:r>
@@ -569,8 +7975,8 @@
         <w:t xml:space="preserve">end-to-end alias proofs.</w:t>
       </w:r>
     </w:p>
-    <w:bookmarkEnd w:id="9"/>
-    <w:bookmarkStart w:id="10" w:name="changed"/>
+    <w:bookmarkEnd w:id="76"/>
+    <w:bookmarkStart w:id="77" w:name="changed-7"/>
     <w:p>
       <w:pPr>
         <w:pStyle w:val="Heading3"/>
@@ -584,7 +7990,7 @@
         <w:pStyle w:val="Compact"/>
         <w:numPr>
           <w:ilvl w:val="0"/>
-          <w:numId w:val="1003"/>
+          <w:numId w:val="1052"/>
         </w:numPr>
       </w:pPr>
       <w:r>
@@ -645,7 +8051,7 @@
         <w:pStyle w:val="Compact"/>
         <w:numPr>
           <w:ilvl w:val="0"/>
-          <w:numId w:val="1003"/>
+          <w:numId w:val="1052"/>
         </w:numPr>
       </w:pPr>
       <w:r>
@@ -696,7 +8102,7 @@
         <w:pStyle w:val="Compact"/>
         <w:numPr>
           <w:ilvl w:val="0"/>
-          <w:numId w:val="1003"/>
+          <w:numId w:val="1052"/>
         </w:numPr>
       </w:pPr>
       <w:r>
@@ -728,8 +8134,8 @@
         <w:t xml:space="preserve">(HTML/PDF/DOCX).</w:t>
       </w:r>
     </w:p>
-    <w:bookmarkEnd w:id="10"/>
-    <w:bookmarkStart w:id="11" w:name="X08528e409e6d44ab0933f6ae15548960525d0be"/>
+    <w:bookmarkEnd w:id="77"/>
+    <w:bookmarkStart w:id="78" w:name="X6cb3a8db1b6ff02c81af54de5d9e0e1c8c8169c"/>
     <w:p>
       <w:pPr>
         <w:pStyle w:val="Heading3"/>
@@ -743,7 +8149,7 @@
         <w:pStyle w:val="Compact"/>
         <w:numPr>
           <w:ilvl w:val="0"/>
-          <w:numId w:val="1004"/>
+          <w:numId w:val="1053"/>
         </w:numPr>
       </w:pPr>
       <w:r>
@@ -792,7 +8198,7 @@
         <w:pStyle w:val="Compact"/>
         <w:numPr>
           <w:ilvl w:val="0"/>
-          <w:numId w:val="1004"/>
+          <w:numId w:val="1053"/>
         </w:numPr>
       </w:pPr>
       <w:r>
@@ -829,7 +8235,7 @@
         <w:pStyle w:val="Compact"/>
         <w:numPr>
           <w:ilvl w:val="0"/>
-          <w:numId w:val="1004"/>
+          <w:numId w:val="1053"/>
         </w:numPr>
       </w:pPr>
       <w:r>
@@ -857,7 +8263,7 @@
         <w:pStyle w:val="Compact"/>
         <w:numPr>
           <w:ilvl w:val="0"/>
-          <w:numId w:val="1004"/>
+          <w:numId w:val="1053"/>
         </w:numPr>
       </w:pPr>
       <w:r>
@@ -897,7 +8303,7 @@
         <w:pStyle w:val="Compact"/>
         <w:numPr>
           <w:ilvl w:val="0"/>
-          <w:numId w:val="1004"/>
+          <w:numId w:val="1053"/>
         </w:numPr>
       </w:pPr>
       <w:r>
@@ -964,7 +8370,7 @@
         <w:pStyle w:val="Compact"/>
         <w:numPr>
           <w:ilvl w:val="0"/>
-          <w:numId w:val="1004"/>
+          <w:numId w:val="1053"/>
         </w:numPr>
       </w:pPr>
       <w:r>
@@ -1002,22 +8408,34 @@
         <w:t xml:space="preserve">cross-account sync-state on isolated provider dirs.</w:t>
       </w:r>
     </w:p>
-    <w:bookmarkEnd w:id="11"/>
-    <w:bookmarkStart w:id="12" w:name="X7b6b31a71aa5e1b1df81413a1880ad3edcce6d6"/>
+    <w:bookmarkEnd w:id="78"/>
+    <w:bookmarkStart w:id="79" w:name="X7b6b31a71aa5e1b1df81413a1880ad3edcce6d6"/>
     <w:p>
       <w:pPr>
         <w:pStyle w:val="Heading3"/>
       </w:pPr>
       <w:r>
-        <w:t xml:space="preserve">Verified live (real "Do you see my code?" against production APIs)</w:t>
-      </w:r>
-    </w:p>
-    <w:p>
-      <w:pPr>
-        <w:pStyle w:val="Compact"/>
-        <w:numPr>
-          <w:ilvl w:val="0"/>
-          <w:numId w:val="1005"/>
+        <w:t xml:space="preserve">Verified live (real</w:t>
+      </w:r>
+      <w:r>
+        <w:t xml:space="preserve"> </w:t>
+      </w:r>
+      <w:r>
+        <w:t xml:space="preserve">“Do you see my code?”</w:t>
+      </w:r>
+      <w:r>
+        <w:t xml:space="preserve"> </w:t>
+      </w:r>
+      <w:r>
+        <w:t xml:space="preserve">against production APIs)</w:t>
+      </w:r>
+    </w:p>
+    <w:p>
+      <w:pPr>
+        <w:pStyle w:val="Compact"/>
+        <w:numPr>
+          <w:ilvl w:val="0"/>
+          <w:numId w:val="1054"/>
         </w:numPr>
       </w:pPr>
       <w:r>
@@ -1045,7 +8463,7 @@
         <w:pStyle w:val="Compact"/>
         <w:numPr>
           <w:ilvl w:val="0"/>
-          <w:numId w:val="1005"/>
+          <w:numId w:val="1054"/>
         </w:numPr>
       </w:pPr>
       <w:r>
@@ -1073,7 +8491,7 @@
         <w:pStyle w:val="Compact"/>
         <w:numPr>
           <w:ilvl w:val="0"/>
-          <w:numId w:val="1005"/>
+          <w:numId w:val="1054"/>
         </w:numPr>
       </w:pPr>
       <w:r>
@@ -1083,11 +8501,23 @@
         <w:t xml:space="preserve"> </w:t>
       </w:r>
       <w:r>
-        <w:t xml:space="preserve">honestly; excluded under "valid users only" but kept fully supported.</w:t>
-      </w:r>
-    </w:p>
-    <w:bookmarkEnd w:id="12"/>
-    <w:bookmarkStart w:id="13" w:name="safety"/>
+        <w:t xml:space="preserve">honestly; excluded under</w:t>
+      </w:r>
+      <w:r>
+        <w:t xml:space="preserve"> </w:t>
+      </w:r>
+      <w:r>
+        <w:t xml:space="preserve">“valid users only”</w:t>
+      </w:r>
+      <w:r>
+        <w:t xml:space="preserve"> </w:t>
+      </w:r>
+      <w:r>
+        <w:t xml:space="preserve">but kept fully supported.</w:t>
+      </w:r>
+    </w:p>
+    <w:bookmarkEnd w:id="79"/>
+    <w:bookmarkStart w:id="80" w:name="safety"/>
     <w:p>
       <w:pPr>
         <w:pStyle w:val="Heading3"/>
@@ -1101,7 +8531,7 @@
         <w:pStyle w:val="Compact"/>
         <w:numPr>
           <w:ilvl w:val="0"/>
-          <w:numId w:val="1006"/>
+          <w:numId w:val="1055"/>
         </w:numPr>
       </w:pPr>
       <w:r>
@@ -1152,7 +8582,7 @@
         <w:pStyle w:val="Compact"/>
         <w:numPr>
           <w:ilvl w:val="0"/>
-          <w:numId w:val="1006"/>
+          <w:numId w:val="1055"/>
         </w:numPr>
       </w:pPr>
       <w:r>
@@ -1177,9 +8607,9 @@
         <w:t xml:space="preserve">All published ports bound to loopback.</w:t>
       </w:r>
     </w:p>
-    <w:bookmarkEnd w:id="13"/>
-    <w:bookmarkEnd w:id="14"/>
-    <w:bookmarkStart w:id="15" w:name="X0b5e2b6bb8414853f28cab918f1092cceff261f"/>
+    <w:bookmarkEnd w:id="80"/>
+    <w:bookmarkEnd w:id="81"/>
+    <w:bookmarkStart w:id="82" w:name="Xc3f1690a698fd48daaeb37dc22a77995e7ae475"/>
     <w:p>
       <w:pPr>
         <w:pStyle w:val="Heading2"/>
@@ -1214,7 +8644,7 @@
         <w:t xml:space="preserve"> </w:t>
       </w:r>
       <w:r>
-        <w:t xml:space="preserve">aliases (DeepSeek, Groq, GLM, …) from your keys file pointed at each provider's</w:t>
+        <w:t xml:space="preserve">aliases (DeepSeek, Groq, GLM, …) from your keys file pointed at each provider’s</w:t>
       </w:r>
       <w:r>
         <w:t xml:space="preserve"> </w:t>
@@ -1247,8 +8677,1250 @@
         <w:t xml:space="preserve">.</w:t>
       </w:r>
     </w:p>
-    <w:bookmarkEnd w:id="15"/>
-    <w:bookmarkEnd w:id="16"/>
+    <w:bookmarkEnd w:id="82"/>
+    <w:bookmarkStart w:id="86" w:name="Xd9bd82ab5df882b8e24f2a92a2ae124bd81927b"/>
+    <w:p>
+      <w:pPr>
+        <w:pStyle w:val="Heading2"/>
+      </w:pPr>
+      <w:r>
+        <w:t xml:space="preserve">v1.6.7 — 2026-06-21 — Poe proxy fix for all aliases</w:t>
+      </w:r>
+    </w:p>
+    <w:bookmarkStart w:id="83" w:name="fixed-7"/>
+    <w:p>
+      <w:pPr>
+        <w:pStyle w:val="Heading3"/>
+      </w:pPr>
+      <w:r>
+        <w:t xml:space="preserve">Fixed</w:t>
+      </w:r>
+    </w:p>
+    <w:p>
+      <w:pPr>
+        <w:pStyle w:val="Compact"/>
+        <w:numPr>
+          <w:ilvl w:val="0"/>
+          <w:numId w:val="1056"/>
+        </w:numPr>
+      </w:pPr>
+      <w:r>
+        <w:rPr>
+          <w:b/>
+          <w:bCs/>
+        </w:rPr>
+        <w:t xml:space="preserve">Poe proxy not starting for poe2/poe3</w:t>
+      </w:r>
+      <w:r>
+        <w:t xml:space="preserve"> </w:t>
+      </w:r>
+      <w:r>
+        <w:t xml:space="preserve">— proxy detection used exact provider ID</w:t>
+      </w:r>
+      <w:r>
+        <w:t xml:space="preserve"> </w:t>
+      </w:r>
+      <w:r>
+        <w:t xml:space="preserve">(</w:t>
+      </w:r>
+      <w:r>
+        <w:rPr>
+          <w:rStyle w:val="VerbatimChar"/>
+        </w:rPr>
+        <w:t xml:space="preserve">poe2_proxy.py</w:t>
+      </w:r>
+      <w:r>
+        <w:t xml:space="preserve">) which doesn’t exist. Fixed to check base name too (</w:t>
+      </w:r>
+      <w:r>
+        <w:rPr>
+          <w:rStyle w:val="VerbatimChar"/>
+        </w:rPr>
+        <w:t xml:space="preserve">poe_proxy.py</w:t>
+      </w:r>
+      <w:r>
+        <w:t xml:space="preserve"> </w:t>
+      </w:r>
+      <w:r>
+        <w:t xml:space="preserve">for poe2, poe3 aliases).</w:t>
+      </w:r>
+    </w:p>
+    <w:p>
+      <w:pPr>
+        <w:pStyle w:val="Compact"/>
+        <w:numPr>
+          <w:ilvl w:val="0"/>
+          <w:numId w:val="1056"/>
+        </w:numPr>
+      </w:pPr>
+      <w:r>
+        <w:rPr>
+          <w:b/>
+          <w:bCs/>
+        </w:rPr>
+        <w:t xml:space="preserve">lib.sh</w:t>
+      </w:r>
+      <w:r>
+        <w:t xml:space="preserve">: base proxy detection with</w:t>
+      </w:r>
+      <w:r>
+        <w:t xml:space="preserve"> </w:t>
+      </w:r>
+      <w:r>
+        <w:rPr>
+          <w:rStyle w:val="VerbatimChar"/>
+        </w:rPr>
+        <w:t xml:space="preserve">${CMA_PROVIDER_ID%%[0-9]*}</w:t>
+      </w:r>
+    </w:p>
+    <w:p>
+      <w:pPr>
+        <w:pStyle w:val="Compact"/>
+        <w:numPr>
+          <w:ilvl w:val="0"/>
+          <w:numId w:val="1056"/>
+        </w:numPr>
+      </w:pPr>
+      <w:r>
+        <w:rPr>
+          <w:b/>
+          <w:bCs/>
+        </w:rPr>
+        <w:t xml:space="preserve">alias file</w:t>
+      </w:r>
+      <w:r>
+        <w:t xml:space="preserve">: same fix applied</w:t>
+      </w:r>
+    </w:p>
+    <w:bookmarkEnd w:id="83"/>
+    <w:bookmarkStart w:id="84" w:name="verified-6"/>
+    <w:p>
+      <w:pPr>
+        <w:pStyle w:val="Heading3"/>
+      </w:pPr>
+      <w:r>
+        <w:t xml:space="preserve">Verified</w:t>
+      </w:r>
+    </w:p>
+    <w:p>
+      <w:pPr>
+        <w:pStyle w:val="Compact"/>
+        <w:numPr>
+          <w:ilvl w:val="0"/>
+          <w:numId w:val="1057"/>
+        </w:numPr>
+      </w:pPr>
+      <w:r>
+        <w:t xml:space="preserve">All 3 Poe aliases work:</w:t>
+      </w:r>
+      <w:r>
+        <w:t xml:space="preserve"> </w:t>
+      </w:r>
+      <w:r>
+        <w:rPr>
+          <w:rStyle w:val="VerbatimChar"/>
+        </w:rPr>
+        <w:t xml:space="preserve">poe</w:t>
+      </w:r>
+      <w:r>
+        <w:t xml:space="preserve"> </w:t>
+      </w:r>
+      <w:r>
+        <w:t xml:space="preserve">✅,</w:t>
+      </w:r>
+      <w:r>
+        <w:t xml:space="preserve"> </w:t>
+      </w:r>
+      <w:r>
+        <w:rPr>
+          <w:rStyle w:val="VerbatimChar"/>
+        </w:rPr>
+        <w:t xml:space="preserve">poe2</w:t>
+      </w:r>
+      <w:r>
+        <w:t xml:space="preserve"> </w:t>
+      </w:r>
+      <w:r>
+        <w:t xml:space="preserve">✅,</w:t>
+      </w:r>
+      <w:r>
+        <w:t xml:space="preserve"> </w:t>
+      </w:r>
+      <w:r>
+        <w:rPr>
+          <w:rStyle w:val="VerbatimChar"/>
+        </w:rPr>
+        <w:t xml:space="preserve">poe3</w:t>
+      </w:r>
+      <w:r>
+        <w:t xml:space="preserve"> </w:t>
+      </w:r>
+      <w:r>
+        <w:t xml:space="preserve">✅</w:t>
+      </w:r>
+    </w:p>
+    <w:p>
+      <w:pPr>
+        <w:pStyle w:val="Compact"/>
+        <w:numPr>
+          <w:ilvl w:val="0"/>
+          <w:numId w:val="1057"/>
+        </w:numPr>
+      </w:pPr>
+      <w:r>
+        <w:t xml:space="preserve">Deployed to both local host and nezha.local</w:t>
+      </w:r>
+    </w:p>
+    <w:bookmarkEnd w:id="84"/>
+    <w:bookmarkStart w:id="85" w:name="tests-5"/>
+    <w:p>
+      <w:pPr>
+        <w:pStyle w:val="Heading3"/>
+      </w:pPr>
+      <w:r>
+        <w:t xml:space="preserve">Tests</w:t>
+      </w:r>
+    </w:p>
+    <w:p>
+      <w:pPr>
+        <w:pStyle w:val="Compact"/>
+        <w:numPr>
+          <w:ilvl w:val="0"/>
+          <w:numId w:val="1058"/>
+        </w:numPr>
+      </w:pPr>
+      <w:r>
+        <w:t xml:space="preserve">Local: 8/8 ALL GREEN</w:t>
+      </w:r>
+    </w:p>
+    <w:p>
+      <w:pPr>
+        <w:pStyle w:val="Compact"/>
+        <w:numPr>
+          <w:ilvl w:val="0"/>
+          <w:numId w:val="1058"/>
+        </w:numPr>
+      </w:pPr>
+      <w:r>
+        <w:t xml:space="preserve">nezha.local: 7/8 (pandoc missing — pre-existing)</w:t>
+      </w:r>
+    </w:p>
+    <w:bookmarkEnd w:id="85"/>
+    <w:bookmarkEnd w:id="86"/>
+    <w:bookmarkStart w:id="90" w:name="v1.6.8-2026-06-21-poe-proxy-gzip-fix"/>
+    <w:p>
+      <w:pPr>
+        <w:pStyle w:val="Heading2"/>
+      </w:pPr>
+      <w:r>
+        <w:t xml:space="preserve">v1.6.8 — 2026-06-21 — Poe proxy gzip fix</w:t>
+      </w:r>
+    </w:p>
+    <w:bookmarkStart w:id="87" w:name="fixed-8"/>
+    <w:p>
+      <w:pPr>
+        <w:pStyle w:val="Heading3"/>
+      </w:pPr>
+      <w:r>
+        <w:t xml:space="preserve">Fixed</w:t>
+      </w:r>
+    </w:p>
+    <w:p>
+      <w:pPr>
+        <w:pStyle w:val="Compact"/>
+        <w:numPr>
+          <w:ilvl w:val="0"/>
+          <w:numId w:val="1059"/>
+        </w:numPr>
+      </w:pPr>
+      <w:r>
+        <w:rPr>
+          <w:b/>
+          <w:bCs/>
+        </w:rPr>
+        <w:t xml:space="preserve">Poe proxy gzip decompression</w:t>
+      </w:r>
+      <w:r>
+        <w:t xml:space="preserve"> </w:t>
+      </w:r>
+      <w:r>
+        <w:t xml:space="preserve">— Poe API returns gzip-compressed responses</w:t>
+      </w:r>
+      <w:r>
+        <w:t xml:space="preserve"> </w:t>
+      </w:r>
+      <w:r>
+        <w:t xml:space="preserve">but the proxy tried to read them as UTF-8 without decompressing, causing</w:t>
+      </w:r>
+      <w:r>
+        <w:t xml:space="preserve"> </w:t>
+      </w:r>
+      <w:r>
+        <w:t xml:space="preserve">UnicodeDecodeError. Added gzip decompression for both success and error responses.</w:t>
+      </w:r>
+    </w:p>
+    <w:bookmarkEnd w:id="87"/>
+    <w:bookmarkStart w:id="88" w:name="verified-7"/>
+    <w:p>
+      <w:pPr>
+        <w:pStyle w:val="Heading3"/>
+      </w:pPr>
+      <w:r>
+        <w:t xml:space="preserve">Verified</w:t>
+      </w:r>
+    </w:p>
+    <w:p>
+      <w:pPr>
+        <w:pStyle w:val="Compact"/>
+        <w:numPr>
+          <w:ilvl w:val="0"/>
+          <w:numId w:val="1060"/>
+        </w:numPr>
+      </w:pPr>
+      <w:r>
+        <w:rPr>
+          <w:rStyle w:val="VerbatimChar"/>
+        </w:rPr>
+        <w:t xml:space="preserve">poe</w:t>
+      </w:r>
+      <w:r>
+        <w:t xml:space="preserve"> </w:t>
+      </w:r>
+      <w:r>
+        <w:t xml:space="preserve">(claude-sonnet-4.6): ✅ YES</w:t>
+      </w:r>
+    </w:p>
+    <w:p>
+      <w:pPr>
+        <w:pStyle w:val="Compact"/>
+        <w:numPr>
+          <w:ilvl w:val="0"/>
+          <w:numId w:val="1060"/>
+        </w:numPr>
+      </w:pPr>
+      <w:r>
+        <w:rPr>
+          <w:rStyle w:val="VerbatimChar"/>
+        </w:rPr>
+        <w:t xml:space="preserve">poe2</w:t>
+      </w:r>
+      <w:r>
+        <w:t xml:space="preserve"> </w:t>
+      </w:r>
+      <w:r>
+        <w:t xml:space="preserve">(gpt-5.5): ✅ YES</w:t>
+      </w:r>
+    </w:p>
+    <w:p>
+      <w:pPr>
+        <w:pStyle w:val="Compact"/>
+        <w:numPr>
+          <w:ilvl w:val="0"/>
+          <w:numId w:val="1060"/>
+        </w:numPr>
+      </w:pPr>
+      <w:r>
+        <w:rPr>
+          <w:rStyle w:val="VerbatimChar"/>
+        </w:rPr>
+        <w:t xml:space="preserve">poe3</w:t>
+      </w:r>
+      <w:r>
+        <w:t xml:space="preserve"> </w:t>
+      </w:r>
+      <w:r>
+        <w:t xml:space="preserve">(grok-4): ❌ Different error (Grok-4 schema validation, not tools format)</w:t>
+      </w:r>
+    </w:p>
+    <w:bookmarkEnd w:id="88"/>
+    <w:bookmarkStart w:id="89" w:name="tests-6"/>
+    <w:p>
+      <w:pPr>
+        <w:pStyle w:val="Heading3"/>
+      </w:pPr>
+      <w:r>
+        <w:t xml:space="preserve">Tests</w:t>
+      </w:r>
+    </w:p>
+    <w:p>
+      <w:pPr>
+        <w:pStyle w:val="Compact"/>
+        <w:numPr>
+          <w:ilvl w:val="0"/>
+          <w:numId w:val="1061"/>
+        </w:numPr>
+      </w:pPr>
+      <w:r>
+        <w:t xml:space="preserve">Local: 8/8 ALL GREEN</w:t>
+      </w:r>
+    </w:p>
+    <w:p>
+      <w:pPr>
+        <w:pStyle w:val="Compact"/>
+        <w:numPr>
+          <w:ilvl w:val="0"/>
+          <w:numId w:val="1061"/>
+        </w:numPr>
+      </w:pPr>
+      <w:r>
+        <w:t xml:space="preserve">nezha.local: 8/8 ALL GREEN</w:t>
+      </w:r>
+    </w:p>
+    <w:bookmarkEnd w:id="89"/>
+    <w:bookmarkEnd w:id="90"/>
+    <w:bookmarkStart w:id="94" w:name="X0b402f819efa66041bc95f48199775b673fa506"/>
+    <w:p>
+      <w:pPr>
+        <w:pStyle w:val="Heading2"/>
+      </w:pPr>
+      <w:r>
+        <w:t xml:space="preserve">v1.6.9 — 2026-06-21 — Poe proxy $ref fix for Grok-4</w:t>
+      </w:r>
+    </w:p>
+    <w:bookmarkStart w:id="91" w:name="fixed-9"/>
+    <w:p>
+      <w:pPr>
+        <w:pStyle w:val="Heading3"/>
+      </w:pPr>
+      <w:r>
+        <w:t xml:space="preserve">Fixed</w:t>
+      </w:r>
+    </w:p>
+    <w:p>
+      <w:pPr>
+        <w:pStyle w:val="Compact"/>
+        <w:numPr>
+          <w:ilvl w:val="0"/>
+          <w:numId w:val="1062"/>
+        </w:numPr>
+      </w:pPr>
+      <w:r>
+        <w:t xml:space="preserve">**Poe proxy</w:t>
+      </w:r>
+      <w:r>
+        <w:t xml:space="preserve"> </w:t>
+      </w:r>
+      <w:r>
+        <w:t xml:space="preserve">$ref resolution** — Claude Code sends tool schemas with `$</w:t>
+      </w:r>
+      <w:r>
+        <w:t xml:space="preserve">ref</w:t>
+      </w:r>
+      <w:r>
+        <w:rPr>
+          <w:rStyle w:val="VerbatimChar"/>
+        </w:rPr>
+        <w:t xml:space="preserve">references to</w:t>
+      </w:r>
+      <w:r>
+        <w:t xml:space="preserve">$defs`. Grok-4 and some providers don't support `$</w:t>
+      </w:r>
+      <w:r>
+        <w:t xml:space="preserve">ref</w:t>
+      </w:r>
+      <w:r>
+        <w:rPr>
+          <w:rStyle w:val="VerbatimChar"/>
+        </w:rPr>
+        <w:t xml:space="preserve">in tool schemas. Added</w:t>
+      </w:r>
+      <w:r>
+        <w:t xml:space="preserve">resolve_refs()</w:t>
+      </w:r>
+      <w:r>
+        <w:rPr>
+          <w:rStyle w:val="VerbatimChar"/>
+        </w:rPr>
+        <w:t xml:space="preserve">function that extracts</w:t>
+      </w:r>
+      <w:r>
+        <w:t xml:space="preserve">$defs`,
+    resolves all `$</w:t>
+      </w:r>
+      <w:r>
+        <w:t xml:space="preserve">ref</w:t>
+      </w:r>
+      <w:r>
+        <w:rPr>
+          <w:rStyle w:val="VerbatimChar"/>
+        </w:rPr>
+        <w:t xml:space="preserve">references to inline definitions, and removes</w:t>
+      </w:r>
+      <w:r>
+        <w:t xml:space="preserve">$defs`.</w:t>
+      </w:r>
+    </w:p>
+    <w:bookmarkEnd w:id="91"/>
+    <w:bookmarkStart w:id="92" w:name="verified-8"/>
+    <w:p>
+      <w:pPr>
+        <w:pStyle w:val="Heading3"/>
+      </w:pPr>
+      <w:r>
+        <w:t xml:space="preserve">Verified</w:t>
+      </w:r>
+    </w:p>
+    <w:p>
+      <w:pPr>
+        <w:pStyle w:val="Compact"/>
+        <w:numPr>
+          <w:ilvl w:val="0"/>
+          <w:numId w:val="1063"/>
+        </w:numPr>
+      </w:pPr>
+      <w:r>
+        <w:rPr>
+          <w:rStyle w:val="VerbatimChar"/>
+        </w:rPr>
+        <w:t xml:space="preserve">poe</w:t>
+      </w:r>
+      <w:r>
+        <w:t xml:space="preserve"> </w:t>
+      </w:r>
+      <w:r>
+        <w:t xml:space="preserve">(claude-sonnet-4.6): ✅ YES</w:t>
+      </w:r>
+    </w:p>
+    <w:p>
+      <w:pPr>
+        <w:pStyle w:val="Compact"/>
+        <w:numPr>
+          <w:ilvl w:val="0"/>
+          <w:numId w:val="1063"/>
+        </w:numPr>
+      </w:pPr>
+      <w:r>
+        <w:rPr>
+          <w:rStyle w:val="VerbatimChar"/>
+        </w:rPr>
+        <w:t xml:space="preserve">poe2</w:t>
+      </w:r>
+      <w:r>
+        <w:t xml:space="preserve"> </w:t>
+      </w:r>
+      <w:r>
+        <w:t xml:space="preserve">(gpt-5.5): ✅ YES</w:t>
+      </w:r>
+    </w:p>
+    <w:p>
+      <w:pPr>
+        <w:pStyle w:val="Compact"/>
+        <w:numPr>
+          <w:ilvl w:val="0"/>
+          <w:numId w:val="1063"/>
+        </w:numPr>
+      </w:pPr>
+      <w:r>
+        <w:rPr>
+          <w:rStyle w:val="VerbatimChar"/>
+        </w:rPr>
+        <w:t xml:space="preserve">poe3</w:t>
+      </w:r>
+      <w:r>
+        <w:t xml:space="preserve"> </w:t>
+      </w:r>
+      <w:r>
+        <w:t xml:space="preserve">(grok-4): ✅ YES (was failing, now works)</w:t>
+      </w:r>
+    </w:p>
+    <w:bookmarkEnd w:id="92"/>
+    <w:bookmarkStart w:id="93" w:name="tests-7"/>
+    <w:p>
+      <w:pPr>
+        <w:pStyle w:val="Heading3"/>
+      </w:pPr>
+      <w:r>
+        <w:t xml:space="preserve">Tests</w:t>
+      </w:r>
+    </w:p>
+    <w:p>
+      <w:pPr>
+        <w:pStyle w:val="Compact"/>
+        <w:numPr>
+          <w:ilvl w:val="0"/>
+          <w:numId w:val="1064"/>
+        </w:numPr>
+      </w:pPr>
+      <w:r>
+        <w:t xml:space="preserve">Local: 8/8 ALL GREEN</w:t>
+      </w:r>
+    </w:p>
+    <w:p>
+      <w:pPr>
+        <w:pStyle w:val="Compact"/>
+        <w:numPr>
+          <w:ilvl w:val="0"/>
+          <w:numId w:val="1064"/>
+        </w:numPr>
+      </w:pPr>
+      <w:r>
+        <w:t xml:space="preserve">nezha.local: 8/8 ALL GREEN</w:t>
+      </w:r>
+    </w:p>
+    <w:bookmarkEnd w:id="93"/>
+    <w:bookmarkEnd w:id="94"/>
+    <w:bookmarkStart w:id="99" w:name="Xe2f07c4ef4a096154ec74f51f12485606fa80a8"/>
+    <w:p>
+      <w:pPr>
+        <w:pStyle w:val="Heading2"/>
+      </w:pPr>
+      <w:r>
+        <w:t xml:space="preserve">v1.7.0 — 2026-06-22 — Poe proxy complete fix (all aliases verified)</w:t>
+      </w:r>
+    </w:p>
+    <w:bookmarkStart w:id="95" w:name="fixed-10"/>
+    <w:p>
+      <w:pPr>
+        <w:pStyle w:val="Heading3"/>
+      </w:pPr>
+      <w:r>
+        <w:t xml:space="preserve">Fixed</w:t>
+      </w:r>
+    </w:p>
+    <w:p>
+      <w:pPr>
+        <w:pStyle w:val="Compact"/>
+        <w:numPr>
+          <w:ilvl w:val="0"/>
+          <w:numId w:val="1065"/>
+        </w:numPr>
+      </w:pPr>
+      <w:r>
+        <w:rPr>
+          <w:b/>
+          <w:bCs/>
+        </w:rPr>
+        <w:t xml:space="preserve">Poe proxy shared directory</w:t>
+      </w:r>
+      <w:r>
+        <w:t xml:space="preserve"> </w:t>
+      </w:r>
+      <w:r>
+        <w:t xml:space="preserve">— the proxy at</w:t>
+      </w:r>
+      <w:r>
+        <w:t xml:space="preserve"> </w:t>
+      </w:r>
+      <w:r>
+        <w:rPr>
+          <w:rStyle w:val="VerbatimChar"/>
+        </w:rPr>
+        <w:t xml:space="preserve">~/.local/share/.../proxy/poe_proxy.py</w:t>
+      </w:r>
+      <w:r>
+        <w:t xml:space="preserve"> </w:t>
+      </w:r>
+      <w:r>
+        <w:t xml:space="preserve">was the OLD version without gzip and $ref fixes. install.sh copies from scripts/</w:t>
+      </w:r>
+      <w:r>
+        <w:t xml:space="preserve"> </w:t>
+      </w:r>
+      <w:r>
+        <w:t xml:space="preserve">but the shared dir still had the old version. Fixed by ensuring updated proxy is</w:t>
+      </w:r>
+      <w:r>
+        <w:t xml:space="preserve"> </w:t>
+      </w:r>
+      <w:r>
+        <w:t xml:space="preserve">copied to shared directory.</w:t>
+      </w:r>
+    </w:p>
+    <w:p>
+      <w:pPr>
+        <w:pStyle w:val="Compact"/>
+        <w:numPr>
+          <w:ilvl w:val="0"/>
+          <w:numId w:val="1065"/>
+        </w:numPr>
+      </w:pPr>
+      <w:r>
+        <w:rPr>
+          <w:b/>
+          <w:bCs/>
+        </w:rPr>
+        <w:t xml:space="preserve">install.sh</w:t>
+      </w:r>
+      <w:r>
+        <w:t xml:space="preserve"> </w:t>
+      </w:r>
+      <w:r>
+        <w:t xml:space="preserve">now copies proxy scripts during installation (already in place)</w:t>
+      </w:r>
+    </w:p>
+    <w:bookmarkEnd w:id="95"/>
+    <w:bookmarkStart w:id="96" w:name="X3ca39d2af9b1c1fc71857ee8467886b3e8dc7f9"/>
+    <w:p>
+      <w:pPr>
+        <w:pStyle w:val="Heading3"/>
+      </w:pPr>
+      <w:r>
+        <w:t xml:space="preserve">Verified (all three aliases through full Claude Code flow)</w:t>
+      </w:r>
+    </w:p>
+    <w:p>
+      <w:pPr>
+        <w:pStyle w:val="Compact"/>
+        <w:numPr>
+          <w:ilvl w:val="0"/>
+          <w:numId w:val="1066"/>
+        </w:numPr>
+      </w:pPr>
+      <w:r>
+        <w:rPr>
+          <w:rStyle w:val="VerbatimChar"/>
+        </w:rPr>
+        <w:t xml:space="preserve">poe</w:t>
+      </w:r>
+      <w:r>
+        <w:t xml:space="preserve"> </w:t>
+      </w:r>
+      <w:r>
+        <w:t xml:space="preserve">(claude-sonnet-4.6): ✅ YES</w:t>
+      </w:r>
+    </w:p>
+    <w:p>
+      <w:pPr>
+        <w:pStyle w:val="Compact"/>
+        <w:numPr>
+          <w:ilvl w:val="0"/>
+          <w:numId w:val="1066"/>
+        </w:numPr>
+      </w:pPr>
+      <w:r>
+        <w:rPr>
+          <w:rStyle w:val="VerbatimChar"/>
+        </w:rPr>
+        <w:t xml:space="preserve">poe2</w:t>
+      </w:r>
+      <w:r>
+        <w:t xml:space="preserve"> </w:t>
+      </w:r>
+      <w:r>
+        <w:t xml:space="preserve">(gpt-5.5): ✅ YES</w:t>
+      </w:r>
+    </w:p>
+    <w:p>
+      <w:pPr>
+        <w:pStyle w:val="Compact"/>
+        <w:numPr>
+          <w:ilvl w:val="0"/>
+          <w:numId w:val="1066"/>
+        </w:numPr>
+      </w:pPr>
+      <w:r>
+        <w:rPr>
+          <w:rStyle w:val="VerbatimChar"/>
+        </w:rPr>
+        <w:t xml:space="preserve">poe3</w:t>
+      </w:r>
+      <w:r>
+        <w:t xml:space="preserve"> </w:t>
+      </w:r>
+      <w:r>
+        <w:t xml:space="preserve">(grok-4): ✅ YES</w:t>
+      </w:r>
+    </w:p>
+    <w:bookmarkEnd w:id="96"/>
+    <w:bookmarkStart w:id="97" w:name="root-cause-analysis-1"/>
+    <w:p>
+      <w:pPr>
+        <w:pStyle w:val="Heading3"/>
+      </w:pPr>
+      <w:r>
+        <w:t xml:space="preserve">Root Cause Analysis</w:t>
+      </w:r>
+    </w:p>
+    <w:p>
+      <w:pPr>
+        <w:pStyle w:val="FirstParagraph"/>
+      </w:pPr>
+      <w:r>
+        <w:t xml:space="preserve">The proxy had three issues:</w:t>
+      </w:r>
+      <w:r>
+        <w:t xml:space="preserve"> </w:t>
+      </w:r>
+      <w:r>
+        <w:t xml:space="preserve">1.</w:t>
+      </w:r>
+      <w:r>
+        <w:t xml:space="preserve"> </w:t>
+      </w:r>
+      <w:r>
+        <w:rPr>
+          <w:b/>
+          <w:bCs/>
+        </w:rPr>
+        <w:t xml:space="preserve">gzip</w:t>
+      </w:r>
+      <w:r>
+        <w:t xml:space="preserve"> </w:t>
+      </w:r>
+      <w:r>
+        <w:t xml:space="preserve">— Poe returns gzip-compressed responses, proxy didn’t decompress</w:t>
+      </w:r>
+      <w:r>
+        <w:t xml:space="preserve"> </w:t>
+      </w:r>
+      <w:r>
+        <w:t xml:space="preserve">2.</w:t>
+      </w:r>
+      <w:r>
+        <w:t xml:space="preserve"> </w:t>
+      </w:r>
+      <w:r>
+        <w:rPr>
+          <w:b/>
+          <w:bCs/>
+        </w:rPr>
+        <w:t xml:space="preserve">$ref</w:t>
+      </w:r>
+      <w:r>
+        <w:t xml:space="preserve"> </w:t>
+      </w:r>
+      <w:r>
+        <w:t xml:space="preserve">— Claude Code sends tool schemas with $ref, Grok-4 doesn’t support them</w:t>
+      </w:r>
+      <w:r>
+        <w:t xml:space="preserve"> </w:t>
+      </w:r>
+      <w:r>
+        <w:t xml:space="preserve">3.</w:t>
+      </w:r>
+      <w:r>
+        <w:t xml:space="preserve"> </w:t>
+      </w:r>
+      <w:r>
+        <w:rPr>
+          <w:b/>
+          <w:bCs/>
+        </w:rPr>
+        <w:t xml:space="preserve">shared dir</w:t>
+      </w:r>
+      <w:r>
+        <w:t xml:space="preserve"> </w:t>
+      </w:r>
+      <w:r>
+        <w:t xml:space="preserve">— Updated proxy wasn’t copied to shared directory</w:t>
+      </w:r>
+    </w:p>
+    <w:p>
+      <w:pPr>
+        <w:pStyle w:val="BodyText"/>
+      </w:pPr>
+      <w:r>
+        <w:t xml:space="preserve">All three fixed and verified.</w:t>
+      </w:r>
+    </w:p>
+    <w:bookmarkEnd w:id="97"/>
+    <w:bookmarkStart w:id="98" w:name="tests-8"/>
+    <w:p>
+      <w:pPr>
+        <w:pStyle w:val="Heading3"/>
+      </w:pPr>
+      <w:r>
+        <w:t xml:space="preserve">Tests</w:t>
+      </w:r>
+    </w:p>
+    <w:p>
+      <w:pPr>
+        <w:pStyle w:val="Compact"/>
+        <w:numPr>
+          <w:ilvl w:val="0"/>
+          <w:numId w:val="1067"/>
+        </w:numPr>
+      </w:pPr>
+      <w:r>
+        <w:t xml:space="preserve">Local: 8/8 ALL GREEN</w:t>
+      </w:r>
+    </w:p>
+    <w:p>
+      <w:pPr>
+        <w:pStyle w:val="Compact"/>
+        <w:numPr>
+          <w:ilvl w:val="0"/>
+          <w:numId w:val="1067"/>
+        </w:numPr>
+      </w:pPr>
+      <w:r>
+        <w:t xml:space="preserve">nezha.local: 8/8 ALL GREEN</w:t>
+      </w:r>
+    </w:p>
+    <w:bookmarkEnd w:id="98"/>
+    <w:bookmarkEnd w:id="99"/>
+    <w:bookmarkStart w:id="103" w:name="X3af1ef4f331d9b5743e336c4423dda4a87abcc2"/>
+    <w:p>
+      <w:pPr>
+        <w:pStyle w:val="Heading2"/>
+      </w:pPr>
+      <w:r>
+        <w:t xml:space="preserve">v1.7.1 — 2026-06-22 — Full validation + release</w:t>
+      </w:r>
+    </w:p>
+    <w:bookmarkStart w:id="100" w:name="fixed-11"/>
+    <w:p>
+      <w:pPr>
+        <w:pStyle w:val="Heading3"/>
+      </w:pPr>
+      <w:r>
+        <w:t xml:space="preserve">Fixed</w:t>
+      </w:r>
+    </w:p>
+    <w:p>
+      <w:pPr>
+        <w:pStyle w:val="Compact"/>
+        <w:numPr>
+          <w:ilvl w:val="0"/>
+          <w:numId w:val="1068"/>
+        </w:numPr>
+      </w:pPr>
+      <w:r>
+        <w:rPr>
+          <w:b/>
+          <w:bCs/>
+        </w:rPr>
+        <w:t xml:space="preserve">Port-ready check</w:t>
+      </w:r>
+      <w:r>
+        <w:t xml:space="preserve"> </w:t>
+      </w:r>
+      <w:r>
+        <w:t xml:space="preserve">for proxy startup — replaced</w:t>
+      </w:r>
+      <w:r>
+        <w:t xml:space="preserve"> </w:t>
+      </w:r>
+      <w:r>
+        <w:rPr>
+          <w:rStyle w:val="VerbatimChar"/>
+        </w:rPr>
+        <w:t xml:space="preserve">sleep 1</w:t>
+      </w:r>
+      <w:r>
+        <w:t xml:space="preserve"> </w:t>
+      </w:r>
+      <w:r>
+        <w:t xml:space="preserve">with polling</w:t>
+      </w:r>
+      <w:r>
+        <w:t xml:space="preserve"> </w:t>
+      </w:r>
+      <w:r>
+        <w:t xml:space="preserve">loop (</w:t>
+      </w:r>
+      <w:r>
+        <w:rPr>
+          <w:rStyle w:val="VerbatimChar"/>
+        </w:rPr>
+        <w:t xml:space="preserve">lsof -i</w:t>
+      </w:r>
+      <w:r>
+        <w:t xml:space="preserve">) ensuring proxy is listening before ccr config is written</w:t>
+      </w:r>
+    </w:p>
+    <w:p>
+      <w:pPr>
+        <w:pStyle w:val="Compact"/>
+        <w:numPr>
+          <w:ilvl w:val="0"/>
+          <w:numId w:val="1068"/>
+        </w:numPr>
+      </w:pPr>
+      <w:r>
+        <w:rPr>
+          <w:b/>
+          <w:bCs/>
+        </w:rPr>
+        <w:t xml:space="preserve">Claude alias regression test</w:t>
+      </w:r>
+      <w:r>
+        <w:t xml:space="preserve"> </w:t>
+      </w:r>
+      <w:r>
+        <w:t xml:space="preserve">— 11 assertions proving claudeN aliases</w:t>
+      </w:r>
+      <w:r>
+        <w:t xml:space="preserve"> </w:t>
+      </w:r>
+      <w:r>
+        <w:t xml:space="preserve">use</w:t>
+      </w:r>
+      <w:r>
+        <w:t xml:space="preserve"> </w:t>
+      </w:r>
+      <w:r>
+        <w:rPr>
+          <w:rStyle w:val="VerbatimChar"/>
+        </w:rPr>
+        <w:t xml:space="preserve">cma_run</w:t>
+      </w:r>
+      <w:r>
+        <w:t xml:space="preserve"> </w:t>
+      </w:r>
+      <w:r>
+        <w:t xml:space="preserve">(no proxy/transformer code), providers use</w:t>
+      </w:r>
+      <w:r>
+        <w:t xml:space="preserve"> </w:t>
+      </w:r>
+      <w:r>
+        <w:rPr>
+          <w:rStyle w:val="VerbatimChar"/>
+        </w:rPr>
+        <w:t xml:space="preserve">cma_run_provider</w:t>
+      </w:r>
+    </w:p>
+    <w:p>
+      <w:pPr>
+        <w:pStyle w:val="Compact"/>
+        <w:numPr>
+          <w:ilvl w:val="0"/>
+          <w:numId w:val="1068"/>
+        </w:numPr>
+      </w:pPr>
+      <w:r>
+        <w:rPr>
+          <w:b/>
+          <w:bCs/>
+        </w:rPr>
+        <w:t xml:space="preserve">Command injection fix</w:t>
+      </w:r>
+      <w:r>
+        <w:t xml:space="preserve"> </w:t>
+      </w:r>
+      <w:r>
+        <w:t xml:space="preserve">in verify_aliases_live.sh — replaced</w:t>
+      </w:r>
+      <w:r>
+        <w:t xml:space="preserve"> </w:t>
+      </w:r>
+      <w:r>
+        <w:rPr>
+          <w:rStyle w:val="VerbatimChar"/>
+        </w:rPr>
+        <w:t xml:space="preserve">bash -c</w:t>
+      </w:r>
+      <w:r>
+        <w:t xml:space="preserve"> </w:t>
+      </w:r>
+      <w:r>
+        <w:t xml:space="preserve">subshell with safe indirect expansion</w:t>
+      </w:r>
+    </w:p>
+    <w:bookmarkEnd w:id="100"/>
+    <w:bookmarkStart w:id="101" w:name="tests-9"/>
+    <w:p>
+      <w:pPr>
+        <w:pStyle w:val="Heading3"/>
+      </w:pPr>
+      <w:r>
+        <w:t xml:space="preserve">Tests</w:t>
+      </w:r>
+    </w:p>
+    <w:p>
+      <w:pPr>
+        <w:pStyle w:val="Compact"/>
+        <w:numPr>
+          <w:ilvl w:val="0"/>
+          <w:numId w:val="1069"/>
+        </w:numPr>
+      </w:pPr>
+      <w:r>
+        <w:t xml:space="preserve">Local:</w:t>
+      </w:r>
+      <w:r>
+        <w:t xml:space="preserve"> </w:t>
+      </w:r>
+      <w:r>
+        <w:rPr>
+          <w:b/>
+          <w:bCs/>
+        </w:rPr>
+        <w:t xml:space="preserve">9/9 ALL GREEN</w:t>
+      </w:r>
+      <w:r>
+        <w:t xml:space="preserve"> </w:t>
+      </w:r>
+      <w:r>
+        <w:t xml:space="preserve">(new: test_claude.sh — 11 assertions)</w:t>
+      </w:r>
+    </w:p>
+    <w:p>
+      <w:pPr>
+        <w:pStyle w:val="Compact"/>
+        <w:numPr>
+          <w:ilvl w:val="0"/>
+          <w:numId w:val="1069"/>
+        </w:numPr>
+      </w:pPr>
+      <w:r>
+        <w:t xml:space="preserve">nezha.local: 8/9 (export fails — pandoc missing)</w:t>
+      </w:r>
+    </w:p>
+    <w:bookmarkEnd w:id="101"/>
+    <w:bookmarkStart w:id="102" w:name="release"/>
+    <w:p>
+      <w:pPr>
+        <w:pStyle w:val="Heading3"/>
+      </w:pPr>
+      <w:r>
+        <w:t xml:space="preserve">Release</w:t>
+      </w:r>
+    </w:p>
+    <w:p>
+      <w:pPr>
+        <w:pStyle w:val="Compact"/>
+        <w:numPr>
+          <w:ilvl w:val="0"/>
+          <w:numId w:val="1070"/>
+        </w:numPr>
+      </w:pPr>
+      <w:r>
+        <w:t xml:space="preserve">v1.7.1 — pushed to github, gitlab, gitflic, gitverse</w:t>
+      </w:r>
+    </w:p>
+    <w:bookmarkEnd w:id="102"/>
+    <w:bookmarkEnd w:id="103"/>
+    <w:bookmarkStart w:id="106" w:name="Xdc334c1be02c04227b9d1be58ef76636d807e36"/>
+    <w:p>
+      <w:pPr>
+        <w:pStyle w:val="Heading2"/>
+      </w:pPr>
+      <w:r>
+        <w:t xml:space="preserve">v1.7.2 — 2026-06-22 — Claude alias verification, full release</w:t>
+      </w:r>
+    </w:p>
+    <w:bookmarkStart w:id="104" w:name="added-10"/>
+    <w:p>
+      <w:pPr>
+        <w:pStyle w:val="Heading3"/>
+      </w:pPr>
+      <w:r>
+        <w:t xml:space="preserve">Added</w:t>
+      </w:r>
+    </w:p>
+    <w:p>
+      <w:pPr>
+        <w:pStyle w:val="Compact"/>
+        <w:numPr>
+          <w:ilvl w:val="0"/>
+          <w:numId w:val="1071"/>
+        </w:numPr>
+      </w:pPr>
+      <w:r>
+        <w:rPr>
+          <w:b/>
+          <w:bCs/>
+        </w:rPr>
+        <w:t xml:space="preserve">Claude alias verification</w:t>
+      </w:r>
+      <w:r>
+        <w:t xml:space="preserve"> </w:t>
+      </w:r>
+      <w:r>
+        <w:t xml:space="preserve">in verify_aliases_live.sh — tests claude1/2/3</w:t>
+      </w:r>
+      <w:r>
+        <w:t xml:space="preserve"> </w:t>
+      </w:r>
+      <w:r>
+        <w:t xml:space="preserve">alongside provider aliases</w:t>
+      </w:r>
+    </w:p>
+    <w:p>
+      <w:pPr>
+        <w:pStyle w:val="Compact"/>
+        <w:numPr>
+          <w:ilvl w:val="0"/>
+          <w:numId w:val="1071"/>
+        </w:numPr>
+      </w:pPr>
+      <w:r>
+        <w:rPr>
+          <w:b/>
+          <w:bCs/>
+        </w:rPr>
+        <w:t xml:space="preserve">TOON tested</w:t>
+      </w:r>
+      <w:r>
+        <w:t xml:space="preserve"> </w:t>
+      </w:r>
+      <w:r>
+        <w:t xml:space="preserve">on all aliases — verified working</w:t>
+      </w:r>
+    </w:p>
+    <w:bookmarkEnd w:id="104"/>
+    <w:bookmarkStart w:id="105" w:name="tests-10"/>
+    <w:p>
+      <w:pPr>
+        <w:pStyle w:val="Heading3"/>
+      </w:pPr>
+      <w:r>
+        <w:t xml:space="preserve">Tests</w:t>
+      </w:r>
+    </w:p>
+    <w:p>
+      <w:pPr>
+        <w:pStyle w:val="Compact"/>
+        <w:numPr>
+          <w:ilvl w:val="0"/>
+          <w:numId w:val="1072"/>
+        </w:numPr>
+      </w:pPr>
+      <w:r>
+        <w:t xml:space="preserve">Local:</w:t>
+      </w:r>
+      <w:r>
+        <w:t xml:space="preserve"> </w:t>
+      </w:r>
+      <w:r>
+        <w:rPr>
+          <w:b/>
+          <w:bCs/>
+        </w:rPr>
+        <w:t xml:space="preserve">9/9 ALL GREEN</w:t>
+      </w:r>
+    </w:p>
+    <w:p>
+      <w:pPr>
+        <w:pStyle w:val="Compact"/>
+        <w:numPr>
+          <w:ilvl w:val="0"/>
+          <w:numId w:val="1072"/>
+        </w:numPr>
+      </w:pPr>
+      <w:r>
+        <w:t xml:space="preserve">nezha.local: 8/9 (pandoc missing)</w:t>
+      </w:r>
+    </w:p>
+    <w:p>
+      <w:pPr>
+        <w:pStyle w:val="Compact"/>
+        <w:numPr>
+          <w:ilvl w:val="0"/>
+          <w:numId w:val="1072"/>
+        </w:numPr>
+      </w:pPr>
+      <w:r>
+        <w:t xml:space="preserve">All claude1/2/3: ✅ OK</w:t>
+      </w:r>
+    </w:p>
+    <w:p>
+      <w:pPr>
+        <w:pStyle w:val="Compact"/>
+        <w:numPr>
+          <w:ilvl w:val="0"/>
+          <w:numId w:val="1072"/>
+        </w:numPr>
+      </w:pPr>
+      <w:r>
+        <w:t xml:space="preserve">All provider aliases: verified</w:t>
+      </w:r>
+    </w:p>
+    <w:bookmarkEnd w:id="105"/>
+    <w:bookmarkEnd w:id="106"/>
+    <w:bookmarkEnd w:id="107"/>
     <w:sectPr>
       <w:footnotePr>
         <w:numRestart w:val="eachSect"/>
@@ -1460,6 +10132,91 @@
       <w:rPr>
         <w:rFonts w:ascii="Wingdings" w:hAnsi="Wingdings" w:cs="Wingdings" w:hint="default"/>
       </w:rPr>
+    </w:lvl>
+  </w:abstractNum>
+  <w:abstractNum w:abstractNumId="99411">
+    <w:nsid w:val="00A99411"/>
+    <w:multiLevelType w:val="multilevel"/>
+    <w:lvl w:ilvl="0">
+      <w:start w:val="1"/>
+      <w:numFmt w:val="decimal"/>
+      <w:lvlText w:val="%1."/>
+      <w:lvlJc w:val="left"/>
+      <w:pPr>
+        <w:ind w:left="720" w:hanging="360"/>
+      </w:pPr>
+    </w:lvl>
+    <w:lvl w:ilvl="1">
+      <w:start w:val="1"/>
+      <w:numFmt w:val="decimal"/>
+      <w:lvlText w:val="%2."/>
+      <w:lvlJc w:val="left"/>
+      <w:pPr>
+        <w:ind w:left="1440" w:hanging="360"/>
+      </w:pPr>
+    </w:lvl>
+    <w:lvl w:ilvl="2">
+      <w:start w:val="1"/>
+      <w:numFmt w:val="decimal"/>
+      <w:lvlText w:val="%3."/>
+      <w:lvlJc w:val="left"/>
+      <w:pPr>
+        <w:ind w:left="2160" w:hanging="360"/>
+      </w:pPr>
+    </w:lvl>
+    <w:lvl w:ilvl="3">
+      <w:start w:val="1"/>
+      <w:numFmt w:val="decimal"/>
+      <w:lvlText w:val="%4."/>
+      <w:lvlJc w:val="left"/>
+      <w:pPr>
+        <w:ind w:left="2880" w:hanging="360"/>
+      </w:pPr>
+    </w:lvl>
+    <w:lvl w:ilvl="4">
+      <w:start w:val="1"/>
+      <w:numFmt w:val="decimal"/>
+      <w:lvlText w:val="%5."/>
+      <w:lvlJc w:val="left"/>
+      <w:pPr>
+        <w:ind w:left="3600" w:hanging="360"/>
+      </w:pPr>
+    </w:lvl>
+    <w:lvl w:ilvl="5">
+      <w:start w:val="1"/>
+      <w:numFmt w:val="decimal"/>
+      <w:lvlText w:val="%6."/>
+      <w:lvlJc w:val="left"/>
+      <w:pPr>
+        <w:ind w:left="4320" w:hanging="360"/>
+      </w:pPr>
+    </w:lvl>
+    <w:lvl w:ilvl="6">
+      <w:start w:val="1"/>
+      <w:numFmt w:val="decimal"/>
+      <w:lvlText w:val="%7."/>
+      <w:lvlJc w:val="left"/>
+      <w:pPr>
+        <w:ind w:left="5040" w:hanging="360"/>
+      </w:pPr>
+    </w:lvl>
+    <w:lvl w:ilvl="7">
+      <w:start w:val="1"/>
+      <w:numFmt w:val="decimal"/>
+      <w:lvlText w:val="%8."/>
+      <w:lvlJc w:val="left"/>
+      <w:pPr>
+        <w:ind w:left="5760" w:hanging="360"/>
+      </w:pPr>
+    </w:lvl>
+    <w:lvl w:ilvl="8">
+      <w:start w:val="1"/>
+      <w:numFmt w:val="decimal"/>
+      <w:lvlText w:val="%9."/>
+      <w:lvlJc w:val="left"/>
+      <w:pPr>
+        <w:ind w:left="6480" w:hanging="360"/>
+      </w:pPr>
     </w:lvl>
   </w:abstractNum>
   <w:num w:numId="1000">
@@ -1481,6 +10238,231 @@
     <w:abstractNumId w:val="991"/>
   </w:num>
   <w:num w:numId="1006">
+    <w:abstractNumId w:val="991"/>
+  </w:num>
+  <w:num w:numId="1007">
+    <w:abstractNumId w:val="991"/>
+  </w:num>
+  <w:num w:numId="1008">
+    <w:abstractNumId w:val="991"/>
+  </w:num>
+  <w:num w:numId="1009">
+    <w:abstractNumId w:val="991"/>
+  </w:num>
+  <w:num w:numId="1010">
+    <w:abstractNumId w:val="991"/>
+  </w:num>
+  <w:num w:numId="1011">
+    <w:abstractNumId w:val="991"/>
+  </w:num>
+  <w:num w:numId="1012">
+    <w:abstractNumId w:val="991"/>
+  </w:num>
+  <w:num w:numId="1013">
+    <w:abstractNumId w:val="991"/>
+  </w:num>
+  <w:num w:numId="1014">
+    <w:abstractNumId w:val="991"/>
+  </w:num>
+  <w:num w:numId="1015">
+    <w:abstractNumId w:val="991"/>
+  </w:num>
+  <w:num w:numId="1016">
+    <w:abstractNumId w:val="991"/>
+  </w:num>
+  <w:num w:numId="1017">
+    <w:abstractNumId w:val="991"/>
+  </w:num>
+  <w:num w:numId="1018">
+    <w:abstractNumId w:val="991"/>
+  </w:num>
+  <w:num w:numId="1019">
+    <w:abstractNumId w:val="991"/>
+  </w:num>
+  <w:num w:numId="1020">
+    <w:abstractNumId w:val="991"/>
+  </w:num>
+  <w:num w:numId="1021">
+    <w:abstractNumId w:val="991"/>
+  </w:num>
+  <w:num w:numId="1022">
+    <w:abstractNumId w:val="991"/>
+  </w:num>
+  <w:num w:numId="1023">
+    <w:abstractNumId w:val="991"/>
+  </w:num>
+  <w:num w:numId="1024">
+    <w:abstractNumId w:val="991"/>
+  </w:num>
+  <w:num w:numId="1025">
+    <w:abstractNumId w:val="991"/>
+  </w:num>
+  <w:num w:numId="1026">
+    <w:abstractNumId w:val="991"/>
+  </w:num>
+  <w:num w:numId="1027">
+    <w:abstractNumId w:val="991"/>
+  </w:num>
+  <w:num w:numId="1028">
+    <w:abstractNumId w:val="991"/>
+  </w:num>
+  <w:num w:numId="1029">
+    <w:abstractNumId w:val="991"/>
+  </w:num>
+  <w:num w:numId="1030">
+    <w:abstractNumId w:val="991"/>
+  </w:num>
+  <w:num w:numId="1031">
+    <w:abstractNumId w:val="991"/>
+  </w:num>
+  <w:num w:numId="1032">
+    <w:abstractNumId w:val="991"/>
+  </w:num>
+  <w:num w:numId="1033">
+    <w:abstractNumId w:val="991"/>
+  </w:num>
+  <w:num w:numId="1034">
+    <w:abstractNumId w:val="991"/>
+  </w:num>
+  <w:num w:numId="1035">
+    <w:abstractNumId w:val="991"/>
+  </w:num>
+  <w:num w:numId="1036">
+    <w:abstractNumId w:val="99411"/>
+    <w:lvlOverride w:ilvl="0">
+      <w:startOverride w:val="1"/>
+    </w:lvlOverride>
+    <w:lvlOverride w:ilvl="1">
+      <w:startOverride w:val="1"/>
+    </w:lvlOverride>
+    <w:lvlOverride w:ilvl="2">
+      <w:startOverride w:val="1"/>
+    </w:lvlOverride>
+    <w:lvlOverride w:ilvl="3">
+      <w:startOverride w:val="1"/>
+    </w:lvlOverride>
+    <w:lvlOverride w:ilvl="4">
+      <w:startOverride w:val="1"/>
+    </w:lvlOverride>
+    <w:lvlOverride w:ilvl="5">
+      <w:startOverride w:val="1"/>
+    </w:lvlOverride>
+    <w:lvlOverride w:ilvl="6">
+      <w:startOverride w:val="1"/>
+    </w:lvlOverride>
+    <w:lvlOverride w:ilvl="7">
+      <w:startOverride w:val="1"/>
+    </w:lvlOverride>
+    <w:lvlOverride w:ilvl="8">
+      <w:startOverride w:val="1"/>
+    </w:lvlOverride>
+  </w:num>
+  <w:num w:numId="1037">
+    <w:abstractNumId w:val="991"/>
+  </w:num>
+  <w:num w:numId="1038">
+    <w:abstractNumId w:val="991"/>
+  </w:num>
+  <w:num w:numId="1039">
+    <w:abstractNumId w:val="991"/>
+  </w:num>
+  <w:num w:numId="1040">
+    <w:abstractNumId w:val="991"/>
+  </w:num>
+  <w:num w:numId="1041">
+    <w:abstractNumId w:val="991"/>
+  </w:num>
+  <w:num w:numId="1042">
+    <w:abstractNumId w:val="991"/>
+  </w:num>
+  <w:num w:numId="1043">
+    <w:abstractNumId w:val="991"/>
+  </w:num>
+  <w:num w:numId="1044">
+    <w:abstractNumId w:val="991"/>
+  </w:num>
+  <w:num w:numId="1045">
+    <w:abstractNumId w:val="991"/>
+  </w:num>
+  <w:num w:numId="1046">
+    <w:abstractNumId w:val="991"/>
+  </w:num>
+  <w:num w:numId="1047">
+    <w:abstractNumId w:val="991"/>
+  </w:num>
+  <w:num w:numId="1048">
+    <w:abstractNumId w:val="991"/>
+  </w:num>
+  <w:num w:numId="1049">
+    <w:abstractNumId w:val="991"/>
+  </w:num>
+  <w:num w:numId="1050">
+    <w:abstractNumId w:val="991"/>
+  </w:num>
+  <w:num w:numId="1051">
+    <w:abstractNumId w:val="991"/>
+  </w:num>
+  <w:num w:numId="1052">
+    <w:abstractNumId w:val="991"/>
+  </w:num>
+  <w:num w:numId="1053">
+    <w:abstractNumId w:val="991"/>
+  </w:num>
+  <w:num w:numId="1054">
+    <w:abstractNumId w:val="991"/>
+  </w:num>
+  <w:num w:numId="1055">
+    <w:abstractNumId w:val="991"/>
+  </w:num>
+  <w:num w:numId="1056">
+    <w:abstractNumId w:val="991"/>
+  </w:num>
+  <w:num w:numId="1057">
+    <w:abstractNumId w:val="991"/>
+  </w:num>
+  <w:num w:numId="1058">
+    <w:abstractNumId w:val="991"/>
+  </w:num>
+  <w:num w:numId="1059">
+    <w:abstractNumId w:val="991"/>
+  </w:num>
+  <w:num w:numId="1060">
+    <w:abstractNumId w:val="991"/>
+  </w:num>
+  <w:num w:numId="1061">
+    <w:abstractNumId w:val="991"/>
+  </w:num>
+  <w:num w:numId="1062">
+    <w:abstractNumId w:val="991"/>
+  </w:num>
+  <w:num w:numId="1063">
+    <w:abstractNumId w:val="991"/>
+  </w:num>
+  <w:num w:numId="1064">
+    <w:abstractNumId w:val="991"/>
+  </w:num>
+  <w:num w:numId="1065">
+    <w:abstractNumId w:val="991"/>
+  </w:num>
+  <w:num w:numId="1066">
+    <w:abstractNumId w:val="991"/>
+  </w:num>
+  <w:num w:numId="1067">
+    <w:abstractNumId w:val="991"/>
+  </w:num>
+  <w:num w:numId="1068">
+    <w:abstractNumId w:val="991"/>
+  </w:num>
+  <w:num w:numId="1069">
+    <w:abstractNumId w:val="991"/>
+  </w:num>
+  <w:num w:numId="1070">
+    <w:abstractNumId w:val="991"/>
+  </w:num>
+  <w:num w:numId="1071">
+    <w:abstractNumId w:val="991"/>
+  </w:num>
+  <w:num w:numId="1072">
     <w:abstractNumId w:val="991"/>
   </w:num>
 </w:numbering>
@@ -2148,7 +11130,6 @@
     <w:link w:val="VerbatimChar"/>
     <w:pPr>
       <w:wordWrap w:val="off"/>
-      <w:shd w:val="clear" w:fill="f8f8f8"/>
     </w:pPr>
   </w:style>
   <w:style w:type="character" w:customStyle="1" w:styleId="KeywordTok">
@@ -2156,96 +11137,85 @@
     <w:basedOn w:val="VerbatimChar"/>
     <w:rPr>
       <w:b/>
-      <w:color w:val="204a87"/>
-      <w:shd w:val="clear" w:fill="f8f8f8"/>
+      <w:color w:val="007020"/>
     </w:rPr>
   </w:style>
   <w:style w:type="character" w:customStyle="1" w:styleId="DataTypeTok">
     <w:name w:val="DataTypeTok"/>
     <w:basedOn w:val="VerbatimChar"/>
     <w:rPr>
-      <w:color w:val="204a87"/>
-      <w:shd w:val="clear" w:fill="f8f8f8"/>
+      <w:color w:val="902000"/>
     </w:rPr>
   </w:style>
   <w:style w:type="character" w:customStyle="1" w:styleId="DecValTok">
     <w:name w:val="DecValTok"/>
     <w:basedOn w:val="VerbatimChar"/>
     <w:rPr>
-      <w:color w:val="0000cf"/>
-      <w:shd w:val="clear" w:fill="f8f8f8"/>
+      <w:color w:val="40a070"/>
     </w:rPr>
   </w:style>
   <w:style w:type="character" w:customStyle="1" w:styleId="BaseNTok">
     <w:name w:val="BaseNTok"/>
     <w:basedOn w:val="VerbatimChar"/>
     <w:rPr>
-      <w:color w:val="0000cf"/>
-      <w:shd w:val="clear" w:fill="f8f8f8"/>
+      <w:color w:val="40a070"/>
     </w:rPr>
   </w:style>
   <w:style w:type="character" w:customStyle="1" w:styleId="FloatTok">
     <w:name w:val="FloatTok"/>
     <w:basedOn w:val="VerbatimChar"/>
     <w:rPr>
-      <w:color w:val="0000cf"/>
-      <w:shd w:val="clear" w:fill="f8f8f8"/>
+      <w:color w:val="40a070"/>
     </w:rPr>
   </w:style>
   <w:style w:type="character" w:customStyle="1" w:styleId="ConstantTok">
     <w:name w:val="ConstantTok"/>
     <w:basedOn w:val="VerbatimChar"/>
     <w:rPr>
-      <w:color w:val="8f5902"/>
-      <w:shd w:val="clear" w:fill="f8f8f8"/>
+      <w:color w:val="880000"/>
     </w:rPr>
   </w:style>
   <w:style w:type="character" w:customStyle="1" w:styleId="CharTok">
     <w:name w:val="CharTok"/>
     <w:basedOn w:val="VerbatimChar"/>
     <w:rPr>
-      <w:color w:val="4e9a06"/>
-      <w:shd w:val="clear" w:fill="f8f8f8"/>
+      <w:color w:val="4070a0"/>
     </w:rPr>
   </w:style>
   <w:style w:type="character" w:customStyle="1" w:styleId="SpecialCharTok">
     <w:name w:val="SpecialCharTok"/>
     <w:basedOn w:val="VerbatimChar"/>
     <w:rPr>
-      <w:b/>
-      <w:color w:val="ce5c00"/>
-      <w:shd w:val="clear" w:fill="f8f8f8"/>
+      <w:color w:val="4070a0"/>
     </w:rPr>
   </w:style>
   <w:style w:type="character" w:customStyle="1" w:styleId="StringTok">
     <w:name w:val="StringTok"/>
     <w:basedOn w:val="VerbatimChar"/>
     <w:rPr>
-      <w:color w:val="4e9a06"/>
-      <w:shd w:val="clear" w:fill="f8f8f8"/>
+      <w:color w:val="4070a0"/>
     </w:rPr>
   </w:style>
   <w:style w:type="character" w:customStyle="1" w:styleId="VerbatimStringTok">
     <w:name w:val="VerbatimStringTok"/>
     <w:basedOn w:val="VerbatimChar"/>
     <w:rPr>
-      <w:color w:val="4e9a06"/>
-      <w:shd w:val="clear" w:fill="f8f8f8"/>
+      <w:color w:val="4070a0"/>
     </w:rPr>
   </w:style>
   <w:style w:type="character" w:customStyle="1" w:styleId="SpecialStringTok">
     <w:name w:val="SpecialStringTok"/>
     <w:basedOn w:val="VerbatimChar"/>
     <w:rPr>
-      <w:color w:val="4e9a06"/>
-      <w:shd w:val="clear" w:fill="f8f8f8"/>
+      <w:color w:val="bb6688"/>
     </w:rPr>
   </w:style>
   <w:style w:type="character" w:customStyle="1" w:styleId="ImportTok">
     <w:name w:val="ImportTok"/>
     <w:basedOn w:val="VerbatimChar"/>
     <w:rPr>
-      <w:shd w:val="clear" w:fill="f8f8f8"/>
+      <w:b/>
+      <w:color w:val="008000"/>
     </w:rPr>
   </w:style>
   <w:style w:type="character" w:customStyle="1" w:styleId="CommentTok">
@@ -2253,18 +11223,15 @@
     <w:basedOn w:val="VerbatimChar"/>
     <w:rPr>
       <w:i/>
-      <w:color w:val="8f5902"/>
-      <w:shd w:val="clear" w:fill="f8f8f8"/>
+      <w:color w:val="60a0b0"/>
     </w:rPr>
   </w:style>
   <w:style w:type="character" w:customStyle="1" w:styleId="DocumentationTok">
     <w:name w:val="DocumentationTok"/>
     <w:basedOn w:val="VerbatimChar"/>
     <w:rPr>
-      <w:b/>
       <w:i/>
-      <w:color w:val="8f5902"/>
-      <w:shd w:val="clear" w:fill="f8f8f8"/>
+      <w:color w:val="ba2121"/>
     </w:rPr>
   </w:style>
   <w:style w:type="character" w:customStyle="1" w:styleId="AnnotationTok">
@@ -2273,8 +11240,7 @@
     <w:rPr>
       <w:b/>
       <w:i/>
-      <w:color w:val="8f5902"/>
-      <w:shd w:val="clear" w:fill="f8f8f8"/>
+      <w:color w:val="60a0b0"/>
     </w:rPr>
   </w:style>
   <w:style w:type="character" w:customStyle="1" w:styleId="CommentVarTok">
@@ -2283,33 +11249,28 @@
     <w:rPr>
       <w:b/>
       <w:i/>
-      <w:color w:val="8f5902"/>
-      <w:shd w:val="clear" w:fill="f8f8f8"/>
+      <w:color w:val="60a0b0"/>
     </w:rPr>
   </w:style>
   <w:style w:type="character" w:customStyle="1" w:styleId="OtherTok">
     <w:name w:val="OtherTok"/>
     <w:basedOn w:val="VerbatimChar"/>
     <w:rPr>
-      <w:color w:val="8f5902"/>
-      <w:shd w:val="clear" w:fill="f8f8f8"/>
+      <w:color w:val="007020"/>
     </w:rPr>
   </w:style>
   <w:style w:type="character" w:customStyle="1" w:styleId="FunctionTok">
     <w:name w:val="FunctionTok"/>
     <w:basedOn w:val="VerbatimChar"/>
     <w:rPr>
-      <w:b/>
-      <w:color w:val="204a87"/>
-      <w:shd w:val="clear" w:fill="f8f8f8"/>
+      <w:color w:val="06287e"/>
     </w:rPr>
   </w:style>
   <w:style w:type="character" w:customStyle="1" w:styleId="VariableTok">
     <w:name w:val="VariableTok"/>
     <w:basedOn w:val="VerbatimChar"/>
     <w:rPr>
-      <w:color w:val="000000"/>
-      <w:shd w:val="clear" w:fill="f8f8f8"/>
+      <w:color w:val="19177c"/>
     </w:rPr>
   </w:style>
   <w:style w:type="character" w:customStyle="1" w:styleId="ControlFlowTok">
@@ -2317,56 +11278,46 @@
     <w:basedOn w:val="VerbatimChar"/>
     <w:rPr>
       <w:b/>
-      <w:color w:val="204a87"/>
-      <w:shd w:val="clear" w:fill="f8f8f8"/>
+      <w:color w:val="007020"/>
     </w:rPr>
   </w:style>
   <w:style w:type="character" w:customStyle="1" w:styleId="OperatorTok">
     <w:name w:val="OperatorTok"/>
     <w:basedOn w:val="VerbatimChar"/>
     <w:rPr>
-      <w:b/>
-      <w:color w:val="ce5c00"/>
-      <w:shd w:val="clear" w:fill="f8f8f8"/>
+      <w:color w:val="666666"/>
     </w:rPr>
   </w:style>
   <w:style w:type="character" w:customStyle="1" w:styleId="BuiltInTok">
     <w:name w:val="BuiltInTok"/>
     <w:basedOn w:val="VerbatimChar"/>
     <w:rPr>
-      <w:shd w:val="clear" w:fill="f8f8f8"/>
+      <w:color w:val="008000"/>
     </w:rPr>
   </w:style>
   <w:style w:type="character" w:customStyle="1" w:styleId="ExtensionTok">
     <w:name w:val="ExtensionTok"/>
     <w:basedOn w:val="VerbatimChar"/>
-    <w:rPr>
-      <w:shd w:val="clear" w:fill="f8f8f8"/>
-    </w:rPr>
+    <w:rPr/>
   </w:style>
   <w:style w:type="character" w:customStyle="1" w:styleId="PreprocessorTok">
     <w:name w:val="PreprocessorTok"/>
     <w:basedOn w:val="VerbatimChar"/>
     <w:rPr>
-      <w:i/>
-      <w:color w:val="8f5902"/>
-      <w:shd w:val="clear" w:fill="f8f8f8"/>
+      <w:color w:val="bc7a00"/>
     </w:rPr>
   </w:style>
   <w:style w:type="character" w:customStyle="1" w:styleId="AttributeTok">
     <w:name w:val="AttributeTok"/>
     <w:basedOn w:val="VerbatimChar"/>
     <w:rPr>
-      <w:color w:val="204a87"/>
-      <w:shd w:val="clear" w:fill="f8f8f8"/>
+      <w:color w:val="7d9029"/>
     </w:rPr>
   </w:style>
   <w:style w:type="character" w:customStyle="1" w:styleId="RegionMarkerTok">
     <w:name w:val="RegionMarkerTok"/>
     <w:basedOn w:val="VerbatimChar"/>
-    <w:rPr>
-      <w:shd w:val="clear" w:fill="f8f8f8"/>
-    </w:rPr>
+    <w:rPr/>
   </w:style>
   <w:style w:type="character" w:customStyle="1" w:styleId="InformationTok">
     <w:name w:val="InformationTok"/>
@@ -2374,8 +11325,7 @@
     <w:rPr>
       <w:b/>
       <w:i/>
-      <w:color w:val="8f5902"/>
-      <w:shd w:val="clear" w:fill="f8f8f8"/>
+      <w:color w:val="60a0b0"/>
     </w:rPr>
   </w:style>
   <w:style w:type="character" w:customStyle="1" w:styleId="WarningTok">
@@ -2384,16 +11334,15 @@
     <w:rPr>
       <w:b/>
       <w:i/>
-      <w:color w:val="8f5902"/>
-      <w:shd w:val="clear" w:fill="f8f8f8"/>
+      <w:color w:val="60a0b0"/>
     </w:rPr>
   </w:style>
   <w:style w:type="character" w:customStyle="1" w:styleId="AlertTok">
     <w:name w:val="AlertTok"/>
     <w:basedOn w:val="VerbatimChar"/>
     <w:rPr>
-      <w:color w:val="ef2929"/>
-      <w:shd w:val="clear" w:fill="f8f8f8"/>
+      <w:b/>
+      <w:color w:val="ff0000"/>
     </w:rPr>
   </w:style>
   <w:style w:type="character" w:customStyle="1" w:styleId="ErrorTok">
@@ -2401,16 +11350,13 @@
     <w:basedOn w:val="VerbatimChar"/>
     <w:rPr>
       <w:b/>
-      <w:color w:val="a40000"/>
-      <w:shd w:val="clear" w:fill="f8f8f8"/>
+      <w:color w:val="ff0000"/>
     </w:rPr>
   </w:style>
   <w:style w:type="character" w:customStyle="1" w:styleId="NormalTok">
     <w:name w:val="NormalTok"/>
     <w:basedOn w:val="VerbatimChar"/>
-    <w:rPr>
-      <w:shd w:val="clear" w:fill="f8f8f8"/>
-    </w:rPr>
+    <w:rPr/>
   </w:style>
 </w:styles>
 </file>

--- a/CHANGELOG.docx
+++ b/CHANGELOG.docx
@@ -2,7 +2,7 @@
 <file path=word/document.xml><?xml version="1.0" encoding="utf-8"?>
 <w:document xmlns:w="http://schemas.openxmlformats.org/wordprocessingml/2006/main" xmlns:m="http://schemas.openxmlformats.org/officeDocument/2006/math" xmlns:r="http://schemas.openxmlformats.org/officeDocument/2006/relationships" xmlns:o="urn:schemas-microsoft-com:office:office" xmlns:v="urn:schemas-microsoft-com:vml" xmlns:w10="urn:schemas-microsoft-com:office:word" xmlns:a="http://schemas.openxmlformats.org/drawingml/2006/main" xmlns:pic="http://schemas.openxmlformats.org/drawingml/2006/picture" xmlns:wp="http://schemas.openxmlformats.org/drawingml/2006/wordprocessingDrawing">
   <w:body>
-    <w:bookmarkStart w:id="117" w:name="changelog"/>
+    <w:bookmarkStart w:id="123" w:name="changelog"/>
     <w:p>
       <w:pPr>
         <w:pStyle w:val="Heading1"/>
@@ -19,13 +19,13 @@
         <w:t xml:space="preserve">All notable changes to the Claude multi-account toolkit.</w:t>
       </w:r>
     </w:p>
-    <w:bookmarkStart w:id="13" w:name="X32f4e63b5b469270c24eeebf0670d89dbf8d175"/>
+    <w:bookmarkStart w:id="14" w:name="X3f745f2f1363b5cbfd7fbe71d4044eac102974b"/>
     <w:p>
       <w:pPr>
         <w:pStyle w:val="Heading2"/>
       </w:pPr>
       <w:r>
-        <w:t xml:space="preserve">v1.7.8 — 2026-06-28 — Secret hygiene (argv + committed-proof leaks), dead-code fix, coverage tests</w:t>
+        <w:t xml:space="preserve">v1.7.9 — 2026-06-28 — Hardening round 2: injection-safe alias writes, broadened secret redaction, docs accuracy, shellcheck 0</w:t>
       </w:r>
     </w:p>
     <w:p>
@@ -33,19 +33,13 @@
         <w:pStyle w:val="FirstParagraph"/>
       </w:pPr>
       <w:r>
-        <w:t xml:space="preserve">Security + robustness follow-up found by a parallel multi-agent audit of v1.7.7.</w:t>
-      </w:r>
-      <w:r>
-        <w:t xml:space="preserve"> </w:t>
-      </w:r>
-      <w:r>
-        <w:t xml:space="preserve">Four independent subagents fixed disjoint file sets; integration + the full</w:t>
-      </w:r>
-      <w:r>
-        <w:t xml:space="preserve"> </w:t>
-      </w:r>
-      <w:r>
-        <w:t xml:space="preserve">suite + live multi-model verification were run centrally.</w:t>
+        <w:t xml:space="preserve">A second multi-agent audit + hardening pass on top of v1.7.8 (adversarial</w:t>
+      </w:r>
+      <w:r>
+        <w:t xml:space="preserve"> </w:t>
+      </w:r>
+      <w:r>
+        <w:t xml:space="preserve">security audit + doc-accuracy audit + lint sweep, fixes verified centrally).</w:t>
       </w:r>
     </w:p>
     <w:bookmarkStart w:id="9" w:name="security"/>
@@ -70,22 +64,7 @@
           <w:b/>
           <w:bCs/>
         </w:rPr>
-        <w:t xml:space="preserve">API key no longer passed on</w:t>
-      </w:r>
-      <w:r>
-        <w:rPr>
-          <w:b/>
-          <w:bCs/>
-        </w:rPr>
-        <w:t xml:space="preserve"> </w:t>
-      </w:r>
-      <w:r>
-        <w:rPr>
-          <w:rStyle w:val="VerbatimChar"/>
-          <w:b/>
-          <w:bCs/>
-        </w:rPr>
-        <w:t xml:space="preserve">argv</w:t>
+        <w:t xml:space="preserve">Provider id / config dir can no longer inject shell via the alias file</w:t>
       </w:r>
       <w:r>
         <w:t xml:space="preserve"> </w:t>
@@ -97,16 +76,171 @@
         <w:rPr>
           <w:rStyle w:val="VerbatimChar"/>
         </w:rPr>
-        <w:t xml:space="preserve">model_verify.py</w:t>
-      </w:r>
-      <w:r>
-        <w:t xml:space="preserve"> </w:t>
-      </w:r>
-      <w:r>
-        <w:t xml:space="preserve">+</w:t>
-      </w:r>
-      <w:r>
-        <w:t xml:space="preserve"> </w:t>
+        <w:t xml:space="preserve">lib.sh</w:t>
+      </w:r>
+      <w:r>
+        <w:t xml:space="preserve"> </w:t>
+      </w:r>
+      <w:r>
+        <w:rPr>
+          <w:rStyle w:val="VerbatimChar"/>
+        </w:rPr>
+        <w:t xml:space="preserve">cma_provider_write_alias</w:t>
+      </w:r>
+      <w:r>
+        <w:t xml:space="preserve"> </w:t>
+      </w:r>
+      <w:r>
+        <w:t xml:space="preserve">/</w:t>
+      </w:r>
+      <w:r>
+        <w:t xml:space="preserve"> </w:t>
+      </w:r>
+      <w:r>
+        <w:rPr>
+          <w:rStyle w:val="VerbatimChar"/>
+        </w:rPr>
+        <w:t xml:space="preserve">cma_write_alias</w:t>
+      </w:r>
+      <w:r>
+        <w:t xml:space="preserve">). Both interpolate</w:t>
+      </w:r>
+      <w:r>
+        <w:t xml:space="preserve"> </w:t>
+      </w:r>
+      <w:r>
+        <w:t xml:space="preserve">values into</w:t>
+      </w:r>
+      <w:r>
+        <w:t xml:space="preserve"> </w:t>
+      </w:r>
+      <w:r>
+        <w:rPr>
+          <w:rStyle w:val="VerbatimChar"/>
+        </w:rPr>
+        <w:t xml:space="preserve">alias name="…"</w:t>
+      </w:r>
+      <w:r>
+        <w:t xml:space="preserve"> </w:t>
+      </w:r>
+      <w:r>
+        <w:t xml:space="preserve">lines that the shell</w:t>
+      </w:r>
+      <w:r>
+        <w:t xml:space="preserve"> </w:t>
+      </w:r>
+      <w:r>
+        <w:rPr>
+          <w:b/>
+          <w:bCs/>
+        </w:rPr>
+        <w:t xml:space="preserve">re-parses on invocation</w:t>
+      </w:r>
+      <w:r>
+        <w:t xml:space="preserve">,</w:t>
+      </w:r>
+      <w:r>
+        <w:t xml:space="preserve"> </w:t>
+      </w:r>
+      <w:r>
+        <w:t xml:space="preserve">and jq</w:t>
+      </w:r>
+      <w:r>
+        <w:t xml:space="preserve"> </w:t>
+      </w:r>
+      <w:r>
+        <w:rPr>
+          <w:rStyle w:val="VerbatimChar"/>
+        </w:rPr>
+        <w:t xml:space="preserve">@tsv</w:t>
+      </w:r>
+      <w:r>
+        <w:t xml:space="preserve"> </w:t>
+      </w:r>
+      <w:r>
+        <w:t xml:space="preserve">does not escape</w:t>
+      </w:r>
+      <w:r>
+        <w:t xml:space="preserve"> </w:t>
+      </w:r>
+      <w:r>
+        <w:rPr>
+          <w:rStyle w:val="VerbatimChar"/>
+        </w:rPr>
+        <w:t xml:space="preserve">"</w:t>
+      </w:r>
+      <w:r>
+        <w:t xml:space="preserve">. They now reject shell metacharacters</w:t>
+      </w:r>
+      <w:r>
+        <w:t xml:space="preserve"> </w:t>
+      </w:r>
+      <w:r>
+        <w:t xml:space="preserve">(provider id restricted to</w:t>
+      </w:r>
+      <w:r>
+        <w:t xml:space="preserve"> </w:t>
+      </w:r>
+      <w:r>
+        <w:rPr>
+          <w:rStyle w:val="VerbatimChar"/>
+        </w:rPr>
+        <w:t xml:space="preserve">[A-Za-z0-9._-]</w:t>
+      </w:r>
+      <w:r>
+        <w:t xml:space="preserve">; config dir rejects</w:t>
+      </w:r>
+      <w:r>
+        <w:t xml:space="preserve"> </w:t>
+      </w:r>
+      <w:r>
+        <w:rPr>
+          <w:rStyle w:val="VerbatimChar"/>
+        </w:rPr>
+        <w:t xml:space="preserve">" $ \</w:t>
+      </w:r>
+      <w:r>
+        <w:t xml:space="preserve"> </w:t>
+      </w:r>
+      <w:r>
+        <w:t xml:space="preserve">\ ; &amp; | &lt; &gt; ( )</w:t>
+      </w:r>
+      <w:r>
+        <w:rPr>
+          <w:rStyle w:val="VerbatimChar"/>
+        </w:rPr>
+        <w:t xml:space="preserve">and newline). Proven: a</w:t>
+      </w:r>
+      <w:r>
+        <w:t xml:space="preserve">foo"; touch …` payload is</w:t>
+      </w:r>
+      <w:r>
+        <w:t xml:space="preserve"> </w:t>
+      </w:r>
+      <w:r>
+        <w:t xml:space="preserve">rejected, no command runs, the hostile alias is never written.</w:t>
+      </w:r>
+    </w:p>
+    <w:p>
+      <w:pPr>
+        <w:pStyle w:val="Compact"/>
+        <w:numPr>
+          <w:ilvl w:val="0"/>
+          <w:numId w:val="1001"/>
+        </w:numPr>
+      </w:pPr>
+      <w:r>
+        <w:rPr>
+          <w:b/>
+          <w:bCs/>
+        </w:rPr>
+        <w:t xml:space="preserve">Keys-file read no longer breakable by a quote in the path</w:t>
+      </w:r>
+      <w:r>
+        <w:t xml:space="preserve"> </w:t>
+      </w:r>
+      <w:r>
+        <w:t xml:space="preserve">(</w:t>
       </w:r>
       <w:r>
         <w:rPr>
@@ -115,9 +249,6 @@
         <w:t xml:space="preserve">claude-providers.sh</w:t>
       </w:r>
       <w:r>
-        <w:t xml:space="preserve">).</w:t>
-      </w:r>
-      <w:r>
         <w:t xml:space="preserve"> </w:t>
       </w:r>
       <w:r>
@@ -127,121 +258,73 @@
         <w:t xml:space="preserve">cmd_sync_multi</w:t>
       </w:r>
       <w:r>
-        <w:t xml:space="preserve"> </w:t>
-      </w:r>
-      <w:r>
-        <w:t xml:space="preserve">invoked</w:t>
-      </w:r>
-      <w:r>
-        <w:t xml:space="preserve"> </w:t>
-      </w:r>
-      <w:r>
-        <w:rPr>
-          <w:rStyle w:val="VerbatimChar"/>
-        </w:rPr>
-        <w:t xml:space="preserve">model_verify.py --key "$token"</w:t>
-      </w:r>
-      <w:r>
-        <w:t xml:space="preserve">, placing the secret</w:t>
-      </w:r>
-      <w:r>
-        <w:t xml:space="preserve"> </w:t>
-      </w:r>
-      <w:r>
-        <w:t xml:space="preserve">verbatim in</w:t>
-      </w:r>
-      <w:r>
-        <w:t xml:space="preserve"> </w:t>
-      </w:r>
-      <w:r>
-        <w:rPr>
-          <w:rStyle w:val="VerbatimChar"/>
-        </w:rPr>
-        <w:t xml:space="preserve">/proc/&lt;pid&gt;/cmdline</w:t>
-      </w:r>
-      <w:r>
-        <w:t xml:space="preserve"> </w:t>
-      </w:r>
-      <w:r>
-        <w:t xml:space="preserve">and</w:t>
-      </w:r>
-      <w:r>
-        <w:t xml:space="preserve"> </w:t>
-      </w:r>
-      <w:r>
-        <w:rPr>
-          <w:rStyle w:val="VerbatimChar"/>
-        </w:rPr>
-        <w:t xml:space="preserve">ps aux</w:t>
-      </w:r>
-      <w:r>
-        <w:t xml:space="preserve"> </w:t>
-      </w:r>
-      <w:r>
-        <w:t xml:space="preserve">output — readable by any user</w:t>
-      </w:r>
-      <w:r>
-        <w:t xml:space="preserve"> </w:t>
-      </w:r>
-      <w:r>
-        <w:t xml:space="preserve">on a multi-user host. The key now flows via the</w:t>
-      </w:r>
-      <w:r>
-        <w:t xml:space="preserve"> </w:t>
-      </w:r>
-      <w:r>
-        <w:rPr>
-          <w:rStyle w:val="VerbatimChar"/>
-        </w:rPr>
-        <w:t xml:space="preserve">CMA_PROBE_KEY</w:t>
-      </w:r>
-      <w:r>
-        <w:t xml:space="preserve"> </w:t>
-      </w:r>
-      <w:r>
-        <w:t xml:space="preserve">environment</w:t>
-      </w:r>
-      <w:r>
-        <w:t xml:space="preserve"> </w:t>
-      </w:r>
-      <w:r>
-        <w:t xml:space="preserve">variable (set per-command, not exported);</w:t>
-      </w:r>
-      <w:r>
-        <w:t xml:space="preserve"> </w:t>
-      </w:r>
-      <w:r>
-        <w:rPr>
-          <w:rStyle w:val="VerbatimChar"/>
-        </w:rPr>
-        <w:t xml:space="preserve">model_verify.py</w:t>
-      </w:r>
-      <w:r>
-        <w:t xml:space="preserve"> </w:t>
-      </w:r>
-      <w:r>
-        <w:t xml:space="preserve">reads it from the</w:t>
-      </w:r>
-      <w:r>
-        <w:t xml:space="preserve"> </w:t>
-      </w:r>
-      <w:r>
-        <w:t xml:space="preserve">environment and errors clearly if unset. The</w:t>
-      </w:r>
-      <w:r>
-        <w:t xml:space="preserve"> </w:t>
-      </w:r>
-      <w:r>
-        <w:rPr>
-          <w:rStyle w:val="VerbatimChar"/>
-        </w:rPr>
-        <w:t xml:space="preserve">--key</w:t>
-      </w:r>
-      <w:r>
-        <w:t xml:space="preserve"> </w:t>
-      </w:r>
-      <w:r>
-        <w:t xml:space="preserve">flag is removed entirely.</w:t>
+        <w:t xml:space="preserve">). The old</w:t>
+      </w:r>
+      <w:r>
+        <w:t xml:space="preserve"> </w:t>
+      </w:r>
+      <w:r>
+        <w:rPr>
+          <w:rStyle w:val="VerbatimChar"/>
+        </w:rPr>
+        <w:t xml:space="preserve">bash -c "set -a; source '$keysf'; …"</w:t>
+      </w:r>
+      <w:r>
+        <w:t xml:space="preserve"> </w:t>
+      </w:r>
+      <w:r>
+        <w:t xml:space="preserve">let a single quote in the keys-file</w:t>
+      </w:r>
+      <w:r>
+        <w:t xml:space="preserve"> </w:t>
+      </w:r>
+      <w:r>
+        <w:t xml:space="preserve">path break out of the string. Replaced with an isolated subshell</w:t>
+      </w:r>
+      <w:r>
+        <w:t xml:space="preserve"> </w:t>
+      </w:r>
+      <w:r>
+        <w:rPr>
+          <w:rStyle w:val="VerbatimChar"/>
+        </w:rPr>
+        <w:t xml:space="preserve">( set +e; set -a +u; . "$keysf"; set +a; eval … )</w:t>
+      </w:r>
+      <w:r>
+        <w:t xml:space="preserve"> </w:t>
+      </w:r>
+      <w:r>
+        <w:t xml:space="preserve">— the same safe pattern</w:t>
+      </w:r>
+      <w:r>
+        <w:t xml:space="preserve"> </w:t>
+      </w:r>
+      <w:r>
+        <w:rPr>
+          <w:rStyle w:val="VerbatimChar"/>
+        </w:rPr>
+        <w:t xml:space="preserve">cmd_sync</w:t>
+      </w:r>
+      <w:r>
+        <w:t xml:space="preserve"> </w:t>
+      </w:r>
+      <w:r>
+        <w:t xml:space="preserve">already used. Proven with a</w:t>
+      </w:r>
+      <w:r>
+        <w:t xml:space="preserve"> </w:t>
+      </w:r>
+      <w:r>
+        <w:rPr>
+          <w:rStyle w:val="VerbatimChar"/>
+        </w:rPr>
+        <w:t xml:space="preserve">do n't/</w:t>
+      </w:r>
+      <w:r>
+        <w:t xml:space="preserve"> </w:t>
+      </w:r>
+      <w:r>
+        <w:t xml:space="preserve">path.</w:t>
       </w:r>
     </w:p>
     <w:p>
@@ -254,54 +337,25 @@
       </w:pPr>
       <w:r>
         <w:rPr>
-          <w:b/>
-          <w:bCs/>
-        </w:rPr>
-        <w:t xml:space="preserve">API key no longer passed to</w:t>
-      </w:r>
-      <w:r>
-        <w:rPr>
-          <w:b/>
-          <w:bCs/>
-        </w:rPr>
-        <w:t xml:space="preserve"> </w:t>
-      </w:r>
-      <w:r>
-        <w:rPr>
-          <w:rStyle w:val="VerbatimChar"/>
-          <w:b/>
-          <w:bCs/>
-        </w:rPr>
-        <w:t xml:space="preserve">curl</w:t>
-      </w:r>
-      <w:r>
-        <w:rPr>
-          <w:b/>
-          <w:bCs/>
-        </w:rPr>
-        <w:t xml:space="preserve"> </w:t>
-      </w:r>
-      <w:r>
-        <w:rPr>
-          <w:b/>
-          <w:bCs/>
-        </w:rPr>
-        <w:t xml:space="preserve">on</w:t>
-      </w:r>
-      <w:r>
-        <w:rPr>
-          <w:b/>
-          <w:bCs/>
-        </w:rPr>
-        <w:t xml:space="preserve"> </w:t>
-      </w:r>
-      <w:r>
-        <w:rPr>
-          <w:rStyle w:val="VerbatimChar"/>
-          <w:b/>
-          <w:bCs/>
-        </w:rPr>
-        <w:t xml:space="preserve">argv</w:t>
+          <w:rStyle w:val="VerbatimChar"/>
+          <w:b/>
+          <w:bCs/>
+        </w:rPr>
+        <w:t xml:space="preserve">.env</w:t>
+      </w:r>
+      <w:r>
+        <w:rPr>
+          <w:b/>
+          <w:bCs/>
+        </w:rPr>
+        <w:t xml:space="preserve"> </w:t>
+      </w:r>
+      <w:r>
+        <w:rPr>
+          <w:b/>
+          <w:bCs/>
+        </w:rPr>
+        <w:t xml:space="preserve">value quoting</w:t>
       </w:r>
       <w:r>
         <w:t xml:space="preserve"> </w:t>
@@ -313,91 +367,85 @@
         <w:rPr>
           <w:rStyle w:val="VerbatimChar"/>
         </w:rPr>
-        <w:t xml:space="preserve">verify_aliases_live.sh</w:t>
-      </w:r>
-      <w:r>
-        <w:t xml:space="preserve">).</w:t>
-      </w:r>
-      <w:r>
-        <w:t xml:space="preserve"> </w:t>
-      </w:r>
-      <w:r>
-        <w:t xml:space="preserve">Six live-probe calls used</w:t>
-      </w:r>
-      <w:r>
-        <w:t xml:space="preserve"> </w:t>
-      </w:r>
-      <w:r>
-        <w:rPr>
-          <w:rStyle w:val="VerbatimChar"/>
-        </w:rPr>
-        <w:t xml:space="preserve">-H "Authorization: Bearer $key"</w:t>
-      </w:r>
-      <w:r>
-        <w:t xml:space="preserve">. The header is now</w:t>
-      </w:r>
-      <w:r>
-        <w:t xml:space="preserve"> </w:t>
-      </w:r>
-      <w:r>
-        <w:t xml:space="preserve">written to a</w:t>
-      </w:r>
-      <w:r>
-        <w:t xml:space="preserve"> </w:t>
-      </w:r>
-      <w:r>
-        <w:rPr>
-          <w:rStyle w:val="VerbatimChar"/>
-        </w:rPr>
-        <w:t xml:space="preserve">mktemp</w:t>
-      </w:r>
-      <w:r>
-        <w:t xml:space="preserve">'d,</w:t>
-      </w:r>
-      <w:r>
-        <w:t xml:space="preserve"> </w:t>
-      </w:r>
-      <w:r>
-        <w:rPr>
-          <w:rStyle w:val="VerbatimChar"/>
-        </w:rPr>
-        <w:t xml:space="preserve">chmod 600</w:t>
-      </w:r>
-      <w:r>
-        <w:t xml:space="preserve"> </w:t>
-      </w:r>
-      <w:r>
-        <w:t xml:space="preserve">config file consumed via</w:t>
-      </w:r>
-      <w:r>
-        <w:t xml:space="preserve"> </w:t>
-      </w:r>
-      <w:r>
-        <w:rPr>
-          <w:rStyle w:val="VerbatimChar"/>
-        </w:rPr>
-        <w:t xml:space="preserve">curl --config</w:t>
-      </w:r>
-      <w:r>
-        <w:t xml:space="preserve"> </w:t>
-      </w:r>
-      <w:r>
-        <w:t xml:space="preserve">(portable on GNU + BSD curl) and removed via an</w:t>
-      </w:r>
-      <w:r>
-        <w:t xml:space="preserve"> </w:t>
-      </w:r>
-      <w:r>
-        <w:rPr>
-          <w:rStyle w:val="VerbatimChar"/>
-        </w:rPr>
-        <w:t xml:space="preserve">EXIT/INT/TERM</w:t>
-      </w:r>
-      <w:r>
-        <w:t xml:space="preserve"> </w:t>
-      </w:r>
-      <w:r>
-        <w:t xml:space="preserve">trap.</w:t>
+        <w:t xml:space="preserve">providers_generate.py</w:t>
+      </w:r>
+      <w:r>
+        <w:t xml:space="preserve">):</w:t>
+      </w:r>
+      <w:r>
+        <w:t xml:space="preserve"> </w:t>
+      </w:r>
+      <w:r>
+        <w:rPr>
+          <w:rStyle w:val="VerbatimChar"/>
+        </w:rPr>
+        <w:t xml:space="preserve">q()</w:t>
+      </w:r>
+      <w:r>
+        <w:t xml:space="preserve"> </w:t>
+      </w:r>
+      <w:r>
+        <w:t xml:space="preserve">now POSIX</w:t>
+      </w:r>
+      <w:r>
+        <w:t xml:space="preserve"> </w:t>
+      </w:r>
+      <w:r>
+        <w:t xml:space="preserve">single-quote-escapes embedded quotes (mirrors</w:t>
+      </w:r>
+      <w:r>
+        <w:t xml:space="preserve"> </w:t>
+      </w:r>
+      <w:r>
+        <w:rPr>
+          <w:rStyle w:val="VerbatimChar"/>
+        </w:rPr>
+        <w:t xml:space="preserve">lib.sh</w:t>
+      </w:r>
+      <w:r>
+        <w:t xml:space="preserve"> </w:t>
+      </w:r>
+      <w:r>
+        <w:rPr>
+          <w:rStyle w:val="VerbatimChar"/>
+        </w:rPr>
+        <w:t xml:space="preserve">_cma_q</w:t>
+      </w:r>
+      <w:r>
+        <w:t xml:space="preserve">), so a</w:t>
+      </w:r>
+      <w:r>
+        <w:t xml:space="preserve"> </w:t>
+      </w:r>
+      <w:r>
+        <w:t xml:space="preserve">catalog value containing a quote can't inject when</w:t>
+      </w:r>
+      <w:r>
+        <w:t xml:space="preserve"> </w:t>
+      </w:r>
+      <w:r>
+        <w:rPr>
+          <w:rStyle w:val="VerbatimChar"/>
+        </w:rPr>
+        <w:t xml:space="preserve">cma_run_provider</w:t>
+      </w:r>
+      <w:r>
+        <w:t xml:space="preserve"> </w:t>
+      </w:r>
+      <w:r>
+        <w:t xml:space="preserve">sources the</w:t>
+      </w:r>
+      <w:r>
+        <w:t xml:space="preserve"> </w:t>
+      </w:r>
+      <w:r>
+        <w:rPr>
+          <w:rStyle w:val="VerbatimChar"/>
+        </w:rPr>
+        <w:t xml:space="preserve">.env</w:t>
+      </w:r>
+      <w:r>
+        <w:t xml:space="preserve">. Proven: an injection payload is neutralized to a literal.</w:t>
       </w:r>
     </w:p>
     <w:p>
@@ -413,61 +461,104 @@
           <w:b/>
           <w:bCs/>
         </w:rPr>
-        <w:t xml:space="preserve">Leaked secrets purged from committed proof artifacts</w:t>
-      </w:r>
-      <w:r>
-        <w:t xml:space="preserve"> </w:t>
-      </w:r>
-      <w:r>
-        <w:t xml:space="preserve">(committed in 24bc379,</w:t>
-      </w:r>
-      <w:r>
-        <w:t xml:space="preserve"> </w:t>
-      </w:r>
-      <w:r>
-        <w:t xml:space="preserve">rolled into this release): the OpenCode live verifier wrote resolved</w:t>
-      </w:r>
-      <w:r>
-        <w:t xml:space="preserve"> </w:t>
-      </w:r>
-      <w:r>
-        <w:rPr>
-          <w:rStyle w:val="VerbatimChar"/>
-        </w:rPr>
-        <w:t xml:space="preserve">opencode debug config</w:t>
-      </w:r>
-      <w:r>
-        <w:t xml:space="preserve"> </w:t>
-      </w:r>
-      <w:r>
-        <w:t xml:space="preserve">/</w:t>
-      </w:r>
-      <w:r>
-        <w:t xml:space="preserve"> </w:t>
-      </w:r>
-      <w:r>
-        <w:rPr>
-          <w:rStyle w:val="VerbatimChar"/>
-        </w:rPr>
-        <w:t xml:space="preserve">mcp list</w:t>
-      </w:r>
-      <w:r>
-        <w:t xml:space="preserve"> </w:t>
-      </w:r>
-      <w:r>
-        <w:t xml:space="preserve">output — which contained a real provider</w:t>
-      </w:r>
-      <w:r>
-        <w:t xml:space="preserve"> </w:t>
-      </w:r>
-      <w:r>
-        <w:t xml:space="preserve">key and a DB connection-string password — verbatim into the committed proof</w:t>
-      </w:r>
-      <w:r>
-        <w:t xml:space="preserve"> </w:t>
-      </w:r>
-      <w:r>
-        <w:t xml:space="preserve">dir. The three artifacts are redacted; the generator (</w:t>
+        <w:t xml:space="preserve">xtrace secret leak</w:t>
+      </w:r>
+      <w:r>
+        <w:t xml:space="preserve"> </w:t>
+      </w:r>
+      <w:r>
+        <w:t xml:space="preserve">(</w:t>
+      </w:r>
+      <w:r>
+        <w:rPr>
+          <w:rStyle w:val="VerbatimChar"/>
+        </w:rPr>
+        <w:t xml:space="preserve">lib.sh</w:t>
+      </w:r>
+      <w:r>
+        <w:t xml:space="preserve"> </w:t>
+      </w:r>
+      <w:r>
+        <w:rPr>
+          <w:rStyle w:val="VerbatimChar"/>
+        </w:rPr>
+        <w:t xml:space="preserve">cma_run_provider</w:t>
+      </w:r>
+      <w:r>
+        <w:t xml:space="preserve">): the indirect key read</w:t>
+      </w:r>
+      <w:r>
+        <w:t xml:space="preserve"> </w:t>
+      </w:r>
+      <w:r>
+        <w:t xml:space="preserve">is now wrapped in</w:t>
+      </w:r>
+      <w:r>
+        <w:t xml:space="preserve"> </w:t>
+      </w:r>
+      <w:r>
+        <w:rPr>
+          <w:rStyle w:val="VerbatimChar"/>
+        </w:rPr>
+        <w:t xml:space="preserve">set +x</w:t>
+      </w:r>
+      <w:r>
+        <w:t xml:space="preserve">/restore so an active</w:t>
+      </w:r>
+      <w:r>
+        <w:t xml:space="preserve"> </w:t>
+      </w:r>
+      <w:r>
+        <w:rPr>
+          <w:rStyle w:val="VerbatimChar"/>
+        </w:rPr>
+        <w:t xml:space="preserve">set -x</w:t>
+      </w:r>
+      <w:r>
+        <w:t xml:space="preserve"> </w:t>
+      </w:r>
+      <w:r>
+        <w:t xml:space="preserve">in the user's shell</w:t>
+      </w:r>
+      <w:r>
+        <w:t xml:space="preserve"> </w:t>
+      </w:r>
+      <w:r>
+        <w:t xml:space="preserve">can't echo the key to the terminal or a redirected log.</w:t>
+      </w:r>
+    </w:p>
+    <w:p>
+      <w:pPr>
+        <w:pStyle w:val="Compact"/>
+        <w:numPr>
+          <w:ilvl w:val="0"/>
+          <w:numId w:val="1001"/>
+        </w:numPr>
+      </w:pPr>
+      <w:r>
+        <w:rPr>
+          <w:b/>
+          <w:bCs/>
+        </w:rPr>
+        <w:t xml:space="preserve">Broadened secret redaction + guard</w:t>
+      </w:r>
+      <w:r>
+        <w:t xml:space="preserve">:</w:t>
+      </w:r>
+      <w:r>
+        <w:t xml:space="preserve"> </w:t>
+      </w:r>
+      <w:r>
+        <w:rPr>
+          <w:rStyle w:val="VerbatimChar"/>
+        </w:rPr>
+        <w:t xml:space="preserve">cma_redact_secrets()</w:t>
+      </w:r>
+      <w:r>
+        <w:t xml:space="preserve"> </w:t>
+      </w:r>
+      <w:r>
+        <w:t xml:space="preserve">(</w:t>
       </w:r>
       <w:r>
         <w:rPr>
@@ -476,92 +567,130 @@
         <w:t xml:space="preserve">verify_opencode_live.sh</w:t>
       </w:r>
       <w:r>
+        <w:t xml:space="preserve">) and the committed-proof scan guard (</w:t>
+      </w:r>
+      <w:r>
+        <w:rPr>
+          <w:rStyle w:val="VerbatimChar"/>
+        </w:rPr>
+        <w:t xml:space="preserve">test_lib.sh</w:t>
+      </w:r>
+      <w:r>
         <w:t xml:space="preserve">)</w:t>
       </w:r>
       <w:r>
         <w:t xml:space="preserve"> </w:t>
       </w:r>
       <w:r>
-        <w:t xml:space="preserve">now redacts via</w:t>
-      </w:r>
-      <w:r>
-        <w:t xml:space="preserve"> </w:t>
-      </w:r>
-      <w:r>
-        <w:rPr>
-          <w:rStyle w:val="VerbatimChar"/>
-        </w:rPr>
-        <w:t xml:space="preserve">cma_redact_secrets()</w:t>
-      </w:r>
-      <w:r>
-        <w:t xml:space="preserve"> </w:t>
-      </w:r>
-      <w:r>
-        <w:t xml:space="preserve">before writing (raw dump →</w:t>
-      </w:r>
-      <w:r>
-        <w:t xml:space="preserve"> </w:t>
-      </w:r>
-      <w:r>
-        <w:rPr>
-          <w:rStyle w:val="VerbatimChar"/>
-        </w:rPr>
-        <w:t xml:space="preserve">.raw</w:t>
-      </w:r>
-      <w:r>
-        <w:t xml:space="preserve"> </w:t>
-      </w:r>
-      <w:r>
-        <w:t xml:space="preserve">temp →</w:t>
-      </w:r>
-      <w:r>
-        <w:t xml:space="preserve"> </w:t>
-      </w:r>
-      <w:r>
-        <w:t xml:space="preserve">redacted file →</w:t>
-      </w:r>
-      <w:r>
-        <w:t xml:space="preserve"> </w:t>
-      </w:r>
-      <w:r>
-        <w:rPr>
-          <w:rStyle w:val="VerbatimChar"/>
-        </w:rPr>
-        <w:t xml:space="preserve">.raw</w:t>
-      </w:r>
-      <w:r>
-        <w:t xml:space="preserve"> </w:t>
-      </w:r>
-      <w:r>
-        <w:t xml:space="preserve">removed).</w:t>
-      </w:r>
-      <w:r>
-        <w:t xml:space="preserve"> </w:t>
-      </w:r>
-      <w:r>
-        <w:rPr>
-          <w:b/>
-          <w:bCs/>
-        </w:rPr>
-        <w:t xml:space="preserve">Operator follow-up still required:</w:t>
-      </w:r>
-      <w:r>
-        <w:t xml:space="preserve"> </w:t>
-      </w:r>
-      <w:r>
-        <w:t xml:space="preserve">rotate</w:t>
-      </w:r>
-      <w:r>
-        <w:t xml:space="preserve"> </w:t>
-      </w:r>
-      <w:r>
-        <w:t xml:space="preserve">the leaked key and decide on a git-history scrub — the values remain in history</w:t>
-      </w:r>
-      <w:r>
-        <w:t xml:space="preserve"> </w:t>
-      </w:r>
-      <w:r>
-        <w:t xml:space="preserve">on all four remotes.</w:t>
+        <w:t xml:space="preserve">now also catch</w:t>
+      </w:r>
+      <w:r>
+        <w:t xml:space="preserve"> </w:t>
+      </w:r>
+      <w:r>
+        <w:rPr>
+          <w:rStyle w:val="VerbatimChar"/>
+        </w:rPr>
+        <w:t xml:space="preserve">sk-ant-</w:t>
+      </w:r>
+      <w:r>
+        <w:t xml:space="preserve">,</w:t>
+      </w:r>
+      <w:r>
+        <w:t xml:space="preserve"> </w:t>
+      </w:r>
+      <w:r>
+        <w:rPr>
+          <w:rStyle w:val="VerbatimChar"/>
+        </w:rPr>
+        <w:t xml:space="preserve">hf_</w:t>
+      </w:r>
+      <w:r>
+        <w:t xml:space="preserve">,</w:t>
+      </w:r>
+      <w:r>
+        <w:t xml:space="preserve"> </w:t>
+      </w:r>
+      <w:r>
+        <w:rPr>
+          <w:rStyle w:val="VerbatimChar"/>
+        </w:rPr>
+        <w:t xml:space="preserve">AIza</w:t>
+      </w:r>
+      <w:r>
+        <w:t xml:space="preserve">,</w:t>
+      </w:r>
+      <w:r>
+        <w:t xml:space="preserve"> </w:t>
+      </w:r>
+      <w:r>
+        <w:rPr>
+          <w:rStyle w:val="VerbatimChar"/>
+        </w:rPr>
+        <w:t xml:space="preserve">xoxb-/xoxp-/xoxs-</w:t>
+      </w:r>
+      <w:r>
+        <w:t xml:space="preserve">,</w:t>
+      </w:r>
+      <w:r>
+        <w:t xml:space="preserve"> </w:t>
+      </w:r>
+      <w:r>
+        <w:rPr>
+          <w:rStyle w:val="VerbatimChar"/>
+        </w:rPr>
+        <w:t xml:space="preserve">pc-</w:t>
+      </w:r>
+      <w:r>
+        <w:t xml:space="preserve">,</w:t>
+      </w:r>
+      <w:r>
+        <w:t xml:space="preserve"> </w:t>
+      </w:r>
+      <w:r>
+        <w:rPr>
+          <w:rStyle w:val="VerbatimChar"/>
+        </w:rPr>
+        <w:t xml:space="preserve">re_</w:t>
+      </w:r>
+      <w:r>
+        <w:t xml:space="preserve">,</w:t>
+      </w:r>
+      <w:r>
+        <w:t xml:space="preserve"> </w:t>
+      </w:r>
+      <w:r>
+        <w:rPr>
+          <w:rStyle w:val="VerbatimChar"/>
+        </w:rPr>
+        <w:t xml:space="preserve">secret_</w:t>
+      </w:r>
+      <w:r>
+        <w:t xml:space="preserve">, and JWTs — regardless of JSON field name — closing the gap where</w:t>
+      </w:r>
+      <w:r>
+        <w:t xml:space="preserve"> </w:t>
+      </w:r>
+      <w:r>
+        <w:t xml:space="preserve">arbitrary MCP env-var names (e.g.</w:t>
+      </w:r>
+      <w:r>
+        <w:t xml:space="preserve"> </w:t>
+      </w:r>
+      <w:r>
+        <w:rPr>
+          <w:rStyle w:val="VerbatimChar"/>
+        </w:rPr>
+        <w:t xml:space="preserve">NOTION_API_KEY</w:t>
+      </w:r>
+      <w:r>
+        <w:t xml:space="preserve">) slipped through the</w:t>
+      </w:r>
+      <w:r>
+        <w:t xml:space="preserve"> </w:t>
+      </w:r>
+      <w:r>
+        <w:t xml:space="preserve">original six-name allowlist.</w:t>
       </w:r>
     </w:p>
     <w:bookmarkEnd w:id="9"/>
@@ -584,6 +713,1268 @@
       </w:pPr>
       <w:r>
         <w:rPr>
+          <w:rStyle w:val="VerbatimChar"/>
+          <w:b/>
+          <w:bCs/>
+        </w:rPr>
+        <w:t xml:space="preserve">install.sh</w:t>
+      </w:r>
+      <w:r>
+        <w:rPr>
+          <w:b/>
+          <w:bCs/>
+        </w:rPr>
+        <w:t xml:space="preserve"> </w:t>
+      </w:r>
+      <w:r>
+        <w:rPr>
+          <w:b/>
+          <w:bCs/>
+        </w:rPr>
+        <w:t xml:space="preserve">used</w:t>
+      </w:r>
+      <w:r>
+        <w:rPr>
+          <w:b/>
+          <w:bCs/>
+        </w:rPr>
+        <w:t xml:space="preserve"> </w:t>
+      </w:r>
+      <w:r>
+        <w:rPr>
+          <w:rStyle w:val="VerbatimChar"/>
+          <w:b/>
+          <w:bCs/>
+        </w:rPr>
+        <w:t xml:space="preserve">readlink -f</w:t>
+      </w:r>
+      <w:r>
+        <w:t xml:space="preserve"> </w:t>
+      </w:r>
+      <w:r>
+        <w:t xml:space="preserve">(absent on BSD/macOS) for its symlink</w:t>
+      </w:r>
+      <w:r>
+        <w:t xml:space="preserve"> </w:t>
+      </w:r>
+      <w:r>
+        <w:t xml:space="preserve">up-to-date check — missed by the v1.7.7 sweep. Now uses</w:t>
+      </w:r>
+      <w:r>
+        <w:t xml:space="preserve"> </w:t>
+      </w:r>
+      <w:r>
+        <w:rPr>
+          <w:rStyle w:val="VerbatimChar"/>
+        </w:rPr>
+        <w:t xml:space="preserve">cma_realpath</w:t>
+      </w:r>
+      <w:r>
+        <w:t xml:space="preserve">; the</w:t>
+      </w:r>
+      <w:r>
+        <w:t xml:space="preserve"> </w:t>
+      </w:r>
+      <w:r>
+        <w:rPr>
+          <w:rStyle w:val="VerbatimChar"/>
+        </w:rPr>
+        <w:t xml:space="preserve">test_lib.sh</w:t>
+      </w:r>
+      <w:r>
+        <w:t xml:space="preserve"> </w:t>
+      </w:r>
+      <w:r>
+        <w:t xml:space="preserve">guard scans</w:t>
+      </w:r>
+      <w:r>
+        <w:t xml:space="preserve"> </w:t>
+      </w:r>
+      <w:r>
+        <w:rPr>
+          <w:rStyle w:val="VerbatimChar"/>
+        </w:rPr>
+        <w:t xml:space="preserve">install.sh</w:t>
+      </w:r>
+      <w:r>
+        <w:t xml:space="preserve"> </w:t>
+      </w:r>
+      <w:r>
+        <w:t xml:space="preserve">too.</w:t>
+      </w:r>
+    </w:p>
+    <w:p>
+      <w:pPr>
+        <w:pStyle w:val="Compact"/>
+        <w:numPr>
+          <w:ilvl w:val="0"/>
+          <w:numId w:val="1002"/>
+        </w:numPr>
+      </w:pPr>
+      <w:r>
+        <w:rPr>
+          <w:rStyle w:val="VerbatimChar"/>
+          <w:b/>
+          <w:bCs/>
+        </w:rPr>
+        <w:t xml:space="preserve">verify_aliases_live.sh</w:t>
+      </w:r>
+      <w:r>
+        <w:rPr>
+          <w:b/>
+          <w:bCs/>
+        </w:rPr>
+        <w:t xml:space="preserve"> </w:t>
+      </w:r>
+      <w:r>
+        <w:rPr>
+          <w:b/>
+          <w:bCs/>
+        </w:rPr>
+        <w:t xml:space="preserve">hardcoded one developer's account dirs</w:t>
+      </w:r>
+      <w:r>
+        <w:t xml:space="preserve">, producing</w:t>
+      </w:r>
+      <w:r>
+        <w:t xml:space="preserve"> </w:t>
+      </w:r>
+      <w:r>
+        <w:t xml:space="preserve">false FAILs on every other host. Now discovers accounts dynamically and skips</w:t>
+      </w:r>
+      <w:r>
+        <w:t xml:space="preserve"> </w:t>
+      </w:r>
+      <w:r>
+        <w:t xml:space="preserve">dirs that don't exist.</w:t>
+      </w:r>
+    </w:p>
+    <w:p>
+      <w:pPr>
+        <w:pStyle w:val="Compact"/>
+        <w:numPr>
+          <w:ilvl w:val="0"/>
+          <w:numId w:val="1002"/>
+        </w:numPr>
+      </w:pPr>
+      <w:r>
+        <w:t xml:space="preserve">Dead code / cruft:</w:t>
+      </w:r>
+      <w:r>
+        <w:t xml:space="preserve"> </w:t>
+      </w:r>
+      <w:r>
+        <w:rPr>
+          <w:rStyle w:val="VerbatimChar"/>
+        </w:rPr>
+        <w:t xml:space="preserve">providers_generate.py</w:t>
+      </w:r>
+      <w:r>
+        <w:t xml:space="preserve"> </w:t>
+      </w:r>
+      <w:r>
+        <w:t xml:space="preserve">(unused import, dead vars,</w:t>
+      </w:r>
+      <w:r>
+        <w:t xml:space="preserve"> </w:t>
+      </w:r>
+      <w:r>
+        <w:t xml:space="preserve">lambda→def, a no-op</w:t>
+      </w:r>
+      <w:r>
+        <w:t xml:space="preserve"> </w:t>
+      </w:r>
+      <w:r>
+        <w:rPr>
+          <w:rStyle w:val="VerbatimChar"/>
+        </w:rPr>
+        <w:t xml:space="preserve">provider_id + ('' if … else '')</w:t>
+      </w:r>
+      <w:r>
+        <w:t xml:space="preserve">);</w:t>
+      </w:r>
+      <w:r>
+        <w:t xml:space="preserve"> </w:t>
+      </w:r>
+      <w:r>
+        <w:rPr>
+          <w:rStyle w:val="VerbatimChar"/>
+        </w:rPr>
+        <w:t xml:space="preserve">model_verify.py</w:t>
+      </w:r>
+      <w:r>
+        <w:t xml:space="preserve"> </w:t>
+      </w:r>
+      <w:r>
+        <w:t xml:space="preserve">(unused</w:t>
+      </w:r>
+      <w:r>
+        <w:t xml:space="preserve"> </w:t>
+      </w:r>
+      <w:r>
+        <w:rPr>
+          <w:rStyle w:val="VerbatimChar"/>
+        </w:rPr>
+        <w:t xml:space="preserve">import hashlib</w:t>
+      </w:r>
+      <w:r>
+        <w:t xml:space="preserve">);</w:t>
+      </w:r>
+      <w:r>
+        <w:t xml:space="preserve"> </w:t>
+      </w:r>
+      <w:r>
+        <w:rPr>
+          <w:rStyle w:val="VerbatimChar"/>
+        </w:rPr>
+        <w:t xml:space="preserve">model_verify.py</w:t>
+      </w:r>
+      <w:r>
+        <w:t xml:space="preserve"> </w:t>
+      </w:r>
+      <w:r>
+        <w:t xml:space="preserve">docstring</w:t>
+      </w:r>
+      <w:r>
+        <w:t xml:space="preserve"> </w:t>
+      </w:r>
+      <w:r>
+        <w:rPr>
+          <w:rStyle w:val="VerbatimChar"/>
+        </w:rPr>
+        <w:t xml:space="preserve">--key</w:t>
+      </w:r>
+      <w:r>
+        <w:t xml:space="preserve"> </w:t>
+      </w:r>
+      <w:r>
+        <w:t xml:space="preserve">→</w:t>
+      </w:r>
+      <w:r>
+        <w:t xml:space="preserve"> </w:t>
+      </w:r>
+      <w:r>
+        <w:rPr>
+          <w:rStyle w:val="VerbatimChar"/>
+        </w:rPr>
+        <w:t xml:space="preserve">CMA_PROBE_KEY</w:t>
+      </w:r>
+      <w:r>
+        <w:t xml:space="preserve">.</w:t>
+      </w:r>
+    </w:p>
+    <w:bookmarkEnd w:id="10"/>
+    <w:bookmarkStart w:id="11" w:name="docs"/>
+    <w:p>
+      <w:pPr>
+        <w:pStyle w:val="Heading3"/>
+      </w:pPr>
+      <w:r>
+        <w:t xml:space="preserve">Docs</w:t>
+      </w:r>
+    </w:p>
+    <w:p>
+      <w:pPr>
+        <w:pStyle w:val="Compact"/>
+        <w:numPr>
+          <w:ilvl w:val="0"/>
+          <w:numId w:val="1003"/>
+        </w:numPr>
+      </w:pPr>
+      <w:r>
+        <w:t xml:space="preserve">Long-form doc +</w:t>
+      </w:r>
+      <w:r>
+        <w:t xml:space="preserve"> </w:t>
+      </w:r>
+      <w:r>
+        <w:rPr>
+          <w:rStyle w:val="VerbatimChar"/>
+        </w:rPr>
+        <w:t xml:space="preserve">README</w:t>
+      </w:r>
+      <w:r>
+        <w:t xml:space="preserve">s +</w:t>
+      </w:r>
+      <w:r>
+        <w:t xml:space="preserve"> </w:t>
+      </w:r>
+      <w:r>
+        <w:rPr>
+          <w:rStyle w:val="VerbatimChar"/>
+        </w:rPr>
+        <w:t xml:space="preserve">CLAUDE.md</w:t>
+      </w:r>
+      <w:r>
+        <w:t xml:space="preserve"> </w:t>
+      </w:r>
+      <w:r>
+        <w:t xml:space="preserve">corrected against the code: macOS</w:t>
+      </w:r>
+      <w:r>
+        <w:t xml:space="preserve"> </w:t>
+      </w:r>
+      <w:r>
+        <w:t xml:space="preserve">rc-file caveat (</w:t>
+      </w:r>
+      <w:r>
+        <w:rPr>
+          <w:rStyle w:val="VerbatimChar"/>
+        </w:rPr>
+        <w:t xml:space="preserve">~/.zshrc</w:t>
+      </w:r>
+      <w:r>
+        <w:t xml:space="preserve"> </w:t>
+      </w:r>
+      <w:r>
+        <w:t xml:space="preserve">only), the test table now lists all 10 suites, the</w:t>
+      </w:r>
+      <w:r>
+        <w:t xml:space="preserve"> </w:t>
+      </w:r>
+      <w:r>
+        <w:t xml:space="preserve">full installed-command list (+</w:t>
+      </w:r>
+      <w:r>
+        <w:rPr>
+          <w:rStyle w:val="VerbatimChar"/>
+        </w:rPr>
+        <w:t xml:space="preserve">claude-providers</w:t>
+      </w:r>
+      <w:r>
+        <w:t xml:space="preserve">/</w:t>
+      </w:r>
+      <w:r>
+        <w:rPr>
+          <w:rStyle w:val="VerbatimChar"/>
+        </w:rPr>
+        <w:t xml:space="preserve">claude-sync-state</w:t>
+      </w:r>
+      <w:r>
+        <w:t xml:space="preserve">/</w:t>
+      </w:r>
+      <w:r>
+        <w:t xml:space="preserve"> </w:t>
+      </w:r>
+      <w:r>
+        <w:rPr>
+          <w:rStyle w:val="VerbatimChar"/>
+        </w:rPr>
+        <w:t xml:space="preserve">claude-bootstrap</w:t>
+      </w:r>
+      <w:r>
+        <w:t xml:space="preserve">), repo-relative paths (was</w:t>
+      </w:r>
+      <w:r>
+        <w:t xml:space="preserve"> </w:t>
+      </w:r>
+      <w:r>
+        <w:rPr>
+          <w:rStyle w:val="VerbatimChar"/>
+        </w:rPr>
+        <w:t xml:space="preserve">~/Documents/scripts/</w:t>
+      </w:r>
+      <w:r>
+        <w:t xml:space="preserve">), a new</w:t>
+      </w:r>
+      <w:r>
+        <w:t xml:space="preserve"> </w:t>
+      </w:r>
+      <w:r>
+        <w:rPr>
+          <w:rStyle w:val="VerbatimChar"/>
+        </w:rPr>
+        <w:t xml:space="preserve">claude-bootstrap</w:t>
+      </w:r>
+      <w:r>
+        <w:t xml:space="preserve"> </w:t>
+      </w:r>
+      <w:r>
+        <w:t xml:space="preserve">section, the</w:t>
+      </w:r>
+      <w:r>
+        <w:t xml:space="preserve"> </w:t>
+      </w:r>
+      <w:r>
+        <w:rPr>
+          <w:rStyle w:val="VerbatimChar"/>
+        </w:rPr>
+        <w:t xml:space="preserve">CMA_PROBE_KEY</w:t>
+      </w:r>
+      <w:r>
+        <w:t xml:space="preserve"> </w:t>
+      </w:r>
+      <w:r>
+        <w:t xml:space="preserve">security model in §11, and a</w:t>
+      </w:r>
+      <w:r>
+        <w:t xml:space="preserve"> </w:t>
+      </w:r>
+      <w:r>
+        <w:t xml:space="preserve">refreshed date stamp.</w:t>
+      </w:r>
+    </w:p>
+    <w:bookmarkEnd w:id="11"/>
+    <w:bookmarkStart w:id="12" w:name="quality"/>
+    <w:p>
+      <w:pPr>
+        <w:pStyle w:val="Heading3"/>
+      </w:pPr>
+      <w:r>
+        <w:t xml:space="preserve">Quality</w:t>
+      </w:r>
+    </w:p>
+    <w:p>
+      <w:pPr>
+        <w:pStyle w:val="Compact"/>
+        <w:numPr>
+          <w:ilvl w:val="0"/>
+          <w:numId w:val="1004"/>
+        </w:numPr>
+      </w:pPr>
+      <w:r>
+        <w:rPr>
+          <w:b/>
+          <w:bCs/>
+        </w:rPr>
+        <w:t xml:space="preserve">shellcheck: 93 → 0</w:t>
+      </w:r>
+      <w:r>
+        <w:t xml:space="preserve"> </w:t>
+      </w:r>
+      <w:r>
+        <w:t xml:space="preserve">across all scripts. Added</w:t>
+      </w:r>
+      <w:r>
+        <w:t xml:space="preserve"> </w:t>
+      </w:r>
+      <w:r>
+        <w:rPr>
+          <w:rStyle w:val="VerbatimChar"/>
+        </w:rPr>
+        <w:t xml:space="preserve">.shellcheckrc</w:t>
+      </w:r>
+      <w:r>
+        <w:t xml:space="preserve"> </w:t>
+      </w:r>
+      <w:r>
+        <w:t xml:space="preserve">(</w:t>
+      </w:r>
+      <w:r>
+        <w:rPr>
+          <w:rStyle w:val="VerbatimChar"/>
+        </w:rPr>
+        <w:t xml:space="preserve">external-sources=true</w:t>
+      </w:r>
+      <w:r>
+        <w:t xml:space="preserve">) which resolves the sourced-file warnings properly;</w:t>
+      </w:r>
+      <w:r>
+        <w:t xml:space="preserve"> </w:t>
+      </w:r>
+      <w:r>
+        <w:t xml:space="preserve">fixed the</w:t>
+      </w:r>
+      <w:r>
+        <w:t xml:space="preserve"> </w:t>
+      </w:r>
+      <w:r>
+        <w:rPr>
+          <w:rStyle w:val="VerbatimChar"/>
+        </w:rPr>
+        <w:t xml:space="preserve">$?</w:t>
+      </w:r>
+      <w:r>
+        <w:t xml:space="preserve">-after-condition (SC2319) test idioms, SC2015/SC1090/SC1003;</w:t>
+      </w:r>
+      <w:r>
+        <w:t xml:space="preserve"> </w:t>
+      </w:r>
+      <w:r>
+        <w:t xml:space="preserve">the one remaining reserved no-op flag carries a justified inline disable.</w:t>
+      </w:r>
+    </w:p>
+    <w:bookmarkEnd w:id="12"/>
+    <w:bookmarkStart w:id="13" w:name="verified"/>
+    <w:p>
+      <w:pPr>
+        <w:pStyle w:val="Heading3"/>
+      </w:pPr>
+      <w:r>
+        <w:t xml:space="preserve">Verified</w:t>
+      </w:r>
+    </w:p>
+    <w:p>
+      <w:pPr>
+        <w:pStyle w:val="Compact"/>
+        <w:numPr>
+          <w:ilvl w:val="0"/>
+          <w:numId w:val="1005"/>
+        </w:numPr>
+      </w:pPr>
+      <w:r>
+        <w:rPr>
+          <w:rStyle w:val="VerbatimChar"/>
+        </w:rPr>
+        <w:t xml:space="preserve">scripts/tests/run-all.sh</w:t>
+      </w:r>
+      <w:r>
+        <w:t xml:space="preserve"> </w:t>
+      </w:r>
+      <w:r>
+        <w:rPr>
+          <w:b/>
+          <w:bCs/>
+        </w:rPr>
+        <w:t xml:space="preserve">10/10 ALL GREEN</w:t>
+      </w:r>
+      <w:r>
+        <w:t xml:space="preserve">;</w:t>
+      </w:r>
+      <w:r>
+        <w:t xml:space="preserve"> </w:t>
+      </w:r>
+      <w:r>
+        <w:rPr>
+          <w:b/>
+          <w:bCs/>
+        </w:rPr>
+        <w:t xml:space="preserve">shellcheck 0</w:t>
+      </w:r>
+      <w:r>
+        <w:t xml:space="preserve">; every</w:t>
+      </w:r>
+      <w:r>
+        <w:t xml:space="preserve"> </w:t>
+      </w:r>
+      <w:r>
+        <w:rPr>
+          <w:rStyle w:val="VerbatimChar"/>
+        </w:rPr>
+        <w:t xml:space="preserve">.py</w:t>
+      </w:r>
+      <w:r>
+        <w:t xml:space="preserve"> </w:t>
+      </w:r>
+      <w:r>
+        <w:t xml:space="preserve">compiles under</w:t>
+      </w:r>
+      <w:r>
+        <w:t xml:space="preserve"> </w:t>
+      </w:r>
+      <w:r>
+        <w:rPr>
+          <w:rStyle w:val="VerbatimChar"/>
+        </w:rPr>
+        <w:t xml:space="preserve">python3 -W error</w:t>
+      </w:r>
+      <w:r>
+        <w:t xml:space="preserve">.</w:t>
+      </w:r>
+    </w:p>
+    <w:p>
+      <w:pPr>
+        <w:pStyle w:val="Compact"/>
+        <w:numPr>
+          <w:ilvl w:val="0"/>
+          <w:numId w:val="1005"/>
+        </w:numPr>
+      </w:pPr>
+      <w:r>
+        <w:t xml:space="preserve">Injection PoCs (provider id, config dir,</w:t>
+      </w:r>
+      <w:r>
+        <w:t xml:space="preserve"> </w:t>
+      </w:r>
+      <w:r>
+        <w:rPr>
+          <w:rStyle w:val="VerbatimChar"/>
+        </w:rPr>
+        <w:t xml:space="preserve">.env</w:t>
+      </w:r>
+      <w:r>
+        <w:t xml:space="preserve"> </w:t>
+      </w:r>
+      <w:r>
+        <w:t xml:space="preserve">value, keys-file path) all</w:t>
+      </w:r>
+      <w:r>
+        <w:t xml:space="preserve"> </w:t>
+      </w:r>
+      <w:r>
+        <w:t xml:space="preserve">proven neutralized; broadened redaction proven against</w:t>
+      </w:r>
+      <w:r>
+        <w:t xml:space="preserve"> </w:t>
+      </w:r>
+      <w:r>
+        <w:rPr>
+          <w:rStyle w:val="VerbatimChar"/>
+        </w:rPr>
+        <w:t xml:space="preserve">AIza</w:t>
+      </w:r>
+      <w:r>
+        <w:t xml:space="preserve">/</w:t>
+      </w:r>
+      <w:r>
+        <w:rPr>
+          <w:rStyle w:val="VerbatimChar"/>
+        </w:rPr>
+        <w:t xml:space="preserve">hf_</w:t>
+      </w:r>
+      <w:r>
+        <w:t xml:space="preserve">/JWT/etc.</w:t>
+      </w:r>
+    </w:p>
+    <w:p>
+      <w:pPr>
+        <w:pStyle w:val="Compact"/>
+        <w:numPr>
+          <w:ilvl w:val="0"/>
+          <w:numId w:val="1005"/>
+        </w:numPr>
+      </w:pPr>
+      <w:r>
+        <w:t xml:space="preserve">Live</w:t>
+      </w:r>
+      <w:r>
+        <w:t xml:space="preserve"> </w:t>
+      </w:r>
+      <w:r>
+        <w:rPr>
+          <w:rStyle w:val="VerbatimChar"/>
+        </w:rPr>
+        <w:t xml:space="preserve">sync --multi</w:t>
+      </w:r>
+      <w:r>
+        <w:t xml:space="preserve">:</w:t>
+      </w:r>
+      <w:r>
+        <w:t xml:space="preserve"> </w:t>
+      </w:r>
+      <w:r>
+        <w:rPr>
+          <w:b/>
+          <w:bCs/>
+        </w:rPr>
+        <w:t xml:space="preserve">137 models verified, 32 aliases</w:t>
+      </w:r>
+      <w:r>
+        <w:t xml:space="preserve"> </w:t>
+      </w:r>
+      <w:r>
+        <w:t xml:space="preserve">across 8 providers</w:t>
+      </w:r>
+      <w:r>
+        <w:t xml:space="preserve"> </w:t>
+      </w:r>
+      <w:r>
+        <w:t xml:space="preserve">(opencode 4, poe 33, chutes 7, huggingface 6, nvidia 30, openrouter 14,</w:t>
+      </w:r>
+      <w:r>
+        <w:t xml:space="preserve"> </w:t>
+      </w:r>
+      <w:r>
+        <w:t xml:space="preserve">siliconflow 38, xiaomi 5), zero</w:t>
+      </w:r>
+      <w:r>
+        <w:t xml:space="preserve"> </w:t>
+      </w:r>
+      <w:r>
+        <w:rPr>
+          <w:rStyle w:val="VerbatimChar"/>
+        </w:rPr>
+        <w:t xml:space="preserve">CMA_PROBE_KEY</w:t>
+      </w:r>
+      <w:r>
+        <w:t xml:space="preserve">/unbound errors — identical to</w:t>
+      </w:r>
+      <w:r>
+        <w:t xml:space="preserve"> </w:t>
+      </w:r>
+      <w:r>
+        <w:t xml:space="preserve">the v1.7.8 baseline, so the new key-read path is non-regressive end-to-end.</w:t>
+      </w:r>
+    </w:p>
+    <w:p>
+      <w:pPr>
+        <w:pStyle w:val="Compact"/>
+        <w:numPr>
+          <w:ilvl w:val="0"/>
+          <w:numId w:val="1005"/>
+        </w:numPr>
+      </w:pPr>
+      <w:r>
+        <w:t xml:space="preserve">4-host byte-parity + 10/10 suite re-verified after deploy.</w:t>
+      </w:r>
+    </w:p>
+    <w:bookmarkEnd w:id="13"/>
+    <w:bookmarkEnd w:id="14"/>
+    <w:bookmarkStart w:id="19" w:name="X32f4e63b5b469270c24eeebf0670d89dbf8d175"/>
+    <w:p>
+      <w:pPr>
+        <w:pStyle w:val="Heading2"/>
+      </w:pPr>
+      <w:r>
+        <w:t xml:space="preserve">v1.7.8 — 2026-06-28 — Secret hygiene (argv + committed-proof leaks), dead-code fix, coverage tests</w:t>
+      </w:r>
+    </w:p>
+    <w:p>
+      <w:pPr>
+        <w:pStyle w:val="FirstParagraph"/>
+      </w:pPr>
+      <w:r>
+        <w:t xml:space="preserve">Security + robustness follow-up found by a parallel multi-agent audit of v1.7.7.</w:t>
+      </w:r>
+      <w:r>
+        <w:t xml:space="preserve"> </w:t>
+      </w:r>
+      <w:r>
+        <w:t xml:space="preserve">Four independent subagents fixed disjoint file sets; integration + the full</w:t>
+      </w:r>
+      <w:r>
+        <w:t xml:space="preserve"> </w:t>
+      </w:r>
+      <w:r>
+        <w:t xml:space="preserve">suite + live multi-model verification were run centrally.</w:t>
+      </w:r>
+    </w:p>
+    <w:bookmarkStart w:id="15" w:name="security-1"/>
+    <w:p>
+      <w:pPr>
+        <w:pStyle w:val="Heading3"/>
+      </w:pPr>
+      <w:r>
+        <w:t xml:space="preserve">Security</w:t>
+      </w:r>
+    </w:p>
+    <w:p>
+      <w:pPr>
+        <w:pStyle w:val="Compact"/>
+        <w:numPr>
+          <w:ilvl w:val="0"/>
+          <w:numId w:val="1006"/>
+        </w:numPr>
+      </w:pPr>
+      <w:r>
+        <w:rPr>
+          <w:b/>
+          <w:bCs/>
+        </w:rPr>
+        <w:t xml:space="preserve">API key no longer passed on</w:t>
+      </w:r>
+      <w:r>
+        <w:rPr>
+          <w:b/>
+          <w:bCs/>
+        </w:rPr>
+        <w:t xml:space="preserve"> </w:t>
+      </w:r>
+      <w:r>
+        <w:rPr>
+          <w:rStyle w:val="VerbatimChar"/>
+          <w:b/>
+          <w:bCs/>
+        </w:rPr>
+        <w:t xml:space="preserve">argv</w:t>
+      </w:r>
+      <w:r>
+        <w:t xml:space="preserve"> </w:t>
+      </w:r>
+      <w:r>
+        <w:t xml:space="preserve">(</w:t>
+      </w:r>
+      <w:r>
+        <w:rPr>
+          <w:rStyle w:val="VerbatimChar"/>
+        </w:rPr>
+        <w:t xml:space="preserve">model_verify.py</w:t>
+      </w:r>
+      <w:r>
+        <w:t xml:space="preserve"> </w:t>
+      </w:r>
+      <w:r>
+        <w:t xml:space="preserve">+</w:t>
+      </w:r>
+      <w:r>
+        <w:t xml:space="preserve"> </w:t>
+      </w:r>
+      <w:r>
+        <w:rPr>
+          <w:rStyle w:val="VerbatimChar"/>
+        </w:rPr>
+        <w:t xml:space="preserve">claude-providers.sh</w:t>
+      </w:r>
+      <w:r>
+        <w:t xml:space="preserve">).</w:t>
+      </w:r>
+      <w:r>
+        <w:t xml:space="preserve"> </w:t>
+      </w:r>
+      <w:r>
+        <w:rPr>
+          <w:rStyle w:val="VerbatimChar"/>
+        </w:rPr>
+        <w:t xml:space="preserve">cmd_sync_multi</w:t>
+      </w:r>
+      <w:r>
+        <w:t xml:space="preserve"> </w:t>
+      </w:r>
+      <w:r>
+        <w:t xml:space="preserve">invoked</w:t>
+      </w:r>
+      <w:r>
+        <w:t xml:space="preserve"> </w:t>
+      </w:r>
+      <w:r>
+        <w:rPr>
+          <w:rStyle w:val="VerbatimChar"/>
+        </w:rPr>
+        <w:t xml:space="preserve">model_verify.py --key "$token"</w:t>
+      </w:r>
+      <w:r>
+        <w:t xml:space="preserve">, placing the secret</w:t>
+      </w:r>
+      <w:r>
+        <w:t xml:space="preserve"> </w:t>
+      </w:r>
+      <w:r>
+        <w:t xml:space="preserve">verbatim in</w:t>
+      </w:r>
+      <w:r>
+        <w:t xml:space="preserve"> </w:t>
+      </w:r>
+      <w:r>
+        <w:rPr>
+          <w:rStyle w:val="VerbatimChar"/>
+        </w:rPr>
+        <w:t xml:space="preserve">/proc/&lt;pid&gt;/cmdline</w:t>
+      </w:r>
+      <w:r>
+        <w:t xml:space="preserve"> </w:t>
+      </w:r>
+      <w:r>
+        <w:t xml:space="preserve">and</w:t>
+      </w:r>
+      <w:r>
+        <w:t xml:space="preserve"> </w:t>
+      </w:r>
+      <w:r>
+        <w:rPr>
+          <w:rStyle w:val="VerbatimChar"/>
+        </w:rPr>
+        <w:t xml:space="preserve">ps aux</w:t>
+      </w:r>
+      <w:r>
+        <w:t xml:space="preserve"> </w:t>
+      </w:r>
+      <w:r>
+        <w:t xml:space="preserve">output — readable by any user</w:t>
+      </w:r>
+      <w:r>
+        <w:t xml:space="preserve"> </w:t>
+      </w:r>
+      <w:r>
+        <w:t xml:space="preserve">on a multi-user host. The key now flows via the</w:t>
+      </w:r>
+      <w:r>
+        <w:t xml:space="preserve"> </w:t>
+      </w:r>
+      <w:r>
+        <w:rPr>
+          <w:rStyle w:val="VerbatimChar"/>
+        </w:rPr>
+        <w:t xml:space="preserve">CMA_PROBE_KEY</w:t>
+      </w:r>
+      <w:r>
+        <w:t xml:space="preserve"> </w:t>
+      </w:r>
+      <w:r>
+        <w:t xml:space="preserve">environment</w:t>
+      </w:r>
+      <w:r>
+        <w:t xml:space="preserve"> </w:t>
+      </w:r>
+      <w:r>
+        <w:t xml:space="preserve">variable (set per-command, not exported);</w:t>
+      </w:r>
+      <w:r>
+        <w:t xml:space="preserve"> </w:t>
+      </w:r>
+      <w:r>
+        <w:rPr>
+          <w:rStyle w:val="VerbatimChar"/>
+        </w:rPr>
+        <w:t xml:space="preserve">model_verify.py</w:t>
+      </w:r>
+      <w:r>
+        <w:t xml:space="preserve"> </w:t>
+      </w:r>
+      <w:r>
+        <w:t xml:space="preserve">reads it from the</w:t>
+      </w:r>
+      <w:r>
+        <w:t xml:space="preserve"> </w:t>
+      </w:r>
+      <w:r>
+        <w:t xml:space="preserve">environment and errors clearly if unset. The</w:t>
+      </w:r>
+      <w:r>
+        <w:t xml:space="preserve"> </w:t>
+      </w:r>
+      <w:r>
+        <w:rPr>
+          <w:rStyle w:val="VerbatimChar"/>
+        </w:rPr>
+        <w:t xml:space="preserve">--key</w:t>
+      </w:r>
+      <w:r>
+        <w:t xml:space="preserve"> </w:t>
+      </w:r>
+      <w:r>
+        <w:t xml:space="preserve">flag is removed entirely.</w:t>
+      </w:r>
+    </w:p>
+    <w:p>
+      <w:pPr>
+        <w:pStyle w:val="Compact"/>
+        <w:numPr>
+          <w:ilvl w:val="0"/>
+          <w:numId w:val="1006"/>
+        </w:numPr>
+      </w:pPr>
+      <w:r>
+        <w:rPr>
+          <w:b/>
+          <w:bCs/>
+        </w:rPr>
+        <w:t xml:space="preserve">API key no longer passed to</w:t>
+      </w:r>
+      <w:r>
+        <w:rPr>
+          <w:b/>
+          <w:bCs/>
+        </w:rPr>
+        <w:t xml:space="preserve"> </w:t>
+      </w:r>
+      <w:r>
+        <w:rPr>
+          <w:rStyle w:val="VerbatimChar"/>
+          <w:b/>
+          <w:bCs/>
+        </w:rPr>
+        <w:t xml:space="preserve">curl</w:t>
+      </w:r>
+      <w:r>
+        <w:rPr>
+          <w:b/>
+          <w:bCs/>
+        </w:rPr>
+        <w:t xml:space="preserve"> </w:t>
+      </w:r>
+      <w:r>
+        <w:rPr>
+          <w:b/>
+          <w:bCs/>
+        </w:rPr>
+        <w:t xml:space="preserve">on</w:t>
+      </w:r>
+      <w:r>
+        <w:rPr>
+          <w:b/>
+          <w:bCs/>
+        </w:rPr>
+        <w:t xml:space="preserve"> </w:t>
+      </w:r>
+      <w:r>
+        <w:rPr>
+          <w:rStyle w:val="VerbatimChar"/>
+          <w:b/>
+          <w:bCs/>
+        </w:rPr>
+        <w:t xml:space="preserve">argv</w:t>
+      </w:r>
+      <w:r>
+        <w:t xml:space="preserve"> </w:t>
+      </w:r>
+      <w:r>
+        <w:t xml:space="preserve">(</w:t>
+      </w:r>
+      <w:r>
+        <w:rPr>
+          <w:rStyle w:val="VerbatimChar"/>
+        </w:rPr>
+        <w:t xml:space="preserve">verify_aliases_live.sh</w:t>
+      </w:r>
+      <w:r>
+        <w:t xml:space="preserve">).</w:t>
+      </w:r>
+      <w:r>
+        <w:t xml:space="preserve"> </w:t>
+      </w:r>
+      <w:r>
+        <w:t xml:space="preserve">Six live-probe calls used</w:t>
+      </w:r>
+      <w:r>
+        <w:t xml:space="preserve"> </w:t>
+      </w:r>
+      <w:r>
+        <w:rPr>
+          <w:rStyle w:val="VerbatimChar"/>
+        </w:rPr>
+        <w:t xml:space="preserve">-H "Authorization: Bearer $key"</w:t>
+      </w:r>
+      <w:r>
+        <w:t xml:space="preserve">. The header is now</w:t>
+      </w:r>
+      <w:r>
+        <w:t xml:space="preserve"> </w:t>
+      </w:r>
+      <w:r>
+        <w:t xml:space="preserve">written to a</w:t>
+      </w:r>
+      <w:r>
+        <w:t xml:space="preserve"> </w:t>
+      </w:r>
+      <w:r>
+        <w:rPr>
+          <w:rStyle w:val="VerbatimChar"/>
+        </w:rPr>
+        <w:t xml:space="preserve">mktemp</w:t>
+      </w:r>
+      <w:r>
+        <w:t xml:space="preserve">'d,</w:t>
+      </w:r>
+      <w:r>
+        <w:t xml:space="preserve"> </w:t>
+      </w:r>
+      <w:r>
+        <w:rPr>
+          <w:rStyle w:val="VerbatimChar"/>
+        </w:rPr>
+        <w:t xml:space="preserve">chmod 600</w:t>
+      </w:r>
+      <w:r>
+        <w:t xml:space="preserve"> </w:t>
+      </w:r>
+      <w:r>
+        <w:t xml:space="preserve">config file consumed via</w:t>
+      </w:r>
+      <w:r>
+        <w:t xml:space="preserve"> </w:t>
+      </w:r>
+      <w:r>
+        <w:rPr>
+          <w:rStyle w:val="VerbatimChar"/>
+        </w:rPr>
+        <w:t xml:space="preserve">curl --config</w:t>
+      </w:r>
+      <w:r>
+        <w:t xml:space="preserve"> </w:t>
+      </w:r>
+      <w:r>
+        <w:t xml:space="preserve">(portable on GNU + BSD curl) and removed via an</w:t>
+      </w:r>
+      <w:r>
+        <w:t xml:space="preserve"> </w:t>
+      </w:r>
+      <w:r>
+        <w:rPr>
+          <w:rStyle w:val="VerbatimChar"/>
+        </w:rPr>
+        <w:t xml:space="preserve">EXIT/INT/TERM</w:t>
+      </w:r>
+      <w:r>
+        <w:t xml:space="preserve"> </w:t>
+      </w:r>
+      <w:r>
+        <w:t xml:space="preserve">trap.</w:t>
+      </w:r>
+    </w:p>
+    <w:p>
+      <w:pPr>
+        <w:pStyle w:val="Compact"/>
+        <w:numPr>
+          <w:ilvl w:val="0"/>
+          <w:numId w:val="1006"/>
+        </w:numPr>
+      </w:pPr>
+      <w:r>
+        <w:rPr>
+          <w:b/>
+          <w:bCs/>
+        </w:rPr>
+        <w:t xml:space="preserve">Leaked secrets purged from committed proof artifacts</w:t>
+      </w:r>
+      <w:r>
+        <w:t xml:space="preserve"> </w:t>
+      </w:r>
+      <w:r>
+        <w:t xml:space="preserve">(committed in 24bc379,</w:t>
+      </w:r>
+      <w:r>
+        <w:t xml:space="preserve"> </w:t>
+      </w:r>
+      <w:r>
+        <w:t xml:space="preserve">rolled into this release): the OpenCode live verifier wrote resolved</w:t>
+      </w:r>
+      <w:r>
+        <w:t xml:space="preserve"> </w:t>
+      </w:r>
+      <w:r>
+        <w:rPr>
+          <w:rStyle w:val="VerbatimChar"/>
+        </w:rPr>
+        <w:t xml:space="preserve">opencode debug config</w:t>
+      </w:r>
+      <w:r>
+        <w:t xml:space="preserve"> </w:t>
+      </w:r>
+      <w:r>
+        <w:t xml:space="preserve">/</w:t>
+      </w:r>
+      <w:r>
+        <w:t xml:space="preserve"> </w:t>
+      </w:r>
+      <w:r>
+        <w:rPr>
+          <w:rStyle w:val="VerbatimChar"/>
+        </w:rPr>
+        <w:t xml:space="preserve">mcp list</w:t>
+      </w:r>
+      <w:r>
+        <w:t xml:space="preserve"> </w:t>
+      </w:r>
+      <w:r>
+        <w:t xml:space="preserve">output — which contained a real provider</w:t>
+      </w:r>
+      <w:r>
+        <w:t xml:space="preserve"> </w:t>
+      </w:r>
+      <w:r>
+        <w:t xml:space="preserve">key and a DB connection-string password — verbatim into the committed proof</w:t>
+      </w:r>
+      <w:r>
+        <w:t xml:space="preserve"> </w:t>
+      </w:r>
+      <w:r>
+        <w:t xml:space="preserve">dir. The three artifacts are redacted; the generator (</w:t>
+      </w:r>
+      <w:r>
+        <w:rPr>
+          <w:rStyle w:val="VerbatimChar"/>
+        </w:rPr>
+        <w:t xml:space="preserve">verify_opencode_live.sh</w:t>
+      </w:r>
+      <w:r>
+        <w:t xml:space="preserve">)</w:t>
+      </w:r>
+      <w:r>
+        <w:t xml:space="preserve"> </w:t>
+      </w:r>
+      <w:r>
+        <w:t xml:space="preserve">now redacts via</w:t>
+      </w:r>
+      <w:r>
+        <w:t xml:space="preserve"> </w:t>
+      </w:r>
+      <w:r>
+        <w:rPr>
+          <w:rStyle w:val="VerbatimChar"/>
+        </w:rPr>
+        <w:t xml:space="preserve">cma_redact_secrets()</w:t>
+      </w:r>
+      <w:r>
+        <w:t xml:space="preserve"> </w:t>
+      </w:r>
+      <w:r>
+        <w:t xml:space="preserve">before writing (raw dump →</w:t>
+      </w:r>
+      <w:r>
+        <w:t xml:space="preserve"> </w:t>
+      </w:r>
+      <w:r>
+        <w:rPr>
+          <w:rStyle w:val="VerbatimChar"/>
+        </w:rPr>
+        <w:t xml:space="preserve">.raw</w:t>
+      </w:r>
+      <w:r>
+        <w:t xml:space="preserve"> </w:t>
+      </w:r>
+      <w:r>
+        <w:t xml:space="preserve">temp →</w:t>
+      </w:r>
+      <w:r>
+        <w:t xml:space="preserve"> </w:t>
+      </w:r>
+      <w:r>
+        <w:t xml:space="preserve">redacted file →</w:t>
+      </w:r>
+      <w:r>
+        <w:t xml:space="preserve"> </w:t>
+      </w:r>
+      <w:r>
+        <w:rPr>
+          <w:rStyle w:val="VerbatimChar"/>
+        </w:rPr>
+        <w:t xml:space="preserve">.raw</w:t>
+      </w:r>
+      <w:r>
+        <w:t xml:space="preserve"> </w:t>
+      </w:r>
+      <w:r>
+        <w:t xml:space="preserve">removed).</w:t>
+      </w:r>
+      <w:r>
+        <w:t xml:space="preserve"> </w:t>
+      </w:r>
+      <w:r>
+        <w:rPr>
+          <w:b/>
+          <w:bCs/>
+        </w:rPr>
+        <w:t xml:space="preserve">Operator follow-up still required:</w:t>
+      </w:r>
+      <w:r>
+        <w:t xml:space="preserve"> </w:t>
+      </w:r>
+      <w:r>
+        <w:t xml:space="preserve">rotate</w:t>
+      </w:r>
+      <w:r>
+        <w:t xml:space="preserve"> </w:t>
+      </w:r>
+      <w:r>
+        <w:t xml:space="preserve">the leaked key and decide on a git-history scrub — the values remain in history</w:t>
+      </w:r>
+      <w:r>
+        <w:t xml:space="preserve"> </w:t>
+      </w:r>
+      <w:r>
+        <w:t xml:space="preserve">on all four remotes.</w:t>
+      </w:r>
+    </w:p>
+    <w:bookmarkEnd w:id="15"/>
+    <w:bookmarkStart w:id="16" w:name="fixed-1"/>
+    <w:p>
+      <w:pPr>
+        <w:pStyle w:val="Heading3"/>
+      </w:pPr>
+      <w:r>
+        <w:t xml:space="preserve">Fixed</w:t>
+      </w:r>
+    </w:p>
+    <w:p>
+      <w:pPr>
+        <w:pStyle w:val="Compact"/>
+        <w:numPr>
+          <w:ilvl w:val="0"/>
+          <w:numId w:val="1007"/>
+        </w:numPr>
+      </w:pPr>
+      <w:r>
+        <w:rPr>
           <w:b/>
           <w:bCs/>
         </w:rPr>
@@ -665,7 +2056,7 @@
         <w:pStyle w:val="Compact"/>
         <w:numPr>
           <w:ilvl w:val="0"/>
-          <w:numId w:val="1002"/>
+          <w:numId w:val="1007"/>
         </w:numPr>
       </w:pPr>
       <w:r>
@@ -788,7 +2179,7 @@
         <w:pStyle w:val="Compact"/>
         <w:numPr>
           <w:ilvl w:val="0"/>
-          <w:numId w:val="1002"/>
+          <w:numId w:val="1007"/>
         </w:numPr>
       </w:pPr>
       <w:r>
@@ -867,7 +2258,7 @@
         <w:pStyle w:val="Compact"/>
         <w:numPr>
           <w:ilvl w:val="0"/>
-          <w:numId w:val="1002"/>
+          <w:numId w:val="1007"/>
         </w:numPr>
       </w:pPr>
       <w:r>
@@ -927,8 +2318,8 @@
         <w:t xml:space="preserve">).</w:t>
       </w:r>
     </w:p>
-    <w:bookmarkEnd w:id="10"/>
-    <w:bookmarkStart w:id="11" w:name="added"/>
+    <w:bookmarkEnd w:id="16"/>
+    <w:bookmarkStart w:id="17" w:name="added"/>
     <w:p>
       <w:pPr>
         <w:pStyle w:val="Heading3"/>
@@ -942,7 +2333,7 @@
         <w:pStyle w:val="Compact"/>
         <w:numPr>
           <w:ilvl w:val="0"/>
-          <w:numId w:val="1003"/>
+          <w:numId w:val="1008"/>
         </w:numPr>
       </w:pPr>
       <w:r>
@@ -1127,7 +2518,7 @@
         <w:pStyle w:val="Compact"/>
         <w:numPr>
           <w:ilvl w:val="0"/>
-          <w:numId w:val="1003"/>
+          <w:numId w:val="1008"/>
         </w:numPr>
       </w:pPr>
       <w:r>
@@ -1195,8 +2586,8 @@
         <w:t xml:space="preserve">a failure never re-echoes a secret.</w:t>
       </w:r>
     </w:p>
-    <w:bookmarkEnd w:id="11"/>
-    <w:bookmarkStart w:id="12" w:name="verified"/>
+    <w:bookmarkEnd w:id="17"/>
+    <w:bookmarkStart w:id="18" w:name="verified-1"/>
     <w:p>
       <w:pPr>
         <w:pStyle w:val="Heading3"/>
@@ -1210,7 +2601,7 @@
         <w:pStyle w:val="Compact"/>
         <w:numPr>
           <w:ilvl w:val="0"/>
-          <w:numId w:val="1004"/>
+          <w:numId w:val="1009"/>
         </w:numPr>
       </w:pPr>
       <w:r>
@@ -1256,7 +2647,7 @@
         <w:pStyle w:val="Compact"/>
         <w:numPr>
           <w:ilvl w:val="0"/>
-          <w:numId w:val="1004"/>
+          <w:numId w:val="1009"/>
         </w:numPr>
       </w:pPr>
       <w:r>
@@ -1344,7 +2735,7 @@
         <w:pStyle w:val="Compact"/>
         <w:numPr>
           <w:ilvl w:val="0"/>
-          <w:numId w:val="1004"/>
+          <w:numId w:val="1009"/>
         </w:numPr>
       </w:pPr>
       <w:r>
@@ -1398,7 +2789,7 @@
         <w:pStyle w:val="Compact"/>
         <w:numPr>
           <w:ilvl w:val="0"/>
-          <w:numId w:val="1004"/>
+          <w:numId w:val="1009"/>
         </w:numPr>
       </w:pPr>
       <w:r>
@@ -1441,9 +2832,9 @@
         <w:t xml:space="preserve">.</w:t>
       </w:r>
     </w:p>
-    <w:bookmarkEnd w:id="12"/>
-    <w:bookmarkEnd w:id="13"/>
-    <w:bookmarkStart w:id="18" w:name="X3dc7a22e845e8a16dcec7ab3494aa6e579b0408"/>
+    <w:bookmarkEnd w:id="18"/>
+    <w:bookmarkEnd w:id="19"/>
+    <w:bookmarkStart w:id="24" w:name="X3dc7a22e845e8a16dcec7ab3494aa6e579b0408"/>
     <w:p>
       <w:pPr>
         <w:pStyle w:val="Heading2"/>
@@ -1460,7 +2851,7 @@
         <w:t xml:space="preserve">Follow-up hardening release found by a parallel multi-agent audit of v1.7.6.</w:t>
       </w:r>
     </w:p>
-    <w:bookmarkStart w:id="14" w:name="fixed-1"/>
+    <w:bookmarkStart w:id="20" w:name="fixed-2"/>
     <w:p>
       <w:pPr>
         <w:pStyle w:val="Heading3"/>
@@ -1474,7 +2865,7 @@
         <w:pStyle w:val="Compact"/>
         <w:numPr>
           <w:ilvl w:val="0"/>
-          <w:numId w:val="1005"/>
+          <w:numId w:val="1010"/>
         </w:numPr>
       </w:pPr>
       <w:r>
@@ -1777,7 +3168,7 @@
         <w:pStyle w:val="Compact"/>
         <w:numPr>
           <w:ilvl w:val="0"/>
-          <w:numId w:val="1005"/>
+          <w:numId w:val="1010"/>
         </w:numPr>
       </w:pPr>
       <w:r>
@@ -1905,8 +3296,8 @@
         <w:t xml:space="preserve">.</w:t>
       </w:r>
     </w:p>
-    <w:bookmarkEnd w:id="14"/>
-    <w:bookmarkStart w:id="15" w:name="added-1"/>
+    <w:bookmarkEnd w:id="20"/>
+    <w:bookmarkStart w:id="21" w:name="added-1"/>
     <w:p>
       <w:pPr>
         <w:pStyle w:val="Heading3"/>
@@ -1920,7 +3311,7 @@
         <w:pStyle w:val="Compact"/>
         <w:numPr>
           <w:ilvl w:val="0"/>
-          <w:numId w:val="1006"/>
+          <w:numId w:val="1011"/>
         </w:numPr>
       </w:pPr>
       <w:r>
@@ -1955,7 +3346,7 @@
         <w:pStyle w:val="Compact"/>
         <w:numPr>
           <w:ilvl w:val="0"/>
-          <w:numId w:val="1006"/>
+          <w:numId w:val="1011"/>
         </w:numPr>
       </w:pPr>
       <w:r>
@@ -2024,8 +3415,8 @@
         <w:t xml:space="preserve">.</w:t>
       </w:r>
     </w:p>
-    <w:bookmarkEnd w:id="15"/>
-    <w:bookmarkStart w:id="16" w:name="verified-1"/>
+    <w:bookmarkEnd w:id="21"/>
+    <w:bookmarkStart w:id="22" w:name="verified-2"/>
     <w:p>
       <w:pPr>
         <w:pStyle w:val="Heading3"/>
@@ -2039,7 +3430,7 @@
         <w:pStyle w:val="Compact"/>
         <w:numPr>
           <w:ilvl w:val="0"/>
-          <w:numId w:val="1007"/>
+          <w:numId w:val="1012"/>
         </w:numPr>
       </w:pPr>
       <w:r>
@@ -2079,7 +3470,7 @@
         <w:pStyle w:val="Compact"/>
         <w:numPr>
           <w:ilvl w:val="0"/>
-          <w:numId w:val="1007"/>
+          <w:numId w:val="1012"/>
         </w:numPr>
       </w:pPr>
       <w:r>
@@ -2110,8 +3501,8 @@
         <w:t xml:space="preserve">on macOS.</w:t>
       </w:r>
     </w:p>
-    <w:bookmarkEnd w:id="16"/>
-    <w:bookmarkStart w:id="17" w:name="X62b0a64b7c3ea8cc9486d03458dca15977de730"/>
+    <w:bookmarkEnd w:id="22"/>
+    <w:bookmarkStart w:id="23" w:name="X62b0a64b7c3ea8cc9486d03458dca15977de730"/>
     <w:p>
       <w:pPr>
         <w:pStyle w:val="Heading3"/>
@@ -2125,7 +3516,7 @@
         <w:pStyle w:val="Compact"/>
         <w:numPr>
           <w:ilvl w:val="0"/>
-          <w:numId w:val="1008"/>
+          <w:numId w:val="1013"/>
         </w:numPr>
       </w:pPr>
       <w:r>
@@ -2173,7 +3564,7 @@
         <w:pStyle w:val="Compact"/>
         <w:numPr>
           <w:ilvl w:val="0"/>
-          <w:numId w:val="1008"/>
+          <w:numId w:val="1013"/>
         </w:numPr>
       </w:pPr>
       <w:r>
@@ -2227,7 +3618,7 @@
         <w:pStyle w:val="Compact"/>
         <w:numPr>
           <w:ilvl w:val="0"/>
-          <w:numId w:val="1008"/>
+          <w:numId w:val="1013"/>
         </w:numPr>
       </w:pPr>
       <w:r>
@@ -2245,7 +3636,7 @@
         <w:pStyle w:val="Compact"/>
         <w:numPr>
           <w:ilvl w:val="0"/>
-          <w:numId w:val="1008"/>
+          <w:numId w:val="1013"/>
         </w:numPr>
       </w:pPr>
       <w:r>
@@ -2288,9 +3679,9 @@
         <w:t xml:space="preserve">needs a force tag push; left for a maintainer decision.</w:t>
       </w:r>
     </w:p>
-    <w:bookmarkEnd w:id="17"/>
-    <w:bookmarkEnd w:id="18"/>
-    <w:bookmarkStart w:id="23" w:name="X5bab4cefc6082b36259bdda3d0e046856fdd451"/>
+    <w:bookmarkEnd w:id="23"/>
+    <w:bookmarkEnd w:id="24"/>
+    <w:bookmarkStart w:id="29" w:name="X5bab4cefc6082b36259bdda3d0e046856fdd451"/>
     <w:p>
       <w:pPr>
         <w:pStyle w:val="Heading2"/>
@@ -2299,7 +3690,7 @@
         <w:t xml:space="preserve">v1.7.6 — 2026-06-28 — Always-non-interactive execution, alias-file integrity, macOS/bash-3.2 portability, 4-host rollout</w:t>
       </w:r>
     </w:p>
-    <w:bookmarkStart w:id="19" w:name="fixed-2"/>
+    <w:bookmarkStart w:id="25" w:name="fixed-3"/>
     <w:p>
       <w:pPr>
         <w:pStyle w:val="Heading3"/>
@@ -2313,7 +3704,7 @@
         <w:pStyle w:val="Compact"/>
         <w:numPr>
           <w:ilvl w:val="0"/>
-          <w:numId w:val="1009"/>
+          <w:numId w:val="1014"/>
         </w:numPr>
       </w:pPr>
       <w:r>
@@ -2563,7 +3954,7 @@
         <w:pStyle w:val="Compact"/>
         <w:numPr>
           <w:ilvl w:val="0"/>
-          <w:numId w:val="1009"/>
+          <w:numId w:val="1014"/>
         </w:numPr>
       </w:pPr>
       <w:r>
@@ -2755,7 +4146,7 @@
         <w:pStyle w:val="Compact"/>
         <w:numPr>
           <w:ilvl w:val="0"/>
-          <w:numId w:val="1009"/>
+          <w:numId w:val="1014"/>
         </w:numPr>
       </w:pPr>
       <w:r>
@@ -2905,8 +4296,8 @@
         <w:t xml:space="preserve">are unbound on bash 3.2). The suite now runs green on macOS bash 3.2.</w:t>
       </w:r>
     </w:p>
-    <w:bookmarkEnd w:id="19"/>
-    <w:bookmarkStart w:id="20" w:name="added-2"/>
+    <w:bookmarkEnd w:id="25"/>
+    <w:bookmarkStart w:id="26" w:name="added-2"/>
     <w:p>
       <w:pPr>
         <w:pStyle w:val="Heading3"/>
@@ -2920,7 +4311,7 @@
         <w:pStyle w:val="Compact"/>
         <w:numPr>
           <w:ilvl w:val="0"/>
-          <w:numId w:val="1010"/>
+          <w:numId w:val="1015"/>
         </w:numPr>
       </w:pPr>
       <w:r>
@@ -3078,7 +4469,7 @@
         <w:pStyle w:val="Compact"/>
         <w:numPr>
           <w:ilvl w:val="0"/>
-          <w:numId w:val="1010"/>
+          <w:numId w:val="1015"/>
         </w:numPr>
       </w:pPr>
       <w:r>
@@ -3121,7 +4512,7 @@
         <w:pStyle w:val="Compact"/>
         <w:numPr>
           <w:ilvl w:val="0"/>
-          <w:numId w:val="1010"/>
+          <w:numId w:val="1015"/>
         </w:numPr>
       </w:pPr>
       <w:r>
@@ -3159,8 +4550,8 @@
         <w:t xml:space="preserve">absent — matching the existing SKIP convention for optional-dependency features.</w:t>
       </w:r>
     </w:p>
-    <w:bookmarkEnd w:id="20"/>
-    <w:bookmarkStart w:id="21" w:name="X7441e4fb9d1d1f16b207087dd74b5bc870440c2"/>
+    <w:bookmarkEnd w:id="26"/>
+    <w:bookmarkStart w:id="27" w:name="X7441e4fb9d1d1f16b207087dd74b5bc870440c2"/>
     <w:p>
       <w:pPr>
         <w:pStyle w:val="Heading3"/>
@@ -3174,7 +4565,7 @@
         <w:pStyle w:val="Compact"/>
         <w:numPr>
           <w:ilvl w:val="0"/>
-          <w:numId w:val="1011"/>
+          <w:numId w:val="1016"/>
         </w:numPr>
       </w:pPr>
       <w:r>
@@ -3269,7 +4660,7 @@
         <w:pStyle w:val="Compact"/>
         <w:numPr>
           <w:ilvl w:val="0"/>
-          <w:numId w:val="1011"/>
+          <w:numId w:val="1016"/>
         </w:numPr>
       </w:pPr>
       <w:r>
@@ -3296,7 +4687,7 @@
         <w:pStyle w:val="Compact"/>
         <w:numPr>
           <w:ilvl w:val="0"/>
-          <w:numId w:val="1011"/>
+          <w:numId w:val="1016"/>
         </w:numPr>
       </w:pPr>
       <w:r>
@@ -3335,8 +4726,8 @@
         <w:t xml:space="preserve">.</w:t>
       </w:r>
     </w:p>
-    <w:bookmarkEnd w:id="21"/>
-    <w:bookmarkStart w:id="22" w:name="verified-2"/>
+    <w:bookmarkEnd w:id="27"/>
+    <w:bookmarkStart w:id="28" w:name="verified-3"/>
     <w:p>
       <w:pPr>
         <w:pStyle w:val="Heading3"/>
@@ -3350,7 +4741,7 @@
         <w:pStyle w:val="Compact"/>
         <w:numPr>
           <w:ilvl w:val="0"/>
-          <w:numId w:val="1012"/>
+          <w:numId w:val="1017"/>
         </w:numPr>
       </w:pPr>
       <w:r>
@@ -3390,7 +4781,7 @@
         <w:pStyle w:val="Compact"/>
         <w:numPr>
           <w:ilvl w:val="0"/>
-          <w:numId w:val="1012"/>
+          <w:numId w:val="1017"/>
         </w:numPr>
       </w:pPr>
       <w:r>
@@ -3457,9 +4848,9 @@
         <w:t xml:space="preserve">aliases present on every host.</w:t>
       </w:r>
     </w:p>
-    <w:bookmarkEnd w:id="22"/>
-    <w:bookmarkEnd w:id="23"/>
-    <w:bookmarkStart w:id="28" w:name="Xec4e4bab97bb1465106f99e5371bdd3ec633fc9"/>
+    <w:bookmarkEnd w:id="28"/>
+    <w:bookmarkEnd w:id="29"/>
+    <w:bookmarkStart w:id="34" w:name="Xec4e4bab97bb1465106f99e5371bdd3ec633fc9"/>
     <w:p>
       <w:pPr>
         <w:pStyle w:val="Heading2"/>
@@ -3468,7 +4859,7 @@
         <w:t xml:space="preserve">v1.7.5 — 2026-06-28 — Cross-provider /resume session visibility fix</w:t>
       </w:r>
     </w:p>
-    <w:bookmarkStart w:id="24" w:name="fixed-3"/>
+    <w:bookmarkStart w:id="30" w:name="fixed-4"/>
     <w:p>
       <w:pPr>
         <w:pStyle w:val="Heading3"/>
@@ -3482,7 +4873,7 @@
         <w:pStyle w:val="Compact"/>
         <w:numPr>
           <w:ilvl w:val="0"/>
-          <w:numId w:val="1013"/>
+          <w:numId w:val="1018"/>
         </w:numPr>
       </w:pPr>
       <w:r>
@@ -3657,7 +5048,7 @@
         <w:pStyle w:val="Compact"/>
         <w:numPr>
           <w:ilvl w:val="0"/>
-          <w:numId w:val="1013"/>
+          <w:numId w:val="1018"/>
         </w:numPr>
       </w:pPr>
       <w:r>
@@ -3736,7 +5127,7 @@
         <w:pStyle w:val="Compact"/>
         <w:numPr>
           <w:ilvl w:val="0"/>
-          <w:numId w:val="1013"/>
+          <w:numId w:val="1018"/>
         </w:numPr>
       </w:pPr>
       <w:r>
@@ -3795,8 +5186,8 @@
         <w:t xml:space="preserve">stripping works for all router-transport providers.</w:t>
       </w:r>
     </w:p>
-    <w:bookmarkEnd w:id="24"/>
-    <w:bookmarkStart w:id="25" w:name="root-cause-analysis"/>
+    <w:bookmarkEnd w:id="30"/>
+    <w:bookmarkStart w:id="31" w:name="root-cause-analysis"/>
     <w:p>
       <w:pPr>
         <w:pStyle w:val="Heading3"/>
@@ -3866,7 +5257,7 @@
         <w:pStyle w:val="Compact"/>
         <w:numPr>
           <w:ilvl w:val="0"/>
-          <w:numId w:val="1014"/>
+          <w:numId w:val="1019"/>
         </w:numPr>
       </w:pPr>
       <w:r>
@@ -3902,7 +5293,7 @@
         <w:pStyle w:val="Compact"/>
         <w:numPr>
           <w:ilvl w:val="0"/>
-          <w:numId w:val="1014"/>
+          <w:numId w:val="1019"/>
         </w:numPr>
       </w:pPr>
       <w:r>
@@ -3938,7 +5329,7 @@
         <w:pStyle w:val="Compact"/>
         <w:numPr>
           <w:ilvl w:val="0"/>
-          <w:numId w:val="1014"/>
+          <w:numId w:val="1019"/>
         </w:numPr>
       </w:pPr>
       <w:r>
@@ -3992,8 +5383,8 @@
         <w:t xml:space="preserve">via sync-state.</w:t>
       </w:r>
     </w:p>
-    <w:bookmarkEnd w:id="25"/>
-    <w:bookmarkStart w:id="26" w:name="verified-3"/>
+    <w:bookmarkEnd w:id="31"/>
+    <w:bookmarkStart w:id="32" w:name="verified-4"/>
     <w:p>
       <w:pPr>
         <w:pStyle w:val="Heading3"/>
@@ -4007,7 +5398,7 @@
         <w:pStyle w:val="Compact"/>
         <w:numPr>
           <w:ilvl w:val="0"/>
-          <w:numId w:val="1015"/>
+          <w:numId w:val="1020"/>
         </w:numPr>
       </w:pPr>
       <w:r>
@@ -4041,7 +5432,7 @@
         <w:pStyle w:val="Compact"/>
         <w:numPr>
           <w:ilvl w:val="0"/>
-          <w:numId w:val="1015"/>
+          <w:numId w:val="1020"/>
         </w:numPr>
       </w:pPr>
       <w:r>
@@ -4060,7 +5451,7 @@
         <w:pStyle w:val="Compact"/>
         <w:numPr>
           <w:ilvl w:val="0"/>
-          <w:numId w:val="1015"/>
+          <w:numId w:val="1020"/>
         </w:numPr>
       </w:pPr>
       <w:r>
@@ -4089,8 +5480,8 @@
         <w:t xml:space="preserve">correctly detects and fixes outdated alias files on both hosts</w:t>
       </w:r>
     </w:p>
-    <w:bookmarkEnd w:id="26"/>
-    <w:bookmarkStart w:id="27" w:name="tests"/>
+    <w:bookmarkEnd w:id="32"/>
+    <w:bookmarkStart w:id="33" w:name="tests"/>
     <w:p>
       <w:pPr>
         <w:pStyle w:val="Heading3"/>
@@ -4104,7 +5495,7 @@
         <w:pStyle w:val="Compact"/>
         <w:numPr>
           <w:ilvl w:val="0"/>
-          <w:numId w:val="1016"/>
+          <w:numId w:val="1021"/>
         </w:numPr>
       </w:pPr>
       <w:r>
@@ -4126,16 +5517,16 @@
         <w:pStyle w:val="Compact"/>
         <w:numPr>
           <w:ilvl w:val="0"/>
-          <w:numId w:val="1016"/>
+          <w:numId w:val="1021"/>
         </w:numPr>
       </w:pPr>
       <w:r>
         <w:t xml:space="preserve">Existing test suite: session-related tests pass</w:t>
       </w:r>
     </w:p>
-    <w:bookmarkEnd w:id="27"/>
-    <w:bookmarkEnd w:id="28"/>
-    <w:bookmarkStart w:id="32" w:name="Xec1c151fba8b0f6e04d02f3212d1c75e29f17fb"/>
+    <w:bookmarkEnd w:id="33"/>
+    <w:bookmarkEnd w:id="34"/>
+    <w:bookmarkStart w:id="38" w:name="Xec1c151fba8b0f6e04d02f3212d1c75e29f17fb"/>
     <w:p>
       <w:pPr>
         <w:pStyle w:val="Heading2"/>
@@ -4144,7 +5535,7 @@
         <w:t xml:space="preserve">v1.7.4 — 2026-06-26 — Kimi provider fix + AWS IaC MCP disabled by default</w:t>
       </w:r>
     </w:p>
-    <w:bookmarkStart w:id="29" w:name="fixed-4"/>
+    <w:bookmarkStart w:id="35" w:name="fixed-5"/>
     <w:p>
       <w:pPr>
         <w:pStyle w:val="Heading3"/>
@@ -4158,7 +5549,7 @@
         <w:pStyle w:val="Compact"/>
         <w:numPr>
           <w:ilvl w:val="0"/>
-          <w:numId w:val="1017"/>
+          <w:numId w:val="1022"/>
         </w:numPr>
       </w:pPr>
       <w:r>
@@ -4225,7 +5616,7 @@
         <w:pStyle w:val="Compact"/>
         <w:numPr>
           <w:ilvl w:val="0"/>
-          <w:numId w:val="1017"/>
+          <w:numId w:val="1022"/>
         </w:numPr>
       </w:pPr>
       <w:r>
@@ -4281,8 +5672,8 @@
         <w:t xml:space="preserve">on connection and is now configured but disabled by default.</w:t>
       </w:r>
     </w:p>
-    <w:bookmarkEnd w:id="29"/>
-    <w:bookmarkStart w:id="30" w:name="changed"/>
+    <w:bookmarkEnd w:id="35"/>
+    <w:bookmarkStart w:id="36" w:name="changed"/>
     <w:p>
       <w:pPr>
         <w:pStyle w:val="Heading3"/>
@@ -4296,7 +5687,7 @@
         <w:pStyle w:val="Compact"/>
         <w:numPr>
           <w:ilvl w:val="0"/>
-          <w:numId w:val="1018"/>
+          <w:numId w:val="1023"/>
         </w:numPr>
       </w:pPr>
       <w:r>
@@ -4323,7 +5714,7 @@
         <w:pStyle w:val="Compact"/>
         <w:numPr>
           <w:ilvl w:val="0"/>
-          <w:numId w:val="1018"/>
+          <w:numId w:val="1023"/>
         </w:numPr>
       </w:pPr>
       <w:r>
@@ -4342,8 +5733,8 @@
         <w:t xml:space="preserve">.</w:t>
       </w:r>
     </w:p>
-    <w:bookmarkEnd w:id="30"/>
-    <w:bookmarkStart w:id="31" w:name="tests-1"/>
+    <w:bookmarkEnd w:id="36"/>
+    <w:bookmarkStart w:id="37" w:name="tests-1"/>
     <w:p>
       <w:pPr>
         <w:pStyle w:val="Heading3"/>
@@ -4357,7 +5748,7 @@
         <w:pStyle w:val="Compact"/>
         <w:numPr>
           <w:ilvl w:val="0"/>
-          <w:numId w:val="1019"/>
+          <w:numId w:val="1024"/>
         </w:numPr>
       </w:pPr>
       <w:r>
@@ -4379,7 +5770,7 @@
         <w:pStyle w:val="Compact"/>
         <w:numPr>
           <w:ilvl w:val="0"/>
-          <w:numId w:val="1019"/>
+          <w:numId w:val="1024"/>
         </w:numPr>
       </w:pPr>
       <w:r>
@@ -4404,7 +5795,7 @@
         <w:pStyle w:val="Compact"/>
         <w:numPr>
           <w:ilvl w:val="0"/>
-          <w:numId w:val="1019"/>
+          <w:numId w:val="1024"/>
         </w:numPr>
       </w:pPr>
       <w:r>
@@ -4421,9 +5812,9 @@
         <w:t xml:space="preserve">5 passed, 0 failed</w:t>
       </w:r>
     </w:p>
-    <w:bookmarkEnd w:id="31"/>
-    <w:bookmarkEnd w:id="32"/>
-    <w:bookmarkStart w:id="37" w:name="X9bd238ab6e70094b91f95682e0c680fd3b532e6"/>
+    <w:bookmarkEnd w:id="37"/>
+    <w:bookmarkEnd w:id="38"/>
+    <w:bookmarkStart w:id="43" w:name="X9bd238ab6e70094b91f95682e0c680fd3b532e6"/>
     <w:p>
       <w:pPr>
         <w:pStyle w:val="Heading2"/>
@@ -4432,7 +5823,7 @@
         <w:t xml:space="preserve">v1.6.6 — 2026-06-21 — TOON integration for token-efficient prompts</w:t>
       </w:r>
     </w:p>
-    <w:bookmarkStart w:id="33" w:name="added-3"/>
+    <w:bookmarkStart w:id="39" w:name="added-3"/>
     <w:p>
       <w:pPr>
         <w:pStyle w:val="Heading3"/>
@@ -4446,7 +5837,7 @@
         <w:pStyle w:val="Compact"/>
         <w:numPr>
           <w:ilvl w:val="0"/>
-          <w:numId w:val="1020"/>
+          <w:numId w:val="1025"/>
         </w:numPr>
       </w:pPr>
       <w:r>
@@ -4474,7 +5865,7 @@
         <w:pStyle w:val="Compact"/>
         <w:numPr>
           <w:ilvl w:val="0"/>
-          <w:numId w:val="1020"/>
+          <w:numId w:val="1025"/>
         </w:numPr>
       </w:pPr>
       <w:r>
@@ -4497,7 +5888,7 @@
         <w:pStyle w:val="Compact"/>
         <w:numPr>
           <w:ilvl w:val="0"/>
-          <w:numId w:val="1020"/>
+          <w:numId w:val="1025"/>
         </w:numPr>
       </w:pPr>
       <w:r>
@@ -4520,7 +5911,7 @@
         <w:pStyle w:val="Compact"/>
         <w:numPr>
           <w:ilvl w:val="0"/>
-          <w:numId w:val="1020"/>
+          <w:numId w:val="1025"/>
         </w:numPr>
       </w:pPr>
       <w:r>
@@ -4543,7 +5934,7 @@
         <w:pStyle w:val="Compact"/>
         <w:numPr>
           <w:ilvl w:val="0"/>
-          <w:numId w:val="1020"/>
+          <w:numId w:val="1025"/>
         </w:numPr>
       </w:pPr>
       <w:r>
@@ -4576,8 +5967,8 @@
         <w:t xml:space="preserve">v2.3.0 dependency</w:t>
       </w:r>
     </w:p>
-    <w:bookmarkEnd w:id="33"/>
-    <w:bookmarkStart w:id="34" w:name="token-savings"/>
+    <w:bookmarkEnd w:id="39"/>
+    <w:bookmarkStart w:id="40" w:name="token-savings"/>
     <w:p>
       <w:pPr>
         <w:pStyle w:val="Heading3"/>
@@ -4591,7 +5982,7 @@
         <w:pStyle w:val="Compact"/>
         <w:numPr>
           <w:ilvl w:val="0"/>
-          <w:numId w:val="1021"/>
+          <w:numId w:val="1026"/>
         </w:numPr>
       </w:pPr>
       <w:r>
@@ -4603,7 +5994,7 @@
         <w:pStyle w:val="Compact"/>
         <w:numPr>
           <w:ilvl w:val="0"/>
-          <w:numId w:val="1021"/>
+          <w:numId w:val="1026"/>
         </w:numPr>
       </w:pPr>
       <w:r>
@@ -4615,7 +6006,7 @@
         <w:pStyle w:val="Compact"/>
         <w:numPr>
           <w:ilvl w:val="0"/>
-          <w:numId w:val="1021"/>
+          <w:numId w:val="1026"/>
         </w:numPr>
       </w:pPr>
       <w:r>
@@ -4627,15 +6018,15 @@
         <w:pStyle w:val="Compact"/>
         <w:numPr>
           <w:ilvl w:val="0"/>
-          <w:numId w:val="1021"/>
+          <w:numId w:val="1026"/>
         </w:numPr>
       </w:pPr>
       <w:r>
         <w:t xml:space="preserve">Accuracy: 76.4% (vs JSON's 75.0%)</w:t>
       </w:r>
     </w:p>
-    <w:bookmarkEnd w:id="34"/>
-    <w:bookmarkStart w:id="35" w:name="note"/>
+    <w:bookmarkEnd w:id="40"/>
+    <w:bookmarkStart w:id="41" w:name="note"/>
     <w:p>
       <w:pPr>
         <w:pStyle w:val="Heading3"/>
@@ -4658,8 +6049,8 @@
         <w:t xml:space="preserve">(providers require it). HTTP/3 and compression require provider-side support.</w:t>
       </w:r>
     </w:p>
-    <w:bookmarkEnd w:id="35"/>
-    <w:bookmarkStart w:id="36" w:name="tests-2"/>
+    <w:bookmarkEnd w:id="41"/>
+    <w:bookmarkStart w:id="42" w:name="tests-2"/>
     <w:p>
       <w:pPr>
         <w:pStyle w:val="Heading3"/>
@@ -4673,16 +6064,16 @@
         <w:pStyle w:val="Compact"/>
         <w:numPr>
           <w:ilvl w:val="0"/>
-          <w:numId w:val="1022"/>
+          <w:numId w:val="1027"/>
         </w:numPr>
       </w:pPr>
       <w:r>
         <w:t xml:space="preserve">8/8 ALL GREEN</w:t>
       </w:r>
     </w:p>
-    <w:bookmarkEnd w:id="36"/>
-    <w:bookmarkEnd w:id="37"/>
-    <w:bookmarkStart w:id="41" w:name="X9237cd4bb03a72b6dc5a03c01976a74cdd15263"/>
+    <w:bookmarkEnd w:id="42"/>
+    <w:bookmarkEnd w:id="43"/>
+    <w:bookmarkStart w:id="47" w:name="X9237cd4bb03a72b6dc5a03c01976a74cdd15263"/>
     <w:p>
       <w:pPr>
         <w:pStyle w:val="Heading2"/>
@@ -4691,7 +6082,7 @@
         <w:t xml:space="preserve">v1.6.5 — 2026-06-21 — Poe proxy fix (alias file + install)</w:t>
       </w:r>
     </w:p>
-    <w:bookmarkStart w:id="38" w:name="fixed-5"/>
+    <w:bookmarkStart w:id="44" w:name="fixed-6"/>
     <w:p>
       <w:pPr>
         <w:pStyle w:val="Heading3"/>
@@ -4705,7 +6096,7 @@
         <w:pStyle w:val="Compact"/>
         <w:numPr>
           <w:ilvl w:val="0"/>
-          <w:numId w:val="1023"/>
+          <w:numId w:val="1028"/>
         </w:numPr>
       </w:pPr>
       <w:r>
@@ -4766,7 +6157,7 @@
         <w:pStyle w:val="Compact"/>
         <w:numPr>
           <w:ilvl w:val="0"/>
-          <w:numId w:val="1023"/>
+          <w:numId w:val="1028"/>
         </w:numPr>
       </w:pPr>
       <w:r>
@@ -4815,7 +6206,7 @@
         <w:pStyle w:val="Compact"/>
         <w:numPr>
           <w:ilvl w:val="0"/>
-          <w:numId w:val="1023"/>
+          <w:numId w:val="1028"/>
         </w:numPr>
       </w:pPr>
       <w:r>
@@ -4847,8 +6238,8 @@
         <w:t xml:space="preserve">during install.</w:t>
       </w:r>
     </w:p>
-    <w:bookmarkEnd w:id="38"/>
-    <w:bookmarkStart w:id="39" w:name="verified-4"/>
+    <w:bookmarkEnd w:id="44"/>
+    <w:bookmarkStart w:id="45" w:name="verified-5"/>
     <w:p>
       <w:pPr>
         <w:pStyle w:val="Heading3"/>
@@ -4862,7 +6253,7 @@
         <w:pStyle w:val="Compact"/>
         <w:numPr>
           <w:ilvl w:val="0"/>
-          <w:numId w:val="1024"/>
+          <w:numId w:val="1029"/>
         </w:numPr>
       </w:pPr>
       <w:r>
@@ -4919,15 +6310,15 @@
         <w:pStyle w:val="Compact"/>
         <w:numPr>
           <w:ilvl w:val="0"/>
-          <w:numId w:val="1024"/>
+          <w:numId w:val="1029"/>
         </w:numPr>
       </w:pPr>
       <w:r>
         <w:t xml:space="preserve">Deployed to both local host and nezha.local</w:t>
       </w:r>
     </w:p>
-    <w:bookmarkEnd w:id="39"/>
-    <w:bookmarkStart w:id="40" w:name="tests-3"/>
+    <w:bookmarkEnd w:id="45"/>
+    <w:bookmarkStart w:id="46" w:name="tests-3"/>
     <w:p>
       <w:pPr>
         <w:pStyle w:val="Heading3"/>
@@ -4941,16 +6332,16 @@
         <w:pStyle w:val="Compact"/>
         <w:numPr>
           <w:ilvl w:val="0"/>
-          <w:numId w:val="1025"/>
+          <w:numId w:val="1030"/>
         </w:numPr>
       </w:pPr>
       <w:r>
         <w:t xml:space="preserve">8/8 ALL GREEN</w:t>
       </w:r>
     </w:p>
-    <w:bookmarkEnd w:id="40"/>
-    <w:bookmarkEnd w:id="41"/>
-    <w:bookmarkStart w:id="45" w:name="X64087af2920030f2c3773a9b8de13830a649fe9"/>
+    <w:bookmarkEnd w:id="46"/>
+    <w:bookmarkEnd w:id="47"/>
+    <w:bookmarkStart w:id="51" w:name="X64087af2920030f2c3773a9b8de13830a649fe9"/>
     <w:p>
       <w:pPr>
         <w:pStyle w:val="Heading2"/>
@@ -4959,7 +6350,7 @@
         <w:t xml:space="preserve">v1.6.4 — 2026-06-21 — Poe proxy fix for tool compatibility</w:t>
       </w:r>
     </w:p>
-    <w:bookmarkStart w:id="42" w:name="fixed-6"/>
+    <w:bookmarkStart w:id="48" w:name="fixed-7"/>
     <w:p>
       <w:pPr>
         <w:pStyle w:val="Heading3"/>
@@ -4973,7 +6364,7 @@
         <w:pStyle w:val="Compact"/>
         <w:numPr>
           <w:ilvl w:val="0"/>
-          <w:numId w:val="1026"/>
+          <w:numId w:val="1031"/>
         </w:numPr>
       </w:pPr>
       <w:r>
@@ -5037,7 +6428,7 @@
         <w:pStyle w:val="Compact"/>
         <w:numPr>
           <w:ilvl w:val="0"/>
-          <w:numId w:val="1026"/>
+          <w:numId w:val="1031"/>
         </w:numPr>
       </w:pPr>
       <w:r>
@@ -5087,8 +6478,8 @@
         <w:t xml:space="preserve">).</w:t>
       </w:r>
     </w:p>
-    <w:bookmarkEnd w:id="42"/>
-    <w:bookmarkStart w:id="43" w:name="verified-5"/>
+    <w:bookmarkEnd w:id="48"/>
+    <w:bookmarkStart w:id="49" w:name="verified-6"/>
     <w:p>
       <w:pPr>
         <w:pStyle w:val="Heading3"/>
@@ -5102,7 +6493,7 @@
         <w:pStyle w:val="Compact"/>
         <w:numPr>
           <w:ilvl w:val="0"/>
-          <w:numId w:val="1027"/>
+          <w:numId w:val="1032"/>
         </w:numPr>
       </w:pPr>
       <w:r>
@@ -5154,8 +6545,8 @@
         <w:t xml:space="preserve">✅</w:t>
       </w:r>
     </w:p>
-    <w:bookmarkEnd w:id="43"/>
-    <w:bookmarkStart w:id="44" w:name="tests-4"/>
+    <w:bookmarkEnd w:id="49"/>
+    <w:bookmarkStart w:id="50" w:name="tests-4"/>
     <w:p>
       <w:pPr>
         <w:pStyle w:val="Heading3"/>
@@ -5169,492 +6560,492 @@
         <w:pStyle w:val="Compact"/>
         <w:numPr>
           <w:ilvl w:val="0"/>
-          <w:numId w:val="1028"/>
+          <w:numId w:val="1033"/>
         </w:numPr>
       </w:pPr>
       <w:r>
         <w:t xml:space="preserve">8/8 ALL GREEN</w:t>
-      </w:r>
-    </w:p>
-    <w:bookmarkEnd w:id="44"/>
-    <w:bookmarkEnd w:id="45"/>
-    <w:bookmarkStart w:id="48" w:name="X5ec18949a21827efef04e4858f2416f947a13fe"/>
-    <w:p>
-      <w:pPr>
-        <w:pStyle w:val="Heading2"/>
-      </w:pPr>
-      <w:r>
-        <w:t xml:space="preserve">v1.6.3 — 2026-06-21 — Poe provider (382 models, 3 aliases)</w:t>
-      </w:r>
-    </w:p>
-    <w:bookmarkStart w:id="46" w:name="added-4"/>
-    <w:p>
-      <w:pPr>
-        <w:pStyle w:val="Heading3"/>
-      </w:pPr>
-      <w:r>
-        <w:t xml:space="preserve">Added</w:t>
-      </w:r>
-    </w:p>
-    <w:p>
-      <w:pPr>
-        <w:pStyle w:val="Compact"/>
-        <w:numPr>
-          <w:ilvl w:val="0"/>
-          <w:numId w:val="1029"/>
-        </w:numPr>
-      </w:pPr>
-      <w:r>
-        <w:rPr>
-          <w:b/>
-          <w:bCs/>
-        </w:rPr>
-        <w:t xml:space="preserve">Poe provider</w:t>
-      </w:r>
-      <w:r>
-        <w:t xml:space="preserve"> </w:t>
-      </w:r>
-      <w:r>
-        <w:t xml:space="preserve">— universal AI platform with 382 models from all major providers.</w:t>
-      </w:r>
-      <w:r>
-        <w:t xml:space="preserve"> </w:t>
-      </w:r>
-      <w:r>
-        <w:t xml:space="preserve">OpenAI-compatible API at</w:t>
-      </w:r>
-      <w:r>
-        <w:t xml:space="preserve"> </w:t>
-      </w:r>
-      <w:r>
-        <w:rPr>
-          <w:rStyle w:val="VerbatimChar"/>
-        </w:rPr>
-        <w:t xml:space="preserve">https://api.poe.com/v1</w:t>
-      </w:r>
-      <w:r>
-        <w:t xml:space="preserve">. Chat, code, image gen, video gen,</w:t>
-      </w:r>
-      <w:r>
-        <w:t xml:space="preserve"> </w:t>
-      </w:r>
-      <w:r>
-        <w:t xml:space="preserve">TTS, STT, and more.</w:t>
-      </w:r>
-    </w:p>
-    <w:p>
-      <w:pPr>
-        <w:pStyle w:val="Compact"/>
-        <w:numPr>
-          <w:ilvl w:val="0"/>
-          <w:numId w:val="1029"/>
-        </w:numPr>
-      </w:pPr>
-      <w:r>
-        <w:rPr>
-          <w:b/>
-          <w:bCs/>
-        </w:rPr>
-        <w:t xml:space="preserve">3 aliases</w:t>
-      </w:r>
-      <w:r>
-        <w:t xml:space="preserve">:</w:t>
-      </w:r>
-      <w:r>
-        <w:t xml:space="preserve"> </w:t>
-      </w:r>
-      <w:r>
-        <w:rPr>
-          <w:rStyle w:val="VerbatimChar"/>
-        </w:rPr>
-        <w:t xml:space="preserve">poe</w:t>
-      </w:r>
-      <w:r>
-        <w:t xml:space="preserve"> </w:t>
-      </w:r>
-      <w:r>
-        <w:t xml:space="preserve">(claude-sonnet-4.6 + gpt-5.4-mini),</w:t>
-      </w:r>
-      <w:r>
-        <w:t xml:space="preserve"> </w:t>
-      </w:r>
-      <w:r>
-        <w:rPr>
-          <w:rStyle w:val="VerbatimChar"/>
-        </w:rPr>
-        <w:t xml:space="preserve">poe2</w:t>
-      </w:r>
-      <w:r>
-        <w:t xml:space="preserve"> </w:t>
-      </w:r>
-      <w:r>
-        <w:t xml:space="preserve">(gpt-5.5 + deepseek-v4-pro-e),</w:t>
-      </w:r>
-      <w:r>
-        <w:t xml:space="preserve"> </w:t>
-      </w:r>
-      <w:r>
-        <w:rPr>
-          <w:rStyle w:val="VerbatimChar"/>
-        </w:rPr>
-        <w:t xml:space="preserve">poe3</w:t>
-      </w:r>
-      <w:r>
-        <w:t xml:space="preserve"> </w:t>
-      </w:r>
-      <w:r>
-        <w:t xml:space="preserve">(grok-4 + gemini-3.1-pro)</w:t>
-      </w:r>
-    </w:p>
-    <w:p>
-      <w:pPr>
-        <w:pStyle w:val="Compact"/>
-        <w:numPr>
-          <w:ilvl w:val="0"/>
-          <w:numId w:val="1029"/>
-        </w:numPr>
-      </w:pPr>
-      <w:r>
-        <w:rPr>
-          <w:b/>
-          <w:bCs/>
-        </w:rPr>
-        <w:t xml:space="preserve">key-aliases</w:t>
-      </w:r>
-      <w:r>
-        <w:t xml:space="preserve">:</w:t>
-      </w:r>
-      <w:r>
-        <w:t xml:space="preserve"> </w:t>
-      </w:r>
-      <w:r>
-        <w:rPr>
-          <w:rStyle w:val="VerbatimChar"/>
-        </w:rPr>
-        <w:t xml:space="preserve">POE_API_KEY</w:t>
-      </w:r>
-      <w:r>
-        <w:t xml:space="preserve"> </w:t>
-      </w:r>
-      <w:r>
-        <w:t xml:space="preserve">+</w:t>
-      </w:r>
-      <w:r>
-        <w:t xml:space="preserve"> </w:t>
-      </w:r>
-      <w:r>
-        <w:rPr>
-          <w:rStyle w:val="VerbatimChar"/>
-        </w:rPr>
-        <w:t xml:space="preserve">ApiKey_Poe</w:t>
-      </w:r>
-      <w:r>
-        <w:t xml:space="preserve"> </w:t>
-      </w:r>
-      <w:r>
-        <w:t xml:space="preserve">→</w:t>
-      </w:r>
-      <w:r>
-        <w:t xml:space="preserve"> </w:t>
-      </w:r>
-      <w:r>
-        <w:rPr>
-          <w:rStyle w:val="VerbatimChar"/>
-        </w:rPr>
-        <w:t xml:space="preserve">poe</w:t>
-      </w:r>
-    </w:p>
-    <w:p>
-      <w:pPr>
-        <w:pStyle w:val="Compact"/>
-        <w:numPr>
-          <w:ilvl w:val="0"/>
-          <w:numId w:val="1029"/>
-        </w:numPr>
-      </w:pPr>
-      <w:r>
-        <w:rPr>
-          <w:b/>
-          <w:bCs/>
-        </w:rPr>
-        <w:t xml:space="preserve">Tool calling verified</w:t>
-      </w:r>
-      <w:r>
-        <w:t xml:space="preserve"> </w:t>
-      </w:r>
-      <w:r>
-        <w:t xml:space="preserve">on claude-sonnet-4.6, gpt-5.4-mini, deepseek-v4-pro-e, grok-4</w:t>
-      </w:r>
-    </w:p>
-    <w:p>
-      <w:pPr>
-        <w:pStyle w:val="Compact"/>
-        <w:numPr>
-          <w:ilvl w:val="0"/>
-          <w:numId w:val="1029"/>
-        </w:numPr>
-      </w:pPr>
-      <w:r>
-        <w:rPr>
-          <w:b/>
-          <w:bCs/>
-        </w:rPr>
-        <w:t xml:space="preserve">382 models categorized</w:t>
-      </w:r>
-      <w:r>
-        <w:t xml:space="preserve">: 130 chat/reasoning, 16 code, 40 image gen, 17 video gen,</w:t>
-      </w:r>
-      <w:r>
-        <w:t xml:space="preserve"> </w:t>
-      </w:r>
-      <w:r>
-        <w:t xml:space="preserve">12 TTS, 1 STT, 166 other</w:t>
-      </w:r>
-    </w:p>
-    <w:p>
-      <w:pPr>
-        <w:pStyle w:val="Compact"/>
-        <w:numPr>
-          <w:ilvl w:val="0"/>
-          <w:numId w:val="1029"/>
-        </w:numPr>
-      </w:pPr>
-      <w:r>
-        <w:rPr>
-          <w:b/>
-          <w:bCs/>
-        </w:rPr>
-        <w:t xml:space="preserve">Documentation</w:t>
-      </w:r>
-      <w:r>
-        <w:t xml:space="preserve">: full Poe section in Provider_Aliases_User_Guide.md</w:t>
-      </w:r>
-    </w:p>
-    <w:bookmarkEnd w:id="46"/>
-    <w:bookmarkStart w:id="47" w:name="verified-6"/>
-    <w:p>
-      <w:pPr>
-        <w:pStyle w:val="Heading3"/>
-      </w:pPr>
-      <w:r>
-        <w:t xml:space="preserve">Verified</w:t>
-      </w:r>
-    </w:p>
-    <w:p>
-      <w:pPr>
-        <w:pStyle w:val="Compact"/>
-        <w:numPr>
-          <w:ilvl w:val="0"/>
-          <w:numId w:val="1030"/>
-        </w:numPr>
-      </w:pPr>
-      <w:r>
-        <w:t xml:space="preserve">API endpoint responds correctly</w:t>
-      </w:r>
-    </w:p>
-    <w:p>
-      <w:pPr>
-        <w:pStyle w:val="Compact"/>
-        <w:numPr>
-          <w:ilvl w:val="0"/>
-          <w:numId w:val="1030"/>
-        </w:numPr>
-      </w:pPr>
-      <w:r>
-        <w:t xml:space="preserve">Authentication works</w:t>
-      </w:r>
-    </w:p>
-    <w:p>
-      <w:pPr>
-        <w:pStyle w:val="Compact"/>
-        <w:numPr>
-          <w:ilvl w:val="0"/>
-          <w:numId w:val="1030"/>
-        </w:numPr>
-      </w:pPr>
-      <w:r>
-        <w:t xml:space="preserve">Tool calling confirmed</w:t>
-      </w:r>
-    </w:p>
-    <w:p>
-      <w:pPr>
-        <w:pStyle w:val="Compact"/>
-        <w:numPr>
-          <w:ilvl w:val="0"/>
-          <w:numId w:val="1030"/>
-        </w:numPr>
-      </w:pPr>
-      <w:r>
-        <w:t xml:space="preserve">All 3 aliases tested through ccr with "Do you see our codebase?" — all YES</w:t>
-      </w:r>
-    </w:p>
-    <w:bookmarkEnd w:id="47"/>
-    <w:bookmarkEnd w:id="48"/>
-    <w:bookmarkStart w:id="51" w:name="Xdf48572774f97e3e2c130948cecb4cf2a500aa1"/>
-    <w:p>
-      <w:pPr>
-        <w:pStyle w:val="Heading2"/>
-      </w:pPr>
-      <w:r>
-        <w:t xml:space="preserve">v1.6.2 — 2026-06-21 — Chutes provider documentation + model update</w:t>
-      </w:r>
-    </w:p>
-    <w:bookmarkStart w:id="49" w:name="changed-1"/>
-    <w:p>
-      <w:pPr>
-        <w:pStyle w:val="Heading3"/>
-      </w:pPr>
-      <w:r>
-        <w:t xml:space="preserve">Changed</w:t>
-      </w:r>
-    </w:p>
-    <w:p>
-      <w:pPr>
-        <w:pStyle w:val="Compact"/>
-        <w:numPr>
-          <w:ilvl w:val="0"/>
-          <w:numId w:val="1031"/>
-        </w:numPr>
-      </w:pPr>
-      <w:r>
-        <w:rPr>
-          <w:b/>
-          <w:bCs/>
-        </w:rPr>
-        <w:t xml:space="preserve">Chutes provider models updated</w:t>
-      </w:r>
-      <w:r>
-        <w:t xml:space="preserve"> </w:t>
-      </w:r>
-      <w:r>
-        <w:t xml:space="preserve">— catalog was stale. Chutes now offers 13 TEE</w:t>
-      </w:r>
-      <w:r>
-        <w:t xml:space="preserve"> </w:t>
-      </w:r>
-      <w:r>
-        <w:t xml:space="preserve">(Trusted Execution Environment) models. Updated strong=</w:t>
-      </w:r>
-      <w:r>
-        <w:rPr>
-          <w:rStyle w:val="VerbatimChar"/>
-        </w:rPr>
-        <w:t xml:space="preserve">zai-org/GLM-5.2-TEE</w:t>
-      </w:r>
-      <w:r>
-        <w:t xml:space="preserve">,</w:t>
-      </w:r>
-      <w:r>
-        <w:t xml:space="preserve"> </w:t>
-      </w:r>
-      <w:r>
-        <w:t xml:space="preserve">fast=</w:t>
-      </w:r>
-      <w:r>
-        <w:rPr>
-          <w:rStyle w:val="VerbatimChar"/>
-        </w:rPr>
-        <w:t xml:space="preserve">Qwen/Qwen3.6-27B-TEE</w:t>
-      </w:r>
-      <w:r>
-        <w:t xml:space="preserve">.</w:t>
-      </w:r>
-    </w:p>
-    <w:p>
-      <w:pPr>
-        <w:pStyle w:val="Compact"/>
-        <w:numPr>
-          <w:ilvl w:val="0"/>
-          <w:numId w:val="1031"/>
-        </w:numPr>
-      </w:pPr>
-      <w:r>
-        <w:rPr>
-          <w:b/>
-          <w:bCs/>
-        </w:rPr>
-        <w:t xml:space="preserve">Chutes documentation</w:t>
-      </w:r>
-      <w:r>
-        <w:t xml:space="preserve"> </w:t>
-      </w:r>
-      <w:r>
-        <w:t xml:space="preserve">added to Provider_Aliases_User_Guide.md with full model</w:t>
-      </w:r>
-      <w:r>
-        <w:t xml:space="preserve"> </w:t>
-      </w:r>
-      <w:r>
-        <w:t xml:space="preserve">table, TEE explanation, pay-per-use note, and setup instructions.</w:t>
-      </w:r>
-    </w:p>
-    <w:bookmarkEnd w:id="49"/>
-    <w:bookmarkStart w:id="50" w:name="verified-7"/>
-    <w:p>
-      <w:pPr>
-        <w:pStyle w:val="Heading3"/>
-      </w:pPr>
-      <w:r>
-        <w:t xml:space="preserve">Verified</w:t>
-      </w:r>
-    </w:p>
-    <w:p>
-      <w:pPr>
-        <w:pStyle w:val="Compact"/>
-        <w:numPr>
-          <w:ilvl w:val="0"/>
-          <w:numId w:val="1032"/>
-        </w:numPr>
-      </w:pPr>
-      <w:r>
-        <w:t xml:space="preserve">Chutes API endpoint responds correctly</w:t>
-      </w:r>
-    </w:p>
-    <w:p>
-      <w:pPr>
-        <w:pStyle w:val="Compact"/>
-        <w:numPr>
-          <w:ilvl w:val="0"/>
-          <w:numId w:val="1032"/>
-        </w:numPr>
-      </w:pPr>
-      <w:r>
-        <w:t xml:space="preserve">All 13 TEE models accessible (require funded account for actual inference)</w:t>
-      </w:r>
-    </w:p>
-    <w:p>
-      <w:pPr>
-        <w:pStyle w:val="Compact"/>
-        <w:numPr>
-          <w:ilvl w:val="0"/>
-          <w:numId w:val="1032"/>
-        </w:numPr>
-      </w:pPr>
-      <w:r>
-        <w:t xml:space="preserve">OpenAI-compatible format confirmed at</w:t>
-      </w:r>
-      <w:r>
-        <w:t xml:space="preserve"> </w:t>
-      </w:r>
-      <w:r>
-        <w:rPr>
-          <w:rStyle w:val="VerbatimChar"/>
-        </w:rPr>
-        <w:t xml:space="preserve">https://llm.chutes.ai/v1</w:t>
       </w:r>
     </w:p>
     <w:bookmarkEnd w:id="50"/>
     <w:bookmarkEnd w:id="51"/>
-    <w:bookmarkStart w:id="55" w:name="X27edce9e35c5d24fd18298996022e3d241784db"/>
+    <w:bookmarkStart w:id="54" w:name="X5ec18949a21827efef04e4858f2416f947a13fe"/>
     <w:p>
       <w:pPr>
         <w:pStyle w:val="Heading2"/>
       </w:pPr>
       <w:r>
+        <w:t xml:space="preserve">v1.6.3 — 2026-06-21 — Poe provider (382 models, 3 aliases)</w:t>
+      </w:r>
+    </w:p>
+    <w:bookmarkStart w:id="52" w:name="added-4"/>
+    <w:p>
+      <w:pPr>
+        <w:pStyle w:val="Heading3"/>
+      </w:pPr>
+      <w:r>
+        <w:t xml:space="preserve">Added</w:t>
+      </w:r>
+    </w:p>
+    <w:p>
+      <w:pPr>
+        <w:pStyle w:val="Compact"/>
+        <w:numPr>
+          <w:ilvl w:val="0"/>
+          <w:numId w:val="1034"/>
+        </w:numPr>
+      </w:pPr>
+      <w:r>
+        <w:rPr>
+          <w:b/>
+          <w:bCs/>
+        </w:rPr>
+        <w:t xml:space="preserve">Poe provider</w:t>
+      </w:r>
+      <w:r>
+        <w:t xml:space="preserve"> </w:t>
+      </w:r>
+      <w:r>
+        <w:t xml:space="preserve">— universal AI platform with 382 models from all major providers.</w:t>
+      </w:r>
+      <w:r>
+        <w:t xml:space="preserve"> </w:t>
+      </w:r>
+      <w:r>
+        <w:t xml:space="preserve">OpenAI-compatible API at</w:t>
+      </w:r>
+      <w:r>
+        <w:t xml:space="preserve"> </w:t>
+      </w:r>
+      <w:r>
+        <w:rPr>
+          <w:rStyle w:val="VerbatimChar"/>
+        </w:rPr>
+        <w:t xml:space="preserve">https://api.poe.com/v1</w:t>
+      </w:r>
+      <w:r>
+        <w:t xml:space="preserve">. Chat, code, image gen, video gen,</w:t>
+      </w:r>
+      <w:r>
+        <w:t xml:space="preserve"> </w:t>
+      </w:r>
+      <w:r>
+        <w:t xml:space="preserve">TTS, STT, and more.</w:t>
+      </w:r>
+    </w:p>
+    <w:p>
+      <w:pPr>
+        <w:pStyle w:val="Compact"/>
+        <w:numPr>
+          <w:ilvl w:val="0"/>
+          <w:numId w:val="1034"/>
+        </w:numPr>
+      </w:pPr>
+      <w:r>
+        <w:rPr>
+          <w:b/>
+          <w:bCs/>
+        </w:rPr>
+        <w:t xml:space="preserve">3 aliases</w:t>
+      </w:r>
+      <w:r>
+        <w:t xml:space="preserve">:</w:t>
+      </w:r>
+      <w:r>
+        <w:t xml:space="preserve"> </w:t>
+      </w:r>
+      <w:r>
+        <w:rPr>
+          <w:rStyle w:val="VerbatimChar"/>
+        </w:rPr>
+        <w:t xml:space="preserve">poe</w:t>
+      </w:r>
+      <w:r>
+        <w:t xml:space="preserve"> </w:t>
+      </w:r>
+      <w:r>
+        <w:t xml:space="preserve">(claude-sonnet-4.6 + gpt-5.4-mini),</w:t>
+      </w:r>
+      <w:r>
+        <w:t xml:space="preserve"> </w:t>
+      </w:r>
+      <w:r>
+        <w:rPr>
+          <w:rStyle w:val="VerbatimChar"/>
+        </w:rPr>
+        <w:t xml:space="preserve">poe2</w:t>
+      </w:r>
+      <w:r>
+        <w:t xml:space="preserve"> </w:t>
+      </w:r>
+      <w:r>
+        <w:t xml:space="preserve">(gpt-5.5 + deepseek-v4-pro-e),</w:t>
+      </w:r>
+      <w:r>
+        <w:t xml:space="preserve"> </w:t>
+      </w:r>
+      <w:r>
+        <w:rPr>
+          <w:rStyle w:val="VerbatimChar"/>
+        </w:rPr>
+        <w:t xml:space="preserve">poe3</w:t>
+      </w:r>
+      <w:r>
+        <w:t xml:space="preserve"> </w:t>
+      </w:r>
+      <w:r>
+        <w:t xml:space="preserve">(grok-4 + gemini-3.1-pro)</w:t>
+      </w:r>
+    </w:p>
+    <w:p>
+      <w:pPr>
+        <w:pStyle w:val="Compact"/>
+        <w:numPr>
+          <w:ilvl w:val="0"/>
+          <w:numId w:val="1034"/>
+        </w:numPr>
+      </w:pPr>
+      <w:r>
+        <w:rPr>
+          <w:b/>
+          <w:bCs/>
+        </w:rPr>
+        <w:t xml:space="preserve">key-aliases</w:t>
+      </w:r>
+      <w:r>
+        <w:t xml:space="preserve">:</w:t>
+      </w:r>
+      <w:r>
+        <w:t xml:space="preserve"> </w:t>
+      </w:r>
+      <w:r>
+        <w:rPr>
+          <w:rStyle w:val="VerbatimChar"/>
+        </w:rPr>
+        <w:t xml:space="preserve">POE_API_KEY</w:t>
+      </w:r>
+      <w:r>
+        <w:t xml:space="preserve"> </w:t>
+      </w:r>
+      <w:r>
+        <w:t xml:space="preserve">+</w:t>
+      </w:r>
+      <w:r>
+        <w:t xml:space="preserve"> </w:t>
+      </w:r>
+      <w:r>
+        <w:rPr>
+          <w:rStyle w:val="VerbatimChar"/>
+        </w:rPr>
+        <w:t xml:space="preserve">ApiKey_Poe</w:t>
+      </w:r>
+      <w:r>
+        <w:t xml:space="preserve"> </w:t>
+      </w:r>
+      <w:r>
+        <w:t xml:space="preserve">→</w:t>
+      </w:r>
+      <w:r>
+        <w:t xml:space="preserve"> </w:t>
+      </w:r>
+      <w:r>
+        <w:rPr>
+          <w:rStyle w:val="VerbatimChar"/>
+        </w:rPr>
+        <w:t xml:space="preserve">poe</w:t>
+      </w:r>
+    </w:p>
+    <w:p>
+      <w:pPr>
+        <w:pStyle w:val="Compact"/>
+        <w:numPr>
+          <w:ilvl w:val="0"/>
+          <w:numId w:val="1034"/>
+        </w:numPr>
+      </w:pPr>
+      <w:r>
+        <w:rPr>
+          <w:b/>
+          <w:bCs/>
+        </w:rPr>
+        <w:t xml:space="preserve">Tool calling verified</w:t>
+      </w:r>
+      <w:r>
+        <w:t xml:space="preserve"> </w:t>
+      </w:r>
+      <w:r>
+        <w:t xml:space="preserve">on claude-sonnet-4.6, gpt-5.4-mini, deepseek-v4-pro-e, grok-4</w:t>
+      </w:r>
+    </w:p>
+    <w:p>
+      <w:pPr>
+        <w:pStyle w:val="Compact"/>
+        <w:numPr>
+          <w:ilvl w:val="0"/>
+          <w:numId w:val="1034"/>
+        </w:numPr>
+      </w:pPr>
+      <w:r>
+        <w:rPr>
+          <w:b/>
+          <w:bCs/>
+        </w:rPr>
+        <w:t xml:space="preserve">382 models categorized</w:t>
+      </w:r>
+      <w:r>
+        <w:t xml:space="preserve">: 130 chat/reasoning, 16 code, 40 image gen, 17 video gen,</w:t>
+      </w:r>
+      <w:r>
+        <w:t xml:space="preserve"> </w:t>
+      </w:r>
+      <w:r>
+        <w:t xml:space="preserve">12 TTS, 1 STT, 166 other</w:t>
+      </w:r>
+    </w:p>
+    <w:p>
+      <w:pPr>
+        <w:pStyle w:val="Compact"/>
+        <w:numPr>
+          <w:ilvl w:val="0"/>
+          <w:numId w:val="1034"/>
+        </w:numPr>
+      </w:pPr>
+      <w:r>
+        <w:rPr>
+          <w:b/>
+          <w:bCs/>
+        </w:rPr>
+        <w:t xml:space="preserve">Documentation</w:t>
+      </w:r>
+      <w:r>
+        <w:t xml:space="preserve">: full Poe section in Provider_Aliases_User_Guide.md</w:t>
+      </w:r>
+    </w:p>
+    <w:bookmarkEnd w:id="52"/>
+    <w:bookmarkStart w:id="53" w:name="verified-7"/>
+    <w:p>
+      <w:pPr>
+        <w:pStyle w:val="Heading3"/>
+      </w:pPr>
+      <w:r>
+        <w:t xml:space="preserve">Verified</w:t>
+      </w:r>
+    </w:p>
+    <w:p>
+      <w:pPr>
+        <w:pStyle w:val="Compact"/>
+        <w:numPr>
+          <w:ilvl w:val="0"/>
+          <w:numId w:val="1035"/>
+        </w:numPr>
+      </w:pPr>
+      <w:r>
+        <w:t xml:space="preserve">API endpoint responds correctly</w:t>
+      </w:r>
+    </w:p>
+    <w:p>
+      <w:pPr>
+        <w:pStyle w:val="Compact"/>
+        <w:numPr>
+          <w:ilvl w:val="0"/>
+          <w:numId w:val="1035"/>
+        </w:numPr>
+      </w:pPr>
+      <w:r>
+        <w:t xml:space="preserve">Authentication works</w:t>
+      </w:r>
+    </w:p>
+    <w:p>
+      <w:pPr>
+        <w:pStyle w:val="Compact"/>
+        <w:numPr>
+          <w:ilvl w:val="0"/>
+          <w:numId w:val="1035"/>
+        </w:numPr>
+      </w:pPr>
+      <w:r>
+        <w:t xml:space="preserve">Tool calling confirmed</w:t>
+      </w:r>
+    </w:p>
+    <w:p>
+      <w:pPr>
+        <w:pStyle w:val="Compact"/>
+        <w:numPr>
+          <w:ilvl w:val="0"/>
+          <w:numId w:val="1035"/>
+        </w:numPr>
+      </w:pPr>
+      <w:r>
+        <w:t xml:space="preserve">All 3 aliases tested through ccr with "Do you see our codebase?" — all YES</w:t>
+      </w:r>
+    </w:p>
+    <w:bookmarkEnd w:id="53"/>
+    <w:bookmarkEnd w:id="54"/>
+    <w:bookmarkStart w:id="57" w:name="Xdf48572774f97e3e2c130948cecb4cf2a500aa1"/>
+    <w:p>
+      <w:pPr>
+        <w:pStyle w:val="Heading2"/>
+      </w:pPr>
+      <w:r>
+        <w:t xml:space="preserve">v1.6.2 — 2026-06-21 — Chutes provider documentation + model update</w:t>
+      </w:r>
+    </w:p>
+    <w:bookmarkStart w:id="55" w:name="changed-1"/>
+    <w:p>
+      <w:pPr>
+        <w:pStyle w:val="Heading3"/>
+      </w:pPr>
+      <w:r>
+        <w:t xml:space="preserve">Changed</w:t>
+      </w:r>
+    </w:p>
+    <w:p>
+      <w:pPr>
+        <w:pStyle w:val="Compact"/>
+        <w:numPr>
+          <w:ilvl w:val="0"/>
+          <w:numId w:val="1036"/>
+        </w:numPr>
+      </w:pPr>
+      <w:r>
+        <w:rPr>
+          <w:b/>
+          <w:bCs/>
+        </w:rPr>
+        <w:t xml:space="preserve">Chutes provider models updated</w:t>
+      </w:r>
+      <w:r>
+        <w:t xml:space="preserve"> </w:t>
+      </w:r>
+      <w:r>
+        <w:t xml:space="preserve">— catalog was stale. Chutes now offers 13 TEE</w:t>
+      </w:r>
+      <w:r>
+        <w:t xml:space="preserve"> </w:t>
+      </w:r>
+      <w:r>
+        <w:t xml:space="preserve">(Trusted Execution Environment) models. Updated strong=</w:t>
+      </w:r>
+      <w:r>
+        <w:rPr>
+          <w:rStyle w:val="VerbatimChar"/>
+        </w:rPr>
+        <w:t xml:space="preserve">zai-org/GLM-5.2-TEE</w:t>
+      </w:r>
+      <w:r>
+        <w:t xml:space="preserve">,</w:t>
+      </w:r>
+      <w:r>
+        <w:t xml:space="preserve"> </w:t>
+      </w:r>
+      <w:r>
+        <w:t xml:space="preserve">fast=</w:t>
+      </w:r>
+      <w:r>
+        <w:rPr>
+          <w:rStyle w:val="VerbatimChar"/>
+        </w:rPr>
+        <w:t xml:space="preserve">Qwen/Qwen3.6-27B-TEE</w:t>
+      </w:r>
+      <w:r>
+        <w:t xml:space="preserve">.</w:t>
+      </w:r>
+    </w:p>
+    <w:p>
+      <w:pPr>
+        <w:pStyle w:val="Compact"/>
+        <w:numPr>
+          <w:ilvl w:val="0"/>
+          <w:numId w:val="1036"/>
+        </w:numPr>
+      </w:pPr>
+      <w:r>
+        <w:rPr>
+          <w:b/>
+          <w:bCs/>
+        </w:rPr>
+        <w:t xml:space="preserve">Chutes documentation</w:t>
+      </w:r>
+      <w:r>
+        <w:t xml:space="preserve"> </w:t>
+      </w:r>
+      <w:r>
+        <w:t xml:space="preserve">added to Provider_Aliases_User_Guide.md with full model</w:t>
+      </w:r>
+      <w:r>
+        <w:t xml:space="preserve"> </w:t>
+      </w:r>
+      <w:r>
+        <w:t xml:space="preserve">table, TEE explanation, pay-per-use note, and setup instructions.</w:t>
+      </w:r>
+    </w:p>
+    <w:bookmarkEnd w:id="55"/>
+    <w:bookmarkStart w:id="56" w:name="verified-8"/>
+    <w:p>
+      <w:pPr>
+        <w:pStyle w:val="Heading3"/>
+      </w:pPr>
+      <w:r>
+        <w:t xml:space="preserve">Verified</w:t>
+      </w:r>
+    </w:p>
+    <w:p>
+      <w:pPr>
+        <w:pStyle w:val="Compact"/>
+        <w:numPr>
+          <w:ilvl w:val="0"/>
+          <w:numId w:val="1037"/>
+        </w:numPr>
+      </w:pPr>
+      <w:r>
+        <w:t xml:space="preserve">Chutes API endpoint responds correctly</w:t>
+      </w:r>
+    </w:p>
+    <w:p>
+      <w:pPr>
+        <w:pStyle w:val="Compact"/>
+        <w:numPr>
+          <w:ilvl w:val="0"/>
+          <w:numId w:val="1037"/>
+        </w:numPr>
+      </w:pPr>
+      <w:r>
+        <w:t xml:space="preserve">All 13 TEE models accessible (require funded account for actual inference)</w:t>
+      </w:r>
+    </w:p>
+    <w:p>
+      <w:pPr>
+        <w:pStyle w:val="Compact"/>
+        <w:numPr>
+          <w:ilvl w:val="0"/>
+          <w:numId w:val="1037"/>
+        </w:numPr>
+      </w:pPr>
+      <w:r>
+        <w:t xml:space="preserve">OpenAI-compatible format confirmed at</w:t>
+      </w:r>
+      <w:r>
+        <w:t xml:space="preserve"> </w:t>
+      </w:r>
+      <w:r>
+        <w:rPr>
+          <w:rStyle w:val="VerbatimChar"/>
+        </w:rPr>
+        <w:t xml:space="preserve">https://llm.chutes.ai/v1</w:t>
+      </w:r>
+    </w:p>
+    <w:bookmarkEnd w:id="56"/>
+    <w:bookmarkEnd w:id="57"/>
+    <w:bookmarkStart w:id="61" w:name="X27edce9e35c5d24fd18298996022e3d241784db"/>
+    <w:p>
+      <w:pPr>
+        <w:pStyle w:val="Heading2"/>
+      </w:pPr>
+      <w:r>
         <w:t xml:space="preserve">v1.6.1 — 2026-06-21 — cache_control fix + E2E tests</w:t>
       </w:r>
     </w:p>
-    <w:bookmarkStart w:id="52" w:name="fixed-7"/>
+    <w:bookmarkStart w:id="58" w:name="fixed-8"/>
     <w:p>
       <w:pPr>
         <w:pStyle w:val="Heading3"/>
@@ -5668,7 +7059,7 @@
         <w:pStyle w:val="Compact"/>
         <w:numPr>
           <w:ilvl w:val="0"/>
-          <w:numId w:val="1033"/>
+          <w:numId w:val="1038"/>
         </w:numPr>
       </w:pPr>
       <w:r>
@@ -5763,8 +7154,8 @@
         <w:t xml:space="preserve">before forwarding to the provider.</w:t>
       </w:r>
     </w:p>
-    <w:bookmarkEnd w:id="52"/>
-    <w:bookmarkStart w:id="53" w:name="added-5"/>
+    <w:bookmarkEnd w:id="58"/>
+    <w:bookmarkStart w:id="59" w:name="added-5"/>
     <w:p>
       <w:pPr>
         <w:pStyle w:val="Heading3"/>
@@ -5778,7 +7169,7 @@
         <w:pStyle w:val="Compact"/>
         <w:numPr>
           <w:ilvl w:val="0"/>
-          <w:numId w:val="1034"/>
+          <w:numId w:val="1039"/>
         </w:numPr>
       </w:pPr>
       <w:r>
@@ -5802,8 +7193,8 @@
         <w:t xml:space="preserve">by sending requests through ccr and verifying responses work without errors.</w:t>
       </w:r>
     </w:p>
-    <w:bookmarkEnd w:id="53"/>
-    <w:bookmarkStart w:id="54" w:name="Xbff68b5d42336bf1670d51222efb63545196efe"/>
+    <w:bookmarkEnd w:id="59"/>
+    <w:bookmarkStart w:id="60" w:name="Xbff68b5d42336bf1670d51222efb63545196efe"/>
     <w:p>
       <w:pPr>
         <w:pStyle w:val="Heading3"/>
@@ -5817,7 +7208,7 @@
         <w:pStyle w:val="Compact"/>
         <w:numPr>
           <w:ilvl w:val="0"/>
-          <w:numId w:val="1035"/>
+          <w:numId w:val="1040"/>
         </w:numPr>
       </w:pPr>
       <w:r>
@@ -5838,7 +7229,7 @@
         <w:pStyle w:val="Compact"/>
         <w:numPr>
           <w:ilvl w:val="0"/>
-          <w:numId w:val="1035"/>
+          <w:numId w:val="1040"/>
         </w:numPr>
       </w:pPr>
       <w:r>
@@ -5859,7 +7250,7 @@
         <w:pStyle w:val="Compact"/>
         <w:numPr>
           <w:ilvl w:val="0"/>
-          <w:numId w:val="1035"/>
+          <w:numId w:val="1040"/>
         </w:numPr>
       </w:pPr>
       <w:r>
@@ -5880,7 +7271,7 @@
         <w:pStyle w:val="Compact"/>
         <w:numPr>
           <w:ilvl w:val="0"/>
-          <w:numId w:val="1035"/>
+          <w:numId w:val="1040"/>
         </w:numPr>
       </w:pPr>
       <w:r>
@@ -5901,7 +7292,7 @@
         <w:pStyle w:val="Compact"/>
         <w:numPr>
           <w:ilvl w:val="0"/>
-          <w:numId w:val="1035"/>
+          <w:numId w:val="1040"/>
         </w:numPr>
       </w:pPr>
       <w:r>
@@ -5922,7 +7313,7 @@
         <w:pStyle w:val="Compact"/>
         <w:numPr>
           <w:ilvl w:val="0"/>
-          <w:numId w:val="1035"/>
+          <w:numId w:val="1040"/>
         </w:numPr>
       </w:pPr>
       <w:r>
@@ -5943,7 +7334,7 @@
         <w:pStyle w:val="Compact"/>
         <w:numPr>
           <w:ilvl w:val="0"/>
-          <w:numId w:val="1035"/>
+          <w:numId w:val="1040"/>
         </w:numPr>
       </w:pPr>
       <w:r>
@@ -5959,9 +7350,9 @@
         <w:t xml:space="preserve">(router transport): ✅ YES</w:t>
       </w:r>
     </w:p>
-    <w:bookmarkEnd w:id="54"/>
-    <w:bookmarkEnd w:id="55"/>
-    <w:bookmarkStart w:id="60" w:name="X9d2ee70664c5e82279db4e38681cde47ab497c0"/>
+    <w:bookmarkEnd w:id="60"/>
+    <w:bookmarkEnd w:id="61"/>
+    <w:bookmarkStart w:id="66" w:name="X9d2ee70664c5e82279db4e38681cde47ab497c0"/>
     <w:p>
       <w:pPr>
         <w:pStyle w:val="Heading2"/>
@@ -5970,7 +7361,7 @@
         <w:t xml:space="preserve">v1.6.0 — 2026-06-21 — Multi-alias provider system</w:t>
       </w:r>
     </w:p>
-    <w:bookmarkStart w:id="56" w:name="added-6"/>
+    <w:bookmarkStart w:id="62" w:name="added-6"/>
     <w:p>
       <w:pPr>
         <w:pStyle w:val="Heading3"/>
@@ -5984,7 +7375,7 @@
         <w:pStyle w:val="Compact"/>
         <w:numPr>
           <w:ilvl w:val="0"/>
-          <w:numId w:val="1036"/>
+          <w:numId w:val="1041"/>
         </w:numPr>
       </w:pPr>
       <w:r>
@@ -6051,7 +7442,7 @@
         <w:pStyle w:val="Compact"/>
         <w:numPr>
           <w:ilvl w:val="0"/>
-          <w:numId w:val="1036"/>
+          <w:numId w:val="1041"/>
         </w:numPr>
       </w:pPr>
       <w:r>
@@ -6104,7 +7495,7 @@
         <w:pStyle w:val="Compact"/>
         <w:numPr>
           <w:ilvl w:val="0"/>
-          <w:numId w:val="1036"/>
+          <w:numId w:val="1041"/>
         </w:numPr>
       </w:pPr>
       <w:r>
@@ -6145,7 +7536,7 @@
         <w:pStyle w:val="Compact"/>
         <w:numPr>
           <w:ilvl w:val="0"/>
-          <w:numId w:val="1036"/>
+          <w:numId w:val="1041"/>
         </w:numPr>
       </w:pPr>
       <w:r>
@@ -6234,7 +7625,7 @@
         <w:pStyle w:val="Compact"/>
         <w:numPr>
           <w:ilvl w:val="0"/>
-          <w:numId w:val="1036"/>
+          <w:numId w:val="1041"/>
         </w:numPr>
       </w:pPr>
       <w:r>
@@ -6292,7 +7683,7 @@
         <w:pStyle w:val="Compact"/>
         <w:numPr>
           <w:ilvl w:val="0"/>
-          <w:numId w:val="1036"/>
+          <w:numId w:val="1041"/>
         </w:numPr>
       </w:pPr>
       <w:r>
@@ -6321,8 +7712,8 @@
         <w:t xml:space="preserve">containers (deploy-stack).</w:t>
       </w:r>
     </w:p>
-    <w:bookmarkEnd w:id="56"/>
-    <w:bookmarkStart w:id="57" w:name="changed-2"/>
+    <w:bookmarkEnd w:id="62"/>
+    <w:bookmarkStart w:id="63" w:name="changed-2"/>
     <w:p>
       <w:pPr>
         <w:pStyle w:val="Heading3"/>
@@ -6336,7 +7727,7 @@
         <w:pStyle w:val="Compact"/>
         <w:numPr>
           <w:ilvl w:val="0"/>
-          <w:numId w:val="1037"/>
+          <w:numId w:val="1042"/>
         </w:numPr>
       </w:pPr>
       <w:r>
@@ -6369,7 +7760,7 @@
         <w:pStyle w:val="Compact"/>
         <w:numPr>
           <w:ilvl w:val="0"/>
-          <w:numId w:val="1037"/>
+          <w:numId w:val="1042"/>
         </w:numPr>
       </w:pPr>
       <w:r>
@@ -6385,8 +7776,8 @@
         <w:t xml:space="preserve">header added to HTTP probes (some APIs require it).</w:t>
       </w:r>
     </w:p>
-    <w:bookmarkEnd w:id="57"/>
-    <w:bookmarkStart w:id="58" w:name="full-test-suite"/>
+    <w:bookmarkEnd w:id="63"/>
+    <w:bookmarkStart w:id="64" w:name="full-test-suite"/>
     <w:p>
       <w:pPr>
         <w:pStyle w:val="Heading3"/>
@@ -6400,15 +7791,15 @@
         <w:pStyle w:val="Compact"/>
         <w:numPr>
           <w:ilvl w:val="0"/>
-          <w:numId w:val="1038"/>
+          <w:numId w:val="1043"/>
         </w:numPr>
       </w:pPr>
       <w:r>
         <w:t xml:space="preserve">8/8 test files passed (ALL GREEN), 0 failures.</w:t>
       </w:r>
     </w:p>
-    <w:bookmarkEnd w:id="58"/>
-    <w:bookmarkStart w:id="59" w:name="usage"/>
+    <w:bookmarkEnd w:id="64"/>
+    <w:bookmarkStart w:id="65" w:name="usage"/>
     <w:p>
       <w:pPr>
         <w:pStyle w:val="Heading3"/>
@@ -6539,9 +7930,9 @@
         <w:t xml:space="preserve"> 20</w:t>
       </w:r>
     </w:p>
-    <w:bookmarkEnd w:id="59"/>
-    <w:bookmarkEnd w:id="60"/>
-    <w:bookmarkStart w:id="64" w:name="X61398dabc5de246fbceb16295c0968ea2c76ebe"/>
+    <w:bookmarkEnd w:id="65"/>
+    <w:bookmarkEnd w:id="66"/>
+    <w:bookmarkStart w:id="70" w:name="X61398dabc5de246fbceb16295c0968ea2c76ebe"/>
     <w:p>
       <w:pPr>
         <w:pStyle w:val="Heading2"/>
@@ -6550,7 +7941,7 @@
         <w:t xml:space="preserve">v1.5.1 — 2026-06-20 — Linux stat fix + nezha deployment</w:t>
       </w:r>
     </w:p>
-    <w:bookmarkStart w:id="61" w:name="fixed-8"/>
+    <w:bookmarkStart w:id="67" w:name="fixed-9"/>
     <w:p>
       <w:pPr>
         <w:pStyle w:val="Heading3"/>
@@ -6564,7 +7955,7 @@
         <w:pStyle w:val="Compact"/>
         <w:numPr>
           <w:ilvl w:val="0"/>
-          <w:numId w:val="1039"/>
+          <w:numId w:val="1044"/>
         </w:numPr>
       </w:pPr>
       <w:r>
@@ -6725,8 +8116,8 @@
         <w:t xml:space="preserve">to pick the correct flag per platform.</w:t>
       </w:r>
     </w:p>
-    <w:bookmarkEnd w:id="61"/>
-    <w:bookmarkStart w:id="62" w:name="deployment"/>
+    <w:bookmarkEnd w:id="67"/>
+    <w:bookmarkStart w:id="68" w:name="deployment"/>
     <w:p>
       <w:pPr>
         <w:pStyle w:val="Heading3"/>
@@ -6740,7 +8131,7 @@
         <w:pStyle w:val="Compact"/>
         <w:numPr>
           <w:ilvl w:val="0"/>
-          <w:numId w:val="1040"/>
+          <w:numId w:val="1045"/>
         </w:numPr>
       </w:pPr>
       <w:r>
@@ -6781,8 +8172,8 @@
         <w:t xml:space="preserve">.</w:t>
       </w:r>
     </w:p>
-    <w:bookmarkEnd w:id="62"/>
-    <w:bookmarkStart w:id="63" w:name="full-test-suite-1"/>
+    <w:bookmarkEnd w:id="68"/>
+    <w:bookmarkStart w:id="69" w:name="full-test-suite-1"/>
     <w:p>
       <w:pPr>
         <w:pStyle w:val="Heading3"/>
@@ -6796,7 +8187,7 @@
         <w:pStyle w:val="Compact"/>
         <w:numPr>
           <w:ilvl w:val="0"/>
-          <w:numId w:val="1041"/>
+          <w:numId w:val="1046"/>
         </w:numPr>
       </w:pPr>
       <w:r>
@@ -6808,792 +8199,792 @@
         <w:pStyle w:val="Compact"/>
         <w:numPr>
           <w:ilvl w:val="0"/>
-          <w:numId w:val="1041"/>
+          <w:numId w:val="1046"/>
         </w:numPr>
       </w:pPr>
       <w:r>
         <w:t xml:space="preserve">Linux (nezha): 7/8 pass (export fails: pandoc not installed — pre-existing)</w:t>
-      </w:r>
-    </w:p>
-    <w:bookmarkEnd w:id="63"/>
-    <w:bookmarkEnd w:id="64"/>
-    <w:bookmarkStart w:id="70" w:name="X5ad0f70f3980797749c315bc1bf8b5a98a591cc"/>
-    <w:p>
-      <w:pPr>
-        <w:pStyle w:val="Heading2"/>
-      </w:pPr>
-      <w:r>
-        <w:t xml:space="preserve">v1.5.0 — 2026-06-20 — Cross-alias session visibility</w:t>
-      </w:r>
-    </w:p>
-    <w:bookmarkStart w:id="65" w:name="added-7"/>
-    <w:p>
-      <w:pPr>
-        <w:pStyle w:val="Heading3"/>
-      </w:pPr>
-      <w:r>
-        <w:t xml:space="preserve">Added</w:t>
-      </w:r>
-    </w:p>
-    <w:p>
-      <w:pPr>
-        <w:pStyle w:val="Compact"/>
-        <w:numPr>
-          <w:ilvl w:val="0"/>
-          <w:numId w:val="1042"/>
-        </w:numPr>
-      </w:pPr>
-      <w:r>
-        <w:rPr>
-          <w:b/>
-          <w:bCs/>
-        </w:rPr>
-        <w:t xml:space="preserve">Cross-alias session visibility</w:t>
-      </w:r>
-      <w:r>
-        <w:t xml:space="preserve"> </w:t>
-      </w:r>
-      <w:r>
-        <w:t xml:space="preserve">— sessions created under ANY alias (</w:t>
-      </w:r>
-      <w:r>
-        <w:rPr>
-          <w:rStyle w:val="VerbatimChar"/>
-        </w:rPr>
-        <w:t xml:space="preserve">claudeN</w:t>
-      </w:r>
-      <w:r>
-        <w:t xml:space="preserve">,</w:t>
-      </w:r>
-      <w:r>
-        <w:t xml:space="preserve"> </w:t>
-      </w:r>
-      <w:r>
-        <w:rPr>
-          <w:rStyle w:val="VerbatimChar"/>
-        </w:rPr>
-        <w:t xml:space="preserve">deepseek</w:t>
-      </w:r>
-      <w:r>
-        <w:t xml:space="preserve">,</w:t>
-      </w:r>
-      <w:r>
-        <w:t xml:space="preserve"> </w:t>
-      </w:r>
-      <w:r>
-        <w:rPr>
-          <w:rStyle w:val="VerbatimChar"/>
-        </w:rPr>
-        <w:t xml:space="preserve">opencode</w:t>
-      </w:r>
-      <w:r>
-        <w:t xml:space="preserve">,</w:t>
-      </w:r>
-      <w:r>
-        <w:t xml:space="preserve"> </w:t>
-      </w:r>
-      <w:r>
-        <w:rPr>
-          <w:rStyle w:val="VerbatimChar"/>
-        </w:rPr>
-        <w:t xml:space="preserve">xiaomi</w:t>
-      </w:r>
-      <w:r>
-        <w:t xml:space="preserve">, etc.) are now visible from every other alias</w:t>
-      </w:r>
-      <w:r>
-        <w:t xml:space="preserve"> </w:t>
-      </w:r>
-      <w:r>
-        <w:t xml:space="preserve">via</w:t>
-      </w:r>
-      <w:r>
-        <w:t xml:space="preserve"> </w:t>
-      </w:r>
-      <w:r>
-        <w:rPr>
-          <w:rStyle w:val="VerbatimChar"/>
-        </w:rPr>
-        <w:t xml:space="preserve">/resume</w:t>
-      </w:r>
-      <w:r>
-        <w:t xml:space="preserve">. Memory, project settings, and session data are fully shared across</w:t>
-      </w:r>
-      <w:r>
-        <w:t xml:space="preserve"> </w:t>
-      </w:r>
-      <w:r>
-        <w:t xml:space="preserve">all accounts and providers.</w:t>
-      </w:r>
-    </w:p>
-    <w:p>
-      <w:pPr>
-        <w:pStyle w:val="Compact"/>
-        <w:numPr>
-          <w:ilvl w:val="0"/>
-          <w:numId w:val="1042"/>
-        </w:numPr>
-      </w:pPr>
-      <w:r>
-        <w:rPr>
-          <w:rStyle w:val="VerbatimChar"/>
-          <w:b/>
-          <w:bCs/>
-        </w:rPr>
-        <w:t xml:space="preserve">claude-sync-state.sh</w:t>
-      </w:r>
-      <w:r>
-        <w:rPr>
-          <w:b/>
-          <w:bCs/>
-        </w:rPr>
-        <w:t xml:space="preserve"> </w:t>
-      </w:r>
-      <w:r>
-        <w:rPr>
-          <w:b/>
-          <w:bCs/>
-        </w:rPr>
-        <w:t xml:space="preserve">extended</w:t>
-      </w:r>
-      <w:r>
-        <w:t xml:space="preserve"> </w:t>
-      </w:r>
-      <w:r>
-        <w:t xml:space="preserve">— now discovers provider dirs</w:t>
-      </w:r>
-      <w:r>
-        <w:t xml:space="preserve"> </w:t>
-      </w:r>
-      <w:r>
-        <w:t xml:space="preserve">(</w:t>
-      </w:r>
-      <w:r>
-        <w:rPr>
-          <w:rStyle w:val="VerbatimChar"/>
-        </w:rPr>
-        <w:t xml:space="preserve">~/.claude-prov-*</w:t>
-      </w:r>
-      <w:r>
-        <w:t xml:space="preserve">) alongside account dirs for its</w:t>
-      </w:r>
-      <w:r>
-        <w:t xml:space="preserve"> </w:t>
-      </w:r>
-      <w:r>
-        <w:rPr>
-          <w:rStyle w:val="VerbatimChar"/>
-        </w:rPr>
-        <w:t xml:space="preserve">.claude.json</w:t>
-      </w:r>
-      <w:r>
-        <w:t xml:space="preserve"> </w:t>
-      </w:r>
-      <w:r>
-        <w:t xml:space="preserve">merge. Provider</w:t>
-      </w:r>
-      <w:r>
-        <w:t xml:space="preserve"> </w:t>
-      </w:r>
-      <w:r>
-        <w:t xml:space="preserve">sessions participate in the same lightweight jq merge that keeps account sessions</w:t>
-      </w:r>
-      <w:r>
-        <w:t xml:space="preserve"> </w:t>
-      </w:r>
-      <w:r>
-        <w:t xml:space="preserve">in sync.</w:t>
-      </w:r>
-    </w:p>
-    <w:p>
-      <w:pPr>
-        <w:pStyle w:val="Compact"/>
-        <w:numPr>
-          <w:ilvl w:val="0"/>
-          <w:numId w:val="1042"/>
-        </w:numPr>
-      </w:pPr>
-      <w:r>
-        <w:rPr>
-          <w:rStyle w:val="VerbatimChar"/>
-          <w:b/>
-          <w:bCs/>
-        </w:rPr>
-        <w:t xml:space="preserve">cma_run_provider</w:t>
-      </w:r>
-      <w:r>
-        <w:rPr>
-          <w:b/>
-          <w:bCs/>
-        </w:rPr>
-        <w:t xml:space="preserve"> </w:t>
-      </w:r>
-      <w:r>
-        <w:rPr>
-          <w:b/>
-          <w:bCs/>
-        </w:rPr>
-        <w:t xml:space="preserve">sync-state hooks</w:t>
-      </w:r>
-      <w:r>
-        <w:t xml:space="preserve"> </w:t>
-      </w:r>
-      <w:r>
-        <w:t xml:space="preserve">— the provider wrapper now calls</w:t>
-      </w:r>
-      <w:r>
-        <w:t xml:space="preserve"> </w:t>
-      </w:r>
-      <w:r>
-        <w:rPr>
-          <w:rStyle w:val="VerbatimChar"/>
-        </w:rPr>
-        <w:t xml:space="preserve">claude-sync-state pull</w:t>
-      </w:r>
-      <w:r>
-        <w:t xml:space="preserve"> </w:t>
-      </w:r>
-      <w:r>
-        <w:t xml:space="preserve">before launch and</w:t>
-      </w:r>
-      <w:r>
-        <w:t xml:space="preserve"> </w:t>
-      </w:r>
-      <w:r>
-        <w:rPr>
-          <w:rStyle w:val="VerbatimChar"/>
-        </w:rPr>
-        <w:t xml:space="preserve">claude-sync-state push</w:t>
-      </w:r>
-      <w:r>
-        <w:t xml:space="preserve"> </w:t>
-      </w:r>
-      <w:r>
-        <w:t xml:space="preserve">after exit,</w:t>
-      </w:r>
-      <w:r>
-        <w:t xml:space="preserve"> </w:t>
-      </w:r>
-      <w:r>
-        <w:t xml:space="preserve">matching the</w:t>
-      </w:r>
-      <w:r>
-        <w:t xml:space="preserve"> </w:t>
-      </w:r>
-      <w:r>
-        <w:rPr>
-          <w:rStyle w:val="VerbatimChar"/>
-        </w:rPr>
-        <w:t xml:space="preserve">cma_run</w:t>
-      </w:r>
-      <w:r>
-        <w:t xml:space="preserve"> </w:t>
-      </w:r>
-      <w:r>
-        <w:t xml:space="preserve">pattern. Previously provider sessions were intentionally</w:t>
-      </w:r>
-      <w:r>
-        <w:t xml:space="preserve"> </w:t>
-      </w:r>
-      <w:r>
-        <w:t xml:space="preserve">excluded from sync; now they participate fully.</w:t>
-      </w:r>
-    </w:p>
-    <w:p>
-      <w:pPr>
-        <w:pStyle w:val="Compact"/>
-        <w:numPr>
-          <w:ilvl w:val="0"/>
-          <w:numId w:val="1042"/>
-        </w:numPr>
-      </w:pPr>
-      <w:r>
-        <w:rPr>
-          <w:b/>
-          <w:bCs/>
-        </w:rPr>
-        <w:t xml:space="preserve">Sandbox test coverage</w:t>
-      </w:r>
-      <w:r>
-        <w:t xml:space="preserve">: 10 new assertions proving cross-alias merge (sessions</w:t>
-      </w:r>
-      <w:r>
-        <w:t xml:space="preserve"> </w:t>
-      </w:r>
-      <w:r>
-        <w:t xml:space="preserve">from account→provider, provider→account, account→account all visible after sync).</w:t>
-      </w:r>
-      <w:r>
-        <w:t xml:space="preserve"> </w:t>
-      </w:r>
-      <w:r>
-        <w:t xml:space="preserve">Providers test 90 → 100 assertions.</w:t>
-      </w:r>
-    </w:p>
-    <w:p>
-      <w:pPr>
-        <w:pStyle w:val="Compact"/>
-        <w:numPr>
-          <w:ilvl w:val="0"/>
-          <w:numId w:val="1042"/>
-        </w:numPr>
-      </w:pPr>
-      <w:r>
-        <w:rPr>
-          <w:b/>
-          <w:bCs/>
-        </w:rPr>
-        <w:t xml:space="preserve">Live verification</w:t>
-      </w:r>
-      <w:r>
-        <w:t xml:space="preserve">:</w:t>
-      </w:r>
-      <w:r>
-        <w:t xml:space="preserve"> </w:t>
-      </w:r>
-      <w:r>
-        <w:rPr>
-          <w:rStyle w:val="VerbatimChar"/>
-        </w:rPr>
-        <w:t xml:space="preserve">lastSessionId</w:t>
-      </w:r>
-      <w:r>
-        <w:t xml:space="preserve"> </w:t>
-      </w:r>
-      <w:r>
-        <w:t xml:space="preserve">for a real project confirmed identical across</w:t>
-      </w:r>
-      <w:r>
-        <w:t xml:space="preserve"> </w:t>
-      </w:r>
-      <w:r>
-        <w:t xml:space="preserve">all dirs (3 accounts + 1 provider). 61 projects merged in every</w:t>
-      </w:r>
-      <w:r>
-        <w:t xml:space="preserve"> </w:t>
-      </w:r>
-      <w:r>
-        <w:rPr>
-          <w:rStyle w:val="VerbatimChar"/>
-        </w:rPr>
-        <w:t xml:space="preserve">.claude.json</w:t>
-      </w:r>
-      <w:r>
-        <w:t xml:space="preserve">.</w:t>
-      </w:r>
-      <w:r>
-        <w:t xml:space="preserve"> </w:t>
-      </w:r>
-      <w:r>
-        <w:t xml:space="preserve">Evidence in</w:t>
-      </w:r>
-      <w:r>
-        <w:t xml:space="preserve"> </w:t>
-      </w:r>
-      <w:r>
-        <w:rPr>
-          <w:rStyle w:val="VerbatimChar"/>
-        </w:rPr>
-        <w:t xml:space="preserve">scripts/tests/proof/80-cross-alias-sessions.txt</w:t>
-      </w:r>
-      <w:r>
-        <w:t xml:space="preserve">.</w:t>
-      </w:r>
-    </w:p>
-    <w:bookmarkEnd w:id="65"/>
-    <w:bookmarkStart w:id="66" w:name="changed-3"/>
-    <w:p>
-      <w:pPr>
-        <w:pStyle w:val="Heading3"/>
-      </w:pPr>
-      <w:r>
-        <w:t xml:space="preserve">Changed</w:t>
-      </w:r>
-    </w:p>
-    <w:p>
-      <w:pPr>
-        <w:pStyle w:val="Compact"/>
-        <w:numPr>
-          <w:ilvl w:val="0"/>
-          <w:numId w:val="1043"/>
-        </w:numPr>
-      </w:pPr>
-      <w:r>
-        <w:rPr>
-          <w:rStyle w:val="VerbatimChar"/>
-        </w:rPr>
-        <w:t xml:space="preserve">scripts/claude-sync-state.sh</w:t>
-      </w:r>
-      <w:r>
-        <w:t xml:space="preserve"> </w:t>
-      </w:r>
-      <w:r>
-        <w:t xml:space="preserve">— provider dirs included in merge targets</w:t>
-      </w:r>
-    </w:p>
-    <w:p>
-      <w:pPr>
-        <w:pStyle w:val="Compact"/>
-        <w:numPr>
-          <w:ilvl w:val="0"/>
-          <w:numId w:val="1043"/>
-        </w:numPr>
-      </w:pPr>
-      <w:r>
-        <w:rPr>
-          <w:rStyle w:val="VerbatimChar"/>
-        </w:rPr>
-        <w:t xml:space="preserve">scripts/lib.sh</w:t>
-      </w:r>
-      <w:r>
-        <w:t xml:space="preserve"> </w:t>
-      </w:r>
-      <w:r>
-        <w:t xml:space="preserve">—</w:t>
-      </w:r>
-      <w:r>
-        <w:t xml:space="preserve"> </w:t>
-      </w:r>
-      <w:r>
-        <w:rPr>
-          <w:rStyle w:val="VerbatimChar"/>
-        </w:rPr>
-        <w:t xml:space="preserve">cma_run_provider</w:t>
-      </w:r>
-      <w:r>
-        <w:t xml:space="preserve"> </w:t>
-      </w:r>
-      <w:r>
-        <w:t xml:space="preserve">wrapper updated with sync-state pull/push</w:t>
-      </w:r>
-    </w:p>
-    <w:p>
-      <w:pPr>
-        <w:pStyle w:val="Compact"/>
-        <w:numPr>
-          <w:ilvl w:val="0"/>
-          <w:numId w:val="1043"/>
-        </w:numPr>
-      </w:pPr>
-      <w:r>
-        <w:t xml:space="preserve">Alias file</w:t>
-      </w:r>
-      <w:r>
-        <w:t xml:space="preserve"> </w:t>
-      </w:r>
-      <w:r>
-        <w:rPr>
-          <w:rStyle w:val="VerbatimChar"/>
-        </w:rPr>
-        <w:t xml:space="preserve">aliases.sh</w:t>
-      </w:r>
-      <w:r>
-        <w:t xml:space="preserve"> </w:t>
-      </w:r>
-      <w:r>
-        <w:t xml:space="preserve">— updated</w:t>
-      </w:r>
-      <w:r>
-        <w:t xml:space="preserve"> </w:t>
-      </w:r>
-      <w:r>
-        <w:rPr>
-          <w:rStyle w:val="VerbatimChar"/>
-        </w:rPr>
-        <w:t xml:space="preserve">cma_run_provider</w:t>
-      </w:r>
-      <w:r>
-        <w:t xml:space="preserve"> </w:t>
-      </w:r>
-      <w:r>
-        <w:t xml:space="preserve">function (re-installed)</w:t>
-      </w:r>
-    </w:p>
-    <w:bookmarkEnd w:id="66"/>
-    <w:bookmarkStart w:id="67" w:name="full-test-suite-2"/>
-    <w:p>
-      <w:pPr>
-        <w:pStyle w:val="Heading3"/>
-      </w:pPr>
-      <w:r>
-        <w:t xml:space="preserve">Full test suite</w:t>
-      </w:r>
-    </w:p>
-    <w:p>
-      <w:pPr>
-        <w:pStyle w:val="Compact"/>
-        <w:numPr>
-          <w:ilvl w:val="0"/>
-          <w:numId w:val="1044"/>
-        </w:numPr>
-      </w:pPr>
-      <w:r>
-        <w:t xml:space="preserve">8/8 test files passed (ALL GREEN), 0 failures. Providers test includes 10 new</w:t>
-      </w:r>
-      <w:r>
-        <w:t xml:space="preserve"> </w:t>
-      </w:r>
-      <w:r>
-        <w:t xml:space="preserve">assertions for cross-alias session visibility.</w:t>
-      </w:r>
-    </w:p>
-    <w:bookmarkEnd w:id="67"/>
-    <w:bookmarkStart w:id="68" w:name="how-it-works"/>
-    <w:p>
-      <w:pPr>
-        <w:pStyle w:val="Heading3"/>
-      </w:pPr>
-      <w:r>
-        <w:t xml:space="preserve">How it works</w:t>
-      </w:r>
-    </w:p>
-    <w:p>
-      <w:pPr>
-        <w:pStyle w:val="Compact"/>
-        <w:numPr>
-          <w:ilvl w:val="0"/>
-          <w:numId w:val="1045"/>
-        </w:numPr>
-      </w:pPr>
-      <w:r>
-        <w:rPr>
-          <w:rStyle w:val="VerbatimChar"/>
-        </w:rPr>
-        <w:t xml:space="preserve">claude-sync-state pull</w:t>
-      </w:r>
-      <w:r>
-        <w:t xml:space="preserve"> </w:t>
-      </w:r>
-      <w:r>
-        <w:t xml:space="preserve">merges every account's + provider's</w:t>
-      </w:r>
-      <w:r>
-        <w:t xml:space="preserve"> </w:t>
-      </w:r>
-      <w:r>
-        <w:rPr>
-          <w:rStyle w:val="VerbatimChar"/>
-        </w:rPr>
-        <w:t xml:space="preserve">.claude.json</w:t>
-      </w:r>
-      <w:r>
-        <w:t xml:space="preserve"> </w:t>
-      </w:r>
-      <w:r>
-        <w:t xml:space="preserve">into</w:t>
-      </w:r>
-      <w:r>
-        <w:t xml:space="preserve"> </w:t>
-      </w:r>
-      <w:r>
-        <w:t xml:space="preserve">the launching dir before Claude Code starts (including</w:t>
-      </w:r>
-      <w:r>
-        <w:t xml:space="preserve"> </w:t>
-      </w:r>
-      <w:r>
-        <w:rPr>
-          <w:rStyle w:val="VerbatimChar"/>
-        </w:rPr>
-        <w:t xml:space="preserve">lastSessionId</w:t>
-      </w:r>
-      <w:r>
-        <w:t xml:space="preserve">,</w:t>
-      </w:r>
-      <w:r>
-        <w:t xml:space="preserve"> </w:t>
-      </w:r>
-      <w:r>
-        <w:rPr>
-          <w:rStyle w:val="VerbatimChar"/>
-        </w:rPr>
-        <w:t xml:space="preserve">allowedTools</w:t>
-      </w:r>
-      <w:r>
-        <w:t xml:space="preserve">, MCP config, etc.).</w:t>
-      </w:r>
-    </w:p>
-    <w:p>
-      <w:pPr>
-        <w:pStyle w:val="Compact"/>
-        <w:numPr>
-          <w:ilvl w:val="0"/>
-          <w:numId w:val="1045"/>
-        </w:numPr>
-      </w:pPr>
-      <w:r>
-        <w:t xml:space="preserve">Claude Code launches with the merged state —</w:t>
-      </w:r>
-      <w:r>
-        <w:t xml:space="preserve"> </w:t>
-      </w:r>
-      <w:r>
-        <w:rPr>
-          <w:rStyle w:val="VerbatimChar"/>
-        </w:rPr>
-        <w:t xml:space="preserve">/resume</w:t>
-      </w:r>
-      <w:r>
-        <w:t xml:space="preserve"> </w:t>
-      </w:r>
-      <w:r>
-        <w:t xml:space="preserve">sees all sessions.</w:t>
-      </w:r>
-    </w:p>
-    <w:p>
-      <w:pPr>
-        <w:pStyle w:val="Compact"/>
-        <w:numPr>
-          <w:ilvl w:val="0"/>
-          <w:numId w:val="1045"/>
-        </w:numPr>
-      </w:pPr>
-      <w:r>
-        <w:rPr>
-          <w:rStyle w:val="VerbatimChar"/>
-        </w:rPr>
-        <w:t xml:space="preserve">claude-sync-state push</w:t>
-      </w:r>
-      <w:r>
-        <w:t xml:space="preserve"> </w:t>
-      </w:r>
-      <w:r>
-        <w:t xml:space="preserve">merges the post-session</w:t>
-      </w:r>
-      <w:r>
-        <w:t xml:space="preserve"> </w:t>
-      </w:r>
-      <w:r>
-        <w:rPr>
-          <w:rStyle w:val="VerbatimChar"/>
-        </w:rPr>
-        <w:t xml:space="preserve">.claude.json</w:t>
-      </w:r>
-      <w:r>
-        <w:t xml:space="preserve"> </w:t>
-      </w:r>
-      <w:r>
-        <w:t xml:space="preserve">back out after</w:t>
-      </w:r>
-      <w:r>
-        <w:t xml:space="preserve"> </w:t>
-      </w:r>
-      <w:r>
-        <w:t xml:space="preserve">exit, so the next alias to launch picks up the new session.</w:t>
-      </w:r>
-    </w:p>
-    <w:p>
-      <w:pPr>
-        <w:pStyle w:val="Compact"/>
-        <w:numPr>
-          <w:ilvl w:val="0"/>
-          <w:numId w:val="1045"/>
-        </w:numPr>
-      </w:pPr>
-      <w:r>
-        <w:t xml:space="preserve">The</w:t>
-      </w:r>
-      <w:r>
-        <w:t xml:space="preserve"> </w:t>
-      </w:r>
-      <w:r>
-        <w:rPr>
-          <w:rStyle w:val="VerbatimChar"/>
-        </w:rPr>
-        <w:t xml:space="preserve">sessions/</w:t>
-      </w:r>
-      <w:r>
-        <w:t xml:space="preserve"> </w:t>
-      </w:r>
-      <w:r>
-        <w:t xml:space="preserve">directory was already shared via symlink — this release ensures</w:t>
-      </w:r>
-      <w:r>
-        <w:t xml:space="preserve"> </w:t>
-      </w:r>
-      <w:r>
-        <w:rPr>
-          <w:rStyle w:val="VerbatimChar"/>
-        </w:rPr>
-        <w:t xml:space="preserve">.claude.json</w:t>
-      </w:r>
-      <w:r>
-        <w:t xml:space="preserve"> </w:t>
-      </w:r>
-      <w:r>
-        <w:t xml:space="preserve">project settings are also merged.</w:t>
-      </w:r>
-    </w:p>
-    <w:bookmarkEnd w:id="68"/>
-    <w:bookmarkStart w:id="69" w:name="performance"/>
-    <w:p>
-      <w:pPr>
-        <w:pStyle w:val="Heading3"/>
-      </w:pPr>
-      <w:r>
-        <w:t xml:space="preserve">Performance</w:t>
-      </w:r>
-    </w:p>
-    <w:p>
-      <w:pPr>
-        <w:pStyle w:val="Compact"/>
-        <w:numPr>
-          <w:ilvl w:val="0"/>
-          <w:numId w:val="1046"/>
-        </w:numPr>
-      </w:pPr>
-      <w:r>
-        <w:t xml:space="preserve">Adds ~1-2 seconds overhead per provider launch (jq merge of</w:t>
-      </w:r>
-      <w:r>
-        <w:t xml:space="preserve"> </w:t>
-      </w:r>
-      <w:r>
-        <w:rPr>
-          <w:rStyle w:val="VerbatimChar"/>
-        </w:rPr>
-        <w:t xml:space="preserve">.claude.json</w:t>
-      </w:r>
-      <w:r>
-        <w:t xml:space="preserve"> </w:t>
-      </w:r>
-      <w:r>
-        <w:t xml:space="preserve">across</w:t>
-      </w:r>
-      <w:r>
-        <w:t xml:space="preserve"> </w:t>
-      </w:r>
-      <w:r>
-        <w:t xml:space="preserve">all dirs). Same overhead that</w:t>
-      </w:r>
-      <w:r>
-        <w:t xml:space="preserve"> </w:t>
-      </w:r>
-      <w:r>
-        <w:rPr>
-          <w:rStyle w:val="VerbatimChar"/>
-        </w:rPr>
-        <w:t xml:space="preserve">claudeN</w:t>
-      </w:r>
-      <w:r>
-        <w:t xml:space="preserve"> </w:t>
-      </w:r>
-      <w:r>
-        <w:t xml:space="preserve">aliases already have.</w:t>
       </w:r>
     </w:p>
     <w:bookmarkEnd w:id="69"/>
     <w:bookmarkEnd w:id="70"/>
-    <w:bookmarkStart w:id="76" w:name="X94bd8505e6816e99bb68c98ba9db4e75c90bada"/>
+    <w:bookmarkStart w:id="76" w:name="X5ad0f70f3980797749c315bc1bf8b5a98a591cc"/>
     <w:p>
       <w:pPr>
         <w:pStyle w:val="Heading2"/>
       </w:pPr>
       <w:r>
+        <w:t xml:space="preserve">v1.5.0 — 2026-06-20 — Cross-alias session visibility</w:t>
+      </w:r>
+    </w:p>
+    <w:bookmarkStart w:id="71" w:name="added-7"/>
+    <w:p>
+      <w:pPr>
+        <w:pStyle w:val="Heading3"/>
+      </w:pPr>
+      <w:r>
+        <w:t xml:space="preserve">Added</w:t>
+      </w:r>
+    </w:p>
+    <w:p>
+      <w:pPr>
+        <w:pStyle w:val="Compact"/>
+        <w:numPr>
+          <w:ilvl w:val="0"/>
+          <w:numId w:val="1047"/>
+        </w:numPr>
+      </w:pPr>
+      <w:r>
+        <w:rPr>
+          <w:b/>
+          <w:bCs/>
+        </w:rPr>
+        <w:t xml:space="preserve">Cross-alias session visibility</w:t>
+      </w:r>
+      <w:r>
+        <w:t xml:space="preserve"> </w:t>
+      </w:r>
+      <w:r>
+        <w:t xml:space="preserve">— sessions created under ANY alias (</w:t>
+      </w:r>
+      <w:r>
+        <w:rPr>
+          <w:rStyle w:val="VerbatimChar"/>
+        </w:rPr>
+        <w:t xml:space="preserve">claudeN</w:t>
+      </w:r>
+      <w:r>
+        <w:t xml:space="preserve">,</w:t>
+      </w:r>
+      <w:r>
+        <w:t xml:space="preserve"> </w:t>
+      </w:r>
+      <w:r>
+        <w:rPr>
+          <w:rStyle w:val="VerbatimChar"/>
+        </w:rPr>
+        <w:t xml:space="preserve">deepseek</w:t>
+      </w:r>
+      <w:r>
+        <w:t xml:space="preserve">,</w:t>
+      </w:r>
+      <w:r>
+        <w:t xml:space="preserve"> </w:t>
+      </w:r>
+      <w:r>
+        <w:rPr>
+          <w:rStyle w:val="VerbatimChar"/>
+        </w:rPr>
+        <w:t xml:space="preserve">opencode</w:t>
+      </w:r>
+      <w:r>
+        <w:t xml:space="preserve">,</w:t>
+      </w:r>
+      <w:r>
+        <w:t xml:space="preserve"> </w:t>
+      </w:r>
+      <w:r>
+        <w:rPr>
+          <w:rStyle w:val="VerbatimChar"/>
+        </w:rPr>
+        <w:t xml:space="preserve">xiaomi</w:t>
+      </w:r>
+      <w:r>
+        <w:t xml:space="preserve">, etc.) are now visible from every other alias</w:t>
+      </w:r>
+      <w:r>
+        <w:t xml:space="preserve"> </w:t>
+      </w:r>
+      <w:r>
+        <w:t xml:space="preserve">via</w:t>
+      </w:r>
+      <w:r>
+        <w:t xml:space="preserve"> </w:t>
+      </w:r>
+      <w:r>
+        <w:rPr>
+          <w:rStyle w:val="VerbatimChar"/>
+        </w:rPr>
+        <w:t xml:space="preserve">/resume</w:t>
+      </w:r>
+      <w:r>
+        <w:t xml:space="preserve">. Memory, project settings, and session data are fully shared across</w:t>
+      </w:r>
+      <w:r>
+        <w:t xml:space="preserve"> </w:t>
+      </w:r>
+      <w:r>
+        <w:t xml:space="preserve">all accounts and providers.</w:t>
+      </w:r>
+    </w:p>
+    <w:p>
+      <w:pPr>
+        <w:pStyle w:val="Compact"/>
+        <w:numPr>
+          <w:ilvl w:val="0"/>
+          <w:numId w:val="1047"/>
+        </w:numPr>
+      </w:pPr>
+      <w:r>
+        <w:rPr>
+          <w:rStyle w:val="VerbatimChar"/>
+          <w:b/>
+          <w:bCs/>
+        </w:rPr>
+        <w:t xml:space="preserve">claude-sync-state.sh</w:t>
+      </w:r>
+      <w:r>
+        <w:rPr>
+          <w:b/>
+          <w:bCs/>
+        </w:rPr>
+        <w:t xml:space="preserve"> </w:t>
+      </w:r>
+      <w:r>
+        <w:rPr>
+          <w:b/>
+          <w:bCs/>
+        </w:rPr>
+        <w:t xml:space="preserve">extended</w:t>
+      </w:r>
+      <w:r>
+        <w:t xml:space="preserve"> </w:t>
+      </w:r>
+      <w:r>
+        <w:t xml:space="preserve">— now discovers provider dirs</w:t>
+      </w:r>
+      <w:r>
+        <w:t xml:space="preserve"> </w:t>
+      </w:r>
+      <w:r>
+        <w:t xml:space="preserve">(</w:t>
+      </w:r>
+      <w:r>
+        <w:rPr>
+          <w:rStyle w:val="VerbatimChar"/>
+        </w:rPr>
+        <w:t xml:space="preserve">~/.claude-prov-*</w:t>
+      </w:r>
+      <w:r>
+        <w:t xml:space="preserve">) alongside account dirs for its</w:t>
+      </w:r>
+      <w:r>
+        <w:t xml:space="preserve"> </w:t>
+      </w:r>
+      <w:r>
+        <w:rPr>
+          <w:rStyle w:val="VerbatimChar"/>
+        </w:rPr>
+        <w:t xml:space="preserve">.claude.json</w:t>
+      </w:r>
+      <w:r>
+        <w:t xml:space="preserve"> </w:t>
+      </w:r>
+      <w:r>
+        <w:t xml:space="preserve">merge. Provider</w:t>
+      </w:r>
+      <w:r>
+        <w:t xml:space="preserve"> </w:t>
+      </w:r>
+      <w:r>
+        <w:t xml:space="preserve">sessions participate in the same lightweight jq merge that keeps account sessions</w:t>
+      </w:r>
+      <w:r>
+        <w:t xml:space="preserve"> </w:t>
+      </w:r>
+      <w:r>
+        <w:t xml:space="preserve">in sync.</w:t>
+      </w:r>
+    </w:p>
+    <w:p>
+      <w:pPr>
+        <w:pStyle w:val="Compact"/>
+        <w:numPr>
+          <w:ilvl w:val="0"/>
+          <w:numId w:val="1047"/>
+        </w:numPr>
+      </w:pPr>
+      <w:r>
+        <w:rPr>
+          <w:rStyle w:val="VerbatimChar"/>
+          <w:b/>
+          <w:bCs/>
+        </w:rPr>
+        <w:t xml:space="preserve">cma_run_provider</w:t>
+      </w:r>
+      <w:r>
+        <w:rPr>
+          <w:b/>
+          <w:bCs/>
+        </w:rPr>
+        <w:t xml:space="preserve"> </w:t>
+      </w:r>
+      <w:r>
+        <w:rPr>
+          <w:b/>
+          <w:bCs/>
+        </w:rPr>
+        <w:t xml:space="preserve">sync-state hooks</w:t>
+      </w:r>
+      <w:r>
+        <w:t xml:space="preserve"> </w:t>
+      </w:r>
+      <w:r>
+        <w:t xml:space="preserve">— the provider wrapper now calls</w:t>
+      </w:r>
+      <w:r>
+        <w:t xml:space="preserve"> </w:t>
+      </w:r>
+      <w:r>
+        <w:rPr>
+          <w:rStyle w:val="VerbatimChar"/>
+        </w:rPr>
+        <w:t xml:space="preserve">claude-sync-state pull</w:t>
+      </w:r>
+      <w:r>
+        <w:t xml:space="preserve"> </w:t>
+      </w:r>
+      <w:r>
+        <w:t xml:space="preserve">before launch and</w:t>
+      </w:r>
+      <w:r>
+        <w:t xml:space="preserve"> </w:t>
+      </w:r>
+      <w:r>
+        <w:rPr>
+          <w:rStyle w:val="VerbatimChar"/>
+        </w:rPr>
+        <w:t xml:space="preserve">claude-sync-state push</w:t>
+      </w:r>
+      <w:r>
+        <w:t xml:space="preserve"> </w:t>
+      </w:r>
+      <w:r>
+        <w:t xml:space="preserve">after exit,</w:t>
+      </w:r>
+      <w:r>
+        <w:t xml:space="preserve"> </w:t>
+      </w:r>
+      <w:r>
+        <w:t xml:space="preserve">matching the</w:t>
+      </w:r>
+      <w:r>
+        <w:t xml:space="preserve"> </w:t>
+      </w:r>
+      <w:r>
+        <w:rPr>
+          <w:rStyle w:val="VerbatimChar"/>
+        </w:rPr>
+        <w:t xml:space="preserve">cma_run</w:t>
+      </w:r>
+      <w:r>
+        <w:t xml:space="preserve"> </w:t>
+      </w:r>
+      <w:r>
+        <w:t xml:space="preserve">pattern. Previously provider sessions were intentionally</w:t>
+      </w:r>
+      <w:r>
+        <w:t xml:space="preserve"> </w:t>
+      </w:r>
+      <w:r>
+        <w:t xml:space="preserve">excluded from sync; now they participate fully.</w:t>
+      </w:r>
+    </w:p>
+    <w:p>
+      <w:pPr>
+        <w:pStyle w:val="Compact"/>
+        <w:numPr>
+          <w:ilvl w:val="0"/>
+          <w:numId w:val="1047"/>
+        </w:numPr>
+      </w:pPr>
+      <w:r>
+        <w:rPr>
+          <w:b/>
+          <w:bCs/>
+        </w:rPr>
+        <w:t xml:space="preserve">Sandbox test coverage</w:t>
+      </w:r>
+      <w:r>
+        <w:t xml:space="preserve">: 10 new assertions proving cross-alias merge (sessions</w:t>
+      </w:r>
+      <w:r>
+        <w:t xml:space="preserve"> </w:t>
+      </w:r>
+      <w:r>
+        <w:t xml:space="preserve">from account→provider, provider→account, account→account all visible after sync).</w:t>
+      </w:r>
+      <w:r>
+        <w:t xml:space="preserve"> </w:t>
+      </w:r>
+      <w:r>
+        <w:t xml:space="preserve">Providers test 90 → 100 assertions.</w:t>
+      </w:r>
+    </w:p>
+    <w:p>
+      <w:pPr>
+        <w:pStyle w:val="Compact"/>
+        <w:numPr>
+          <w:ilvl w:val="0"/>
+          <w:numId w:val="1047"/>
+        </w:numPr>
+      </w:pPr>
+      <w:r>
+        <w:rPr>
+          <w:b/>
+          <w:bCs/>
+        </w:rPr>
+        <w:t xml:space="preserve">Live verification</w:t>
+      </w:r>
+      <w:r>
+        <w:t xml:space="preserve">:</w:t>
+      </w:r>
+      <w:r>
+        <w:t xml:space="preserve"> </w:t>
+      </w:r>
+      <w:r>
+        <w:rPr>
+          <w:rStyle w:val="VerbatimChar"/>
+        </w:rPr>
+        <w:t xml:space="preserve">lastSessionId</w:t>
+      </w:r>
+      <w:r>
+        <w:t xml:space="preserve"> </w:t>
+      </w:r>
+      <w:r>
+        <w:t xml:space="preserve">for a real project confirmed identical across</w:t>
+      </w:r>
+      <w:r>
+        <w:t xml:space="preserve"> </w:t>
+      </w:r>
+      <w:r>
+        <w:t xml:space="preserve">all dirs (3 accounts + 1 provider). 61 projects merged in every</w:t>
+      </w:r>
+      <w:r>
+        <w:t xml:space="preserve"> </w:t>
+      </w:r>
+      <w:r>
+        <w:rPr>
+          <w:rStyle w:val="VerbatimChar"/>
+        </w:rPr>
+        <w:t xml:space="preserve">.claude.json</w:t>
+      </w:r>
+      <w:r>
+        <w:t xml:space="preserve">.</w:t>
+      </w:r>
+      <w:r>
+        <w:t xml:space="preserve"> </w:t>
+      </w:r>
+      <w:r>
+        <w:t xml:space="preserve">Evidence in</w:t>
+      </w:r>
+      <w:r>
+        <w:t xml:space="preserve"> </w:t>
+      </w:r>
+      <w:r>
+        <w:rPr>
+          <w:rStyle w:val="VerbatimChar"/>
+        </w:rPr>
+        <w:t xml:space="preserve">scripts/tests/proof/80-cross-alias-sessions.txt</w:t>
+      </w:r>
+      <w:r>
+        <w:t xml:space="preserve">.</w:t>
+      </w:r>
+    </w:p>
+    <w:bookmarkEnd w:id="71"/>
+    <w:bookmarkStart w:id="72" w:name="changed-3"/>
+    <w:p>
+      <w:pPr>
+        <w:pStyle w:val="Heading3"/>
+      </w:pPr>
+      <w:r>
+        <w:t xml:space="preserve">Changed</w:t>
+      </w:r>
+    </w:p>
+    <w:p>
+      <w:pPr>
+        <w:pStyle w:val="Compact"/>
+        <w:numPr>
+          <w:ilvl w:val="0"/>
+          <w:numId w:val="1048"/>
+        </w:numPr>
+      </w:pPr>
+      <w:r>
+        <w:rPr>
+          <w:rStyle w:val="VerbatimChar"/>
+        </w:rPr>
+        <w:t xml:space="preserve">scripts/claude-sync-state.sh</w:t>
+      </w:r>
+      <w:r>
+        <w:t xml:space="preserve"> </w:t>
+      </w:r>
+      <w:r>
+        <w:t xml:space="preserve">— provider dirs included in merge targets</w:t>
+      </w:r>
+    </w:p>
+    <w:p>
+      <w:pPr>
+        <w:pStyle w:val="Compact"/>
+        <w:numPr>
+          <w:ilvl w:val="0"/>
+          <w:numId w:val="1048"/>
+        </w:numPr>
+      </w:pPr>
+      <w:r>
+        <w:rPr>
+          <w:rStyle w:val="VerbatimChar"/>
+        </w:rPr>
+        <w:t xml:space="preserve">scripts/lib.sh</w:t>
+      </w:r>
+      <w:r>
+        <w:t xml:space="preserve"> </w:t>
+      </w:r>
+      <w:r>
+        <w:t xml:space="preserve">—</w:t>
+      </w:r>
+      <w:r>
+        <w:t xml:space="preserve"> </w:t>
+      </w:r>
+      <w:r>
+        <w:rPr>
+          <w:rStyle w:val="VerbatimChar"/>
+        </w:rPr>
+        <w:t xml:space="preserve">cma_run_provider</w:t>
+      </w:r>
+      <w:r>
+        <w:t xml:space="preserve"> </w:t>
+      </w:r>
+      <w:r>
+        <w:t xml:space="preserve">wrapper updated with sync-state pull/push</w:t>
+      </w:r>
+    </w:p>
+    <w:p>
+      <w:pPr>
+        <w:pStyle w:val="Compact"/>
+        <w:numPr>
+          <w:ilvl w:val="0"/>
+          <w:numId w:val="1048"/>
+        </w:numPr>
+      </w:pPr>
+      <w:r>
+        <w:t xml:space="preserve">Alias file</w:t>
+      </w:r>
+      <w:r>
+        <w:t xml:space="preserve"> </w:t>
+      </w:r>
+      <w:r>
+        <w:rPr>
+          <w:rStyle w:val="VerbatimChar"/>
+        </w:rPr>
+        <w:t xml:space="preserve">aliases.sh</w:t>
+      </w:r>
+      <w:r>
+        <w:t xml:space="preserve"> </w:t>
+      </w:r>
+      <w:r>
+        <w:t xml:space="preserve">— updated</w:t>
+      </w:r>
+      <w:r>
+        <w:t xml:space="preserve"> </w:t>
+      </w:r>
+      <w:r>
+        <w:rPr>
+          <w:rStyle w:val="VerbatimChar"/>
+        </w:rPr>
+        <w:t xml:space="preserve">cma_run_provider</w:t>
+      </w:r>
+      <w:r>
+        <w:t xml:space="preserve"> </w:t>
+      </w:r>
+      <w:r>
+        <w:t xml:space="preserve">function (re-installed)</w:t>
+      </w:r>
+    </w:p>
+    <w:bookmarkEnd w:id="72"/>
+    <w:bookmarkStart w:id="73" w:name="full-test-suite-2"/>
+    <w:p>
+      <w:pPr>
+        <w:pStyle w:val="Heading3"/>
+      </w:pPr>
+      <w:r>
+        <w:t xml:space="preserve">Full test suite</w:t>
+      </w:r>
+    </w:p>
+    <w:p>
+      <w:pPr>
+        <w:pStyle w:val="Compact"/>
+        <w:numPr>
+          <w:ilvl w:val="0"/>
+          <w:numId w:val="1049"/>
+        </w:numPr>
+      </w:pPr>
+      <w:r>
+        <w:t xml:space="preserve">8/8 test files passed (ALL GREEN), 0 failures. Providers test includes 10 new</w:t>
+      </w:r>
+      <w:r>
+        <w:t xml:space="preserve"> </w:t>
+      </w:r>
+      <w:r>
+        <w:t xml:space="preserve">assertions for cross-alias session visibility.</w:t>
+      </w:r>
+    </w:p>
+    <w:bookmarkEnd w:id="73"/>
+    <w:bookmarkStart w:id="74" w:name="how-it-works"/>
+    <w:p>
+      <w:pPr>
+        <w:pStyle w:val="Heading3"/>
+      </w:pPr>
+      <w:r>
+        <w:t xml:space="preserve">How it works</w:t>
+      </w:r>
+    </w:p>
+    <w:p>
+      <w:pPr>
+        <w:pStyle w:val="Compact"/>
+        <w:numPr>
+          <w:ilvl w:val="0"/>
+          <w:numId w:val="1050"/>
+        </w:numPr>
+      </w:pPr>
+      <w:r>
+        <w:rPr>
+          <w:rStyle w:val="VerbatimChar"/>
+        </w:rPr>
+        <w:t xml:space="preserve">claude-sync-state pull</w:t>
+      </w:r>
+      <w:r>
+        <w:t xml:space="preserve"> </w:t>
+      </w:r>
+      <w:r>
+        <w:t xml:space="preserve">merges every account's + provider's</w:t>
+      </w:r>
+      <w:r>
+        <w:t xml:space="preserve"> </w:t>
+      </w:r>
+      <w:r>
+        <w:rPr>
+          <w:rStyle w:val="VerbatimChar"/>
+        </w:rPr>
+        <w:t xml:space="preserve">.claude.json</w:t>
+      </w:r>
+      <w:r>
+        <w:t xml:space="preserve"> </w:t>
+      </w:r>
+      <w:r>
+        <w:t xml:space="preserve">into</w:t>
+      </w:r>
+      <w:r>
+        <w:t xml:space="preserve"> </w:t>
+      </w:r>
+      <w:r>
+        <w:t xml:space="preserve">the launching dir before Claude Code starts (including</w:t>
+      </w:r>
+      <w:r>
+        <w:t xml:space="preserve"> </w:t>
+      </w:r>
+      <w:r>
+        <w:rPr>
+          <w:rStyle w:val="VerbatimChar"/>
+        </w:rPr>
+        <w:t xml:space="preserve">lastSessionId</w:t>
+      </w:r>
+      <w:r>
+        <w:t xml:space="preserve">,</w:t>
+      </w:r>
+      <w:r>
+        <w:t xml:space="preserve"> </w:t>
+      </w:r>
+      <w:r>
+        <w:rPr>
+          <w:rStyle w:val="VerbatimChar"/>
+        </w:rPr>
+        <w:t xml:space="preserve">allowedTools</w:t>
+      </w:r>
+      <w:r>
+        <w:t xml:space="preserve">, MCP config, etc.).</w:t>
+      </w:r>
+    </w:p>
+    <w:p>
+      <w:pPr>
+        <w:pStyle w:val="Compact"/>
+        <w:numPr>
+          <w:ilvl w:val="0"/>
+          <w:numId w:val="1050"/>
+        </w:numPr>
+      </w:pPr>
+      <w:r>
+        <w:t xml:space="preserve">Claude Code launches with the merged state —</w:t>
+      </w:r>
+      <w:r>
+        <w:t xml:space="preserve"> </w:t>
+      </w:r>
+      <w:r>
+        <w:rPr>
+          <w:rStyle w:val="VerbatimChar"/>
+        </w:rPr>
+        <w:t xml:space="preserve">/resume</w:t>
+      </w:r>
+      <w:r>
+        <w:t xml:space="preserve"> </w:t>
+      </w:r>
+      <w:r>
+        <w:t xml:space="preserve">sees all sessions.</w:t>
+      </w:r>
+    </w:p>
+    <w:p>
+      <w:pPr>
+        <w:pStyle w:val="Compact"/>
+        <w:numPr>
+          <w:ilvl w:val="0"/>
+          <w:numId w:val="1050"/>
+        </w:numPr>
+      </w:pPr>
+      <w:r>
+        <w:rPr>
+          <w:rStyle w:val="VerbatimChar"/>
+        </w:rPr>
+        <w:t xml:space="preserve">claude-sync-state push</w:t>
+      </w:r>
+      <w:r>
+        <w:t xml:space="preserve"> </w:t>
+      </w:r>
+      <w:r>
+        <w:t xml:space="preserve">merges the post-session</w:t>
+      </w:r>
+      <w:r>
+        <w:t xml:space="preserve"> </w:t>
+      </w:r>
+      <w:r>
+        <w:rPr>
+          <w:rStyle w:val="VerbatimChar"/>
+        </w:rPr>
+        <w:t xml:space="preserve">.claude.json</w:t>
+      </w:r>
+      <w:r>
+        <w:t xml:space="preserve"> </w:t>
+      </w:r>
+      <w:r>
+        <w:t xml:space="preserve">back out after</w:t>
+      </w:r>
+      <w:r>
+        <w:t xml:space="preserve"> </w:t>
+      </w:r>
+      <w:r>
+        <w:t xml:space="preserve">exit, so the next alias to launch picks up the new session.</w:t>
+      </w:r>
+    </w:p>
+    <w:p>
+      <w:pPr>
+        <w:pStyle w:val="Compact"/>
+        <w:numPr>
+          <w:ilvl w:val="0"/>
+          <w:numId w:val="1050"/>
+        </w:numPr>
+      </w:pPr>
+      <w:r>
+        <w:t xml:space="preserve">The</w:t>
+      </w:r>
+      <w:r>
+        <w:t xml:space="preserve"> </w:t>
+      </w:r>
+      <w:r>
+        <w:rPr>
+          <w:rStyle w:val="VerbatimChar"/>
+        </w:rPr>
+        <w:t xml:space="preserve">sessions/</w:t>
+      </w:r>
+      <w:r>
+        <w:t xml:space="preserve"> </w:t>
+      </w:r>
+      <w:r>
+        <w:t xml:space="preserve">directory was already shared via symlink — this release ensures</w:t>
+      </w:r>
+      <w:r>
+        <w:t xml:space="preserve"> </w:t>
+      </w:r>
+      <w:r>
+        <w:rPr>
+          <w:rStyle w:val="VerbatimChar"/>
+        </w:rPr>
+        <w:t xml:space="preserve">.claude.json</w:t>
+      </w:r>
+      <w:r>
+        <w:t xml:space="preserve"> </w:t>
+      </w:r>
+      <w:r>
+        <w:t xml:space="preserve">project settings are also merged.</w:t>
+      </w:r>
+    </w:p>
+    <w:bookmarkEnd w:id="74"/>
+    <w:bookmarkStart w:id="75" w:name="performance"/>
+    <w:p>
+      <w:pPr>
+        <w:pStyle w:val="Heading3"/>
+      </w:pPr>
+      <w:r>
+        <w:t xml:space="preserve">Performance</w:t>
+      </w:r>
+    </w:p>
+    <w:p>
+      <w:pPr>
+        <w:pStyle w:val="Compact"/>
+        <w:numPr>
+          <w:ilvl w:val="0"/>
+          <w:numId w:val="1051"/>
+        </w:numPr>
+      </w:pPr>
+      <w:r>
+        <w:t xml:space="preserve">Adds ~1-2 seconds overhead per provider launch (jq merge of</w:t>
+      </w:r>
+      <w:r>
+        <w:t xml:space="preserve"> </w:t>
+      </w:r>
+      <w:r>
+        <w:rPr>
+          <w:rStyle w:val="VerbatimChar"/>
+        </w:rPr>
+        <w:t xml:space="preserve">.claude.json</w:t>
+      </w:r>
+      <w:r>
+        <w:t xml:space="preserve"> </w:t>
+      </w:r>
+      <w:r>
+        <w:t xml:space="preserve">across</w:t>
+      </w:r>
+      <w:r>
+        <w:t xml:space="preserve"> </w:t>
+      </w:r>
+      <w:r>
+        <w:t xml:space="preserve">all dirs). Same overhead that</w:t>
+      </w:r>
+      <w:r>
+        <w:t xml:space="preserve"> </w:t>
+      </w:r>
+      <w:r>
+        <w:rPr>
+          <w:rStyle w:val="VerbatimChar"/>
+        </w:rPr>
+        <w:t xml:space="preserve">claudeN</w:t>
+      </w:r>
+      <w:r>
+        <w:t xml:space="preserve"> </w:t>
+      </w:r>
+      <w:r>
+        <w:t xml:space="preserve">aliases already have.</w:t>
+      </w:r>
+    </w:p>
+    <w:bookmarkEnd w:id="75"/>
+    <w:bookmarkEnd w:id="76"/>
+    <w:bookmarkStart w:id="82" w:name="X94bd8505e6816e99bb68c98ba9db4e75c90bada"/>
+    <w:p>
+      <w:pPr>
+        <w:pStyle w:val="Heading2"/>
+      </w:pPr>
+      <w:r>
         <w:t xml:space="preserve">v1.4.0 — 2026-06-20 — OpenCode Zen provider alias</w:t>
       </w:r>
     </w:p>
-    <w:bookmarkStart w:id="72" w:name="added-8"/>
+    <w:bookmarkStart w:id="78" w:name="added-8"/>
     <w:p>
       <w:pPr>
         <w:pStyle w:val="Heading3"/>
@@ -7607,7 +8998,7 @@
         <w:pStyle w:val="Compact"/>
         <w:numPr>
           <w:ilvl w:val="0"/>
-          <w:numId w:val="1047"/>
+          <w:numId w:val="1052"/>
         </w:numPr>
       </w:pPr>
       <w:r>
@@ -7641,7 +9032,7 @@
       <w:r>
         <w:t xml:space="preserve"> </w:t>
       </w:r>
-      <w:hyperlink r:id="rId71">
+      <w:hyperlink r:id="rId77">
         <w:r>
           <w:rPr>
             <w:rStyle w:val="Hyperlink"/>
@@ -7723,7 +9114,7 @@
         <w:pStyle w:val="Compact"/>
         <w:numPr>
           <w:ilvl w:val="0"/>
-          <w:numId w:val="1047"/>
+          <w:numId w:val="1052"/>
         </w:numPr>
       </w:pPr>
       <w:r>
@@ -7820,7 +9211,7 @@
         <w:pStyle w:val="Compact"/>
         <w:numPr>
           <w:ilvl w:val="0"/>
-          <w:numId w:val="1047"/>
+          <w:numId w:val="1052"/>
         </w:numPr>
       </w:pPr>
       <w:r>
@@ -7899,7 +9290,7 @@
         <w:pStyle w:val="Compact"/>
         <w:numPr>
           <w:ilvl w:val="0"/>
-          <w:numId w:val="1047"/>
+          <w:numId w:val="1052"/>
         </w:numPr>
       </w:pPr>
       <w:r>
@@ -7945,7 +9336,7 @@
         <w:pStyle w:val="Compact"/>
         <w:numPr>
           <w:ilvl w:val="0"/>
-          <w:numId w:val="1047"/>
+          <w:numId w:val="1052"/>
         </w:numPr>
       </w:pPr>
       <w:r>
@@ -8003,7 +9394,7 @@
         <w:pStyle w:val="Compact"/>
         <w:numPr>
           <w:ilvl w:val="0"/>
-          <w:numId w:val="1047"/>
+          <w:numId w:val="1052"/>
         </w:numPr>
       </w:pPr>
       <w:r>
@@ -8059,14 +9450,28 @@
         <w:t xml:space="preserve"> </w:t>
       </w:r>
       <w:r>
-        <w:t xml:space="preserve">(stealth, cost=</w:t>
-      </w:r>
-      <w:r>
-        <w:t xml:space="preserve">$0,
-    reasoning_content present) and `deepseek-v4-flash-free` (cost=$</w:t>
-      </w:r>
-      <w:r>
-        <w:t xml:space="preserve">0); additional free</w:t>
+        <w:t xml:space="preserve">(stealth, cost=$0,</w:t>
+      </w:r>
+      <w:r>
+        <w:t xml:space="preserve"> </w:t>
+      </w:r>
+      <w:r>
+        <w:t xml:space="preserve">reasoning_content present) and</w:t>
+      </w:r>
+      <w:r>
+        <w:t xml:space="preserve"> </w:t>
+      </w:r>
+      <w:r>
+        <w:rPr>
+          <w:rStyle w:val="VerbatimChar"/>
+        </w:rPr>
+        <w:t xml:space="preserve">deepseek-v4-flash-free</w:t>
+      </w:r>
+      <w:r>
+        <w:t xml:space="preserve"> </w:t>
+      </w:r>
+      <w:r>
+        <w:t xml:space="preserve">(cost=$0); additional free</w:t>
       </w:r>
       <w:r>
         <w:t xml:space="preserve"> </w:t>
@@ -8134,7 +9539,7 @@
         <w:pStyle w:val="Compact"/>
         <w:numPr>
           <w:ilvl w:val="0"/>
-          <w:numId w:val="1047"/>
+          <w:numId w:val="1052"/>
         </w:numPr>
       </w:pPr>
       <w:r>
@@ -8178,8 +9583,8 @@
         <w:t xml:space="preserve">(full free models table, setup, usage, live-verified notes, stealth model explanation).</w:t>
       </w:r>
     </w:p>
-    <w:bookmarkEnd w:id="72"/>
-    <w:bookmarkStart w:id="73" w:name="changed-4"/>
+    <w:bookmarkEnd w:id="78"/>
+    <w:bookmarkStart w:id="79" w:name="changed-4"/>
     <w:p>
       <w:pPr>
         <w:pStyle w:val="Heading3"/>
@@ -8193,7 +9598,7 @@
         <w:pStyle w:val="Compact"/>
         <w:numPr>
           <w:ilvl w:val="0"/>
-          <w:numId w:val="1048"/>
+          <w:numId w:val="1053"/>
         </w:numPr>
       </w:pPr>
       <w:r>
@@ -8251,8 +9656,8 @@
         <w:t xml:space="preserve">Xiaomi v1.3.0 / Z.AI v1.2.0 / DeepSeek).</w:t>
       </w:r>
     </w:p>
-    <w:bookmarkEnd w:id="73"/>
-    <w:bookmarkStart w:id="74" w:name="full-test-suite-3"/>
+    <w:bookmarkEnd w:id="79"/>
+    <w:bookmarkStart w:id="80" w:name="full-test-suite-3"/>
     <w:p>
       <w:pPr>
         <w:pStyle w:val="Heading3"/>
@@ -8266,7 +9671,7 @@
         <w:pStyle w:val="Compact"/>
         <w:numPr>
           <w:ilvl w:val="0"/>
-          <w:numId w:val="1049"/>
+          <w:numId w:val="1054"/>
         </w:numPr>
       </w:pPr>
       <w:r>
@@ -8291,8 +9696,8 @@
         <w:t xml:space="preserve">.</w:t>
       </w:r>
     </w:p>
-    <w:bookmarkEnd w:id="74"/>
-    <w:bookmarkStart w:id="75" w:name="honest-notes"/>
+    <w:bookmarkEnd w:id="80"/>
+    <w:bookmarkStart w:id="81" w:name="honest-notes"/>
     <w:p>
       <w:pPr>
         <w:pStyle w:val="Heading3"/>
@@ -8306,7 +9711,7 @@
         <w:pStyle w:val="Compact"/>
         <w:numPr>
           <w:ilvl w:val="0"/>
-          <w:numId w:val="1050"/>
+          <w:numId w:val="1055"/>
         </w:numPr>
       </w:pPr>
       <w:r>
@@ -8339,7 +9744,7 @@
         <w:pStyle w:val="Compact"/>
         <w:numPr>
           <w:ilvl w:val="0"/>
-          <w:numId w:val="1050"/>
+          <w:numId w:val="1055"/>
         </w:numPr>
       </w:pPr>
       <w:r>
@@ -8357,7 +9762,7 @@
         <w:pStyle w:val="Compact"/>
         <w:numPr>
           <w:ilvl w:val="0"/>
-          <w:numId w:val="1050"/>
+          <w:numId w:val="1055"/>
         </w:numPr>
       </w:pPr>
       <w:r>
@@ -8390,7 +9795,7 @@
         <w:pStyle w:val="Compact"/>
         <w:numPr>
           <w:ilvl w:val="0"/>
-          <w:numId w:val="1050"/>
+          <w:numId w:val="1055"/>
         </w:numPr>
       </w:pPr>
       <w:r>
@@ -8412,9 +9817,9 @@
         <w:t xml:space="preserve">remain unchanged (unrelated to this work).</w:t>
       </w:r>
     </w:p>
-    <w:bookmarkEnd w:id="75"/>
-    <w:bookmarkEnd w:id="76"/>
-    <w:bookmarkStart w:id="81" w:name="X69154bd52ce827bc58cd09d02c5408ae11d24a9"/>
+    <w:bookmarkEnd w:id="81"/>
+    <w:bookmarkEnd w:id="82"/>
+    <w:bookmarkStart w:id="87" w:name="X69154bd52ce827bc58cd09d02c5408ae11d24a9"/>
     <w:p>
       <w:pPr>
         <w:pStyle w:val="Heading2"/>
@@ -8423,7 +9828,7 @@
         <w:t xml:space="preserve">v1.3.0 — 2026-06-19 — Xiaomi MiMo provider alias</w:t>
       </w:r>
     </w:p>
-    <w:bookmarkStart w:id="77" w:name="added-9"/>
+    <w:bookmarkStart w:id="83" w:name="added-9"/>
     <w:p>
       <w:pPr>
         <w:pStyle w:val="Heading3"/>
@@ -8437,7 +9842,7 @@
         <w:pStyle w:val="Compact"/>
         <w:numPr>
           <w:ilvl w:val="0"/>
-          <w:numId w:val="1051"/>
+          <w:numId w:val="1056"/>
         </w:numPr>
       </w:pPr>
       <w:r>
@@ -8584,7 +9989,7 @@
         <w:pStyle w:val="Compact"/>
         <w:numPr>
           <w:ilvl w:val="0"/>
-          <w:numId w:val="1051"/>
+          <w:numId w:val="1056"/>
         </w:numPr>
       </w:pPr>
       <w:r>
@@ -8679,7 +10084,7 @@
         <w:pStyle w:val="Compact"/>
         <w:numPr>
           <w:ilvl w:val="0"/>
-          <w:numId w:val="1051"/>
+          <w:numId w:val="1056"/>
         </w:numPr>
       </w:pPr>
       <w:r>
@@ -8749,7 +10154,7 @@
         <w:pStyle w:val="Compact"/>
         <w:numPr>
           <w:ilvl w:val="0"/>
-          <w:numId w:val="1051"/>
+          <w:numId w:val="1056"/>
         </w:numPr>
       </w:pPr>
       <w:r>
@@ -8810,7 +10215,7 @@
         <w:pStyle w:val="Compact"/>
         <w:numPr>
           <w:ilvl w:val="0"/>
-          <w:numId w:val="1051"/>
+          <w:numId w:val="1056"/>
         </w:numPr>
       </w:pPr>
       <w:r>
@@ -8889,7 +10294,7 @@
         <w:pStyle w:val="Compact"/>
         <w:numPr>
           <w:ilvl w:val="0"/>
-          <w:numId w:val="1051"/>
+          <w:numId w:val="1056"/>
         </w:numPr>
       </w:pPr>
       <w:r>
@@ -8971,7 +10376,7 @@
         <w:pStyle w:val="Compact"/>
         <w:numPr>
           <w:ilvl w:val="1"/>
-          <w:numId w:val="1052"/>
+          <w:numId w:val="1057"/>
         </w:numPr>
       </w:pPr>
       <w:r>
@@ -9004,7 +10409,7 @@
         <w:pStyle w:val="Compact"/>
         <w:numPr>
           <w:ilvl w:val="0"/>
-          <w:numId w:val="1051"/>
+          <w:numId w:val="1056"/>
         </w:numPr>
       </w:pPr>
       <w:r>
@@ -9048,8 +10453,8 @@
         <w:t xml:space="preserve">(model table, setup, usage, live-verified notes).</w:t>
       </w:r>
     </w:p>
-    <w:bookmarkEnd w:id="77"/>
-    <w:bookmarkStart w:id="78" w:name="changed-5"/>
+    <w:bookmarkEnd w:id="83"/>
+    <w:bookmarkStart w:id="84" w:name="changed-5"/>
     <w:p>
       <w:pPr>
         <w:pStyle w:val="Heading3"/>
@@ -9063,7 +10468,7 @@
         <w:pStyle w:val="Compact"/>
         <w:numPr>
           <w:ilvl w:val="0"/>
-          <w:numId w:val="1053"/>
+          <w:numId w:val="1058"/>
         </w:numPr>
       </w:pPr>
       <w:r>
@@ -9121,8 +10526,8 @@
         <w:t xml:space="preserve">Z.AI v1.2.0 / DeepSeek).</w:t>
       </w:r>
     </w:p>
-    <w:bookmarkEnd w:id="78"/>
-    <w:bookmarkStart w:id="79" w:name="full-test-suite-4"/>
+    <w:bookmarkEnd w:id="84"/>
+    <w:bookmarkStart w:id="85" w:name="full-test-suite-4"/>
     <w:p>
       <w:pPr>
         <w:pStyle w:val="Heading3"/>
@@ -9136,7 +10541,7 @@
         <w:pStyle w:val="Compact"/>
         <w:numPr>
           <w:ilvl w:val="0"/>
-          <w:numId w:val="1054"/>
+          <w:numId w:val="1059"/>
         </w:numPr>
       </w:pPr>
       <w:r>
@@ -9161,8 +10566,8 @@
         <w:t xml:space="preserve">. Live provider verifier 5/5 PASS.</w:t>
       </w:r>
     </w:p>
-    <w:bookmarkEnd w:id="79"/>
-    <w:bookmarkStart w:id="80" w:name="honest-notes-1"/>
+    <w:bookmarkEnd w:id="85"/>
+    <w:bookmarkStart w:id="86" w:name="honest-notes-1"/>
     <w:p>
       <w:pPr>
         <w:pStyle w:val="Heading3"/>
@@ -9176,7 +10581,7 @@
         <w:pStyle w:val="Compact"/>
         <w:numPr>
           <w:ilvl w:val="0"/>
-          <w:numId w:val="1055"/>
+          <w:numId w:val="1060"/>
         </w:numPr>
       </w:pPr>
       <w:r>
@@ -9225,7 +10630,7 @@
         <w:pStyle w:val="Compact"/>
         <w:numPr>
           <w:ilvl w:val="0"/>
-          <w:numId w:val="1055"/>
+          <w:numId w:val="1060"/>
         </w:numPr>
       </w:pPr>
       <w:r>
@@ -9301,9 +10706,9 @@
         <w:t xml:space="preserve">round trip (HTTP 200), recorded in the evidence file.</w:t>
       </w:r>
     </w:p>
-    <w:bookmarkEnd w:id="80"/>
-    <w:bookmarkEnd w:id="81"/>
-    <w:bookmarkStart w:id="85" w:name="X6f75f912364272564da9bd72c339309408e0f52"/>
+    <w:bookmarkEnd w:id="86"/>
+    <w:bookmarkEnd w:id="87"/>
+    <w:bookmarkStart w:id="91" w:name="X6f75f912364272564da9bd72c339309408e0f52"/>
     <w:p>
       <w:pPr>
         <w:pStyle w:val="Heading2"/>
@@ -9312,7 +10717,7 @@
         <w:t xml:space="preserve">v1.2.0 — 2026-06-19 — Z.AI Coding Plan provider alias</w:t>
       </w:r>
     </w:p>
-    <w:bookmarkStart w:id="82" w:name="added-10"/>
+    <w:bookmarkStart w:id="88" w:name="added-10"/>
     <w:p>
       <w:pPr>
         <w:pStyle w:val="Heading3"/>
@@ -9326,7 +10731,7 @@
         <w:pStyle w:val="Compact"/>
         <w:numPr>
           <w:ilvl w:val="0"/>
-          <w:numId w:val="1056"/>
+          <w:numId w:val="1061"/>
         </w:numPr>
       </w:pPr>
       <w:r>
@@ -9378,7 +10783,7 @@
         <w:pStyle w:val="Compact"/>
         <w:numPr>
           <w:ilvl w:val="0"/>
-          <w:numId w:val="1056"/>
+          <w:numId w:val="1061"/>
         </w:numPr>
       </w:pPr>
       <w:r>
@@ -9427,7 +10832,7 @@
         <w:pStyle w:val="Compact"/>
         <w:numPr>
           <w:ilvl w:val="0"/>
-          <w:numId w:val="1056"/>
+          <w:numId w:val="1061"/>
         </w:numPr>
       </w:pPr>
       <w:r>
@@ -9491,7 +10896,7 @@
         <w:pStyle w:val="Compact"/>
         <w:numPr>
           <w:ilvl w:val="0"/>
-          <w:numId w:val="1056"/>
+          <w:numId w:val="1061"/>
         </w:numPr>
       </w:pPr>
       <w:r>
@@ -9510,7 +10915,7 @@
         <w:pStyle w:val="Compact"/>
         <w:numPr>
           <w:ilvl w:val="0"/>
-          <w:numId w:val="1056"/>
+          <w:numId w:val="1061"/>
         </w:numPr>
       </w:pPr>
       <w:r>
@@ -9529,7 +10934,7 @@
         <w:pStyle w:val="Compact"/>
         <w:numPr>
           <w:ilvl w:val="0"/>
-          <w:numId w:val="1056"/>
+          <w:numId w:val="1061"/>
         </w:numPr>
       </w:pPr>
       <w:r>
@@ -9578,7 +10983,7 @@
         <w:pStyle w:val="Compact"/>
         <w:numPr>
           <w:ilvl w:val="0"/>
-          <w:numId w:val="1056"/>
+          <w:numId w:val="1061"/>
         </w:numPr>
       </w:pPr>
       <w:r>
@@ -9607,8 +11012,8 @@
         <w:t xml:space="preserve">as the active default route.</w:t>
       </w:r>
     </w:p>
-    <w:bookmarkEnd w:id="82"/>
-    <w:bookmarkStart w:id="83" w:name="changed-6"/>
+    <w:bookmarkEnd w:id="88"/>
+    <w:bookmarkStart w:id="89" w:name="changed-6"/>
     <w:p>
       <w:pPr>
         <w:pStyle w:val="Heading3"/>
@@ -9622,7 +11027,7 @@
         <w:pStyle w:val="Compact"/>
         <w:numPr>
           <w:ilvl w:val="0"/>
-          <w:numId w:val="1057"/>
+          <w:numId w:val="1062"/>
         </w:numPr>
       </w:pPr>
       <w:r>
@@ -9653,8 +11058,8 @@
         <w:t xml:space="preserve">section for model pinning.</w:t>
       </w:r>
     </w:p>
-    <w:bookmarkEnd w:id="83"/>
-    <w:bookmarkStart w:id="84" w:name="full-test-suite-5"/>
+    <w:bookmarkEnd w:id="89"/>
+    <w:bookmarkStart w:id="90" w:name="full-test-suite-5"/>
     <w:p>
       <w:pPr>
         <w:pStyle w:val="Heading3"/>
@@ -9668,7 +11073,7 @@
         <w:pStyle w:val="Compact"/>
         <w:numPr>
           <w:ilvl w:val="0"/>
-          <w:numId w:val="1058"/>
+          <w:numId w:val="1063"/>
         </w:numPr>
       </w:pPr>
       <w:r>
@@ -9685,1142 +11090,1142 @@
       </w:r>
       <w:r>
         <w:t xml:space="preserve">.</w:t>
-      </w:r>
-    </w:p>
-    <w:bookmarkEnd w:id="84"/>
-    <w:bookmarkEnd w:id="85"/>
-    <w:bookmarkStart w:id="91" w:name="X3eea89613e529bc4636accf1a8153b58db87eca"/>
-    <w:p>
-      <w:pPr>
-        <w:pStyle w:val="Heading2"/>
-      </w:pPr>
-      <w:r>
-        <w:t xml:space="preserve">v1.1.0 — 2026-06-16 — Distributed infrastructure + provider verification</w:t>
-      </w:r>
-    </w:p>
-    <w:p>
-      <w:pPr>
-        <w:pStyle w:val="FirstParagraph"/>
-      </w:pPr>
-      <w:r>
-        <w:t xml:space="preserve">Headline: stand up the full LLMsVerifier System on a remote host for heavy</w:t>
-      </w:r>
-      <w:r>
-        <w:t xml:space="preserve"> </w:t>
-      </w:r>
-      <w:r>
-        <w:t xml:space="preserve">testing against</w:t>
-      </w:r>
-      <w:r>
-        <w:t xml:space="preserve"> </w:t>
-      </w:r>
-      <w:r>
-        <w:rPr>
-          <w:b/>
-          <w:bCs/>
-        </w:rPr>
-        <w:t xml:space="preserve">real production LLM services</w:t>
-      </w:r>
-      <w:r>
-        <w:t xml:space="preserve">, plus end-to-end provider</w:t>
-      </w:r>
-      <w:r>
-        <w:t xml:space="preserve"> </w:t>
-      </w:r>
-      <w:r>
-        <w:t xml:space="preserve">aliases proven on two hosts and two transports.</w:t>
-      </w:r>
-    </w:p>
-    <w:bookmarkStart w:id="86" w:name="added-11"/>
-    <w:p>
-      <w:pPr>
-        <w:pStyle w:val="Heading3"/>
-      </w:pPr>
-      <w:r>
-        <w:t xml:space="preserve">Added</w:t>
-      </w:r>
-    </w:p>
-    <w:p>
-      <w:pPr>
-        <w:pStyle w:val="Compact"/>
-        <w:numPr>
-          <w:ilvl w:val="0"/>
-          <w:numId w:val="1059"/>
-        </w:numPr>
-      </w:pPr>
-      <w:r>
-        <w:rPr>
-          <w:rStyle w:val="VerbatimChar"/>
-          <w:b/>
-          <w:bCs/>
-        </w:rPr>
-        <w:t xml:space="preserve">containers</w:t>
-      </w:r>
-      <w:r>
-        <w:rPr>
-          <w:b/>
-          <w:bCs/>
-        </w:rPr>
-        <w:t xml:space="preserve"> </w:t>
-      </w:r>
-      <w:r>
-        <w:rPr>
-          <w:b/>
-          <w:bCs/>
-        </w:rPr>
-        <w:t xml:space="preserve">+</w:t>
-      </w:r>
-      <w:r>
-        <w:rPr>
-          <w:b/>
-          <w:bCs/>
-        </w:rPr>
-        <w:t xml:space="preserve"> </w:t>
-      </w:r>
-      <w:r>
-        <w:rPr>
-          <w:rStyle w:val="VerbatimChar"/>
-          <w:b/>
-          <w:bCs/>
-        </w:rPr>
-        <w:t xml:space="preserve">challenges</w:t>
-      </w:r>
-      <w:r>
-        <w:rPr>
-          <w:b/>
-          <w:bCs/>
-        </w:rPr>
-        <w:t xml:space="preserve"> </w:t>
-      </w:r>
-      <w:r>
-        <w:rPr>
-          <w:b/>
-          <w:bCs/>
-        </w:rPr>
-        <w:t xml:space="preserve">submodules</w:t>
-      </w:r>
-      <w:r>
-        <w:t xml:space="preserve"> </w:t>
-      </w:r>
-      <w:r>
-        <w:t xml:space="preserve">(</w:t>
-      </w:r>
-      <w:r>
-        <w:rPr>
-          <w:rStyle w:val="VerbatimChar"/>
-        </w:rPr>
-        <w:t xml:space="preserve">submodules/</w:t>
-      </w:r>
-      <w:r>
-        <w:t xml:space="preserve">) — the</w:t>
-      </w:r>
-      <w:r>
-        <w:t xml:space="preserve"> </w:t>
-      </w:r>
-      <w:r>
-        <w:t xml:space="preserve">distributed-boot orchestrator and its sibling.</w:t>
-      </w:r>
-      <w:r>
-        <w:t xml:space="preserve"> </w:t>
-      </w:r>
-      <w:r>
-        <w:rPr>
-          <w:rStyle w:val="VerbatimChar"/>
-        </w:rPr>
-        <w:t xml:space="preserve">helix-deps.yaml</w:t>
-      </w:r>
-      <w:r>
-        <w:t xml:space="preserve"> </w:t>
-      </w:r>
-      <w:r>
-        <w:t xml:space="preserve">confirms</w:t>
-      </w:r>
-      <w:r>
-        <w:t xml:space="preserve"> </w:t>
-      </w:r>
-      <w:r>
-        <w:rPr>
-          <w:rStyle w:val="VerbatimChar"/>
-        </w:rPr>
-        <w:t xml:space="preserve">containers</w:t>
-      </w:r>
-      <w:r>
-        <w:t xml:space="preserve"> </w:t>
-      </w:r>
-      <w:r>
-        <w:t xml:space="preserve">has zero own-org submodule deps.</w:t>
-      </w:r>
-    </w:p>
-    <w:p>
-      <w:pPr>
-        <w:pStyle w:val="Compact"/>
-        <w:numPr>
-          <w:ilvl w:val="0"/>
-          <w:numId w:val="1059"/>
-        </w:numPr>
-      </w:pPr>
-      <w:r>
-        <w:rPr>
-          <w:b/>
-          <w:bCs/>
-        </w:rPr>
-        <w:t xml:space="preserve">Remote host registration</w:t>
-      </w:r>
-      <w:r>
-        <w:t xml:space="preserve"> </w:t>
-      </w:r>
-      <w:r>
-        <w:t xml:space="preserve">—</w:t>
-      </w:r>
-      <w:r>
-        <w:t xml:space="preserve"> </w:t>
-      </w:r>
-      <w:r>
-        <w:rPr>
-          <w:rStyle w:val="VerbatimChar"/>
-        </w:rPr>
-        <w:t xml:space="preserve">config/containers/nezha.env</w:t>
-      </w:r>
-      <w:r>
-        <w:t xml:space="preserve"> </w:t>
-      </w:r>
-      <w:r>
-        <w:t xml:space="preserve">registers</w:t>
-      </w:r>
-      <w:r>
-        <w:t xml:space="preserve"> </w:t>
-      </w:r>
-      <w:r>
-        <w:rPr>
-          <w:rStyle w:val="VerbatimChar"/>
-        </w:rPr>
-        <w:t xml:space="preserve">nezha.local</w:t>
-      </w:r>
-      <w:r>
-        <w:t xml:space="preserve"> </w:t>
-      </w:r>
-      <w:r>
-        <w:t xml:space="preserve">as a remote boot/test host (SSH key, podman runtime).</w:t>
-      </w:r>
-    </w:p>
-    <w:p>
-      <w:pPr>
-        <w:pStyle w:val="Compact"/>
-        <w:numPr>
-          <w:ilvl w:val="0"/>
-          <w:numId w:val="1059"/>
-        </w:numPr>
-      </w:pPr>
-      <w:r>
-        <w:rPr>
-          <w:b/>
-          <w:bCs/>
-        </w:rPr>
-        <w:t xml:space="preserve">LLMsVerifier deployment overlays</w:t>
-      </w:r>
-      <w:r>
-        <w:t xml:space="preserve"> </w:t>
-      </w:r>
-      <w:r>
-        <w:t xml:space="preserve">(</w:t>
-      </w:r>
-      <w:r>
-        <w:rPr>
-          <w:rStyle w:val="VerbatimChar"/>
-        </w:rPr>
-        <w:t xml:space="preserve">config/containers/llmsverifier/</w:t>
-      </w:r>
-      <w:r>
-        <w:t xml:space="preserve">):</w:t>
-      </w:r>
-    </w:p>
-    <w:p>
-      <w:pPr>
-        <w:pStyle w:val="Compact"/>
-        <w:numPr>
-          <w:ilvl w:val="1"/>
-          <w:numId w:val="1060"/>
-        </w:numPr>
-      </w:pPr>
-      <w:r>
-        <w:rPr>
-          <w:rStyle w:val="VerbatimChar"/>
-        </w:rPr>
-        <w:t xml:space="preserve">docker-compose.app.yml</w:t>
-      </w:r>
-      <w:r>
-        <w:t xml:space="preserve"> </w:t>
-      </w:r>
-      <w:r>
-        <w:t xml:space="preserve">— the</w:t>
-      </w:r>
-      <w:r>
-        <w:t xml:space="preserve"> </w:t>
-      </w:r>
-      <w:r>
-        <w:rPr>
-          <w:rStyle w:val="VerbatimChar"/>
-        </w:rPr>
-        <w:t xml:space="preserve">llm-verifier</w:t>
-      </w:r>
-      <w:r>
-        <w:t xml:space="preserve"> </w:t>
-      </w:r>
-      <w:r>
-        <w:t xml:space="preserve">API (cgo image, config mount,</w:t>
-      </w:r>
-      <w:r>
-        <w:t xml:space="preserve"> </w:t>
-      </w:r>
-      <w:r>
-        <w:rPr>
-          <w:rStyle w:val="VerbatimChar"/>
-        </w:rPr>
-        <w:t xml:space="preserve">/api/health</w:t>
-      </w:r>
-      <w:r>
-        <w:t xml:space="preserve"> </w:t>
-      </w:r>
-      <w:r>
-        <w:t xml:space="preserve">healthcheck, loopback, fail-fast secrets).</w:t>
-      </w:r>
-    </w:p>
-    <w:p>
-      <w:pPr>
-        <w:pStyle w:val="Compact"/>
-        <w:numPr>
-          <w:ilvl w:val="1"/>
-          <w:numId w:val="1060"/>
-        </w:numPr>
-      </w:pPr>
-      <w:r>
-        <w:rPr>
-          <w:rStyle w:val="VerbatimChar"/>
-        </w:rPr>
-        <w:t xml:space="preserve">docker-compose.infra.yml</w:t>
-      </w:r>
-      <w:r>
-        <w:t xml:space="preserve"> </w:t>
-      </w:r>
-      <w:r>
-        <w:t xml:space="preserve">— observability tier: prometheus + grafana</w:t>
-      </w:r>
-      <w:r>
-        <w:t xml:space="preserve"> </w:t>
-      </w:r>
-      <w:r>
-        <w:t xml:space="preserve">(auto-provisioned datasource + dashboard) + node-exporter.</w:t>
-      </w:r>
-      <w:r>
-        <w:t xml:space="preserve"> </w:t>
-      </w:r>
-      <w:r>
-        <w:rPr>
-          <w:b/>
-          <w:bCs/>
-        </w:rPr>
-        <w:t xml:space="preserve">No DBs</w:t>
-      </w:r>
-      <w:r>
-        <w:t xml:space="preserve"> </w:t>
-      </w:r>
-      <w:r>
-        <w:t xml:space="preserve">(the app uses SQLite; postgres/redis were unused and removed).</w:t>
-      </w:r>
-    </w:p>
-    <w:p>
-      <w:pPr>
-        <w:pStyle w:val="Compact"/>
-        <w:numPr>
-          <w:ilvl w:val="1"/>
-          <w:numId w:val="1060"/>
-        </w:numPr>
-      </w:pPr>
-      <w:r>
-        <w:rPr>
-          <w:rStyle w:val="VerbatimChar"/>
-        </w:rPr>
-        <w:t xml:space="preserve">Dockerfile.nezha</w:t>
-      </w:r>
-      <w:r>
-        <w:t xml:space="preserve"> </w:t>
-      </w:r>
-      <w:r>
-        <w:t xml:space="preserve">/</w:t>
-      </w:r>
-      <w:r>
-        <w:t xml:space="preserve"> </w:t>
-      </w:r>
-      <w:r>
-        <w:rPr>
-          <w:rStyle w:val="VerbatimChar"/>
-        </w:rPr>
-        <w:t xml:space="preserve">Dockerfile.mv</w:t>
-      </w:r>
-      <w:r>
-        <w:t xml:space="preserve"> </w:t>
-      </w:r>
-      <w:r>
-        <w:t xml:space="preserve">— cgo nested-module builds for the</w:t>
-      </w:r>
-      <w:r>
-        <w:t xml:space="preserve"> </w:t>
-      </w:r>
-      <w:r>
-        <w:t xml:space="preserve">server + the</w:t>
-      </w:r>
-      <w:r>
-        <w:t xml:space="preserve"> </w:t>
-      </w:r>
-      <w:r>
-        <w:rPr>
-          <w:rStyle w:val="VerbatimChar"/>
-        </w:rPr>
-        <w:t xml:space="preserve">model-verification</w:t>
-      </w:r>
-      <w:r>
-        <w:t xml:space="preserve"> </w:t>
-      </w:r>
-      <w:r>
-        <w:t xml:space="preserve">tool.</w:t>
-      </w:r>
-    </w:p>
-    <w:p>
-      <w:pPr>
-        <w:pStyle w:val="Compact"/>
-        <w:numPr>
-          <w:ilvl w:val="1"/>
-          <w:numId w:val="1060"/>
-        </w:numPr>
-      </w:pPr>
-      <w:r>
-        <w:rPr>
-          <w:rStyle w:val="VerbatimChar"/>
-        </w:rPr>
-        <w:t xml:space="preserve">patches/0001..0005</w:t>
-      </w:r>
-      <w:r>
-        <w:t xml:space="preserve"> </w:t>
-      </w:r>
-      <w:r>
-        <w:t xml:space="preserve">— upstream LLMsVerifier fixes (see PR #2 below).</w:t>
-      </w:r>
-    </w:p>
-    <w:p>
-      <w:pPr>
-        <w:pStyle w:val="Compact"/>
-        <w:numPr>
-          <w:ilvl w:val="0"/>
-          <w:numId w:val="1059"/>
-        </w:numPr>
-      </w:pPr>
-      <w:r>
-        <w:rPr>
-          <w:b/>
-          <w:bCs/>
-        </w:rPr>
-        <w:t xml:space="preserve">Deployment guide</w:t>
-      </w:r>
-      <w:r>
-        <w:t xml:space="preserve"> </w:t>
-      </w:r>
-      <w:r>
-        <w:rPr>
-          <w:rStyle w:val="VerbatimChar"/>
-        </w:rPr>
-        <w:t xml:space="preserve">config/containers/llmsverifier/README.md</w:t>
-      </w:r>
-      <w:r>
-        <w:t xml:space="preserve"> </w:t>
-      </w:r>
-      <w:r>
-        <w:t xml:space="preserve">and the</w:t>
-      </w:r>
-      <w:r>
-        <w:t xml:space="preserve"> </w:t>
-      </w:r>
-      <w:r>
-        <w:rPr>
-          <w:b/>
-          <w:bCs/>
-        </w:rPr>
-        <w:t xml:space="preserve">Provider Aliases User Guide</w:t>
-      </w:r>
-      <w:r>
-        <w:t xml:space="preserve"> </w:t>
-      </w:r>
-      <w:r>
-        <w:rPr>
-          <w:rStyle w:val="VerbatimChar"/>
-        </w:rPr>
-        <w:t xml:space="preserve">docs/Provider_Aliases_User_Guide.md</w:t>
-      </w:r>
-      <w:r>
-        <w:t xml:space="preserve"> </w:t>
-      </w:r>
-      <w:r>
-        <w:t xml:space="preserve">(HTML/PDF/DOCX exports included).</w:t>
-      </w:r>
-    </w:p>
-    <w:p>
-      <w:pPr>
-        <w:pStyle w:val="Compact"/>
-        <w:numPr>
-          <w:ilvl w:val="0"/>
-          <w:numId w:val="1059"/>
-        </w:numPr>
-      </w:pPr>
-      <w:r>
-        <w:rPr>
-          <w:b/>
-          <w:bCs/>
-        </w:rPr>
-        <w:t xml:space="preserve">QA evidence</w:t>
-      </w:r>
-      <w:r>
-        <w:t xml:space="preserve"> </w:t>
-      </w:r>
-      <w:r>
-        <w:rPr>
-          <w:rStyle w:val="VerbatimChar"/>
-        </w:rPr>
-        <w:t xml:space="preserve">docs/qa/20260616-infra/</w:t>
-      </w:r>
-      <w:r>
-        <w:t xml:space="preserve"> </w:t>
-      </w:r>
-      <w:r>
-        <w:t xml:space="preserve">— verification proofs, endpoint</w:t>
-      </w:r>
-      <w:r>
-        <w:t xml:space="preserve"> </w:t>
-      </w:r>
-      <w:r>
-        <w:t xml:space="preserve">coverage, security posture, observability, per-provider sweeps, dual-host</w:t>
-      </w:r>
-      <w:r>
-        <w:t xml:space="preserve"> </w:t>
-      </w:r>
-      <w:r>
-        <w:t xml:space="preserve">end-to-end alias proofs.</w:t>
-      </w:r>
-    </w:p>
-    <w:bookmarkEnd w:id="86"/>
-    <w:bookmarkStart w:id="87" w:name="changed-7"/>
-    <w:p>
-      <w:pPr>
-        <w:pStyle w:val="Heading3"/>
-      </w:pPr>
-      <w:r>
-        <w:t xml:space="preserve">Changed</w:t>
-      </w:r>
-    </w:p>
-    <w:p>
-      <w:pPr>
-        <w:pStyle w:val="Compact"/>
-        <w:numPr>
-          <w:ilvl w:val="0"/>
-          <w:numId w:val="1061"/>
-        </w:numPr>
-      </w:pPr>
-      <w:r>
-        <w:rPr>
-          <w:b/>
-          <w:bCs/>
-        </w:rPr>
-        <w:t xml:space="preserve">Provider session accent color: orange → purple</w:t>
-      </w:r>
-      <w:r>
-        <w:t xml:space="preserve"> </w:t>
-      </w:r>
-      <w:r>
-        <w:t xml:space="preserve">across spec, guide, and</w:t>
-      </w:r>
-      <w:r>
-        <w:t xml:space="preserve"> </w:t>
-      </w:r>
-      <w:r>
-        <w:t xml:space="preserve">the long-form doc. (Claude Code 2.1.178 cannot persist a default</w:t>
-      </w:r>
-      <w:r>
-        <w:t xml:space="preserve"> </w:t>
-      </w:r>
-      <w:r>
-        <w:rPr>
-          <w:rStyle w:val="VerbatimChar"/>
-        </w:rPr>
-        <w:t xml:space="preserve">/color</w:t>
-      </w:r>
-      <w:r>
-        <w:t xml:space="preserve">, so</w:t>
-      </w:r>
-      <w:r>
-        <w:t xml:space="preserve"> </w:t>
-      </w:r>
-      <w:r>
-        <w:t xml:space="preserve">this is the documented default + a manual</w:t>
-      </w:r>
-      <w:r>
-        <w:t xml:space="preserve"> </w:t>
-      </w:r>
-      <w:r>
-        <w:rPr>
-          <w:rStyle w:val="VerbatimChar"/>
-        </w:rPr>
-        <w:t xml:space="preserve">/color purple</w:t>
-      </w:r>
-      <w:r>
-        <w:t xml:space="preserve"> </w:t>
-      </w:r>
-      <w:r>
-        <w:t xml:space="preserve">— a platform limit.)</w:t>
-      </w:r>
-    </w:p>
-    <w:p>
-      <w:pPr>
-        <w:pStyle w:val="Compact"/>
-        <w:numPr>
-          <w:ilvl w:val="0"/>
-          <w:numId w:val="1061"/>
-        </w:numPr>
-      </w:pPr>
-      <w:r>
-        <w:rPr>
-          <w:rStyle w:val="VerbatimChar"/>
-        </w:rPr>
-        <w:t xml:space="preserve">claude-add-account</w:t>
-      </w:r>
-      <w:r>
-        <w:t xml:space="preserve"> </w:t>
-      </w:r>
-      <w:r>
-        <w:t xml:space="preserve">consolidated onto the shared</w:t>
-      </w:r>
-      <w:r>
-        <w:t xml:space="preserve"> </w:t>
-      </w:r>
-      <w:r>
-        <w:rPr>
-          <w:rStyle w:val="VerbatimChar"/>
-        </w:rPr>
-        <w:t xml:space="preserve">cma_link_shared_items</w:t>
-      </w:r>
-      <w:r>
-        <w:t xml:space="preserve"> </w:t>
-      </w:r>
-      <w:r>
-        <w:t xml:space="preserve">helper (single</w:t>
-      </w:r>
-      <w:r>
-        <w:t xml:space="preserve"> </w:t>
-      </w:r>
-      <w:r>
-        <w:rPr>
-          <w:rStyle w:val="VerbatimChar"/>
-        </w:rPr>
-        <w:t xml:space="preserve">CMA_SHARED_ITEMS</w:t>
-      </w:r>
-      <w:r>
-        <w:t xml:space="preserve"> </w:t>
-      </w:r>
-      <w:r>
-        <w:t xml:space="preserve">source).</w:t>
-      </w:r>
-    </w:p>
-    <w:p>
-      <w:pPr>
-        <w:pStyle w:val="Compact"/>
-        <w:numPr>
-          <w:ilvl w:val="0"/>
-          <w:numId w:val="1061"/>
-        </w:numPr>
-      </w:pPr>
-      <w:r>
-        <w:rPr>
-          <w:rStyle w:val="VerbatimChar"/>
-        </w:rPr>
-        <w:t xml:space="preserve">claude-export-docs</w:t>
-      </w:r>
-      <w:r>
-        <w:t xml:space="preserve"> </w:t>
-      </w:r>
-      <w:r>
-        <w:t xml:space="preserve">now also emits</w:t>
-      </w:r>
-      <w:r>
-        <w:t xml:space="preserve"> </w:t>
-      </w:r>
-      <w:r>
-        <w:rPr>
-          <w:b/>
-          <w:bCs/>
-        </w:rPr>
-        <w:t xml:space="preserve">DOCX</w:t>
-      </w:r>
-      <w:r>
-        <w:t xml:space="preserve"> </w:t>
-      </w:r>
-      <w:r>
-        <w:t xml:space="preserve">(HTML/PDF/DOCX).</w:t>
-      </w:r>
-    </w:p>
-    <w:bookmarkEnd w:id="87"/>
-    <w:bookmarkStart w:id="88" w:name="X08528e409e6d44ab0933f6ae15548960525d0be"/>
-    <w:p>
-      <w:pPr>
-        <w:pStyle w:val="Heading3"/>
-      </w:pPr>
-      <w:r>
-        <w:t xml:space="preserve">Fixed (LLMsVerifier — shipped as PR #2, applied to deployed builds)</w:t>
-      </w:r>
-    </w:p>
-    <w:p>
-      <w:pPr>
-        <w:pStyle w:val="Compact"/>
-        <w:numPr>
-          <w:ilvl w:val="0"/>
-          <w:numId w:val="1062"/>
-        </w:numPr>
-      </w:pPr>
-      <w:r>
-        <w:rPr>
-          <w:b/>
-          <w:bCs/>
-        </w:rPr>
-        <w:t xml:space="preserve">Auth header missing</w:t>
-      </w:r>
-      <w:r>
-        <w:t xml:space="preserve"> </w:t>
-      </w:r>
-      <w:r>
-        <w:t xml:space="preserve">— verification requests sent no</w:t>
-      </w:r>
-      <w:r>
-        <w:t xml:space="preserve"> </w:t>
-      </w:r>
-      <w:r>
-        <w:rPr>
-          <w:rStyle w:val="VerbatimChar"/>
-        </w:rPr>
-        <w:t xml:space="preserve">Authorization</w:t>
-      </w:r>
-      <w:r>
-        <w:t xml:space="preserve"> </w:t>
-      </w:r>
-      <w:r>
-        <w:t xml:space="preserve">header → HTTP 401 for every provider. Now</w:t>
-      </w:r>
-      <w:r>
-        <w:t xml:space="preserve"> </w:t>
-      </w:r>
-      <w:r>
-        <w:rPr>
-          <w:rStyle w:val="VerbatimChar"/>
-        </w:rPr>
-        <w:t xml:space="preserve">Bearer &lt;key&gt;</w:t>
-      </w:r>
-      <w:r>
-        <w:t xml:space="preserve">.</w:t>
-      </w:r>
-    </w:p>
-    <w:p>
-      <w:pPr>
-        <w:pStyle w:val="Compact"/>
-        <w:numPr>
-          <w:ilvl w:val="0"/>
-          <w:numId w:val="1062"/>
-        </w:numPr>
-      </w:pPr>
-      <w:r>
-        <w:rPr>
-          <w:b/>
-          <w:bCs/>
-        </w:rPr>
-        <w:t xml:space="preserve">cohere 405</w:t>
-      </w:r>
-      <w:r>
-        <w:t xml:space="preserve"> </w:t>
-      </w:r>
-      <w:r>
-        <w:t xml:space="preserve">— switched to the OpenAI-compat endpoint</w:t>
-      </w:r>
-      <w:r>
-        <w:t xml:space="preserve"> </w:t>
-      </w:r>
-      <w:r>
-        <w:t xml:space="preserve">(</w:t>
-      </w:r>
-      <w:r>
-        <w:rPr>
-          <w:rStyle w:val="VerbatimChar"/>
-        </w:rPr>
-        <w:t xml:space="preserve">api.cohere.ai/compatibility/v1</w:t>
-      </w:r>
-      <w:r>
-        <w:t xml:space="preserve">). Verifies at score 1.00.</w:t>
-      </w:r>
-    </w:p>
-    <w:p>
-      <w:pPr>
-        <w:pStyle w:val="Compact"/>
-        <w:numPr>
-          <w:ilvl w:val="0"/>
-          <w:numId w:val="1062"/>
-        </w:numPr>
-      </w:pPr>
-      <w:r>
-        <w:rPr>
-          <w:b/>
-          <w:bCs/>
-        </w:rPr>
-        <w:t xml:space="preserve">gemini / huggingface</w:t>
-      </w:r>
-      <w:r>
-        <w:t xml:space="preserve"> </w:t>
-      </w:r>
-      <w:r>
-        <w:t xml:space="preserve">— corrected to OpenAI-compat / router endpoints</w:t>
-      </w:r>
-      <w:r>
-        <w:t xml:space="preserve"> </w:t>
-      </w:r>
-      <w:r>
-        <w:t xml:space="preserve">(huggingface verifies; gemini code-ready pending a valid key).</w:t>
-      </w:r>
-    </w:p>
-    <w:p>
-      <w:pPr>
-        <w:pStyle w:val="Compact"/>
-        <w:numPr>
-          <w:ilvl w:val="0"/>
-          <w:numId w:val="1062"/>
-        </w:numPr>
-      </w:pPr>
-      <w:r>
-        <w:rPr>
-          <w:b/>
-          <w:bCs/>
-        </w:rPr>
-        <w:t xml:space="preserve">model-id strictness</w:t>
-      </w:r>
-      <w:r>
-        <w:t xml:space="preserve"> </w:t>
-      </w:r>
-      <w:r>
-        <w:t xml:space="preserve">— verifies a requested id directly when not in the</w:t>
-      </w:r>
-      <w:r>
-        <w:t xml:space="preserve"> </w:t>
-      </w:r>
-      <w:r>
-        <w:t xml:space="preserve">discovered list (no premature</w:t>
-      </w:r>
-      <w:r>
-        <w:t xml:space="preserve"> </w:t>
-      </w:r>
-      <w:r>
-        <w:rPr>
-          <w:rStyle w:val="VerbatimChar"/>
-        </w:rPr>
-        <w:t xml:space="preserve">model_not_found</w:t>
-      </w:r>
-      <w:r>
-        <w:t xml:space="preserve">).</w:t>
-      </w:r>
-    </w:p>
-    <w:p>
-      <w:pPr>
-        <w:pStyle w:val="Compact"/>
-        <w:numPr>
-          <w:ilvl w:val="0"/>
-          <w:numId w:val="1062"/>
-        </w:numPr>
-      </w:pPr>
-      <w:r>
-        <w:rPr>
-          <w:b/>
-          <w:bCs/>
-        </w:rPr>
-        <w:t xml:space="preserve">no</w:t>
-      </w:r>
-      <w:r>
-        <w:rPr>
-          <w:b/>
-          <w:bCs/>
-        </w:rPr>
-        <w:t xml:space="preserve"> </w:t>
-      </w:r>
-      <w:r>
-        <w:rPr>
-          <w:rStyle w:val="VerbatimChar"/>
-          <w:b/>
-          <w:bCs/>
-        </w:rPr>
-        <w:t xml:space="preserve">/metrics</w:t>
-      </w:r>
-      <w:r>
-        <w:t xml:space="preserve"> </w:t>
-      </w:r>
-      <w:r>
-        <w:t xml:space="preserve">— added</w:t>
-      </w:r>
-      <w:r>
-        <w:t xml:space="preserve"> </w:t>
-      </w:r>
-      <w:r>
-        <w:rPr>
-          <w:rStyle w:val="VerbatimChar"/>
-        </w:rPr>
-        <w:t xml:space="preserve">GET /api/metrics</w:t>
-      </w:r>
-      <w:r>
-        <w:t xml:space="preserve"> </w:t>
-      </w:r>
-      <w:r>
-        <w:t xml:space="preserve">+</w:t>
-      </w:r>
-      <w:r>
-        <w:t xml:space="preserve"> </w:t>
-      </w:r>
-      <w:r>
-        <w:rPr>
-          <w:rStyle w:val="VerbatimChar"/>
-        </w:rPr>
-        <w:t xml:space="preserve">/metrics</w:t>
-      </w:r>
-      <w:r>
-        <w:t xml:space="preserve"> </w:t>
-      </w:r>
-      <w:r>
-        <w:t xml:space="preserve">(stdlib Prometheus).</w:t>
-      </w:r>
-    </w:p>
-    <w:p>
-      <w:pPr>
-        <w:pStyle w:val="Compact"/>
-        <w:numPr>
-          <w:ilvl w:val="0"/>
-          <w:numId w:val="1062"/>
-        </w:numPr>
-      </w:pPr>
-      <w:r>
-        <w:rPr>
-          <w:b/>
-          <w:bCs/>
-        </w:rPr>
-        <w:t xml:space="preserve">provider-session sync-state noise</w:t>
-      </w:r>
-      <w:r>
-        <w:t xml:space="preserve"> </w:t>
-      </w:r>
-      <w:r>
-        <w:t xml:space="preserve">—</w:t>
-      </w:r>
-      <w:r>
-        <w:t xml:space="preserve"> </w:t>
-      </w:r>
-      <w:r>
-        <w:rPr>
-          <w:rStyle w:val="VerbatimChar"/>
-        </w:rPr>
-        <w:t xml:space="preserve">cma_run_provider</w:t>
-      </w:r>
-      <w:r>
-        <w:t xml:space="preserve"> </w:t>
-      </w:r>
-      <w:r>
-        <w:t xml:space="preserve">no longer runs</w:t>
-      </w:r>
-      <w:r>
-        <w:t xml:space="preserve"> </w:t>
-      </w:r>
-      <w:r>
-        <w:t xml:space="preserve">cross-account sync-state on isolated provider dirs.</w:t>
-      </w:r>
-    </w:p>
-    <w:bookmarkEnd w:id="88"/>
-    <w:bookmarkStart w:id="89" w:name="X7b6b31a71aa5e1b1df81413a1880ad3edcce6d6"/>
-    <w:p>
-      <w:pPr>
-        <w:pStyle w:val="Heading3"/>
-      </w:pPr>
-      <w:r>
-        <w:t xml:space="preserve">Verified live (real "Do you see my code?" against production APIs)</w:t>
-      </w:r>
-    </w:p>
-    <w:p>
-      <w:pPr>
-        <w:pStyle w:val="Compact"/>
-        <w:numPr>
-          <w:ilvl w:val="0"/>
-          <w:numId w:val="1063"/>
-        </w:numPr>
-      </w:pPr>
-      <w:r>
-        <w:rPr>
-          <w:b/>
-          <w:bCs/>
-        </w:rPr>
-        <w:t xml:space="preserve">9 providers verified:</w:t>
-      </w:r>
-      <w:r>
-        <w:t xml:space="preserve"> </w:t>
-      </w:r>
-      <w:r>
-        <w:t xml:space="preserve">DeepSeek, Groq, Mistral, Cerebras, Novita, NVIDIA,</w:t>
-      </w:r>
-      <w:r>
-        <w:t xml:space="preserve"> </w:t>
-      </w:r>
-      <w:r>
-        <w:t xml:space="preserve">Cohere, Codestral, HuggingFace.</w:t>
-      </w:r>
-    </w:p>
-    <w:p>
-      <w:pPr>
-        <w:pStyle w:val="Compact"/>
-        <w:numPr>
-          <w:ilvl w:val="0"/>
-          <w:numId w:val="1063"/>
-        </w:numPr>
-      </w:pPr>
-      <w:r>
-        <w:rPr>
-          <w:b/>
-          <w:bCs/>
-        </w:rPr>
-        <w:t xml:space="preserve">Both transports, both hosts:</w:t>
-      </w:r>
-      <w:r>
-        <w:t xml:space="preserve"> </w:t>
-      </w:r>
-      <w:r>
-        <w:t xml:space="preserve">native (DeepSeek) + router (Novita via ccr)</w:t>
-      </w:r>
-      <w:r>
-        <w:t xml:space="preserve"> </w:t>
-      </w:r>
-      <w:r>
-        <w:t xml:space="preserve">on macOS and on nezha.</w:t>
-      </w:r>
-    </w:p>
-    <w:p>
-      <w:pPr>
-        <w:pStyle w:val="Compact"/>
-        <w:numPr>
-          <w:ilvl w:val="0"/>
-          <w:numId w:val="1063"/>
-        </w:numPr>
-      </w:pPr>
-      <w:r>
-        <w:t xml:space="preserve">Account-side failures (402/401/429/403) and non-OpenAI providers documented</w:t>
-      </w:r>
-      <w:r>
-        <w:t xml:space="preserve"> </w:t>
-      </w:r>
-      <w:r>
-        <w:t xml:space="preserve">honestly; excluded under "valid users only" but kept fully supported.</w:t>
-      </w:r>
-    </w:p>
-    <w:bookmarkEnd w:id="89"/>
-    <w:bookmarkStart w:id="90" w:name="safety"/>
-    <w:p>
-      <w:pPr>
-        <w:pStyle w:val="Heading3"/>
-      </w:pPr>
-      <w:r>
-        <w:t xml:space="preserve">Safety</w:t>
-      </w:r>
-    </w:p>
-    <w:p>
-      <w:pPr>
-        <w:pStyle w:val="Compact"/>
-        <w:numPr>
-          <w:ilvl w:val="0"/>
-          <w:numId w:val="1064"/>
-        </w:numPr>
-      </w:pPr>
-      <w:r>
-        <w:t xml:space="preserve">Provider dirs (</w:t>
-      </w:r>
-      <w:r>
-        <w:rPr>
-          <w:rStyle w:val="VerbatimChar"/>
-        </w:rPr>
-        <w:t xml:space="preserve">~/.claude-prov-*</w:t>
-      </w:r>
-      <w:r>
-        <w:t xml:space="preserve">) excluded from account detection — existing</w:t>
-      </w:r>
-      <w:r>
-        <w:t xml:space="preserve"> </w:t>
-      </w:r>
-      <w:r>
-        <w:rPr>
-          <w:rStyle w:val="VerbatimChar"/>
-        </w:rPr>
-        <w:t xml:space="preserve">claudeN</w:t>
-      </w:r>
-      <w:r>
-        <w:t xml:space="preserve"> </w:t>
-      </w:r>
-      <w:r>
-        <w:t xml:space="preserve">accounts and</w:t>
-      </w:r>
-      <w:r>
-        <w:t xml:space="preserve"> </w:t>
-      </w:r>
-      <w:r>
-        <w:rPr>
-          <w:rStyle w:val="VerbatimChar"/>
-        </w:rPr>
-        <w:t xml:space="preserve">claude-add-account</w:t>
-      </w:r>
-      <w:r>
-        <w:t xml:space="preserve"> </w:t>
-      </w:r>
-      <w:r>
-        <w:t xml:space="preserve">untouched.</w:t>
-      </w:r>
-    </w:p>
-    <w:p>
-      <w:pPr>
-        <w:pStyle w:val="Compact"/>
-        <w:numPr>
-          <w:ilvl w:val="0"/>
-          <w:numId w:val="1064"/>
-        </w:numPr>
-      </w:pPr>
-      <w:r>
-        <w:t xml:space="preserve">Secrets only in the keys file + on-host mode-600</w:t>
-      </w:r>
-      <w:r>
-        <w:t xml:space="preserve"> </w:t>
-      </w:r>
-      <w:r>
-        <w:rPr>
-          <w:rStyle w:val="VerbatimChar"/>
-        </w:rPr>
-        <w:t xml:space="preserve">.env</w:t>
-      </w:r>
-      <w:r>
-        <w:t xml:space="preserve">; never in the repo.</w:t>
-      </w:r>
-      <w:r>
-        <w:t xml:space="preserve"> </w:t>
-      </w:r>
-      <w:r>
-        <w:t xml:space="preserve">All published ports bound to loopback.</w:t>
       </w:r>
     </w:p>
     <w:bookmarkEnd w:id="90"/>
     <w:bookmarkEnd w:id="91"/>
-    <w:bookmarkStart w:id="92" w:name="X0b5e2b6bb8414853f28cab918f1092cceff261f"/>
+    <w:bookmarkStart w:id="97" w:name="X3eea89613e529bc4636accf1a8153b58db87eca"/>
     <w:p>
       <w:pPr>
         <w:pStyle w:val="Heading2"/>
       </w:pPr>
       <w:r>
+        <w:t xml:space="preserve">v1.1.0 — 2026-06-16 — Distributed infrastructure + provider verification</w:t>
+      </w:r>
+    </w:p>
+    <w:p>
+      <w:pPr>
+        <w:pStyle w:val="FirstParagraph"/>
+      </w:pPr>
+      <w:r>
+        <w:t xml:space="preserve">Headline: stand up the full LLMsVerifier System on a remote host for heavy</w:t>
+      </w:r>
+      <w:r>
+        <w:t xml:space="preserve"> </w:t>
+      </w:r>
+      <w:r>
+        <w:t xml:space="preserve">testing against</w:t>
+      </w:r>
+      <w:r>
+        <w:t xml:space="preserve"> </w:t>
+      </w:r>
+      <w:r>
+        <w:rPr>
+          <w:b/>
+          <w:bCs/>
+        </w:rPr>
+        <w:t xml:space="preserve">real production LLM services</w:t>
+      </w:r>
+      <w:r>
+        <w:t xml:space="preserve">, plus end-to-end provider</w:t>
+      </w:r>
+      <w:r>
+        <w:t xml:space="preserve"> </w:t>
+      </w:r>
+      <w:r>
+        <w:t xml:space="preserve">aliases proven on two hosts and two transports.</w:t>
+      </w:r>
+    </w:p>
+    <w:bookmarkStart w:id="92" w:name="added-11"/>
+    <w:p>
+      <w:pPr>
+        <w:pStyle w:val="Heading3"/>
+      </w:pPr>
+      <w:r>
+        <w:t xml:space="preserve">Added</w:t>
+      </w:r>
+    </w:p>
+    <w:p>
+      <w:pPr>
+        <w:pStyle w:val="Compact"/>
+        <w:numPr>
+          <w:ilvl w:val="0"/>
+          <w:numId w:val="1064"/>
+        </w:numPr>
+      </w:pPr>
+      <w:r>
+        <w:rPr>
+          <w:rStyle w:val="VerbatimChar"/>
+          <w:b/>
+          <w:bCs/>
+        </w:rPr>
+        <w:t xml:space="preserve">containers</w:t>
+      </w:r>
+      <w:r>
+        <w:rPr>
+          <w:b/>
+          <w:bCs/>
+        </w:rPr>
+        <w:t xml:space="preserve"> </w:t>
+      </w:r>
+      <w:r>
+        <w:rPr>
+          <w:b/>
+          <w:bCs/>
+        </w:rPr>
+        <w:t xml:space="preserve">+</w:t>
+      </w:r>
+      <w:r>
+        <w:rPr>
+          <w:b/>
+          <w:bCs/>
+        </w:rPr>
+        <w:t xml:space="preserve"> </w:t>
+      </w:r>
+      <w:r>
+        <w:rPr>
+          <w:rStyle w:val="VerbatimChar"/>
+          <w:b/>
+          <w:bCs/>
+        </w:rPr>
+        <w:t xml:space="preserve">challenges</w:t>
+      </w:r>
+      <w:r>
+        <w:rPr>
+          <w:b/>
+          <w:bCs/>
+        </w:rPr>
+        <w:t xml:space="preserve"> </w:t>
+      </w:r>
+      <w:r>
+        <w:rPr>
+          <w:b/>
+          <w:bCs/>
+        </w:rPr>
+        <w:t xml:space="preserve">submodules</w:t>
+      </w:r>
+      <w:r>
+        <w:t xml:space="preserve"> </w:t>
+      </w:r>
+      <w:r>
+        <w:t xml:space="preserve">(</w:t>
+      </w:r>
+      <w:r>
+        <w:rPr>
+          <w:rStyle w:val="VerbatimChar"/>
+        </w:rPr>
+        <w:t xml:space="preserve">submodules/</w:t>
+      </w:r>
+      <w:r>
+        <w:t xml:space="preserve">) — the</w:t>
+      </w:r>
+      <w:r>
+        <w:t xml:space="preserve"> </w:t>
+      </w:r>
+      <w:r>
+        <w:t xml:space="preserve">distributed-boot orchestrator and its sibling.</w:t>
+      </w:r>
+      <w:r>
+        <w:t xml:space="preserve"> </w:t>
+      </w:r>
+      <w:r>
+        <w:rPr>
+          <w:rStyle w:val="VerbatimChar"/>
+        </w:rPr>
+        <w:t xml:space="preserve">helix-deps.yaml</w:t>
+      </w:r>
+      <w:r>
+        <w:t xml:space="preserve"> </w:t>
+      </w:r>
+      <w:r>
+        <w:t xml:space="preserve">confirms</w:t>
+      </w:r>
+      <w:r>
+        <w:t xml:space="preserve"> </w:t>
+      </w:r>
+      <w:r>
+        <w:rPr>
+          <w:rStyle w:val="VerbatimChar"/>
+        </w:rPr>
+        <w:t xml:space="preserve">containers</w:t>
+      </w:r>
+      <w:r>
+        <w:t xml:space="preserve"> </w:t>
+      </w:r>
+      <w:r>
+        <w:t xml:space="preserve">has zero own-org submodule deps.</w:t>
+      </w:r>
+    </w:p>
+    <w:p>
+      <w:pPr>
+        <w:pStyle w:val="Compact"/>
+        <w:numPr>
+          <w:ilvl w:val="0"/>
+          <w:numId w:val="1064"/>
+        </w:numPr>
+      </w:pPr>
+      <w:r>
+        <w:rPr>
+          <w:b/>
+          <w:bCs/>
+        </w:rPr>
+        <w:t xml:space="preserve">Remote host registration</w:t>
+      </w:r>
+      <w:r>
+        <w:t xml:space="preserve"> </w:t>
+      </w:r>
+      <w:r>
+        <w:t xml:space="preserve">—</w:t>
+      </w:r>
+      <w:r>
+        <w:t xml:space="preserve"> </w:t>
+      </w:r>
+      <w:r>
+        <w:rPr>
+          <w:rStyle w:val="VerbatimChar"/>
+        </w:rPr>
+        <w:t xml:space="preserve">config/containers/nezha.env</w:t>
+      </w:r>
+      <w:r>
+        <w:t xml:space="preserve"> </w:t>
+      </w:r>
+      <w:r>
+        <w:t xml:space="preserve">registers</w:t>
+      </w:r>
+      <w:r>
+        <w:t xml:space="preserve"> </w:t>
+      </w:r>
+      <w:r>
+        <w:rPr>
+          <w:rStyle w:val="VerbatimChar"/>
+        </w:rPr>
+        <w:t xml:space="preserve">nezha.local</w:t>
+      </w:r>
+      <w:r>
+        <w:t xml:space="preserve"> </w:t>
+      </w:r>
+      <w:r>
+        <w:t xml:space="preserve">as a remote boot/test host (SSH key, podman runtime).</w:t>
+      </w:r>
+    </w:p>
+    <w:p>
+      <w:pPr>
+        <w:pStyle w:val="Compact"/>
+        <w:numPr>
+          <w:ilvl w:val="0"/>
+          <w:numId w:val="1064"/>
+        </w:numPr>
+      </w:pPr>
+      <w:r>
+        <w:rPr>
+          <w:b/>
+          <w:bCs/>
+        </w:rPr>
+        <w:t xml:space="preserve">LLMsVerifier deployment overlays</w:t>
+      </w:r>
+      <w:r>
+        <w:t xml:space="preserve"> </w:t>
+      </w:r>
+      <w:r>
+        <w:t xml:space="preserve">(</w:t>
+      </w:r>
+      <w:r>
+        <w:rPr>
+          <w:rStyle w:val="VerbatimChar"/>
+        </w:rPr>
+        <w:t xml:space="preserve">config/containers/llmsverifier/</w:t>
+      </w:r>
+      <w:r>
+        <w:t xml:space="preserve">):</w:t>
+      </w:r>
+    </w:p>
+    <w:p>
+      <w:pPr>
+        <w:pStyle w:val="Compact"/>
+        <w:numPr>
+          <w:ilvl w:val="1"/>
+          <w:numId w:val="1065"/>
+        </w:numPr>
+      </w:pPr>
+      <w:r>
+        <w:rPr>
+          <w:rStyle w:val="VerbatimChar"/>
+        </w:rPr>
+        <w:t xml:space="preserve">docker-compose.app.yml</w:t>
+      </w:r>
+      <w:r>
+        <w:t xml:space="preserve"> </w:t>
+      </w:r>
+      <w:r>
+        <w:t xml:space="preserve">— the</w:t>
+      </w:r>
+      <w:r>
+        <w:t xml:space="preserve"> </w:t>
+      </w:r>
+      <w:r>
+        <w:rPr>
+          <w:rStyle w:val="VerbatimChar"/>
+        </w:rPr>
+        <w:t xml:space="preserve">llm-verifier</w:t>
+      </w:r>
+      <w:r>
+        <w:t xml:space="preserve"> </w:t>
+      </w:r>
+      <w:r>
+        <w:t xml:space="preserve">API (cgo image, config mount,</w:t>
+      </w:r>
+      <w:r>
+        <w:t xml:space="preserve"> </w:t>
+      </w:r>
+      <w:r>
+        <w:rPr>
+          <w:rStyle w:val="VerbatimChar"/>
+        </w:rPr>
+        <w:t xml:space="preserve">/api/health</w:t>
+      </w:r>
+      <w:r>
+        <w:t xml:space="preserve"> </w:t>
+      </w:r>
+      <w:r>
+        <w:t xml:space="preserve">healthcheck, loopback, fail-fast secrets).</w:t>
+      </w:r>
+    </w:p>
+    <w:p>
+      <w:pPr>
+        <w:pStyle w:val="Compact"/>
+        <w:numPr>
+          <w:ilvl w:val="1"/>
+          <w:numId w:val="1065"/>
+        </w:numPr>
+      </w:pPr>
+      <w:r>
+        <w:rPr>
+          <w:rStyle w:val="VerbatimChar"/>
+        </w:rPr>
+        <w:t xml:space="preserve">docker-compose.infra.yml</w:t>
+      </w:r>
+      <w:r>
+        <w:t xml:space="preserve"> </w:t>
+      </w:r>
+      <w:r>
+        <w:t xml:space="preserve">— observability tier: prometheus + grafana</w:t>
+      </w:r>
+      <w:r>
+        <w:t xml:space="preserve"> </w:t>
+      </w:r>
+      <w:r>
+        <w:t xml:space="preserve">(auto-provisioned datasource + dashboard) + node-exporter.</w:t>
+      </w:r>
+      <w:r>
+        <w:t xml:space="preserve"> </w:t>
+      </w:r>
+      <w:r>
+        <w:rPr>
+          <w:b/>
+          <w:bCs/>
+        </w:rPr>
+        <w:t xml:space="preserve">No DBs</w:t>
+      </w:r>
+      <w:r>
+        <w:t xml:space="preserve"> </w:t>
+      </w:r>
+      <w:r>
+        <w:t xml:space="preserve">(the app uses SQLite; postgres/redis were unused and removed).</w:t>
+      </w:r>
+    </w:p>
+    <w:p>
+      <w:pPr>
+        <w:pStyle w:val="Compact"/>
+        <w:numPr>
+          <w:ilvl w:val="1"/>
+          <w:numId w:val="1065"/>
+        </w:numPr>
+      </w:pPr>
+      <w:r>
+        <w:rPr>
+          <w:rStyle w:val="VerbatimChar"/>
+        </w:rPr>
+        <w:t xml:space="preserve">Dockerfile.nezha</w:t>
+      </w:r>
+      <w:r>
+        <w:t xml:space="preserve"> </w:t>
+      </w:r>
+      <w:r>
+        <w:t xml:space="preserve">/</w:t>
+      </w:r>
+      <w:r>
+        <w:t xml:space="preserve"> </w:t>
+      </w:r>
+      <w:r>
+        <w:rPr>
+          <w:rStyle w:val="VerbatimChar"/>
+        </w:rPr>
+        <w:t xml:space="preserve">Dockerfile.mv</w:t>
+      </w:r>
+      <w:r>
+        <w:t xml:space="preserve"> </w:t>
+      </w:r>
+      <w:r>
+        <w:t xml:space="preserve">— cgo nested-module builds for the</w:t>
+      </w:r>
+      <w:r>
+        <w:t xml:space="preserve"> </w:t>
+      </w:r>
+      <w:r>
+        <w:t xml:space="preserve">server + the</w:t>
+      </w:r>
+      <w:r>
+        <w:t xml:space="preserve"> </w:t>
+      </w:r>
+      <w:r>
+        <w:rPr>
+          <w:rStyle w:val="VerbatimChar"/>
+        </w:rPr>
+        <w:t xml:space="preserve">model-verification</w:t>
+      </w:r>
+      <w:r>
+        <w:t xml:space="preserve"> </w:t>
+      </w:r>
+      <w:r>
+        <w:t xml:space="preserve">tool.</w:t>
+      </w:r>
+    </w:p>
+    <w:p>
+      <w:pPr>
+        <w:pStyle w:val="Compact"/>
+        <w:numPr>
+          <w:ilvl w:val="1"/>
+          <w:numId w:val="1065"/>
+        </w:numPr>
+      </w:pPr>
+      <w:r>
+        <w:rPr>
+          <w:rStyle w:val="VerbatimChar"/>
+        </w:rPr>
+        <w:t xml:space="preserve">patches/0001..0005</w:t>
+      </w:r>
+      <w:r>
+        <w:t xml:space="preserve"> </w:t>
+      </w:r>
+      <w:r>
+        <w:t xml:space="preserve">— upstream LLMsVerifier fixes (see PR #2 below).</w:t>
+      </w:r>
+    </w:p>
+    <w:p>
+      <w:pPr>
+        <w:pStyle w:val="Compact"/>
+        <w:numPr>
+          <w:ilvl w:val="0"/>
+          <w:numId w:val="1064"/>
+        </w:numPr>
+      </w:pPr>
+      <w:r>
+        <w:rPr>
+          <w:b/>
+          <w:bCs/>
+        </w:rPr>
+        <w:t xml:space="preserve">Deployment guide</w:t>
+      </w:r>
+      <w:r>
+        <w:t xml:space="preserve"> </w:t>
+      </w:r>
+      <w:r>
+        <w:rPr>
+          <w:rStyle w:val="VerbatimChar"/>
+        </w:rPr>
+        <w:t xml:space="preserve">config/containers/llmsverifier/README.md</w:t>
+      </w:r>
+      <w:r>
+        <w:t xml:space="preserve"> </w:t>
+      </w:r>
+      <w:r>
+        <w:t xml:space="preserve">and the</w:t>
+      </w:r>
+      <w:r>
+        <w:t xml:space="preserve"> </w:t>
+      </w:r>
+      <w:r>
+        <w:rPr>
+          <w:b/>
+          <w:bCs/>
+        </w:rPr>
+        <w:t xml:space="preserve">Provider Aliases User Guide</w:t>
+      </w:r>
+      <w:r>
+        <w:t xml:space="preserve"> </w:t>
+      </w:r>
+      <w:r>
+        <w:rPr>
+          <w:rStyle w:val="VerbatimChar"/>
+        </w:rPr>
+        <w:t xml:space="preserve">docs/Provider_Aliases_User_Guide.md</w:t>
+      </w:r>
+      <w:r>
+        <w:t xml:space="preserve"> </w:t>
+      </w:r>
+      <w:r>
+        <w:t xml:space="preserve">(HTML/PDF/DOCX exports included).</w:t>
+      </w:r>
+    </w:p>
+    <w:p>
+      <w:pPr>
+        <w:pStyle w:val="Compact"/>
+        <w:numPr>
+          <w:ilvl w:val="0"/>
+          <w:numId w:val="1064"/>
+        </w:numPr>
+      </w:pPr>
+      <w:r>
+        <w:rPr>
+          <w:b/>
+          <w:bCs/>
+        </w:rPr>
+        <w:t xml:space="preserve">QA evidence</w:t>
+      </w:r>
+      <w:r>
+        <w:t xml:space="preserve"> </w:t>
+      </w:r>
+      <w:r>
+        <w:rPr>
+          <w:rStyle w:val="VerbatimChar"/>
+        </w:rPr>
+        <w:t xml:space="preserve">docs/qa/20260616-infra/</w:t>
+      </w:r>
+      <w:r>
+        <w:t xml:space="preserve"> </w:t>
+      </w:r>
+      <w:r>
+        <w:t xml:space="preserve">— verification proofs, endpoint</w:t>
+      </w:r>
+      <w:r>
+        <w:t xml:space="preserve"> </w:t>
+      </w:r>
+      <w:r>
+        <w:t xml:space="preserve">coverage, security posture, observability, per-provider sweeps, dual-host</w:t>
+      </w:r>
+      <w:r>
+        <w:t xml:space="preserve"> </w:t>
+      </w:r>
+      <w:r>
+        <w:t xml:space="preserve">end-to-end alias proofs.</w:t>
+      </w:r>
+    </w:p>
+    <w:bookmarkEnd w:id="92"/>
+    <w:bookmarkStart w:id="93" w:name="changed-7"/>
+    <w:p>
+      <w:pPr>
+        <w:pStyle w:val="Heading3"/>
+      </w:pPr>
+      <w:r>
+        <w:t xml:space="preserve">Changed</w:t>
+      </w:r>
+    </w:p>
+    <w:p>
+      <w:pPr>
+        <w:pStyle w:val="Compact"/>
+        <w:numPr>
+          <w:ilvl w:val="0"/>
+          <w:numId w:val="1066"/>
+        </w:numPr>
+      </w:pPr>
+      <w:r>
+        <w:rPr>
+          <w:b/>
+          <w:bCs/>
+        </w:rPr>
+        <w:t xml:space="preserve">Provider session accent color: orange → purple</w:t>
+      </w:r>
+      <w:r>
+        <w:t xml:space="preserve"> </w:t>
+      </w:r>
+      <w:r>
+        <w:t xml:space="preserve">across spec, guide, and</w:t>
+      </w:r>
+      <w:r>
+        <w:t xml:space="preserve"> </w:t>
+      </w:r>
+      <w:r>
+        <w:t xml:space="preserve">the long-form doc. (Claude Code 2.1.178 cannot persist a default</w:t>
+      </w:r>
+      <w:r>
+        <w:t xml:space="preserve"> </w:t>
+      </w:r>
+      <w:r>
+        <w:rPr>
+          <w:rStyle w:val="VerbatimChar"/>
+        </w:rPr>
+        <w:t xml:space="preserve">/color</w:t>
+      </w:r>
+      <w:r>
+        <w:t xml:space="preserve">, so</w:t>
+      </w:r>
+      <w:r>
+        <w:t xml:space="preserve"> </w:t>
+      </w:r>
+      <w:r>
+        <w:t xml:space="preserve">this is the documented default + a manual</w:t>
+      </w:r>
+      <w:r>
+        <w:t xml:space="preserve"> </w:t>
+      </w:r>
+      <w:r>
+        <w:rPr>
+          <w:rStyle w:val="VerbatimChar"/>
+        </w:rPr>
+        <w:t xml:space="preserve">/color purple</w:t>
+      </w:r>
+      <w:r>
+        <w:t xml:space="preserve"> </w:t>
+      </w:r>
+      <w:r>
+        <w:t xml:space="preserve">— a platform limit.)</w:t>
+      </w:r>
+    </w:p>
+    <w:p>
+      <w:pPr>
+        <w:pStyle w:val="Compact"/>
+        <w:numPr>
+          <w:ilvl w:val="0"/>
+          <w:numId w:val="1066"/>
+        </w:numPr>
+      </w:pPr>
+      <w:r>
+        <w:rPr>
+          <w:rStyle w:val="VerbatimChar"/>
+        </w:rPr>
+        <w:t xml:space="preserve">claude-add-account</w:t>
+      </w:r>
+      <w:r>
+        <w:t xml:space="preserve"> </w:t>
+      </w:r>
+      <w:r>
+        <w:t xml:space="preserve">consolidated onto the shared</w:t>
+      </w:r>
+      <w:r>
+        <w:t xml:space="preserve"> </w:t>
+      </w:r>
+      <w:r>
+        <w:rPr>
+          <w:rStyle w:val="VerbatimChar"/>
+        </w:rPr>
+        <w:t xml:space="preserve">cma_link_shared_items</w:t>
+      </w:r>
+      <w:r>
+        <w:t xml:space="preserve"> </w:t>
+      </w:r>
+      <w:r>
+        <w:t xml:space="preserve">helper (single</w:t>
+      </w:r>
+      <w:r>
+        <w:t xml:space="preserve"> </w:t>
+      </w:r>
+      <w:r>
+        <w:rPr>
+          <w:rStyle w:val="VerbatimChar"/>
+        </w:rPr>
+        <w:t xml:space="preserve">CMA_SHARED_ITEMS</w:t>
+      </w:r>
+      <w:r>
+        <w:t xml:space="preserve"> </w:t>
+      </w:r>
+      <w:r>
+        <w:t xml:space="preserve">source).</w:t>
+      </w:r>
+    </w:p>
+    <w:p>
+      <w:pPr>
+        <w:pStyle w:val="Compact"/>
+        <w:numPr>
+          <w:ilvl w:val="0"/>
+          <w:numId w:val="1066"/>
+        </w:numPr>
+      </w:pPr>
+      <w:r>
+        <w:rPr>
+          <w:rStyle w:val="VerbatimChar"/>
+        </w:rPr>
+        <w:t xml:space="preserve">claude-export-docs</w:t>
+      </w:r>
+      <w:r>
+        <w:t xml:space="preserve"> </w:t>
+      </w:r>
+      <w:r>
+        <w:t xml:space="preserve">now also emits</w:t>
+      </w:r>
+      <w:r>
+        <w:t xml:space="preserve"> </w:t>
+      </w:r>
+      <w:r>
+        <w:rPr>
+          <w:b/>
+          <w:bCs/>
+        </w:rPr>
+        <w:t xml:space="preserve">DOCX</w:t>
+      </w:r>
+      <w:r>
+        <w:t xml:space="preserve"> </w:t>
+      </w:r>
+      <w:r>
+        <w:t xml:space="preserve">(HTML/PDF/DOCX).</w:t>
+      </w:r>
+    </w:p>
+    <w:bookmarkEnd w:id="93"/>
+    <w:bookmarkStart w:id="94" w:name="X08528e409e6d44ab0933f6ae15548960525d0be"/>
+    <w:p>
+      <w:pPr>
+        <w:pStyle w:val="Heading3"/>
+      </w:pPr>
+      <w:r>
+        <w:t xml:space="preserve">Fixed (LLMsVerifier — shipped as PR #2, applied to deployed builds)</w:t>
+      </w:r>
+    </w:p>
+    <w:p>
+      <w:pPr>
+        <w:pStyle w:val="Compact"/>
+        <w:numPr>
+          <w:ilvl w:val="0"/>
+          <w:numId w:val="1067"/>
+        </w:numPr>
+      </w:pPr>
+      <w:r>
+        <w:rPr>
+          <w:b/>
+          <w:bCs/>
+        </w:rPr>
+        <w:t xml:space="preserve">Auth header missing</w:t>
+      </w:r>
+      <w:r>
+        <w:t xml:space="preserve"> </w:t>
+      </w:r>
+      <w:r>
+        <w:t xml:space="preserve">— verification requests sent no</w:t>
+      </w:r>
+      <w:r>
+        <w:t xml:space="preserve"> </w:t>
+      </w:r>
+      <w:r>
+        <w:rPr>
+          <w:rStyle w:val="VerbatimChar"/>
+        </w:rPr>
+        <w:t xml:space="preserve">Authorization</w:t>
+      </w:r>
+      <w:r>
+        <w:t xml:space="preserve"> </w:t>
+      </w:r>
+      <w:r>
+        <w:t xml:space="preserve">header → HTTP 401 for every provider. Now</w:t>
+      </w:r>
+      <w:r>
+        <w:t xml:space="preserve"> </w:t>
+      </w:r>
+      <w:r>
+        <w:rPr>
+          <w:rStyle w:val="VerbatimChar"/>
+        </w:rPr>
+        <w:t xml:space="preserve">Bearer &lt;key&gt;</w:t>
+      </w:r>
+      <w:r>
+        <w:t xml:space="preserve">.</w:t>
+      </w:r>
+    </w:p>
+    <w:p>
+      <w:pPr>
+        <w:pStyle w:val="Compact"/>
+        <w:numPr>
+          <w:ilvl w:val="0"/>
+          <w:numId w:val="1067"/>
+        </w:numPr>
+      </w:pPr>
+      <w:r>
+        <w:rPr>
+          <w:b/>
+          <w:bCs/>
+        </w:rPr>
+        <w:t xml:space="preserve">cohere 405</w:t>
+      </w:r>
+      <w:r>
+        <w:t xml:space="preserve"> </w:t>
+      </w:r>
+      <w:r>
+        <w:t xml:space="preserve">— switched to the OpenAI-compat endpoint</w:t>
+      </w:r>
+      <w:r>
+        <w:t xml:space="preserve"> </w:t>
+      </w:r>
+      <w:r>
+        <w:t xml:space="preserve">(</w:t>
+      </w:r>
+      <w:r>
+        <w:rPr>
+          <w:rStyle w:val="VerbatimChar"/>
+        </w:rPr>
+        <w:t xml:space="preserve">api.cohere.ai/compatibility/v1</w:t>
+      </w:r>
+      <w:r>
+        <w:t xml:space="preserve">). Verifies at score 1.00.</w:t>
+      </w:r>
+    </w:p>
+    <w:p>
+      <w:pPr>
+        <w:pStyle w:val="Compact"/>
+        <w:numPr>
+          <w:ilvl w:val="0"/>
+          <w:numId w:val="1067"/>
+        </w:numPr>
+      </w:pPr>
+      <w:r>
+        <w:rPr>
+          <w:b/>
+          <w:bCs/>
+        </w:rPr>
+        <w:t xml:space="preserve">gemini / huggingface</w:t>
+      </w:r>
+      <w:r>
+        <w:t xml:space="preserve"> </w:t>
+      </w:r>
+      <w:r>
+        <w:t xml:space="preserve">— corrected to OpenAI-compat / router endpoints</w:t>
+      </w:r>
+      <w:r>
+        <w:t xml:space="preserve"> </w:t>
+      </w:r>
+      <w:r>
+        <w:t xml:space="preserve">(huggingface verifies; gemini code-ready pending a valid key).</w:t>
+      </w:r>
+    </w:p>
+    <w:p>
+      <w:pPr>
+        <w:pStyle w:val="Compact"/>
+        <w:numPr>
+          <w:ilvl w:val="0"/>
+          <w:numId w:val="1067"/>
+        </w:numPr>
+      </w:pPr>
+      <w:r>
+        <w:rPr>
+          <w:b/>
+          <w:bCs/>
+        </w:rPr>
+        <w:t xml:space="preserve">model-id strictness</w:t>
+      </w:r>
+      <w:r>
+        <w:t xml:space="preserve"> </w:t>
+      </w:r>
+      <w:r>
+        <w:t xml:space="preserve">— verifies a requested id directly when not in the</w:t>
+      </w:r>
+      <w:r>
+        <w:t xml:space="preserve"> </w:t>
+      </w:r>
+      <w:r>
+        <w:t xml:space="preserve">discovered list (no premature</w:t>
+      </w:r>
+      <w:r>
+        <w:t xml:space="preserve"> </w:t>
+      </w:r>
+      <w:r>
+        <w:rPr>
+          <w:rStyle w:val="VerbatimChar"/>
+        </w:rPr>
+        <w:t xml:space="preserve">model_not_found</w:t>
+      </w:r>
+      <w:r>
+        <w:t xml:space="preserve">).</w:t>
+      </w:r>
+    </w:p>
+    <w:p>
+      <w:pPr>
+        <w:pStyle w:val="Compact"/>
+        <w:numPr>
+          <w:ilvl w:val="0"/>
+          <w:numId w:val="1067"/>
+        </w:numPr>
+      </w:pPr>
+      <w:r>
+        <w:rPr>
+          <w:b/>
+          <w:bCs/>
+        </w:rPr>
+        <w:t xml:space="preserve">no</w:t>
+      </w:r>
+      <w:r>
+        <w:rPr>
+          <w:b/>
+          <w:bCs/>
+        </w:rPr>
+        <w:t xml:space="preserve"> </w:t>
+      </w:r>
+      <w:r>
+        <w:rPr>
+          <w:rStyle w:val="VerbatimChar"/>
+          <w:b/>
+          <w:bCs/>
+        </w:rPr>
+        <w:t xml:space="preserve">/metrics</w:t>
+      </w:r>
+      <w:r>
+        <w:t xml:space="preserve"> </w:t>
+      </w:r>
+      <w:r>
+        <w:t xml:space="preserve">— added</w:t>
+      </w:r>
+      <w:r>
+        <w:t xml:space="preserve"> </w:t>
+      </w:r>
+      <w:r>
+        <w:rPr>
+          <w:rStyle w:val="VerbatimChar"/>
+        </w:rPr>
+        <w:t xml:space="preserve">GET /api/metrics</w:t>
+      </w:r>
+      <w:r>
+        <w:t xml:space="preserve"> </w:t>
+      </w:r>
+      <w:r>
+        <w:t xml:space="preserve">+</w:t>
+      </w:r>
+      <w:r>
+        <w:t xml:space="preserve"> </w:t>
+      </w:r>
+      <w:r>
+        <w:rPr>
+          <w:rStyle w:val="VerbatimChar"/>
+        </w:rPr>
+        <w:t xml:space="preserve">/metrics</w:t>
+      </w:r>
+      <w:r>
+        <w:t xml:space="preserve"> </w:t>
+      </w:r>
+      <w:r>
+        <w:t xml:space="preserve">(stdlib Prometheus).</w:t>
+      </w:r>
+    </w:p>
+    <w:p>
+      <w:pPr>
+        <w:pStyle w:val="Compact"/>
+        <w:numPr>
+          <w:ilvl w:val="0"/>
+          <w:numId w:val="1067"/>
+        </w:numPr>
+      </w:pPr>
+      <w:r>
+        <w:rPr>
+          <w:b/>
+          <w:bCs/>
+        </w:rPr>
+        <w:t xml:space="preserve">provider-session sync-state noise</w:t>
+      </w:r>
+      <w:r>
+        <w:t xml:space="preserve"> </w:t>
+      </w:r>
+      <w:r>
+        <w:t xml:space="preserve">—</w:t>
+      </w:r>
+      <w:r>
+        <w:t xml:space="preserve"> </w:t>
+      </w:r>
+      <w:r>
+        <w:rPr>
+          <w:rStyle w:val="VerbatimChar"/>
+        </w:rPr>
+        <w:t xml:space="preserve">cma_run_provider</w:t>
+      </w:r>
+      <w:r>
+        <w:t xml:space="preserve"> </w:t>
+      </w:r>
+      <w:r>
+        <w:t xml:space="preserve">no longer runs</w:t>
+      </w:r>
+      <w:r>
+        <w:t xml:space="preserve"> </w:t>
+      </w:r>
+      <w:r>
+        <w:t xml:space="preserve">cross-account sync-state on isolated provider dirs.</w:t>
+      </w:r>
+    </w:p>
+    <w:bookmarkEnd w:id="94"/>
+    <w:bookmarkStart w:id="95" w:name="X7b6b31a71aa5e1b1df81413a1880ad3edcce6d6"/>
+    <w:p>
+      <w:pPr>
+        <w:pStyle w:val="Heading3"/>
+      </w:pPr>
+      <w:r>
+        <w:t xml:space="preserve">Verified live (real "Do you see my code?" against production APIs)</w:t>
+      </w:r>
+    </w:p>
+    <w:p>
+      <w:pPr>
+        <w:pStyle w:val="Compact"/>
+        <w:numPr>
+          <w:ilvl w:val="0"/>
+          <w:numId w:val="1068"/>
+        </w:numPr>
+      </w:pPr>
+      <w:r>
+        <w:rPr>
+          <w:b/>
+          <w:bCs/>
+        </w:rPr>
+        <w:t xml:space="preserve">9 providers verified:</w:t>
+      </w:r>
+      <w:r>
+        <w:t xml:space="preserve"> </w:t>
+      </w:r>
+      <w:r>
+        <w:t xml:space="preserve">DeepSeek, Groq, Mistral, Cerebras, Novita, NVIDIA,</w:t>
+      </w:r>
+      <w:r>
+        <w:t xml:space="preserve"> </w:t>
+      </w:r>
+      <w:r>
+        <w:t xml:space="preserve">Cohere, Codestral, HuggingFace.</w:t>
+      </w:r>
+    </w:p>
+    <w:p>
+      <w:pPr>
+        <w:pStyle w:val="Compact"/>
+        <w:numPr>
+          <w:ilvl w:val="0"/>
+          <w:numId w:val="1068"/>
+        </w:numPr>
+      </w:pPr>
+      <w:r>
+        <w:rPr>
+          <w:b/>
+          <w:bCs/>
+        </w:rPr>
+        <w:t xml:space="preserve">Both transports, both hosts:</w:t>
+      </w:r>
+      <w:r>
+        <w:t xml:space="preserve"> </w:t>
+      </w:r>
+      <w:r>
+        <w:t xml:space="preserve">native (DeepSeek) + router (Novita via ccr)</w:t>
+      </w:r>
+      <w:r>
+        <w:t xml:space="preserve"> </w:t>
+      </w:r>
+      <w:r>
+        <w:t xml:space="preserve">on macOS and on nezha.</w:t>
+      </w:r>
+    </w:p>
+    <w:p>
+      <w:pPr>
+        <w:pStyle w:val="Compact"/>
+        <w:numPr>
+          <w:ilvl w:val="0"/>
+          <w:numId w:val="1068"/>
+        </w:numPr>
+      </w:pPr>
+      <w:r>
+        <w:t xml:space="preserve">Account-side failures (402/401/429/403) and non-OpenAI providers documented</w:t>
+      </w:r>
+      <w:r>
+        <w:t xml:space="preserve"> </w:t>
+      </w:r>
+      <w:r>
+        <w:t xml:space="preserve">honestly; excluded under "valid users only" but kept fully supported.</w:t>
+      </w:r>
+    </w:p>
+    <w:bookmarkEnd w:id="95"/>
+    <w:bookmarkStart w:id="96" w:name="safety"/>
+    <w:p>
+      <w:pPr>
+        <w:pStyle w:val="Heading3"/>
+      </w:pPr>
+      <w:r>
+        <w:t xml:space="preserve">Safety</w:t>
+      </w:r>
+    </w:p>
+    <w:p>
+      <w:pPr>
+        <w:pStyle w:val="Compact"/>
+        <w:numPr>
+          <w:ilvl w:val="0"/>
+          <w:numId w:val="1069"/>
+        </w:numPr>
+      </w:pPr>
+      <w:r>
+        <w:t xml:space="preserve">Provider dirs (</w:t>
+      </w:r>
+      <w:r>
+        <w:rPr>
+          <w:rStyle w:val="VerbatimChar"/>
+        </w:rPr>
+        <w:t xml:space="preserve">~/.claude-prov-*</w:t>
+      </w:r>
+      <w:r>
+        <w:t xml:space="preserve">) excluded from account detection — existing</w:t>
+      </w:r>
+      <w:r>
+        <w:t xml:space="preserve"> </w:t>
+      </w:r>
+      <w:r>
+        <w:rPr>
+          <w:rStyle w:val="VerbatimChar"/>
+        </w:rPr>
+        <w:t xml:space="preserve">claudeN</w:t>
+      </w:r>
+      <w:r>
+        <w:t xml:space="preserve"> </w:t>
+      </w:r>
+      <w:r>
+        <w:t xml:space="preserve">accounts and</w:t>
+      </w:r>
+      <w:r>
+        <w:t xml:space="preserve"> </w:t>
+      </w:r>
+      <w:r>
+        <w:rPr>
+          <w:rStyle w:val="VerbatimChar"/>
+        </w:rPr>
+        <w:t xml:space="preserve">claude-add-account</w:t>
+      </w:r>
+      <w:r>
+        <w:t xml:space="preserve"> </w:t>
+      </w:r>
+      <w:r>
+        <w:t xml:space="preserve">untouched.</w:t>
+      </w:r>
+    </w:p>
+    <w:p>
+      <w:pPr>
+        <w:pStyle w:val="Compact"/>
+        <w:numPr>
+          <w:ilvl w:val="0"/>
+          <w:numId w:val="1069"/>
+        </w:numPr>
+      </w:pPr>
+      <w:r>
+        <w:t xml:space="preserve">Secrets only in the keys file + on-host mode-600</w:t>
+      </w:r>
+      <w:r>
+        <w:t xml:space="preserve"> </w:t>
+      </w:r>
+      <w:r>
+        <w:rPr>
+          <w:rStyle w:val="VerbatimChar"/>
+        </w:rPr>
+        <w:t xml:space="preserve">.env</w:t>
+      </w:r>
+      <w:r>
+        <w:t xml:space="preserve">; never in the repo.</w:t>
+      </w:r>
+      <w:r>
+        <w:t xml:space="preserve"> </w:t>
+      </w:r>
+      <w:r>
+        <w:t xml:space="preserve">All published ports bound to loopback.</w:t>
+      </w:r>
+    </w:p>
+    <w:bookmarkEnd w:id="96"/>
+    <w:bookmarkEnd w:id="97"/>
+    <w:bookmarkStart w:id="98" w:name="X0b5e2b6bb8414853f28cab918f1092cceff261f"/>
+    <w:p>
+      <w:pPr>
+        <w:pStyle w:val="Heading2"/>
+      </w:pPr>
+      <w:r>
         <w:t xml:space="preserve">v1.0.0 — 2026-06-16 — Dynamic provider-alias generator</w:t>
       </w:r>
     </w:p>
@@ -10883,8 +12288,8 @@
         <w:t xml:space="preserve">.</w:t>
       </w:r>
     </w:p>
-    <w:bookmarkEnd w:id="92"/>
-    <w:bookmarkStart w:id="96" w:name="X73f1b74114f5ea30e47358e35fb30d0b7a0161a"/>
+    <w:bookmarkEnd w:id="98"/>
+    <w:bookmarkStart w:id="102" w:name="X73f1b74114f5ea30e47358e35fb30d0b7a0161a"/>
     <w:p>
       <w:pPr>
         <w:pStyle w:val="Heading2"/>
@@ -10893,7 +12298,7 @@
         <w:t xml:space="preserve">v1.6.7 — 2026-06-21 — Poe proxy fix for all aliases</w:t>
       </w:r>
     </w:p>
-    <w:bookmarkStart w:id="93" w:name="fixed-9"/>
+    <w:bookmarkStart w:id="99" w:name="fixed-10"/>
     <w:p>
       <w:pPr>
         <w:pStyle w:val="Heading3"/>
@@ -10907,7 +12312,7 @@
         <w:pStyle w:val="Compact"/>
         <w:numPr>
           <w:ilvl w:val="0"/>
-          <w:numId w:val="1065"/>
+          <w:numId w:val="1070"/>
         </w:numPr>
       </w:pPr>
       <w:r>
@@ -10956,7 +12361,7 @@
         <w:pStyle w:val="Compact"/>
         <w:numPr>
           <w:ilvl w:val="0"/>
-          <w:numId w:val="1065"/>
+          <w:numId w:val="1070"/>
         </w:numPr>
       </w:pPr>
       <w:r>
@@ -10984,7 +12389,7 @@
         <w:pStyle w:val="Compact"/>
         <w:numPr>
           <w:ilvl w:val="0"/>
-          <w:numId w:val="1065"/>
+          <w:numId w:val="1070"/>
         </w:numPr>
       </w:pPr>
       <w:r>
@@ -10998,8 +12403,8 @@
         <w:t xml:space="preserve">: same fix applied</w:t>
       </w:r>
     </w:p>
-    <w:bookmarkEnd w:id="93"/>
-    <w:bookmarkStart w:id="94" w:name="verified-8"/>
+    <w:bookmarkEnd w:id="99"/>
+    <w:bookmarkStart w:id="100" w:name="verified-9"/>
     <w:p>
       <w:pPr>
         <w:pStyle w:val="Heading3"/>
@@ -11013,7 +12418,7 @@
         <w:pStyle w:val="Compact"/>
         <w:numPr>
           <w:ilvl w:val="0"/>
-          <w:numId w:val="1066"/>
+          <w:numId w:val="1071"/>
         </w:numPr>
       </w:pPr>
       <w:r>
@@ -11070,15 +12475,15 @@
         <w:pStyle w:val="Compact"/>
         <w:numPr>
           <w:ilvl w:val="0"/>
-          <w:numId w:val="1066"/>
+          <w:numId w:val="1071"/>
         </w:numPr>
       </w:pPr>
       <w:r>
         <w:t xml:space="preserve">Deployed to both local host and nezha.local</w:t>
       </w:r>
     </w:p>
-    <w:bookmarkEnd w:id="94"/>
-    <w:bookmarkStart w:id="95" w:name="tests-5"/>
+    <w:bookmarkEnd w:id="100"/>
+    <w:bookmarkStart w:id="101" w:name="tests-5"/>
     <w:p>
       <w:pPr>
         <w:pStyle w:val="Heading3"/>
@@ -11092,7 +12497,7 @@
         <w:pStyle w:val="Compact"/>
         <w:numPr>
           <w:ilvl w:val="0"/>
-          <w:numId w:val="1067"/>
+          <w:numId w:val="1072"/>
         </w:numPr>
       </w:pPr>
       <w:r>
@@ -11104,16 +12509,16 @@
         <w:pStyle w:val="Compact"/>
         <w:numPr>
           <w:ilvl w:val="0"/>
-          <w:numId w:val="1067"/>
+          <w:numId w:val="1072"/>
         </w:numPr>
       </w:pPr>
       <w:r>
         <w:t xml:space="preserve">nezha.local: 7/8 (pandoc missing — pre-existing)</w:t>
       </w:r>
     </w:p>
-    <w:bookmarkEnd w:id="95"/>
-    <w:bookmarkEnd w:id="96"/>
-    <w:bookmarkStart w:id="100" w:name="v168--2026-06-21--poe-proxy-gzip-fix"/>
+    <w:bookmarkEnd w:id="101"/>
+    <w:bookmarkEnd w:id="102"/>
+    <w:bookmarkStart w:id="106" w:name="v168--2026-06-21--poe-proxy-gzip-fix"/>
     <w:p>
       <w:pPr>
         <w:pStyle w:val="Heading2"/>
@@ -11122,7 +12527,7 @@
         <w:t xml:space="preserve">v1.6.8 — 2026-06-21 — Poe proxy gzip fix</w:t>
       </w:r>
     </w:p>
-    <w:bookmarkStart w:id="97" w:name="fixed-10"/>
+    <w:bookmarkStart w:id="103" w:name="fixed-11"/>
     <w:p>
       <w:pPr>
         <w:pStyle w:val="Heading3"/>
@@ -11136,7 +12541,7 @@
         <w:pStyle w:val="Compact"/>
         <w:numPr>
           <w:ilvl w:val="0"/>
-          <w:numId w:val="1068"/>
+          <w:numId w:val="1073"/>
         </w:numPr>
       </w:pPr>
       <w:r>
@@ -11165,8 +12570,8 @@
         <w:t xml:space="preserve">UnicodeDecodeError. Added gzip decompression for both success and error responses.</w:t>
       </w:r>
     </w:p>
-    <w:bookmarkEnd w:id="97"/>
-    <w:bookmarkStart w:id="98" w:name="verified-9"/>
+    <w:bookmarkEnd w:id="103"/>
+    <w:bookmarkStart w:id="104" w:name="verified-10"/>
     <w:p>
       <w:pPr>
         <w:pStyle w:val="Heading3"/>
@@ -11180,7 +12585,7 @@
         <w:pStyle w:val="Compact"/>
         <w:numPr>
           <w:ilvl w:val="0"/>
-          <w:numId w:val="1069"/>
+          <w:numId w:val="1074"/>
         </w:numPr>
       </w:pPr>
       <w:r>
@@ -11201,7 +12606,7 @@
         <w:pStyle w:val="Compact"/>
         <w:numPr>
           <w:ilvl w:val="0"/>
-          <w:numId w:val="1069"/>
+          <w:numId w:val="1074"/>
         </w:numPr>
       </w:pPr>
       <w:r>
@@ -11222,7 +12627,7 @@
         <w:pStyle w:val="Compact"/>
         <w:numPr>
           <w:ilvl w:val="0"/>
-          <w:numId w:val="1069"/>
+          <w:numId w:val="1074"/>
         </w:numPr>
       </w:pPr>
       <w:r>
@@ -11238,8 +12643,8 @@
         <w:t xml:space="preserve">(grok-4): ❌ Different error (Grok-4 schema validation, not tools format)</w:t>
       </w:r>
     </w:p>
-    <w:bookmarkEnd w:id="98"/>
-    <w:bookmarkStart w:id="99" w:name="tests-6"/>
+    <w:bookmarkEnd w:id="104"/>
+    <w:bookmarkStart w:id="105" w:name="tests-6"/>
     <w:p>
       <w:pPr>
         <w:pStyle w:val="Heading3"/>
@@ -11253,7 +12658,7 @@
         <w:pStyle w:val="Compact"/>
         <w:numPr>
           <w:ilvl w:val="0"/>
-          <w:numId w:val="1070"/>
+          <w:numId w:val="1075"/>
         </w:numPr>
       </w:pPr>
       <w:r>
@@ -11265,16 +12670,16 @@
         <w:pStyle w:val="Compact"/>
         <w:numPr>
           <w:ilvl w:val="0"/>
-          <w:numId w:val="1070"/>
+          <w:numId w:val="1075"/>
         </w:numPr>
       </w:pPr>
       <w:r>
         <w:t xml:space="preserve">nezha.local: 8/8 ALL GREEN</w:t>
       </w:r>
     </w:p>
-    <w:bookmarkEnd w:id="99"/>
-    <w:bookmarkEnd w:id="100"/>
-    <w:bookmarkStart w:id="104" w:name="X6b73aa0a1c0550d32fa078e70116793f37aa5fa"/>
+    <w:bookmarkEnd w:id="105"/>
+    <w:bookmarkEnd w:id="106"/>
+    <w:bookmarkStart w:id="110" w:name="X6b73aa0a1c0550d32fa078e70116793f37aa5fa"/>
     <w:p>
       <w:pPr>
         <w:pStyle w:val="Heading2"/>
@@ -11283,7 +12688,7 @@
         <w:t xml:space="preserve">v1.6.9 — 2026-06-21 — Poe proxy $ref fix for Grok-4</w:t>
       </w:r>
     </w:p>
-    <w:bookmarkStart w:id="101" w:name="fixed-11"/>
+    <w:bookmarkStart w:id="107" w:name="fixed-12"/>
     <w:p>
       <w:pPr>
         <w:pStyle w:val="Heading3"/>
@@ -11297,67 +12702,133 @@
         <w:pStyle w:val="Compact"/>
         <w:numPr>
           <w:ilvl w:val="0"/>
-          <w:numId w:val="1071"/>
-        </w:numPr>
-      </w:pPr>
-      <w:r>
-        <w:t xml:space="preserve">**Poe proxy</w:t>
-      </w:r>
-      <w:r>
-        <w:t xml:space="preserve"> </w:t>
-      </w:r>
-      <w:r>
-        <w:t xml:space="preserve">$ref resolution** — Claude Code sends tool schemas with `$</w:t>
-      </w:r>
-      <w:r>
-        <w:t xml:space="preserve">ref</w:t>
-      </w:r>
-      <w:r>
-        <w:rPr>
-          <w:rStyle w:val="VerbatimChar"/>
-        </w:rPr>
+          <w:numId w:val="1076"/>
+        </w:numPr>
+      </w:pPr>
+      <w:r>
+        <w:rPr>
+          <w:b/>
+          <w:bCs/>
+        </w:rPr>
+        <w:t xml:space="preserve">Poe proxy $ref resolution</w:t>
+      </w:r>
+      <w:r>
+        <w:t xml:space="preserve"> </w:t>
+      </w:r>
+      <w:r>
+        <w:t xml:space="preserve">— Claude Code sends tool schemas with</w:t>
+      </w:r>
+      <w:r>
+        <w:t xml:space="preserve"> </w:t>
+      </w:r>
+      <w:r>
+        <w:rPr>
+          <w:rStyle w:val="VerbatimChar"/>
+        </w:rPr>
+        <w:t xml:space="preserve">$ref</w:t>
+      </w:r>
+      <w:r>
+        <w:t xml:space="preserve"> </w:t>
+      </w:r>
+      <w:r>
         <w:t xml:space="preserve">references to</w:t>
       </w:r>
       <w:r>
-        <w:t xml:space="preserve">$defs`. Grok-4 and some providers don't support `$</w:t>
-      </w:r>
-      <w:r>
-        <w:t xml:space="preserve">ref</w:t>
-      </w:r>
-      <w:r>
-        <w:rPr>
-          <w:rStyle w:val="VerbatimChar"/>
-        </w:rPr>
-        <w:t xml:space="preserve">in tool schemas. Added</w:t>
-      </w:r>
-      <w:r>
+        <w:t xml:space="preserve"> </w:t>
+      </w:r>
+      <w:r>
+        <w:rPr>
+          <w:rStyle w:val="VerbatimChar"/>
+        </w:rPr>
+        <w:t xml:space="preserve">$defs</w:t>
+      </w:r>
+      <w:r>
+        <w:t xml:space="preserve">. Grok-4 and some providers don't support</w:t>
+      </w:r>
+      <w:r>
+        <w:t xml:space="preserve"> </w:t>
+      </w:r>
+      <w:r>
+        <w:rPr>
+          <w:rStyle w:val="VerbatimChar"/>
+        </w:rPr>
+        <w:t xml:space="preserve">$ref</w:t>
+      </w:r>
+      <w:r>
+        <w:t xml:space="preserve"> </w:t>
+      </w:r>
+      <w:r>
+        <w:t xml:space="preserve">in</w:t>
+      </w:r>
+      <w:r>
+        <w:t xml:space="preserve"> </w:t>
+      </w:r>
+      <w:r>
+        <w:t xml:space="preserve">tool schemas. Added</w:t>
+      </w:r>
+      <w:r>
+        <w:t xml:space="preserve"> </w:t>
+      </w:r>
+      <w:r>
+        <w:rPr>
+          <w:rStyle w:val="VerbatimChar"/>
+        </w:rPr>
         <w:t xml:space="preserve">resolve_refs()</w:t>
       </w:r>
       <w:r>
-        <w:rPr>
-          <w:rStyle w:val="VerbatimChar"/>
-        </w:rPr>
+        <w:t xml:space="preserve"> </w:t>
+      </w:r>
+      <w:r>
         <w:t xml:space="preserve">function that extracts</w:t>
       </w:r>
       <w:r>
-        <w:t xml:space="preserve">$defs`,
-    resolves all `$</w:t>
-      </w:r>
-      <w:r>
-        <w:t xml:space="preserve">ref</w:t>
-      </w:r>
-      <w:r>
-        <w:rPr>
-          <w:rStyle w:val="VerbatimChar"/>
-        </w:rPr>
+        <w:t xml:space="preserve"> </w:t>
+      </w:r>
+      <w:r>
+        <w:rPr>
+          <w:rStyle w:val="VerbatimChar"/>
+        </w:rPr>
+        <w:t xml:space="preserve">$defs</w:t>
+      </w:r>
+      <w:r>
+        <w:t xml:space="preserve">,</w:t>
+      </w:r>
+      <w:r>
+        <w:t xml:space="preserve"> </w:t>
+      </w:r>
+      <w:r>
+        <w:t xml:space="preserve">resolves all</w:t>
+      </w:r>
+      <w:r>
+        <w:t xml:space="preserve"> </w:t>
+      </w:r>
+      <w:r>
+        <w:rPr>
+          <w:rStyle w:val="VerbatimChar"/>
+        </w:rPr>
+        <w:t xml:space="preserve">$ref</w:t>
+      </w:r>
+      <w:r>
+        <w:t xml:space="preserve"> </w:t>
+      </w:r>
+      <w:r>
         <w:t xml:space="preserve">references to inline definitions, and removes</w:t>
       </w:r>
       <w:r>
-        <w:t xml:space="preserve">$defs`.</w:t>
-      </w:r>
-    </w:p>
-    <w:bookmarkEnd w:id="101"/>
-    <w:bookmarkStart w:id="102" w:name="verified-10"/>
+        <w:t xml:space="preserve"> </w:t>
+      </w:r>
+      <w:r>
+        <w:rPr>
+          <w:rStyle w:val="VerbatimChar"/>
+        </w:rPr>
+        <w:t xml:space="preserve">$defs</w:t>
+      </w:r>
+      <w:r>
+        <w:t xml:space="preserve">.</w:t>
+      </w:r>
+    </w:p>
+    <w:bookmarkEnd w:id="107"/>
+    <w:bookmarkStart w:id="108" w:name="verified-11"/>
     <w:p>
       <w:pPr>
         <w:pStyle w:val="Heading3"/>
@@ -11371,7 +12842,7 @@
         <w:pStyle w:val="Compact"/>
         <w:numPr>
           <w:ilvl w:val="0"/>
-          <w:numId w:val="1072"/>
+          <w:numId w:val="1077"/>
         </w:numPr>
       </w:pPr>
       <w:r>
@@ -11392,7 +12863,7 @@
         <w:pStyle w:val="Compact"/>
         <w:numPr>
           <w:ilvl w:val="0"/>
-          <w:numId w:val="1072"/>
+          <w:numId w:val="1077"/>
         </w:numPr>
       </w:pPr>
       <w:r>
@@ -11413,7 +12884,7 @@
         <w:pStyle w:val="Compact"/>
         <w:numPr>
           <w:ilvl w:val="0"/>
-          <w:numId w:val="1072"/>
+          <w:numId w:val="1077"/>
         </w:numPr>
       </w:pPr>
       <w:r>
@@ -11429,8 +12900,8 @@
         <w:t xml:space="preserve">(grok-4): ✅ YES (was failing, now works)</w:t>
       </w:r>
     </w:p>
-    <w:bookmarkEnd w:id="102"/>
-    <w:bookmarkStart w:id="103" w:name="tests-7"/>
+    <w:bookmarkEnd w:id="108"/>
+    <w:bookmarkStart w:id="109" w:name="tests-7"/>
     <w:p>
       <w:pPr>
         <w:pStyle w:val="Heading3"/>
@@ -11444,7 +12915,7 @@
         <w:pStyle w:val="Compact"/>
         <w:numPr>
           <w:ilvl w:val="0"/>
-          <w:numId w:val="1073"/>
+          <w:numId w:val="1078"/>
         </w:numPr>
       </w:pPr>
       <w:r>
@@ -11456,16 +12927,16 @@
         <w:pStyle w:val="Compact"/>
         <w:numPr>
           <w:ilvl w:val="0"/>
-          <w:numId w:val="1073"/>
+          <w:numId w:val="1078"/>
         </w:numPr>
       </w:pPr>
       <w:r>
         <w:t xml:space="preserve">nezha.local: 8/8 ALL GREEN</w:t>
       </w:r>
     </w:p>
-    <w:bookmarkEnd w:id="103"/>
-    <w:bookmarkEnd w:id="104"/>
-    <w:bookmarkStart w:id="109" w:name="X0532de1f3a983780b1972dbb21522315aea09e8"/>
+    <w:bookmarkEnd w:id="109"/>
+    <w:bookmarkEnd w:id="110"/>
+    <w:bookmarkStart w:id="115" w:name="X0532de1f3a983780b1972dbb21522315aea09e8"/>
     <w:p>
       <w:pPr>
         <w:pStyle w:val="Heading2"/>
@@ -11474,7 +12945,7 @@
         <w:t xml:space="preserve">v1.7.0 — 2026-06-22 — Poe proxy complete fix (all aliases verified)</w:t>
       </w:r>
     </w:p>
-    <w:bookmarkStart w:id="105" w:name="fixed-12"/>
+    <w:bookmarkStart w:id="111" w:name="fixed-13"/>
     <w:p>
       <w:pPr>
         <w:pStyle w:val="Heading3"/>
@@ -11488,7 +12959,7 @@
         <w:pStyle w:val="Compact"/>
         <w:numPr>
           <w:ilvl w:val="0"/>
-          <w:numId w:val="1074"/>
+          <w:numId w:val="1079"/>
         </w:numPr>
       </w:pPr>
       <w:r>
@@ -11537,7 +13008,7 @@
         <w:pStyle w:val="Compact"/>
         <w:numPr>
           <w:ilvl w:val="0"/>
-          <w:numId w:val="1074"/>
+          <w:numId w:val="1079"/>
         </w:numPr>
       </w:pPr>
       <w:r>
@@ -11554,8 +13025,8 @@
         <w:t xml:space="preserve">now copies proxy scripts during installation (already in place)</w:t>
       </w:r>
     </w:p>
-    <w:bookmarkEnd w:id="105"/>
-    <w:bookmarkStart w:id="106" w:name="X3ca39d2af9b1c1fc71857ee8467886b3e8dc7f9"/>
+    <w:bookmarkEnd w:id="111"/>
+    <w:bookmarkStart w:id="112" w:name="X3ca39d2af9b1c1fc71857ee8467886b3e8dc7f9"/>
     <w:p>
       <w:pPr>
         <w:pStyle w:val="Heading3"/>
@@ -11569,7 +13040,7 @@
         <w:pStyle w:val="Compact"/>
         <w:numPr>
           <w:ilvl w:val="0"/>
-          <w:numId w:val="1075"/>
+          <w:numId w:val="1080"/>
         </w:numPr>
       </w:pPr>
       <w:r>
@@ -11590,7 +13061,7 @@
         <w:pStyle w:val="Compact"/>
         <w:numPr>
           <w:ilvl w:val="0"/>
-          <w:numId w:val="1075"/>
+          <w:numId w:val="1080"/>
         </w:numPr>
       </w:pPr>
       <w:r>
@@ -11611,7 +13082,7 @@
         <w:pStyle w:val="Compact"/>
         <w:numPr>
           <w:ilvl w:val="0"/>
-          <w:numId w:val="1075"/>
+          <w:numId w:val="1080"/>
         </w:numPr>
       </w:pPr>
       <w:r>
@@ -11627,8 +13098,8 @@
         <w:t xml:space="preserve">(grok-4): ✅ YES</w:t>
       </w:r>
     </w:p>
-    <w:bookmarkEnd w:id="106"/>
-    <w:bookmarkStart w:id="107" w:name="root-cause-analysis-1"/>
+    <w:bookmarkEnd w:id="112"/>
+    <w:bookmarkStart w:id="113" w:name="root-cause-analysis-1"/>
     <w:p>
       <w:pPr>
         <w:pStyle w:val="Heading3"/>
@@ -11650,7 +13121,7 @@
         <w:pStyle w:val="Compact"/>
         <w:numPr>
           <w:ilvl w:val="0"/>
-          <w:numId w:val="1076"/>
+          <w:numId w:val="1081"/>
         </w:numPr>
       </w:pPr>
       <w:r>
@@ -11672,7 +13143,7 @@
         <w:pStyle w:val="Compact"/>
         <w:numPr>
           <w:ilvl w:val="0"/>
-          <w:numId w:val="1076"/>
+          <w:numId w:val="1081"/>
         </w:numPr>
       </w:pPr>
       <w:r>
@@ -11694,7 +13165,7 @@
         <w:pStyle w:val="Compact"/>
         <w:numPr>
           <w:ilvl w:val="0"/>
-          <w:numId w:val="1076"/>
+          <w:numId w:val="1081"/>
         </w:numPr>
       </w:pPr>
       <w:r>
@@ -11719,8 +13190,8 @@
         <w:t xml:space="preserve">All three fixed and verified.</w:t>
       </w:r>
     </w:p>
-    <w:bookmarkEnd w:id="107"/>
-    <w:bookmarkStart w:id="108" w:name="tests-8"/>
+    <w:bookmarkEnd w:id="113"/>
+    <w:bookmarkStart w:id="114" w:name="tests-8"/>
     <w:p>
       <w:pPr>
         <w:pStyle w:val="Heading3"/>
@@ -11734,7 +13205,7 @@
         <w:pStyle w:val="Compact"/>
         <w:numPr>
           <w:ilvl w:val="0"/>
-          <w:numId w:val="1077"/>
+          <w:numId w:val="1082"/>
         </w:numPr>
       </w:pPr>
       <w:r>
@@ -11746,16 +13217,16 @@
         <w:pStyle w:val="Compact"/>
         <w:numPr>
           <w:ilvl w:val="0"/>
-          <w:numId w:val="1077"/>
+          <w:numId w:val="1082"/>
         </w:numPr>
       </w:pPr>
       <w:r>
         <w:t xml:space="preserve">nezha.local: 8/8 ALL GREEN</w:t>
       </w:r>
     </w:p>
-    <w:bookmarkEnd w:id="108"/>
-    <w:bookmarkEnd w:id="109"/>
-    <w:bookmarkStart w:id="113" w:name="X6c14826a40db1917917c574b9e01f7f6d201b77"/>
+    <w:bookmarkEnd w:id="114"/>
+    <w:bookmarkEnd w:id="115"/>
+    <w:bookmarkStart w:id="119" w:name="X6c14826a40db1917917c574b9e01f7f6d201b77"/>
     <w:p>
       <w:pPr>
         <w:pStyle w:val="Heading2"/>
@@ -11764,7 +13235,7 @@
         <w:t xml:space="preserve">v1.7.1 — 2026-06-22 — Full validation + release</w:t>
       </w:r>
     </w:p>
-    <w:bookmarkStart w:id="110" w:name="fixed-13"/>
+    <w:bookmarkStart w:id="116" w:name="fixed-14"/>
     <w:p>
       <w:pPr>
         <w:pStyle w:val="Heading3"/>
@@ -11778,7 +13249,7 @@
         <w:pStyle w:val="Compact"/>
         <w:numPr>
           <w:ilvl w:val="0"/>
-          <w:numId w:val="1078"/>
+          <w:numId w:val="1083"/>
         </w:numPr>
       </w:pPr>
       <w:r>
@@ -11830,7 +13301,7 @@
         <w:pStyle w:val="Compact"/>
         <w:numPr>
           <w:ilvl w:val="0"/>
-          <w:numId w:val="1078"/>
+          <w:numId w:val="1083"/>
         </w:numPr>
       </w:pPr>
       <w:r>
@@ -11882,7 +13353,7 @@
         <w:pStyle w:val="Compact"/>
         <w:numPr>
           <w:ilvl w:val="0"/>
-          <w:numId w:val="1078"/>
+          <w:numId w:val="1083"/>
         </w:numPr>
       </w:pPr>
       <w:r>
@@ -11914,8 +13385,8 @@
         <w:t xml:space="preserve">subshell with safe indirect expansion</w:t>
       </w:r>
     </w:p>
-    <w:bookmarkEnd w:id="110"/>
-    <w:bookmarkStart w:id="111" w:name="tests-9"/>
+    <w:bookmarkEnd w:id="116"/>
+    <w:bookmarkStart w:id="117" w:name="tests-9"/>
     <w:p>
       <w:pPr>
         <w:pStyle w:val="Heading3"/>
@@ -11929,7 +13400,7 @@
         <w:pStyle w:val="Compact"/>
         <w:numPr>
           <w:ilvl w:val="0"/>
-          <w:numId w:val="1079"/>
+          <w:numId w:val="1084"/>
         </w:numPr>
       </w:pPr>
       <w:r>
@@ -11957,15 +13428,15 @@
         <w:pStyle w:val="Compact"/>
         <w:numPr>
           <w:ilvl w:val="0"/>
-          <w:numId w:val="1079"/>
+          <w:numId w:val="1084"/>
         </w:numPr>
       </w:pPr>
       <w:r>
         <w:t xml:space="preserve">nezha.local: 8/9 (export fails — pandoc missing)</w:t>
       </w:r>
     </w:p>
-    <w:bookmarkEnd w:id="111"/>
-    <w:bookmarkStart w:id="112" w:name="release"/>
+    <w:bookmarkEnd w:id="117"/>
+    <w:bookmarkStart w:id="118" w:name="release"/>
     <w:p>
       <w:pPr>
         <w:pStyle w:val="Heading3"/>
@@ -11979,16 +13450,16 @@
         <w:pStyle w:val="Compact"/>
         <w:numPr>
           <w:ilvl w:val="0"/>
-          <w:numId w:val="1080"/>
+          <w:numId w:val="1085"/>
         </w:numPr>
       </w:pPr>
       <w:r>
         <w:t xml:space="preserve">v1.7.1 — pushed to github, gitlab, gitflic, gitverse</w:t>
       </w:r>
     </w:p>
-    <w:bookmarkEnd w:id="112"/>
-    <w:bookmarkEnd w:id="113"/>
-    <w:bookmarkStart w:id="116" w:name="Xd6116881a80b8b1f65daf8a421c09304e0b327e"/>
+    <w:bookmarkEnd w:id="118"/>
+    <w:bookmarkEnd w:id="119"/>
+    <w:bookmarkStart w:id="122" w:name="Xd6116881a80b8b1f65daf8a421c09304e0b327e"/>
     <w:p>
       <w:pPr>
         <w:pStyle w:val="Heading2"/>
@@ -11997,7 +13468,7 @@
         <w:t xml:space="preserve">v1.7.2 — 2026-06-22 — Claude alias verification, full release</w:t>
       </w:r>
     </w:p>
-    <w:bookmarkStart w:id="114" w:name="added-12"/>
+    <w:bookmarkStart w:id="120" w:name="added-12"/>
     <w:p>
       <w:pPr>
         <w:pStyle w:val="Heading3"/>
@@ -12011,7 +13482,7 @@
         <w:pStyle w:val="Compact"/>
         <w:numPr>
           <w:ilvl w:val="0"/>
-          <w:numId w:val="1081"/>
+          <w:numId w:val="1086"/>
         </w:numPr>
       </w:pPr>
       <w:r>
@@ -12039,7 +13510,7 @@
         <w:pStyle w:val="Compact"/>
         <w:numPr>
           <w:ilvl w:val="0"/>
-          <w:numId w:val="1081"/>
+          <w:numId w:val="1086"/>
         </w:numPr>
       </w:pPr>
       <w:r>
@@ -12056,8 +13527,8 @@
         <w:t xml:space="preserve">on all aliases — verified working</w:t>
       </w:r>
     </w:p>
-    <w:bookmarkEnd w:id="114"/>
-    <w:bookmarkStart w:id="115" w:name="tests-10"/>
+    <w:bookmarkEnd w:id="120"/>
+    <w:bookmarkStart w:id="121" w:name="tests-10"/>
     <w:p>
       <w:pPr>
         <w:pStyle w:val="Heading3"/>
@@ -12071,7 +13542,7 @@
         <w:pStyle w:val="Compact"/>
         <w:numPr>
           <w:ilvl w:val="0"/>
-          <w:numId w:val="1082"/>
+          <w:numId w:val="1087"/>
         </w:numPr>
       </w:pPr>
       <w:r>
@@ -12093,7 +13564,7 @@
         <w:pStyle w:val="Compact"/>
         <w:numPr>
           <w:ilvl w:val="0"/>
-          <w:numId w:val="1082"/>
+          <w:numId w:val="1087"/>
         </w:numPr>
       </w:pPr>
       <w:r>
@@ -12105,7 +13576,7 @@
         <w:pStyle w:val="Compact"/>
         <w:numPr>
           <w:ilvl w:val="0"/>
-          <w:numId w:val="1082"/>
+          <w:numId w:val="1087"/>
         </w:numPr>
       </w:pPr>
       <w:r>
@@ -12117,16 +13588,16 @@
         <w:pStyle w:val="Compact"/>
         <w:numPr>
           <w:ilvl w:val="0"/>
-          <w:numId w:val="1082"/>
+          <w:numId w:val="1087"/>
         </w:numPr>
       </w:pPr>
       <w:r>
         <w:t xml:space="preserve">All provider aliases: verified</w:t>
       </w:r>
     </w:p>
-    <w:bookmarkEnd w:id="115"/>
-    <w:bookmarkEnd w:id="116"/>
-    <w:bookmarkEnd w:id="117"/>
+    <w:bookmarkEnd w:id="121"/>
+    <w:bookmarkEnd w:id="122"/>
+    <w:bookmarkEnd w:id="123"/>
     <w:sectPr>
       <w:footnotePr>
         <w:numRestart w:val="eachSect"/>
@@ -12468,6 +13939,21 @@
     <w:abstractNumId w:val="991"/>
   </w:num>
   <w:num w:numId="1014">
+    <w:abstractNumId w:val="991"/>
+  </w:num>
+  <w:num w:numId="1015">
+    <w:abstractNumId w:val="991"/>
+  </w:num>
+  <w:num w:numId="1016">
+    <w:abstractNumId w:val="991"/>
+  </w:num>
+  <w:num w:numId="1017">
+    <w:abstractNumId w:val="991"/>
+  </w:num>
+  <w:num w:numId="1018">
+    <w:abstractNumId w:val="991"/>
+  </w:num>
+  <w:num w:numId="1019">
     <w:abstractNumId w:val="99411"/>
     <w:lvlOverride w:ilvl="0">
       <w:startOverride w:val="1"/>
@@ -12496,21 +13982,6 @@
     <w:lvlOverride w:ilvl="8">
       <w:startOverride w:val="1"/>
     </w:lvlOverride>
-  </w:num>
-  <w:num w:numId="1015">
-    <w:abstractNumId w:val="991"/>
-  </w:num>
-  <w:num w:numId="1016">
-    <w:abstractNumId w:val="991"/>
-  </w:num>
-  <w:num w:numId="1017">
-    <w:abstractNumId w:val="991"/>
-  </w:num>
-  <w:num w:numId="1018">
-    <w:abstractNumId w:val="991"/>
-  </w:num>
-  <w:num w:numId="1019">
-    <w:abstractNumId w:val="991"/>
   </w:num>
   <w:num w:numId="1020">
     <w:abstractNumId w:val="991"/>
@@ -12588,6 +14059,21 @@
     <w:abstractNumId w:val="991"/>
   </w:num>
   <w:num w:numId="1045">
+    <w:abstractNumId w:val="991"/>
+  </w:num>
+  <w:num w:numId="1046">
+    <w:abstractNumId w:val="991"/>
+  </w:num>
+  <w:num w:numId="1047">
+    <w:abstractNumId w:val="991"/>
+  </w:num>
+  <w:num w:numId="1048">
+    <w:abstractNumId w:val="991"/>
+  </w:num>
+  <w:num w:numId="1049">
+    <w:abstractNumId w:val="991"/>
+  </w:num>
+  <w:num w:numId="1050">
     <w:abstractNumId w:val="99411"/>
     <w:lvlOverride w:ilvl="0">
       <w:startOverride w:val="1"/>
@@ -12616,21 +14102,6 @@
     <w:lvlOverride w:ilvl="8">
       <w:startOverride w:val="1"/>
     </w:lvlOverride>
-  </w:num>
-  <w:num w:numId="1046">
-    <w:abstractNumId w:val="991"/>
-  </w:num>
-  <w:num w:numId="1047">
-    <w:abstractNumId w:val="991"/>
-  </w:num>
-  <w:num w:numId="1048">
-    <w:abstractNumId w:val="991"/>
-  </w:num>
-  <w:num w:numId="1049">
-    <w:abstractNumId w:val="991"/>
-  </w:num>
-  <w:num w:numId="1050">
-    <w:abstractNumId w:val="991"/>
   </w:num>
   <w:num w:numId="1051">
     <w:abstractNumId w:val="991"/>
@@ -12708,6 +14179,21 @@
     <w:abstractNumId w:val="991"/>
   </w:num>
   <w:num w:numId="1076">
+    <w:abstractNumId w:val="991"/>
+  </w:num>
+  <w:num w:numId="1077">
+    <w:abstractNumId w:val="991"/>
+  </w:num>
+  <w:num w:numId="1078">
+    <w:abstractNumId w:val="991"/>
+  </w:num>
+  <w:num w:numId="1079">
+    <w:abstractNumId w:val="991"/>
+  </w:num>
+  <w:num w:numId="1080">
+    <w:abstractNumId w:val="991"/>
+  </w:num>
+  <w:num w:numId="1081">
     <w:abstractNumId w:val="99411"/>
     <w:lvlOverride w:ilvl="0">
       <w:startOverride w:val="1"/>
@@ -12737,22 +14223,22 @@
       <w:startOverride w:val="1"/>
     </w:lvlOverride>
   </w:num>
-  <w:num w:numId="1077">
+  <w:num w:numId="1082">
     <w:abstractNumId w:val="991"/>
   </w:num>
-  <w:num w:numId="1078">
+  <w:num w:numId="1083">
     <w:abstractNumId w:val="991"/>
   </w:num>
-  <w:num w:numId="1079">
+  <w:num w:numId="1084">
     <w:abstractNumId w:val="991"/>
   </w:num>
-  <w:num w:numId="1080">
+  <w:num w:numId="1085">
     <w:abstractNumId w:val="991"/>
   </w:num>
-  <w:num w:numId="1081">
+  <w:num w:numId="1086">
     <w:abstractNumId w:val="991"/>
   </w:num>
-  <w:num w:numId="1082">
+  <w:num w:numId="1087">
     <w:abstractNumId w:val="991"/>
   </w:num>
 </w:numbering>

--- a/CHANGELOG.docx
+++ b/CHANGELOG.docx
@@ -2,7 +2,7 @@
 <file path=word/document.xml><?xml version="1.0" encoding="utf-8"?>
 <w:document xmlns:w="http://schemas.openxmlformats.org/wordprocessingml/2006/main" xmlns:m="http://schemas.openxmlformats.org/officeDocument/2006/math" xmlns:r="http://schemas.openxmlformats.org/officeDocument/2006/relationships" xmlns:o="urn:schemas-microsoft-com:office:office" xmlns:v="urn:schemas-microsoft-com:vml" xmlns:w10="urn:schemas-microsoft-com:office:word" xmlns:a="http://schemas.openxmlformats.org/drawingml/2006/main" xmlns:pic="http://schemas.openxmlformats.org/drawingml/2006/picture" xmlns:wp="http://schemas.openxmlformats.org/drawingml/2006/wordprocessingDrawing">
   <w:body>
-    <w:bookmarkStart w:id="129" w:name="changelog"/>
+    <w:bookmarkStart w:id="133" w:name="changelog"/>
     <w:p>
       <w:pPr>
         <w:pStyle w:val="Heading1"/>
@@ -19,12 +19,870 @@
         <w:t xml:space="preserve">All notable changes to the Claude multi-account toolkit.</w:t>
       </w:r>
     </w:p>
-    <w:bookmarkStart w:id="14" w:name="X8a3bd46d32a35a5c1c9419ff9ea303d5d467afa"/>
+    <w:bookmarkStart w:id="12" w:name="X358a773e55ee7916e99f89891cea757a4ef2332"/>
     <w:p>
       <w:pPr>
         <w:pStyle w:val="Heading2"/>
       </w:pPr>
       <w:r>
+        <w:t xml:space="preserve">v1.7.11 — 2026-06-28 — Round-4: coverage-gap regression tests, toon recursion guard, arg validation</w:t>
+      </w:r>
+    </w:p>
+    <w:p>
+      <w:pPr>
+        <w:pStyle w:val="FirstParagraph"/>
+      </w:pPr>
+      <w:r>
+        <w:t xml:space="preserve">Fourth audit round: found the codebase is converging (export-docs, test harness,</w:t>
+      </w:r>
+      <w:r>
+        <w:t xml:space="preserve"> </w:t>
+      </w:r>
+      <w:r>
+        <w:t xml:space="preserve">add/list/remove/rollback all verified clean); shipped 10 targeted coverage tests</w:t>
+      </w:r>
+      <w:r>
+        <w:t xml:space="preserve"> </w:t>
+      </w:r>
+      <w:r>
+        <w:t xml:space="preserve">closing the same shallow-coverage class that let the v1.7.10 enable-plugins bug</w:t>
+      </w:r>
+      <w:r>
+        <w:t xml:space="preserve"> </w:t>
+      </w:r>
+      <w:r>
+        <w:t xml:space="preserve">ship; plus 2 LOW code findings.</w:t>
+      </w:r>
+    </w:p>
+    <w:bookmarkStart w:id="9" w:name="fixed"/>
+    <w:p>
+      <w:pPr>
+        <w:pStyle w:val="Heading3"/>
+      </w:pPr>
+      <w:r>
+        <w:t xml:space="preserve">Fixed</w:t>
+      </w:r>
+    </w:p>
+    <w:p>
+      <w:pPr>
+        <w:pStyle w:val="Compact"/>
+        <w:numPr>
+          <w:ilvl w:val="0"/>
+          <w:numId w:val="1001"/>
+        </w:numPr>
+      </w:pPr>
+      <w:r>
+        <w:rPr>
+          <w:rStyle w:val="VerbatimChar"/>
+          <w:b/>
+          <w:bCs/>
+        </w:rPr>
+        <w:t xml:space="preserve">toon_encode.py</w:t>
+      </w:r>
+      <w:r>
+        <w:rPr>
+          <w:b/>
+          <w:bCs/>
+        </w:rPr>
+        <w:t xml:space="preserve"> </w:t>
+      </w:r>
+      <w:r>
+        <w:rPr>
+          <w:rStyle w:val="VerbatimChar"/>
+          <w:b/>
+          <w:bCs/>
+        </w:rPr>
+        <w:t xml:space="preserve">fallback_encode</w:t>
+      </w:r>
+      <w:r>
+        <w:t xml:space="preserve">: unbounded recursion on deeply nested</w:t>
+      </w:r>
+      <w:r>
+        <w:t xml:space="preserve"> </w:t>
+      </w:r>
+      <w:r>
+        <w:t xml:space="preserve">JSON. A crafted input with &gt;1000 levels would blow Python's default stack and</w:t>
+      </w:r>
+      <w:r>
+        <w:t xml:space="preserve"> </w:t>
+      </w:r>
+      <w:r>
+        <w:t xml:space="preserve">exit with an unhandled traceback instead of encoding. Added a</w:t>
+      </w:r>
+      <w:r>
+        <w:t xml:space="preserve"> </w:t>
+      </w:r>
+      <w:r>
+        <w:rPr>
+          <w:rStyle w:val="VerbatimChar"/>
+        </w:rPr>
+        <w:t xml:space="preserve">_depth</w:t>
+      </w:r>
+      <w:r>
+        <w:t xml:space="preserve"> </w:t>
+      </w:r>
+      <w:r>
+        <w:t xml:space="preserve">guard;</w:t>
+      </w:r>
+      <w:r>
+        <w:t xml:space="preserve"> </w:t>
+      </w:r>
+      <w:r>
+        <w:t xml:space="preserve">beyond 64 levels emits compact JSON as a safe fallback.</w:t>
+      </w:r>
+    </w:p>
+    <w:p>
+      <w:pPr>
+        <w:pStyle w:val="Compact"/>
+        <w:numPr>
+          <w:ilvl w:val="0"/>
+          <w:numId w:val="1001"/>
+        </w:numPr>
+      </w:pPr>
+      <w:r>
+        <w:rPr>
+          <w:rStyle w:val="VerbatimChar"/>
+          <w:b/>
+          <w:bCs/>
+        </w:rPr>
+        <w:t xml:space="preserve">toon.mjs</w:t>
+      </w:r>
+      <w:r>
+        <w:rPr>
+          <w:b/>
+          <w:bCs/>
+        </w:rPr>
+        <w:t xml:space="preserve"> </w:t>
+      </w:r>
+      <w:r>
+        <w:rPr>
+          <w:b/>
+          <w:bCs/>
+        </w:rPr>
+        <w:t xml:space="preserve">encode-file / decode-file</w:t>
+      </w:r>
+      <w:r>
+        <w:t xml:space="preserve">: running</w:t>
+      </w:r>
+      <w:r>
+        <w:t xml:space="preserve"> </w:t>
+      </w:r>
+      <w:r>
+        <w:rPr>
+          <w:rStyle w:val="VerbatimChar"/>
+        </w:rPr>
+        <w:t xml:space="preserve">toon.mjs encode-file</w:t>
+      </w:r>
+      <w:r>
+        <w:t xml:space="preserve"> </w:t>
+      </w:r>
+      <w:r>
+        <w:t xml:space="preserve">with</w:t>
+      </w:r>
+      <w:r>
+        <w:t xml:space="preserve"> </w:t>
+      </w:r>
+      <w:r>
+        <w:t xml:space="preserve">no argument produced a confusing</w:t>
+      </w:r>
+      <w:r>
+        <w:t xml:space="preserve"> </w:t>
+      </w:r>
+      <w:r>
+        <w:rPr>
+          <w:rStyle w:val="VerbatimChar"/>
+        </w:rPr>
+        <w:t xml:space="preserve">TypeError</w:t>
+      </w:r>
+      <w:r>
+        <w:t xml:space="preserve"> </w:t>
+      </w:r>
+      <w:r>
+        <w:t xml:space="preserve">from Node's</w:t>
+      </w:r>
+      <w:r>
+        <w:t xml:space="preserve"> </w:t>
+      </w:r>
+      <w:r>
+        <w:rPr>
+          <w:rStyle w:val="VerbatimChar"/>
+        </w:rPr>
+        <w:t xml:space="preserve">fs.readFileSync</w:t>
+      </w:r>
+      <w:r>
+        <w:t xml:space="preserve">.</w:t>
+      </w:r>
+      <w:r>
+        <w:t xml:space="preserve"> </w:t>
+      </w:r>
+      <w:r>
+        <w:t xml:space="preserve">Now prints</w:t>
+      </w:r>
+      <w:r>
+        <w:t xml:space="preserve"> </w:t>
+      </w:r>
+      <w:r>
+        <w:rPr>
+          <w:rStyle w:val="VerbatimChar"/>
+        </w:rPr>
+        <w:t xml:space="preserve">Error: encode-file requires a filename argument</w:t>
+      </w:r>
+      <w:r>
+        <w:t xml:space="preserve"> </w:t>
+      </w:r>
+      <w:r>
+        <w:t xml:space="preserve">+ exit 1.</w:t>
+      </w:r>
+    </w:p>
+    <w:bookmarkEnd w:id="9"/>
+    <w:bookmarkStart w:id="10" w:name="Xa3820b20d9de08dfbf04e844ba6fdc48d6e2898"/>
+    <w:p>
+      <w:pPr>
+        <w:pStyle w:val="Heading3"/>
+      </w:pPr>
+      <w:r>
+        <w:t xml:space="preserve">Added — coverage-gap regression tests (the same class that let enable-plugins</w:t>
+      </w:r>
+    </w:p>
+    <w:p>
+      <w:pPr>
+        <w:pStyle w:val="FirstParagraph"/>
+      </w:pPr>
+      <w:r>
+        <w:t xml:space="preserve">ship)</w:t>
+      </w:r>
+    </w:p>
+    <w:p>
+      <w:pPr>
+        <w:pStyle w:val="Compact"/>
+        <w:numPr>
+          <w:ilvl w:val="0"/>
+          <w:numId w:val="1002"/>
+        </w:numPr>
+      </w:pPr>
+      <w:r>
+        <w:rPr>
+          <w:b/>
+          <w:bCs/>
+        </w:rPr>
+        <w:t xml:space="preserve">B9 (HIGH) —</w:t>
+      </w:r>
+      <w:r>
+        <w:rPr>
+          <w:b/>
+          <w:bCs/>
+        </w:rPr>
+        <w:t xml:space="preserve"> </w:t>
+      </w:r>
+      <w:r>
+        <w:rPr>
+          <w:rStyle w:val="VerbatimChar"/>
+          <w:b/>
+          <w:bCs/>
+        </w:rPr>
+        <w:t xml:space="preserve">cma_ensure_alias_file</w:t>
+      </w:r>
+      <w:r>
+        <w:rPr>
+          <w:b/>
+          <w:bCs/>
+        </w:rPr>
+        <w:t xml:space="preserve"> </w:t>
+      </w:r>
+      <w:r>
+        <w:rPr>
+          <w:b/>
+          <w:bCs/>
+        </w:rPr>
+        <w:t xml:space="preserve">migration path</w:t>
+      </w:r>
+      <w:r>
+        <w:t xml:space="preserve"> </w:t>
+      </w:r>
+      <w:r>
+        <w:t xml:space="preserve">(</w:t>
+      </w:r>
+      <w:r>
+        <w:rPr>
+          <w:rStyle w:val="VerbatimChar"/>
+        </w:rPr>
+        <w:t xml:space="preserve">test_coverage.sh</w:t>
+      </w:r>
+      <w:r>
+        <w:t xml:space="preserve">):</w:t>
+      </w:r>
+      <w:r>
+        <w:t xml:space="preserve"> </w:t>
+      </w:r>
+      <w:r>
+        <w:t xml:space="preserve">builds a realistic old</w:t>
+      </w:r>
+      <w:r>
+        <w:t xml:space="preserve"> </w:t>
+      </w:r>
+      <w:r>
+        <w:rPr>
+          <w:rStyle w:val="VerbatimChar"/>
+        </w:rPr>
+        <w:t xml:space="preserve">cma_run_provider()</w:t>
+      </w:r>
+      <w:r>
+        <w:t xml:space="preserve"> </w:t>
+      </w:r>
+      <w:r>
+        <w:t xml:space="preserve">body lacking</w:t>
+      </w:r>
+      <w:r>
+        <w:t xml:space="preserve"> </w:t>
+      </w:r>
+      <w:r>
+        <w:rPr>
+          <w:rStyle w:val="VerbatimChar"/>
+        </w:rPr>
+        <w:t xml:space="preserve">claude-sync-state</w:t>
+      </w:r>
+      <w:r>
+        <w:t xml:space="preserve">,</w:t>
+      </w:r>
+      <w:r>
+        <w:t xml:space="preserve"> </w:t>
+      </w:r>
+      <w:r>
+        <w:t xml:space="preserve">calls</w:t>
+      </w:r>
+      <w:r>
+        <w:t xml:space="preserve"> </w:t>
+      </w:r>
+      <w:r>
+        <w:rPr>
+          <w:rStyle w:val="VerbatimChar"/>
+        </w:rPr>
+        <w:t xml:space="preserve">cma_ensure_alias_file</w:t>
+      </w:r>
+      <w:r>
+        <w:t xml:space="preserve">, asserts the body is migrated, the following</w:t>
+      </w:r>
+      <w:r>
+        <w:t xml:space="preserve"> </w:t>
+      </w:r>
+      <w:r>
+        <w:rPr>
+          <w:rStyle w:val="VerbatimChar"/>
+        </w:rPr>
+        <w:t xml:space="preserve">alias claude1=</w:t>
+      </w:r>
+      <w:r>
+        <w:t xml:space="preserve"> </w:t>
+      </w:r>
+      <w:r>
+        <w:t xml:space="preserve">survives, and</w:t>
+      </w:r>
+      <w:r>
+        <w:t xml:space="preserve"> </w:t>
+      </w:r>
+      <w:r>
+        <w:rPr>
+          <w:rStyle w:val="VerbatimChar"/>
+        </w:rPr>
+        <w:t xml:space="preserve">cma_run_provider()</w:t>
+      </w:r>
+      <w:r>
+        <w:t xml:space="preserve"> </w:t>
+      </w:r>
+      <w:r>
+        <w:t xml:space="preserve">appears exactly once.</w:t>
+      </w:r>
+    </w:p>
+    <w:p>
+      <w:pPr>
+        <w:pStyle w:val="Compact"/>
+        <w:numPr>
+          <w:ilvl w:val="0"/>
+          <w:numId w:val="1002"/>
+        </w:numPr>
+      </w:pPr>
+      <w:r>
+        <w:rPr>
+          <w:b/>
+          <w:bCs/>
+        </w:rPr>
+        <w:t xml:space="preserve">B3 (HIGH) —</w:t>
+      </w:r>
+      <w:r>
+        <w:rPr>
+          <w:b/>
+          <w:bCs/>
+        </w:rPr>
+        <w:t xml:space="preserve"> </w:t>
+      </w:r>
+      <w:r>
+        <w:rPr>
+          <w:rStyle w:val="VerbatimChar"/>
+          <w:b/>
+          <w:bCs/>
+        </w:rPr>
+        <w:t xml:space="preserve">_cma_q</w:t>
+      </w:r>
+      <w:r>
+        <w:rPr>
+          <w:b/>
+          <w:bCs/>
+        </w:rPr>
+        <w:t xml:space="preserve"> </w:t>
+      </w:r>
+      <w:r>
+        <w:rPr>
+          <w:b/>
+          <w:bCs/>
+        </w:rPr>
+        <w:t xml:space="preserve">bash quoting in</w:t>
+      </w:r>
+      <w:r>
+        <w:rPr>
+          <w:b/>
+          <w:bCs/>
+        </w:rPr>
+        <w:t xml:space="preserve"> </w:t>
+      </w:r>
+      <w:r>
+        <w:rPr>
+          <w:rStyle w:val="VerbatimChar"/>
+          <w:b/>
+          <w:bCs/>
+        </w:rPr>
+        <w:t xml:space="preserve">cma_provider_write_env</w:t>
+      </w:r>
+      <w:r>
+        <w:t xml:space="preserve"> </w:t>
+      </w:r>
+      <w:r>
+        <w:t xml:space="preserve">(</w:t>
+      </w:r>
+      <w:r>
+        <w:rPr>
+          <w:rStyle w:val="VerbatimChar"/>
+        </w:rPr>
+        <w:t xml:space="preserve">test_coverage.sh</w:t>
+      </w:r>
+      <w:r>
+        <w:t xml:space="preserve">): sources a</w:t>
+      </w:r>
+      <w:r>
+        <w:t xml:space="preserve"> </w:t>
+      </w:r>
+      <w:r>
+        <w:rPr>
+          <w:rStyle w:val="VerbatimChar"/>
+        </w:rPr>
+        <w:t xml:space="preserve">.env</w:t>
+      </w:r>
+      <w:r>
+        <w:t xml:space="preserve"> </w:t>
+      </w:r>
+      <w:r>
+        <w:t xml:space="preserve">with a model name containing a literal</w:t>
+      </w:r>
+      <w:r>
+        <w:t xml:space="preserve"> </w:t>
+      </w:r>
+      <w:r>
+        <w:t xml:space="preserve">single quote and asserts it round-trips intact; also asserts an injection</w:t>
+      </w:r>
+      <w:r>
+        <w:t xml:space="preserve"> </w:t>
+      </w:r>
+      <w:r>
+        <w:t xml:space="preserve">payload does NOT execute on source (mirrors the already-tested Python</w:t>
+      </w:r>
+      <w:r>
+        <w:t xml:space="preserve"> </w:t>
+      </w:r>
+      <w:r>
+        <w:rPr>
+          <w:rStyle w:val="VerbatimChar"/>
+        </w:rPr>
+        <w:t xml:space="preserve">q()</w:t>
+      </w:r>
+      <w:r>
+        <w:t xml:space="preserve">).</w:t>
+      </w:r>
+    </w:p>
+    <w:p>
+      <w:pPr>
+        <w:pStyle w:val="Compact"/>
+        <w:numPr>
+          <w:ilvl w:val="0"/>
+          <w:numId w:val="1002"/>
+        </w:numPr>
+      </w:pPr>
+      <w:r>
+        <w:rPr>
+          <w:b/>
+          <w:bCs/>
+        </w:rPr>
+        <w:t xml:space="preserve">B1 (HIGH) —</w:t>
+      </w:r>
+      <w:r>
+        <w:rPr>
+          <w:b/>
+          <w:bCs/>
+        </w:rPr>
+        <w:t xml:space="preserve"> </w:t>
+      </w:r>
+      <w:r>
+        <w:rPr>
+          <w:rStyle w:val="VerbatimChar"/>
+          <w:b/>
+          <w:bCs/>
+        </w:rPr>
+        <w:t xml:space="preserve">absorb_default_plugins</w:t>
+      </w:r>
+      <w:r>
+        <w:t xml:space="preserve"> </w:t>
+      </w:r>
+      <w:r>
+        <w:t xml:space="preserve">(</w:t>
+      </w:r>
+      <w:r>
+        <w:rPr>
+          <w:rStyle w:val="VerbatimChar"/>
+        </w:rPr>
+        <w:t xml:space="preserve">test_unify.sh</w:t>
+      </w:r>
+      <w:r>
+        <w:t xml:space="preserve">): creates a real</w:t>
+      </w:r>
+      <w:r>
+        <w:t xml:space="preserve"> </w:t>
+      </w:r>
+      <w:r>
+        <w:t xml:space="preserve">plugin file under</w:t>
+      </w:r>
+      <w:r>
+        <w:t xml:space="preserve"> </w:t>
+      </w:r>
+      <w:r>
+        <w:rPr>
+          <w:rStyle w:val="VerbatimChar"/>
+        </w:rPr>
+        <w:t xml:space="preserve">$HOME/.claude/plugins/cache/</w:t>
+      </w:r>
+      <w:r>
+        <w:t xml:space="preserve"> </w:t>
+      </w:r>
+      <w:r>
+        <w:t xml:space="preserve">before unify; asserts it</w:t>
+      </w:r>
+      <w:r>
+        <w:t xml:space="preserve"> </w:t>
+      </w:r>
+      <w:r>
+        <w:t xml:space="preserve">lands in</w:t>
+      </w:r>
+      <w:r>
+        <w:t xml:space="preserve"> </w:t>
+      </w:r>
+      <w:r>
+        <w:rPr>
+          <w:rStyle w:val="VerbatimChar"/>
+        </w:rPr>
+        <w:t xml:space="preserve">$SHARED_DIR/plugins/cache/</w:t>
+      </w:r>
+      <w:r>
+        <w:t xml:space="preserve">.</w:t>
+      </w:r>
+    </w:p>
+    <w:p>
+      <w:pPr>
+        <w:pStyle w:val="Compact"/>
+        <w:numPr>
+          <w:ilvl w:val="0"/>
+          <w:numId w:val="1002"/>
+        </w:numPr>
+      </w:pPr>
+      <w:r>
+        <w:rPr>
+          <w:b/>
+          <w:bCs/>
+        </w:rPr>
+        <w:t xml:space="preserve">B2 (HIGH) —</w:t>
+      </w:r>
+      <w:r>
+        <w:rPr>
+          <w:b/>
+          <w:bCs/>
+        </w:rPr>
+        <w:t xml:space="preserve"> </w:t>
+      </w:r>
+      <w:r>
+        <w:rPr>
+          <w:rStyle w:val="VerbatimChar"/>
+          <w:b/>
+          <w:bCs/>
+        </w:rPr>
+        <w:t xml:space="preserve">link_default_plugin_subdirs</w:t>
+      </w:r>
+      <w:r>
+        <w:t xml:space="preserve"> </w:t>
+      </w:r>
+      <w:r>
+        <w:t xml:space="preserve">(</w:t>
+      </w:r>
+      <w:r>
+        <w:rPr>
+          <w:rStyle w:val="VerbatimChar"/>
+        </w:rPr>
+        <w:t xml:space="preserve">test_unify.sh</w:t>
+      </w:r>
+      <w:r>
+        <w:t xml:space="preserve">): asserts</w:t>
+      </w:r>
+      <w:r>
+        <w:t xml:space="preserve"> </w:t>
+      </w:r>
+      <w:r>
+        <w:rPr>
+          <w:rStyle w:val="VerbatimChar"/>
+        </w:rPr>
+        <w:t xml:space="preserve">$DEFAULT_DIR/plugins/cache</w:t>
+      </w:r>
+      <w:r>
+        <w:t xml:space="preserve"> </w:t>
+      </w:r>
+      <w:r>
+        <w:t xml:space="preserve">becomes a symlink into</w:t>
+      </w:r>
+      <w:r>
+        <w:t xml:space="preserve"> </w:t>
+      </w:r>
+      <w:r>
+        <w:rPr>
+          <w:rStyle w:val="VerbatimChar"/>
+        </w:rPr>
+        <w:t xml:space="preserve">$SHARED_DIR/plugins/cache</w:t>
+      </w:r>
+      <w:r>
+        <w:t xml:space="preserve"> </w:t>
+      </w:r>
+      <w:r>
+        <w:t xml:space="preserve">after unify, and that re-running unify doesn't create a second backup.</w:t>
+      </w:r>
+    </w:p>
+    <w:p>
+      <w:pPr>
+        <w:pStyle w:val="Compact"/>
+        <w:numPr>
+          <w:ilvl w:val="0"/>
+          <w:numId w:val="1002"/>
+        </w:numPr>
+      </w:pPr>
+      <w:r>
+        <w:rPr>
+          <w:b/>
+          <w:bCs/>
+        </w:rPr>
+        <w:t xml:space="preserve">B4 (MEDIUM-HIGH) —</w:t>
+      </w:r>
+      <w:r>
+        <w:rPr>
+          <w:b/>
+          <w:bCs/>
+        </w:rPr>
+        <w:t xml:space="preserve"> </w:t>
+      </w:r>
+      <w:r>
+        <w:rPr>
+          <w:rStyle w:val="VerbatimChar"/>
+          <w:b/>
+          <w:bCs/>
+        </w:rPr>
+        <w:t xml:space="preserve">sync_claude_md</w:t>
+      </w:r>
+      <w:r>
+        <w:rPr>
+          <w:b/>
+          <w:bCs/>
+        </w:rPr>
+        <w:t xml:space="preserve"> </w:t>
+      </w:r>
+      <w:r>
+        <w:rPr>
+          <w:b/>
+          <w:bCs/>
+        </w:rPr>
+        <w:t xml:space="preserve">seed branches</w:t>
+      </w:r>
+      <w:r>
+        <w:t xml:space="preserve"> </w:t>
+      </w:r>
+      <w:r>
+        <w:t xml:space="preserve">(</w:t>
+      </w:r>
+      <w:r>
+        <w:rPr>
+          <w:rStyle w:val="VerbatimChar"/>
+        </w:rPr>
+        <w:t xml:space="preserve">test_unify.sh</w:t>
+      </w:r>
+      <w:r>
+        <w:t xml:space="preserve">):</w:t>
+      </w:r>
+      <w:r>
+        <w:t xml:space="preserve"> </w:t>
+      </w:r>
+      <w:r>
+        <w:t xml:space="preserve">branch (b) seeds</w:t>
+      </w:r>
+      <w:r>
+        <w:t xml:space="preserve"> </w:t>
+      </w:r>
+      <w:r>
+        <w:rPr>
+          <w:rStyle w:val="VerbatimChar"/>
+        </w:rPr>
+        <w:t xml:space="preserve">$DEFAULT_DIR/CLAUDE.md</w:t>
+      </w:r>
+      <w:r>
+        <w:t xml:space="preserve"> </w:t>
+      </w:r>
+      <w:r>
+        <w:t xml:space="preserve">and asserts it wins; branch (c)</w:t>
+      </w:r>
+      <w:r>
+        <w:t xml:space="preserve"> </w:t>
+      </w:r>
+      <w:r>
+        <w:t xml:space="preserve">removes it and gives an account a</w:t>
+      </w:r>
+      <w:r>
+        <w:t xml:space="preserve"> </w:t>
+      </w:r>
+      <w:r>
+        <w:rPr>
+          <w:rStyle w:val="VerbatimChar"/>
+        </w:rPr>
+        <w:t xml:space="preserve">CLAUDE.md</w:t>
+      </w:r>
+      <w:r>
+        <w:t xml:space="preserve">, asserts that one wins.</w:t>
+      </w:r>
+    </w:p>
+    <w:bookmarkEnd w:id="10"/>
+    <w:bookmarkStart w:id="11" w:name="verified"/>
+    <w:p>
+      <w:pPr>
+        <w:pStyle w:val="Heading3"/>
+      </w:pPr>
+      <w:r>
+        <w:t xml:space="preserve">Verified</w:t>
+      </w:r>
+    </w:p>
+    <w:p>
+      <w:pPr>
+        <w:pStyle w:val="Compact"/>
+        <w:numPr>
+          <w:ilvl w:val="0"/>
+          <w:numId w:val="1003"/>
+        </w:numPr>
+      </w:pPr>
+      <w:r>
+        <w:rPr>
+          <w:rStyle w:val="VerbatimChar"/>
+        </w:rPr>
+        <w:t xml:space="preserve">run-all.sh</w:t>
+      </w:r>
+      <w:r>
+        <w:t xml:space="preserve"> </w:t>
+      </w:r>
+      <w:r>
+        <w:rPr>
+          <w:b/>
+          <w:bCs/>
+        </w:rPr>
+        <w:t xml:space="preserve">10/10 ALL GREEN</w:t>
+      </w:r>
+      <w:r>
+        <w:t xml:space="preserve"> </w:t>
+      </w:r>
+      <w:r>
+        <w:t xml:space="preserve">(coverage now 39+10=49 assertions; unify</w:t>
+      </w:r>
+      <w:r>
+        <w:t xml:space="preserve"> </w:t>
+      </w:r>
+      <w:r>
+        <w:t xml:space="preserve">now 43+7=50);</w:t>
+      </w:r>
+      <w:r>
+        <w:t xml:space="preserve"> </w:t>
+      </w:r>
+      <w:r>
+        <w:rPr>
+          <w:b/>
+          <w:bCs/>
+        </w:rPr>
+        <w:t xml:space="preserve">shellcheck 0</w:t>
+      </w:r>
+      <w:r>
+        <w:t xml:space="preserve">; all</w:t>
+      </w:r>
+      <w:r>
+        <w:t xml:space="preserve"> </w:t>
+      </w:r>
+      <w:r>
+        <w:rPr>
+          <w:rStyle w:val="VerbatimChar"/>
+        </w:rPr>
+        <w:t xml:space="preserve">.py</w:t>
+      </w:r>
+      <w:r>
+        <w:t xml:space="preserve"> </w:t>
+      </w:r>
+      <w:r>
+        <w:t xml:space="preserve">compile under</w:t>
+      </w:r>
+      <w:r>
+        <w:t xml:space="preserve"> </w:t>
+      </w:r>
+      <w:r>
+        <w:rPr>
+          <w:rStyle w:val="VerbatimChar"/>
+        </w:rPr>
+        <w:t xml:space="preserve">python3 -W error</w:t>
+      </w:r>
+      <w:r>
+        <w:t xml:space="preserve">;</w:t>
+      </w:r>
+      <w:r>
+        <w:t xml:space="preserve"> </w:t>
+      </w:r>
+      <w:r>
+        <w:rPr>
+          <w:rStyle w:val="VerbatimChar"/>
+        </w:rPr>
+        <w:t xml:space="preserve">node --check toon.mjs</w:t>
+      </w:r>
+      <w:r>
+        <w:t xml:space="preserve"> </w:t>
+      </w:r>
+      <w:r>
+        <w:t xml:space="preserve">clean; toon_encode 500-level-nest no longer crashes;</w:t>
+      </w:r>
+      <w:r>
+        <w:t xml:space="preserve"> </w:t>
+      </w:r>
+      <w:r>
+        <w:t xml:space="preserve">toon.mjs missing-arg gives clean error + exit 1.</w:t>
+      </w:r>
+    </w:p>
+    <w:bookmarkEnd w:id="11"/>
+    <w:bookmarkEnd w:id="12"/>
+    <w:bookmarkStart w:id="18" w:name="X8a3bd46d32a35a5c1c9419ff9ea303d5d467afa"/>
+    <w:p>
+      <w:pPr>
+        <w:pStyle w:val="Heading2"/>
+      </w:pPr>
+      <w:r>
         <w:t xml:space="preserve">v1.7.10 — 2026-06-28 — Round-3 audit: enable-plugins bug fix, path-traversal guards, proxy robustness</w:t>
       </w:r>
     </w:p>
@@ -42,7 +900,7 @@
         <w:t xml:space="preserve">claude-unify merge, the poe proxy, bootstrap). Fixes verified centrally.</w:t>
       </w:r>
     </w:p>
-    <w:bookmarkStart w:id="9" w:name="fixed"/>
+    <w:bookmarkStart w:id="13" w:name="fixed-1"/>
     <w:p>
       <w:pPr>
         <w:pStyle w:val="Heading3"/>
@@ -56,7 +914,7 @@
         <w:pStyle w:val="Compact"/>
         <w:numPr>
           <w:ilvl w:val="0"/>
-          <w:numId w:val="1001"/>
+          <w:numId w:val="1004"/>
         </w:numPr>
       </w:pPr>
       <w:r>
@@ -272,8 +1130,8 @@
         <w:t xml:space="preserve">(was empty); a ≥3-plugin regression test was added.</w:t>
       </w:r>
     </w:p>
-    <w:bookmarkEnd w:id="9"/>
-    <w:bookmarkStart w:id="10" w:name="security-defense-in-depth"/>
+    <w:bookmarkEnd w:id="13"/>
+    <w:bookmarkStart w:id="14" w:name="security-defense-in-depth"/>
     <w:p>
       <w:pPr>
         <w:pStyle w:val="Heading3"/>
@@ -287,7 +1145,7 @@
         <w:pStyle w:val="Compact"/>
         <w:numPr>
           <w:ilvl w:val="0"/>
-          <w:numId w:val="1002"/>
+          <w:numId w:val="1005"/>
         </w:numPr>
       </w:pPr>
       <w:r>
@@ -435,7 +1293,7 @@
         <w:pStyle w:val="Compact"/>
         <w:numPr>
           <w:ilvl w:val="0"/>
-          <w:numId w:val="1002"/>
+          <w:numId w:val="1005"/>
         </w:numPr>
       </w:pPr>
       <w:r>
@@ -532,7 +1390,7 @@
         <w:pStyle w:val="Compact"/>
         <w:numPr>
           <w:ilvl w:val="0"/>
-          <w:numId w:val="1002"/>
+          <w:numId w:val="1005"/>
         </w:numPr>
       </w:pPr>
       <w:r>
@@ -585,8 +1443,8 @@
         <w:t xml:space="preserve">clear error instead of a broken alias.</w:t>
       </w:r>
     </w:p>
-    <w:bookmarkEnd w:id="10"/>
-    <w:bookmarkStart w:id="11" w:name="robustness"/>
+    <w:bookmarkEnd w:id="14"/>
+    <w:bookmarkStart w:id="15" w:name="robustness"/>
     <w:p>
       <w:pPr>
         <w:pStyle w:val="Heading3"/>
@@ -600,7 +1458,7 @@
         <w:pStyle w:val="Compact"/>
         <w:numPr>
           <w:ilvl w:val="0"/>
-          <w:numId w:val="1003"/>
+          <w:numId w:val="1006"/>
         </w:numPr>
       </w:pPr>
       <w:r>
@@ -684,8 +1542,8 @@
         <w:t xml:space="preserve">gzip body no longer propagates.</w:t>
       </w:r>
     </w:p>
-    <w:bookmarkEnd w:id="11"/>
-    <w:bookmarkStart w:id="12" w:name="verified"/>
+    <w:bookmarkEnd w:id="15"/>
+    <w:bookmarkStart w:id="16" w:name="verified-1"/>
     <w:p>
       <w:pPr>
         <w:pStyle w:val="Heading3"/>
@@ -699,7 +1557,7 @@
         <w:pStyle w:val="Compact"/>
         <w:numPr>
           <w:ilvl w:val="0"/>
-          <w:numId w:val="1004"/>
+          <w:numId w:val="1007"/>
         </w:numPr>
       </w:pPr>
       <w:r>
@@ -782,7 +1640,7 @@
         <w:pStyle w:val="Compact"/>
         <w:numPr>
           <w:ilvl w:val="0"/>
-          <w:numId w:val="1004"/>
+          <w:numId w:val="1007"/>
         </w:numPr>
       </w:pPr>
       <w:r>
@@ -822,8 +1680,8 @@
         <w:t xml:space="preserve">write path is unchanged from v1.7.9's live-proven 137 models / 32 aliases.</w:t>
       </w:r>
     </w:p>
-    <w:bookmarkEnd w:id="12"/>
-    <w:bookmarkStart w:id="13" w:name="audit-round-3--verified-clean"/>
+    <w:bookmarkEnd w:id="16"/>
+    <w:bookmarkStart w:id="17" w:name="audit-round-3--verified-clean"/>
     <w:p>
       <w:pPr>
         <w:pStyle w:val="Heading3"/>
@@ -924,9 +1782,9 @@
         <w:t xml:space="preserve">intentionally bypasses the needs-secret guard — operator opt-in, documented.)</w:t>
       </w:r>
     </w:p>
-    <w:bookmarkEnd w:id="13"/>
-    <w:bookmarkEnd w:id="14"/>
-    <w:bookmarkStart w:id="20" w:name="X3f745f2f1363b5cbfd7fbe71d4044eac102974b"/>
+    <w:bookmarkEnd w:id="17"/>
+    <w:bookmarkEnd w:id="18"/>
+    <w:bookmarkStart w:id="24" w:name="X3f745f2f1363b5cbfd7fbe71d4044eac102974b"/>
     <w:p>
       <w:pPr>
         <w:pStyle w:val="Heading2"/>
@@ -949,7 +1807,7 @@
         <w:t xml:space="preserve">security audit + doc-accuracy audit + lint sweep, fixes verified centrally).</w:t>
       </w:r>
     </w:p>
-    <w:bookmarkStart w:id="15" w:name="security"/>
+    <w:bookmarkStart w:id="19" w:name="security"/>
     <w:p>
       <w:pPr>
         <w:pStyle w:val="Heading3"/>
@@ -963,7 +1821,7 @@
         <w:pStyle w:val="Compact"/>
         <w:numPr>
           <w:ilvl w:val="0"/>
-          <w:numId w:val="1005"/>
+          <w:numId w:val="1008"/>
         </w:numPr>
       </w:pPr>
       <w:r>
@@ -1133,7 +1991,7 @@
         <w:pStyle w:val="Compact"/>
         <w:numPr>
           <w:ilvl w:val="0"/>
-          <w:numId w:val="1005"/>
+          <w:numId w:val="1008"/>
         </w:numPr>
       </w:pPr>
       <w:r>
@@ -1239,7 +2097,7 @@
         <w:pStyle w:val="Compact"/>
         <w:numPr>
           <w:ilvl w:val="0"/>
-          <w:numId w:val="1005"/>
+          <w:numId w:val="1008"/>
         </w:numPr>
       </w:pPr>
       <w:r>
@@ -1360,7 +2218,7 @@
         <w:pStyle w:val="Compact"/>
         <w:numPr>
           <w:ilvl w:val="0"/>
-          <w:numId w:val="1005"/>
+          <w:numId w:val="1008"/>
         </w:numPr>
       </w:pPr>
       <w:r>
@@ -1439,7 +2297,7 @@
         <w:pStyle w:val="Compact"/>
         <w:numPr>
           <w:ilvl w:val="0"/>
-          <w:numId w:val="1005"/>
+          <w:numId w:val="1008"/>
         </w:numPr>
       </w:pPr>
       <w:r>
@@ -1600,8 +2458,8 @@
         <w:t xml:space="preserve">original six-name allowlist.</w:t>
       </w:r>
     </w:p>
-    <w:bookmarkEnd w:id="15"/>
-    <w:bookmarkStart w:id="16" w:name="fixed-1"/>
+    <w:bookmarkEnd w:id="19"/>
+    <w:bookmarkStart w:id="20" w:name="fixed-2"/>
     <w:p>
       <w:pPr>
         <w:pStyle w:val="Heading3"/>
@@ -1615,7 +2473,7 @@
         <w:pStyle w:val="Compact"/>
         <w:numPr>
           <w:ilvl w:val="0"/>
-          <w:numId w:val="1006"/>
+          <w:numId w:val="1009"/>
         </w:numPr>
       </w:pPr>
       <w:r>
@@ -1715,7 +2573,7 @@
         <w:pStyle w:val="Compact"/>
         <w:numPr>
           <w:ilvl w:val="0"/>
-          <w:numId w:val="1006"/>
+          <w:numId w:val="1009"/>
         </w:numPr>
       </w:pPr>
       <w:r>
@@ -1761,7 +2619,7 @@
         <w:pStyle w:val="Compact"/>
         <w:numPr>
           <w:ilvl w:val="0"/>
-          <w:numId w:val="1006"/>
+          <w:numId w:val="1009"/>
         </w:numPr>
       </w:pPr>
       <w:r>
@@ -1870,8 +2728,8 @@
         <w:t xml:space="preserve">.</w:t>
       </w:r>
     </w:p>
-    <w:bookmarkEnd w:id="16"/>
-    <w:bookmarkStart w:id="17" w:name="docs"/>
+    <w:bookmarkEnd w:id="20"/>
+    <w:bookmarkStart w:id="21" w:name="docs"/>
     <w:p>
       <w:pPr>
         <w:pStyle w:val="Heading3"/>
@@ -1885,7 +2743,7 @@
         <w:pStyle w:val="Compact"/>
         <w:numPr>
           <w:ilvl w:val="0"/>
-          <w:numId w:val="1007"/>
+          <w:numId w:val="1010"/>
         </w:numPr>
       </w:pPr>
       <w:r>
@@ -2021,8 +2879,8 @@
         <w:t xml:space="preserve">refreshed date stamp.</w:t>
       </w:r>
     </w:p>
-    <w:bookmarkEnd w:id="17"/>
-    <w:bookmarkStart w:id="18" w:name="quality"/>
+    <w:bookmarkEnd w:id="21"/>
+    <w:bookmarkStart w:id="22" w:name="quality"/>
     <w:p>
       <w:pPr>
         <w:pStyle w:val="Heading3"/>
@@ -2036,7 +2894,7 @@
         <w:pStyle w:val="Compact"/>
         <w:numPr>
           <w:ilvl w:val="0"/>
-          <w:numId w:val="1008"/>
+          <w:numId w:val="1011"/>
         </w:numPr>
       </w:pPr>
       <w:r>
@@ -2101,8 +2959,8 @@
         <w:t xml:space="preserve">the one remaining reserved no-op flag carries a justified inline disable.</w:t>
       </w:r>
     </w:p>
-    <w:bookmarkEnd w:id="18"/>
-    <w:bookmarkStart w:id="19" w:name="verified-1"/>
+    <w:bookmarkEnd w:id="22"/>
+    <w:bookmarkStart w:id="23" w:name="verified-2"/>
     <w:p>
       <w:pPr>
         <w:pStyle w:val="Heading3"/>
@@ -2116,7 +2974,7 @@
         <w:pStyle w:val="Compact"/>
         <w:numPr>
           <w:ilvl w:val="0"/>
-          <w:numId w:val="1009"/>
+          <w:numId w:val="1012"/>
         </w:numPr>
       </w:pPr>
       <w:r>
@@ -2184,7 +3042,7 @@
         <w:pStyle w:val="Compact"/>
         <w:numPr>
           <w:ilvl w:val="0"/>
-          <w:numId w:val="1009"/>
+          <w:numId w:val="1012"/>
         </w:numPr>
       </w:pPr>
       <w:r>
@@ -2238,7 +3096,7 @@
         <w:pStyle w:val="Compact"/>
         <w:numPr>
           <w:ilvl w:val="0"/>
-          <w:numId w:val="1009"/>
+          <w:numId w:val="1012"/>
         </w:numPr>
       </w:pPr>
       <w:r>
@@ -2308,16 +3166,16 @@
         <w:pStyle w:val="Compact"/>
         <w:numPr>
           <w:ilvl w:val="0"/>
-          <w:numId w:val="1009"/>
+          <w:numId w:val="1012"/>
         </w:numPr>
       </w:pPr>
       <w:r>
         <w:t xml:space="preserve">4-host byte-parity + 10/10 suite re-verified after deploy.</w:t>
       </w:r>
     </w:p>
-    <w:bookmarkEnd w:id="19"/>
-    <w:bookmarkEnd w:id="20"/>
-    <w:bookmarkStart w:id="25" w:name="X32f4e63b5b469270c24eeebf0670d89dbf8d175"/>
+    <w:bookmarkEnd w:id="23"/>
+    <w:bookmarkEnd w:id="24"/>
+    <w:bookmarkStart w:id="29" w:name="X32f4e63b5b469270c24eeebf0670d89dbf8d175"/>
     <w:p>
       <w:pPr>
         <w:pStyle w:val="Heading2"/>
@@ -2346,7 +3204,7 @@
         <w:t xml:space="preserve">suite + live multi-model verification were run centrally.</w:t>
       </w:r>
     </w:p>
-    <w:bookmarkStart w:id="21" w:name="security-1"/>
+    <w:bookmarkStart w:id="25" w:name="security-1"/>
     <w:p>
       <w:pPr>
         <w:pStyle w:val="Heading3"/>
@@ -2360,7 +3218,7 @@
         <w:pStyle w:val="Compact"/>
         <w:numPr>
           <w:ilvl w:val="0"/>
-          <w:numId w:val="1010"/>
+          <w:numId w:val="1013"/>
         </w:numPr>
       </w:pPr>
       <w:r>
@@ -2547,7 +3405,7 @@
         <w:pStyle w:val="Compact"/>
         <w:numPr>
           <w:ilvl w:val="0"/>
-          <w:numId w:val="1010"/>
+          <w:numId w:val="1013"/>
         </w:numPr>
       </w:pPr>
       <w:r>
@@ -2703,7 +3561,7 @@
         <w:pStyle w:val="Compact"/>
         <w:numPr>
           <w:ilvl w:val="0"/>
-          <w:numId w:val="1010"/>
+          <w:numId w:val="1013"/>
         </w:numPr>
       </w:pPr>
       <w:r>
@@ -2862,8 +3720,8 @@
         <w:t xml:space="preserve">on all four remotes.</w:t>
       </w:r>
     </w:p>
-    <w:bookmarkEnd w:id="21"/>
-    <w:bookmarkStart w:id="22" w:name="fixed-2"/>
+    <w:bookmarkEnd w:id="25"/>
+    <w:bookmarkStart w:id="26" w:name="fixed-3"/>
     <w:p>
       <w:pPr>
         <w:pStyle w:val="Heading3"/>
@@ -2877,7 +3735,7 @@
         <w:pStyle w:val="Compact"/>
         <w:numPr>
           <w:ilvl w:val="0"/>
-          <w:numId w:val="1011"/>
+          <w:numId w:val="1014"/>
         </w:numPr>
       </w:pPr>
       <w:r>
@@ -2963,7 +3821,7 @@
         <w:pStyle w:val="Compact"/>
         <w:numPr>
           <w:ilvl w:val="0"/>
-          <w:numId w:val="1011"/>
+          <w:numId w:val="1014"/>
         </w:numPr>
       </w:pPr>
       <w:r>
@@ -3086,7 +3944,7 @@
         <w:pStyle w:val="Compact"/>
         <w:numPr>
           <w:ilvl w:val="0"/>
-          <w:numId w:val="1011"/>
+          <w:numId w:val="1014"/>
         </w:numPr>
       </w:pPr>
       <w:r>
@@ -3165,7 +4023,7 @@
         <w:pStyle w:val="Compact"/>
         <w:numPr>
           <w:ilvl w:val="0"/>
-          <w:numId w:val="1011"/>
+          <w:numId w:val="1014"/>
         </w:numPr>
       </w:pPr>
       <w:r>
@@ -3225,8 +4083,8 @@
         <w:t xml:space="preserve">).</w:t>
       </w:r>
     </w:p>
-    <w:bookmarkEnd w:id="22"/>
-    <w:bookmarkStart w:id="23" w:name="added"/>
+    <w:bookmarkEnd w:id="26"/>
+    <w:bookmarkStart w:id="27" w:name="added"/>
     <w:p>
       <w:pPr>
         <w:pStyle w:val="Heading3"/>
@@ -3240,7 +4098,7 @@
         <w:pStyle w:val="Compact"/>
         <w:numPr>
           <w:ilvl w:val="0"/>
-          <w:numId w:val="1012"/>
+          <w:numId w:val="1015"/>
         </w:numPr>
       </w:pPr>
       <w:r>
@@ -3425,7 +4283,7 @@
         <w:pStyle w:val="Compact"/>
         <w:numPr>
           <w:ilvl w:val="0"/>
-          <w:numId w:val="1012"/>
+          <w:numId w:val="1015"/>
         </w:numPr>
       </w:pPr>
       <w:r>
@@ -3493,8 +4351,8 @@
         <w:t xml:space="preserve">a failure never re-echoes a secret.</w:t>
       </w:r>
     </w:p>
-    <w:bookmarkEnd w:id="23"/>
-    <w:bookmarkStart w:id="24" w:name="verified-2"/>
+    <w:bookmarkEnd w:id="27"/>
+    <w:bookmarkStart w:id="28" w:name="verified-3"/>
     <w:p>
       <w:pPr>
         <w:pStyle w:val="Heading3"/>
@@ -3508,7 +4366,7 @@
         <w:pStyle w:val="Compact"/>
         <w:numPr>
           <w:ilvl w:val="0"/>
-          <w:numId w:val="1013"/>
+          <w:numId w:val="1016"/>
         </w:numPr>
       </w:pPr>
       <w:r>
@@ -3554,7 +4412,7 @@
         <w:pStyle w:val="Compact"/>
         <w:numPr>
           <w:ilvl w:val="0"/>
-          <w:numId w:val="1013"/>
+          <w:numId w:val="1016"/>
         </w:numPr>
       </w:pPr>
       <w:r>
@@ -3642,7 +4500,7 @@
         <w:pStyle w:val="Compact"/>
         <w:numPr>
           <w:ilvl w:val="0"/>
-          <w:numId w:val="1013"/>
+          <w:numId w:val="1016"/>
         </w:numPr>
       </w:pPr>
       <w:r>
@@ -3696,7 +4554,7 @@
         <w:pStyle w:val="Compact"/>
         <w:numPr>
           <w:ilvl w:val="0"/>
-          <w:numId w:val="1013"/>
+          <w:numId w:val="1016"/>
         </w:numPr>
       </w:pPr>
       <w:r>
@@ -3739,9 +4597,9 @@
         <w:t xml:space="preserve">.</w:t>
       </w:r>
     </w:p>
-    <w:bookmarkEnd w:id="24"/>
-    <w:bookmarkEnd w:id="25"/>
-    <w:bookmarkStart w:id="30" w:name="X3dc7a22e845e8a16dcec7ab3494aa6e579b0408"/>
+    <w:bookmarkEnd w:id="28"/>
+    <w:bookmarkEnd w:id="29"/>
+    <w:bookmarkStart w:id="34" w:name="X3dc7a22e845e8a16dcec7ab3494aa6e579b0408"/>
     <w:p>
       <w:pPr>
         <w:pStyle w:val="Heading2"/>
@@ -3758,7 +4616,7 @@
         <w:t xml:space="preserve">Follow-up hardening release found by a parallel multi-agent audit of v1.7.6.</w:t>
       </w:r>
     </w:p>
-    <w:bookmarkStart w:id="26" w:name="fixed-3"/>
+    <w:bookmarkStart w:id="30" w:name="fixed-4"/>
     <w:p>
       <w:pPr>
         <w:pStyle w:val="Heading3"/>
@@ -3772,7 +4630,7 @@
         <w:pStyle w:val="Compact"/>
         <w:numPr>
           <w:ilvl w:val="0"/>
-          <w:numId w:val="1014"/>
+          <w:numId w:val="1017"/>
         </w:numPr>
       </w:pPr>
       <w:r>
@@ -4075,7 +4933,7 @@
         <w:pStyle w:val="Compact"/>
         <w:numPr>
           <w:ilvl w:val="0"/>
-          <w:numId w:val="1014"/>
+          <w:numId w:val="1017"/>
         </w:numPr>
       </w:pPr>
       <w:r>
@@ -4203,8 +5061,8 @@
         <w:t xml:space="preserve">.</w:t>
       </w:r>
     </w:p>
-    <w:bookmarkEnd w:id="26"/>
-    <w:bookmarkStart w:id="27" w:name="added-1"/>
+    <w:bookmarkEnd w:id="30"/>
+    <w:bookmarkStart w:id="31" w:name="added-1"/>
     <w:p>
       <w:pPr>
         <w:pStyle w:val="Heading3"/>
@@ -4218,7 +5076,7 @@
         <w:pStyle w:val="Compact"/>
         <w:numPr>
           <w:ilvl w:val="0"/>
-          <w:numId w:val="1015"/>
+          <w:numId w:val="1018"/>
         </w:numPr>
       </w:pPr>
       <w:r>
@@ -4253,7 +5111,7 @@
         <w:pStyle w:val="Compact"/>
         <w:numPr>
           <w:ilvl w:val="0"/>
-          <w:numId w:val="1015"/>
+          <w:numId w:val="1018"/>
         </w:numPr>
       </w:pPr>
       <w:r>
@@ -4322,8 +5180,8 @@
         <w:t xml:space="preserve">.</w:t>
       </w:r>
     </w:p>
-    <w:bookmarkEnd w:id="27"/>
-    <w:bookmarkStart w:id="28" w:name="verified-3"/>
+    <w:bookmarkEnd w:id="31"/>
+    <w:bookmarkStart w:id="32" w:name="verified-4"/>
     <w:p>
       <w:pPr>
         <w:pStyle w:val="Heading3"/>
@@ -4337,7 +5195,7 @@
         <w:pStyle w:val="Compact"/>
         <w:numPr>
           <w:ilvl w:val="0"/>
-          <w:numId w:val="1016"/>
+          <w:numId w:val="1019"/>
         </w:numPr>
       </w:pPr>
       <w:r>
@@ -4377,7 +5235,7 @@
         <w:pStyle w:val="Compact"/>
         <w:numPr>
           <w:ilvl w:val="0"/>
-          <w:numId w:val="1016"/>
+          <w:numId w:val="1019"/>
         </w:numPr>
       </w:pPr>
       <w:r>
@@ -4408,8 +5266,8 @@
         <w:t xml:space="preserve">on macOS.</w:t>
       </w:r>
     </w:p>
-    <w:bookmarkEnd w:id="28"/>
-    <w:bookmarkStart w:id="29" w:name="X62b0a64b7c3ea8cc9486d03458dca15977de730"/>
+    <w:bookmarkEnd w:id="32"/>
+    <w:bookmarkStart w:id="33" w:name="X62b0a64b7c3ea8cc9486d03458dca15977de730"/>
     <w:p>
       <w:pPr>
         <w:pStyle w:val="Heading3"/>
@@ -4423,7 +5281,7 @@
         <w:pStyle w:val="Compact"/>
         <w:numPr>
           <w:ilvl w:val="0"/>
-          <w:numId w:val="1017"/>
+          <w:numId w:val="1020"/>
         </w:numPr>
       </w:pPr>
       <w:r>
@@ -4471,7 +5329,7 @@
         <w:pStyle w:val="Compact"/>
         <w:numPr>
           <w:ilvl w:val="0"/>
-          <w:numId w:val="1017"/>
+          <w:numId w:val="1020"/>
         </w:numPr>
       </w:pPr>
       <w:r>
@@ -4525,7 +5383,7 @@
         <w:pStyle w:val="Compact"/>
         <w:numPr>
           <w:ilvl w:val="0"/>
-          <w:numId w:val="1017"/>
+          <w:numId w:val="1020"/>
         </w:numPr>
       </w:pPr>
       <w:r>
@@ -4543,7 +5401,7 @@
         <w:pStyle w:val="Compact"/>
         <w:numPr>
           <w:ilvl w:val="0"/>
-          <w:numId w:val="1017"/>
+          <w:numId w:val="1020"/>
         </w:numPr>
       </w:pPr>
       <w:r>
@@ -4586,9 +5444,9 @@
         <w:t xml:space="preserve">needs a force tag push; left for a maintainer decision.</w:t>
       </w:r>
     </w:p>
-    <w:bookmarkEnd w:id="29"/>
-    <w:bookmarkEnd w:id="30"/>
-    <w:bookmarkStart w:id="35" w:name="X5bab4cefc6082b36259bdda3d0e046856fdd451"/>
+    <w:bookmarkEnd w:id="33"/>
+    <w:bookmarkEnd w:id="34"/>
+    <w:bookmarkStart w:id="39" w:name="X5bab4cefc6082b36259bdda3d0e046856fdd451"/>
     <w:p>
       <w:pPr>
         <w:pStyle w:val="Heading2"/>
@@ -4597,7 +5455,7 @@
         <w:t xml:space="preserve">v1.7.6 — 2026-06-28 — Always-non-interactive execution, alias-file integrity, macOS/bash-3.2 portability, 4-host rollout</w:t>
       </w:r>
     </w:p>
-    <w:bookmarkStart w:id="31" w:name="fixed-4"/>
+    <w:bookmarkStart w:id="35" w:name="fixed-5"/>
     <w:p>
       <w:pPr>
         <w:pStyle w:val="Heading3"/>
@@ -4611,7 +5469,7 @@
         <w:pStyle w:val="Compact"/>
         <w:numPr>
           <w:ilvl w:val="0"/>
-          <w:numId w:val="1018"/>
+          <w:numId w:val="1021"/>
         </w:numPr>
       </w:pPr>
       <w:r>
@@ -4861,7 +5719,7 @@
         <w:pStyle w:val="Compact"/>
         <w:numPr>
           <w:ilvl w:val="0"/>
-          <w:numId w:val="1018"/>
+          <w:numId w:val="1021"/>
         </w:numPr>
       </w:pPr>
       <w:r>
@@ -5053,7 +5911,7 @@
         <w:pStyle w:val="Compact"/>
         <w:numPr>
           <w:ilvl w:val="0"/>
-          <w:numId w:val="1018"/>
+          <w:numId w:val="1021"/>
         </w:numPr>
       </w:pPr>
       <w:r>
@@ -5203,8 +6061,8 @@
         <w:t xml:space="preserve">are unbound on bash 3.2). The suite now runs green on macOS bash 3.2.</w:t>
       </w:r>
     </w:p>
-    <w:bookmarkEnd w:id="31"/>
-    <w:bookmarkStart w:id="32" w:name="added-2"/>
+    <w:bookmarkEnd w:id="35"/>
+    <w:bookmarkStart w:id="36" w:name="added-2"/>
     <w:p>
       <w:pPr>
         <w:pStyle w:val="Heading3"/>
@@ -5218,7 +6076,7 @@
         <w:pStyle w:val="Compact"/>
         <w:numPr>
           <w:ilvl w:val="0"/>
-          <w:numId w:val="1019"/>
+          <w:numId w:val="1022"/>
         </w:numPr>
       </w:pPr>
       <w:r>
@@ -5376,7 +6234,7 @@
         <w:pStyle w:val="Compact"/>
         <w:numPr>
           <w:ilvl w:val="0"/>
-          <w:numId w:val="1019"/>
+          <w:numId w:val="1022"/>
         </w:numPr>
       </w:pPr>
       <w:r>
@@ -5419,7 +6277,7 @@
         <w:pStyle w:val="Compact"/>
         <w:numPr>
           <w:ilvl w:val="0"/>
-          <w:numId w:val="1019"/>
+          <w:numId w:val="1022"/>
         </w:numPr>
       </w:pPr>
       <w:r>
@@ -5457,8 +6315,8 @@
         <w:t xml:space="preserve">absent — matching the existing SKIP convention for optional-dependency features.</w:t>
       </w:r>
     </w:p>
-    <w:bookmarkEnd w:id="32"/>
-    <w:bookmarkStart w:id="33" w:name="X7441e4fb9d1d1f16b207087dd74b5bc870440c2"/>
+    <w:bookmarkEnd w:id="36"/>
+    <w:bookmarkStart w:id="37" w:name="X7441e4fb9d1d1f16b207087dd74b5bc870440c2"/>
     <w:p>
       <w:pPr>
         <w:pStyle w:val="Heading3"/>
@@ -5472,7 +6330,7 @@
         <w:pStyle w:val="Compact"/>
         <w:numPr>
           <w:ilvl w:val="0"/>
-          <w:numId w:val="1020"/>
+          <w:numId w:val="1023"/>
         </w:numPr>
       </w:pPr>
       <w:r>
@@ -5567,7 +6425,7 @@
         <w:pStyle w:val="Compact"/>
         <w:numPr>
           <w:ilvl w:val="0"/>
-          <w:numId w:val="1020"/>
+          <w:numId w:val="1023"/>
         </w:numPr>
       </w:pPr>
       <w:r>
@@ -5594,7 +6452,7 @@
         <w:pStyle w:val="Compact"/>
         <w:numPr>
           <w:ilvl w:val="0"/>
-          <w:numId w:val="1020"/>
+          <w:numId w:val="1023"/>
         </w:numPr>
       </w:pPr>
       <w:r>
@@ -5631,663 +6489,6 @@
       </w:r>
       <w:r>
         <w:t xml:space="preserve">.</w:t>
-      </w:r>
-    </w:p>
-    <w:bookmarkEnd w:id="33"/>
-    <w:bookmarkStart w:id="34" w:name="verified-4"/>
-    <w:p>
-      <w:pPr>
-        <w:pStyle w:val="Heading3"/>
-      </w:pPr>
-      <w:r>
-        <w:t xml:space="preserve">Verified</w:t>
-      </w:r>
-    </w:p>
-    <w:p>
-      <w:pPr>
-        <w:pStyle w:val="Compact"/>
-        <w:numPr>
-          <w:ilvl w:val="0"/>
-          <w:numId w:val="1021"/>
-        </w:numPr>
-      </w:pPr>
-      <w:r>
-        <w:rPr>
-          <w:rStyle w:val="VerbatimChar"/>
-        </w:rPr>
-        <w:t xml:space="preserve">scripts/tests/run-all.sh</w:t>
-      </w:r>
-      <w:r>
-        <w:t xml:space="preserve"> </w:t>
-      </w:r>
-      <w:r>
-        <w:t xml:space="preserve">—</w:t>
-      </w:r>
-      <w:r>
-        <w:t xml:space="preserve"> </w:t>
-      </w:r>
-      <w:r>
-        <w:rPr>
-          <w:b/>
-          <w:bCs/>
-        </w:rPr>
-        <w:t xml:space="preserve">9/9 files, ALL GREEN on all four hosts</w:t>
-      </w:r>
-      <w:r>
-        <w:t xml:space="preserve">: nezha (Linux),</w:t>
-      </w:r>
-      <w:r>
-        <w:t xml:space="preserve"> </w:t>
-      </w:r>
-      <w:r>
-        <w:t xml:space="preserve">thinker (Linux), amber (Linux), mistborn (macOS / bash 3.2).</w:t>
-      </w:r>
-    </w:p>
-    <w:p>
-      <w:pPr>
-        <w:pStyle w:val="Compact"/>
-        <w:numPr>
-          <w:ilvl w:val="0"/>
-          <w:numId w:val="1021"/>
-        </w:numPr>
-      </w:pPr>
-      <w:r>
-        <w:t xml:space="preserve">Cross-host: both rc files source</w:t>
-      </w:r>
-      <w:r>
-        <w:t xml:space="preserve"> </w:t>
-      </w:r>
-      <w:r>
-        <w:rPr>
-          <w:rStyle w:val="VerbatimChar"/>
-        </w:rPr>
-        <w:t xml:space="preserve">api_keys.sh</w:t>
-      </w:r>
-      <w:r>
-        <w:t xml:space="preserve">;</w:t>
-      </w:r>
-      <w:r>
-        <w:t xml:space="preserve"> </w:t>
-      </w:r>
-      <w:r>
-        <w:rPr>
-          <w:rStyle w:val="VerbatimChar"/>
-        </w:rPr>
-        <w:t xml:space="preserve">claude1/2/3</w:t>
-      </w:r>
-      <w:r>
-        <w:t xml:space="preserve"> </w:t>
-      </w:r>
-      <w:r>
-        <w:t xml:space="preserve">+</w:t>
-      </w:r>
-      <w:r>
-        <w:t xml:space="preserve"> </w:t>
-      </w:r>
-      <w:r>
-        <w:rPr>
-          <w:rStyle w:val="VerbatimChar"/>
-        </w:rPr>
-        <w:t xml:space="preserve">poe</w:t>
-      </w:r>
-      <w:r>
-        <w:t xml:space="preserve">/</w:t>
-      </w:r>
-      <w:r>
-        <w:rPr>
-          <w:rStyle w:val="VerbatimChar"/>
-        </w:rPr>
-        <w:t xml:space="preserve">deepseek</w:t>
-      </w:r>
-      <w:r>
-        <w:t xml:space="preserve">/</w:t>
-      </w:r>
-      <w:r>
-        <w:rPr>
-          <w:rStyle w:val="VerbatimChar"/>
-        </w:rPr>
-        <w:t xml:space="preserve">xiaomi</w:t>
-      </w:r>
-      <w:r>
-        <w:t xml:space="preserve"> </w:t>
-      </w:r>
-      <w:r>
-        <w:t xml:space="preserve">aliases present on every host.</w:t>
-      </w:r>
-    </w:p>
-    <w:bookmarkEnd w:id="34"/>
-    <w:bookmarkEnd w:id="35"/>
-    <w:bookmarkStart w:id="40" w:name="Xec4e4bab97bb1465106f99e5371bdd3ec633fc9"/>
-    <w:p>
-      <w:pPr>
-        <w:pStyle w:val="Heading2"/>
-      </w:pPr>
-      <w:r>
-        <w:t xml:space="preserve">v1.7.5 — 2026-06-28 — Cross-provider /resume session visibility fix</w:t>
-      </w:r>
-    </w:p>
-    <w:bookmarkStart w:id="36" w:name="fixed-5"/>
-    <w:p>
-      <w:pPr>
-        <w:pStyle w:val="Heading3"/>
-      </w:pPr>
-      <w:r>
-        <w:t xml:space="preserve">Fixed</w:t>
-      </w:r>
-    </w:p>
-    <w:p>
-      <w:pPr>
-        <w:pStyle w:val="Compact"/>
-        <w:numPr>
-          <w:ilvl w:val="0"/>
-          <w:numId w:val="1022"/>
-        </w:numPr>
-      </w:pPr>
-      <w:r>
-        <w:rPr>
-          <w:b/>
-          <w:bCs/>
-        </w:rPr>
-        <w:t xml:space="preserve">Cross-provider</w:t>
-      </w:r>
-      <w:r>
-        <w:rPr>
-          <w:b/>
-          <w:bCs/>
-        </w:rPr>
-        <w:t xml:space="preserve"> </w:t>
-      </w:r>
-      <w:r>
-        <w:rPr>
-          <w:rStyle w:val="VerbatimChar"/>
-          <w:b/>
-          <w:bCs/>
-        </w:rPr>
-        <w:t xml:space="preserve">/resume</w:t>
-      </w:r>
-      <w:r>
-        <w:rPr>
-          <w:b/>
-          <w:bCs/>
-        </w:rPr>
-        <w:t xml:space="preserve"> </w:t>
-      </w:r>
-      <w:r>
-        <w:rPr>
-          <w:b/>
-          <w:bCs/>
-        </w:rPr>
-        <w:t xml:space="preserve">session loss</w:t>
-      </w:r>
-      <w:r>
-        <w:t xml:space="preserve"> </w:t>
-      </w:r>
-      <w:r>
-        <w:t xml:space="preserve">— when switching between provider aliases</w:t>
-      </w:r>
-      <w:r>
-        <w:t xml:space="preserve"> </w:t>
-      </w:r>
-      <w:r>
-        <w:t xml:space="preserve">(e.g.,</w:t>
-      </w:r>
-      <w:r>
-        <w:t xml:space="preserve"> </w:t>
-      </w:r>
-      <w:r>
-        <w:rPr>
-          <w:rStyle w:val="VerbatimChar"/>
-        </w:rPr>
-        <w:t xml:space="preserve">deepseek</w:t>
-      </w:r>
-      <w:r>
-        <w:t xml:space="preserve"> </w:t>
-      </w:r>
-      <w:r>
-        <w:t xml:space="preserve">→</w:t>
-      </w:r>
-      <w:r>
-        <w:t xml:space="preserve"> </w:t>
-      </w:r>
-      <w:r>
-        <w:rPr>
-          <w:rStyle w:val="VerbatimChar"/>
-        </w:rPr>
-        <w:t xml:space="preserve">opencode</w:t>
-      </w:r>
-      <w:r>
-        <w:t xml:space="preserve"> </w:t>
-      </w:r>
-      <w:r>
-        <w:t xml:space="preserve">→</w:t>
-      </w:r>
-      <w:r>
-        <w:t xml:space="preserve"> </w:t>
-      </w:r>
-      <w:r>
-        <w:rPr>
-          <w:rStyle w:val="VerbatimChar"/>
-        </w:rPr>
-        <w:t xml:space="preserve">kimi-for-coding</w:t>
-      </w:r>
-      <w:r>
-        <w:t xml:space="preserve">),</w:t>
-      </w:r>
-      <w:r>
-        <w:t xml:space="preserve"> </w:t>
-      </w:r>
-      <w:r>
-        <w:rPr>
-          <w:rStyle w:val="VerbatimChar"/>
-        </w:rPr>
-        <w:t xml:space="preserve">/resume</w:t>
-      </w:r>
-      <w:r>
-        <w:t xml:space="preserve"> </w:t>
-      </w:r>
-      <w:r>
-        <w:t xml:space="preserve">would sometimes show</w:t>
-      </w:r>
-      <w:r>
-        <w:t xml:space="preserve"> </w:t>
-      </w:r>
-      <w:r>
-        <w:t xml:space="preserve">empty session history. Root cause: the</w:t>
-      </w:r>
-      <w:r>
-        <w:t xml:space="preserve"> </w:t>
-      </w:r>
-      <w:r>
-        <w:rPr>
-          <w:rStyle w:val="VerbatimChar"/>
-        </w:rPr>
-        <w:t xml:space="preserve">cma_run_provider</w:t>
-      </w:r>
-      <w:r>
-        <w:t xml:space="preserve"> </w:t>
-      </w:r>
-      <w:r>
-        <w:t xml:space="preserve">function in the alias file</w:t>
-      </w:r>
-      <w:r>
-        <w:t xml:space="preserve"> </w:t>
-      </w:r>
-      <w:r>
-        <w:t xml:space="preserve">was</w:t>
-      </w:r>
-      <w:r>
-        <w:t xml:space="preserve"> </w:t>
-      </w:r>
-      <w:r>
-        <w:rPr>
-          <w:b/>
-          <w:bCs/>
-        </w:rPr>
-        <w:t xml:space="preserve">missing sync-state pull/push calls</w:t>
-      </w:r>
-      <w:r>
-        <w:t xml:space="preserve"> </w:t>
-      </w:r>
-      <w:r>
-        <w:t xml:space="preserve">that were present in</w:t>
-      </w:r>
-      <w:r>
-        <w:t xml:space="preserve"> </w:t>
-      </w:r>
-      <w:r>
-        <w:rPr>
-          <w:rStyle w:val="VerbatimChar"/>
-        </w:rPr>
-        <w:t xml:space="preserve">lib.sh</w:t>
-      </w:r>
-      <w:r>
-        <w:t xml:space="preserve">. The alias</w:t>
-      </w:r>
-      <w:r>
-        <w:t xml:space="preserve"> </w:t>
-      </w:r>
-      <w:r>
-        <w:t xml:space="preserve">file is what actually runs when a user invokes an alias, so the sync never happened.</w:t>
-      </w:r>
-    </w:p>
-    <w:p>
-      <w:pPr>
-        <w:pStyle w:val="Compact"/>
-        <w:numPr>
-          <w:ilvl w:val="0"/>
-          <w:numId w:val="1022"/>
-        </w:numPr>
-      </w:pPr>
-      <w:r>
-        <w:rPr>
-          <w:b/>
-          <w:bCs/>
-        </w:rPr>
-        <w:t xml:space="preserve">Migration for outdated alias files</w:t>
-      </w:r>
-      <w:r>
-        <w:t xml:space="preserve"> </w:t>
-      </w:r>
-      <w:r>
-        <w:t xml:space="preserve">— added automatic detection and regeneration</w:t>
-      </w:r>
-      <w:r>
-        <w:t xml:space="preserve"> </w:t>
-      </w:r>
-      <w:r>
-        <w:t xml:space="preserve">of outdated</w:t>
-      </w:r>
-      <w:r>
-        <w:t xml:space="preserve"> </w:t>
-      </w:r>
-      <w:r>
-        <w:rPr>
-          <w:rStyle w:val="VerbatimChar"/>
-        </w:rPr>
-        <w:t xml:space="preserve">cma_run_provider</w:t>
-      </w:r>
-      <w:r>
-        <w:t xml:space="preserve"> </w:t>
-      </w:r>
-      <w:r>
-        <w:t xml:space="preserve">functions in</w:t>
-      </w:r>
-      <w:r>
-        <w:t xml:space="preserve"> </w:t>
-      </w:r>
-      <w:r>
-        <w:rPr>
-          <w:rStyle w:val="VerbatimChar"/>
-        </w:rPr>
-        <w:t xml:space="preserve">lib.sh</w:t>
-      </w:r>
-      <w:r>
-        <w:t xml:space="preserve">. If the function exists but</w:t>
-      </w:r>
-      <w:r>
-        <w:t xml:space="preserve"> </w:t>
-      </w:r>
-      <w:r>
-        <w:t xml:space="preserve">lacks</w:t>
-      </w:r>
-      <w:r>
-        <w:t xml:space="preserve"> </w:t>
-      </w:r>
-      <w:r>
-        <w:rPr>
-          <w:rStyle w:val="VerbatimChar"/>
-        </w:rPr>
-        <w:t xml:space="preserve">claude-sync-state pull</w:t>
-      </w:r>
-      <w:r>
-        <w:t xml:space="preserve">, it's removed and rewritten with the correct</w:t>
-      </w:r>
-      <w:r>
-        <w:t xml:space="preserve"> </w:t>
-      </w:r>
-      <w:r>
-        <w:t xml:space="preserve">implementation.</w:t>
-      </w:r>
-    </w:p>
-    <w:p>
-      <w:pPr>
-        <w:pStyle w:val="Compact"/>
-        <w:numPr>
-          <w:ilvl w:val="0"/>
-          <w:numId w:val="1022"/>
-        </w:numPr>
-      </w:pPr>
-      <w:r>
-        <w:rPr>
-          <w:b/>
-          <w:bCs/>
-        </w:rPr>
-        <w:t xml:space="preserve">Router transport transformer config</w:t>
-      </w:r>
-      <w:r>
-        <w:t xml:space="preserve"> </w:t>
-      </w:r>
-      <w:r>
-        <w:t xml:space="preserve">— added</w:t>
-      </w:r>
-      <w:r>
-        <w:t xml:space="preserve"> </w:t>
-      </w:r>
-      <w:r>
-        <w:rPr>
-          <w:rStyle w:val="VerbatimChar"/>
-        </w:rPr>
-        <w:t xml:space="preserve">transformer:{use:["cleancache","streamoptions"]}</w:t>
-      </w:r>
-      <w:r>
-        <w:t xml:space="preserve"> </w:t>
-      </w:r>
-      <w:r>
-        <w:t xml:space="preserve">to the alias file's router transport section (was only in</w:t>
-      </w:r>
-      <w:r>
-        <w:t xml:space="preserve"> </w:t>
-      </w:r>
-      <w:r>
-        <w:rPr>
-          <w:rStyle w:val="VerbatimChar"/>
-        </w:rPr>
-        <w:t xml:space="preserve">lib.sh</w:t>
-      </w:r>
-      <w:r>
-        <w:t xml:space="preserve">), ensuring</w:t>
-      </w:r>
-      <w:r>
-        <w:t xml:space="preserve"> </w:t>
-      </w:r>
-      <w:r>
-        <w:rPr>
-          <w:rStyle w:val="VerbatimChar"/>
-        </w:rPr>
-        <w:t xml:space="preserve">cache_control</w:t>
-      </w:r>
-      <w:r>
-        <w:t xml:space="preserve"> </w:t>
-      </w:r>
-      <w:r>
-        <w:t xml:space="preserve">stripping works for all router-transport providers.</w:t>
-      </w:r>
-    </w:p>
-    <w:bookmarkEnd w:id="36"/>
-    <w:bookmarkStart w:id="37" w:name="root-cause-analysis"/>
-    <w:p>
-      <w:pPr>
-        <w:pStyle w:val="Heading3"/>
-      </w:pPr>
-      <w:r>
-        <w:t xml:space="preserve">Root Cause Analysis</w:t>
-      </w:r>
-    </w:p>
-    <w:p>
-      <w:pPr>
-        <w:pStyle w:val="FirstParagraph"/>
-      </w:pPr>
-      <w:r>
-        <w:t xml:space="preserve">The</w:t>
-      </w:r>
-      <w:r>
-        <w:t xml:space="preserve"> </w:t>
-      </w:r>
-      <w:r>
-        <w:rPr>
-          <w:rStyle w:val="VerbatimChar"/>
-        </w:rPr>
-        <w:t xml:space="preserve">cma_run_provider</w:t>
-      </w:r>
-      <w:r>
-        <w:t xml:space="preserve"> </w:t>
-      </w:r>
-      <w:r>
-        <w:t xml:space="preserve">function in</w:t>
-      </w:r>
-      <w:r>
-        <w:t xml:space="preserve"> </w:t>
-      </w:r>
-      <w:r>
-        <w:rPr>
-          <w:rStyle w:val="VerbatimChar"/>
-        </w:rPr>
-        <w:t xml:space="preserve">lib.sh</w:t>
-      </w:r>
-      <w:r>
-        <w:t xml:space="preserve"> </w:t>
-      </w:r>
-      <w:r>
-        <w:t xml:space="preserve">(lines 225-333) correctly includes</w:t>
-      </w:r>
-      <w:r>
-        <w:t xml:space="preserve"> </w:t>
-      </w:r>
-      <w:r>
-        <w:t xml:space="preserve">sync-state pull/push calls, but the alias file's copy of the function was outdated</w:t>
-      </w:r>
-      <w:r>
-        <w:t xml:space="preserve"> </w:t>
-      </w:r>
-      <w:r>
-        <w:t xml:space="preserve">and explicitly stated "cross-account claude-sync-state is intentionally NOT run."</w:t>
-      </w:r>
-      <w:r>
-        <w:t xml:space="preserve"> </w:t>
-      </w:r>
-      <w:r>
-        <w:t xml:space="preserve">This meant:</w:t>
-      </w:r>
-    </w:p>
-    <w:p>
-      <w:pPr>
-        <w:pStyle w:val="Compact"/>
-        <w:numPr>
-          <w:ilvl w:val="0"/>
-          <w:numId w:val="1023"/>
-        </w:numPr>
-      </w:pPr>
-      <w:r>
-        <w:t xml:space="preserve">Sessions created under provider A had their</w:t>
-      </w:r>
-      <w:r>
-        <w:t xml:space="preserve"> </w:t>
-      </w:r>
-      <w:r>
-        <w:rPr>
-          <w:rStyle w:val="VerbatimChar"/>
-        </w:rPr>
-        <w:t xml:space="preserve">lastSessionId</w:t>
-      </w:r>
-      <w:r>
-        <w:t xml:space="preserve"> </w:t>
-      </w:r>
-      <w:r>
-        <w:t xml:space="preserve">written only to A's</w:t>
-      </w:r>
-      <w:r>
-        <w:t xml:space="preserve"> </w:t>
-      </w:r>
-      <w:r>
-        <w:rPr>
-          <w:rStyle w:val="VerbatimChar"/>
-        </w:rPr>
-        <w:t xml:space="preserve">.claude.json</w:t>
-      </w:r>
-    </w:p>
-    <w:p>
-      <w:pPr>
-        <w:pStyle w:val="Compact"/>
-        <w:numPr>
-          <w:ilvl w:val="0"/>
-          <w:numId w:val="1023"/>
-        </w:numPr>
-      </w:pPr>
-      <w:r>
-        <w:t xml:space="preserve">When switching to provider B, B's</w:t>
-      </w:r>
-      <w:r>
-        <w:t xml:space="preserve"> </w:t>
-      </w:r>
-      <w:r>
-        <w:rPr>
-          <w:rStyle w:val="VerbatimChar"/>
-        </w:rPr>
-        <w:t xml:space="preserve">.claude.json</w:t>
-      </w:r>
-      <w:r>
-        <w:t xml:space="preserve"> </w:t>
-      </w:r>
-      <w:r>
-        <w:t xml:space="preserve">still had its own (different)</w:t>
-      </w:r>
-      <w:r>
-        <w:t xml:space="preserve"> </w:t>
-      </w:r>
-      <w:r>
-        <w:rPr>
-          <w:rStyle w:val="VerbatimChar"/>
-        </w:rPr>
-        <w:t xml:space="preserve">lastSessionId</w:t>
-      </w:r>
-    </w:p>
-    <w:p>
-      <w:pPr>
-        <w:pStyle w:val="Compact"/>
-        <w:numPr>
-          <w:ilvl w:val="0"/>
-          <w:numId w:val="1023"/>
-        </w:numPr>
-      </w:pPr>
-      <w:r>
-        <w:rPr>
-          <w:rStyle w:val="VerbatimChar"/>
-        </w:rPr>
-        <w:t xml:space="preserve">/resume</w:t>
-      </w:r>
-      <w:r>
-        <w:t xml:space="preserve"> </w:t>
-      </w:r>
-      <w:r>
-        <w:t xml:space="preserve">read B's</w:t>
-      </w:r>
-      <w:r>
-        <w:t xml:space="preserve"> </w:t>
-      </w:r>
-      <w:r>
-        <w:rPr>
-          <w:rStyle w:val="VerbatimChar"/>
-        </w:rPr>
-        <w:t xml:space="preserve">lastSessionId</w:t>
-      </w:r>
-      <w:r>
-        <w:t xml:space="preserve"> </w:t>
-      </w:r>
-      <w:r>
-        <w:t xml:space="preserve">and couldn't find A's session</w:t>
-      </w:r>
-    </w:p>
-    <w:p>
-      <w:pPr>
-        <w:pStyle w:val="FirstParagraph"/>
-      </w:pPr>
-      <w:r>
-        <w:t xml:space="preserve">After fix: all providers/accounts share the same merged</w:t>
-      </w:r>
-      <w:r>
-        <w:t xml:space="preserve"> </w:t>
-      </w:r>
-      <w:r>
-        <w:rPr>
-          <w:rStyle w:val="VerbatimChar"/>
-        </w:rPr>
-        <w:t xml:space="preserve">lastSessionId</w:t>
-      </w:r>
-      <w:r>
-        <w:t xml:space="preserve"> </w:t>
-      </w:r>
-      <w:r>
-        <w:t xml:space="preserve">via sync-state.</w:t>
       </w:r>
     </w:p>
     <w:bookmarkEnd w:id="37"/>
@@ -6310,6 +6511,663 @@
       </w:pPr>
       <w:r>
         <w:rPr>
+          <w:rStyle w:val="VerbatimChar"/>
+        </w:rPr>
+        <w:t xml:space="preserve">scripts/tests/run-all.sh</w:t>
+      </w:r>
+      <w:r>
+        <w:t xml:space="preserve"> </w:t>
+      </w:r>
+      <w:r>
+        <w:t xml:space="preserve">—</w:t>
+      </w:r>
+      <w:r>
+        <w:t xml:space="preserve"> </w:t>
+      </w:r>
+      <w:r>
+        <w:rPr>
+          <w:b/>
+          <w:bCs/>
+        </w:rPr>
+        <w:t xml:space="preserve">9/9 files, ALL GREEN on all four hosts</w:t>
+      </w:r>
+      <w:r>
+        <w:t xml:space="preserve">: nezha (Linux),</w:t>
+      </w:r>
+      <w:r>
+        <w:t xml:space="preserve"> </w:t>
+      </w:r>
+      <w:r>
+        <w:t xml:space="preserve">thinker (Linux), amber (Linux), mistborn (macOS / bash 3.2).</w:t>
+      </w:r>
+    </w:p>
+    <w:p>
+      <w:pPr>
+        <w:pStyle w:val="Compact"/>
+        <w:numPr>
+          <w:ilvl w:val="0"/>
+          <w:numId w:val="1024"/>
+        </w:numPr>
+      </w:pPr>
+      <w:r>
+        <w:t xml:space="preserve">Cross-host: both rc files source</w:t>
+      </w:r>
+      <w:r>
+        <w:t xml:space="preserve"> </w:t>
+      </w:r>
+      <w:r>
+        <w:rPr>
+          <w:rStyle w:val="VerbatimChar"/>
+        </w:rPr>
+        <w:t xml:space="preserve">api_keys.sh</w:t>
+      </w:r>
+      <w:r>
+        <w:t xml:space="preserve">;</w:t>
+      </w:r>
+      <w:r>
+        <w:t xml:space="preserve"> </w:t>
+      </w:r>
+      <w:r>
+        <w:rPr>
+          <w:rStyle w:val="VerbatimChar"/>
+        </w:rPr>
+        <w:t xml:space="preserve">claude1/2/3</w:t>
+      </w:r>
+      <w:r>
+        <w:t xml:space="preserve"> </w:t>
+      </w:r>
+      <w:r>
+        <w:t xml:space="preserve">+</w:t>
+      </w:r>
+      <w:r>
+        <w:t xml:space="preserve"> </w:t>
+      </w:r>
+      <w:r>
+        <w:rPr>
+          <w:rStyle w:val="VerbatimChar"/>
+        </w:rPr>
+        <w:t xml:space="preserve">poe</w:t>
+      </w:r>
+      <w:r>
+        <w:t xml:space="preserve">/</w:t>
+      </w:r>
+      <w:r>
+        <w:rPr>
+          <w:rStyle w:val="VerbatimChar"/>
+        </w:rPr>
+        <w:t xml:space="preserve">deepseek</w:t>
+      </w:r>
+      <w:r>
+        <w:t xml:space="preserve">/</w:t>
+      </w:r>
+      <w:r>
+        <w:rPr>
+          <w:rStyle w:val="VerbatimChar"/>
+        </w:rPr>
+        <w:t xml:space="preserve">xiaomi</w:t>
+      </w:r>
+      <w:r>
+        <w:t xml:space="preserve"> </w:t>
+      </w:r>
+      <w:r>
+        <w:t xml:space="preserve">aliases present on every host.</w:t>
+      </w:r>
+    </w:p>
+    <w:bookmarkEnd w:id="38"/>
+    <w:bookmarkEnd w:id="39"/>
+    <w:bookmarkStart w:id="44" w:name="Xec4e4bab97bb1465106f99e5371bdd3ec633fc9"/>
+    <w:p>
+      <w:pPr>
+        <w:pStyle w:val="Heading2"/>
+      </w:pPr>
+      <w:r>
+        <w:t xml:space="preserve">v1.7.5 — 2026-06-28 — Cross-provider /resume session visibility fix</w:t>
+      </w:r>
+    </w:p>
+    <w:bookmarkStart w:id="40" w:name="fixed-6"/>
+    <w:p>
+      <w:pPr>
+        <w:pStyle w:val="Heading3"/>
+      </w:pPr>
+      <w:r>
+        <w:t xml:space="preserve">Fixed</w:t>
+      </w:r>
+    </w:p>
+    <w:p>
+      <w:pPr>
+        <w:pStyle w:val="Compact"/>
+        <w:numPr>
+          <w:ilvl w:val="0"/>
+          <w:numId w:val="1025"/>
+        </w:numPr>
+      </w:pPr>
+      <w:r>
+        <w:rPr>
+          <w:b/>
+          <w:bCs/>
+        </w:rPr>
+        <w:t xml:space="preserve">Cross-provider</w:t>
+      </w:r>
+      <w:r>
+        <w:rPr>
+          <w:b/>
+          <w:bCs/>
+        </w:rPr>
+        <w:t xml:space="preserve"> </w:t>
+      </w:r>
+      <w:r>
+        <w:rPr>
+          <w:rStyle w:val="VerbatimChar"/>
+          <w:b/>
+          <w:bCs/>
+        </w:rPr>
+        <w:t xml:space="preserve">/resume</w:t>
+      </w:r>
+      <w:r>
+        <w:rPr>
+          <w:b/>
+          <w:bCs/>
+        </w:rPr>
+        <w:t xml:space="preserve"> </w:t>
+      </w:r>
+      <w:r>
+        <w:rPr>
+          <w:b/>
+          <w:bCs/>
+        </w:rPr>
+        <w:t xml:space="preserve">session loss</w:t>
+      </w:r>
+      <w:r>
+        <w:t xml:space="preserve"> </w:t>
+      </w:r>
+      <w:r>
+        <w:t xml:space="preserve">— when switching between provider aliases</w:t>
+      </w:r>
+      <w:r>
+        <w:t xml:space="preserve"> </w:t>
+      </w:r>
+      <w:r>
+        <w:t xml:space="preserve">(e.g.,</w:t>
+      </w:r>
+      <w:r>
+        <w:t xml:space="preserve"> </w:t>
+      </w:r>
+      <w:r>
+        <w:rPr>
+          <w:rStyle w:val="VerbatimChar"/>
+        </w:rPr>
+        <w:t xml:space="preserve">deepseek</w:t>
+      </w:r>
+      <w:r>
+        <w:t xml:space="preserve"> </w:t>
+      </w:r>
+      <w:r>
+        <w:t xml:space="preserve">→</w:t>
+      </w:r>
+      <w:r>
+        <w:t xml:space="preserve"> </w:t>
+      </w:r>
+      <w:r>
+        <w:rPr>
+          <w:rStyle w:val="VerbatimChar"/>
+        </w:rPr>
+        <w:t xml:space="preserve">opencode</w:t>
+      </w:r>
+      <w:r>
+        <w:t xml:space="preserve"> </w:t>
+      </w:r>
+      <w:r>
+        <w:t xml:space="preserve">→</w:t>
+      </w:r>
+      <w:r>
+        <w:t xml:space="preserve"> </w:t>
+      </w:r>
+      <w:r>
+        <w:rPr>
+          <w:rStyle w:val="VerbatimChar"/>
+        </w:rPr>
+        <w:t xml:space="preserve">kimi-for-coding</w:t>
+      </w:r>
+      <w:r>
+        <w:t xml:space="preserve">),</w:t>
+      </w:r>
+      <w:r>
+        <w:t xml:space="preserve"> </w:t>
+      </w:r>
+      <w:r>
+        <w:rPr>
+          <w:rStyle w:val="VerbatimChar"/>
+        </w:rPr>
+        <w:t xml:space="preserve">/resume</w:t>
+      </w:r>
+      <w:r>
+        <w:t xml:space="preserve"> </w:t>
+      </w:r>
+      <w:r>
+        <w:t xml:space="preserve">would sometimes show</w:t>
+      </w:r>
+      <w:r>
+        <w:t xml:space="preserve"> </w:t>
+      </w:r>
+      <w:r>
+        <w:t xml:space="preserve">empty session history. Root cause: the</w:t>
+      </w:r>
+      <w:r>
+        <w:t xml:space="preserve"> </w:t>
+      </w:r>
+      <w:r>
+        <w:rPr>
+          <w:rStyle w:val="VerbatimChar"/>
+        </w:rPr>
+        <w:t xml:space="preserve">cma_run_provider</w:t>
+      </w:r>
+      <w:r>
+        <w:t xml:space="preserve"> </w:t>
+      </w:r>
+      <w:r>
+        <w:t xml:space="preserve">function in the alias file</w:t>
+      </w:r>
+      <w:r>
+        <w:t xml:space="preserve"> </w:t>
+      </w:r>
+      <w:r>
+        <w:t xml:space="preserve">was</w:t>
+      </w:r>
+      <w:r>
+        <w:t xml:space="preserve"> </w:t>
+      </w:r>
+      <w:r>
+        <w:rPr>
+          <w:b/>
+          <w:bCs/>
+        </w:rPr>
+        <w:t xml:space="preserve">missing sync-state pull/push calls</w:t>
+      </w:r>
+      <w:r>
+        <w:t xml:space="preserve"> </w:t>
+      </w:r>
+      <w:r>
+        <w:t xml:space="preserve">that were present in</w:t>
+      </w:r>
+      <w:r>
+        <w:t xml:space="preserve"> </w:t>
+      </w:r>
+      <w:r>
+        <w:rPr>
+          <w:rStyle w:val="VerbatimChar"/>
+        </w:rPr>
+        <w:t xml:space="preserve">lib.sh</w:t>
+      </w:r>
+      <w:r>
+        <w:t xml:space="preserve">. The alias</w:t>
+      </w:r>
+      <w:r>
+        <w:t xml:space="preserve"> </w:t>
+      </w:r>
+      <w:r>
+        <w:t xml:space="preserve">file is what actually runs when a user invokes an alias, so the sync never happened.</w:t>
+      </w:r>
+    </w:p>
+    <w:p>
+      <w:pPr>
+        <w:pStyle w:val="Compact"/>
+        <w:numPr>
+          <w:ilvl w:val="0"/>
+          <w:numId w:val="1025"/>
+        </w:numPr>
+      </w:pPr>
+      <w:r>
+        <w:rPr>
+          <w:b/>
+          <w:bCs/>
+        </w:rPr>
+        <w:t xml:space="preserve">Migration for outdated alias files</w:t>
+      </w:r>
+      <w:r>
+        <w:t xml:space="preserve"> </w:t>
+      </w:r>
+      <w:r>
+        <w:t xml:space="preserve">— added automatic detection and regeneration</w:t>
+      </w:r>
+      <w:r>
+        <w:t xml:space="preserve"> </w:t>
+      </w:r>
+      <w:r>
+        <w:t xml:space="preserve">of outdated</w:t>
+      </w:r>
+      <w:r>
+        <w:t xml:space="preserve"> </w:t>
+      </w:r>
+      <w:r>
+        <w:rPr>
+          <w:rStyle w:val="VerbatimChar"/>
+        </w:rPr>
+        <w:t xml:space="preserve">cma_run_provider</w:t>
+      </w:r>
+      <w:r>
+        <w:t xml:space="preserve"> </w:t>
+      </w:r>
+      <w:r>
+        <w:t xml:space="preserve">functions in</w:t>
+      </w:r>
+      <w:r>
+        <w:t xml:space="preserve"> </w:t>
+      </w:r>
+      <w:r>
+        <w:rPr>
+          <w:rStyle w:val="VerbatimChar"/>
+        </w:rPr>
+        <w:t xml:space="preserve">lib.sh</w:t>
+      </w:r>
+      <w:r>
+        <w:t xml:space="preserve">. If the function exists but</w:t>
+      </w:r>
+      <w:r>
+        <w:t xml:space="preserve"> </w:t>
+      </w:r>
+      <w:r>
+        <w:t xml:space="preserve">lacks</w:t>
+      </w:r>
+      <w:r>
+        <w:t xml:space="preserve"> </w:t>
+      </w:r>
+      <w:r>
+        <w:rPr>
+          <w:rStyle w:val="VerbatimChar"/>
+        </w:rPr>
+        <w:t xml:space="preserve">claude-sync-state pull</w:t>
+      </w:r>
+      <w:r>
+        <w:t xml:space="preserve">, it's removed and rewritten with the correct</w:t>
+      </w:r>
+      <w:r>
+        <w:t xml:space="preserve"> </w:t>
+      </w:r>
+      <w:r>
+        <w:t xml:space="preserve">implementation.</w:t>
+      </w:r>
+    </w:p>
+    <w:p>
+      <w:pPr>
+        <w:pStyle w:val="Compact"/>
+        <w:numPr>
+          <w:ilvl w:val="0"/>
+          <w:numId w:val="1025"/>
+        </w:numPr>
+      </w:pPr>
+      <w:r>
+        <w:rPr>
+          <w:b/>
+          <w:bCs/>
+        </w:rPr>
+        <w:t xml:space="preserve">Router transport transformer config</w:t>
+      </w:r>
+      <w:r>
+        <w:t xml:space="preserve"> </w:t>
+      </w:r>
+      <w:r>
+        <w:t xml:space="preserve">— added</w:t>
+      </w:r>
+      <w:r>
+        <w:t xml:space="preserve"> </w:t>
+      </w:r>
+      <w:r>
+        <w:rPr>
+          <w:rStyle w:val="VerbatimChar"/>
+        </w:rPr>
+        <w:t xml:space="preserve">transformer:{use:["cleancache","streamoptions"]}</w:t>
+      </w:r>
+      <w:r>
+        <w:t xml:space="preserve"> </w:t>
+      </w:r>
+      <w:r>
+        <w:t xml:space="preserve">to the alias file's router transport section (was only in</w:t>
+      </w:r>
+      <w:r>
+        <w:t xml:space="preserve"> </w:t>
+      </w:r>
+      <w:r>
+        <w:rPr>
+          <w:rStyle w:val="VerbatimChar"/>
+        </w:rPr>
+        <w:t xml:space="preserve">lib.sh</w:t>
+      </w:r>
+      <w:r>
+        <w:t xml:space="preserve">), ensuring</w:t>
+      </w:r>
+      <w:r>
+        <w:t xml:space="preserve"> </w:t>
+      </w:r>
+      <w:r>
+        <w:rPr>
+          <w:rStyle w:val="VerbatimChar"/>
+        </w:rPr>
+        <w:t xml:space="preserve">cache_control</w:t>
+      </w:r>
+      <w:r>
+        <w:t xml:space="preserve"> </w:t>
+      </w:r>
+      <w:r>
+        <w:t xml:space="preserve">stripping works for all router-transport providers.</w:t>
+      </w:r>
+    </w:p>
+    <w:bookmarkEnd w:id="40"/>
+    <w:bookmarkStart w:id="41" w:name="root-cause-analysis"/>
+    <w:p>
+      <w:pPr>
+        <w:pStyle w:val="Heading3"/>
+      </w:pPr>
+      <w:r>
+        <w:t xml:space="preserve">Root Cause Analysis</w:t>
+      </w:r>
+    </w:p>
+    <w:p>
+      <w:pPr>
+        <w:pStyle w:val="FirstParagraph"/>
+      </w:pPr>
+      <w:r>
+        <w:t xml:space="preserve">The</w:t>
+      </w:r>
+      <w:r>
+        <w:t xml:space="preserve"> </w:t>
+      </w:r>
+      <w:r>
+        <w:rPr>
+          <w:rStyle w:val="VerbatimChar"/>
+        </w:rPr>
+        <w:t xml:space="preserve">cma_run_provider</w:t>
+      </w:r>
+      <w:r>
+        <w:t xml:space="preserve"> </w:t>
+      </w:r>
+      <w:r>
+        <w:t xml:space="preserve">function in</w:t>
+      </w:r>
+      <w:r>
+        <w:t xml:space="preserve"> </w:t>
+      </w:r>
+      <w:r>
+        <w:rPr>
+          <w:rStyle w:val="VerbatimChar"/>
+        </w:rPr>
+        <w:t xml:space="preserve">lib.sh</w:t>
+      </w:r>
+      <w:r>
+        <w:t xml:space="preserve"> </w:t>
+      </w:r>
+      <w:r>
+        <w:t xml:space="preserve">(lines 225-333) correctly includes</w:t>
+      </w:r>
+      <w:r>
+        <w:t xml:space="preserve"> </w:t>
+      </w:r>
+      <w:r>
+        <w:t xml:space="preserve">sync-state pull/push calls, but the alias file's copy of the function was outdated</w:t>
+      </w:r>
+      <w:r>
+        <w:t xml:space="preserve"> </w:t>
+      </w:r>
+      <w:r>
+        <w:t xml:space="preserve">and explicitly stated "cross-account claude-sync-state is intentionally NOT run."</w:t>
+      </w:r>
+      <w:r>
+        <w:t xml:space="preserve"> </w:t>
+      </w:r>
+      <w:r>
+        <w:t xml:space="preserve">This meant:</w:t>
+      </w:r>
+    </w:p>
+    <w:p>
+      <w:pPr>
+        <w:pStyle w:val="Compact"/>
+        <w:numPr>
+          <w:ilvl w:val="0"/>
+          <w:numId w:val="1026"/>
+        </w:numPr>
+      </w:pPr>
+      <w:r>
+        <w:t xml:space="preserve">Sessions created under provider A had their</w:t>
+      </w:r>
+      <w:r>
+        <w:t xml:space="preserve"> </w:t>
+      </w:r>
+      <w:r>
+        <w:rPr>
+          <w:rStyle w:val="VerbatimChar"/>
+        </w:rPr>
+        <w:t xml:space="preserve">lastSessionId</w:t>
+      </w:r>
+      <w:r>
+        <w:t xml:space="preserve"> </w:t>
+      </w:r>
+      <w:r>
+        <w:t xml:space="preserve">written only to A's</w:t>
+      </w:r>
+      <w:r>
+        <w:t xml:space="preserve"> </w:t>
+      </w:r>
+      <w:r>
+        <w:rPr>
+          <w:rStyle w:val="VerbatimChar"/>
+        </w:rPr>
+        <w:t xml:space="preserve">.claude.json</w:t>
+      </w:r>
+    </w:p>
+    <w:p>
+      <w:pPr>
+        <w:pStyle w:val="Compact"/>
+        <w:numPr>
+          <w:ilvl w:val="0"/>
+          <w:numId w:val="1026"/>
+        </w:numPr>
+      </w:pPr>
+      <w:r>
+        <w:t xml:space="preserve">When switching to provider B, B's</w:t>
+      </w:r>
+      <w:r>
+        <w:t xml:space="preserve"> </w:t>
+      </w:r>
+      <w:r>
+        <w:rPr>
+          <w:rStyle w:val="VerbatimChar"/>
+        </w:rPr>
+        <w:t xml:space="preserve">.claude.json</w:t>
+      </w:r>
+      <w:r>
+        <w:t xml:space="preserve"> </w:t>
+      </w:r>
+      <w:r>
+        <w:t xml:space="preserve">still had its own (different)</w:t>
+      </w:r>
+      <w:r>
+        <w:t xml:space="preserve"> </w:t>
+      </w:r>
+      <w:r>
+        <w:rPr>
+          <w:rStyle w:val="VerbatimChar"/>
+        </w:rPr>
+        <w:t xml:space="preserve">lastSessionId</w:t>
+      </w:r>
+    </w:p>
+    <w:p>
+      <w:pPr>
+        <w:pStyle w:val="Compact"/>
+        <w:numPr>
+          <w:ilvl w:val="0"/>
+          <w:numId w:val="1026"/>
+        </w:numPr>
+      </w:pPr>
+      <w:r>
+        <w:rPr>
+          <w:rStyle w:val="VerbatimChar"/>
+        </w:rPr>
+        <w:t xml:space="preserve">/resume</w:t>
+      </w:r>
+      <w:r>
+        <w:t xml:space="preserve"> </w:t>
+      </w:r>
+      <w:r>
+        <w:t xml:space="preserve">read B's</w:t>
+      </w:r>
+      <w:r>
+        <w:t xml:space="preserve"> </w:t>
+      </w:r>
+      <w:r>
+        <w:rPr>
+          <w:rStyle w:val="VerbatimChar"/>
+        </w:rPr>
+        <w:t xml:space="preserve">lastSessionId</w:t>
+      </w:r>
+      <w:r>
+        <w:t xml:space="preserve"> </w:t>
+      </w:r>
+      <w:r>
+        <w:t xml:space="preserve">and couldn't find A's session</w:t>
+      </w:r>
+    </w:p>
+    <w:p>
+      <w:pPr>
+        <w:pStyle w:val="FirstParagraph"/>
+      </w:pPr>
+      <w:r>
+        <w:t xml:space="preserve">After fix: all providers/accounts share the same merged</w:t>
+      </w:r>
+      <w:r>
+        <w:t xml:space="preserve"> </w:t>
+      </w:r>
+      <w:r>
+        <w:rPr>
+          <w:rStyle w:val="VerbatimChar"/>
+        </w:rPr>
+        <w:t xml:space="preserve">lastSessionId</w:t>
+      </w:r>
+      <w:r>
+        <w:t xml:space="preserve"> </w:t>
+      </w:r>
+      <w:r>
+        <w:t xml:space="preserve">via sync-state.</w:t>
+      </w:r>
+    </w:p>
+    <w:bookmarkEnd w:id="41"/>
+    <w:bookmarkStart w:id="42" w:name="verified-6"/>
+    <w:p>
+      <w:pPr>
+        <w:pStyle w:val="Heading3"/>
+      </w:pPr>
+      <w:r>
+        <w:t xml:space="preserve">Verified</w:t>
+      </w:r>
+    </w:p>
+    <w:p>
+      <w:pPr>
+        <w:pStyle w:val="Compact"/>
+        <w:numPr>
+          <w:ilvl w:val="0"/>
+          <w:numId w:val="1027"/>
+        </w:numPr>
+      </w:pPr>
+      <w:r>
+        <w:rPr>
           <w:b/>
           <w:bCs/>
         </w:rPr>
@@ -6339,7 +7197,7 @@
         <w:pStyle w:val="Compact"/>
         <w:numPr>
           <w:ilvl w:val="0"/>
-          <w:numId w:val="1024"/>
+          <w:numId w:val="1027"/>
         </w:numPr>
       </w:pPr>
       <w:r>
@@ -6358,7 +7216,7 @@
         <w:pStyle w:val="Compact"/>
         <w:numPr>
           <w:ilvl w:val="0"/>
-          <w:numId w:val="1024"/>
+          <w:numId w:val="1027"/>
         </w:numPr>
       </w:pPr>
       <w:r>
@@ -6387,8 +7245,8 @@
         <w:t xml:space="preserve">correctly detects and fixes outdated alias files on both hosts</w:t>
       </w:r>
     </w:p>
-    <w:bookmarkEnd w:id="38"/>
-    <w:bookmarkStart w:id="39" w:name="tests"/>
+    <w:bookmarkEnd w:id="42"/>
+    <w:bookmarkStart w:id="43" w:name="tests"/>
     <w:p>
       <w:pPr>
         <w:pStyle w:val="Heading3"/>
@@ -6402,7 +7260,7 @@
         <w:pStyle w:val="Compact"/>
         <w:numPr>
           <w:ilvl w:val="0"/>
-          <w:numId w:val="1025"/>
+          <w:numId w:val="1028"/>
         </w:numPr>
       </w:pPr>
       <w:r>
@@ -6424,313 +7282,313 @@
         <w:pStyle w:val="Compact"/>
         <w:numPr>
           <w:ilvl w:val="0"/>
-          <w:numId w:val="1025"/>
+          <w:numId w:val="1028"/>
         </w:numPr>
       </w:pPr>
       <w:r>
         <w:t xml:space="preserve">Existing test suite: session-related tests pass</w:t>
-      </w:r>
-    </w:p>
-    <w:bookmarkEnd w:id="39"/>
-    <w:bookmarkEnd w:id="40"/>
-    <w:bookmarkStart w:id="44" w:name="Xec1c151fba8b0f6e04d02f3212d1c75e29f17fb"/>
-    <w:p>
-      <w:pPr>
-        <w:pStyle w:val="Heading2"/>
-      </w:pPr>
-      <w:r>
-        <w:t xml:space="preserve">v1.7.4 — 2026-06-26 — Kimi provider fix + AWS IaC MCP disabled by default</w:t>
-      </w:r>
-    </w:p>
-    <w:bookmarkStart w:id="41" w:name="fixed-6"/>
-    <w:p>
-      <w:pPr>
-        <w:pStyle w:val="Heading3"/>
-      </w:pPr>
-      <w:r>
-        <w:t xml:space="preserve">Fixed</w:t>
-      </w:r>
-    </w:p>
-    <w:p>
-      <w:pPr>
-        <w:pStyle w:val="Compact"/>
-        <w:numPr>
-          <w:ilvl w:val="0"/>
-          <w:numId w:val="1026"/>
-        </w:numPr>
-      </w:pPr>
-      <w:r>
-        <w:rPr>
-          <w:b/>
-          <w:bCs/>
-        </w:rPr>
-        <w:t xml:space="preserve">Kimi Code provider base URL</w:t>
-      </w:r>
-      <w:r>
-        <w:t xml:space="preserve"> </w:t>
-      </w:r>
-      <w:r>
-        <w:t xml:space="preserve">in</w:t>
-      </w:r>
-      <w:r>
-        <w:t xml:space="preserve"> </w:t>
-      </w:r>
-      <w:r>
-        <w:rPr>
-          <w:rStyle w:val="VerbatimChar"/>
-        </w:rPr>
-        <w:t xml:space="preserve">scripts/providers/overrides.json</w:t>
-      </w:r>
-      <w:r>
-        <w:t xml:space="preserve"> </w:t>
-      </w:r>
-      <w:r>
-        <w:t xml:space="preserve">— changed from</w:t>
-      </w:r>
-      <w:r>
-        <w:t xml:space="preserve"> </w:t>
-      </w:r>
-      <w:r>
-        <w:rPr>
-          <w:rStyle w:val="VerbatimChar"/>
-        </w:rPr>
-        <w:t xml:space="preserve">/coding/v1</w:t>
-      </w:r>
-      <w:r>
-        <w:t xml:space="preserve"> </w:t>
-      </w:r>
-      <w:r>
-        <w:t xml:space="preserve">to</w:t>
-      </w:r>
-      <w:r>
-        <w:t xml:space="preserve"> </w:t>
-      </w:r>
-      <w:r>
-        <w:rPr>
-          <w:rStyle w:val="VerbatimChar"/>
-        </w:rPr>
-        <w:t xml:space="preserve">/coding/</w:t>
-      </w:r>
-      <w:r>
-        <w:t xml:space="preserve"> </w:t>
-      </w:r>
-      <w:r>
-        <w:t xml:space="preserve">so native transport works correctly.</w:t>
-      </w:r>
-    </w:p>
-    <w:p>
-      <w:pPr>
-        <w:pStyle w:val="Compact"/>
-        <w:numPr>
-          <w:ilvl w:val="0"/>
-          <w:numId w:val="1026"/>
-        </w:numPr>
-      </w:pPr>
-      <w:r>
-        <w:rPr>
-          <w:b/>
-          <w:bCs/>
-        </w:rPr>
-        <w:t xml:space="preserve">AWS IaC MCP timeout</w:t>
-      </w:r>
-      <w:r>
-        <w:t xml:space="preserve"> </w:t>
-      </w:r>
-      <w:r>
-        <w:t xml:space="preserve">— removed</w:t>
-      </w:r>
-      <w:r>
-        <w:t xml:space="preserve"> </w:t>
-      </w:r>
-      <w:r>
-        <w:rPr>
-          <w:rStyle w:val="VerbatimChar"/>
-        </w:rPr>
-        <w:t xml:space="preserve">aws-dev-toolkit/awsiac</w:t>
-      </w:r>
-      <w:r>
-        <w:t xml:space="preserve"> </w:t>
-      </w:r>
-      <w:r>
-        <w:t xml:space="preserve">from the default OpenCode</w:t>
-      </w:r>
-      <w:r>
-        <w:t xml:space="preserve"> </w:t>
-      </w:r>
-      <w:r>
-        <w:t xml:space="preserve">MCP allowlist in</w:t>
-      </w:r>
-      <w:r>
-        <w:t xml:space="preserve"> </w:t>
-      </w:r>
-      <w:r>
-        <w:rPr>
-          <w:rStyle w:val="VerbatimChar"/>
-        </w:rPr>
-        <w:t xml:space="preserve">scripts/claude-opencode-sync.sh</w:t>
-      </w:r>
-      <w:r>
-        <w:t xml:space="preserve">. The server consistently timed out</w:t>
-      </w:r>
-      <w:r>
-        <w:t xml:space="preserve"> </w:t>
-      </w:r>
-      <w:r>
-        <w:t xml:space="preserve">on connection and is now configured but disabled by default.</w:t>
-      </w:r>
-    </w:p>
-    <w:bookmarkEnd w:id="41"/>
-    <w:bookmarkStart w:id="42" w:name="changed"/>
-    <w:p>
-      <w:pPr>
-        <w:pStyle w:val="Heading3"/>
-      </w:pPr>
-      <w:r>
-        <w:t xml:space="preserve">Changed</w:t>
-      </w:r>
-    </w:p>
-    <w:p>
-      <w:pPr>
-        <w:pStyle w:val="Compact"/>
-        <w:numPr>
-          <w:ilvl w:val="0"/>
-          <w:numId w:val="1027"/>
-        </w:numPr>
-      </w:pPr>
-      <w:r>
-        <w:t xml:space="preserve">Regenerated</w:t>
-      </w:r>
-      <w:r>
-        <w:t xml:space="preserve"> </w:t>
-      </w:r>
-      <w:r>
-        <w:rPr>
-          <w:rStyle w:val="VerbatimChar"/>
-        </w:rPr>
-        <w:t xml:space="preserve">Claude_Multi_Account_Fine_Tuning.{html,pdf,docx}</w:t>
-      </w:r>
-      <w:r>
-        <w:t xml:space="preserve"> </w:t>
-      </w:r>
-      <w:r>
-        <w:t xml:space="preserve">from current markdown.</w:t>
-      </w:r>
-    </w:p>
-    <w:p>
-      <w:pPr>
-        <w:pStyle w:val="Compact"/>
-        <w:numPr>
-          <w:ilvl w:val="0"/>
-          <w:numId w:val="1027"/>
-        </w:numPr>
-      </w:pPr>
-      <w:r>
-        <w:t xml:space="preserve">Refreshed proof artifacts in</w:t>
-      </w:r>
-      <w:r>
-        <w:t xml:space="preserve"> </w:t>
-      </w:r>
-      <w:r>
-        <w:rPr>
-          <w:rStyle w:val="VerbatimChar"/>
-        </w:rPr>
-        <w:t xml:space="preserve">scripts/tests/proof/</w:t>
-      </w:r>
-      <w:r>
-        <w:t xml:space="preserve">.</w:t>
-      </w:r>
-    </w:p>
-    <w:bookmarkEnd w:id="42"/>
-    <w:bookmarkStart w:id="43" w:name="tests-1"/>
-    <w:p>
-      <w:pPr>
-        <w:pStyle w:val="Heading3"/>
-      </w:pPr>
-      <w:r>
-        <w:t xml:space="preserve">Tests</w:t>
-      </w:r>
-    </w:p>
-    <w:p>
-      <w:pPr>
-        <w:pStyle w:val="Compact"/>
-        <w:numPr>
-          <w:ilvl w:val="0"/>
-          <w:numId w:val="1028"/>
-        </w:numPr>
-      </w:pPr>
-      <w:r>
-        <w:t xml:space="preserve">Local:</w:t>
-      </w:r>
-      <w:r>
-        <w:t xml:space="preserve"> </w:t>
-      </w:r>
-      <w:r>
-        <w:rPr>
-          <w:b/>
-          <w:bCs/>
-        </w:rPr>
-        <w:t xml:space="preserve">9/9 ALL GREEN</w:t>
-      </w:r>
-    </w:p>
-    <w:p>
-      <w:pPr>
-        <w:pStyle w:val="Compact"/>
-        <w:numPr>
-          <w:ilvl w:val="0"/>
-          <w:numId w:val="1028"/>
-        </w:numPr>
-      </w:pPr>
-      <w:r>
-        <w:t xml:space="preserve">Live OpenCode verification:</w:t>
-      </w:r>
-      <w:r>
-        <w:t xml:space="preserve"> </w:t>
-      </w:r>
-      <w:r>
-        <w:rPr>
-          <w:b/>
-          <w:bCs/>
-        </w:rPr>
-        <w:t xml:space="preserve">9 passed, 0 failed</w:t>
-      </w:r>
-      <w:r>
-        <w:t xml:space="preserve">, 27/27 enabled MCPs connected</w:t>
-      </w:r>
-    </w:p>
-    <w:p>
-      <w:pPr>
-        <w:pStyle w:val="Compact"/>
-        <w:numPr>
-          <w:ilvl w:val="0"/>
-          <w:numId w:val="1028"/>
-        </w:numPr>
-      </w:pPr>
-      <w:r>
-        <w:t xml:space="preserve">Provider alias verification:</w:t>
-      </w:r>
-      <w:r>
-        <w:t xml:space="preserve"> </w:t>
-      </w:r>
-      <w:r>
-        <w:rPr>
-          <w:b/>
-          <w:bCs/>
-        </w:rPr>
-        <w:t xml:space="preserve">5 passed, 0 failed</w:t>
       </w:r>
     </w:p>
     <w:bookmarkEnd w:id="43"/>
     <w:bookmarkEnd w:id="44"/>
-    <w:bookmarkStart w:id="49" w:name="X9bd238ab6e70094b91f95682e0c680fd3b532e6"/>
+    <w:bookmarkStart w:id="48" w:name="Xec1c151fba8b0f6e04d02f3212d1c75e29f17fb"/>
     <w:p>
       <w:pPr>
         <w:pStyle w:val="Heading2"/>
       </w:pPr>
       <w:r>
+        <w:t xml:space="preserve">v1.7.4 — 2026-06-26 — Kimi provider fix + AWS IaC MCP disabled by default</w:t>
+      </w:r>
+    </w:p>
+    <w:bookmarkStart w:id="45" w:name="fixed-7"/>
+    <w:p>
+      <w:pPr>
+        <w:pStyle w:val="Heading3"/>
+      </w:pPr>
+      <w:r>
+        <w:t xml:space="preserve">Fixed</w:t>
+      </w:r>
+    </w:p>
+    <w:p>
+      <w:pPr>
+        <w:pStyle w:val="Compact"/>
+        <w:numPr>
+          <w:ilvl w:val="0"/>
+          <w:numId w:val="1029"/>
+        </w:numPr>
+      </w:pPr>
+      <w:r>
+        <w:rPr>
+          <w:b/>
+          <w:bCs/>
+        </w:rPr>
+        <w:t xml:space="preserve">Kimi Code provider base URL</w:t>
+      </w:r>
+      <w:r>
+        <w:t xml:space="preserve"> </w:t>
+      </w:r>
+      <w:r>
+        <w:t xml:space="preserve">in</w:t>
+      </w:r>
+      <w:r>
+        <w:t xml:space="preserve"> </w:t>
+      </w:r>
+      <w:r>
+        <w:rPr>
+          <w:rStyle w:val="VerbatimChar"/>
+        </w:rPr>
+        <w:t xml:space="preserve">scripts/providers/overrides.json</w:t>
+      </w:r>
+      <w:r>
+        <w:t xml:space="preserve"> </w:t>
+      </w:r>
+      <w:r>
+        <w:t xml:space="preserve">— changed from</w:t>
+      </w:r>
+      <w:r>
+        <w:t xml:space="preserve"> </w:t>
+      </w:r>
+      <w:r>
+        <w:rPr>
+          <w:rStyle w:val="VerbatimChar"/>
+        </w:rPr>
+        <w:t xml:space="preserve">/coding/v1</w:t>
+      </w:r>
+      <w:r>
+        <w:t xml:space="preserve"> </w:t>
+      </w:r>
+      <w:r>
+        <w:t xml:space="preserve">to</w:t>
+      </w:r>
+      <w:r>
+        <w:t xml:space="preserve"> </w:t>
+      </w:r>
+      <w:r>
+        <w:rPr>
+          <w:rStyle w:val="VerbatimChar"/>
+        </w:rPr>
+        <w:t xml:space="preserve">/coding/</w:t>
+      </w:r>
+      <w:r>
+        <w:t xml:space="preserve"> </w:t>
+      </w:r>
+      <w:r>
+        <w:t xml:space="preserve">so native transport works correctly.</w:t>
+      </w:r>
+    </w:p>
+    <w:p>
+      <w:pPr>
+        <w:pStyle w:val="Compact"/>
+        <w:numPr>
+          <w:ilvl w:val="0"/>
+          <w:numId w:val="1029"/>
+        </w:numPr>
+      </w:pPr>
+      <w:r>
+        <w:rPr>
+          <w:b/>
+          <w:bCs/>
+        </w:rPr>
+        <w:t xml:space="preserve">AWS IaC MCP timeout</w:t>
+      </w:r>
+      <w:r>
+        <w:t xml:space="preserve"> </w:t>
+      </w:r>
+      <w:r>
+        <w:t xml:space="preserve">— removed</w:t>
+      </w:r>
+      <w:r>
+        <w:t xml:space="preserve"> </w:t>
+      </w:r>
+      <w:r>
+        <w:rPr>
+          <w:rStyle w:val="VerbatimChar"/>
+        </w:rPr>
+        <w:t xml:space="preserve">aws-dev-toolkit/awsiac</w:t>
+      </w:r>
+      <w:r>
+        <w:t xml:space="preserve"> </w:t>
+      </w:r>
+      <w:r>
+        <w:t xml:space="preserve">from the default OpenCode</w:t>
+      </w:r>
+      <w:r>
+        <w:t xml:space="preserve"> </w:t>
+      </w:r>
+      <w:r>
+        <w:t xml:space="preserve">MCP allowlist in</w:t>
+      </w:r>
+      <w:r>
+        <w:t xml:space="preserve"> </w:t>
+      </w:r>
+      <w:r>
+        <w:rPr>
+          <w:rStyle w:val="VerbatimChar"/>
+        </w:rPr>
+        <w:t xml:space="preserve">scripts/claude-opencode-sync.sh</w:t>
+      </w:r>
+      <w:r>
+        <w:t xml:space="preserve">. The server consistently timed out</w:t>
+      </w:r>
+      <w:r>
+        <w:t xml:space="preserve"> </w:t>
+      </w:r>
+      <w:r>
+        <w:t xml:space="preserve">on connection and is now configured but disabled by default.</w:t>
+      </w:r>
+    </w:p>
+    <w:bookmarkEnd w:id="45"/>
+    <w:bookmarkStart w:id="46" w:name="changed"/>
+    <w:p>
+      <w:pPr>
+        <w:pStyle w:val="Heading3"/>
+      </w:pPr>
+      <w:r>
+        <w:t xml:space="preserve">Changed</w:t>
+      </w:r>
+    </w:p>
+    <w:p>
+      <w:pPr>
+        <w:pStyle w:val="Compact"/>
+        <w:numPr>
+          <w:ilvl w:val="0"/>
+          <w:numId w:val="1030"/>
+        </w:numPr>
+      </w:pPr>
+      <w:r>
+        <w:t xml:space="preserve">Regenerated</w:t>
+      </w:r>
+      <w:r>
+        <w:t xml:space="preserve"> </w:t>
+      </w:r>
+      <w:r>
+        <w:rPr>
+          <w:rStyle w:val="VerbatimChar"/>
+        </w:rPr>
+        <w:t xml:space="preserve">Claude_Multi_Account_Fine_Tuning.{html,pdf,docx}</w:t>
+      </w:r>
+      <w:r>
+        <w:t xml:space="preserve"> </w:t>
+      </w:r>
+      <w:r>
+        <w:t xml:space="preserve">from current markdown.</w:t>
+      </w:r>
+    </w:p>
+    <w:p>
+      <w:pPr>
+        <w:pStyle w:val="Compact"/>
+        <w:numPr>
+          <w:ilvl w:val="0"/>
+          <w:numId w:val="1030"/>
+        </w:numPr>
+      </w:pPr>
+      <w:r>
+        <w:t xml:space="preserve">Refreshed proof artifacts in</w:t>
+      </w:r>
+      <w:r>
+        <w:t xml:space="preserve"> </w:t>
+      </w:r>
+      <w:r>
+        <w:rPr>
+          <w:rStyle w:val="VerbatimChar"/>
+        </w:rPr>
+        <w:t xml:space="preserve">scripts/tests/proof/</w:t>
+      </w:r>
+      <w:r>
+        <w:t xml:space="preserve">.</w:t>
+      </w:r>
+    </w:p>
+    <w:bookmarkEnd w:id="46"/>
+    <w:bookmarkStart w:id="47" w:name="tests-1"/>
+    <w:p>
+      <w:pPr>
+        <w:pStyle w:val="Heading3"/>
+      </w:pPr>
+      <w:r>
+        <w:t xml:space="preserve">Tests</w:t>
+      </w:r>
+    </w:p>
+    <w:p>
+      <w:pPr>
+        <w:pStyle w:val="Compact"/>
+        <w:numPr>
+          <w:ilvl w:val="0"/>
+          <w:numId w:val="1031"/>
+        </w:numPr>
+      </w:pPr>
+      <w:r>
+        <w:t xml:space="preserve">Local:</w:t>
+      </w:r>
+      <w:r>
+        <w:t xml:space="preserve"> </w:t>
+      </w:r>
+      <w:r>
+        <w:rPr>
+          <w:b/>
+          <w:bCs/>
+        </w:rPr>
+        <w:t xml:space="preserve">9/9 ALL GREEN</w:t>
+      </w:r>
+    </w:p>
+    <w:p>
+      <w:pPr>
+        <w:pStyle w:val="Compact"/>
+        <w:numPr>
+          <w:ilvl w:val="0"/>
+          <w:numId w:val="1031"/>
+        </w:numPr>
+      </w:pPr>
+      <w:r>
+        <w:t xml:space="preserve">Live OpenCode verification:</w:t>
+      </w:r>
+      <w:r>
+        <w:t xml:space="preserve"> </w:t>
+      </w:r>
+      <w:r>
+        <w:rPr>
+          <w:b/>
+          <w:bCs/>
+        </w:rPr>
+        <w:t xml:space="preserve">9 passed, 0 failed</w:t>
+      </w:r>
+      <w:r>
+        <w:t xml:space="preserve">, 27/27 enabled MCPs connected</w:t>
+      </w:r>
+    </w:p>
+    <w:p>
+      <w:pPr>
+        <w:pStyle w:val="Compact"/>
+        <w:numPr>
+          <w:ilvl w:val="0"/>
+          <w:numId w:val="1031"/>
+        </w:numPr>
+      </w:pPr>
+      <w:r>
+        <w:t xml:space="preserve">Provider alias verification:</w:t>
+      </w:r>
+      <w:r>
+        <w:t xml:space="preserve"> </w:t>
+      </w:r>
+      <w:r>
+        <w:rPr>
+          <w:b/>
+          <w:bCs/>
+        </w:rPr>
+        <w:t xml:space="preserve">5 passed, 0 failed</w:t>
+      </w:r>
+    </w:p>
+    <w:bookmarkEnd w:id="47"/>
+    <w:bookmarkEnd w:id="48"/>
+    <w:bookmarkStart w:id="53" w:name="X9bd238ab6e70094b91f95682e0c680fd3b532e6"/>
+    <w:p>
+      <w:pPr>
+        <w:pStyle w:val="Heading2"/>
+      </w:pPr>
+      <w:r>
         <w:t xml:space="preserve">v1.6.6 — 2026-06-21 — TOON integration for token-efficient prompts</w:t>
       </w:r>
     </w:p>
-    <w:bookmarkStart w:id="45" w:name="added-3"/>
+    <w:bookmarkStart w:id="49" w:name="added-3"/>
     <w:p>
       <w:pPr>
         <w:pStyle w:val="Heading3"/>
@@ -6744,7 +7602,7 @@
         <w:pStyle w:val="Compact"/>
         <w:numPr>
           <w:ilvl w:val="0"/>
-          <w:numId w:val="1029"/>
+          <w:numId w:val="1032"/>
         </w:numPr>
       </w:pPr>
       <w:r>
@@ -6772,7 +7630,7 @@
         <w:pStyle w:val="Compact"/>
         <w:numPr>
           <w:ilvl w:val="0"/>
-          <w:numId w:val="1029"/>
+          <w:numId w:val="1032"/>
         </w:numPr>
       </w:pPr>
       <w:r>
@@ -6795,7 +7653,7 @@
         <w:pStyle w:val="Compact"/>
         <w:numPr>
           <w:ilvl w:val="0"/>
-          <w:numId w:val="1029"/>
+          <w:numId w:val="1032"/>
         </w:numPr>
       </w:pPr>
       <w:r>
@@ -6818,7 +7676,7 @@
         <w:pStyle w:val="Compact"/>
         <w:numPr>
           <w:ilvl w:val="0"/>
-          <w:numId w:val="1029"/>
+          <w:numId w:val="1032"/>
         </w:numPr>
       </w:pPr>
       <w:r>
@@ -6841,7 +7699,7 @@
         <w:pStyle w:val="Compact"/>
         <w:numPr>
           <w:ilvl w:val="0"/>
-          <w:numId w:val="1029"/>
+          <w:numId w:val="1032"/>
         </w:numPr>
       </w:pPr>
       <w:r>
@@ -6874,8 +7732,8 @@
         <w:t xml:space="preserve">v2.3.0 dependency</w:t>
       </w:r>
     </w:p>
-    <w:bookmarkEnd w:id="45"/>
-    <w:bookmarkStart w:id="46" w:name="token-savings"/>
+    <w:bookmarkEnd w:id="49"/>
+    <w:bookmarkStart w:id="50" w:name="token-savings"/>
     <w:p>
       <w:pPr>
         <w:pStyle w:val="Heading3"/>
@@ -6889,7 +7747,7 @@
         <w:pStyle w:val="Compact"/>
         <w:numPr>
           <w:ilvl w:val="0"/>
-          <w:numId w:val="1030"/>
+          <w:numId w:val="1033"/>
         </w:numPr>
       </w:pPr>
       <w:r>
@@ -6901,7 +7759,7 @@
         <w:pStyle w:val="Compact"/>
         <w:numPr>
           <w:ilvl w:val="0"/>
-          <w:numId w:val="1030"/>
+          <w:numId w:val="1033"/>
         </w:numPr>
       </w:pPr>
       <w:r>
@@ -6913,7 +7771,7 @@
         <w:pStyle w:val="Compact"/>
         <w:numPr>
           <w:ilvl w:val="0"/>
-          <w:numId w:val="1030"/>
+          <w:numId w:val="1033"/>
         </w:numPr>
       </w:pPr>
       <w:r>
@@ -6925,15 +7783,15 @@
         <w:pStyle w:val="Compact"/>
         <w:numPr>
           <w:ilvl w:val="0"/>
-          <w:numId w:val="1030"/>
+          <w:numId w:val="1033"/>
         </w:numPr>
       </w:pPr>
       <w:r>
         <w:t xml:space="preserve">Accuracy: 76.4% (vs JSON's 75.0%)</w:t>
       </w:r>
     </w:p>
-    <w:bookmarkEnd w:id="46"/>
-    <w:bookmarkStart w:id="47" w:name="note"/>
+    <w:bookmarkEnd w:id="50"/>
+    <w:bookmarkStart w:id="51" w:name="note"/>
     <w:p>
       <w:pPr>
         <w:pStyle w:val="Heading3"/>
@@ -6956,276 +7814,8 @@
         <w:t xml:space="preserve">(providers require it). HTTP/3 and compression require provider-side support.</w:t>
       </w:r>
     </w:p>
-    <w:bookmarkEnd w:id="47"/>
-    <w:bookmarkStart w:id="48" w:name="tests-2"/>
-    <w:p>
-      <w:pPr>
-        <w:pStyle w:val="Heading3"/>
-      </w:pPr>
-      <w:r>
-        <w:t xml:space="preserve">Tests</w:t>
-      </w:r>
-    </w:p>
-    <w:p>
-      <w:pPr>
-        <w:pStyle w:val="Compact"/>
-        <w:numPr>
-          <w:ilvl w:val="0"/>
-          <w:numId w:val="1031"/>
-        </w:numPr>
-      </w:pPr>
-      <w:r>
-        <w:t xml:space="preserve">8/8 ALL GREEN</w:t>
-      </w:r>
-    </w:p>
-    <w:bookmarkEnd w:id="48"/>
-    <w:bookmarkEnd w:id="49"/>
-    <w:bookmarkStart w:id="53" w:name="X9237cd4bb03a72b6dc5a03c01976a74cdd15263"/>
-    <w:p>
-      <w:pPr>
-        <w:pStyle w:val="Heading2"/>
-      </w:pPr>
-      <w:r>
-        <w:t xml:space="preserve">v1.6.5 — 2026-06-21 — Poe proxy fix (alias file + install)</w:t>
-      </w:r>
-    </w:p>
-    <w:bookmarkStart w:id="50" w:name="fixed-7"/>
-    <w:p>
-      <w:pPr>
-        <w:pStyle w:val="Heading3"/>
-      </w:pPr>
-      <w:r>
-        <w:t xml:space="preserve">Fixed</w:t>
-      </w:r>
-    </w:p>
-    <w:p>
-      <w:pPr>
-        <w:pStyle w:val="Compact"/>
-        <w:numPr>
-          <w:ilvl w:val="0"/>
-          <w:numId w:val="1032"/>
-        </w:numPr>
-      </w:pPr>
-      <w:r>
-        <w:rPr>
-          <w:b/>
-          <w:bCs/>
-        </w:rPr>
-        <w:t xml:space="preserve">Poe proxy not starting from alias</w:t>
-      </w:r>
-      <w:r>
-        <w:t xml:space="preserve"> </w:t>
-      </w:r>
-      <w:r>
-        <w:t xml:space="preserve">— proxy logic was only in</w:t>
-      </w:r>
-      <w:r>
-        <w:t xml:space="preserve"> </w:t>
-      </w:r>
-      <w:r>
-        <w:rPr>
-          <w:rStyle w:val="VerbatimChar"/>
-        </w:rPr>
-        <w:t xml:space="preserve">lib.sh</w:t>
-      </w:r>
-      <w:r>
-        <w:t xml:space="preserve">, not in</w:t>
-      </w:r>
-      <w:r>
-        <w:t xml:space="preserve"> </w:t>
-      </w:r>
-      <w:r>
-        <w:t xml:space="preserve">the alias file's</w:t>
-      </w:r>
-      <w:r>
-        <w:t xml:space="preserve"> </w:t>
-      </w:r>
-      <w:r>
-        <w:rPr>
-          <w:rStyle w:val="VerbatimChar"/>
-        </w:rPr>
-        <w:t xml:space="preserve">cma_run_provider</w:t>
-      </w:r>
-      <w:r>
-        <w:t xml:space="preserve"> </w:t>
-      </w:r>
-      <w:r>
-        <w:t xml:space="preserve">function. The alias file is what actually runs</w:t>
-      </w:r>
-      <w:r>
-        <w:t xml:space="preserve"> </w:t>
-      </w:r>
-      <w:r>
-        <w:t xml:space="preserve">when a user invokes an alias. Added proxy detection + auto-start to the alias file.</w:t>
-      </w:r>
-    </w:p>
-    <w:p>
-      <w:pPr>
-        <w:pStyle w:val="Compact"/>
-        <w:numPr>
-          <w:ilvl w:val="0"/>
-          <w:numId w:val="1032"/>
-        </w:numPr>
-      </w:pPr>
-      <w:r>
-        <w:rPr>
-          <w:b/>
-          <w:bCs/>
-        </w:rPr>
-        <w:t xml:space="preserve">install.sh: SHARE_DIR → SHARED_DIR</w:t>
-      </w:r>
-      <w:r>
-        <w:t xml:space="preserve"> </w:t>
-      </w:r>
-      <w:r>
-        <w:t xml:space="preserve">— wrong variable name caused</w:t>
-      </w:r>
-      <w:r>
-        <w:t xml:space="preserve"> </w:t>
-      </w:r>
-      <w:r>
-        <w:rPr>
-          <w:rStyle w:val="VerbatimChar"/>
-        </w:rPr>
-        <w:t xml:space="preserve">unbound variable</w:t>
-      </w:r>
-      <w:r>
-        <w:t xml:space="preserve"> </w:t>
-      </w:r>
-      <w:r>
-        <w:t xml:space="preserve">error on nezha (Linux,</w:t>
-      </w:r>
-      <w:r>
-        <w:t xml:space="preserve"> </w:t>
-      </w:r>
-      <w:r>
-        <w:rPr>
-          <w:rStyle w:val="VerbatimChar"/>
-        </w:rPr>
-        <w:t xml:space="preserve">set -u</w:t>
-      </w:r>
-      <w:r>
-        <w:t xml:space="preserve">).</w:t>
-      </w:r>
-    </w:p>
-    <w:p>
-      <w:pPr>
-        <w:pStyle w:val="Compact"/>
-        <w:numPr>
-          <w:ilvl w:val="0"/>
-          <w:numId w:val="1032"/>
-        </w:numPr>
-      </w:pPr>
-      <w:r>
-        <w:rPr>
-          <w:b/>
-          <w:bCs/>
-        </w:rPr>
-        <w:t xml:space="preserve">install.sh: auto-copy proxy scripts</w:t>
-      </w:r>
-      <w:r>
-        <w:t xml:space="preserve"> </w:t>
-      </w:r>
-      <w:r>
-        <w:t xml:space="preserve">to</w:t>
-      </w:r>
-      <w:r>
-        <w:t xml:space="preserve"> </w:t>
-      </w:r>
-      <w:r>
-        <w:rPr>
-          <w:rStyle w:val="VerbatimChar"/>
-        </w:rPr>
-        <w:t xml:space="preserve">~/.local/share/.../proxy/</w:t>
-      </w:r>
-      <w:r>
-        <w:t xml:space="preserve"> </w:t>
-      </w:r>
-      <w:r>
-        <w:t xml:space="preserve">during install.</w:t>
-      </w:r>
-    </w:p>
-    <w:bookmarkEnd w:id="50"/>
-    <w:bookmarkStart w:id="51" w:name="verified-6"/>
-    <w:p>
-      <w:pPr>
-        <w:pStyle w:val="Heading3"/>
-      </w:pPr>
-      <w:r>
-        <w:t xml:space="preserve">Verified</w:t>
-      </w:r>
-    </w:p>
-    <w:p>
-      <w:pPr>
-        <w:pStyle w:val="Compact"/>
-        <w:numPr>
-          <w:ilvl w:val="0"/>
-          <w:numId w:val="1033"/>
-        </w:numPr>
-      </w:pPr>
-      <w:r>
-        <w:t xml:space="preserve">All 3 Poe aliases work:</w:t>
-      </w:r>
-      <w:r>
-        <w:t xml:space="preserve"> </w:t>
-      </w:r>
-      <w:r>
-        <w:rPr>
-          <w:rStyle w:val="VerbatimChar"/>
-        </w:rPr>
-        <w:t xml:space="preserve">poe</w:t>
-      </w:r>
-      <w:r>
-        <w:t xml:space="preserve"> </w:t>
-      </w:r>
-      <w:r>
-        <w:t xml:space="preserve">✅,</w:t>
-      </w:r>
-      <w:r>
-        <w:t xml:space="preserve"> </w:t>
-      </w:r>
-      <w:r>
-        <w:rPr>
-          <w:rStyle w:val="VerbatimChar"/>
-        </w:rPr>
-        <w:t xml:space="preserve">poe2</w:t>
-      </w:r>
-      <w:r>
-        <w:t xml:space="preserve"> </w:t>
-      </w:r>
-      <w:r>
-        <w:t xml:space="preserve">✅,</w:t>
-      </w:r>
-      <w:r>
-        <w:t xml:space="preserve"> </w:t>
-      </w:r>
-      <w:r>
-        <w:rPr>
-          <w:rStyle w:val="VerbatimChar"/>
-        </w:rPr>
-        <w:t xml:space="preserve">poe3</w:t>
-      </w:r>
-      <w:r>
-        <w:t xml:space="preserve"> </w:t>
-      </w:r>
-      <w:r>
-        <w:t xml:space="preserve">✅</w:t>
-      </w:r>
-    </w:p>
-    <w:p>
-      <w:pPr>
-        <w:pStyle w:val="Compact"/>
-        <w:numPr>
-          <w:ilvl w:val="0"/>
-          <w:numId w:val="1033"/>
-        </w:numPr>
-      </w:pPr>
-      <w:r>
-        <w:t xml:space="preserve">Deployed to both local host and nezha.local</w:t>
-      </w:r>
-    </w:p>
     <w:bookmarkEnd w:id="51"/>
-    <w:bookmarkStart w:id="52" w:name="tests-3"/>
+    <w:bookmarkStart w:id="52" w:name="tests-2"/>
     <w:p>
       <w:pPr>
         <w:pStyle w:val="Heading3"/>
@@ -7248,13 +7838,13 @@
     </w:p>
     <w:bookmarkEnd w:id="52"/>
     <w:bookmarkEnd w:id="53"/>
-    <w:bookmarkStart w:id="57" w:name="X64087af2920030f2c3773a9b8de13830a649fe9"/>
+    <w:bookmarkStart w:id="57" w:name="X9237cd4bb03a72b6dc5a03c01976a74cdd15263"/>
     <w:p>
       <w:pPr>
         <w:pStyle w:val="Heading2"/>
       </w:pPr>
       <w:r>
-        <w:t xml:space="preserve">v1.6.4 — 2026-06-21 — Poe proxy fix for tool compatibility</w:t>
+        <w:t xml:space="preserve">v1.6.5 — 2026-06-21 — Poe proxy fix (alias file + install)</w:t>
       </w:r>
     </w:p>
     <w:bookmarkStart w:id="54" w:name="fixed-8"/>
@@ -7279,55 +7869,52 @@
           <w:b/>
           <w:bCs/>
         </w:rPr>
-        <w:t xml:space="preserve">Poe tool format error</w:t>
-      </w:r>
-      <w:r>
-        <w:t xml:space="preserve"> </w:t>
-      </w:r>
-      <w:r>
-        <w:t xml:space="preserve">— Poe requires</w:t>
-      </w:r>
-      <w:r>
-        <w:t xml:space="preserve"> </w:t>
-      </w:r>
-      <w:r>
-        <w:rPr>
-          <w:rStyle w:val="VerbatimChar"/>
-        </w:rPr>
-        <w:t xml:space="preserve">parameters</w:t>
-      </w:r>
-      <w:r>
-        <w:t xml:space="preserve"> </w:t>
-      </w:r>
-      <w:r>
-        <w:t xml:space="preserve">in every tool function definition.</w:t>
-      </w:r>
-      <w:r>
-        <w:t xml:space="preserve"> </w:t>
-      </w:r>
-      <w:r>
-        <w:t xml:space="preserve">Claude Code sometimes omits it (valid in Anthropic format, invalid for Poe).</w:t>
-      </w:r>
-      <w:r>
-        <w:t xml:space="preserve"> </w:t>
-      </w:r>
-      <w:r>
-        <w:t xml:space="preserve">Added</w:t>
-      </w:r>
-      <w:r>
-        <w:t xml:space="preserve"> </w:t>
-      </w:r>
-      <w:r>
-        <w:rPr>
-          <w:rStyle w:val="VerbatimChar"/>
-        </w:rPr>
-        <w:t xml:space="preserve">poe_proxy.py</w:t>
-      </w:r>
-      <w:r>
-        <w:t xml:space="preserve"> </w:t>
-      </w:r>
-      <w:r>
-        <w:t xml:space="preserve">that auto-fixes tools before forwarding to Poe API.</w:t>
+        <w:t xml:space="preserve">Poe proxy not starting from alias</w:t>
+      </w:r>
+      <w:r>
+        <w:t xml:space="preserve"> </w:t>
+      </w:r>
+      <w:r>
+        <w:t xml:space="preserve">— proxy logic was only in</w:t>
+      </w:r>
+      <w:r>
+        <w:t xml:space="preserve"> </w:t>
+      </w:r>
+      <w:r>
+        <w:rPr>
+          <w:rStyle w:val="VerbatimChar"/>
+        </w:rPr>
+        <w:t xml:space="preserve">lib.sh</w:t>
+      </w:r>
+      <w:r>
+        <w:t xml:space="preserve">, not in</w:t>
+      </w:r>
+      <w:r>
+        <w:t xml:space="preserve"> </w:t>
+      </w:r>
+      <w:r>
+        <w:t xml:space="preserve">the alias file's</w:t>
+      </w:r>
+      <w:r>
+        <w:t xml:space="preserve"> </w:t>
+      </w:r>
+      <w:r>
+        <w:rPr>
+          <w:rStyle w:val="VerbatimChar"/>
+        </w:rPr>
+        <w:t xml:space="preserve">cma_run_provider</w:t>
+      </w:r>
+      <w:r>
+        <w:t xml:space="preserve"> </w:t>
+      </w:r>
+      <w:r>
+        <w:t xml:space="preserve">function. The alias file is what actually runs</w:t>
+      </w:r>
+      <w:r>
+        <w:t xml:space="preserve"> </w:t>
+      </w:r>
+      <w:r>
+        <w:t xml:space="preserve">when a user invokes an alias. Added proxy detection + auto-start to the alias file.</w:t>
       </w:r>
     </w:p>
     <w:p>
@@ -7343,46 +7930,77 @@
           <w:b/>
           <w:bCs/>
         </w:rPr>
-        <w:t xml:space="preserve">Proxy auto-start</w:t>
-      </w:r>
-      <w:r>
-        <w:t xml:space="preserve"> </w:t>
-      </w:r>
-      <w:r>
-        <w:t xml:space="preserve">—</w:t>
-      </w:r>
-      <w:r>
-        <w:t xml:space="preserve"> </w:t>
-      </w:r>
-      <w:r>
-        <w:rPr>
-          <w:rStyle w:val="VerbatimChar"/>
-        </w:rPr>
-        <w:t xml:space="preserve">cma_run_provider</w:t>
-      </w:r>
-      <w:r>
-        <w:t xml:space="preserve"> </w:t>
-      </w:r>
-      <w:r>
-        <w:t xml:space="preserve">now auto-starts compatibility proxies</w:t>
-      </w:r>
-      <w:r>
-        <w:t xml:space="preserve"> </w:t>
-      </w:r>
-      <w:r>
-        <w:t xml:space="preserve">for providers that need them (detected by</w:t>
-      </w:r>
-      <w:r>
-        <w:t xml:space="preserve"> </w:t>
-      </w:r>
-      <w:r>
-        <w:rPr>
-          <w:rStyle w:val="VerbatimChar"/>
-        </w:rPr>
-        <w:t xml:space="preserve">scripts/proxy/&lt;provider&gt;_proxy.py</w:t>
+        <w:t xml:space="preserve">install.sh: SHARE_DIR → SHARED_DIR</w:t>
+      </w:r>
+      <w:r>
+        <w:t xml:space="preserve"> </w:t>
+      </w:r>
+      <w:r>
+        <w:t xml:space="preserve">— wrong variable name caused</w:t>
+      </w:r>
+      <w:r>
+        <w:t xml:space="preserve"> </w:t>
+      </w:r>
+      <w:r>
+        <w:rPr>
+          <w:rStyle w:val="VerbatimChar"/>
+        </w:rPr>
+        <w:t xml:space="preserve">unbound variable</w:t>
+      </w:r>
+      <w:r>
+        <w:t xml:space="preserve"> </w:t>
+      </w:r>
+      <w:r>
+        <w:t xml:space="preserve">error on nezha (Linux,</w:t>
+      </w:r>
+      <w:r>
+        <w:t xml:space="preserve"> </w:t>
+      </w:r>
+      <w:r>
+        <w:rPr>
+          <w:rStyle w:val="VerbatimChar"/>
+        </w:rPr>
+        <w:t xml:space="preserve">set -u</w:t>
       </w:r>
       <w:r>
         <w:t xml:space="preserve">).</w:t>
+      </w:r>
+    </w:p>
+    <w:p>
+      <w:pPr>
+        <w:pStyle w:val="Compact"/>
+        <w:numPr>
+          <w:ilvl w:val="0"/>
+          <w:numId w:val="1035"/>
+        </w:numPr>
+      </w:pPr>
+      <w:r>
+        <w:rPr>
+          <w:b/>
+          <w:bCs/>
+        </w:rPr>
+        <w:t xml:space="preserve">install.sh: auto-copy proxy scripts</w:t>
+      </w:r>
+      <w:r>
+        <w:t xml:space="preserve"> </w:t>
+      </w:r>
+      <w:r>
+        <w:t xml:space="preserve">to</w:t>
+      </w:r>
+      <w:r>
+        <w:t xml:space="preserve"> </w:t>
+      </w:r>
+      <w:r>
+        <w:rPr>
+          <w:rStyle w:val="VerbatimChar"/>
+        </w:rPr>
+        <w:t xml:space="preserve">~/.local/share/.../proxy/</w:t>
+      </w:r>
+      <w:r>
+        <w:t xml:space="preserve"> </w:t>
+      </w:r>
+      <w:r>
+        <w:t xml:space="preserve">during install.</w:t>
       </w:r>
     </w:p>
     <w:bookmarkEnd w:id="54"/>
@@ -7404,7 +8022,7 @@
         </w:numPr>
       </w:pPr>
       <w:r>
-        <w:t xml:space="preserve">All 3 Poe aliases work through proxy:</w:t>
+        <w:t xml:space="preserve">All 3 Poe aliases work:</w:t>
       </w:r>
       <w:r>
         <w:t xml:space="preserve"> </w:t>
@@ -7452,8 +8070,20 @@
         <w:t xml:space="preserve">✅</w:t>
       </w:r>
     </w:p>
+    <w:p>
+      <w:pPr>
+        <w:pStyle w:val="Compact"/>
+        <w:numPr>
+          <w:ilvl w:val="0"/>
+          <w:numId w:val="1036"/>
+        </w:numPr>
+      </w:pPr>
+      <w:r>
+        <w:t xml:space="preserve">Deployed to both local host and nezha.local</w:t>
+      </w:r>
+    </w:p>
     <w:bookmarkEnd w:id="55"/>
-    <w:bookmarkStart w:id="56" w:name="tests-4"/>
+    <w:bookmarkStart w:id="56" w:name="tests-3"/>
     <w:p>
       <w:pPr>
         <w:pStyle w:val="Heading3"/>
@@ -7476,23 +8106,87 @@
     </w:p>
     <w:bookmarkEnd w:id="56"/>
     <w:bookmarkEnd w:id="57"/>
-    <w:bookmarkStart w:id="60" w:name="X5ec18949a21827efef04e4858f2416f947a13fe"/>
+    <w:bookmarkStart w:id="61" w:name="X64087af2920030f2c3773a9b8de13830a649fe9"/>
     <w:p>
       <w:pPr>
         <w:pStyle w:val="Heading2"/>
       </w:pPr>
       <w:r>
-        <w:t xml:space="preserve">v1.6.3 — 2026-06-21 — Poe provider (382 models, 3 aliases)</w:t>
-      </w:r>
-    </w:p>
-    <w:bookmarkStart w:id="58" w:name="added-4"/>
+        <w:t xml:space="preserve">v1.6.4 — 2026-06-21 — Poe proxy fix for tool compatibility</w:t>
+      </w:r>
+    </w:p>
+    <w:bookmarkStart w:id="58" w:name="fixed-9"/>
     <w:p>
       <w:pPr>
         <w:pStyle w:val="Heading3"/>
       </w:pPr>
       <w:r>
+        <w:t xml:space="preserve">Fixed</w:t>
+      </w:r>
+    </w:p>
+    <w:p>
+      <w:pPr>
+        <w:pStyle w:val="Compact"/>
+        <w:numPr>
+          <w:ilvl w:val="0"/>
+          <w:numId w:val="1038"/>
+        </w:numPr>
+      </w:pPr>
+      <w:r>
+        <w:rPr>
+          <w:b/>
+          <w:bCs/>
+        </w:rPr>
+        <w:t xml:space="preserve">Poe tool format error</w:t>
+      </w:r>
+      <w:r>
+        <w:t xml:space="preserve"> </w:t>
+      </w:r>
+      <w:r>
+        <w:t xml:space="preserve">— Poe requires</w:t>
+      </w:r>
+      <w:r>
+        <w:t xml:space="preserve"> </w:t>
+      </w:r>
+      <w:r>
+        <w:rPr>
+          <w:rStyle w:val="VerbatimChar"/>
+        </w:rPr>
+        <w:t xml:space="preserve">parameters</w:t>
+      </w:r>
+      <w:r>
+        <w:t xml:space="preserve"> </w:t>
+      </w:r>
+      <w:r>
+        <w:t xml:space="preserve">in every tool function definition.</w:t>
+      </w:r>
+      <w:r>
+        <w:t xml:space="preserve"> </w:t>
+      </w:r>
+      <w:r>
+        <w:t xml:space="preserve">Claude Code sometimes omits it (valid in Anthropic format, invalid for Poe).</w:t>
+      </w:r>
+      <w:r>
+        <w:t xml:space="preserve"> </w:t>
+      </w:r>
+      <w:r>
         <w:t xml:space="preserve">Added</w:t>
       </w:r>
+      <w:r>
+        <w:t xml:space="preserve"> </w:t>
+      </w:r>
+      <w:r>
+        <w:rPr>
+          <w:rStyle w:val="VerbatimChar"/>
+        </w:rPr>
+        <w:t xml:space="preserve">poe_proxy.py</w:t>
+      </w:r>
+      <w:r>
+        <w:t xml:space="preserve"> </w:t>
+      </w:r>
+      <w:r>
+        <w:t xml:space="preserve">that auto-fixes tools before forwarding to Poe API.</w:t>
+      </w:r>
     </w:p>
     <w:p>
       <w:pPr>
@@ -7507,225 +8201,46 @@
           <w:b/>
           <w:bCs/>
         </w:rPr>
-        <w:t xml:space="preserve">Poe provider</w:t>
-      </w:r>
-      <w:r>
-        <w:t xml:space="preserve"> </w:t>
-      </w:r>
-      <w:r>
-        <w:t xml:space="preserve">— universal AI platform with 382 models from all major providers.</w:t>
-      </w:r>
-      <w:r>
-        <w:t xml:space="preserve"> </w:t>
-      </w:r>
-      <w:r>
-        <w:t xml:space="preserve">OpenAI-compatible API at</w:t>
-      </w:r>
-      <w:r>
-        <w:t xml:space="preserve"> </w:t>
-      </w:r>
-      <w:r>
-        <w:rPr>
-          <w:rStyle w:val="VerbatimChar"/>
-        </w:rPr>
-        <w:t xml:space="preserve">https://api.poe.com/v1</w:t>
-      </w:r>
-      <w:r>
-        <w:t xml:space="preserve">. Chat, code, image gen, video gen,</w:t>
-      </w:r>
-      <w:r>
-        <w:t xml:space="preserve"> </w:t>
-      </w:r>
-      <w:r>
-        <w:t xml:space="preserve">TTS, STT, and more.</w:t>
-      </w:r>
-    </w:p>
-    <w:p>
-      <w:pPr>
-        <w:pStyle w:val="Compact"/>
-        <w:numPr>
-          <w:ilvl w:val="0"/>
-          <w:numId w:val="1038"/>
-        </w:numPr>
-      </w:pPr>
-      <w:r>
-        <w:rPr>
-          <w:b/>
-          <w:bCs/>
-        </w:rPr>
-        <w:t xml:space="preserve">3 aliases</w:t>
-      </w:r>
-      <w:r>
-        <w:t xml:space="preserve">:</w:t>
-      </w:r>
-      <w:r>
-        <w:t xml:space="preserve"> </w:t>
-      </w:r>
-      <w:r>
-        <w:rPr>
-          <w:rStyle w:val="VerbatimChar"/>
-        </w:rPr>
-        <w:t xml:space="preserve">poe</w:t>
-      </w:r>
-      <w:r>
-        <w:t xml:space="preserve"> </w:t>
-      </w:r>
-      <w:r>
-        <w:t xml:space="preserve">(claude-sonnet-4.6 + gpt-5.4-mini),</w:t>
-      </w:r>
-      <w:r>
-        <w:t xml:space="preserve"> </w:t>
-      </w:r>
-      <w:r>
-        <w:rPr>
-          <w:rStyle w:val="VerbatimChar"/>
-        </w:rPr>
-        <w:t xml:space="preserve">poe2</w:t>
-      </w:r>
-      <w:r>
-        <w:t xml:space="preserve"> </w:t>
-      </w:r>
-      <w:r>
-        <w:t xml:space="preserve">(gpt-5.5 + deepseek-v4-pro-e),</w:t>
-      </w:r>
-      <w:r>
-        <w:t xml:space="preserve"> </w:t>
-      </w:r>
-      <w:r>
-        <w:rPr>
-          <w:rStyle w:val="VerbatimChar"/>
-        </w:rPr>
-        <w:t xml:space="preserve">poe3</w:t>
-      </w:r>
-      <w:r>
-        <w:t xml:space="preserve"> </w:t>
-      </w:r>
-      <w:r>
-        <w:t xml:space="preserve">(grok-4 + gemini-3.1-pro)</w:t>
-      </w:r>
-    </w:p>
-    <w:p>
-      <w:pPr>
-        <w:pStyle w:val="Compact"/>
-        <w:numPr>
-          <w:ilvl w:val="0"/>
-          <w:numId w:val="1038"/>
-        </w:numPr>
-      </w:pPr>
-      <w:r>
-        <w:rPr>
-          <w:b/>
-          <w:bCs/>
-        </w:rPr>
-        <w:t xml:space="preserve">key-aliases</w:t>
-      </w:r>
-      <w:r>
-        <w:t xml:space="preserve">:</w:t>
-      </w:r>
-      <w:r>
-        <w:t xml:space="preserve"> </w:t>
-      </w:r>
-      <w:r>
-        <w:rPr>
-          <w:rStyle w:val="VerbatimChar"/>
-        </w:rPr>
-        <w:t xml:space="preserve">POE_API_KEY</w:t>
-      </w:r>
-      <w:r>
-        <w:t xml:space="preserve"> </w:t>
-      </w:r>
-      <w:r>
-        <w:t xml:space="preserve">+</w:t>
-      </w:r>
-      <w:r>
-        <w:t xml:space="preserve"> </w:t>
-      </w:r>
-      <w:r>
-        <w:rPr>
-          <w:rStyle w:val="VerbatimChar"/>
-        </w:rPr>
-        <w:t xml:space="preserve">ApiKey_Poe</w:t>
-      </w:r>
-      <w:r>
-        <w:t xml:space="preserve"> </w:t>
-      </w:r>
-      <w:r>
-        <w:t xml:space="preserve">→</w:t>
-      </w:r>
-      <w:r>
-        <w:t xml:space="preserve"> </w:t>
-      </w:r>
-      <w:r>
-        <w:rPr>
-          <w:rStyle w:val="VerbatimChar"/>
-        </w:rPr>
-        <w:t xml:space="preserve">poe</w:t>
-      </w:r>
-    </w:p>
-    <w:p>
-      <w:pPr>
-        <w:pStyle w:val="Compact"/>
-        <w:numPr>
-          <w:ilvl w:val="0"/>
-          <w:numId w:val="1038"/>
-        </w:numPr>
-      </w:pPr>
-      <w:r>
-        <w:rPr>
-          <w:b/>
-          <w:bCs/>
-        </w:rPr>
-        <w:t xml:space="preserve">Tool calling verified</w:t>
-      </w:r>
-      <w:r>
-        <w:t xml:space="preserve"> </w:t>
-      </w:r>
-      <w:r>
-        <w:t xml:space="preserve">on claude-sonnet-4.6, gpt-5.4-mini, deepseek-v4-pro-e, grok-4</w:t>
-      </w:r>
-    </w:p>
-    <w:p>
-      <w:pPr>
-        <w:pStyle w:val="Compact"/>
-        <w:numPr>
-          <w:ilvl w:val="0"/>
-          <w:numId w:val="1038"/>
-        </w:numPr>
-      </w:pPr>
-      <w:r>
-        <w:rPr>
-          <w:b/>
-          <w:bCs/>
-        </w:rPr>
-        <w:t xml:space="preserve">382 models categorized</w:t>
-      </w:r>
-      <w:r>
-        <w:t xml:space="preserve">: 130 chat/reasoning, 16 code, 40 image gen, 17 video gen,</w:t>
-      </w:r>
-      <w:r>
-        <w:t xml:space="preserve"> </w:t>
-      </w:r>
-      <w:r>
-        <w:t xml:space="preserve">12 TTS, 1 STT, 166 other</w:t>
-      </w:r>
-    </w:p>
-    <w:p>
-      <w:pPr>
-        <w:pStyle w:val="Compact"/>
-        <w:numPr>
-          <w:ilvl w:val="0"/>
-          <w:numId w:val="1038"/>
-        </w:numPr>
-      </w:pPr>
-      <w:r>
-        <w:rPr>
-          <w:b/>
-          <w:bCs/>
-        </w:rPr>
-        <w:t xml:space="preserve">Documentation</w:t>
-      </w:r>
-      <w:r>
-        <w:t xml:space="preserve">: full Poe section in Provider_Aliases_User_Guide.md</w:t>
+        <w:t xml:space="preserve">Proxy auto-start</w:t>
+      </w:r>
+      <w:r>
+        <w:t xml:space="preserve"> </w:t>
+      </w:r>
+      <w:r>
+        <w:t xml:space="preserve">—</w:t>
+      </w:r>
+      <w:r>
+        <w:t xml:space="preserve"> </w:t>
+      </w:r>
+      <w:r>
+        <w:rPr>
+          <w:rStyle w:val="VerbatimChar"/>
+        </w:rPr>
+        <w:t xml:space="preserve">cma_run_provider</w:t>
+      </w:r>
+      <w:r>
+        <w:t xml:space="preserve"> </w:t>
+      </w:r>
+      <w:r>
+        <w:t xml:space="preserve">now auto-starts compatibility proxies</w:t>
+      </w:r>
+      <w:r>
+        <w:t xml:space="preserve"> </w:t>
+      </w:r>
+      <w:r>
+        <w:t xml:space="preserve">for providers that need them (detected by</w:t>
+      </w:r>
+      <w:r>
+        <w:t xml:space="preserve"> </w:t>
+      </w:r>
+      <w:r>
+        <w:rPr>
+          <w:rStyle w:val="VerbatimChar"/>
+        </w:rPr>
+        <w:t xml:space="preserve">scripts/proxy/&lt;provider&gt;_proxy.py</w:t>
+      </w:r>
+      <w:r>
+        <w:t xml:space="preserve">).</w:t>
       </w:r>
     </w:p>
     <w:bookmarkEnd w:id="58"/>
@@ -7747,6 +8262,349 @@
         </w:numPr>
       </w:pPr>
       <w:r>
+        <w:t xml:space="preserve">All 3 Poe aliases work through proxy:</w:t>
+      </w:r>
+      <w:r>
+        <w:t xml:space="preserve"> </w:t>
+      </w:r>
+      <w:r>
+        <w:rPr>
+          <w:rStyle w:val="VerbatimChar"/>
+        </w:rPr>
+        <w:t xml:space="preserve">poe</w:t>
+      </w:r>
+      <w:r>
+        <w:t xml:space="preserve"> </w:t>
+      </w:r>
+      <w:r>
+        <w:t xml:space="preserve">✅,</w:t>
+      </w:r>
+      <w:r>
+        <w:t xml:space="preserve"> </w:t>
+      </w:r>
+      <w:r>
+        <w:rPr>
+          <w:rStyle w:val="VerbatimChar"/>
+        </w:rPr>
+        <w:t xml:space="preserve">poe2</w:t>
+      </w:r>
+      <w:r>
+        <w:t xml:space="preserve"> </w:t>
+      </w:r>
+      <w:r>
+        <w:t xml:space="preserve">✅,</w:t>
+      </w:r>
+      <w:r>
+        <w:t xml:space="preserve"> </w:t>
+      </w:r>
+      <w:r>
+        <w:rPr>
+          <w:rStyle w:val="VerbatimChar"/>
+        </w:rPr>
+        <w:t xml:space="preserve">poe3</w:t>
+      </w:r>
+      <w:r>
+        <w:t xml:space="preserve"> </w:t>
+      </w:r>
+      <w:r>
+        <w:t xml:space="preserve">✅</w:t>
+      </w:r>
+    </w:p>
+    <w:bookmarkEnd w:id="59"/>
+    <w:bookmarkStart w:id="60" w:name="tests-4"/>
+    <w:p>
+      <w:pPr>
+        <w:pStyle w:val="Heading3"/>
+      </w:pPr>
+      <w:r>
+        <w:t xml:space="preserve">Tests</w:t>
+      </w:r>
+    </w:p>
+    <w:p>
+      <w:pPr>
+        <w:pStyle w:val="Compact"/>
+        <w:numPr>
+          <w:ilvl w:val="0"/>
+          <w:numId w:val="1040"/>
+        </w:numPr>
+      </w:pPr>
+      <w:r>
+        <w:t xml:space="preserve">8/8 ALL GREEN</w:t>
+      </w:r>
+    </w:p>
+    <w:bookmarkEnd w:id="60"/>
+    <w:bookmarkEnd w:id="61"/>
+    <w:bookmarkStart w:id="64" w:name="X5ec18949a21827efef04e4858f2416f947a13fe"/>
+    <w:p>
+      <w:pPr>
+        <w:pStyle w:val="Heading2"/>
+      </w:pPr>
+      <w:r>
+        <w:t xml:space="preserve">v1.6.3 — 2026-06-21 — Poe provider (382 models, 3 aliases)</w:t>
+      </w:r>
+    </w:p>
+    <w:bookmarkStart w:id="62" w:name="added-4"/>
+    <w:p>
+      <w:pPr>
+        <w:pStyle w:val="Heading3"/>
+      </w:pPr>
+      <w:r>
+        <w:t xml:space="preserve">Added</w:t>
+      </w:r>
+    </w:p>
+    <w:p>
+      <w:pPr>
+        <w:pStyle w:val="Compact"/>
+        <w:numPr>
+          <w:ilvl w:val="0"/>
+          <w:numId w:val="1041"/>
+        </w:numPr>
+      </w:pPr>
+      <w:r>
+        <w:rPr>
+          <w:b/>
+          <w:bCs/>
+        </w:rPr>
+        <w:t xml:space="preserve">Poe provider</w:t>
+      </w:r>
+      <w:r>
+        <w:t xml:space="preserve"> </w:t>
+      </w:r>
+      <w:r>
+        <w:t xml:space="preserve">— universal AI platform with 382 models from all major providers.</w:t>
+      </w:r>
+      <w:r>
+        <w:t xml:space="preserve"> </w:t>
+      </w:r>
+      <w:r>
+        <w:t xml:space="preserve">OpenAI-compatible API at</w:t>
+      </w:r>
+      <w:r>
+        <w:t xml:space="preserve"> </w:t>
+      </w:r>
+      <w:r>
+        <w:rPr>
+          <w:rStyle w:val="VerbatimChar"/>
+        </w:rPr>
+        <w:t xml:space="preserve">https://api.poe.com/v1</w:t>
+      </w:r>
+      <w:r>
+        <w:t xml:space="preserve">. Chat, code, image gen, video gen,</w:t>
+      </w:r>
+      <w:r>
+        <w:t xml:space="preserve"> </w:t>
+      </w:r>
+      <w:r>
+        <w:t xml:space="preserve">TTS, STT, and more.</w:t>
+      </w:r>
+    </w:p>
+    <w:p>
+      <w:pPr>
+        <w:pStyle w:val="Compact"/>
+        <w:numPr>
+          <w:ilvl w:val="0"/>
+          <w:numId w:val="1041"/>
+        </w:numPr>
+      </w:pPr>
+      <w:r>
+        <w:rPr>
+          <w:b/>
+          <w:bCs/>
+        </w:rPr>
+        <w:t xml:space="preserve">3 aliases</w:t>
+      </w:r>
+      <w:r>
+        <w:t xml:space="preserve">:</w:t>
+      </w:r>
+      <w:r>
+        <w:t xml:space="preserve"> </w:t>
+      </w:r>
+      <w:r>
+        <w:rPr>
+          <w:rStyle w:val="VerbatimChar"/>
+        </w:rPr>
+        <w:t xml:space="preserve">poe</w:t>
+      </w:r>
+      <w:r>
+        <w:t xml:space="preserve"> </w:t>
+      </w:r>
+      <w:r>
+        <w:t xml:space="preserve">(claude-sonnet-4.6 + gpt-5.4-mini),</w:t>
+      </w:r>
+      <w:r>
+        <w:t xml:space="preserve"> </w:t>
+      </w:r>
+      <w:r>
+        <w:rPr>
+          <w:rStyle w:val="VerbatimChar"/>
+        </w:rPr>
+        <w:t xml:space="preserve">poe2</w:t>
+      </w:r>
+      <w:r>
+        <w:t xml:space="preserve"> </w:t>
+      </w:r>
+      <w:r>
+        <w:t xml:space="preserve">(gpt-5.5 + deepseek-v4-pro-e),</w:t>
+      </w:r>
+      <w:r>
+        <w:t xml:space="preserve"> </w:t>
+      </w:r>
+      <w:r>
+        <w:rPr>
+          <w:rStyle w:val="VerbatimChar"/>
+        </w:rPr>
+        <w:t xml:space="preserve">poe3</w:t>
+      </w:r>
+      <w:r>
+        <w:t xml:space="preserve"> </w:t>
+      </w:r>
+      <w:r>
+        <w:t xml:space="preserve">(grok-4 + gemini-3.1-pro)</w:t>
+      </w:r>
+    </w:p>
+    <w:p>
+      <w:pPr>
+        <w:pStyle w:val="Compact"/>
+        <w:numPr>
+          <w:ilvl w:val="0"/>
+          <w:numId w:val="1041"/>
+        </w:numPr>
+      </w:pPr>
+      <w:r>
+        <w:rPr>
+          <w:b/>
+          <w:bCs/>
+        </w:rPr>
+        <w:t xml:space="preserve">key-aliases</w:t>
+      </w:r>
+      <w:r>
+        <w:t xml:space="preserve">:</w:t>
+      </w:r>
+      <w:r>
+        <w:t xml:space="preserve"> </w:t>
+      </w:r>
+      <w:r>
+        <w:rPr>
+          <w:rStyle w:val="VerbatimChar"/>
+        </w:rPr>
+        <w:t xml:space="preserve">POE_API_KEY</w:t>
+      </w:r>
+      <w:r>
+        <w:t xml:space="preserve"> </w:t>
+      </w:r>
+      <w:r>
+        <w:t xml:space="preserve">+</w:t>
+      </w:r>
+      <w:r>
+        <w:t xml:space="preserve"> </w:t>
+      </w:r>
+      <w:r>
+        <w:rPr>
+          <w:rStyle w:val="VerbatimChar"/>
+        </w:rPr>
+        <w:t xml:space="preserve">ApiKey_Poe</w:t>
+      </w:r>
+      <w:r>
+        <w:t xml:space="preserve"> </w:t>
+      </w:r>
+      <w:r>
+        <w:t xml:space="preserve">→</w:t>
+      </w:r>
+      <w:r>
+        <w:t xml:space="preserve"> </w:t>
+      </w:r>
+      <w:r>
+        <w:rPr>
+          <w:rStyle w:val="VerbatimChar"/>
+        </w:rPr>
+        <w:t xml:space="preserve">poe</w:t>
+      </w:r>
+    </w:p>
+    <w:p>
+      <w:pPr>
+        <w:pStyle w:val="Compact"/>
+        <w:numPr>
+          <w:ilvl w:val="0"/>
+          <w:numId w:val="1041"/>
+        </w:numPr>
+      </w:pPr>
+      <w:r>
+        <w:rPr>
+          <w:b/>
+          <w:bCs/>
+        </w:rPr>
+        <w:t xml:space="preserve">Tool calling verified</w:t>
+      </w:r>
+      <w:r>
+        <w:t xml:space="preserve"> </w:t>
+      </w:r>
+      <w:r>
+        <w:t xml:space="preserve">on claude-sonnet-4.6, gpt-5.4-mini, deepseek-v4-pro-e, grok-4</w:t>
+      </w:r>
+    </w:p>
+    <w:p>
+      <w:pPr>
+        <w:pStyle w:val="Compact"/>
+        <w:numPr>
+          <w:ilvl w:val="0"/>
+          <w:numId w:val="1041"/>
+        </w:numPr>
+      </w:pPr>
+      <w:r>
+        <w:rPr>
+          <w:b/>
+          <w:bCs/>
+        </w:rPr>
+        <w:t xml:space="preserve">382 models categorized</w:t>
+      </w:r>
+      <w:r>
+        <w:t xml:space="preserve">: 130 chat/reasoning, 16 code, 40 image gen, 17 video gen,</w:t>
+      </w:r>
+      <w:r>
+        <w:t xml:space="preserve"> </w:t>
+      </w:r>
+      <w:r>
+        <w:t xml:space="preserve">12 TTS, 1 STT, 166 other</w:t>
+      </w:r>
+    </w:p>
+    <w:p>
+      <w:pPr>
+        <w:pStyle w:val="Compact"/>
+        <w:numPr>
+          <w:ilvl w:val="0"/>
+          <w:numId w:val="1041"/>
+        </w:numPr>
+      </w:pPr>
+      <w:r>
+        <w:rPr>
+          <w:b/>
+          <w:bCs/>
+        </w:rPr>
+        <w:t xml:space="preserve">Documentation</w:t>
+      </w:r>
+      <w:r>
+        <w:t xml:space="preserve">: full Poe section in Provider_Aliases_User_Guide.md</w:t>
+      </w:r>
+    </w:p>
+    <w:bookmarkEnd w:id="62"/>
+    <w:bookmarkStart w:id="63" w:name="verified-9"/>
+    <w:p>
+      <w:pPr>
+        <w:pStyle w:val="Heading3"/>
+      </w:pPr>
+      <w:r>
+        <w:t xml:space="preserve">Verified</w:t>
+      </w:r>
+    </w:p>
+    <w:p>
+      <w:pPr>
+        <w:pStyle w:val="Compact"/>
+        <w:numPr>
+          <w:ilvl w:val="0"/>
+          <w:numId w:val="1042"/>
+        </w:numPr>
+      </w:pPr>
+      <w:r>
         <w:t xml:space="preserve">API endpoint responds correctly</w:t>
       </w:r>
     </w:p>
@@ -7755,7 +8613,7 @@
         <w:pStyle w:val="Compact"/>
         <w:numPr>
           <w:ilvl w:val="0"/>
-          <w:numId w:val="1039"/>
+          <w:numId w:val="1042"/>
         </w:numPr>
       </w:pPr>
       <w:r>
@@ -7767,7 +8625,7 @@
         <w:pStyle w:val="Compact"/>
         <w:numPr>
           <w:ilvl w:val="0"/>
-          <w:numId w:val="1039"/>
+          <w:numId w:val="1042"/>
         </w:numPr>
       </w:pPr>
       <w:r>
@@ -7779,16 +8637,16 @@
         <w:pStyle w:val="Compact"/>
         <w:numPr>
           <w:ilvl w:val="0"/>
-          <w:numId w:val="1039"/>
+          <w:numId w:val="1042"/>
         </w:numPr>
       </w:pPr>
       <w:r>
         <w:t xml:space="preserve">All 3 aliases tested through ccr with "Do you see our codebase?" — all YES</w:t>
       </w:r>
     </w:p>
-    <w:bookmarkEnd w:id="59"/>
-    <w:bookmarkEnd w:id="60"/>
-    <w:bookmarkStart w:id="63" w:name="Xdf48572774f97e3e2c130948cecb4cf2a500aa1"/>
+    <w:bookmarkEnd w:id="63"/>
+    <w:bookmarkEnd w:id="64"/>
+    <w:bookmarkStart w:id="67" w:name="Xdf48572774f97e3e2c130948cecb4cf2a500aa1"/>
     <w:p>
       <w:pPr>
         <w:pStyle w:val="Heading2"/>
@@ -7797,7 +8655,7 @@
         <w:t xml:space="preserve">v1.6.2 — 2026-06-21 — Chutes provider documentation + model update</w:t>
       </w:r>
     </w:p>
-    <w:bookmarkStart w:id="61" w:name="changed-1"/>
+    <w:bookmarkStart w:id="65" w:name="changed-1"/>
     <w:p>
       <w:pPr>
         <w:pStyle w:val="Heading3"/>
@@ -7811,7 +8669,7 @@
         <w:pStyle w:val="Compact"/>
         <w:numPr>
           <w:ilvl w:val="0"/>
-          <w:numId w:val="1040"/>
+          <w:numId w:val="1043"/>
         </w:numPr>
       </w:pPr>
       <w:r>
@@ -7863,7 +8721,7 @@
         <w:pStyle w:val="Compact"/>
         <w:numPr>
           <w:ilvl w:val="0"/>
-          <w:numId w:val="1040"/>
+          <w:numId w:val="1043"/>
         </w:numPr>
       </w:pPr>
       <w:r>
@@ -7886,8 +8744,8 @@
         <w:t xml:space="preserve">table, TEE explanation, pay-per-use note, and setup instructions.</w:t>
       </w:r>
     </w:p>
-    <w:bookmarkEnd w:id="61"/>
-    <w:bookmarkStart w:id="62" w:name="verified-9"/>
+    <w:bookmarkEnd w:id="65"/>
+    <w:bookmarkStart w:id="66" w:name="verified-10"/>
     <w:p>
       <w:pPr>
         <w:pStyle w:val="Heading3"/>
@@ -7901,7 +8759,7 @@
         <w:pStyle w:val="Compact"/>
         <w:numPr>
           <w:ilvl w:val="0"/>
-          <w:numId w:val="1041"/>
+          <w:numId w:val="1044"/>
         </w:numPr>
       </w:pPr>
       <w:r>
@@ -7913,7 +8771,7 @@
         <w:pStyle w:val="Compact"/>
         <w:numPr>
           <w:ilvl w:val="0"/>
-          <w:numId w:val="1041"/>
+          <w:numId w:val="1044"/>
         </w:numPr>
       </w:pPr>
       <w:r>
@@ -7925,7 +8783,7 @@
         <w:pStyle w:val="Compact"/>
         <w:numPr>
           <w:ilvl w:val="0"/>
-          <w:numId w:val="1041"/>
+          <w:numId w:val="1044"/>
         </w:numPr>
       </w:pPr>
       <w:r>
@@ -7939,336 +8797,336 @@
           <w:rStyle w:val="VerbatimChar"/>
         </w:rPr>
         <w:t xml:space="preserve">https://llm.chutes.ai/v1</w:t>
-      </w:r>
-    </w:p>
-    <w:bookmarkEnd w:id="62"/>
-    <w:bookmarkEnd w:id="63"/>
-    <w:bookmarkStart w:id="67" w:name="X27edce9e35c5d24fd18298996022e3d241784db"/>
-    <w:p>
-      <w:pPr>
-        <w:pStyle w:val="Heading2"/>
-      </w:pPr>
-      <w:r>
-        <w:t xml:space="preserve">v1.6.1 — 2026-06-21 — cache_control fix + E2E tests</w:t>
-      </w:r>
-    </w:p>
-    <w:bookmarkStart w:id="64" w:name="fixed-9"/>
-    <w:p>
-      <w:pPr>
-        <w:pStyle w:val="Heading3"/>
-      </w:pPr>
-      <w:r>
-        <w:t xml:space="preserve">Fixed</w:t>
-      </w:r>
-    </w:p>
-    <w:p>
-      <w:pPr>
-        <w:pStyle w:val="Compact"/>
-        <w:numPr>
-          <w:ilvl w:val="0"/>
-          <w:numId w:val="1042"/>
-        </w:numPr>
-      </w:pPr>
-      <w:r>
-        <w:rPr>
-          <w:rStyle w:val="VerbatimChar"/>
-          <w:b/>
-          <w:bCs/>
-        </w:rPr>
-        <w:t xml:space="preserve">cache_control</w:t>
-      </w:r>
-      <w:r>
-        <w:rPr>
-          <w:b/>
-          <w:bCs/>
-        </w:rPr>
-        <w:t xml:space="preserve"> </w:t>
-      </w:r>
-      <w:r>
-        <w:rPr>
-          <w:b/>
-          <w:bCs/>
-        </w:rPr>
-        <w:t xml:space="preserve">parameter error</w:t>
-      </w:r>
-      <w:r>
-        <w:t xml:space="preserve"> </w:t>
-      </w:r>
-      <w:r>
-        <w:t xml:space="preserve">— Claude Code sends</w:t>
-      </w:r>
-      <w:r>
-        <w:t xml:space="preserve"> </w:t>
-      </w:r>
-      <w:r>
-        <w:rPr>
-          <w:rStyle w:val="VerbatimChar"/>
-        </w:rPr>
-        <w:t xml:space="preserve">cache_control</w:t>
-      </w:r>
-      <w:r>
-        <w:t xml:space="preserve"> </w:t>
-      </w:r>
-      <w:r>
-        <w:t xml:space="preserve">(Anthropic-specific)</w:t>
-      </w:r>
-      <w:r>
-        <w:t xml:space="preserve"> </w:t>
-      </w:r>
-      <w:r>
-        <w:t xml:space="preserve">in its API requests. ccr forwarded this to OpenAI-compatible endpoints which reject it with</w:t>
-      </w:r>
-      <w:r>
-        <w:t xml:space="preserve"> </w:t>
-      </w:r>
-      <w:r>
-        <w:t xml:space="preserve">HTTP 422. Fixed by adding ccr's built-in</w:t>
-      </w:r>
-      <w:r>
-        <w:t xml:space="preserve"> </w:t>
-      </w:r>
-      <w:r>
-        <w:rPr>
-          <w:rStyle w:val="VerbatimChar"/>
-        </w:rPr>
-        <w:t xml:space="preserve">cleancache</w:t>
-      </w:r>
-      <w:r>
-        <w:t xml:space="preserve"> </w:t>
-      </w:r>
-      <w:r>
-        <w:t xml:space="preserve">transformer to every provider config,</w:t>
-      </w:r>
-      <w:r>
-        <w:t xml:space="preserve"> </w:t>
-      </w:r>
-      <w:r>
-        <w:t xml:space="preserve">which strips</w:t>
-      </w:r>
-      <w:r>
-        <w:t xml:space="preserve"> </w:t>
-      </w:r>
-      <w:r>
-        <w:rPr>
-          <w:rStyle w:val="VerbatimChar"/>
-        </w:rPr>
-        <w:t xml:space="preserve">cache_control</w:t>
-      </w:r>
-      <w:r>
-        <w:t xml:space="preserve"> </w:t>
-      </w:r>
-      <w:r>
-        <w:t xml:space="preserve">before forwarding to the provider.</w:t>
-      </w:r>
-    </w:p>
-    <w:bookmarkEnd w:id="64"/>
-    <w:bookmarkStart w:id="65" w:name="added-5"/>
-    <w:p>
-      <w:pPr>
-        <w:pStyle w:val="Heading3"/>
-      </w:pPr>
-      <w:r>
-        <w:t xml:space="preserve">Added</w:t>
-      </w:r>
-    </w:p>
-    <w:p>
-      <w:pPr>
-        <w:pStyle w:val="Compact"/>
-        <w:numPr>
-          <w:ilvl w:val="0"/>
-          <w:numId w:val="1043"/>
-        </w:numPr>
-      </w:pPr>
-      <w:r>
-        <w:rPr>
-          <w:rStyle w:val="VerbatimChar"/>
-          <w:b/>
-          <w:bCs/>
-        </w:rPr>
-        <w:t xml:space="preserve">alias_e2e_test.py</w:t>
-      </w:r>
-      <w:r>
-        <w:t xml:space="preserve"> </w:t>
-      </w:r>
-      <w:r>
-        <w:t xml:space="preserve">— end-to-end alias verification script that tests each alias</w:t>
-      </w:r>
-      <w:r>
-        <w:t xml:space="preserve"> </w:t>
-      </w:r>
-      <w:r>
-        <w:t xml:space="preserve">by sending requests through ccr and verifying responses work without errors.</w:t>
-      </w:r>
-    </w:p>
-    <w:bookmarkEnd w:id="65"/>
-    <w:bookmarkStart w:id="66" w:name="Xbff68b5d42336bf1670d51222efb63545196efe"/>
-    <w:p>
-      <w:pPr>
-        <w:pStyle w:val="Heading3"/>
-      </w:pPr>
-      <w:r>
-        <w:t xml:space="preserve">Verified working (all aliases tested with "Do you see our codebase?")</w:t>
-      </w:r>
-    </w:p>
-    <w:p>
-      <w:pPr>
-        <w:pStyle w:val="Compact"/>
-        <w:numPr>
-          <w:ilvl w:val="0"/>
-          <w:numId w:val="1044"/>
-        </w:numPr>
-      </w:pPr>
-      <w:r>
-        <w:rPr>
-          <w:rStyle w:val="VerbatimChar"/>
-        </w:rPr>
-        <w:t xml:space="preserve">opencode</w:t>
-      </w:r>
-      <w:r>
-        <w:t xml:space="preserve"> </w:t>
-      </w:r>
-      <w:r>
-        <w:t xml:space="preserve">(north-mini-code-free): ✅ YES</w:t>
-      </w:r>
-    </w:p>
-    <w:p>
-      <w:pPr>
-        <w:pStyle w:val="Compact"/>
-        <w:numPr>
-          <w:ilvl w:val="0"/>
-          <w:numId w:val="1044"/>
-        </w:numPr>
-      </w:pPr>
-      <w:r>
-        <w:rPr>
-          <w:rStyle w:val="VerbatimChar"/>
-        </w:rPr>
-        <w:t xml:space="preserve">opencode2</w:t>
-      </w:r>
-      <w:r>
-        <w:t xml:space="preserve"> </w:t>
-      </w:r>
-      <w:r>
-        <w:t xml:space="preserve">(big-pickle): ✅ YES</w:t>
-      </w:r>
-    </w:p>
-    <w:p>
-      <w:pPr>
-        <w:pStyle w:val="Compact"/>
-        <w:numPr>
-          <w:ilvl w:val="0"/>
-          <w:numId w:val="1044"/>
-        </w:numPr>
-      </w:pPr>
-      <w:r>
-        <w:rPr>
-          <w:rStyle w:val="VerbatimChar"/>
-        </w:rPr>
-        <w:t xml:space="preserve">opencode3</w:t>
-      </w:r>
-      <w:r>
-        <w:t xml:space="preserve"> </w:t>
-      </w:r>
-      <w:r>
-        <w:t xml:space="preserve">(nemotron-3-ultra-free): ✅ YES</w:t>
-      </w:r>
-    </w:p>
-    <w:p>
-      <w:pPr>
-        <w:pStyle w:val="Compact"/>
-        <w:numPr>
-          <w:ilvl w:val="0"/>
-          <w:numId w:val="1044"/>
-        </w:numPr>
-      </w:pPr>
-      <w:r>
-        <w:rPr>
-          <w:rStyle w:val="VerbatimChar"/>
-        </w:rPr>
-        <w:t xml:space="preserve">deepseek</w:t>
-      </w:r>
-      <w:r>
-        <w:t xml:space="preserve"> </w:t>
-      </w:r>
-      <w:r>
-        <w:t xml:space="preserve">(native transport): ✅ YES</w:t>
-      </w:r>
-    </w:p>
-    <w:p>
-      <w:pPr>
-        <w:pStyle w:val="Compact"/>
-        <w:numPr>
-          <w:ilvl w:val="0"/>
-          <w:numId w:val="1044"/>
-        </w:numPr>
-      </w:pPr>
-      <w:r>
-        <w:rPr>
-          <w:rStyle w:val="VerbatimChar"/>
-        </w:rPr>
-        <w:t xml:space="preserve">deepseek2</w:t>
-      </w:r>
-      <w:r>
-        <w:t xml:space="preserve"> </w:t>
-      </w:r>
-      <w:r>
-        <w:t xml:space="preserve">(router transport): ✅ YES</w:t>
-      </w:r>
-    </w:p>
-    <w:p>
-      <w:pPr>
-        <w:pStyle w:val="Compact"/>
-        <w:numPr>
-          <w:ilvl w:val="0"/>
-          <w:numId w:val="1044"/>
-        </w:numPr>
-      </w:pPr>
-      <w:r>
-        <w:rPr>
-          <w:rStyle w:val="VerbatimChar"/>
-        </w:rPr>
-        <w:t xml:space="preserve">xiaomi</w:t>
-      </w:r>
-      <w:r>
-        <w:t xml:space="preserve"> </w:t>
-      </w:r>
-      <w:r>
-        <w:t xml:space="preserve">(native transport): ✅ YES</w:t>
-      </w:r>
-    </w:p>
-    <w:p>
-      <w:pPr>
-        <w:pStyle w:val="Compact"/>
-        <w:numPr>
-          <w:ilvl w:val="0"/>
-          <w:numId w:val="1044"/>
-        </w:numPr>
-      </w:pPr>
-      <w:r>
-        <w:rPr>
-          <w:rStyle w:val="VerbatimChar"/>
-        </w:rPr>
-        <w:t xml:space="preserve">zai-coding-plan</w:t>
-      </w:r>
-      <w:r>
-        <w:t xml:space="preserve"> </w:t>
-      </w:r>
-      <w:r>
-        <w:t xml:space="preserve">(router transport): ✅ YES</w:t>
       </w:r>
     </w:p>
     <w:bookmarkEnd w:id="66"/>
     <w:bookmarkEnd w:id="67"/>
-    <w:bookmarkStart w:id="72" w:name="X9d2ee70664c5e82279db4e38681cde47ab497c0"/>
+    <w:bookmarkStart w:id="71" w:name="X27edce9e35c5d24fd18298996022e3d241784db"/>
     <w:p>
       <w:pPr>
         <w:pStyle w:val="Heading2"/>
       </w:pPr>
       <w:r>
+        <w:t xml:space="preserve">v1.6.1 — 2026-06-21 — cache_control fix + E2E tests</w:t>
+      </w:r>
+    </w:p>
+    <w:bookmarkStart w:id="68" w:name="fixed-10"/>
+    <w:p>
+      <w:pPr>
+        <w:pStyle w:val="Heading3"/>
+      </w:pPr>
+      <w:r>
+        <w:t xml:space="preserve">Fixed</w:t>
+      </w:r>
+    </w:p>
+    <w:p>
+      <w:pPr>
+        <w:pStyle w:val="Compact"/>
+        <w:numPr>
+          <w:ilvl w:val="0"/>
+          <w:numId w:val="1045"/>
+        </w:numPr>
+      </w:pPr>
+      <w:r>
+        <w:rPr>
+          <w:rStyle w:val="VerbatimChar"/>
+          <w:b/>
+          <w:bCs/>
+        </w:rPr>
+        <w:t xml:space="preserve">cache_control</w:t>
+      </w:r>
+      <w:r>
+        <w:rPr>
+          <w:b/>
+          <w:bCs/>
+        </w:rPr>
+        <w:t xml:space="preserve"> </w:t>
+      </w:r>
+      <w:r>
+        <w:rPr>
+          <w:b/>
+          <w:bCs/>
+        </w:rPr>
+        <w:t xml:space="preserve">parameter error</w:t>
+      </w:r>
+      <w:r>
+        <w:t xml:space="preserve"> </w:t>
+      </w:r>
+      <w:r>
+        <w:t xml:space="preserve">— Claude Code sends</w:t>
+      </w:r>
+      <w:r>
+        <w:t xml:space="preserve"> </w:t>
+      </w:r>
+      <w:r>
+        <w:rPr>
+          <w:rStyle w:val="VerbatimChar"/>
+        </w:rPr>
+        <w:t xml:space="preserve">cache_control</w:t>
+      </w:r>
+      <w:r>
+        <w:t xml:space="preserve"> </w:t>
+      </w:r>
+      <w:r>
+        <w:t xml:space="preserve">(Anthropic-specific)</w:t>
+      </w:r>
+      <w:r>
+        <w:t xml:space="preserve"> </w:t>
+      </w:r>
+      <w:r>
+        <w:t xml:space="preserve">in its API requests. ccr forwarded this to OpenAI-compatible endpoints which reject it with</w:t>
+      </w:r>
+      <w:r>
+        <w:t xml:space="preserve"> </w:t>
+      </w:r>
+      <w:r>
+        <w:t xml:space="preserve">HTTP 422. Fixed by adding ccr's built-in</w:t>
+      </w:r>
+      <w:r>
+        <w:t xml:space="preserve"> </w:t>
+      </w:r>
+      <w:r>
+        <w:rPr>
+          <w:rStyle w:val="VerbatimChar"/>
+        </w:rPr>
+        <w:t xml:space="preserve">cleancache</w:t>
+      </w:r>
+      <w:r>
+        <w:t xml:space="preserve"> </w:t>
+      </w:r>
+      <w:r>
+        <w:t xml:space="preserve">transformer to every provider config,</w:t>
+      </w:r>
+      <w:r>
+        <w:t xml:space="preserve"> </w:t>
+      </w:r>
+      <w:r>
+        <w:t xml:space="preserve">which strips</w:t>
+      </w:r>
+      <w:r>
+        <w:t xml:space="preserve"> </w:t>
+      </w:r>
+      <w:r>
+        <w:rPr>
+          <w:rStyle w:val="VerbatimChar"/>
+        </w:rPr>
+        <w:t xml:space="preserve">cache_control</w:t>
+      </w:r>
+      <w:r>
+        <w:t xml:space="preserve"> </w:t>
+      </w:r>
+      <w:r>
+        <w:t xml:space="preserve">before forwarding to the provider.</w:t>
+      </w:r>
+    </w:p>
+    <w:bookmarkEnd w:id="68"/>
+    <w:bookmarkStart w:id="69" w:name="added-5"/>
+    <w:p>
+      <w:pPr>
+        <w:pStyle w:val="Heading3"/>
+      </w:pPr>
+      <w:r>
+        <w:t xml:space="preserve">Added</w:t>
+      </w:r>
+    </w:p>
+    <w:p>
+      <w:pPr>
+        <w:pStyle w:val="Compact"/>
+        <w:numPr>
+          <w:ilvl w:val="0"/>
+          <w:numId w:val="1046"/>
+        </w:numPr>
+      </w:pPr>
+      <w:r>
+        <w:rPr>
+          <w:rStyle w:val="VerbatimChar"/>
+          <w:b/>
+          <w:bCs/>
+        </w:rPr>
+        <w:t xml:space="preserve">alias_e2e_test.py</w:t>
+      </w:r>
+      <w:r>
+        <w:t xml:space="preserve"> </w:t>
+      </w:r>
+      <w:r>
+        <w:t xml:space="preserve">— end-to-end alias verification script that tests each alias</w:t>
+      </w:r>
+      <w:r>
+        <w:t xml:space="preserve"> </w:t>
+      </w:r>
+      <w:r>
+        <w:t xml:space="preserve">by sending requests through ccr and verifying responses work without errors.</w:t>
+      </w:r>
+    </w:p>
+    <w:bookmarkEnd w:id="69"/>
+    <w:bookmarkStart w:id="70" w:name="Xbff68b5d42336bf1670d51222efb63545196efe"/>
+    <w:p>
+      <w:pPr>
+        <w:pStyle w:val="Heading3"/>
+      </w:pPr>
+      <w:r>
+        <w:t xml:space="preserve">Verified working (all aliases tested with "Do you see our codebase?")</w:t>
+      </w:r>
+    </w:p>
+    <w:p>
+      <w:pPr>
+        <w:pStyle w:val="Compact"/>
+        <w:numPr>
+          <w:ilvl w:val="0"/>
+          <w:numId w:val="1047"/>
+        </w:numPr>
+      </w:pPr>
+      <w:r>
+        <w:rPr>
+          <w:rStyle w:val="VerbatimChar"/>
+        </w:rPr>
+        <w:t xml:space="preserve">opencode</w:t>
+      </w:r>
+      <w:r>
+        <w:t xml:space="preserve"> </w:t>
+      </w:r>
+      <w:r>
+        <w:t xml:space="preserve">(north-mini-code-free): ✅ YES</w:t>
+      </w:r>
+    </w:p>
+    <w:p>
+      <w:pPr>
+        <w:pStyle w:val="Compact"/>
+        <w:numPr>
+          <w:ilvl w:val="0"/>
+          <w:numId w:val="1047"/>
+        </w:numPr>
+      </w:pPr>
+      <w:r>
+        <w:rPr>
+          <w:rStyle w:val="VerbatimChar"/>
+        </w:rPr>
+        <w:t xml:space="preserve">opencode2</w:t>
+      </w:r>
+      <w:r>
+        <w:t xml:space="preserve"> </w:t>
+      </w:r>
+      <w:r>
+        <w:t xml:space="preserve">(big-pickle): ✅ YES</w:t>
+      </w:r>
+    </w:p>
+    <w:p>
+      <w:pPr>
+        <w:pStyle w:val="Compact"/>
+        <w:numPr>
+          <w:ilvl w:val="0"/>
+          <w:numId w:val="1047"/>
+        </w:numPr>
+      </w:pPr>
+      <w:r>
+        <w:rPr>
+          <w:rStyle w:val="VerbatimChar"/>
+        </w:rPr>
+        <w:t xml:space="preserve">opencode3</w:t>
+      </w:r>
+      <w:r>
+        <w:t xml:space="preserve"> </w:t>
+      </w:r>
+      <w:r>
+        <w:t xml:space="preserve">(nemotron-3-ultra-free): ✅ YES</w:t>
+      </w:r>
+    </w:p>
+    <w:p>
+      <w:pPr>
+        <w:pStyle w:val="Compact"/>
+        <w:numPr>
+          <w:ilvl w:val="0"/>
+          <w:numId w:val="1047"/>
+        </w:numPr>
+      </w:pPr>
+      <w:r>
+        <w:rPr>
+          <w:rStyle w:val="VerbatimChar"/>
+        </w:rPr>
+        <w:t xml:space="preserve">deepseek</w:t>
+      </w:r>
+      <w:r>
+        <w:t xml:space="preserve"> </w:t>
+      </w:r>
+      <w:r>
+        <w:t xml:space="preserve">(native transport): ✅ YES</w:t>
+      </w:r>
+    </w:p>
+    <w:p>
+      <w:pPr>
+        <w:pStyle w:val="Compact"/>
+        <w:numPr>
+          <w:ilvl w:val="0"/>
+          <w:numId w:val="1047"/>
+        </w:numPr>
+      </w:pPr>
+      <w:r>
+        <w:rPr>
+          <w:rStyle w:val="VerbatimChar"/>
+        </w:rPr>
+        <w:t xml:space="preserve">deepseek2</w:t>
+      </w:r>
+      <w:r>
+        <w:t xml:space="preserve"> </w:t>
+      </w:r>
+      <w:r>
+        <w:t xml:space="preserve">(router transport): ✅ YES</w:t>
+      </w:r>
+    </w:p>
+    <w:p>
+      <w:pPr>
+        <w:pStyle w:val="Compact"/>
+        <w:numPr>
+          <w:ilvl w:val="0"/>
+          <w:numId w:val="1047"/>
+        </w:numPr>
+      </w:pPr>
+      <w:r>
+        <w:rPr>
+          <w:rStyle w:val="VerbatimChar"/>
+        </w:rPr>
+        <w:t xml:space="preserve">xiaomi</w:t>
+      </w:r>
+      <w:r>
+        <w:t xml:space="preserve"> </w:t>
+      </w:r>
+      <w:r>
+        <w:t xml:space="preserve">(native transport): ✅ YES</w:t>
+      </w:r>
+    </w:p>
+    <w:p>
+      <w:pPr>
+        <w:pStyle w:val="Compact"/>
+        <w:numPr>
+          <w:ilvl w:val="0"/>
+          <w:numId w:val="1047"/>
+        </w:numPr>
+      </w:pPr>
+      <w:r>
+        <w:rPr>
+          <w:rStyle w:val="VerbatimChar"/>
+        </w:rPr>
+        <w:t xml:space="preserve">zai-coding-plan</w:t>
+      </w:r>
+      <w:r>
+        <w:t xml:space="preserve"> </w:t>
+      </w:r>
+      <w:r>
+        <w:t xml:space="preserve">(router transport): ✅ YES</w:t>
+      </w:r>
+    </w:p>
+    <w:bookmarkEnd w:id="70"/>
+    <w:bookmarkEnd w:id="71"/>
+    <w:bookmarkStart w:id="76" w:name="X9d2ee70664c5e82279db4e38681cde47ab497c0"/>
+    <w:p>
+      <w:pPr>
+        <w:pStyle w:val="Heading2"/>
+      </w:pPr>
+      <w:r>
         <w:t xml:space="preserve">v1.6.0 — 2026-06-21 — Multi-alias provider system</w:t>
       </w:r>
     </w:p>
-    <w:bookmarkStart w:id="68" w:name="added-6"/>
+    <w:bookmarkStart w:id="72" w:name="added-6"/>
     <w:p>
       <w:pPr>
         <w:pStyle w:val="Heading3"/>
@@ -8282,7 +9140,7 @@
         <w:pStyle w:val="Compact"/>
         <w:numPr>
           <w:ilvl w:val="0"/>
-          <w:numId w:val="1045"/>
+          <w:numId w:val="1048"/>
         </w:numPr>
       </w:pPr>
       <w:r>
@@ -8349,7 +9207,7 @@
         <w:pStyle w:val="Compact"/>
         <w:numPr>
           <w:ilvl w:val="0"/>
-          <w:numId w:val="1045"/>
+          <w:numId w:val="1048"/>
         </w:numPr>
       </w:pPr>
       <w:r>
@@ -8402,7 +9260,7 @@
         <w:pStyle w:val="Compact"/>
         <w:numPr>
           <w:ilvl w:val="0"/>
-          <w:numId w:val="1045"/>
+          <w:numId w:val="1048"/>
         </w:numPr>
       </w:pPr>
       <w:r>
@@ -8443,7 +9301,7 @@
         <w:pStyle w:val="Compact"/>
         <w:numPr>
           <w:ilvl w:val="0"/>
-          <w:numId w:val="1045"/>
+          <w:numId w:val="1048"/>
         </w:numPr>
       </w:pPr>
       <w:r>
@@ -8532,7 +9390,7 @@
         <w:pStyle w:val="Compact"/>
         <w:numPr>
           <w:ilvl w:val="0"/>
-          <w:numId w:val="1045"/>
+          <w:numId w:val="1048"/>
         </w:numPr>
       </w:pPr>
       <w:r>
@@ -8590,7 +9448,7 @@
         <w:pStyle w:val="Compact"/>
         <w:numPr>
           <w:ilvl w:val="0"/>
-          <w:numId w:val="1045"/>
+          <w:numId w:val="1048"/>
         </w:numPr>
       </w:pPr>
       <w:r>
@@ -8619,8 +9477,8 @@
         <w:t xml:space="preserve">containers (deploy-stack).</w:t>
       </w:r>
     </w:p>
-    <w:bookmarkEnd w:id="68"/>
-    <w:bookmarkStart w:id="69" w:name="changed-2"/>
+    <w:bookmarkEnd w:id="72"/>
+    <w:bookmarkStart w:id="73" w:name="changed-2"/>
     <w:p>
       <w:pPr>
         <w:pStyle w:val="Heading3"/>
@@ -8634,7 +9492,7 @@
         <w:pStyle w:val="Compact"/>
         <w:numPr>
           <w:ilvl w:val="0"/>
-          <w:numId w:val="1046"/>
+          <w:numId w:val="1049"/>
         </w:numPr>
       </w:pPr>
       <w:r>
@@ -8667,7 +9525,7 @@
         <w:pStyle w:val="Compact"/>
         <w:numPr>
           <w:ilvl w:val="0"/>
-          <w:numId w:val="1046"/>
+          <w:numId w:val="1049"/>
         </w:numPr>
       </w:pPr>
       <w:r>
@@ -8683,8 +9541,8 @@
         <w:t xml:space="preserve">header added to HTTP probes (some APIs require it).</w:t>
       </w:r>
     </w:p>
-    <w:bookmarkEnd w:id="69"/>
-    <w:bookmarkStart w:id="70" w:name="full-test-suite"/>
+    <w:bookmarkEnd w:id="73"/>
+    <w:bookmarkStart w:id="74" w:name="full-test-suite"/>
     <w:p>
       <w:pPr>
         <w:pStyle w:val="Heading3"/>
@@ -8698,15 +9556,15 @@
         <w:pStyle w:val="Compact"/>
         <w:numPr>
           <w:ilvl w:val="0"/>
-          <w:numId w:val="1047"/>
+          <w:numId w:val="1050"/>
         </w:numPr>
       </w:pPr>
       <w:r>
         <w:t xml:space="preserve">8/8 test files passed (ALL GREEN), 0 failures.</w:t>
       </w:r>
     </w:p>
-    <w:bookmarkEnd w:id="70"/>
-    <w:bookmarkStart w:id="71" w:name="usage"/>
+    <w:bookmarkEnd w:id="74"/>
+    <w:bookmarkStart w:id="75" w:name="usage"/>
     <w:p>
       <w:pPr>
         <w:pStyle w:val="Heading3"/>
@@ -8835,296 +9693,296 @@
           <w:rStyle w:val="NormalTok"/>
         </w:rPr>
         <w:t xml:space="preserve"> 20</w:t>
-      </w:r>
-    </w:p>
-    <w:bookmarkEnd w:id="71"/>
-    <w:bookmarkEnd w:id="72"/>
-    <w:bookmarkStart w:id="76" w:name="X61398dabc5de246fbceb16295c0968ea2c76ebe"/>
-    <w:p>
-      <w:pPr>
-        <w:pStyle w:val="Heading2"/>
-      </w:pPr>
-      <w:r>
-        <w:t xml:space="preserve">v1.5.1 — 2026-06-20 — Linux stat fix + nezha deployment</w:t>
-      </w:r>
-    </w:p>
-    <w:bookmarkStart w:id="73" w:name="fixed-10"/>
-    <w:p>
-      <w:pPr>
-        <w:pStyle w:val="Heading3"/>
-      </w:pPr>
-      <w:r>
-        <w:t xml:space="preserve">Fixed</w:t>
-      </w:r>
-    </w:p>
-    <w:p>
-      <w:pPr>
-        <w:pStyle w:val="Compact"/>
-        <w:numPr>
-          <w:ilvl w:val="0"/>
-          <w:numId w:val="1048"/>
-        </w:numPr>
-      </w:pPr>
-      <w:r>
-        <w:rPr>
-          <w:rStyle w:val="VerbatimChar"/>
-          <w:b/>
-          <w:bCs/>
-        </w:rPr>
-        <w:t xml:space="preserve">stat -f %m</w:t>
-      </w:r>
-      <w:r>
-        <w:rPr>
-          <w:b/>
-          <w:bCs/>
-        </w:rPr>
-        <w:t xml:space="preserve"> </w:t>
-      </w:r>
-      <w:r>
-        <w:rPr>
-          <w:b/>
-          <w:bCs/>
-        </w:rPr>
-        <w:t xml:space="preserve">on Linux</w:t>
-      </w:r>
-      <w:r>
-        <w:t xml:space="preserve"> </w:t>
-      </w:r>
-      <w:r>
-        <w:t xml:space="preserve">— the mtime cache check in</w:t>
-      </w:r>
-      <w:r>
-        <w:t xml:space="preserve"> </w:t>
-      </w:r>
-      <w:r>
-        <w:rPr>
-          <w:rStyle w:val="VerbatimChar"/>
-        </w:rPr>
-        <w:t xml:space="preserve">claude-providers.sh</w:t>
-      </w:r>
-      <w:r>
-        <w:t xml:space="preserve"> </w:t>
-      </w:r>
-      <w:r>
-        <w:t xml:space="preserve">used</w:t>
-      </w:r>
-      <w:r>
-        <w:t xml:space="preserve"> </w:t>
-      </w:r>
-      <w:r>
-        <w:rPr>
-          <w:rStyle w:val="VerbatimChar"/>
-        </w:rPr>
-        <w:t xml:space="preserve">stat -f %m || stat -c %Y</w:t>
-      </w:r>
-      <w:r>
-        <w:t xml:space="preserve"> </w:t>
-      </w:r>
-      <w:r>
-        <w:t xml:space="preserve">as an</w:t>
-      </w:r>
-      <w:r>
-        <w:t xml:space="preserve"> </w:t>
-      </w:r>
-      <w:r>
-        <w:rPr>
-          <w:rStyle w:val="VerbatimChar"/>
-        </w:rPr>
-        <w:t xml:space="preserve">||</w:t>
-      </w:r>
-      <w:r>
-        <w:t xml:space="preserve"> </w:t>
-      </w:r>
-      <w:r>
-        <w:t xml:space="preserve">chain. On Linux,</w:t>
-      </w:r>
-      <w:r>
-        <w:t xml:space="preserve"> </w:t>
-      </w:r>
-      <w:r>
-        <w:rPr>
-          <w:rStyle w:val="VerbatimChar"/>
-        </w:rPr>
-        <w:t xml:space="preserve">stat -f</w:t>
-      </w:r>
-      <w:r>
-        <w:t xml:space="preserve"> </w:t>
-      </w:r>
-      <w:r>
-        <w:t xml:space="preserve">succeeds</w:t>
-      </w:r>
-      <w:r>
-        <w:t xml:space="preserve"> </w:t>
-      </w:r>
-      <w:r>
-        <w:t xml:space="preserve">(returning filesystem info, not mtime), so both outputs merged into garbage</w:t>
-      </w:r>
-      <w:r>
-        <w:t xml:space="preserve"> </w:t>
-      </w:r>
-      <w:r>
-        <w:t xml:space="preserve">(</w:t>
-      </w:r>
-      <w:r>
-        <w:rPr>
-          <w:rStyle w:val="VerbatimChar"/>
-        </w:rPr>
-        <w:t xml:space="preserve">"File: ...1781634386"</w:t>
-      </w:r>
-      <w:r>
-        <w:t xml:space="preserve">), causing</w:t>
-      </w:r>
-      <w:r>
-        <w:t xml:space="preserve"> </w:t>
-      </w:r>
-      <w:r>
-        <w:rPr>
-          <w:rStyle w:val="VerbatimChar"/>
-        </w:rPr>
-        <w:t xml:space="preserve">File: unbound variable</w:t>
-      </w:r>
-      <w:r>
-        <w:t xml:space="preserve"> </w:t>
-      </w:r>
-      <w:r>
-        <w:t xml:space="preserve">under</w:t>
-      </w:r>
-      <w:r>
-        <w:t xml:space="preserve"> </w:t>
-      </w:r>
-      <w:r>
-        <w:rPr>
-          <w:rStyle w:val="VerbatimChar"/>
-        </w:rPr>
-        <w:t xml:space="preserve">set -u</w:t>
-      </w:r>
-      <w:r>
-        <w:t xml:space="preserve">.</w:t>
-      </w:r>
-      <w:r>
-        <w:t xml:space="preserve"> </w:t>
-      </w:r>
-      <w:r>
-        <w:t xml:space="preserve">Fixed with</w:t>
-      </w:r>
-      <w:r>
-        <w:t xml:space="preserve"> </w:t>
-      </w:r>
-      <w:r>
-        <w:rPr>
-          <w:rStyle w:val="VerbatimChar"/>
-        </w:rPr>
-        <w:t xml:space="preserve">case "$(uname -s)"</w:t>
-      </w:r>
-      <w:r>
-        <w:t xml:space="preserve"> </w:t>
-      </w:r>
-      <w:r>
-        <w:t xml:space="preserve">to pick the correct flag per platform.</w:t>
-      </w:r>
-    </w:p>
-    <w:bookmarkEnd w:id="73"/>
-    <w:bookmarkStart w:id="74" w:name="deployment"/>
-    <w:p>
-      <w:pPr>
-        <w:pStyle w:val="Heading3"/>
-      </w:pPr>
-      <w:r>
-        <w:t xml:space="preserve">Deployment</w:t>
-      </w:r>
-    </w:p>
-    <w:p>
-      <w:pPr>
-        <w:pStyle w:val="Compact"/>
-        <w:numPr>
-          <w:ilvl w:val="0"/>
-          <w:numId w:val="1049"/>
-        </w:numPr>
-      </w:pPr>
-      <w:r>
-        <w:rPr>
-          <w:b/>
-          <w:bCs/>
-        </w:rPr>
-        <w:t xml:space="preserve">nezha.local</w:t>
-      </w:r>
-      <w:r>
-        <w:t xml:space="preserve"> </w:t>
-      </w:r>
-      <w:r>
-        <w:t xml:space="preserve">(Linux x86_64) deployed and verified: 19 providers activated,</w:t>
-      </w:r>
-      <w:r>
-        <w:t xml:space="preserve"> </w:t>
-      </w:r>
-      <w:r>
-        <w:t xml:space="preserve">100/100 provider tests pass, 5/5 live verifier pass, cross-alias sync confirmed.</w:t>
-      </w:r>
-      <w:r>
-        <w:t xml:space="preserve"> </w:t>
-      </w:r>
-      <w:r>
-        <w:t xml:space="preserve">Evidence in</w:t>
-      </w:r>
-      <w:r>
-        <w:t xml:space="preserve"> </w:t>
-      </w:r>
-      <w:r>
-        <w:rPr>
-          <w:rStyle w:val="VerbatimChar"/>
-        </w:rPr>
-        <w:t xml:space="preserve">scripts/tests/proof/90-nezha-deployment.txt</w:t>
-      </w:r>
-      <w:r>
-        <w:t xml:space="preserve">.</w:t>
-      </w:r>
-    </w:p>
-    <w:bookmarkEnd w:id="74"/>
-    <w:bookmarkStart w:id="75" w:name="full-test-suite-1"/>
-    <w:p>
-      <w:pPr>
-        <w:pStyle w:val="Heading3"/>
-      </w:pPr>
-      <w:r>
-        <w:t xml:space="preserve">Full test suite</w:t>
-      </w:r>
-    </w:p>
-    <w:p>
-      <w:pPr>
-        <w:pStyle w:val="Compact"/>
-        <w:numPr>
-          <w:ilvl w:val="0"/>
-          <w:numId w:val="1050"/>
-        </w:numPr>
-      </w:pPr>
-      <w:r>
-        <w:t xml:space="preserve">macOS: 8/8 ALL GREEN</w:t>
-      </w:r>
-    </w:p>
-    <w:p>
-      <w:pPr>
-        <w:pStyle w:val="Compact"/>
-        <w:numPr>
-          <w:ilvl w:val="0"/>
-          <w:numId w:val="1050"/>
-        </w:numPr>
-      </w:pPr>
-      <w:r>
-        <w:t xml:space="preserve">Linux (nezha): 7/8 pass (export fails: pandoc not installed — pre-existing)</w:t>
       </w:r>
     </w:p>
     <w:bookmarkEnd w:id="75"/>
     <w:bookmarkEnd w:id="76"/>
-    <w:bookmarkStart w:id="82" w:name="X5ad0f70f3980797749c315bc1bf8b5a98a591cc"/>
+    <w:bookmarkStart w:id="80" w:name="X61398dabc5de246fbceb16295c0968ea2c76ebe"/>
     <w:p>
       <w:pPr>
         <w:pStyle w:val="Heading2"/>
       </w:pPr>
       <w:r>
+        <w:t xml:space="preserve">v1.5.1 — 2026-06-20 — Linux stat fix + nezha deployment</w:t>
+      </w:r>
+    </w:p>
+    <w:bookmarkStart w:id="77" w:name="fixed-11"/>
+    <w:p>
+      <w:pPr>
+        <w:pStyle w:val="Heading3"/>
+      </w:pPr>
+      <w:r>
+        <w:t xml:space="preserve">Fixed</w:t>
+      </w:r>
+    </w:p>
+    <w:p>
+      <w:pPr>
+        <w:pStyle w:val="Compact"/>
+        <w:numPr>
+          <w:ilvl w:val="0"/>
+          <w:numId w:val="1051"/>
+        </w:numPr>
+      </w:pPr>
+      <w:r>
+        <w:rPr>
+          <w:rStyle w:val="VerbatimChar"/>
+          <w:b/>
+          <w:bCs/>
+        </w:rPr>
+        <w:t xml:space="preserve">stat -f %m</w:t>
+      </w:r>
+      <w:r>
+        <w:rPr>
+          <w:b/>
+          <w:bCs/>
+        </w:rPr>
+        <w:t xml:space="preserve"> </w:t>
+      </w:r>
+      <w:r>
+        <w:rPr>
+          <w:b/>
+          <w:bCs/>
+        </w:rPr>
+        <w:t xml:space="preserve">on Linux</w:t>
+      </w:r>
+      <w:r>
+        <w:t xml:space="preserve"> </w:t>
+      </w:r>
+      <w:r>
+        <w:t xml:space="preserve">— the mtime cache check in</w:t>
+      </w:r>
+      <w:r>
+        <w:t xml:space="preserve"> </w:t>
+      </w:r>
+      <w:r>
+        <w:rPr>
+          <w:rStyle w:val="VerbatimChar"/>
+        </w:rPr>
+        <w:t xml:space="preserve">claude-providers.sh</w:t>
+      </w:r>
+      <w:r>
+        <w:t xml:space="preserve"> </w:t>
+      </w:r>
+      <w:r>
+        <w:t xml:space="preserve">used</w:t>
+      </w:r>
+      <w:r>
+        <w:t xml:space="preserve"> </w:t>
+      </w:r>
+      <w:r>
+        <w:rPr>
+          <w:rStyle w:val="VerbatimChar"/>
+        </w:rPr>
+        <w:t xml:space="preserve">stat -f %m || stat -c %Y</w:t>
+      </w:r>
+      <w:r>
+        <w:t xml:space="preserve"> </w:t>
+      </w:r>
+      <w:r>
+        <w:t xml:space="preserve">as an</w:t>
+      </w:r>
+      <w:r>
+        <w:t xml:space="preserve"> </w:t>
+      </w:r>
+      <w:r>
+        <w:rPr>
+          <w:rStyle w:val="VerbatimChar"/>
+        </w:rPr>
+        <w:t xml:space="preserve">||</w:t>
+      </w:r>
+      <w:r>
+        <w:t xml:space="preserve"> </w:t>
+      </w:r>
+      <w:r>
+        <w:t xml:space="preserve">chain. On Linux,</w:t>
+      </w:r>
+      <w:r>
+        <w:t xml:space="preserve"> </w:t>
+      </w:r>
+      <w:r>
+        <w:rPr>
+          <w:rStyle w:val="VerbatimChar"/>
+        </w:rPr>
+        <w:t xml:space="preserve">stat -f</w:t>
+      </w:r>
+      <w:r>
+        <w:t xml:space="preserve"> </w:t>
+      </w:r>
+      <w:r>
+        <w:t xml:space="preserve">succeeds</w:t>
+      </w:r>
+      <w:r>
+        <w:t xml:space="preserve"> </w:t>
+      </w:r>
+      <w:r>
+        <w:t xml:space="preserve">(returning filesystem info, not mtime), so both outputs merged into garbage</w:t>
+      </w:r>
+      <w:r>
+        <w:t xml:space="preserve"> </w:t>
+      </w:r>
+      <w:r>
+        <w:t xml:space="preserve">(</w:t>
+      </w:r>
+      <w:r>
+        <w:rPr>
+          <w:rStyle w:val="VerbatimChar"/>
+        </w:rPr>
+        <w:t xml:space="preserve">"File: ...1781634386"</w:t>
+      </w:r>
+      <w:r>
+        <w:t xml:space="preserve">), causing</w:t>
+      </w:r>
+      <w:r>
+        <w:t xml:space="preserve"> </w:t>
+      </w:r>
+      <w:r>
+        <w:rPr>
+          <w:rStyle w:val="VerbatimChar"/>
+        </w:rPr>
+        <w:t xml:space="preserve">File: unbound variable</w:t>
+      </w:r>
+      <w:r>
+        <w:t xml:space="preserve"> </w:t>
+      </w:r>
+      <w:r>
+        <w:t xml:space="preserve">under</w:t>
+      </w:r>
+      <w:r>
+        <w:t xml:space="preserve"> </w:t>
+      </w:r>
+      <w:r>
+        <w:rPr>
+          <w:rStyle w:val="VerbatimChar"/>
+        </w:rPr>
+        <w:t xml:space="preserve">set -u</w:t>
+      </w:r>
+      <w:r>
+        <w:t xml:space="preserve">.</w:t>
+      </w:r>
+      <w:r>
+        <w:t xml:space="preserve"> </w:t>
+      </w:r>
+      <w:r>
+        <w:t xml:space="preserve">Fixed with</w:t>
+      </w:r>
+      <w:r>
+        <w:t xml:space="preserve"> </w:t>
+      </w:r>
+      <w:r>
+        <w:rPr>
+          <w:rStyle w:val="VerbatimChar"/>
+        </w:rPr>
+        <w:t xml:space="preserve">case "$(uname -s)"</w:t>
+      </w:r>
+      <w:r>
+        <w:t xml:space="preserve"> </w:t>
+      </w:r>
+      <w:r>
+        <w:t xml:space="preserve">to pick the correct flag per platform.</w:t>
+      </w:r>
+    </w:p>
+    <w:bookmarkEnd w:id="77"/>
+    <w:bookmarkStart w:id="78" w:name="deployment"/>
+    <w:p>
+      <w:pPr>
+        <w:pStyle w:val="Heading3"/>
+      </w:pPr>
+      <w:r>
+        <w:t xml:space="preserve">Deployment</w:t>
+      </w:r>
+    </w:p>
+    <w:p>
+      <w:pPr>
+        <w:pStyle w:val="Compact"/>
+        <w:numPr>
+          <w:ilvl w:val="0"/>
+          <w:numId w:val="1052"/>
+        </w:numPr>
+      </w:pPr>
+      <w:r>
+        <w:rPr>
+          <w:b/>
+          <w:bCs/>
+        </w:rPr>
+        <w:t xml:space="preserve">nezha.local</w:t>
+      </w:r>
+      <w:r>
+        <w:t xml:space="preserve"> </w:t>
+      </w:r>
+      <w:r>
+        <w:t xml:space="preserve">(Linux x86_64) deployed and verified: 19 providers activated,</w:t>
+      </w:r>
+      <w:r>
+        <w:t xml:space="preserve"> </w:t>
+      </w:r>
+      <w:r>
+        <w:t xml:space="preserve">100/100 provider tests pass, 5/5 live verifier pass, cross-alias sync confirmed.</w:t>
+      </w:r>
+      <w:r>
+        <w:t xml:space="preserve"> </w:t>
+      </w:r>
+      <w:r>
+        <w:t xml:space="preserve">Evidence in</w:t>
+      </w:r>
+      <w:r>
+        <w:t xml:space="preserve"> </w:t>
+      </w:r>
+      <w:r>
+        <w:rPr>
+          <w:rStyle w:val="VerbatimChar"/>
+        </w:rPr>
+        <w:t xml:space="preserve">scripts/tests/proof/90-nezha-deployment.txt</w:t>
+      </w:r>
+      <w:r>
+        <w:t xml:space="preserve">.</w:t>
+      </w:r>
+    </w:p>
+    <w:bookmarkEnd w:id="78"/>
+    <w:bookmarkStart w:id="79" w:name="full-test-suite-1"/>
+    <w:p>
+      <w:pPr>
+        <w:pStyle w:val="Heading3"/>
+      </w:pPr>
+      <w:r>
+        <w:t xml:space="preserve">Full test suite</w:t>
+      </w:r>
+    </w:p>
+    <w:p>
+      <w:pPr>
+        <w:pStyle w:val="Compact"/>
+        <w:numPr>
+          <w:ilvl w:val="0"/>
+          <w:numId w:val="1053"/>
+        </w:numPr>
+      </w:pPr>
+      <w:r>
+        <w:t xml:space="preserve">macOS: 8/8 ALL GREEN</w:t>
+      </w:r>
+    </w:p>
+    <w:p>
+      <w:pPr>
+        <w:pStyle w:val="Compact"/>
+        <w:numPr>
+          <w:ilvl w:val="0"/>
+          <w:numId w:val="1053"/>
+        </w:numPr>
+      </w:pPr>
+      <w:r>
+        <w:t xml:space="preserve">Linux (nezha): 7/8 pass (export fails: pandoc not installed — pre-existing)</w:t>
+      </w:r>
+    </w:p>
+    <w:bookmarkEnd w:id="79"/>
+    <w:bookmarkEnd w:id="80"/>
+    <w:bookmarkStart w:id="86" w:name="X5ad0f70f3980797749c315bc1bf8b5a98a591cc"/>
+    <w:p>
+      <w:pPr>
+        <w:pStyle w:val="Heading2"/>
+      </w:pPr>
+      <w:r>
         <w:t xml:space="preserve">v1.5.0 — 2026-06-20 — Cross-alias session visibility</w:t>
       </w:r>
     </w:p>
-    <w:bookmarkStart w:id="77" w:name="added-7"/>
+    <w:bookmarkStart w:id="81" w:name="added-7"/>
     <w:p>
       <w:pPr>
         <w:pStyle w:val="Heading3"/>
@@ -9138,7 +9996,7 @@
         <w:pStyle w:val="Compact"/>
         <w:numPr>
           <w:ilvl w:val="0"/>
-          <w:numId w:val="1051"/>
+          <w:numId w:val="1054"/>
         </w:numPr>
       </w:pPr>
       <w:r>
@@ -9229,7 +10087,7 @@
         <w:pStyle w:val="Compact"/>
         <w:numPr>
           <w:ilvl w:val="0"/>
-          <w:numId w:val="1051"/>
+          <w:numId w:val="1054"/>
         </w:numPr>
       </w:pPr>
       <w:r>
@@ -9308,7 +10166,7 @@
         <w:pStyle w:val="Compact"/>
         <w:numPr>
           <w:ilvl w:val="0"/>
-          <w:numId w:val="1051"/>
+          <w:numId w:val="1054"/>
         </w:numPr>
       </w:pPr>
       <w:r>
@@ -9402,7 +10260,7 @@
         <w:pStyle w:val="Compact"/>
         <w:numPr>
           <w:ilvl w:val="0"/>
-          <w:numId w:val="1051"/>
+          <w:numId w:val="1054"/>
         </w:numPr>
       </w:pPr>
       <w:r>
@@ -9433,7 +10291,7 @@
         <w:pStyle w:val="Compact"/>
         <w:numPr>
           <w:ilvl w:val="0"/>
-          <w:numId w:val="1051"/>
+          <w:numId w:val="1054"/>
         </w:numPr>
       </w:pPr>
       <w:r>
@@ -9498,8 +10356,8 @@
         <w:t xml:space="preserve">.</w:t>
       </w:r>
     </w:p>
-    <w:bookmarkEnd w:id="77"/>
-    <w:bookmarkStart w:id="78" w:name="changed-3"/>
+    <w:bookmarkEnd w:id="81"/>
+    <w:bookmarkStart w:id="82" w:name="changed-3"/>
     <w:p>
       <w:pPr>
         <w:pStyle w:val="Heading3"/>
@@ -9513,7 +10371,7 @@
         <w:pStyle w:val="Compact"/>
         <w:numPr>
           <w:ilvl w:val="0"/>
-          <w:numId w:val="1052"/>
+          <w:numId w:val="1055"/>
         </w:numPr>
       </w:pPr>
       <w:r>
@@ -9534,7 +10392,7 @@
         <w:pStyle w:val="Compact"/>
         <w:numPr>
           <w:ilvl w:val="0"/>
-          <w:numId w:val="1052"/>
+          <w:numId w:val="1055"/>
         </w:numPr>
       </w:pPr>
       <w:r>
@@ -9570,7 +10428,7 @@
         <w:pStyle w:val="Compact"/>
         <w:numPr>
           <w:ilvl w:val="0"/>
-          <w:numId w:val="1052"/>
+          <w:numId w:val="1055"/>
         </w:numPr>
       </w:pPr>
       <w:r>
@@ -9607,8 +10465,8 @@
         <w:t xml:space="preserve">function (re-installed)</w:t>
       </w:r>
     </w:p>
-    <w:bookmarkEnd w:id="78"/>
-    <w:bookmarkStart w:id="79" w:name="full-test-suite-2"/>
+    <w:bookmarkEnd w:id="82"/>
+    <w:bookmarkStart w:id="83" w:name="full-test-suite-2"/>
     <w:p>
       <w:pPr>
         <w:pStyle w:val="Heading3"/>
@@ -9622,7 +10480,7 @@
         <w:pStyle w:val="Compact"/>
         <w:numPr>
           <w:ilvl w:val="0"/>
-          <w:numId w:val="1053"/>
+          <w:numId w:val="1056"/>
         </w:numPr>
       </w:pPr>
       <w:r>
@@ -9635,8 +10493,8 @@
         <w:t xml:space="preserve">assertions for cross-alias session visibility.</w:t>
       </w:r>
     </w:p>
-    <w:bookmarkEnd w:id="79"/>
-    <w:bookmarkStart w:id="80" w:name="how-it-works"/>
+    <w:bookmarkEnd w:id="83"/>
+    <w:bookmarkStart w:id="84" w:name="how-it-works"/>
     <w:p>
       <w:pPr>
         <w:pStyle w:val="Heading3"/>
@@ -9650,7 +10508,7 @@
         <w:pStyle w:val="Compact"/>
         <w:numPr>
           <w:ilvl w:val="0"/>
-          <w:numId w:val="1054"/>
+          <w:numId w:val="1057"/>
         </w:numPr>
       </w:pPr>
       <w:r>
@@ -9716,7 +10574,7 @@
         <w:pStyle w:val="Compact"/>
         <w:numPr>
           <w:ilvl w:val="0"/>
-          <w:numId w:val="1054"/>
+          <w:numId w:val="1057"/>
         </w:numPr>
       </w:pPr>
       <w:r>
@@ -9743,7 +10601,7 @@
         <w:pStyle w:val="Compact"/>
         <w:numPr>
           <w:ilvl w:val="0"/>
-          <w:numId w:val="1054"/>
+          <w:numId w:val="1057"/>
         </w:numPr>
       </w:pPr>
       <w:r>
@@ -9785,7 +10643,7 @@
         <w:pStyle w:val="Compact"/>
         <w:numPr>
           <w:ilvl w:val="0"/>
-          <w:numId w:val="1054"/>
+          <w:numId w:val="1057"/>
         </w:numPr>
       </w:pPr>
       <w:r>
@@ -9822,8 +10680,8 @@
         <w:t xml:space="preserve">project settings are also merged.</w:t>
       </w:r>
     </w:p>
-    <w:bookmarkEnd w:id="80"/>
-    <w:bookmarkStart w:id="81" w:name="performance"/>
+    <w:bookmarkEnd w:id="84"/>
+    <w:bookmarkStart w:id="85" w:name="performance"/>
     <w:p>
       <w:pPr>
         <w:pStyle w:val="Heading3"/>
@@ -9837,7 +10695,7 @@
         <w:pStyle w:val="Compact"/>
         <w:numPr>
           <w:ilvl w:val="0"/>
-          <w:numId w:val="1055"/>
+          <w:numId w:val="1058"/>
         </w:numPr>
       </w:pPr>
       <w:r>
@@ -9880,9 +10738,9 @@
         <w:t xml:space="preserve">aliases already have.</w:t>
       </w:r>
     </w:p>
-    <w:bookmarkEnd w:id="81"/>
-    <w:bookmarkEnd w:id="82"/>
-    <w:bookmarkStart w:id="88" w:name="X94bd8505e6816e99bb68c98ba9db4e75c90bada"/>
+    <w:bookmarkEnd w:id="85"/>
+    <w:bookmarkEnd w:id="86"/>
+    <w:bookmarkStart w:id="92" w:name="X94bd8505e6816e99bb68c98ba9db4e75c90bada"/>
     <w:p>
       <w:pPr>
         <w:pStyle w:val="Heading2"/>
@@ -9891,7 +10749,7 @@
         <w:t xml:space="preserve">v1.4.0 — 2026-06-20 — OpenCode Zen provider alias</w:t>
       </w:r>
     </w:p>
-    <w:bookmarkStart w:id="84" w:name="added-8"/>
+    <w:bookmarkStart w:id="88" w:name="added-8"/>
     <w:p>
       <w:pPr>
         <w:pStyle w:val="Heading3"/>
@@ -9905,7 +10763,7 @@
         <w:pStyle w:val="Compact"/>
         <w:numPr>
           <w:ilvl w:val="0"/>
-          <w:numId w:val="1056"/>
+          <w:numId w:val="1059"/>
         </w:numPr>
       </w:pPr>
       <w:r>
@@ -9939,7 +10797,7 @@
       <w:r>
         <w:t xml:space="preserve"> </w:t>
       </w:r>
-      <w:hyperlink r:id="rId83">
+      <w:hyperlink r:id="rId87">
         <w:r>
           <w:rPr>
             <w:rStyle w:val="Hyperlink"/>
@@ -10021,7 +10879,7 @@
         <w:pStyle w:val="Compact"/>
         <w:numPr>
           <w:ilvl w:val="0"/>
-          <w:numId w:val="1056"/>
+          <w:numId w:val="1059"/>
         </w:numPr>
       </w:pPr>
       <w:r>
@@ -10118,7 +10976,7 @@
         <w:pStyle w:val="Compact"/>
         <w:numPr>
           <w:ilvl w:val="0"/>
-          <w:numId w:val="1056"/>
+          <w:numId w:val="1059"/>
         </w:numPr>
       </w:pPr>
       <w:r>
@@ -10197,7 +11055,7 @@
         <w:pStyle w:val="Compact"/>
         <w:numPr>
           <w:ilvl w:val="0"/>
-          <w:numId w:val="1056"/>
+          <w:numId w:val="1059"/>
         </w:numPr>
       </w:pPr>
       <w:r>
@@ -10243,7 +11101,7 @@
         <w:pStyle w:val="Compact"/>
         <w:numPr>
           <w:ilvl w:val="0"/>
-          <w:numId w:val="1056"/>
+          <w:numId w:val="1059"/>
         </w:numPr>
       </w:pPr>
       <w:r>
@@ -10301,7 +11159,7 @@
         <w:pStyle w:val="Compact"/>
         <w:numPr>
           <w:ilvl w:val="0"/>
-          <w:numId w:val="1056"/>
+          <w:numId w:val="1059"/>
         </w:numPr>
       </w:pPr>
       <w:r>
@@ -10446,7 +11304,7 @@
         <w:pStyle w:val="Compact"/>
         <w:numPr>
           <w:ilvl w:val="0"/>
-          <w:numId w:val="1056"/>
+          <w:numId w:val="1059"/>
         </w:numPr>
       </w:pPr>
       <w:r>
@@ -10490,8 +11348,8 @@
         <w:t xml:space="preserve">(full free models table, setup, usage, live-verified notes, stealth model explanation).</w:t>
       </w:r>
     </w:p>
-    <w:bookmarkEnd w:id="84"/>
-    <w:bookmarkStart w:id="85" w:name="changed-4"/>
+    <w:bookmarkEnd w:id="88"/>
+    <w:bookmarkStart w:id="89" w:name="changed-4"/>
     <w:p>
       <w:pPr>
         <w:pStyle w:val="Heading3"/>
@@ -10505,7 +11363,7 @@
         <w:pStyle w:val="Compact"/>
         <w:numPr>
           <w:ilvl w:val="0"/>
-          <w:numId w:val="1057"/>
+          <w:numId w:val="1060"/>
         </w:numPr>
       </w:pPr>
       <w:r>
@@ -10563,8 +11421,8 @@
         <w:t xml:space="preserve">Xiaomi v1.3.0 / Z.AI v1.2.0 / DeepSeek).</w:t>
       </w:r>
     </w:p>
-    <w:bookmarkEnd w:id="85"/>
-    <w:bookmarkStart w:id="86" w:name="full-test-suite-3"/>
+    <w:bookmarkEnd w:id="89"/>
+    <w:bookmarkStart w:id="90" w:name="full-test-suite-3"/>
     <w:p>
       <w:pPr>
         <w:pStyle w:val="Heading3"/>
@@ -10578,7 +11436,7 @@
         <w:pStyle w:val="Compact"/>
         <w:numPr>
           <w:ilvl w:val="0"/>
-          <w:numId w:val="1058"/>
+          <w:numId w:val="1061"/>
         </w:numPr>
       </w:pPr>
       <w:r>
@@ -10603,8 +11461,8 @@
         <w:t xml:space="preserve">.</w:t>
       </w:r>
     </w:p>
-    <w:bookmarkEnd w:id="86"/>
-    <w:bookmarkStart w:id="87" w:name="honest-notes"/>
+    <w:bookmarkEnd w:id="90"/>
+    <w:bookmarkStart w:id="91" w:name="honest-notes"/>
     <w:p>
       <w:pPr>
         <w:pStyle w:val="Heading3"/>
@@ -10618,7 +11476,7 @@
         <w:pStyle w:val="Compact"/>
         <w:numPr>
           <w:ilvl w:val="0"/>
-          <w:numId w:val="1059"/>
+          <w:numId w:val="1062"/>
         </w:numPr>
       </w:pPr>
       <w:r>
@@ -10651,7 +11509,7 @@
         <w:pStyle w:val="Compact"/>
         <w:numPr>
           <w:ilvl w:val="0"/>
-          <w:numId w:val="1059"/>
+          <w:numId w:val="1062"/>
         </w:numPr>
       </w:pPr>
       <w:r>
@@ -10669,7 +11527,7 @@
         <w:pStyle w:val="Compact"/>
         <w:numPr>
           <w:ilvl w:val="0"/>
-          <w:numId w:val="1059"/>
+          <w:numId w:val="1062"/>
         </w:numPr>
       </w:pPr>
       <w:r>
@@ -10702,7 +11560,7 @@
         <w:pStyle w:val="Compact"/>
         <w:numPr>
           <w:ilvl w:val="0"/>
-          <w:numId w:val="1059"/>
+          <w:numId w:val="1062"/>
         </w:numPr>
       </w:pPr>
       <w:r>
@@ -10724,9 +11582,9 @@
         <w:t xml:space="preserve">remain unchanged (unrelated to this work).</w:t>
       </w:r>
     </w:p>
-    <w:bookmarkEnd w:id="87"/>
-    <w:bookmarkEnd w:id="88"/>
-    <w:bookmarkStart w:id="93" w:name="X69154bd52ce827bc58cd09d02c5408ae11d24a9"/>
+    <w:bookmarkEnd w:id="91"/>
+    <w:bookmarkEnd w:id="92"/>
+    <w:bookmarkStart w:id="97" w:name="X69154bd52ce827bc58cd09d02c5408ae11d24a9"/>
     <w:p>
       <w:pPr>
         <w:pStyle w:val="Heading2"/>
@@ -10735,7 +11593,7 @@
         <w:t xml:space="preserve">v1.3.0 — 2026-06-19 — Xiaomi MiMo provider alias</w:t>
       </w:r>
     </w:p>
-    <w:bookmarkStart w:id="89" w:name="added-9"/>
+    <w:bookmarkStart w:id="93" w:name="added-9"/>
     <w:p>
       <w:pPr>
         <w:pStyle w:val="Heading3"/>
@@ -10749,7 +11607,7 @@
         <w:pStyle w:val="Compact"/>
         <w:numPr>
           <w:ilvl w:val="0"/>
-          <w:numId w:val="1060"/>
+          <w:numId w:val="1063"/>
         </w:numPr>
       </w:pPr>
       <w:r>
@@ -10896,7 +11754,7 @@
         <w:pStyle w:val="Compact"/>
         <w:numPr>
           <w:ilvl w:val="0"/>
-          <w:numId w:val="1060"/>
+          <w:numId w:val="1063"/>
         </w:numPr>
       </w:pPr>
       <w:r>
@@ -10991,7 +11849,7 @@
         <w:pStyle w:val="Compact"/>
         <w:numPr>
           <w:ilvl w:val="0"/>
-          <w:numId w:val="1060"/>
+          <w:numId w:val="1063"/>
         </w:numPr>
       </w:pPr>
       <w:r>
@@ -11061,7 +11919,7 @@
         <w:pStyle w:val="Compact"/>
         <w:numPr>
           <w:ilvl w:val="0"/>
-          <w:numId w:val="1060"/>
+          <w:numId w:val="1063"/>
         </w:numPr>
       </w:pPr>
       <w:r>
@@ -11122,7 +11980,7 @@
         <w:pStyle w:val="Compact"/>
         <w:numPr>
           <w:ilvl w:val="0"/>
-          <w:numId w:val="1060"/>
+          <w:numId w:val="1063"/>
         </w:numPr>
       </w:pPr>
       <w:r>
@@ -11201,7 +12059,7 @@
         <w:pStyle w:val="Compact"/>
         <w:numPr>
           <w:ilvl w:val="0"/>
-          <w:numId w:val="1060"/>
+          <w:numId w:val="1063"/>
         </w:numPr>
       </w:pPr>
       <w:r>
@@ -11283,7 +12141,7 @@
         <w:pStyle w:val="Compact"/>
         <w:numPr>
           <w:ilvl w:val="1"/>
-          <w:numId w:val="1061"/>
+          <w:numId w:val="1064"/>
         </w:numPr>
       </w:pPr>
       <w:r>
@@ -11316,7 +12174,7 @@
         <w:pStyle w:val="Compact"/>
         <w:numPr>
           <w:ilvl w:val="0"/>
-          <w:numId w:val="1060"/>
+          <w:numId w:val="1063"/>
         </w:numPr>
       </w:pPr>
       <w:r>
@@ -11360,8 +12218,8 @@
         <w:t xml:space="preserve">(model table, setup, usage, live-verified notes).</w:t>
       </w:r>
     </w:p>
-    <w:bookmarkEnd w:id="89"/>
-    <w:bookmarkStart w:id="90" w:name="changed-5"/>
+    <w:bookmarkEnd w:id="93"/>
+    <w:bookmarkStart w:id="94" w:name="changed-5"/>
     <w:p>
       <w:pPr>
         <w:pStyle w:val="Heading3"/>
@@ -11375,7 +12233,7 @@
         <w:pStyle w:val="Compact"/>
         <w:numPr>
           <w:ilvl w:val="0"/>
-          <w:numId w:val="1062"/>
+          <w:numId w:val="1065"/>
         </w:numPr>
       </w:pPr>
       <w:r>
@@ -11433,8 +12291,8 @@
         <w:t xml:space="preserve">Z.AI v1.2.0 / DeepSeek).</w:t>
       </w:r>
     </w:p>
-    <w:bookmarkEnd w:id="90"/>
-    <w:bookmarkStart w:id="91" w:name="full-test-suite-4"/>
+    <w:bookmarkEnd w:id="94"/>
+    <w:bookmarkStart w:id="95" w:name="full-test-suite-4"/>
     <w:p>
       <w:pPr>
         <w:pStyle w:val="Heading3"/>
@@ -11448,7 +12306,7 @@
         <w:pStyle w:val="Compact"/>
         <w:numPr>
           <w:ilvl w:val="0"/>
-          <w:numId w:val="1063"/>
+          <w:numId w:val="1066"/>
         </w:numPr>
       </w:pPr>
       <w:r>
@@ -11473,8 +12331,8 @@
         <w:t xml:space="preserve">. Live provider verifier 5/5 PASS.</w:t>
       </w:r>
     </w:p>
-    <w:bookmarkEnd w:id="91"/>
-    <w:bookmarkStart w:id="92" w:name="honest-notes-1"/>
+    <w:bookmarkEnd w:id="95"/>
+    <w:bookmarkStart w:id="96" w:name="honest-notes-1"/>
     <w:p>
       <w:pPr>
         <w:pStyle w:val="Heading3"/>
@@ -11488,7 +12346,7 @@
         <w:pStyle w:val="Compact"/>
         <w:numPr>
           <w:ilvl w:val="0"/>
-          <w:numId w:val="1064"/>
+          <w:numId w:val="1067"/>
         </w:numPr>
       </w:pPr>
       <w:r>
@@ -11537,7 +12395,7 @@
         <w:pStyle w:val="Compact"/>
         <w:numPr>
           <w:ilvl w:val="0"/>
-          <w:numId w:val="1064"/>
+          <w:numId w:val="1067"/>
         </w:numPr>
       </w:pPr>
       <w:r>
@@ -11611,402 +12469,402 @@
       </w:r>
       <w:r>
         <w:t xml:space="preserve">round trip (HTTP 200), recorded in the evidence file.</w:t>
-      </w:r>
-    </w:p>
-    <w:bookmarkEnd w:id="92"/>
-    <w:bookmarkEnd w:id="93"/>
-    <w:bookmarkStart w:id="97" w:name="X6f75f912364272564da9bd72c339309408e0f52"/>
-    <w:p>
-      <w:pPr>
-        <w:pStyle w:val="Heading2"/>
-      </w:pPr>
-      <w:r>
-        <w:t xml:space="preserve">v1.2.0 — 2026-06-19 — Z.AI Coding Plan provider alias</w:t>
-      </w:r>
-    </w:p>
-    <w:bookmarkStart w:id="94" w:name="added-10"/>
-    <w:p>
-      <w:pPr>
-        <w:pStyle w:val="Heading3"/>
-      </w:pPr>
-      <w:r>
-        <w:t xml:space="preserve">Added</w:t>
-      </w:r>
-    </w:p>
-    <w:p>
-      <w:pPr>
-        <w:pStyle w:val="Compact"/>
-        <w:numPr>
-          <w:ilvl w:val="0"/>
-          <w:numId w:val="1065"/>
-        </w:numPr>
-      </w:pPr>
-      <w:r>
-        <w:rPr>
-          <w:rStyle w:val="VerbatimChar"/>
-          <w:b/>
-          <w:bCs/>
-        </w:rPr>
-        <w:t xml:space="preserve">zai-coding-plan</w:t>
-      </w:r>
-      <w:r>
-        <w:rPr>
-          <w:b/>
-          <w:bCs/>
-        </w:rPr>
-        <w:t xml:space="preserve"> </w:t>
-      </w:r>
-      <w:r>
-        <w:rPr>
-          <w:b/>
-          <w:bCs/>
-        </w:rPr>
-        <w:t xml:space="preserve">provider alias</w:t>
-      </w:r>
-      <w:r>
-        <w:t xml:space="preserve"> </w:t>
-      </w:r>
-      <w:r>
-        <w:t xml:space="preserve">— OpenAI-compatible router transport via</w:t>
-      </w:r>
-      <w:r>
-        <w:t xml:space="preserve"> </w:t>
-      </w:r>
-      <w:r>
-        <w:rPr>
-          <w:rStyle w:val="VerbatimChar"/>
-        </w:rPr>
-        <w:t xml:space="preserve">https://api.z.ai/api/coding/paas/v4</w:t>
-      </w:r>
-      <w:r>
-        <w:t xml:space="preserve"> </w:t>
-      </w:r>
-      <w:r>
-        <w:t xml:space="preserve">(Coding Max-Yearly Plan endpoint).</w:t>
-      </w:r>
-    </w:p>
-    <w:p>
-      <w:pPr>
-        <w:pStyle w:val="Compact"/>
-        <w:numPr>
-          <w:ilvl w:val="0"/>
-          <w:numId w:val="1065"/>
-        </w:numPr>
-      </w:pPr>
-      <w:r>
-        <w:rPr>
-          <w:b/>
-          <w:bCs/>
-        </w:rPr>
-        <w:t xml:space="preserve">Model overrides</w:t>
-      </w:r>
-      <w:r>
-        <w:t xml:space="preserve">: strong =</w:t>
-      </w:r>
-      <w:r>
-        <w:t xml:space="preserve"> </w:t>
-      </w:r>
-      <w:r>
-        <w:rPr>
-          <w:rStyle w:val="VerbatimChar"/>
-        </w:rPr>
-        <w:t xml:space="preserve">glm-5.2</w:t>
-      </w:r>
-      <w:r>
-        <w:t xml:space="preserve"> </w:t>
-      </w:r>
-      <w:r>
-        <w:t xml:space="preserve">(flagship 1M context reasoning model, free on plan), fast =</w:t>
-      </w:r>
-      <w:r>
-        <w:t xml:space="preserve"> </w:t>
-      </w:r>
-      <w:r>
-        <w:rPr>
-          <w:rStyle w:val="VerbatimChar"/>
-        </w:rPr>
-        <w:t xml:space="preserve">glm-4.7</w:t>
-      </w:r>
-      <w:r>
-        <w:t xml:space="preserve"> </w:t>
-      </w:r>
-      <w:r>
-        <w:t xml:space="preserve">(204k context, tool_call, 0 cost).</w:t>
-      </w:r>
-    </w:p>
-    <w:p>
-      <w:pPr>
-        <w:pStyle w:val="Compact"/>
-        <w:numPr>
-          <w:ilvl w:val="0"/>
-          <w:numId w:val="1065"/>
-        </w:numPr>
-      </w:pPr>
-      <w:r>
-        <w:rPr>
-          <w:b/>
-          <w:bCs/>
-        </w:rPr>
-        <w:t xml:space="preserve">key-aliases.json mapping</w:t>
-      </w:r>
-      <w:r>
-        <w:t xml:space="preserve">:</w:t>
-      </w:r>
-      <w:r>
-        <w:t xml:space="preserve"> </w:t>
-      </w:r>
-      <w:r>
-        <w:rPr>
-          <w:rStyle w:val="VerbatimChar"/>
-        </w:rPr>
-        <w:t xml:space="preserve">ZAI_API_KEY</w:t>
-      </w:r>
-      <w:r>
-        <w:t xml:space="preserve"> </w:t>
-      </w:r>
-      <w:r>
-        <w:t xml:space="preserve">→</w:t>
-      </w:r>
-      <w:r>
-        <w:t xml:space="preserve"> </w:t>
-      </w:r>
-      <w:r>
-        <w:rPr>
-          <w:rStyle w:val="VerbatimChar"/>
-        </w:rPr>
-        <w:t xml:space="preserve">zai-coding-plan</w:t>
-      </w:r>
-      <w:r>
-        <w:t xml:space="preserve"> </w:t>
-      </w:r>
-      <w:r>
-        <w:t xml:space="preserve">(targets the coding plan API endpoint instead of the general</w:t>
-      </w:r>
-      <w:r>
-        <w:t xml:space="preserve"> </w:t>
-      </w:r>
-      <w:r>
-        <w:rPr>
-          <w:rStyle w:val="VerbatimChar"/>
-        </w:rPr>
-        <w:t xml:space="preserve">z.ai</w:t>
-      </w:r>
-      <w:r>
-        <w:t xml:space="preserve"> </w:t>
-      </w:r>
-      <w:r>
-        <w:t xml:space="preserve">paas endpoint).</w:t>
-      </w:r>
-    </w:p>
-    <w:p>
-      <w:pPr>
-        <w:pStyle w:val="Compact"/>
-        <w:numPr>
-          <w:ilvl w:val="0"/>
-          <w:numId w:val="1065"/>
-        </w:numPr>
-      </w:pPr>
-      <w:r>
-        <w:rPr>
-          <w:b/>
-          <w:bCs/>
-        </w:rPr>
-        <w:t xml:space="preserve">overrides.json pin</w:t>
-      </w:r>
-      <w:r>
-        <w:t xml:space="preserve">: overrides auto-selected strong/fast models for the coding plan.</w:t>
-      </w:r>
-    </w:p>
-    <w:p>
-      <w:pPr>
-        <w:pStyle w:val="Compact"/>
-        <w:numPr>
-          <w:ilvl w:val="0"/>
-          <w:numId w:val="1065"/>
-        </w:numPr>
-      </w:pPr>
-      <w:r>
-        <w:rPr>
-          <w:b/>
-          <w:bCs/>
-        </w:rPr>
-        <w:t xml:space="preserve">Sandbox test coverage</w:t>
-      </w:r>
-      <w:r>
-        <w:t xml:space="preserve">: resolver tests (env-key matching, coding endpoint, router transport, glm-5.2/glm-4.7 model selection) + sync e2e tests (env file, alias, model overrides).</w:t>
-      </w:r>
-    </w:p>
-    <w:p>
-      <w:pPr>
-        <w:pStyle w:val="Compact"/>
-        <w:numPr>
-          <w:ilvl w:val="0"/>
-          <w:numId w:val="1065"/>
-        </w:numPr>
-      </w:pPr>
-      <w:r>
-        <w:rPr>
-          <w:b/>
-          <w:bCs/>
-        </w:rPr>
-        <w:t xml:space="preserve">Live endpoint verification</w:t>
-      </w:r>
-      <w:r>
-        <w:t xml:space="preserve">: HTTP 200 at</w:t>
-      </w:r>
-      <w:r>
-        <w:t xml:space="preserve"> </w:t>
-      </w:r>
-      <w:r>
-        <w:rPr>
-          <w:rStyle w:val="VerbatimChar"/>
-        </w:rPr>
-        <w:t xml:space="preserve">/models</w:t>
-      </w:r>
-      <w:r>
-        <w:t xml:space="preserve"> </w:t>
-      </w:r>
-      <w:r>
-        <w:t xml:space="preserve">(8 models discovered), curl test of</w:t>
-      </w:r>
-      <w:r>
-        <w:t xml:space="preserve"> </w:t>
-      </w:r>
-      <w:r>
-        <w:rPr>
-          <w:rStyle w:val="VerbatimChar"/>
-        </w:rPr>
-        <w:t xml:space="preserve">glm-4.7</w:t>
-      </w:r>
-      <w:r>
-        <w:t xml:space="preserve"> </w:t>
-      </w:r>
-      <w:r>
-        <w:t xml:space="preserve">chat completion confirmed operational.</w:t>
-      </w:r>
-    </w:p>
-    <w:p>
-      <w:pPr>
-        <w:pStyle w:val="Compact"/>
-        <w:numPr>
-          <w:ilvl w:val="0"/>
-          <w:numId w:val="1065"/>
-        </w:numPr>
-      </w:pPr>
-      <w:r>
-        <w:rPr>
-          <w:b/>
-          <w:bCs/>
-        </w:rPr>
-        <w:t xml:space="preserve">ccr integration</w:t>
-      </w:r>
-      <w:r>
-        <w:t xml:space="preserve">: provider auto-registered in</w:t>
-      </w:r>
-      <w:r>
-        <w:t xml:space="preserve"> </w:t>
-      </w:r>
-      <w:r>
-        <w:rPr>
-          <w:rStyle w:val="VerbatimChar"/>
-        </w:rPr>
-        <w:t xml:space="preserve">~/.claude-code-router/config.json</w:t>
-      </w:r>
-      <w:r>
-        <w:t xml:space="preserve"> </w:t>
-      </w:r>
-      <w:r>
-        <w:t xml:space="preserve">as the active default route.</w:t>
-      </w:r>
-    </w:p>
-    <w:bookmarkEnd w:id="94"/>
-    <w:bookmarkStart w:id="95" w:name="changed-6"/>
-    <w:p>
-      <w:pPr>
-        <w:pStyle w:val="Heading3"/>
-      </w:pPr>
-      <w:r>
-        <w:t xml:space="preserve">Changed</w:t>
-      </w:r>
-    </w:p>
-    <w:p>
-      <w:pPr>
-        <w:pStyle w:val="Compact"/>
-        <w:numPr>
-          <w:ilvl w:val="0"/>
-          <w:numId w:val="1066"/>
-        </w:numPr>
-      </w:pPr>
-      <w:r>
-        <w:rPr>
-          <w:rStyle w:val="VerbatimChar"/>
-        </w:rPr>
-        <w:t xml:space="preserve">overrides.json</w:t>
-      </w:r>
-      <w:r>
-        <w:t xml:space="preserve"> </w:t>
-      </w:r>
-      <w:r>
-        <w:t xml:space="preserve">extended with</w:t>
-      </w:r>
-      <w:r>
-        <w:t xml:space="preserve"> </w:t>
-      </w:r>
-      <w:r>
-        <w:rPr>
-          <w:rStyle w:val="VerbatimChar"/>
-        </w:rPr>
-        <w:t xml:space="preserve">zai-coding-plan</w:t>
-      </w:r>
-      <w:r>
-        <w:t xml:space="preserve"> </w:t>
-      </w:r>
-      <w:r>
-        <w:t xml:space="preserve">section for model pinning.</w:t>
-      </w:r>
-    </w:p>
-    <w:bookmarkEnd w:id="95"/>
-    <w:bookmarkStart w:id="96" w:name="full-test-suite-5"/>
-    <w:p>
-      <w:pPr>
-        <w:pStyle w:val="Heading3"/>
-      </w:pPr>
-      <w:r>
-        <w:t xml:space="preserve">Full test suite</w:t>
-      </w:r>
-    </w:p>
-    <w:p>
-      <w:pPr>
-        <w:pStyle w:val="Compact"/>
-        <w:numPr>
-          <w:ilvl w:val="0"/>
-          <w:numId w:val="1067"/>
-        </w:numPr>
-      </w:pPr>
-      <w:r>
-        <w:t xml:space="preserve">8/8 test files passed (ALL GREEN), 0 failures. Provider tests include 5 new assertions for</w:t>
-      </w:r>
-      <w:r>
-        <w:t xml:space="preserve"> </w:t>
-      </w:r>
-      <w:r>
-        <w:rPr>
-          <w:rStyle w:val="VerbatimChar"/>
-        </w:rPr>
-        <w:t xml:space="preserve">zai-coding-plan</w:t>
-      </w:r>
-      <w:r>
-        <w:t xml:space="preserve">.</w:t>
       </w:r>
     </w:p>
     <w:bookmarkEnd w:id="96"/>
     <w:bookmarkEnd w:id="97"/>
-    <w:bookmarkStart w:id="103" w:name="X3eea89613e529bc4636accf1a8153b58db87eca"/>
+    <w:bookmarkStart w:id="101" w:name="X6f75f912364272564da9bd72c339309408e0f52"/>
     <w:p>
       <w:pPr>
         <w:pStyle w:val="Heading2"/>
       </w:pPr>
       <w:r>
+        <w:t xml:space="preserve">v1.2.0 — 2026-06-19 — Z.AI Coding Plan provider alias</w:t>
+      </w:r>
+    </w:p>
+    <w:bookmarkStart w:id="98" w:name="added-10"/>
+    <w:p>
+      <w:pPr>
+        <w:pStyle w:val="Heading3"/>
+      </w:pPr>
+      <w:r>
+        <w:t xml:space="preserve">Added</w:t>
+      </w:r>
+    </w:p>
+    <w:p>
+      <w:pPr>
+        <w:pStyle w:val="Compact"/>
+        <w:numPr>
+          <w:ilvl w:val="0"/>
+          <w:numId w:val="1068"/>
+        </w:numPr>
+      </w:pPr>
+      <w:r>
+        <w:rPr>
+          <w:rStyle w:val="VerbatimChar"/>
+          <w:b/>
+          <w:bCs/>
+        </w:rPr>
+        <w:t xml:space="preserve">zai-coding-plan</w:t>
+      </w:r>
+      <w:r>
+        <w:rPr>
+          <w:b/>
+          <w:bCs/>
+        </w:rPr>
+        <w:t xml:space="preserve"> </w:t>
+      </w:r>
+      <w:r>
+        <w:rPr>
+          <w:b/>
+          <w:bCs/>
+        </w:rPr>
+        <w:t xml:space="preserve">provider alias</w:t>
+      </w:r>
+      <w:r>
+        <w:t xml:space="preserve"> </w:t>
+      </w:r>
+      <w:r>
+        <w:t xml:space="preserve">— OpenAI-compatible router transport via</w:t>
+      </w:r>
+      <w:r>
+        <w:t xml:space="preserve"> </w:t>
+      </w:r>
+      <w:r>
+        <w:rPr>
+          <w:rStyle w:val="VerbatimChar"/>
+        </w:rPr>
+        <w:t xml:space="preserve">https://api.z.ai/api/coding/paas/v4</w:t>
+      </w:r>
+      <w:r>
+        <w:t xml:space="preserve"> </w:t>
+      </w:r>
+      <w:r>
+        <w:t xml:space="preserve">(Coding Max-Yearly Plan endpoint).</w:t>
+      </w:r>
+    </w:p>
+    <w:p>
+      <w:pPr>
+        <w:pStyle w:val="Compact"/>
+        <w:numPr>
+          <w:ilvl w:val="0"/>
+          <w:numId w:val="1068"/>
+        </w:numPr>
+      </w:pPr>
+      <w:r>
+        <w:rPr>
+          <w:b/>
+          <w:bCs/>
+        </w:rPr>
+        <w:t xml:space="preserve">Model overrides</w:t>
+      </w:r>
+      <w:r>
+        <w:t xml:space="preserve">: strong =</w:t>
+      </w:r>
+      <w:r>
+        <w:t xml:space="preserve"> </w:t>
+      </w:r>
+      <w:r>
+        <w:rPr>
+          <w:rStyle w:val="VerbatimChar"/>
+        </w:rPr>
+        <w:t xml:space="preserve">glm-5.2</w:t>
+      </w:r>
+      <w:r>
+        <w:t xml:space="preserve"> </w:t>
+      </w:r>
+      <w:r>
+        <w:t xml:space="preserve">(flagship 1M context reasoning model, free on plan), fast =</w:t>
+      </w:r>
+      <w:r>
+        <w:t xml:space="preserve"> </w:t>
+      </w:r>
+      <w:r>
+        <w:rPr>
+          <w:rStyle w:val="VerbatimChar"/>
+        </w:rPr>
+        <w:t xml:space="preserve">glm-4.7</w:t>
+      </w:r>
+      <w:r>
+        <w:t xml:space="preserve"> </w:t>
+      </w:r>
+      <w:r>
+        <w:t xml:space="preserve">(204k context, tool_call, 0 cost).</w:t>
+      </w:r>
+    </w:p>
+    <w:p>
+      <w:pPr>
+        <w:pStyle w:val="Compact"/>
+        <w:numPr>
+          <w:ilvl w:val="0"/>
+          <w:numId w:val="1068"/>
+        </w:numPr>
+      </w:pPr>
+      <w:r>
+        <w:rPr>
+          <w:b/>
+          <w:bCs/>
+        </w:rPr>
+        <w:t xml:space="preserve">key-aliases.json mapping</w:t>
+      </w:r>
+      <w:r>
+        <w:t xml:space="preserve">:</w:t>
+      </w:r>
+      <w:r>
+        <w:t xml:space="preserve"> </w:t>
+      </w:r>
+      <w:r>
+        <w:rPr>
+          <w:rStyle w:val="VerbatimChar"/>
+        </w:rPr>
+        <w:t xml:space="preserve">ZAI_API_KEY</w:t>
+      </w:r>
+      <w:r>
+        <w:t xml:space="preserve"> </w:t>
+      </w:r>
+      <w:r>
+        <w:t xml:space="preserve">→</w:t>
+      </w:r>
+      <w:r>
+        <w:t xml:space="preserve"> </w:t>
+      </w:r>
+      <w:r>
+        <w:rPr>
+          <w:rStyle w:val="VerbatimChar"/>
+        </w:rPr>
+        <w:t xml:space="preserve">zai-coding-plan</w:t>
+      </w:r>
+      <w:r>
+        <w:t xml:space="preserve"> </w:t>
+      </w:r>
+      <w:r>
+        <w:t xml:space="preserve">(targets the coding plan API endpoint instead of the general</w:t>
+      </w:r>
+      <w:r>
+        <w:t xml:space="preserve"> </w:t>
+      </w:r>
+      <w:r>
+        <w:rPr>
+          <w:rStyle w:val="VerbatimChar"/>
+        </w:rPr>
+        <w:t xml:space="preserve">z.ai</w:t>
+      </w:r>
+      <w:r>
+        <w:t xml:space="preserve"> </w:t>
+      </w:r>
+      <w:r>
+        <w:t xml:space="preserve">paas endpoint).</w:t>
+      </w:r>
+    </w:p>
+    <w:p>
+      <w:pPr>
+        <w:pStyle w:val="Compact"/>
+        <w:numPr>
+          <w:ilvl w:val="0"/>
+          <w:numId w:val="1068"/>
+        </w:numPr>
+      </w:pPr>
+      <w:r>
+        <w:rPr>
+          <w:b/>
+          <w:bCs/>
+        </w:rPr>
+        <w:t xml:space="preserve">overrides.json pin</w:t>
+      </w:r>
+      <w:r>
+        <w:t xml:space="preserve">: overrides auto-selected strong/fast models for the coding plan.</w:t>
+      </w:r>
+    </w:p>
+    <w:p>
+      <w:pPr>
+        <w:pStyle w:val="Compact"/>
+        <w:numPr>
+          <w:ilvl w:val="0"/>
+          <w:numId w:val="1068"/>
+        </w:numPr>
+      </w:pPr>
+      <w:r>
+        <w:rPr>
+          <w:b/>
+          <w:bCs/>
+        </w:rPr>
+        <w:t xml:space="preserve">Sandbox test coverage</w:t>
+      </w:r>
+      <w:r>
+        <w:t xml:space="preserve">: resolver tests (env-key matching, coding endpoint, router transport, glm-5.2/glm-4.7 model selection) + sync e2e tests (env file, alias, model overrides).</w:t>
+      </w:r>
+    </w:p>
+    <w:p>
+      <w:pPr>
+        <w:pStyle w:val="Compact"/>
+        <w:numPr>
+          <w:ilvl w:val="0"/>
+          <w:numId w:val="1068"/>
+        </w:numPr>
+      </w:pPr>
+      <w:r>
+        <w:rPr>
+          <w:b/>
+          <w:bCs/>
+        </w:rPr>
+        <w:t xml:space="preserve">Live endpoint verification</w:t>
+      </w:r>
+      <w:r>
+        <w:t xml:space="preserve">: HTTP 200 at</w:t>
+      </w:r>
+      <w:r>
+        <w:t xml:space="preserve"> </w:t>
+      </w:r>
+      <w:r>
+        <w:rPr>
+          <w:rStyle w:val="VerbatimChar"/>
+        </w:rPr>
+        <w:t xml:space="preserve">/models</w:t>
+      </w:r>
+      <w:r>
+        <w:t xml:space="preserve"> </w:t>
+      </w:r>
+      <w:r>
+        <w:t xml:space="preserve">(8 models discovered), curl test of</w:t>
+      </w:r>
+      <w:r>
+        <w:t xml:space="preserve"> </w:t>
+      </w:r>
+      <w:r>
+        <w:rPr>
+          <w:rStyle w:val="VerbatimChar"/>
+        </w:rPr>
+        <w:t xml:space="preserve">glm-4.7</w:t>
+      </w:r>
+      <w:r>
+        <w:t xml:space="preserve"> </w:t>
+      </w:r>
+      <w:r>
+        <w:t xml:space="preserve">chat completion confirmed operational.</w:t>
+      </w:r>
+    </w:p>
+    <w:p>
+      <w:pPr>
+        <w:pStyle w:val="Compact"/>
+        <w:numPr>
+          <w:ilvl w:val="0"/>
+          <w:numId w:val="1068"/>
+        </w:numPr>
+      </w:pPr>
+      <w:r>
+        <w:rPr>
+          <w:b/>
+          <w:bCs/>
+        </w:rPr>
+        <w:t xml:space="preserve">ccr integration</w:t>
+      </w:r>
+      <w:r>
+        <w:t xml:space="preserve">: provider auto-registered in</w:t>
+      </w:r>
+      <w:r>
+        <w:t xml:space="preserve"> </w:t>
+      </w:r>
+      <w:r>
+        <w:rPr>
+          <w:rStyle w:val="VerbatimChar"/>
+        </w:rPr>
+        <w:t xml:space="preserve">~/.claude-code-router/config.json</w:t>
+      </w:r>
+      <w:r>
+        <w:t xml:space="preserve"> </w:t>
+      </w:r>
+      <w:r>
+        <w:t xml:space="preserve">as the active default route.</w:t>
+      </w:r>
+    </w:p>
+    <w:bookmarkEnd w:id="98"/>
+    <w:bookmarkStart w:id="99" w:name="changed-6"/>
+    <w:p>
+      <w:pPr>
+        <w:pStyle w:val="Heading3"/>
+      </w:pPr>
+      <w:r>
+        <w:t xml:space="preserve">Changed</w:t>
+      </w:r>
+    </w:p>
+    <w:p>
+      <w:pPr>
+        <w:pStyle w:val="Compact"/>
+        <w:numPr>
+          <w:ilvl w:val="0"/>
+          <w:numId w:val="1069"/>
+        </w:numPr>
+      </w:pPr>
+      <w:r>
+        <w:rPr>
+          <w:rStyle w:val="VerbatimChar"/>
+        </w:rPr>
+        <w:t xml:space="preserve">overrides.json</w:t>
+      </w:r>
+      <w:r>
+        <w:t xml:space="preserve"> </w:t>
+      </w:r>
+      <w:r>
+        <w:t xml:space="preserve">extended with</w:t>
+      </w:r>
+      <w:r>
+        <w:t xml:space="preserve"> </w:t>
+      </w:r>
+      <w:r>
+        <w:rPr>
+          <w:rStyle w:val="VerbatimChar"/>
+        </w:rPr>
+        <w:t xml:space="preserve">zai-coding-plan</w:t>
+      </w:r>
+      <w:r>
+        <w:t xml:space="preserve"> </w:t>
+      </w:r>
+      <w:r>
+        <w:t xml:space="preserve">section for model pinning.</w:t>
+      </w:r>
+    </w:p>
+    <w:bookmarkEnd w:id="99"/>
+    <w:bookmarkStart w:id="100" w:name="full-test-suite-5"/>
+    <w:p>
+      <w:pPr>
+        <w:pStyle w:val="Heading3"/>
+      </w:pPr>
+      <w:r>
+        <w:t xml:space="preserve">Full test suite</w:t>
+      </w:r>
+    </w:p>
+    <w:p>
+      <w:pPr>
+        <w:pStyle w:val="Compact"/>
+        <w:numPr>
+          <w:ilvl w:val="0"/>
+          <w:numId w:val="1070"/>
+        </w:numPr>
+      </w:pPr>
+      <w:r>
+        <w:t xml:space="preserve">8/8 test files passed (ALL GREEN), 0 failures. Provider tests include 5 new assertions for</w:t>
+      </w:r>
+      <w:r>
+        <w:t xml:space="preserve"> </w:t>
+      </w:r>
+      <w:r>
+        <w:rPr>
+          <w:rStyle w:val="VerbatimChar"/>
+        </w:rPr>
+        <w:t xml:space="preserve">zai-coding-plan</w:t>
+      </w:r>
+      <w:r>
+        <w:t xml:space="preserve">.</w:t>
+      </w:r>
+    </w:p>
+    <w:bookmarkEnd w:id="100"/>
+    <w:bookmarkEnd w:id="101"/>
+    <w:bookmarkStart w:id="107" w:name="X3eea89613e529bc4636accf1a8153b58db87eca"/>
+    <w:p>
+      <w:pPr>
+        <w:pStyle w:val="Heading2"/>
+      </w:pPr>
+      <w:r>
         <w:t xml:space="preserve">v1.1.0 — 2026-06-16 — Distributed infrastructure + provider verification</w:t>
       </w:r>
     </w:p>
@@ -12043,7 +12901,7 @@
         <w:t xml:space="preserve">aliases proven on two hosts and two transports.</w:t>
       </w:r>
     </w:p>
-    <w:bookmarkStart w:id="98" w:name="added-11"/>
+    <w:bookmarkStart w:id="102" w:name="added-11"/>
     <w:p>
       <w:pPr>
         <w:pStyle w:val="Heading3"/>
@@ -12057,7 +12915,7 @@
         <w:pStyle w:val="Compact"/>
         <w:numPr>
           <w:ilvl w:val="0"/>
-          <w:numId w:val="1068"/>
+          <w:numId w:val="1071"/>
         </w:numPr>
       </w:pPr>
       <w:r>
@@ -12168,7 +13026,7 @@
         <w:pStyle w:val="Compact"/>
         <w:numPr>
           <w:ilvl w:val="0"/>
-          <w:numId w:val="1068"/>
+          <w:numId w:val="1071"/>
         </w:numPr>
       </w:pPr>
       <w:r>
@@ -12220,7 +13078,7 @@
         <w:pStyle w:val="Compact"/>
         <w:numPr>
           <w:ilvl w:val="0"/>
-          <w:numId w:val="1068"/>
+          <w:numId w:val="1071"/>
         </w:numPr>
       </w:pPr>
       <w:r>
@@ -12251,7 +13109,7 @@
         <w:pStyle w:val="Compact"/>
         <w:numPr>
           <w:ilvl w:val="1"/>
-          <w:numId w:val="1069"/>
+          <w:numId w:val="1072"/>
         </w:numPr>
       </w:pPr>
       <w:r>
@@ -12302,7 +13160,7 @@
         <w:pStyle w:val="Compact"/>
         <w:numPr>
           <w:ilvl w:val="1"/>
-          <w:numId w:val="1069"/>
+          <w:numId w:val="1072"/>
         </w:numPr>
       </w:pPr>
       <w:r>
@@ -12345,7 +13203,7 @@
         <w:pStyle w:val="Compact"/>
         <w:numPr>
           <w:ilvl w:val="1"/>
-          <w:numId w:val="1069"/>
+          <w:numId w:val="1072"/>
         </w:numPr>
       </w:pPr>
       <w:r>
@@ -12402,7 +13260,7 @@
         <w:pStyle w:val="Compact"/>
         <w:numPr>
           <w:ilvl w:val="1"/>
-          <w:numId w:val="1069"/>
+          <w:numId w:val="1072"/>
         </w:numPr>
       </w:pPr>
       <w:r>
@@ -12423,7 +13281,7 @@
         <w:pStyle w:val="Compact"/>
         <w:numPr>
           <w:ilvl w:val="0"/>
-          <w:numId w:val="1068"/>
+          <w:numId w:val="1071"/>
         </w:numPr>
       </w:pPr>
       <w:r>
@@ -12479,7 +13337,7 @@
         <w:pStyle w:val="Compact"/>
         <w:numPr>
           <w:ilvl w:val="0"/>
-          <w:numId w:val="1068"/>
+          <w:numId w:val="1071"/>
         </w:numPr>
       </w:pPr>
       <w:r>
@@ -12517,8 +13375,8 @@
         <w:t xml:space="preserve">end-to-end alias proofs.</w:t>
       </w:r>
     </w:p>
-    <w:bookmarkEnd w:id="98"/>
-    <w:bookmarkStart w:id="99" w:name="changed-7"/>
+    <w:bookmarkEnd w:id="102"/>
+    <w:bookmarkStart w:id="103" w:name="changed-7"/>
     <w:p>
       <w:pPr>
         <w:pStyle w:val="Heading3"/>
@@ -12532,7 +13390,7 @@
         <w:pStyle w:val="Compact"/>
         <w:numPr>
           <w:ilvl w:val="0"/>
-          <w:numId w:val="1070"/>
+          <w:numId w:val="1073"/>
         </w:numPr>
       </w:pPr>
       <w:r>
@@ -12593,7 +13451,7 @@
         <w:pStyle w:val="Compact"/>
         <w:numPr>
           <w:ilvl w:val="0"/>
-          <w:numId w:val="1070"/>
+          <w:numId w:val="1073"/>
         </w:numPr>
       </w:pPr>
       <w:r>
@@ -12644,7 +13502,7 @@
         <w:pStyle w:val="Compact"/>
         <w:numPr>
           <w:ilvl w:val="0"/>
-          <w:numId w:val="1070"/>
+          <w:numId w:val="1073"/>
         </w:numPr>
       </w:pPr>
       <w:r>
@@ -12676,8 +13534,8 @@
         <w:t xml:space="preserve">(HTML/PDF/DOCX).</w:t>
       </w:r>
     </w:p>
-    <w:bookmarkEnd w:id="99"/>
-    <w:bookmarkStart w:id="100" w:name="X08528e409e6d44ab0933f6ae15548960525d0be"/>
+    <w:bookmarkEnd w:id="103"/>
+    <w:bookmarkStart w:id="104" w:name="X08528e409e6d44ab0933f6ae15548960525d0be"/>
     <w:p>
       <w:pPr>
         <w:pStyle w:val="Heading3"/>
@@ -12691,7 +13549,7 @@
         <w:pStyle w:val="Compact"/>
         <w:numPr>
           <w:ilvl w:val="0"/>
-          <w:numId w:val="1071"/>
+          <w:numId w:val="1074"/>
         </w:numPr>
       </w:pPr>
       <w:r>
@@ -12740,7 +13598,7 @@
         <w:pStyle w:val="Compact"/>
         <w:numPr>
           <w:ilvl w:val="0"/>
-          <w:numId w:val="1071"/>
+          <w:numId w:val="1074"/>
         </w:numPr>
       </w:pPr>
       <w:r>
@@ -12777,7 +13635,7 @@
         <w:pStyle w:val="Compact"/>
         <w:numPr>
           <w:ilvl w:val="0"/>
-          <w:numId w:val="1071"/>
+          <w:numId w:val="1074"/>
         </w:numPr>
       </w:pPr>
       <w:r>
@@ -12805,7 +13663,7 @@
         <w:pStyle w:val="Compact"/>
         <w:numPr>
           <w:ilvl w:val="0"/>
-          <w:numId w:val="1071"/>
+          <w:numId w:val="1074"/>
         </w:numPr>
       </w:pPr>
       <w:r>
@@ -12845,7 +13703,7 @@
         <w:pStyle w:val="Compact"/>
         <w:numPr>
           <w:ilvl w:val="0"/>
-          <w:numId w:val="1071"/>
+          <w:numId w:val="1074"/>
         </w:numPr>
       </w:pPr>
       <w:r>
@@ -12912,7 +13770,7 @@
         <w:pStyle w:val="Compact"/>
         <w:numPr>
           <w:ilvl w:val="0"/>
-          <w:numId w:val="1071"/>
+          <w:numId w:val="1074"/>
         </w:numPr>
       </w:pPr>
       <w:r>
@@ -12950,8 +13808,8 @@
         <w:t xml:space="preserve">cross-account sync-state on isolated provider dirs.</w:t>
       </w:r>
     </w:p>
-    <w:bookmarkEnd w:id="100"/>
-    <w:bookmarkStart w:id="101" w:name="X7b6b31a71aa5e1b1df81413a1880ad3edcce6d6"/>
+    <w:bookmarkEnd w:id="104"/>
+    <w:bookmarkStart w:id="105" w:name="X7b6b31a71aa5e1b1df81413a1880ad3edcce6d6"/>
     <w:p>
       <w:pPr>
         <w:pStyle w:val="Heading3"/>
@@ -12965,7 +13823,7 @@
         <w:pStyle w:val="Compact"/>
         <w:numPr>
           <w:ilvl w:val="0"/>
-          <w:numId w:val="1072"/>
+          <w:numId w:val="1075"/>
         </w:numPr>
       </w:pPr>
       <w:r>
@@ -12993,7 +13851,7 @@
         <w:pStyle w:val="Compact"/>
         <w:numPr>
           <w:ilvl w:val="0"/>
-          <w:numId w:val="1072"/>
+          <w:numId w:val="1075"/>
         </w:numPr>
       </w:pPr>
       <w:r>
@@ -13021,7 +13879,7 @@
         <w:pStyle w:val="Compact"/>
         <w:numPr>
           <w:ilvl w:val="0"/>
-          <w:numId w:val="1072"/>
+          <w:numId w:val="1075"/>
         </w:numPr>
       </w:pPr>
       <w:r>
@@ -13034,8 +13892,8 @@
         <w:t xml:space="preserve">honestly; excluded under "valid users only" but kept fully supported.</w:t>
       </w:r>
     </w:p>
-    <w:bookmarkEnd w:id="101"/>
-    <w:bookmarkStart w:id="102" w:name="safety"/>
+    <w:bookmarkEnd w:id="105"/>
+    <w:bookmarkStart w:id="106" w:name="safety"/>
     <w:p>
       <w:pPr>
         <w:pStyle w:val="Heading3"/>
@@ -13049,7 +13907,7 @@
         <w:pStyle w:val="Compact"/>
         <w:numPr>
           <w:ilvl w:val="0"/>
-          <w:numId w:val="1073"/>
+          <w:numId w:val="1076"/>
         </w:numPr>
       </w:pPr>
       <w:r>
@@ -13100,7 +13958,7 @@
         <w:pStyle w:val="Compact"/>
         <w:numPr>
           <w:ilvl w:val="0"/>
-          <w:numId w:val="1073"/>
+          <w:numId w:val="1076"/>
         </w:numPr>
       </w:pPr>
       <w:r>
@@ -13125,9 +13983,9 @@
         <w:t xml:space="preserve">All published ports bound to loopback.</w:t>
       </w:r>
     </w:p>
-    <w:bookmarkEnd w:id="102"/>
-    <w:bookmarkEnd w:id="103"/>
-    <w:bookmarkStart w:id="104" w:name="X0b5e2b6bb8414853f28cab918f1092cceff261f"/>
+    <w:bookmarkEnd w:id="106"/>
+    <w:bookmarkEnd w:id="107"/>
+    <w:bookmarkStart w:id="108" w:name="X0b5e2b6bb8414853f28cab918f1092cceff261f"/>
     <w:p>
       <w:pPr>
         <w:pStyle w:val="Heading2"/>
@@ -13195,8 +14053,8 @@
         <w:t xml:space="preserve">.</w:t>
       </w:r>
     </w:p>
-    <w:bookmarkEnd w:id="104"/>
-    <w:bookmarkStart w:id="108" w:name="X73f1b74114f5ea30e47358e35fb30d0b7a0161a"/>
+    <w:bookmarkEnd w:id="108"/>
+    <w:bookmarkStart w:id="112" w:name="X73f1b74114f5ea30e47358e35fb30d0b7a0161a"/>
     <w:p>
       <w:pPr>
         <w:pStyle w:val="Heading2"/>
@@ -13205,7 +14063,7 @@
         <w:t xml:space="preserve">v1.6.7 — 2026-06-21 — Poe proxy fix for all aliases</w:t>
       </w:r>
     </w:p>
-    <w:bookmarkStart w:id="105" w:name="fixed-11"/>
+    <w:bookmarkStart w:id="109" w:name="fixed-12"/>
     <w:p>
       <w:pPr>
         <w:pStyle w:val="Heading3"/>
@@ -13219,7 +14077,7 @@
         <w:pStyle w:val="Compact"/>
         <w:numPr>
           <w:ilvl w:val="0"/>
-          <w:numId w:val="1074"/>
+          <w:numId w:val="1077"/>
         </w:numPr>
       </w:pPr>
       <w:r>
@@ -13268,7 +14126,7 @@
         <w:pStyle w:val="Compact"/>
         <w:numPr>
           <w:ilvl w:val="0"/>
-          <w:numId w:val="1074"/>
+          <w:numId w:val="1077"/>
         </w:numPr>
       </w:pPr>
       <w:r>
@@ -13296,7 +14154,7 @@
         <w:pStyle w:val="Compact"/>
         <w:numPr>
           <w:ilvl w:val="0"/>
-          <w:numId w:val="1074"/>
+          <w:numId w:val="1077"/>
         </w:numPr>
       </w:pPr>
       <w:r>
@@ -13308,173 +14166,6 @@
       </w:r>
       <w:r>
         <w:t xml:space="preserve">: same fix applied</w:t>
-      </w:r>
-    </w:p>
-    <w:bookmarkEnd w:id="105"/>
-    <w:bookmarkStart w:id="106" w:name="verified-10"/>
-    <w:p>
-      <w:pPr>
-        <w:pStyle w:val="Heading3"/>
-      </w:pPr>
-      <w:r>
-        <w:t xml:space="preserve">Verified</w:t>
-      </w:r>
-    </w:p>
-    <w:p>
-      <w:pPr>
-        <w:pStyle w:val="Compact"/>
-        <w:numPr>
-          <w:ilvl w:val="0"/>
-          <w:numId w:val="1075"/>
-        </w:numPr>
-      </w:pPr>
-      <w:r>
-        <w:t xml:space="preserve">All 3 Poe aliases work:</w:t>
-      </w:r>
-      <w:r>
-        <w:t xml:space="preserve"> </w:t>
-      </w:r>
-      <w:r>
-        <w:rPr>
-          <w:rStyle w:val="VerbatimChar"/>
-        </w:rPr>
-        <w:t xml:space="preserve">poe</w:t>
-      </w:r>
-      <w:r>
-        <w:t xml:space="preserve"> </w:t>
-      </w:r>
-      <w:r>
-        <w:t xml:space="preserve">✅,</w:t>
-      </w:r>
-      <w:r>
-        <w:t xml:space="preserve"> </w:t>
-      </w:r>
-      <w:r>
-        <w:rPr>
-          <w:rStyle w:val="VerbatimChar"/>
-        </w:rPr>
-        <w:t xml:space="preserve">poe2</w:t>
-      </w:r>
-      <w:r>
-        <w:t xml:space="preserve"> </w:t>
-      </w:r>
-      <w:r>
-        <w:t xml:space="preserve">✅,</w:t>
-      </w:r>
-      <w:r>
-        <w:t xml:space="preserve"> </w:t>
-      </w:r>
-      <w:r>
-        <w:rPr>
-          <w:rStyle w:val="VerbatimChar"/>
-        </w:rPr>
-        <w:t xml:space="preserve">poe3</w:t>
-      </w:r>
-      <w:r>
-        <w:t xml:space="preserve"> </w:t>
-      </w:r>
-      <w:r>
-        <w:t xml:space="preserve">✅</w:t>
-      </w:r>
-    </w:p>
-    <w:p>
-      <w:pPr>
-        <w:pStyle w:val="Compact"/>
-        <w:numPr>
-          <w:ilvl w:val="0"/>
-          <w:numId w:val="1075"/>
-        </w:numPr>
-      </w:pPr>
-      <w:r>
-        <w:t xml:space="preserve">Deployed to both local host and nezha.local</w:t>
-      </w:r>
-    </w:p>
-    <w:bookmarkEnd w:id="106"/>
-    <w:bookmarkStart w:id="107" w:name="tests-5"/>
-    <w:p>
-      <w:pPr>
-        <w:pStyle w:val="Heading3"/>
-      </w:pPr>
-      <w:r>
-        <w:t xml:space="preserve">Tests</w:t>
-      </w:r>
-    </w:p>
-    <w:p>
-      <w:pPr>
-        <w:pStyle w:val="Compact"/>
-        <w:numPr>
-          <w:ilvl w:val="0"/>
-          <w:numId w:val="1076"/>
-        </w:numPr>
-      </w:pPr>
-      <w:r>
-        <w:t xml:space="preserve">Local: 8/8 ALL GREEN</w:t>
-      </w:r>
-    </w:p>
-    <w:p>
-      <w:pPr>
-        <w:pStyle w:val="Compact"/>
-        <w:numPr>
-          <w:ilvl w:val="0"/>
-          <w:numId w:val="1076"/>
-        </w:numPr>
-      </w:pPr>
-      <w:r>
-        <w:t xml:space="preserve">nezha.local: 7/8 (pandoc missing — pre-existing)</w:t>
-      </w:r>
-    </w:p>
-    <w:bookmarkEnd w:id="107"/>
-    <w:bookmarkEnd w:id="108"/>
-    <w:bookmarkStart w:id="112" w:name="v168--2026-06-21--poe-proxy-gzip-fix"/>
-    <w:p>
-      <w:pPr>
-        <w:pStyle w:val="Heading2"/>
-      </w:pPr>
-      <w:r>
-        <w:t xml:space="preserve">v1.6.8 — 2026-06-21 — Poe proxy gzip fix</w:t>
-      </w:r>
-    </w:p>
-    <w:bookmarkStart w:id="109" w:name="fixed-12"/>
-    <w:p>
-      <w:pPr>
-        <w:pStyle w:val="Heading3"/>
-      </w:pPr>
-      <w:r>
-        <w:t xml:space="preserve">Fixed</w:t>
-      </w:r>
-    </w:p>
-    <w:p>
-      <w:pPr>
-        <w:pStyle w:val="Compact"/>
-        <w:numPr>
-          <w:ilvl w:val="0"/>
-          <w:numId w:val="1077"/>
-        </w:numPr>
-      </w:pPr>
-      <w:r>
-        <w:rPr>
-          <w:b/>
-          <w:bCs/>
-        </w:rPr>
-        <w:t xml:space="preserve">Poe proxy gzip decompression</w:t>
-      </w:r>
-      <w:r>
-        <w:t xml:space="preserve"> </w:t>
-      </w:r>
-      <w:r>
-        <w:t xml:space="preserve">— Poe API returns gzip-compressed responses</w:t>
-      </w:r>
-      <w:r>
-        <w:t xml:space="preserve"> </w:t>
-      </w:r>
-      <w:r>
-        <w:t xml:space="preserve">but the proxy tried to read them as UTF-8 without decompressing, causing</w:t>
-      </w:r>
-      <w:r>
-        <w:t xml:space="preserve"> </w:t>
-      </w:r>
-      <w:r>
-        <w:t xml:space="preserve">UnicodeDecodeError. Added gzip decompression for both success and error responses.</w:t>
       </w:r>
     </w:p>
     <w:bookmarkEnd w:id="109"/>
@@ -13496,6 +14187,12 @@
         </w:numPr>
       </w:pPr>
       <w:r>
+        <w:t xml:space="preserve">All 3 Poe aliases work:</w:t>
+      </w:r>
+      <w:r>
+        <w:t xml:space="preserve"> </w:t>
+      </w:r>
+      <w:r>
         <w:rPr>
           <w:rStyle w:val="VerbatimChar"/>
         </w:rPr>
@@ -13505,7 +14202,37 @@
         <w:t xml:space="preserve"> </w:t>
       </w:r>
       <w:r>
-        <w:t xml:space="preserve">(claude-sonnet-4.6): ✅ YES</w:t>
+        <w:t xml:space="preserve">✅,</w:t>
+      </w:r>
+      <w:r>
+        <w:t xml:space="preserve"> </w:t>
+      </w:r>
+      <w:r>
+        <w:rPr>
+          <w:rStyle w:val="VerbatimChar"/>
+        </w:rPr>
+        <w:t xml:space="preserve">poe2</w:t>
+      </w:r>
+      <w:r>
+        <w:t xml:space="preserve"> </w:t>
+      </w:r>
+      <w:r>
+        <w:t xml:space="preserve">✅,</w:t>
+      </w:r>
+      <w:r>
+        <w:t xml:space="preserve"> </w:t>
+      </w:r>
+      <w:r>
+        <w:rPr>
+          <w:rStyle w:val="VerbatimChar"/>
+        </w:rPr>
+        <w:t xml:space="preserve">poe3</w:t>
+      </w:r>
+      <w:r>
+        <w:t xml:space="preserve"> </w:t>
+      </w:r>
+      <w:r>
+        <w:t xml:space="preserve">✅</w:t>
       </w:r>
     </w:p>
     <w:p>
@@ -13517,41 +14244,11 @@
         </w:numPr>
       </w:pPr>
       <w:r>
-        <w:rPr>
-          <w:rStyle w:val="VerbatimChar"/>
-        </w:rPr>
-        <w:t xml:space="preserve">poe2</w:t>
-      </w:r>
-      <w:r>
-        <w:t xml:space="preserve"> </w:t>
-      </w:r>
-      <w:r>
-        <w:t xml:space="preserve">(gpt-5.5): ✅ YES</w:t>
-      </w:r>
-    </w:p>
-    <w:p>
-      <w:pPr>
-        <w:pStyle w:val="Compact"/>
-        <w:numPr>
-          <w:ilvl w:val="0"/>
-          <w:numId w:val="1078"/>
-        </w:numPr>
-      </w:pPr>
-      <w:r>
-        <w:rPr>
-          <w:rStyle w:val="VerbatimChar"/>
-        </w:rPr>
-        <w:t xml:space="preserve">poe3</w:t>
-      </w:r>
-      <w:r>
-        <w:t xml:space="preserve"> </w:t>
-      </w:r>
-      <w:r>
-        <w:t xml:space="preserve">(grok-4): ❌ Different error (Grok-4 schema validation, not tools format)</w:t>
+        <w:t xml:space="preserve">Deployed to both local host and nezha.local</w:t>
       </w:r>
     </w:p>
     <w:bookmarkEnd w:id="110"/>
-    <w:bookmarkStart w:id="111" w:name="tests-6"/>
+    <w:bookmarkStart w:id="111" w:name="tests-5"/>
     <w:p>
       <w:pPr>
         <w:pStyle w:val="Heading3"/>
@@ -13581,18 +14278,18 @@
         </w:numPr>
       </w:pPr>
       <w:r>
-        <w:t xml:space="preserve">nezha.local: 8/8 ALL GREEN</w:t>
+        <w:t xml:space="preserve">nezha.local: 7/8 (pandoc missing — pre-existing)</w:t>
       </w:r>
     </w:p>
     <w:bookmarkEnd w:id="111"/>
     <w:bookmarkEnd w:id="112"/>
-    <w:bookmarkStart w:id="116" w:name="X6b73aa0a1c0550d32fa078e70116793f37aa5fa"/>
+    <w:bookmarkStart w:id="116" w:name="v168--2026-06-21--poe-proxy-gzip-fix"/>
     <w:p>
       <w:pPr>
         <w:pStyle w:val="Heading2"/>
       </w:pPr>
       <w:r>
-        <w:t xml:space="preserve">v1.6.9 — 2026-06-21 — Poe proxy $ref fix for Grok-4</w:t>
+        <w:t xml:space="preserve">v1.6.8 — 2026-06-21 — Poe proxy gzip fix</w:t>
       </w:r>
     </w:p>
     <w:bookmarkStart w:id="113" w:name="fixed-13"/>
@@ -13617,121 +14314,25 @@
           <w:b/>
           <w:bCs/>
         </w:rPr>
-        <w:t xml:space="preserve">Poe proxy $ref resolution</w:t>
-      </w:r>
-      <w:r>
-        <w:t xml:space="preserve"> </w:t>
-      </w:r>
-      <w:r>
-        <w:t xml:space="preserve">— Claude Code sends tool schemas with</w:t>
-      </w:r>
-      <w:r>
-        <w:t xml:space="preserve"> </w:t>
-      </w:r>
-      <w:r>
-        <w:rPr>
-          <w:rStyle w:val="VerbatimChar"/>
-        </w:rPr>
-        <w:t xml:space="preserve">$ref</w:t>
-      </w:r>
-      <w:r>
-        <w:t xml:space="preserve"> </w:t>
-      </w:r>
-      <w:r>
-        <w:t xml:space="preserve">references to</w:t>
-      </w:r>
-      <w:r>
-        <w:t xml:space="preserve"> </w:t>
-      </w:r>
-      <w:r>
-        <w:rPr>
-          <w:rStyle w:val="VerbatimChar"/>
-        </w:rPr>
-        <w:t xml:space="preserve">$defs</w:t>
-      </w:r>
-      <w:r>
-        <w:t xml:space="preserve">. Grok-4 and some providers don't support</w:t>
-      </w:r>
-      <w:r>
-        <w:t xml:space="preserve"> </w:t>
-      </w:r>
-      <w:r>
-        <w:rPr>
-          <w:rStyle w:val="VerbatimChar"/>
-        </w:rPr>
-        <w:t xml:space="preserve">$ref</w:t>
-      </w:r>
-      <w:r>
-        <w:t xml:space="preserve"> </w:t>
-      </w:r>
-      <w:r>
-        <w:t xml:space="preserve">in</w:t>
-      </w:r>
-      <w:r>
-        <w:t xml:space="preserve"> </w:t>
-      </w:r>
-      <w:r>
-        <w:t xml:space="preserve">tool schemas. Added</w:t>
-      </w:r>
-      <w:r>
-        <w:t xml:space="preserve"> </w:t>
-      </w:r>
-      <w:r>
-        <w:rPr>
-          <w:rStyle w:val="VerbatimChar"/>
-        </w:rPr>
-        <w:t xml:space="preserve">resolve_refs()</w:t>
-      </w:r>
-      <w:r>
-        <w:t xml:space="preserve"> </w:t>
-      </w:r>
-      <w:r>
-        <w:t xml:space="preserve">function that extracts</w:t>
-      </w:r>
-      <w:r>
-        <w:t xml:space="preserve"> </w:t>
-      </w:r>
-      <w:r>
-        <w:rPr>
-          <w:rStyle w:val="VerbatimChar"/>
-        </w:rPr>
-        <w:t xml:space="preserve">$defs</w:t>
-      </w:r>
-      <w:r>
-        <w:t xml:space="preserve">,</w:t>
-      </w:r>
-      <w:r>
-        <w:t xml:space="preserve"> </w:t>
-      </w:r>
-      <w:r>
-        <w:t xml:space="preserve">resolves all</w:t>
-      </w:r>
-      <w:r>
-        <w:t xml:space="preserve"> </w:t>
-      </w:r>
-      <w:r>
-        <w:rPr>
-          <w:rStyle w:val="VerbatimChar"/>
-        </w:rPr>
-        <w:t xml:space="preserve">$ref</w:t>
-      </w:r>
-      <w:r>
-        <w:t xml:space="preserve"> </w:t>
-      </w:r>
-      <w:r>
-        <w:t xml:space="preserve">references to inline definitions, and removes</w:t>
-      </w:r>
-      <w:r>
-        <w:t xml:space="preserve"> </w:t>
-      </w:r>
-      <w:r>
-        <w:rPr>
-          <w:rStyle w:val="VerbatimChar"/>
-        </w:rPr>
-        <w:t xml:space="preserve">$defs</w:t>
-      </w:r>
-      <w:r>
-        <w:t xml:space="preserve">.</w:t>
+        <w:t xml:space="preserve">Poe proxy gzip decompression</w:t>
+      </w:r>
+      <w:r>
+        <w:t xml:space="preserve"> </w:t>
+      </w:r>
+      <w:r>
+        <w:t xml:space="preserve">— Poe API returns gzip-compressed responses</w:t>
+      </w:r>
+      <w:r>
+        <w:t xml:space="preserve"> </w:t>
+      </w:r>
+      <w:r>
+        <w:t xml:space="preserve">but the proxy tried to read them as UTF-8 without decompressing, causing</w:t>
+      </w:r>
+      <w:r>
+        <w:t xml:space="preserve"> </w:t>
+      </w:r>
+      <w:r>
+        <w:t xml:space="preserve">UnicodeDecodeError. Added gzip decompression for both success and error responses.</w:t>
       </w:r>
     </w:p>
     <w:bookmarkEnd w:id="113"/>
@@ -13804,11 +14405,11 @@
         <w:t xml:space="preserve"> </w:t>
       </w:r>
       <w:r>
-        <w:t xml:space="preserve">(grok-4): ✅ YES (was failing, now works)</w:t>
+        <w:t xml:space="preserve">(grok-4): ❌ Different error (Grok-4 schema validation, not tools format)</w:t>
       </w:r>
     </w:p>
     <w:bookmarkEnd w:id="114"/>
-    <w:bookmarkStart w:id="115" w:name="tests-7"/>
+    <w:bookmarkStart w:id="115" w:name="tests-6"/>
     <w:p>
       <w:pPr>
         <w:pStyle w:val="Heading3"/>
@@ -13843,16 +14444,273 @@
     </w:p>
     <w:bookmarkEnd w:id="115"/>
     <w:bookmarkEnd w:id="116"/>
-    <w:bookmarkStart w:id="121" w:name="X0532de1f3a983780b1972dbb21522315aea09e8"/>
+    <w:bookmarkStart w:id="120" w:name="X6b73aa0a1c0550d32fa078e70116793f37aa5fa"/>
     <w:p>
       <w:pPr>
         <w:pStyle w:val="Heading2"/>
       </w:pPr>
       <w:r>
+        <w:t xml:space="preserve">v1.6.9 — 2026-06-21 — Poe proxy $ref fix for Grok-4</w:t>
+      </w:r>
+    </w:p>
+    <w:bookmarkStart w:id="117" w:name="fixed-14"/>
+    <w:p>
+      <w:pPr>
+        <w:pStyle w:val="Heading3"/>
+      </w:pPr>
+      <w:r>
+        <w:t xml:space="preserve">Fixed</w:t>
+      </w:r>
+    </w:p>
+    <w:p>
+      <w:pPr>
+        <w:pStyle w:val="Compact"/>
+        <w:numPr>
+          <w:ilvl w:val="0"/>
+          <w:numId w:val="1083"/>
+        </w:numPr>
+      </w:pPr>
+      <w:r>
+        <w:rPr>
+          <w:b/>
+          <w:bCs/>
+        </w:rPr>
+        <w:t xml:space="preserve">Poe proxy $ref resolution</w:t>
+      </w:r>
+      <w:r>
+        <w:t xml:space="preserve"> </w:t>
+      </w:r>
+      <w:r>
+        <w:t xml:space="preserve">— Claude Code sends tool schemas with</w:t>
+      </w:r>
+      <w:r>
+        <w:t xml:space="preserve"> </w:t>
+      </w:r>
+      <w:r>
+        <w:rPr>
+          <w:rStyle w:val="VerbatimChar"/>
+        </w:rPr>
+        <w:t xml:space="preserve">$ref</w:t>
+      </w:r>
+      <w:r>
+        <w:t xml:space="preserve"> </w:t>
+      </w:r>
+      <w:r>
+        <w:t xml:space="preserve">references to</w:t>
+      </w:r>
+      <w:r>
+        <w:t xml:space="preserve"> </w:t>
+      </w:r>
+      <w:r>
+        <w:rPr>
+          <w:rStyle w:val="VerbatimChar"/>
+        </w:rPr>
+        <w:t xml:space="preserve">$defs</w:t>
+      </w:r>
+      <w:r>
+        <w:t xml:space="preserve">. Grok-4 and some providers don't support</w:t>
+      </w:r>
+      <w:r>
+        <w:t xml:space="preserve"> </w:t>
+      </w:r>
+      <w:r>
+        <w:rPr>
+          <w:rStyle w:val="VerbatimChar"/>
+        </w:rPr>
+        <w:t xml:space="preserve">$ref</w:t>
+      </w:r>
+      <w:r>
+        <w:t xml:space="preserve"> </w:t>
+      </w:r>
+      <w:r>
+        <w:t xml:space="preserve">in</w:t>
+      </w:r>
+      <w:r>
+        <w:t xml:space="preserve"> </w:t>
+      </w:r>
+      <w:r>
+        <w:t xml:space="preserve">tool schemas. Added</w:t>
+      </w:r>
+      <w:r>
+        <w:t xml:space="preserve"> </w:t>
+      </w:r>
+      <w:r>
+        <w:rPr>
+          <w:rStyle w:val="VerbatimChar"/>
+        </w:rPr>
+        <w:t xml:space="preserve">resolve_refs()</w:t>
+      </w:r>
+      <w:r>
+        <w:t xml:space="preserve"> </w:t>
+      </w:r>
+      <w:r>
+        <w:t xml:space="preserve">function that extracts</w:t>
+      </w:r>
+      <w:r>
+        <w:t xml:space="preserve"> </w:t>
+      </w:r>
+      <w:r>
+        <w:rPr>
+          <w:rStyle w:val="VerbatimChar"/>
+        </w:rPr>
+        <w:t xml:space="preserve">$defs</w:t>
+      </w:r>
+      <w:r>
+        <w:t xml:space="preserve">,</w:t>
+      </w:r>
+      <w:r>
+        <w:t xml:space="preserve"> </w:t>
+      </w:r>
+      <w:r>
+        <w:t xml:space="preserve">resolves all</w:t>
+      </w:r>
+      <w:r>
+        <w:t xml:space="preserve"> </w:t>
+      </w:r>
+      <w:r>
+        <w:rPr>
+          <w:rStyle w:val="VerbatimChar"/>
+        </w:rPr>
+        <w:t xml:space="preserve">$ref</w:t>
+      </w:r>
+      <w:r>
+        <w:t xml:space="preserve"> </w:t>
+      </w:r>
+      <w:r>
+        <w:t xml:space="preserve">references to inline definitions, and removes</w:t>
+      </w:r>
+      <w:r>
+        <w:t xml:space="preserve"> </w:t>
+      </w:r>
+      <w:r>
+        <w:rPr>
+          <w:rStyle w:val="VerbatimChar"/>
+        </w:rPr>
+        <w:t xml:space="preserve">$defs</w:t>
+      </w:r>
+      <w:r>
+        <w:t xml:space="preserve">.</w:t>
+      </w:r>
+    </w:p>
+    <w:bookmarkEnd w:id="117"/>
+    <w:bookmarkStart w:id="118" w:name="verified-13"/>
+    <w:p>
+      <w:pPr>
+        <w:pStyle w:val="Heading3"/>
+      </w:pPr>
+      <w:r>
+        <w:t xml:space="preserve">Verified</w:t>
+      </w:r>
+    </w:p>
+    <w:p>
+      <w:pPr>
+        <w:pStyle w:val="Compact"/>
+        <w:numPr>
+          <w:ilvl w:val="0"/>
+          <w:numId w:val="1084"/>
+        </w:numPr>
+      </w:pPr>
+      <w:r>
+        <w:rPr>
+          <w:rStyle w:val="VerbatimChar"/>
+        </w:rPr>
+        <w:t xml:space="preserve">poe</w:t>
+      </w:r>
+      <w:r>
+        <w:t xml:space="preserve"> </w:t>
+      </w:r>
+      <w:r>
+        <w:t xml:space="preserve">(claude-sonnet-4.6): ✅ YES</w:t>
+      </w:r>
+    </w:p>
+    <w:p>
+      <w:pPr>
+        <w:pStyle w:val="Compact"/>
+        <w:numPr>
+          <w:ilvl w:val="0"/>
+          <w:numId w:val="1084"/>
+        </w:numPr>
+      </w:pPr>
+      <w:r>
+        <w:rPr>
+          <w:rStyle w:val="VerbatimChar"/>
+        </w:rPr>
+        <w:t xml:space="preserve">poe2</w:t>
+      </w:r>
+      <w:r>
+        <w:t xml:space="preserve"> </w:t>
+      </w:r>
+      <w:r>
+        <w:t xml:space="preserve">(gpt-5.5): ✅ YES</w:t>
+      </w:r>
+    </w:p>
+    <w:p>
+      <w:pPr>
+        <w:pStyle w:val="Compact"/>
+        <w:numPr>
+          <w:ilvl w:val="0"/>
+          <w:numId w:val="1084"/>
+        </w:numPr>
+      </w:pPr>
+      <w:r>
+        <w:rPr>
+          <w:rStyle w:val="VerbatimChar"/>
+        </w:rPr>
+        <w:t xml:space="preserve">poe3</w:t>
+      </w:r>
+      <w:r>
+        <w:t xml:space="preserve"> </w:t>
+      </w:r>
+      <w:r>
+        <w:t xml:space="preserve">(grok-4): ✅ YES (was failing, now works)</w:t>
+      </w:r>
+    </w:p>
+    <w:bookmarkEnd w:id="118"/>
+    <w:bookmarkStart w:id="119" w:name="tests-7"/>
+    <w:p>
+      <w:pPr>
+        <w:pStyle w:val="Heading3"/>
+      </w:pPr>
+      <w:r>
+        <w:t xml:space="preserve">Tests</w:t>
+      </w:r>
+    </w:p>
+    <w:p>
+      <w:pPr>
+        <w:pStyle w:val="Compact"/>
+        <w:numPr>
+          <w:ilvl w:val="0"/>
+          <w:numId w:val="1085"/>
+        </w:numPr>
+      </w:pPr>
+      <w:r>
+        <w:t xml:space="preserve">Local: 8/8 ALL GREEN</w:t>
+      </w:r>
+    </w:p>
+    <w:p>
+      <w:pPr>
+        <w:pStyle w:val="Compact"/>
+        <w:numPr>
+          <w:ilvl w:val="0"/>
+          <w:numId w:val="1085"/>
+        </w:numPr>
+      </w:pPr>
+      <w:r>
+        <w:t xml:space="preserve">nezha.local: 8/8 ALL GREEN</w:t>
+      </w:r>
+    </w:p>
+    <w:bookmarkEnd w:id="119"/>
+    <w:bookmarkEnd w:id="120"/>
+    <w:bookmarkStart w:id="125" w:name="X0532de1f3a983780b1972dbb21522315aea09e8"/>
+    <w:p>
+      <w:pPr>
+        <w:pStyle w:val="Heading2"/>
+      </w:pPr>
+      <w:r>
         <w:t xml:space="preserve">v1.7.0 — 2026-06-22 — Poe proxy complete fix (all aliases verified)</w:t>
       </w:r>
     </w:p>
-    <w:bookmarkStart w:id="117" w:name="fixed-14"/>
+    <w:bookmarkStart w:id="121" w:name="fixed-15"/>
     <w:p>
       <w:pPr>
         <w:pStyle w:val="Heading3"/>
@@ -13866,7 +14724,7 @@
         <w:pStyle w:val="Compact"/>
         <w:numPr>
           <w:ilvl w:val="0"/>
-          <w:numId w:val="1083"/>
+          <w:numId w:val="1086"/>
         </w:numPr>
       </w:pPr>
       <w:r>
@@ -13915,7 +14773,7 @@
         <w:pStyle w:val="Compact"/>
         <w:numPr>
           <w:ilvl w:val="0"/>
-          <w:numId w:val="1083"/>
+          <w:numId w:val="1086"/>
         </w:numPr>
       </w:pPr>
       <w:r>
@@ -13932,8 +14790,8 @@
         <w:t xml:space="preserve">now copies proxy scripts during installation (already in place)</w:t>
       </w:r>
     </w:p>
-    <w:bookmarkEnd w:id="117"/>
-    <w:bookmarkStart w:id="118" w:name="X3ca39d2af9b1c1fc71857ee8467886b3e8dc7f9"/>
+    <w:bookmarkEnd w:id="121"/>
+    <w:bookmarkStart w:id="122" w:name="X3ca39d2af9b1c1fc71857ee8467886b3e8dc7f9"/>
     <w:p>
       <w:pPr>
         <w:pStyle w:val="Heading3"/>
@@ -13947,7 +14805,7 @@
         <w:pStyle w:val="Compact"/>
         <w:numPr>
           <w:ilvl w:val="0"/>
-          <w:numId w:val="1084"/>
+          <w:numId w:val="1087"/>
         </w:numPr>
       </w:pPr>
       <w:r>
@@ -13968,7 +14826,7 @@
         <w:pStyle w:val="Compact"/>
         <w:numPr>
           <w:ilvl w:val="0"/>
-          <w:numId w:val="1084"/>
+          <w:numId w:val="1087"/>
         </w:numPr>
       </w:pPr>
       <w:r>
@@ -13989,7 +14847,7 @@
         <w:pStyle w:val="Compact"/>
         <w:numPr>
           <w:ilvl w:val="0"/>
-          <w:numId w:val="1084"/>
+          <w:numId w:val="1087"/>
         </w:numPr>
       </w:pPr>
       <w:r>
@@ -14005,8 +14863,8 @@
         <w:t xml:space="preserve">(grok-4): ✅ YES</w:t>
       </w:r>
     </w:p>
-    <w:bookmarkEnd w:id="118"/>
-    <w:bookmarkStart w:id="119" w:name="root-cause-analysis-1"/>
+    <w:bookmarkEnd w:id="122"/>
+    <w:bookmarkStart w:id="123" w:name="root-cause-analysis-1"/>
     <w:p>
       <w:pPr>
         <w:pStyle w:val="Heading3"/>
@@ -14028,7 +14886,7 @@
         <w:pStyle w:val="Compact"/>
         <w:numPr>
           <w:ilvl w:val="0"/>
-          <w:numId w:val="1085"/>
+          <w:numId w:val="1088"/>
         </w:numPr>
       </w:pPr>
       <w:r>
@@ -14050,7 +14908,7 @@
         <w:pStyle w:val="Compact"/>
         <w:numPr>
           <w:ilvl w:val="0"/>
-          <w:numId w:val="1085"/>
+          <w:numId w:val="1088"/>
         </w:numPr>
       </w:pPr>
       <w:r>
@@ -14072,7 +14930,7 @@
         <w:pStyle w:val="Compact"/>
         <w:numPr>
           <w:ilvl w:val="0"/>
-          <w:numId w:val="1085"/>
+          <w:numId w:val="1088"/>
         </w:numPr>
       </w:pPr>
       <w:r>
@@ -14097,8 +14955,8 @@
         <w:t xml:space="preserve">All three fixed and verified.</w:t>
       </w:r>
     </w:p>
-    <w:bookmarkEnd w:id="119"/>
-    <w:bookmarkStart w:id="120" w:name="tests-8"/>
+    <w:bookmarkEnd w:id="123"/>
+    <w:bookmarkStart w:id="124" w:name="tests-8"/>
     <w:p>
       <w:pPr>
         <w:pStyle w:val="Heading3"/>
@@ -14112,7 +14970,7 @@
         <w:pStyle w:val="Compact"/>
         <w:numPr>
           <w:ilvl w:val="0"/>
-          <w:numId w:val="1086"/>
+          <w:numId w:val="1089"/>
         </w:numPr>
       </w:pPr>
       <w:r>
@@ -14124,264 +14982,31 @@
         <w:pStyle w:val="Compact"/>
         <w:numPr>
           <w:ilvl w:val="0"/>
-          <w:numId w:val="1086"/>
+          <w:numId w:val="1089"/>
         </w:numPr>
       </w:pPr>
       <w:r>
         <w:t xml:space="preserve">nezha.local: 8/8 ALL GREEN</w:t>
-      </w:r>
-    </w:p>
-    <w:bookmarkEnd w:id="120"/>
-    <w:bookmarkEnd w:id="121"/>
-    <w:bookmarkStart w:id="125" w:name="X6c14826a40db1917917c574b9e01f7f6d201b77"/>
-    <w:p>
-      <w:pPr>
-        <w:pStyle w:val="Heading2"/>
-      </w:pPr>
-      <w:r>
-        <w:t xml:space="preserve">v1.7.1 — 2026-06-22 — Full validation + release</w:t>
-      </w:r>
-    </w:p>
-    <w:bookmarkStart w:id="122" w:name="fixed-15"/>
-    <w:p>
-      <w:pPr>
-        <w:pStyle w:val="Heading3"/>
-      </w:pPr>
-      <w:r>
-        <w:t xml:space="preserve">Fixed</w:t>
-      </w:r>
-    </w:p>
-    <w:p>
-      <w:pPr>
-        <w:pStyle w:val="Compact"/>
-        <w:numPr>
-          <w:ilvl w:val="0"/>
-          <w:numId w:val="1087"/>
-        </w:numPr>
-      </w:pPr>
-      <w:r>
-        <w:rPr>
-          <w:b/>
-          <w:bCs/>
-        </w:rPr>
-        <w:t xml:space="preserve">Port-ready check</w:t>
-      </w:r>
-      <w:r>
-        <w:t xml:space="preserve"> </w:t>
-      </w:r>
-      <w:r>
-        <w:t xml:space="preserve">for proxy startup — replaced</w:t>
-      </w:r>
-      <w:r>
-        <w:t xml:space="preserve"> </w:t>
-      </w:r>
-      <w:r>
-        <w:rPr>
-          <w:rStyle w:val="VerbatimChar"/>
-        </w:rPr>
-        <w:t xml:space="preserve">sleep 1</w:t>
-      </w:r>
-      <w:r>
-        <w:t xml:space="preserve"> </w:t>
-      </w:r>
-      <w:r>
-        <w:t xml:space="preserve">with polling</w:t>
-      </w:r>
-      <w:r>
-        <w:t xml:space="preserve"> </w:t>
-      </w:r>
-      <w:r>
-        <w:t xml:space="preserve">loop (</w:t>
-      </w:r>
-      <w:r>
-        <w:rPr>
-          <w:rStyle w:val="VerbatimChar"/>
-        </w:rPr>
-        <w:t xml:space="preserve">lsof -i</w:t>
-      </w:r>
-      <w:r>
-        <w:t xml:space="preserve">) ensuring proxy is listening before ccr config is written</w:t>
-      </w:r>
-    </w:p>
-    <w:p>
-      <w:pPr>
-        <w:pStyle w:val="Compact"/>
-        <w:numPr>
-          <w:ilvl w:val="0"/>
-          <w:numId w:val="1087"/>
-        </w:numPr>
-      </w:pPr>
-      <w:r>
-        <w:rPr>
-          <w:b/>
-          <w:bCs/>
-        </w:rPr>
-        <w:t xml:space="preserve">Claude alias regression test</w:t>
-      </w:r>
-      <w:r>
-        <w:t xml:space="preserve"> </w:t>
-      </w:r>
-      <w:r>
-        <w:t xml:space="preserve">— 11 assertions proving claudeN aliases</w:t>
-      </w:r>
-      <w:r>
-        <w:t xml:space="preserve"> </w:t>
-      </w:r>
-      <w:r>
-        <w:t xml:space="preserve">use</w:t>
-      </w:r>
-      <w:r>
-        <w:t xml:space="preserve"> </w:t>
-      </w:r>
-      <w:r>
-        <w:rPr>
-          <w:rStyle w:val="VerbatimChar"/>
-        </w:rPr>
-        <w:t xml:space="preserve">cma_run</w:t>
-      </w:r>
-      <w:r>
-        <w:t xml:space="preserve"> </w:t>
-      </w:r>
-      <w:r>
-        <w:t xml:space="preserve">(no proxy/transformer code), providers use</w:t>
-      </w:r>
-      <w:r>
-        <w:t xml:space="preserve"> </w:t>
-      </w:r>
-      <w:r>
-        <w:rPr>
-          <w:rStyle w:val="VerbatimChar"/>
-        </w:rPr>
-        <w:t xml:space="preserve">cma_run_provider</w:t>
-      </w:r>
-    </w:p>
-    <w:p>
-      <w:pPr>
-        <w:pStyle w:val="Compact"/>
-        <w:numPr>
-          <w:ilvl w:val="0"/>
-          <w:numId w:val="1087"/>
-        </w:numPr>
-      </w:pPr>
-      <w:r>
-        <w:rPr>
-          <w:b/>
-          <w:bCs/>
-        </w:rPr>
-        <w:t xml:space="preserve">Command injection fix</w:t>
-      </w:r>
-      <w:r>
-        <w:t xml:space="preserve"> </w:t>
-      </w:r>
-      <w:r>
-        <w:t xml:space="preserve">in verify_aliases_live.sh — replaced</w:t>
-      </w:r>
-      <w:r>
-        <w:t xml:space="preserve"> </w:t>
-      </w:r>
-      <w:r>
-        <w:rPr>
-          <w:rStyle w:val="VerbatimChar"/>
-        </w:rPr>
-        <w:t xml:space="preserve">bash -c</w:t>
-      </w:r>
-      <w:r>
-        <w:t xml:space="preserve"> </w:t>
-      </w:r>
-      <w:r>
-        <w:t xml:space="preserve">subshell with safe indirect expansion</w:t>
-      </w:r>
-    </w:p>
-    <w:bookmarkEnd w:id="122"/>
-    <w:bookmarkStart w:id="123" w:name="tests-9"/>
-    <w:p>
-      <w:pPr>
-        <w:pStyle w:val="Heading3"/>
-      </w:pPr>
-      <w:r>
-        <w:t xml:space="preserve">Tests</w:t>
-      </w:r>
-    </w:p>
-    <w:p>
-      <w:pPr>
-        <w:pStyle w:val="Compact"/>
-        <w:numPr>
-          <w:ilvl w:val="0"/>
-          <w:numId w:val="1088"/>
-        </w:numPr>
-      </w:pPr>
-      <w:r>
-        <w:t xml:space="preserve">Local:</w:t>
-      </w:r>
-      <w:r>
-        <w:t xml:space="preserve"> </w:t>
-      </w:r>
-      <w:r>
-        <w:rPr>
-          <w:b/>
-          <w:bCs/>
-        </w:rPr>
-        <w:t xml:space="preserve">9/9 ALL GREEN</w:t>
-      </w:r>
-      <w:r>
-        <w:t xml:space="preserve"> </w:t>
-      </w:r>
-      <w:r>
-        <w:t xml:space="preserve">(new: test_claude.sh — 11 assertions)</w:t>
-      </w:r>
-    </w:p>
-    <w:p>
-      <w:pPr>
-        <w:pStyle w:val="Compact"/>
-        <w:numPr>
-          <w:ilvl w:val="0"/>
-          <w:numId w:val="1088"/>
-        </w:numPr>
-      </w:pPr>
-      <w:r>
-        <w:t xml:space="preserve">nezha.local: 8/9 (export fails — pandoc missing)</w:t>
-      </w:r>
-    </w:p>
-    <w:bookmarkEnd w:id="123"/>
-    <w:bookmarkStart w:id="124" w:name="release"/>
-    <w:p>
-      <w:pPr>
-        <w:pStyle w:val="Heading3"/>
-      </w:pPr>
-      <w:r>
-        <w:t xml:space="preserve">Release</w:t>
-      </w:r>
-    </w:p>
-    <w:p>
-      <w:pPr>
-        <w:pStyle w:val="Compact"/>
-        <w:numPr>
-          <w:ilvl w:val="0"/>
-          <w:numId w:val="1089"/>
-        </w:numPr>
-      </w:pPr>
-      <w:r>
-        <w:t xml:space="preserve">v1.7.1 — pushed to github, gitlab, gitflic, gitverse</w:t>
       </w:r>
     </w:p>
     <w:bookmarkEnd w:id="124"/>
     <w:bookmarkEnd w:id="125"/>
-    <w:bookmarkStart w:id="128" w:name="Xd6116881a80b8b1f65daf8a421c09304e0b327e"/>
+    <w:bookmarkStart w:id="129" w:name="X6c14826a40db1917917c574b9e01f7f6d201b77"/>
     <w:p>
       <w:pPr>
         <w:pStyle w:val="Heading2"/>
       </w:pPr>
       <w:r>
-        <w:t xml:space="preserve">v1.7.2 — 2026-06-22 — Claude alias verification, full release</w:t>
-      </w:r>
-    </w:p>
-    <w:bookmarkStart w:id="126" w:name="added-12"/>
+        <w:t xml:space="preserve">v1.7.1 — 2026-06-22 — Full validation + release</w:t>
+      </w:r>
+    </w:p>
+    <w:bookmarkStart w:id="126" w:name="fixed-16"/>
     <w:p>
       <w:pPr>
         <w:pStyle w:val="Heading3"/>
       </w:pPr>
       <w:r>
-        <w:t xml:space="preserve">Added</w:t>
+        <w:t xml:space="preserve">Fixed</w:t>
       </w:r>
     </w:p>
     <w:p>
@@ -14397,19 +15022,43 @@
           <w:b/>
           <w:bCs/>
         </w:rPr>
-        <w:t xml:space="preserve">Claude alias verification</w:t>
-      </w:r>
-      <w:r>
-        <w:t xml:space="preserve"> </w:t>
-      </w:r>
-      <w:r>
-        <w:t xml:space="preserve">in verify_aliases_live.sh — tests claude1/2/3</w:t>
-      </w:r>
-      <w:r>
-        <w:t xml:space="preserve"> </w:t>
-      </w:r>
-      <w:r>
-        <w:t xml:space="preserve">alongside provider aliases</w:t>
+        <w:t xml:space="preserve">Port-ready check</w:t>
+      </w:r>
+      <w:r>
+        <w:t xml:space="preserve"> </w:t>
+      </w:r>
+      <w:r>
+        <w:t xml:space="preserve">for proxy startup — replaced</w:t>
+      </w:r>
+      <w:r>
+        <w:t xml:space="preserve"> </w:t>
+      </w:r>
+      <w:r>
+        <w:rPr>
+          <w:rStyle w:val="VerbatimChar"/>
+        </w:rPr>
+        <w:t xml:space="preserve">sleep 1</w:t>
+      </w:r>
+      <w:r>
+        <w:t xml:space="preserve"> </w:t>
+      </w:r>
+      <w:r>
+        <w:t xml:space="preserve">with polling</w:t>
+      </w:r>
+      <w:r>
+        <w:t xml:space="preserve"> </w:t>
+      </w:r>
+      <w:r>
+        <w:t xml:space="preserve">loop (</w:t>
+      </w:r>
+      <w:r>
+        <w:rPr>
+          <w:rStyle w:val="VerbatimChar"/>
+        </w:rPr>
+        <w:t xml:space="preserve">lsof -i</w:t>
+      </w:r>
+      <w:r>
+        <w:t xml:space="preserve">) ensuring proxy is listening before ccr config is written</w:t>
       </w:r>
     </w:p>
     <w:p>
@@ -14425,17 +15074,84 @@
           <w:b/>
           <w:bCs/>
         </w:rPr>
-        <w:t xml:space="preserve">TOON tested</w:t>
-      </w:r>
-      <w:r>
-        <w:t xml:space="preserve"> </w:t>
-      </w:r>
-      <w:r>
-        <w:t xml:space="preserve">on all aliases — verified working</w:t>
+        <w:t xml:space="preserve">Claude alias regression test</w:t>
+      </w:r>
+      <w:r>
+        <w:t xml:space="preserve"> </w:t>
+      </w:r>
+      <w:r>
+        <w:t xml:space="preserve">— 11 assertions proving claudeN aliases</w:t>
+      </w:r>
+      <w:r>
+        <w:t xml:space="preserve"> </w:t>
+      </w:r>
+      <w:r>
+        <w:t xml:space="preserve">use</w:t>
+      </w:r>
+      <w:r>
+        <w:t xml:space="preserve"> </w:t>
+      </w:r>
+      <w:r>
+        <w:rPr>
+          <w:rStyle w:val="VerbatimChar"/>
+        </w:rPr>
+        <w:t xml:space="preserve">cma_run</w:t>
+      </w:r>
+      <w:r>
+        <w:t xml:space="preserve"> </w:t>
+      </w:r>
+      <w:r>
+        <w:t xml:space="preserve">(no proxy/transformer code), providers use</w:t>
+      </w:r>
+      <w:r>
+        <w:t xml:space="preserve"> </w:t>
+      </w:r>
+      <w:r>
+        <w:rPr>
+          <w:rStyle w:val="VerbatimChar"/>
+        </w:rPr>
+        <w:t xml:space="preserve">cma_run_provider</w:t>
+      </w:r>
+    </w:p>
+    <w:p>
+      <w:pPr>
+        <w:pStyle w:val="Compact"/>
+        <w:numPr>
+          <w:ilvl w:val="0"/>
+          <w:numId w:val="1090"/>
+        </w:numPr>
+      </w:pPr>
+      <w:r>
+        <w:rPr>
+          <w:b/>
+          <w:bCs/>
+        </w:rPr>
+        <w:t xml:space="preserve">Command injection fix</w:t>
+      </w:r>
+      <w:r>
+        <w:t xml:space="preserve"> </w:t>
+      </w:r>
+      <w:r>
+        <w:t xml:space="preserve">in verify_aliases_live.sh — replaced</w:t>
+      </w:r>
+      <w:r>
+        <w:t xml:space="preserve"> </w:t>
+      </w:r>
+      <w:r>
+        <w:rPr>
+          <w:rStyle w:val="VerbatimChar"/>
+        </w:rPr>
+        <w:t xml:space="preserve">bash -c</w:t>
+      </w:r>
+      <w:r>
+        <w:t xml:space="preserve"> </w:t>
+      </w:r>
+      <w:r>
+        <w:t xml:space="preserve">subshell with safe indirect expansion</w:t>
       </w:r>
     </w:p>
     <w:bookmarkEnd w:id="126"/>
-    <w:bookmarkStart w:id="127" w:name="tests-10"/>
+    <w:bookmarkStart w:id="127" w:name="tests-9"/>
     <w:p>
       <w:pPr>
         <w:pStyle w:val="Heading3"/>
@@ -14465,6 +15181,12 @@
         </w:rPr>
         <w:t xml:space="preserve">9/9 ALL GREEN</w:t>
       </w:r>
+      <w:r>
+        <w:t xml:space="preserve"> </w:t>
+      </w:r>
+      <w:r>
+        <w:t xml:space="preserve">(new: test_claude.sh — 11 assertions)</w:t>
+      </w:r>
     </w:p>
     <w:p>
       <w:pPr>
@@ -14475,36 +15197,172 @@
         </w:numPr>
       </w:pPr>
       <w:r>
-        <w:t xml:space="preserve">nezha.local: 8/9 (pandoc missing)</w:t>
-      </w:r>
-    </w:p>
-    <w:p>
-      <w:pPr>
-        <w:pStyle w:val="Compact"/>
-        <w:numPr>
-          <w:ilvl w:val="0"/>
-          <w:numId w:val="1091"/>
-        </w:numPr>
-      </w:pPr>
-      <w:r>
-        <w:t xml:space="preserve">All claude1/2/3: ✅ OK</w:t>
-      </w:r>
-    </w:p>
-    <w:p>
-      <w:pPr>
-        <w:pStyle w:val="Compact"/>
-        <w:numPr>
-          <w:ilvl w:val="0"/>
-          <w:numId w:val="1091"/>
-        </w:numPr>
-      </w:pPr>
-      <w:r>
-        <w:t xml:space="preserve">All provider aliases: verified</w:t>
+        <w:t xml:space="preserve">nezha.local: 8/9 (export fails — pandoc missing)</w:t>
       </w:r>
     </w:p>
     <w:bookmarkEnd w:id="127"/>
+    <w:bookmarkStart w:id="128" w:name="release"/>
+    <w:p>
+      <w:pPr>
+        <w:pStyle w:val="Heading3"/>
+      </w:pPr>
+      <w:r>
+        <w:t xml:space="preserve">Release</w:t>
+      </w:r>
+    </w:p>
+    <w:p>
+      <w:pPr>
+        <w:pStyle w:val="Compact"/>
+        <w:numPr>
+          <w:ilvl w:val="0"/>
+          <w:numId w:val="1092"/>
+        </w:numPr>
+      </w:pPr>
+      <w:r>
+        <w:t xml:space="preserve">v1.7.1 — pushed to github, gitlab, gitflic, gitverse</w:t>
+      </w:r>
+    </w:p>
     <w:bookmarkEnd w:id="128"/>
     <w:bookmarkEnd w:id="129"/>
+    <w:bookmarkStart w:id="132" w:name="Xd6116881a80b8b1f65daf8a421c09304e0b327e"/>
+    <w:p>
+      <w:pPr>
+        <w:pStyle w:val="Heading2"/>
+      </w:pPr>
+      <w:r>
+        <w:t xml:space="preserve">v1.7.2 — 2026-06-22 — Claude alias verification, full release</w:t>
+      </w:r>
+    </w:p>
+    <w:bookmarkStart w:id="130" w:name="added-12"/>
+    <w:p>
+      <w:pPr>
+        <w:pStyle w:val="Heading3"/>
+      </w:pPr>
+      <w:r>
+        <w:t xml:space="preserve">Added</w:t>
+      </w:r>
+    </w:p>
+    <w:p>
+      <w:pPr>
+        <w:pStyle w:val="Compact"/>
+        <w:numPr>
+          <w:ilvl w:val="0"/>
+          <w:numId w:val="1093"/>
+        </w:numPr>
+      </w:pPr>
+      <w:r>
+        <w:rPr>
+          <w:b/>
+          <w:bCs/>
+        </w:rPr>
+        <w:t xml:space="preserve">Claude alias verification</w:t>
+      </w:r>
+      <w:r>
+        <w:t xml:space="preserve"> </w:t>
+      </w:r>
+      <w:r>
+        <w:t xml:space="preserve">in verify_aliases_live.sh — tests claude1/2/3</w:t>
+      </w:r>
+      <w:r>
+        <w:t xml:space="preserve"> </w:t>
+      </w:r>
+      <w:r>
+        <w:t xml:space="preserve">alongside provider aliases</w:t>
+      </w:r>
+    </w:p>
+    <w:p>
+      <w:pPr>
+        <w:pStyle w:val="Compact"/>
+        <w:numPr>
+          <w:ilvl w:val="0"/>
+          <w:numId w:val="1093"/>
+        </w:numPr>
+      </w:pPr>
+      <w:r>
+        <w:rPr>
+          <w:b/>
+          <w:bCs/>
+        </w:rPr>
+        <w:t xml:space="preserve">TOON tested</w:t>
+      </w:r>
+      <w:r>
+        <w:t xml:space="preserve"> </w:t>
+      </w:r>
+      <w:r>
+        <w:t xml:space="preserve">on all aliases — verified working</w:t>
+      </w:r>
+    </w:p>
+    <w:bookmarkEnd w:id="130"/>
+    <w:bookmarkStart w:id="131" w:name="tests-10"/>
+    <w:p>
+      <w:pPr>
+        <w:pStyle w:val="Heading3"/>
+      </w:pPr>
+      <w:r>
+        <w:t xml:space="preserve">Tests</w:t>
+      </w:r>
+    </w:p>
+    <w:p>
+      <w:pPr>
+        <w:pStyle w:val="Compact"/>
+        <w:numPr>
+          <w:ilvl w:val="0"/>
+          <w:numId w:val="1094"/>
+        </w:numPr>
+      </w:pPr>
+      <w:r>
+        <w:t xml:space="preserve">Local:</w:t>
+      </w:r>
+      <w:r>
+        <w:t xml:space="preserve"> </w:t>
+      </w:r>
+      <w:r>
+        <w:rPr>
+          <w:b/>
+          <w:bCs/>
+        </w:rPr>
+        <w:t xml:space="preserve">9/9 ALL GREEN</w:t>
+      </w:r>
+    </w:p>
+    <w:p>
+      <w:pPr>
+        <w:pStyle w:val="Compact"/>
+        <w:numPr>
+          <w:ilvl w:val="0"/>
+          <w:numId w:val="1094"/>
+        </w:numPr>
+      </w:pPr>
+      <w:r>
+        <w:t xml:space="preserve">nezha.local: 8/9 (pandoc missing)</w:t>
+      </w:r>
+    </w:p>
+    <w:p>
+      <w:pPr>
+        <w:pStyle w:val="Compact"/>
+        <w:numPr>
+          <w:ilvl w:val="0"/>
+          <w:numId w:val="1094"/>
+        </w:numPr>
+      </w:pPr>
+      <w:r>
+        <w:t xml:space="preserve">All claude1/2/3: ✅ OK</w:t>
+      </w:r>
+    </w:p>
+    <w:p>
+      <w:pPr>
+        <w:pStyle w:val="Compact"/>
+        <w:numPr>
+          <w:ilvl w:val="0"/>
+          <w:numId w:val="1094"/>
+        </w:numPr>
+      </w:pPr>
+      <w:r>
+        <w:t xml:space="preserve">All provider aliases: verified</w:t>
+      </w:r>
+    </w:p>
+    <w:bookmarkEnd w:id="131"/>
+    <w:bookmarkEnd w:id="132"/>
+    <w:bookmarkEnd w:id="133"/>
     <w:sectPr>
       <w:footnotePr>
         <w:numRestart w:val="eachSect"/>
@@ -14873,6 +15731,15 @@
     <w:abstractNumId w:val="991"/>
   </w:num>
   <w:num w:numId="1023">
+    <w:abstractNumId w:val="991"/>
+  </w:num>
+  <w:num w:numId="1024">
+    <w:abstractNumId w:val="991"/>
+  </w:num>
+  <w:num w:numId="1025">
+    <w:abstractNumId w:val="991"/>
+  </w:num>
+  <w:num w:numId="1026">
     <w:abstractNumId w:val="99411"/>
     <w:lvlOverride w:ilvl="0">
       <w:startOverride w:val="1"/>
@@ -14901,15 +15768,6 @@
     <w:lvlOverride w:ilvl="8">
       <w:startOverride w:val="1"/>
     </w:lvlOverride>
-  </w:num>
-  <w:num w:numId="1024">
-    <w:abstractNumId w:val="991"/>
-  </w:num>
-  <w:num w:numId="1025">
-    <w:abstractNumId w:val="991"/>
-  </w:num>
-  <w:num w:numId="1026">
-    <w:abstractNumId w:val="991"/>
   </w:num>
   <w:num w:numId="1027">
     <w:abstractNumId w:val="991"/>
@@ -14993,6 +15851,15 @@
     <w:abstractNumId w:val="991"/>
   </w:num>
   <w:num w:numId="1054">
+    <w:abstractNumId w:val="991"/>
+  </w:num>
+  <w:num w:numId="1055">
+    <w:abstractNumId w:val="991"/>
+  </w:num>
+  <w:num w:numId="1056">
+    <w:abstractNumId w:val="991"/>
+  </w:num>
+  <w:num w:numId="1057">
     <w:abstractNumId w:val="99411"/>
     <w:lvlOverride w:ilvl="0">
       <w:startOverride w:val="1"/>
@@ -15021,15 +15888,6 @@
     <w:lvlOverride w:ilvl="8">
       <w:startOverride w:val="1"/>
     </w:lvlOverride>
-  </w:num>
-  <w:num w:numId="1055">
-    <w:abstractNumId w:val="991"/>
-  </w:num>
-  <w:num w:numId="1056">
-    <w:abstractNumId w:val="991"/>
-  </w:num>
-  <w:num w:numId="1057">
-    <w:abstractNumId w:val="991"/>
   </w:num>
   <w:num w:numId="1058">
     <w:abstractNumId w:val="991"/>
@@ -15113,6 +15971,15 @@
     <w:abstractNumId w:val="991"/>
   </w:num>
   <w:num w:numId="1085">
+    <w:abstractNumId w:val="991"/>
+  </w:num>
+  <w:num w:numId="1086">
+    <w:abstractNumId w:val="991"/>
+  </w:num>
+  <w:num w:numId="1087">
+    <w:abstractNumId w:val="991"/>
+  </w:num>
+  <w:num w:numId="1088">
     <w:abstractNumId w:val="99411"/>
     <w:lvlOverride w:ilvl="0">
       <w:startOverride w:val="1"/>
@@ -15142,15 +16009,6 @@
       <w:startOverride w:val="1"/>
     </w:lvlOverride>
   </w:num>
-  <w:num w:numId="1086">
-    <w:abstractNumId w:val="991"/>
-  </w:num>
-  <w:num w:numId="1087">
-    <w:abstractNumId w:val="991"/>
-  </w:num>
-  <w:num w:numId="1088">
-    <w:abstractNumId w:val="991"/>
-  </w:num>
   <w:num w:numId="1089">
     <w:abstractNumId w:val="991"/>
   </w:num>
@@ -15158,6 +16016,15 @@
     <w:abstractNumId w:val="991"/>
   </w:num>
   <w:num w:numId="1091">
+    <w:abstractNumId w:val="991"/>
+  </w:num>
+  <w:num w:numId="1092">
+    <w:abstractNumId w:val="991"/>
+  </w:num>
+  <w:num w:numId="1093">
+    <w:abstractNumId w:val="991"/>
+  </w:num>
+  <w:num w:numId="1094">
     <w:abstractNumId w:val="991"/>
   </w:num>
 </w:numbering>

--- a/CHANGELOG.docx
+++ b/CHANGELOG.docx
@@ -2,7 +2,7 @@
 <file path=word/document.xml><?xml version="1.0" encoding="utf-8"?>
 <w:document xmlns:w="http://schemas.openxmlformats.org/wordprocessingml/2006/main" xmlns:m="http://schemas.openxmlformats.org/officeDocument/2006/math" xmlns:r="http://schemas.openxmlformats.org/officeDocument/2006/relationships" xmlns:o="urn:schemas-microsoft-com:office:office" xmlns:v="urn:schemas-microsoft-com:vml" xmlns:w10="urn:schemas-microsoft-com:office:word" xmlns:a="http://schemas.openxmlformats.org/drawingml/2006/main" xmlns:pic="http://schemas.openxmlformats.org/drawingml/2006/picture" xmlns:wp="http://schemas.openxmlformats.org/drawingml/2006/wordprocessingDrawing">
   <w:body>
-    <w:bookmarkStart w:id="133" w:name="changelog"/>
+    <w:bookmarkStart w:id="136" w:name="changelog"/>
     <w:p>
       <w:pPr>
         <w:pStyle w:val="Heading1"/>
@@ -19,12 +19,345 @@
         <w:t xml:space="preserve">All notable changes to the Claude multi-account toolkit.</w:t>
       </w:r>
     </w:p>
-    <w:bookmarkStart w:id="12" w:name="X358a773e55ee7916e99f89891cea757a4ef2332"/>
+    <w:bookmarkStart w:id="11" w:name="X68ad3c24b245dcd43387b875fd1f1069901d2ae"/>
     <w:p>
       <w:pPr>
         <w:pStyle w:val="Heading2"/>
       </w:pPr>
       <w:r>
+        <w:t xml:space="preserve">v1.7.12 — 2026-06-28 — One-line curl installer</w:t>
+      </w:r>
+    </w:p>
+    <w:bookmarkStart w:id="9" w:name="added"/>
+    <w:p>
+      <w:pPr>
+        <w:pStyle w:val="Heading3"/>
+      </w:pPr>
+      <w:r>
+        <w:t xml:space="preserve">Added</w:t>
+      </w:r>
+    </w:p>
+    <w:p>
+      <w:pPr>
+        <w:pStyle w:val="Compact"/>
+        <w:numPr>
+          <w:ilvl w:val="0"/>
+          <w:numId w:val="1001"/>
+        </w:numPr>
+      </w:pPr>
+      <w:r>
+        <w:rPr>
+          <w:rStyle w:val="VerbatimChar"/>
+          <w:b/>
+          <w:bCs/>
+        </w:rPr>
+        <w:t xml:space="preserve">curl-install.sh</w:t>
+      </w:r>
+      <w:r>
+        <w:t xml:space="preserve"> </w:t>
+      </w:r>
+      <w:r>
+        <w:t xml:space="preserve">— one-line bootstrap installer:</w:t>
+      </w:r>
+    </w:p>
+    <w:p>
+      <w:pPr>
+        <w:pStyle w:val="SourceCode"/>
+        <w:numPr>
+          <w:ilvl w:val="0"/>
+          <w:numId w:val="1000"/>
+        </w:numPr>
+      </w:pPr>
+      <w:r>
+        <w:rPr>
+          <w:rStyle w:val="ExtensionTok"/>
+        </w:rPr>
+        <w:t xml:space="preserve">curl</w:t>
+      </w:r>
+      <w:r>
+        <w:rPr>
+          <w:rStyle w:val="NormalTok"/>
+        </w:rPr>
+        <w:t xml:space="preserve"> </w:t>
+      </w:r>
+      <w:r>
+        <w:rPr>
+          <w:rStyle w:val="AttributeTok"/>
+        </w:rPr>
+        <w:t xml:space="preserve">-fsSL</w:t>
+      </w:r>
+      <w:r>
+        <w:rPr>
+          <w:rStyle w:val="NormalTok"/>
+        </w:rPr>
+        <w:t xml:space="preserve"> https://raw.githubusercontent.com/vasic-digital/claude-toolkit/main/scripts/curl-install.sh </w:t>
+      </w:r>
+      <w:r>
+        <w:rPr>
+          <w:rStyle w:val="KeywordTok"/>
+        </w:rPr>
+        <w:t xml:space="preserve">|</w:t>
+      </w:r>
+      <w:r>
+        <w:rPr>
+          <w:rStyle w:val="NormalTok"/>
+        </w:rPr>
+        <w:t xml:space="preserve"> </w:t>
+      </w:r>
+      <w:r>
+        <w:rPr>
+          <w:rStyle w:val="FunctionTok"/>
+        </w:rPr>
+        <w:t xml:space="preserve">bash</w:t>
+      </w:r>
+    </w:p>
+    <w:p>
+      <w:pPr>
+        <w:pStyle w:val="Compact"/>
+        <w:numPr>
+          <w:ilvl w:val="0"/>
+          <w:numId w:val="1000"/>
+        </w:numPr>
+      </w:pPr>
+      <w:r>
+        <w:t xml:space="preserve">Detects platform (Linux/macOS) and shell, auto-installs missing hard</w:t>
+      </w:r>
+      <w:r>
+        <w:t xml:space="preserve"> </w:t>
+      </w:r>
+      <w:r>
+        <w:t xml:space="preserve">dependencies (jq, rsync, awk) via the system package manager (apt/dnf/apk/pacman/brew),</w:t>
+      </w:r>
+      <w:r>
+        <w:t xml:space="preserve"> </w:t>
+      </w:r>
+      <w:r>
+        <w:t xml:space="preserve">clones (or pulls if already present) the repo with all submodules recursively to</w:t>
+      </w:r>
+      <w:r>
+        <w:t xml:space="preserve"> </w:t>
+      </w:r>
+      <w:r>
+        <w:rPr>
+          <w:rStyle w:val="VerbatimChar"/>
+        </w:rPr>
+        <w:t xml:space="preserve">~/claude-toolkit</w:t>
+      </w:r>
+      <w:r>
+        <w:t xml:space="preserve">, runs</w:t>
+      </w:r>
+      <w:r>
+        <w:t xml:space="preserve"> </w:t>
+      </w:r>
+      <w:r>
+        <w:rPr>
+          <w:rStyle w:val="VerbatimChar"/>
+        </w:rPr>
+        <w:t xml:space="preserve">install.sh</w:t>
+      </w:r>
+      <w:r>
+        <w:t xml:space="preserve">, and prints next-steps. Idempotent;</w:t>
+      </w:r>
+      <w:r>
+        <w:t xml:space="preserve"> </w:t>
+      </w:r>
+      <w:r>
+        <w:t xml:space="preserve">re-runnable. Install dir overridable via</w:t>
+      </w:r>
+      <w:r>
+        <w:t xml:space="preserve"> </w:t>
+      </w:r>
+      <w:r>
+        <w:rPr>
+          <w:rStyle w:val="VerbatimChar"/>
+        </w:rPr>
+        <w:t xml:space="preserve">CLAUDE_TOOLKIT_DIR</w:t>
+      </w:r>
+      <w:r>
+        <w:t xml:space="preserve"> </w:t>
+      </w:r>
+      <w:r>
+        <w:t xml:space="preserve">env var.</w:t>
+      </w:r>
+    </w:p>
+    <w:p>
+      <w:pPr>
+        <w:pStyle w:val="Compact"/>
+        <w:numPr>
+          <w:ilvl w:val="0"/>
+          <w:numId w:val="1001"/>
+        </w:numPr>
+      </w:pPr>
+      <w:r>
+        <w:rPr>
+          <w:b/>
+          <w:bCs/>
+        </w:rPr>
+        <w:t xml:space="preserve">README.md</w:t>
+      </w:r>
+      <w:r>
+        <w:t xml:space="preserve"> </w:t>
+      </w:r>
+      <w:r>
+        <w:t xml:space="preserve">— curl one-liner added at the top of the Install section.</w:t>
+      </w:r>
+    </w:p>
+    <w:p>
+      <w:pPr>
+        <w:pStyle w:val="Compact"/>
+        <w:numPr>
+          <w:ilvl w:val="0"/>
+          <w:numId w:val="1001"/>
+        </w:numPr>
+      </w:pPr>
+      <w:r>
+        <w:rPr>
+          <w:rStyle w:val="VerbatimChar"/>
+          <w:b/>
+          <w:bCs/>
+        </w:rPr>
+        <w:t xml:space="preserve">test_curl_install.sh</w:t>
+      </w:r>
+      <w:r>
+        <w:t xml:space="preserve"> </w:t>
+      </w:r>
+      <w:r>
+        <w:t xml:space="preserve">— 22 hermetic tests covering syntax, permissions,</w:t>
+      </w:r>
+      <w:r>
+        <w:t xml:space="preserve"> </w:t>
+      </w:r>
+      <w:r>
+        <w:t xml:space="preserve">URL correctness, submodule cloning, idempotency, platform detection, dependency</w:t>
+      </w:r>
+      <w:r>
+        <w:t xml:space="preserve"> </w:t>
+      </w:r>
+      <w:r>
+        <w:t xml:space="preserve">checks, error handling, and next-steps output.</w:t>
+      </w:r>
+    </w:p>
+    <w:bookmarkEnd w:id="9"/>
+    <w:bookmarkStart w:id="10" w:name="verified"/>
+    <w:p>
+      <w:pPr>
+        <w:pStyle w:val="Heading3"/>
+      </w:pPr>
+      <w:r>
+        <w:t xml:space="preserve">Verified</w:t>
+      </w:r>
+    </w:p>
+    <w:p>
+      <w:pPr>
+        <w:pStyle w:val="Compact"/>
+        <w:numPr>
+          <w:ilvl w:val="0"/>
+          <w:numId w:val="1002"/>
+        </w:numPr>
+      </w:pPr>
+      <w:r>
+        <w:rPr>
+          <w:rStyle w:val="VerbatimChar"/>
+        </w:rPr>
+        <w:t xml:space="preserve">bash -n</w:t>
+      </w:r>
+      <w:r>
+        <w:t xml:space="preserve"> </w:t>
+      </w:r>
+      <w:r>
+        <w:t xml:space="preserve">+</w:t>
+      </w:r>
+      <w:r>
+        <w:t xml:space="preserve"> </w:t>
+      </w:r>
+      <w:r>
+        <w:rPr>
+          <w:rStyle w:val="VerbatimChar"/>
+        </w:rPr>
+        <w:t xml:space="preserve">shellcheck 0</w:t>
+      </w:r>
+      <w:r>
+        <w:t xml:space="preserve"> </w:t>
+      </w:r>
+      <w:r>
+        <w:t xml:space="preserve">on</w:t>
+      </w:r>
+      <w:r>
+        <w:t xml:space="preserve"> </w:t>
+      </w:r>
+      <w:r>
+        <w:rPr>
+          <w:rStyle w:val="VerbatimChar"/>
+        </w:rPr>
+        <w:t xml:space="preserve">curl-install.sh</w:t>
+      </w:r>
+      <w:r>
+        <w:t xml:space="preserve"> </w:t>
+      </w:r>
+      <w:r>
+        <w:t xml:space="preserve">and</w:t>
+      </w:r>
+      <w:r>
+        <w:t xml:space="preserve"> </w:t>
+      </w:r>
+      <w:r>
+        <w:rPr>
+          <w:rStyle w:val="VerbatimChar"/>
+        </w:rPr>
+        <w:t xml:space="preserve">test_curl_install.sh</w:t>
+      </w:r>
+      <w:r>
+        <w:t xml:space="preserve">.</w:t>
+      </w:r>
+    </w:p>
+    <w:p>
+      <w:pPr>
+        <w:pStyle w:val="Compact"/>
+        <w:numPr>
+          <w:ilvl w:val="0"/>
+          <w:numId w:val="1002"/>
+        </w:numPr>
+      </w:pPr>
+      <w:r>
+        <w:rPr>
+          <w:rStyle w:val="VerbatimChar"/>
+        </w:rPr>
+        <w:t xml:space="preserve">run-all.sh</w:t>
+      </w:r>
+      <w:r>
+        <w:t xml:space="preserve"> </w:t>
+      </w:r>
+      <w:r>
+        <w:rPr>
+          <w:b/>
+          <w:bCs/>
+        </w:rPr>
+        <w:t xml:space="preserve">11/11 ALL GREEN</w:t>
+      </w:r>
+      <w:r>
+        <w:t xml:space="preserve"> </w:t>
+      </w:r>
+      <w:r>
+        <w:t xml:space="preserve">(was 10; +</w:t>
+      </w:r>
+      <w:r>
+        <w:rPr>
+          <w:rStyle w:val="VerbatimChar"/>
+        </w:rPr>
+        <w:t xml:space="preserve">test_curl_install.sh</w:t>
+      </w:r>
+      <w:r>
+        <w:t xml:space="preserve">).</w:t>
+      </w:r>
+    </w:p>
+    <w:bookmarkEnd w:id="10"/>
+    <w:bookmarkEnd w:id="11"/>
+    <w:bookmarkStart w:id="15" w:name="X358a773e55ee7916e99f89891cea757a4ef2332"/>
+    <w:p>
+      <w:pPr>
+        <w:pStyle w:val="Heading2"/>
+      </w:pPr>
+      <w:r>
         <w:t xml:space="preserve">v1.7.11 — 2026-06-28 — Round-4: coverage-gap regression tests, toon recursion guard, arg validation</w:t>
       </w:r>
     </w:p>
@@ -54,7 +387,7 @@
         <w:t xml:space="preserve">ship; plus 2 LOW code findings.</w:t>
       </w:r>
     </w:p>
-    <w:bookmarkStart w:id="9" w:name="fixed"/>
+    <w:bookmarkStart w:id="12" w:name="fixed"/>
     <w:p>
       <w:pPr>
         <w:pStyle w:val="Heading3"/>
@@ -68,7 +401,7 @@
         <w:pStyle w:val="Compact"/>
         <w:numPr>
           <w:ilvl w:val="0"/>
-          <w:numId w:val="1001"/>
+          <w:numId w:val="1003"/>
         </w:numPr>
       </w:pPr>
       <w:r>
@@ -136,7 +469,7 @@
         <w:pStyle w:val="Compact"/>
         <w:numPr>
           <w:ilvl w:val="0"/>
-          <w:numId w:val="1001"/>
+          <w:numId w:val="1003"/>
         </w:numPr>
       </w:pPr>
       <w:r>
@@ -234,8 +567,8 @@
         <w:t xml:space="preserve">+ exit 1.</w:t>
       </w:r>
     </w:p>
-    <w:bookmarkEnd w:id="9"/>
-    <w:bookmarkStart w:id="10" w:name="Xa3820b20d9de08dfbf04e844ba6fdc48d6e2898"/>
+    <w:bookmarkEnd w:id="12"/>
+    <w:bookmarkStart w:id="13" w:name="Xa3820b20d9de08dfbf04e844ba6fdc48d6e2898"/>
     <w:p>
       <w:pPr>
         <w:pStyle w:val="Heading3"/>
@@ -257,7 +590,7 @@
         <w:pStyle w:val="Compact"/>
         <w:numPr>
           <w:ilvl w:val="0"/>
-          <w:numId w:val="1002"/>
+          <w:numId w:val="1004"/>
         </w:numPr>
       </w:pPr>
       <w:r>
@@ -398,7 +731,7 @@
         <w:pStyle w:val="Compact"/>
         <w:numPr>
           <w:ilvl w:val="0"/>
-          <w:numId w:val="1002"/>
+          <w:numId w:val="1004"/>
         </w:numPr>
       </w:pPr>
       <w:r>
@@ -512,7 +845,7 @@
         <w:pStyle w:val="Compact"/>
         <w:numPr>
           <w:ilvl w:val="0"/>
-          <w:numId w:val="1002"/>
+          <w:numId w:val="1004"/>
         </w:numPr>
       </w:pPr>
       <w:r>
@@ -597,7 +930,7 @@
         <w:pStyle w:val="Compact"/>
         <w:numPr>
           <w:ilvl w:val="0"/>
-          <w:numId w:val="1002"/>
+          <w:numId w:val="1004"/>
         </w:numPr>
       </w:pPr>
       <w:r>
@@ -673,7 +1006,7 @@
         <w:pStyle w:val="Compact"/>
         <w:numPr>
           <w:ilvl w:val="0"/>
-          <w:numId w:val="1002"/>
+          <w:numId w:val="1004"/>
         </w:numPr>
       </w:pPr>
       <w:r>
@@ -767,8 +1100,8 @@
         <w:t xml:space="preserve">, asserts that one wins.</w:t>
       </w:r>
     </w:p>
-    <w:bookmarkEnd w:id="10"/>
-    <w:bookmarkStart w:id="11" w:name="verified"/>
+    <w:bookmarkEnd w:id="13"/>
+    <w:bookmarkStart w:id="14" w:name="verified-1"/>
     <w:p>
       <w:pPr>
         <w:pStyle w:val="Heading3"/>
@@ -782,7 +1115,7 @@
         <w:pStyle w:val="Compact"/>
         <w:numPr>
           <w:ilvl w:val="0"/>
-          <w:numId w:val="1003"/>
+          <w:numId w:val="1005"/>
         </w:numPr>
       </w:pPr>
       <w:r>
@@ -875,9 +1208,9 @@
         <w:t xml:space="preserve">toon.mjs missing-arg gives clean error + exit 1.</w:t>
       </w:r>
     </w:p>
-    <w:bookmarkEnd w:id="11"/>
-    <w:bookmarkEnd w:id="12"/>
-    <w:bookmarkStart w:id="18" w:name="X8a3bd46d32a35a5c1c9419ff9ea303d5d467afa"/>
+    <w:bookmarkEnd w:id="14"/>
+    <w:bookmarkEnd w:id="15"/>
+    <w:bookmarkStart w:id="21" w:name="X8a3bd46d32a35a5c1c9419ff9ea303d5d467afa"/>
     <w:p>
       <w:pPr>
         <w:pStyle w:val="Heading2"/>
@@ -900,7 +1233,7 @@
         <w:t xml:space="preserve">claude-unify merge, the poe proxy, bootstrap). Fixes verified centrally.</w:t>
       </w:r>
     </w:p>
-    <w:bookmarkStart w:id="13" w:name="fixed-1"/>
+    <w:bookmarkStart w:id="16" w:name="fixed-1"/>
     <w:p>
       <w:pPr>
         <w:pStyle w:val="Heading3"/>
@@ -914,7 +1247,7 @@
         <w:pStyle w:val="Compact"/>
         <w:numPr>
           <w:ilvl w:val="0"/>
-          <w:numId w:val="1004"/>
+          <w:numId w:val="1006"/>
         </w:numPr>
       </w:pPr>
       <w:r>
@@ -1130,8 +1463,8 @@
         <w:t xml:space="preserve">(was empty); a ≥3-plugin regression test was added.</w:t>
       </w:r>
     </w:p>
-    <w:bookmarkEnd w:id="13"/>
-    <w:bookmarkStart w:id="14" w:name="security-defense-in-depth"/>
+    <w:bookmarkEnd w:id="16"/>
+    <w:bookmarkStart w:id="17" w:name="security-defense-in-depth"/>
     <w:p>
       <w:pPr>
         <w:pStyle w:val="Heading3"/>
@@ -1145,7 +1478,7 @@
         <w:pStyle w:val="Compact"/>
         <w:numPr>
           <w:ilvl w:val="0"/>
-          <w:numId w:val="1005"/>
+          <w:numId w:val="1007"/>
         </w:numPr>
       </w:pPr>
       <w:r>
@@ -1293,7 +1626,7 @@
         <w:pStyle w:val="Compact"/>
         <w:numPr>
           <w:ilvl w:val="0"/>
-          <w:numId w:val="1005"/>
+          <w:numId w:val="1007"/>
         </w:numPr>
       </w:pPr>
       <w:r>
@@ -1390,7 +1723,7 @@
         <w:pStyle w:val="Compact"/>
         <w:numPr>
           <w:ilvl w:val="0"/>
-          <w:numId w:val="1005"/>
+          <w:numId w:val="1007"/>
         </w:numPr>
       </w:pPr>
       <w:r>
@@ -1443,8 +1776,8 @@
         <w:t xml:space="preserve">clear error instead of a broken alias.</w:t>
       </w:r>
     </w:p>
-    <w:bookmarkEnd w:id="14"/>
-    <w:bookmarkStart w:id="15" w:name="robustness"/>
+    <w:bookmarkEnd w:id="17"/>
+    <w:bookmarkStart w:id="18" w:name="robustness"/>
     <w:p>
       <w:pPr>
         <w:pStyle w:val="Heading3"/>
@@ -1458,7 +1791,7 @@
         <w:pStyle w:val="Compact"/>
         <w:numPr>
           <w:ilvl w:val="0"/>
-          <w:numId w:val="1006"/>
+          <w:numId w:val="1008"/>
         </w:numPr>
       </w:pPr>
       <w:r>
@@ -1542,8 +1875,8 @@
         <w:t xml:space="preserve">gzip body no longer propagates.</w:t>
       </w:r>
     </w:p>
-    <w:bookmarkEnd w:id="15"/>
-    <w:bookmarkStart w:id="16" w:name="verified-1"/>
+    <w:bookmarkEnd w:id="18"/>
+    <w:bookmarkStart w:id="19" w:name="verified-2"/>
     <w:p>
       <w:pPr>
         <w:pStyle w:val="Heading3"/>
@@ -1557,7 +1890,7 @@
         <w:pStyle w:val="Compact"/>
         <w:numPr>
           <w:ilvl w:val="0"/>
-          <w:numId w:val="1007"/>
+          <w:numId w:val="1009"/>
         </w:numPr>
       </w:pPr>
       <w:r>
@@ -1640,7 +1973,7 @@
         <w:pStyle w:val="Compact"/>
         <w:numPr>
           <w:ilvl w:val="0"/>
-          <w:numId w:val="1007"/>
+          <w:numId w:val="1009"/>
         </w:numPr>
       </w:pPr>
       <w:r>
@@ -1680,8 +2013,8 @@
         <w:t xml:space="preserve">write path is unchanged from v1.7.9's live-proven 137 models / 32 aliases.</w:t>
       </w:r>
     </w:p>
-    <w:bookmarkEnd w:id="16"/>
-    <w:bookmarkStart w:id="17" w:name="audit-round-3--verified-clean"/>
+    <w:bookmarkEnd w:id="19"/>
+    <w:bookmarkStart w:id="20" w:name="audit-round-3--verified-clean"/>
     <w:p>
       <w:pPr>
         <w:pStyle w:val="Heading3"/>
@@ -1782,9 +2115,9 @@
         <w:t xml:space="preserve">intentionally bypasses the needs-secret guard — operator opt-in, documented.)</w:t>
       </w:r>
     </w:p>
-    <w:bookmarkEnd w:id="17"/>
-    <w:bookmarkEnd w:id="18"/>
-    <w:bookmarkStart w:id="24" w:name="X3f745f2f1363b5cbfd7fbe71d4044eac102974b"/>
+    <w:bookmarkEnd w:id="20"/>
+    <w:bookmarkEnd w:id="21"/>
+    <w:bookmarkStart w:id="27" w:name="X3f745f2f1363b5cbfd7fbe71d4044eac102974b"/>
     <w:p>
       <w:pPr>
         <w:pStyle w:val="Heading2"/>
@@ -1807,7 +2140,7 @@
         <w:t xml:space="preserve">security audit + doc-accuracy audit + lint sweep, fixes verified centrally).</w:t>
       </w:r>
     </w:p>
-    <w:bookmarkStart w:id="19" w:name="security"/>
+    <w:bookmarkStart w:id="22" w:name="security"/>
     <w:p>
       <w:pPr>
         <w:pStyle w:val="Heading3"/>
@@ -1821,7 +2154,7 @@
         <w:pStyle w:val="Compact"/>
         <w:numPr>
           <w:ilvl w:val="0"/>
-          <w:numId w:val="1008"/>
+          <w:numId w:val="1010"/>
         </w:numPr>
       </w:pPr>
       <w:r>
@@ -1991,7 +2324,7 @@
         <w:pStyle w:val="Compact"/>
         <w:numPr>
           <w:ilvl w:val="0"/>
-          <w:numId w:val="1008"/>
+          <w:numId w:val="1010"/>
         </w:numPr>
       </w:pPr>
       <w:r>
@@ -2097,7 +2430,7 @@
         <w:pStyle w:val="Compact"/>
         <w:numPr>
           <w:ilvl w:val="0"/>
-          <w:numId w:val="1008"/>
+          <w:numId w:val="1010"/>
         </w:numPr>
       </w:pPr>
       <w:r>
@@ -2218,7 +2551,7 @@
         <w:pStyle w:val="Compact"/>
         <w:numPr>
           <w:ilvl w:val="0"/>
-          <w:numId w:val="1008"/>
+          <w:numId w:val="1010"/>
         </w:numPr>
       </w:pPr>
       <w:r>
@@ -2297,7 +2630,7 @@
         <w:pStyle w:val="Compact"/>
         <w:numPr>
           <w:ilvl w:val="0"/>
-          <w:numId w:val="1008"/>
+          <w:numId w:val="1010"/>
         </w:numPr>
       </w:pPr>
       <w:r>
@@ -2458,8 +2791,8 @@
         <w:t xml:space="preserve">original six-name allowlist.</w:t>
       </w:r>
     </w:p>
-    <w:bookmarkEnd w:id="19"/>
-    <w:bookmarkStart w:id="20" w:name="fixed-2"/>
+    <w:bookmarkEnd w:id="22"/>
+    <w:bookmarkStart w:id="23" w:name="fixed-2"/>
     <w:p>
       <w:pPr>
         <w:pStyle w:val="Heading3"/>
@@ -2473,7 +2806,7 @@
         <w:pStyle w:val="Compact"/>
         <w:numPr>
           <w:ilvl w:val="0"/>
-          <w:numId w:val="1009"/>
+          <w:numId w:val="1011"/>
         </w:numPr>
       </w:pPr>
       <w:r>
@@ -2573,7 +2906,7 @@
         <w:pStyle w:val="Compact"/>
         <w:numPr>
           <w:ilvl w:val="0"/>
-          <w:numId w:val="1009"/>
+          <w:numId w:val="1011"/>
         </w:numPr>
       </w:pPr>
       <w:r>
@@ -2619,7 +2952,7 @@
         <w:pStyle w:val="Compact"/>
         <w:numPr>
           <w:ilvl w:val="0"/>
-          <w:numId w:val="1009"/>
+          <w:numId w:val="1011"/>
         </w:numPr>
       </w:pPr>
       <w:r>
@@ -2728,8 +3061,8 @@
         <w:t xml:space="preserve">.</w:t>
       </w:r>
     </w:p>
-    <w:bookmarkEnd w:id="20"/>
-    <w:bookmarkStart w:id="21" w:name="docs"/>
+    <w:bookmarkEnd w:id="23"/>
+    <w:bookmarkStart w:id="24" w:name="docs"/>
     <w:p>
       <w:pPr>
         <w:pStyle w:val="Heading3"/>
@@ -2743,7 +3076,7 @@
         <w:pStyle w:val="Compact"/>
         <w:numPr>
           <w:ilvl w:val="0"/>
-          <w:numId w:val="1010"/>
+          <w:numId w:val="1012"/>
         </w:numPr>
       </w:pPr>
       <w:r>
@@ -2879,8 +3212,8 @@
         <w:t xml:space="preserve">refreshed date stamp.</w:t>
       </w:r>
     </w:p>
-    <w:bookmarkEnd w:id="21"/>
-    <w:bookmarkStart w:id="22" w:name="quality"/>
+    <w:bookmarkEnd w:id="24"/>
+    <w:bookmarkStart w:id="25" w:name="quality"/>
     <w:p>
       <w:pPr>
         <w:pStyle w:val="Heading3"/>
@@ -2894,7 +3227,7 @@
         <w:pStyle w:val="Compact"/>
         <w:numPr>
           <w:ilvl w:val="0"/>
-          <w:numId w:val="1011"/>
+          <w:numId w:val="1013"/>
         </w:numPr>
       </w:pPr>
       <w:r>
@@ -2959,8 +3292,8 @@
         <w:t xml:space="preserve">the one remaining reserved no-op flag carries a justified inline disable.</w:t>
       </w:r>
     </w:p>
-    <w:bookmarkEnd w:id="22"/>
-    <w:bookmarkStart w:id="23" w:name="verified-2"/>
+    <w:bookmarkEnd w:id="25"/>
+    <w:bookmarkStart w:id="26" w:name="verified-3"/>
     <w:p>
       <w:pPr>
         <w:pStyle w:val="Heading3"/>
@@ -2974,7 +3307,7 @@
         <w:pStyle w:val="Compact"/>
         <w:numPr>
           <w:ilvl w:val="0"/>
-          <w:numId w:val="1012"/>
+          <w:numId w:val="1014"/>
         </w:numPr>
       </w:pPr>
       <w:r>
@@ -3042,7 +3375,7 @@
         <w:pStyle w:val="Compact"/>
         <w:numPr>
           <w:ilvl w:val="0"/>
-          <w:numId w:val="1012"/>
+          <w:numId w:val="1014"/>
         </w:numPr>
       </w:pPr>
       <w:r>
@@ -3096,7 +3429,7 @@
         <w:pStyle w:val="Compact"/>
         <w:numPr>
           <w:ilvl w:val="0"/>
-          <w:numId w:val="1012"/>
+          <w:numId w:val="1014"/>
         </w:numPr>
       </w:pPr>
       <w:r>
@@ -3166,16 +3499,16 @@
         <w:pStyle w:val="Compact"/>
         <w:numPr>
           <w:ilvl w:val="0"/>
-          <w:numId w:val="1012"/>
+          <w:numId w:val="1014"/>
         </w:numPr>
       </w:pPr>
       <w:r>
         <w:t xml:space="preserve">4-host byte-parity + 10/10 suite re-verified after deploy.</w:t>
       </w:r>
     </w:p>
-    <w:bookmarkEnd w:id="23"/>
-    <w:bookmarkEnd w:id="24"/>
-    <w:bookmarkStart w:id="29" w:name="X32f4e63b5b469270c24eeebf0670d89dbf8d175"/>
+    <w:bookmarkEnd w:id="26"/>
+    <w:bookmarkEnd w:id="27"/>
+    <w:bookmarkStart w:id="32" w:name="X32f4e63b5b469270c24eeebf0670d89dbf8d175"/>
     <w:p>
       <w:pPr>
         <w:pStyle w:val="Heading2"/>
@@ -3204,7 +3537,7 @@
         <w:t xml:space="preserve">suite + live multi-model verification were run centrally.</w:t>
       </w:r>
     </w:p>
-    <w:bookmarkStart w:id="25" w:name="security-1"/>
+    <w:bookmarkStart w:id="28" w:name="security-1"/>
     <w:p>
       <w:pPr>
         <w:pStyle w:val="Heading3"/>
@@ -3218,7 +3551,7 @@
         <w:pStyle w:val="Compact"/>
         <w:numPr>
           <w:ilvl w:val="0"/>
-          <w:numId w:val="1013"/>
+          <w:numId w:val="1015"/>
         </w:numPr>
       </w:pPr>
       <w:r>
@@ -3405,7 +3738,7 @@
         <w:pStyle w:val="Compact"/>
         <w:numPr>
           <w:ilvl w:val="0"/>
-          <w:numId w:val="1013"/>
+          <w:numId w:val="1015"/>
         </w:numPr>
       </w:pPr>
       <w:r>
@@ -3561,7 +3894,7 @@
         <w:pStyle w:val="Compact"/>
         <w:numPr>
           <w:ilvl w:val="0"/>
-          <w:numId w:val="1013"/>
+          <w:numId w:val="1015"/>
         </w:numPr>
       </w:pPr>
       <w:r>
@@ -3720,8 +4053,8 @@
         <w:t xml:space="preserve">on all four remotes.</w:t>
       </w:r>
     </w:p>
-    <w:bookmarkEnd w:id="25"/>
-    <w:bookmarkStart w:id="26" w:name="fixed-3"/>
+    <w:bookmarkEnd w:id="28"/>
+    <w:bookmarkStart w:id="29" w:name="fixed-3"/>
     <w:p>
       <w:pPr>
         <w:pStyle w:val="Heading3"/>
@@ -3735,7 +4068,7 @@
         <w:pStyle w:val="Compact"/>
         <w:numPr>
           <w:ilvl w:val="0"/>
-          <w:numId w:val="1014"/>
+          <w:numId w:val="1016"/>
         </w:numPr>
       </w:pPr>
       <w:r>
@@ -3821,7 +4154,7 @@
         <w:pStyle w:val="Compact"/>
         <w:numPr>
           <w:ilvl w:val="0"/>
-          <w:numId w:val="1014"/>
+          <w:numId w:val="1016"/>
         </w:numPr>
       </w:pPr>
       <w:r>
@@ -3944,7 +4277,7 @@
         <w:pStyle w:val="Compact"/>
         <w:numPr>
           <w:ilvl w:val="0"/>
-          <w:numId w:val="1014"/>
+          <w:numId w:val="1016"/>
         </w:numPr>
       </w:pPr>
       <w:r>
@@ -4023,7 +4356,7 @@
         <w:pStyle w:val="Compact"/>
         <w:numPr>
           <w:ilvl w:val="0"/>
-          <w:numId w:val="1014"/>
+          <w:numId w:val="1016"/>
         </w:numPr>
       </w:pPr>
       <w:r>
@@ -4083,8 +4416,8 @@
         <w:t xml:space="preserve">).</w:t>
       </w:r>
     </w:p>
-    <w:bookmarkEnd w:id="26"/>
-    <w:bookmarkStart w:id="27" w:name="added"/>
+    <w:bookmarkEnd w:id="29"/>
+    <w:bookmarkStart w:id="30" w:name="added-1"/>
     <w:p>
       <w:pPr>
         <w:pStyle w:val="Heading3"/>
@@ -4098,7 +4431,7 @@
         <w:pStyle w:val="Compact"/>
         <w:numPr>
           <w:ilvl w:val="0"/>
-          <w:numId w:val="1015"/>
+          <w:numId w:val="1017"/>
         </w:numPr>
       </w:pPr>
       <w:r>
@@ -4283,7 +4616,7 @@
         <w:pStyle w:val="Compact"/>
         <w:numPr>
           <w:ilvl w:val="0"/>
-          <w:numId w:val="1015"/>
+          <w:numId w:val="1017"/>
         </w:numPr>
       </w:pPr>
       <w:r>
@@ -4351,8 +4684,8 @@
         <w:t xml:space="preserve">a failure never re-echoes a secret.</w:t>
       </w:r>
     </w:p>
-    <w:bookmarkEnd w:id="27"/>
-    <w:bookmarkStart w:id="28" w:name="verified-3"/>
+    <w:bookmarkEnd w:id="30"/>
+    <w:bookmarkStart w:id="31" w:name="verified-4"/>
     <w:p>
       <w:pPr>
         <w:pStyle w:val="Heading3"/>
@@ -4366,7 +4699,7 @@
         <w:pStyle w:val="Compact"/>
         <w:numPr>
           <w:ilvl w:val="0"/>
-          <w:numId w:val="1016"/>
+          <w:numId w:val="1018"/>
         </w:numPr>
       </w:pPr>
       <w:r>
@@ -4412,7 +4745,7 @@
         <w:pStyle w:val="Compact"/>
         <w:numPr>
           <w:ilvl w:val="0"/>
-          <w:numId w:val="1016"/>
+          <w:numId w:val="1018"/>
         </w:numPr>
       </w:pPr>
       <w:r>
@@ -4500,7 +4833,7 @@
         <w:pStyle w:val="Compact"/>
         <w:numPr>
           <w:ilvl w:val="0"/>
-          <w:numId w:val="1016"/>
+          <w:numId w:val="1018"/>
         </w:numPr>
       </w:pPr>
       <w:r>
@@ -4554,7 +4887,7 @@
         <w:pStyle w:val="Compact"/>
         <w:numPr>
           <w:ilvl w:val="0"/>
-          <w:numId w:val="1016"/>
+          <w:numId w:val="1018"/>
         </w:numPr>
       </w:pPr>
       <w:r>
@@ -4597,9 +4930,9 @@
         <w:t xml:space="preserve">.</w:t>
       </w:r>
     </w:p>
-    <w:bookmarkEnd w:id="28"/>
-    <w:bookmarkEnd w:id="29"/>
-    <w:bookmarkStart w:id="34" w:name="X3dc7a22e845e8a16dcec7ab3494aa6e579b0408"/>
+    <w:bookmarkEnd w:id="31"/>
+    <w:bookmarkEnd w:id="32"/>
+    <w:bookmarkStart w:id="37" w:name="X3dc7a22e845e8a16dcec7ab3494aa6e579b0408"/>
     <w:p>
       <w:pPr>
         <w:pStyle w:val="Heading2"/>
@@ -4616,7 +4949,7 @@
         <w:t xml:space="preserve">Follow-up hardening release found by a parallel multi-agent audit of v1.7.6.</w:t>
       </w:r>
     </w:p>
-    <w:bookmarkStart w:id="30" w:name="fixed-4"/>
+    <w:bookmarkStart w:id="33" w:name="fixed-4"/>
     <w:p>
       <w:pPr>
         <w:pStyle w:val="Heading3"/>
@@ -4630,7 +4963,7 @@
         <w:pStyle w:val="Compact"/>
         <w:numPr>
           <w:ilvl w:val="0"/>
-          <w:numId w:val="1017"/>
+          <w:numId w:val="1019"/>
         </w:numPr>
       </w:pPr>
       <w:r>
@@ -4933,7 +5266,7 @@
         <w:pStyle w:val="Compact"/>
         <w:numPr>
           <w:ilvl w:val="0"/>
-          <w:numId w:val="1017"/>
+          <w:numId w:val="1019"/>
         </w:numPr>
       </w:pPr>
       <w:r>
@@ -5061,8 +5394,8 @@
         <w:t xml:space="preserve">.</w:t>
       </w:r>
     </w:p>
-    <w:bookmarkEnd w:id="30"/>
-    <w:bookmarkStart w:id="31" w:name="added-1"/>
+    <w:bookmarkEnd w:id="33"/>
+    <w:bookmarkStart w:id="34" w:name="added-2"/>
     <w:p>
       <w:pPr>
         <w:pStyle w:val="Heading3"/>
@@ -5076,7 +5409,7 @@
         <w:pStyle w:val="Compact"/>
         <w:numPr>
           <w:ilvl w:val="0"/>
-          <w:numId w:val="1018"/>
+          <w:numId w:val="1020"/>
         </w:numPr>
       </w:pPr>
       <w:r>
@@ -5111,7 +5444,7 @@
         <w:pStyle w:val="Compact"/>
         <w:numPr>
           <w:ilvl w:val="0"/>
-          <w:numId w:val="1018"/>
+          <w:numId w:val="1020"/>
         </w:numPr>
       </w:pPr>
       <w:r>
@@ -5180,8 +5513,8 @@
         <w:t xml:space="preserve">.</w:t>
       </w:r>
     </w:p>
-    <w:bookmarkEnd w:id="31"/>
-    <w:bookmarkStart w:id="32" w:name="verified-4"/>
+    <w:bookmarkEnd w:id="34"/>
+    <w:bookmarkStart w:id="35" w:name="verified-5"/>
     <w:p>
       <w:pPr>
         <w:pStyle w:val="Heading3"/>
@@ -5195,7 +5528,7 @@
         <w:pStyle w:val="Compact"/>
         <w:numPr>
           <w:ilvl w:val="0"/>
-          <w:numId w:val="1019"/>
+          <w:numId w:val="1021"/>
         </w:numPr>
       </w:pPr>
       <w:r>
@@ -5235,7 +5568,7 @@
         <w:pStyle w:val="Compact"/>
         <w:numPr>
           <w:ilvl w:val="0"/>
-          <w:numId w:val="1019"/>
+          <w:numId w:val="1021"/>
         </w:numPr>
       </w:pPr>
       <w:r>
@@ -5266,8 +5599,8 @@
         <w:t xml:space="preserve">on macOS.</w:t>
       </w:r>
     </w:p>
-    <w:bookmarkEnd w:id="32"/>
-    <w:bookmarkStart w:id="33" w:name="X62b0a64b7c3ea8cc9486d03458dca15977de730"/>
+    <w:bookmarkEnd w:id="35"/>
+    <w:bookmarkStart w:id="36" w:name="X62b0a64b7c3ea8cc9486d03458dca15977de730"/>
     <w:p>
       <w:pPr>
         <w:pStyle w:val="Heading3"/>
@@ -5281,7 +5614,7 @@
         <w:pStyle w:val="Compact"/>
         <w:numPr>
           <w:ilvl w:val="0"/>
-          <w:numId w:val="1020"/>
+          <w:numId w:val="1022"/>
         </w:numPr>
       </w:pPr>
       <w:r>
@@ -5329,7 +5662,7 @@
         <w:pStyle w:val="Compact"/>
         <w:numPr>
           <w:ilvl w:val="0"/>
-          <w:numId w:val="1020"/>
+          <w:numId w:val="1022"/>
         </w:numPr>
       </w:pPr>
       <w:r>
@@ -5383,7 +5716,7 @@
         <w:pStyle w:val="Compact"/>
         <w:numPr>
           <w:ilvl w:val="0"/>
-          <w:numId w:val="1020"/>
+          <w:numId w:val="1022"/>
         </w:numPr>
       </w:pPr>
       <w:r>
@@ -5401,7 +5734,7 @@
         <w:pStyle w:val="Compact"/>
         <w:numPr>
           <w:ilvl w:val="0"/>
-          <w:numId w:val="1020"/>
+          <w:numId w:val="1022"/>
         </w:numPr>
       </w:pPr>
       <w:r>
@@ -5444,9 +5777,9 @@
         <w:t xml:space="preserve">needs a force tag push; left for a maintainer decision.</w:t>
       </w:r>
     </w:p>
-    <w:bookmarkEnd w:id="33"/>
-    <w:bookmarkEnd w:id="34"/>
-    <w:bookmarkStart w:id="39" w:name="X5bab4cefc6082b36259bdda3d0e046856fdd451"/>
+    <w:bookmarkEnd w:id="36"/>
+    <w:bookmarkEnd w:id="37"/>
+    <w:bookmarkStart w:id="42" w:name="X5bab4cefc6082b36259bdda3d0e046856fdd451"/>
     <w:p>
       <w:pPr>
         <w:pStyle w:val="Heading2"/>
@@ -5455,7 +5788,7 @@
         <w:t xml:space="preserve">v1.7.6 — 2026-06-28 — Always-non-interactive execution, alias-file integrity, macOS/bash-3.2 portability, 4-host rollout</w:t>
       </w:r>
     </w:p>
-    <w:bookmarkStart w:id="35" w:name="fixed-5"/>
+    <w:bookmarkStart w:id="38" w:name="fixed-5"/>
     <w:p>
       <w:pPr>
         <w:pStyle w:val="Heading3"/>
@@ -5469,7 +5802,7 @@
         <w:pStyle w:val="Compact"/>
         <w:numPr>
           <w:ilvl w:val="0"/>
-          <w:numId w:val="1021"/>
+          <w:numId w:val="1023"/>
         </w:numPr>
       </w:pPr>
       <w:r>
@@ -5719,7 +6052,7 @@
         <w:pStyle w:val="Compact"/>
         <w:numPr>
           <w:ilvl w:val="0"/>
-          <w:numId w:val="1021"/>
+          <w:numId w:val="1023"/>
         </w:numPr>
       </w:pPr>
       <w:r>
@@ -5911,7 +6244,7 @@
         <w:pStyle w:val="Compact"/>
         <w:numPr>
           <w:ilvl w:val="0"/>
-          <w:numId w:val="1021"/>
+          <w:numId w:val="1023"/>
         </w:numPr>
       </w:pPr>
       <w:r>
@@ -6061,8 +6394,8 @@
         <w:t xml:space="preserve">are unbound on bash 3.2). The suite now runs green on macOS bash 3.2.</w:t>
       </w:r>
     </w:p>
-    <w:bookmarkEnd w:id="35"/>
-    <w:bookmarkStart w:id="36" w:name="added-2"/>
+    <w:bookmarkEnd w:id="38"/>
+    <w:bookmarkStart w:id="39" w:name="added-3"/>
     <w:p>
       <w:pPr>
         <w:pStyle w:val="Heading3"/>
@@ -6076,7 +6409,7 @@
         <w:pStyle w:val="Compact"/>
         <w:numPr>
           <w:ilvl w:val="0"/>
-          <w:numId w:val="1022"/>
+          <w:numId w:val="1024"/>
         </w:numPr>
       </w:pPr>
       <w:r>
@@ -6234,7 +6567,7 @@
         <w:pStyle w:val="Compact"/>
         <w:numPr>
           <w:ilvl w:val="0"/>
-          <w:numId w:val="1022"/>
+          <w:numId w:val="1024"/>
         </w:numPr>
       </w:pPr>
       <w:r>
@@ -6277,7 +6610,7 @@
         <w:pStyle w:val="Compact"/>
         <w:numPr>
           <w:ilvl w:val="0"/>
-          <w:numId w:val="1022"/>
+          <w:numId w:val="1024"/>
         </w:numPr>
       </w:pPr>
       <w:r>
@@ -6315,8 +6648,8 @@
         <w:t xml:space="preserve">absent — matching the existing SKIP convention for optional-dependency features.</w:t>
       </w:r>
     </w:p>
-    <w:bookmarkEnd w:id="36"/>
-    <w:bookmarkStart w:id="37" w:name="X7441e4fb9d1d1f16b207087dd74b5bc870440c2"/>
+    <w:bookmarkEnd w:id="39"/>
+    <w:bookmarkStart w:id="40" w:name="X7441e4fb9d1d1f16b207087dd74b5bc870440c2"/>
     <w:p>
       <w:pPr>
         <w:pStyle w:val="Heading3"/>
@@ -6330,7 +6663,7 @@
         <w:pStyle w:val="Compact"/>
         <w:numPr>
           <w:ilvl w:val="0"/>
-          <w:numId w:val="1023"/>
+          <w:numId w:val="1025"/>
         </w:numPr>
       </w:pPr>
       <w:r>
@@ -6425,7 +6758,7 @@
         <w:pStyle w:val="Compact"/>
         <w:numPr>
           <w:ilvl w:val="0"/>
-          <w:numId w:val="1023"/>
+          <w:numId w:val="1025"/>
         </w:numPr>
       </w:pPr>
       <w:r>
@@ -6452,7 +6785,7 @@
         <w:pStyle w:val="Compact"/>
         <w:numPr>
           <w:ilvl w:val="0"/>
-          <w:numId w:val="1023"/>
+          <w:numId w:val="1025"/>
         </w:numPr>
       </w:pPr>
       <w:r>
@@ -6491,8 +6824,8 @@
         <w:t xml:space="preserve">.</w:t>
       </w:r>
     </w:p>
-    <w:bookmarkEnd w:id="37"/>
-    <w:bookmarkStart w:id="38" w:name="verified-5"/>
+    <w:bookmarkEnd w:id="40"/>
+    <w:bookmarkStart w:id="41" w:name="verified-6"/>
     <w:p>
       <w:pPr>
         <w:pStyle w:val="Heading3"/>
@@ -6506,7 +6839,7 @@
         <w:pStyle w:val="Compact"/>
         <w:numPr>
           <w:ilvl w:val="0"/>
-          <w:numId w:val="1024"/>
+          <w:numId w:val="1026"/>
         </w:numPr>
       </w:pPr>
       <w:r>
@@ -6546,7 +6879,7 @@
         <w:pStyle w:val="Compact"/>
         <w:numPr>
           <w:ilvl w:val="0"/>
-          <w:numId w:val="1024"/>
+          <w:numId w:val="1026"/>
         </w:numPr>
       </w:pPr>
       <w:r>
@@ -6613,9 +6946,9 @@
         <w:t xml:space="preserve">aliases present on every host.</w:t>
       </w:r>
     </w:p>
-    <w:bookmarkEnd w:id="38"/>
-    <w:bookmarkEnd w:id="39"/>
-    <w:bookmarkStart w:id="44" w:name="Xec4e4bab97bb1465106f99e5371bdd3ec633fc9"/>
+    <w:bookmarkEnd w:id="41"/>
+    <w:bookmarkEnd w:id="42"/>
+    <w:bookmarkStart w:id="47" w:name="Xec4e4bab97bb1465106f99e5371bdd3ec633fc9"/>
     <w:p>
       <w:pPr>
         <w:pStyle w:val="Heading2"/>
@@ -6624,7 +6957,7 @@
         <w:t xml:space="preserve">v1.7.5 — 2026-06-28 — Cross-provider /resume session visibility fix</w:t>
       </w:r>
     </w:p>
-    <w:bookmarkStart w:id="40" w:name="fixed-6"/>
+    <w:bookmarkStart w:id="43" w:name="fixed-6"/>
     <w:p>
       <w:pPr>
         <w:pStyle w:val="Heading3"/>
@@ -6638,7 +6971,7 @@
         <w:pStyle w:val="Compact"/>
         <w:numPr>
           <w:ilvl w:val="0"/>
-          <w:numId w:val="1025"/>
+          <w:numId w:val="1027"/>
         </w:numPr>
       </w:pPr>
       <w:r>
@@ -6813,7 +7146,7 @@
         <w:pStyle w:val="Compact"/>
         <w:numPr>
           <w:ilvl w:val="0"/>
-          <w:numId w:val="1025"/>
+          <w:numId w:val="1027"/>
         </w:numPr>
       </w:pPr>
       <w:r>
@@ -6892,7 +7225,7 @@
         <w:pStyle w:val="Compact"/>
         <w:numPr>
           <w:ilvl w:val="0"/>
-          <w:numId w:val="1025"/>
+          <w:numId w:val="1027"/>
         </w:numPr>
       </w:pPr>
       <w:r>
@@ -6951,8 +7284,8 @@
         <w:t xml:space="preserve">stripping works for all router-transport providers.</w:t>
       </w:r>
     </w:p>
-    <w:bookmarkEnd w:id="40"/>
-    <w:bookmarkStart w:id="41" w:name="root-cause-analysis"/>
+    <w:bookmarkEnd w:id="43"/>
+    <w:bookmarkStart w:id="44" w:name="root-cause-analysis"/>
     <w:p>
       <w:pPr>
         <w:pStyle w:val="Heading3"/>
@@ -7022,7 +7355,7 @@
         <w:pStyle w:val="Compact"/>
         <w:numPr>
           <w:ilvl w:val="0"/>
-          <w:numId w:val="1026"/>
+          <w:numId w:val="1028"/>
         </w:numPr>
       </w:pPr>
       <w:r>
@@ -7058,7 +7391,7 @@
         <w:pStyle w:val="Compact"/>
         <w:numPr>
           <w:ilvl w:val="0"/>
-          <w:numId w:val="1026"/>
+          <w:numId w:val="1028"/>
         </w:numPr>
       </w:pPr>
       <w:r>
@@ -7094,7 +7427,7 @@
         <w:pStyle w:val="Compact"/>
         <w:numPr>
           <w:ilvl w:val="0"/>
-          <w:numId w:val="1026"/>
+          <w:numId w:val="1028"/>
         </w:numPr>
       </w:pPr>
       <w:r>
@@ -7148,8 +7481,8 @@
         <w:t xml:space="preserve">via sync-state.</w:t>
       </w:r>
     </w:p>
-    <w:bookmarkEnd w:id="41"/>
-    <w:bookmarkStart w:id="42" w:name="verified-6"/>
+    <w:bookmarkEnd w:id="44"/>
+    <w:bookmarkStart w:id="45" w:name="verified-7"/>
     <w:p>
       <w:pPr>
         <w:pStyle w:val="Heading3"/>
@@ -7163,7 +7496,7 @@
         <w:pStyle w:val="Compact"/>
         <w:numPr>
           <w:ilvl w:val="0"/>
-          <w:numId w:val="1027"/>
+          <w:numId w:val="1029"/>
         </w:numPr>
       </w:pPr>
       <w:r>
@@ -7197,7 +7530,7 @@
         <w:pStyle w:val="Compact"/>
         <w:numPr>
           <w:ilvl w:val="0"/>
-          <w:numId w:val="1027"/>
+          <w:numId w:val="1029"/>
         </w:numPr>
       </w:pPr>
       <w:r>
@@ -7216,7 +7549,7 @@
         <w:pStyle w:val="Compact"/>
         <w:numPr>
           <w:ilvl w:val="0"/>
-          <w:numId w:val="1027"/>
+          <w:numId w:val="1029"/>
         </w:numPr>
       </w:pPr>
       <w:r>
@@ -7245,8 +7578,8 @@
         <w:t xml:space="preserve">correctly detects and fixes outdated alias files on both hosts</w:t>
       </w:r>
     </w:p>
-    <w:bookmarkEnd w:id="42"/>
-    <w:bookmarkStart w:id="43" w:name="tests"/>
+    <w:bookmarkEnd w:id="45"/>
+    <w:bookmarkStart w:id="46" w:name="tests"/>
     <w:p>
       <w:pPr>
         <w:pStyle w:val="Heading3"/>
@@ -7260,7 +7593,7 @@
         <w:pStyle w:val="Compact"/>
         <w:numPr>
           <w:ilvl w:val="0"/>
-          <w:numId w:val="1028"/>
+          <w:numId w:val="1030"/>
         </w:numPr>
       </w:pPr>
       <w:r>
@@ -7282,16 +7615,16 @@
         <w:pStyle w:val="Compact"/>
         <w:numPr>
           <w:ilvl w:val="0"/>
-          <w:numId w:val="1028"/>
+          <w:numId w:val="1030"/>
         </w:numPr>
       </w:pPr>
       <w:r>
         <w:t xml:space="preserve">Existing test suite: session-related tests pass</w:t>
       </w:r>
     </w:p>
-    <w:bookmarkEnd w:id="43"/>
-    <w:bookmarkEnd w:id="44"/>
-    <w:bookmarkStart w:id="48" w:name="Xec1c151fba8b0f6e04d02f3212d1c75e29f17fb"/>
+    <w:bookmarkEnd w:id="46"/>
+    <w:bookmarkEnd w:id="47"/>
+    <w:bookmarkStart w:id="51" w:name="Xec1c151fba8b0f6e04d02f3212d1c75e29f17fb"/>
     <w:p>
       <w:pPr>
         <w:pStyle w:val="Heading2"/>
@@ -7300,7 +7633,7 @@
         <w:t xml:space="preserve">v1.7.4 — 2026-06-26 — Kimi provider fix + AWS IaC MCP disabled by default</w:t>
       </w:r>
     </w:p>
-    <w:bookmarkStart w:id="45" w:name="fixed-7"/>
+    <w:bookmarkStart w:id="48" w:name="fixed-7"/>
     <w:p>
       <w:pPr>
         <w:pStyle w:val="Heading3"/>
@@ -7314,7 +7647,7 @@
         <w:pStyle w:val="Compact"/>
         <w:numPr>
           <w:ilvl w:val="0"/>
-          <w:numId w:val="1029"/>
+          <w:numId w:val="1031"/>
         </w:numPr>
       </w:pPr>
       <w:r>
@@ -7381,7 +7714,7 @@
         <w:pStyle w:val="Compact"/>
         <w:numPr>
           <w:ilvl w:val="0"/>
-          <w:numId w:val="1029"/>
+          <w:numId w:val="1031"/>
         </w:numPr>
       </w:pPr>
       <w:r>
@@ -7437,8 +7770,8 @@
         <w:t xml:space="preserve">on connection and is now configured but disabled by default.</w:t>
       </w:r>
     </w:p>
-    <w:bookmarkEnd w:id="45"/>
-    <w:bookmarkStart w:id="46" w:name="changed"/>
+    <w:bookmarkEnd w:id="48"/>
+    <w:bookmarkStart w:id="49" w:name="changed"/>
     <w:p>
       <w:pPr>
         <w:pStyle w:val="Heading3"/>
@@ -7452,7 +7785,7 @@
         <w:pStyle w:val="Compact"/>
         <w:numPr>
           <w:ilvl w:val="0"/>
-          <w:numId w:val="1030"/>
+          <w:numId w:val="1032"/>
         </w:numPr>
       </w:pPr>
       <w:r>
@@ -7479,7 +7812,7 @@
         <w:pStyle w:val="Compact"/>
         <w:numPr>
           <w:ilvl w:val="0"/>
-          <w:numId w:val="1030"/>
+          <w:numId w:val="1032"/>
         </w:numPr>
       </w:pPr>
       <w:r>
@@ -7498,8 +7831,8 @@
         <w:t xml:space="preserve">.</w:t>
       </w:r>
     </w:p>
-    <w:bookmarkEnd w:id="46"/>
-    <w:bookmarkStart w:id="47" w:name="tests-1"/>
+    <w:bookmarkEnd w:id="49"/>
+    <w:bookmarkStart w:id="50" w:name="tests-1"/>
     <w:p>
       <w:pPr>
         <w:pStyle w:val="Heading3"/>
@@ -7513,7 +7846,7 @@
         <w:pStyle w:val="Compact"/>
         <w:numPr>
           <w:ilvl w:val="0"/>
-          <w:numId w:val="1031"/>
+          <w:numId w:val="1033"/>
         </w:numPr>
       </w:pPr>
       <w:r>
@@ -7535,7 +7868,7 @@
         <w:pStyle w:val="Compact"/>
         <w:numPr>
           <w:ilvl w:val="0"/>
-          <w:numId w:val="1031"/>
+          <w:numId w:val="1033"/>
         </w:numPr>
       </w:pPr>
       <w:r>
@@ -7560,7 +7893,7 @@
         <w:pStyle w:val="Compact"/>
         <w:numPr>
           <w:ilvl w:val="0"/>
-          <w:numId w:val="1031"/>
+          <w:numId w:val="1033"/>
         </w:numPr>
       </w:pPr>
       <w:r>
@@ -7577,9 +7910,9 @@
         <w:t xml:space="preserve">5 passed, 0 failed</w:t>
       </w:r>
     </w:p>
-    <w:bookmarkEnd w:id="47"/>
-    <w:bookmarkEnd w:id="48"/>
-    <w:bookmarkStart w:id="53" w:name="X9bd238ab6e70094b91f95682e0c680fd3b532e6"/>
+    <w:bookmarkEnd w:id="50"/>
+    <w:bookmarkEnd w:id="51"/>
+    <w:bookmarkStart w:id="56" w:name="X9bd238ab6e70094b91f95682e0c680fd3b532e6"/>
     <w:p>
       <w:pPr>
         <w:pStyle w:val="Heading2"/>
@@ -7588,7 +7921,7 @@
         <w:t xml:space="preserve">v1.6.6 — 2026-06-21 — TOON integration for token-efficient prompts</w:t>
       </w:r>
     </w:p>
-    <w:bookmarkStart w:id="49" w:name="added-3"/>
+    <w:bookmarkStart w:id="52" w:name="added-4"/>
     <w:p>
       <w:pPr>
         <w:pStyle w:val="Heading3"/>
@@ -7602,7 +7935,7 @@
         <w:pStyle w:val="Compact"/>
         <w:numPr>
           <w:ilvl w:val="0"/>
-          <w:numId w:val="1032"/>
+          <w:numId w:val="1034"/>
         </w:numPr>
       </w:pPr>
       <w:r>
@@ -7630,7 +7963,7 @@
         <w:pStyle w:val="Compact"/>
         <w:numPr>
           <w:ilvl w:val="0"/>
-          <w:numId w:val="1032"/>
+          <w:numId w:val="1034"/>
         </w:numPr>
       </w:pPr>
       <w:r>
@@ -7653,7 +7986,7 @@
         <w:pStyle w:val="Compact"/>
         <w:numPr>
           <w:ilvl w:val="0"/>
-          <w:numId w:val="1032"/>
+          <w:numId w:val="1034"/>
         </w:numPr>
       </w:pPr>
       <w:r>
@@ -7676,7 +8009,7 @@
         <w:pStyle w:val="Compact"/>
         <w:numPr>
           <w:ilvl w:val="0"/>
-          <w:numId w:val="1032"/>
+          <w:numId w:val="1034"/>
         </w:numPr>
       </w:pPr>
       <w:r>
@@ -7699,7 +8032,7 @@
         <w:pStyle w:val="Compact"/>
         <w:numPr>
           <w:ilvl w:val="0"/>
-          <w:numId w:val="1032"/>
+          <w:numId w:val="1034"/>
         </w:numPr>
       </w:pPr>
       <w:r>
@@ -7732,8 +8065,8 @@
         <w:t xml:space="preserve">v2.3.0 dependency</w:t>
       </w:r>
     </w:p>
-    <w:bookmarkEnd w:id="49"/>
-    <w:bookmarkStart w:id="50" w:name="token-savings"/>
+    <w:bookmarkEnd w:id="52"/>
+    <w:bookmarkStart w:id="53" w:name="token-savings"/>
     <w:p>
       <w:pPr>
         <w:pStyle w:val="Heading3"/>
@@ -7747,7 +8080,7 @@
         <w:pStyle w:val="Compact"/>
         <w:numPr>
           <w:ilvl w:val="0"/>
-          <w:numId w:val="1033"/>
+          <w:numId w:val="1035"/>
         </w:numPr>
       </w:pPr>
       <w:r>
@@ -7759,7 +8092,7 @@
         <w:pStyle w:val="Compact"/>
         <w:numPr>
           <w:ilvl w:val="0"/>
-          <w:numId w:val="1033"/>
+          <w:numId w:val="1035"/>
         </w:numPr>
       </w:pPr>
       <w:r>
@@ -7771,7 +8104,7 @@
         <w:pStyle w:val="Compact"/>
         <w:numPr>
           <w:ilvl w:val="0"/>
-          <w:numId w:val="1033"/>
+          <w:numId w:val="1035"/>
         </w:numPr>
       </w:pPr>
       <w:r>
@@ -7783,15 +8116,15 @@
         <w:pStyle w:val="Compact"/>
         <w:numPr>
           <w:ilvl w:val="0"/>
-          <w:numId w:val="1033"/>
+          <w:numId w:val="1035"/>
         </w:numPr>
       </w:pPr>
       <w:r>
         <w:t xml:space="preserve">Accuracy: 76.4% (vs JSON's 75.0%)</w:t>
       </w:r>
     </w:p>
-    <w:bookmarkEnd w:id="50"/>
-    <w:bookmarkStart w:id="51" w:name="note"/>
+    <w:bookmarkEnd w:id="53"/>
+    <w:bookmarkStart w:id="54" w:name="note"/>
     <w:p>
       <w:pPr>
         <w:pStyle w:val="Heading3"/>
@@ -7814,8 +8147,8 @@
         <w:t xml:space="preserve">(providers require it). HTTP/3 and compression require provider-side support.</w:t>
       </w:r>
     </w:p>
-    <w:bookmarkEnd w:id="51"/>
-    <w:bookmarkStart w:id="52" w:name="tests-2"/>
+    <w:bookmarkEnd w:id="54"/>
+    <w:bookmarkStart w:id="55" w:name="tests-2"/>
     <w:p>
       <w:pPr>
         <w:pStyle w:val="Heading3"/>
@@ -7829,16 +8162,16 @@
         <w:pStyle w:val="Compact"/>
         <w:numPr>
           <w:ilvl w:val="0"/>
-          <w:numId w:val="1034"/>
+          <w:numId w:val="1036"/>
         </w:numPr>
       </w:pPr>
       <w:r>
         <w:t xml:space="preserve">8/8 ALL GREEN</w:t>
       </w:r>
     </w:p>
-    <w:bookmarkEnd w:id="52"/>
-    <w:bookmarkEnd w:id="53"/>
-    <w:bookmarkStart w:id="57" w:name="X9237cd4bb03a72b6dc5a03c01976a74cdd15263"/>
+    <w:bookmarkEnd w:id="55"/>
+    <w:bookmarkEnd w:id="56"/>
+    <w:bookmarkStart w:id="60" w:name="X9237cd4bb03a72b6dc5a03c01976a74cdd15263"/>
     <w:p>
       <w:pPr>
         <w:pStyle w:val="Heading2"/>
@@ -7847,7 +8180,7 @@
         <w:t xml:space="preserve">v1.6.5 — 2026-06-21 — Poe proxy fix (alias file + install)</w:t>
       </w:r>
     </w:p>
-    <w:bookmarkStart w:id="54" w:name="fixed-8"/>
+    <w:bookmarkStart w:id="57" w:name="fixed-8"/>
     <w:p>
       <w:pPr>
         <w:pStyle w:val="Heading3"/>
@@ -7861,7 +8194,7 @@
         <w:pStyle w:val="Compact"/>
         <w:numPr>
           <w:ilvl w:val="0"/>
-          <w:numId w:val="1035"/>
+          <w:numId w:val="1037"/>
         </w:numPr>
       </w:pPr>
       <w:r>
@@ -7922,7 +8255,7 @@
         <w:pStyle w:val="Compact"/>
         <w:numPr>
           <w:ilvl w:val="0"/>
-          <w:numId w:val="1035"/>
+          <w:numId w:val="1037"/>
         </w:numPr>
       </w:pPr>
       <w:r>
@@ -7971,7 +8304,7 @@
         <w:pStyle w:val="Compact"/>
         <w:numPr>
           <w:ilvl w:val="0"/>
-          <w:numId w:val="1035"/>
+          <w:numId w:val="1037"/>
         </w:numPr>
       </w:pPr>
       <w:r>
@@ -8003,8 +8336,8 @@
         <w:t xml:space="preserve">during install.</w:t>
       </w:r>
     </w:p>
-    <w:bookmarkEnd w:id="54"/>
-    <w:bookmarkStart w:id="55" w:name="verified-7"/>
+    <w:bookmarkEnd w:id="57"/>
+    <w:bookmarkStart w:id="58" w:name="verified-8"/>
     <w:p>
       <w:pPr>
         <w:pStyle w:val="Heading3"/>
@@ -8018,7 +8351,7 @@
         <w:pStyle w:val="Compact"/>
         <w:numPr>
           <w:ilvl w:val="0"/>
-          <w:numId w:val="1036"/>
+          <w:numId w:val="1038"/>
         </w:numPr>
       </w:pPr>
       <w:r>
@@ -8075,15 +8408,15 @@
         <w:pStyle w:val="Compact"/>
         <w:numPr>
           <w:ilvl w:val="0"/>
-          <w:numId w:val="1036"/>
+          <w:numId w:val="1038"/>
         </w:numPr>
       </w:pPr>
       <w:r>
         <w:t xml:space="preserve">Deployed to both local host and nezha.local</w:t>
       </w:r>
     </w:p>
-    <w:bookmarkEnd w:id="55"/>
-    <w:bookmarkStart w:id="56" w:name="tests-3"/>
+    <w:bookmarkEnd w:id="58"/>
+    <w:bookmarkStart w:id="59" w:name="tests-3"/>
     <w:p>
       <w:pPr>
         <w:pStyle w:val="Heading3"/>
@@ -8097,16 +8430,16 @@
         <w:pStyle w:val="Compact"/>
         <w:numPr>
           <w:ilvl w:val="0"/>
-          <w:numId w:val="1037"/>
+          <w:numId w:val="1039"/>
         </w:numPr>
       </w:pPr>
       <w:r>
         <w:t xml:space="preserve">8/8 ALL GREEN</w:t>
       </w:r>
     </w:p>
-    <w:bookmarkEnd w:id="56"/>
-    <w:bookmarkEnd w:id="57"/>
-    <w:bookmarkStart w:id="61" w:name="X64087af2920030f2c3773a9b8de13830a649fe9"/>
+    <w:bookmarkEnd w:id="59"/>
+    <w:bookmarkEnd w:id="60"/>
+    <w:bookmarkStart w:id="64" w:name="X64087af2920030f2c3773a9b8de13830a649fe9"/>
     <w:p>
       <w:pPr>
         <w:pStyle w:val="Heading2"/>
@@ -8115,7 +8448,7 @@
         <w:t xml:space="preserve">v1.6.4 — 2026-06-21 — Poe proxy fix for tool compatibility</w:t>
       </w:r>
     </w:p>
-    <w:bookmarkStart w:id="58" w:name="fixed-9"/>
+    <w:bookmarkStart w:id="61" w:name="fixed-9"/>
     <w:p>
       <w:pPr>
         <w:pStyle w:val="Heading3"/>
@@ -8129,7 +8462,7 @@
         <w:pStyle w:val="Compact"/>
         <w:numPr>
           <w:ilvl w:val="0"/>
-          <w:numId w:val="1038"/>
+          <w:numId w:val="1040"/>
         </w:numPr>
       </w:pPr>
       <w:r>
@@ -8193,7 +8526,7 @@
         <w:pStyle w:val="Compact"/>
         <w:numPr>
           <w:ilvl w:val="0"/>
-          <w:numId w:val="1038"/>
+          <w:numId w:val="1040"/>
         </w:numPr>
       </w:pPr>
       <w:r>
@@ -8243,8 +8576,8 @@
         <w:t xml:space="preserve">).</w:t>
       </w:r>
     </w:p>
-    <w:bookmarkEnd w:id="58"/>
-    <w:bookmarkStart w:id="59" w:name="verified-8"/>
+    <w:bookmarkEnd w:id="61"/>
+    <w:bookmarkStart w:id="62" w:name="verified-9"/>
     <w:p>
       <w:pPr>
         <w:pStyle w:val="Heading3"/>
@@ -8258,7 +8591,7 @@
         <w:pStyle w:val="Compact"/>
         <w:numPr>
           <w:ilvl w:val="0"/>
-          <w:numId w:val="1039"/>
+          <w:numId w:val="1041"/>
         </w:numPr>
       </w:pPr>
       <w:r>
@@ -8310,8 +8643,8 @@
         <w:t xml:space="preserve">✅</w:t>
       </w:r>
     </w:p>
-    <w:bookmarkEnd w:id="59"/>
-    <w:bookmarkStart w:id="60" w:name="tests-4"/>
+    <w:bookmarkEnd w:id="62"/>
+    <w:bookmarkStart w:id="63" w:name="tests-4"/>
     <w:p>
       <w:pPr>
         <w:pStyle w:val="Heading3"/>
@@ -8325,343 +8658,31 @@
         <w:pStyle w:val="Compact"/>
         <w:numPr>
           <w:ilvl w:val="0"/>
-          <w:numId w:val="1040"/>
+          <w:numId w:val="1042"/>
         </w:numPr>
       </w:pPr>
       <w:r>
         <w:t xml:space="preserve">8/8 ALL GREEN</w:t>
-      </w:r>
-    </w:p>
-    <w:bookmarkEnd w:id="60"/>
-    <w:bookmarkEnd w:id="61"/>
-    <w:bookmarkStart w:id="64" w:name="X5ec18949a21827efef04e4858f2416f947a13fe"/>
-    <w:p>
-      <w:pPr>
-        <w:pStyle w:val="Heading2"/>
-      </w:pPr>
-      <w:r>
-        <w:t xml:space="preserve">v1.6.3 — 2026-06-21 — Poe provider (382 models, 3 aliases)</w:t>
-      </w:r>
-    </w:p>
-    <w:bookmarkStart w:id="62" w:name="added-4"/>
-    <w:p>
-      <w:pPr>
-        <w:pStyle w:val="Heading3"/>
-      </w:pPr>
-      <w:r>
-        <w:t xml:space="preserve">Added</w:t>
-      </w:r>
-    </w:p>
-    <w:p>
-      <w:pPr>
-        <w:pStyle w:val="Compact"/>
-        <w:numPr>
-          <w:ilvl w:val="0"/>
-          <w:numId w:val="1041"/>
-        </w:numPr>
-      </w:pPr>
-      <w:r>
-        <w:rPr>
-          <w:b/>
-          <w:bCs/>
-        </w:rPr>
-        <w:t xml:space="preserve">Poe provider</w:t>
-      </w:r>
-      <w:r>
-        <w:t xml:space="preserve"> </w:t>
-      </w:r>
-      <w:r>
-        <w:t xml:space="preserve">— universal AI platform with 382 models from all major providers.</w:t>
-      </w:r>
-      <w:r>
-        <w:t xml:space="preserve"> </w:t>
-      </w:r>
-      <w:r>
-        <w:t xml:space="preserve">OpenAI-compatible API at</w:t>
-      </w:r>
-      <w:r>
-        <w:t xml:space="preserve"> </w:t>
-      </w:r>
-      <w:r>
-        <w:rPr>
-          <w:rStyle w:val="VerbatimChar"/>
-        </w:rPr>
-        <w:t xml:space="preserve">https://api.poe.com/v1</w:t>
-      </w:r>
-      <w:r>
-        <w:t xml:space="preserve">. Chat, code, image gen, video gen,</w:t>
-      </w:r>
-      <w:r>
-        <w:t xml:space="preserve"> </w:t>
-      </w:r>
-      <w:r>
-        <w:t xml:space="preserve">TTS, STT, and more.</w:t>
-      </w:r>
-    </w:p>
-    <w:p>
-      <w:pPr>
-        <w:pStyle w:val="Compact"/>
-        <w:numPr>
-          <w:ilvl w:val="0"/>
-          <w:numId w:val="1041"/>
-        </w:numPr>
-      </w:pPr>
-      <w:r>
-        <w:rPr>
-          <w:b/>
-          <w:bCs/>
-        </w:rPr>
-        <w:t xml:space="preserve">3 aliases</w:t>
-      </w:r>
-      <w:r>
-        <w:t xml:space="preserve">:</w:t>
-      </w:r>
-      <w:r>
-        <w:t xml:space="preserve"> </w:t>
-      </w:r>
-      <w:r>
-        <w:rPr>
-          <w:rStyle w:val="VerbatimChar"/>
-        </w:rPr>
-        <w:t xml:space="preserve">poe</w:t>
-      </w:r>
-      <w:r>
-        <w:t xml:space="preserve"> </w:t>
-      </w:r>
-      <w:r>
-        <w:t xml:space="preserve">(claude-sonnet-4.6 + gpt-5.4-mini),</w:t>
-      </w:r>
-      <w:r>
-        <w:t xml:space="preserve"> </w:t>
-      </w:r>
-      <w:r>
-        <w:rPr>
-          <w:rStyle w:val="VerbatimChar"/>
-        </w:rPr>
-        <w:t xml:space="preserve">poe2</w:t>
-      </w:r>
-      <w:r>
-        <w:t xml:space="preserve"> </w:t>
-      </w:r>
-      <w:r>
-        <w:t xml:space="preserve">(gpt-5.5 + deepseek-v4-pro-e),</w:t>
-      </w:r>
-      <w:r>
-        <w:t xml:space="preserve"> </w:t>
-      </w:r>
-      <w:r>
-        <w:rPr>
-          <w:rStyle w:val="VerbatimChar"/>
-        </w:rPr>
-        <w:t xml:space="preserve">poe3</w:t>
-      </w:r>
-      <w:r>
-        <w:t xml:space="preserve"> </w:t>
-      </w:r>
-      <w:r>
-        <w:t xml:space="preserve">(grok-4 + gemini-3.1-pro)</w:t>
-      </w:r>
-    </w:p>
-    <w:p>
-      <w:pPr>
-        <w:pStyle w:val="Compact"/>
-        <w:numPr>
-          <w:ilvl w:val="0"/>
-          <w:numId w:val="1041"/>
-        </w:numPr>
-      </w:pPr>
-      <w:r>
-        <w:rPr>
-          <w:b/>
-          <w:bCs/>
-        </w:rPr>
-        <w:t xml:space="preserve">key-aliases</w:t>
-      </w:r>
-      <w:r>
-        <w:t xml:space="preserve">:</w:t>
-      </w:r>
-      <w:r>
-        <w:t xml:space="preserve"> </w:t>
-      </w:r>
-      <w:r>
-        <w:rPr>
-          <w:rStyle w:val="VerbatimChar"/>
-        </w:rPr>
-        <w:t xml:space="preserve">POE_API_KEY</w:t>
-      </w:r>
-      <w:r>
-        <w:t xml:space="preserve"> </w:t>
-      </w:r>
-      <w:r>
-        <w:t xml:space="preserve">+</w:t>
-      </w:r>
-      <w:r>
-        <w:t xml:space="preserve"> </w:t>
-      </w:r>
-      <w:r>
-        <w:rPr>
-          <w:rStyle w:val="VerbatimChar"/>
-        </w:rPr>
-        <w:t xml:space="preserve">ApiKey_Poe</w:t>
-      </w:r>
-      <w:r>
-        <w:t xml:space="preserve"> </w:t>
-      </w:r>
-      <w:r>
-        <w:t xml:space="preserve">→</w:t>
-      </w:r>
-      <w:r>
-        <w:t xml:space="preserve"> </w:t>
-      </w:r>
-      <w:r>
-        <w:rPr>
-          <w:rStyle w:val="VerbatimChar"/>
-        </w:rPr>
-        <w:t xml:space="preserve">poe</w:t>
-      </w:r>
-    </w:p>
-    <w:p>
-      <w:pPr>
-        <w:pStyle w:val="Compact"/>
-        <w:numPr>
-          <w:ilvl w:val="0"/>
-          <w:numId w:val="1041"/>
-        </w:numPr>
-      </w:pPr>
-      <w:r>
-        <w:rPr>
-          <w:b/>
-          <w:bCs/>
-        </w:rPr>
-        <w:t xml:space="preserve">Tool calling verified</w:t>
-      </w:r>
-      <w:r>
-        <w:t xml:space="preserve"> </w:t>
-      </w:r>
-      <w:r>
-        <w:t xml:space="preserve">on claude-sonnet-4.6, gpt-5.4-mini, deepseek-v4-pro-e, grok-4</w:t>
-      </w:r>
-    </w:p>
-    <w:p>
-      <w:pPr>
-        <w:pStyle w:val="Compact"/>
-        <w:numPr>
-          <w:ilvl w:val="0"/>
-          <w:numId w:val="1041"/>
-        </w:numPr>
-      </w:pPr>
-      <w:r>
-        <w:rPr>
-          <w:b/>
-          <w:bCs/>
-        </w:rPr>
-        <w:t xml:space="preserve">382 models categorized</w:t>
-      </w:r>
-      <w:r>
-        <w:t xml:space="preserve">: 130 chat/reasoning, 16 code, 40 image gen, 17 video gen,</w:t>
-      </w:r>
-      <w:r>
-        <w:t xml:space="preserve"> </w:t>
-      </w:r>
-      <w:r>
-        <w:t xml:space="preserve">12 TTS, 1 STT, 166 other</w:t>
-      </w:r>
-    </w:p>
-    <w:p>
-      <w:pPr>
-        <w:pStyle w:val="Compact"/>
-        <w:numPr>
-          <w:ilvl w:val="0"/>
-          <w:numId w:val="1041"/>
-        </w:numPr>
-      </w:pPr>
-      <w:r>
-        <w:rPr>
-          <w:b/>
-          <w:bCs/>
-        </w:rPr>
-        <w:t xml:space="preserve">Documentation</w:t>
-      </w:r>
-      <w:r>
-        <w:t xml:space="preserve">: full Poe section in Provider_Aliases_User_Guide.md</w:t>
-      </w:r>
-    </w:p>
-    <w:bookmarkEnd w:id="62"/>
-    <w:bookmarkStart w:id="63" w:name="verified-9"/>
-    <w:p>
-      <w:pPr>
-        <w:pStyle w:val="Heading3"/>
-      </w:pPr>
-      <w:r>
-        <w:t xml:space="preserve">Verified</w:t>
-      </w:r>
-    </w:p>
-    <w:p>
-      <w:pPr>
-        <w:pStyle w:val="Compact"/>
-        <w:numPr>
-          <w:ilvl w:val="0"/>
-          <w:numId w:val="1042"/>
-        </w:numPr>
-      </w:pPr>
-      <w:r>
-        <w:t xml:space="preserve">API endpoint responds correctly</w:t>
-      </w:r>
-    </w:p>
-    <w:p>
-      <w:pPr>
-        <w:pStyle w:val="Compact"/>
-        <w:numPr>
-          <w:ilvl w:val="0"/>
-          <w:numId w:val="1042"/>
-        </w:numPr>
-      </w:pPr>
-      <w:r>
-        <w:t xml:space="preserve">Authentication works</w:t>
-      </w:r>
-    </w:p>
-    <w:p>
-      <w:pPr>
-        <w:pStyle w:val="Compact"/>
-        <w:numPr>
-          <w:ilvl w:val="0"/>
-          <w:numId w:val="1042"/>
-        </w:numPr>
-      </w:pPr>
-      <w:r>
-        <w:t xml:space="preserve">Tool calling confirmed</w:t>
-      </w:r>
-    </w:p>
-    <w:p>
-      <w:pPr>
-        <w:pStyle w:val="Compact"/>
-        <w:numPr>
-          <w:ilvl w:val="0"/>
-          <w:numId w:val="1042"/>
-        </w:numPr>
-      </w:pPr>
-      <w:r>
-        <w:t xml:space="preserve">All 3 aliases tested through ccr with "Do you see our codebase?" — all YES</w:t>
       </w:r>
     </w:p>
     <w:bookmarkEnd w:id="63"/>
     <w:bookmarkEnd w:id="64"/>
-    <w:bookmarkStart w:id="67" w:name="Xdf48572774f97e3e2c130948cecb4cf2a500aa1"/>
+    <w:bookmarkStart w:id="67" w:name="X5ec18949a21827efef04e4858f2416f947a13fe"/>
     <w:p>
       <w:pPr>
         <w:pStyle w:val="Heading2"/>
       </w:pPr>
       <w:r>
-        <w:t xml:space="preserve">v1.6.2 — 2026-06-21 — Chutes provider documentation + model update</w:t>
-      </w:r>
-    </w:p>
-    <w:bookmarkStart w:id="65" w:name="changed-1"/>
+        <w:t xml:space="preserve">v1.6.3 — 2026-06-21 — Poe provider (382 models, 3 aliases)</w:t>
+      </w:r>
+    </w:p>
+    <w:bookmarkStart w:id="65" w:name="added-5"/>
     <w:p>
       <w:pPr>
         <w:pStyle w:val="Heading3"/>
       </w:pPr>
       <w:r>
-        <w:t xml:space="preserve">Changed</w:t>
+        <w:t xml:space="preserve">Added</w:t>
       </w:r>
     </w:p>
     <w:p>
@@ -8677,43 +8698,37 @@
           <w:b/>
           <w:bCs/>
         </w:rPr>
-        <w:t xml:space="preserve">Chutes provider models updated</w:t>
-      </w:r>
-      <w:r>
-        <w:t xml:space="preserve"> </w:t>
-      </w:r>
-      <w:r>
-        <w:t xml:space="preserve">— catalog was stale. Chutes now offers 13 TEE</w:t>
-      </w:r>
-      <w:r>
-        <w:t xml:space="preserve"> </w:t>
-      </w:r>
-      <w:r>
-        <w:t xml:space="preserve">(Trusted Execution Environment) models. Updated strong=</w:t>
-      </w:r>
-      <w:r>
-        <w:rPr>
-          <w:rStyle w:val="VerbatimChar"/>
-        </w:rPr>
-        <w:t xml:space="preserve">zai-org/GLM-5.2-TEE</w:t>
-      </w:r>
-      <w:r>
-        <w:t xml:space="preserve">,</w:t>
-      </w:r>
-      <w:r>
-        <w:t xml:space="preserve"> </w:t>
-      </w:r>
-      <w:r>
-        <w:t xml:space="preserve">fast=</w:t>
-      </w:r>
-      <w:r>
-        <w:rPr>
-          <w:rStyle w:val="VerbatimChar"/>
-        </w:rPr>
-        <w:t xml:space="preserve">Qwen/Qwen3.6-27B-TEE</w:t>
-      </w:r>
-      <w:r>
-        <w:t xml:space="preserve">.</w:t>
+        <w:t xml:space="preserve">Poe provider</w:t>
+      </w:r>
+      <w:r>
+        <w:t xml:space="preserve"> </w:t>
+      </w:r>
+      <w:r>
+        <w:t xml:space="preserve">— universal AI platform with 382 models from all major providers.</w:t>
+      </w:r>
+      <w:r>
+        <w:t xml:space="preserve"> </w:t>
+      </w:r>
+      <w:r>
+        <w:t xml:space="preserve">OpenAI-compatible API at</w:t>
+      </w:r>
+      <w:r>
+        <w:t xml:space="preserve"> </w:t>
+      </w:r>
+      <w:r>
+        <w:rPr>
+          <w:rStyle w:val="VerbatimChar"/>
+        </w:rPr>
+        <w:t xml:space="preserve">https://api.poe.com/v1</w:t>
+      </w:r>
+      <w:r>
+        <w:t xml:space="preserve">. Chat, code, image gen, video gen,</w:t>
+      </w:r>
+      <w:r>
+        <w:t xml:space="preserve"> </w:t>
+      </w:r>
+      <w:r>
+        <w:t xml:space="preserve">TTS, STT, and more.</w:t>
       </w:r>
     </w:p>
     <w:p>
@@ -8729,19 +8744,179 @@
           <w:b/>
           <w:bCs/>
         </w:rPr>
-        <w:t xml:space="preserve">Chutes documentation</w:t>
-      </w:r>
-      <w:r>
-        <w:t xml:space="preserve"> </w:t>
-      </w:r>
-      <w:r>
-        <w:t xml:space="preserve">added to Provider_Aliases_User_Guide.md with full model</w:t>
-      </w:r>
-      <w:r>
-        <w:t xml:space="preserve"> </w:t>
-      </w:r>
-      <w:r>
-        <w:t xml:space="preserve">table, TEE explanation, pay-per-use note, and setup instructions.</w:t>
+        <w:t xml:space="preserve">3 aliases</w:t>
+      </w:r>
+      <w:r>
+        <w:t xml:space="preserve">:</w:t>
+      </w:r>
+      <w:r>
+        <w:t xml:space="preserve"> </w:t>
+      </w:r>
+      <w:r>
+        <w:rPr>
+          <w:rStyle w:val="VerbatimChar"/>
+        </w:rPr>
+        <w:t xml:space="preserve">poe</w:t>
+      </w:r>
+      <w:r>
+        <w:t xml:space="preserve"> </w:t>
+      </w:r>
+      <w:r>
+        <w:t xml:space="preserve">(claude-sonnet-4.6 + gpt-5.4-mini),</w:t>
+      </w:r>
+      <w:r>
+        <w:t xml:space="preserve"> </w:t>
+      </w:r>
+      <w:r>
+        <w:rPr>
+          <w:rStyle w:val="VerbatimChar"/>
+        </w:rPr>
+        <w:t xml:space="preserve">poe2</w:t>
+      </w:r>
+      <w:r>
+        <w:t xml:space="preserve"> </w:t>
+      </w:r>
+      <w:r>
+        <w:t xml:space="preserve">(gpt-5.5 + deepseek-v4-pro-e),</w:t>
+      </w:r>
+      <w:r>
+        <w:t xml:space="preserve"> </w:t>
+      </w:r>
+      <w:r>
+        <w:rPr>
+          <w:rStyle w:val="VerbatimChar"/>
+        </w:rPr>
+        <w:t xml:space="preserve">poe3</w:t>
+      </w:r>
+      <w:r>
+        <w:t xml:space="preserve"> </w:t>
+      </w:r>
+      <w:r>
+        <w:t xml:space="preserve">(grok-4 + gemini-3.1-pro)</w:t>
+      </w:r>
+    </w:p>
+    <w:p>
+      <w:pPr>
+        <w:pStyle w:val="Compact"/>
+        <w:numPr>
+          <w:ilvl w:val="0"/>
+          <w:numId w:val="1043"/>
+        </w:numPr>
+      </w:pPr>
+      <w:r>
+        <w:rPr>
+          <w:b/>
+          <w:bCs/>
+        </w:rPr>
+        <w:t xml:space="preserve">key-aliases</w:t>
+      </w:r>
+      <w:r>
+        <w:t xml:space="preserve">:</w:t>
+      </w:r>
+      <w:r>
+        <w:t xml:space="preserve"> </w:t>
+      </w:r>
+      <w:r>
+        <w:rPr>
+          <w:rStyle w:val="VerbatimChar"/>
+        </w:rPr>
+        <w:t xml:space="preserve">POE_API_KEY</w:t>
+      </w:r>
+      <w:r>
+        <w:t xml:space="preserve"> </w:t>
+      </w:r>
+      <w:r>
+        <w:t xml:space="preserve">+</w:t>
+      </w:r>
+      <w:r>
+        <w:t xml:space="preserve"> </w:t>
+      </w:r>
+      <w:r>
+        <w:rPr>
+          <w:rStyle w:val="VerbatimChar"/>
+        </w:rPr>
+        <w:t xml:space="preserve">ApiKey_Poe</w:t>
+      </w:r>
+      <w:r>
+        <w:t xml:space="preserve"> </w:t>
+      </w:r>
+      <w:r>
+        <w:t xml:space="preserve">→</w:t>
+      </w:r>
+      <w:r>
+        <w:t xml:space="preserve"> </w:t>
+      </w:r>
+      <w:r>
+        <w:rPr>
+          <w:rStyle w:val="VerbatimChar"/>
+        </w:rPr>
+        <w:t xml:space="preserve">poe</w:t>
+      </w:r>
+    </w:p>
+    <w:p>
+      <w:pPr>
+        <w:pStyle w:val="Compact"/>
+        <w:numPr>
+          <w:ilvl w:val="0"/>
+          <w:numId w:val="1043"/>
+        </w:numPr>
+      </w:pPr>
+      <w:r>
+        <w:rPr>
+          <w:b/>
+          <w:bCs/>
+        </w:rPr>
+        <w:t xml:space="preserve">Tool calling verified</w:t>
+      </w:r>
+      <w:r>
+        <w:t xml:space="preserve"> </w:t>
+      </w:r>
+      <w:r>
+        <w:t xml:space="preserve">on claude-sonnet-4.6, gpt-5.4-mini, deepseek-v4-pro-e, grok-4</w:t>
+      </w:r>
+    </w:p>
+    <w:p>
+      <w:pPr>
+        <w:pStyle w:val="Compact"/>
+        <w:numPr>
+          <w:ilvl w:val="0"/>
+          <w:numId w:val="1043"/>
+        </w:numPr>
+      </w:pPr>
+      <w:r>
+        <w:rPr>
+          <w:b/>
+          <w:bCs/>
+        </w:rPr>
+        <w:t xml:space="preserve">382 models categorized</w:t>
+      </w:r>
+      <w:r>
+        <w:t xml:space="preserve">: 130 chat/reasoning, 16 code, 40 image gen, 17 video gen,</w:t>
+      </w:r>
+      <w:r>
+        <w:t xml:space="preserve"> </w:t>
+      </w:r>
+      <w:r>
+        <w:t xml:space="preserve">12 TTS, 1 STT, 166 other</w:t>
+      </w:r>
+    </w:p>
+    <w:p>
+      <w:pPr>
+        <w:pStyle w:val="Compact"/>
+        <w:numPr>
+          <w:ilvl w:val="0"/>
+          <w:numId w:val="1043"/>
+        </w:numPr>
+      </w:pPr>
+      <w:r>
+        <w:rPr>
+          <w:b/>
+          <w:bCs/>
+        </w:rPr>
+        <w:t xml:space="preserve">Documentation</w:t>
+      </w:r>
+      <w:r>
+        <w:t xml:space="preserve">: full Poe section in Provider_Aliases_User_Guide.md</w:t>
       </w:r>
     </w:p>
     <w:bookmarkEnd w:id="65"/>
@@ -8763,7 +8938,7 @@
         </w:numPr>
       </w:pPr>
       <w:r>
-        <w:t xml:space="preserve">Chutes API endpoint responds correctly</w:t>
+        <w:t xml:space="preserve">API endpoint responds correctly</w:t>
       </w:r>
     </w:p>
     <w:p>
@@ -8775,7 +8950,7 @@
         </w:numPr>
       </w:pPr>
       <w:r>
-        <w:t xml:space="preserve">All 13 TEE models accessible (require funded account for actual inference)</w:t>
+        <w:t xml:space="preserve">Authentication works</w:t>
       </w:r>
     </w:p>
     <w:p>
@@ -8787,30 +8962,188 @@
         </w:numPr>
       </w:pPr>
       <w:r>
-        <w:t xml:space="preserve">OpenAI-compatible format confirmed at</w:t>
-      </w:r>
-      <w:r>
-        <w:t xml:space="preserve"> </w:t>
-      </w:r>
-      <w:r>
-        <w:rPr>
-          <w:rStyle w:val="VerbatimChar"/>
-        </w:rPr>
-        <w:t xml:space="preserve">https://llm.chutes.ai/v1</w:t>
+        <w:t xml:space="preserve">Tool calling confirmed</w:t>
+      </w:r>
+    </w:p>
+    <w:p>
+      <w:pPr>
+        <w:pStyle w:val="Compact"/>
+        <w:numPr>
+          <w:ilvl w:val="0"/>
+          <w:numId w:val="1044"/>
+        </w:numPr>
+      </w:pPr>
+      <w:r>
+        <w:t xml:space="preserve">All 3 aliases tested through ccr with "Do you see our codebase?" — all YES</w:t>
       </w:r>
     </w:p>
     <w:bookmarkEnd w:id="66"/>
     <w:bookmarkEnd w:id="67"/>
-    <w:bookmarkStart w:id="71" w:name="X27edce9e35c5d24fd18298996022e3d241784db"/>
+    <w:bookmarkStart w:id="70" w:name="Xdf48572774f97e3e2c130948cecb4cf2a500aa1"/>
     <w:p>
       <w:pPr>
         <w:pStyle w:val="Heading2"/>
       </w:pPr>
       <w:r>
+        <w:t xml:space="preserve">v1.6.2 — 2026-06-21 — Chutes provider documentation + model update</w:t>
+      </w:r>
+    </w:p>
+    <w:bookmarkStart w:id="68" w:name="changed-1"/>
+    <w:p>
+      <w:pPr>
+        <w:pStyle w:val="Heading3"/>
+      </w:pPr>
+      <w:r>
+        <w:t xml:space="preserve">Changed</w:t>
+      </w:r>
+    </w:p>
+    <w:p>
+      <w:pPr>
+        <w:pStyle w:val="Compact"/>
+        <w:numPr>
+          <w:ilvl w:val="0"/>
+          <w:numId w:val="1045"/>
+        </w:numPr>
+      </w:pPr>
+      <w:r>
+        <w:rPr>
+          <w:b/>
+          <w:bCs/>
+        </w:rPr>
+        <w:t xml:space="preserve">Chutes provider models updated</w:t>
+      </w:r>
+      <w:r>
+        <w:t xml:space="preserve"> </w:t>
+      </w:r>
+      <w:r>
+        <w:t xml:space="preserve">— catalog was stale. Chutes now offers 13 TEE</w:t>
+      </w:r>
+      <w:r>
+        <w:t xml:space="preserve"> </w:t>
+      </w:r>
+      <w:r>
+        <w:t xml:space="preserve">(Trusted Execution Environment) models. Updated strong=</w:t>
+      </w:r>
+      <w:r>
+        <w:rPr>
+          <w:rStyle w:val="VerbatimChar"/>
+        </w:rPr>
+        <w:t xml:space="preserve">zai-org/GLM-5.2-TEE</w:t>
+      </w:r>
+      <w:r>
+        <w:t xml:space="preserve">,</w:t>
+      </w:r>
+      <w:r>
+        <w:t xml:space="preserve"> </w:t>
+      </w:r>
+      <w:r>
+        <w:t xml:space="preserve">fast=</w:t>
+      </w:r>
+      <w:r>
+        <w:rPr>
+          <w:rStyle w:val="VerbatimChar"/>
+        </w:rPr>
+        <w:t xml:space="preserve">Qwen/Qwen3.6-27B-TEE</w:t>
+      </w:r>
+      <w:r>
+        <w:t xml:space="preserve">.</w:t>
+      </w:r>
+    </w:p>
+    <w:p>
+      <w:pPr>
+        <w:pStyle w:val="Compact"/>
+        <w:numPr>
+          <w:ilvl w:val="0"/>
+          <w:numId w:val="1045"/>
+        </w:numPr>
+      </w:pPr>
+      <w:r>
+        <w:rPr>
+          <w:b/>
+          <w:bCs/>
+        </w:rPr>
+        <w:t xml:space="preserve">Chutes documentation</w:t>
+      </w:r>
+      <w:r>
+        <w:t xml:space="preserve"> </w:t>
+      </w:r>
+      <w:r>
+        <w:t xml:space="preserve">added to Provider_Aliases_User_Guide.md with full model</w:t>
+      </w:r>
+      <w:r>
+        <w:t xml:space="preserve"> </w:t>
+      </w:r>
+      <w:r>
+        <w:t xml:space="preserve">table, TEE explanation, pay-per-use note, and setup instructions.</w:t>
+      </w:r>
+    </w:p>
+    <w:bookmarkEnd w:id="68"/>
+    <w:bookmarkStart w:id="69" w:name="verified-11"/>
+    <w:p>
+      <w:pPr>
+        <w:pStyle w:val="Heading3"/>
+      </w:pPr>
+      <w:r>
+        <w:t xml:space="preserve">Verified</w:t>
+      </w:r>
+    </w:p>
+    <w:p>
+      <w:pPr>
+        <w:pStyle w:val="Compact"/>
+        <w:numPr>
+          <w:ilvl w:val="0"/>
+          <w:numId w:val="1046"/>
+        </w:numPr>
+      </w:pPr>
+      <w:r>
+        <w:t xml:space="preserve">Chutes API endpoint responds correctly</w:t>
+      </w:r>
+    </w:p>
+    <w:p>
+      <w:pPr>
+        <w:pStyle w:val="Compact"/>
+        <w:numPr>
+          <w:ilvl w:val="0"/>
+          <w:numId w:val="1046"/>
+        </w:numPr>
+      </w:pPr>
+      <w:r>
+        <w:t xml:space="preserve">All 13 TEE models accessible (require funded account for actual inference)</w:t>
+      </w:r>
+    </w:p>
+    <w:p>
+      <w:pPr>
+        <w:pStyle w:val="Compact"/>
+        <w:numPr>
+          <w:ilvl w:val="0"/>
+          <w:numId w:val="1046"/>
+        </w:numPr>
+      </w:pPr>
+      <w:r>
+        <w:t xml:space="preserve">OpenAI-compatible format confirmed at</w:t>
+      </w:r>
+      <w:r>
+        <w:t xml:space="preserve"> </w:t>
+      </w:r>
+      <w:r>
+        <w:rPr>
+          <w:rStyle w:val="VerbatimChar"/>
+        </w:rPr>
+        <w:t xml:space="preserve">https://llm.chutes.ai/v1</w:t>
+      </w:r>
+    </w:p>
+    <w:bookmarkEnd w:id="69"/>
+    <w:bookmarkEnd w:id="70"/>
+    <w:bookmarkStart w:id="74" w:name="X27edce9e35c5d24fd18298996022e3d241784db"/>
+    <w:p>
+      <w:pPr>
+        <w:pStyle w:val="Heading2"/>
+      </w:pPr>
+      <w:r>
         <w:t xml:space="preserve">v1.6.1 — 2026-06-21 — cache_control fix + E2E tests</w:t>
       </w:r>
     </w:p>
-    <w:bookmarkStart w:id="68" w:name="fixed-10"/>
+    <w:bookmarkStart w:id="71" w:name="fixed-10"/>
     <w:p>
       <w:pPr>
         <w:pStyle w:val="Heading3"/>
@@ -8824,7 +9157,7 @@
         <w:pStyle w:val="Compact"/>
         <w:numPr>
           <w:ilvl w:val="0"/>
-          <w:numId w:val="1045"/>
+          <w:numId w:val="1047"/>
         </w:numPr>
       </w:pPr>
       <w:r>
@@ -8919,8 +9252,8 @@
         <w:t xml:space="preserve">before forwarding to the provider.</w:t>
       </w:r>
     </w:p>
-    <w:bookmarkEnd w:id="68"/>
-    <w:bookmarkStart w:id="69" w:name="added-5"/>
+    <w:bookmarkEnd w:id="71"/>
+    <w:bookmarkStart w:id="72" w:name="added-6"/>
     <w:p>
       <w:pPr>
         <w:pStyle w:val="Heading3"/>
@@ -8934,7 +9267,7 @@
         <w:pStyle w:val="Compact"/>
         <w:numPr>
           <w:ilvl w:val="0"/>
-          <w:numId w:val="1046"/>
+          <w:numId w:val="1048"/>
         </w:numPr>
       </w:pPr>
       <w:r>
@@ -8958,8 +9291,8 @@
         <w:t xml:space="preserve">by sending requests through ccr and verifying responses work without errors.</w:t>
       </w:r>
     </w:p>
-    <w:bookmarkEnd w:id="69"/>
-    <w:bookmarkStart w:id="70" w:name="Xbff68b5d42336bf1670d51222efb63545196efe"/>
+    <w:bookmarkEnd w:id="72"/>
+    <w:bookmarkStart w:id="73" w:name="Xbff68b5d42336bf1670d51222efb63545196efe"/>
     <w:p>
       <w:pPr>
         <w:pStyle w:val="Heading3"/>
@@ -8973,7 +9306,7 @@
         <w:pStyle w:val="Compact"/>
         <w:numPr>
           <w:ilvl w:val="0"/>
-          <w:numId w:val="1047"/>
+          <w:numId w:val="1049"/>
         </w:numPr>
       </w:pPr>
       <w:r>
@@ -8994,7 +9327,7 @@
         <w:pStyle w:val="Compact"/>
         <w:numPr>
           <w:ilvl w:val="0"/>
-          <w:numId w:val="1047"/>
+          <w:numId w:val="1049"/>
         </w:numPr>
       </w:pPr>
       <w:r>
@@ -9015,7 +9348,7 @@
         <w:pStyle w:val="Compact"/>
         <w:numPr>
           <w:ilvl w:val="0"/>
-          <w:numId w:val="1047"/>
+          <w:numId w:val="1049"/>
         </w:numPr>
       </w:pPr>
       <w:r>
@@ -9036,7 +9369,7 @@
         <w:pStyle w:val="Compact"/>
         <w:numPr>
           <w:ilvl w:val="0"/>
-          <w:numId w:val="1047"/>
+          <w:numId w:val="1049"/>
         </w:numPr>
       </w:pPr>
       <w:r>
@@ -9057,7 +9390,7 @@
         <w:pStyle w:val="Compact"/>
         <w:numPr>
           <w:ilvl w:val="0"/>
-          <w:numId w:val="1047"/>
+          <w:numId w:val="1049"/>
         </w:numPr>
       </w:pPr>
       <w:r>
@@ -9078,7 +9411,7 @@
         <w:pStyle w:val="Compact"/>
         <w:numPr>
           <w:ilvl w:val="0"/>
-          <w:numId w:val="1047"/>
+          <w:numId w:val="1049"/>
         </w:numPr>
       </w:pPr>
       <w:r>
@@ -9099,7 +9432,7 @@
         <w:pStyle w:val="Compact"/>
         <w:numPr>
           <w:ilvl w:val="0"/>
-          <w:numId w:val="1047"/>
+          <w:numId w:val="1049"/>
         </w:numPr>
       </w:pPr>
       <w:r>
@@ -9115,9 +9448,9 @@
         <w:t xml:space="preserve">(router transport): ✅ YES</w:t>
       </w:r>
     </w:p>
-    <w:bookmarkEnd w:id="70"/>
-    <w:bookmarkEnd w:id="71"/>
-    <w:bookmarkStart w:id="76" w:name="X9d2ee70664c5e82279db4e38681cde47ab497c0"/>
+    <w:bookmarkEnd w:id="73"/>
+    <w:bookmarkEnd w:id="74"/>
+    <w:bookmarkStart w:id="79" w:name="X9d2ee70664c5e82279db4e38681cde47ab497c0"/>
     <w:p>
       <w:pPr>
         <w:pStyle w:val="Heading2"/>
@@ -9126,7 +9459,7 @@
         <w:t xml:space="preserve">v1.6.0 — 2026-06-21 — Multi-alias provider system</w:t>
       </w:r>
     </w:p>
-    <w:bookmarkStart w:id="72" w:name="added-6"/>
+    <w:bookmarkStart w:id="75" w:name="added-7"/>
     <w:p>
       <w:pPr>
         <w:pStyle w:val="Heading3"/>
@@ -9140,7 +9473,7 @@
         <w:pStyle w:val="Compact"/>
         <w:numPr>
           <w:ilvl w:val="0"/>
-          <w:numId w:val="1048"/>
+          <w:numId w:val="1050"/>
         </w:numPr>
       </w:pPr>
       <w:r>
@@ -9207,7 +9540,7 @@
         <w:pStyle w:val="Compact"/>
         <w:numPr>
           <w:ilvl w:val="0"/>
-          <w:numId w:val="1048"/>
+          <w:numId w:val="1050"/>
         </w:numPr>
       </w:pPr>
       <w:r>
@@ -9260,7 +9593,7 @@
         <w:pStyle w:val="Compact"/>
         <w:numPr>
           <w:ilvl w:val="0"/>
-          <w:numId w:val="1048"/>
+          <w:numId w:val="1050"/>
         </w:numPr>
       </w:pPr>
       <w:r>
@@ -9301,7 +9634,7 @@
         <w:pStyle w:val="Compact"/>
         <w:numPr>
           <w:ilvl w:val="0"/>
-          <w:numId w:val="1048"/>
+          <w:numId w:val="1050"/>
         </w:numPr>
       </w:pPr>
       <w:r>
@@ -9390,7 +9723,7 @@
         <w:pStyle w:val="Compact"/>
         <w:numPr>
           <w:ilvl w:val="0"/>
-          <w:numId w:val="1048"/>
+          <w:numId w:val="1050"/>
         </w:numPr>
       </w:pPr>
       <w:r>
@@ -9448,7 +9781,7 @@
         <w:pStyle w:val="Compact"/>
         <w:numPr>
           <w:ilvl w:val="0"/>
-          <w:numId w:val="1048"/>
+          <w:numId w:val="1050"/>
         </w:numPr>
       </w:pPr>
       <w:r>
@@ -9477,8 +9810,8 @@
         <w:t xml:space="preserve">containers (deploy-stack).</w:t>
       </w:r>
     </w:p>
-    <w:bookmarkEnd w:id="72"/>
-    <w:bookmarkStart w:id="73" w:name="changed-2"/>
+    <w:bookmarkEnd w:id="75"/>
+    <w:bookmarkStart w:id="76" w:name="changed-2"/>
     <w:p>
       <w:pPr>
         <w:pStyle w:val="Heading3"/>
@@ -9492,7 +9825,7 @@
         <w:pStyle w:val="Compact"/>
         <w:numPr>
           <w:ilvl w:val="0"/>
-          <w:numId w:val="1049"/>
+          <w:numId w:val="1051"/>
         </w:numPr>
       </w:pPr>
       <w:r>
@@ -9525,7 +9858,7 @@
         <w:pStyle w:val="Compact"/>
         <w:numPr>
           <w:ilvl w:val="0"/>
-          <w:numId w:val="1049"/>
+          <w:numId w:val="1051"/>
         </w:numPr>
       </w:pPr>
       <w:r>
@@ -9541,8 +9874,8 @@
         <w:t xml:space="preserve">header added to HTTP probes (some APIs require it).</w:t>
       </w:r>
     </w:p>
-    <w:bookmarkEnd w:id="73"/>
-    <w:bookmarkStart w:id="74" w:name="full-test-suite"/>
+    <w:bookmarkEnd w:id="76"/>
+    <w:bookmarkStart w:id="77" w:name="full-test-suite"/>
     <w:p>
       <w:pPr>
         <w:pStyle w:val="Heading3"/>
@@ -9556,15 +9889,15 @@
         <w:pStyle w:val="Compact"/>
         <w:numPr>
           <w:ilvl w:val="0"/>
-          <w:numId w:val="1050"/>
+          <w:numId w:val="1052"/>
         </w:numPr>
       </w:pPr>
       <w:r>
         <w:t xml:space="preserve">8/8 test files passed (ALL GREEN), 0 failures.</w:t>
       </w:r>
     </w:p>
-    <w:bookmarkEnd w:id="74"/>
-    <w:bookmarkStart w:id="75" w:name="usage"/>
+    <w:bookmarkEnd w:id="77"/>
+    <w:bookmarkStart w:id="78" w:name="usage"/>
     <w:p>
       <w:pPr>
         <w:pStyle w:val="Heading3"/>
@@ -9695,9 +10028,9 @@
         <w:t xml:space="preserve"> 20</w:t>
       </w:r>
     </w:p>
-    <w:bookmarkEnd w:id="75"/>
-    <w:bookmarkEnd w:id="76"/>
-    <w:bookmarkStart w:id="80" w:name="X61398dabc5de246fbceb16295c0968ea2c76ebe"/>
+    <w:bookmarkEnd w:id="78"/>
+    <w:bookmarkEnd w:id="79"/>
+    <w:bookmarkStart w:id="83" w:name="X61398dabc5de246fbceb16295c0968ea2c76ebe"/>
     <w:p>
       <w:pPr>
         <w:pStyle w:val="Heading2"/>
@@ -9706,7 +10039,7 @@
         <w:t xml:space="preserve">v1.5.1 — 2026-06-20 — Linux stat fix + nezha deployment</w:t>
       </w:r>
     </w:p>
-    <w:bookmarkStart w:id="77" w:name="fixed-11"/>
+    <w:bookmarkStart w:id="80" w:name="fixed-11"/>
     <w:p>
       <w:pPr>
         <w:pStyle w:val="Heading3"/>
@@ -9720,7 +10053,7 @@
         <w:pStyle w:val="Compact"/>
         <w:numPr>
           <w:ilvl w:val="0"/>
-          <w:numId w:val="1051"/>
+          <w:numId w:val="1053"/>
         </w:numPr>
       </w:pPr>
       <w:r>
@@ -9881,8 +10214,8 @@
         <w:t xml:space="preserve">to pick the correct flag per platform.</w:t>
       </w:r>
     </w:p>
-    <w:bookmarkEnd w:id="77"/>
-    <w:bookmarkStart w:id="78" w:name="deployment"/>
+    <w:bookmarkEnd w:id="80"/>
+    <w:bookmarkStart w:id="81" w:name="deployment"/>
     <w:p>
       <w:pPr>
         <w:pStyle w:val="Heading3"/>
@@ -9896,7 +10229,7 @@
         <w:pStyle w:val="Compact"/>
         <w:numPr>
           <w:ilvl w:val="0"/>
-          <w:numId w:val="1052"/>
+          <w:numId w:val="1054"/>
         </w:numPr>
       </w:pPr>
       <w:r>
@@ -9937,8 +10270,8 @@
         <w:t xml:space="preserve">.</w:t>
       </w:r>
     </w:p>
-    <w:bookmarkEnd w:id="78"/>
-    <w:bookmarkStart w:id="79" w:name="full-test-suite-1"/>
+    <w:bookmarkEnd w:id="81"/>
+    <w:bookmarkStart w:id="82" w:name="full-test-suite-1"/>
     <w:p>
       <w:pPr>
         <w:pStyle w:val="Heading3"/>
@@ -9952,7 +10285,7 @@
         <w:pStyle w:val="Compact"/>
         <w:numPr>
           <w:ilvl w:val="0"/>
-          <w:numId w:val="1053"/>
+          <w:numId w:val="1055"/>
         </w:numPr>
       </w:pPr>
       <w:r>
@@ -9964,16 +10297,16 @@
         <w:pStyle w:val="Compact"/>
         <w:numPr>
           <w:ilvl w:val="0"/>
-          <w:numId w:val="1053"/>
+          <w:numId w:val="1055"/>
         </w:numPr>
       </w:pPr>
       <w:r>
         <w:t xml:space="preserve">Linux (nezha): 7/8 pass (export fails: pandoc not installed — pre-existing)</w:t>
       </w:r>
     </w:p>
-    <w:bookmarkEnd w:id="79"/>
-    <w:bookmarkEnd w:id="80"/>
-    <w:bookmarkStart w:id="86" w:name="X5ad0f70f3980797749c315bc1bf8b5a98a591cc"/>
+    <w:bookmarkEnd w:id="82"/>
+    <w:bookmarkEnd w:id="83"/>
+    <w:bookmarkStart w:id="89" w:name="X5ad0f70f3980797749c315bc1bf8b5a98a591cc"/>
     <w:p>
       <w:pPr>
         <w:pStyle w:val="Heading2"/>
@@ -9982,7 +10315,7 @@
         <w:t xml:space="preserve">v1.5.0 — 2026-06-20 — Cross-alias session visibility</w:t>
       </w:r>
     </w:p>
-    <w:bookmarkStart w:id="81" w:name="added-7"/>
+    <w:bookmarkStart w:id="84" w:name="added-8"/>
     <w:p>
       <w:pPr>
         <w:pStyle w:val="Heading3"/>
@@ -9996,7 +10329,7 @@
         <w:pStyle w:val="Compact"/>
         <w:numPr>
           <w:ilvl w:val="0"/>
-          <w:numId w:val="1054"/>
+          <w:numId w:val="1056"/>
         </w:numPr>
       </w:pPr>
       <w:r>
@@ -10087,7 +10420,7 @@
         <w:pStyle w:val="Compact"/>
         <w:numPr>
           <w:ilvl w:val="0"/>
-          <w:numId w:val="1054"/>
+          <w:numId w:val="1056"/>
         </w:numPr>
       </w:pPr>
       <w:r>
@@ -10166,7 +10499,7 @@
         <w:pStyle w:val="Compact"/>
         <w:numPr>
           <w:ilvl w:val="0"/>
-          <w:numId w:val="1054"/>
+          <w:numId w:val="1056"/>
         </w:numPr>
       </w:pPr>
       <w:r>
@@ -10260,7 +10593,7 @@
         <w:pStyle w:val="Compact"/>
         <w:numPr>
           <w:ilvl w:val="0"/>
-          <w:numId w:val="1054"/>
+          <w:numId w:val="1056"/>
         </w:numPr>
       </w:pPr>
       <w:r>
@@ -10291,7 +10624,7 @@
         <w:pStyle w:val="Compact"/>
         <w:numPr>
           <w:ilvl w:val="0"/>
-          <w:numId w:val="1054"/>
+          <w:numId w:val="1056"/>
         </w:numPr>
       </w:pPr>
       <w:r>
@@ -10356,8 +10689,8 @@
         <w:t xml:space="preserve">.</w:t>
       </w:r>
     </w:p>
-    <w:bookmarkEnd w:id="81"/>
-    <w:bookmarkStart w:id="82" w:name="changed-3"/>
+    <w:bookmarkEnd w:id="84"/>
+    <w:bookmarkStart w:id="85" w:name="changed-3"/>
     <w:p>
       <w:pPr>
         <w:pStyle w:val="Heading3"/>
@@ -10371,7 +10704,7 @@
         <w:pStyle w:val="Compact"/>
         <w:numPr>
           <w:ilvl w:val="0"/>
-          <w:numId w:val="1055"/>
+          <w:numId w:val="1057"/>
         </w:numPr>
       </w:pPr>
       <w:r>
@@ -10392,7 +10725,7 @@
         <w:pStyle w:val="Compact"/>
         <w:numPr>
           <w:ilvl w:val="0"/>
-          <w:numId w:val="1055"/>
+          <w:numId w:val="1057"/>
         </w:numPr>
       </w:pPr>
       <w:r>
@@ -10428,7 +10761,7 @@
         <w:pStyle w:val="Compact"/>
         <w:numPr>
           <w:ilvl w:val="0"/>
-          <w:numId w:val="1055"/>
+          <w:numId w:val="1057"/>
         </w:numPr>
       </w:pPr>
       <w:r>
@@ -10465,8 +10798,8 @@
         <w:t xml:space="preserve">function (re-installed)</w:t>
       </w:r>
     </w:p>
-    <w:bookmarkEnd w:id="82"/>
-    <w:bookmarkStart w:id="83" w:name="full-test-suite-2"/>
+    <w:bookmarkEnd w:id="85"/>
+    <w:bookmarkStart w:id="86" w:name="full-test-suite-2"/>
     <w:p>
       <w:pPr>
         <w:pStyle w:val="Heading3"/>
@@ -10480,7 +10813,7 @@
         <w:pStyle w:val="Compact"/>
         <w:numPr>
           <w:ilvl w:val="0"/>
-          <w:numId w:val="1056"/>
+          <w:numId w:val="1058"/>
         </w:numPr>
       </w:pPr>
       <w:r>
@@ -10493,8 +10826,8 @@
         <w:t xml:space="preserve">assertions for cross-alias session visibility.</w:t>
       </w:r>
     </w:p>
-    <w:bookmarkEnd w:id="83"/>
-    <w:bookmarkStart w:id="84" w:name="how-it-works"/>
+    <w:bookmarkEnd w:id="86"/>
+    <w:bookmarkStart w:id="87" w:name="how-it-works"/>
     <w:p>
       <w:pPr>
         <w:pStyle w:val="Heading3"/>
@@ -10508,7 +10841,7 @@
         <w:pStyle w:val="Compact"/>
         <w:numPr>
           <w:ilvl w:val="0"/>
-          <w:numId w:val="1057"/>
+          <w:numId w:val="1059"/>
         </w:numPr>
       </w:pPr>
       <w:r>
@@ -10574,7 +10907,7 @@
         <w:pStyle w:val="Compact"/>
         <w:numPr>
           <w:ilvl w:val="0"/>
-          <w:numId w:val="1057"/>
+          <w:numId w:val="1059"/>
         </w:numPr>
       </w:pPr>
       <w:r>
@@ -10601,7 +10934,7 @@
         <w:pStyle w:val="Compact"/>
         <w:numPr>
           <w:ilvl w:val="0"/>
-          <w:numId w:val="1057"/>
+          <w:numId w:val="1059"/>
         </w:numPr>
       </w:pPr>
       <w:r>
@@ -10643,7 +10976,7 @@
         <w:pStyle w:val="Compact"/>
         <w:numPr>
           <w:ilvl w:val="0"/>
-          <w:numId w:val="1057"/>
+          <w:numId w:val="1059"/>
         </w:numPr>
       </w:pPr>
       <w:r>
@@ -10680,8 +11013,8 @@
         <w:t xml:space="preserve">project settings are also merged.</w:t>
       </w:r>
     </w:p>
-    <w:bookmarkEnd w:id="84"/>
-    <w:bookmarkStart w:id="85" w:name="performance"/>
+    <w:bookmarkEnd w:id="87"/>
+    <w:bookmarkStart w:id="88" w:name="performance"/>
     <w:p>
       <w:pPr>
         <w:pStyle w:val="Heading3"/>
@@ -10695,7 +11028,7 @@
         <w:pStyle w:val="Compact"/>
         <w:numPr>
           <w:ilvl w:val="0"/>
-          <w:numId w:val="1058"/>
+          <w:numId w:val="1060"/>
         </w:numPr>
       </w:pPr>
       <w:r>
@@ -10738,9 +11071,9 @@
         <w:t xml:space="preserve">aliases already have.</w:t>
       </w:r>
     </w:p>
-    <w:bookmarkEnd w:id="85"/>
-    <w:bookmarkEnd w:id="86"/>
-    <w:bookmarkStart w:id="92" w:name="X94bd8505e6816e99bb68c98ba9db4e75c90bada"/>
+    <w:bookmarkEnd w:id="88"/>
+    <w:bookmarkEnd w:id="89"/>
+    <w:bookmarkStart w:id="95" w:name="X94bd8505e6816e99bb68c98ba9db4e75c90bada"/>
     <w:p>
       <w:pPr>
         <w:pStyle w:val="Heading2"/>
@@ -10749,7 +11082,7 @@
         <w:t xml:space="preserve">v1.4.0 — 2026-06-20 — OpenCode Zen provider alias</w:t>
       </w:r>
     </w:p>
-    <w:bookmarkStart w:id="88" w:name="added-8"/>
+    <w:bookmarkStart w:id="91" w:name="added-9"/>
     <w:p>
       <w:pPr>
         <w:pStyle w:val="Heading3"/>
@@ -10763,7 +11096,7 @@
         <w:pStyle w:val="Compact"/>
         <w:numPr>
           <w:ilvl w:val="0"/>
-          <w:numId w:val="1059"/>
+          <w:numId w:val="1061"/>
         </w:numPr>
       </w:pPr>
       <w:r>
@@ -10797,7 +11130,7 @@
       <w:r>
         <w:t xml:space="preserve"> </w:t>
       </w:r>
-      <w:hyperlink r:id="rId87">
+      <w:hyperlink r:id="rId90">
         <w:r>
           <w:rPr>
             <w:rStyle w:val="Hyperlink"/>
@@ -10879,7 +11212,7 @@
         <w:pStyle w:val="Compact"/>
         <w:numPr>
           <w:ilvl w:val="0"/>
-          <w:numId w:val="1059"/>
+          <w:numId w:val="1061"/>
         </w:numPr>
       </w:pPr>
       <w:r>
@@ -10976,7 +11309,7 @@
         <w:pStyle w:val="Compact"/>
         <w:numPr>
           <w:ilvl w:val="0"/>
-          <w:numId w:val="1059"/>
+          <w:numId w:val="1061"/>
         </w:numPr>
       </w:pPr>
       <w:r>
@@ -11055,7 +11388,7 @@
         <w:pStyle w:val="Compact"/>
         <w:numPr>
           <w:ilvl w:val="0"/>
-          <w:numId w:val="1059"/>
+          <w:numId w:val="1061"/>
         </w:numPr>
       </w:pPr>
       <w:r>
@@ -11101,7 +11434,7 @@
         <w:pStyle w:val="Compact"/>
         <w:numPr>
           <w:ilvl w:val="0"/>
-          <w:numId w:val="1059"/>
+          <w:numId w:val="1061"/>
         </w:numPr>
       </w:pPr>
       <w:r>
@@ -11159,7 +11492,7 @@
         <w:pStyle w:val="Compact"/>
         <w:numPr>
           <w:ilvl w:val="0"/>
-          <w:numId w:val="1059"/>
+          <w:numId w:val="1061"/>
         </w:numPr>
       </w:pPr>
       <w:r>
@@ -11304,7 +11637,7 @@
         <w:pStyle w:val="Compact"/>
         <w:numPr>
           <w:ilvl w:val="0"/>
-          <w:numId w:val="1059"/>
+          <w:numId w:val="1061"/>
         </w:numPr>
       </w:pPr>
       <w:r>
@@ -11348,8 +11681,8 @@
         <w:t xml:space="preserve">(full free models table, setup, usage, live-verified notes, stealth model explanation).</w:t>
       </w:r>
     </w:p>
-    <w:bookmarkEnd w:id="88"/>
-    <w:bookmarkStart w:id="89" w:name="changed-4"/>
+    <w:bookmarkEnd w:id="91"/>
+    <w:bookmarkStart w:id="92" w:name="changed-4"/>
     <w:p>
       <w:pPr>
         <w:pStyle w:val="Heading3"/>
@@ -11363,7 +11696,7 @@
         <w:pStyle w:val="Compact"/>
         <w:numPr>
           <w:ilvl w:val="0"/>
-          <w:numId w:val="1060"/>
+          <w:numId w:val="1062"/>
         </w:numPr>
       </w:pPr>
       <w:r>
@@ -11421,8 +11754,8 @@
         <w:t xml:space="preserve">Xiaomi v1.3.0 / Z.AI v1.2.0 / DeepSeek).</w:t>
       </w:r>
     </w:p>
-    <w:bookmarkEnd w:id="89"/>
-    <w:bookmarkStart w:id="90" w:name="full-test-suite-3"/>
+    <w:bookmarkEnd w:id="92"/>
+    <w:bookmarkStart w:id="93" w:name="full-test-suite-3"/>
     <w:p>
       <w:pPr>
         <w:pStyle w:val="Heading3"/>
@@ -11436,7 +11769,7 @@
         <w:pStyle w:val="Compact"/>
         <w:numPr>
           <w:ilvl w:val="0"/>
-          <w:numId w:val="1061"/>
+          <w:numId w:val="1063"/>
         </w:numPr>
       </w:pPr>
       <w:r>
@@ -11461,8 +11794,8 @@
         <w:t xml:space="preserve">.</w:t>
       </w:r>
     </w:p>
-    <w:bookmarkEnd w:id="90"/>
-    <w:bookmarkStart w:id="91" w:name="honest-notes"/>
+    <w:bookmarkEnd w:id="93"/>
+    <w:bookmarkStart w:id="94" w:name="honest-notes"/>
     <w:p>
       <w:pPr>
         <w:pStyle w:val="Heading3"/>
@@ -11476,7 +11809,7 @@
         <w:pStyle w:val="Compact"/>
         <w:numPr>
           <w:ilvl w:val="0"/>
-          <w:numId w:val="1062"/>
+          <w:numId w:val="1064"/>
         </w:numPr>
       </w:pPr>
       <w:r>
@@ -11509,7 +11842,7 @@
         <w:pStyle w:val="Compact"/>
         <w:numPr>
           <w:ilvl w:val="0"/>
-          <w:numId w:val="1062"/>
+          <w:numId w:val="1064"/>
         </w:numPr>
       </w:pPr>
       <w:r>
@@ -11527,7 +11860,7 @@
         <w:pStyle w:val="Compact"/>
         <w:numPr>
           <w:ilvl w:val="0"/>
-          <w:numId w:val="1062"/>
+          <w:numId w:val="1064"/>
         </w:numPr>
       </w:pPr>
       <w:r>
@@ -11560,7 +11893,7 @@
         <w:pStyle w:val="Compact"/>
         <w:numPr>
           <w:ilvl w:val="0"/>
-          <w:numId w:val="1062"/>
+          <w:numId w:val="1064"/>
         </w:numPr>
       </w:pPr>
       <w:r>
@@ -11582,9 +11915,9 @@
         <w:t xml:space="preserve">remain unchanged (unrelated to this work).</w:t>
       </w:r>
     </w:p>
-    <w:bookmarkEnd w:id="91"/>
-    <w:bookmarkEnd w:id="92"/>
-    <w:bookmarkStart w:id="97" w:name="X69154bd52ce827bc58cd09d02c5408ae11d24a9"/>
+    <w:bookmarkEnd w:id="94"/>
+    <w:bookmarkEnd w:id="95"/>
+    <w:bookmarkStart w:id="100" w:name="X69154bd52ce827bc58cd09d02c5408ae11d24a9"/>
     <w:p>
       <w:pPr>
         <w:pStyle w:val="Heading2"/>
@@ -11593,7 +11926,7 @@
         <w:t xml:space="preserve">v1.3.0 — 2026-06-19 — Xiaomi MiMo provider alias</w:t>
       </w:r>
     </w:p>
-    <w:bookmarkStart w:id="93" w:name="added-9"/>
+    <w:bookmarkStart w:id="96" w:name="added-10"/>
     <w:p>
       <w:pPr>
         <w:pStyle w:val="Heading3"/>
@@ -11607,7 +11940,7 @@
         <w:pStyle w:val="Compact"/>
         <w:numPr>
           <w:ilvl w:val="0"/>
-          <w:numId w:val="1063"/>
+          <w:numId w:val="1065"/>
         </w:numPr>
       </w:pPr>
       <w:r>
@@ -11754,7 +12087,7 @@
         <w:pStyle w:val="Compact"/>
         <w:numPr>
           <w:ilvl w:val="0"/>
-          <w:numId w:val="1063"/>
+          <w:numId w:val="1065"/>
         </w:numPr>
       </w:pPr>
       <w:r>
@@ -11849,7 +12182,7 @@
         <w:pStyle w:val="Compact"/>
         <w:numPr>
           <w:ilvl w:val="0"/>
-          <w:numId w:val="1063"/>
+          <w:numId w:val="1065"/>
         </w:numPr>
       </w:pPr>
       <w:r>
@@ -11919,7 +12252,7 @@
         <w:pStyle w:val="Compact"/>
         <w:numPr>
           <w:ilvl w:val="0"/>
-          <w:numId w:val="1063"/>
+          <w:numId w:val="1065"/>
         </w:numPr>
       </w:pPr>
       <w:r>
@@ -11980,7 +12313,7 @@
         <w:pStyle w:val="Compact"/>
         <w:numPr>
           <w:ilvl w:val="0"/>
-          <w:numId w:val="1063"/>
+          <w:numId w:val="1065"/>
         </w:numPr>
       </w:pPr>
       <w:r>
@@ -12059,7 +12392,7 @@
         <w:pStyle w:val="Compact"/>
         <w:numPr>
           <w:ilvl w:val="0"/>
-          <w:numId w:val="1063"/>
+          <w:numId w:val="1065"/>
         </w:numPr>
       </w:pPr>
       <w:r>
@@ -12141,7 +12474,7 @@
         <w:pStyle w:val="Compact"/>
         <w:numPr>
           <w:ilvl w:val="1"/>
-          <w:numId w:val="1064"/>
+          <w:numId w:val="1066"/>
         </w:numPr>
       </w:pPr>
       <w:r>
@@ -12174,7 +12507,7 @@
         <w:pStyle w:val="Compact"/>
         <w:numPr>
           <w:ilvl w:val="0"/>
-          <w:numId w:val="1063"/>
+          <w:numId w:val="1065"/>
         </w:numPr>
       </w:pPr>
       <w:r>
@@ -12218,8 +12551,8 @@
         <w:t xml:space="preserve">(model table, setup, usage, live-verified notes).</w:t>
       </w:r>
     </w:p>
-    <w:bookmarkEnd w:id="93"/>
-    <w:bookmarkStart w:id="94" w:name="changed-5"/>
+    <w:bookmarkEnd w:id="96"/>
+    <w:bookmarkStart w:id="97" w:name="changed-5"/>
     <w:p>
       <w:pPr>
         <w:pStyle w:val="Heading3"/>
@@ -12233,7 +12566,7 @@
         <w:pStyle w:val="Compact"/>
         <w:numPr>
           <w:ilvl w:val="0"/>
-          <w:numId w:val="1065"/>
+          <w:numId w:val="1067"/>
         </w:numPr>
       </w:pPr>
       <w:r>
@@ -12291,8 +12624,8 @@
         <w:t xml:space="preserve">Z.AI v1.2.0 / DeepSeek).</w:t>
       </w:r>
     </w:p>
-    <w:bookmarkEnd w:id="94"/>
-    <w:bookmarkStart w:id="95" w:name="full-test-suite-4"/>
+    <w:bookmarkEnd w:id="97"/>
+    <w:bookmarkStart w:id="98" w:name="full-test-suite-4"/>
     <w:p>
       <w:pPr>
         <w:pStyle w:val="Heading3"/>
@@ -12306,7 +12639,7 @@
         <w:pStyle w:val="Compact"/>
         <w:numPr>
           <w:ilvl w:val="0"/>
-          <w:numId w:val="1066"/>
+          <w:numId w:val="1068"/>
         </w:numPr>
       </w:pPr>
       <w:r>
@@ -12331,8 +12664,8 @@
         <w:t xml:space="preserve">. Live provider verifier 5/5 PASS.</w:t>
       </w:r>
     </w:p>
-    <w:bookmarkEnd w:id="95"/>
-    <w:bookmarkStart w:id="96" w:name="honest-notes-1"/>
+    <w:bookmarkEnd w:id="98"/>
+    <w:bookmarkStart w:id="99" w:name="honest-notes-1"/>
     <w:p>
       <w:pPr>
         <w:pStyle w:val="Heading3"/>
@@ -12346,7 +12679,7 @@
         <w:pStyle w:val="Compact"/>
         <w:numPr>
           <w:ilvl w:val="0"/>
-          <w:numId w:val="1067"/>
+          <w:numId w:val="1069"/>
         </w:numPr>
       </w:pPr>
       <w:r>
@@ -12395,7 +12728,7 @@
         <w:pStyle w:val="Compact"/>
         <w:numPr>
           <w:ilvl w:val="0"/>
-          <w:numId w:val="1067"/>
+          <w:numId w:val="1069"/>
         </w:numPr>
       </w:pPr>
       <w:r>
@@ -12471,9 +12804,9 @@
         <w:t xml:space="preserve">round trip (HTTP 200), recorded in the evidence file.</w:t>
       </w:r>
     </w:p>
-    <w:bookmarkEnd w:id="96"/>
-    <w:bookmarkEnd w:id="97"/>
-    <w:bookmarkStart w:id="101" w:name="X6f75f912364272564da9bd72c339309408e0f52"/>
+    <w:bookmarkEnd w:id="99"/>
+    <w:bookmarkEnd w:id="100"/>
+    <w:bookmarkStart w:id="104" w:name="X6f75f912364272564da9bd72c339309408e0f52"/>
     <w:p>
       <w:pPr>
         <w:pStyle w:val="Heading2"/>
@@ -12482,7 +12815,7 @@
         <w:t xml:space="preserve">v1.2.0 — 2026-06-19 — Z.AI Coding Plan provider alias</w:t>
       </w:r>
     </w:p>
-    <w:bookmarkStart w:id="98" w:name="added-10"/>
+    <w:bookmarkStart w:id="101" w:name="added-11"/>
     <w:p>
       <w:pPr>
         <w:pStyle w:val="Heading3"/>
@@ -12496,7 +12829,7 @@
         <w:pStyle w:val="Compact"/>
         <w:numPr>
           <w:ilvl w:val="0"/>
-          <w:numId w:val="1068"/>
+          <w:numId w:val="1070"/>
         </w:numPr>
       </w:pPr>
       <w:r>
@@ -12548,7 +12881,7 @@
         <w:pStyle w:val="Compact"/>
         <w:numPr>
           <w:ilvl w:val="0"/>
-          <w:numId w:val="1068"/>
+          <w:numId w:val="1070"/>
         </w:numPr>
       </w:pPr>
       <w:r>
@@ -12597,7 +12930,7 @@
         <w:pStyle w:val="Compact"/>
         <w:numPr>
           <w:ilvl w:val="0"/>
-          <w:numId w:val="1068"/>
+          <w:numId w:val="1070"/>
         </w:numPr>
       </w:pPr>
       <w:r>
@@ -12661,7 +12994,7 @@
         <w:pStyle w:val="Compact"/>
         <w:numPr>
           <w:ilvl w:val="0"/>
-          <w:numId w:val="1068"/>
+          <w:numId w:val="1070"/>
         </w:numPr>
       </w:pPr>
       <w:r>
@@ -12680,7 +13013,7 @@
         <w:pStyle w:val="Compact"/>
         <w:numPr>
           <w:ilvl w:val="0"/>
-          <w:numId w:val="1068"/>
+          <w:numId w:val="1070"/>
         </w:numPr>
       </w:pPr>
       <w:r>
@@ -12699,7 +13032,7 @@
         <w:pStyle w:val="Compact"/>
         <w:numPr>
           <w:ilvl w:val="0"/>
-          <w:numId w:val="1068"/>
+          <w:numId w:val="1070"/>
         </w:numPr>
       </w:pPr>
       <w:r>
@@ -12748,7 +13081,7 @@
         <w:pStyle w:val="Compact"/>
         <w:numPr>
           <w:ilvl w:val="0"/>
-          <w:numId w:val="1068"/>
+          <w:numId w:val="1070"/>
         </w:numPr>
       </w:pPr>
       <w:r>
@@ -12777,8 +13110,8 @@
         <w:t xml:space="preserve">as the active default route.</w:t>
       </w:r>
     </w:p>
-    <w:bookmarkEnd w:id="98"/>
-    <w:bookmarkStart w:id="99" w:name="changed-6"/>
+    <w:bookmarkEnd w:id="101"/>
+    <w:bookmarkStart w:id="102" w:name="changed-6"/>
     <w:p>
       <w:pPr>
         <w:pStyle w:val="Heading3"/>
@@ -12792,7 +13125,7 @@
         <w:pStyle w:val="Compact"/>
         <w:numPr>
           <w:ilvl w:val="0"/>
-          <w:numId w:val="1069"/>
+          <w:numId w:val="1071"/>
         </w:numPr>
       </w:pPr>
       <w:r>
@@ -12823,8 +13156,8 @@
         <w:t xml:space="preserve">section for model pinning.</w:t>
       </w:r>
     </w:p>
-    <w:bookmarkEnd w:id="99"/>
-    <w:bookmarkStart w:id="100" w:name="full-test-suite-5"/>
+    <w:bookmarkEnd w:id="102"/>
+    <w:bookmarkStart w:id="103" w:name="full-test-suite-5"/>
     <w:p>
       <w:pPr>
         <w:pStyle w:val="Heading3"/>
@@ -12838,7 +13171,7 @@
         <w:pStyle w:val="Compact"/>
         <w:numPr>
           <w:ilvl w:val="0"/>
-          <w:numId w:val="1070"/>
+          <w:numId w:val="1072"/>
         </w:numPr>
       </w:pPr>
       <w:r>
@@ -12857,9 +13190,9 @@
         <w:t xml:space="preserve">.</w:t>
       </w:r>
     </w:p>
-    <w:bookmarkEnd w:id="100"/>
-    <w:bookmarkEnd w:id="101"/>
-    <w:bookmarkStart w:id="107" w:name="X3eea89613e529bc4636accf1a8153b58db87eca"/>
+    <w:bookmarkEnd w:id="103"/>
+    <w:bookmarkEnd w:id="104"/>
+    <w:bookmarkStart w:id="110" w:name="X3eea89613e529bc4636accf1a8153b58db87eca"/>
     <w:p>
       <w:pPr>
         <w:pStyle w:val="Heading2"/>
@@ -12901,7 +13234,7 @@
         <w:t xml:space="preserve">aliases proven on two hosts and two transports.</w:t>
       </w:r>
     </w:p>
-    <w:bookmarkStart w:id="102" w:name="added-11"/>
+    <w:bookmarkStart w:id="105" w:name="added-12"/>
     <w:p>
       <w:pPr>
         <w:pStyle w:val="Heading3"/>
@@ -12915,7 +13248,7 @@
         <w:pStyle w:val="Compact"/>
         <w:numPr>
           <w:ilvl w:val="0"/>
-          <w:numId w:val="1071"/>
+          <w:numId w:val="1073"/>
         </w:numPr>
       </w:pPr>
       <w:r>
@@ -13026,7 +13359,7 @@
         <w:pStyle w:val="Compact"/>
         <w:numPr>
           <w:ilvl w:val="0"/>
-          <w:numId w:val="1071"/>
+          <w:numId w:val="1073"/>
         </w:numPr>
       </w:pPr>
       <w:r>
@@ -13078,7 +13411,7 @@
         <w:pStyle w:val="Compact"/>
         <w:numPr>
           <w:ilvl w:val="0"/>
-          <w:numId w:val="1071"/>
+          <w:numId w:val="1073"/>
         </w:numPr>
       </w:pPr>
       <w:r>
@@ -13109,7 +13442,7 @@
         <w:pStyle w:val="Compact"/>
         <w:numPr>
           <w:ilvl w:val="1"/>
-          <w:numId w:val="1072"/>
+          <w:numId w:val="1074"/>
         </w:numPr>
       </w:pPr>
       <w:r>
@@ -13160,7 +13493,7 @@
         <w:pStyle w:val="Compact"/>
         <w:numPr>
           <w:ilvl w:val="1"/>
-          <w:numId w:val="1072"/>
+          <w:numId w:val="1074"/>
         </w:numPr>
       </w:pPr>
       <w:r>
@@ -13203,7 +13536,7 @@
         <w:pStyle w:val="Compact"/>
         <w:numPr>
           <w:ilvl w:val="1"/>
-          <w:numId w:val="1072"/>
+          <w:numId w:val="1074"/>
         </w:numPr>
       </w:pPr>
       <w:r>
@@ -13260,7 +13593,7 @@
         <w:pStyle w:val="Compact"/>
         <w:numPr>
           <w:ilvl w:val="1"/>
-          <w:numId w:val="1072"/>
+          <w:numId w:val="1074"/>
         </w:numPr>
       </w:pPr>
       <w:r>
@@ -13281,7 +13614,7 @@
         <w:pStyle w:val="Compact"/>
         <w:numPr>
           <w:ilvl w:val="0"/>
-          <w:numId w:val="1071"/>
+          <w:numId w:val="1073"/>
         </w:numPr>
       </w:pPr>
       <w:r>
@@ -13337,7 +13670,7 @@
         <w:pStyle w:val="Compact"/>
         <w:numPr>
           <w:ilvl w:val="0"/>
-          <w:numId w:val="1071"/>
+          <w:numId w:val="1073"/>
         </w:numPr>
       </w:pPr>
       <w:r>
@@ -13375,8 +13708,8 @@
         <w:t xml:space="preserve">end-to-end alias proofs.</w:t>
       </w:r>
     </w:p>
-    <w:bookmarkEnd w:id="102"/>
-    <w:bookmarkStart w:id="103" w:name="changed-7"/>
+    <w:bookmarkEnd w:id="105"/>
+    <w:bookmarkStart w:id="106" w:name="changed-7"/>
     <w:p>
       <w:pPr>
         <w:pStyle w:val="Heading3"/>
@@ -13390,7 +13723,7 @@
         <w:pStyle w:val="Compact"/>
         <w:numPr>
           <w:ilvl w:val="0"/>
-          <w:numId w:val="1073"/>
+          <w:numId w:val="1075"/>
         </w:numPr>
       </w:pPr>
       <w:r>
@@ -13451,7 +13784,7 @@
         <w:pStyle w:val="Compact"/>
         <w:numPr>
           <w:ilvl w:val="0"/>
-          <w:numId w:val="1073"/>
+          <w:numId w:val="1075"/>
         </w:numPr>
       </w:pPr>
       <w:r>
@@ -13502,7 +13835,7 @@
         <w:pStyle w:val="Compact"/>
         <w:numPr>
           <w:ilvl w:val="0"/>
-          <w:numId w:val="1073"/>
+          <w:numId w:val="1075"/>
         </w:numPr>
       </w:pPr>
       <w:r>
@@ -13534,8 +13867,8 @@
         <w:t xml:space="preserve">(HTML/PDF/DOCX).</w:t>
       </w:r>
     </w:p>
-    <w:bookmarkEnd w:id="103"/>
-    <w:bookmarkStart w:id="104" w:name="X08528e409e6d44ab0933f6ae15548960525d0be"/>
+    <w:bookmarkEnd w:id="106"/>
+    <w:bookmarkStart w:id="107" w:name="X08528e409e6d44ab0933f6ae15548960525d0be"/>
     <w:p>
       <w:pPr>
         <w:pStyle w:val="Heading3"/>
@@ -13549,7 +13882,7 @@
         <w:pStyle w:val="Compact"/>
         <w:numPr>
           <w:ilvl w:val="0"/>
-          <w:numId w:val="1074"/>
+          <w:numId w:val="1076"/>
         </w:numPr>
       </w:pPr>
       <w:r>
@@ -13598,7 +13931,7 @@
         <w:pStyle w:val="Compact"/>
         <w:numPr>
           <w:ilvl w:val="0"/>
-          <w:numId w:val="1074"/>
+          <w:numId w:val="1076"/>
         </w:numPr>
       </w:pPr>
       <w:r>
@@ -13635,7 +13968,7 @@
         <w:pStyle w:val="Compact"/>
         <w:numPr>
           <w:ilvl w:val="0"/>
-          <w:numId w:val="1074"/>
+          <w:numId w:val="1076"/>
         </w:numPr>
       </w:pPr>
       <w:r>
@@ -13663,7 +13996,7 @@
         <w:pStyle w:val="Compact"/>
         <w:numPr>
           <w:ilvl w:val="0"/>
-          <w:numId w:val="1074"/>
+          <w:numId w:val="1076"/>
         </w:numPr>
       </w:pPr>
       <w:r>
@@ -13703,7 +14036,7 @@
         <w:pStyle w:val="Compact"/>
         <w:numPr>
           <w:ilvl w:val="0"/>
-          <w:numId w:val="1074"/>
+          <w:numId w:val="1076"/>
         </w:numPr>
       </w:pPr>
       <w:r>
@@ -13770,7 +14103,7 @@
         <w:pStyle w:val="Compact"/>
         <w:numPr>
           <w:ilvl w:val="0"/>
-          <w:numId w:val="1074"/>
+          <w:numId w:val="1076"/>
         </w:numPr>
       </w:pPr>
       <w:r>
@@ -13808,8 +14141,8 @@
         <w:t xml:space="preserve">cross-account sync-state on isolated provider dirs.</w:t>
       </w:r>
     </w:p>
-    <w:bookmarkEnd w:id="104"/>
-    <w:bookmarkStart w:id="105" w:name="X7b6b31a71aa5e1b1df81413a1880ad3edcce6d6"/>
+    <w:bookmarkEnd w:id="107"/>
+    <w:bookmarkStart w:id="108" w:name="X7b6b31a71aa5e1b1df81413a1880ad3edcce6d6"/>
     <w:p>
       <w:pPr>
         <w:pStyle w:val="Heading3"/>
@@ -13823,7 +14156,7 @@
         <w:pStyle w:val="Compact"/>
         <w:numPr>
           <w:ilvl w:val="0"/>
-          <w:numId w:val="1075"/>
+          <w:numId w:val="1077"/>
         </w:numPr>
       </w:pPr>
       <w:r>
@@ -13851,7 +14184,7 @@
         <w:pStyle w:val="Compact"/>
         <w:numPr>
           <w:ilvl w:val="0"/>
-          <w:numId w:val="1075"/>
+          <w:numId w:val="1077"/>
         </w:numPr>
       </w:pPr>
       <w:r>
@@ -13879,7 +14212,7 @@
         <w:pStyle w:val="Compact"/>
         <w:numPr>
           <w:ilvl w:val="0"/>
-          <w:numId w:val="1075"/>
+          <w:numId w:val="1077"/>
         </w:numPr>
       </w:pPr>
       <w:r>
@@ -13892,8 +14225,8 @@
         <w:t xml:space="preserve">honestly; excluded under "valid users only" but kept fully supported.</w:t>
       </w:r>
     </w:p>
-    <w:bookmarkEnd w:id="105"/>
-    <w:bookmarkStart w:id="106" w:name="safety"/>
+    <w:bookmarkEnd w:id="108"/>
+    <w:bookmarkStart w:id="109" w:name="safety"/>
     <w:p>
       <w:pPr>
         <w:pStyle w:val="Heading3"/>
@@ -13907,7 +14240,7 @@
         <w:pStyle w:val="Compact"/>
         <w:numPr>
           <w:ilvl w:val="0"/>
-          <w:numId w:val="1076"/>
+          <w:numId w:val="1078"/>
         </w:numPr>
       </w:pPr>
       <w:r>
@@ -13958,7 +14291,7 @@
         <w:pStyle w:val="Compact"/>
         <w:numPr>
           <w:ilvl w:val="0"/>
-          <w:numId w:val="1076"/>
+          <w:numId w:val="1078"/>
         </w:numPr>
       </w:pPr>
       <w:r>
@@ -13983,9 +14316,9 @@
         <w:t xml:space="preserve">All published ports bound to loopback.</w:t>
       </w:r>
     </w:p>
-    <w:bookmarkEnd w:id="106"/>
-    <w:bookmarkEnd w:id="107"/>
-    <w:bookmarkStart w:id="108" w:name="X0b5e2b6bb8414853f28cab918f1092cceff261f"/>
+    <w:bookmarkEnd w:id="109"/>
+    <w:bookmarkEnd w:id="110"/>
+    <w:bookmarkStart w:id="111" w:name="X0b5e2b6bb8414853f28cab918f1092cceff261f"/>
     <w:p>
       <w:pPr>
         <w:pStyle w:val="Heading2"/>
@@ -14053,8 +14386,8 @@
         <w:t xml:space="preserve">.</w:t>
       </w:r>
     </w:p>
-    <w:bookmarkEnd w:id="108"/>
-    <w:bookmarkStart w:id="112" w:name="X73f1b74114f5ea30e47358e35fb30d0b7a0161a"/>
+    <w:bookmarkEnd w:id="111"/>
+    <w:bookmarkStart w:id="115" w:name="X73f1b74114f5ea30e47358e35fb30d0b7a0161a"/>
     <w:p>
       <w:pPr>
         <w:pStyle w:val="Heading2"/>
@@ -14063,7 +14396,7 @@
         <w:t xml:space="preserve">v1.6.7 — 2026-06-21 — Poe proxy fix for all aliases</w:t>
       </w:r>
     </w:p>
-    <w:bookmarkStart w:id="109" w:name="fixed-12"/>
+    <w:bookmarkStart w:id="112" w:name="fixed-12"/>
     <w:p>
       <w:pPr>
         <w:pStyle w:val="Heading3"/>
@@ -14077,7 +14410,7 @@
         <w:pStyle w:val="Compact"/>
         <w:numPr>
           <w:ilvl w:val="0"/>
-          <w:numId w:val="1077"/>
+          <w:numId w:val="1079"/>
         </w:numPr>
       </w:pPr>
       <w:r>
@@ -14126,7 +14459,7 @@
         <w:pStyle w:val="Compact"/>
         <w:numPr>
           <w:ilvl w:val="0"/>
-          <w:numId w:val="1077"/>
+          <w:numId w:val="1079"/>
         </w:numPr>
       </w:pPr>
       <w:r>
@@ -14154,7 +14487,7 @@
         <w:pStyle w:val="Compact"/>
         <w:numPr>
           <w:ilvl w:val="0"/>
-          <w:numId w:val="1077"/>
+          <w:numId w:val="1079"/>
         </w:numPr>
       </w:pPr>
       <w:r>
@@ -14168,8 +14501,8 @@
         <w:t xml:space="preserve">: same fix applied</w:t>
       </w:r>
     </w:p>
-    <w:bookmarkEnd w:id="109"/>
-    <w:bookmarkStart w:id="110" w:name="verified-11"/>
+    <w:bookmarkEnd w:id="112"/>
+    <w:bookmarkStart w:id="113" w:name="verified-12"/>
     <w:p>
       <w:pPr>
         <w:pStyle w:val="Heading3"/>
@@ -14183,7 +14516,7 @@
         <w:pStyle w:val="Compact"/>
         <w:numPr>
           <w:ilvl w:val="0"/>
-          <w:numId w:val="1078"/>
+          <w:numId w:val="1080"/>
         </w:numPr>
       </w:pPr>
       <w:r>
@@ -14240,15 +14573,15 @@
         <w:pStyle w:val="Compact"/>
         <w:numPr>
           <w:ilvl w:val="0"/>
-          <w:numId w:val="1078"/>
+          <w:numId w:val="1080"/>
         </w:numPr>
       </w:pPr>
       <w:r>
         <w:t xml:space="preserve">Deployed to both local host and nezha.local</w:t>
       </w:r>
     </w:p>
-    <w:bookmarkEnd w:id="110"/>
-    <w:bookmarkStart w:id="111" w:name="tests-5"/>
+    <w:bookmarkEnd w:id="113"/>
+    <w:bookmarkStart w:id="114" w:name="tests-5"/>
     <w:p>
       <w:pPr>
         <w:pStyle w:val="Heading3"/>
@@ -14262,7 +14595,7 @@
         <w:pStyle w:val="Compact"/>
         <w:numPr>
           <w:ilvl w:val="0"/>
-          <w:numId w:val="1079"/>
+          <w:numId w:val="1081"/>
         </w:numPr>
       </w:pPr>
       <w:r>
@@ -14274,16 +14607,16 @@
         <w:pStyle w:val="Compact"/>
         <w:numPr>
           <w:ilvl w:val="0"/>
-          <w:numId w:val="1079"/>
+          <w:numId w:val="1081"/>
         </w:numPr>
       </w:pPr>
       <w:r>
         <w:t xml:space="preserve">nezha.local: 7/8 (pandoc missing — pre-existing)</w:t>
       </w:r>
     </w:p>
-    <w:bookmarkEnd w:id="111"/>
-    <w:bookmarkEnd w:id="112"/>
-    <w:bookmarkStart w:id="116" w:name="v168--2026-06-21--poe-proxy-gzip-fix"/>
+    <w:bookmarkEnd w:id="114"/>
+    <w:bookmarkEnd w:id="115"/>
+    <w:bookmarkStart w:id="119" w:name="v168--2026-06-21--poe-proxy-gzip-fix"/>
     <w:p>
       <w:pPr>
         <w:pStyle w:val="Heading2"/>
@@ -14292,7 +14625,7 @@
         <w:t xml:space="preserve">v1.6.8 — 2026-06-21 — Poe proxy gzip fix</w:t>
       </w:r>
     </w:p>
-    <w:bookmarkStart w:id="113" w:name="fixed-13"/>
+    <w:bookmarkStart w:id="116" w:name="fixed-13"/>
     <w:p>
       <w:pPr>
         <w:pStyle w:val="Heading3"/>
@@ -14306,7 +14639,7 @@
         <w:pStyle w:val="Compact"/>
         <w:numPr>
           <w:ilvl w:val="0"/>
-          <w:numId w:val="1080"/>
+          <w:numId w:val="1082"/>
         </w:numPr>
       </w:pPr>
       <w:r>
@@ -14335,8 +14668,8 @@
         <w:t xml:space="preserve">UnicodeDecodeError. Added gzip decompression for both success and error responses.</w:t>
       </w:r>
     </w:p>
-    <w:bookmarkEnd w:id="113"/>
-    <w:bookmarkStart w:id="114" w:name="verified-12"/>
+    <w:bookmarkEnd w:id="116"/>
+    <w:bookmarkStart w:id="117" w:name="verified-13"/>
     <w:p>
       <w:pPr>
         <w:pStyle w:val="Heading3"/>
@@ -14350,7 +14683,7 @@
         <w:pStyle w:val="Compact"/>
         <w:numPr>
           <w:ilvl w:val="0"/>
-          <w:numId w:val="1081"/>
+          <w:numId w:val="1083"/>
         </w:numPr>
       </w:pPr>
       <w:r>
@@ -14371,7 +14704,7 @@
         <w:pStyle w:val="Compact"/>
         <w:numPr>
           <w:ilvl w:val="0"/>
-          <w:numId w:val="1081"/>
+          <w:numId w:val="1083"/>
         </w:numPr>
       </w:pPr>
       <w:r>
@@ -14392,7 +14725,7 @@
         <w:pStyle w:val="Compact"/>
         <w:numPr>
           <w:ilvl w:val="0"/>
-          <w:numId w:val="1081"/>
+          <w:numId w:val="1083"/>
         </w:numPr>
       </w:pPr>
       <w:r>
@@ -14408,8 +14741,8 @@
         <w:t xml:space="preserve">(grok-4): ❌ Different error (Grok-4 schema validation, not tools format)</w:t>
       </w:r>
     </w:p>
-    <w:bookmarkEnd w:id="114"/>
-    <w:bookmarkStart w:id="115" w:name="tests-6"/>
+    <w:bookmarkEnd w:id="117"/>
+    <w:bookmarkStart w:id="118" w:name="tests-6"/>
     <w:p>
       <w:pPr>
         <w:pStyle w:val="Heading3"/>
@@ -14423,7 +14756,7 @@
         <w:pStyle w:val="Compact"/>
         <w:numPr>
           <w:ilvl w:val="0"/>
-          <w:numId w:val="1082"/>
+          <w:numId w:val="1084"/>
         </w:numPr>
       </w:pPr>
       <w:r>
@@ -14435,16 +14768,16 @@
         <w:pStyle w:val="Compact"/>
         <w:numPr>
           <w:ilvl w:val="0"/>
-          <w:numId w:val="1082"/>
+          <w:numId w:val="1084"/>
         </w:numPr>
       </w:pPr>
       <w:r>
         <w:t xml:space="preserve">nezha.local: 8/8 ALL GREEN</w:t>
       </w:r>
     </w:p>
-    <w:bookmarkEnd w:id="115"/>
-    <w:bookmarkEnd w:id="116"/>
-    <w:bookmarkStart w:id="120" w:name="X6b73aa0a1c0550d32fa078e70116793f37aa5fa"/>
+    <w:bookmarkEnd w:id="118"/>
+    <w:bookmarkEnd w:id="119"/>
+    <w:bookmarkStart w:id="123" w:name="X6b73aa0a1c0550d32fa078e70116793f37aa5fa"/>
     <w:p>
       <w:pPr>
         <w:pStyle w:val="Heading2"/>
@@ -14453,7 +14786,7 @@
         <w:t xml:space="preserve">v1.6.9 — 2026-06-21 — Poe proxy $ref fix for Grok-4</w:t>
       </w:r>
     </w:p>
-    <w:bookmarkStart w:id="117" w:name="fixed-14"/>
+    <w:bookmarkStart w:id="120" w:name="fixed-14"/>
     <w:p>
       <w:pPr>
         <w:pStyle w:val="Heading3"/>
@@ -14467,7 +14800,7 @@
         <w:pStyle w:val="Compact"/>
         <w:numPr>
           <w:ilvl w:val="0"/>
-          <w:numId w:val="1083"/>
+          <w:numId w:val="1085"/>
         </w:numPr>
       </w:pPr>
       <w:r>
@@ -14592,8 +14925,8 @@
         <w:t xml:space="preserve">.</w:t>
       </w:r>
     </w:p>
-    <w:bookmarkEnd w:id="117"/>
-    <w:bookmarkStart w:id="118" w:name="verified-13"/>
+    <w:bookmarkEnd w:id="120"/>
+    <w:bookmarkStart w:id="121" w:name="verified-14"/>
     <w:p>
       <w:pPr>
         <w:pStyle w:val="Heading3"/>
@@ -14607,7 +14940,7 @@
         <w:pStyle w:val="Compact"/>
         <w:numPr>
           <w:ilvl w:val="0"/>
-          <w:numId w:val="1084"/>
+          <w:numId w:val="1086"/>
         </w:numPr>
       </w:pPr>
       <w:r>
@@ -14628,7 +14961,7 @@
         <w:pStyle w:val="Compact"/>
         <w:numPr>
           <w:ilvl w:val="0"/>
-          <w:numId w:val="1084"/>
+          <w:numId w:val="1086"/>
         </w:numPr>
       </w:pPr>
       <w:r>
@@ -14649,7 +14982,7 @@
         <w:pStyle w:val="Compact"/>
         <w:numPr>
           <w:ilvl w:val="0"/>
-          <w:numId w:val="1084"/>
+          <w:numId w:val="1086"/>
         </w:numPr>
       </w:pPr>
       <w:r>
@@ -14665,8 +14998,8 @@
         <w:t xml:space="preserve">(grok-4): ✅ YES (was failing, now works)</w:t>
       </w:r>
     </w:p>
-    <w:bookmarkEnd w:id="118"/>
-    <w:bookmarkStart w:id="119" w:name="tests-7"/>
+    <w:bookmarkEnd w:id="121"/>
+    <w:bookmarkStart w:id="122" w:name="tests-7"/>
     <w:p>
       <w:pPr>
         <w:pStyle w:val="Heading3"/>
@@ -14680,7 +15013,7 @@
         <w:pStyle w:val="Compact"/>
         <w:numPr>
           <w:ilvl w:val="0"/>
-          <w:numId w:val="1085"/>
+          <w:numId w:val="1087"/>
         </w:numPr>
       </w:pPr>
       <w:r>
@@ -14692,16 +15025,16 @@
         <w:pStyle w:val="Compact"/>
         <w:numPr>
           <w:ilvl w:val="0"/>
-          <w:numId w:val="1085"/>
+          <w:numId w:val="1087"/>
         </w:numPr>
       </w:pPr>
       <w:r>
         <w:t xml:space="preserve">nezha.local: 8/8 ALL GREEN</w:t>
       </w:r>
     </w:p>
-    <w:bookmarkEnd w:id="119"/>
-    <w:bookmarkEnd w:id="120"/>
-    <w:bookmarkStart w:id="125" w:name="X0532de1f3a983780b1972dbb21522315aea09e8"/>
+    <w:bookmarkEnd w:id="122"/>
+    <w:bookmarkEnd w:id="123"/>
+    <w:bookmarkStart w:id="128" w:name="X0532de1f3a983780b1972dbb21522315aea09e8"/>
     <w:p>
       <w:pPr>
         <w:pStyle w:val="Heading2"/>
@@ -14710,7 +15043,7 @@
         <w:t xml:space="preserve">v1.7.0 — 2026-06-22 — Poe proxy complete fix (all aliases verified)</w:t>
       </w:r>
     </w:p>
-    <w:bookmarkStart w:id="121" w:name="fixed-15"/>
+    <w:bookmarkStart w:id="124" w:name="fixed-15"/>
     <w:p>
       <w:pPr>
         <w:pStyle w:val="Heading3"/>
@@ -14724,7 +15057,7 @@
         <w:pStyle w:val="Compact"/>
         <w:numPr>
           <w:ilvl w:val="0"/>
-          <w:numId w:val="1086"/>
+          <w:numId w:val="1088"/>
         </w:numPr>
       </w:pPr>
       <w:r>
@@ -14773,7 +15106,7 @@
         <w:pStyle w:val="Compact"/>
         <w:numPr>
           <w:ilvl w:val="0"/>
-          <w:numId w:val="1086"/>
+          <w:numId w:val="1088"/>
         </w:numPr>
       </w:pPr>
       <w:r>
@@ -14790,8 +15123,8 @@
         <w:t xml:space="preserve">now copies proxy scripts during installation (already in place)</w:t>
       </w:r>
     </w:p>
-    <w:bookmarkEnd w:id="121"/>
-    <w:bookmarkStart w:id="122" w:name="X3ca39d2af9b1c1fc71857ee8467886b3e8dc7f9"/>
+    <w:bookmarkEnd w:id="124"/>
+    <w:bookmarkStart w:id="125" w:name="X3ca39d2af9b1c1fc71857ee8467886b3e8dc7f9"/>
     <w:p>
       <w:pPr>
         <w:pStyle w:val="Heading3"/>
@@ -14805,7 +15138,7 @@
         <w:pStyle w:val="Compact"/>
         <w:numPr>
           <w:ilvl w:val="0"/>
-          <w:numId w:val="1087"/>
+          <w:numId w:val="1089"/>
         </w:numPr>
       </w:pPr>
       <w:r>
@@ -14826,7 +15159,7 @@
         <w:pStyle w:val="Compact"/>
         <w:numPr>
           <w:ilvl w:val="0"/>
-          <w:numId w:val="1087"/>
+          <w:numId w:val="1089"/>
         </w:numPr>
       </w:pPr>
       <w:r>
@@ -14847,7 +15180,7 @@
         <w:pStyle w:val="Compact"/>
         <w:numPr>
           <w:ilvl w:val="0"/>
-          <w:numId w:val="1087"/>
+          <w:numId w:val="1089"/>
         </w:numPr>
       </w:pPr>
       <w:r>
@@ -14863,8 +15196,8 @@
         <w:t xml:space="preserve">(grok-4): ✅ YES</w:t>
       </w:r>
     </w:p>
-    <w:bookmarkEnd w:id="122"/>
-    <w:bookmarkStart w:id="123" w:name="root-cause-analysis-1"/>
+    <w:bookmarkEnd w:id="125"/>
+    <w:bookmarkStart w:id="126" w:name="root-cause-analysis-1"/>
     <w:p>
       <w:pPr>
         <w:pStyle w:val="Heading3"/>
@@ -14886,7 +15219,7 @@
         <w:pStyle w:val="Compact"/>
         <w:numPr>
           <w:ilvl w:val="0"/>
-          <w:numId w:val="1088"/>
+          <w:numId w:val="1090"/>
         </w:numPr>
       </w:pPr>
       <w:r>
@@ -14908,7 +15241,7 @@
         <w:pStyle w:val="Compact"/>
         <w:numPr>
           <w:ilvl w:val="0"/>
-          <w:numId w:val="1088"/>
+          <w:numId w:val="1090"/>
         </w:numPr>
       </w:pPr>
       <w:r>
@@ -14930,7 +15263,7 @@
         <w:pStyle w:val="Compact"/>
         <w:numPr>
           <w:ilvl w:val="0"/>
-          <w:numId w:val="1088"/>
+          <w:numId w:val="1090"/>
         </w:numPr>
       </w:pPr>
       <w:r>
@@ -14955,8 +15288,8 @@
         <w:t xml:space="preserve">All three fixed and verified.</w:t>
       </w:r>
     </w:p>
-    <w:bookmarkEnd w:id="123"/>
-    <w:bookmarkStart w:id="124" w:name="tests-8"/>
+    <w:bookmarkEnd w:id="126"/>
+    <w:bookmarkStart w:id="127" w:name="tests-8"/>
     <w:p>
       <w:pPr>
         <w:pStyle w:val="Heading3"/>
@@ -14970,7 +15303,7 @@
         <w:pStyle w:val="Compact"/>
         <w:numPr>
           <w:ilvl w:val="0"/>
-          <w:numId w:val="1089"/>
+          <w:numId w:val="1091"/>
         </w:numPr>
       </w:pPr>
       <w:r>
@@ -14982,16 +15315,16 @@
         <w:pStyle w:val="Compact"/>
         <w:numPr>
           <w:ilvl w:val="0"/>
-          <w:numId w:val="1089"/>
+          <w:numId w:val="1091"/>
         </w:numPr>
       </w:pPr>
       <w:r>
         <w:t xml:space="preserve">nezha.local: 8/8 ALL GREEN</w:t>
       </w:r>
     </w:p>
-    <w:bookmarkEnd w:id="124"/>
-    <w:bookmarkEnd w:id="125"/>
-    <w:bookmarkStart w:id="129" w:name="X6c14826a40db1917917c574b9e01f7f6d201b77"/>
+    <w:bookmarkEnd w:id="127"/>
+    <w:bookmarkEnd w:id="128"/>
+    <w:bookmarkStart w:id="132" w:name="X6c14826a40db1917917c574b9e01f7f6d201b77"/>
     <w:p>
       <w:pPr>
         <w:pStyle w:val="Heading2"/>
@@ -15000,7 +15333,7 @@
         <w:t xml:space="preserve">v1.7.1 — 2026-06-22 — Full validation + release</w:t>
       </w:r>
     </w:p>
-    <w:bookmarkStart w:id="126" w:name="fixed-16"/>
+    <w:bookmarkStart w:id="129" w:name="fixed-16"/>
     <w:p>
       <w:pPr>
         <w:pStyle w:val="Heading3"/>
@@ -15014,7 +15347,7 @@
         <w:pStyle w:val="Compact"/>
         <w:numPr>
           <w:ilvl w:val="0"/>
-          <w:numId w:val="1090"/>
+          <w:numId w:val="1092"/>
         </w:numPr>
       </w:pPr>
       <w:r>
@@ -15066,7 +15399,7 @@
         <w:pStyle w:val="Compact"/>
         <w:numPr>
           <w:ilvl w:val="0"/>
-          <w:numId w:val="1090"/>
+          <w:numId w:val="1092"/>
         </w:numPr>
       </w:pPr>
       <w:r>
@@ -15118,7 +15451,7 @@
         <w:pStyle w:val="Compact"/>
         <w:numPr>
           <w:ilvl w:val="0"/>
-          <w:numId w:val="1090"/>
+          <w:numId w:val="1092"/>
         </w:numPr>
       </w:pPr>
       <w:r>
@@ -15150,8 +15483,8 @@
         <w:t xml:space="preserve">subshell with safe indirect expansion</w:t>
       </w:r>
     </w:p>
-    <w:bookmarkEnd w:id="126"/>
-    <w:bookmarkStart w:id="127" w:name="tests-9"/>
+    <w:bookmarkEnd w:id="129"/>
+    <w:bookmarkStart w:id="130" w:name="tests-9"/>
     <w:p>
       <w:pPr>
         <w:pStyle w:val="Heading3"/>
@@ -15165,7 +15498,7 @@
         <w:pStyle w:val="Compact"/>
         <w:numPr>
           <w:ilvl w:val="0"/>
-          <w:numId w:val="1091"/>
+          <w:numId w:val="1093"/>
         </w:numPr>
       </w:pPr>
       <w:r>
@@ -15193,15 +15526,15 @@
         <w:pStyle w:val="Compact"/>
         <w:numPr>
           <w:ilvl w:val="0"/>
-          <w:numId w:val="1091"/>
+          <w:numId w:val="1093"/>
         </w:numPr>
       </w:pPr>
       <w:r>
         <w:t xml:space="preserve">nezha.local: 8/9 (export fails — pandoc missing)</w:t>
       </w:r>
     </w:p>
-    <w:bookmarkEnd w:id="127"/>
-    <w:bookmarkStart w:id="128" w:name="release"/>
+    <w:bookmarkEnd w:id="130"/>
+    <w:bookmarkStart w:id="131" w:name="release"/>
     <w:p>
       <w:pPr>
         <w:pStyle w:val="Heading3"/>
@@ -15215,154 +15548,154 @@
         <w:pStyle w:val="Compact"/>
         <w:numPr>
           <w:ilvl w:val="0"/>
-          <w:numId w:val="1092"/>
+          <w:numId w:val="1094"/>
         </w:numPr>
       </w:pPr>
       <w:r>
         <w:t xml:space="preserve">v1.7.1 — pushed to github, gitlab, gitflic, gitverse</w:t>
-      </w:r>
-    </w:p>
-    <w:bookmarkEnd w:id="128"/>
-    <w:bookmarkEnd w:id="129"/>
-    <w:bookmarkStart w:id="132" w:name="Xd6116881a80b8b1f65daf8a421c09304e0b327e"/>
-    <w:p>
-      <w:pPr>
-        <w:pStyle w:val="Heading2"/>
-      </w:pPr>
-      <w:r>
-        <w:t xml:space="preserve">v1.7.2 — 2026-06-22 — Claude alias verification, full release</w:t>
-      </w:r>
-    </w:p>
-    <w:bookmarkStart w:id="130" w:name="added-12"/>
-    <w:p>
-      <w:pPr>
-        <w:pStyle w:val="Heading3"/>
-      </w:pPr>
-      <w:r>
-        <w:t xml:space="preserve">Added</w:t>
-      </w:r>
-    </w:p>
-    <w:p>
-      <w:pPr>
-        <w:pStyle w:val="Compact"/>
-        <w:numPr>
-          <w:ilvl w:val="0"/>
-          <w:numId w:val="1093"/>
-        </w:numPr>
-      </w:pPr>
-      <w:r>
-        <w:rPr>
-          <w:b/>
-          <w:bCs/>
-        </w:rPr>
-        <w:t xml:space="preserve">Claude alias verification</w:t>
-      </w:r>
-      <w:r>
-        <w:t xml:space="preserve"> </w:t>
-      </w:r>
-      <w:r>
-        <w:t xml:space="preserve">in verify_aliases_live.sh — tests claude1/2/3</w:t>
-      </w:r>
-      <w:r>
-        <w:t xml:space="preserve"> </w:t>
-      </w:r>
-      <w:r>
-        <w:t xml:space="preserve">alongside provider aliases</w:t>
-      </w:r>
-    </w:p>
-    <w:p>
-      <w:pPr>
-        <w:pStyle w:val="Compact"/>
-        <w:numPr>
-          <w:ilvl w:val="0"/>
-          <w:numId w:val="1093"/>
-        </w:numPr>
-      </w:pPr>
-      <w:r>
-        <w:rPr>
-          <w:b/>
-          <w:bCs/>
-        </w:rPr>
-        <w:t xml:space="preserve">TOON tested</w:t>
-      </w:r>
-      <w:r>
-        <w:t xml:space="preserve"> </w:t>
-      </w:r>
-      <w:r>
-        <w:t xml:space="preserve">on all aliases — verified working</w:t>
-      </w:r>
-    </w:p>
-    <w:bookmarkEnd w:id="130"/>
-    <w:bookmarkStart w:id="131" w:name="tests-10"/>
-    <w:p>
-      <w:pPr>
-        <w:pStyle w:val="Heading3"/>
-      </w:pPr>
-      <w:r>
-        <w:t xml:space="preserve">Tests</w:t>
-      </w:r>
-    </w:p>
-    <w:p>
-      <w:pPr>
-        <w:pStyle w:val="Compact"/>
-        <w:numPr>
-          <w:ilvl w:val="0"/>
-          <w:numId w:val="1094"/>
-        </w:numPr>
-      </w:pPr>
-      <w:r>
-        <w:t xml:space="preserve">Local:</w:t>
-      </w:r>
-      <w:r>
-        <w:t xml:space="preserve"> </w:t>
-      </w:r>
-      <w:r>
-        <w:rPr>
-          <w:b/>
-          <w:bCs/>
-        </w:rPr>
-        <w:t xml:space="preserve">9/9 ALL GREEN</w:t>
-      </w:r>
-    </w:p>
-    <w:p>
-      <w:pPr>
-        <w:pStyle w:val="Compact"/>
-        <w:numPr>
-          <w:ilvl w:val="0"/>
-          <w:numId w:val="1094"/>
-        </w:numPr>
-      </w:pPr>
-      <w:r>
-        <w:t xml:space="preserve">nezha.local: 8/9 (pandoc missing)</w:t>
-      </w:r>
-    </w:p>
-    <w:p>
-      <w:pPr>
-        <w:pStyle w:val="Compact"/>
-        <w:numPr>
-          <w:ilvl w:val="0"/>
-          <w:numId w:val="1094"/>
-        </w:numPr>
-      </w:pPr>
-      <w:r>
-        <w:t xml:space="preserve">All claude1/2/3: ✅ OK</w:t>
-      </w:r>
-    </w:p>
-    <w:p>
-      <w:pPr>
-        <w:pStyle w:val="Compact"/>
-        <w:numPr>
-          <w:ilvl w:val="0"/>
-          <w:numId w:val="1094"/>
-        </w:numPr>
-      </w:pPr>
-      <w:r>
-        <w:t xml:space="preserve">All provider aliases: verified</w:t>
       </w:r>
     </w:p>
     <w:bookmarkEnd w:id="131"/>
     <w:bookmarkEnd w:id="132"/>
+    <w:bookmarkStart w:id="135" w:name="Xd6116881a80b8b1f65daf8a421c09304e0b327e"/>
+    <w:p>
+      <w:pPr>
+        <w:pStyle w:val="Heading2"/>
+      </w:pPr>
+      <w:r>
+        <w:t xml:space="preserve">v1.7.2 — 2026-06-22 — Claude alias verification, full release</w:t>
+      </w:r>
+    </w:p>
+    <w:bookmarkStart w:id="133" w:name="added-13"/>
+    <w:p>
+      <w:pPr>
+        <w:pStyle w:val="Heading3"/>
+      </w:pPr>
+      <w:r>
+        <w:t xml:space="preserve">Added</w:t>
+      </w:r>
+    </w:p>
+    <w:p>
+      <w:pPr>
+        <w:pStyle w:val="Compact"/>
+        <w:numPr>
+          <w:ilvl w:val="0"/>
+          <w:numId w:val="1095"/>
+        </w:numPr>
+      </w:pPr>
+      <w:r>
+        <w:rPr>
+          <w:b/>
+          <w:bCs/>
+        </w:rPr>
+        <w:t xml:space="preserve">Claude alias verification</w:t>
+      </w:r>
+      <w:r>
+        <w:t xml:space="preserve"> </w:t>
+      </w:r>
+      <w:r>
+        <w:t xml:space="preserve">in verify_aliases_live.sh — tests claude1/2/3</w:t>
+      </w:r>
+      <w:r>
+        <w:t xml:space="preserve"> </w:t>
+      </w:r>
+      <w:r>
+        <w:t xml:space="preserve">alongside provider aliases</w:t>
+      </w:r>
+    </w:p>
+    <w:p>
+      <w:pPr>
+        <w:pStyle w:val="Compact"/>
+        <w:numPr>
+          <w:ilvl w:val="0"/>
+          <w:numId w:val="1095"/>
+        </w:numPr>
+      </w:pPr>
+      <w:r>
+        <w:rPr>
+          <w:b/>
+          <w:bCs/>
+        </w:rPr>
+        <w:t xml:space="preserve">TOON tested</w:t>
+      </w:r>
+      <w:r>
+        <w:t xml:space="preserve"> </w:t>
+      </w:r>
+      <w:r>
+        <w:t xml:space="preserve">on all aliases — verified working</w:t>
+      </w:r>
+    </w:p>
     <w:bookmarkEnd w:id="133"/>
+    <w:bookmarkStart w:id="134" w:name="tests-10"/>
+    <w:p>
+      <w:pPr>
+        <w:pStyle w:val="Heading3"/>
+      </w:pPr>
+      <w:r>
+        <w:t xml:space="preserve">Tests</w:t>
+      </w:r>
+    </w:p>
+    <w:p>
+      <w:pPr>
+        <w:pStyle w:val="Compact"/>
+        <w:numPr>
+          <w:ilvl w:val="0"/>
+          <w:numId w:val="1096"/>
+        </w:numPr>
+      </w:pPr>
+      <w:r>
+        <w:t xml:space="preserve">Local:</w:t>
+      </w:r>
+      <w:r>
+        <w:t xml:space="preserve"> </w:t>
+      </w:r>
+      <w:r>
+        <w:rPr>
+          <w:b/>
+          <w:bCs/>
+        </w:rPr>
+        <w:t xml:space="preserve">9/9 ALL GREEN</w:t>
+      </w:r>
+    </w:p>
+    <w:p>
+      <w:pPr>
+        <w:pStyle w:val="Compact"/>
+        <w:numPr>
+          <w:ilvl w:val="0"/>
+          <w:numId w:val="1096"/>
+        </w:numPr>
+      </w:pPr>
+      <w:r>
+        <w:t xml:space="preserve">nezha.local: 8/9 (pandoc missing)</w:t>
+      </w:r>
+    </w:p>
+    <w:p>
+      <w:pPr>
+        <w:pStyle w:val="Compact"/>
+        <w:numPr>
+          <w:ilvl w:val="0"/>
+          <w:numId w:val="1096"/>
+        </w:numPr>
+      </w:pPr>
+      <w:r>
+        <w:t xml:space="preserve">All claude1/2/3: ✅ OK</w:t>
+      </w:r>
+    </w:p>
+    <w:p>
+      <w:pPr>
+        <w:pStyle w:val="Compact"/>
+        <w:numPr>
+          <w:ilvl w:val="0"/>
+          <w:numId w:val="1096"/>
+        </w:numPr>
+      </w:pPr>
+      <w:r>
+        <w:t xml:space="preserve">All provider aliases: verified</w:t>
+      </w:r>
+    </w:p>
+    <w:bookmarkEnd w:id="134"/>
+    <w:bookmarkEnd w:id="135"/>
+    <w:bookmarkEnd w:id="136"/>
     <w:sectPr>
       <w:footnotePr>
         <w:numRestart w:val="eachSect"/>
@@ -15740,6 +16073,12 @@
     <w:abstractNumId w:val="991"/>
   </w:num>
   <w:num w:numId="1026">
+    <w:abstractNumId w:val="991"/>
+  </w:num>
+  <w:num w:numId="1027">
+    <w:abstractNumId w:val="991"/>
+  </w:num>
+  <w:num w:numId="1028">
     <w:abstractNumId w:val="99411"/>
     <w:lvlOverride w:ilvl="0">
       <w:startOverride w:val="1"/>
@@ -15768,12 +16107,6 @@
     <w:lvlOverride w:ilvl="8">
       <w:startOverride w:val="1"/>
     </w:lvlOverride>
-  </w:num>
-  <w:num w:numId="1027">
-    <w:abstractNumId w:val="991"/>
-  </w:num>
-  <w:num w:numId="1028">
-    <w:abstractNumId w:val="991"/>
   </w:num>
   <w:num w:numId="1029">
     <w:abstractNumId w:val="991"/>
@@ -15860,6 +16193,12 @@
     <w:abstractNumId w:val="991"/>
   </w:num>
   <w:num w:numId="1057">
+    <w:abstractNumId w:val="991"/>
+  </w:num>
+  <w:num w:numId="1058">
+    <w:abstractNumId w:val="991"/>
+  </w:num>
+  <w:num w:numId="1059">
     <w:abstractNumId w:val="99411"/>
     <w:lvlOverride w:ilvl="0">
       <w:startOverride w:val="1"/>
@@ -15888,12 +16227,6 @@
     <w:lvlOverride w:ilvl="8">
       <w:startOverride w:val="1"/>
     </w:lvlOverride>
-  </w:num>
-  <w:num w:numId="1058">
-    <w:abstractNumId w:val="991"/>
-  </w:num>
-  <w:num w:numId="1059">
-    <w:abstractNumId w:val="991"/>
   </w:num>
   <w:num w:numId="1060">
     <w:abstractNumId w:val="991"/>
@@ -15980,6 +16313,12 @@
     <w:abstractNumId w:val="991"/>
   </w:num>
   <w:num w:numId="1088">
+    <w:abstractNumId w:val="991"/>
+  </w:num>
+  <w:num w:numId="1089">
+    <w:abstractNumId w:val="991"/>
+  </w:num>
+  <w:num w:numId="1090">
     <w:abstractNumId w:val="99411"/>
     <w:lvlOverride w:ilvl="0">
       <w:startOverride w:val="1"/>
@@ -16009,12 +16348,6 @@
       <w:startOverride w:val="1"/>
     </w:lvlOverride>
   </w:num>
-  <w:num w:numId="1089">
-    <w:abstractNumId w:val="991"/>
-  </w:num>
-  <w:num w:numId="1090">
-    <w:abstractNumId w:val="991"/>
-  </w:num>
   <w:num w:numId="1091">
     <w:abstractNumId w:val="991"/>
   </w:num>
@@ -16025,6 +16358,12 @@
     <w:abstractNumId w:val="991"/>
   </w:num>
   <w:num w:numId="1094">
+    <w:abstractNumId w:val="991"/>
+  </w:num>
+  <w:num w:numId="1095">
+    <w:abstractNumId w:val="991"/>
+  </w:num>
+  <w:num w:numId="1096">
     <w:abstractNumId w:val="991"/>
   </w:num>
 </w:numbering>

--- a/CHANGELOG.docx
+++ b/CHANGELOG.docx
@@ -28,7 +28,7 @@
         </w:p>
       </w:sdtContent>
     </w:sdt>
-    <w:bookmarkStart w:id="148" w:name="changelog"/>
+    <w:bookmarkStart w:id="151" w:name="changelog"/>
     <w:p>
       <w:pPr>
         <w:pStyle w:val="Heading1"/>
@@ -45,12 +45,355 @@
         <w:t xml:space="preserve">All notable changes to the Claude multi-account toolkit.</w:t>
       </w:r>
     </w:p>
-    <w:bookmarkStart w:id="12" w:name="X58fa3378d58e20355805979ff3c64a438b9f3d4"/>
+    <w:bookmarkStart w:id="11" w:name="Xf1ddbc6895bb6ec41496455d91f8080d353abfa"/>
     <w:p>
       <w:pPr>
         <w:pStyle w:val="Heading2"/>
       </w:pPr>
       <w:r>
+        <w:t xml:space="preserve">v1.9.1 — 2026-06-29 — CLAUDE_BIN resolves across per-host install locations</w:t>
+      </w:r>
+    </w:p>
+    <w:p>
+      <w:pPr>
+        <w:pStyle w:val="FirstParagraph"/>
+      </w:pPr>
+      <w:r>
+        <w:t xml:space="preserve">A patch found during the live multi-host rollout of v1.9.0.</w:t>
+      </w:r>
+    </w:p>
+    <w:bookmarkStart w:id="9" w:name="fixed"/>
+    <w:p>
+      <w:pPr>
+        <w:pStyle w:val="Heading3"/>
+      </w:pPr>
+      <w:r>
+        <w:t xml:space="preserve">Fixed</w:t>
+      </w:r>
+    </w:p>
+    <w:p>
+      <w:pPr>
+        <w:pStyle w:val="Compact"/>
+        <w:numPr>
+          <w:ilvl w:val="0"/>
+          <w:numId w:val="1001"/>
+        </w:numPr>
+      </w:pPr>
+      <w:r>
+        <w:rPr>
+          <w:b/>
+          <w:bCs/>
+        </w:rPr>
+        <w:t xml:space="preserve">Alias launches failed where claude was installed outside</w:t>
+      </w:r>
+      <w:r>
+        <w:rPr>
+          <w:b/>
+          <w:bCs/>
+        </w:rPr>
+        <w:t xml:space="preserve"> </w:t>
+      </w:r>
+      <w:r>
+        <w:rPr>
+          <w:rStyle w:val="VerbatimChar"/>
+          <w:b/>
+          <w:bCs/>
+        </w:rPr>
+        <w:t xml:space="preserve">~/.local/bin</w:t>
+      </w:r>
+      <w:r>
+        <w:rPr>
+          <w:b/>
+          <w:bCs/>
+        </w:rPr>
+        <w:t xml:space="preserve">.</w:t>
+      </w:r>
+      <w:r>
+        <w:t xml:space="preserve"> </w:t>
+      </w:r>
+      <w:r>
+        <w:rPr>
+          <w:rStyle w:val="VerbatimChar"/>
+        </w:rPr>
+        <w:t xml:space="preserve">npm i -g @anthropic-ai/claude-code</w:t>
+      </w:r>
+      <w:r>
+        <w:t xml:space="preserve"> </w:t>
+      </w:r>
+      <w:r>
+        <w:t xml:space="preserve">lands in different prefixes per host</w:t>
+      </w:r>
+      <w:r>
+        <w:t xml:space="preserve"> </w:t>
+      </w:r>
+      <w:r>
+        <w:t xml:space="preserve">(</w:t>
+      </w:r>
+      <w:r>
+        <w:rPr>
+          <w:rStyle w:val="VerbatimChar"/>
+        </w:rPr>
+        <w:t xml:space="preserve">~/.npm-global/bin</w:t>
+      </w:r>
+      <w:r>
+        <w:t xml:space="preserve">, Homebrew,</w:t>
+      </w:r>
+      <w:r>
+        <w:t xml:space="preserve"> </w:t>
+      </w:r>
+      <w:r>
+        <w:rPr>
+          <w:rStyle w:val="VerbatimChar"/>
+        </w:rPr>
+        <w:t xml:space="preserve">~/.local/bin</w:t>
+      </w:r>
+      <w:r>
+        <w:t xml:space="preserve">); the toolkit's fixed</w:t>
+      </w:r>
+      <w:r>
+        <w:t xml:space="preserve"> </w:t>
+      </w:r>
+      <w:r>
+        <w:rPr>
+          <w:rStyle w:val="VerbatimChar"/>
+        </w:rPr>
+        <w:t xml:space="preserve">CLAUDE_BIN</w:t>
+      </w:r>
+      <w:r>
+        <w:t xml:space="preserve"> </w:t>
+      </w:r>
+      <w:r>
+        <w:t xml:space="preserve">default mis-pointed on those hosts, so every</w:t>
+      </w:r>
+      <w:r>
+        <w:t xml:space="preserve"> </w:t>
+      </w:r>
+      <w:r>
+        <w:rPr>
+          <w:rStyle w:val="VerbatimChar"/>
+        </w:rPr>
+        <w:t xml:space="preserve">claudeN</w:t>
+      </w:r>
+      <w:r>
+        <w:t xml:space="preserve">/provider</w:t>
+      </w:r>
+      <w:r>
+        <w:t xml:space="preserve"> </w:t>
+      </w:r>
+      <w:r>
+        <w:t xml:space="preserve">launch failed "No such file or directory" (amber.local needed a manual symlink</w:t>
+      </w:r>
+      <w:r>
+        <w:t xml:space="preserve"> </w:t>
+      </w:r>
+      <w:r>
+        <w:t xml:space="preserve">to work).</w:t>
+      </w:r>
+      <w:r>
+        <w:t xml:space="preserve"> </w:t>
+      </w:r>
+      <w:r>
+        <w:rPr>
+          <w:rStyle w:val="VerbatimChar"/>
+        </w:rPr>
+        <w:t xml:space="preserve">cma_resolve_claude_bin</w:t>
+      </w:r>
+      <w:r>
+        <w:t xml:space="preserve"> </w:t>
+      </w:r>
+      <w:r>
+        <w:t xml:space="preserve">now prefers an explicit</w:t>
+      </w:r>
+      <w:r>
+        <w:t xml:space="preserve"> </w:t>
+      </w:r>
+      <w:r>
+        <w:rPr>
+          <w:rStyle w:val="VerbatimChar"/>
+        </w:rPr>
+        <w:t xml:space="preserve">CLAUDE_BIN</w:t>
+      </w:r>
+      <w:r>
+        <w:t xml:space="preserve">, then</w:t>
+      </w:r>
+      <w:r>
+        <w:t xml:space="preserve"> </w:t>
+      </w:r>
+      <w:r>
+        <w:rPr>
+          <w:rStyle w:val="VerbatimChar"/>
+        </w:rPr>
+        <w:t xml:space="preserve">$PATH</w:t>
+      </w:r>
+      <w:r>
+        <w:t xml:space="preserve">, then the known locations (</w:t>
+      </w:r>
+      <w:r>
+        <w:rPr>
+          <w:rStyle w:val="VerbatimChar"/>
+        </w:rPr>
+        <w:t xml:space="preserve">~/.local/bin</w:t>
+      </w:r>
+      <w:r>
+        <w:t xml:space="preserve">,</w:t>
+      </w:r>
+      <w:r>
+        <w:t xml:space="preserve"> </w:t>
+      </w:r>
+      <w:r>
+        <w:rPr>
+          <w:rStyle w:val="VerbatimChar"/>
+        </w:rPr>
+        <w:t xml:space="preserve">~/.npm-global/bin</w:t>
+      </w:r>
+      <w:r>
+        <w:t xml:space="preserve">,</w:t>
+      </w:r>
+      <w:r>
+        <w:t xml:space="preserve"> </w:t>
+      </w:r>
+      <w:r>
+        <w:rPr>
+          <w:rStyle w:val="VerbatimChar"/>
+        </w:rPr>
+        <w:t xml:space="preserve">/opt/homebrew/bin</w:t>
+      </w:r>
+      <w:r>
+        <w:t xml:space="preserve">,</w:t>
+      </w:r>
+      <w:r>
+        <w:t xml:space="preserve"> </w:t>
+      </w:r>
+      <w:r>
+        <w:rPr>
+          <w:rStyle w:val="VerbatimChar"/>
+        </w:rPr>
+        <w:t xml:space="preserve">/usr/local/bin</w:t>
+      </w:r>
+      <w:r>
+        <w:t xml:space="preserve">), with a</w:t>
+      </w:r>
+      <w:r>
+        <w:t xml:space="preserve"> </w:t>
+      </w:r>
+      <w:r>
+        <w:rPr>
+          <w:rStyle w:val="VerbatimChar"/>
+        </w:rPr>
+        <w:t xml:space="preserve">~/.local/bin</w:t>
+      </w:r>
+      <w:r>
+        <w:t xml:space="preserve"> </w:t>
+      </w:r>
+      <w:r>
+        <w:t xml:space="preserve">fallback.</w:t>
+      </w:r>
+    </w:p>
+    <w:bookmarkEnd w:id="9"/>
+    <w:bookmarkStart w:id="10" w:name="verified"/>
+    <w:p>
+      <w:pPr>
+        <w:pStyle w:val="Heading3"/>
+      </w:pPr>
+      <w:r>
+        <w:t xml:space="preserve">Verified</w:t>
+      </w:r>
+    </w:p>
+    <w:p>
+      <w:pPr>
+        <w:pStyle w:val="Compact"/>
+        <w:numPr>
+          <w:ilvl w:val="0"/>
+          <w:numId w:val="1002"/>
+        </w:numPr>
+      </w:pPr>
+      <w:r>
+        <w:t xml:space="preserve">Suite</w:t>
+      </w:r>
+      <w:r>
+        <w:t xml:space="preserve"> </w:t>
+      </w:r>
+      <w:r>
+        <w:rPr>
+          <w:b/>
+          <w:bCs/>
+        </w:rPr>
+        <w:t xml:space="preserve">14/14 green</w:t>
+      </w:r>
+      <w:r>
+        <w:t xml:space="preserve">;</w:t>
+      </w:r>
+      <w:r>
+        <w:t xml:space="preserve"> </w:t>
+      </w:r>
+      <w:r>
+        <w:rPr>
+          <w:b/>
+          <w:bCs/>
+        </w:rPr>
+        <w:t xml:space="preserve">shellcheck 0</w:t>
+      </w:r>
+      <w:r>
+        <w:t xml:space="preserve">.</w:t>
+      </w:r>
+      <w:r>
+        <w:t xml:space="preserve"> </w:t>
+      </w:r>
+      <w:r>
+        <w:rPr>
+          <w:rStyle w:val="VerbatimChar"/>
+        </w:rPr>
+        <w:t xml:space="preserve">test_coverage.sh</w:t>
+      </w:r>
+      <w:r>
+        <w:t xml:space="preserve"> </w:t>
+      </w:r>
+      <w:r>
+        <w:t xml:space="preserve">B7 covers explicit</w:t>
+      </w:r>
+      <w:r>
+        <w:t xml:space="preserve"> </w:t>
+      </w:r>
+      <w:r>
+        <w:t xml:space="preserve">/ npm-global / fallback resolution. v1.9.0's auto-session naming confirmed</w:t>
+      </w:r>
+      <w:r>
+        <w:t xml:space="preserve"> </w:t>
+      </w:r>
+      <w:r>
+        <w:t xml:space="preserve">installed +</w:t>
+      </w:r>
+      <w:r>
+        <w:t xml:space="preserve"> </w:t>
+      </w:r>
+      <w:r>
+        <w:rPr>
+          <w:b/>
+          <w:bCs/>
+        </w:rPr>
+        <w:t xml:space="preserve">live-validated</w:t>
+      </w:r>
+      <w:r>
+        <w:t xml:space="preserve"> </w:t>
+      </w:r>
+      <w:r>
+        <w:t xml:space="preserve">(create-named + legacy-rename) on all five</w:t>
+      </w:r>
+      <w:r>
+        <w:t xml:space="preserve"> </w:t>
+      </w:r>
+      <w:r>
+        <w:t xml:space="preserve">hosts: this host, mistborn, thinker, amber, nezha.</w:t>
+      </w:r>
+    </w:p>
+    <w:bookmarkEnd w:id="10"/>
+    <w:bookmarkEnd w:id="11"/>
+    <w:bookmarkStart w:id="15" w:name="X58fa3378d58e20355805979ff3c64a438b9f3d4"/>
+    <w:p>
+      <w:pPr>
+        <w:pStyle w:val="Heading2"/>
+      </w:pPr>
+      <w:r>
         <w:t xml:space="preserve">v1.9.0 — 2026-06-29 — Per-project auto-sessions that actually work live + zero-coverage tests</w:t>
       </w:r>
     </w:p>
@@ -133,7 +476,7 @@
         <w:t xml:space="preserve">zero-coverage utilities and a documentation refresh.</w:t>
       </w:r>
     </w:p>
-    <w:bookmarkStart w:id="9" w:name="fixed"/>
+    <w:bookmarkStart w:id="12" w:name="fixed-1"/>
     <w:p>
       <w:pPr>
         <w:pStyle w:val="Heading3"/>
@@ -147,7 +490,7 @@
         <w:pStyle w:val="Compact"/>
         <w:numPr>
           <w:ilvl w:val="0"/>
-          <w:numId w:val="1001"/>
+          <w:numId w:val="1003"/>
         </w:numPr>
       </w:pPr>
       <w:r>
@@ -183,7 +526,7 @@
         <w:pStyle w:val="Compact"/>
         <w:numPr>
           <w:ilvl w:val="1"/>
-          <w:numId w:val="1002"/>
+          <w:numId w:val="1004"/>
         </w:numPr>
       </w:pPr>
       <w:r>
@@ -313,7 +656,7 @@
         <w:pStyle w:val="Compact"/>
         <w:numPr>
           <w:ilvl w:val="1"/>
-          <w:numId w:val="1002"/>
+          <w:numId w:val="1004"/>
         </w:numPr>
       </w:pPr>
       <w:r>
@@ -447,7 +790,7 @@
         <w:pStyle w:val="Compact"/>
         <w:numPr>
           <w:ilvl w:val="1"/>
-          <w:numId w:val="1002"/>
+          <w:numId w:val="1004"/>
         </w:numPr>
       </w:pPr>
       <w:r>
@@ -545,8 +888,8 @@
         <w:t xml:space="preserve">marker is missing.</w:t>
       </w:r>
     </w:p>
-    <w:bookmarkEnd w:id="9"/>
-    <w:bookmarkStart w:id="10" w:name="added"/>
+    <w:bookmarkEnd w:id="12"/>
+    <w:bookmarkStart w:id="13" w:name="added"/>
     <w:p>
       <w:pPr>
         <w:pStyle w:val="Heading3"/>
@@ -560,7 +903,7 @@
         <w:pStyle w:val="Compact"/>
         <w:numPr>
           <w:ilvl w:val="0"/>
-          <w:numId w:val="1003"/>
+          <w:numId w:val="1005"/>
         </w:numPr>
       </w:pPr>
       <w:r>
@@ -668,7 +1011,7 @@
         <w:pStyle w:val="Compact"/>
         <w:numPr>
           <w:ilvl w:val="0"/>
-          <w:numId w:val="1003"/>
+          <w:numId w:val="1005"/>
         </w:numPr>
       </w:pPr>
       <w:r>
@@ -834,7 +1177,7 @@
         <w:pStyle w:val="Compact"/>
         <w:numPr>
           <w:ilvl w:val="0"/>
-          <w:numId w:val="1003"/>
+          <w:numId w:val="1005"/>
         </w:numPr>
       </w:pPr>
       <w:r>
@@ -1063,7 +1406,7 @@
         <w:pStyle w:val="Compact"/>
         <w:numPr>
           <w:ilvl w:val="0"/>
-          <w:numId w:val="1003"/>
+          <w:numId w:val="1005"/>
         </w:numPr>
       </w:pPr>
       <w:r>
@@ -1146,8 +1489,8 @@
         <w:t xml:space="preserve">references).</w:t>
       </w:r>
     </w:p>
-    <w:bookmarkEnd w:id="10"/>
-    <w:bookmarkStart w:id="11" w:name="verified"/>
+    <w:bookmarkEnd w:id="13"/>
+    <w:bookmarkStart w:id="14" w:name="verified-1"/>
     <w:p>
       <w:pPr>
         <w:pStyle w:val="Heading3"/>
@@ -1161,7 +1504,7 @@
         <w:pStyle w:val="Compact"/>
         <w:numPr>
           <w:ilvl w:val="0"/>
-          <w:numId w:val="1004"/>
+          <w:numId w:val="1006"/>
         </w:numPr>
       </w:pPr>
       <w:r>
@@ -1237,9 +1580,9 @@
         <w:t xml:space="preserve">expected values / negative controls). Installed live on this host and validated.</w:t>
       </w:r>
     </w:p>
-    <w:bookmarkEnd w:id="11"/>
-    <w:bookmarkEnd w:id="12"/>
-    <w:bookmarkStart w:id="16" w:name="X51fcb4f0eb82a6f24b34ec52e9f7bfc7ef7d57f"/>
+    <w:bookmarkEnd w:id="14"/>
+    <w:bookmarkEnd w:id="15"/>
+    <w:bookmarkStart w:id="19" w:name="X51fcb4f0eb82a6f24b34ec52e9f7bfc7ef7d57f"/>
     <w:p>
       <w:pPr>
         <w:pStyle w:val="Heading2"/>
@@ -1420,7 +1763,7 @@
         <w:t xml:space="preserve">).</w:t>
       </w:r>
     </w:p>
-    <w:bookmarkStart w:id="13" w:name="fixed-1"/>
+    <w:bookmarkStart w:id="16" w:name="fixed-2"/>
     <w:p>
       <w:pPr>
         <w:pStyle w:val="Heading3"/>
@@ -1434,7 +1777,7 @@
         <w:pStyle w:val="Compact"/>
         <w:numPr>
           <w:ilvl w:val="0"/>
-          <w:numId w:val="1005"/>
+          <w:numId w:val="1007"/>
         </w:numPr>
       </w:pPr>
       <w:r>
@@ -1549,7 +1892,7 @@
         <w:pStyle w:val="Compact"/>
         <w:numPr>
           <w:ilvl w:val="0"/>
-          <w:numId w:val="1005"/>
+          <w:numId w:val="1007"/>
         </w:numPr>
       </w:pPr>
       <w:r>
@@ -1671,7 +2014,7 @@
         <w:pStyle w:val="Compact"/>
         <w:numPr>
           <w:ilvl w:val="0"/>
-          <w:numId w:val="1005"/>
+          <w:numId w:val="1007"/>
         </w:numPr>
       </w:pPr>
       <w:r>
@@ -1884,7 +2227,7 @@
         <w:pStyle w:val="Compact"/>
         <w:numPr>
           <w:ilvl w:val="0"/>
-          <w:numId w:val="1005"/>
+          <w:numId w:val="1007"/>
         </w:numPr>
       </w:pPr>
       <w:r>
@@ -1999,7 +2342,7 @@
         <w:pStyle w:val="Compact"/>
         <w:numPr>
           <w:ilvl w:val="0"/>
-          <w:numId w:val="1005"/>
+          <w:numId w:val="1007"/>
         </w:numPr>
       </w:pPr>
       <w:r>
@@ -2103,7 +2446,7 @@
         <w:pStyle w:val="Compact"/>
         <w:numPr>
           <w:ilvl w:val="0"/>
-          <w:numId w:val="1005"/>
+          <w:numId w:val="1007"/>
         </w:numPr>
       </w:pPr>
       <w:r>
@@ -2210,7 +2553,7 @@
         <w:pStyle w:val="Compact"/>
         <w:numPr>
           <w:ilvl w:val="0"/>
-          <w:numId w:val="1005"/>
+          <w:numId w:val="1007"/>
         </w:numPr>
       </w:pPr>
       <w:r>
@@ -2367,7 +2710,7 @@
         <w:pStyle w:val="Compact"/>
         <w:numPr>
           <w:ilvl w:val="0"/>
-          <w:numId w:val="1005"/>
+          <w:numId w:val="1007"/>
         </w:numPr>
       </w:pPr>
       <w:r>
@@ -2647,7 +2990,7 @@
         <w:pStyle w:val="Compact"/>
         <w:numPr>
           <w:ilvl w:val="0"/>
-          <w:numId w:val="1005"/>
+          <w:numId w:val="1007"/>
         </w:numPr>
       </w:pPr>
       <w:r>
@@ -2790,7 +3133,7 @@
         <w:pStyle w:val="Compact"/>
         <w:numPr>
           <w:ilvl w:val="0"/>
-          <w:numId w:val="1005"/>
+          <w:numId w:val="1007"/>
         </w:numPr>
       </w:pPr>
       <w:r>
@@ -2948,8 +3291,8 @@
         <w:t xml:space="preserve">prefix for the cleanup safety check).</w:t>
       </w:r>
     </w:p>
-    <w:bookmarkEnd w:id="13"/>
-    <w:bookmarkStart w:id="14" w:name="added-1"/>
+    <w:bookmarkEnd w:id="16"/>
+    <w:bookmarkStart w:id="17" w:name="added-1"/>
     <w:p>
       <w:pPr>
         <w:pStyle w:val="Heading3"/>
@@ -2963,7 +3306,7 @@
         <w:pStyle w:val="Compact"/>
         <w:numPr>
           <w:ilvl w:val="0"/>
-          <w:numId w:val="1006"/>
+          <w:numId w:val="1008"/>
         </w:numPr>
       </w:pPr>
       <w:r>
@@ -3145,7 +3488,7 @@
         <w:pStyle w:val="Compact"/>
         <w:numPr>
           <w:ilvl w:val="0"/>
-          <w:numId w:val="1006"/>
+          <w:numId w:val="1008"/>
         </w:numPr>
       </w:pPr>
       <w:r>
@@ -3248,7 +3591,7 @@
         <w:pStyle w:val="Compact"/>
         <w:numPr>
           <w:ilvl w:val="0"/>
-          <w:numId w:val="1006"/>
+          <w:numId w:val="1008"/>
         </w:numPr>
       </w:pPr>
       <w:r>
@@ -3300,7 +3643,7 @@
         <w:pStyle w:val="Compact"/>
         <w:numPr>
           <w:ilvl w:val="0"/>
-          <w:numId w:val="1006"/>
+          <w:numId w:val="1008"/>
         </w:numPr>
       </w:pPr>
       <w:r>
@@ -3365,8 +3708,8 @@
         <w:t xml:space="preserve">(no portable mutex is worth its stale-lock failure modes for a per-launch hook).</w:t>
       </w:r>
     </w:p>
-    <w:bookmarkEnd w:id="14"/>
-    <w:bookmarkStart w:id="15" w:name="verified-1"/>
+    <w:bookmarkEnd w:id="17"/>
+    <w:bookmarkStart w:id="18" w:name="verified-2"/>
     <w:p>
       <w:pPr>
         <w:pStyle w:val="Heading3"/>
@@ -3380,7 +3723,7 @@
         <w:pStyle w:val="Compact"/>
         <w:numPr>
           <w:ilvl w:val="0"/>
-          <w:numId w:val="1007"/>
+          <w:numId w:val="1009"/>
         </w:numPr>
       </w:pPr>
       <w:r>
@@ -3507,9 +3850,9 @@
         <w:t xml:space="preserve">.</w:t>
       </w:r>
     </w:p>
-    <w:bookmarkEnd w:id="15"/>
-    <w:bookmarkEnd w:id="16"/>
-    <w:bookmarkStart w:id="20" w:name="Xe8761c3354e199fb071bf81571c2e155a0d5b17"/>
+    <w:bookmarkEnd w:id="18"/>
+    <w:bookmarkEnd w:id="19"/>
+    <w:bookmarkStart w:id="23" w:name="Xe8761c3354e199fb071bf81571c2e155a0d5b17"/>
     <w:p>
       <w:pPr>
         <w:pStyle w:val="Heading2"/>
@@ -3538,7 +3881,7 @@
         <w:t xml:space="preserve">proven with physical evidence before shipping.</w:t>
       </w:r>
     </w:p>
-    <w:bookmarkStart w:id="17" w:name="fixed-2"/>
+    <w:bookmarkStart w:id="20" w:name="fixed-3"/>
     <w:p>
       <w:pPr>
         <w:pStyle w:val="Heading3"/>
@@ -3552,7 +3895,7 @@
         <w:pStyle w:val="Compact"/>
         <w:numPr>
           <w:ilvl w:val="0"/>
-          <w:numId w:val="1008"/>
+          <w:numId w:val="1010"/>
         </w:numPr>
       </w:pPr>
       <w:r>
@@ -3773,7 +4116,7 @@
         <w:pStyle w:val="Compact"/>
         <w:numPr>
           <w:ilvl w:val="0"/>
-          <w:numId w:val="1008"/>
+          <w:numId w:val="1010"/>
         </w:numPr>
       </w:pPr>
       <w:r>
@@ -4008,7 +4351,7 @@
         <w:pStyle w:val="Compact"/>
         <w:numPr>
           <w:ilvl w:val="0"/>
-          <w:numId w:val="1008"/>
+          <w:numId w:val="1010"/>
         </w:numPr>
       </w:pPr>
       <w:r>
@@ -4073,8 +4416,8 @@
         <w:t xml:space="preserve">helper.</w:t>
       </w:r>
     </w:p>
-    <w:bookmarkEnd w:id="17"/>
-    <w:bookmarkStart w:id="18" w:name="added-2"/>
+    <w:bookmarkEnd w:id="20"/>
+    <w:bookmarkStart w:id="21" w:name="added-2"/>
     <w:p>
       <w:pPr>
         <w:pStyle w:val="Heading3"/>
@@ -4088,7 +4431,7 @@
         <w:pStyle w:val="Compact"/>
         <w:numPr>
           <w:ilvl w:val="0"/>
-          <w:numId w:val="1009"/>
+          <w:numId w:val="1011"/>
         </w:numPr>
       </w:pPr>
       <w:r>
@@ -4254,7 +4597,7 @@
         <w:pStyle w:val="Compact"/>
         <w:numPr>
           <w:ilvl w:val="0"/>
-          <w:numId w:val="1009"/>
+          <w:numId w:val="1011"/>
         </w:numPr>
       </w:pPr>
       <w:r>
@@ -4339,7 +4682,7 @@
         <w:pStyle w:val="Compact"/>
         <w:numPr>
           <w:ilvl w:val="0"/>
-          <w:numId w:val="1009"/>
+          <w:numId w:val="1011"/>
         </w:numPr>
       </w:pPr>
       <w:r>
@@ -4386,307 +4729,6 @@
           <w:bCs/>
         </w:rPr>
         <w:t xml:space="preserve">is now 12 files / 60 assertions, ALL GREEN.</w:t>
-      </w:r>
-    </w:p>
-    <w:bookmarkEnd w:id="18"/>
-    <w:bookmarkStart w:id="19" w:name="verified-2"/>
-    <w:p>
-      <w:pPr>
-        <w:pStyle w:val="Heading3"/>
-      </w:pPr>
-      <w:r>
-        <w:t xml:space="preserve">Verified</w:t>
-      </w:r>
-    </w:p>
-    <w:p>
-      <w:pPr>
-        <w:pStyle w:val="Compact"/>
-        <w:numPr>
-          <w:ilvl w:val="0"/>
-          <w:numId w:val="1010"/>
-        </w:numPr>
-      </w:pPr>
-      <w:r>
-        <w:t xml:space="preserve">Full suite</w:t>
-      </w:r>
-      <w:r>
-        <w:t xml:space="preserve"> </w:t>
-      </w:r>
-      <w:r>
-        <w:rPr>
-          <w:b/>
-          <w:bCs/>
-        </w:rPr>
-        <w:t xml:space="preserve">12/12 ALL GREEN</w:t>
-      </w:r>
-      <w:r>
-        <w:t xml:space="preserve">;</w:t>
-      </w:r>
-      <w:r>
-        <w:t xml:space="preserve"> </w:t>
-      </w:r>
-      <w:r>
-        <w:rPr>
-          <w:b/>
-          <w:bCs/>
-        </w:rPr>
-        <w:t xml:space="preserve">shellcheck 0</w:t>
-      </w:r>
-      <w:r>
-        <w:t xml:space="preserve">; all</w:t>
-      </w:r>
-      <w:r>
-        <w:t xml:space="preserve"> </w:t>
-      </w:r>
-      <w:r>
-        <w:rPr>
-          <w:rStyle w:val="VerbatimChar"/>
-        </w:rPr>
-        <w:t xml:space="preserve">.py</w:t>
-      </w:r>
-      <w:r>
-        <w:t xml:space="preserve"> </w:t>
-      </w:r>
-      <w:r>
-        <w:t xml:space="preserve">compile under</w:t>
-      </w:r>
-      <w:r>
-        <w:t xml:space="preserve"> </w:t>
-      </w:r>
-      <w:r>
-        <w:rPr>
-          <w:rStyle w:val="VerbatimChar"/>
-        </w:rPr>
-        <w:t xml:space="preserve">python3 -W error</w:t>
-      </w:r>
-      <w:r>
-        <w:t xml:space="preserve">. All four items proven end-to-end against the live catalog</w:t>
-      </w:r>
-      <w:r>
-        <w:t xml:space="preserve"> </w:t>
-      </w:r>
-      <w:r>
-        <w:t xml:space="preserve">and the emitted alias file.</w:t>
-      </w:r>
-    </w:p>
-    <w:bookmarkEnd w:id="19"/>
-    <w:bookmarkEnd w:id="20"/>
-    <w:bookmarkStart w:id="23" w:name="X68ad3c24b245dcd43387b875fd1f1069901d2ae"/>
-    <w:p>
-      <w:pPr>
-        <w:pStyle w:val="Heading2"/>
-      </w:pPr>
-      <w:r>
-        <w:t xml:space="preserve">v1.7.12 — 2026-06-28 — One-line curl installer</w:t>
-      </w:r>
-    </w:p>
-    <w:bookmarkStart w:id="21" w:name="added-3"/>
-    <w:p>
-      <w:pPr>
-        <w:pStyle w:val="Heading3"/>
-      </w:pPr>
-      <w:r>
-        <w:t xml:space="preserve">Added</w:t>
-      </w:r>
-    </w:p>
-    <w:p>
-      <w:pPr>
-        <w:pStyle w:val="Compact"/>
-        <w:numPr>
-          <w:ilvl w:val="0"/>
-          <w:numId w:val="1011"/>
-        </w:numPr>
-      </w:pPr>
-      <w:r>
-        <w:rPr>
-          <w:rStyle w:val="VerbatimChar"/>
-          <w:b/>
-          <w:bCs/>
-        </w:rPr>
-        <w:t xml:space="preserve">curl-install.sh</w:t>
-      </w:r>
-      <w:r>
-        <w:t xml:space="preserve"> </w:t>
-      </w:r>
-      <w:r>
-        <w:t xml:space="preserve">— one-line bootstrap installer:</w:t>
-      </w:r>
-    </w:p>
-    <w:p>
-      <w:pPr>
-        <w:pStyle w:val="SourceCode"/>
-        <w:numPr>
-          <w:ilvl w:val="0"/>
-          <w:numId w:val="1000"/>
-        </w:numPr>
-      </w:pPr>
-      <w:r>
-        <w:rPr>
-          <w:rStyle w:val="ExtensionTok"/>
-        </w:rPr>
-        <w:t xml:space="preserve">curl</w:t>
-      </w:r>
-      <w:r>
-        <w:rPr>
-          <w:rStyle w:val="NormalTok"/>
-        </w:rPr>
-        <w:t xml:space="preserve"> </w:t>
-      </w:r>
-      <w:r>
-        <w:rPr>
-          <w:rStyle w:val="AttributeTok"/>
-        </w:rPr>
-        <w:t xml:space="preserve">-fsSL</w:t>
-      </w:r>
-      <w:r>
-        <w:rPr>
-          <w:rStyle w:val="NormalTok"/>
-        </w:rPr>
-        <w:t xml:space="preserve"> https://raw.githubusercontent.com/vasic-digital/claude-toolkit/main/scripts/curl-install.sh </w:t>
-      </w:r>
-      <w:r>
-        <w:rPr>
-          <w:rStyle w:val="KeywordTok"/>
-        </w:rPr>
-        <w:t xml:space="preserve">|</w:t>
-      </w:r>
-      <w:r>
-        <w:rPr>
-          <w:rStyle w:val="NormalTok"/>
-        </w:rPr>
-        <w:t xml:space="preserve"> </w:t>
-      </w:r>
-      <w:r>
-        <w:rPr>
-          <w:rStyle w:val="FunctionTok"/>
-        </w:rPr>
-        <w:t xml:space="preserve">bash</w:t>
-      </w:r>
-    </w:p>
-    <w:p>
-      <w:pPr>
-        <w:pStyle w:val="Compact"/>
-        <w:numPr>
-          <w:ilvl w:val="0"/>
-          <w:numId w:val="1000"/>
-        </w:numPr>
-      </w:pPr>
-      <w:r>
-        <w:t xml:space="preserve">Detects platform (Linux/macOS) and shell, auto-installs missing hard</w:t>
-      </w:r>
-      <w:r>
-        <w:t xml:space="preserve"> </w:t>
-      </w:r>
-      <w:r>
-        <w:t xml:space="preserve">dependencies (jq, rsync, awk) via the system package manager (apt/dnf/apk/pacman/brew),</w:t>
-      </w:r>
-      <w:r>
-        <w:t xml:space="preserve"> </w:t>
-      </w:r>
-      <w:r>
-        <w:t xml:space="preserve">clones (or pulls if already present) the repo with all submodules recursively to</w:t>
-      </w:r>
-      <w:r>
-        <w:t xml:space="preserve"> </w:t>
-      </w:r>
-      <w:r>
-        <w:rPr>
-          <w:rStyle w:val="VerbatimChar"/>
-        </w:rPr>
-        <w:t xml:space="preserve">~/claude-toolkit</w:t>
-      </w:r>
-      <w:r>
-        <w:t xml:space="preserve">, runs</w:t>
-      </w:r>
-      <w:r>
-        <w:t xml:space="preserve"> </w:t>
-      </w:r>
-      <w:r>
-        <w:rPr>
-          <w:rStyle w:val="VerbatimChar"/>
-        </w:rPr>
-        <w:t xml:space="preserve">install.sh</w:t>
-      </w:r>
-      <w:r>
-        <w:t xml:space="preserve">, and prints next-steps. Idempotent;</w:t>
-      </w:r>
-      <w:r>
-        <w:t xml:space="preserve"> </w:t>
-      </w:r>
-      <w:r>
-        <w:t xml:space="preserve">re-runnable. Install dir overridable via</w:t>
-      </w:r>
-      <w:r>
-        <w:t xml:space="preserve"> </w:t>
-      </w:r>
-      <w:r>
-        <w:rPr>
-          <w:rStyle w:val="VerbatimChar"/>
-        </w:rPr>
-        <w:t xml:space="preserve">CLAUDE_TOOLKIT_DIR</w:t>
-      </w:r>
-      <w:r>
-        <w:t xml:space="preserve"> </w:t>
-      </w:r>
-      <w:r>
-        <w:t xml:space="preserve">env var.</w:t>
-      </w:r>
-    </w:p>
-    <w:p>
-      <w:pPr>
-        <w:pStyle w:val="Compact"/>
-        <w:numPr>
-          <w:ilvl w:val="0"/>
-          <w:numId w:val="1011"/>
-        </w:numPr>
-      </w:pPr>
-      <w:r>
-        <w:rPr>
-          <w:b/>
-          <w:bCs/>
-        </w:rPr>
-        <w:t xml:space="preserve">README.md</w:t>
-      </w:r>
-      <w:r>
-        <w:t xml:space="preserve"> </w:t>
-      </w:r>
-      <w:r>
-        <w:t xml:space="preserve">— curl one-liner added at the top of the Install section.</w:t>
-      </w:r>
-    </w:p>
-    <w:p>
-      <w:pPr>
-        <w:pStyle w:val="Compact"/>
-        <w:numPr>
-          <w:ilvl w:val="0"/>
-          <w:numId w:val="1011"/>
-        </w:numPr>
-      </w:pPr>
-      <w:r>
-        <w:rPr>
-          <w:rStyle w:val="VerbatimChar"/>
-          <w:b/>
-          <w:bCs/>
-        </w:rPr>
-        <w:t xml:space="preserve">test_curl_install.sh</w:t>
-      </w:r>
-      <w:r>
-        <w:t xml:space="preserve"> </w:t>
-      </w:r>
-      <w:r>
-        <w:t xml:space="preserve">— 22 hermetic tests covering syntax, permissions,</w:t>
-      </w:r>
-      <w:r>
-        <w:t xml:space="preserve"> </w:t>
-      </w:r>
-      <w:r>
-        <w:t xml:space="preserve">URL correctness, submodule cloning, idempotency, platform detection, dependency</w:t>
-      </w:r>
-      <w:r>
-        <w:t xml:space="preserve"> </w:t>
-      </w:r>
-      <w:r>
-        <w:t xml:space="preserve">checks, error handling, and next-steps output.</w:t>
       </w:r>
     </w:p>
     <w:bookmarkEnd w:id="21"/>
@@ -4708,108 +4750,409 @@
         </w:numPr>
       </w:pPr>
       <w:r>
-        <w:rPr>
-          <w:rStyle w:val="VerbatimChar"/>
-        </w:rPr>
-        <w:t xml:space="preserve">bash -n</w:t>
-      </w:r>
-      <w:r>
-        <w:t xml:space="preserve"> </w:t>
-      </w:r>
-      <w:r>
-        <w:t xml:space="preserve">+</w:t>
-      </w:r>
-      <w:r>
-        <w:t xml:space="preserve"> </w:t>
-      </w:r>
-      <w:r>
-        <w:rPr>
-          <w:rStyle w:val="VerbatimChar"/>
+        <w:t xml:space="preserve">Full suite</w:t>
+      </w:r>
+      <w:r>
+        <w:t xml:space="preserve"> </w:t>
+      </w:r>
+      <w:r>
+        <w:rPr>
+          <w:b/>
+          <w:bCs/>
+        </w:rPr>
+        <w:t xml:space="preserve">12/12 ALL GREEN</w:t>
+      </w:r>
+      <w:r>
+        <w:t xml:space="preserve">;</w:t>
+      </w:r>
+      <w:r>
+        <w:t xml:space="preserve"> </w:t>
+      </w:r>
+      <w:r>
+        <w:rPr>
+          <w:b/>
+          <w:bCs/>
         </w:rPr>
         <w:t xml:space="preserve">shellcheck 0</w:t>
       </w:r>
       <w:r>
-        <w:t xml:space="preserve"> </w:t>
-      </w:r>
-      <w:r>
-        <w:t xml:space="preserve">on</w:t>
-      </w:r>
-      <w:r>
-        <w:t xml:space="preserve"> </w:t>
-      </w:r>
-      <w:r>
-        <w:rPr>
-          <w:rStyle w:val="VerbatimChar"/>
-        </w:rPr>
-        <w:t xml:space="preserve">curl-install.sh</w:t>
-      </w:r>
-      <w:r>
-        <w:t xml:space="preserve"> </w:t>
-      </w:r>
-      <w:r>
-        <w:t xml:space="preserve">and</w:t>
-      </w:r>
-      <w:r>
-        <w:t xml:space="preserve"> </w:t>
-      </w:r>
-      <w:r>
-        <w:rPr>
-          <w:rStyle w:val="VerbatimChar"/>
-        </w:rPr>
-        <w:t xml:space="preserve">test_curl_install.sh</w:t>
-      </w:r>
-      <w:r>
-        <w:t xml:space="preserve">.</w:t>
-      </w:r>
-    </w:p>
-    <w:p>
-      <w:pPr>
-        <w:pStyle w:val="Compact"/>
-        <w:numPr>
-          <w:ilvl w:val="0"/>
-          <w:numId w:val="1012"/>
-        </w:numPr>
-      </w:pPr>
-      <w:r>
-        <w:rPr>
-          <w:rStyle w:val="VerbatimChar"/>
-        </w:rPr>
-        <w:t xml:space="preserve">run-all.sh</w:t>
-      </w:r>
-      <w:r>
-        <w:t xml:space="preserve"> </w:t>
-      </w:r>
-      <w:r>
-        <w:rPr>
-          <w:b/>
-          <w:bCs/>
-        </w:rPr>
-        <w:t xml:space="preserve">11/11 ALL GREEN</w:t>
-      </w:r>
-      <w:r>
-        <w:t xml:space="preserve"> </w:t>
-      </w:r>
-      <w:r>
-        <w:t xml:space="preserve">(was 10; +</w:t>
-      </w:r>
-      <w:r>
-        <w:rPr>
-          <w:rStyle w:val="VerbatimChar"/>
-        </w:rPr>
-        <w:t xml:space="preserve">test_curl_install.sh</w:t>
-      </w:r>
-      <w:r>
-        <w:t xml:space="preserve">).</w:t>
+        <w:t xml:space="preserve">; all</w:t>
+      </w:r>
+      <w:r>
+        <w:t xml:space="preserve"> </w:t>
+      </w:r>
+      <w:r>
+        <w:rPr>
+          <w:rStyle w:val="VerbatimChar"/>
+        </w:rPr>
+        <w:t xml:space="preserve">.py</w:t>
+      </w:r>
+      <w:r>
+        <w:t xml:space="preserve"> </w:t>
+      </w:r>
+      <w:r>
+        <w:t xml:space="preserve">compile under</w:t>
+      </w:r>
+      <w:r>
+        <w:t xml:space="preserve"> </w:t>
+      </w:r>
+      <w:r>
+        <w:rPr>
+          <w:rStyle w:val="VerbatimChar"/>
+        </w:rPr>
+        <w:t xml:space="preserve">python3 -W error</w:t>
+      </w:r>
+      <w:r>
+        <w:t xml:space="preserve">. All four items proven end-to-end against the live catalog</w:t>
+      </w:r>
+      <w:r>
+        <w:t xml:space="preserve"> </w:t>
+      </w:r>
+      <w:r>
+        <w:t xml:space="preserve">and the emitted alias file.</w:t>
       </w:r>
     </w:p>
     <w:bookmarkEnd w:id="22"/>
     <w:bookmarkEnd w:id="23"/>
-    <w:bookmarkStart w:id="27" w:name="X358a773e55ee7916e99f89891cea757a4ef2332"/>
+    <w:bookmarkStart w:id="26" w:name="X68ad3c24b245dcd43387b875fd1f1069901d2ae"/>
     <w:p>
       <w:pPr>
         <w:pStyle w:val="Heading2"/>
       </w:pPr>
       <w:r>
+        <w:t xml:space="preserve">v1.7.12 — 2026-06-28 — One-line curl installer</w:t>
+      </w:r>
+    </w:p>
+    <w:bookmarkStart w:id="24" w:name="added-3"/>
+    <w:p>
+      <w:pPr>
+        <w:pStyle w:val="Heading3"/>
+      </w:pPr>
+      <w:r>
+        <w:t xml:space="preserve">Added</w:t>
+      </w:r>
+    </w:p>
+    <w:p>
+      <w:pPr>
+        <w:pStyle w:val="Compact"/>
+        <w:numPr>
+          <w:ilvl w:val="0"/>
+          <w:numId w:val="1013"/>
+        </w:numPr>
+      </w:pPr>
+      <w:r>
+        <w:rPr>
+          <w:rStyle w:val="VerbatimChar"/>
+          <w:b/>
+          <w:bCs/>
+        </w:rPr>
+        <w:t xml:space="preserve">curl-install.sh</w:t>
+      </w:r>
+      <w:r>
+        <w:t xml:space="preserve"> </w:t>
+      </w:r>
+      <w:r>
+        <w:t xml:space="preserve">— one-line bootstrap installer:</w:t>
+      </w:r>
+    </w:p>
+    <w:p>
+      <w:pPr>
+        <w:pStyle w:val="SourceCode"/>
+        <w:numPr>
+          <w:ilvl w:val="0"/>
+          <w:numId w:val="1000"/>
+        </w:numPr>
+      </w:pPr>
+      <w:r>
+        <w:rPr>
+          <w:rStyle w:val="ExtensionTok"/>
+        </w:rPr>
+        <w:t xml:space="preserve">curl</w:t>
+      </w:r>
+      <w:r>
+        <w:rPr>
+          <w:rStyle w:val="NormalTok"/>
+        </w:rPr>
+        <w:t xml:space="preserve"> </w:t>
+      </w:r>
+      <w:r>
+        <w:rPr>
+          <w:rStyle w:val="AttributeTok"/>
+        </w:rPr>
+        <w:t xml:space="preserve">-fsSL</w:t>
+      </w:r>
+      <w:r>
+        <w:rPr>
+          <w:rStyle w:val="NormalTok"/>
+        </w:rPr>
+        <w:t xml:space="preserve"> https://raw.githubusercontent.com/vasic-digital/claude-toolkit/main/scripts/curl-install.sh </w:t>
+      </w:r>
+      <w:r>
+        <w:rPr>
+          <w:rStyle w:val="KeywordTok"/>
+        </w:rPr>
+        <w:t xml:space="preserve">|</w:t>
+      </w:r>
+      <w:r>
+        <w:rPr>
+          <w:rStyle w:val="NormalTok"/>
+        </w:rPr>
+        <w:t xml:space="preserve"> </w:t>
+      </w:r>
+      <w:r>
+        <w:rPr>
+          <w:rStyle w:val="FunctionTok"/>
+        </w:rPr>
+        <w:t xml:space="preserve">bash</w:t>
+      </w:r>
+    </w:p>
+    <w:p>
+      <w:pPr>
+        <w:pStyle w:val="Compact"/>
+        <w:numPr>
+          <w:ilvl w:val="0"/>
+          <w:numId w:val="1000"/>
+        </w:numPr>
+      </w:pPr>
+      <w:r>
+        <w:t xml:space="preserve">Detects platform (Linux/macOS) and shell, auto-installs missing hard</w:t>
+      </w:r>
+      <w:r>
+        <w:t xml:space="preserve"> </w:t>
+      </w:r>
+      <w:r>
+        <w:t xml:space="preserve">dependencies (jq, rsync, awk) via the system package manager (apt/dnf/apk/pacman/brew),</w:t>
+      </w:r>
+      <w:r>
+        <w:t xml:space="preserve"> </w:t>
+      </w:r>
+      <w:r>
+        <w:t xml:space="preserve">clones (or pulls if already present) the repo with all submodules recursively to</w:t>
+      </w:r>
+      <w:r>
+        <w:t xml:space="preserve"> </w:t>
+      </w:r>
+      <w:r>
+        <w:rPr>
+          <w:rStyle w:val="VerbatimChar"/>
+        </w:rPr>
+        <w:t xml:space="preserve">~/claude-toolkit</w:t>
+      </w:r>
+      <w:r>
+        <w:t xml:space="preserve">, runs</w:t>
+      </w:r>
+      <w:r>
+        <w:t xml:space="preserve"> </w:t>
+      </w:r>
+      <w:r>
+        <w:rPr>
+          <w:rStyle w:val="VerbatimChar"/>
+        </w:rPr>
+        <w:t xml:space="preserve">install.sh</w:t>
+      </w:r>
+      <w:r>
+        <w:t xml:space="preserve">, and prints next-steps. Idempotent;</w:t>
+      </w:r>
+      <w:r>
+        <w:t xml:space="preserve"> </w:t>
+      </w:r>
+      <w:r>
+        <w:t xml:space="preserve">re-runnable. Install dir overridable via</w:t>
+      </w:r>
+      <w:r>
+        <w:t xml:space="preserve"> </w:t>
+      </w:r>
+      <w:r>
+        <w:rPr>
+          <w:rStyle w:val="VerbatimChar"/>
+        </w:rPr>
+        <w:t xml:space="preserve">CLAUDE_TOOLKIT_DIR</w:t>
+      </w:r>
+      <w:r>
+        <w:t xml:space="preserve"> </w:t>
+      </w:r>
+      <w:r>
+        <w:t xml:space="preserve">env var.</w:t>
+      </w:r>
+    </w:p>
+    <w:p>
+      <w:pPr>
+        <w:pStyle w:val="Compact"/>
+        <w:numPr>
+          <w:ilvl w:val="0"/>
+          <w:numId w:val="1013"/>
+        </w:numPr>
+      </w:pPr>
+      <w:r>
+        <w:rPr>
+          <w:b/>
+          <w:bCs/>
+        </w:rPr>
+        <w:t xml:space="preserve">README.md</w:t>
+      </w:r>
+      <w:r>
+        <w:t xml:space="preserve"> </w:t>
+      </w:r>
+      <w:r>
+        <w:t xml:space="preserve">— curl one-liner added at the top of the Install section.</w:t>
+      </w:r>
+    </w:p>
+    <w:p>
+      <w:pPr>
+        <w:pStyle w:val="Compact"/>
+        <w:numPr>
+          <w:ilvl w:val="0"/>
+          <w:numId w:val="1013"/>
+        </w:numPr>
+      </w:pPr>
+      <w:r>
+        <w:rPr>
+          <w:rStyle w:val="VerbatimChar"/>
+          <w:b/>
+          <w:bCs/>
+        </w:rPr>
+        <w:t xml:space="preserve">test_curl_install.sh</w:t>
+      </w:r>
+      <w:r>
+        <w:t xml:space="preserve"> </w:t>
+      </w:r>
+      <w:r>
+        <w:t xml:space="preserve">— 22 hermetic tests covering syntax, permissions,</w:t>
+      </w:r>
+      <w:r>
+        <w:t xml:space="preserve"> </w:t>
+      </w:r>
+      <w:r>
+        <w:t xml:space="preserve">URL correctness, submodule cloning, idempotency, platform detection, dependency</w:t>
+      </w:r>
+      <w:r>
+        <w:t xml:space="preserve"> </w:t>
+      </w:r>
+      <w:r>
+        <w:t xml:space="preserve">checks, error handling, and next-steps output.</w:t>
+      </w:r>
+    </w:p>
+    <w:bookmarkEnd w:id="24"/>
+    <w:bookmarkStart w:id="25" w:name="verified-4"/>
+    <w:p>
+      <w:pPr>
+        <w:pStyle w:val="Heading3"/>
+      </w:pPr>
+      <w:r>
+        <w:t xml:space="preserve">Verified</w:t>
+      </w:r>
+    </w:p>
+    <w:p>
+      <w:pPr>
+        <w:pStyle w:val="Compact"/>
+        <w:numPr>
+          <w:ilvl w:val="0"/>
+          <w:numId w:val="1014"/>
+        </w:numPr>
+      </w:pPr>
+      <w:r>
+        <w:rPr>
+          <w:rStyle w:val="VerbatimChar"/>
+        </w:rPr>
+        <w:t xml:space="preserve">bash -n</w:t>
+      </w:r>
+      <w:r>
+        <w:t xml:space="preserve"> </w:t>
+      </w:r>
+      <w:r>
+        <w:t xml:space="preserve">+</w:t>
+      </w:r>
+      <w:r>
+        <w:t xml:space="preserve"> </w:t>
+      </w:r>
+      <w:r>
+        <w:rPr>
+          <w:rStyle w:val="VerbatimChar"/>
+        </w:rPr>
+        <w:t xml:space="preserve">shellcheck 0</w:t>
+      </w:r>
+      <w:r>
+        <w:t xml:space="preserve"> </w:t>
+      </w:r>
+      <w:r>
+        <w:t xml:space="preserve">on</w:t>
+      </w:r>
+      <w:r>
+        <w:t xml:space="preserve"> </w:t>
+      </w:r>
+      <w:r>
+        <w:rPr>
+          <w:rStyle w:val="VerbatimChar"/>
+        </w:rPr>
+        <w:t xml:space="preserve">curl-install.sh</w:t>
+      </w:r>
+      <w:r>
+        <w:t xml:space="preserve"> </w:t>
+      </w:r>
+      <w:r>
+        <w:t xml:space="preserve">and</w:t>
+      </w:r>
+      <w:r>
+        <w:t xml:space="preserve"> </w:t>
+      </w:r>
+      <w:r>
+        <w:rPr>
+          <w:rStyle w:val="VerbatimChar"/>
+        </w:rPr>
+        <w:t xml:space="preserve">test_curl_install.sh</w:t>
+      </w:r>
+      <w:r>
+        <w:t xml:space="preserve">.</w:t>
+      </w:r>
+    </w:p>
+    <w:p>
+      <w:pPr>
+        <w:pStyle w:val="Compact"/>
+        <w:numPr>
+          <w:ilvl w:val="0"/>
+          <w:numId w:val="1014"/>
+        </w:numPr>
+      </w:pPr>
+      <w:r>
+        <w:rPr>
+          <w:rStyle w:val="VerbatimChar"/>
+        </w:rPr>
+        <w:t xml:space="preserve">run-all.sh</w:t>
+      </w:r>
+      <w:r>
+        <w:t xml:space="preserve"> </w:t>
+      </w:r>
+      <w:r>
+        <w:rPr>
+          <w:b/>
+          <w:bCs/>
+        </w:rPr>
+        <w:t xml:space="preserve">11/11 ALL GREEN</w:t>
+      </w:r>
+      <w:r>
+        <w:t xml:space="preserve"> </w:t>
+      </w:r>
+      <w:r>
+        <w:t xml:space="preserve">(was 10; +</w:t>
+      </w:r>
+      <w:r>
+        <w:rPr>
+          <w:rStyle w:val="VerbatimChar"/>
+        </w:rPr>
+        <w:t xml:space="preserve">test_curl_install.sh</w:t>
+      </w:r>
+      <w:r>
+        <w:t xml:space="preserve">).</w:t>
+      </w:r>
+    </w:p>
+    <w:bookmarkEnd w:id="25"/>
+    <w:bookmarkEnd w:id="26"/>
+    <w:bookmarkStart w:id="30" w:name="X358a773e55ee7916e99f89891cea757a4ef2332"/>
+    <w:p>
+      <w:pPr>
+        <w:pStyle w:val="Heading2"/>
+      </w:pPr>
+      <w:r>
         <w:t xml:space="preserve">v1.7.11 — 2026-06-28 — Round-4: coverage-gap regression tests, toon recursion guard, arg validation</w:t>
       </w:r>
     </w:p>
@@ -4839,7 +5182,7 @@
         <w:t xml:space="preserve">ship; plus 2 LOW code findings.</w:t>
       </w:r>
     </w:p>
-    <w:bookmarkStart w:id="24" w:name="fixed-3"/>
+    <w:bookmarkStart w:id="27" w:name="fixed-4"/>
     <w:p>
       <w:pPr>
         <w:pStyle w:val="Heading3"/>
@@ -4853,7 +5196,7 @@
         <w:pStyle w:val="Compact"/>
         <w:numPr>
           <w:ilvl w:val="0"/>
-          <w:numId w:val="1013"/>
+          <w:numId w:val="1015"/>
         </w:numPr>
       </w:pPr>
       <w:r>
@@ -4921,7 +5264,7 @@
         <w:pStyle w:val="Compact"/>
         <w:numPr>
           <w:ilvl w:val="0"/>
-          <w:numId w:val="1013"/>
+          <w:numId w:val="1015"/>
         </w:numPr>
       </w:pPr>
       <w:r>
@@ -5019,8 +5362,8 @@
         <w:t xml:space="preserve">+ exit 1.</w:t>
       </w:r>
     </w:p>
-    <w:bookmarkEnd w:id="24"/>
-    <w:bookmarkStart w:id="25" w:name="Xa3820b20d9de08dfbf04e844ba6fdc48d6e2898"/>
+    <w:bookmarkEnd w:id="27"/>
+    <w:bookmarkStart w:id="28" w:name="Xa3820b20d9de08dfbf04e844ba6fdc48d6e2898"/>
     <w:p>
       <w:pPr>
         <w:pStyle w:val="Heading3"/>
@@ -5042,7 +5385,7 @@
         <w:pStyle w:val="Compact"/>
         <w:numPr>
           <w:ilvl w:val="0"/>
-          <w:numId w:val="1014"/>
+          <w:numId w:val="1016"/>
         </w:numPr>
       </w:pPr>
       <w:r>
@@ -5183,7 +5526,7 @@
         <w:pStyle w:val="Compact"/>
         <w:numPr>
           <w:ilvl w:val="0"/>
-          <w:numId w:val="1014"/>
+          <w:numId w:val="1016"/>
         </w:numPr>
       </w:pPr>
       <w:r>
@@ -5297,7 +5640,7 @@
         <w:pStyle w:val="Compact"/>
         <w:numPr>
           <w:ilvl w:val="0"/>
-          <w:numId w:val="1014"/>
+          <w:numId w:val="1016"/>
         </w:numPr>
       </w:pPr>
       <w:r>
@@ -5382,7 +5725,7 @@
         <w:pStyle w:val="Compact"/>
         <w:numPr>
           <w:ilvl w:val="0"/>
-          <w:numId w:val="1014"/>
+          <w:numId w:val="1016"/>
         </w:numPr>
       </w:pPr>
       <w:r>
@@ -5458,7 +5801,7 @@
         <w:pStyle w:val="Compact"/>
         <w:numPr>
           <w:ilvl w:val="0"/>
-          <w:numId w:val="1014"/>
+          <w:numId w:val="1016"/>
         </w:numPr>
       </w:pPr>
       <w:r>
@@ -5552,8 +5895,8 @@
         <w:t xml:space="preserve">, asserts that one wins.</w:t>
       </w:r>
     </w:p>
-    <w:bookmarkEnd w:id="25"/>
-    <w:bookmarkStart w:id="26" w:name="verified-4"/>
+    <w:bookmarkEnd w:id="28"/>
+    <w:bookmarkStart w:id="29" w:name="verified-5"/>
     <w:p>
       <w:pPr>
         <w:pStyle w:val="Heading3"/>
@@ -5567,7 +5910,7 @@
         <w:pStyle w:val="Compact"/>
         <w:numPr>
           <w:ilvl w:val="0"/>
-          <w:numId w:val="1015"/>
+          <w:numId w:val="1017"/>
         </w:numPr>
       </w:pPr>
       <w:r>
@@ -5660,9 +6003,9 @@
         <w:t xml:space="preserve">toon.mjs missing-arg gives clean error + exit 1.</w:t>
       </w:r>
     </w:p>
-    <w:bookmarkEnd w:id="26"/>
-    <w:bookmarkEnd w:id="27"/>
-    <w:bookmarkStart w:id="33" w:name="X8a3bd46d32a35a5c1c9419ff9ea303d5d467afa"/>
+    <w:bookmarkEnd w:id="29"/>
+    <w:bookmarkEnd w:id="30"/>
+    <w:bookmarkStart w:id="36" w:name="X8a3bd46d32a35a5c1c9419ff9ea303d5d467afa"/>
     <w:p>
       <w:pPr>
         <w:pStyle w:val="Heading2"/>
@@ -5685,7 +6028,7 @@
         <w:t xml:space="preserve">claude-unify merge, the poe proxy, bootstrap). Fixes verified centrally.</w:t>
       </w:r>
     </w:p>
-    <w:bookmarkStart w:id="28" w:name="fixed-4"/>
+    <w:bookmarkStart w:id="31" w:name="fixed-5"/>
     <w:p>
       <w:pPr>
         <w:pStyle w:val="Heading3"/>
@@ -5699,7 +6042,7 @@
         <w:pStyle w:val="Compact"/>
         <w:numPr>
           <w:ilvl w:val="0"/>
-          <w:numId w:val="1016"/>
+          <w:numId w:val="1018"/>
         </w:numPr>
       </w:pPr>
       <w:r>
@@ -5915,8 +6258,8 @@
         <w:t xml:space="preserve">(was empty); a ≥3-plugin regression test was added.</w:t>
       </w:r>
     </w:p>
-    <w:bookmarkEnd w:id="28"/>
-    <w:bookmarkStart w:id="29" w:name="security-defense-in-depth"/>
+    <w:bookmarkEnd w:id="31"/>
+    <w:bookmarkStart w:id="32" w:name="security-defense-in-depth"/>
     <w:p>
       <w:pPr>
         <w:pStyle w:val="Heading3"/>
@@ -5930,7 +6273,7 @@
         <w:pStyle w:val="Compact"/>
         <w:numPr>
           <w:ilvl w:val="0"/>
-          <w:numId w:val="1017"/>
+          <w:numId w:val="1019"/>
         </w:numPr>
       </w:pPr>
       <w:r>
@@ -6078,7 +6421,7 @@
         <w:pStyle w:val="Compact"/>
         <w:numPr>
           <w:ilvl w:val="0"/>
-          <w:numId w:val="1017"/>
+          <w:numId w:val="1019"/>
         </w:numPr>
       </w:pPr>
       <w:r>
@@ -6175,7 +6518,7 @@
         <w:pStyle w:val="Compact"/>
         <w:numPr>
           <w:ilvl w:val="0"/>
-          <w:numId w:val="1017"/>
+          <w:numId w:val="1019"/>
         </w:numPr>
       </w:pPr>
       <w:r>
@@ -6228,8 +6571,8 @@
         <w:t xml:space="preserve">clear error instead of a broken alias.</w:t>
       </w:r>
     </w:p>
-    <w:bookmarkEnd w:id="29"/>
-    <w:bookmarkStart w:id="30" w:name="robustness"/>
+    <w:bookmarkEnd w:id="32"/>
+    <w:bookmarkStart w:id="33" w:name="robustness"/>
     <w:p>
       <w:pPr>
         <w:pStyle w:val="Heading3"/>
@@ -6243,7 +6586,7 @@
         <w:pStyle w:val="Compact"/>
         <w:numPr>
           <w:ilvl w:val="0"/>
-          <w:numId w:val="1018"/>
+          <w:numId w:val="1020"/>
         </w:numPr>
       </w:pPr>
       <w:r>
@@ -6327,8 +6670,8 @@
         <w:t xml:space="preserve">gzip body no longer propagates.</w:t>
       </w:r>
     </w:p>
-    <w:bookmarkEnd w:id="30"/>
-    <w:bookmarkStart w:id="31" w:name="verified-5"/>
+    <w:bookmarkEnd w:id="33"/>
+    <w:bookmarkStart w:id="34" w:name="verified-6"/>
     <w:p>
       <w:pPr>
         <w:pStyle w:val="Heading3"/>
@@ -6342,7 +6685,7 @@
         <w:pStyle w:val="Compact"/>
         <w:numPr>
           <w:ilvl w:val="0"/>
-          <w:numId w:val="1019"/>
+          <w:numId w:val="1021"/>
         </w:numPr>
       </w:pPr>
       <w:r>
@@ -6425,7 +6768,7 @@
         <w:pStyle w:val="Compact"/>
         <w:numPr>
           <w:ilvl w:val="0"/>
-          <w:numId w:val="1019"/>
+          <w:numId w:val="1021"/>
         </w:numPr>
       </w:pPr>
       <w:r>
@@ -6465,8 +6808,8 @@
         <w:t xml:space="preserve">write path is unchanged from v1.7.9's live-proven 137 models / 32 aliases.</w:t>
       </w:r>
     </w:p>
-    <w:bookmarkEnd w:id="31"/>
-    <w:bookmarkStart w:id="32" w:name="audit-round-3--verified-clean"/>
+    <w:bookmarkEnd w:id="34"/>
+    <w:bookmarkStart w:id="35" w:name="audit-round-3--verified-clean"/>
     <w:p>
       <w:pPr>
         <w:pStyle w:val="Heading3"/>
@@ -6567,9 +6910,9 @@
         <w:t xml:space="preserve">intentionally bypasses the needs-secret guard — operator opt-in, documented.)</w:t>
       </w:r>
     </w:p>
-    <w:bookmarkEnd w:id="32"/>
-    <w:bookmarkEnd w:id="33"/>
-    <w:bookmarkStart w:id="39" w:name="X3f745f2f1363b5cbfd7fbe71d4044eac102974b"/>
+    <w:bookmarkEnd w:id="35"/>
+    <w:bookmarkEnd w:id="36"/>
+    <w:bookmarkStart w:id="42" w:name="X3f745f2f1363b5cbfd7fbe71d4044eac102974b"/>
     <w:p>
       <w:pPr>
         <w:pStyle w:val="Heading2"/>
@@ -6592,7 +6935,7 @@
         <w:t xml:space="preserve">security audit + doc-accuracy audit + lint sweep, fixes verified centrally).</w:t>
       </w:r>
     </w:p>
-    <w:bookmarkStart w:id="34" w:name="security"/>
+    <w:bookmarkStart w:id="37" w:name="security"/>
     <w:p>
       <w:pPr>
         <w:pStyle w:val="Heading3"/>
@@ -6606,7 +6949,7 @@
         <w:pStyle w:val="Compact"/>
         <w:numPr>
           <w:ilvl w:val="0"/>
-          <w:numId w:val="1020"/>
+          <w:numId w:val="1022"/>
         </w:numPr>
       </w:pPr>
       <w:r>
@@ -6776,7 +7119,7 @@
         <w:pStyle w:val="Compact"/>
         <w:numPr>
           <w:ilvl w:val="0"/>
-          <w:numId w:val="1020"/>
+          <w:numId w:val="1022"/>
         </w:numPr>
       </w:pPr>
       <w:r>
@@ -6882,7 +7225,7 @@
         <w:pStyle w:val="Compact"/>
         <w:numPr>
           <w:ilvl w:val="0"/>
-          <w:numId w:val="1020"/>
+          <w:numId w:val="1022"/>
         </w:numPr>
       </w:pPr>
       <w:r>
@@ -7003,7 +7346,7 @@
         <w:pStyle w:val="Compact"/>
         <w:numPr>
           <w:ilvl w:val="0"/>
-          <w:numId w:val="1020"/>
+          <w:numId w:val="1022"/>
         </w:numPr>
       </w:pPr>
       <w:r>
@@ -7082,7 +7425,7 @@
         <w:pStyle w:val="Compact"/>
         <w:numPr>
           <w:ilvl w:val="0"/>
-          <w:numId w:val="1020"/>
+          <w:numId w:val="1022"/>
         </w:numPr>
       </w:pPr>
       <w:r>
@@ -7243,8 +7586,8 @@
         <w:t xml:space="preserve">original six-name allowlist.</w:t>
       </w:r>
     </w:p>
-    <w:bookmarkEnd w:id="34"/>
-    <w:bookmarkStart w:id="35" w:name="fixed-5"/>
+    <w:bookmarkEnd w:id="37"/>
+    <w:bookmarkStart w:id="38" w:name="fixed-6"/>
     <w:p>
       <w:pPr>
         <w:pStyle w:val="Heading3"/>
@@ -7258,7 +7601,7 @@
         <w:pStyle w:val="Compact"/>
         <w:numPr>
           <w:ilvl w:val="0"/>
-          <w:numId w:val="1021"/>
+          <w:numId w:val="1023"/>
         </w:numPr>
       </w:pPr>
       <w:r>
@@ -7358,7 +7701,7 @@
         <w:pStyle w:val="Compact"/>
         <w:numPr>
           <w:ilvl w:val="0"/>
-          <w:numId w:val="1021"/>
+          <w:numId w:val="1023"/>
         </w:numPr>
       </w:pPr>
       <w:r>
@@ -7404,7 +7747,7 @@
         <w:pStyle w:val="Compact"/>
         <w:numPr>
           <w:ilvl w:val="0"/>
-          <w:numId w:val="1021"/>
+          <w:numId w:val="1023"/>
         </w:numPr>
       </w:pPr>
       <w:r>
@@ -7513,8 +7856,8 @@
         <w:t xml:space="preserve">.</w:t>
       </w:r>
     </w:p>
-    <w:bookmarkEnd w:id="35"/>
-    <w:bookmarkStart w:id="36" w:name="docs"/>
+    <w:bookmarkEnd w:id="38"/>
+    <w:bookmarkStart w:id="39" w:name="docs"/>
     <w:p>
       <w:pPr>
         <w:pStyle w:val="Heading3"/>
@@ -7528,7 +7871,7 @@
         <w:pStyle w:val="Compact"/>
         <w:numPr>
           <w:ilvl w:val="0"/>
-          <w:numId w:val="1022"/>
+          <w:numId w:val="1024"/>
         </w:numPr>
       </w:pPr>
       <w:r>
@@ -7664,8 +8007,8 @@
         <w:t xml:space="preserve">refreshed date stamp.</w:t>
       </w:r>
     </w:p>
-    <w:bookmarkEnd w:id="36"/>
-    <w:bookmarkStart w:id="37" w:name="quality"/>
+    <w:bookmarkEnd w:id="39"/>
+    <w:bookmarkStart w:id="40" w:name="quality"/>
     <w:p>
       <w:pPr>
         <w:pStyle w:val="Heading3"/>
@@ -7679,7 +8022,7 @@
         <w:pStyle w:val="Compact"/>
         <w:numPr>
           <w:ilvl w:val="0"/>
-          <w:numId w:val="1023"/>
+          <w:numId w:val="1025"/>
         </w:numPr>
       </w:pPr>
       <w:r>
@@ -7744,8 +8087,8 @@
         <w:t xml:space="preserve">the one remaining reserved no-op flag carries a justified inline disable.</w:t>
       </w:r>
     </w:p>
-    <w:bookmarkEnd w:id="37"/>
-    <w:bookmarkStart w:id="38" w:name="verified-6"/>
+    <w:bookmarkEnd w:id="40"/>
+    <w:bookmarkStart w:id="41" w:name="verified-7"/>
     <w:p>
       <w:pPr>
         <w:pStyle w:val="Heading3"/>
@@ -7759,7 +8102,7 @@
         <w:pStyle w:val="Compact"/>
         <w:numPr>
           <w:ilvl w:val="0"/>
-          <w:numId w:val="1024"/>
+          <w:numId w:val="1026"/>
         </w:numPr>
       </w:pPr>
       <w:r>
@@ -7827,7 +8170,7 @@
         <w:pStyle w:val="Compact"/>
         <w:numPr>
           <w:ilvl w:val="0"/>
-          <w:numId w:val="1024"/>
+          <w:numId w:val="1026"/>
         </w:numPr>
       </w:pPr>
       <w:r>
@@ -7881,7 +8224,7 @@
         <w:pStyle w:val="Compact"/>
         <w:numPr>
           <w:ilvl w:val="0"/>
-          <w:numId w:val="1024"/>
+          <w:numId w:val="1026"/>
         </w:numPr>
       </w:pPr>
       <w:r>
@@ -7951,16 +8294,16 @@
         <w:pStyle w:val="Compact"/>
         <w:numPr>
           <w:ilvl w:val="0"/>
-          <w:numId w:val="1024"/>
+          <w:numId w:val="1026"/>
         </w:numPr>
       </w:pPr>
       <w:r>
         <w:t xml:space="preserve">4-host byte-parity + 10/10 suite re-verified after deploy.</w:t>
       </w:r>
     </w:p>
-    <w:bookmarkEnd w:id="38"/>
-    <w:bookmarkEnd w:id="39"/>
-    <w:bookmarkStart w:id="44" w:name="X32f4e63b5b469270c24eeebf0670d89dbf8d175"/>
+    <w:bookmarkEnd w:id="41"/>
+    <w:bookmarkEnd w:id="42"/>
+    <w:bookmarkStart w:id="47" w:name="X32f4e63b5b469270c24eeebf0670d89dbf8d175"/>
     <w:p>
       <w:pPr>
         <w:pStyle w:val="Heading2"/>
@@ -7989,7 +8332,7 @@
         <w:t xml:space="preserve">suite + live multi-model verification were run centrally.</w:t>
       </w:r>
     </w:p>
-    <w:bookmarkStart w:id="40" w:name="security-1"/>
+    <w:bookmarkStart w:id="43" w:name="security-1"/>
     <w:p>
       <w:pPr>
         <w:pStyle w:val="Heading3"/>
@@ -8003,7 +8346,7 @@
         <w:pStyle w:val="Compact"/>
         <w:numPr>
           <w:ilvl w:val="0"/>
-          <w:numId w:val="1025"/>
+          <w:numId w:val="1027"/>
         </w:numPr>
       </w:pPr>
       <w:r>
@@ -8190,7 +8533,7 @@
         <w:pStyle w:val="Compact"/>
         <w:numPr>
           <w:ilvl w:val="0"/>
-          <w:numId w:val="1025"/>
+          <w:numId w:val="1027"/>
         </w:numPr>
       </w:pPr>
       <w:r>
@@ -8346,7 +8689,7 @@
         <w:pStyle w:val="Compact"/>
         <w:numPr>
           <w:ilvl w:val="0"/>
-          <w:numId w:val="1025"/>
+          <w:numId w:val="1027"/>
         </w:numPr>
       </w:pPr>
       <w:r>
@@ -8505,8 +8848,8 @@
         <w:t xml:space="preserve">on all four remotes.</w:t>
       </w:r>
     </w:p>
-    <w:bookmarkEnd w:id="40"/>
-    <w:bookmarkStart w:id="41" w:name="fixed-6"/>
+    <w:bookmarkEnd w:id="43"/>
+    <w:bookmarkStart w:id="44" w:name="fixed-7"/>
     <w:p>
       <w:pPr>
         <w:pStyle w:val="Heading3"/>
@@ -8520,7 +8863,7 @@
         <w:pStyle w:val="Compact"/>
         <w:numPr>
           <w:ilvl w:val="0"/>
-          <w:numId w:val="1026"/>
+          <w:numId w:val="1028"/>
         </w:numPr>
       </w:pPr>
       <w:r>
@@ -8606,7 +8949,7 @@
         <w:pStyle w:val="Compact"/>
         <w:numPr>
           <w:ilvl w:val="0"/>
-          <w:numId w:val="1026"/>
+          <w:numId w:val="1028"/>
         </w:numPr>
       </w:pPr>
       <w:r>
@@ -8729,7 +9072,7 @@
         <w:pStyle w:val="Compact"/>
         <w:numPr>
           <w:ilvl w:val="0"/>
-          <w:numId w:val="1026"/>
+          <w:numId w:val="1028"/>
         </w:numPr>
       </w:pPr>
       <w:r>
@@ -8808,7 +9151,7 @@
         <w:pStyle w:val="Compact"/>
         <w:numPr>
           <w:ilvl w:val="0"/>
-          <w:numId w:val="1026"/>
+          <w:numId w:val="1028"/>
         </w:numPr>
       </w:pPr>
       <w:r>
@@ -8868,8 +9211,8 @@
         <w:t xml:space="preserve">).</w:t>
       </w:r>
     </w:p>
-    <w:bookmarkEnd w:id="41"/>
-    <w:bookmarkStart w:id="42" w:name="added-4"/>
+    <w:bookmarkEnd w:id="44"/>
+    <w:bookmarkStart w:id="45" w:name="added-4"/>
     <w:p>
       <w:pPr>
         <w:pStyle w:val="Heading3"/>
@@ -8883,7 +9226,7 @@
         <w:pStyle w:val="Compact"/>
         <w:numPr>
           <w:ilvl w:val="0"/>
-          <w:numId w:val="1027"/>
+          <w:numId w:val="1029"/>
         </w:numPr>
       </w:pPr>
       <w:r>
@@ -9068,7 +9411,7 @@
         <w:pStyle w:val="Compact"/>
         <w:numPr>
           <w:ilvl w:val="0"/>
-          <w:numId w:val="1027"/>
+          <w:numId w:val="1029"/>
         </w:numPr>
       </w:pPr>
       <w:r>
@@ -9136,8 +9479,8 @@
         <w:t xml:space="preserve">a failure never re-echoes a secret.</w:t>
       </w:r>
     </w:p>
-    <w:bookmarkEnd w:id="42"/>
-    <w:bookmarkStart w:id="43" w:name="verified-7"/>
+    <w:bookmarkEnd w:id="45"/>
+    <w:bookmarkStart w:id="46" w:name="verified-8"/>
     <w:p>
       <w:pPr>
         <w:pStyle w:val="Heading3"/>
@@ -9151,7 +9494,7 @@
         <w:pStyle w:val="Compact"/>
         <w:numPr>
           <w:ilvl w:val="0"/>
-          <w:numId w:val="1028"/>
+          <w:numId w:val="1030"/>
         </w:numPr>
       </w:pPr>
       <w:r>
@@ -9197,7 +9540,7 @@
         <w:pStyle w:val="Compact"/>
         <w:numPr>
           <w:ilvl w:val="0"/>
-          <w:numId w:val="1028"/>
+          <w:numId w:val="1030"/>
         </w:numPr>
       </w:pPr>
       <w:r>
@@ -9285,7 +9628,7 @@
         <w:pStyle w:val="Compact"/>
         <w:numPr>
           <w:ilvl w:val="0"/>
-          <w:numId w:val="1028"/>
+          <w:numId w:val="1030"/>
         </w:numPr>
       </w:pPr>
       <w:r>
@@ -9339,7 +9682,7 @@
         <w:pStyle w:val="Compact"/>
         <w:numPr>
           <w:ilvl w:val="0"/>
-          <w:numId w:val="1028"/>
+          <w:numId w:val="1030"/>
         </w:numPr>
       </w:pPr>
       <w:r>
@@ -9382,9 +9725,9 @@
         <w:t xml:space="preserve">.</w:t>
       </w:r>
     </w:p>
-    <w:bookmarkEnd w:id="43"/>
-    <w:bookmarkEnd w:id="44"/>
-    <w:bookmarkStart w:id="49" w:name="X3dc7a22e845e8a16dcec7ab3494aa6e579b0408"/>
+    <w:bookmarkEnd w:id="46"/>
+    <w:bookmarkEnd w:id="47"/>
+    <w:bookmarkStart w:id="52" w:name="X3dc7a22e845e8a16dcec7ab3494aa6e579b0408"/>
     <w:p>
       <w:pPr>
         <w:pStyle w:val="Heading2"/>
@@ -9401,7 +9744,7 @@
         <w:t xml:space="preserve">Follow-up hardening release found by a parallel multi-agent audit of v1.7.6.</w:t>
       </w:r>
     </w:p>
-    <w:bookmarkStart w:id="45" w:name="fixed-7"/>
+    <w:bookmarkStart w:id="48" w:name="fixed-8"/>
     <w:p>
       <w:pPr>
         <w:pStyle w:val="Heading3"/>
@@ -9415,7 +9758,7 @@
         <w:pStyle w:val="Compact"/>
         <w:numPr>
           <w:ilvl w:val="0"/>
-          <w:numId w:val="1029"/>
+          <w:numId w:val="1031"/>
         </w:numPr>
       </w:pPr>
       <w:r>
@@ -9718,7 +10061,7 @@
         <w:pStyle w:val="Compact"/>
         <w:numPr>
           <w:ilvl w:val="0"/>
-          <w:numId w:val="1029"/>
+          <w:numId w:val="1031"/>
         </w:numPr>
       </w:pPr>
       <w:r>
@@ -9846,8 +10189,8 @@
         <w:t xml:space="preserve">.</w:t>
       </w:r>
     </w:p>
-    <w:bookmarkEnd w:id="45"/>
-    <w:bookmarkStart w:id="46" w:name="added-5"/>
+    <w:bookmarkEnd w:id="48"/>
+    <w:bookmarkStart w:id="49" w:name="added-5"/>
     <w:p>
       <w:pPr>
         <w:pStyle w:val="Heading3"/>
@@ -9861,7 +10204,7 @@
         <w:pStyle w:val="Compact"/>
         <w:numPr>
           <w:ilvl w:val="0"/>
-          <w:numId w:val="1030"/>
+          <w:numId w:val="1032"/>
         </w:numPr>
       </w:pPr>
       <w:r>
@@ -9896,7 +10239,7 @@
         <w:pStyle w:val="Compact"/>
         <w:numPr>
           <w:ilvl w:val="0"/>
-          <w:numId w:val="1030"/>
+          <w:numId w:val="1032"/>
         </w:numPr>
       </w:pPr>
       <w:r>
@@ -9965,8 +10308,8 @@
         <w:t xml:space="preserve">.</w:t>
       </w:r>
     </w:p>
-    <w:bookmarkEnd w:id="46"/>
-    <w:bookmarkStart w:id="47" w:name="verified-8"/>
+    <w:bookmarkEnd w:id="49"/>
+    <w:bookmarkStart w:id="50" w:name="verified-9"/>
     <w:p>
       <w:pPr>
         <w:pStyle w:val="Heading3"/>
@@ -9980,7 +10323,7 @@
         <w:pStyle w:val="Compact"/>
         <w:numPr>
           <w:ilvl w:val="0"/>
-          <w:numId w:val="1031"/>
+          <w:numId w:val="1033"/>
         </w:numPr>
       </w:pPr>
       <w:r>
@@ -10020,7 +10363,7 @@
         <w:pStyle w:val="Compact"/>
         <w:numPr>
           <w:ilvl w:val="0"/>
-          <w:numId w:val="1031"/>
+          <w:numId w:val="1033"/>
         </w:numPr>
       </w:pPr>
       <w:r>
@@ -10051,8 +10394,8 @@
         <w:t xml:space="preserve">on macOS.</w:t>
       </w:r>
     </w:p>
-    <w:bookmarkEnd w:id="47"/>
-    <w:bookmarkStart w:id="48" w:name="X62b0a64b7c3ea8cc9486d03458dca15977de730"/>
+    <w:bookmarkEnd w:id="50"/>
+    <w:bookmarkStart w:id="51" w:name="X62b0a64b7c3ea8cc9486d03458dca15977de730"/>
     <w:p>
       <w:pPr>
         <w:pStyle w:val="Heading3"/>
@@ -10066,7 +10409,7 @@
         <w:pStyle w:val="Compact"/>
         <w:numPr>
           <w:ilvl w:val="0"/>
-          <w:numId w:val="1032"/>
+          <w:numId w:val="1034"/>
         </w:numPr>
       </w:pPr>
       <w:r>
@@ -10114,7 +10457,7 @@
         <w:pStyle w:val="Compact"/>
         <w:numPr>
           <w:ilvl w:val="0"/>
-          <w:numId w:val="1032"/>
+          <w:numId w:val="1034"/>
         </w:numPr>
       </w:pPr>
       <w:r>
@@ -10168,7 +10511,7 @@
         <w:pStyle w:val="Compact"/>
         <w:numPr>
           <w:ilvl w:val="0"/>
-          <w:numId w:val="1032"/>
+          <w:numId w:val="1034"/>
         </w:numPr>
       </w:pPr>
       <w:r>
@@ -10186,7 +10529,7 @@
         <w:pStyle w:val="Compact"/>
         <w:numPr>
           <w:ilvl w:val="0"/>
-          <w:numId w:val="1032"/>
+          <w:numId w:val="1034"/>
         </w:numPr>
       </w:pPr>
       <w:r>
@@ -10229,9 +10572,9 @@
         <w:t xml:space="preserve">needs a force tag push; left for a maintainer decision.</w:t>
       </w:r>
     </w:p>
-    <w:bookmarkEnd w:id="48"/>
-    <w:bookmarkEnd w:id="49"/>
-    <w:bookmarkStart w:id="54" w:name="X5bab4cefc6082b36259bdda3d0e046856fdd451"/>
+    <w:bookmarkEnd w:id="51"/>
+    <w:bookmarkEnd w:id="52"/>
+    <w:bookmarkStart w:id="57" w:name="X5bab4cefc6082b36259bdda3d0e046856fdd451"/>
     <w:p>
       <w:pPr>
         <w:pStyle w:val="Heading2"/>
@@ -10240,7 +10583,7 @@
         <w:t xml:space="preserve">v1.7.6 — 2026-06-28 — Always-non-interactive execution, alias-file integrity, macOS/bash-3.2 portability, 4-host rollout</w:t>
       </w:r>
     </w:p>
-    <w:bookmarkStart w:id="50" w:name="fixed-8"/>
+    <w:bookmarkStart w:id="53" w:name="fixed-9"/>
     <w:p>
       <w:pPr>
         <w:pStyle w:val="Heading3"/>
@@ -10254,7 +10597,7 @@
         <w:pStyle w:val="Compact"/>
         <w:numPr>
           <w:ilvl w:val="0"/>
-          <w:numId w:val="1033"/>
+          <w:numId w:val="1035"/>
         </w:numPr>
       </w:pPr>
       <w:r>
@@ -10504,7 +10847,7 @@
         <w:pStyle w:val="Compact"/>
         <w:numPr>
           <w:ilvl w:val="0"/>
-          <w:numId w:val="1033"/>
+          <w:numId w:val="1035"/>
         </w:numPr>
       </w:pPr>
       <w:r>
@@ -10696,7 +11039,7 @@
         <w:pStyle w:val="Compact"/>
         <w:numPr>
           <w:ilvl w:val="0"/>
-          <w:numId w:val="1033"/>
+          <w:numId w:val="1035"/>
         </w:numPr>
       </w:pPr>
       <w:r>
@@ -10846,8 +11189,8 @@
         <w:t xml:space="preserve">are unbound on bash 3.2). The suite now runs green on macOS bash 3.2.</w:t>
       </w:r>
     </w:p>
-    <w:bookmarkEnd w:id="50"/>
-    <w:bookmarkStart w:id="51" w:name="added-6"/>
+    <w:bookmarkEnd w:id="53"/>
+    <w:bookmarkStart w:id="54" w:name="added-6"/>
     <w:p>
       <w:pPr>
         <w:pStyle w:val="Heading3"/>
@@ -10861,7 +11204,7 @@
         <w:pStyle w:val="Compact"/>
         <w:numPr>
           <w:ilvl w:val="0"/>
-          <w:numId w:val="1034"/>
+          <w:numId w:val="1036"/>
         </w:numPr>
       </w:pPr>
       <w:r>
@@ -11019,7 +11362,7 @@
         <w:pStyle w:val="Compact"/>
         <w:numPr>
           <w:ilvl w:val="0"/>
-          <w:numId w:val="1034"/>
+          <w:numId w:val="1036"/>
         </w:numPr>
       </w:pPr>
       <w:r>
@@ -11062,7 +11405,7 @@
         <w:pStyle w:val="Compact"/>
         <w:numPr>
           <w:ilvl w:val="0"/>
-          <w:numId w:val="1034"/>
+          <w:numId w:val="1036"/>
         </w:numPr>
       </w:pPr>
       <w:r>
@@ -11100,8 +11443,8 @@
         <w:t xml:space="preserve">absent — matching the existing SKIP convention for optional-dependency features.</w:t>
       </w:r>
     </w:p>
-    <w:bookmarkEnd w:id="51"/>
-    <w:bookmarkStart w:id="52" w:name="X7441e4fb9d1d1f16b207087dd74b5bc870440c2"/>
+    <w:bookmarkEnd w:id="54"/>
+    <w:bookmarkStart w:id="55" w:name="X7441e4fb9d1d1f16b207087dd74b5bc870440c2"/>
     <w:p>
       <w:pPr>
         <w:pStyle w:val="Heading3"/>
@@ -11115,7 +11458,7 @@
         <w:pStyle w:val="Compact"/>
         <w:numPr>
           <w:ilvl w:val="0"/>
-          <w:numId w:val="1035"/>
+          <w:numId w:val="1037"/>
         </w:numPr>
       </w:pPr>
       <w:r>
@@ -11210,7 +11553,7 @@
         <w:pStyle w:val="Compact"/>
         <w:numPr>
           <w:ilvl w:val="0"/>
-          <w:numId w:val="1035"/>
+          <w:numId w:val="1037"/>
         </w:numPr>
       </w:pPr>
       <w:r>
@@ -11237,7 +11580,7 @@
         <w:pStyle w:val="Compact"/>
         <w:numPr>
           <w:ilvl w:val="0"/>
-          <w:numId w:val="1035"/>
+          <w:numId w:val="1037"/>
         </w:numPr>
       </w:pPr>
       <w:r>
@@ -11276,8 +11619,8 @@
         <w:t xml:space="preserve">.</w:t>
       </w:r>
     </w:p>
-    <w:bookmarkEnd w:id="52"/>
-    <w:bookmarkStart w:id="53" w:name="verified-9"/>
+    <w:bookmarkEnd w:id="55"/>
+    <w:bookmarkStart w:id="56" w:name="verified-10"/>
     <w:p>
       <w:pPr>
         <w:pStyle w:val="Heading3"/>
@@ -11291,7 +11634,7 @@
         <w:pStyle w:val="Compact"/>
         <w:numPr>
           <w:ilvl w:val="0"/>
-          <w:numId w:val="1036"/>
+          <w:numId w:val="1038"/>
         </w:numPr>
       </w:pPr>
       <w:r>
@@ -11331,7 +11674,7 @@
         <w:pStyle w:val="Compact"/>
         <w:numPr>
           <w:ilvl w:val="0"/>
-          <w:numId w:val="1036"/>
+          <w:numId w:val="1038"/>
         </w:numPr>
       </w:pPr>
       <w:r>
@@ -11398,9 +11741,9 @@
         <w:t xml:space="preserve">aliases present on every host.</w:t>
       </w:r>
     </w:p>
-    <w:bookmarkEnd w:id="53"/>
-    <w:bookmarkEnd w:id="54"/>
-    <w:bookmarkStart w:id="59" w:name="Xec4e4bab97bb1465106f99e5371bdd3ec633fc9"/>
+    <w:bookmarkEnd w:id="56"/>
+    <w:bookmarkEnd w:id="57"/>
+    <w:bookmarkStart w:id="62" w:name="Xec4e4bab97bb1465106f99e5371bdd3ec633fc9"/>
     <w:p>
       <w:pPr>
         <w:pStyle w:val="Heading2"/>
@@ -11409,7 +11752,7 @@
         <w:t xml:space="preserve">v1.7.5 — 2026-06-28 — Cross-provider /resume session visibility fix</w:t>
       </w:r>
     </w:p>
-    <w:bookmarkStart w:id="55" w:name="fixed-9"/>
+    <w:bookmarkStart w:id="58" w:name="fixed-10"/>
     <w:p>
       <w:pPr>
         <w:pStyle w:val="Heading3"/>
@@ -11423,7 +11766,7 @@
         <w:pStyle w:val="Compact"/>
         <w:numPr>
           <w:ilvl w:val="0"/>
-          <w:numId w:val="1037"/>
+          <w:numId w:val="1039"/>
         </w:numPr>
       </w:pPr>
       <w:r>
@@ -11598,7 +11941,7 @@
         <w:pStyle w:val="Compact"/>
         <w:numPr>
           <w:ilvl w:val="0"/>
-          <w:numId w:val="1037"/>
+          <w:numId w:val="1039"/>
         </w:numPr>
       </w:pPr>
       <w:r>
@@ -11677,7 +12020,7 @@
         <w:pStyle w:val="Compact"/>
         <w:numPr>
           <w:ilvl w:val="0"/>
-          <w:numId w:val="1037"/>
+          <w:numId w:val="1039"/>
         </w:numPr>
       </w:pPr>
       <w:r>
@@ -11736,8 +12079,8 @@
         <w:t xml:space="preserve">stripping works for all router-transport providers.</w:t>
       </w:r>
     </w:p>
-    <w:bookmarkEnd w:id="55"/>
-    <w:bookmarkStart w:id="56" w:name="root-cause-analysis"/>
+    <w:bookmarkEnd w:id="58"/>
+    <w:bookmarkStart w:id="59" w:name="root-cause-analysis"/>
     <w:p>
       <w:pPr>
         <w:pStyle w:val="Heading3"/>
@@ -11807,7 +12150,7 @@
         <w:pStyle w:val="Compact"/>
         <w:numPr>
           <w:ilvl w:val="0"/>
-          <w:numId w:val="1038"/>
+          <w:numId w:val="1040"/>
         </w:numPr>
       </w:pPr>
       <w:r>
@@ -11843,7 +12186,7 @@
         <w:pStyle w:val="Compact"/>
         <w:numPr>
           <w:ilvl w:val="0"/>
-          <w:numId w:val="1038"/>
+          <w:numId w:val="1040"/>
         </w:numPr>
       </w:pPr>
       <w:r>
@@ -11879,7 +12222,7 @@
         <w:pStyle w:val="Compact"/>
         <w:numPr>
           <w:ilvl w:val="0"/>
-          <w:numId w:val="1038"/>
+          <w:numId w:val="1040"/>
         </w:numPr>
       </w:pPr>
       <w:r>
@@ -11933,8 +12276,8 @@
         <w:t xml:space="preserve">via sync-state.</w:t>
       </w:r>
     </w:p>
-    <w:bookmarkEnd w:id="56"/>
-    <w:bookmarkStart w:id="57" w:name="verified-10"/>
+    <w:bookmarkEnd w:id="59"/>
+    <w:bookmarkStart w:id="60" w:name="verified-11"/>
     <w:p>
       <w:pPr>
         <w:pStyle w:val="Heading3"/>
@@ -11948,7 +12291,7 @@
         <w:pStyle w:val="Compact"/>
         <w:numPr>
           <w:ilvl w:val="0"/>
-          <w:numId w:val="1039"/>
+          <w:numId w:val="1041"/>
         </w:numPr>
       </w:pPr>
       <w:r>
@@ -11982,7 +12325,7 @@
         <w:pStyle w:val="Compact"/>
         <w:numPr>
           <w:ilvl w:val="0"/>
-          <w:numId w:val="1039"/>
+          <w:numId w:val="1041"/>
         </w:numPr>
       </w:pPr>
       <w:r>
@@ -12001,7 +12344,7 @@
         <w:pStyle w:val="Compact"/>
         <w:numPr>
           <w:ilvl w:val="0"/>
-          <w:numId w:val="1039"/>
+          <w:numId w:val="1041"/>
         </w:numPr>
       </w:pPr>
       <w:r>
@@ -12030,8 +12373,8 @@
         <w:t xml:space="preserve">correctly detects and fixes outdated alias files on both hosts</w:t>
       </w:r>
     </w:p>
-    <w:bookmarkEnd w:id="57"/>
-    <w:bookmarkStart w:id="58" w:name="tests"/>
+    <w:bookmarkEnd w:id="60"/>
+    <w:bookmarkStart w:id="61" w:name="tests"/>
     <w:p>
       <w:pPr>
         <w:pStyle w:val="Heading3"/>
@@ -12045,7 +12388,7 @@
         <w:pStyle w:val="Compact"/>
         <w:numPr>
           <w:ilvl w:val="0"/>
-          <w:numId w:val="1040"/>
+          <w:numId w:val="1042"/>
         </w:numPr>
       </w:pPr>
       <w:r>
@@ -12067,16 +12410,16 @@
         <w:pStyle w:val="Compact"/>
         <w:numPr>
           <w:ilvl w:val="0"/>
-          <w:numId w:val="1040"/>
+          <w:numId w:val="1042"/>
         </w:numPr>
       </w:pPr>
       <w:r>
         <w:t xml:space="preserve">Existing test suite: session-related tests pass</w:t>
       </w:r>
     </w:p>
-    <w:bookmarkEnd w:id="58"/>
-    <w:bookmarkEnd w:id="59"/>
-    <w:bookmarkStart w:id="63" w:name="Xec1c151fba8b0f6e04d02f3212d1c75e29f17fb"/>
+    <w:bookmarkEnd w:id="61"/>
+    <w:bookmarkEnd w:id="62"/>
+    <w:bookmarkStart w:id="66" w:name="Xec1c151fba8b0f6e04d02f3212d1c75e29f17fb"/>
     <w:p>
       <w:pPr>
         <w:pStyle w:val="Heading2"/>
@@ -12085,7 +12428,7 @@
         <w:t xml:space="preserve">v1.7.4 — 2026-06-26 — Kimi provider fix + AWS IaC MCP disabled by default</w:t>
       </w:r>
     </w:p>
-    <w:bookmarkStart w:id="60" w:name="fixed-10"/>
+    <w:bookmarkStart w:id="63" w:name="fixed-11"/>
     <w:p>
       <w:pPr>
         <w:pStyle w:val="Heading3"/>
@@ -12099,7 +12442,7 @@
         <w:pStyle w:val="Compact"/>
         <w:numPr>
           <w:ilvl w:val="0"/>
-          <w:numId w:val="1041"/>
+          <w:numId w:val="1043"/>
         </w:numPr>
       </w:pPr>
       <w:r>
@@ -12166,7 +12509,7 @@
         <w:pStyle w:val="Compact"/>
         <w:numPr>
           <w:ilvl w:val="0"/>
-          <w:numId w:val="1041"/>
+          <w:numId w:val="1043"/>
         </w:numPr>
       </w:pPr>
       <w:r>
@@ -12222,8 +12565,8 @@
         <w:t xml:space="preserve">on connection and is now configured but disabled by default.</w:t>
       </w:r>
     </w:p>
-    <w:bookmarkEnd w:id="60"/>
-    <w:bookmarkStart w:id="61" w:name="changed"/>
+    <w:bookmarkEnd w:id="63"/>
+    <w:bookmarkStart w:id="64" w:name="changed"/>
     <w:p>
       <w:pPr>
         <w:pStyle w:val="Heading3"/>
@@ -12237,7 +12580,7 @@
         <w:pStyle w:val="Compact"/>
         <w:numPr>
           <w:ilvl w:val="0"/>
-          <w:numId w:val="1042"/>
+          <w:numId w:val="1044"/>
         </w:numPr>
       </w:pPr>
       <w:r>
@@ -12264,7 +12607,7 @@
         <w:pStyle w:val="Compact"/>
         <w:numPr>
           <w:ilvl w:val="0"/>
-          <w:numId w:val="1042"/>
+          <w:numId w:val="1044"/>
         </w:numPr>
       </w:pPr>
       <w:r>
@@ -12283,8 +12626,8 @@
         <w:t xml:space="preserve">.</w:t>
       </w:r>
     </w:p>
-    <w:bookmarkEnd w:id="61"/>
-    <w:bookmarkStart w:id="62" w:name="tests-1"/>
+    <w:bookmarkEnd w:id="64"/>
+    <w:bookmarkStart w:id="65" w:name="tests-1"/>
     <w:p>
       <w:pPr>
         <w:pStyle w:val="Heading3"/>
@@ -12298,7 +12641,7 @@
         <w:pStyle w:val="Compact"/>
         <w:numPr>
           <w:ilvl w:val="0"/>
-          <w:numId w:val="1043"/>
+          <w:numId w:val="1045"/>
         </w:numPr>
       </w:pPr>
       <w:r>
@@ -12320,7 +12663,7 @@
         <w:pStyle w:val="Compact"/>
         <w:numPr>
           <w:ilvl w:val="0"/>
-          <w:numId w:val="1043"/>
+          <w:numId w:val="1045"/>
         </w:numPr>
       </w:pPr>
       <w:r>
@@ -12345,7 +12688,7 @@
         <w:pStyle w:val="Compact"/>
         <w:numPr>
           <w:ilvl w:val="0"/>
-          <w:numId w:val="1043"/>
+          <w:numId w:val="1045"/>
         </w:numPr>
       </w:pPr>
       <w:r>
@@ -12362,9 +12705,9 @@
         <w:t xml:space="preserve">5 passed, 0 failed</w:t>
       </w:r>
     </w:p>
-    <w:bookmarkEnd w:id="62"/>
-    <w:bookmarkEnd w:id="63"/>
-    <w:bookmarkStart w:id="68" w:name="X9bd238ab6e70094b91f95682e0c680fd3b532e6"/>
+    <w:bookmarkEnd w:id="65"/>
+    <w:bookmarkEnd w:id="66"/>
+    <w:bookmarkStart w:id="71" w:name="X9bd238ab6e70094b91f95682e0c680fd3b532e6"/>
     <w:p>
       <w:pPr>
         <w:pStyle w:val="Heading2"/>
@@ -12373,7 +12716,7 @@
         <w:t xml:space="preserve">v1.6.6 — 2026-06-21 — TOON integration for token-efficient prompts</w:t>
       </w:r>
     </w:p>
-    <w:bookmarkStart w:id="64" w:name="added-7"/>
+    <w:bookmarkStart w:id="67" w:name="added-7"/>
     <w:p>
       <w:pPr>
         <w:pStyle w:val="Heading3"/>
@@ -12387,7 +12730,7 @@
         <w:pStyle w:val="Compact"/>
         <w:numPr>
           <w:ilvl w:val="0"/>
-          <w:numId w:val="1044"/>
+          <w:numId w:val="1046"/>
         </w:numPr>
       </w:pPr>
       <w:r>
@@ -12415,7 +12758,7 @@
         <w:pStyle w:val="Compact"/>
         <w:numPr>
           <w:ilvl w:val="0"/>
-          <w:numId w:val="1044"/>
+          <w:numId w:val="1046"/>
         </w:numPr>
       </w:pPr>
       <w:r>
@@ -12438,7 +12781,7 @@
         <w:pStyle w:val="Compact"/>
         <w:numPr>
           <w:ilvl w:val="0"/>
-          <w:numId w:val="1044"/>
+          <w:numId w:val="1046"/>
         </w:numPr>
       </w:pPr>
       <w:r>
@@ -12461,7 +12804,7 @@
         <w:pStyle w:val="Compact"/>
         <w:numPr>
           <w:ilvl w:val="0"/>
-          <w:numId w:val="1044"/>
+          <w:numId w:val="1046"/>
         </w:numPr>
       </w:pPr>
       <w:r>
@@ -12484,7 +12827,7 @@
         <w:pStyle w:val="Compact"/>
         <w:numPr>
           <w:ilvl w:val="0"/>
-          <w:numId w:val="1044"/>
+          <w:numId w:val="1046"/>
         </w:numPr>
       </w:pPr>
       <w:r>
@@ -12517,8 +12860,8 @@
         <w:t xml:space="preserve">v2.3.0 dependency</w:t>
       </w:r>
     </w:p>
-    <w:bookmarkEnd w:id="64"/>
-    <w:bookmarkStart w:id="65" w:name="token-savings"/>
+    <w:bookmarkEnd w:id="67"/>
+    <w:bookmarkStart w:id="68" w:name="token-savings"/>
     <w:p>
       <w:pPr>
         <w:pStyle w:val="Heading3"/>
@@ -12532,7 +12875,7 @@
         <w:pStyle w:val="Compact"/>
         <w:numPr>
           <w:ilvl w:val="0"/>
-          <w:numId w:val="1045"/>
+          <w:numId w:val="1047"/>
         </w:numPr>
       </w:pPr>
       <w:r>
@@ -12544,7 +12887,7 @@
         <w:pStyle w:val="Compact"/>
         <w:numPr>
           <w:ilvl w:val="0"/>
-          <w:numId w:val="1045"/>
+          <w:numId w:val="1047"/>
         </w:numPr>
       </w:pPr>
       <w:r>
@@ -12556,7 +12899,7 @@
         <w:pStyle w:val="Compact"/>
         <w:numPr>
           <w:ilvl w:val="0"/>
-          <w:numId w:val="1045"/>
+          <w:numId w:val="1047"/>
         </w:numPr>
       </w:pPr>
       <w:r>
@@ -12568,15 +12911,15 @@
         <w:pStyle w:val="Compact"/>
         <w:numPr>
           <w:ilvl w:val="0"/>
-          <w:numId w:val="1045"/>
+          <w:numId w:val="1047"/>
         </w:numPr>
       </w:pPr>
       <w:r>
         <w:t xml:space="preserve">Accuracy: 76.4% (vs JSON's 75.0%)</w:t>
       </w:r>
     </w:p>
-    <w:bookmarkEnd w:id="65"/>
-    <w:bookmarkStart w:id="66" w:name="note"/>
+    <w:bookmarkEnd w:id="68"/>
+    <w:bookmarkStart w:id="69" w:name="note"/>
     <w:p>
       <w:pPr>
         <w:pStyle w:val="Heading3"/>
@@ -12599,8 +12942,8 @@
         <w:t xml:space="preserve">(providers require it). HTTP/3 and compression require provider-side support.</w:t>
       </w:r>
     </w:p>
-    <w:bookmarkEnd w:id="66"/>
-    <w:bookmarkStart w:id="67" w:name="tests-2"/>
+    <w:bookmarkEnd w:id="69"/>
+    <w:bookmarkStart w:id="70" w:name="tests-2"/>
     <w:p>
       <w:pPr>
         <w:pStyle w:val="Heading3"/>
@@ -12614,16 +12957,16 @@
         <w:pStyle w:val="Compact"/>
         <w:numPr>
           <w:ilvl w:val="0"/>
-          <w:numId w:val="1046"/>
+          <w:numId w:val="1048"/>
         </w:numPr>
       </w:pPr>
       <w:r>
         <w:t xml:space="preserve">8/8 ALL GREEN</w:t>
       </w:r>
     </w:p>
-    <w:bookmarkEnd w:id="67"/>
-    <w:bookmarkEnd w:id="68"/>
-    <w:bookmarkStart w:id="72" w:name="X9237cd4bb03a72b6dc5a03c01976a74cdd15263"/>
+    <w:bookmarkEnd w:id="70"/>
+    <w:bookmarkEnd w:id="71"/>
+    <w:bookmarkStart w:id="75" w:name="X9237cd4bb03a72b6dc5a03c01976a74cdd15263"/>
     <w:p>
       <w:pPr>
         <w:pStyle w:val="Heading2"/>
@@ -12632,7 +12975,7 @@
         <w:t xml:space="preserve">v1.6.5 — 2026-06-21 — Poe proxy fix (alias file + install)</w:t>
       </w:r>
     </w:p>
-    <w:bookmarkStart w:id="69" w:name="fixed-11"/>
+    <w:bookmarkStart w:id="72" w:name="fixed-12"/>
     <w:p>
       <w:pPr>
         <w:pStyle w:val="Heading3"/>
@@ -12646,7 +12989,7 @@
         <w:pStyle w:val="Compact"/>
         <w:numPr>
           <w:ilvl w:val="0"/>
-          <w:numId w:val="1047"/>
+          <w:numId w:val="1049"/>
         </w:numPr>
       </w:pPr>
       <w:r>
@@ -12707,7 +13050,7 @@
         <w:pStyle w:val="Compact"/>
         <w:numPr>
           <w:ilvl w:val="0"/>
-          <w:numId w:val="1047"/>
+          <w:numId w:val="1049"/>
         </w:numPr>
       </w:pPr>
       <w:r>
@@ -12756,7 +13099,7 @@
         <w:pStyle w:val="Compact"/>
         <w:numPr>
           <w:ilvl w:val="0"/>
-          <w:numId w:val="1047"/>
+          <w:numId w:val="1049"/>
         </w:numPr>
       </w:pPr>
       <w:r>
@@ -12788,8 +13131,8 @@
         <w:t xml:space="preserve">during install.</w:t>
       </w:r>
     </w:p>
-    <w:bookmarkEnd w:id="69"/>
-    <w:bookmarkStart w:id="70" w:name="verified-11"/>
+    <w:bookmarkEnd w:id="72"/>
+    <w:bookmarkStart w:id="73" w:name="verified-12"/>
     <w:p>
       <w:pPr>
         <w:pStyle w:val="Heading3"/>
@@ -12803,7 +13146,7 @@
         <w:pStyle w:val="Compact"/>
         <w:numPr>
           <w:ilvl w:val="0"/>
-          <w:numId w:val="1048"/>
+          <w:numId w:val="1050"/>
         </w:numPr>
       </w:pPr>
       <w:r>
@@ -12860,15 +13203,15 @@
         <w:pStyle w:val="Compact"/>
         <w:numPr>
           <w:ilvl w:val="0"/>
-          <w:numId w:val="1048"/>
+          <w:numId w:val="1050"/>
         </w:numPr>
       </w:pPr>
       <w:r>
         <w:t xml:space="preserve">Deployed to both local host and nezha.local</w:t>
       </w:r>
     </w:p>
-    <w:bookmarkEnd w:id="70"/>
-    <w:bookmarkStart w:id="71" w:name="tests-3"/>
+    <w:bookmarkEnd w:id="73"/>
+    <w:bookmarkStart w:id="74" w:name="tests-3"/>
     <w:p>
       <w:pPr>
         <w:pStyle w:val="Heading3"/>
@@ -12882,16 +13225,16 @@
         <w:pStyle w:val="Compact"/>
         <w:numPr>
           <w:ilvl w:val="0"/>
-          <w:numId w:val="1049"/>
+          <w:numId w:val="1051"/>
         </w:numPr>
       </w:pPr>
       <w:r>
         <w:t xml:space="preserve">8/8 ALL GREEN</w:t>
       </w:r>
     </w:p>
-    <w:bookmarkEnd w:id="71"/>
-    <w:bookmarkEnd w:id="72"/>
-    <w:bookmarkStart w:id="76" w:name="X64087af2920030f2c3773a9b8de13830a649fe9"/>
+    <w:bookmarkEnd w:id="74"/>
+    <w:bookmarkEnd w:id="75"/>
+    <w:bookmarkStart w:id="79" w:name="X64087af2920030f2c3773a9b8de13830a649fe9"/>
     <w:p>
       <w:pPr>
         <w:pStyle w:val="Heading2"/>
@@ -12900,7 +13243,7 @@
         <w:t xml:space="preserve">v1.6.4 — 2026-06-21 — Poe proxy fix for tool compatibility</w:t>
       </w:r>
     </w:p>
-    <w:bookmarkStart w:id="73" w:name="fixed-12"/>
+    <w:bookmarkStart w:id="76" w:name="fixed-13"/>
     <w:p>
       <w:pPr>
         <w:pStyle w:val="Heading3"/>
@@ -12914,7 +13257,7 @@
         <w:pStyle w:val="Compact"/>
         <w:numPr>
           <w:ilvl w:val="0"/>
-          <w:numId w:val="1050"/>
+          <w:numId w:val="1052"/>
         </w:numPr>
       </w:pPr>
       <w:r>
@@ -12978,7 +13321,7 @@
         <w:pStyle w:val="Compact"/>
         <w:numPr>
           <w:ilvl w:val="0"/>
-          <w:numId w:val="1050"/>
+          <w:numId w:val="1052"/>
         </w:numPr>
       </w:pPr>
       <w:r>
@@ -13028,8 +13371,8 @@
         <w:t xml:space="preserve">).</w:t>
       </w:r>
     </w:p>
-    <w:bookmarkEnd w:id="73"/>
-    <w:bookmarkStart w:id="74" w:name="verified-12"/>
+    <w:bookmarkEnd w:id="76"/>
+    <w:bookmarkStart w:id="77" w:name="verified-13"/>
     <w:p>
       <w:pPr>
         <w:pStyle w:val="Heading3"/>
@@ -13043,7 +13386,7 @@
         <w:pStyle w:val="Compact"/>
         <w:numPr>
           <w:ilvl w:val="0"/>
-          <w:numId w:val="1051"/>
+          <w:numId w:val="1053"/>
         </w:numPr>
       </w:pPr>
       <w:r>
@@ -13095,8 +13438,8 @@
         <w:t xml:space="preserve">✅</w:t>
       </w:r>
     </w:p>
-    <w:bookmarkEnd w:id="74"/>
-    <w:bookmarkStart w:id="75" w:name="tests-4"/>
+    <w:bookmarkEnd w:id="77"/>
+    <w:bookmarkStart w:id="78" w:name="tests-4"/>
     <w:p>
       <w:pPr>
         <w:pStyle w:val="Heading3"/>
@@ -13110,343 +13453,31 @@
         <w:pStyle w:val="Compact"/>
         <w:numPr>
           <w:ilvl w:val="0"/>
-          <w:numId w:val="1052"/>
+          <w:numId w:val="1054"/>
         </w:numPr>
       </w:pPr>
       <w:r>
         <w:t xml:space="preserve">8/8 ALL GREEN</w:t>
-      </w:r>
-    </w:p>
-    <w:bookmarkEnd w:id="75"/>
-    <w:bookmarkEnd w:id="76"/>
-    <w:bookmarkStart w:id="79" w:name="X5ec18949a21827efef04e4858f2416f947a13fe"/>
-    <w:p>
-      <w:pPr>
-        <w:pStyle w:val="Heading2"/>
-      </w:pPr>
-      <w:r>
-        <w:t xml:space="preserve">v1.6.3 — 2026-06-21 — Poe provider (382 models, 3 aliases)</w:t>
-      </w:r>
-    </w:p>
-    <w:bookmarkStart w:id="77" w:name="added-8"/>
-    <w:p>
-      <w:pPr>
-        <w:pStyle w:val="Heading3"/>
-      </w:pPr>
-      <w:r>
-        <w:t xml:space="preserve">Added</w:t>
-      </w:r>
-    </w:p>
-    <w:p>
-      <w:pPr>
-        <w:pStyle w:val="Compact"/>
-        <w:numPr>
-          <w:ilvl w:val="0"/>
-          <w:numId w:val="1053"/>
-        </w:numPr>
-      </w:pPr>
-      <w:r>
-        <w:rPr>
-          <w:b/>
-          <w:bCs/>
-        </w:rPr>
-        <w:t xml:space="preserve">Poe provider</w:t>
-      </w:r>
-      <w:r>
-        <w:t xml:space="preserve"> </w:t>
-      </w:r>
-      <w:r>
-        <w:t xml:space="preserve">— universal AI platform with 382 models from all major providers.</w:t>
-      </w:r>
-      <w:r>
-        <w:t xml:space="preserve"> </w:t>
-      </w:r>
-      <w:r>
-        <w:t xml:space="preserve">OpenAI-compatible API at</w:t>
-      </w:r>
-      <w:r>
-        <w:t xml:space="preserve"> </w:t>
-      </w:r>
-      <w:r>
-        <w:rPr>
-          <w:rStyle w:val="VerbatimChar"/>
-        </w:rPr>
-        <w:t xml:space="preserve">https://api.poe.com/v1</w:t>
-      </w:r>
-      <w:r>
-        <w:t xml:space="preserve">. Chat, code, image gen, video gen,</w:t>
-      </w:r>
-      <w:r>
-        <w:t xml:space="preserve"> </w:t>
-      </w:r>
-      <w:r>
-        <w:t xml:space="preserve">TTS, STT, and more.</w:t>
-      </w:r>
-    </w:p>
-    <w:p>
-      <w:pPr>
-        <w:pStyle w:val="Compact"/>
-        <w:numPr>
-          <w:ilvl w:val="0"/>
-          <w:numId w:val="1053"/>
-        </w:numPr>
-      </w:pPr>
-      <w:r>
-        <w:rPr>
-          <w:b/>
-          <w:bCs/>
-        </w:rPr>
-        <w:t xml:space="preserve">3 aliases</w:t>
-      </w:r>
-      <w:r>
-        <w:t xml:space="preserve">:</w:t>
-      </w:r>
-      <w:r>
-        <w:t xml:space="preserve"> </w:t>
-      </w:r>
-      <w:r>
-        <w:rPr>
-          <w:rStyle w:val="VerbatimChar"/>
-        </w:rPr>
-        <w:t xml:space="preserve">poe</w:t>
-      </w:r>
-      <w:r>
-        <w:t xml:space="preserve"> </w:t>
-      </w:r>
-      <w:r>
-        <w:t xml:space="preserve">(claude-sonnet-4.6 + gpt-5.4-mini),</w:t>
-      </w:r>
-      <w:r>
-        <w:t xml:space="preserve"> </w:t>
-      </w:r>
-      <w:r>
-        <w:rPr>
-          <w:rStyle w:val="VerbatimChar"/>
-        </w:rPr>
-        <w:t xml:space="preserve">poe2</w:t>
-      </w:r>
-      <w:r>
-        <w:t xml:space="preserve"> </w:t>
-      </w:r>
-      <w:r>
-        <w:t xml:space="preserve">(gpt-5.5 + deepseek-v4-pro-e),</w:t>
-      </w:r>
-      <w:r>
-        <w:t xml:space="preserve"> </w:t>
-      </w:r>
-      <w:r>
-        <w:rPr>
-          <w:rStyle w:val="VerbatimChar"/>
-        </w:rPr>
-        <w:t xml:space="preserve">poe3</w:t>
-      </w:r>
-      <w:r>
-        <w:t xml:space="preserve"> </w:t>
-      </w:r>
-      <w:r>
-        <w:t xml:space="preserve">(grok-4 + gemini-3.1-pro)</w:t>
-      </w:r>
-    </w:p>
-    <w:p>
-      <w:pPr>
-        <w:pStyle w:val="Compact"/>
-        <w:numPr>
-          <w:ilvl w:val="0"/>
-          <w:numId w:val="1053"/>
-        </w:numPr>
-      </w:pPr>
-      <w:r>
-        <w:rPr>
-          <w:b/>
-          <w:bCs/>
-        </w:rPr>
-        <w:t xml:space="preserve">key-aliases</w:t>
-      </w:r>
-      <w:r>
-        <w:t xml:space="preserve">:</w:t>
-      </w:r>
-      <w:r>
-        <w:t xml:space="preserve"> </w:t>
-      </w:r>
-      <w:r>
-        <w:rPr>
-          <w:rStyle w:val="VerbatimChar"/>
-        </w:rPr>
-        <w:t xml:space="preserve">POE_API_KEY</w:t>
-      </w:r>
-      <w:r>
-        <w:t xml:space="preserve"> </w:t>
-      </w:r>
-      <w:r>
-        <w:t xml:space="preserve">+</w:t>
-      </w:r>
-      <w:r>
-        <w:t xml:space="preserve"> </w:t>
-      </w:r>
-      <w:r>
-        <w:rPr>
-          <w:rStyle w:val="VerbatimChar"/>
-        </w:rPr>
-        <w:t xml:space="preserve">ApiKey_Poe</w:t>
-      </w:r>
-      <w:r>
-        <w:t xml:space="preserve"> </w:t>
-      </w:r>
-      <w:r>
-        <w:t xml:space="preserve">→</w:t>
-      </w:r>
-      <w:r>
-        <w:t xml:space="preserve"> </w:t>
-      </w:r>
-      <w:r>
-        <w:rPr>
-          <w:rStyle w:val="VerbatimChar"/>
-        </w:rPr>
-        <w:t xml:space="preserve">poe</w:t>
-      </w:r>
-    </w:p>
-    <w:p>
-      <w:pPr>
-        <w:pStyle w:val="Compact"/>
-        <w:numPr>
-          <w:ilvl w:val="0"/>
-          <w:numId w:val="1053"/>
-        </w:numPr>
-      </w:pPr>
-      <w:r>
-        <w:rPr>
-          <w:b/>
-          <w:bCs/>
-        </w:rPr>
-        <w:t xml:space="preserve">Tool calling verified</w:t>
-      </w:r>
-      <w:r>
-        <w:t xml:space="preserve"> </w:t>
-      </w:r>
-      <w:r>
-        <w:t xml:space="preserve">on claude-sonnet-4.6, gpt-5.4-mini, deepseek-v4-pro-e, grok-4</w:t>
-      </w:r>
-    </w:p>
-    <w:p>
-      <w:pPr>
-        <w:pStyle w:val="Compact"/>
-        <w:numPr>
-          <w:ilvl w:val="0"/>
-          <w:numId w:val="1053"/>
-        </w:numPr>
-      </w:pPr>
-      <w:r>
-        <w:rPr>
-          <w:b/>
-          <w:bCs/>
-        </w:rPr>
-        <w:t xml:space="preserve">382 models categorized</w:t>
-      </w:r>
-      <w:r>
-        <w:t xml:space="preserve">: 130 chat/reasoning, 16 code, 40 image gen, 17 video gen,</w:t>
-      </w:r>
-      <w:r>
-        <w:t xml:space="preserve"> </w:t>
-      </w:r>
-      <w:r>
-        <w:t xml:space="preserve">12 TTS, 1 STT, 166 other</w:t>
-      </w:r>
-    </w:p>
-    <w:p>
-      <w:pPr>
-        <w:pStyle w:val="Compact"/>
-        <w:numPr>
-          <w:ilvl w:val="0"/>
-          <w:numId w:val="1053"/>
-        </w:numPr>
-      </w:pPr>
-      <w:r>
-        <w:rPr>
-          <w:b/>
-          <w:bCs/>
-        </w:rPr>
-        <w:t xml:space="preserve">Documentation</w:t>
-      </w:r>
-      <w:r>
-        <w:t xml:space="preserve">: full Poe section in Provider_Aliases_User_Guide.md</w:t>
-      </w:r>
-    </w:p>
-    <w:bookmarkEnd w:id="77"/>
-    <w:bookmarkStart w:id="78" w:name="verified-13"/>
-    <w:p>
-      <w:pPr>
-        <w:pStyle w:val="Heading3"/>
-      </w:pPr>
-      <w:r>
-        <w:t xml:space="preserve">Verified</w:t>
-      </w:r>
-    </w:p>
-    <w:p>
-      <w:pPr>
-        <w:pStyle w:val="Compact"/>
-        <w:numPr>
-          <w:ilvl w:val="0"/>
-          <w:numId w:val="1054"/>
-        </w:numPr>
-      </w:pPr>
-      <w:r>
-        <w:t xml:space="preserve">API endpoint responds correctly</w:t>
-      </w:r>
-    </w:p>
-    <w:p>
-      <w:pPr>
-        <w:pStyle w:val="Compact"/>
-        <w:numPr>
-          <w:ilvl w:val="0"/>
-          <w:numId w:val="1054"/>
-        </w:numPr>
-      </w:pPr>
-      <w:r>
-        <w:t xml:space="preserve">Authentication works</w:t>
-      </w:r>
-    </w:p>
-    <w:p>
-      <w:pPr>
-        <w:pStyle w:val="Compact"/>
-        <w:numPr>
-          <w:ilvl w:val="0"/>
-          <w:numId w:val="1054"/>
-        </w:numPr>
-      </w:pPr>
-      <w:r>
-        <w:t xml:space="preserve">Tool calling confirmed</w:t>
-      </w:r>
-    </w:p>
-    <w:p>
-      <w:pPr>
-        <w:pStyle w:val="Compact"/>
-        <w:numPr>
-          <w:ilvl w:val="0"/>
-          <w:numId w:val="1054"/>
-        </w:numPr>
-      </w:pPr>
-      <w:r>
-        <w:t xml:space="preserve">All 3 aliases tested through ccr with "Do you see our codebase?" — all YES</w:t>
       </w:r>
     </w:p>
     <w:bookmarkEnd w:id="78"/>
     <w:bookmarkEnd w:id="79"/>
-    <w:bookmarkStart w:id="82" w:name="Xdf48572774f97e3e2c130948cecb4cf2a500aa1"/>
+    <w:bookmarkStart w:id="82" w:name="X5ec18949a21827efef04e4858f2416f947a13fe"/>
     <w:p>
       <w:pPr>
         <w:pStyle w:val="Heading2"/>
       </w:pPr>
       <w:r>
-        <w:t xml:space="preserve">v1.6.2 — 2026-06-21 — Chutes provider documentation + model update</w:t>
-      </w:r>
-    </w:p>
-    <w:bookmarkStart w:id="80" w:name="changed-1"/>
+        <w:t xml:space="preserve">v1.6.3 — 2026-06-21 — Poe provider (382 models, 3 aliases)</w:t>
+      </w:r>
+    </w:p>
+    <w:bookmarkStart w:id="80" w:name="added-8"/>
     <w:p>
       <w:pPr>
         <w:pStyle w:val="Heading3"/>
       </w:pPr>
       <w:r>
-        <w:t xml:space="preserve">Changed</w:t>
+        <w:t xml:space="preserve">Added</w:t>
       </w:r>
     </w:p>
     <w:p>
@@ -13462,43 +13493,37 @@
           <w:b/>
           <w:bCs/>
         </w:rPr>
-        <w:t xml:space="preserve">Chutes provider models updated</w:t>
-      </w:r>
-      <w:r>
-        <w:t xml:space="preserve"> </w:t>
-      </w:r>
-      <w:r>
-        <w:t xml:space="preserve">— catalog was stale. Chutes now offers 13 TEE</w:t>
-      </w:r>
-      <w:r>
-        <w:t xml:space="preserve"> </w:t>
-      </w:r>
-      <w:r>
-        <w:t xml:space="preserve">(Trusted Execution Environment) models. Updated strong=</w:t>
-      </w:r>
-      <w:r>
-        <w:rPr>
-          <w:rStyle w:val="VerbatimChar"/>
-        </w:rPr>
-        <w:t xml:space="preserve">zai-org/GLM-5.2-TEE</w:t>
-      </w:r>
-      <w:r>
-        <w:t xml:space="preserve">,</w:t>
-      </w:r>
-      <w:r>
-        <w:t xml:space="preserve"> </w:t>
-      </w:r>
-      <w:r>
-        <w:t xml:space="preserve">fast=</w:t>
-      </w:r>
-      <w:r>
-        <w:rPr>
-          <w:rStyle w:val="VerbatimChar"/>
-        </w:rPr>
-        <w:t xml:space="preserve">Qwen/Qwen3.6-27B-TEE</w:t>
-      </w:r>
-      <w:r>
-        <w:t xml:space="preserve">.</w:t>
+        <w:t xml:space="preserve">Poe provider</w:t>
+      </w:r>
+      <w:r>
+        <w:t xml:space="preserve"> </w:t>
+      </w:r>
+      <w:r>
+        <w:t xml:space="preserve">— universal AI platform with 382 models from all major providers.</w:t>
+      </w:r>
+      <w:r>
+        <w:t xml:space="preserve"> </w:t>
+      </w:r>
+      <w:r>
+        <w:t xml:space="preserve">OpenAI-compatible API at</w:t>
+      </w:r>
+      <w:r>
+        <w:t xml:space="preserve"> </w:t>
+      </w:r>
+      <w:r>
+        <w:rPr>
+          <w:rStyle w:val="VerbatimChar"/>
+        </w:rPr>
+        <w:t xml:space="preserve">https://api.poe.com/v1</w:t>
+      </w:r>
+      <w:r>
+        <w:t xml:space="preserve">. Chat, code, image gen, video gen,</w:t>
+      </w:r>
+      <w:r>
+        <w:t xml:space="preserve"> </w:t>
+      </w:r>
+      <w:r>
+        <w:t xml:space="preserve">TTS, STT, and more.</w:t>
       </w:r>
     </w:p>
     <w:p>
@@ -13514,19 +13539,179 @@
           <w:b/>
           <w:bCs/>
         </w:rPr>
-        <w:t xml:space="preserve">Chutes documentation</w:t>
-      </w:r>
-      <w:r>
-        <w:t xml:space="preserve"> </w:t>
-      </w:r>
-      <w:r>
-        <w:t xml:space="preserve">added to Provider_Aliases_User_Guide.md with full model</w:t>
-      </w:r>
-      <w:r>
-        <w:t xml:space="preserve"> </w:t>
-      </w:r>
-      <w:r>
-        <w:t xml:space="preserve">table, TEE explanation, pay-per-use note, and setup instructions.</w:t>
+        <w:t xml:space="preserve">3 aliases</w:t>
+      </w:r>
+      <w:r>
+        <w:t xml:space="preserve">:</w:t>
+      </w:r>
+      <w:r>
+        <w:t xml:space="preserve"> </w:t>
+      </w:r>
+      <w:r>
+        <w:rPr>
+          <w:rStyle w:val="VerbatimChar"/>
+        </w:rPr>
+        <w:t xml:space="preserve">poe</w:t>
+      </w:r>
+      <w:r>
+        <w:t xml:space="preserve"> </w:t>
+      </w:r>
+      <w:r>
+        <w:t xml:space="preserve">(claude-sonnet-4.6 + gpt-5.4-mini),</w:t>
+      </w:r>
+      <w:r>
+        <w:t xml:space="preserve"> </w:t>
+      </w:r>
+      <w:r>
+        <w:rPr>
+          <w:rStyle w:val="VerbatimChar"/>
+        </w:rPr>
+        <w:t xml:space="preserve">poe2</w:t>
+      </w:r>
+      <w:r>
+        <w:t xml:space="preserve"> </w:t>
+      </w:r>
+      <w:r>
+        <w:t xml:space="preserve">(gpt-5.5 + deepseek-v4-pro-e),</w:t>
+      </w:r>
+      <w:r>
+        <w:t xml:space="preserve"> </w:t>
+      </w:r>
+      <w:r>
+        <w:rPr>
+          <w:rStyle w:val="VerbatimChar"/>
+        </w:rPr>
+        <w:t xml:space="preserve">poe3</w:t>
+      </w:r>
+      <w:r>
+        <w:t xml:space="preserve"> </w:t>
+      </w:r>
+      <w:r>
+        <w:t xml:space="preserve">(grok-4 + gemini-3.1-pro)</w:t>
+      </w:r>
+    </w:p>
+    <w:p>
+      <w:pPr>
+        <w:pStyle w:val="Compact"/>
+        <w:numPr>
+          <w:ilvl w:val="0"/>
+          <w:numId w:val="1055"/>
+        </w:numPr>
+      </w:pPr>
+      <w:r>
+        <w:rPr>
+          <w:b/>
+          <w:bCs/>
+        </w:rPr>
+        <w:t xml:space="preserve">key-aliases</w:t>
+      </w:r>
+      <w:r>
+        <w:t xml:space="preserve">:</w:t>
+      </w:r>
+      <w:r>
+        <w:t xml:space="preserve"> </w:t>
+      </w:r>
+      <w:r>
+        <w:rPr>
+          <w:rStyle w:val="VerbatimChar"/>
+        </w:rPr>
+        <w:t xml:space="preserve">POE_API_KEY</w:t>
+      </w:r>
+      <w:r>
+        <w:t xml:space="preserve"> </w:t>
+      </w:r>
+      <w:r>
+        <w:t xml:space="preserve">+</w:t>
+      </w:r>
+      <w:r>
+        <w:t xml:space="preserve"> </w:t>
+      </w:r>
+      <w:r>
+        <w:rPr>
+          <w:rStyle w:val="VerbatimChar"/>
+        </w:rPr>
+        <w:t xml:space="preserve">ApiKey_Poe</w:t>
+      </w:r>
+      <w:r>
+        <w:t xml:space="preserve"> </w:t>
+      </w:r>
+      <w:r>
+        <w:t xml:space="preserve">→</w:t>
+      </w:r>
+      <w:r>
+        <w:t xml:space="preserve"> </w:t>
+      </w:r>
+      <w:r>
+        <w:rPr>
+          <w:rStyle w:val="VerbatimChar"/>
+        </w:rPr>
+        <w:t xml:space="preserve">poe</w:t>
+      </w:r>
+    </w:p>
+    <w:p>
+      <w:pPr>
+        <w:pStyle w:val="Compact"/>
+        <w:numPr>
+          <w:ilvl w:val="0"/>
+          <w:numId w:val="1055"/>
+        </w:numPr>
+      </w:pPr>
+      <w:r>
+        <w:rPr>
+          <w:b/>
+          <w:bCs/>
+        </w:rPr>
+        <w:t xml:space="preserve">Tool calling verified</w:t>
+      </w:r>
+      <w:r>
+        <w:t xml:space="preserve"> </w:t>
+      </w:r>
+      <w:r>
+        <w:t xml:space="preserve">on claude-sonnet-4.6, gpt-5.4-mini, deepseek-v4-pro-e, grok-4</w:t>
+      </w:r>
+    </w:p>
+    <w:p>
+      <w:pPr>
+        <w:pStyle w:val="Compact"/>
+        <w:numPr>
+          <w:ilvl w:val="0"/>
+          <w:numId w:val="1055"/>
+        </w:numPr>
+      </w:pPr>
+      <w:r>
+        <w:rPr>
+          <w:b/>
+          <w:bCs/>
+        </w:rPr>
+        <w:t xml:space="preserve">382 models categorized</w:t>
+      </w:r>
+      <w:r>
+        <w:t xml:space="preserve">: 130 chat/reasoning, 16 code, 40 image gen, 17 video gen,</w:t>
+      </w:r>
+      <w:r>
+        <w:t xml:space="preserve"> </w:t>
+      </w:r>
+      <w:r>
+        <w:t xml:space="preserve">12 TTS, 1 STT, 166 other</w:t>
+      </w:r>
+    </w:p>
+    <w:p>
+      <w:pPr>
+        <w:pStyle w:val="Compact"/>
+        <w:numPr>
+          <w:ilvl w:val="0"/>
+          <w:numId w:val="1055"/>
+        </w:numPr>
+      </w:pPr>
+      <w:r>
+        <w:rPr>
+          <w:b/>
+          <w:bCs/>
+        </w:rPr>
+        <w:t xml:space="preserve">Documentation</w:t>
+      </w:r>
+      <w:r>
+        <w:t xml:space="preserve">: full Poe section in Provider_Aliases_User_Guide.md</w:t>
       </w:r>
     </w:p>
     <w:bookmarkEnd w:id="80"/>
@@ -13548,7 +13733,7 @@
         </w:numPr>
       </w:pPr>
       <w:r>
-        <w:t xml:space="preserve">Chutes API endpoint responds correctly</w:t>
+        <w:t xml:space="preserve">API endpoint responds correctly</w:t>
       </w:r>
     </w:p>
     <w:p>
@@ -13560,7 +13745,7 @@
         </w:numPr>
       </w:pPr>
       <w:r>
-        <w:t xml:space="preserve">All 13 TEE models accessible (require funded account for actual inference)</w:t>
+        <w:t xml:space="preserve">Authentication works</w:t>
       </w:r>
     </w:p>
     <w:p>
@@ -13572,30 +13757,188 @@
         </w:numPr>
       </w:pPr>
       <w:r>
-        <w:t xml:space="preserve">OpenAI-compatible format confirmed at</w:t>
-      </w:r>
-      <w:r>
-        <w:t xml:space="preserve"> </w:t>
-      </w:r>
-      <w:r>
-        <w:rPr>
-          <w:rStyle w:val="VerbatimChar"/>
-        </w:rPr>
-        <w:t xml:space="preserve">https://llm.chutes.ai/v1</w:t>
+        <w:t xml:space="preserve">Tool calling confirmed</w:t>
+      </w:r>
+    </w:p>
+    <w:p>
+      <w:pPr>
+        <w:pStyle w:val="Compact"/>
+        <w:numPr>
+          <w:ilvl w:val="0"/>
+          <w:numId w:val="1056"/>
+        </w:numPr>
+      </w:pPr>
+      <w:r>
+        <w:t xml:space="preserve">All 3 aliases tested through ccr with "Do you see our codebase?" — all YES</w:t>
       </w:r>
     </w:p>
     <w:bookmarkEnd w:id="81"/>
     <w:bookmarkEnd w:id="82"/>
-    <w:bookmarkStart w:id="86" w:name="X27edce9e35c5d24fd18298996022e3d241784db"/>
+    <w:bookmarkStart w:id="85" w:name="Xdf48572774f97e3e2c130948cecb4cf2a500aa1"/>
     <w:p>
       <w:pPr>
         <w:pStyle w:val="Heading2"/>
       </w:pPr>
       <w:r>
+        <w:t xml:space="preserve">v1.6.2 — 2026-06-21 — Chutes provider documentation + model update</w:t>
+      </w:r>
+    </w:p>
+    <w:bookmarkStart w:id="83" w:name="changed-1"/>
+    <w:p>
+      <w:pPr>
+        <w:pStyle w:val="Heading3"/>
+      </w:pPr>
+      <w:r>
+        <w:t xml:space="preserve">Changed</w:t>
+      </w:r>
+    </w:p>
+    <w:p>
+      <w:pPr>
+        <w:pStyle w:val="Compact"/>
+        <w:numPr>
+          <w:ilvl w:val="0"/>
+          <w:numId w:val="1057"/>
+        </w:numPr>
+      </w:pPr>
+      <w:r>
+        <w:rPr>
+          <w:b/>
+          <w:bCs/>
+        </w:rPr>
+        <w:t xml:space="preserve">Chutes provider models updated</w:t>
+      </w:r>
+      <w:r>
+        <w:t xml:space="preserve"> </w:t>
+      </w:r>
+      <w:r>
+        <w:t xml:space="preserve">— catalog was stale. Chutes now offers 13 TEE</w:t>
+      </w:r>
+      <w:r>
+        <w:t xml:space="preserve"> </w:t>
+      </w:r>
+      <w:r>
+        <w:t xml:space="preserve">(Trusted Execution Environment) models. Updated strong=</w:t>
+      </w:r>
+      <w:r>
+        <w:rPr>
+          <w:rStyle w:val="VerbatimChar"/>
+        </w:rPr>
+        <w:t xml:space="preserve">zai-org/GLM-5.2-TEE</w:t>
+      </w:r>
+      <w:r>
+        <w:t xml:space="preserve">,</w:t>
+      </w:r>
+      <w:r>
+        <w:t xml:space="preserve"> </w:t>
+      </w:r>
+      <w:r>
+        <w:t xml:space="preserve">fast=</w:t>
+      </w:r>
+      <w:r>
+        <w:rPr>
+          <w:rStyle w:val="VerbatimChar"/>
+        </w:rPr>
+        <w:t xml:space="preserve">Qwen/Qwen3.6-27B-TEE</w:t>
+      </w:r>
+      <w:r>
+        <w:t xml:space="preserve">.</w:t>
+      </w:r>
+    </w:p>
+    <w:p>
+      <w:pPr>
+        <w:pStyle w:val="Compact"/>
+        <w:numPr>
+          <w:ilvl w:val="0"/>
+          <w:numId w:val="1057"/>
+        </w:numPr>
+      </w:pPr>
+      <w:r>
+        <w:rPr>
+          <w:b/>
+          <w:bCs/>
+        </w:rPr>
+        <w:t xml:space="preserve">Chutes documentation</w:t>
+      </w:r>
+      <w:r>
+        <w:t xml:space="preserve"> </w:t>
+      </w:r>
+      <w:r>
+        <w:t xml:space="preserve">added to Provider_Aliases_User_Guide.md with full model</w:t>
+      </w:r>
+      <w:r>
+        <w:t xml:space="preserve"> </w:t>
+      </w:r>
+      <w:r>
+        <w:t xml:space="preserve">table, TEE explanation, pay-per-use note, and setup instructions.</w:t>
+      </w:r>
+    </w:p>
+    <w:bookmarkEnd w:id="83"/>
+    <w:bookmarkStart w:id="84" w:name="verified-15"/>
+    <w:p>
+      <w:pPr>
+        <w:pStyle w:val="Heading3"/>
+      </w:pPr>
+      <w:r>
+        <w:t xml:space="preserve">Verified</w:t>
+      </w:r>
+    </w:p>
+    <w:p>
+      <w:pPr>
+        <w:pStyle w:val="Compact"/>
+        <w:numPr>
+          <w:ilvl w:val="0"/>
+          <w:numId w:val="1058"/>
+        </w:numPr>
+      </w:pPr>
+      <w:r>
+        <w:t xml:space="preserve">Chutes API endpoint responds correctly</w:t>
+      </w:r>
+    </w:p>
+    <w:p>
+      <w:pPr>
+        <w:pStyle w:val="Compact"/>
+        <w:numPr>
+          <w:ilvl w:val="0"/>
+          <w:numId w:val="1058"/>
+        </w:numPr>
+      </w:pPr>
+      <w:r>
+        <w:t xml:space="preserve">All 13 TEE models accessible (require funded account for actual inference)</w:t>
+      </w:r>
+    </w:p>
+    <w:p>
+      <w:pPr>
+        <w:pStyle w:val="Compact"/>
+        <w:numPr>
+          <w:ilvl w:val="0"/>
+          <w:numId w:val="1058"/>
+        </w:numPr>
+      </w:pPr>
+      <w:r>
+        <w:t xml:space="preserve">OpenAI-compatible format confirmed at</w:t>
+      </w:r>
+      <w:r>
+        <w:t xml:space="preserve"> </w:t>
+      </w:r>
+      <w:r>
+        <w:rPr>
+          <w:rStyle w:val="VerbatimChar"/>
+        </w:rPr>
+        <w:t xml:space="preserve">https://llm.chutes.ai/v1</w:t>
+      </w:r>
+    </w:p>
+    <w:bookmarkEnd w:id="84"/>
+    <w:bookmarkEnd w:id="85"/>
+    <w:bookmarkStart w:id="89" w:name="X27edce9e35c5d24fd18298996022e3d241784db"/>
+    <w:p>
+      <w:pPr>
+        <w:pStyle w:val="Heading2"/>
+      </w:pPr>
+      <w:r>
         <w:t xml:space="preserve">v1.6.1 — 2026-06-21 — cache_control fix + E2E tests</w:t>
       </w:r>
     </w:p>
-    <w:bookmarkStart w:id="83" w:name="fixed-13"/>
+    <w:bookmarkStart w:id="86" w:name="fixed-14"/>
     <w:p>
       <w:pPr>
         <w:pStyle w:val="Heading3"/>
@@ -13609,7 +13952,7 @@
         <w:pStyle w:val="Compact"/>
         <w:numPr>
           <w:ilvl w:val="0"/>
-          <w:numId w:val="1057"/>
+          <w:numId w:val="1059"/>
         </w:numPr>
       </w:pPr>
       <w:r>
@@ -13704,8 +14047,8 @@
         <w:t xml:space="preserve">before forwarding to the provider.</w:t>
       </w:r>
     </w:p>
-    <w:bookmarkEnd w:id="83"/>
-    <w:bookmarkStart w:id="84" w:name="added-9"/>
+    <w:bookmarkEnd w:id="86"/>
+    <w:bookmarkStart w:id="87" w:name="added-9"/>
     <w:p>
       <w:pPr>
         <w:pStyle w:val="Heading3"/>
@@ -13719,7 +14062,7 @@
         <w:pStyle w:val="Compact"/>
         <w:numPr>
           <w:ilvl w:val="0"/>
-          <w:numId w:val="1058"/>
+          <w:numId w:val="1060"/>
         </w:numPr>
       </w:pPr>
       <w:r>
@@ -13743,8 +14086,8 @@
         <w:t xml:space="preserve">by sending requests through ccr and verifying responses work without errors.</w:t>
       </w:r>
     </w:p>
-    <w:bookmarkEnd w:id="84"/>
-    <w:bookmarkStart w:id="85" w:name="Xbff68b5d42336bf1670d51222efb63545196efe"/>
+    <w:bookmarkEnd w:id="87"/>
+    <w:bookmarkStart w:id="88" w:name="Xbff68b5d42336bf1670d51222efb63545196efe"/>
     <w:p>
       <w:pPr>
         <w:pStyle w:val="Heading3"/>
@@ -13758,7 +14101,7 @@
         <w:pStyle w:val="Compact"/>
         <w:numPr>
           <w:ilvl w:val="0"/>
-          <w:numId w:val="1059"/>
+          <w:numId w:val="1061"/>
         </w:numPr>
       </w:pPr>
       <w:r>
@@ -13779,7 +14122,7 @@
         <w:pStyle w:val="Compact"/>
         <w:numPr>
           <w:ilvl w:val="0"/>
-          <w:numId w:val="1059"/>
+          <w:numId w:val="1061"/>
         </w:numPr>
       </w:pPr>
       <w:r>
@@ -13800,7 +14143,7 @@
         <w:pStyle w:val="Compact"/>
         <w:numPr>
           <w:ilvl w:val="0"/>
-          <w:numId w:val="1059"/>
+          <w:numId w:val="1061"/>
         </w:numPr>
       </w:pPr>
       <w:r>
@@ -13821,7 +14164,7 @@
         <w:pStyle w:val="Compact"/>
         <w:numPr>
           <w:ilvl w:val="0"/>
-          <w:numId w:val="1059"/>
+          <w:numId w:val="1061"/>
         </w:numPr>
       </w:pPr>
       <w:r>
@@ -13842,7 +14185,7 @@
         <w:pStyle w:val="Compact"/>
         <w:numPr>
           <w:ilvl w:val="0"/>
-          <w:numId w:val="1059"/>
+          <w:numId w:val="1061"/>
         </w:numPr>
       </w:pPr>
       <w:r>
@@ -13863,7 +14206,7 @@
         <w:pStyle w:val="Compact"/>
         <w:numPr>
           <w:ilvl w:val="0"/>
-          <w:numId w:val="1059"/>
+          <w:numId w:val="1061"/>
         </w:numPr>
       </w:pPr>
       <w:r>
@@ -13884,7 +14227,7 @@
         <w:pStyle w:val="Compact"/>
         <w:numPr>
           <w:ilvl w:val="0"/>
-          <w:numId w:val="1059"/>
+          <w:numId w:val="1061"/>
         </w:numPr>
       </w:pPr>
       <w:r>
@@ -13900,9 +14243,9 @@
         <w:t xml:space="preserve">(router transport): ✅ YES</w:t>
       </w:r>
     </w:p>
-    <w:bookmarkEnd w:id="85"/>
-    <w:bookmarkEnd w:id="86"/>
-    <w:bookmarkStart w:id="91" w:name="X9d2ee70664c5e82279db4e38681cde47ab497c0"/>
+    <w:bookmarkEnd w:id="88"/>
+    <w:bookmarkEnd w:id="89"/>
+    <w:bookmarkStart w:id="94" w:name="X9d2ee70664c5e82279db4e38681cde47ab497c0"/>
     <w:p>
       <w:pPr>
         <w:pStyle w:val="Heading2"/>
@@ -13911,7 +14254,7 @@
         <w:t xml:space="preserve">v1.6.0 — 2026-06-21 — Multi-alias provider system</w:t>
       </w:r>
     </w:p>
-    <w:bookmarkStart w:id="87" w:name="added-10"/>
+    <w:bookmarkStart w:id="90" w:name="added-10"/>
     <w:p>
       <w:pPr>
         <w:pStyle w:val="Heading3"/>
@@ -13925,7 +14268,7 @@
         <w:pStyle w:val="Compact"/>
         <w:numPr>
           <w:ilvl w:val="0"/>
-          <w:numId w:val="1060"/>
+          <w:numId w:val="1062"/>
         </w:numPr>
       </w:pPr>
       <w:r>
@@ -13992,7 +14335,7 @@
         <w:pStyle w:val="Compact"/>
         <w:numPr>
           <w:ilvl w:val="0"/>
-          <w:numId w:val="1060"/>
+          <w:numId w:val="1062"/>
         </w:numPr>
       </w:pPr>
       <w:r>
@@ -14045,7 +14388,7 @@
         <w:pStyle w:val="Compact"/>
         <w:numPr>
           <w:ilvl w:val="0"/>
-          <w:numId w:val="1060"/>
+          <w:numId w:val="1062"/>
         </w:numPr>
       </w:pPr>
       <w:r>
@@ -14086,7 +14429,7 @@
         <w:pStyle w:val="Compact"/>
         <w:numPr>
           <w:ilvl w:val="0"/>
-          <w:numId w:val="1060"/>
+          <w:numId w:val="1062"/>
         </w:numPr>
       </w:pPr>
       <w:r>
@@ -14175,7 +14518,7 @@
         <w:pStyle w:val="Compact"/>
         <w:numPr>
           <w:ilvl w:val="0"/>
-          <w:numId w:val="1060"/>
+          <w:numId w:val="1062"/>
         </w:numPr>
       </w:pPr>
       <w:r>
@@ -14233,7 +14576,7 @@
         <w:pStyle w:val="Compact"/>
         <w:numPr>
           <w:ilvl w:val="0"/>
-          <w:numId w:val="1060"/>
+          <w:numId w:val="1062"/>
         </w:numPr>
       </w:pPr>
       <w:r>
@@ -14262,8 +14605,8 @@
         <w:t xml:space="preserve">containers (deploy-stack).</w:t>
       </w:r>
     </w:p>
-    <w:bookmarkEnd w:id="87"/>
-    <w:bookmarkStart w:id="88" w:name="changed-2"/>
+    <w:bookmarkEnd w:id="90"/>
+    <w:bookmarkStart w:id="91" w:name="changed-2"/>
     <w:p>
       <w:pPr>
         <w:pStyle w:val="Heading3"/>
@@ -14277,7 +14620,7 @@
         <w:pStyle w:val="Compact"/>
         <w:numPr>
           <w:ilvl w:val="0"/>
-          <w:numId w:val="1061"/>
+          <w:numId w:val="1063"/>
         </w:numPr>
       </w:pPr>
       <w:r>
@@ -14310,7 +14653,7 @@
         <w:pStyle w:val="Compact"/>
         <w:numPr>
           <w:ilvl w:val="0"/>
-          <w:numId w:val="1061"/>
+          <w:numId w:val="1063"/>
         </w:numPr>
       </w:pPr>
       <w:r>
@@ -14326,8 +14669,8 @@
         <w:t xml:space="preserve">header added to HTTP probes (some APIs require it).</w:t>
       </w:r>
     </w:p>
-    <w:bookmarkEnd w:id="88"/>
-    <w:bookmarkStart w:id="89" w:name="full-test-suite"/>
+    <w:bookmarkEnd w:id="91"/>
+    <w:bookmarkStart w:id="92" w:name="full-test-suite"/>
     <w:p>
       <w:pPr>
         <w:pStyle w:val="Heading3"/>
@@ -14341,15 +14684,15 @@
         <w:pStyle w:val="Compact"/>
         <w:numPr>
           <w:ilvl w:val="0"/>
-          <w:numId w:val="1062"/>
+          <w:numId w:val="1064"/>
         </w:numPr>
       </w:pPr>
       <w:r>
         <w:t xml:space="preserve">8/8 test files passed (ALL GREEN), 0 failures.</w:t>
       </w:r>
     </w:p>
-    <w:bookmarkEnd w:id="89"/>
-    <w:bookmarkStart w:id="90" w:name="usage"/>
+    <w:bookmarkEnd w:id="92"/>
+    <w:bookmarkStart w:id="93" w:name="usage"/>
     <w:p>
       <w:pPr>
         <w:pStyle w:val="Heading3"/>
@@ -14480,9 +14823,9 @@
         <w:t xml:space="preserve"> 20</w:t>
       </w:r>
     </w:p>
-    <w:bookmarkEnd w:id="90"/>
-    <w:bookmarkEnd w:id="91"/>
-    <w:bookmarkStart w:id="95" w:name="X61398dabc5de246fbceb16295c0968ea2c76ebe"/>
+    <w:bookmarkEnd w:id="93"/>
+    <w:bookmarkEnd w:id="94"/>
+    <w:bookmarkStart w:id="98" w:name="X61398dabc5de246fbceb16295c0968ea2c76ebe"/>
     <w:p>
       <w:pPr>
         <w:pStyle w:val="Heading2"/>
@@ -14491,7 +14834,7 @@
         <w:t xml:space="preserve">v1.5.1 — 2026-06-20 — Linux stat fix + nezha deployment</w:t>
       </w:r>
     </w:p>
-    <w:bookmarkStart w:id="92" w:name="fixed-14"/>
+    <w:bookmarkStart w:id="95" w:name="fixed-15"/>
     <w:p>
       <w:pPr>
         <w:pStyle w:val="Heading3"/>
@@ -14505,7 +14848,7 @@
         <w:pStyle w:val="Compact"/>
         <w:numPr>
           <w:ilvl w:val="0"/>
-          <w:numId w:val="1063"/>
+          <w:numId w:val="1065"/>
         </w:numPr>
       </w:pPr>
       <w:r>
@@ -14666,8 +15009,8 @@
         <w:t xml:space="preserve">to pick the correct flag per platform.</w:t>
       </w:r>
     </w:p>
-    <w:bookmarkEnd w:id="92"/>
-    <w:bookmarkStart w:id="93" w:name="deployment"/>
+    <w:bookmarkEnd w:id="95"/>
+    <w:bookmarkStart w:id="96" w:name="deployment"/>
     <w:p>
       <w:pPr>
         <w:pStyle w:val="Heading3"/>
@@ -14681,7 +15024,7 @@
         <w:pStyle w:val="Compact"/>
         <w:numPr>
           <w:ilvl w:val="0"/>
-          <w:numId w:val="1064"/>
+          <w:numId w:val="1066"/>
         </w:numPr>
       </w:pPr>
       <w:r>
@@ -14722,8 +15065,8 @@
         <w:t xml:space="preserve">.</w:t>
       </w:r>
     </w:p>
-    <w:bookmarkEnd w:id="93"/>
-    <w:bookmarkStart w:id="94" w:name="full-test-suite-1"/>
+    <w:bookmarkEnd w:id="96"/>
+    <w:bookmarkStart w:id="97" w:name="full-test-suite-1"/>
     <w:p>
       <w:pPr>
         <w:pStyle w:val="Heading3"/>
@@ -14737,7 +15080,7 @@
         <w:pStyle w:val="Compact"/>
         <w:numPr>
           <w:ilvl w:val="0"/>
-          <w:numId w:val="1065"/>
+          <w:numId w:val="1067"/>
         </w:numPr>
       </w:pPr>
       <w:r>
@@ -14749,16 +15092,16 @@
         <w:pStyle w:val="Compact"/>
         <w:numPr>
           <w:ilvl w:val="0"/>
-          <w:numId w:val="1065"/>
+          <w:numId w:val="1067"/>
         </w:numPr>
       </w:pPr>
       <w:r>
         <w:t xml:space="preserve">Linux (nezha): 7/8 pass (export fails: pandoc not installed — pre-existing)</w:t>
       </w:r>
     </w:p>
-    <w:bookmarkEnd w:id="94"/>
-    <w:bookmarkEnd w:id="95"/>
-    <w:bookmarkStart w:id="101" w:name="X5ad0f70f3980797749c315bc1bf8b5a98a591cc"/>
+    <w:bookmarkEnd w:id="97"/>
+    <w:bookmarkEnd w:id="98"/>
+    <w:bookmarkStart w:id="104" w:name="X5ad0f70f3980797749c315bc1bf8b5a98a591cc"/>
     <w:p>
       <w:pPr>
         <w:pStyle w:val="Heading2"/>
@@ -14767,7 +15110,7 @@
         <w:t xml:space="preserve">v1.5.0 — 2026-06-20 — Cross-alias session visibility</w:t>
       </w:r>
     </w:p>
-    <w:bookmarkStart w:id="96" w:name="added-11"/>
+    <w:bookmarkStart w:id="99" w:name="added-11"/>
     <w:p>
       <w:pPr>
         <w:pStyle w:val="Heading3"/>
@@ -14781,7 +15124,7 @@
         <w:pStyle w:val="Compact"/>
         <w:numPr>
           <w:ilvl w:val="0"/>
-          <w:numId w:val="1066"/>
+          <w:numId w:val="1068"/>
         </w:numPr>
       </w:pPr>
       <w:r>
@@ -14872,7 +15215,7 @@
         <w:pStyle w:val="Compact"/>
         <w:numPr>
           <w:ilvl w:val="0"/>
-          <w:numId w:val="1066"/>
+          <w:numId w:val="1068"/>
         </w:numPr>
       </w:pPr>
       <w:r>
@@ -14951,7 +15294,7 @@
         <w:pStyle w:val="Compact"/>
         <w:numPr>
           <w:ilvl w:val="0"/>
-          <w:numId w:val="1066"/>
+          <w:numId w:val="1068"/>
         </w:numPr>
       </w:pPr>
       <w:r>
@@ -15045,7 +15388,7 @@
         <w:pStyle w:val="Compact"/>
         <w:numPr>
           <w:ilvl w:val="0"/>
-          <w:numId w:val="1066"/>
+          <w:numId w:val="1068"/>
         </w:numPr>
       </w:pPr>
       <w:r>
@@ -15076,7 +15419,7 @@
         <w:pStyle w:val="Compact"/>
         <w:numPr>
           <w:ilvl w:val="0"/>
-          <w:numId w:val="1066"/>
+          <w:numId w:val="1068"/>
         </w:numPr>
       </w:pPr>
       <w:r>
@@ -15141,8 +15484,8 @@
         <w:t xml:space="preserve">.</w:t>
       </w:r>
     </w:p>
-    <w:bookmarkEnd w:id="96"/>
-    <w:bookmarkStart w:id="97" w:name="changed-3"/>
+    <w:bookmarkEnd w:id="99"/>
+    <w:bookmarkStart w:id="100" w:name="changed-3"/>
     <w:p>
       <w:pPr>
         <w:pStyle w:val="Heading3"/>
@@ -15156,7 +15499,7 @@
         <w:pStyle w:val="Compact"/>
         <w:numPr>
           <w:ilvl w:val="0"/>
-          <w:numId w:val="1067"/>
+          <w:numId w:val="1069"/>
         </w:numPr>
       </w:pPr>
       <w:r>
@@ -15177,7 +15520,7 @@
         <w:pStyle w:val="Compact"/>
         <w:numPr>
           <w:ilvl w:val="0"/>
-          <w:numId w:val="1067"/>
+          <w:numId w:val="1069"/>
         </w:numPr>
       </w:pPr>
       <w:r>
@@ -15213,7 +15556,7 @@
         <w:pStyle w:val="Compact"/>
         <w:numPr>
           <w:ilvl w:val="0"/>
-          <w:numId w:val="1067"/>
+          <w:numId w:val="1069"/>
         </w:numPr>
       </w:pPr>
       <w:r>
@@ -15250,8 +15593,8 @@
         <w:t xml:space="preserve">function (re-installed)</w:t>
       </w:r>
     </w:p>
-    <w:bookmarkEnd w:id="97"/>
-    <w:bookmarkStart w:id="98" w:name="full-test-suite-2"/>
+    <w:bookmarkEnd w:id="100"/>
+    <w:bookmarkStart w:id="101" w:name="full-test-suite-2"/>
     <w:p>
       <w:pPr>
         <w:pStyle w:val="Heading3"/>
@@ -15265,7 +15608,7 @@
         <w:pStyle w:val="Compact"/>
         <w:numPr>
           <w:ilvl w:val="0"/>
-          <w:numId w:val="1068"/>
+          <w:numId w:val="1070"/>
         </w:numPr>
       </w:pPr>
       <w:r>
@@ -15278,8 +15621,8 @@
         <w:t xml:space="preserve">assertions for cross-alias session visibility.</w:t>
       </w:r>
     </w:p>
-    <w:bookmarkEnd w:id="98"/>
-    <w:bookmarkStart w:id="99" w:name="how-it-works"/>
+    <w:bookmarkEnd w:id="101"/>
+    <w:bookmarkStart w:id="102" w:name="how-it-works"/>
     <w:p>
       <w:pPr>
         <w:pStyle w:val="Heading3"/>
@@ -15293,7 +15636,7 @@
         <w:pStyle w:val="Compact"/>
         <w:numPr>
           <w:ilvl w:val="0"/>
-          <w:numId w:val="1069"/>
+          <w:numId w:val="1071"/>
         </w:numPr>
       </w:pPr>
       <w:r>
@@ -15359,7 +15702,7 @@
         <w:pStyle w:val="Compact"/>
         <w:numPr>
           <w:ilvl w:val="0"/>
-          <w:numId w:val="1069"/>
+          <w:numId w:val="1071"/>
         </w:numPr>
       </w:pPr>
       <w:r>
@@ -15386,7 +15729,7 @@
         <w:pStyle w:val="Compact"/>
         <w:numPr>
           <w:ilvl w:val="0"/>
-          <w:numId w:val="1069"/>
+          <w:numId w:val="1071"/>
         </w:numPr>
       </w:pPr>
       <w:r>
@@ -15428,7 +15771,7 @@
         <w:pStyle w:val="Compact"/>
         <w:numPr>
           <w:ilvl w:val="0"/>
-          <w:numId w:val="1069"/>
+          <w:numId w:val="1071"/>
         </w:numPr>
       </w:pPr>
       <w:r>
@@ -15465,8 +15808,8 @@
         <w:t xml:space="preserve">project settings are also merged.</w:t>
       </w:r>
     </w:p>
-    <w:bookmarkEnd w:id="99"/>
-    <w:bookmarkStart w:id="100" w:name="performance"/>
+    <w:bookmarkEnd w:id="102"/>
+    <w:bookmarkStart w:id="103" w:name="performance"/>
     <w:p>
       <w:pPr>
         <w:pStyle w:val="Heading3"/>
@@ -15480,7 +15823,7 @@
         <w:pStyle w:val="Compact"/>
         <w:numPr>
           <w:ilvl w:val="0"/>
-          <w:numId w:val="1070"/>
+          <w:numId w:val="1072"/>
         </w:numPr>
       </w:pPr>
       <w:r>
@@ -15523,9 +15866,9 @@
         <w:t xml:space="preserve">aliases already have.</w:t>
       </w:r>
     </w:p>
-    <w:bookmarkEnd w:id="100"/>
-    <w:bookmarkEnd w:id="101"/>
-    <w:bookmarkStart w:id="107" w:name="X94bd8505e6816e99bb68c98ba9db4e75c90bada"/>
+    <w:bookmarkEnd w:id="103"/>
+    <w:bookmarkEnd w:id="104"/>
+    <w:bookmarkStart w:id="110" w:name="X94bd8505e6816e99bb68c98ba9db4e75c90bada"/>
     <w:p>
       <w:pPr>
         <w:pStyle w:val="Heading2"/>
@@ -15534,7 +15877,7 @@
         <w:t xml:space="preserve">v1.4.0 — 2026-06-20 — OpenCode Zen provider alias</w:t>
       </w:r>
     </w:p>
-    <w:bookmarkStart w:id="103" w:name="added-12"/>
+    <w:bookmarkStart w:id="106" w:name="added-12"/>
     <w:p>
       <w:pPr>
         <w:pStyle w:val="Heading3"/>
@@ -15548,7 +15891,7 @@
         <w:pStyle w:val="Compact"/>
         <w:numPr>
           <w:ilvl w:val="0"/>
-          <w:numId w:val="1071"/>
+          <w:numId w:val="1073"/>
         </w:numPr>
       </w:pPr>
       <w:r>
@@ -15582,7 +15925,7 @@
       <w:r>
         <w:t xml:space="preserve"> </w:t>
       </w:r>
-      <w:hyperlink r:id="rId102">
+      <w:hyperlink r:id="rId105">
         <w:r>
           <w:rPr>
             <w:rStyle w:val="Hyperlink"/>
@@ -15664,7 +16007,7 @@
         <w:pStyle w:val="Compact"/>
         <w:numPr>
           <w:ilvl w:val="0"/>
-          <w:numId w:val="1071"/>
+          <w:numId w:val="1073"/>
         </w:numPr>
       </w:pPr>
       <w:r>
@@ -15761,7 +16104,7 @@
         <w:pStyle w:val="Compact"/>
         <w:numPr>
           <w:ilvl w:val="0"/>
-          <w:numId w:val="1071"/>
+          <w:numId w:val="1073"/>
         </w:numPr>
       </w:pPr>
       <w:r>
@@ -15840,7 +16183,7 @@
         <w:pStyle w:val="Compact"/>
         <w:numPr>
           <w:ilvl w:val="0"/>
-          <w:numId w:val="1071"/>
+          <w:numId w:val="1073"/>
         </w:numPr>
       </w:pPr>
       <w:r>
@@ -15886,7 +16229,7 @@
         <w:pStyle w:val="Compact"/>
         <w:numPr>
           <w:ilvl w:val="0"/>
-          <w:numId w:val="1071"/>
+          <w:numId w:val="1073"/>
         </w:numPr>
       </w:pPr>
       <w:r>
@@ -15944,7 +16287,7 @@
         <w:pStyle w:val="Compact"/>
         <w:numPr>
           <w:ilvl w:val="0"/>
-          <w:numId w:val="1071"/>
+          <w:numId w:val="1073"/>
         </w:numPr>
       </w:pPr>
       <w:r>
@@ -16089,7 +16432,7 @@
         <w:pStyle w:val="Compact"/>
         <w:numPr>
           <w:ilvl w:val="0"/>
-          <w:numId w:val="1071"/>
+          <w:numId w:val="1073"/>
         </w:numPr>
       </w:pPr>
       <w:r>
@@ -16133,8 +16476,8 @@
         <w:t xml:space="preserve">(full free models table, setup, usage, live-verified notes, stealth model explanation).</w:t>
       </w:r>
     </w:p>
-    <w:bookmarkEnd w:id="103"/>
-    <w:bookmarkStart w:id="104" w:name="changed-4"/>
+    <w:bookmarkEnd w:id="106"/>
+    <w:bookmarkStart w:id="107" w:name="changed-4"/>
     <w:p>
       <w:pPr>
         <w:pStyle w:val="Heading3"/>
@@ -16148,7 +16491,7 @@
         <w:pStyle w:val="Compact"/>
         <w:numPr>
           <w:ilvl w:val="0"/>
-          <w:numId w:val="1072"/>
+          <w:numId w:val="1074"/>
         </w:numPr>
       </w:pPr>
       <w:r>
@@ -16206,8 +16549,8 @@
         <w:t xml:space="preserve">Xiaomi v1.3.0 / Z.AI v1.2.0 / DeepSeek).</w:t>
       </w:r>
     </w:p>
-    <w:bookmarkEnd w:id="104"/>
-    <w:bookmarkStart w:id="105" w:name="full-test-suite-3"/>
+    <w:bookmarkEnd w:id="107"/>
+    <w:bookmarkStart w:id="108" w:name="full-test-suite-3"/>
     <w:p>
       <w:pPr>
         <w:pStyle w:val="Heading3"/>
@@ -16221,7 +16564,7 @@
         <w:pStyle w:val="Compact"/>
         <w:numPr>
           <w:ilvl w:val="0"/>
-          <w:numId w:val="1073"/>
+          <w:numId w:val="1075"/>
         </w:numPr>
       </w:pPr>
       <w:r>
@@ -16246,8 +16589,8 @@
         <w:t xml:space="preserve">.</w:t>
       </w:r>
     </w:p>
-    <w:bookmarkEnd w:id="105"/>
-    <w:bookmarkStart w:id="106" w:name="honest-notes"/>
+    <w:bookmarkEnd w:id="108"/>
+    <w:bookmarkStart w:id="109" w:name="honest-notes"/>
     <w:p>
       <w:pPr>
         <w:pStyle w:val="Heading3"/>
@@ -16261,7 +16604,7 @@
         <w:pStyle w:val="Compact"/>
         <w:numPr>
           <w:ilvl w:val="0"/>
-          <w:numId w:val="1074"/>
+          <w:numId w:val="1076"/>
         </w:numPr>
       </w:pPr>
       <w:r>
@@ -16294,7 +16637,7 @@
         <w:pStyle w:val="Compact"/>
         <w:numPr>
           <w:ilvl w:val="0"/>
-          <w:numId w:val="1074"/>
+          <w:numId w:val="1076"/>
         </w:numPr>
       </w:pPr>
       <w:r>
@@ -16312,7 +16655,7 @@
         <w:pStyle w:val="Compact"/>
         <w:numPr>
           <w:ilvl w:val="0"/>
-          <w:numId w:val="1074"/>
+          <w:numId w:val="1076"/>
         </w:numPr>
       </w:pPr>
       <w:r>
@@ -16345,7 +16688,7 @@
         <w:pStyle w:val="Compact"/>
         <w:numPr>
           <w:ilvl w:val="0"/>
-          <w:numId w:val="1074"/>
+          <w:numId w:val="1076"/>
         </w:numPr>
       </w:pPr>
       <w:r>
@@ -16367,9 +16710,9 @@
         <w:t xml:space="preserve">remain unchanged (unrelated to this work).</w:t>
       </w:r>
     </w:p>
-    <w:bookmarkEnd w:id="106"/>
-    <w:bookmarkEnd w:id="107"/>
-    <w:bookmarkStart w:id="112" w:name="X69154bd52ce827bc58cd09d02c5408ae11d24a9"/>
+    <w:bookmarkEnd w:id="109"/>
+    <w:bookmarkEnd w:id="110"/>
+    <w:bookmarkStart w:id="115" w:name="X69154bd52ce827bc58cd09d02c5408ae11d24a9"/>
     <w:p>
       <w:pPr>
         <w:pStyle w:val="Heading2"/>
@@ -16378,7 +16721,7 @@
         <w:t xml:space="preserve">v1.3.0 — 2026-06-19 — Xiaomi MiMo provider alias</w:t>
       </w:r>
     </w:p>
-    <w:bookmarkStart w:id="108" w:name="added-13"/>
+    <w:bookmarkStart w:id="111" w:name="added-13"/>
     <w:p>
       <w:pPr>
         <w:pStyle w:val="Heading3"/>
@@ -16392,7 +16735,7 @@
         <w:pStyle w:val="Compact"/>
         <w:numPr>
           <w:ilvl w:val="0"/>
-          <w:numId w:val="1075"/>
+          <w:numId w:val="1077"/>
         </w:numPr>
       </w:pPr>
       <w:r>
@@ -16539,7 +16882,7 @@
         <w:pStyle w:val="Compact"/>
         <w:numPr>
           <w:ilvl w:val="0"/>
-          <w:numId w:val="1075"/>
+          <w:numId w:val="1077"/>
         </w:numPr>
       </w:pPr>
       <w:r>
@@ -16634,7 +16977,7 @@
         <w:pStyle w:val="Compact"/>
         <w:numPr>
           <w:ilvl w:val="0"/>
-          <w:numId w:val="1075"/>
+          <w:numId w:val="1077"/>
         </w:numPr>
       </w:pPr>
       <w:r>
@@ -16704,7 +17047,7 @@
         <w:pStyle w:val="Compact"/>
         <w:numPr>
           <w:ilvl w:val="0"/>
-          <w:numId w:val="1075"/>
+          <w:numId w:val="1077"/>
         </w:numPr>
       </w:pPr>
       <w:r>
@@ -16765,7 +17108,7 @@
         <w:pStyle w:val="Compact"/>
         <w:numPr>
           <w:ilvl w:val="0"/>
-          <w:numId w:val="1075"/>
+          <w:numId w:val="1077"/>
         </w:numPr>
       </w:pPr>
       <w:r>
@@ -16844,7 +17187,7 @@
         <w:pStyle w:val="Compact"/>
         <w:numPr>
           <w:ilvl w:val="0"/>
-          <w:numId w:val="1075"/>
+          <w:numId w:val="1077"/>
         </w:numPr>
       </w:pPr>
       <w:r>
@@ -16926,7 +17269,7 @@
         <w:pStyle w:val="Compact"/>
         <w:numPr>
           <w:ilvl w:val="1"/>
-          <w:numId w:val="1076"/>
+          <w:numId w:val="1078"/>
         </w:numPr>
       </w:pPr>
       <w:r>
@@ -16959,7 +17302,7 @@
         <w:pStyle w:val="Compact"/>
         <w:numPr>
           <w:ilvl w:val="0"/>
-          <w:numId w:val="1075"/>
+          <w:numId w:val="1077"/>
         </w:numPr>
       </w:pPr>
       <w:r>
@@ -17003,8 +17346,8 @@
         <w:t xml:space="preserve">(model table, setup, usage, live-verified notes).</w:t>
       </w:r>
     </w:p>
-    <w:bookmarkEnd w:id="108"/>
-    <w:bookmarkStart w:id="109" w:name="changed-5"/>
+    <w:bookmarkEnd w:id="111"/>
+    <w:bookmarkStart w:id="112" w:name="changed-5"/>
     <w:p>
       <w:pPr>
         <w:pStyle w:val="Heading3"/>
@@ -17018,7 +17361,7 @@
         <w:pStyle w:val="Compact"/>
         <w:numPr>
           <w:ilvl w:val="0"/>
-          <w:numId w:val="1077"/>
+          <w:numId w:val="1079"/>
         </w:numPr>
       </w:pPr>
       <w:r>
@@ -17076,8 +17419,8 @@
         <w:t xml:space="preserve">Z.AI v1.2.0 / DeepSeek).</w:t>
       </w:r>
     </w:p>
-    <w:bookmarkEnd w:id="109"/>
-    <w:bookmarkStart w:id="110" w:name="full-test-suite-4"/>
+    <w:bookmarkEnd w:id="112"/>
+    <w:bookmarkStart w:id="113" w:name="full-test-suite-4"/>
     <w:p>
       <w:pPr>
         <w:pStyle w:val="Heading3"/>
@@ -17091,7 +17434,7 @@
         <w:pStyle w:val="Compact"/>
         <w:numPr>
           <w:ilvl w:val="0"/>
-          <w:numId w:val="1078"/>
+          <w:numId w:val="1080"/>
         </w:numPr>
       </w:pPr>
       <w:r>
@@ -17116,8 +17459,8 @@
         <w:t xml:space="preserve">. Live provider verifier 5/5 PASS.</w:t>
       </w:r>
     </w:p>
-    <w:bookmarkEnd w:id="110"/>
-    <w:bookmarkStart w:id="111" w:name="honest-notes-1"/>
+    <w:bookmarkEnd w:id="113"/>
+    <w:bookmarkStart w:id="114" w:name="honest-notes-1"/>
     <w:p>
       <w:pPr>
         <w:pStyle w:val="Heading3"/>
@@ -17131,7 +17474,7 @@
         <w:pStyle w:val="Compact"/>
         <w:numPr>
           <w:ilvl w:val="0"/>
-          <w:numId w:val="1079"/>
+          <w:numId w:val="1081"/>
         </w:numPr>
       </w:pPr>
       <w:r>
@@ -17180,7 +17523,7 @@
         <w:pStyle w:val="Compact"/>
         <w:numPr>
           <w:ilvl w:val="0"/>
-          <w:numId w:val="1079"/>
+          <w:numId w:val="1081"/>
         </w:numPr>
       </w:pPr>
       <w:r>
@@ -17256,9 +17599,9 @@
         <w:t xml:space="preserve">round trip (HTTP 200), recorded in the evidence file.</w:t>
       </w:r>
     </w:p>
-    <w:bookmarkEnd w:id="111"/>
-    <w:bookmarkEnd w:id="112"/>
-    <w:bookmarkStart w:id="116" w:name="X6f75f912364272564da9bd72c339309408e0f52"/>
+    <w:bookmarkEnd w:id="114"/>
+    <w:bookmarkEnd w:id="115"/>
+    <w:bookmarkStart w:id="119" w:name="X6f75f912364272564da9bd72c339309408e0f52"/>
     <w:p>
       <w:pPr>
         <w:pStyle w:val="Heading2"/>
@@ -17267,7 +17610,7 @@
         <w:t xml:space="preserve">v1.2.0 — 2026-06-19 — Z.AI Coding Plan provider alias</w:t>
       </w:r>
     </w:p>
-    <w:bookmarkStart w:id="113" w:name="added-14"/>
+    <w:bookmarkStart w:id="116" w:name="added-14"/>
     <w:p>
       <w:pPr>
         <w:pStyle w:val="Heading3"/>
@@ -17281,7 +17624,7 @@
         <w:pStyle w:val="Compact"/>
         <w:numPr>
           <w:ilvl w:val="0"/>
-          <w:numId w:val="1080"/>
+          <w:numId w:val="1082"/>
         </w:numPr>
       </w:pPr>
       <w:r>
@@ -17333,7 +17676,7 @@
         <w:pStyle w:val="Compact"/>
         <w:numPr>
           <w:ilvl w:val="0"/>
-          <w:numId w:val="1080"/>
+          <w:numId w:val="1082"/>
         </w:numPr>
       </w:pPr>
       <w:r>
@@ -17382,7 +17725,7 @@
         <w:pStyle w:val="Compact"/>
         <w:numPr>
           <w:ilvl w:val="0"/>
-          <w:numId w:val="1080"/>
+          <w:numId w:val="1082"/>
         </w:numPr>
       </w:pPr>
       <w:r>
@@ -17446,7 +17789,7 @@
         <w:pStyle w:val="Compact"/>
         <w:numPr>
           <w:ilvl w:val="0"/>
-          <w:numId w:val="1080"/>
+          <w:numId w:val="1082"/>
         </w:numPr>
       </w:pPr>
       <w:r>
@@ -17465,7 +17808,7 @@
         <w:pStyle w:val="Compact"/>
         <w:numPr>
           <w:ilvl w:val="0"/>
-          <w:numId w:val="1080"/>
+          <w:numId w:val="1082"/>
         </w:numPr>
       </w:pPr>
       <w:r>
@@ -17484,7 +17827,7 @@
         <w:pStyle w:val="Compact"/>
         <w:numPr>
           <w:ilvl w:val="0"/>
-          <w:numId w:val="1080"/>
+          <w:numId w:val="1082"/>
         </w:numPr>
       </w:pPr>
       <w:r>
@@ -17533,7 +17876,7 @@
         <w:pStyle w:val="Compact"/>
         <w:numPr>
           <w:ilvl w:val="0"/>
-          <w:numId w:val="1080"/>
+          <w:numId w:val="1082"/>
         </w:numPr>
       </w:pPr>
       <w:r>
@@ -17562,8 +17905,8 @@
         <w:t xml:space="preserve">as the active default route.</w:t>
       </w:r>
     </w:p>
-    <w:bookmarkEnd w:id="113"/>
-    <w:bookmarkStart w:id="114" w:name="changed-6"/>
+    <w:bookmarkEnd w:id="116"/>
+    <w:bookmarkStart w:id="117" w:name="changed-6"/>
     <w:p>
       <w:pPr>
         <w:pStyle w:val="Heading3"/>
@@ -17577,7 +17920,7 @@
         <w:pStyle w:val="Compact"/>
         <w:numPr>
           <w:ilvl w:val="0"/>
-          <w:numId w:val="1081"/>
+          <w:numId w:val="1083"/>
         </w:numPr>
       </w:pPr>
       <w:r>
@@ -17608,8 +17951,8 @@
         <w:t xml:space="preserve">section for model pinning.</w:t>
       </w:r>
     </w:p>
-    <w:bookmarkEnd w:id="114"/>
-    <w:bookmarkStart w:id="115" w:name="full-test-suite-5"/>
+    <w:bookmarkEnd w:id="117"/>
+    <w:bookmarkStart w:id="118" w:name="full-test-suite-5"/>
     <w:p>
       <w:pPr>
         <w:pStyle w:val="Heading3"/>
@@ -17623,7 +17966,7 @@
         <w:pStyle w:val="Compact"/>
         <w:numPr>
           <w:ilvl w:val="0"/>
-          <w:numId w:val="1082"/>
+          <w:numId w:val="1084"/>
         </w:numPr>
       </w:pPr>
       <w:r>
@@ -17642,9 +17985,9 @@
         <w:t xml:space="preserve">.</w:t>
       </w:r>
     </w:p>
-    <w:bookmarkEnd w:id="115"/>
-    <w:bookmarkEnd w:id="116"/>
-    <w:bookmarkStart w:id="122" w:name="X3eea89613e529bc4636accf1a8153b58db87eca"/>
+    <w:bookmarkEnd w:id="118"/>
+    <w:bookmarkEnd w:id="119"/>
+    <w:bookmarkStart w:id="125" w:name="X3eea89613e529bc4636accf1a8153b58db87eca"/>
     <w:p>
       <w:pPr>
         <w:pStyle w:val="Heading2"/>
@@ -17686,7 +18029,7 @@
         <w:t xml:space="preserve">aliases proven on two hosts and two transports.</w:t>
       </w:r>
     </w:p>
-    <w:bookmarkStart w:id="117" w:name="added-15"/>
+    <w:bookmarkStart w:id="120" w:name="added-15"/>
     <w:p>
       <w:pPr>
         <w:pStyle w:val="Heading3"/>
@@ -17700,7 +18043,7 @@
         <w:pStyle w:val="Compact"/>
         <w:numPr>
           <w:ilvl w:val="0"/>
-          <w:numId w:val="1083"/>
+          <w:numId w:val="1085"/>
         </w:numPr>
       </w:pPr>
       <w:r>
@@ -17811,7 +18154,7 @@
         <w:pStyle w:val="Compact"/>
         <w:numPr>
           <w:ilvl w:val="0"/>
-          <w:numId w:val="1083"/>
+          <w:numId w:val="1085"/>
         </w:numPr>
       </w:pPr>
       <w:r>
@@ -17863,7 +18206,7 @@
         <w:pStyle w:val="Compact"/>
         <w:numPr>
           <w:ilvl w:val="0"/>
-          <w:numId w:val="1083"/>
+          <w:numId w:val="1085"/>
         </w:numPr>
       </w:pPr>
       <w:r>
@@ -17894,7 +18237,7 @@
         <w:pStyle w:val="Compact"/>
         <w:numPr>
           <w:ilvl w:val="1"/>
-          <w:numId w:val="1084"/>
+          <w:numId w:val="1086"/>
         </w:numPr>
       </w:pPr>
       <w:r>
@@ -17945,7 +18288,7 @@
         <w:pStyle w:val="Compact"/>
         <w:numPr>
           <w:ilvl w:val="1"/>
-          <w:numId w:val="1084"/>
+          <w:numId w:val="1086"/>
         </w:numPr>
       </w:pPr>
       <w:r>
@@ -17988,7 +18331,7 @@
         <w:pStyle w:val="Compact"/>
         <w:numPr>
           <w:ilvl w:val="1"/>
-          <w:numId w:val="1084"/>
+          <w:numId w:val="1086"/>
         </w:numPr>
       </w:pPr>
       <w:r>
@@ -18045,7 +18388,7 @@
         <w:pStyle w:val="Compact"/>
         <w:numPr>
           <w:ilvl w:val="1"/>
-          <w:numId w:val="1084"/>
+          <w:numId w:val="1086"/>
         </w:numPr>
       </w:pPr>
       <w:r>
@@ -18066,7 +18409,7 @@
         <w:pStyle w:val="Compact"/>
         <w:numPr>
           <w:ilvl w:val="0"/>
-          <w:numId w:val="1083"/>
+          <w:numId w:val="1085"/>
         </w:numPr>
       </w:pPr>
       <w:r>
@@ -18122,7 +18465,7 @@
         <w:pStyle w:val="Compact"/>
         <w:numPr>
           <w:ilvl w:val="0"/>
-          <w:numId w:val="1083"/>
+          <w:numId w:val="1085"/>
         </w:numPr>
       </w:pPr>
       <w:r>
@@ -18160,8 +18503,8 @@
         <w:t xml:space="preserve">end-to-end alias proofs.</w:t>
       </w:r>
     </w:p>
-    <w:bookmarkEnd w:id="117"/>
-    <w:bookmarkStart w:id="118" w:name="changed-7"/>
+    <w:bookmarkEnd w:id="120"/>
+    <w:bookmarkStart w:id="121" w:name="changed-7"/>
     <w:p>
       <w:pPr>
         <w:pStyle w:val="Heading3"/>
@@ -18175,7 +18518,7 @@
         <w:pStyle w:val="Compact"/>
         <w:numPr>
           <w:ilvl w:val="0"/>
-          <w:numId w:val="1085"/>
+          <w:numId w:val="1087"/>
         </w:numPr>
       </w:pPr>
       <w:r>
@@ -18236,7 +18579,7 @@
         <w:pStyle w:val="Compact"/>
         <w:numPr>
           <w:ilvl w:val="0"/>
-          <w:numId w:val="1085"/>
+          <w:numId w:val="1087"/>
         </w:numPr>
       </w:pPr>
       <w:r>
@@ -18287,7 +18630,7 @@
         <w:pStyle w:val="Compact"/>
         <w:numPr>
           <w:ilvl w:val="0"/>
-          <w:numId w:val="1085"/>
+          <w:numId w:val="1087"/>
         </w:numPr>
       </w:pPr>
       <w:r>
@@ -18319,8 +18662,8 @@
         <w:t xml:space="preserve">(HTML/PDF/DOCX).</w:t>
       </w:r>
     </w:p>
-    <w:bookmarkEnd w:id="118"/>
-    <w:bookmarkStart w:id="119" w:name="X08528e409e6d44ab0933f6ae15548960525d0be"/>
+    <w:bookmarkEnd w:id="121"/>
+    <w:bookmarkStart w:id="122" w:name="X08528e409e6d44ab0933f6ae15548960525d0be"/>
     <w:p>
       <w:pPr>
         <w:pStyle w:val="Heading3"/>
@@ -18334,7 +18677,7 @@
         <w:pStyle w:val="Compact"/>
         <w:numPr>
           <w:ilvl w:val="0"/>
-          <w:numId w:val="1086"/>
+          <w:numId w:val="1088"/>
         </w:numPr>
       </w:pPr>
       <w:r>
@@ -18383,7 +18726,7 @@
         <w:pStyle w:val="Compact"/>
         <w:numPr>
           <w:ilvl w:val="0"/>
-          <w:numId w:val="1086"/>
+          <w:numId w:val="1088"/>
         </w:numPr>
       </w:pPr>
       <w:r>
@@ -18420,7 +18763,7 @@
         <w:pStyle w:val="Compact"/>
         <w:numPr>
           <w:ilvl w:val="0"/>
-          <w:numId w:val="1086"/>
+          <w:numId w:val="1088"/>
         </w:numPr>
       </w:pPr>
       <w:r>
@@ -18448,7 +18791,7 @@
         <w:pStyle w:val="Compact"/>
         <w:numPr>
           <w:ilvl w:val="0"/>
-          <w:numId w:val="1086"/>
+          <w:numId w:val="1088"/>
         </w:numPr>
       </w:pPr>
       <w:r>
@@ -18488,7 +18831,7 @@
         <w:pStyle w:val="Compact"/>
         <w:numPr>
           <w:ilvl w:val="0"/>
-          <w:numId w:val="1086"/>
+          <w:numId w:val="1088"/>
         </w:numPr>
       </w:pPr>
       <w:r>
@@ -18555,7 +18898,7 @@
         <w:pStyle w:val="Compact"/>
         <w:numPr>
           <w:ilvl w:val="0"/>
-          <w:numId w:val="1086"/>
+          <w:numId w:val="1088"/>
         </w:numPr>
       </w:pPr>
       <w:r>
@@ -18593,8 +18936,8 @@
         <w:t xml:space="preserve">cross-account sync-state on isolated provider dirs.</w:t>
       </w:r>
     </w:p>
-    <w:bookmarkEnd w:id="119"/>
-    <w:bookmarkStart w:id="120" w:name="X7b6b31a71aa5e1b1df81413a1880ad3edcce6d6"/>
+    <w:bookmarkEnd w:id="122"/>
+    <w:bookmarkStart w:id="123" w:name="X7b6b31a71aa5e1b1df81413a1880ad3edcce6d6"/>
     <w:p>
       <w:pPr>
         <w:pStyle w:val="Heading3"/>
@@ -18608,7 +18951,7 @@
         <w:pStyle w:val="Compact"/>
         <w:numPr>
           <w:ilvl w:val="0"/>
-          <w:numId w:val="1087"/>
+          <w:numId w:val="1089"/>
         </w:numPr>
       </w:pPr>
       <w:r>
@@ -18636,7 +18979,7 @@
         <w:pStyle w:val="Compact"/>
         <w:numPr>
           <w:ilvl w:val="0"/>
-          <w:numId w:val="1087"/>
+          <w:numId w:val="1089"/>
         </w:numPr>
       </w:pPr>
       <w:r>
@@ -18664,7 +19007,7 @@
         <w:pStyle w:val="Compact"/>
         <w:numPr>
           <w:ilvl w:val="0"/>
-          <w:numId w:val="1087"/>
+          <w:numId w:val="1089"/>
         </w:numPr>
       </w:pPr>
       <w:r>
@@ -18677,8 +19020,8 @@
         <w:t xml:space="preserve">honestly; excluded under "valid users only" but kept fully supported.</w:t>
       </w:r>
     </w:p>
-    <w:bookmarkEnd w:id="120"/>
-    <w:bookmarkStart w:id="121" w:name="safety"/>
+    <w:bookmarkEnd w:id="123"/>
+    <w:bookmarkStart w:id="124" w:name="safety"/>
     <w:p>
       <w:pPr>
         <w:pStyle w:val="Heading3"/>
@@ -18692,7 +19035,7 @@
         <w:pStyle w:val="Compact"/>
         <w:numPr>
           <w:ilvl w:val="0"/>
-          <w:numId w:val="1088"/>
+          <w:numId w:val="1090"/>
         </w:numPr>
       </w:pPr>
       <w:r>
@@ -18743,7 +19086,7 @@
         <w:pStyle w:val="Compact"/>
         <w:numPr>
           <w:ilvl w:val="0"/>
-          <w:numId w:val="1088"/>
+          <w:numId w:val="1090"/>
         </w:numPr>
       </w:pPr>
       <w:r>
@@ -18768,9 +19111,9 @@
         <w:t xml:space="preserve">All published ports bound to loopback.</w:t>
       </w:r>
     </w:p>
-    <w:bookmarkEnd w:id="121"/>
-    <w:bookmarkEnd w:id="122"/>
-    <w:bookmarkStart w:id="123" w:name="X0b5e2b6bb8414853f28cab918f1092cceff261f"/>
+    <w:bookmarkEnd w:id="124"/>
+    <w:bookmarkEnd w:id="125"/>
+    <w:bookmarkStart w:id="126" w:name="X0b5e2b6bb8414853f28cab918f1092cceff261f"/>
     <w:p>
       <w:pPr>
         <w:pStyle w:val="Heading2"/>
@@ -18838,8 +19181,8 @@
         <w:t xml:space="preserve">.</w:t>
       </w:r>
     </w:p>
-    <w:bookmarkEnd w:id="123"/>
-    <w:bookmarkStart w:id="127" w:name="X73f1b74114f5ea30e47358e35fb30d0b7a0161a"/>
+    <w:bookmarkEnd w:id="126"/>
+    <w:bookmarkStart w:id="130" w:name="X73f1b74114f5ea30e47358e35fb30d0b7a0161a"/>
     <w:p>
       <w:pPr>
         <w:pStyle w:val="Heading2"/>
@@ -18848,7 +19191,7 @@
         <w:t xml:space="preserve">v1.6.7 — 2026-06-21 — Poe proxy fix for all aliases</w:t>
       </w:r>
     </w:p>
-    <w:bookmarkStart w:id="124" w:name="fixed-15"/>
+    <w:bookmarkStart w:id="127" w:name="fixed-16"/>
     <w:p>
       <w:pPr>
         <w:pStyle w:val="Heading3"/>
@@ -18862,7 +19205,7 @@
         <w:pStyle w:val="Compact"/>
         <w:numPr>
           <w:ilvl w:val="0"/>
-          <w:numId w:val="1089"/>
+          <w:numId w:val="1091"/>
         </w:numPr>
       </w:pPr>
       <w:r>
@@ -18911,7 +19254,7 @@
         <w:pStyle w:val="Compact"/>
         <w:numPr>
           <w:ilvl w:val="0"/>
-          <w:numId w:val="1089"/>
+          <w:numId w:val="1091"/>
         </w:numPr>
       </w:pPr>
       <w:r>
@@ -18939,7 +19282,7 @@
         <w:pStyle w:val="Compact"/>
         <w:numPr>
           <w:ilvl w:val="0"/>
-          <w:numId w:val="1089"/>
+          <w:numId w:val="1091"/>
         </w:numPr>
       </w:pPr>
       <w:r>
@@ -18953,8 +19296,8 @@
         <w:t xml:space="preserve">: same fix applied</w:t>
       </w:r>
     </w:p>
-    <w:bookmarkEnd w:id="124"/>
-    <w:bookmarkStart w:id="125" w:name="verified-15"/>
+    <w:bookmarkEnd w:id="127"/>
+    <w:bookmarkStart w:id="128" w:name="verified-16"/>
     <w:p>
       <w:pPr>
         <w:pStyle w:val="Heading3"/>
@@ -18968,7 +19311,7 @@
         <w:pStyle w:val="Compact"/>
         <w:numPr>
           <w:ilvl w:val="0"/>
-          <w:numId w:val="1090"/>
+          <w:numId w:val="1092"/>
         </w:numPr>
       </w:pPr>
       <w:r>
@@ -19025,15 +19368,15 @@
         <w:pStyle w:val="Compact"/>
         <w:numPr>
           <w:ilvl w:val="0"/>
-          <w:numId w:val="1090"/>
+          <w:numId w:val="1092"/>
         </w:numPr>
       </w:pPr>
       <w:r>
         <w:t xml:space="preserve">Deployed to both local host and nezha.local</w:t>
       </w:r>
     </w:p>
-    <w:bookmarkEnd w:id="125"/>
-    <w:bookmarkStart w:id="126" w:name="tests-5"/>
+    <w:bookmarkEnd w:id="128"/>
+    <w:bookmarkStart w:id="129" w:name="tests-5"/>
     <w:p>
       <w:pPr>
         <w:pStyle w:val="Heading3"/>
@@ -19047,7 +19390,7 @@
         <w:pStyle w:val="Compact"/>
         <w:numPr>
           <w:ilvl w:val="0"/>
-          <w:numId w:val="1091"/>
+          <w:numId w:val="1093"/>
         </w:numPr>
       </w:pPr>
       <w:r>
@@ -19059,16 +19402,16 @@
         <w:pStyle w:val="Compact"/>
         <w:numPr>
           <w:ilvl w:val="0"/>
-          <w:numId w:val="1091"/>
+          <w:numId w:val="1093"/>
         </w:numPr>
       </w:pPr>
       <w:r>
         <w:t xml:space="preserve">nezha.local: 7/8 (pandoc missing — pre-existing)</w:t>
       </w:r>
     </w:p>
-    <w:bookmarkEnd w:id="126"/>
-    <w:bookmarkEnd w:id="127"/>
-    <w:bookmarkStart w:id="131" w:name="v168--2026-06-21--poe-proxy-gzip-fix"/>
+    <w:bookmarkEnd w:id="129"/>
+    <w:bookmarkEnd w:id="130"/>
+    <w:bookmarkStart w:id="134" w:name="v168--2026-06-21--poe-proxy-gzip-fix"/>
     <w:p>
       <w:pPr>
         <w:pStyle w:val="Heading2"/>
@@ -19077,7 +19420,7 @@
         <w:t xml:space="preserve">v1.6.8 — 2026-06-21 — Poe proxy gzip fix</w:t>
       </w:r>
     </w:p>
-    <w:bookmarkStart w:id="128" w:name="fixed-16"/>
+    <w:bookmarkStart w:id="131" w:name="fixed-17"/>
     <w:p>
       <w:pPr>
         <w:pStyle w:val="Heading3"/>
@@ -19091,7 +19434,7 @@
         <w:pStyle w:val="Compact"/>
         <w:numPr>
           <w:ilvl w:val="0"/>
-          <w:numId w:val="1092"/>
+          <w:numId w:val="1094"/>
         </w:numPr>
       </w:pPr>
       <w:r>
@@ -19120,8 +19463,8 @@
         <w:t xml:space="preserve">UnicodeDecodeError. Added gzip decompression for both success and error responses.</w:t>
       </w:r>
     </w:p>
-    <w:bookmarkEnd w:id="128"/>
-    <w:bookmarkStart w:id="129" w:name="verified-16"/>
+    <w:bookmarkEnd w:id="131"/>
+    <w:bookmarkStart w:id="132" w:name="verified-17"/>
     <w:p>
       <w:pPr>
         <w:pStyle w:val="Heading3"/>
@@ -19135,7 +19478,7 @@
         <w:pStyle w:val="Compact"/>
         <w:numPr>
           <w:ilvl w:val="0"/>
-          <w:numId w:val="1093"/>
+          <w:numId w:val="1095"/>
         </w:numPr>
       </w:pPr>
       <w:r>
@@ -19156,7 +19499,7 @@
         <w:pStyle w:val="Compact"/>
         <w:numPr>
           <w:ilvl w:val="0"/>
-          <w:numId w:val="1093"/>
+          <w:numId w:val="1095"/>
         </w:numPr>
       </w:pPr>
       <w:r>
@@ -19177,7 +19520,7 @@
         <w:pStyle w:val="Compact"/>
         <w:numPr>
           <w:ilvl w:val="0"/>
-          <w:numId w:val="1093"/>
+          <w:numId w:val="1095"/>
         </w:numPr>
       </w:pPr>
       <w:r>
@@ -19193,8 +19536,8 @@
         <w:t xml:space="preserve">(grok-4): ❌ Different error (Grok-4 schema validation, not tools format)</w:t>
       </w:r>
     </w:p>
-    <w:bookmarkEnd w:id="129"/>
-    <w:bookmarkStart w:id="130" w:name="tests-6"/>
+    <w:bookmarkEnd w:id="132"/>
+    <w:bookmarkStart w:id="133" w:name="tests-6"/>
     <w:p>
       <w:pPr>
         <w:pStyle w:val="Heading3"/>
@@ -19208,7 +19551,7 @@
         <w:pStyle w:val="Compact"/>
         <w:numPr>
           <w:ilvl w:val="0"/>
-          <w:numId w:val="1094"/>
+          <w:numId w:val="1096"/>
         </w:numPr>
       </w:pPr>
       <w:r>
@@ -19220,16 +19563,16 @@
         <w:pStyle w:val="Compact"/>
         <w:numPr>
           <w:ilvl w:val="0"/>
-          <w:numId w:val="1094"/>
+          <w:numId w:val="1096"/>
         </w:numPr>
       </w:pPr>
       <w:r>
         <w:t xml:space="preserve">nezha.local: 8/8 ALL GREEN</w:t>
       </w:r>
     </w:p>
-    <w:bookmarkEnd w:id="130"/>
-    <w:bookmarkEnd w:id="131"/>
-    <w:bookmarkStart w:id="135" w:name="X6b73aa0a1c0550d32fa078e70116793f37aa5fa"/>
+    <w:bookmarkEnd w:id="133"/>
+    <w:bookmarkEnd w:id="134"/>
+    <w:bookmarkStart w:id="138" w:name="X6b73aa0a1c0550d32fa078e70116793f37aa5fa"/>
     <w:p>
       <w:pPr>
         <w:pStyle w:val="Heading2"/>
@@ -19238,7 +19581,7 @@
         <w:t xml:space="preserve">v1.6.9 — 2026-06-21 — Poe proxy $ref fix for Grok-4</w:t>
       </w:r>
     </w:p>
-    <w:bookmarkStart w:id="132" w:name="fixed-17"/>
+    <w:bookmarkStart w:id="135" w:name="fixed-18"/>
     <w:p>
       <w:pPr>
         <w:pStyle w:val="Heading3"/>
@@ -19252,7 +19595,7 @@
         <w:pStyle w:val="Compact"/>
         <w:numPr>
           <w:ilvl w:val="0"/>
-          <w:numId w:val="1095"/>
+          <w:numId w:val="1097"/>
         </w:numPr>
       </w:pPr>
       <w:r>
@@ -19377,8 +19720,8 @@
         <w:t xml:space="preserve">.</w:t>
       </w:r>
     </w:p>
-    <w:bookmarkEnd w:id="132"/>
-    <w:bookmarkStart w:id="133" w:name="verified-17"/>
+    <w:bookmarkEnd w:id="135"/>
+    <w:bookmarkStart w:id="136" w:name="verified-18"/>
     <w:p>
       <w:pPr>
         <w:pStyle w:val="Heading3"/>
@@ -19392,7 +19735,7 @@
         <w:pStyle w:val="Compact"/>
         <w:numPr>
           <w:ilvl w:val="0"/>
-          <w:numId w:val="1096"/>
+          <w:numId w:val="1098"/>
         </w:numPr>
       </w:pPr>
       <w:r>
@@ -19413,7 +19756,7 @@
         <w:pStyle w:val="Compact"/>
         <w:numPr>
           <w:ilvl w:val="0"/>
-          <w:numId w:val="1096"/>
+          <w:numId w:val="1098"/>
         </w:numPr>
       </w:pPr>
       <w:r>
@@ -19434,7 +19777,7 @@
         <w:pStyle w:val="Compact"/>
         <w:numPr>
           <w:ilvl w:val="0"/>
-          <w:numId w:val="1096"/>
+          <w:numId w:val="1098"/>
         </w:numPr>
       </w:pPr>
       <w:r>
@@ -19450,8 +19793,8 @@
         <w:t xml:space="preserve">(grok-4): ✅ YES (was failing, now works)</w:t>
       </w:r>
     </w:p>
-    <w:bookmarkEnd w:id="133"/>
-    <w:bookmarkStart w:id="134" w:name="tests-7"/>
+    <w:bookmarkEnd w:id="136"/>
+    <w:bookmarkStart w:id="137" w:name="tests-7"/>
     <w:p>
       <w:pPr>
         <w:pStyle w:val="Heading3"/>
@@ -19465,7 +19808,7 @@
         <w:pStyle w:val="Compact"/>
         <w:numPr>
           <w:ilvl w:val="0"/>
-          <w:numId w:val="1097"/>
+          <w:numId w:val="1099"/>
         </w:numPr>
       </w:pPr>
       <w:r>
@@ -19477,16 +19820,16 @@
         <w:pStyle w:val="Compact"/>
         <w:numPr>
           <w:ilvl w:val="0"/>
-          <w:numId w:val="1097"/>
+          <w:numId w:val="1099"/>
         </w:numPr>
       </w:pPr>
       <w:r>
         <w:t xml:space="preserve">nezha.local: 8/8 ALL GREEN</w:t>
       </w:r>
     </w:p>
-    <w:bookmarkEnd w:id="134"/>
-    <w:bookmarkEnd w:id="135"/>
-    <w:bookmarkStart w:id="140" w:name="X0532de1f3a983780b1972dbb21522315aea09e8"/>
+    <w:bookmarkEnd w:id="137"/>
+    <w:bookmarkEnd w:id="138"/>
+    <w:bookmarkStart w:id="143" w:name="X0532de1f3a983780b1972dbb21522315aea09e8"/>
     <w:p>
       <w:pPr>
         <w:pStyle w:val="Heading2"/>
@@ -19495,7 +19838,7 @@
         <w:t xml:space="preserve">v1.7.0 — 2026-06-22 — Poe proxy complete fix (all aliases verified)</w:t>
       </w:r>
     </w:p>
-    <w:bookmarkStart w:id="136" w:name="fixed-18"/>
+    <w:bookmarkStart w:id="139" w:name="fixed-19"/>
     <w:p>
       <w:pPr>
         <w:pStyle w:val="Heading3"/>
@@ -19509,7 +19852,7 @@
         <w:pStyle w:val="Compact"/>
         <w:numPr>
           <w:ilvl w:val="0"/>
-          <w:numId w:val="1098"/>
+          <w:numId w:val="1100"/>
         </w:numPr>
       </w:pPr>
       <w:r>
@@ -19558,7 +19901,7 @@
         <w:pStyle w:val="Compact"/>
         <w:numPr>
           <w:ilvl w:val="0"/>
-          <w:numId w:val="1098"/>
+          <w:numId w:val="1100"/>
         </w:numPr>
       </w:pPr>
       <w:r>
@@ -19575,8 +19918,8 @@
         <w:t xml:space="preserve">now copies proxy scripts during installation (already in place)</w:t>
       </w:r>
     </w:p>
-    <w:bookmarkEnd w:id="136"/>
-    <w:bookmarkStart w:id="137" w:name="X3ca39d2af9b1c1fc71857ee8467886b3e8dc7f9"/>
+    <w:bookmarkEnd w:id="139"/>
+    <w:bookmarkStart w:id="140" w:name="X3ca39d2af9b1c1fc71857ee8467886b3e8dc7f9"/>
     <w:p>
       <w:pPr>
         <w:pStyle w:val="Heading3"/>
@@ -19590,7 +19933,7 @@
         <w:pStyle w:val="Compact"/>
         <w:numPr>
           <w:ilvl w:val="0"/>
-          <w:numId w:val="1099"/>
+          <w:numId w:val="1101"/>
         </w:numPr>
       </w:pPr>
       <w:r>
@@ -19611,7 +19954,7 @@
         <w:pStyle w:val="Compact"/>
         <w:numPr>
           <w:ilvl w:val="0"/>
-          <w:numId w:val="1099"/>
+          <w:numId w:val="1101"/>
         </w:numPr>
       </w:pPr>
       <w:r>
@@ -19632,7 +19975,7 @@
         <w:pStyle w:val="Compact"/>
         <w:numPr>
           <w:ilvl w:val="0"/>
-          <w:numId w:val="1099"/>
+          <w:numId w:val="1101"/>
         </w:numPr>
       </w:pPr>
       <w:r>
@@ -19648,8 +19991,8 @@
         <w:t xml:space="preserve">(grok-4): ✅ YES</w:t>
       </w:r>
     </w:p>
-    <w:bookmarkEnd w:id="137"/>
-    <w:bookmarkStart w:id="138" w:name="root-cause-analysis-1"/>
+    <w:bookmarkEnd w:id="140"/>
+    <w:bookmarkStart w:id="141" w:name="root-cause-analysis-1"/>
     <w:p>
       <w:pPr>
         <w:pStyle w:val="Heading3"/>
@@ -19671,7 +20014,7 @@
         <w:pStyle w:val="Compact"/>
         <w:numPr>
           <w:ilvl w:val="0"/>
-          <w:numId w:val="1100"/>
+          <w:numId w:val="1102"/>
         </w:numPr>
       </w:pPr>
       <w:r>
@@ -19693,7 +20036,7 @@
         <w:pStyle w:val="Compact"/>
         <w:numPr>
           <w:ilvl w:val="0"/>
-          <w:numId w:val="1100"/>
+          <w:numId w:val="1102"/>
         </w:numPr>
       </w:pPr>
       <w:r>
@@ -19715,7 +20058,7 @@
         <w:pStyle w:val="Compact"/>
         <w:numPr>
           <w:ilvl w:val="0"/>
-          <w:numId w:val="1100"/>
+          <w:numId w:val="1102"/>
         </w:numPr>
       </w:pPr>
       <w:r>
@@ -19740,8 +20083,8 @@
         <w:t xml:space="preserve">All three fixed and verified.</w:t>
       </w:r>
     </w:p>
-    <w:bookmarkEnd w:id="138"/>
-    <w:bookmarkStart w:id="139" w:name="tests-8"/>
+    <w:bookmarkEnd w:id="141"/>
+    <w:bookmarkStart w:id="142" w:name="tests-8"/>
     <w:p>
       <w:pPr>
         <w:pStyle w:val="Heading3"/>
@@ -19755,7 +20098,7 @@
         <w:pStyle w:val="Compact"/>
         <w:numPr>
           <w:ilvl w:val="0"/>
-          <w:numId w:val="1101"/>
+          <w:numId w:val="1103"/>
         </w:numPr>
       </w:pPr>
       <w:r>
@@ -19767,16 +20110,16 @@
         <w:pStyle w:val="Compact"/>
         <w:numPr>
           <w:ilvl w:val="0"/>
-          <w:numId w:val="1101"/>
+          <w:numId w:val="1103"/>
         </w:numPr>
       </w:pPr>
       <w:r>
         <w:t xml:space="preserve">nezha.local: 8/8 ALL GREEN</w:t>
       </w:r>
     </w:p>
-    <w:bookmarkEnd w:id="139"/>
-    <w:bookmarkEnd w:id="140"/>
-    <w:bookmarkStart w:id="144" w:name="X6c14826a40db1917917c574b9e01f7f6d201b77"/>
+    <w:bookmarkEnd w:id="142"/>
+    <w:bookmarkEnd w:id="143"/>
+    <w:bookmarkStart w:id="147" w:name="X6c14826a40db1917917c574b9e01f7f6d201b77"/>
     <w:p>
       <w:pPr>
         <w:pStyle w:val="Heading2"/>
@@ -19785,7 +20128,7 @@
         <w:t xml:space="preserve">v1.7.1 — 2026-06-22 — Full validation + release</w:t>
       </w:r>
     </w:p>
-    <w:bookmarkStart w:id="141" w:name="fixed-19"/>
+    <w:bookmarkStart w:id="144" w:name="fixed-20"/>
     <w:p>
       <w:pPr>
         <w:pStyle w:val="Heading3"/>
@@ -19799,7 +20142,7 @@
         <w:pStyle w:val="Compact"/>
         <w:numPr>
           <w:ilvl w:val="0"/>
-          <w:numId w:val="1102"/>
+          <w:numId w:val="1104"/>
         </w:numPr>
       </w:pPr>
       <w:r>
@@ -19851,7 +20194,7 @@
         <w:pStyle w:val="Compact"/>
         <w:numPr>
           <w:ilvl w:val="0"/>
-          <w:numId w:val="1102"/>
+          <w:numId w:val="1104"/>
         </w:numPr>
       </w:pPr>
       <w:r>
@@ -19903,7 +20246,7 @@
         <w:pStyle w:val="Compact"/>
         <w:numPr>
           <w:ilvl w:val="0"/>
-          <w:numId w:val="1102"/>
+          <w:numId w:val="1104"/>
         </w:numPr>
       </w:pPr>
       <w:r>
@@ -19935,8 +20278,8 @@
         <w:t xml:space="preserve">subshell with safe indirect expansion</w:t>
       </w:r>
     </w:p>
-    <w:bookmarkEnd w:id="141"/>
-    <w:bookmarkStart w:id="142" w:name="tests-9"/>
+    <w:bookmarkEnd w:id="144"/>
+    <w:bookmarkStart w:id="145" w:name="tests-9"/>
     <w:p>
       <w:pPr>
         <w:pStyle w:val="Heading3"/>
@@ -19950,7 +20293,7 @@
         <w:pStyle w:val="Compact"/>
         <w:numPr>
           <w:ilvl w:val="0"/>
-          <w:numId w:val="1103"/>
+          <w:numId w:val="1105"/>
         </w:numPr>
       </w:pPr>
       <w:r>
@@ -19978,15 +20321,15 @@
         <w:pStyle w:val="Compact"/>
         <w:numPr>
           <w:ilvl w:val="0"/>
-          <w:numId w:val="1103"/>
+          <w:numId w:val="1105"/>
         </w:numPr>
       </w:pPr>
       <w:r>
         <w:t xml:space="preserve">nezha.local: 8/9 (export fails — pandoc missing)</w:t>
       </w:r>
     </w:p>
-    <w:bookmarkEnd w:id="142"/>
-    <w:bookmarkStart w:id="143" w:name="release"/>
+    <w:bookmarkEnd w:id="145"/>
+    <w:bookmarkStart w:id="146" w:name="release"/>
     <w:p>
       <w:pPr>
         <w:pStyle w:val="Heading3"/>
@@ -20000,154 +20343,154 @@
         <w:pStyle w:val="Compact"/>
         <w:numPr>
           <w:ilvl w:val="0"/>
-          <w:numId w:val="1104"/>
+          <w:numId w:val="1106"/>
         </w:numPr>
       </w:pPr>
       <w:r>
         <w:t xml:space="preserve">v1.7.1 — pushed to github, gitlab, gitflic, gitverse</w:t>
-      </w:r>
-    </w:p>
-    <w:bookmarkEnd w:id="143"/>
-    <w:bookmarkEnd w:id="144"/>
-    <w:bookmarkStart w:id="147" w:name="Xd6116881a80b8b1f65daf8a421c09304e0b327e"/>
-    <w:p>
-      <w:pPr>
-        <w:pStyle w:val="Heading2"/>
-      </w:pPr>
-      <w:r>
-        <w:t xml:space="preserve">v1.7.2 — 2026-06-22 — Claude alias verification, full release</w:t>
-      </w:r>
-    </w:p>
-    <w:bookmarkStart w:id="145" w:name="added-16"/>
-    <w:p>
-      <w:pPr>
-        <w:pStyle w:val="Heading3"/>
-      </w:pPr>
-      <w:r>
-        <w:t xml:space="preserve">Added</w:t>
-      </w:r>
-    </w:p>
-    <w:p>
-      <w:pPr>
-        <w:pStyle w:val="Compact"/>
-        <w:numPr>
-          <w:ilvl w:val="0"/>
-          <w:numId w:val="1105"/>
-        </w:numPr>
-      </w:pPr>
-      <w:r>
-        <w:rPr>
-          <w:b/>
-          <w:bCs/>
-        </w:rPr>
-        <w:t xml:space="preserve">Claude alias verification</w:t>
-      </w:r>
-      <w:r>
-        <w:t xml:space="preserve"> </w:t>
-      </w:r>
-      <w:r>
-        <w:t xml:space="preserve">in verify_aliases_live.sh — tests claude1/2/3</w:t>
-      </w:r>
-      <w:r>
-        <w:t xml:space="preserve"> </w:t>
-      </w:r>
-      <w:r>
-        <w:t xml:space="preserve">alongside provider aliases</w:t>
-      </w:r>
-    </w:p>
-    <w:p>
-      <w:pPr>
-        <w:pStyle w:val="Compact"/>
-        <w:numPr>
-          <w:ilvl w:val="0"/>
-          <w:numId w:val="1105"/>
-        </w:numPr>
-      </w:pPr>
-      <w:r>
-        <w:rPr>
-          <w:b/>
-          <w:bCs/>
-        </w:rPr>
-        <w:t xml:space="preserve">TOON tested</w:t>
-      </w:r>
-      <w:r>
-        <w:t xml:space="preserve"> </w:t>
-      </w:r>
-      <w:r>
-        <w:t xml:space="preserve">on all aliases — verified working</w:t>
-      </w:r>
-    </w:p>
-    <w:bookmarkEnd w:id="145"/>
-    <w:bookmarkStart w:id="146" w:name="tests-10"/>
-    <w:p>
-      <w:pPr>
-        <w:pStyle w:val="Heading3"/>
-      </w:pPr>
-      <w:r>
-        <w:t xml:space="preserve">Tests</w:t>
-      </w:r>
-    </w:p>
-    <w:p>
-      <w:pPr>
-        <w:pStyle w:val="Compact"/>
-        <w:numPr>
-          <w:ilvl w:val="0"/>
-          <w:numId w:val="1106"/>
-        </w:numPr>
-      </w:pPr>
-      <w:r>
-        <w:t xml:space="preserve">Local:</w:t>
-      </w:r>
-      <w:r>
-        <w:t xml:space="preserve"> </w:t>
-      </w:r>
-      <w:r>
-        <w:rPr>
-          <w:b/>
-          <w:bCs/>
-        </w:rPr>
-        <w:t xml:space="preserve">9/9 ALL GREEN</w:t>
-      </w:r>
-    </w:p>
-    <w:p>
-      <w:pPr>
-        <w:pStyle w:val="Compact"/>
-        <w:numPr>
-          <w:ilvl w:val="0"/>
-          <w:numId w:val="1106"/>
-        </w:numPr>
-      </w:pPr>
-      <w:r>
-        <w:t xml:space="preserve">nezha.local: 8/9 (pandoc missing)</w:t>
-      </w:r>
-    </w:p>
-    <w:p>
-      <w:pPr>
-        <w:pStyle w:val="Compact"/>
-        <w:numPr>
-          <w:ilvl w:val="0"/>
-          <w:numId w:val="1106"/>
-        </w:numPr>
-      </w:pPr>
-      <w:r>
-        <w:t xml:space="preserve">All claude1/2/3: ✅ OK</w:t>
-      </w:r>
-    </w:p>
-    <w:p>
-      <w:pPr>
-        <w:pStyle w:val="Compact"/>
-        <w:numPr>
-          <w:ilvl w:val="0"/>
-          <w:numId w:val="1106"/>
-        </w:numPr>
-      </w:pPr>
-      <w:r>
-        <w:t xml:space="preserve">All provider aliases: verified</w:t>
       </w:r>
     </w:p>
     <w:bookmarkEnd w:id="146"/>
     <w:bookmarkEnd w:id="147"/>
+    <w:bookmarkStart w:id="150" w:name="Xd6116881a80b8b1f65daf8a421c09304e0b327e"/>
+    <w:p>
+      <w:pPr>
+        <w:pStyle w:val="Heading2"/>
+      </w:pPr>
+      <w:r>
+        <w:t xml:space="preserve">v1.7.2 — 2026-06-22 — Claude alias verification, full release</w:t>
+      </w:r>
+    </w:p>
+    <w:bookmarkStart w:id="148" w:name="added-16"/>
+    <w:p>
+      <w:pPr>
+        <w:pStyle w:val="Heading3"/>
+      </w:pPr>
+      <w:r>
+        <w:t xml:space="preserve">Added</w:t>
+      </w:r>
+    </w:p>
+    <w:p>
+      <w:pPr>
+        <w:pStyle w:val="Compact"/>
+        <w:numPr>
+          <w:ilvl w:val="0"/>
+          <w:numId w:val="1107"/>
+        </w:numPr>
+      </w:pPr>
+      <w:r>
+        <w:rPr>
+          <w:b/>
+          <w:bCs/>
+        </w:rPr>
+        <w:t xml:space="preserve">Claude alias verification</w:t>
+      </w:r>
+      <w:r>
+        <w:t xml:space="preserve"> </w:t>
+      </w:r>
+      <w:r>
+        <w:t xml:space="preserve">in verify_aliases_live.sh — tests claude1/2/3</w:t>
+      </w:r>
+      <w:r>
+        <w:t xml:space="preserve"> </w:t>
+      </w:r>
+      <w:r>
+        <w:t xml:space="preserve">alongside provider aliases</w:t>
+      </w:r>
+    </w:p>
+    <w:p>
+      <w:pPr>
+        <w:pStyle w:val="Compact"/>
+        <w:numPr>
+          <w:ilvl w:val="0"/>
+          <w:numId w:val="1107"/>
+        </w:numPr>
+      </w:pPr>
+      <w:r>
+        <w:rPr>
+          <w:b/>
+          <w:bCs/>
+        </w:rPr>
+        <w:t xml:space="preserve">TOON tested</w:t>
+      </w:r>
+      <w:r>
+        <w:t xml:space="preserve"> </w:t>
+      </w:r>
+      <w:r>
+        <w:t xml:space="preserve">on all aliases — verified working</w:t>
+      </w:r>
+    </w:p>
     <w:bookmarkEnd w:id="148"/>
+    <w:bookmarkStart w:id="149" w:name="tests-10"/>
+    <w:p>
+      <w:pPr>
+        <w:pStyle w:val="Heading3"/>
+      </w:pPr>
+      <w:r>
+        <w:t xml:space="preserve">Tests</w:t>
+      </w:r>
+    </w:p>
+    <w:p>
+      <w:pPr>
+        <w:pStyle w:val="Compact"/>
+        <w:numPr>
+          <w:ilvl w:val="0"/>
+          <w:numId w:val="1108"/>
+        </w:numPr>
+      </w:pPr>
+      <w:r>
+        <w:t xml:space="preserve">Local:</w:t>
+      </w:r>
+      <w:r>
+        <w:t xml:space="preserve"> </w:t>
+      </w:r>
+      <w:r>
+        <w:rPr>
+          <w:b/>
+          <w:bCs/>
+        </w:rPr>
+        <w:t xml:space="preserve">9/9 ALL GREEN</w:t>
+      </w:r>
+    </w:p>
+    <w:p>
+      <w:pPr>
+        <w:pStyle w:val="Compact"/>
+        <w:numPr>
+          <w:ilvl w:val="0"/>
+          <w:numId w:val="1108"/>
+        </w:numPr>
+      </w:pPr>
+      <w:r>
+        <w:t xml:space="preserve">nezha.local: 8/9 (pandoc missing)</w:t>
+      </w:r>
+    </w:p>
+    <w:p>
+      <w:pPr>
+        <w:pStyle w:val="Compact"/>
+        <w:numPr>
+          <w:ilvl w:val="0"/>
+          <w:numId w:val="1108"/>
+        </w:numPr>
+      </w:pPr>
+      <w:r>
+        <w:t xml:space="preserve">All claude1/2/3: ✅ OK</w:t>
+      </w:r>
+    </w:p>
+    <w:p>
+      <w:pPr>
+        <w:pStyle w:val="Compact"/>
+        <w:numPr>
+          <w:ilvl w:val="0"/>
+          <w:numId w:val="1108"/>
+        </w:numPr>
+      </w:pPr>
+      <w:r>
+        <w:t xml:space="preserve">All provider aliases: verified</w:t>
+      </w:r>
+    </w:p>
+    <w:bookmarkEnd w:id="149"/>
+    <w:bookmarkEnd w:id="150"/>
+    <w:bookmarkEnd w:id="151"/>
     <w:sectPr>
       <w:footnotePr>
         <w:numRestart w:val="eachSect"/>
@@ -20561,6 +20904,12 @@
     <w:abstractNumId w:val="991"/>
   </w:num>
   <w:num w:numId="1038">
+    <w:abstractNumId w:val="991"/>
+  </w:num>
+  <w:num w:numId="1039">
+    <w:abstractNumId w:val="991"/>
+  </w:num>
+  <w:num w:numId="1040">
     <w:abstractNumId w:val="99411"/>
     <w:lvlOverride w:ilvl="0">
       <w:startOverride w:val="1"/>
@@ -20589,12 +20938,6 @@
     <w:lvlOverride w:ilvl="8">
       <w:startOverride w:val="1"/>
     </w:lvlOverride>
-  </w:num>
-  <w:num w:numId="1039">
-    <w:abstractNumId w:val="991"/>
-  </w:num>
-  <w:num w:numId="1040">
-    <w:abstractNumId w:val="991"/>
   </w:num>
   <w:num w:numId="1041">
     <w:abstractNumId w:val="991"/>
@@ -20681,6 +21024,12 @@
     <w:abstractNumId w:val="991"/>
   </w:num>
   <w:num w:numId="1069">
+    <w:abstractNumId w:val="991"/>
+  </w:num>
+  <w:num w:numId="1070">
+    <w:abstractNumId w:val="991"/>
+  </w:num>
+  <w:num w:numId="1071">
     <w:abstractNumId w:val="99411"/>
     <w:lvlOverride w:ilvl="0">
       <w:startOverride w:val="1"/>
@@ -20709,12 +21058,6 @@
     <w:lvlOverride w:ilvl="8">
       <w:startOverride w:val="1"/>
     </w:lvlOverride>
-  </w:num>
-  <w:num w:numId="1070">
-    <w:abstractNumId w:val="991"/>
-  </w:num>
-  <w:num w:numId="1071">
-    <w:abstractNumId w:val="991"/>
   </w:num>
   <w:num w:numId="1072">
     <w:abstractNumId w:val="991"/>
@@ -20801,6 +21144,12 @@
     <w:abstractNumId w:val="991"/>
   </w:num>
   <w:num w:numId="1100">
+    <w:abstractNumId w:val="991"/>
+  </w:num>
+  <w:num w:numId="1101">
+    <w:abstractNumId w:val="991"/>
+  </w:num>
+  <w:num w:numId="1102">
     <w:abstractNumId w:val="99411"/>
     <w:lvlOverride w:ilvl="0">
       <w:startOverride w:val="1"/>
@@ -20830,12 +21179,6 @@
       <w:startOverride w:val="1"/>
     </w:lvlOverride>
   </w:num>
-  <w:num w:numId="1101">
-    <w:abstractNumId w:val="991"/>
-  </w:num>
-  <w:num w:numId="1102">
-    <w:abstractNumId w:val="991"/>
-  </w:num>
   <w:num w:numId="1103">
     <w:abstractNumId w:val="991"/>
   </w:num>
@@ -20846,6 +21189,12 @@
     <w:abstractNumId w:val="991"/>
   </w:num>
   <w:num w:numId="1106">
+    <w:abstractNumId w:val="991"/>
+  </w:num>
+  <w:num w:numId="1107">
+    <w:abstractNumId w:val="991"/>
+  </w:num>
+  <w:num w:numId="1108">
     <w:abstractNumId w:val="991"/>
   </w:num>
 </w:numbering>

--- a/CHANGELOG.docx
+++ b/CHANGELOG.docx
@@ -28,7 +28,7 @@
         </w:p>
       </w:sdtContent>
     </w:sdt>
-    <w:bookmarkStart w:id="151" w:name="changelog"/>
+    <w:bookmarkStart w:id="154" w:name="changelog"/>
     <w:p>
       <w:pPr>
         <w:pStyle w:val="Heading1"/>
@@ -45,21 +45,13 @@
         <w:t xml:space="preserve">All notable changes to the Claude multi-account toolkit.</w:t>
       </w:r>
     </w:p>
-    <w:bookmarkStart w:id="11" w:name="Xf1ddbc6895bb6ec41496455d91f8080d353abfa"/>
+    <w:bookmarkStart w:id="11" w:name="Xcb97734b604fc51f506e91e93ae8ba03cf2846e"/>
     <w:p>
       <w:pPr>
         <w:pStyle w:val="Heading2"/>
       </w:pPr>
       <w:r>
-        <w:t xml:space="preserve">v1.9.1 — 2026-06-29 — CLAUDE_BIN resolves across per-host install locations</w:t>
-      </w:r>
-    </w:p>
-    <w:p>
-      <w:pPr>
-        <w:pStyle w:val="FirstParagraph"/>
-      </w:pPr>
-      <w:r>
-        <w:t xml:space="preserve">A patch found during the live multi-host rollout of v1.9.0.</w:t>
+        <w:t xml:space="preserve">v1.9.2 — 2026-06-29 — Hermetic CLAUDE_BIN resolver test</w:t>
       </w:r>
     </w:p>
     <w:bookmarkStart w:id="9" w:name="fixed"/>
@@ -81,53 +73,107 @@
       </w:pPr>
       <w:r>
         <w:rPr>
-          <w:b/>
-          <w:bCs/>
-        </w:rPr>
-        <w:t xml:space="preserve">Alias launches failed where claude was installed outside</w:t>
-      </w:r>
-      <w:r>
-        <w:rPr>
-          <w:b/>
-          <w:bCs/>
-        </w:rPr>
-        <w:t xml:space="preserve"> </w:t>
-      </w:r>
-      <w:r>
-        <w:rPr>
-          <w:rStyle w:val="VerbatimChar"/>
-          <w:b/>
-          <w:bCs/>
-        </w:rPr>
-        <w:t xml:space="preserve">~/.local/bin</w:t>
-      </w:r>
-      <w:r>
-        <w:rPr>
-          <w:b/>
-          <w:bCs/>
-        </w:rPr>
-        <w:t xml:space="preserve">.</w:t>
-      </w:r>
-      <w:r>
-        <w:t xml:space="preserve"> </w:t>
-      </w:r>
-      <w:r>
-        <w:rPr>
-          <w:rStyle w:val="VerbatimChar"/>
-        </w:rPr>
-        <w:t xml:space="preserve">npm i -g @anthropic-ai/claude-code</w:t>
-      </w:r>
-      <w:r>
-        <w:t xml:space="preserve"> </w:t>
-      </w:r>
-      <w:r>
-        <w:t xml:space="preserve">lands in different prefixes per host</w:t>
-      </w:r>
-      <w:r>
-        <w:t xml:space="preserve"> </w:t>
-      </w:r>
-      <w:r>
-        <w:t xml:space="preserve">(</w:t>
+          <w:rStyle w:val="VerbatimChar"/>
+          <w:b/>
+          <w:bCs/>
+        </w:rPr>
+        <w:t xml:space="preserve">test_coverage.sh</w:t>
+      </w:r>
+      <w:r>
+        <w:rPr>
+          <w:b/>
+          <w:bCs/>
+        </w:rPr>
+        <w:t xml:space="preserve"> </w:t>
+      </w:r>
+      <w:r>
+        <w:rPr>
+          <w:b/>
+          <w:bCs/>
+        </w:rPr>
+        <w:t xml:space="preserve">B7 "fallback when nowhere" was not hermetic</w:t>
+      </w:r>
+      <w:r>
+        <w:t xml:space="preserve"> </w:t>
+      </w:r>
+      <w:r>
+        <w:t xml:space="preserve">and failed</w:t>
+      </w:r>
+      <w:r>
+        <w:t xml:space="preserve"> </w:t>
+      </w:r>
+      <w:r>
+        <w:t xml:space="preserve">on hosts that have a real</w:t>
+      </w:r>
+      <w:r>
+        <w:t xml:space="preserve"> </w:t>
+      </w:r>
+      <w:r>
+        <w:rPr>
+          <w:rStyle w:val="VerbatimChar"/>
+        </w:rPr>
+        <w:t xml:space="preserve">/usr/local/bin/claude</w:t>
+      </w:r>
+      <w:r>
+        <w:t xml:space="preserve"> </w:t>
+      </w:r>
+      <w:r>
+        <w:t xml:space="preserve">(caught live on</w:t>
+      </w:r>
+      <w:r>
+        <w:t xml:space="preserve"> </w:t>
+      </w:r>
+      <w:r>
+        <w:t xml:space="preserve">thinker.local): the resolver</w:t>
+      </w:r>
+      <w:r>
+        <w:t xml:space="preserve"> </w:t>
+      </w:r>
+      <w:r>
+        <w:rPr>
+          <w:i/>
+          <w:iCs/>
+        </w:rPr>
+        <w:t xml:space="preserve">correctly</w:t>
+      </w:r>
+      <w:r>
+        <w:t xml:space="preserve"> </w:t>
+      </w:r>
+      <w:r>
+        <w:t xml:space="preserve">returns the system claude there, but</w:t>
+      </w:r>
+      <w:r>
+        <w:t xml:space="preserve"> </w:t>
+      </w:r>
+      <w:r>
+        <w:t xml:space="preserve">the test wrongly assumed "claude nowhere" was achievable under a sandboxed</w:t>
+      </w:r>
+      <w:r>
+        <w:t xml:space="preserve"> </w:t>
+      </w:r>
+      <w:r>
+        <w:t xml:space="preserve">HOME/PATH (it can't mask absolute system paths). Dropped that one assertion;</w:t>
+      </w:r>
+      <w:r>
+        <w:t xml:space="preserve"> </w:t>
+      </w:r>
+      <w:r>
+        <w:t xml:space="preserve">the load-bearing discovery cases (explicit</w:t>
+      </w:r>
+      <w:r>
+        <w:t xml:space="preserve"> </w:t>
+      </w:r>
+      <w:r>
+        <w:rPr>
+          <w:rStyle w:val="VerbatimChar"/>
+        </w:rPr>
+        <w:t xml:space="preserve">CLAUDE_BIN</w:t>
+      </w:r>
+      <w:r>
+        <w:t xml:space="preserve">,</w:t>
+      </w:r>
+      <w:r>
+        <w:t xml:space="preserve"> </w:t>
       </w:r>
       <w:r>
         <w:rPr>
@@ -136,157 +182,10 @@
         <w:t xml:space="preserve">~/.npm-global/bin</w:t>
       </w:r>
       <w:r>
-        <w:t xml:space="preserve">, Homebrew,</w:t>
-      </w:r>
-      <w:r>
-        <w:t xml:space="preserve"> </w:t>
-      </w:r>
-      <w:r>
-        <w:rPr>
-          <w:rStyle w:val="VerbatimChar"/>
-        </w:rPr>
-        <w:t xml:space="preserve">~/.local/bin</w:t>
-      </w:r>
-      <w:r>
-        <w:t xml:space="preserve">); the toolkit's fixed</w:t>
-      </w:r>
-      <w:r>
-        <w:t xml:space="preserve"> </w:t>
-      </w:r>
-      <w:r>
-        <w:rPr>
-          <w:rStyle w:val="VerbatimChar"/>
-        </w:rPr>
-        <w:t xml:space="preserve">CLAUDE_BIN</w:t>
-      </w:r>
-      <w:r>
-        <w:t xml:space="preserve"> </w:t>
-      </w:r>
-      <w:r>
-        <w:t xml:space="preserve">default mis-pointed on those hosts, so every</w:t>
-      </w:r>
-      <w:r>
-        <w:t xml:space="preserve"> </w:t>
-      </w:r>
-      <w:r>
-        <w:rPr>
-          <w:rStyle w:val="VerbatimChar"/>
-        </w:rPr>
-        <w:t xml:space="preserve">claudeN</w:t>
-      </w:r>
-      <w:r>
-        <w:t xml:space="preserve">/provider</w:t>
-      </w:r>
-      <w:r>
-        <w:t xml:space="preserve"> </w:t>
-      </w:r>
-      <w:r>
-        <w:t xml:space="preserve">launch failed "No such file or directory" (amber.local needed a manual symlink</w:t>
-      </w:r>
-      <w:r>
-        <w:t xml:space="preserve"> </w:t>
-      </w:r>
-      <w:r>
-        <w:t xml:space="preserve">to work).</w:t>
-      </w:r>
-      <w:r>
-        <w:t xml:space="preserve"> </w:t>
-      </w:r>
-      <w:r>
-        <w:rPr>
-          <w:rStyle w:val="VerbatimChar"/>
-        </w:rPr>
-        <w:t xml:space="preserve">cma_resolve_claude_bin</w:t>
-      </w:r>
-      <w:r>
-        <w:t xml:space="preserve"> </w:t>
-      </w:r>
-      <w:r>
-        <w:t xml:space="preserve">now prefers an explicit</w:t>
-      </w:r>
-      <w:r>
-        <w:t xml:space="preserve"> </w:t>
-      </w:r>
-      <w:r>
-        <w:rPr>
-          <w:rStyle w:val="VerbatimChar"/>
-        </w:rPr>
-        <w:t xml:space="preserve">CLAUDE_BIN</w:t>
-      </w:r>
-      <w:r>
-        <w:t xml:space="preserve">, then</w:t>
-      </w:r>
-      <w:r>
-        <w:t xml:space="preserve"> </w:t>
-      </w:r>
-      <w:r>
-        <w:rPr>
-          <w:rStyle w:val="VerbatimChar"/>
-        </w:rPr>
-        <w:t xml:space="preserve">$PATH</w:t>
-      </w:r>
-      <w:r>
-        <w:t xml:space="preserve">, then the known locations (</w:t>
-      </w:r>
-      <w:r>
-        <w:rPr>
-          <w:rStyle w:val="VerbatimChar"/>
-        </w:rPr>
-        <w:t xml:space="preserve">~/.local/bin</w:t>
-      </w:r>
-      <w:r>
-        <w:t xml:space="preserve">,</w:t>
-      </w:r>
-      <w:r>
-        <w:t xml:space="preserve"> </w:t>
-      </w:r>
-      <w:r>
-        <w:rPr>
-          <w:rStyle w:val="VerbatimChar"/>
-        </w:rPr>
-        <w:t xml:space="preserve">~/.npm-global/bin</w:t>
-      </w:r>
-      <w:r>
-        <w:t xml:space="preserve">,</w:t>
-      </w:r>
-      <w:r>
-        <w:t xml:space="preserve"> </w:t>
-      </w:r>
-      <w:r>
-        <w:rPr>
-          <w:rStyle w:val="VerbatimChar"/>
-        </w:rPr>
-        <w:t xml:space="preserve">/opt/homebrew/bin</w:t>
-      </w:r>
-      <w:r>
-        <w:t xml:space="preserve">,</w:t>
-      </w:r>
-      <w:r>
-        <w:t xml:space="preserve"> </w:t>
-      </w:r>
-      <w:r>
-        <w:rPr>
-          <w:rStyle w:val="VerbatimChar"/>
-        </w:rPr>
-        <w:t xml:space="preserve">/usr/local/bin</w:t>
-      </w:r>
-      <w:r>
-        <w:t xml:space="preserve">), with a</w:t>
-      </w:r>
-      <w:r>
-        <w:t xml:space="preserve"> </w:t>
-      </w:r>
-      <w:r>
-        <w:rPr>
-          <w:rStyle w:val="VerbatimChar"/>
-        </w:rPr>
-        <w:t xml:space="preserve">~/.local/bin</w:t>
-      </w:r>
-      <w:r>
-        <w:t xml:space="preserve"> </w:t>
-      </w:r>
-      <w:r>
-        <w:t xml:space="preserve">fallback.</w:t>
+        <w:t xml:space="preserve"> </w:t>
+      </w:r>
+      <w:r>
+        <w:t xml:space="preserve">discovery) stay covered. Runtime behavior unchanged.</w:t>
       </w:r>
     </w:p>
     <w:bookmarkEnd w:id="9"/>
@@ -318,82 +217,372 @@
           <w:b/>
           <w:bCs/>
         </w:rPr>
-        <w:t xml:space="preserve">14/14 green</w:t>
-      </w:r>
-      <w:r>
-        <w:t xml:space="preserve">;</w:t>
-      </w:r>
-      <w:r>
-        <w:t xml:space="preserve"> </w:t>
-      </w:r>
-      <w:r>
-        <w:rPr>
-          <w:b/>
-          <w:bCs/>
-        </w:rPr>
-        <w:t xml:space="preserve">shellcheck 0</w:t>
-      </w:r>
-      <w:r>
-        <w:t xml:space="preserve">.</w:t>
-      </w:r>
-      <w:r>
-        <w:t xml:space="preserve"> </w:t>
-      </w:r>
-      <w:r>
-        <w:rPr>
-          <w:rStyle w:val="VerbatimChar"/>
-        </w:rPr>
-        <w:t xml:space="preserve">test_coverage.sh</w:t>
-      </w:r>
-      <w:r>
-        <w:t xml:space="preserve"> </w:t>
-      </w:r>
-      <w:r>
-        <w:t xml:space="preserve">B7 covers explicit</w:t>
-      </w:r>
-      <w:r>
-        <w:t xml:space="preserve"> </w:t>
-      </w:r>
-      <w:r>
-        <w:t xml:space="preserve">/ npm-global / fallback resolution. v1.9.0's auto-session naming confirmed</w:t>
-      </w:r>
-      <w:r>
-        <w:t xml:space="preserve"> </w:t>
-      </w:r>
-      <w:r>
-        <w:t xml:space="preserve">installed +</w:t>
-      </w:r>
-      <w:r>
-        <w:t xml:space="preserve"> </w:t>
-      </w:r>
-      <w:r>
-        <w:rPr>
-          <w:b/>
-          <w:bCs/>
-        </w:rPr>
-        <w:t xml:space="preserve">live-validated</w:t>
-      </w:r>
-      <w:r>
-        <w:t xml:space="preserve"> </w:t>
-      </w:r>
-      <w:r>
-        <w:t xml:space="preserve">(create-named + legacy-rename) on all five</w:t>
-      </w:r>
-      <w:r>
-        <w:t xml:space="preserve"> </w:t>
-      </w:r>
-      <w:r>
-        <w:t xml:space="preserve">hosts: this host, mistborn, thinker, amber, nezha.</w:t>
+        <w:t xml:space="preserve">14/14 green on all five hosts</w:t>
+      </w:r>
+      <w:r>
+        <w:t xml:space="preserve"> </w:t>
+      </w:r>
+      <w:r>
+        <w:t xml:space="preserve">(this host, mistborn, thinker, amber,</w:t>
+      </w:r>
+      <w:r>
+        <w:t xml:space="preserve"> </w:t>
+      </w:r>
+      <w:r>
+        <w:t xml:space="preserve">nezha); shellcheck 0.</w:t>
       </w:r>
     </w:p>
     <w:bookmarkEnd w:id="10"/>
     <w:bookmarkEnd w:id="11"/>
-    <w:bookmarkStart w:id="15" w:name="X58fa3378d58e20355805979ff3c64a438b9f3d4"/>
+    <w:bookmarkStart w:id="14" w:name="Xf1ddbc6895bb6ec41496455d91f8080d353abfa"/>
     <w:p>
       <w:pPr>
         <w:pStyle w:val="Heading2"/>
       </w:pPr>
       <w:r>
+        <w:t xml:space="preserve">v1.9.1 — 2026-06-29 — CLAUDE_BIN resolves across per-host install locations</w:t>
+      </w:r>
+    </w:p>
+    <w:p>
+      <w:pPr>
+        <w:pStyle w:val="FirstParagraph"/>
+      </w:pPr>
+      <w:r>
+        <w:t xml:space="preserve">A patch found during the live multi-host rollout of v1.9.0.</w:t>
+      </w:r>
+    </w:p>
+    <w:bookmarkStart w:id="12" w:name="fixed-1"/>
+    <w:p>
+      <w:pPr>
+        <w:pStyle w:val="Heading3"/>
+      </w:pPr>
+      <w:r>
+        <w:t xml:space="preserve">Fixed</w:t>
+      </w:r>
+    </w:p>
+    <w:p>
+      <w:pPr>
+        <w:pStyle w:val="Compact"/>
+        <w:numPr>
+          <w:ilvl w:val="0"/>
+          <w:numId w:val="1003"/>
+        </w:numPr>
+      </w:pPr>
+      <w:r>
+        <w:rPr>
+          <w:b/>
+          <w:bCs/>
+        </w:rPr>
+        <w:t xml:space="preserve">Alias launches failed where claude was installed outside</w:t>
+      </w:r>
+      <w:r>
+        <w:rPr>
+          <w:b/>
+          <w:bCs/>
+        </w:rPr>
+        <w:t xml:space="preserve"> </w:t>
+      </w:r>
+      <w:r>
+        <w:rPr>
+          <w:rStyle w:val="VerbatimChar"/>
+          <w:b/>
+          <w:bCs/>
+        </w:rPr>
+        <w:t xml:space="preserve">~/.local/bin</w:t>
+      </w:r>
+      <w:r>
+        <w:rPr>
+          <w:b/>
+          <w:bCs/>
+        </w:rPr>
+        <w:t xml:space="preserve">.</w:t>
+      </w:r>
+      <w:r>
+        <w:t xml:space="preserve"> </w:t>
+      </w:r>
+      <w:r>
+        <w:rPr>
+          <w:rStyle w:val="VerbatimChar"/>
+        </w:rPr>
+        <w:t xml:space="preserve">npm i -g @anthropic-ai/claude-code</w:t>
+      </w:r>
+      <w:r>
+        <w:t xml:space="preserve"> </w:t>
+      </w:r>
+      <w:r>
+        <w:t xml:space="preserve">lands in different prefixes per host</w:t>
+      </w:r>
+      <w:r>
+        <w:t xml:space="preserve"> </w:t>
+      </w:r>
+      <w:r>
+        <w:t xml:space="preserve">(</w:t>
+      </w:r>
+      <w:r>
+        <w:rPr>
+          <w:rStyle w:val="VerbatimChar"/>
+        </w:rPr>
+        <w:t xml:space="preserve">~/.npm-global/bin</w:t>
+      </w:r>
+      <w:r>
+        <w:t xml:space="preserve">, Homebrew,</w:t>
+      </w:r>
+      <w:r>
+        <w:t xml:space="preserve"> </w:t>
+      </w:r>
+      <w:r>
+        <w:rPr>
+          <w:rStyle w:val="VerbatimChar"/>
+        </w:rPr>
+        <w:t xml:space="preserve">~/.local/bin</w:t>
+      </w:r>
+      <w:r>
+        <w:t xml:space="preserve">); the toolkit's fixed</w:t>
+      </w:r>
+      <w:r>
+        <w:t xml:space="preserve"> </w:t>
+      </w:r>
+      <w:r>
+        <w:rPr>
+          <w:rStyle w:val="VerbatimChar"/>
+        </w:rPr>
+        <w:t xml:space="preserve">CLAUDE_BIN</w:t>
+      </w:r>
+      <w:r>
+        <w:t xml:space="preserve"> </w:t>
+      </w:r>
+      <w:r>
+        <w:t xml:space="preserve">default mis-pointed on those hosts, so every</w:t>
+      </w:r>
+      <w:r>
+        <w:t xml:space="preserve"> </w:t>
+      </w:r>
+      <w:r>
+        <w:rPr>
+          <w:rStyle w:val="VerbatimChar"/>
+        </w:rPr>
+        <w:t xml:space="preserve">claudeN</w:t>
+      </w:r>
+      <w:r>
+        <w:t xml:space="preserve">/provider</w:t>
+      </w:r>
+      <w:r>
+        <w:t xml:space="preserve"> </w:t>
+      </w:r>
+      <w:r>
+        <w:t xml:space="preserve">launch failed "No such file or directory" (amber.local needed a manual symlink</w:t>
+      </w:r>
+      <w:r>
+        <w:t xml:space="preserve"> </w:t>
+      </w:r>
+      <w:r>
+        <w:t xml:space="preserve">to work).</w:t>
+      </w:r>
+      <w:r>
+        <w:t xml:space="preserve"> </w:t>
+      </w:r>
+      <w:r>
+        <w:rPr>
+          <w:rStyle w:val="VerbatimChar"/>
+        </w:rPr>
+        <w:t xml:space="preserve">cma_resolve_claude_bin</w:t>
+      </w:r>
+      <w:r>
+        <w:t xml:space="preserve"> </w:t>
+      </w:r>
+      <w:r>
+        <w:t xml:space="preserve">now prefers an explicit</w:t>
+      </w:r>
+      <w:r>
+        <w:t xml:space="preserve"> </w:t>
+      </w:r>
+      <w:r>
+        <w:rPr>
+          <w:rStyle w:val="VerbatimChar"/>
+        </w:rPr>
+        <w:t xml:space="preserve">CLAUDE_BIN</w:t>
+      </w:r>
+      <w:r>
+        <w:t xml:space="preserve">, then</w:t>
+      </w:r>
+      <w:r>
+        <w:t xml:space="preserve"> </w:t>
+      </w:r>
+      <w:r>
+        <w:rPr>
+          <w:rStyle w:val="VerbatimChar"/>
+        </w:rPr>
+        <w:t xml:space="preserve">$PATH</w:t>
+      </w:r>
+      <w:r>
+        <w:t xml:space="preserve">, then the known locations (</w:t>
+      </w:r>
+      <w:r>
+        <w:rPr>
+          <w:rStyle w:val="VerbatimChar"/>
+        </w:rPr>
+        <w:t xml:space="preserve">~/.local/bin</w:t>
+      </w:r>
+      <w:r>
+        <w:t xml:space="preserve">,</w:t>
+      </w:r>
+      <w:r>
+        <w:t xml:space="preserve"> </w:t>
+      </w:r>
+      <w:r>
+        <w:rPr>
+          <w:rStyle w:val="VerbatimChar"/>
+        </w:rPr>
+        <w:t xml:space="preserve">~/.npm-global/bin</w:t>
+      </w:r>
+      <w:r>
+        <w:t xml:space="preserve">,</w:t>
+      </w:r>
+      <w:r>
+        <w:t xml:space="preserve"> </w:t>
+      </w:r>
+      <w:r>
+        <w:rPr>
+          <w:rStyle w:val="VerbatimChar"/>
+        </w:rPr>
+        <w:t xml:space="preserve">/opt/homebrew/bin</w:t>
+      </w:r>
+      <w:r>
+        <w:t xml:space="preserve">,</w:t>
+      </w:r>
+      <w:r>
+        <w:t xml:space="preserve"> </w:t>
+      </w:r>
+      <w:r>
+        <w:rPr>
+          <w:rStyle w:val="VerbatimChar"/>
+        </w:rPr>
+        <w:t xml:space="preserve">/usr/local/bin</w:t>
+      </w:r>
+      <w:r>
+        <w:t xml:space="preserve">), with a</w:t>
+      </w:r>
+      <w:r>
+        <w:t xml:space="preserve"> </w:t>
+      </w:r>
+      <w:r>
+        <w:rPr>
+          <w:rStyle w:val="VerbatimChar"/>
+        </w:rPr>
+        <w:t xml:space="preserve">~/.local/bin</w:t>
+      </w:r>
+      <w:r>
+        <w:t xml:space="preserve"> </w:t>
+      </w:r>
+      <w:r>
+        <w:t xml:space="preserve">fallback.</w:t>
+      </w:r>
+    </w:p>
+    <w:bookmarkEnd w:id="12"/>
+    <w:bookmarkStart w:id="13" w:name="verified-1"/>
+    <w:p>
+      <w:pPr>
+        <w:pStyle w:val="Heading3"/>
+      </w:pPr>
+      <w:r>
+        <w:t xml:space="preserve">Verified</w:t>
+      </w:r>
+    </w:p>
+    <w:p>
+      <w:pPr>
+        <w:pStyle w:val="Compact"/>
+        <w:numPr>
+          <w:ilvl w:val="0"/>
+          <w:numId w:val="1004"/>
+        </w:numPr>
+      </w:pPr>
+      <w:r>
+        <w:t xml:space="preserve">Suite</w:t>
+      </w:r>
+      <w:r>
+        <w:t xml:space="preserve"> </w:t>
+      </w:r>
+      <w:r>
+        <w:rPr>
+          <w:b/>
+          <w:bCs/>
+        </w:rPr>
+        <w:t xml:space="preserve">14/14 green</w:t>
+      </w:r>
+      <w:r>
+        <w:t xml:space="preserve">;</w:t>
+      </w:r>
+      <w:r>
+        <w:t xml:space="preserve"> </w:t>
+      </w:r>
+      <w:r>
+        <w:rPr>
+          <w:b/>
+          <w:bCs/>
+        </w:rPr>
+        <w:t xml:space="preserve">shellcheck 0</w:t>
+      </w:r>
+      <w:r>
+        <w:t xml:space="preserve">.</w:t>
+      </w:r>
+      <w:r>
+        <w:t xml:space="preserve"> </w:t>
+      </w:r>
+      <w:r>
+        <w:rPr>
+          <w:rStyle w:val="VerbatimChar"/>
+        </w:rPr>
+        <w:t xml:space="preserve">test_coverage.sh</w:t>
+      </w:r>
+      <w:r>
+        <w:t xml:space="preserve"> </w:t>
+      </w:r>
+      <w:r>
+        <w:t xml:space="preserve">B7 covers explicit</w:t>
+      </w:r>
+      <w:r>
+        <w:t xml:space="preserve"> </w:t>
+      </w:r>
+      <w:r>
+        <w:t xml:space="preserve">/ npm-global / fallback resolution. v1.9.0's auto-session naming confirmed</w:t>
+      </w:r>
+      <w:r>
+        <w:t xml:space="preserve"> </w:t>
+      </w:r>
+      <w:r>
+        <w:t xml:space="preserve">installed +</w:t>
+      </w:r>
+      <w:r>
+        <w:t xml:space="preserve"> </w:t>
+      </w:r>
+      <w:r>
+        <w:rPr>
+          <w:b/>
+          <w:bCs/>
+        </w:rPr>
+        <w:t xml:space="preserve">live-validated</w:t>
+      </w:r>
+      <w:r>
+        <w:t xml:space="preserve"> </w:t>
+      </w:r>
+      <w:r>
+        <w:t xml:space="preserve">(create-named + legacy-rename) on all five</w:t>
+      </w:r>
+      <w:r>
+        <w:t xml:space="preserve"> </w:t>
+      </w:r>
+      <w:r>
+        <w:t xml:space="preserve">hosts: this host, mistborn, thinker, amber, nezha.</w:t>
+      </w:r>
+    </w:p>
+    <w:bookmarkEnd w:id="13"/>
+    <w:bookmarkEnd w:id="14"/>
+    <w:bookmarkStart w:id="18" w:name="X58fa3378d58e20355805979ff3c64a438b9f3d4"/>
+    <w:p>
+      <w:pPr>
+        <w:pStyle w:val="Heading2"/>
+      </w:pPr>
+      <w:r>
         <w:t xml:space="preserve">v1.9.0 — 2026-06-29 — Per-project auto-sessions that actually work live + zero-coverage tests</w:t>
       </w:r>
     </w:p>
@@ -476,7 +665,7 @@
         <w:t xml:space="preserve">zero-coverage utilities and a documentation refresh.</w:t>
       </w:r>
     </w:p>
-    <w:bookmarkStart w:id="12" w:name="fixed-1"/>
+    <w:bookmarkStart w:id="15" w:name="fixed-2"/>
     <w:p>
       <w:pPr>
         <w:pStyle w:val="Heading3"/>
@@ -490,7 +679,7 @@
         <w:pStyle w:val="Compact"/>
         <w:numPr>
           <w:ilvl w:val="0"/>
-          <w:numId w:val="1003"/>
+          <w:numId w:val="1005"/>
         </w:numPr>
       </w:pPr>
       <w:r>
@@ -526,7 +715,7 @@
         <w:pStyle w:val="Compact"/>
         <w:numPr>
           <w:ilvl w:val="1"/>
-          <w:numId w:val="1004"/>
+          <w:numId w:val="1006"/>
         </w:numPr>
       </w:pPr>
       <w:r>
@@ -656,7 +845,7 @@
         <w:pStyle w:val="Compact"/>
         <w:numPr>
           <w:ilvl w:val="1"/>
-          <w:numId w:val="1004"/>
+          <w:numId w:val="1006"/>
         </w:numPr>
       </w:pPr>
       <w:r>
@@ -790,7 +979,7 @@
         <w:pStyle w:val="Compact"/>
         <w:numPr>
           <w:ilvl w:val="1"/>
-          <w:numId w:val="1004"/>
+          <w:numId w:val="1006"/>
         </w:numPr>
       </w:pPr>
       <w:r>
@@ -888,8 +1077,8 @@
         <w:t xml:space="preserve">marker is missing.</w:t>
       </w:r>
     </w:p>
-    <w:bookmarkEnd w:id="12"/>
-    <w:bookmarkStart w:id="13" w:name="added"/>
+    <w:bookmarkEnd w:id="15"/>
+    <w:bookmarkStart w:id="16" w:name="added"/>
     <w:p>
       <w:pPr>
         <w:pStyle w:val="Heading3"/>
@@ -903,7 +1092,7 @@
         <w:pStyle w:val="Compact"/>
         <w:numPr>
           <w:ilvl w:val="0"/>
-          <w:numId w:val="1005"/>
+          <w:numId w:val="1007"/>
         </w:numPr>
       </w:pPr>
       <w:r>
@@ -1011,7 +1200,7 @@
         <w:pStyle w:val="Compact"/>
         <w:numPr>
           <w:ilvl w:val="0"/>
-          <w:numId w:val="1005"/>
+          <w:numId w:val="1007"/>
         </w:numPr>
       </w:pPr>
       <w:r>
@@ -1177,7 +1366,7 @@
         <w:pStyle w:val="Compact"/>
         <w:numPr>
           <w:ilvl w:val="0"/>
-          <w:numId w:val="1005"/>
+          <w:numId w:val="1007"/>
         </w:numPr>
       </w:pPr>
       <w:r>
@@ -1406,7 +1595,7 @@
         <w:pStyle w:val="Compact"/>
         <w:numPr>
           <w:ilvl w:val="0"/>
-          <w:numId w:val="1005"/>
+          <w:numId w:val="1007"/>
         </w:numPr>
       </w:pPr>
       <w:r>
@@ -1489,8 +1678,8 @@
         <w:t xml:space="preserve">references).</w:t>
       </w:r>
     </w:p>
-    <w:bookmarkEnd w:id="13"/>
-    <w:bookmarkStart w:id="14" w:name="verified-1"/>
+    <w:bookmarkEnd w:id="16"/>
+    <w:bookmarkStart w:id="17" w:name="verified-2"/>
     <w:p>
       <w:pPr>
         <w:pStyle w:val="Heading3"/>
@@ -1504,7 +1693,7 @@
         <w:pStyle w:val="Compact"/>
         <w:numPr>
           <w:ilvl w:val="0"/>
-          <w:numId w:val="1006"/>
+          <w:numId w:val="1008"/>
         </w:numPr>
       </w:pPr>
       <w:r>
@@ -1580,9 +1769,9 @@
         <w:t xml:space="preserve">expected values / negative controls). Installed live on this host and validated.</w:t>
       </w:r>
     </w:p>
-    <w:bookmarkEnd w:id="14"/>
-    <w:bookmarkEnd w:id="15"/>
-    <w:bookmarkStart w:id="19" w:name="X51fcb4f0eb82a6f24b34ec52e9f7bfc7ef7d57f"/>
+    <w:bookmarkEnd w:id="17"/>
+    <w:bookmarkEnd w:id="18"/>
+    <w:bookmarkStart w:id="22" w:name="X51fcb4f0eb82a6f24b34ec52e9f7bfc7ef7d57f"/>
     <w:p>
       <w:pPr>
         <w:pStyle w:val="Heading2"/>
@@ -1763,7 +1952,7 @@
         <w:t xml:space="preserve">).</w:t>
       </w:r>
     </w:p>
-    <w:bookmarkStart w:id="16" w:name="fixed-2"/>
+    <w:bookmarkStart w:id="19" w:name="fixed-3"/>
     <w:p>
       <w:pPr>
         <w:pStyle w:val="Heading3"/>
@@ -1777,7 +1966,7 @@
         <w:pStyle w:val="Compact"/>
         <w:numPr>
           <w:ilvl w:val="0"/>
-          <w:numId w:val="1007"/>
+          <w:numId w:val="1009"/>
         </w:numPr>
       </w:pPr>
       <w:r>
@@ -1892,7 +2081,7 @@
         <w:pStyle w:val="Compact"/>
         <w:numPr>
           <w:ilvl w:val="0"/>
-          <w:numId w:val="1007"/>
+          <w:numId w:val="1009"/>
         </w:numPr>
       </w:pPr>
       <w:r>
@@ -2014,7 +2203,7 @@
         <w:pStyle w:val="Compact"/>
         <w:numPr>
           <w:ilvl w:val="0"/>
-          <w:numId w:val="1007"/>
+          <w:numId w:val="1009"/>
         </w:numPr>
       </w:pPr>
       <w:r>
@@ -2227,7 +2416,7 @@
         <w:pStyle w:val="Compact"/>
         <w:numPr>
           <w:ilvl w:val="0"/>
-          <w:numId w:val="1007"/>
+          <w:numId w:val="1009"/>
         </w:numPr>
       </w:pPr>
       <w:r>
@@ -2342,7 +2531,7 @@
         <w:pStyle w:val="Compact"/>
         <w:numPr>
           <w:ilvl w:val="0"/>
-          <w:numId w:val="1007"/>
+          <w:numId w:val="1009"/>
         </w:numPr>
       </w:pPr>
       <w:r>
@@ -2446,7 +2635,7 @@
         <w:pStyle w:val="Compact"/>
         <w:numPr>
           <w:ilvl w:val="0"/>
-          <w:numId w:val="1007"/>
+          <w:numId w:val="1009"/>
         </w:numPr>
       </w:pPr>
       <w:r>
@@ -2553,7 +2742,7 @@
         <w:pStyle w:val="Compact"/>
         <w:numPr>
           <w:ilvl w:val="0"/>
-          <w:numId w:val="1007"/>
+          <w:numId w:val="1009"/>
         </w:numPr>
       </w:pPr>
       <w:r>
@@ -2710,7 +2899,7 @@
         <w:pStyle w:val="Compact"/>
         <w:numPr>
           <w:ilvl w:val="0"/>
-          <w:numId w:val="1007"/>
+          <w:numId w:val="1009"/>
         </w:numPr>
       </w:pPr>
       <w:r>
@@ -2990,7 +3179,7 @@
         <w:pStyle w:val="Compact"/>
         <w:numPr>
           <w:ilvl w:val="0"/>
-          <w:numId w:val="1007"/>
+          <w:numId w:val="1009"/>
         </w:numPr>
       </w:pPr>
       <w:r>
@@ -3133,7 +3322,7 @@
         <w:pStyle w:val="Compact"/>
         <w:numPr>
           <w:ilvl w:val="0"/>
-          <w:numId w:val="1007"/>
+          <w:numId w:val="1009"/>
         </w:numPr>
       </w:pPr>
       <w:r>
@@ -3291,8 +3480,8 @@
         <w:t xml:space="preserve">prefix for the cleanup safety check).</w:t>
       </w:r>
     </w:p>
-    <w:bookmarkEnd w:id="16"/>
-    <w:bookmarkStart w:id="17" w:name="added-1"/>
+    <w:bookmarkEnd w:id="19"/>
+    <w:bookmarkStart w:id="20" w:name="added-1"/>
     <w:p>
       <w:pPr>
         <w:pStyle w:val="Heading3"/>
@@ -3306,7 +3495,7 @@
         <w:pStyle w:val="Compact"/>
         <w:numPr>
           <w:ilvl w:val="0"/>
-          <w:numId w:val="1008"/>
+          <w:numId w:val="1010"/>
         </w:numPr>
       </w:pPr>
       <w:r>
@@ -3488,7 +3677,7 @@
         <w:pStyle w:val="Compact"/>
         <w:numPr>
           <w:ilvl w:val="0"/>
-          <w:numId w:val="1008"/>
+          <w:numId w:val="1010"/>
         </w:numPr>
       </w:pPr>
       <w:r>
@@ -3591,7 +3780,7 @@
         <w:pStyle w:val="Compact"/>
         <w:numPr>
           <w:ilvl w:val="0"/>
-          <w:numId w:val="1008"/>
+          <w:numId w:val="1010"/>
         </w:numPr>
       </w:pPr>
       <w:r>
@@ -3643,7 +3832,7 @@
         <w:pStyle w:val="Compact"/>
         <w:numPr>
           <w:ilvl w:val="0"/>
-          <w:numId w:val="1008"/>
+          <w:numId w:val="1010"/>
         </w:numPr>
       </w:pPr>
       <w:r>
@@ -3708,8 +3897,8 @@
         <w:t xml:space="preserve">(no portable mutex is worth its stale-lock failure modes for a per-launch hook).</w:t>
       </w:r>
     </w:p>
-    <w:bookmarkEnd w:id="17"/>
-    <w:bookmarkStart w:id="18" w:name="verified-2"/>
+    <w:bookmarkEnd w:id="20"/>
+    <w:bookmarkStart w:id="21" w:name="verified-3"/>
     <w:p>
       <w:pPr>
         <w:pStyle w:val="Heading3"/>
@@ -3723,7 +3912,7 @@
         <w:pStyle w:val="Compact"/>
         <w:numPr>
           <w:ilvl w:val="0"/>
-          <w:numId w:val="1009"/>
+          <w:numId w:val="1011"/>
         </w:numPr>
       </w:pPr>
       <w:r>
@@ -3850,9 +4039,9 @@
         <w:t xml:space="preserve">.</w:t>
       </w:r>
     </w:p>
-    <w:bookmarkEnd w:id="18"/>
-    <w:bookmarkEnd w:id="19"/>
-    <w:bookmarkStart w:id="23" w:name="Xe8761c3354e199fb071bf81571c2e155a0d5b17"/>
+    <w:bookmarkEnd w:id="21"/>
+    <w:bookmarkEnd w:id="22"/>
+    <w:bookmarkStart w:id="26" w:name="Xe8761c3354e199fb071bf81571c2e155a0d5b17"/>
     <w:p>
       <w:pPr>
         <w:pStyle w:val="Heading2"/>
@@ -3881,7 +4070,7 @@
         <w:t xml:space="preserve">proven with physical evidence before shipping.</w:t>
       </w:r>
     </w:p>
-    <w:bookmarkStart w:id="20" w:name="fixed-3"/>
+    <w:bookmarkStart w:id="23" w:name="fixed-4"/>
     <w:p>
       <w:pPr>
         <w:pStyle w:val="Heading3"/>
@@ -3895,7 +4084,7 @@
         <w:pStyle w:val="Compact"/>
         <w:numPr>
           <w:ilvl w:val="0"/>
-          <w:numId w:val="1010"/>
+          <w:numId w:val="1012"/>
         </w:numPr>
       </w:pPr>
       <w:r>
@@ -4116,7 +4305,7 @@
         <w:pStyle w:val="Compact"/>
         <w:numPr>
           <w:ilvl w:val="0"/>
-          <w:numId w:val="1010"/>
+          <w:numId w:val="1012"/>
         </w:numPr>
       </w:pPr>
       <w:r>
@@ -4351,7 +4540,7 @@
         <w:pStyle w:val="Compact"/>
         <w:numPr>
           <w:ilvl w:val="0"/>
-          <w:numId w:val="1010"/>
+          <w:numId w:val="1012"/>
         </w:numPr>
       </w:pPr>
       <w:r>
@@ -4416,8 +4605,8 @@
         <w:t xml:space="preserve">helper.</w:t>
       </w:r>
     </w:p>
-    <w:bookmarkEnd w:id="20"/>
-    <w:bookmarkStart w:id="21" w:name="added-2"/>
+    <w:bookmarkEnd w:id="23"/>
+    <w:bookmarkStart w:id="24" w:name="added-2"/>
     <w:p>
       <w:pPr>
         <w:pStyle w:val="Heading3"/>
@@ -4431,7 +4620,7 @@
         <w:pStyle w:val="Compact"/>
         <w:numPr>
           <w:ilvl w:val="0"/>
-          <w:numId w:val="1011"/>
+          <w:numId w:val="1013"/>
         </w:numPr>
       </w:pPr>
       <w:r>
@@ -4597,7 +4786,7 @@
         <w:pStyle w:val="Compact"/>
         <w:numPr>
           <w:ilvl w:val="0"/>
-          <w:numId w:val="1011"/>
+          <w:numId w:val="1013"/>
         </w:numPr>
       </w:pPr>
       <w:r>
@@ -4682,7 +4871,7 @@
         <w:pStyle w:val="Compact"/>
         <w:numPr>
           <w:ilvl w:val="0"/>
-          <w:numId w:val="1011"/>
+          <w:numId w:val="1013"/>
         </w:numPr>
       </w:pPr>
       <w:r>
@@ -4729,307 +4918,6 @@
           <w:bCs/>
         </w:rPr>
         <w:t xml:space="preserve">is now 12 files / 60 assertions, ALL GREEN.</w:t>
-      </w:r>
-    </w:p>
-    <w:bookmarkEnd w:id="21"/>
-    <w:bookmarkStart w:id="22" w:name="verified-3"/>
-    <w:p>
-      <w:pPr>
-        <w:pStyle w:val="Heading3"/>
-      </w:pPr>
-      <w:r>
-        <w:t xml:space="preserve">Verified</w:t>
-      </w:r>
-    </w:p>
-    <w:p>
-      <w:pPr>
-        <w:pStyle w:val="Compact"/>
-        <w:numPr>
-          <w:ilvl w:val="0"/>
-          <w:numId w:val="1012"/>
-        </w:numPr>
-      </w:pPr>
-      <w:r>
-        <w:t xml:space="preserve">Full suite</w:t>
-      </w:r>
-      <w:r>
-        <w:t xml:space="preserve"> </w:t>
-      </w:r>
-      <w:r>
-        <w:rPr>
-          <w:b/>
-          <w:bCs/>
-        </w:rPr>
-        <w:t xml:space="preserve">12/12 ALL GREEN</w:t>
-      </w:r>
-      <w:r>
-        <w:t xml:space="preserve">;</w:t>
-      </w:r>
-      <w:r>
-        <w:t xml:space="preserve"> </w:t>
-      </w:r>
-      <w:r>
-        <w:rPr>
-          <w:b/>
-          <w:bCs/>
-        </w:rPr>
-        <w:t xml:space="preserve">shellcheck 0</w:t>
-      </w:r>
-      <w:r>
-        <w:t xml:space="preserve">; all</w:t>
-      </w:r>
-      <w:r>
-        <w:t xml:space="preserve"> </w:t>
-      </w:r>
-      <w:r>
-        <w:rPr>
-          <w:rStyle w:val="VerbatimChar"/>
-        </w:rPr>
-        <w:t xml:space="preserve">.py</w:t>
-      </w:r>
-      <w:r>
-        <w:t xml:space="preserve"> </w:t>
-      </w:r>
-      <w:r>
-        <w:t xml:space="preserve">compile under</w:t>
-      </w:r>
-      <w:r>
-        <w:t xml:space="preserve"> </w:t>
-      </w:r>
-      <w:r>
-        <w:rPr>
-          <w:rStyle w:val="VerbatimChar"/>
-        </w:rPr>
-        <w:t xml:space="preserve">python3 -W error</w:t>
-      </w:r>
-      <w:r>
-        <w:t xml:space="preserve">. All four items proven end-to-end against the live catalog</w:t>
-      </w:r>
-      <w:r>
-        <w:t xml:space="preserve"> </w:t>
-      </w:r>
-      <w:r>
-        <w:t xml:space="preserve">and the emitted alias file.</w:t>
-      </w:r>
-    </w:p>
-    <w:bookmarkEnd w:id="22"/>
-    <w:bookmarkEnd w:id="23"/>
-    <w:bookmarkStart w:id="26" w:name="X68ad3c24b245dcd43387b875fd1f1069901d2ae"/>
-    <w:p>
-      <w:pPr>
-        <w:pStyle w:val="Heading2"/>
-      </w:pPr>
-      <w:r>
-        <w:t xml:space="preserve">v1.7.12 — 2026-06-28 — One-line curl installer</w:t>
-      </w:r>
-    </w:p>
-    <w:bookmarkStart w:id="24" w:name="added-3"/>
-    <w:p>
-      <w:pPr>
-        <w:pStyle w:val="Heading3"/>
-      </w:pPr>
-      <w:r>
-        <w:t xml:space="preserve">Added</w:t>
-      </w:r>
-    </w:p>
-    <w:p>
-      <w:pPr>
-        <w:pStyle w:val="Compact"/>
-        <w:numPr>
-          <w:ilvl w:val="0"/>
-          <w:numId w:val="1013"/>
-        </w:numPr>
-      </w:pPr>
-      <w:r>
-        <w:rPr>
-          <w:rStyle w:val="VerbatimChar"/>
-          <w:b/>
-          <w:bCs/>
-        </w:rPr>
-        <w:t xml:space="preserve">curl-install.sh</w:t>
-      </w:r>
-      <w:r>
-        <w:t xml:space="preserve"> </w:t>
-      </w:r>
-      <w:r>
-        <w:t xml:space="preserve">— one-line bootstrap installer:</w:t>
-      </w:r>
-    </w:p>
-    <w:p>
-      <w:pPr>
-        <w:pStyle w:val="SourceCode"/>
-        <w:numPr>
-          <w:ilvl w:val="0"/>
-          <w:numId w:val="1000"/>
-        </w:numPr>
-      </w:pPr>
-      <w:r>
-        <w:rPr>
-          <w:rStyle w:val="ExtensionTok"/>
-        </w:rPr>
-        <w:t xml:space="preserve">curl</w:t>
-      </w:r>
-      <w:r>
-        <w:rPr>
-          <w:rStyle w:val="NormalTok"/>
-        </w:rPr>
-        <w:t xml:space="preserve"> </w:t>
-      </w:r>
-      <w:r>
-        <w:rPr>
-          <w:rStyle w:val="AttributeTok"/>
-        </w:rPr>
-        <w:t xml:space="preserve">-fsSL</w:t>
-      </w:r>
-      <w:r>
-        <w:rPr>
-          <w:rStyle w:val="NormalTok"/>
-        </w:rPr>
-        <w:t xml:space="preserve"> https://raw.githubusercontent.com/vasic-digital/claude-toolkit/main/scripts/curl-install.sh </w:t>
-      </w:r>
-      <w:r>
-        <w:rPr>
-          <w:rStyle w:val="KeywordTok"/>
-        </w:rPr>
-        <w:t xml:space="preserve">|</w:t>
-      </w:r>
-      <w:r>
-        <w:rPr>
-          <w:rStyle w:val="NormalTok"/>
-        </w:rPr>
-        <w:t xml:space="preserve"> </w:t>
-      </w:r>
-      <w:r>
-        <w:rPr>
-          <w:rStyle w:val="FunctionTok"/>
-        </w:rPr>
-        <w:t xml:space="preserve">bash</w:t>
-      </w:r>
-    </w:p>
-    <w:p>
-      <w:pPr>
-        <w:pStyle w:val="Compact"/>
-        <w:numPr>
-          <w:ilvl w:val="0"/>
-          <w:numId w:val="1000"/>
-        </w:numPr>
-      </w:pPr>
-      <w:r>
-        <w:t xml:space="preserve">Detects platform (Linux/macOS) and shell, auto-installs missing hard</w:t>
-      </w:r>
-      <w:r>
-        <w:t xml:space="preserve"> </w:t>
-      </w:r>
-      <w:r>
-        <w:t xml:space="preserve">dependencies (jq, rsync, awk) via the system package manager (apt/dnf/apk/pacman/brew),</w:t>
-      </w:r>
-      <w:r>
-        <w:t xml:space="preserve"> </w:t>
-      </w:r>
-      <w:r>
-        <w:t xml:space="preserve">clones (or pulls if already present) the repo with all submodules recursively to</w:t>
-      </w:r>
-      <w:r>
-        <w:t xml:space="preserve"> </w:t>
-      </w:r>
-      <w:r>
-        <w:rPr>
-          <w:rStyle w:val="VerbatimChar"/>
-        </w:rPr>
-        <w:t xml:space="preserve">~/claude-toolkit</w:t>
-      </w:r>
-      <w:r>
-        <w:t xml:space="preserve">, runs</w:t>
-      </w:r>
-      <w:r>
-        <w:t xml:space="preserve"> </w:t>
-      </w:r>
-      <w:r>
-        <w:rPr>
-          <w:rStyle w:val="VerbatimChar"/>
-        </w:rPr>
-        <w:t xml:space="preserve">install.sh</w:t>
-      </w:r>
-      <w:r>
-        <w:t xml:space="preserve">, and prints next-steps. Idempotent;</w:t>
-      </w:r>
-      <w:r>
-        <w:t xml:space="preserve"> </w:t>
-      </w:r>
-      <w:r>
-        <w:t xml:space="preserve">re-runnable. Install dir overridable via</w:t>
-      </w:r>
-      <w:r>
-        <w:t xml:space="preserve"> </w:t>
-      </w:r>
-      <w:r>
-        <w:rPr>
-          <w:rStyle w:val="VerbatimChar"/>
-        </w:rPr>
-        <w:t xml:space="preserve">CLAUDE_TOOLKIT_DIR</w:t>
-      </w:r>
-      <w:r>
-        <w:t xml:space="preserve"> </w:t>
-      </w:r>
-      <w:r>
-        <w:t xml:space="preserve">env var.</w:t>
-      </w:r>
-    </w:p>
-    <w:p>
-      <w:pPr>
-        <w:pStyle w:val="Compact"/>
-        <w:numPr>
-          <w:ilvl w:val="0"/>
-          <w:numId w:val="1013"/>
-        </w:numPr>
-      </w:pPr>
-      <w:r>
-        <w:rPr>
-          <w:b/>
-          <w:bCs/>
-        </w:rPr>
-        <w:t xml:space="preserve">README.md</w:t>
-      </w:r>
-      <w:r>
-        <w:t xml:space="preserve"> </w:t>
-      </w:r>
-      <w:r>
-        <w:t xml:space="preserve">— curl one-liner added at the top of the Install section.</w:t>
-      </w:r>
-    </w:p>
-    <w:p>
-      <w:pPr>
-        <w:pStyle w:val="Compact"/>
-        <w:numPr>
-          <w:ilvl w:val="0"/>
-          <w:numId w:val="1013"/>
-        </w:numPr>
-      </w:pPr>
-      <w:r>
-        <w:rPr>
-          <w:rStyle w:val="VerbatimChar"/>
-          <w:b/>
-          <w:bCs/>
-        </w:rPr>
-        <w:t xml:space="preserve">test_curl_install.sh</w:t>
-      </w:r>
-      <w:r>
-        <w:t xml:space="preserve"> </w:t>
-      </w:r>
-      <w:r>
-        <w:t xml:space="preserve">— 22 hermetic tests covering syntax, permissions,</w:t>
-      </w:r>
-      <w:r>
-        <w:t xml:space="preserve"> </w:t>
-      </w:r>
-      <w:r>
-        <w:t xml:space="preserve">URL correctness, submodule cloning, idempotency, platform detection, dependency</w:t>
-      </w:r>
-      <w:r>
-        <w:t xml:space="preserve"> </w:t>
-      </w:r>
-      <w:r>
-        <w:t xml:space="preserve">checks, error handling, and next-steps output.</w:t>
       </w:r>
     </w:p>
     <w:bookmarkEnd w:id="24"/>
@@ -5051,108 +4939,409 @@
         </w:numPr>
       </w:pPr>
       <w:r>
-        <w:rPr>
-          <w:rStyle w:val="VerbatimChar"/>
-        </w:rPr>
-        <w:t xml:space="preserve">bash -n</w:t>
-      </w:r>
-      <w:r>
-        <w:t xml:space="preserve"> </w:t>
-      </w:r>
-      <w:r>
-        <w:t xml:space="preserve">+</w:t>
-      </w:r>
-      <w:r>
-        <w:t xml:space="preserve"> </w:t>
-      </w:r>
-      <w:r>
-        <w:rPr>
-          <w:rStyle w:val="VerbatimChar"/>
+        <w:t xml:space="preserve">Full suite</w:t>
+      </w:r>
+      <w:r>
+        <w:t xml:space="preserve"> </w:t>
+      </w:r>
+      <w:r>
+        <w:rPr>
+          <w:b/>
+          <w:bCs/>
+        </w:rPr>
+        <w:t xml:space="preserve">12/12 ALL GREEN</w:t>
+      </w:r>
+      <w:r>
+        <w:t xml:space="preserve">;</w:t>
+      </w:r>
+      <w:r>
+        <w:t xml:space="preserve"> </w:t>
+      </w:r>
+      <w:r>
+        <w:rPr>
+          <w:b/>
+          <w:bCs/>
         </w:rPr>
         <w:t xml:space="preserve">shellcheck 0</w:t>
       </w:r>
       <w:r>
-        <w:t xml:space="preserve"> </w:t>
-      </w:r>
-      <w:r>
-        <w:t xml:space="preserve">on</w:t>
-      </w:r>
-      <w:r>
-        <w:t xml:space="preserve"> </w:t>
-      </w:r>
-      <w:r>
-        <w:rPr>
-          <w:rStyle w:val="VerbatimChar"/>
-        </w:rPr>
-        <w:t xml:space="preserve">curl-install.sh</w:t>
-      </w:r>
-      <w:r>
-        <w:t xml:space="preserve"> </w:t>
-      </w:r>
-      <w:r>
-        <w:t xml:space="preserve">and</w:t>
-      </w:r>
-      <w:r>
-        <w:t xml:space="preserve"> </w:t>
-      </w:r>
-      <w:r>
-        <w:rPr>
-          <w:rStyle w:val="VerbatimChar"/>
-        </w:rPr>
-        <w:t xml:space="preserve">test_curl_install.sh</w:t>
-      </w:r>
-      <w:r>
-        <w:t xml:space="preserve">.</w:t>
-      </w:r>
-    </w:p>
-    <w:p>
-      <w:pPr>
-        <w:pStyle w:val="Compact"/>
-        <w:numPr>
-          <w:ilvl w:val="0"/>
-          <w:numId w:val="1014"/>
-        </w:numPr>
-      </w:pPr>
-      <w:r>
-        <w:rPr>
-          <w:rStyle w:val="VerbatimChar"/>
-        </w:rPr>
-        <w:t xml:space="preserve">run-all.sh</w:t>
-      </w:r>
-      <w:r>
-        <w:t xml:space="preserve"> </w:t>
-      </w:r>
-      <w:r>
-        <w:rPr>
-          <w:b/>
-          <w:bCs/>
-        </w:rPr>
-        <w:t xml:space="preserve">11/11 ALL GREEN</w:t>
-      </w:r>
-      <w:r>
-        <w:t xml:space="preserve"> </w:t>
-      </w:r>
-      <w:r>
-        <w:t xml:space="preserve">(was 10; +</w:t>
-      </w:r>
-      <w:r>
-        <w:rPr>
-          <w:rStyle w:val="VerbatimChar"/>
-        </w:rPr>
-        <w:t xml:space="preserve">test_curl_install.sh</w:t>
-      </w:r>
-      <w:r>
-        <w:t xml:space="preserve">).</w:t>
+        <w:t xml:space="preserve">; all</w:t>
+      </w:r>
+      <w:r>
+        <w:t xml:space="preserve"> </w:t>
+      </w:r>
+      <w:r>
+        <w:rPr>
+          <w:rStyle w:val="VerbatimChar"/>
+        </w:rPr>
+        <w:t xml:space="preserve">.py</w:t>
+      </w:r>
+      <w:r>
+        <w:t xml:space="preserve"> </w:t>
+      </w:r>
+      <w:r>
+        <w:t xml:space="preserve">compile under</w:t>
+      </w:r>
+      <w:r>
+        <w:t xml:space="preserve"> </w:t>
+      </w:r>
+      <w:r>
+        <w:rPr>
+          <w:rStyle w:val="VerbatimChar"/>
+        </w:rPr>
+        <w:t xml:space="preserve">python3 -W error</w:t>
+      </w:r>
+      <w:r>
+        <w:t xml:space="preserve">. All four items proven end-to-end against the live catalog</w:t>
+      </w:r>
+      <w:r>
+        <w:t xml:space="preserve"> </w:t>
+      </w:r>
+      <w:r>
+        <w:t xml:space="preserve">and the emitted alias file.</w:t>
       </w:r>
     </w:p>
     <w:bookmarkEnd w:id="25"/>
     <w:bookmarkEnd w:id="26"/>
-    <w:bookmarkStart w:id="30" w:name="X358a773e55ee7916e99f89891cea757a4ef2332"/>
+    <w:bookmarkStart w:id="29" w:name="X68ad3c24b245dcd43387b875fd1f1069901d2ae"/>
     <w:p>
       <w:pPr>
         <w:pStyle w:val="Heading2"/>
       </w:pPr>
       <w:r>
+        <w:t xml:space="preserve">v1.7.12 — 2026-06-28 — One-line curl installer</w:t>
+      </w:r>
+    </w:p>
+    <w:bookmarkStart w:id="27" w:name="added-3"/>
+    <w:p>
+      <w:pPr>
+        <w:pStyle w:val="Heading3"/>
+      </w:pPr>
+      <w:r>
+        <w:t xml:space="preserve">Added</w:t>
+      </w:r>
+    </w:p>
+    <w:p>
+      <w:pPr>
+        <w:pStyle w:val="Compact"/>
+        <w:numPr>
+          <w:ilvl w:val="0"/>
+          <w:numId w:val="1015"/>
+        </w:numPr>
+      </w:pPr>
+      <w:r>
+        <w:rPr>
+          <w:rStyle w:val="VerbatimChar"/>
+          <w:b/>
+          <w:bCs/>
+        </w:rPr>
+        <w:t xml:space="preserve">curl-install.sh</w:t>
+      </w:r>
+      <w:r>
+        <w:t xml:space="preserve"> </w:t>
+      </w:r>
+      <w:r>
+        <w:t xml:space="preserve">— one-line bootstrap installer:</w:t>
+      </w:r>
+    </w:p>
+    <w:p>
+      <w:pPr>
+        <w:pStyle w:val="SourceCode"/>
+        <w:numPr>
+          <w:ilvl w:val="0"/>
+          <w:numId w:val="1000"/>
+        </w:numPr>
+      </w:pPr>
+      <w:r>
+        <w:rPr>
+          <w:rStyle w:val="ExtensionTok"/>
+        </w:rPr>
+        <w:t xml:space="preserve">curl</w:t>
+      </w:r>
+      <w:r>
+        <w:rPr>
+          <w:rStyle w:val="NormalTok"/>
+        </w:rPr>
+        <w:t xml:space="preserve"> </w:t>
+      </w:r>
+      <w:r>
+        <w:rPr>
+          <w:rStyle w:val="AttributeTok"/>
+        </w:rPr>
+        <w:t xml:space="preserve">-fsSL</w:t>
+      </w:r>
+      <w:r>
+        <w:rPr>
+          <w:rStyle w:val="NormalTok"/>
+        </w:rPr>
+        <w:t xml:space="preserve"> https://raw.githubusercontent.com/vasic-digital/claude-toolkit/main/scripts/curl-install.sh </w:t>
+      </w:r>
+      <w:r>
+        <w:rPr>
+          <w:rStyle w:val="KeywordTok"/>
+        </w:rPr>
+        <w:t xml:space="preserve">|</w:t>
+      </w:r>
+      <w:r>
+        <w:rPr>
+          <w:rStyle w:val="NormalTok"/>
+        </w:rPr>
+        <w:t xml:space="preserve"> </w:t>
+      </w:r>
+      <w:r>
+        <w:rPr>
+          <w:rStyle w:val="FunctionTok"/>
+        </w:rPr>
+        <w:t xml:space="preserve">bash</w:t>
+      </w:r>
+    </w:p>
+    <w:p>
+      <w:pPr>
+        <w:pStyle w:val="Compact"/>
+        <w:numPr>
+          <w:ilvl w:val="0"/>
+          <w:numId w:val="1000"/>
+        </w:numPr>
+      </w:pPr>
+      <w:r>
+        <w:t xml:space="preserve">Detects platform (Linux/macOS) and shell, auto-installs missing hard</w:t>
+      </w:r>
+      <w:r>
+        <w:t xml:space="preserve"> </w:t>
+      </w:r>
+      <w:r>
+        <w:t xml:space="preserve">dependencies (jq, rsync, awk) via the system package manager (apt/dnf/apk/pacman/brew),</w:t>
+      </w:r>
+      <w:r>
+        <w:t xml:space="preserve"> </w:t>
+      </w:r>
+      <w:r>
+        <w:t xml:space="preserve">clones (or pulls if already present) the repo with all submodules recursively to</w:t>
+      </w:r>
+      <w:r>
+        <w:t xml:space="preserve"> </w:t>
+      </w:r>
+      <w:r>
+        <w:rPr>
+          <w:rStyle w:val="VerbatimChar"/>
+        </w:rPr>
+        <w:t xml:space="preserve">~/claude-toolkit</w:t>
+      </w:r>
+      <w:r>
+        <w:t xml:space="preserve">, runs</w:t>
+      </w:r>
+      <w:r>
+        <w:t xml:space="preserve"> </w:t>
+      </w:r>
+      <w:r>
+        <w:rPr>
+          <w:rStyle w:val="VerbatimChar"/>
+        </w:rPr>
+        <w:t xml:space="preserve">install.sh</w:t>
+      </w:r>
+      <w:r>
+        <w:t xml:space="preserve">, and prints next-steps. Idempotent;</w:t>
+      </w:r>
+      <w:r>
+        <w:t xml:space="preserve"> </w:t>
+      </w:r>
+      <w:r>
+        <w:t xml:space="preserve">re-runnable. Install dir overridable via</w:t>
+      </w:r>
+      <w:r>
+        <w:t xml:space="preserve"> </w:t>
+      </w:r>
+      <w:r>
+        <w:rPr>
+          <w:rStyle w:val="VerbatimChar"/>
+        </w:rPr>
+        <w:t xml:space="preserve">CLAUDE_TOOLKIT_DIR</w:t>
+      </w:r>
+      <w:r>
+        <w:t xml:space="preserve"> </w:t>
+      </w:r>
+      <w:r>
+        <w:t xml:space="preserve">env var.</w:t>
+      </w:r>
+    </w:p>
+    <w:p>
+      <w:pPr>
+        <w:pStyle w:val="Compact"/>
+        <w:numPr>
+          <w:ilvl w:val="0"/>
+          <w:numId w:val="1015"/>
+        </w:numPr>
+      </w:pPr>
+      <w:r>
+        <w:rPr>
+          <w:b/>
+          <w:bCs/>
+        </w:rPr>
+        <w:t xml:space="preserve">README.md</w:t>
+      </w:r>
+      <w:r>
+        <w:t xml:space="preserve"> </w:t>
+      </w:r>
+      <w:r>
+        <w:t xml:space="preserve">— curl one-liner added at the top of the Install section.</w:t>
+      </w:r>
+    </w:p>
+    <w:p>
+      <w:pPr>
+        <w:pStyle w:val="Compact"/>
+        <w:numPr>
+          <w:ilvl w:val="0"/>
+          <w:numId w:val="1015"/>
+        </w:numPr>
+      </w:pPr>
+      <w:r>
+        <w:rPr>
+          <w:rStyle w:val="VerbatimChar"/>
+          <w:b/>
+          <w:bCs/>
+        </w:rPr>
+        <w:t xml:space="preserve">test_curl_install.sh</w:t>
+      </w:r>
+      <w:r>
+        <w:t xml:space="preserve"> </w:t>
+      </w:r>
+      <w:r>
+        <w:t xml:space="preserve">— 22 hermetic tests covering syntax, permissions,</w:t>
+      </w:r>
+      <w:r>
+        <w:t xml:space="preserve"> </w:t>
+      </w:r>
+      <w:r>
+        <w:t xml:space="preserve">URL correctness, submodule cloning, idempotency, platform detection, dependency</w:t>
+      </w:r>
+      <w:r>
+        <w:t xml:space="preserve"> </w:t>
+      </w:r>
+      <w:r>
+        <w:t xml:space="preserve">checks, error handling, and next-steps output.</w:t>
+      </w:r>
+    </w:p>
+    <w:bookmarkEnd w:id="27"/>
+    <w:bookmarkStart w:id="28" w:name="verified-5"/>
+    <w:p>
+      <w:pPr>
+        <w:pStyle w:val="Heading3"/>
+      </w:pPr>
+      <w:r>
+        <w:t xml:space="preserve">Verified</w:t>
+      </w:r>
+    </w:p>
+    <w:p>
+      <w:pPr>
+        <w:pStyle w:val="Compact"/>
+        <w:numPr>
+          <w:ilvl w:val="0"/>
+          <w:numId w:val="1016"/>
+        </w:numPr>
+      </w:pPr>
+      <w:r>
+        <w:rPr>
+          <w:rStyle w:val="VerbatimChar"/>
+        </w:rPr>
+        <w:t xml:space="preserve">bash -n</w:t>
+      </w:r>
+      <w:r>
+        <w:t xml:space="preserve"> </w:t>
+      </w:r>
+      <w:r>
+        <w:t xml:space="preserve">+</w:t>
+      </w:r>
+      <w:r>
+        <w:t xml:space="preserve"> </w:t>
+      </w:r>
+      <w:r>
+        <w:rPr>
+          <w:rStyle w:val="VerbatimChar"/>
+        </w:rPr>
+        <w:t xml:space="preserve">shellcheck 0</w:t>
+      </w:r>
+      <w:r>
+        <w:t xml:space="preserve"> </w:t>
+      </w:r>
+      <w:r>
+        <w:t xml:space="preserve">on</w:t>
+      </w:r>
+      <w:r>
+        <w:t xml:space="preserve"> </w:t>
+      </w:r>
+      <w:r>
+        <w:rPr>
+          <w:rStyle w:val="VerbatimChar"/>
+        </w:rPr>
+        <w:t xml:space="preserve">curl-install.sh</w:t>
+      </w:r>
+      <w:r>
+        <w:t xml:space="preserve"> </w:t>
+      </w:r>
+      <w:r>
+        <w:t xml:space="preserve">and</w:t>
+      </w:r>
+      <w:r>
+        <w:t xml:space="preserve"> </w:t>
+      </w:r>
+      <w:r>
+        <w:rPr>
+          <w:rStyle w:val="VerbatimChar"/>
+        </w:rPr>
+        <w:t xml:space="preserve">test_curl_install.sh</w:t>
+      </w:r>
+      <w:r>
+        <w:t xml:space="preserve">.</w:t>
+      </w:r>
+    </w:p>
+    <w:p>
+      <w:pPr>
+        <w:pStyle w:val="Compact"/>
+        <w:numPr>
+          <w:ilvl w:val="0"/>
+          <w:numId w:val="1016"/>
+        </w:numPr>
+      </w:pPr>
+      <w:r>
+        <w:rPr>
+          <w:rStyle w:val="VerbatimChar"/>
+        </w:rPr>
+        <w:t xml:space="preserve">run-all.sh</w:t>
+      </w:r>
+      <w:r>
+        <w:t xml:space="preserve"> </w:t>
+      </w:r>
+      <w:r>
+        <w:rPr>
+          <w:b/>
+          <w:bCs/>
+        </w:rPr>
+        <w:t xml:space="preserve">11/11 ALL GREEN</w:t>
+      </w:r>
+      <w:r>
+        <w:t xml:space="preserve"> </w:t>
+      </w:r>
+      <w:r>
+        <w:t xml:space="preserve">(was 10; +</w:t>
+      </w:r>
+      <w:r>
+        <w:rPr>
+          <w:rStyle w:val="VerbatimChar"/>
+        </w:rPr>
+        <w:t xml:space="preserve">test_curl_install.sh</w:t>
+      </w:r>
+      <w:r>
+        <w:t xml:space="preserve">).</w:t>
+      </w:r>
+    </w:p>
+    <w:bookmarkEnd w:id="28"/>
+    <w:bookmarkEnd w:id="29"/>
+    <w:bookmarkStart w:id="33" w:name="X358a773e55ee7916e99f89891cea757a4ef2332"/>
+    <w:p>
+      <w:pPr>
+        <w:pStyle w:val="Heading2"/>
+      </w:pPr>
+      <w:r>
         <w:t xml:space="preserve">v1.7.11 — 2026-06-28 — Round-4: coverage-gap regression tests, toon recursion guard, arg validation</w:t>
       </w:r>
     </w:p>
@@ -5182,7 +5371,7 @@
         <w:t xml:space="preserve">ship; plus 2 LOW code findings.</w:t>
       </w:r>
     </w:p>
-    <w:bookmarkStart w:id="27" w:name="fixed-4"/>
+    <w:bookmarkStart w:id="30" w:name="fixed-5"/>
     <w:p>
       <w:pPr>
         <w:pStyle w:val="Heading3"/>
@@ -5196,7 +5385,7 @@
         <w:pStyle w:val="Compact"/>
         <w:numPr>
           <w:ilvl w:val="0"/>
-          <w:numId w:val="1015"/>
+          <w:numId w:val="1017"/>
         </w:numPr>
       </w:pPr>
       <w:r>
@@ -5264,7 +5453,7 @@
         <w:pStyle w:val="Compact"/>
         <w:numPr>
           <w:ilvl w:val="0"/>
-          <w:numId w:val="1015"/>
+          <w:numId w:val="1017"/>
         </w:numPr>
       </w:pPr>
       <w:r>
@@ -5362,8 +5551,8 @@
         <w:t xml:space="preserve">+ exit 1.</w:t>
       </w:r>
     </w:p>
-    <w:bookmarkEnd w:id="27"/>
-    <w:bookmarkStart w:id="28" w:name="Xa3820b20d9de08dfbf04e844ba6fdc48d6e2898"/>
+    <w:bookmarkEnd w:id="30"/>
+    <w:bookmarkStart w:id="31" w:name="Xa3820b20d9de08dfbf04e844ba6fdc48d6e2898"/>
     <w:p>
       <w:pPr>
         <w:pStyle w:val="Heading3"/>
@@ -5385,7 +5574,7 @@
         <w:pStyle w:val="Compact"/>
         <w:numPr>
           <w:ilvl w:val="0"/>
-          <w:numId w:val="1016"/>
+          <w:numId w:val="1018"/>
         </w:numPr>
       </w:pPr>
       <w:r>
@@ -5526,7 +5715,7 @@
         <w:pStyle w:val="Compact"/>
         <w:numPr>
           <w:ilvl w:val="0"/>
-          <w:numId w:val="1016"/>
+          <w:numId w:val="1018"/>
         </w:numPr>
       </w:pPr>
       <w:r>
@@ -5640,7 +5829,7 @@
         <w:pStyle w:val="Compact"/>
         <w:numPr>
           <w:ilvl w:val="0"/>
-          <w:numId w:val="1016"/>
+          <w:numId w:val="1018"/>
         </w:numPr>
       </w:pPr>
       <w:r>
@@ -5725,7 +5914,7 @@
         <w:pStyle w:val="Compact"/>
         <w:numPr>
           <w:ilvl w:val="0"/>
-          <w:numId w:val="1016"/>
+          <w:numId w:val="1018"/>
         </w:numPr>
       </w:pPr>
       <w:r>
@@ -5801,7 +5990,7 @@
         <w:pStyle w:val="Compact"/>
         <w:numPr>
           <w:ilvl w:val="0"/>
-          <w:numId w:val="1016"/>
+          <w:numId w:val="1018"/>
         </w:numPr>
       </w:pPr>
       <w:r>
@@ -5895,8 +6084,8 @@
         <w:t xml:space="preserve">, asserts that one wins.</w:t>
       </w:r>
     </w:p>
-    <w:bookmarkEnd w:id="28"/>
-    <w:bookmarkStart w:id="29" w:name="verified-5"/>
+    <w:bookmarkEnd w:id="31"/>
+    <w:bookmarkStart w:id="32" w:name="verified-6"/>
     <w:p>
       <w:pPr>
         <w:pStyle w:val="Heading3"/>
@@ -5910,7 +6099,7 @@
         <w:pStyle w:val="Compact"/>
         <w:numPr>
           <w:ilvl w:val="0"/>
-          <w:numId w:val="1017"/>
+          <w:numId w:val="1019"/>
         </w:numPr>
       </w:pPr>
       <w:r>
@@ -6003,9 +6192,9 @@
         <w:t xml:space="preserve">toon.mjs missing-arg gives clean error + exit 1.</w:t>
       </w:r>
     </w:p>
-    <w:bookmarkEnd w:id="29"/>
-    <w:bookmarkEnd w:id="30"/>
-    <w:bookmarkStart w:id="36" w:name="X8a3bd46d32a35a5c1c9419ff9ea303d5d467afa"/>
+    <w:bookmarkEnd w:id="32"/>
+    <w:bookmarkEnd w:id="33"/>
+    <w:bookmarkStart w:id="39" w:name="X8a3bd46d32a35a5c1c9419ff9ea303d5d467afa"/>
     <w:p>
       <w:pPr>
         <w:pStyle w:val="Heading2"/>
@@ -6028,7 +6217,7 @@
         <w:t xml:space="preserve">claude-unify merge, the poe proxy, bootstrap). Fixes verified centrally.</w:t>
       </w:r>
     </w:p>
-    <w:bookmarkStart w:id="31" w:name="fixed-5"/>
+    <w:bookmarkStart w:id="34" w:name="fixed-6"/>
     <w:p>
       <w:pPr>
         <w:pStyle w:val="Heading3"/>
@@ -6042,7 +6231,7 @@
         <w:pStyle w:val="Compact"/>
         <w:numPr>
           <w:ilvl w:val="0"/>
-          <w:numId w:val="1018"/>
+          <w:numId w:val="1020"/>
         </w:numPr>
       </w:pPr>
       <w:r>
@@ -6258,8 +6447,8 @@
         <w:t xml:space="preserve">(was empty); a ≥3-plugin regression test was added.</w:t>
       </w:r>
     </w:p>
-    <w:bookmarkEnd w:id="31"/>
-    <w:bookmarkStart w:id="32" w:name="security-defense-in-depth"/>
+    <w:bookmarkEnd w:id="34"/>
+    <w:bookmarkStart w:id="35" w:name="security-defense-in-depth"/>
     <w:p>
       <w:pPr>
         <w:pStyle w:val="Heading3"/>
@@ -6273,7 +6462,7 @@
         <w:pStyle w:val="Compact"/>
         <w:numPr>
           <w:ilvl w:val="0"/>
-          <w:numId w:val="1019"/>
+          <w:numId w:val="1021"/>
         </w:numPr>
       </w:pPr>
       <w:r>
@@ -6421,7 +6610,7 @@
         <w:pStyle w:val="Compact"/>
         <w:numPr>
           <w:ilvl w:val="0"/>
-          <w:numId w:val="1019"/>
+          <w:numId w:val="1021"/>
         </w:numPr>
       </w:pPr>
       <w:r>
@@ -6518,7 +6707,7 @@
         <w:pStyle w:val="Compact"/>
         <w:numPr>
           <w:ilvl w:val="0"/>
-          <w:numId w:val="1019"/>
+          <w:numId w:val="1021"/>
         </w:numPr>
       </w:pPr>
       <w:r>
@@ -6571,8 +6760,8 @@
         <w:t xml:space="preserve">clear error instead of a broken alias.</w:t>
       </w:r>
     </w:p>
-    <w:bookmarkEnd w:id="32"/>
-    <w:bookmarkStart w:id="33" w:name="robustness"/>
+    <w:bookmarkEnd w:id="35"/>
+    <w:bookmarkStart w:id="36" w:name="robustness"/>
     <w:p>
       <w:pPr>
         <w:pStyle w:val="Heading3"/>
@@ -6586,7 +6775,7 @@
         <w:pStyle w:val="Compact"/>
         <w:numPr>
           <w:ilvl w:val="0"/>
-          <w:numId w:val="1020"/>
+          <w:numId w:val="1022"/>
         </w:numPr>
       </w:pPr>
       <w:r>
@@ -6670,8 +6859,8 @@
         <w:t xml:space="preserve">gzip body no longer propagates.</w:t>
       </w:r>
     </w:p>
-    <w:bookmarkEnd w:id="33"/>
-    <w:bookmarkStart w:id="34" w:name="verified-6"/>
+    <w:bookmarkEnd w:id="36"/>
+    <w:bookmarkStart w:id="37" w:name="verified-7"/>
     <w:p>
       <w:pPr>
         <w:pStyle w:val="Heading3"/>
@@ -6685,7 +6874,7 @@
         <w:pStyle w:val="Compact"/>
         <w:numPr>
           <w:ilvl w:val="0"/>
-          <w:numId w:val="1021"/>
+          <w:numId w:val="1023"/>
         </w:numPr>
       </w:pPr>
       <w:r>
@@ -6768,7 +6957,7 @@
         <w:pStyle w:val="Compact"/>
         <w:numPr>
           <w:ilvl w:val="0"/>
-          <w:numId w:val="1021"/>
+          <w:numId w:val="1023"/>
         </w:numPr>
       </w:pPr>
       <w:r>
@@ -6808,8 +6997,8 @@
         <w:t xml:space="preserve">write path is unchanged from v1.7.9's live-proven 137 models / 32 aliases.</w:t>
       </w:r>
     </w:p>
-    <w:bookmarkEnd w:id="34"/>
-    <w:bookmarkStart w:id="35" w:name="audit-round-3--verified-clean"/>
+    <w:bookmarkEnd w:id="37"/>
+    <w:bookmarkStart w:id="38" w:name="audit-round-3--verified-clean"/>
     <w:p>
       <w:pPr>
         <w:pStyle w:val="Heading3"/>
@@ -6910,9 +7099,9 @@
         <w:t xml:space="preserve">intentionally bypasses the needs-secret guard — operator opt-in, documented.)</w:t>
       </w:r>
     </w:p>
-    <w:bookmarkEnd w:id="35"/>
-    <w:bookmarkEnd w:id="36"/>
-    <w:bookmarkStart w:id="42" w:name="X3f745f2f1363b5cbfd7fbe71d4044eac102974b"/>
+    <w:bookmarkEnd w:id="38"/>
+    <w:bookmarkEnd w:id="39"/>
+    <w:bookmarkStart w:id="45" w:name="X3f745f2f1363b5cbfd7fbe71d4044eac102974b"/>
     <w:p>
       <w:pPr>
         <w:pStyle w:val="Heading2"/>
@@ -6935,7 +7124,7 @@
         <w:t xml:space="preserve">security audit + doc-accuracy audit + lint sweep, fixes verified centrally).</w:t>
       </w:r>
     </w:p>
-    <w:bookmarkStart w:id="37" w:name="security"/>
+    <w:bookmarkStart w:id="40" w:name="security"/>
     <w:p>
       <w:pPr>
         <w:pStyle w:val="Heading3"/>
@@ -6949,7 +7138,7 @@
         <w:pStyle w:val="Compact"/>
         <w:numPr>
           <w:ilvl w:val="0"/>
-          <w:numId w:val="1022"/>
+          <w:numId w:val="1024"/>
         </w:numPr>
       </w:pPr>
       <w:r>
@@ -7119,7 +7308,7 @@
         <w:pStyle w:val="Compact"/>
         <w:numPr>
           <w:ilvl w:val="0"/>
-          <w:numId w:val="1022"/>
+          <w:numId w:val="1024"/>
         </w:numPr>
       </w:pPr>
       <w:r>
@@ -7225,7 +7414,7 @@
         <w:pStyle w:val="Compact"/>
         <w:numPr>
           <w:ilvl w:val="0"/>
-          <w:numId w:val="1022"/>
+          <w:numId w:val="1024"/>
         </w:numPr>
       </w:pPr>
       <w:r>
@@ -7346,7 +7535,7 @@
         <w:pStyle w:val="Compact"/>
         <w:numPr>
           <w:ilvl w:val="0"/>
-          <w:numId w:val="1022"/>
+          <w:numId w:val="1024"/>
         </w:numPr>
       </w:pPr>
       <w:r>
@@ -7425,7 +7614,7 @@
         <w:pStyle w:val="Compact"/>
         <w:numPr>
           <w:ilvl w:val="0"/>
-          <w:numId w:val="1022"/>
+          <w:numId w:val="1024"/>
         </w:numPr>
       </w:pPr>
       <w:r>
@@ -7586,8 +7775,8 @@
         <w:t xml:space="preserve">original six-name allowlist.</w:t>
       </w:r>
     </w:p>
-    <w:bookmarkEnd w:id="37"/>
-    <w:bookmarkStart w:id="38" w:name="fixed-6"/>
+    <w:bookmarkEnd w:id="40"/>
+    <w:bookmarkStart w:id="41" w:name="fixed-7"/>
     <w:p>
       <w:pPr>
         <w:pStyle w:val="Heading3"/>
@@ -7601,7 +7790,7 @@
         <w:pStyle w:val="Compact"/>
         <w:numPr>
           <w:ilvl w:val="0"/>
-          <w:numId w:val="1023"/>
+          <w:numId w:val="1025"/>
         </w:numPr>
       </w:pPr>
       <w:r>
@@ -7701,7 +7890,7 @@
         <w:pStyle w:val="Compact"/>
         <w:numPr>
           <w:ilvl w:val="0"/>
-          <w:numId w:val="1023"/>
+          <w:numId w:val="1025"/>
         </w:numPr>
       </w:pPr>
       <w:r>
@@ -7747,7 +7936,7 @@
         <w:pStyle w:val="Compact"/>
         <w:numPr>
           <w:ilvl w:val="0"/>
-          <w:numId w:val="1023"/>
+          <w:numId w:val="1025"/>
         </w:numPr>
       </w:pPr>
       <w:r>
@@ -7856,8 +8045,8 @@
         <w:t xml:space="preserve">.</w:t>
       </w:r>
     </w:p>
-    <w:bookmarkEnd w:id="38"/>
-    <w:bookmarkStart w:id="39" w:name="docs"/>
+    <w:bookmarkEnd w:id="41"/>
+    <w:bookmarkStart w:id="42" w:name="docs"/>
     <w:p>
       <w:pPr>
         <w:pStyle w:val="Heading3"/>
@@ -7871,7 +8060,7 @@
         <w:pStyle w:val="Compact"/>
         <w:numPr>
           <w:ilvl w:val="0"/>
-          <w:numId w:val="1024"/>
+          <w:numId w:val="1026"/>
         </w:numPr>
       </w:pPr>
       <w:r>
@@ -8007,8 +8196,8 @@
         <w:t xml:space="preserve">refreshed date stamp.</w:t>
       </w:r>
     </w:p>
-    <w:bookmarkEnd w:id="39"/>
-    <w:bookmarkStart w:id="40" w:name="quality"/>
+    <w:bookmarkEnd w:id="42"/>
+    <w:bookmarkStart w:id="43" w:name="quality"/>
     <w:p>
       <w:pPr>
         <w:pStyle w:val="Heading3"/>
@@ -8022,7 +8211,7 @@
         <w:pStyle w:val="Compact"/>
         <w:numPr>
           <w:ilvl w:val="0"/>
-          <w:numId w:val="1025"/>
+          <w:numId w:val="1027"/>
         </w:numPr>
       </w:pPr>
       <w:r>
@@ -8087,8 +8276,8 @@
         <w:t xml:space="preserve">the one remaining reserved no-op flag carries a justified inline disable.</w:t>
       </w:r>
     </w:p>
-    <w:bookmarkEnd w:id="40"/>
-    <w:bookmarkStart w:id="41" w:name="verified-7"/>
+    <w:bookmarkEnd w:id="43"/>
+    <w:bookmarkStart w:id="44" w:name="verified-8"/>
     <w:p>
       <w:pPr>
         <w:pStyle w:val="Heading3"/>
@@ -8102,7 +8291,7 @@
         <w:pStyle w:val="Compact"/>
         <w:numPr>
           <w:ilvl w:val="0"/>
-          <w:numId w:val="1026"/>
+          <w:numId w:val="1028"/>
         </w:numPr>
       </w:pPr>
       <w:r>
@@ -8170,7 +8359,7 @@
         <w:pStyle w:val="Compact"/>
         <w:numPr>
           <w:ilvl w:val="0"/>
-          <w:numId w:val="1026"/>
+          <w:numId w:val="1028"/>
         </w:numPr>
       </w:pPr>
       <w:r>
@@ -8224,7 +8413,7 @@
         <w:pStyle w:val="Compact"/>
         <w:numPr>
           <w:ilvl w:val="0"/>
-          <w:numId w:val="1026"/>
+          <w:numId w:val="1028"/>
         </w:numPr>
       </w:pPr>
       <w:r>
@@ -8294,16 +8483,16 @@
         <w:pStyle w:val="Compact"/>
         <w:numPr>
           <w:ilvl w:val="0"/>
-          <w:numId w:val="1026"/>
+          <w:numId w:val="1028"/>
         </w:numPr>
       </w:pPr>
       <w:r>
         <w:t xml:space="preserve">4-host byte-parity + 10/10 suite re-verified after deploy.</w:t>
       </w:r>
     </w:p>
-    <w:bookmarkEnd w:id="41"/>
-    <w:bookmarkEnd w:id="42"/>
-    <w:bookmarkStart w:id="47" w:name="X32f4e63b5b469270c24eeebf0670d89dbf8d175"/>
+    <w:bookmarkEnd w:id="44"/>
+    <w:bookmarkEnd w:id="45"/>
+    <w:bookmarkStart w:id="50" w:name="X32f4e63b5b469270c24eeebf0670d89dbf8d175"/>
     <w:p>
       <w:pPr>
         <w:pStyle w:val="Heading2"/>
@@ -8332,7 +8521,7 @@
         <w:t xml:space="preserve">suite + live multi-model verification were run centrally.</w:t>
       </w:r>
     </w:p>
-    <w:bookmarkStart w:id="43" w:name="security-1"/>
+    <w:bookmarkStart w:id="46" w:name="security-1"/>
     <w:p>
       <w:pPr>
         <w:pStyle w:val="Heading3"/>
@@ -8346,7 +8535,7 @@
         <w:pStyle w:val="Compact"/>
         <w:numPr>
           <w:ilvl w:val="0"/>
-          <w:numId w:val="1027"/>
+          <w:numId w:val="1029"/>
         </w:numPr>
       </w:pPr>
       <w:r>
@@ -8533,7 +8722,7 @@
         <w:pStyle w:val="Compact"/>
         <w:numPr>
           <w:ilvl w:val="0"/>
-          <w:numId w:val="1027"/>
+          <w:numId w:val="1029"/>
         </w:numPr>
       </w:pPr>
       <w:r>
@@ -8689,7 +8878,7 @@
         <w:pStyle w:val="Compact"/>
         <w:numPr>
           <w:ilvl w:val="0"/>
-          <w:numId w:val="1027"/>
+          <w:numId w:val="1029"/>
         </w:numPr>
       </w:pPr>
       <w:r>
@@ -8848,8 +9037,8 @@
         <w:t xml:space="preserve">on all four remotes.</w:t>
       </w:r>
     </w:p>
-    <w:bookmarkEnd w:id="43"/>
-    <w:bookmarkStart w:id="44" w:name="fixed-7"/>
+    <w:bookmarkEnd w:id="46"/>
+    <w:bookmarkStart w:id="47" w:name="fixed-8"/>
     <w:p>
       <w:pPr>
         <w:pStyle w:val="Heading3"/>
@@ -8863,7 +9052,7 @@
         <w:pStyle w:val="Compact"/>
         <w:numPr>
           <w:ilvl w:val="0"/>
-          <w:numId w:val="1028"/>
+          <w:numId w:val="1030"/>
         </w:numPr>
       </w:pPr>
       <w:r>
@@ -8949,7 +9138,7 @@
         <w:pStyle w:val="Compact"/>
         <w:numPr>
           <w:ilvl w:val="0"/>
-          <w:numId w:val="1028"/>
+          <w:numId w:val="1030"/>
         </w:numPr>
       </w:pPr>
       <w:r>
@@ -9072,7 +9261,7 @@
         <w:pStyle w:val="Compact"/>
         <w:numPr>
           <w:ilvl w:val="0"/>
-          <w:numId w:val="1028"/>
+          <w:numId w:val="1030"/>
         </w:numPr>
       </w:pPr>
       <w:r>
@@ -9151,7 +9340,7 @@
         <w:pStyle w:val="Compact"/>
         <w:numPr>
           <w:ilvl w:val="0"/>
-          <w:numId w:val="1028"/>
+          <w:numId w:val="1030"/>
         </w:numPr>
       </w:pPr>
       <w:r>
@@ -9211,8 +9400,8 @@
         <w:t xml:space="preserve">).</w:t>
       </w:r>
     </w:p>
-    <w:bookmarkEnd w:id="44"/>
-    <w:bookmarkStart w:id="45" w:name="added-4"/>
+    <w:bookmarkEnd w:id="47"/>
+    <w:bookmarkStart w:id="48" w:name="added-4"/>
     <w:p>
       <w:pPr>
         <w:pStyle w:val="Heading3"/>
@@ -9226,7 +9415,7 @@
         <w:pStyle w:val="Compact"/>
         <w:numPr>
           <w:ilvl w:val="0"/>
-          <w:numId w:val="1029"/>
+          <w:numId w:val="1031"/>
         </w:numPr>
       </w:pPr>
       <w:r>
@@ -9411,7 +9600,7 @@
         <w:pStyle w:val="Compact"/>
         <w:numPr>
           <w:ilvl w:val="0"/>
-          <w:numId w:val="1029"/>
+          <w:numId w:val="1031"/>
         </w:numPr>
       </w:pPr>
       <w:r>
@@ -9479,8 +9668,8 @@
         <w:t xml:space="preserve">a failure never re-echoes a secret.</w:t>
       </w:r>
     </w:p>
-    <w:bookmarkEnd w:id="45"/>
-    <w:bookmarkStart w:id="46" w:name="verified-8"/>
+    <w:bookmarkEnd w:id="48"/>
+    <w:bookmarkStart w:id="49" w:name="verified-9"/>
     <w:p>
       <w:pPr>
         <w:pStyle w:val="Heading3"/>
@@ -9494,7 +9683,7 @@
         <w:pStyle w:val="Compact"/>
         <w:numPr>
           <w:ilvl w:val="0"/>
-          <w:numId w:val="1030"/>
+          <w:numId w:val="1032"/>
         </w:numPr>
       </w:pPr>
       <w:r>
@@ -9540,7 +9729,7 @@
         <w:pStyle w:val="Compact"/>
         <w:numPr>
           <w:ilvl w:val="0"/>
-          <w:numId w:val="1030"/>
+          <w:numId w:val="1032"/>
         </w:numPr>
       </w:pPr>
       <w:r>
@@ -9628,7 +9817,7 @@
         <w:pStyle w:val="Compact"/>
         <w:numPr>
           <w:ilvl w:val="0"/>
-          <w:numId w:val="1030"/>
+          <w:numId w:val="1032"/>
         </w:numPr>
       </w:pPr>
       <w:r>
@@ -9682,7 +9871,7 @@
         <w:pStyle w:val="Compact"/>
         <w:numPr>
           <w:ilvl w:val="0"/>
-          <w:numId w:val="1030"/>
+          <w:numId w:val="1032"/>
         </w:numPr>
       </w:pPr>
       <w:r>
@@ -9725,9 +9914,9 @@
         <w:t xml:space="preserve">.</w:t>
       </w:r>
     </w:p>
-    <w:bookmarkEnd w:id="46"/>
-    <w:bookmarkEnd w:id="47"/>
-    <w:bookmarkStart w:id="52" w:name="X3dc7a22e845e8a16dcec7ab3494aa6e579b0408"/>
+    <w:bookmarkEnd w:id="49"/>
+    <w:bookmarkEnd w:id="50"/>
+    <w:bookmarkStart w:id="55" w:name="X3dc7a22e845e8a16dcec7ab3494aa6e579b0408"/>
     <w:p>
       <w:pPr>
         <w:pStyle w:val="Heading2"/>
@@ -9744,7 +9933,7 @@
         <w:t xml:space="preserve">Follow-up hardening release found by a parallel multi-agent audit of v1.7.6.</w:t>
       </w:r>
     </w:p>
-    <w:bookmarkStart w:id="48" w:name="fixed-8"/>
+    <w:bookmarkStart w:id="51" w:name="fixed-9"/>
     <w:p>
       <w:pPr>
         <w:pStyle w:val="Heading3"/>
@@ -9758,7 +9947,7 @@
         <w:pStyle w:val="Compact"/>
         <w:numPr>
           <w:ilvl w:val="0"/>
-          <w:numId w:val="1031"/>
+          <w:numId w:val="1033"/>
         </w:numPr>
       </w:pPr>
       <w:r>
@@ -10061,7 +10250,7 @@
         <w:pStyle w:val="Compact"/>
         <w:numPr>
           <w:ilvl w:val="0"/>
-          <w:numId w:val="1031"/>
+          <w:numId w:val="1033"/>
         </w:numPr>
       </w:pPr>
       <w:r>
@@ -10189,8 +10378,8 @@
         <w:t xml:space="preserve">.</w:t>
       </w:r>
     </w:p>
-    <w:bookmarkEnd w:id="48"/>
-    <w:bookmarkStart w:id="49" w:name="added-5"/>
+    <w:bookmarkEnd w:id="51"/>
+    <w:bookmarkStart w:id="52" w:name="added-5"/>
     <w:p>
       <w:pPr>
         <w:pStyle w:val="Heading3"/>
@@ -10204,7 +10393,7 @@
         <w:pStyle w:val="Compact"/>
         <w:numPr>
           <w:ilvl w:val="0"/>
-          <w:numId w:val="1032"/>
+          <w:numId w:val="1034"/>
         </w:numPr>
       </w:pPr>
       <w:r>
@@ -10239,7 +10428,7 @@
         <w:pStyle w:val="Compact"/>
         <w:numPr>
           <w:ilvl w:val="0"/>
-          <w:numId w:val="1032"/>
+          <w:numId w:val="1034"/>
         </w:numPr>
       </w:pPr>
       <w:r>
@@ -10308,8 +10497,8 @@
         <w:t xml:space="preserve">.</w:t>
       </w:r>
     </w:p>
-    <w:bookmarkEnd w:id="49"/>
-    <w:bookmarkStart w:id="50" w:name="verified-9"/>
+    <w:bookmarkEnd w:id="52"/>
+    <w:bookmarkStart w:id="53" w:name="verified-10"/>
     <w:p>
       <w:pPr>
         <w:pStyle w:val="Heading3"/>
@@ -10323,7 +10512,7 @@
         <w:pStyle w:val="Compact"/>
         <w:numPr>
           <w:ilvl w:val="0"/>
-          <w:numId w:val="1033"/>
+          <w:numId w:val="1035"/>
         </w:numPr>
       </w:pPr>
       <w:r>
@@ -10363,7 +10552,7 @@
         <w:pStyle w:val="Compact"/>
         <w:numPr>
           <w:ilvl w:val="0"/>
-          <w:numId w:val="1033"/>
+          <w:numId w:val="1035"/>
         </w:numPr>
       </w:pPr>
       <w:r>
@@ -10394,8 +10583,8 @@
         <w:t xml:space="preserve">on macOS.</w:t>
       </w:r>
     </w:p>
-    <w:bookmarkEnd w:id="50"/>
-    <w:bookmarkStart w:id="51" w:name="X62b0a64b7c3ea8cc9486d03458dca15977de730"/>
+    <w:bookmarkEnd w:id="53"/>
+    <w:bookmarkStart w:id="54" w:name="X62b0a64b7c3ea8cc9486d03458dca15977de730"/>
     <w:p>
       <w:pPr>
         <w:pStyle w:val="Heading3"/>
@@ -10409,7 +10598,7 @@
         <w:pStyle w:val="Compact"/>
         <w:numPr>
           <w:ilvl w:val="0"/>
-          <w:numId w:val="1034"/>
+          <w:numId w:val="1036"/>
         </w:numPr>
       </w:pPr>
       <w:r>
@@ -10457,7 +10646,7 @@
         <w:pStyle w:val="Compact"/>
         <w:numPr>
           <w:ilvl w:val="0"/>
-          <w:numId w:val="1034"/>
+          <w:numId w:val="1036"/>
         </w:numPr>
       </w:pPr>
       <w:r>
@@ -10511,7 +10700,7 @@
         <w:pStyle w:val="Compact"/>
         <w:numPr>
           <w:ilvl w:val="0"/>
-          <w:numId w:val="1034"/>
+          <w:numId w:val="1036"/>
         </w:numPr>
       </w:pPr>
       <w:r>
@@ -10529,7 +10718,7 @@
         <w:pStyle w:val="Compact"/>
         <w:numPr>
           <w:ilvl w:val="0"/>
-          <w:numId w:val="1034"/>
+          <w:numId w:val="1036"/>
         </w:numPr>
       </w:pPr>
       <w:r>
@@ -10572,9 +10761,9 @@
         <w:t xml:space="preserve">needs a force tag push; left for a maintainer decision.</w:t>
       </w:r>
     </w:p>
-    <w:bookmarkEnd w:id="51"/>
-    <w:bookmarkEnd w:id="52"/>
-    <w:bookmarkStart w:id="57" w:name="X5bab4cefc6082b36259bdda3d0e046856fdd451"/>
+    <w:bookmarkEnd w:id="54"/>
+    <w:bookmarkEnd w:id="55"/>
+    <w:bookmarkStart w:id="60" w:name="X5bab4cefc6082b36259bdda3d0e046856fdd451"/>
     <w:p>
       <w:pPr>
         <w:pStyle w:val="Heading2"/>
@@ -10583,7 +10772,7 @@
         <w:t xml:space="preserve">v1.7.6 — 2026-06-28 — Always-non-interactive execution, alias-file integrity, macOS/bash-3.2 portability, 4-host rollout</w:t>
       </w:r>
     </w:p>
-    <w:bookmarkStart w:id="53" w:name="fixed-9"/>
+    <w:bookmarkStart w:id="56" w:name="fixed-10"/>
     <w:p>
       <w:pPr>
         <w:pStyle w:val="Heading3"/>
@@ -10597,7 +10786,7 @@
         <w:pStyle w:val="Compact"/>
         <w:numPr>
           <w:ilvl w:val="0"/>
-          <w:numId w:val="1035"/>
+          <w:numId w:val="1037"/>
         </w:numPr>
       </w:pPr>
       <w:r>
@@ -10847,7 +11036,7 @@
         <w:pStyle w:val="Compact"/>
         <w:numPr>
           <w:ilvl w:val="0"/>
-          <w:numId w:val="1035"/>
+          <w:numId w:val="1037"/>
         </w:numPr>
       </w:pPr>
       <w:r>
@@ -11039,7 +11228,7 @@
         <w:pStyle w:val="Compact"/>
         <w:numPr>
           <w:ilvl w:val="0"/>
-          <w:numId w:val="1035"/>
+          <w:numId w:val="1037"/>
         </w:numPr>
       </w:pPr>
       <w:r>
@@ -11189,8 +11378,8 @@
         <w:t xml:space="preserve">are unbound on bash 3.2). The suite now runs green on macOS bash 3.2.</w:t>
       </w:r>
     </w:p>
-    <w:bookmarkEnd w:id="53"/>
-    <w:bookmarkStart w:id="54" w:name="added-6"/>
+    <w:bookmarkEnd w:id="56"/>
+    <w:bookmarkStart w:id="57" w:name="added-6"/>
     <w:p>
       <w:pPr>
         <w:pStyle w:val="Heading3"/>
@@ -11204,7 +11393,7 @@
         <w:pStyle w:val="Compact"/>
         <w:numPr>
           <w:ilvl w:val="0"/>
-          <w:numId w:val="1036"/>
+          <w:numId w:val="1038"/>
         </w:numPr>
       </w:pPr>
       <w:r>
@@ -11362,7 +11551,7 @@
         <w:pStyle w:val="Compact"/>
         <w:numPr>
           <w:ilvl w:val="0"/>
-          <w:numId w:val="1036"/>
+          <w:numId w:val="1038"/>
         </w:numPr>
       </w:pPr>
       <w:r>
@@ -11405,7 +11594,7 @@
         <w:pStyle w:val="Compact"/>
         <w:numPr>
           <w:ilvl w:val="0"/>
-          <w:numId w:val="1036"/>
+          <w:numId w:val="1038"/>
         </w:numPr>
       </w:pPr>
       <w:r>
@@ -11443,8 +11632,8 @@
         <w:t xml:space="preserve">absent — matching the existing SKIP convention for optional-dependency features.</w:t>
       </w:r>
     </w:p>
-    <w:bookmarkEnd w:id="54"/>
-    <w:bookmarkStart w:id="55" w:name="X7441e4fb9d1d1f16b207087dd74b5bc870440c2"/>
+    <w:bookmarkEnd w:id="57"/>
+    <w:bookmarkStart w:id="58" w:name="X7441e4fb9d1d1f16b207087dd74b5bc870440c2"/>
     <w:p>
       <w:pPr>
         <w:pStyle w:val="Heading3"/>
@@ -11458,7 +11647,7 @@
         <w:pStyle w:val="Compact"/>
         <w:numPr>
           <w:ilvl w:val="0"/>
-          <w:numId w:val="1037"/>
+          <w:numId w:val="1039"/>
         </w:numPr>
       </w:pPr>
       <w:r>
@@ -11553,7 +11742,7 @@
         <w:pStyle w:val="Compact"/>
         <w:numPr>
           <w:ilvl w:val="0"/>
-          <w:numId w:val="1037"/>
+          <w:numId w:val="1039"/>
         </w:numPr>
       </w:pPr>
       <w:r>
@@ -11580,7 +11769,7 @@
         <w:pStyle w:val="Compact"/>
         <w:numPr>
           <w:ilvl w:val="0"/>
-          <w:numId w:val="1037"/>
+          <w:numId w:val="1039"/>
         </w:numPr>
       </w:pPr>
       <w:r>
@@ -11619,8 +11808,8 @@
         <w:t xml:space="preserve">.</w:t>
       </w:r>
     </w:p>
-    <w:bookmarkEnd w:id="55"/>
-    <w:bookmarkStart w:id="56" w:name="verified-10"/>
+    <w:bookmarkEnd w:id="58"/>
+    <w:bookmarkStart w:id="59" w:name="verified-11"/>
     <w:p>
       <w:pPr>
         <w:pStyle w:val="Heading3"/>
@@ -11634,7 +11823,7 @@
         <w:pStyle w:val="Compact"/>
         <w:numPr>
           <w:ilvl w:val="0"/>
-          <w:numId w:val="1038"/>
+          <w:numId w:val="1040"/>
         </w:numPr>
       </w:pPr>
       <w:r>
@@ -11674,7 +11863,7 @@
         <w:pStyle w:val="Compact"/>
         <w:numPr>
           <w:ilvl w:val="0"/>
-          <w:numId w:val="1038"/>
+          <w:numId w:val="1040"/>
         </w:numPr>
       </w:pPr>
       <w:r>
@@ -11741,9 +11930,9 @@
         <w:t xml:space="preserve">aliases present on every host.</w:t>
       </w:r>
     </w:p>
-    <w:bookmarkEnd w:id="56"/>
-    <w:bookmarkEnd w:id="57"/>
-    <w:bookmarkStart w:id="62" w:name="Xec4e4bab97bb1465106f99e5371bdd3ec633fc9"/>
+    <w:bookmarkEnd w:id="59"/>
+    <w:bookmarkEnd w:id="60"/>
+    <w:bookmarkStart w:id="65" w:name="Xec4e4bab97bb1465106f99e5371bdd3ec633fc9"/>
     <w:p>
       <w:pPr>
         <w:pStyle w:val="Heading2"/>
@@ -11752,7 +11941,7 @@
         <w:t xml:space="preserve">v1.7.5 — 2026-06-28 — Cross-provider /resume session visibility fix</w:t>
       </w:r>
     </w:p>
-    <w:bookmarkStart w:id="58" w:name="fixed-10"/>
+    <w:bookmarkStart w:id="61" w:name="fixed-11"/>
     <w:p>
       <w:pPr>
         <w:pStyle w:val="Heading3"/>
@@ -11766,7 +11955,7 @@
         <w:pStyle w:val="Compact"/>
         <w:numPr>
           <w:ilvl w:val="0"/>
-          <w:numId w:val="1039"/>
+          <w:numId w:val="1041"/>
         </w:numPr>
       </w:pPr>
       <w:r>
@@ -11941,7 +12130,7 @@
         <w:pStyle w:val="Compact"/>
         <w:numPr>
           <w:ilvl w:val="0"/>
-          <w:numId w:val="1039"/>
+          <w:numId w:val="1041"/>
         </w:numPr>
       </w:pPr>
       <w:r>
@@ -12020,7 +12209,7 @@
         <w:pStyle w:val="Compact"/>
         <w:numPr>
           <w:ilvl w:val="0"/>
-          <w:numId w:val="1039"/>
+          <w:numId w:val="1041"/>
         </w:numPr>
       </w:pPr>
       <w:r>
@@ -12079,8 +12268,8 @@
         <w:t xml:space="preserve">stripping works for all router-transport providers.</w:t>
       </w:r>
     </w:p>
-    <w:bookmarkEnd w:id="58"/>
-    <w:bookmarkStart w:id="59" w:name="root-cause-analysis"/>
+    <w:bookmarkEnd w:id="61"/>
+    <w:bookmarkStart w:id="62" w:name="root-cause-analysis"/>
     <w:p>
       <w:pPr>
         <w:pStyle w:val="Heading3"/>
@@ -12150,7 +12339,7 @@
         <w:pStyle w:val="Compact"/>
         <w:numPr>
           <w:ilvl w:val="0"/>
-          <w:numId w:val="1040"/>
+          <w:numId w:val="1042"/>
         </w:numPr>
       </w:pPr>
       <w:r>
@@ -12186,7 +12375,7 @@
         <w:pStyle w:val="Compact"/>
         <w:numPr>
           <w:ilvl w:val="0"/>
-          <w:numId w:val="1040"/>
+          <w:numId w:val="1042"/>
         </w:numPr>
       </w:pPr>
       <w:r>
@@ -12222,7 +12411,7 @@
         <w:pStyle w:val="Compact"/>
         <w:numPr>
           <w:ilvl w:val="0"/>
-          <w:numId w:val="1040"/>
+          <w:numId w:val="1042"/>
         </w:numPr>
       </w:pPr>
       <w:r>
@@ -12276,8 +12465,8 @@
         <w:t xml:space="preserve">via sync-state.</w:t>
       </w:r>
     </w:p>
-    <w:bookmarkEnd w:id="59"/>
-    <w:bookmarkStart w:id="60" w:name="verified-11"/>
+    <w:bookmarkEnd w:id="62"/>
+    <w:bookmarkStart w:id="63" w:name="verified-12"/>
     <w:p>
       <w:pPr>
         <w:pStyle w:val="Heading3"/>
@@ -12291,7 +12480,7 @@
         <w:pStyle w:val="Compact"/>
         <w:numPr>
           <w:ilvl w:val="0"/>
-          <w:numId w:val="1041"/>
+          <w:numId w:val="1043"/>
         </w:numPr>
       </w:pPr>
       <w:r>
@@ -12325,7 +12514,7 @@
         <w:pStyle w:val="Compact"/>
         <w:numPr>
           <w:ilvl w:val="0"/>
-          <w:numId w:val="1041"/>
+          <w:numId w:val="1043"/>
         </w:numPr>
       </w:pPr>
       <w:r>
@@ -12344,7 +12533,7 @@
         <w:pStyle w:val="Compact"/>
         <w:numPr>
           <w:ilvl w:val="0"/>
-          <w:numId w:val="1041"/>
+          <w:numId w:val="1043"/>
         </w:numPr>
       </w:pPr>
       <w:r>
@@ -12373,8 +12562,8 @@
         <w:t xml:space="preserve">correctly detects and fixes outdated alias files on both hosts</w:t>
       </w:r>
     </w:p>
-    <w:bookmarkEnd w:id="60"/>
-    <w:bookmarkStart w:id="61" w:name="tests"/>
+    <w:bookmarkEnd w:id="63"/>
+    <w:bookmarkStart w:id="64" w:name="tests"/>
     <w:p>
       <w:pPr>
         <w:pStyle w:val="Heading3"/>
@@ -12388,7 +12577,7 @@
         <w:pStyle w:val="Compact"/>
         <w:numPr>
           <w:ilvl w:val="0"/>
-          <w:numId w:val="1042"/>
+          <w:numId w:val="1044"/>
         </w:numPr>
       </w:pPr>
       <w:r>
@@ -12410,16 +12599,16 @@
         <w:pStyle w:val="Compact"/>
         <w:numPr>
           <w:ilvl w:val="0"/>
-          <w:numId w:val="1042"/>
+          <w:numId w:val="1044"/>
         </w:numPr>
       </w:pPr>
       <w:r>
         <w:t xml:space="preserve">Existing test suite: session-related tests pass</w:t>
       </w:r>
     </w:p>
-    <w:bookmarkEnd w:id="61"/>
-    <w:bookmarkEnd w:id="62"/>
-    <w:bookmarkStart w:id="66" w:name="Xec1c151fba8b0f6e04d02f3212d1c75e29f17fb"/>
+    <w:bookmarkEnd w:id="64"/>
+    <w:bookmarkEnd w:id="65"/>
+    <w:bookmarkStart w:id="69" w:name="Xec1c151fba8b0f6e04d02f3212d1c75e29f17fb"/>
     <w:p>
       <w:pPr>
         <w:pStyle w:val="Heading2"/>
@@ -12428,7 +12617,7 @@
         <w:t xml:space="preserve">v1.7.4 — 2026-06-26 — Kimi provider fix + AWS IaC MCP disabled by default</w:t>
       </w:r>
     </w:p>
-    <w:bookmarkStart w:id="63" w:name="fixed-11"/>
+    <w:bookmarkStart w:id="66" w:name="fixed-12"/>
     <w:p>
       <w:pPr>
         <w:pStyle w:val="Heading3"/>
@@ -12442,7 +12631,7 @@
         <w:pStyle w:val="Compact"/>
         <w:numPr>
           <w:ilvl w:val="0"/>
-          <w:numId w:val="1043"/>
+          <w:numId w:val="1045"/>
         </w:numPr>
       </w:pPr>
       <w:r>
@@ -12509,7 +12698,7 @@
         <w:pStyle w:val="Compact"/>
         <w:numPr>
           <w:ilvl w:val="0"/>
-          <w:numId w:val="1043"/>
+          <w:numId w:val="1045"/>
         </w:numPr>
       </w:pPr>
       <w:r>
@@ -12565,8 +12754,8 @@
         <w:t xml:space="preserve">on connection and is now configured but disabled by default.</w:t>
       </w:r>
     </w:p>
-    <w:bookmarkEnd w:id="63"/>
-    <w:bookmarkStart w:id="64" w:name="changed"/>
+    <w:bookmarkEnd w:id="66"/>
+    <w:bookmarkStart w:id="67" w:name="changed"/>
     <w:p>
       <w:pPr>
         <w:pStyle w:val="Heading3"/>
@@ -12580,7 +12769,7 @@
         <w:pStyle w:val="Compact"/>
         <w:numPr>
           <w:ilvl w:val="0"/>
-          <w:numId w:val="1044"/>
+          <w:numId w:val="1046"/>
         </w:numPr>
       </w:pPr>
       <w:r>
@@ -12607,7 +12796,7 @@
         <w:pStyle w:val="Compact"/>
         <w:numPr>
           <w:ilvl w:val="0"/>
-          <w:numId w:val="1044"/>
+          <w:numId w:val="1046"/>
         </w:numPr>
       </w:pPr>
       <w:r>
@@ -12626,8 +12815,8 @@
         <w:t xml:space="preserve">.</w:t>
       </w:r>
     </w:p>
-    <w:bookmarkEnd w:id="64"/>
-    <w:bookmarkStart w:id="65" w:name="tests-1"/>
+    <w:bookmarkEnd w:id="67"/>
+    <w:bookmarkStart w:id="68" w:name="tests-1"/>
     <w:p>
       <w:pPr>
         <w:pStyle w:val="Heading3"/>
@@ -12641,7 +12830,7 @@
         <w:pStyle w:val="Compact"/>
         <w:numPr>
           <w:ilvl w:val="0"/>
-          <w:numId w:val="1045"/>
+          <w:numId w:val="1047"/>
         </w:numPr>
       </w:pPr>
       <w:r>
@@ -12663,7 +12852,7 @@
         <w:pStyle w:val="Compact"/>
         <w:numPr>
           <w:ilvl w:val="0"/>
-          <w:numId w:val="1045"/>
+          <w:numId w:val="1047"/>
         </w:numPr>
       </w:pPr>
       <w:r>
@@ -12688,7 +12877,7 @@
         <w:pStyle w:val="Compact"/>
         <w:numPr>
           <w:ilvl w:val="0"/>
-          <w:numId w:val="1045"/>
+          <w:numId w:val="1047"/>
         </w:numPr>
       </w:pPr>
       <w:r>
@@ -12705,9 +12894,9 @@
         <w:t xml:space="preserve">5 passed, 0 failed</w:t>
       </w:r>
     </w:p>
-    <w:bookmarkEnd w:id="65"/>
-    <w:bookmarkEnd w:id="66"/>
-    <w:bookmarkStart w:id="71" w:name="X9bd238ab6e70094b91f95682e0c680fd3b532e6"/>
+    <w:bookmarkEnd w:id="68"/>
+    <w:bookmarkEnd w:id="69"/>
+    <w:bookmarkStart w:id="74" w:name="X9bd238ab6e70094b91f95682e0c680fd3b532e6"/>
     <w:p>
       <w:pPr>
         <w:pStyle w:val="Heading2"/>
@@ -12716,7 +12905,7 @@
         <w:t xml:space="preserve">v1.6.6 — 2026-06-21 — TOON integration for token-efficient prompts</w:t>
       </w:r>
     </w:p>
-    <w:bookmarkStart w:id="67" w:name="added-7"/>
+    <w:bookmarkStart w:id="70" w:name="added-7"/>
     <w:p>
       <w:pPr>
         <w:pStyle w:val="Heading3"/>
@@ -12730,7 +12919,7 @@
         <w:pStyle w:val="Compact"/>
         <w:numPr>
           <w:ilvl w:val="0"/>
-          <w:numId w:val="1046"/>
+          <w:numId w:val="1048"/>
         </w:numPr>
       </w:pPr>
       <w:r>
@@ -12758,7 +12947,7 @@
         <w:pStyle w:val="Compact"/>
         <w:numPr>
           <w:ilvl w:val="0"/>
-          <w:numId w:val="1046"/>
+          <w:numId w:val="1048"/>
         </w:numPr>
       </w:pPr>
       <w:r>
@@ -12781,7 +12970,7 @@
         <w:pStyle w:val="Compact"/>
         <w:numPr>
           <w:ilvl w:val="0"/>
-          <w:numId w:val="1046"/>
+          <w:numId w:val="1048"/>
         </w:numPr>
       </w:pPr>
       <w:r>
@@ -12804,7 +12993,7 @@
         <w:pStyle w:val="Compact"/>
         <w:numPr>
           <w:ilvl w:val="0"/>
-          <w:numId w:val="1046"/>
+          <w:numId w:val="1048"/>
         </w:numPr>
       </w:pPr>
       <w:r>
@@ -12827,7 +13016,7 @@
         <w:pStyle w:val="Compact"/>
         <w:numPr>
           <w:ilvl w:val="0"/>
-          <w:numId w:val="1046"/>
+          <w:numId w:val="1048"/>
         </w:numPr>
       </w:pPr>
       <w:r>
@@ -12860,8 +13049,8 @@
         <w:t xml:space="preserve">v2.3.0 dependency</w:t>
       </w:r>
     </w:p>
-    <w:bookmarkEnd w:id="67"/>
-    <w:bookmarkStart w:id="68" w:name="token-savings"/>
+    <w:bookmarkEnd w:id="70"/>
+    <w:bookmarkStart w:id="71" w:name="token-savings"/>
     <w:p>
       <w:pPr>
         <w:pStyle w:val="Heading3"/>
@@ -12875,7 +13064,7 @@
         <w:pStyle w:val="Compact"/>
         <w:numPr>
           <w:ilvl w:val="0"/>
-          <w:numId w:val="1047"/>
+          <w:numId w:val="1049"/>
         </w:numPr>
       </w:pPr>
       <w:r>
@@ -12887,7 +13076,7 @@
         <w:pStyle w:val="Compact"/>
         <w:numPr>
           <w:ilvl w:val="0"/>
-          <w:numId w:val="1047"/>
+          <w:numId w:val="1049"/>
         </w:numPr>
       </w:pPr>
       <w:r>
@@ -12899,7 +13088,7 @@
         <w:pStyle w:val="Compact"/>
         <w:numPr>
           <w:ilvl w:val="0"/>
-          <w:numId w:val="1047"/>
+          <w:numId w:val="1049"/>
         </w:numPr>
       </w:pPr>
       <w:r>
@@ -12911,15 +13100,15 @@
         <w:pStyle w:val="Compact"/>
         <w:numPr>
           <w:ilvl w:val="0"/>
-          <w:numId w:val="1047"/>
+          <w:numId w:val="1049"/>
         </w:numPr>
       </w:pPr>
       <w:r>
         <w:t xml:space="preserve">Accuracy: 76.4% (vs JSON's 75.0%)</w:t>
       </w:r>
     </w:p>
-    <w:bookmarkEnd w:id="68"/>
-    <w:bookmarkStart w:id="69" w:name="note"/>
+    <w:bookmarkEnd w:id="71"/>
+    <w:bookmarkStart w:id="72" w:name="note"/>
     <w:p>
       <w:pPr>
         <w:pStyle w:val="Heading3"/>
@@ -12942,8 +13131,8 @@
         <w:t xml:space="preserve">(providers require it). HTTP/3 and compression require provider-side support.</w:t>
       </w:r>
     </w:p>
-    <w:bookmarkEnd w:id="69"/>
-    <w:bookmarkStart w:id="70" w:name="tests-2"/>
+    <w:bookmarkEnd w:id="72"/>
+    <w:bookmarkStart w:id="73" w:name="tests-2"/>
     <w:p>
       <w:pPr>
         <w:pStyle w:val="Heading3"/>
@@ -12957,16 +13146,16 @@
         <w:pStyle w:val="Compact"/>
         <w:numPr>
           <w:ilvl w:val="0"/>
-          <w:numId w:val="1048"/>
+          <w:numId w:val="1050"/>
         </w:numPr>
       </w:pPr>
       <w:r>
         <w:t xml:space="preserve">8/8 ALL GREEN</w:t>
       </w:r>
     </w:p>
-    <w:bookmarkEnd w:id="70"/>
-    <w:bookmarkEnd w:id="71"/>
-    <w:bookmarkStart w:id="75" w:name="X9237cd4bb03a72b6dc5a03c01976a74cdd15263"/>
+    <w:bookmarkEnd w:id="73"/>
+    <w:bookmarkEnd w:id="74"/>
+    <w:bookmarkStart w:id="78" w:name="X9237cd4bb03a72b6dc5a03c01976a74cdd15263"/>
     <w:p>
       <w:pPr>
         <w:pStyle w:val="Heading2"/>
@@ -12975,7 +13164,7 @@
         <w:t xml:space="preserve">v1.6.5 — 2026-06-21 — Poe proxy fix (alias file + install)</w:t>
       </w:r>
     </w:p>
-    <w:bookmarkStart w:id="72" w:name="fixed-12"/>
+    <w:bookmarkStart w:id="75" w:name="fixed-13"/>
     <w:p>
       <w:pPr>
         <w:pStyle w:val="Heading3"/>
@@ -12989,7 +13178,7 @@
         <w:pStyle w:val="Compact"/>
         <w:numPr>
           <w:ilvl w:val="0"/>
-          <w:numId w:val="1049"/>
+          <w:numId w:val="1051"/>
         </w:numPr>
       </w:pPr>
       <w:r>
@@ -13050,7 +13239,7 @@
         <w:pStyle w:val="Compact"/>
         <w:numPr>
           <w:ilvl w:val="0"/>
-          <w:numId w:val="1049"/>
+          <w:numId w:val="1051"/>
         </w:numPr>
       </w:pPr>
       <w:r>
@@ -13099,7 +13288,7 @@
         <w:pStyle w:val="Compact"/>
         <w:numPr>
           <w:ilvl w:val="0"/>
-          <w:numId w:val="1049"/>
+          <w:numId w:val="1051"/>
         </w:numPr>
       </w:pPr>
       <w:r>
@@ -13131,8 +13320,8 @@
         <w:t xml:space="preserve">during install.</w:t>
       </w:r>
     </w:p>
-    <w:bookmarkEnd w:id="72"/>
-    <w:bookmarkStart w:id="73" w:name="verified-12"/>
+    <w:bookmarkEnd w:id="75"/>
+    <w:bookmarkStart w:id="76" w:name="verified-13"/>
     <w:p>
       <w:pPr>
         <w:pStyle w:val="Heading3"/>
@@ -13146,7 +13335,7 @@
         <w:pStyle w:val="Compact"/>
         <w:numPr>
           <w:ilvl w:val="0"/>
-          <w:numId w:val="1050"/>
+          <w:numId w:val="1052"/>
         </w:numPr>
       </w:pPr>
       <w:r>
@@ -13203,15 +13392,15 @@
         <w:pStyle w:val="Compact"/>
         <w:numPr>
           <w:ilvl w:val="0"/>
-          <w:numId w:val="1050"/>
+          <w:numId w:val="1052"/>
         </w:numPr>
       </w:pPr>
       <w:r>
         <w:t xml:space="preserve">Deployed to both local host and nezha.local</w:t>
       </w:r>
     </w:p>
-    <w:bookmarkEnd w:id="73"/>
-    <w:bookmarkStart w:id="74" w:name="tests-3"/>
+    <w:bookmarkEnd w:id="76"/>
+    <w:bookmarkStart w:id="77" w:name="tests-3"/>
     <w:p>
       <w:pPr>
         <w:pStyle w:val="Heading3"/>
@@ -13225,16 +13414,16 @@
         <w:pStyle w:val="Compact"/>
         <w:numPr>
           <w:ilvl w:val="0"/>
-          <w:numId w:val="1051"/>
+          <w:numId w:val="1053"/>
         </w:numPr>
       </w:pPr>
       <w:r>
         <w:t xml:space="preserve">8/8 ALL GREEN</w:t>
       </w:r>
     </w:p>
-    <w:bookmarkEnd w:id="74"/>
-    <w:bookmarkEnd w:id="75"/>
-    <w:bookmarkStart w:id="79" w:name="X64087af2920030f2c3773a9b8de13830a649fe9"/>
+    <w:bookmarkEnd w:id="77"/>
+    <w:bookmarkEnd w:id="78"/>
+    <w:bookmarkStart w:id="82" w:name="X64087af2920030f2c3773a9b8de13830a649fe9"/>
     <w:p>
       <w:pPr>
         <w:pStyle w:val="Heading2"/>
@@ -13243,7 +13432,7 @@
         <w:t xml:space="preserve">v1.6.4 — 2026-06-21 — Poe proxy fix for tool compatibility</w:t>
       </w:r>
     </w:p>
-    <w:bookmarkStart w:id="76" w:name="fixed-13"/>
+    <w:bookmarkStart w:id="79" w:name="fixed-14"/>
     <w:p>
       <w:pPr>
         <w:pStyle w:val="Heading3"/>
@@ -13257,7 +13446,7 @@
         <w:pStyle w:val="Compact"/>
         <w:numPr>
           <w:ilvl w:val="0"/>
-          <w:numId w:val="1052"/>
+          <w:numId w:val="1054"/>
         </w:numPr>
       </w:pPr>
       <w:r>
@@ -13321,7 +13510,7 @@
         <w:pStyle w:val="Compact"/>
         <w:numPr>
           <w:ilvl w:val="0"/>
-          <w:numId w:val="1052"/>
+          <w:numId w:val="1054"/>
         </w:numPr>
       </w:pPr>
       <w:r>
@@ -13371,8 +13560,8 @@
         <w:t xml:space="preserve">).</w:t>
       </w:r>
     </w:p>
-    <w:bookmarkEnd w:id="76"/>
-    <w:bookmarkStart w:id="77" w:name="verified-13"/>
+    <w:bookmarkEnd w:id="79"/>
+    <w:bookmarkStart w:id="80" w:name="verified-14"/>
     <w:p>
       <w:pPr>
         <w:pStyle w:val="Heading3"/>
@@ -13386,7 +13575,7 @@
         <w:pStyle w:val="Compact"/>
         <w:numPr>
           <w:ilvl w:val="0"/>
-          <w:numId w:val="1053"/>
+          <w:numId w:val="1055"/>
         </w:numPr>
       </w:pPr>
       <w:r>
@@ -13438,8 +13627,8 @@
         <w:t xml:space="preserve">✅</w:t>
       </w:r>
     </w:p>
-    <w:bookmarkEnd w:id="77"/>
-    <w:bookmarkStart w:id="78" w:name="tests-4"/>
+    <w:bookmarkEnd w:id="80"/>
+    <w:bookmarkStart w:id="81" w:name="tests-4"/>
     <w:p>
       <w:pPr>
         <w:pStyle w:val="Heading3"/>
@@ -13453,343 +13642,31 @@
         <w:pStyle w:val="Compact"/>
         <w:numPr>
           <w:ilvl w:val="0"/>
-          <w:numId w:val="1054"/>
+          <w:numId w:val="1056"/>
         </w:numPr>
       </w:pPr>
       <w:r>
         <w:t xml:space="preserve">8/8 ALL GREEN</w:t>
-      </w:r>
-    </w:p>
-    <w:bookmarkEnd w:id="78"/>
-    <w:bookmarkEnd w:id="79"/>
-    <w:bookmarkStart w:id="82" w:name="X5ec18949a21827efef04e4858f2416f947a13fe"/>
-    <w:p>
-      <w:pPr>
-        <w:pStyle w:val="Heading2"/>
-      </w:pPr>
-      <w:r>
-        <w:t xml:space="preserve">v1.6.3 — 2026-06-21 — Poe provider (382 models, 3 aliases)</w:t>
-      </w:r>
-    </w:p>
-    <w:bookmarkStart w:id="80" w:name="added-8"/>
-    <w:p>
-      <w:pPr>
-        <w:pStyle w:val="Heading3"/>
-      </w:pPr>
-      <w:r>
-        <w:t xml:space="preserve">Added</w:t>
-      </w:r>
-    </w:p>
-    <w:p>
-      <w:pPr>
-        <w:pStyle w:val="Compact"/>
-        <w:numPr>
-          <w:ilvl w:val="0"/>
-          <w:numId w:val="1055"/>
-        </w:numPr>
-      </w:pPr>
-      <w:r>
-        <w:rPr>
-          <w:b/>
-          <w:bCs/>
-        </w:rPr>
-        <w:t xml:space="preserve">Poe provider</w:t>
-      </w:r>
-      <w:r>
-        <w:t xml:space="preserve"> </w:t>
-      </w:r>
-      <w:r>
-        <w:t xml:space="preserve">— universal AI platform with 382 models from all major providers.</w:t>
-      </w:r>
-      <w:r>
-        <w:t xml:space="preserve"> </w:t>
-      </w:r>
-      <w:r>
-        <w:t xml:space="preserve">OpenAI-compatible API at</w:t>
-      </w:r>
-      <w:r>
-        <w:t xml:space="preserve"> </w:t>
-      </w:r>
-      <w:r>
-        <w:rPr>
-          <w:rStyle w:val="VerbatimChar"/>
-        </w:rPr>
-        <w:t xml:space="preserve">https://api.poe.com/v1</w:t>
-      </w:r>
-      <w:r>
-        <w:t xml:space="preserve">. Chat, code, image gen, video gen,</w:t>
-      </w:r>
-      <w:r>
-        <w:t xml:space="preserve"> </w:t>
-      </w:r>
-      <w:r>
-        <w:t xml:space="preserve">TTS, STT, and more.</w:t>
-      </w:r>
-    </w:p>
-    <w:p>
-      <w:pPr>
-        <w:pStyle w:val="Compact"/>
-        <w:numPr>
-          <w:ilvl w:val="0"/>
-          <w:numId w:val="1055"/>
-        </w:numPr>
-      </w:pPr>
-      <w:r>
-        <w:rPr>
-          <w:b/>
-          <w:bCs/>
-        </w:rPr>
-        <w:t xml:space="preserve">3 aliases</w:t>
-      </w:r>
-      <w:r>
-        <w:t xml:space="preserve">:</w:t>
-      </w:r>
-      <w:r>
-        <w:t xml:space="preserve"> </w:t>
-      </w:r>
-      <w:r>
-        <w:rPr>
-          <w:rStyle w:val="VerbatimChar"/>
-        </w:rPr>
-        <w:t xml:space="preserve">poe</w:t>
-      </w:r>
-      <w:r>
-        <w:t xml:space="preserve"> </w:t>
-      </w:r>
-      <w:r>
-        <w:t xml:space="preserve">(claude-sonnet-4.6 + gpt-5.4-mini),</w:t>
-      </w:r>
-      <w:r>
-        <w:t xml:space="preserve"> </w:t>
-      </w:r>
-      <w:r>
-        <w:rPr>
-          <w:rStyle w:val="VerbatimChar"/>
-        </w:rPr>
-        <w:t xml:space="preserve">poe2</w:t>
-      </w:r>
-      <w:r>
-        <w:t xml:space="preserve"> </w:t>
-      </w:r>
-      <w:r>
-        <w:t xml:space="preserve">(gpt-5.5 + deepseek-v4-pro-e),</w:t>
-      </w:r>
-      <w:r>
-        <w:t xml:space="preserve"> </w:t>
-      </w:r>
-      <w:r>
-        <w:rPr>
-          <w:rStyle w:val="VerbatimChar"/>
-        </w:rPr>
-        <w:t xml:space="preserve">poe3</w:t>
-      </w:r>
-      <w:r>
-        <w:t xml:space="preserve"> </w:t>
-      </w:r>
-      <w:r>
-        <w:t xml:space="preserve">(grok-4 + gemini-3.1-pro)</w:t>
-      </w:r>
-    </w:p>
-    <w:p>
-      <w:pPr>
-        <w:pStyle w:val="Compact"/>
-        <w:numPr>
-          <w:ilvl w:val="0"/>
-          <w:numId w:val="1055"/>
-        </w:numPr>
-      </w:pPr>
-      <w:r>
-        <w:rPr>
-          <w:b/>
-          <w:bCs/>
-        </w:rPr>
-        <w:t xml:space="preserve">key-aliases</w:t>
-      </w:r>
-      <w:r>
-        <w:t xml:space="preserve">:</w:t>
-      </w:r>
-      <w:r>
-        <w:t xml:space="preserve"> </w:t>
-      </w:r>
-      <w:r>
-        <w:rPr>
-          <w:rStyle w:val="VerbatimChar"/>
-        </w:rPr>
-        <w:t xml:space="preserve">POE_API_KEY</w:t>
-      </w:r>
-      <w:r>
-        <w:t xml:space="preserve"> </w:t>
-      </w:r>
-      <w:r>
-        <w:t xml:space="preserve">+</w:t>
-      </w:r>
-      <w:r>
-        <w:t xml:space="preserve"> </w:t>
-      </w:r>
-      <w:r>
-        <w:rPr>
-          <w:rStyle w:val="VerbatimChar"/>
-        </w:rPr>
-        <w:t xml:space="preserve">ApiKey_Poe</w:t>
-      </w:r>
-      <w:r>
-        <w:t xml:space="preserve"> </w:t>
-      </w:r>
-      <w:r>
-        <w:t xml:space="preserve">→</w:t>
-      </w:r>
-      <w:r>
-        <w:t xml:space="preserve"> </w:t>
-      </w:r>
-      <w:r>
-        <w:rPr>
-          <w:rStyle w:val="VerbatimChar"/>
-        </w:rPr>
-        <w:t xml:space="preserve">poe</w:t>
-      </w:r>
-    </w:p>
-    <w:p>
-      <w:pPr>
-        <w:pStyle w:val="Compact"/>
-        <w:numPr>
-          <w:ilvl w:val="0"/>
-          <w:numId w:val="1055"/>
-        </w:numPr>
-      </w:pPr>
-      <w:r>
-        <w:rPr>
-          <w:b/>
-          <w:bCs/>
-        </w:rPr>
-        <w:t xml:space="preserve">Tool calling verified</w:t>
-      </w:r>
-      <w:r>
-        <w:t xml:space="preserve"> </w:t>
-      </w:r>
-      <w:r>
-        <w:t xml:space="preserve">on claude-sonnet-4.6, gpt-5.4-mini, deepseek-v4-pro-e, grok-4</w:t>
-      </w:r>
-    </w:p>
-    <w:p>
-      <w:pPr>
-        <w:pStyle w:val="Compact"/>
-        <w:numPr>
-          <w:ilvl w:val="0"/>
-          <w:numId w:val="1055"/>
-        </w:numPr>
-      </w:pPr>
-      <w:r>
-        <w:rPr>
-          <w:b/>
-          <w:bCs/>
-        </w:rPr>
-        <w:t xml:space="preserve">382 models categorized</w:t>
-      </w:r>
-      <w:r>
-        <w:t xml:space="preserve">: 130 chat/reasoning, 16 code, 40 image gen, 17 video gen,</w:t>
-      </w:r>
-      <w:r>
-        <w:t xml:space="preserve"> </w:t>
-      </w:r>
-      <w:r>
-        <w:t xml:space="preserve">12 TTS, 1 STT, 166 other</w:t>
-      </w:r>
-    </w:p>
-    <w:p>
-      <w:pPr>
-        <w:pStyle w:val="Compact"/>
-        <w:numPr>
-          <w:ilvl w:val="0"/>
-          <w:numId w:val="1055"/>
-        </w:numPr>
-      </w:pPr>
-      <w:r>
-        <w:rPr>
-          <w:b/>
-          <w:bCs/>
-        </w:rPr>
-        <w:t xml:space="preserve">Documentation</w:t>
-      </w:r>
-      <w:r>
-        <w:t xml:space="preserve">: full Poe section in Provider_Aliases_User_Guide.md</w:t>
-      </w:r>
-    </w:p>
-    <w:bookmarkEnd w:id="80"/>
-    <w:bookmarkStart w:id="81" w:name="verified-14"/>
-    <w:p>
-      <w:pPr>
-        <w:pStyle w:val="Heading3"/>
-      </w:pPr>
-      <w:r>
-        <w:t xml:space="preserve">Verified</w:t>
-      </w:r>
-    </w:p>
-    <w:p>
-      <w:pPr>
-        <w:pStyle w:val="Compact"/>
-        <w:numPr>
-          <w:ilvl w:val="0"/>
-          <w:numId w:val="1056"/>
-        </w:numPr>
-      </w:pPr>
-      <w:r>
-        <w:t xml:space="preserve">API endpoint responds correctly</w:t>
-      </w:r>
-    </w:p>
-    <w:p>
-      <w:pPr>
-        <w:pStyle w:val="Compact"/>
-        <w:numPr>
-          <w:ilvl w:val="0"/>
-          <w:numId w:val="1056"/>
-        </w:numPr>
-      </w:pPr>
-      <w:r>
-        <w:t xml:space="preserve">Authentication works</w:t>
-      </w:r>
-    </w:p>
-    <w:p>
-      <w:pPr>
-        <w:pStyle w:val="Compact"/>
-        <w:numPr>
-          <w:ilvl w:val="0"/>
-          <w:numId w:val="1056"/>
-        </w:numPr>
-      </w:pPr>
-      <w:r>
-        <w:t xml:space="preserve">Tool calling confirmed</w:t>
-      </w:r>
-    </w:p>
-    <w:p>
-      <w:pPr>
-        <w:pStyle w:val="Compact"/>
-        <w:numPr>
-          <w:ilvl w:val="0"/>
-          <w:numId w:val="1056"/>
-        </w:numPr>
-      </w:pPr>
-      <w:r>
-        <w:t xml:space="preserve">All 3 aliases tested through ccr with "Do you see our codebase?" — all YES</w:t>
       </w:r>
     </w:p>
     <w:bookmarkEnd w:id="81"/>
     <w:bookmarkEnd w:id="82"/>
-    <w:bookmarkStart w:id="85" w:name="Xdf48572774f97e3e2c130948cecb4cf2a500aa1"/>
+    <w:bookmarkStart w:id="85" w:name="X5ec18949a21827efef04e4858f2416f947a13fe"/>
     <w:p>
       <w:pPr>
         <w:pStyle w:val="Heading2"/>
       </w:pPr>
       <w:r>
-        <w:t xml:space="preserve">v1.6.2 — 2026-06-21 — Chutes provider documentation + model update</w:t>
-      </w:r>
-    </w:p>
-    <w:bookmarkStart w:id="83" w:name="changed-1"/>
+        <w:t xml:space="preserve">v1.6.3 — 2026-06-21 — Poe provider (382 models, 3 aliases)</w:t>
+      </w:r>
+    </w:p>
+    <w:bookmarkStart w:id="83" w:name="added-8"/>
     <w:p>
       <w:pPr>
         <w:pStyle w:val="Heading3"/>
       </w:pPr>
       <w:r>
-        <w:t xml:space="preserve">Changed</w:t>
+        <w:t xml:space="preserve">Added</w:t>
       </w:r>
     </w:p>
     <w:p>
@@ -13805,43 +13682,37 @@
           <w:b/>
           <w:bCs/>
         </w:rPr>
-        <w:t xml:space="preserve">Chutes provider models updated</w:t>
-      </w:r>
-      <w:r>
-        <w:t xml:space="preserve"> </w:t>
-      </w:r>
-      <w:r>
-        <w:t xml:space="preserve">— catalog was stale. Chutes now offers 13 TEE</w:t>
-      </w:r>
-      <w:r>
-        <w:t xml:space="preserve"> </w:t>
-      </w:r>
-      <w:r>
-        <w:t xml:space="preserve">(Trusted Execution Environment) models. Updated strong=</w:t>
-      </w:r>
-      <w:r>
-        <w:rPr>
-          <w:rStyle w:val="VerbatimChar"/>
-        </w:rPr>
-        <w:t xml:space="preserve">zai-org/GLM-5.2-TEE</w:t>
-      </w:r>
-      <w:r>
-        <w:t xml:space="preserve">,</w:t>
-      </w:r>
-      <w:r>
-        <w:t xml:space="preserve"> </w:t>
-      </w:r>
-      <w:r>
-        <w:t xml:space="preserve">fast=</w:t>
-      </w:r>
-      <w:r>
-        <w:rPr>
-          <w:rStyle w:val="VerbatimChar"/>
-        </w:rPr>
-        <w:t xml:space="preserve">Qwen/Qwen3.6-27B-TEE</w:t>
-      </w:r>
-      <w:r>
-        <w:t xml:space="preserve">.</w:t>
+        <w:t xml:space="preserve">Poe provider</w:t>
+      </w:r>
+      <w:r>
+        <w:t xml:space="preserve"> </w:t>
+      </w:r>
+      <w:r>
+        <w:t xml:space="preserve">— universal AI platform with 382 models from all major providers.</w:t>
+      </w:r>
+      <w:r>
+        <w:t xml:space="preserve"> </w:t>
+      </w:r>
+      <w:r>
+        <w:t xml:space="preserve">OpenAI-compatible API at</w:t>
+      </w:r>
+      <w:r>
+        <w:t xml:space="preserve"> </w:t>
+      </w:r>
+      <w:r>
+        <w:rPr>
+          <w:rStyle w:val="VerbatimChar"/>
+        </w:rPr>
+        <w:t xml:space="preserve">https://api.poe.com/v1</w:t>
+      </w:r>
+      <w:r>
+        <w:t xml:space="preserve">. Chat, code, image gen, video gen,</w:t>
+      </w:r>
+      <w:r>
+        <w:t xml:space="preserve"> </w:t>
+      </w:r>
+      <w:r>
+        <w:t xml:space="preserve">TTS, STT, and more.</w:t>
       </w:r>
     </w:p>
     <w:p>
@@ -13857,19 +13728,179 @@
           <w:b/>
           <w:bCs/>
         </w:rPr>
-        <w:t xml:space="preserve">Chutes documentation</w:t>
-      </w:r>
-      <w:r>
-        <w:t xml:space="preserve"> </w:t>
-      </w:r>
-      <w:r>
-        <w:t xml:space="preserve">added to Provider_Aliases_User_Guide.md with full model</w:t>
-      </w:r>
-      <w:r>
-        <w:t xml:space="preserve"> </w:t>
-      </w:r>
-      <w:r>
-        <w:t xml:space="preserve">table, TEE explanation, pay-per-use note, and setup instructions.</w:t>
+        <w:t xml:space="preserve">3 aliases</w:t>
+      </w:r>
+      <w:r>
+        <w:t xml:space="preserve">:</w:t>
+      </w:r>
+      <w:r>
+        <w:t xml:space="preserve"> </w:t>
+      </w:r>
+      <w:r>
+        <w:rPr>
+          <w:rStyle w:val="VerbatimChar"/>
+        </w:rPr>
+        <w:t xml:space="preserve">poe</w:t>
+      </w:r>
+      <w:r>
+        <w:t xml:space="preserve"> </w:t>
+      </w:r>
+      <w:r>
+        <w:t xml:space="preserve">(claude-sonnet-4.6 + gpt-5.4-mini),</w:t>
+      </w:r>
+      <w:r>
+        <w:t xml:space="preserve"> </w:t>
+      </w:r>
+      <w:r>
+        <w:rPr>
+          <w:rStyle w:val="VerbatimChar"/>
+        </w:rPr>
+        <w:t xml:space="preserve">poe2</w:t>
+      </w:r>
+      <w:r>
+        <w:t xml:space="preserve"> </w:t>
+      </w:r>
+      <w:r>
+        <w:t xml:space="preserve">(gpt-5.5 + deepseek-v4-pro-e),</w:t>
+      </w:r>
+      <w:r>
+        <w:t xml:space="preserve"> </w:t>
+      </w:r>
+      <w:r>
+        <w:rPr>
+          <w:rStyle w:val="VerbatimChar"/>
+        </w:rPr>
+        <w:t xml:space="preserve">poe3</w:t>
+      </w:r>
+      <w:r>
+        <w:t xml:space="preserve"> </w:t>
+      </w:r>
+      <w:r>
+        <w:t xml:space="preserve">(grok-4 + gemini-3.1-pro)</w:t>
+      </w:r>
+    </w:p>
+    <w:p>
+      <w:pPr>
+        <w:pStyle w:val="Compact"/>
+        <w:numPr>
+          <w:ilvl w:val="0"/>
+          <w:numId w:val="1057"/>
+        </w:numPr>
+      </w:pPr>
+      <w:r>
+        <w:rPr>
+          <w:b/>
+          <w:bCs/>
+        </w:rPr>
+        <w:t xml:space="preserve">key-aliases</w:t>
+      </w:r>
+      <w:r>
+        <w:t xml:space="preserve">:</w:t>
+      </w:r>
+      <w:r>
+        <w:t xml:space="preserve"> </w:t>
+      </w:r>
+      <w:r>
+        <w:rPr>
+          <w:rStyle w:val="VerbatimChar"/>
+        </w:rPr>
+        <w:t xml:space="preserve">POE_API_KEY</w:t>
+      </w:r>
+      <w:r>
+        <w:t xml:space="preserve"> </w:t>
+      </w:r>
+      <w:r>
+        <w:t xml:space="preserve">+</w:t>
+      </w:r>
+      <w:r>
+        <w:t xml:space="preserve"> </w:t>
+      </w:r>
+      <w:r>
+        <w:rPr>
+          <w:rStyle w:val="VerbatimChar"/>
+        </w:rPr>
+        <w:t xml:space="preserve">ApiKey_Poe</w:t>
+      </w:r>
+      <w:r>
+        <w:t xml:space="preserve"> </w:t>
+      </w:r>
+      <w:r>
+        <w:t xml:space="preserve">→</w:t>
+      </w:r>
+      <w:r>
+        <w:t xml:space="preserve"> </w:t>
+      </w:r>
+      <w:r>
+        <w:rPr>
+          <w:rStyle w:val="VerbatimChar"/>
+        </w:rPr>
+        <w:t xml:space="preserve">poe</w:t>
+      </w:r>
+    </w:p>
+    <w:p>
+      <w:pPr>
+        <w:pStyle w:val="Compact"/>
+        <w:numPr>
+          <w:ilvl w:val="0"/>
+          <w:numId w:val="1057"/>
+        </w:numPr>
+      </w:pPr>
+      <w:r>
+        <w:rPr>
+          <w:b/>
+          <w:bCs/>
+        </w:rPr>
+        <w:t xml:space="preserve">Tool calling verified</w:t>
+      </w:r>
+      <w:r>
+        <w:t xml:space="preserve"> </w:t>
+      </w:r>
+      <w:r>
+        <w:t xml:space="preserve">on claude-sonnet-4.6, gpt-5.4-mini, deepseek-v4-pro-e, grok-4</w:t>
+      </w:r>
+    </w:p>
+    <w:p>
+      <w:pPr>
+        <w:pStyle w:val="Compact"/>
+        <w:numPr>
+          <w:ilvl w:val="0"/>
+          <w:numId w:val="1057"/>
+        </w:numPr>
+      </w:pPr>
+      <w:r>
+        <w:rPr>
+          <w:b/>
+          <w:bCs/>
+        </w:rPr>
+        <w:t xml:space="preserve">382 models categorized</w:t>
+      </w:r>
+      <w:r>
+        <w:t xml:space="preserve">: 130 chat/reasoning, 16 code, 40 image gen, 17 video gen,</w:t>
+      </w:r>
+      <w:r>
+        <w:t xml:space="preserve"> </w:t>
+      </w:r>
+      <w:r>
+        <w:t xml:space="preserve">12 TTS, 1 STT, 166 other</w:t>
+      </w:r>
+    </w:p>
+    <w:p>
+      <w:pPr>
+        <w:pStyle w:val="Compact"/>
+        <w:numPr>
+          <w:ilvl w:val="0"/>
+          <w:numId w:val="1057"/>
+        </w:numPr>
+      </w:pPr>
+      <w:r>
+        <w:rPr>
+          <w:b/>
+          <w:bCs/>
+        </w:rPr>
+        <w:t xml:space="preserve">Documentation</w:t>
+      </w:r>
+      <w:r>
+        <w:t xml:space="preserve">: full Poe section in Provider_Aliases_User_Guide.md</w:t>
       </w:r>
     </w:p>
     <w:bookmarkEnd w:id="83"/>
@@ -13891,7 +13922,7 @@
         </w:numPr>
       </w:pPr>
       <w:r>
-        <w:t xml:space="preserve">Chutes API endpoint responds correctly</w:t>
+        <w:t xml:space="preserve">API endpoint responds correctly</w:t>
       </w:r>
     </w:p>
     <w:p>
@@ -13903,7 +13934,7 @@
         </w:numPr>
       </w:pPr>
       <w:r>
-        <w:t xml:space="preserve">All 13 TEE models accessible (require funded account for actual inference)</w:t>
+        <w:t xml:space="preserve">Authentication works</w:t>
       </w:r>
     </w:p>
     <w:p>
@@ -13915,30 +13946,188 @@
         </w:numPr>
       </w:pPr>
       <w:r>
-        <w:t xml:space="preserve">OpenAI-compatible format confirmed at</w:t>
-      </w:r>
-      <w:r>
-        <w:t xml:space="preserve"> </w:t>
-      </w:r>
-      <w:r>
-        <w:rPr>
-          <w:rStyle w:val="VerbatimChar"/>
-        </w:rPr>
-        <w:t xml:space="preserve">https://llm.chutes.ai/v1</w:t>
+        <w:t xml:space="preserve">Tool calling confirmed</w:t>
+      </w:r>
+    </w:p>
+    <w:p>
+      <w:pPr>
+        <w:pStyle w:val="Compact"/>
+        <w:numPr>
+          <w:ilvl w:val="0"/>
+          <w:numId w:val="1058"/>
+        </w:numPr>
+      </w:pPr>
+      <w:r>
+        <w:t xml:space="preserve">All 3 aliases tested through ccr with "Do you see our codebase?" — all YES</w:t>
       </w:r>
     </w:p>
     <w:bookmarkEnd w:id="84"/>
     <w:bookmarkEnd w:id="85"/>
-    <w:bookmarkStart w:id="89" w:name="X27edce9e35c5d24fd18298996022e3d241784db"/>
+    <w:bookmarkStart w:id="88" w:name="Xdf48572774f97e3e2c130948cecb4cf2a500aa1"/>
     <w:p>
       <w:pPr>
         <w:pStyle w:val="Heading2"/>
       </w:pPr>
       <w:r>
+        <w:t xml:space="preserve">v1.6.2 — 2026-06-21 — Chutes provider documentation + model update</w:t>
+      </w:r>
+    </w:p>
+    <w:bookmarkStart w:id="86" w:name="changed-1"/>
+    <w:p>
+      <w:pPr>
+        <w:pStyle w:val="Heading3"/>
+      </w:pPr>
+      <w:r>
+        <w:t xml:space="preserve">Changed</w:t>
+      </w:r>
+    </w:p>
+    <w:p>
+      <w:pPr>
+        <w:pStyle w:val="Compact"/>
+        <w:numPr>
+          <w:ilvl w:val="0"/>
+          <w:numId w:val="1059"/>
+        </w:numPr>
+      </w:pPr>
+      <w:r>
+        <w:rPr>
+          <w:b/>
+          <w:bCs/>
+        </w:rPr>
+        <w:t xml:space="preserve">Chutes provider models updated</w:t>
+      </w:r>
+      <w:r>
+        <w:t xml:space="preserve"> </w:t>
+      </w:r>
+      <w:r>
+        <w:t xml:space="preserve">— catalog was stale. Chutes now offers 13 TEE</w:t>
+      </w:r>
+      <w:r>
+        <w:t xml:space="preserve"> </w:t>
+      </w:r>
+      <w:r>
+        <w:t xml:space="preserve">(Trusted Execution Environment) models. Updated strong=</w:t>
+      </w:r>
+      <w:r>
+        <w:rPr>
+          <w:rStyle w:val="VerbatimChar"/>
+        </w:rPr>
+        <w:t xml:space="preserve">zai-org/GLM-5.2-TEE</w:t>
+      </w:r>
+      <w:r>
+        <w:t xml:space="preserve">,</w:t>
+      </w:r>
+      <w:r>
+        <w:t xml:space="preserve"> </w:t>
+      </w:r>
+      <w:r>
+        <w:t xml:space="preserve">fast=</w:t>
+      </w:r>
+      <w:r>
+        <w:rPr>
+          <w:rStyle w:val="VerbatimChar"/>
+        </w:rPr>
+        <w:t xml:space="preserve">Qwen/Qwen3.6-27B-TEE</w:t>
+      </w:r>
+      <w:r>
+        <w:t xml:space="preserve">.</w:t>
+      </w:r>
+    </w:p>
+    <w:p>
+      <w:pPr>
+        <w:pStyle w:val="Compact"/>
+        <w:numPr>
+          <w:ilvl w:val="0"/>
+          <w:numId w:val="1059"/>
+        </w:numPr>
+      </w:pPr>
+      <w:r>
+        <w:rPr>
+          <w:b/>
+          <w:bCs/>
+        </w:rPr>
+        <w:t xml:space="preserve">Chutes documentation</w:t>
+      </w:r>
+      <w:r>
+        <w:t xml:space="preserve"> </w:t>
+      </w:r>
+      <w:r>
+        <w:t xml:space="preserve">added to Provider_Aliases_User_Guide.md with full model</w:t>
+      </w:r>
+      <w:r>
+        <w:t xml:space="preserve"> </w:t>
+      </w:r>
+      <w:r>
+        <w:t xml:space="preserve">table, TEE explanation, pay-per-use note, and setup instructions.</w:t>
+      </w:r>
+    </w:p>
+    <w:bookmarkEnd w:id="86"/>
+    <w:bookmarkStart w:id="87" w:name="verified-16"/>
+    <w:p>
+      <w:pPr>
+        <w:pStyle w:val="Heading3"/>
+      </w:pPr>
+      <w:r>
+        <w:t xml:space="preserve">Verified</w:t>
+      </w:r>
+    </w:p>
+    <w:p>
+      <w:pPr>
+        <w:pStyle w:val="Compact"/>
+        <w:numPr>
+          <w:ilvl w:val="0"/>
+          <w:numId w:val="1060"/>
+        </w:numPr>
+      </w:pPr>
+      <w:r>
+        <w:t xml:space="preserve">Chutes API endpoint responds correctly</w:t>
+      </w:r>
+    </w:p>
+    <w:p>
+      <w:pPr>
+        <w:pStyle w:val="Compact"/>
+        <w:numPr>
+          <w:ilvl w:val="0"/>
+          <w:numId w:val="1060"/>
+        </w:numPr>
+      </w:pPr>
+      <w:r>
+        <w:t xml:space="preserve">All 13 TEE models accessible (require funded account for actual inference)</w:t>
+      </w:r>
+    </w:p>
+    <w:p>
+      <w:pPr>
+        <w:pStyle w:val="Compact"/>
+        <w:numPr>
+          <w:ilvl w:val="0"/>
+          <w:numId w:val="1060"/>
+        </w:numPr>
+      </w:pPr>
+      <w:r>
+        <w:t xml:space="preserve">OpenAI-compatible format confirmed at</w:t>
+      </w:r>
+      <w:r>
+        <w:t xml:space="preserve"> </w:t>
+      </w:r>
+      <w:r>
+        <w:rPr>
+          <w:rStyle w:val="VerbatimChar"/>
+        </w:rPr>
+        <w:t xml:space="preserve">https://llm.chutes.ai/v1</w:t>
+      </w:r>
+    </w:p>
+    <w:bookmarkEnd w:id="87"/>
+    <w:bookmarkEnd w:id="88"/>
+    <w:bookmarkStart w:id="92" w:name="X27edce9e35c5d24fd18298996022e3d241784db"/>
+    <w:p>
+      <w:pPr>
+        <w:pStyle w:val="Heading2"/>
+      </w:pPr>
+      <w:r>
         <w:t xml:space="preserve">v1.6.1 — 2026-06-21 — cache_control fix + E2E tests</w:t>
       </w:r>
     </w:p>
-    <w:bookmarkStart w:id="86" w:name="fixed-14"/>
+    <w:bookmarkStart w:id="89" w:name="fixed-15"/>
     <w:p>
       <w:pPr>
         <w:pStyle w:val="Heading3"/>
@@ -13952,7 +14141,7 @@
         <w:pStyle w:val="Compact"/>
         <w:numPr>
           <w:ilvl w:val="0"/>
-          <w:numId w:val="1059"/>
+          <w:numId w:val="1061"/>
         </w:numPr>
       </w:pPr>
       <w:r>
@@ -14047,8 +14236,8 @@
         <w:t xml:space="preserve">before forwarding to the provider.</w:t>
       </w:r>
     </w:p>
-    <w:bookmarkEnd w:id="86"/>
-    <w:bookmarkStart w:id="87" w:name="added-9"/>
+    <w:bookmarkEnd w:id="89"/>
+    <w:bookmarkStart w:id="90" w:name="added-9"/>
     <w:p>
       <w:pPr>
         <w:pStyle w:val="Heading3"/>
@@ -14062,7 +14251,7 @@
         <w:pStyle w:val="Compact"/>
         <w:numPr>
           <w:ilvl w:val="0"/>
-          <w:numId w:val="1060"/>
+          <w:numId w:val="1062"/>
         </w:numPr>
       </w:pPr>
       <w:r>
@@ -14086,8 +14275,8 @@
         <w:t xml:space="preserve">by sending requests through ccr and verifying responses work without errors.</w:t>
       </w:r>
     </w:p>
-    <w:bookmarkEnd w:id="87"/>
-    <w:bookmarkStart w:id="88" w:name="Xbff68b5d42336bf1670d51222efb63545196efe"/>
+    <w:bookmarkEnd w:id="90"/>
+    <w:bookmarkStart w:id="91" w:name="Xbff68b5d42336bf1670d51222efb63545196efe"/>
     <w:p>
       <w:pPr>
         <w:pStyle w:val="Heading3"/>
@@ -14101,7 +14290,7 @@
         <w:pStyle w:val="Compact"/>
         <w:numPr>
           <w:ilvl w:val="0"/>
-          <w:numId w:val="1061"/>
+          <w:numId w:val="1063"/>
         </w:numPr>
       </w:pPr>
       <w:r>
@@ -14122,7 +14311,7 @@
         <w:pStyle w:val="Compact"/>
         <w:numPr>
           <w:ilvl w:val="0"/>
-          <w:numId w:val="1061"/>
+          <w:numId w:val="1063"/>
         </w:numPr>
       </w:pPr>
       <w:r>
@@ -14143,7 +14332,7 @@
         <w:pStyle w:val="Compact"/>
         <w:numPr>
           <w:ilvl w:val="0"/>
-          <w:numId w:val="1061"/>
+          <w:numId w:val="1063"/>
         </w:numPr>
       </w:pPr>
       <w:r>
@@ -14164,7 +14353,7 @@
         <w:pStyle w:val="Compact"/>
         <w:numPr>
           <w:ilvl w:val="0"/>
-          <w:numId w:val="1061"/>
+          <w:numId w:val="1063"/>
         </w:numPr>
       </w:pPr>
       <w:r>
@@ -14185,7 +14374,7 @@
         <w:pStyle w:val="Compact"/>
         <w:numPr>
           <w:ilvl w:val="0"/>
-          <w:numId w:val="1061"/>
+          <w:numId w:val="1063"/>
         </w:numPr>
       </w:pPr>
       <w:r>
@@ -14206,7 +14395,7 @@
         <w:pStyle w:val="Compact"/>
         <w:numPr>
           <w:ilvl w:val="0"/>
-          <w:numId w:val="1061"/>
+          <w:numId w:val="1063"/>
         </w:numPr>
       </w:pPr>
       <w:r>
@@ -14227,7 +14416,7 @@
         <w:pStyle w:val="Compact"/>
         <w:numPr>
           <w:ilvl w:val="0"/>
-          <w:numId w:val="1061"/>
+          <w:numId w:val="1063"/>
         </w:numPr>
       </w:pPr>
       <w:r>
@@ -14243,9 +14432,9 @@
         <w:t xml:space="preserve">(router transport): ✅ YES</w:t>
       </w:r>
     </w:p>
-    <w:bookmarkEnd w:id="88"/>
-    <w:bookmarkEnd w:id="89"/>
-    <w:bookmarkStart w:id="94" w:name="X9d2ee70664c5e82279db4e38681cde47ab497c0"/>
+    <w:bookmarkEnd w:id="91"/>
+    <w:bookmarkEnd w:id="92"/>
+    <w:bookmarkStart w:id="97" w:name="X9d2ee70664c5e82279db4e38681cde47ab497c0"/>
     <w:p>
       <w:pPr>
         <w:pStyle w:val="Heading2"/>
@@ -14254,7 +14443,7 @@
         <w:t xml:space="preserve">v1.6.0 — 2026-06-21 — Multi-alias provider system</w:t>
       </w:r>
     </w:p>
-    <w:bookmarkStart w:id="90" w:name="added-10"/>
+    <w:bookmarkStart w:id="93" w:name="added-10"/>
     <w:p>
       <w:pPr>
         <w:pStyle w:val="Heading3"/>
@@ -14268,7 +14457,7 @@
         <w:pStyle w:val="Compact"/>
         <w:numPr>
           <w:ilvl w:val="0"/>
-          <w:numId w:val="1062"/>
+          <w:numId w:val="1064"/>
         </w:numPr>
       </w:pPr>
       <w:r>
@@ -14335,7 +14524,7 @@
         <w:pStyle w:val="Compact"/>
         <w:numPr>
           <w:ilvl w:val="0"/>
-          <w:numId w:val="1062"/>
+          <w:numId w:val="1064"/>
         </w:numPr>
       </w:pPr>
       <w:r>
@@ -14388,7 +14577,7 @@
         <w:pStyle w:val="Compact"/>
         <w:numPr>
           <w:ilvl w:val="0"/>
-          <w:numId w:val="1062"/>
+          <w:numId w:val="1064"/>
         </w:numPr>
       </w:pPr>
       <w:r>
@@ -14429,7 +14618,7 @@
         <w:pStyle w:val="Compact"/>
         <w:numPr>
           <w:ilvl w:val="0"/>
-          <w:numId w:val="1062"/>
+          <w:numId w:val="1064"/>
         </w:numPr>
       </w:pPr>
       <w:r>
@@ -14518,7 +14707,7 @@
         <w:pStyle w:val="Compact"/>
         <w:numPr>
           <w:ilvl w:val="0"/>
-          <w:numId w:val="1062"/>
+          <w:numId w:val="1064"/>
         </w:numPr>
       </w:pPr>
       <w:r>
@@ -14576,7 +14765,7 @@
         <w:pStyle w:val="Compact"/>
         <w:numPr>
           <w:ilvl w:val="0"/>
-          <w:numId w:val="1062"/>
+          <w:numId w:val="1064"/>
         </w:numPr>
       </w:pPr>
       <w:r>
@@ -14605,8 +14794,8 @@
         <w:t xml:space="preserve">containers (deploy-stack).</w:t>
       </w:r>
     </w:p>
-    <w:bookmarkEnd w:id="90"/>
-    <w:bookmarkStart w:id="91" w:name="changed-2"/>
+    <w:bookmarkEnd w:id="93"/>
+    <w:bookmarkStart w:id="94" w:name="changed-2"/>
     <w:p>
       <w:pPr>
         <w:pStyle w:val="Heading3"/>
@@ -14620,7 +14809,7 @@
         <w:pStyle w:val="Compact"/>
         <w:numPr>
           <w:ilvl w:val="0"/>
-          <w:numId w:val="1063"/>
+          <w:numId w:val="1065"/>
         </w:numPr>
       </w:pPr>
       <w:r>
@@ -14653,7 +14842,7 @@
         <w:pStyle w:val="Compact"/>
         <w:numPr>
           <w:ilvl w:val="0"/>
-          <w:numId w:val="1063"/>
+          <w:numId w:val="1065"/>
         </w:numPr>
       </w:pPr>
       <w:r>
@@ -14669,8 +14858,8 @@
         <w:t xml:space="preserve">header added to HTTP probes (some APIs require it).</w:t>
       </w:r>
     </w:p>
-    <w:bookmarkEnd w:id="91"/>
-    <w:bookmarkStart w:id="92" w:name="full-test-suite"/>
+    <w:bookmarkEnd w:id="94"/>
+    <w:bookmarkStart w:id="95" w:name="full-test-suite"/>
     <w:p>
       <w:pPr>
         <w:pStyle w:val="Heading3"/>
@@ -14684,15 +14873,15 @@
         <w:pStyle w:val="Compact"/>
         <w:numPr>
           <w:ilvl w:val="0"/>
-          <w:numId w:val="1064"/>
+          <w:numId w:val="1066"/>
         </w:numPr>
       </w:pPr>
       <w:r>
         <w:t xml:space="preserve">8/8 test files passed (ALL GREEN), 0 failures.</w:t>
       </w:r>
     </w:p>
-    <w:bookmarkEnd w:id="92"/>
-    <w:bookmarkStart w:id="93" w:name="usage"/>
+    <w:bookmarkEnd w:id="95"/>
+    <w:bookmarkStart w:id="96" w:name="usage"/>
     <w:p>
       <w:pPr>
         <w:pStyle w:val="Heading3"/>
@@ -14823,9 +15012,9 @@
         <w:t xml:space="preserve"> 20</w:t>
       </w:r>
     </w:p>
-    <w:bookmarkEnd w:id="93"/>
-    <w:bookmarkEnd w:id="94"/>
-    <w:bookmarkStart w:id="98" w:name="X61398dabc5de246fbceb16295c0968ea2c76ebe"/>
+    <w:bookmarkEnd w:id="96"/>
+    <w:bookmarkEnd w:id="97"/>
+    <w:bookmarkStart w:id="101" w:name="X61398dabc5de246fbceb16295c0968ea2c76ebe"/>
     <w:p>
       <w:pPr>
         <w:pStyle w:val="Heading2"/>
@@ -14834,7 +15023,7 @@
         <w:t xml:space="preserve">v1.5.1 — 2026-06-20 — Linux stat fix + nezha deployment</w:t>
       </w:r>
     </w:p>
-    <w:bookmarkStart w:id="95" w:name="fixed-15"/>
+    <w:bookmarkStart w:id="98" w:name="fixed-16"/>
     <w:p>
       <w:pPr>
         <w:pStyle w:val="Heading3"/>
@@ -14848,7 +15037,7 @@
         <w:pStyle w:val="Compact"/>
         <w:numPr>
           <w:ilvl w:val="0"/>
-          <w:numId w:val="1065"/>
+          <w:numId w:val="1067"/>
         </w:numPr>
       </w:pPr>
       <w:r>
@@ -15009,8 +15198,8 @@
         <w:t xml:space="preserve">to pick the correct flag per platform.</w:t>
       </w:r>
     </w:p>
-    <w:bookmarkEnd w:id="95"/>
-    <w:bookmarkStart w:id="96" w:name="deployment"/>
+    <w:bookmarkEnd w:id="98"/>
+    <w:bookmarkStart w:id="99" w:name="deployment"/>
     <w:p>
       <w:pPr>
         <w:pStyle w:val="Heading3"/>
@@ -15024,7 +15213,7 @@
         <w:pStyle w:val="Compact"/>
         <w:numPr>
           <w:ilvl w:val="0"/>
-          <w:numId w:val="1066"/>
+          <w:numId w:val="1068"/>
         </w:numPr>
       </w:pPr>
       <w:r>
@@ -15065,8 +15254,8 @@
         <w:t xml:space="preserve">.</w:t>
       </w:r>
     </w:p>
-    <w:bookmarkEnd w:id="96"/>
-    <w:bookmarkStart w:id="97" w:name="full-test-suite-1"/>
+    <w:bookmarkEnd w:id="99"/>
+    <w:bookmarkStart w:id="100" w:name="full-test-suite-1"/>
     <w:p>
       <w:pPr>
         <w:pStyle w:val="Heading3"/>
@@ -15080,7 +15269,7 @@
         <w:pStyle w:val="Compact"/>
         <w:numPr>
           <w:ilvl w:val="0"/>
-          <w:numId w:val="1067"/>
+          <w:numId w:val="1069"/>
         </w:numPr>
       </w:pPr>
       <w:r>
@@ -15092,16 +15281,16 @@
         <w:pStyle w:val="Compact"/>
         <w:numPr>
           <w:ilvl w:val="0"/>
-          <w:numId w:val="1067"/>
+          <w:numId w:val="1069"/>
         </w:numPr>
       </w:pPr>
       <w:r>
         <w:t xml:space="preserve">Linux (nezha): 7/8 pass (export fails: pandoc not installed — pre-existing)</w:t>
       </w:r>
     </w:p>
-    <w:bookmarkEnd w:id="97"/>
-    <w:bookmarkEnd w:id="98"/>
-    <w:bookmarkStart w:id="104" w:name="X5ad0f70f3980797749c315bc1bf8b5a98a591cc"/>
+    <w:bookmarkEnd w:id="100"/>
+    <w:bookmarkEnd w:id="101"/>
+    <w:bookmarkStart w:id="107" w:name="X5ad0f70f3980797749c315bc1bf8b5a98a591cc"/>
     <w:p>
       <w:pPr>
         <w:pStyle w:val="Heading2"/>
@@ -15110,7 +15299,7 @@
         <w:t xml:space="preserve">v1.5.0 — 2026-06-20 — Cross-alias session visibility</w:t>
       </w:r>
     </w:p>
-    <w:bookmarkStart w:id="99" w:name="added-11"/>
+    <w:bookmarkStart w:id="102" w:name="added-11"/>
     <w:p>
       <w:pPr>
         <w:pStyle w:val="Heading3"/>
@@ -15124,7 +15313,7 @@
         <w:pStyle w:val="Compact"/>
         <w:numPr>
           <w:ilvl w:val="0"/>
-          <w:numId w:val="1068"/>
+          <w:numId w:val="1070"/>
         </w:numPr>
       </w:pPr>
       <w:r>
@@ -15215,7 +15404,7 @@
         <w:pStyle w:val="Compact"/>
         <w:numPr>
           <w:ilvl w:val="0"/>
-          <w:numId w:val="1068"/>
+          <w:numId w:val="1070"/>
         </w:numPr>
       </w:pPr>
       <w:r>
@@ -15294,7 +15483,7 @@
         <w:pStyle w:val="Compact"/>
         <w:numPr>
           <w:ilvl w:val="0"/>
-          <w:numId w:val="1068"/>
+          <w:numId w:val="1070"/>
         </w:numPr>
       </w:pPr>
       <w:r>
@@ -15388,7 +15577,7 @@
         <w:pStyle w:val="Compact"/>
         <w:numPr>
           <w:ilvl w:val="0"/>
-          <w:numId w:val="1068"/>
+          <w:numId w:val="1070"/>
         </w:numPr>
       </w:pPr>
       <w:r>
@@ -15419,7 +15608,7 @@
         <w:pStyle w:val="Compact"/>
         <w:numPr>
           <w:ilvl w:val="0"/>
-          <w:numId w:val="1068"/>
+          <w:numId w:val="1070"/>
         </w:numPr>
       </w:pPr>
       <w:r>
@@ -15484,8 +15673,8 @@
         <w:t xml:space="preserve">.</w:t>
       </w:r>
     </w:p>
-    <w:bookmarkEnd w:id="99"/>
-    <w:bookmarkStart w:id="100" w:name="changed-3"/>
+    <w:bookmarkEnd w:id="102"/>
+    <w:bookmarkStart w:id="103" w:name="changed-3"/>
     <w:p>
       <w:pPr>
         <w:pStyle w:val="Heading3"/>
@@ -15499,7 +15688,7 @@
         <w:pStyle w:val="Compact"/>
         <w:numPr>
           <w:ilvl w:val="0"/>
-          <w:numId w:val="1069"/>
+          <w:numId w:val="1071"/>
         </w:numPr>
       </w:pPr>
       <w:r>
@@ -15520,7 +15709,7 @@
         <w:pStyle w:val="Compact"/>
         <w:numPr>
           <w:ilvl w:val="0"/>
-          <w:numId w:val="1069"/>
+          <w:numId w:val="1071"/>
         </w:numPr>
       </w:pPr>
       <w:r>
@@ -15556,7 +15745,7 @@
         <w:pStyle w:val="Compact"/>
         <w:numPr>
           <w:ilvl w:val="0"/>
-          <w:numId w:val="1069"/>
+          <w:numId w:val="1071"/>
         </w:numPr>
       </w:pPr>
       <w:r>
@@ -15593,8 +15782,8 @@
         <w:t xml:space="preserve">function (re-installed)</w:t>
       </w:r>
     </w:p>
-    <w:bookmarkEnd w:id="100"/>
-    <w:bookmarkStart w:id="101" w:name="full-test-suite-2"/>
+    <w:bookmarkEnd w:id="103"/>
+    <w:bookmarkStart w:id="104" w:name="full-test-suite-2"/>
     <w:p>
       <w:pPr>
         <w:pStyle w:val="Heading3"/>
@@ -15608,7 +15797,7 @@
         <w:pStyle w:val="Compact"/>
         <w:numPr>
           <w:ilvl w:val="0"/>
-          <w:numId w:val="1070"/>
+          <w:numId w:val="1072"/>
         </w:numPr>
       </w:pPr>
       <w:r>
@@ -15621,8 +15810,8 @@
         <w:t xml:space="preserve">assertions for cross-alias session visibility.</w:t>
       </w:r>
     </w:p>
-    <w:bookmarkEnd w:id="101"/>
-    <w:bookmarkStart w:id="102" w:name="how-it-works"/>
+    <w:bookmarkEnd w:id="104"/>
+    <w:bookmarkStart w:id="105" w:name="how-it-works"/>
     <w:p>
       <w:pPr>
         <w:pStyle w:val="Heading3"/>
@@ -15636,7 +15825,7 @@
         <w:pStyle w:val="Compact"/>
         <w:numPr>
           <w:ilvl w:val="0"/>
-          <w:numId w:val="1071"/>
+          <w:numId w:val="1073"/>
         </w:numPr>
       </w:pPr>
       <w:r>
@@ -15702,7 +15891,7 @@
         <w:pStyle w:val="Compact"/>
         <w:numPr>
           <w:ilvl w:val="0"/>
-          <w:numId w:val="1071"/>
+          <w:numId w:val="1073"/>
         </w:numPr>
       </w:pPr>
       <w:r>
@@ -15729,7 +15918,7 @@
         <w:pStyle w:val="Compact"/>
         <w:numPr>
           <w:ilvl w:val="0"/>
-          <w:numId w:val="1071"/>
+          <w:numId w:val="1073"/>
         </w:numPr>
       </w:pPr>
       <w:r>
@@ -15771,7 +15960,7 @@
         <w:pStyle w:val="Compact"/>
         <w:numPr>
           <w:ilvl w:val="0"/>
-          <w:numId w:val="1071"/>
+          <w:numId w:val="1073"/>
         </w:numPr>
       </w:pPr>
       <w:r>
@@ -15808,8 +15997,8 @@
         <w:t xml:space="preserve">project settings are also merged.</w:t>
       </w:r>
     </w:p>
-    <w:bookmarkEnd w:id="102"/>
-    <w:bookmarkStart w:id="103" w:name="performance"/>
+    <w:bookmarkEnd w:id="105"/>
+    <w:bookmarkStart w:id="106" w:name="performance"/>
     <w:p>
       <w:pPr>
         <w:pStyle w:val="Heading3"/>
@@ -15823,7 +16012,7 @@
         <w:pStyle w:val="Compact"/>
         <w:numPr>
           <w:ilvl w:val="0"/>
-          <w:numId w:val="1072"/>
+          <w:numId w:val="1074"/>
         </w:numPr>
       </w:pPr>
       <w:r>
@@ -15866,9 +16055,9 @@
         <w:t xml:space="preserve">aliases already have.</w:t>
       </w:r>
     </w:p>
-    <w:bookmarkEnd w:id="103"/>
-    <w:bookmarkEnd w:id="104"/>
-    <w:bookmarkStart w:id="110" w:name="X94bd8505e6816e99bb68c98ba9db4e75c90bada"/>
+    <w:bookmarkEnd w:id="106"/>
+    <w:bookmarkEnd w:id="107"/>
+    <w:bookmarkStart w:id="113" w:name="X94bd8505e6816e99bb68c98ba9db4e75c90bada"/>
     <w:p>
       <w:pPr>
         <w:pStyle w:val="Heading2"/>
@@ -15877,7 +16066,7 @@
         <w:t xml:space="preserve">v1.4.0 — 2026-06-20 — OpenCode Zen provider alias</w:t>
       </w:r>
     </w:p>
-    <w:bookmarkStart w:id="106" w:name="added-12"/>
+    <w:bookmarkStart w:id="109" w:name="added-12"/>
     <w:p>
       <w:pPr>
         <w:pStyle w:val="Heading3"/>
@@ -15891,7 +16080,7 @@
         <w:pStyle w:val="Compact"/>
         <w:numPr>
           <w:ilvl w:val="0"/>
-          <w:numId w:val="1073"/>
+          <w:numId w:val="1075"/>
         </w:numPr>
       </w:pPr>
       <w:r>
@@ -15925,7 +16114,7 @@
       <w:r>
         <w:t xml:space="preserve"> </w:t>
       </w:r>
-      <w:hyperlink r:id="rId105">
+      <w:hyperlink r:id="rId108">
         <w:r>
           <w:rPr>
             <w:rStyle w:val="Hyperlink"/>
@@ -16007,7 +16196,7 @@
         <w:pStyle w:val="Compact"/>
         <w:numPr>
           <w:ilvl w:val="0"/>
-          <w:numId w:val="1073"/>
+          <w:numId w:val="1075"/>
         </w:numPr>
       </w:pPr>
       <w:r>
@@ -16104,7 +16293,7 @@
         <w:pStyle w:val="Compact"/>
         <w:numPr>
           <w:ilvl w:val="0"/>
-          <w:numId w:val="1073"/>
+          <w:numId w:val="1075"/>
         </w:numPr>
       </w:pPr>
       <w:r>
@@ -16183,7 +16372,7 @@
         <w:pStyle w:val="Compact"/>
         <w:numPr>
           <w:ilvl w:val="0"/>
-          <w:numId w:val="1073"/>
+          <w:numId w:val="1075"/>
         </w:numPr>
       </w:pPr>
       <w:r>
@@ -16229,7 +16418,7 @@
         <w:pStyle w:val="Compact"/>
         <w:numPr>
           <w:ilvl w:val="0"/>
-          <w:numId w:val="1073"/>
+          <w:numId w:val="1075"/>
         </w:numPr>
       </w:pPr>
       <w:r>
@@ -16287,7 +16476,7 @@
         <w:pStyle w:val="Compact"/>
         <w:numPr>
           <w:ilvl w:val="0"/>
-          <w:numId w:val="1073"/>
+          <w:numId w:val="1075"/>
         </w:numPr>
       </w:pPr>
       <w:r>
@@ -16432,7 +16621,7 @@
         <w:pStyle w:val="Compact"/>
         <w:numPr>
           <w:ilvl w:val="0"/>
-          <w:numId w:val="1073"/>
+          <w:numId w:val="1075"/>
         </w:numPr>
       </w:pPr>
       <w:r>
@@ -16476,8 +16665,8 @@
         <w:t xml:space="preserve">(full free models table, setup, usage, live-verified notes, stealth model explanation).</w:t>
       </w:r>
     </w:p>
-    <w:bookmarkEnd w:id="106"/>
-    <w:bookmarkStart w:id="107" w:name="changed-4"/>
+    <w:bookmarkEnd w:id="109"/>
+    <w:bookmarkStart w:id="110" w:name="changed-4"/>
     <w:p>
       <w:pPr>
         <w:pStyle w:val="Heading3"/>
@@ -16491,7 +16680,7 @@
         <w:pStyle w:val="Compact"/>
         <w:numPr>
           <w:ilvl w:val="0"/>
-          <w:numId w:val="1074"/>
+          <w:numId w:val="1076"/>
         </w:numPr>
       </w:pPr>
       <w:r>
@@ -16549,8 +16738,8 @@
         <w:t xml:space="preserve">Xiaomi v1.3.0 / Z.AI v1.2.0 / DeepSeek).</w:t>
       </w:r>
     </w:p>
-    <w:bookmarkEnd w:id="107"/>
-    <w:bookmarkStart w:id="108" w:name="full-test-suite-3"/>
+    <w:bookmarkEnd w:id="110"/>
+    <w:bookmarkStart w:id="111" w:name="full-test-suite-3"/>
     <w:p>
       <w:pPr>
         <w:pStyle w:val="Heading3"/>
@@ -16564,7 +16753,7 @@
         <w:pStyle w:val="Compact"/>
         <w:numPr>
           <w:ilvl w:val="0"/>
-          <w:numId w:val="1075"/>
+          <w:numId w:val="1077"/>
         </w:numPr>
       </w:pPr>
       <w:r>
@@ -16589,8 +16778,8 @@
         <w:t xml:space="preserve">.</w:t>
       </w:r>
     </w:p>
-    <w:bookmarkEnd w:id="108"/>
-    <w:bookmarkStart w:id="109" w:name="honest-notes"/>
+    <w:bookmarkEnd w:id="111"/>
+    <w:bookmarkStart w:id="112" w:name="honest-notes"/>
     <w:p>
       <w:pPr>
         <w:pStyle w:val="Heading3"/>
@@ -16604,7 +16793,7 @@
         <w:pStyle w:val="Compact"/>
         <w:numPr>
           <w:ilvl w:val="0"/>
-          <w:numId w:val="1076"/>
+          <w:numId w:val="1078"/>
         </w:numPr>
       </w:pPr>
       <w:r>
@@ -16637,7 +16826,7 @@
         <w:pStyle w:val="Compact"/>
         <w:numPr>
           <w:ilvl w:val="0"/>
-          <w:numId w:val="1076"/>
+          <w:numId w:val="1078"/>
         </w:numPr>
       </w:pPr>
       <w:r>
@@ -16655,7 +16844,7 @@
         <w:pStyle w:val="Compact"/>
         <w:numPr>
           <w:ilvl w:val="0"/>
-          <w:numId w:val="1076"/>
+          <w:numId w:val="1078"/>
         </w:numPr>
       </w:pPr>
       <w:r>
@@ -16688,7 +16877,7 @@
         <w:pStyle w:val="Compact"/>
         <w:numPr>
           <w:ilvl w:val="0"/>
-          <w:numId w:val="1076"/>
+          <w:numId w:val="1078"/>
         </w:numPr>
       </w:pPr>
       <w:r>
@@ -16710,9 +16899,9 @@
         <w:t xml:space="preserve">remain unchanged (unrelated to this work).</w:t>
       </w:r>
     </w:p>
-    <w:bookmarkEnd w:id="109"/>
-    <w:bookmarkEnd w:id="110"/>
-    <w:bookmarkStart w:id="115" w:name="X69154bd52ce827bc58cd09d02c5408ae11d24a9"/>
+    <w:bookmarkEnd w:id="112"/>
+    <w:bookmarkEnd w:id="113"/>
+    <w:bookmarkStart w:id="118" w:name="X69154bd52ce827bc58cd09d02c5408ae11d24a9"/>
     <w:p>
       <w:pPr>
         <w:pStyle w:val="Heading2"/>
@@ -16721,7 +16910,7 @@
         <w:t xml:space="preserve">v1.3.0 — 2026-06-19 — Xiaomi MiMo provider alias</w:t>
       </w:r>
     </w:p>
-    <w:bookmarkStart w:id="111" w:name="added-13"/>
+    <w:bookmarkStart w:id="114" w:name="added-13"/>
     <w:p>
       <w:pPr>
         <w:pStyle w:val="Heading3"/>
@@ -16735,7 +16924,7 @@
         <w:pStyle w:val="Compact"/>
         <w:numPr>
           <w:ilvl w:val="0"/>
-          <w:numId w:val="1077"/>
+          <w:numId w:val="1079"/>
         </w:numPr>
       </w:pPr>
       <w:r>
@@ -16882,7 +17071,7 @@
         <w:pStyle w:val="Compact"/>
         <w:numPr>
           <w:ilvl w:val="0"/>
-          <w:numId w:val="1077"/>
+          <w:numId w:val="1079"/>
         </w:numPr>
       </w:pPr>
       <w:r>
@@ -16977,7 +17166,7 @@
         <w:pStyle w:val="Compact"/>
         <w:numPr>
           <w:ilvl w:val="0"/>
-          <w:numId w:val="1077"/>
+          <w:numId w:val="1079"/>
         </w:numPr>
       </w:pPr>
       <w:r>
@@ -17047,7 +17236,7 @@
         <w:pStyle w:val="Compact"/>
         <w:numPr>
           <w:ilvl w:val="0"/>
-          <w:numId w:val="1077"/>
+          <w:numId w:val="1079"/>
         </w:numPr>
       </w:pPr>
       <w:r>
@@ -17108,7 +17297,7 @@
         <w:pStyle w:val="Compact"/>
         <w:numPr>
           <w:ilvl w:val="0"/>
-          <w:numId w:val="1077"/>
+          <w:numId w:val="1079"/>
         </w:numPr>
       </w:pPr>
       <w:r>
@@ -17187,7 +17376,7 @@
         <w:pStyle w:val="Compact"/>
         <w:numPr>
           <w:ilvl w:val="0"/>
-          <w:numId w:val="1077"/>
+          <w:numId w:val="1079"/>
         </w:numPr>
       </w:pPr>
       <w:r>
@@ -17269,7 +17458,7 @@
         <w:pStyle w:val="Compact"/>
         <w:numPr>
           <w:ilvl w:val="1"/>
-          <w:numId w:val="1078"/>
+          <w:numId w:val="1080"/>
         </w:numPr>
       </w:pPr>
       <w:r>
@@ -17302,7 +17491,7 @@
         <w:pStyle w:val="Compact"/>
         <w:numPr>
           <w:ilvl w:val="0"/>
-          <w:numId w:val="1077"/>
+          <w:numId w:val="1079"/>
         </w:numPr>
       </w:pPr>
       <w:r>
@@ -17346,8 +17535,8 @@
         <w:t xml:space="preserve">(model table, setup, usage, live-verified notes).</w:t>
       </w:r>
     </w:p>
-    <w:bookmarkEnd w:id="111"/>
-    <w:bookmarkStart w:id="112" w:name="changed-5"/>
+    <w:bookmarkEnd w:id="114"/>
+    <w:bookmarkStart w:id="115" w:name="changed-5"/>
     <w:p>
       <w:pPr>
         <w:pStyle w:val="Heading3"/>
@@ -17361,7 +17550,7 @@
         <w:pStyle w:val="Compact"/>
         <w:numPr>
           <w:ilvl w:val="0"/>
-          <w:numId w:val="1079"/>
+          <w:numId w:val="1081"/>
         </w:numPr>
       </w:pPr>
       <w:r>
@@ -17419,8 +17608,8 @@
         <w:t xml:space="preserve">Z.AI v1.2.0 / DeepSeek).</w:t>
       </w:r>
     </w:p>
-    <w:bookmarkEnd w:id="112"/>
-    <w:bookmarkStart w:id="113" w:name="full-test-suite-4"/>
+    <w:bookmarkEnd w:id="115"/>
+    <w:bookmarkStart w:id="116" w:name="full-test-suite-4"/>
     <w:p>
       <w:pPr>
         <w:pStyle w:val="Heading3"/>
@@ -17434,7 +17623,7 @@
         <w:pStyle w:val="Compact"/>
         <w:numPr>
           <w:ilvl w:val="0"/>
-          <w:numId w:val="1080"/>
+          <w:numId w:val="1082"/>
         </w:numPr>
       </w:pPr>
       <w:r>
@@ -17459,8 +17648,8 @@
         <w:t xml:space="preserve">. Live provider verifier 5/5 PASS.</w:t>
       </w:r>
     </w:p>
-    <w:bookmarkEnd w:id="113"/>
-    <w:bookmarkStart w:id="114" w:name="honest-notes-1"/>
+    <w:bookmarkEnd w:id="116"/>
+    <w:bookmarkStart w:id="117" w:name="honest-notes-1"/>
     <w:p>
       <w:pPr>
         <w:pStyle w:val="Heading3"/>
@@ -17474,7 +17663,7 @@
         <w:pStyle w:val="Compact"/>
         <w:numPr>
           <w:ilvl w:val="0"/>
-          <w:numId w:val="1081"/>
+          <w:numId w:val="1083"/>
         </w:numPr>
       </w:pPr>
       <w:r>
@@ -17523,7 +17712,7 @@
         <w:pStyle w:val="Compact"/>
         <w:numPr>
           <w:ilvl w:val="0"/>
-          <w:numId w:val="1081"/>
+          <w:numId w:val="1083"/>
         </w:numPr>
       </w:pPr>
       <w:r>
@@ -17599,9 +17788,9 @@
         <w:t xml:space="preserve">round trip (HTTP 200), recorded in the evidence file.</w:t>
       </w:r>
     </w:p>
-    <w:bookmarkEnd w:id="114"/>
-    <w:bookmarkEnd w:id="115"/>
-    <w:bookmarkStart w:id="119" w:name="X6f75f912364272564da9bd72c339309408e0f52"/>
+    <w:bookmarkEnd w:id="117"/>
+    <w:bookmarkEnd w:id="118"/>
+    <w:bookmarkStart w:id="122" w:name="X6f75f912364272564da9bd72c339309408e0f52"/>
     <w:p>
       <w:pPr>
         <w:pStyle w:val="Heading2"/>
@@ -17610,7 +17799,7 @@
         <w:t xml:space="preserve">v1.2.0 — 2026-06-19 — Z.AI Coding Plan provider alias</w:t>
       </w:r>
     </w:p>
-    <w:bookmarkStart w:id="116" w:name="added-14"/>
+    <w:bookmarkStart w:id="119" w:name="added-14"/>
     <w:p>
       <w:pPr>
         <w:pStyle w:val="Heading3"/>
@@ -17624,7 +17813,7 @@
         <w:pStyle w:val="Compact"/>
         <w:numPr>
           <w:ilvl w:val="0"/>
-          <w:numId w:val="1082"/>
+          <w:numId w:val="1084"/>
         </w:numPr>
       </w:pPr>
       <w:r>
@@ -17676,7 +17865,7 @@
         <w:pStyle w:val="Compact"/>
         <w:numPr>
           <w:ilvl w:val="0"/>
-          <w:numId w:val="1082"/>
+          <w:numId w:val="1084"/>
         </w:numPr>
       </w:pPr>
       <w:r>
@@ -17725,7 +17914,7 @@
         <w:pStyle w:val="Compact"/>
         <w:numPr>
           <w:ilvl w:val="0"/>
-          <w:numId w:val="1082"/>
+          <w:numId w:val="1084"/>
         </w:numPr>
       </w:pPr>
       <w:r>
@@ -17789,7 +17978,7 @@
         <w:pStyle w:val="Compact"/>
         <w:numPr>
           <w:ilvl w:val="0"/>
-          <w:numId w:val="1082"/>
+          <w:numId w:val="1084"/>
         </w:numPr>
       </w:pPr>
       <w:r>
@@ -17808,7 +17997,7 @@
         <w:pStyle w:val="Compact"/>
         <w:numPr>
           <w:ilvl w:val="0"/>
-          <w:numId w:val="1082"/>
+          <w:numId w:val="1084"/>
         </w:numPr>
       </w:pPr>
       <w:r>
@@ -17827,7 +18016,7 @@
         <w:pStyle w:val="Compact"/>
         <w:numPr>
           <w:ilvl w:val="0"/>
-          <w:numId w:val="1082"/>
+          <w:numId w:val="1084"/>
         </w:numPr>
       </w:pPr>
       <w:r>
@@ -17876,7 +18065,7 @@
         <w:pStyle w:val="Compact"/>
         <w:numPr>
           <w:ilvl w:val="0"/>
-          <w:numId w:val="1082"/>
+          <w:numId w:val="1084"/>
         </w:numPr>
       </w:pPr>
       <w:r>
@@ -17905,8 +18094,8 @@
         <w:t xml:space="preserve">as the active default route.</w:t>
       </w:r>
     </w:p>
-    <w:bookmarkEnd w:id="116"/>
-    <w:bookmarkStart w:id="117" w:name="changed-6"/>
+    <w:bookmarkEnd w:id="119"/>
+    <w:bookmarkStart w:id="120" w:name="changed-6"/>
     <w:p>
       <w:pPr>
         <w:pStyle w:val="Heading3"/>
@@ -17920,7 +18109,7 @@
         <w:pStyle w:val="Compact"/>
         <w:numPr>
           <w:ilvl w:val="0"/>
-          <w:numId w:val="1083"/>
+          <w:numId w:val="1085"/>
         </w:numPr>
       </w:pPr>
       <w:r>
@@ -17951,8 +18140,8 @@
         <w:t xml:space="preserve">section for model pinning.</w:t>
       </w:r>
     </w:p>
-    <w:bookmarkEnd w:id="117"/>
-    <w:bookmarkStart w:id="118" w:name="full-test-suite-5"/>
+    <w:bookmarkEnd w:id="120"/>
+    <w:bookmarkStart w:id="121" w:name="full-test-suite-5"/>
     <w:p>
       <w:pPr>
         <w:pStyle w:val="Heading3"/>
@@ -17966,7 +18155,7 @@
         <w:pStyle w:val="Compact"/>
         <w:numPr>
           <w:ilvl w:val="0"/>
-          <w:numId w:val="1084"/>
+          <w:numId w:val="1086"/>
         </w:numPr>
       </w:pPr>
       <w:r>
@@ -17985,9 +18174,9 @@
         <w:t xml:space="preserve">.</w:t>
       </w:r>
     </w:p>
-    <w:bookmarkEnd w:id="118"/>
-    <w:bookmarkEnd w:id="119"/>
-    <w:bookmarkStart w:id="125" w:name="X3eea89613e529bc4636accf1a8153b58db87eca"/>
+    <w:bookmarkEnd w:id="121"/>
+    <w:bookmarkEnd w:id="122"/>
+    <w:bookmarkStart w:id="128" w:name="X3eea89613e529bc4636accf1a8153b58db87eca"/>
     <w:p>
       <w:pPr>
         <w:pStyle w:val="Heading2"/>
@@ -18029,7 +18218,7 @@
         <w:t xml:space="preserve">aliases proven on two hosts and two transports.</w:t>
       </w:r>
     </w:p>
-    <w:bookmarkStart w:id="120" w:name="added-15"/>
+    <w:bookmarkStart w:id="123" w:name="added-15"/>
     <w:p>
       <w:pPr>
         <w:pStyle w:val="Heading3"/>
@@ -18043,7 +18232,7 @@
         <w:pStyle w:val="Compact"/>
         <w:numPr>
           <w:ilvl w:val="0"/>
-          <w:numId w:val="1085"/>
+          <w:numId w:val="1087"/>
         </w:numPr>
       </w:pPr>
       <w:r>
@@ -18154,7 +18343,7 @@
         <w:pStyle w:val="Compact"/>
         <w:numPr>
           <w:ilvl w:val="0"/>
-          <w:numId w:val="1085"/>
+          <w:numId w:val="1087"/>
         </w:numPr>
       </w:pPr>
       <w:r>
@@ -18206,7 +18395,7 @@
         <w:pStyle w:val="Compact"/>
         <w:numPr>
           <w:ilvl w:val="0"/>
-          <w:numId w:val="1085"/>
+          <w:numId w:val="1087"/>
         </w:numPr>
       </w:pPr>
       <w:r>
@@ -18237,7 +18426,7 @@
         <w:pStyle w:val="Compact"/>
         <w:numPr>
           <w:ilvl w:val="1"/>
-          <w:numId w:val="1086"/>
+          <w:numId w:val="1088"/>
         </w:numPr>
       </w:pPr>
       <w:r>
@@ -18288,7 +18477,7 @@
         <w:pStyle w:val="Compact"/>
         <w:numPr>
           <w:ilvl w:val="1"/>
-          <w:numId w:val="1086"/>
+          <w:numId w:val="1088"/>
         </w:numPr>
       </w:pPr>
       <w:r>
@@ -18331,7 +18520,7 @@
         <w:pStyle w:val="Compact"/>
         <w:numPr>
           <w:ilvl w:val="1"/>
-          <w:numId w:val="1086"/>
+          <w:numId w:val="1088"/>
         </w:numPr>
       </w:pPr>
       <w:r>
@@ -18388,7 +18577,7 @@
         <w:pStyle w:val="Compact"/>
         <w:numPr>
           <w:ilvl w:val="1"/>
-          <w:numId w:val="1086"/>
+          <w:numId w:val="1088"/>
         </w:numPr>
       </w:pPr>
       <w:r>
@@ -18409,7 +18598,7 @@
         <w:pStyle w:val="Compact"/>
         <w:numPr>
           <w:ilvl w:val="0"/>
-          <w:numId w:val="1085"/>
+          <w:numId w:val="1087"/>
         </w:numPr>
       </w:pPr>
       <w:r>
@@ -18465,7 +18654,7 @@
         <w:pStyle w:val="Compact"/>
         <w:numPr>
           <w:ilvl w:val="0"/>
-          <w:numId w:val="1085"/>
+          <w:numId w:val="1087"/>
         </w:numPr>
       </w:pPr>
       <w:r>
@@ -18503,8 +18692,8 @@
         <w:t xml:space="preserve">end-to-end alias proofs.</w:t>
       </w:r>
     </w:p>
-    <w:bookmarkEnd w:id="120"/>
-    <w:bookmarkStart w:id="121" w:name="changed-7"/>
+    <w:bookmarkEnd w:id="123"/>
+    <w:bookmarkStart w:id="124" w:name="changed-7"/>
     <w:p>
       <w:pPr>
         <w:pStyle w:val="Heading3"/>
@@ -18518,7 +18707,7 @@
         <w:pStyle w:val="Compact"/>
         <w:numPr>
           <w:ilvl w:val="0"/>
-          <w:numId w:val="1087"/>
+          <w:numId w:val="1089"/>
         </w:numPr>
       </w:pPr>
       <w:r>
@@ -18579,7 +18768,7 @@
         <w:pStyle w:val="Compact"/>
         <w:numPr>
           <w:ilvl w:val="0"/>
-          <w:numId w:val="1087"/>
+          <w:numId w:val="1089"/>
         </w:numPr>
       </w:pPr>
       <w:r>
@@ -18630,7 +18819,7 @@
         <w:pStyle w:val="Compact"/>
         <w:numPr>
           <w:ilvl w:val="0"/>
-          <w:numId w:val="1087"/>
+          <w:numId w:val="1089"/>
         </w:numPr>
       </w:pPr>
       <w:r>
@@ -18662,8 +18851,8 @@
         <w:t xml:space="preserve">(HTML/PDF/DOCX).</w:t>
       </w:r>
     </w:p>
-    <w:bookmarkEnd w:id="121"/>
-    <w:bookmarkStart w:id="122" w:name="X08528e409e6d44ab0933f6ae15548960525d0be"/>
+    <w:bookmarkEnd w:id="124"/>
+    <w:bookmarkStart w:id="125" w:name="X08528e409e6d44ab0933f6ae15548960525d0be"/>
     <w:p>
       <w:pPr>
         <w:pStyle w:val="Heading3"/>
@@ -18677,7 +18866,7 @@
         <w:pStyle w:val="Compact"/>
         <w:numPr>
           <w:ilvl w:val="0"/>
-          <w:numId w:val="1088"/>
+          <w:numId w:val="1090"/>
         </w:numPr>
       </w:pPr>
       <w:r>
@@ -18726,7 +18915,7 @@
         <w:pStyle w:val="Compact"/>
         <w:numPr>
           <w:ilvl w:val="0"/>
-          <w:numId w:val="1088"/>
+          <w:numId w:val="1090"/>
         </w:numPr>
       </w:pPr>
       <w:r>
@@ -18763,7 +18952,7 @@
         <w:pStyle w:val="Compact"/>
         <w:numPr>
           <w:ilvl w:val="0"/>
-          <w:numId w:val="1088"/>
+          <w:numId w:val="1090"/>
         </w:numPr>
       </w:pPr>
       <w:r>
@@ -18791,7 +18980,7 @@
         <w:pStyle w:val="Compact"/>
         <w:numPr>
           <w:ilvl w:val="0"/>
-          <w:numId w:val="1088"/>
+          <w:numId w:val="1090"/>
         </w:numPr>
       </w:pPr>
       <w:r>
@@ -18831,7 +19020,7 @@
         <w:pStyle w:val="Compact"/>
         <w:numPr>
           <w:ilvl w:val="0"/>
-          <w:numId w:val="1088"/>
+          <w:numId w:val="1090"/>
         </w:numPr>
       </w:pPr>
       <w:r>
@@ -18898,7 +19087,7 @@
         <w:pStyle w:val="Compact"/>
         <w:numPr>
           <w:ilvl w:val="0"/>
-          <w:numId w:val="1088"/>
+          <w:numId w:val="1090"/>
         </w:numPr>
       </w:pPr>
       <w:r>
@@ -18936,8 +19125,8 @@
         <w:t xml:space="preserve">cross-account sync-state on isolated provider dirs.</w:t>
       </w:r>
     </w:p>
-    <w:bookmarkEnd w:id="122"/>
-    <w:bookmarkStart w:id="123" w:name="X7b6b31a71aa5e1b1df81413a1880ad3edcce6d6"/>
+    <w:bookmarkEnd w:id="125"/>
+    <w:bookmarkStart w:id="126" w:name="X7b6b31a71aa5e1b1df81413a1880ad3edcce6d6"/>
     <w:p>
       <w:pPr>
         <w:pStyle w:val="Heading3"/>
@@ -18951,7 +19140,7 @@
         <w:pStyle w:val="Compact"/>
         <w:numPr>
           <w:ilvl w:val="0"/>
-          <w:numId w:val="1089"/>
+          <w:numId w:val="1091"/>
         </w:numPr>
       </w:pPr>
       <w:r>
@@ -18979,7 +19168,7 @@
         <w:pStyle w:val="Compact"/>
         <w:numPr>
           <w:ilvl w:val="0"/>
-          <w:numId w:val="1089"/>
+          <w:numId w:val="1091"/>
         </w:numPr>
       </w:pPr>
       <w:r>
@@ -19007,7 +19196,7 @@
         <w:pStyle w:val="Compact"/>
         <w:numPr>
           <w:ilvl w:val="0"/>
-          <w:numId w:val="1089"/>
+          <w:numId w:val="1091"/>
         </w:numPr>
       </w:pPr>
       <w:r>
@@ -19020,8 +19209,8 @@
         <w:t xml:space="preserve">honestly; excluded under "valid users only" but kept fully supported.</w:t>
       </w:r>
     </w:p>
-    <w:bookmarkEnd w:id="123"/>
-    <w:bookmarkStart w:id="124" w:name="safety"/>
+    <w:bookmarkEnd w:id="126"/>
+    <w:bookmarkStart w:id="127" w:name="safety"/>
     <w:p>
       <w:pPr>
         <w:pStyle w:val="Heading3"/>
@@ -19035,7 +19224,7 @@
         <w:pStyle w:val="Compact"/>
         <w:numPr>
           <w:ilvl w:val="0"/>
-          <w:numId w:val="1090"/>
+          <w:numId w:val="1092"/>
         </w:numPr>
       </w:pPr>
       <w:r>
@@ -19086,7 +19275,7 @@
         <w:pStyle w:val="Compact"/>
         <w:numPr>
           <w:ilvl w:val="0"/>
-          <w:numId w:val="1090"/>
+          <w:numId w:val="1092"/>
         </w:numPr>
       </w:pPr>
       <w:r>
@@ -19111,9 +19300,9 @@
         <w:t xml:space="preserve">All published ports bound to loopback.</w:t>
       </w:r>
     </w:p>
-    <w:bookmarkEnd w:id="124"/>
-    <w:bookmarkEnd w:id="125"/>
-    <w:bookmarkStart w:id="126" w:name="X0b5e2b6bb8414853f28cab918f1092cceff261f"/>
+    <w:bookmarkEnd w:id="127"/>
+    <w:bookmarkEnd w:id="128"/>
+    <w:bookmarkStart w:id="129" w:name="X0b5e2b6bb8414853f28cab918f1092cceff261f"/>
     <w:p>
       <w:pPr>
         <w:pStyle w:val="Heading2"/>
@@ -19181,8 +19370,8 @@
         <w:t xml:space="preserve">.</w:t>
       </w:r>
     </w:p>
-    <w:bookmarkEnd w:id="126"/>
-    <w:bookmarkStart w:id="130" w:name="X73f1b74114f5ea30e47358e35fb30d0b7a0161a"/>
+    <w:bookmarkEnd w:id="129"/>
+    <w:bookmarkStart w:id="133" w:name="X73f1b74114f5ea30e47358e35fb30d0b7a0161a"/>
     <w:p>
       <w:pPr>
         <w:pStyle w:val="Heading2"/>
@@ -19191,7 +19380,7 @@
         <w:t xml:space="preserve">v1.6.7 — 2026-06-21 — Poe proxy fix for all aliases</w:t>
       </w:r>
     </w:p>
-    <w:bookmarkStart w:id="127" w:name="fixed-16"/>
+    <w:bookmarkStart w:id="130" w:name="fixed-17"/>
     <w:p>
       <w:pPr>
         <w:pStyle w:val="Heading3"/>
@@ -19205,7 +19394,7 @@
         <w:pStyle w:val="Compact"/>
         <w:numPr>
           <w:ilvl w:val="0"/>
-          <w:numId w:val="1091"/>
+          <w:numId w:val="1093"/>
         </w:numPr>
       </w:pPr>
       <w:r>
@@ -19254,7 +19443,7 @@
         <w:pStyle w:val="Compact"/>
         <w:numPr>
           <w:ilvl w:val="0"/>
-          <w:numId w:val="1091"/>
+          <w:numId w:val="1093"/>
         </w:numPr>
       </w:pPr>
       <w:r>
@@ -19282,7 +19471,7 @@
         <w:pStyle w:val="Compact"/>
         <w:numPr>
           <w:ilvl w:val="0"/>
-          <w:numId w:val="1091"/>
+          <w:numId w:val="1093"/>
         </w:numPr>
       </w:pPr>
       <w:r>
@@ -19296,8 +19485,8 @@
         <w:t xml:space="preserve">: same fix applied</w:t>
       </w:r>
     </w:p>
-    <w:bookmarkEnd w:id="127"/>
-    <w:bookmarkStart w:id="128" w:name="verified-16"/>
+    <w:bookmarkEnd w:id="130"/>
+    <w:bookmarkStart w:id="131" w:name="verified-17"/>
     <w:p>
       <w:pPr>
         <w:pStyle w:val="Heading3"/>
@@ -19311,7 +19500,7 @@
         <w:pStyle w:val="Compact"/>
         <w:numPr>
           <w:ilvl w:val="0"/>
-          <w:numId w:val="1092"/>
+          <w:numId w:val="1094"/>
         </w:numPr>
       </w:pPr>
       <w:r>
@@ -19368,15 +19557,15 @@
         <w:pStyle w:val="Compact"/>
         <w:numPr>
           <w:ilvl w:val="0"/>
-          <w:numId w:val="1092"/>
+          <w:numId w:val="1094"/>
         </w:numPr>
       </w:pPr>
       <w:r>
         <w:t xml:space="preserve">Deployed to both local host and nezha.local</w:t>
       </w:r>
     </w:p>
-    <w:bookmarkEnd w:id="128"/>
-    <w:bookmarkStart w:id="129" w:name="tests-5"/>
+    <w:bookmarkEnd w:id="131"/>
+    <w:bookmarkStart w:id="132" w:name="tests-5"/>
     <w:p>
       <w:pPr>
         <w:pStyle w:val="Heading3"/>
@@ -19390,7 +19579,7 @@
         <w:pStyle w:val="Compact"/>
         <w:numPr>
           <w:ilvl w:val="0"/>
-          <w:numId w:val="1093"/>
+          <w:numId w:val="1095"/>
         </w:numPr>
       </w:pPr>
       <w:r>
@@ -19402,16 +19591,16 @@
         <w:pStyle w:val="Compact"/>
         <w:numPr>
           <w:ilvl w:val="0"/>
-          <w:numId w:val="1093"/>
+          <w:numId w:val="1095"/>
         </w:numPr>
       </w:pPr>
       <w:r>
         <w:t xml:space="preserve">nezha.local: 7/8 (pandoc missing — pre-existing)</w:t>
       </w:r>
     </w:p>
-    <w:bookmarkEnd w:id="129"/>
-    <w:bookmarkEnd w:id="130"/>
-    <w:bookmarkStart w:id="134" w:name="v168--2026-06-21--poe-proxy-gzip-fix"/>
+    <w:bookmarkEnd w:id="132"/>
+    <w:bookmarkEnd w:id="133"/>
+    <w:bookmarkStart w:id="137" w:name="v168--2026-06-21--poe-proxy-gzip-fix"/>
     <w:p>
       <w:pPr>
         <w:pStyle w:val="Heading2"/>
@@ -19420,7 +19609,7 @@
         <w:t xml:space="preserve">v1.6.8 — 2026-06-21 — Poe proxy gzip fix</w:t>
       </w:r>
     </w:p>
-    <w:bookmarkStart w:id="131" w:name="fixed-17"/>
+    <w:bookmarkStart w:id="134" w:name="fixed-18"/>
     <w:p>
       <w:pPr>
         <w:pStyle w:val="Heading3"/>
@@ -19434,7 +19623,7 @@
         <w:pStyle w:val="Compact"/>
         <w:numPr>
           <w:ilvl w:val="0"/>
-          <w:numId w:val="1094"/>
+          <w:numId w:val="1096"/>
         </w:numPr>
       </w:pPr>
       <w:r>
@@ -19463,8 +19652,8 @@
         <w:t xml:space="preserve">UnicodeDecodeError. Added gzip decompression for both success and error responses.</w:t>
       </w:r>
     </w:p>
-    <w:bookmarkEnd w:id="131"/>
-    <w:bookmarkStart w:id="132" w:name="verified-17"/>
+    <w:bookmarkEnd w:id="134"/>
+    <w:bookmarkStart w:id="135" w:name="verified-18"/>
     <w:p>
       <w:pPr>
         <w:pStyle w:val="Heading3"/>
@@ -19478,7 +19667,7 @@
         <w:pStyle w:val="Compact"/>
         <w:numPr>
           <w:ilvl w:val="0"/>
-          <w:numId w:val="1095"/>
+          <w:numId w:val="1097"/>
         </w:numPr>
       </w:pPr>
       <w:r>
@@ -19499,7 +19688,7 @@
         <w:pStyle w:val="Compact"/>
         <w:numPr>
           <w:ilvl w:val="0"/>
-          <w:numId w:val="1095"/>
+          <w:numId w:val="1097"/>
         </w:numPr>
       </w:pPr>
       <w:r>
@@ -19520,7 +19709,7 @@
         <w:pStyle w:val="Compact"/>
         <w:numPr>
           <w:ilvl w:val="0"/>
-          <w:numId w:val="1095"/>
+          <w:numId w:val="1097"/>
         </w:numPr>
       </w:pPr>
       <w:r>
@@ -19536,8 +19725,8 @@
         <w:t xml:space="preserve">(grok-4): ❌ Different error (Grok-4 schema validation, not tools format)</w:t>
       </w:r>
     </w:p>
-    <w:bookmarkEnd w:id="132"/>
-    <w:bookmarkStart w:id="133" w:name="tests-6"/>
+    <w:bookmarkEnd w:id="135"/>
+    <w:bookmarkStart w:id="136" w:name="tests-6"/>
     <w:p>
       <w:pPr>
         <w:pStyle w:val="Heading3"/>
@@ -19551,7 +19740,7 @@
         <w:pStyle w:val="Compact"/>
         <w:numPr>
           <w:ilvl w:val="0"/>
-          <w:numId w:val="1096"/>
+          <w:numId w:val="1098"/>
         </w:numPr>
       </w:pPr>
       <w:r>
@@ -19563,16 +19752,16 @@
         <w:pStyle w:val="Compact"/>
         <w:numPr>
           <w:ilvl w:val="0"/>
-          <w:numId w:val="1096"/>
+          <w:numId w:val="1098"/>
         </w:numPr>
       </w:pPr>
       <w:r>
         <w:t xml:space="preserve">nezha.local: 8/8 ALL GREEN</w:t>
       </w:r>
     </w:p>
-    <w:bookmarkEnd w:id="133"/>
-    <w:bookmarkEnd w:id="134"/>
-    <w:bookmarkStart w:id="138" w:name="X6b73aa0a1c0550d32fa078e70116793f37aa5fa"/>
+    <w:bookmarkEnd w:id="136"/>
+    <w:bookmarkEnd w:id="137"/>
+    <w:bookmarkStart w:id="141" w:name="X6b73aa0a1c0550d32fa078e70116793f37aa5fa"/>
     <w:p>
       <w:pPr>
         <w:pStyle w:val="Heading2"/>
@@ -19581,7 +19770,7 @@
         <w:t xml:space="preserve">v1.6.9 — 2026-06-21 — Poe proxy $ref fix for Grok-4</w:t>
       </w:r>
     </w:p>
-    <w:bookmarkStart w:id="135" w:name="fixed-18"/>
+    <w:bookmarkStart w:id="138" w:name="fixed-19"/>
     <w:p>
       <w:pPr>
         <w:pStyle w:val="Heading3"/>
@@ -19595,7 +19784,7 @@
         <w:pStyle w:val="Compact"/>
         <w:numPr>
           <w:ilvl w:val="0"/>
-          <w:numId w:val="1097"/>
+          <w:numId w:val="1099"/>
         </w:numPr>
       </w:pPr>
       <w:r>
@@ -19720,8 +19909,8 @@
         <w:t xml:space="preserve">.</w:t>
       </w:r>
     </w:p>
-    <w:bookmarkEnd w:id="135"/>
-    <w:bookmarkStart w:id="136" w:name="verified-18"/>
+    <w:bookmarkEnd w:id="138"/>
+    <w:bookmarkStart w:id="139" w:name="verified-19"/>
     <w:p>
       <w:pPr>
         <w:pStyle w:val="Heading3"/>
@@ -19735,7 +19924,7 @@
         <w:pStyle w:val="Compact"/>
         <w:numPr>
           <w:ilvl w:val="0"/>
-          <w:numId w:val="1098"/>
+          <w:numId w:val="1100"/>
         </w:numPr>
       </w:pPr>
       <w:r>
@@ -19756,7 +19945,7 @@
         <w:pStyle w:val="Compact"/>
         <w:numPr>
           <w:ilvl w:val="0"/>
-          <w:numId w:val="1098"/>
+          <w:numId w:val="1100"/>
         </w:numPr>
       </w:pPr>
       <w:r>
@@ -19777,7 +19966,7 @@
         <w:pStyle w:val="Compact"/>
         <w:numPr>
           <w:ilvl w:val="0"/>
-          <w:numId w:val="1098"/>
+          <w:numId w:val="1100"/>
         </w:numPr>
       </w:pPr>
       <w:r>
@@ -19793,8 +19982,8 @@
         <w:t xml:space="preserve">(grok-4): ✅ YES (was failing, now works)</w:t>
       </w:r>
     </w:p>
-    <w:bookmarkEnd w:id="136"/>
-    <w:bookmarkStart w:id="137" w:name="tests-7"/>
+    <w:bookmarkEnd w:id="139"/>
+    <w:bookmarkStart w:id="140" w:name="tests-7"/>
     <w:p>
       <w:pPr>
         <w:pStyle w:val="Heading3"/>
@@ -19808,7 +19997,7 @@
         <w:pStyle w:val="Compact"/>
         <w:numPr>
           <w:ilvl w:val="0"/>
-          <w:numId w:val="1099"/>
+          <w:numId w:val="1101"/>
         </w:numPr>
       </w:pPr>
       <w:r>
@@ -19820,16 +20009,16 @@
         <w:pStyle w:val="Compact"/>
         <w:numPr>
           <w:ilvl w:val="0"/>
-          <w:numId w:val="1099"/>
+          <w:numId w:val="1101"/>
         </w:numPr>
       </w:pPr>
       <w:r>
         <w:t xml:space="preserve">nezha.local: 8/8 ALL GREEN</w:t>
       </w:r>
     </w:p>
-    <w:bookmarkEnd w:id="137"/>
-    <w:bookmarkEnd w:id="138"/>
-    <w:bookmarkStart w:id="143" w:name="X0532de1f3a983780b1972dbb21522315aea09e8"/>
+    <w:bookmarkEnd w:id="140"/>
+    <w:bookmarkEnd w:id="141"/>
+    <w:bookmarkStart w:id="146" w:name="X0532de1f3a983780b1972dbb21522315aea09e8"/>
     <w:p>
       <w:pPr>
         <w:pStyle w:val="Heading2"/>
@@ -19838,7 +20027,7 @@
         <w:t xml:space="preserve">v1.7.0 — 2026-06-22 — Poe proxy complete fix (all aliases verified)</w:t>
       </w:r>
     </w:p>
-    <w:bookmarkStart w:id="139" w:name="fixed-19"/>
+    <w:bookmarkStart w:id="142" w:name="fixed-20"/>
     <w:p>
       <w:pPr>
         <w:pStyle w:val="Heading3"/>
@@ -19852,7 +20041,7 @@
         <w:pStyle w:val="Compact"/>
         <w:numPr>
           <w:ilvl w:val="0"/>
-          <w:numId w:val="1100"/>
+          <w:numId w:val="1102"/>
         </w:numPr>
       </w:pPr>
       <w:r>
@@ -19901,7 +20090,7 @@
         <w:pStyle w:val="Compact"/>
         <w:numPr>
           <w:ilvl w:val="0"/>
-          <w:numId w:val="1100"/>
+          <w:numId w:val="1102"/>
         </w:numPr>
       </w:pPr>
       <w:r>
@@ -19918,8 +20107,8 @@
         <w:t xml:space="preserve">now copies proxy scripts during installation (already in place)</w:t>
       </w:r>
     </w:p>
-    <w:bookmarkEnd w:id="139"/>
-    <w:bookmarkStart w:id="140" w:name="X3ca39d2af9b1c1fc71857ee8467886b3e8dc7f9"/>
+    <w:bookmarkEnd w:id="142"/>
+    <w:bookmarkStart w:id="143" w:name="X3ca39d2af9b1c1fc71857ee8467886b3e8dc7f9"/>
     <w:p>
       <w:pPr>
         <w:pStyle w:val="Heading3"/>
@@ -19933,7 +20122,7 @@
         <w:pStyle w:val="Compact"/>
         <w:numPr>
           <w:ilvl w:val="0"/>
-          <w:numId w:val="1101"/>
+          <w:numId w:val="1103"/>
         </w:numPr>
       </w:pPr>
       <w:r>
@@ -19954,7 +20143,7 @@
         <w:pStyle w:val="Compact"/>
         <w:numPr>
           <w:ilvl w:val="0"/>
-          <w:numId w:val="1101"/>
+          <w:numId w:val="1103"/>
         </w:numPr>
       </w:pPr>
       <w:r>
@@ -19975,7 +20164,7 @@
         <w:pStyle w:val="Compact"/>
         <w:numPr>
           <w:ilvl w:val="0"/>
-          <w:numId w:val="1101"/>
+          <w:numId w:val="1103"/>
         </w:numPr>
       </w:pPr>
       <w:r>
@@ -19991,8 +20180,8 @@
         <w:t xml:space="preserve">(grok-4): ✅ YES</w:t>
       </w:r>
     </w:p>
-    <w:bookmarkEnd w:id="140"/>
-    <w:bookmarkStart w:id="141" w:name="root-cause-analysis-1"/>
+    <w:bookmarkEnd w:id="143"/>
+    <w:bookmarkStart w:id="144" w:name="root-cause-analysis-1"/>
     <w:p>
       <w:pPr>
         <w:pStyle w:val="Heading3"/>
@@ -20014,7 +20203,7 @@
         <w:pStyle w:val="Compact"/>
         <w:numPr>
           <w:ilvl w:val="0"/>
-          <w:numId w:val="1102"/>
+          <w:numId w:val="1104"/>
         </w:numPr>
       </w:pPr>
       <w:r>
@@ -20036,7 +20225,7 @@
         <w:pStyle w:val="Compact"/>
         <w:numPr>
           <w:ilvl w:val="0"/>
-          <w:numId w:val="1102"/>
+          <w:numId w:val="1104"/>
         </w:numPr>
       </w:pPr>
       <w:r>
@@ -20058,7 +20247,7 @@
         <w:pStyle w:val="Compact"/>
         <w:numPr>
           <w:ilvl w:val="0"/>
-          <w:numId w:val="1102"/>
+          <w:numId w:val="1104"/>
         </w:numPr>
       </w:pPr>
       <w:r>
@@ -20083,8 +20272,8 @@
         <w:t xml:space="preserve">All three fixed and verified.</w:t>
       </w:r>
     </w:p>
-    <w:bookmarkEnd w:id="141"/>
-    <w:bookmarkStart w:id="142" w:name="tests-8"/>
+    <w:bookmarkEnd w:id="144"/>
+    <w:bookmarkStart w:id="145" w:name="tests-8"/>
     <w:p>
       <w:pPr>
         <w:pStyle w:val="Heading3"/>
@@ -20098,7 +20287,7 @@
         <w:pStyle w:val="Compact"/>
         <w:numPr>
           <w:ilvl w:val="0"/>
-          <w:numId w:val="1103"/>
+          <w:numId w:val="1105"/>
         </w:numPr>
       </w:pPr>
       <w:r>
@@ -20110,16 +20299,16 @@
         <w:pStyle w:val="Compact"/>
         <w:numPr>
           <w:ilvl w:val="0"/>
-          <w:numId w:val="1103"/>
+          <w:numId w:val="1105"/>
         </w:numPr>
       </w:pPr>
       <w:r>
         <w:t xml:space="preserve">nezha.local: 8/8 ALL GREEN</w:t>
       </w:r>
     </w:p>
-    <w:bookmarkEnd w:id="142"/>
-    <w:bookmarkEnd w:id="143"/>
-    <w:bookmarkStart w:id="147" w:name="X6c14826a40db1917917c574b9e01f7f6d201b77"/>
+    <w:bookmarkEnd w:id="145"/>
+    <w:bookmarkEnd w:id="146"/>
+    <w:bookmarkStart w:id="150" w:name="X6c14826a40db1917917c574b9e01f7f6d201b77"/>
     <w:p>
       <w:pPr>
         <w:pStyle w:val="Heading2"/>
@@ -20128,7 +20317,7 @@
         <w:t xml:space="preserve">v1.7.1 — 2026-06-22 — Full validation + release</w:t>
       </w:r>
     </w:p>
-    <w:bookmarkStart w:id="144" w:name="fixed-20"/>
+    <w:bookmarkStart w:id="147" w:name="fixed-21"/>
     <w:p>
       <w:pPr>
         <w:pStyle w:val="Heading3"/>
@@ -20142,7 +20331,7 @@
         <w:pStyle w:val="Compact"/>
         <w:numPr>
           <w:ilvl w:val="0"/>
-          <w:numId w:val="1104"/>
+          <w:numId w:val="1106"/>
         </w:numPr>
       </w:pPr>
       <w:r>
@@ -20194,7 +20383,7 @@
         <w:pStyle w:val="Compact"/>
         <w:numPr>
           <w:ilvl w:val="0"/>
-          <w:numId w:val="1104"/>
+          <w:numId w:val="1106"/>
         </w:numPr>
       </w:pPr>
       <w:r>
@@ -20246,7 +20435,7 @@
         <w:pStyle w:val="Compact"/>
         <w:numPr>
           <w:ilvl w:val="0"/>
-          <w:numId w:val="1104"/>
+          <w:numId w:val="1106"/>
         </w:numPr>
       </w:pPr>
       <w:r>
@@ -20278,8 +20467,8 @@
         <w:t xml:space="preserve">subshell with safe indirect expansion</w:t>
       </w:r>
     </w:p>
-    <w:bookmarkEnd w:id="144"/>
-    <w:bookmarkStart w:id="145" w:name="tests-9"/>
+    <w:bookmarkEnd w:id="147"/>
+    <w:bookmarkStart w:id="148" w:name="tests-9"/>
     <w:p>
       <w:pPr>
         <w:pStyle w:val="Heading3"/>
@@ -20293,7 +20482,7 @@
         <w:pStyle w:val="Compact"/>
         <w:numPr>
           <w:ilvl w:val="0"/>
-          <w:numId w:val="1105"/>
+          <w:numId w:val="1107"/>
         </w:numPr>
       </w:pPr>
       <w:r>
@@ -20321,15 +20510,15 @@
         <w:pStyle w:val="Compact"/>
         <w:numPr>
           <w:ilvl w:val="0"/>
-          <w:numId w:val="1105"/>
+          <w:numId w:val="1107"/>
         </w:numPr>
       </w:pPr>
       <w:r>
         <w:t xml:space="preserve">nezha.local: 8/9 (export fails — pandoc missing)</w:t>
       </w:r>
     </w:p>
-    <w:bookmarkEnd w:id="145"/>
-    <w:bookmarkStart w:id="146" w:name="release"/>
+    <w:bookmarkEnd w:id="148"/>
+    <w:bookmarkStart w:id="149" w:name="release"/>
     <w:p>
       <w:pPr>
         <w:pStyle w:val="Heading3"/>
@@ -20343,154 +20532,154 @@
         <w:pStyle w:val="Compact"/>
         <w:numPr>
           <w:ilvl w:val="0"/>
-          <w:numId w:val="1106"/>
+          <w:numId w:val="1108"/>
         </w:numPr>
       </w:pPr>
       <w:r>
         <w:t xml:space="preserve">v1.7.1 — pushed to github, gitlab, gitflic, gitverse</w:t>
-      </w:r>
-    </w:p>
-    <w:bookmarkEnd w:id="146"/>
-    <w:bookmarkEnd w:id="147"/>
-    <w:bookmarkStart w:id="150" w:name="Xd6116881a80b8b1f65daf8a421c09304e0b327e"/>
-    <w:p>
-      <w:pPr>
-        <w:pStyle w:val="Heading2"/>
-      </w:pPr>
-      <w:r>
-        <w:t xml:space="preserve">v1.7.2 — 2026-06-22 — Claude alias verification, full release</w:t>
-      </w:r>
-    </w:p>
-    <w:bookmarkStart w:id="148" w:name="added-16"/>
-    <w:p>
-      <w:pPr>
-        <w:pStyle w:val="Heading3"/>
-      </w:pPr>
-      <w:r>
-        <w:t xml:space="preserve">Added</w:t>
-      </w:r>
-    </w:p>
-    <w:p>
-      <w:pPr>
-        <w:pStyle w:val="Compact"/>
-        <w:numPr>
-          <w:ilvl w:val="0"/>
-          <w:numId w:val="1107"/>
-        </w:numPr>
-      </w:pPr>
-      <w:r>
-        <w:rPr>
-          <w:b/>
-          <w:bCs/>
-        </w:rPr>
-        <w:t xml:space="preserve">Claude alias verification</w:t>
-      </w:r>
-      <w:r>
-        <w:t xml:space="preserve"> </w:t>
-      </w:r>
-      <w:r>
-        <w:t xml:space="preserve">in verify_aliases_live.sh — tests claude1/2/3</w:t>
-      </w:r>
-      <w:r>
-        <w:t xml:space="preserve"> </w:t>
-      </w:r>
-      <w:r>
-        <w:t xml:space="preserve">alongside provider aliases</w:t>
-      </w:r>
-    </w:p>
-    <w:p>
-      <w:pPr>
-        <w:pStyle w:val="Compact"/>
-        <w:numPr>
-          <w:ilvl w:val="0"/>
-          <w:numId w:val="1107"/>
-        </w:numPr>
-      </w:pPr>
-      <w:r>
-        <w:rPr>
-          <w:b/>
-          <w:bCs/>
-        </w:rPr>
-        <w:t xml:space="preserve">TOON tested</w:t>
-      </w:r>
-      <w:r>
-        <w:t xml:space="preserve"> </w:t>
-      </w:r>
-      <w:r>
-        <w:t xml:space="preserve">on all aliases — verified working</w:t>
-      </w:r>
-    </w:p>
-    <w:bookmarkEnd w:id="148"/>
-    <w:bookmarkStart w:id="149" w:name="tests-10"/>
-    <w:p>
-      <w:pPr>
-        <w:pStyle w:val="Heading3"/>
-      </w:pPr>
-      <w:r>
-        <w:t xml:space="preserve">Tests</w:t>
-      </w:r>
-    </w:p>
-    <w:p>
-      <w:pPr>
-        <w:pStyle w:val="Compact"/>
-        <w:numPr>
-          <w:ilvl w:val="0"/>
-          <w:numId w:val="1108"/>
-        </w:numPr>
-      </w:pPr>
-      <w:r>
-        <w:t xml:space="preserve">Local:</w:t>
-      </w:r>
-      <w:r>
-        <w:t xml:space="preserve"> </w:t>
-      </w:r>
-      <w:r>
-        <w:rPr>
-          <w:b/>
-          <w:bCs/>
-        </w:rPr>
-        <w:t xml:space="preserve">9/9 ALL GREEN</w:t>
-      </w:r>
-    </w:p>
-    <w:p>
-      <w:pPr>
-        <w:pStyle w:val="Compact"/>
-        <w:numPr>
-          <w:ilvl w:val="0"/>
-          <w:numId w:val="1108"/>
-        </w:numPr>
-      </w:pPr>
-      <w:r>
-        <w:t xml:space="preserve">nezha.local: 8/9 (pandoc missing)</w:t>
-      </w:r>
-    </w:p>
-    <w:p>
-      <w:pPr>
-        <w:pStyle w:val="Compact"/>
-        <w:numPr>
-          <w:ilvl w:val="0"/>
-          <w:numId w:val="1108"/>
-        </w:numPr>
-      </w:pPr>
-      <w:r>
-        <w:t xml:space="preserve">All claude1/2/3: ✅ OK</w:t>
-      </w:r>
-    </w:p>
-    <w:p>
-      <w:pPr>
-        <w:pStyle w:val="Compact"/>
-        <w:numPr>
-          <w:ilvl w:val="0"/>
-          <w:numId w:val="1108"/>
-        </w:numPr>
-      </w:pPr>
-      <w:r>
-        <w:t xml:space="preserve">All provider aliases: verified</w:t>
       </w:r>
     </w:p>
     <w:bookmarkEnd w:id="149"/>
     <w:bookmarkEnd w:id="150"/>
+    <w:bookmarkStart w:id="153" w:name="Xd6116881a80b8b1f65daf8a421c09304e0b327e"/>
+    <w:p>
+      <w:pPr>
+        <w:pStyle w:val="Heading2"/>
+      </w:pPr>
+      <w:r>
+        <w:t xml:space="preserve">v1.7.2 — 2026-06-22 — Claude alias verification, full release</w:t>
+      </w:r>
+    </w:p>
+    <w:bookmarkStart w:id="151" w:name="added-16"/>
+    <w:p>
+      <w:pPr>
+        <w:pStyle w:val="Heading3"/>
+      </w:pPr>
+      <w:r>
+        <w:t xml:space="preserve">Added</w:t>
+      </w:r>
+    </w:p>
+    <w:p>
+      <w:pPr>
+        <w:pStyle w:val="Compact"/>
+        <w:numPr>
+          <w:ilvl w:val="0"/>
+          <w:numId w:val="1109"/>
+        </w:numPr>
+      </w:pPr>
+      <w:r>
+        <w:rPr>
+          <w:b/>
+          <w:bCs/>
+        </w:rPr>
+        <w:t xml:space="preserve">Claude alias verification</w:t>
+      </w:r>
+      <w:r>
+        <w:t xml:space="preserve"> </w:t>
+      </w:r>
+      <w:r>
+        <w:t xml:space="preserve">in verify_aliases_live.sh — tests claude1/2/3</w:t>
+      </w:r>
+      <w:r>
+        <w:t xml:space="preserve"> </w:t>
+      </w:r>
+      <w:r>
+        <w:t xml:space="preserve">alongside provider aliases</w:t>
+      </w:r>
+    </w:p>
+    <w:p>
+      <w:pPr>
+        <w:pStyle w:val="Compact"/>
+        <w:numPr>
+          <w:ilvl w:val="0"/>
+          <w:numId w:val="1109"/>
+        </w:numPr>
+      </w:pPr>
+      <w:r>
+        <w:rPr>
+          <w:b/>
+          <w:bCs/>
+        </w:rPr>
+        <w:t xml:space="preserve">TOON tested</w:t>
+      </w:r>
+      <w:r>
+        <w:t xml:space="preserve"> </w:t>
+      </w:r>
+      <w:r>
+        <w:t xml:space="preserve">on all aliases — verified working</w:t>
+      </w:r>
+    </w:p>
     <w:bookmarkEnd w:id="151"/>
+    <w:bookmarkStart w:id="152" w:name="tests-10"/>
+    <w:p>
+      <w:pPr>
+        <w:pStyle w:val="Heading3"/>
+      </w:pPr>
+      <w:r>
+        <w:t xml:space="preserve">Tests</w:t>
+      </w:r>
+    </w:p>
+    <w:p>
+      <w:pPr>
+        <w:pStyle w:val="Compact"/>
+        <w:numPr>
+          <w:ilvl w:val="0"/>
+          <w:numId w:val="1110"/>
+        </w:numPr>
+      </w:pPr>
+      <w:r>
+        <w:t xml:space="preserve">Local:</w:t>
+      </w:r>
+      <w:r>
+        <w:t xml:space="preserve"> </w:t>
+      </w:r>
+      <w:r>
+        <w:rPr>
+          <w:b/>
+          <w:bCs/>
+        </w:rPr>
+        <w:t xml:space="preserve">9/9 ALL GREEN</w:t>
+      </w:r>
+    </w:p>
+    <w:p>
+      <w:pPr>
+        <w:pStyle w:val="Compact"/>
+        <w:numPr>
+          <w:ilvl w:val="0"/>
+          <w:numId w:val="1110"/>
+        </w:numPr>
+      </w:pPr>
+      <w:r>
+        <w:t xml:space="preserve">nezha.local: 8/9 (pandoc missing)</w:t>
+      </w:r>
+    </w:p>
+    <w:p>
+      <w:pPr>
+        <w:pStyle w:val="Compact"/>
+        <w:numPr>
+          <w:ilvl w:val="0"/>
+          <w:numId w:val="1110"/>
+        </w:numPr>
+      </w:pPr>
+      <w:r>
+        <w:t xml:space="preserve">All claude1/2/3: ✅ OK</w:t>
+      </w:r>
+    </w:p>
+    <w:p>
+      <w:pPr>
+        <w:pStyle w:val="Compact"/>
+        <w:numPr>
+          <w:ilvl w:val="0"/>
+          <w:numId w:val="1110"/>
+        </w:numPr>
+      </w:pPr>
+      <w:r>
+        <w:t xml:space="preserve">All provider aliases: verified</w:t>
+      </w:r>
+    </w:p>
+    <w:bookmarkEnd w:id="152"/>
+    <w:bookmarkEnd w:id="153"/>
+    <w:bookmarkEnd w:id="154"/>
     <w:sectPr>
       <w:footnotePr>
         <w:numRestart w:val="eachSect"/>
@@ -20910,6 +21099,12 @@
     <w:abstractNumId w:val="991"/>
   </w:num>
   <w:num w:numId="1040">
+    <w:abstractNumId w:val="991"/>
+  </w:num>
+  <w:num w:numId="1041">
+    <w:abstractNumId w:val="991"/>
+  </w:num>
+  <w:num w:numId="1042">
     <w:abstractNumId w:val="99411"/>
     <w:lvlOverride w:ilvl="0">
       <w:startOverride w:val="1"/>
@@ -20938,12 +21133,6 @@
     <w:lvlOverride w:ilvl="8">
       <w:startOverride w:val="1"/>
     </w:lvlOverride>
-  </w:num>
-  <w:num w:numId="1041">
-    <w:abstractNumId w:val="991"/>
-  </w:num>
-  <w:num w:numId="1042">
-    <w:abstractNumId w:val="991"/>
   </w:num>
   <w:num w:numId="1043">
     <w:abstractNumId w:val="991"/>
@@ -21030,6 +21219,12 @@
     <w:abstractNumId w:val="991"/>
   </w:num>
   <w:num w:numId="1071">
+    <w:abstractNumId w:val="991"/>
+  </w:num>
+  <w:num w:numId="1072">
+    <w:abstractNumId w:val="991"/>
+  </w:num>
+  <w:num w:numId="1073">
     <w:abstractNumId w:val="99411"/>
     <w:lvlOverride w:ilvl="0">
       <w:startOverride w:val="1"/>
@@ -21058,12 +21253,6 @@
     <w:lvlOverride w:ilvl="8">
       <w:startOverride w:val="1"/>
     </w:lvlOverride>
-  </w:num>
-  <w:num w:numId="1072">
-    <w:abstractNumId w:val="991"/>
-  </w:num>
-  <w:num w:numId="1073">
-    <w:abstractNumId w:val="991"/>
   </w:num>
   <w:num w:numId="1074">
     <w:abstractNumId w:val="991"/>
@@ -21150,6 +21339,12 @@
     <w:abstractNumId w:val="991"/>
   </w:num>
   <w:num w:numId="1102">
+    <w:abstractNumId w:val="991"/>
+  </w:num>
+  <w:num w:numId="1103">
+    <w:abstractNumId w:val="991"/>
+  </w:num>
+  <w:num w:numId="1104">
     <w:abstractNumId w:val="99411"/>
     <w:lvlOverride w:ilvl="0">
       <w:startOverride w:val="1"/>
@@ -21179,12 +21374,6 @@
       <w:startOverride w:val="1"/>
     </w:lvlOverride>
   </w:num>
-  <w:num w:numId="1103">
-    <w:abstractNumId w:val="991"/>
-  </w:num>
-  <w:num w:numId="1104">
-    <w:abstractNumId w:val="991"/>
-  </w:num>
   <w:num w:numId="1105">
     <w:abstractNumId w:val="991"/>
   </w:num>
@@ -21195,6 +21384,12 @@
     <w:abstractNumId w:val="991"/>
   </w:num>
   <w:num w:numId="1108">
+    <w:abstractNumId w:val="991"/>
+  </w:num>
+  <w:num w:numId="1109">
+    <w:abstractNumId w:val="991"/>
+  </w:num>
+  <w:num w:numId="1110">
     <w:abstractNumId w:val="991"/>
   </w:num>
 </w:numbering>

--- a/CHANGELOG.docx
+++ b/CHANGELOG.docx
@@ -28,7 +28,7 @@
         </w:p>
       </w:sdtContent>
     </w:sdt>
-    <w:bookmarkStart w:id="159" w:name="changelog"/>
+    <w:bookmarkStart w:id="162" w:name="changelog"/>
     <w:p>
       <w:pPr>
         <w:pStyle w:val="Heading1"/>
@@ -45,12 +45,190 @@
         <w:t xml:space="preserve">All notable changes to the Claude multi-account toolkit.</w:t>
       </w:r>
     </w:p>
-    <w:bookmarkStart w:id="13" w:name="X631032466688a8e021f0d55bc37c84ef04842c4"/>
+    <w:bookmarkStart w:id="11" w:name="X5f7c001c16e4fce2980f9a7f15c3b5a33e344cc"/>
     <w:p>
       <w:pPr>
         <w:pStyle w:val="Heading2"/>
       </w:pPr>
       <w:r>
+        <w:t xml:space="preserve">v1.10.1 — 2026-06-29 — Robust cma_run wrapper assertions</w:t>
+      </w:r>
+    </w:p>
+    <w:bookmarkStart w:id="9" w:name="fixed"/>
+    <w:p>
+      <w:pPr>
+        <w:pStyle w:val="Heading3"/>
+      </w:pPr>
+      <w:r>
+        <w:t xml:space="preserve">Fixed</w:t>
+      </w:r>
+    </w:p>
+    <w:p>
+      <w:pPr>
+        <w:pStyle w:val="Compact"/>
+        <w:numPr>
+          <w:ilvl w:val="0"/>
+          <w:numId w:val="1001"/>
+        </w:numPr>
+      </w:pPr>
+      <w:r>
+        <w:rPr>
+          <w:rStyle w:val="VerbatimChar"/>
+          <w:b/>
+          <w:bCs/>
+        </w:rPr>
+        <w:t xml:space="preserve">test_claude.sh</w:t>
+      </w:r>
+      <w:r>
+        <w:rPr>
+          <w:b/>
+          <w:bCs/>
+        </w:rPr>
+        <w:t xml:space="preserve"> </w:t>
+      </w:r>
+      <w:r>
+        <w:rPr>
+          <w:b/>
+          <w:bCs/>
+        </w:rPr>
+        <w:t xml:space="preserve">used a fixed</w:t>
+      </w:r>
+      <w:r>
+        <w:rPr>
+          <w:b/>
+          <w:bCs/>
+        </w:rPr>
+        <w:t xml:space="preserve"> </w:t>
+      </w:r>
+      <w:r>
+        <w:rPr>
+          <w:rStyle w:val="VerbatimChar"/>
+          <w:b/>
+          <w:bCs/>
+        </w:rPr>
+        <w:t xml:space="preserve">grep -A30</w:t>
+      </w:r>
+      <w:r>
+        <w:rPr>
+          <w:b/>
+          <w:bCs/>
+        </w:rPr>
+        <w:t xml:space="preserve"> </w:t>
+      </w:r>
+      <w:r>
+        <w:rPr>
+          <w:b/>
+          <w:bCs/>
+        </w:rPr>
+        <w:t xml:space="preserve">window</w:t>
+      </w:r>
+      <w:r>
+        <w:t xml:space="preserve"> </w:t>
+      </w:r>
+      <w:r>
+        <w:t xml:space="preserve">to scan the</w:t>
+      </w:r>
+      <w:r>
+        <w:t xml:space="preserve"> </w:t>
+      </w:r>
+      <w:r>
+        <w:rPr>
+          <w:rStyle w:val="VerbatimChar"/>
+        </w:rPr>
+        <w:t xml:space="preserve">cma_run</w:t>
+      </w:r>
+      <w:r>
+        <w:t xml:space="preserve"> </w:t>
+      </w:r>
+      <w:r>
+        <w:t xml:space="preserve">body and silently missed the sync-state</w:t>
+      </w:r>
+      <w:r>
+        <w:t xml:space="preserve"> </w:t>
+      </w:r>
+      <w:r>
+        <w:rPr>
+          <w:rStyle w:val="VerbatimChar"/>
+        </w:rPr>
+        <w:t xml:space="preserve">push</w:t>
+      </w:r>
+      <w:r>
+        <w:t xml:space="preserve"> </w:t>
+      </w:r>
+      <w:r>
+        <w:t xml:space="preserve">marker once the body grew with</w:t>
+      </w:r>
+      <w:r>
+        <w:t xml:space="preserve"> </w:t>
+      </w:r>
+      <w:r>
+        <w:t xml:space="preserve">the v1.10.0 apply-color calls (push slipped past line 30) — failing the suite</w:t>
+      </w:r>
+      <w:r>
+        <w:t xml:space="preserve"> </w:t>
+      </w:r>
+      <w:r>
+        <w:t xml:space="preserve">against a v1.10.0-installed alias file even though the wrapper itself was</w:t>
+      </w:r>
+      <w:r>
+        <w:t xml:space="preserve"> </w:t>
+      </w:r>
+      <w:r>
+        <w:t xml:space="preserve">correct. It now extracts the full function body (awk header → closing brace),</w:t>
+      </w:r>
+      <w:r>
+        <w:t xml:space="preserve"> </w:t>
+      </w:r>
+      <w:r>
+        <w:t xml:space="preserve">robust to future growth.</w:t>
+      </w:r>
+    </w:p>
+    <w:bookmarkEnd w:id="9"/>
+    <w:bookmarkStart w:id="10" w:name="verified"/>
+    <w:p>
+      <w:pPr>
+        <w:pStyle w:val="Heading3"/>
+      </w:pPr>
+      <w:r>
+        <w:t xml:space="preserve">Verified</w:t>
+      </w:r>
+    </w:p>
+    <w:p>
+      <w:pPr>
+        <w:pStyle w:val="Compact"/>
+        <w:numPr>
+          <w:ilvl w:val="0"/>
+          <w:numId w:val="1002"/>
+        </w:numPr>
+      </w:pPr>
+      <w:r>
+        <w:t xml:space="preserve">Suite</w:t>
+      </w:r>
+      <w:r>
+        <w:t xml:space="preserve"> </w:t>
+      </w:r>
+      <w:r>
+        <w:rPr>
+          <w:b/>
+          <w:bCs/>
+        </w:rPr>
+        <w:t xml:space="preserve">16/16 green</w:t>
+      </w:r>
+      <w:r>
+        <w:t xml:space="preserve"> </w:t>
+      </w:r>
+      <w:r>
+        <w:t xml:space="preserve">against the v1.10.0 wrapper; shellcheck 0.</w:t>
+      </w:r>
+    </w:p>
+    <w:bookmarkEnd w:id="10"/>
+    <w:bookmarkEnd w:id="11"/>
+    <w:bookmarkStart w:id="16" w:name="X631032466688a8e021f0d55bc37c84ef04842c4"/>
+    <w:p>
+      <w:pPr>
+        <w:pStyle w:val="Heading2"/>
+      </w:pPr>
+      <w:r>
         <w:t xml:space="preserve">v1.10.0 — 2026-06-29 — Auto-applied per-alias session color + coverage/wiring</w:t>
       </w:r>
     </w:p>
@@ -105,7 +283,7 @@
         <w:t xml:space="preserve">test-coverage gaps.</w:t>
       </w:r>
     </w:p>
-    <w:bookmarkStart w:id="10" w:name="added"/>
+    <w:bookmarkStart w:id="13" w:name="added"/>
     <w:p>
       <w:pPr>
         <w:pStyle w:val="Heading3"/>
@@ -119,7 +297,7 @@
         <w:pStyle w:val="Compact"/>
         <w:numPr>
           <w:ilvl w:val="0"/>
-          <w:numId w:val="1001"/>
+          <w:numId w:val="1003"/>
         </w:numPr>
       </w:pPr>
       <w:r>
@@ -331,7 +509,7 @@
       <w:r>
         <w:t xml:space="preserve"> </w:t>
       </w:r>
-      <w:hyperlink r:id="rId9">
+      <w:hyperlink r:id="rId12">
         <w:r>
           <w:rPr>
             <w:rStyle w:val="Hyperlink"/>
@@ -348,7 +526,7 @@
         <w:pStyle w:val="Compact"/>
         <w:numPr>
           <w:ilvl w:val="0"/>
-          <w:numId w:val="1001"/>
+          <w:numId w:val="1003"/>
         </w:numPr>
       </w:pPr>
       <w:r>
@@ -417,7 +595,7 @@
         <w:pStyle w:val="Compact"/>
         <w:numPr>
           <w:ilvl w:val="1"/>
-          <w:numId w:val="1002"/>
+          <w:numId w:val="1004"/>
         </w:numPr>
       </w:pPr>
       <w:r>
@@ -532,8 +710,8 @@
         <w:t xml:space="preserve">.</w:t>
       </w:r>
     </w:p>
-    <w:bookmarkEnd w:id="10"/>
-    <w:bookmarkStart w:id="11" w:name="fixed"/>
+    <w:bookmarkEnd w:id="13"/>
+    <w:bookmarkStart w:id="14" w:name="fixed-1"/>
     <w:p>
       <w:pPr>
         <w:pStyle w:val="Heading3"/>
@@ -547,7 +725,7 @@
         <w:pStyle w:val="Compact"/>
         <w:numPr>
           <w:ilvl w:val="0"/>
-          <w:numId w:val="1003"/>
+          <w:numId w:val="1005"/>
         </w:numPr>
       </w:pPr>
       <w:r>
@@ -655,7 +833,7 @@
         <w:pStyle w:val="Compact"/>
         <w:numPr>
           <w:ilvl w:val="0"/>
-          <w:numId w:val="1003"/>
+          <w:numId w:val="1005"/>
         </w:numPr>
       </w:pPr>
       <w:r>
@@ -722,8 +900,8 @@
         <w:t xml:space="preserve">record.</w:t>
       </w:r>
     </w:p>
-    <w:bookmarkEnd w:id="11"/>
-    <w:bookmarkStart w:id="12" w:name="verified"/>
+    <w:bookmarkEnd w:id="14"/>
+    <w:bookmarkStart w:id="15" w:name="verified-1"/>
     <w:p>
       <w:pPr>
         <w:pStyle w:val="Heading3"/>
@@ -737,7 +915,7 @@
         <w:pStyle w:val="Compact"/>
         <w:numPr>
           <w:ilvl w:val="0"/>
-          <w:numId w:val="1004"/>
+          <w:numId w:val="1006"/>
         </w:numPr>
       </w:pPr>
       <w:r>
@@ -810,9 +988,9 @@
         <w:t xml:space="preserve">recolour-on-alias-switch).</w:t>
       </w:r>
     </w:p>
-    <w:bookmarkEnd w:id="12"/>
-    <w:bookmarkEnd w:id="13"/>
-    <w:bookmarkStart w:id="16" w:name="Xcb97734b604fc51f506e91e93ae8ba03cf2846e"/>
+    <w:bookmarkEnd w:id="15"/>
+    <w:bookmarkEnd w:id="16"/>
+    <w:bookmarkStart w:id="19" w:name="Xcb97734b604fc51f506e91e93ae8ba03cf2846e"/>
     <w:p>
       <w:pPr>
         <w:pStyle w:val="Heading2"/>
@@ -821,7 +999,7 @@
         <w:t xml:space="preserve">v1.9.2 — 2026-06-29 — Hermetic CLAUDE_BIN resolver test</w:t>
       </w:r>
     </w:p>
-    <w:bookmarkStart w:id="14" w:name="fixed-1"/>
+    <w:bookmarkStart w:id="17" w:name="fixed-2"/>
     <w:p>
       <w:pPr>
         <w:pStyle w:val="Heading3"/>
@@ -835,7 +1013,7 @@
         <w:pStyle w:val="Compact"/>
         <w:numPr>
           <w:ilvl w:val="0"/>
-          <w:numId w:val="1005"/>
+          <w:numId w:val="1007"/>
         </w:numPr>
       </w:pPr>
       <w:r>
@@ -955,296 +1133,6 @@
         <w:t xml:space="preserve">discovery) stay covered. Runtime behavior unchanged.</w:t>
       </w:r>
     </w:p>
-    <w:bookmarkEnd w:id="14"/>
-    <w:bookmarkStart w:id="15" w:name="verified-1"/>
-    <w:p>
-      <w:pPr>
-        <w:pStyle w:val="Heading3"/>
-      </w:pPr>
-      <w:r>
-        <w:t xml:space="preserve">Verified</w:t>
-      </w:r>
-    </w:p>
-    <w:p>
-      <w:pPr>
-        <w:pStyle w:val="Compact"/>
-        <w:numPr>
-          <w:ilvl w:val="0"/>
-          <w:numId w:val="1006"/>
-        </w:numPr>
-      </w:pPr>
-      <w:r>
-        <w:t xml:space="preserve">Suite</w:t>
-      </w:r>
-      <w:r>
-        <w:t xml:space="preserve"> </w:t>
-      </w:r>
-      <w:r>
-        <w:rPr>
-          <w:b/>
-          <w:bCs/>
-        </w:rPr>
-        <w:t xml:space="preserve">14/14 green on all five hosts</w:t>
-      </w:r>
-      <w:r>
-        <w:t xml:space="preserve"> </w:t>
-      </w:r>
-      <w:r>
-        <w:t xml:space="preserve">(this host, mistborn, thinker, amber,</w:t>
-      </w:r>
-      <w:r>
-        <w:t xml:space="preserve"> </w:t>
-      </w:r>
-      <w:r>
-        <w:t xml:space="preserve">nezha); shellcheck 0.</w:t>
-      </w:r>
-    </w:p>
-    <w:bookmarkEnd w:id="15"/>
-    <w:bookmarkEnd w:id="16"/>
-    <w:bookmarkStart w:id="19" w:name="Xf1ddbc6895bb6ec41496455d91f8080d353abfa"/>
-    <w:p>
-      <w:pPr>
-        <w:pStyle w:val="Heading2"/>
-      </w:pPr>
-      <w:r>
-        <w:t xml:space="preserve">v1.9.1 — 2026-06-29 — CLAUDE_BIN resolves across per-host install locations</w:t>
-      </w:r>
-    </w:p>
-    <w:p>
-      <w:pPr>
-        <w:pStyle w:val="FirstParagraph"/>
-      </w:pPr>
-      <w:r>
-        <w:t xml:space="preserve">A patch found during the live multi-host rollout of v1.9.0.</w:t>
-      </w:r>
-    </w:p>
-    <w:bookmarkStart w:id="17" w:name="fixed-2"/>
-    <w:p>
-      <w:pPr>
-        <w:pStyle w:val="Heading3"/>
-      </w:pPr>
-      <w:r>
-        <w:t xml:space="preserve">Fixed</w:t>
-      </w:r>
-    </w:p>
-    <w:p>
-      <w:pPr>
-        <w:pStyle w:val="Compact"/>
-        <w:numPr>
-          <w:ilvl w:val="0"/>
-          <w:numId w:val="1007"/>
-        </w:numPr>
-      </w:pPr>
-      <w:r>
-        <w:rPr>
-          <w:b/>
-          <w:bCs/>
-        </w:rPr>
-        <w:t xml:space="preserve">Alias launches failed where claude was installed outside</w:t>
-      </w:r>
-      <w:r>
-        <w:rPr>
-          <w:b/>
-          <w:bCs/>
-        </w:rPr>
-        <w:t xml:space="preserve"> </w:t>
-      </w:r>
-      <w:r>
-        <w:rPr>
-          <w:rStyle w:val="VerbatimChar"/>
-          <w:b/>
-          <w:bCs/>
-        </w:rPr>
-        <w:t xml:space="preserve">~/.local/bin</w:t>
-      </w:r>
-      <w:r>
-        <w:rPr>
-          <w:b/>
-          <w:bCs/>
-        </w:rPr>
-        <w:t xml:space="preserve">.</w:t>
-      </w:r>
-      <w:r>
-        <w:t xml:space="preserve"> </w:t>
-      </w:r>
-      <w:r>
-        <w:rPr>
-          <w:rStyle w:val="VerbatimChar"/>
-        </w:rPr>
-        <w:t xml:space="preserve">npm i -g @anthropic-ai/claude-code</w:t>
-      </w:r>
-      <w:r>
-        <w:t xml:space="preserve"> </w:t>
-      </w:r>
-      <w:r>
-        <w:t xml:space="preserve">lands in different prefixes per host</w:t>
-      </w:r>
-      <w:r>
-        <w:t xml:space="preserve"> </w:t>
-      </w:r>
-      <w:r>
-        <w:t xml:space="preserve">(</w:t>
-      </w:r>
-      <w:r>
-        <w:rPr>
-          <w:rStyle w:val="VerbatimChar"/>
-        </w:rPr>
-        <w:t xml:space="preserve">~/.npm-global/bin</w:t>
-      </w:r>
-      <w:r>
-        <w:t xml:space="preserve">, Homebrew,</w:t>
-      </w:r>
-      <w:r>
-        <w:t xml:space="preserve"> </w:t>
-      </w:r>
-      <w:r>
-        <w:rPr>
-          <w:rStyle w:val="VerbatimChar"/>
-        </w:rPr>
-        <w:t xml:space="preserve">~/.local/bin</w:t>
-      </w:r>
-      <w:r>
-        <w:t xml:space="preserve">); the toolkit's fixed</w:t>
-      </w:r>
-      <w:r>
-        <w:t xml:space="preserve"> </w:t>
-      </w:r>
-      <w:r>
-        <w:rPr>
-          <w:rStyle w:val="VerbatimChar"/>
-        </w:rPr>
-        <w:t xml:space="preserve">CLAUDE_BIN</w:t>
-      </w:r>
-      <w:r>
-        <w:t xml:space="preserve"> </w:t>
-      </w:r>
-      <w:r>
-        <w:t xml:space="preserve">default mis-pointed on those hosts, so every</w:t>
-      </w:r>
-      <w:r>
-        <w:t xml:space="preserve"> </w:t>
-      </w:r>
-      <w:r>
-        <w:rPr>
-          <w:rStyle w:val="VerbatimChar"/>
-        </w:rPr>
-        <w:t xml:space="preserve">claudeN</w:t>
-      </w:r>
-      <w:r>
-        <w:t xml:space="preserve">/provider</w:t>
-      </w:r>
-      <w:r>
-        <w:t xml:space="preserve"> </w:t>
-      </w:r>
-      <w:r>
-        <w:t xml:space="preserve">launch failed "No such file or directory" (amber.local needed a manual symlink</w:t>
-      </w:r>
-      <w:r>
-        <w:t xml:space="preserve"> </w:t>
-      </w:r>
-      <w:r>
-        <w:t xml:space="preserve">to work).</w:t>
-      </w:r>
-      <w:r>
-        <w:t xml:space="preserve"> </w:t>
-      </w:r>
-      <w:r>
-        <w:rPr>
-          <w:rStyle w:val="VerbatimChar"/>
-        </w:rPr>
-        <w:t xml:space="preserve">cma_resolve_claude_bin</w:t>
-      </w:r>
-      <w:r>
-        <w:t xml:space="preserve"> </w:t>
-      </w:r>
-      <w:r>
-        <w:t xml:space="preserve">now prefers an explicit</w:t>
-      </w:r>
-      <w:r>
-        <w:t xml:space="preserve"> </w:t>
-      </w:r>
-      <w:r>
-        <w:rPr>
-          <w:rStyle w:val="VerbatimChar"/>
-        </w:rPr>
-        <w:t xml:space="preserve">CLAUDE_BIN</w:t>
-      </w:r>
-      <w:r>
-        <w:t xml:space="preserve">, then</w:t>
-      </w:r>
-      <w:r>
-        <w:t xml:space="preserve"> </w:t>
-      </w:r>
-      <w:r>
-        <w:rPr>
-          <w:rStyle w:val="VerbatimChar"/>
-        </w:rPr>
-        <w:t xml:space="preserve">$PATH</w:t>
-      </w:r>
-      <w:r>
-        <w:t xml:space="preserve">, then the known locations (</w:t>
-      </w:r>
-      <w:r>
-        <w:rPr>
-          <w:rStyle w:val="VerbatimChar"/>
-        </w:rPr>
-        <w:t xml:space="preserve">~/.local/bin</w:t>
-      </w:r>
-      <w:r>
-        <w:t xml:space="preserve">,</w:t>
-      </w:r>
-      <w:r>
-        <w:t xml:space="preserve"> </w:t>
-      </w:r>
-      <w:r>
-        <w:rPr>
-          <w:rStyle w:val="VerbatimChar"/>
-        </w:rPr>
-        <w:t xml:space="preserve">~/.npm-global/bin</w:t>
-      </w:r>
-      <w:r>
-        <w:t xml:space="preserve">,</w:t>
-      </w:r>
-      <w:r>
-        <w:t xml:space="preserve"> </w:t>
-      </w:r>
-      <w:r>
-        <w:rPr>
-          <w:rStyle w:val="VerbatimChar"/>
-        </w:rPr>
-        <w:t xml:space="preserve">/opt/homebrew/bin</w:t>
-      </w:r>
-      <w:r>
-        <w:t xml:space="preserve">,</w:t>
-      </w:r>
-      <w:r>
-        <w:t xml:space="preserve"> </w:t>
-      </w:r>
-      <w:r>
-        <w:rPr>
-          <w:rStyle w:val="VerbatimChar"/>
-        </w:rPr>
-        <w:t xml:space="preserve">/usr/local/bin</w:t>
-      </w:r>
-      <w:r>
-        <w:t xml:space="preserve">), with a</w:t>
-      </w:r>
-      <w:r>
-        <w:t xml:space="preserve"> </w:t>
-      </w:r>
-      <w:r>
-        <w:rPr>
-          <w:rStyle w:val="VerbatimChar"/>
-        </w:rPr>
-        <w:t xml:space="preserve">~/.local/bin</w:t>
-      </w:r>
-      <w:r>
-        <w:t xml:space="preserve"> </w:t>
-      </w:r>
-      <w:r>
-        <w:t xml:space="preserve">fallback.</w:t>
-      </w:r>
-    </w:p>
     <w:bookmarkEnd w:id="17"/>
     <w:bookmarkStart w:id="18" w:name="verified-2"/>
     <w:p>
@@ -1274,82 +1162,372 @@
           <w:b/>
           <w:bCs/>
         </w:rPr>
-        <w:t xml:space="preserve">14/14 green</w:t>
-      </w:r>
-      <w:r>
-        <w:t xml:space="preserve">;</w:t>
-      </w:r>
-      <w:r>
-        <w:t xml:space="preserve"> </w:t>
-      </w:r>
-      <w:r>
-        <w:rPr>
-          <w:b/>
-          <w:bCs/>
-        </w:rPr>
-        <w:t xml:space="preserve">shellcheck 0</w:t>
-      </w:r>
-      <w:r>
-        <w:t xml:space="preserve">.</w:t>
-      </w:r>
-      <w:r>
-        <w:t xml:space="preserve"> </w:t>
-      </w:r>
-      <w:r>
-        <w:rPr>
-          <w:rStyle w:val="VerbatimChar"/>
-        </w:rPr>
-        <w:t xml:space="preserve">test_coverage.sh</w:t>
-      </w:r>
-      <w:r>
-        <w:t xml:space="preserve"> </w:t>
-      </w:r>
-      <w:r>
-        <w:t xml:space="preserve">B7 covers explicit</w:t>
-      </w:r>
-      <w:r>
-        <w:t xml:space="preserve"> </w:t>
-      </w:r>
-      <w:r>
-        <w:t xml:space="preserve">/ npm-global / fallback resolution. v1.9.0's auto-session naming confirmed</w:t>
-      </w:r>
-      <w:r>
-        <w:t xml:space="preserve"> </w:t>
-      </w:r>
-      <w:r>
-        <w:t xml:space="preserve">installed +</w:t>
-      </w:r>
-      <w:r>
-        <w:t xml:space="preserve"> </w:t>
-      </w:r>
-      <w:r>
-        <w:rPr>
-          <w:b/>
-          <w:bCs/>
-        </w:rPr>
-        <w:t xml:space="preserve">live-validated</w:t>
-      </w:r>
-      <w:r>
-        <w:t xml:space="preserve"> </w:t>
-      </w:r>
-      <w:r>
-        <w:t xml:space="preserve">(create-named + legacy-rename) on all five</w:t>
-      </w:r>
-      <w:r>
-        <w:t xml:space="preserve"> </w:t>
-      </w:r>
-      <w:r>
-        <w:t xml:space="preserve">hosts: this host, mistborn, thinker, amber, nezha.</w:t>
+        <w:t xml:space="preserve">14/14 green on all five hosts</w:t>
+      </w:r>
+      <w:r>
+        <w:t xml:space="preserve"> </w:t>
+      </w:r>
+      <w:r>
+        <w:t xml:space="preserve">(this host, mistborn, thinker, amber,</w:t>
+      </w:r>
+      <w:r>
+        <w:t xml:space="preserve"> </w:t>
+      </w:r>
+      <w:r>
+        <w:t xml:space="preserve">nezha); shellcheck 0.</w:t>
       </w:r>
     </w:p>
     <w:bookmarkEnd w:id="18"/>
     <w:bookmarkEnd w:id="19"/>
-    <w:bookmarkStart w:id="23" w:name="X58fa3378d58e20355805979ff3c64a438b9f3d4"/>
+    <w:bookmarkStart w:id="22" w:name="Xf1ddbc6895bb6ec41496455d91f8080d353abfa"/>
     <w:p>
       <w:pPr>
         <w:pStyle w:val="Heading2"/>
       </w:pPr>
       <w:r>
+        <w:t xml:space="preserve">v1.9.1 — 2026-06-29 — CLAUDE_BIN resolves across per-host install locations</w:t>
+      </w:r>
+    </w:p>
+    <w:p>
+      <w:pPr>
+        <w:pStyle w:val="FirstParagraph"/>
+      </w:pPr>
+      <w:r>
+        <w:t xml:space="preserve">A patch found during the live multi-host rollout of v1.9.0.</w:t>
+      </w:r>
+    </w:p>
+    <w:bookmarkStart w:id="20" w:name="fixed-3"/>
+    <w:p>
+      <w:pPr>
+        <w:pStyle w:val="Heading3"/>
+      </w:pPr>
+      <w:r>
+        <w:t xml:space="preserve">Fixed</w:t>
+      </w:r>
+    </w:p>
+    <w:p>
+      <w:pPr>
+        <w:pStyle w:val="Compact"/>
+        <w:numPr>
+          <w:ilvl w:val="0"/>
+          <w:numId w:val="1009"/>
+        </w:numPr>
+      </w:pPr>
+      <w:r>
+        <w:rPr>
+          <w:b/>
+          <w:bCs/>
+        </w:rPr>
+        <w:t xml:space="preserve">Alias launches failed where claude was installed outside</w:t>
+      </w:r>
+      <w:r>
+        <w:rPr>
+          <w:b/>
+          <w:bCs/>
+        </w:rPr>
+        <w:t xml:space="preserve"> </w:t>
+      </w:r>
+      <w:r>
+        <w:rPr>
+          <w:rStyle w:val="VerbatimChar"/>
+          <w:b/>
+          <w:bCs/>
+        </w:rPr>
+        <w:t xml:space="preserve">~/.local/bin</w:t>
+      </w:r>
+      <w:r>
+        <w:rPr>
+          <w:b/>
+          <w:bCs/>
+        </w:rPr>
+        <w:t xml:space="preserve">.</w:t>
+      </w:r>
+      <w:r>
+        <w:t xml:space="preserve"> </w:t>
+      </w:r>
+      <w:r>
+        <w:rPr>
+          <w:rStyle w:val="VerbatimChar"/>
+        </w:rPr>
+        <w:t xml:space="preserve">npm i -g @anthropic-ai/claude-code</w:t>
+      </w:r>
+      <w:r>
+        <w:t xml:space="preserve"> </w:t>
+      </w:r>
+      <w:r>
+        <w:t xml:space="preserve">lands in different prefixes per host</w:t>
+      </w:r>
+      <w:r>
+        <w:t xml:space="preserve"> </w:t>
+      </w:r>
+      <w:r>
+        <w:t xml:space="preserve">(</w:t>
+      </w:r>
+      <w:r>
+        <w:rPr>
+          <w:rStyle w:val="VerbatimChar"/>
+        </w:rPr>
+        <w:t xml:space="preserve">~/.npm-global/bin</w:t>
+      </w:r>
+      <w:r>
+        <w:t xml:space="preserve">, Homebrew,</w:t>
+      </w:r>
+      <w:r>
+        <w:t xml:space="preserve"> </w:t>
+      </w:r>
+      <w:r>
+        <w:rPr>
+          <w:rStyle w:val="VerbatimChar"/>
+        </w:rPr>
+        <w:t xml:space="preserve">~/.local/bin</w:t>
+      </w:r>
+      <w:r>
+        <w:t xml:space="preserve">); the toolkit's fixed</w:t>
+      </w:r>
+      <w:r>
+        <w:t xml:space="preserve"> </w:t>
+      </w:r>
+      <w:r>
+        <w:rPr>
+          <w:rStyle w:val="VerbatimChar"/>
+        </w:rPr>
+        <w:t xml:space="preserve">CLAUDE_BIN</w:t>
+      </w:r>
+      <w:r>
+        <w:t xml:space="preserve"> </w:t>
+      </w:r>
+      <w:r>
+        <w:t xml:space="preserve">default mis-pointed on those hosts, so every</w:t>
+      </w:r>
+      <w:r>
+        <w:t xml:space="preserve"> </w:t>
+      </w:r>
+      <w:r>
+        <w:rPr>
+          <w:rStyle w:val="VerbatimChar"/>
+        </w:rPr>
+        <w:t xml:space="preserve">claudeN</w:t>
+      </w:r>
+      <w:r>
+        <w:t xml:space="preserve">/provider</w:t>
+      </w:r>
+      <w:r>
+        <w:t xml:space="preserve"> </w:t>
+      </w:r>
+      <w:r>
+        <w:t xml:space="preserve">launch failed "No such file or directory" (amber.local needed a manual symlink</w:t>
+      </w:r>
+      <w:r>
+        <w:t xml:space="preserve"> </w:t>
+      </w:r>
+      <w:r>
+        <w:t xml:space="preserve">to work).</w:t>
+      </w:r>
+      <w:r>
+        <w:t xml:space="preserve"> </w:t>
+      </w:r>
+      <w:r>
+        <w:rPr>
+          <w:rStyle w:val="VerbatimChar"/>
+        </w:rPr>
+        <w:t xml:space="preserve">cma_resolve_claude_bin</w:t>
+      </w:r>
+      <w:r>
+        <w:t xml:space="preserve"> </w:t>
+      </w:r>
+      <w:r>
+        <w:t xml:space="preserve">now prefers an explicit</w:t>
+      </w:r>
+      <w:r>
+        <w:t xml:space="preserve"> </w:t>
+      </w:r>
+      <w:r>
+        <w:rPr>
+          <w:rStyle w:val="VerbatimChar"/>
+        </w:rPr>
+        <w:t xml:space="preserve">CLAUDE_BIN</w:t>
+      </w:r>
+      <w:r>
+        <w:t xml:space="preserve">, then</w:t>
+      </w:r>
+      <w:r>
+        <w:t xml:space="preserve"> </w:t>
+      </w:r>
+      <w:r>
+        <w:rPr>
+          <w:rStyle w:val="VerbatimChar"/>
+        </w:rPr>
+        <w:t xml:space="preserve">$PATH</w:t>
+      </w:r>
+      <w:r>
+        <w:t xml:space="preserve">, then the known locations (</w:t>
+      </w:r>
+      <w:r>
+        <w:rPr>
+          <w:rStyle w:val="VerbatimChar"/>
+        </w:rPr>
+        <w:t xml:space="preserve">~/.local/bin</w:t>
+      </w:r>
+      <w:r>
+        <w:t xml:space="preserve">,</w:t>
+      </w:r>
+      <w:r>
+        <w:t xml:space="preserve"> </w:t>
+      </w:r>
+      <w:r>
+        <w:rPr>
+          <w:rStyle w:val="VerbatimChar"/>
+        </w:rPr>
+        <w:t xml:space="preserve">~/.npm-global/bin</w:t>
+      </w:r>
+      <w:r>
+        <w:t xml:space="preserve">,</w:t>
+      </w:r>
+      <w:r>
+        <w:t xml:space="preserve"> </w:t>
+      </w:r>
+      <w:r>
+        <w:rPr>
+          <w:rStyle w:val="VerbatimChar"/>
+        </w:rPr>
+        <w:t xml:space="preserve">/opt/homebrew/bin</w:t>
+      </w:r>
+      <w:r>
+        <w:t xml:space="preserve">,</w:t>
+      </w:r>
+      <w:r>
+        <w:t xml:space="preserve"> </w:t>
+      </w:r>
+      <w:r>
+        <w:rPr>
+          <w:rStyle w:val="VerbatimChar"/>
+        </w:rPr>
+        <w:t xml:space="preserve">/usr/local/bin</w:t>
+      </w:r>
+      <w:r>
+        <w:t xml:space="preserve">), with a</w:t>
+      </w:r>
+      <w:r>
+        <w:t xml:space="preserve"> </w:t>
+      </w:r>
+      <w:r>
+        <w:rPr>
+          <w:rStyle w:val="VerbatimChar"/>
+        </w:rPr>
+        <w:t xml:space="preserve">~/.local/bin</w:t>
+      </w:r>
+      <w:r>
+        <w:t xml:space="preserve"> </w:t>
+      </w:r>
+      <w:r>
+        <w:t xml:space="preserve">fallback.</w:t>
+      </w:r>
+    </w:p>
+    <w:bookmarkEnd w:id="20"/>
+    <w:bookmarkStart w:id="21" w:name="verified-3"/>
+    <w:p>
+      <w:pPr>
+        <w:pStyle w:val="Heading3"/>
+      </w:pPr>
+      <w:r>
+        <w:t xml:space="preserve">Verified</w:t>
+      </w:r>
+    </w:p>
+    <w:p>
+      <w:pPr>
+        <w:pStyle w:val="Compact"/>
+        <w:numPr>
+          <w:ilvl w:val="0"/>
+          <w:numId w:val="1010"/>
+        </w:numPr>
+      </w:pPr>
+      <w:r>
+        <w:t xml:space="preserve">Suite</w:t>
+      </w:r>
+      <w:r>
+        <w:t xml:space="preserve"> </w:t>
+      </w:r>
+      <w:r>
+        <w:rPr>
+          <w:b/>
+          <w:bCs/>
+        </w:rPr>
+        <w:t xml:space="preserve">14/14 green</w:t>
+      </w:r>
+      <w:r>
+        <w:t xml:space="preserve">;</w:t>
+      </w:r>
+      <w:r>
+        <w:t xml:space="preserve"> </w:t>
+      </w:r>
+      <w:r>
+        <w:rPr>
+          <w:b/>
+          <w:bCs/>
+        </w:rPr>
+        <w:t xml:space="preserve">shellcheck 0</w:t>
+      </w:r>
+      <w:r>
+        <w:t xml:space="preserve">.</w:t>
+      </w:r>
+      <w:r>
+        <w:t xml:space="preserve"> </w:t>
+      </w:r>
+      <w:r>
+        <w:rPr>
+          <w:rStyle w:val="VerbatimChar"/>
+        </w:rPr>
+        <w:t xml:space="preserve">test_coverage.sh</w:t>
+      </w:r>
+      <w:r>
+        <w:t xml:space="preserve"> </w:t>
+      </w:r>
+      <w:r>
+        <w:t xml:space="preserve">B7 covers explicit</w:t>
+      </w:r>
+      <w:r>
+        <w:t xml:space="preserve"> </w:t>
+      </w:r>
+      <w:r>
+        <w:t xml:space="preserve">/ npm-global / fallback resolution. v1.9.0's auto-session naming confirmed</w:t>
+      </w:r>
+      <w:r>
+        <w:t xml:space="preserve"> </w:t>
+      </w:r>
+      <w:r>
+        <w:t xml:space="preserve">installed +</w:t>
+      </w:r>
+      <w:r>
+        <w:t xml:space="preserve"> </w:t>
+      </w:r>
+      <w:r>
+        <w:rPr>
+          <w:b/>
+          <w:bCs/>
+        </w:rPr>
+        <w:t xml:space="preserve">live-validated</w:t>
+      </w:r>
+      <w:r>
+        <w:t xml:space="preserve"> </w:t>
+      </w:r>
+      <w:r>
+        <w:t xml:space="preserve">(create-named + legacy-rename) on all five</w:t>
+      </w:r>
+      <w:r>
+        <w:t xml:space="preserve"> </w:t>
+      </w:r>
+      <w:r>
+        <w:t xml:space="preserve">hosts: this host, mistborn, thinker, amber, nezha.</w:t>
+      </w:r>
+    </w:p>
+    <w:bookmarkEnd w:id="21"/>
+    <w:bookmarkEnd w:id="22"/>
+    <w:bookmarkStart w:id="26" w:name="X58fa3378d58e20355805979ff3c64a438b9f3d4"/>
+    <w:p>
+      <w:pPr>
+        <w:pStyle w:val="Heading2"/>
+      </w:pPr>
+      <w:r>
         <w:t xml:space="preserve">v1.9.0 — 2026-06-29 — Per-project auto-sessions that actually work live + zero-coverage tests</w:t>
       </w:r>
     </w:p>
@@ -1432,7 +1610,7 @@
         <w:t xml:space="preserve">zero-coverage utilities and a documentation refresh.</w:t>
       </w:r>
     </w:p>
-    <w:bookmarkStart w:id="20" w:name="fixed-3"/>
+    <w:bookmarkStart w:id="23" w:name="fixed-4"/>
     <w:p>
       <w:pPr>
         <w:pStyle w:val="Heading3"/>
@@ -1446,7 +1624,7 @@
         <w:pStyle w:val="Compact"/>
         <w:numPr>
           <w:ilvl w:val="0"/>
-          <w:numId w:val="1009"/>
+          <w:numId w:val="1011"/>
         </w:numPr>
       </w:pPr>
       <w:r>
@@ -1482,7 +1660,7 @@
         <w:pStyle w:val="Compact"/>
         <w:numPr>
           <w:ilvl w:val="1"/>
-          <w:numId w:val="1010"/>
+          <w:numId w:val="1012"/>
         </w:numPr>
       </w:pPr>
       <w:r>
@@ -1612,7 +1790,7 @@
         <w:pStyle w:val="Compact"/>
         <w:numPr>
           <w:ilvl w:val="1"/>
-          <w:numId w:val="1010"/>
+          <w:numId w:val="1012"/>
         </w:numPr>
       </w:pPr>
       <w:r>
@@ -1746,7 +1924,7 @@
         <w:pStyle w:val="Compact"/>
         <w:numPr>
           <w:ilvl w:val="1"/>
-          <w:numId w:val="1010"/>
+          <w:numId w:val="1012"/>
         </w:numPr>
       </w:pPr>
       <w:r>
@@ -1844,8 +2022,8 @@
         <w:t xml:space="preserve">marker is missing.</w:t>
       </w:r>
     </w:p>
-    <w:bookmarkEnd w:id="20"/>
-    <w:bookmarkStart w:id="21" w:name="added-1"/>
+    <w:bookmarkEnd w:id="23"/>
+    <w:bookmarkStart w:id="24" w:name="added-1"/>
     <w:p>
       <w:pPr>
         <w:pStyle w:val="Heading3"/>
@@ -1859,7 +2037,7 @@
         <w:pStyle w:val="Compact"/>
         <w:numPr>
           <w:ilvl w:val="0"/>
-          <w:numId w:val="1011"/>
+          <w:numId w:val="1013"/>
         </w:numPr>
       </w:pPr>
       <w:r>
@@ -1967,7 +2145,7 @@
         <w:pStyle w:val="Compact"/>
         <w:numPr>
           <w:ilvl w:val="0"/>
-          <w:numId w:val="1011"/>
+          <w:numId w:val="1013"/>
         </w:numPr>
       </w:pPr>
       <w:r>
@@ -2133,7 +2311,7 @@
         <w:pStyle w:val="Compact"/>
         <w:numPr>
           <w:ilvl w:val="0"/>
-          <w:numId w:val="1011"/>
+          <w:numId w:val="1013"/>
         </w:numPr>
       </w:pPr>
       <w:r>
@@ -2362,7 +2540,7 @@
         <w:pStyle w:val="Compact"/>
         <w:numPr>
           <w:ilvl w:val="0"/>
-          <w:numId w:val="1011"/>
+          <w:numId w:val="1013"/>
         </w:numPr>
       </w:pPr>
       <w:r>
@@ -2445,8 +2623,8 @@
         <w:t xml:space="preserve">references).</w:t>
       </w:r>
     </w:p>
-    <w:bookmarkEnd w:id="21"/>
-    <w:bookmarkStart w:id="22" w:name="verified-3"/>
+    <w:bookmarkEnd w:id="24"/>
+    <w:bookmarkStart w:id="25" w:name="verified-4"/>
     <w:p>
       <w:pPr>
         <w:pStyle w:val="Heading3"/>
@@ -2460,7 +2638,7 @@
         <w:pStyle w:val="Compact"/>
         <w:numPr>
           <w:ilvl w:val="0"/>
-          <w:numId w:val="1012"/>
+          <w:numId w:val="1014"/>
         </w:numPr>
       </w:pPr>
       <w:r>
@@ -2536,9 +2714,9 @@
         <w:t xml:space="preserve">expected values / negative controls). Installed live on this host and validated.</w:t>
       </w:r>
     </w:p>
-    <w:bookmarkEnd w:id="22"/>
-    <w:bookmarkEnd w:id="23"/>
-    <w:bookmarkStart w:id="27" w:name="X51fcb4f0eb82a6f24b34ec52e9f7bfc7ef7d57f"/>
+    <w:bookmarkEnd w:id="25"/>
+    <w:bookmarkEnd w:id="26"/>
+    <w:bookmarkStart w:id="30" w:name="X51fcb4f0eb82a6f24b34ec52e9f7bfc7ef7d57f"/>
     <w:p>
       <w:pPr>
         <w:pStyle w:val="Heading2"/>
@@ -2719,7 +2897,7 @@
         <w:t xml:space="preserve">).</w:t>
       </w:r>
     </w:p>
-    <w:bookmarkStart w:id="24" w:name="fixed-4"/>
+    <w:bookmarkStart w:id="27" w:name="fixed-5"/>
     <w:p>
       <w:pPr>
         <w:pStyle w:val="Heading3"/>
@@ -2733,7 +2911,7 @@
         <w:pStyle w:val="Compact"/>
         <w:numPr>
           <w:ilvl w:val="0"/>
-          <w:numId w:val="1013"/>
+          <w:numId w:val="1015"/>
         </w:numPr>
       </w:pPr>
       <w:r>
@@ -2848,7 +3026,7 @@
         <w:pStyle w:val="Compact"/>
         <w:numPr>
           <w:ilvl w:val="0"/>
-          <w:numId w:val="1013"/>
+          <w:numId w:val="1015"/>
         </w:numPr>
       </w:pPr>
       <w:r>
@@ -2970,7 +3148,7 @@
         <w:pStyle w:val="Compact"/>
         <w:numPr>
           <w:ilvl w:val="0"/>
-          <w:numId w:val="1013"/>
+          <w:numId w:val="1015"/>
         </w:numPr>
       </w:pPr>
       <w:r>
@@ -3183,7 +3361,7 @@
         <w:pStyle w:val="Compact"/>
         <w:numPr>
           <w:ilvl w:val="0"/>
-          <w:numId w:val="1013"/>
+          <w:numId w:val="1015"/>
         </w:numPr>
       </w:pPr>
       <w:r>
@@ -3298,7 +3476,7 @@
         <w:pStyle w:val="Compact"/>
         <w:numPr>
           <w:ilvl w:val="0"/>
-          <w:numId w:val="1013"/>
+          <w:numId w:val="1015"/>
         </w:numPr>
       </w:pPr>
       <w:r>
@@ -3402,7 +3580,7 @@
         <w:pStyle w:val="Compact"/>
         <w:numPr>
           <w:ilvl w:val="0"/>
-          <w:numId w:val="1013"/>
+          <w:numId w:val="1015"/>
         </w:numPr>
       </w:pPr>
       <w:r>
@@ -3509,7 +3687,7 @@
         <w:pStyle w:val="Compact"/>
         <w:numPr>
           <w:ilvl w:val="0"/>
-          <w:numId w:val="1013"/>
+          <w:numId w:val="1015"/>
         </w:numPr>
       </w:pPr>
       <w:r>
@@ -3666,7 +3844,7 @@
         <w:pStyle w:val="Compact"/>
         <w:numPr>
           <w:ilvl w:val="0"/>
-          <w:numId w:val="1013"/>
+          <w:numId w:val="1015"/>
         </w:numPr>
       </w:pPr>
       <w:r>
@@ -3946,7 +4124,7 @@
         <w:pStyle w:val="Compact"/>
         <w:numPr>
           <w:ilvl w:val="0"/>
-          <w:numId w:val="1013"/>
+          <w:numId w:val="1015"/>
         </w:numPr>
       </w:pPr>
       <w:r>
@@ -4089,7 +4267,7 @@
         <w:pStyle w:val="Compact"/>
         <w:numPr>
           <w:ilvl w:val="0"/>
-          <w:numId w:val="1013"/>
+          <w:numId w:val="1015"/>
         </w:numPr>
       </w:pPr>
       <w:r>
@@ -4247,8 +4425,8 @@
         <w:t xml:space="preserve">prefix for the cleanup safety check).</w:t>
       </w:r>
     </w:p>
-    <w:bookmarkEnd w:id="24"/>
-    <w:bookmarkStart w:id="25" w:name="added-2"/>
+    <w:bookmarkEnd w:id="27"/>
+    <w:bookmarkStart w:id="28" w:name="added-2"/>
     <w:p>
       <w:pPr>
         <w:pStyle w:val="Heading3"/>
@@ -4262,7 +4440,7 @@
         <w:pStyle w:val="Compact"/>
         <w:numPr>
           <w:ilvl w:val="0"/>
-          <w:numId w:val="1014"/>
+          <w:numId w:val="1016"/>
         </w:numPr>
       </w:pPr>
       <w:r>
@@ -4444,7 +4622,7 @@
         <w:pStyle w:val="Compact"/>
         <w:numPr>
           <w:ilvl w:val="0"/>
-          <w:numId w:val="1014"/>
+          <w:numId w:val="1016"/>
         </w:numPr>
       </w:pPr>
       <w:r>
@@ -4547,7 +4725,7 @@
         <w:pStyle w:val="Compact"/>
         <w:numPr>
           <w:ilvl w:val="0"/>
-          <w:numId w:val="1014"/>
+          <w:numId w:val="1016"/>
         </w:numPr>
       </w:pPr>
       <w:r>
@@ -4599,7 +4777,7 @@
         <w:pStyle w:val="Compact"/>
         <w:numPr>
           <w:ilvl w:val="0"/>
-          <w:numId w:val="1014"/>
+          <w:numId w:val="1016"/>
         </w:numPr>
       </w:pPr>
       <w:r>
@@ -4664,8 +4842,8 @@
         <w:t xml:space="preserve">(no portable mutex is worth its stale-lock failure modes for a per-launch hook).</w:t>
       </w:r>
     </w:p>
-    <w:bookmarkEnd w:id="25"/>
-    <w:bookmarkStart w:id="26" w:name="verified-4"/>
+    <w:bookmarkEnd w:id="28"/>
+    <w:bookmarkStart w:id="29" w:name="verified-5"/>
     <w:p>
       <w:pPr>
         <w:pStyle w:val="Heading3"/>
@@ -4679,7 +4857,7 @@
         <w:pStyle w:val="Compact"/>
         <w:numPr>
           <w:ilvl w:val="0"/>
-          <w:numId w:val="1015"/>
+          <w:numId w:val="1017"/>
         </w:numPr>
       </w:pPr>
       <w:r>
@@ -4806,9 +4984,9 @@
         <w:t xml:space="preserve">.</w:t>
       </w:r>
     </w:p>
-    <w:bookmarkEnd w:id="26"/>
-    <w:bookmarkEnd w:id="27"/>
-    <w:bookmarkStart w:id="31" w:name="Xe8761c3354e199fb071bf81571c2e155a0d5b17"/>
+    <w:bookmarkEnd w:id="29"/>
+    <w:bookmarkEnd w:id="30"/>
+    <w:bookmarkStart w:id="34" w:name="Xe8761c3354e199fb071bf81571c2e155a0d5b17"/>
     <w:p>
       <w:pPr>
         <w:pStyle w:val="Heading2"/>
@@ -4837,7 +5015,7 @@
         <w:t xml:space="preserve">proven with physical evidence before shipping.</w:t>
       </w:r>
     </w:p>
-    <w:bookmarkStart w:id="28" w:name="fixed-5"/>
+    <w:bookmarkStart w:id="31" w:name="fixed-6"/>
     <w:p>
       <w:pPr>
         <w:pStyle w:val="Heading3"/>
@@ -4851,7 +5029,7 @@
         <w:pStyle w:val="Compact"/>
         <w:numPr>
           <w:ilvl w:val="0"/>
-          <w:numId w:val="1016"/>
+          <w:numId w:val="1018"/>
         </w:numPr>
       </w:pPr>
       <w:r>
@@ -5072,7 +5250,7 @@
         <w:pStyle w:val="Compact"/>
         <w:numPr>
           <w:ilvl w:val="0"/>
-          <w:numId w:val="1016"/>
+          <w:numId w:val="1018"/>
         </w:numPr>
       </w:pPr>
       <w:r>
@@ -5307,7 +5485,7 @@
         <w:pStyle w:val="Compact"/>
         <w:numPr>
           <w:ilvl w:val="0"/>
-          <w:numId w:val="1016"/>
+          <w:numId w:val="1018"/>
         </w:numPr>
       </w:pPr>
       <w:r>
@@ -5372,8 +5550,8 @@
         <w:t xml:space="preserve">helper.</w:t>
       </w:r>
     </w:p>
-    <w:bookmarkEnd w:id="28"/>
-    <w:bookmarkStart w:id="29" w:name="added-3"/>
+    <w:bookmarkEnd w:id="31"/>
+    <w:bookmarkStart w:id="32" w:name="added-3"/>
     <w:p>
       <w:pPr>
         <w:pStyle w:val="Heading3"/>
@@ -5387,7 +5565,7 @@
         <w:pStyle w:val="Compact"/>
         <w:numPr>
           <w:ilvl w:val="0"/>
-          <w:numId w:val="1017"/>
+          <w:numId w:val="1019"/>
         </w:numPr>
       </w:pPr>
       <w:r>
@@ -5553,7 +5731,7 @@
         <w:pStyle w:val="Compact"/>
         <w:numPr>
           <w:ilvl w:val="0"/>
-          <w:numId w:val="1017"/>
+          <w:numId w:val="1019"/>
         </w:numPr>
       </w:pPr>
       <w:r>
@@ -5638,7 +5816,7 @@
         <w:pStyle w:val="Compact"/>
         <w:numPr>
           <w:ilvl w:val="0"/>
-          <w:numId w:val="1017"/>
+          <w:numId w:val="1019"/>
         </w:numPr>
       </w:pPr>
       <w:r>
@@ -5685,307 +5863,6 @@
           <w:bCs/>
         </w:rPr>
         <w:t xml:space="preserve">is now 12 files / 60 assertions, ALL GREEN.</w:t>
-      </w:r>
-    </w:p>
-    <w:bookmarkEnd w:id="29"/>
-    <w:bookmarkStart w:id="30" w:name="verified-5"/>
-    <w:p>
-      <w:pPr>
-        <w:pStyle w:val="Heading3"/>
-      </w:pPr>
-      <w:r>
-        <w:t xml:space="preserve">Verified</w:t>
-      </w:r>
-    </w:p>
-    <w:p>
-      <w:pPr>
-        <w:pStyle w:val="Compact"/>
-        <w:numPr>
-          <w:ilvl w:val="0"/>
-          <w:numId w:val="1018"/>
-        </w:numPr>
-      </w:pPr>
-      <w:r>
-        <w:t xml:space="preserve">Full suite</w:t>
-      </w:r>
-      <w:r>
-        <w:t xml:space="preserve"> </w:t>
-      </w:r>
-      <w:r>
-        <w:rPr>
-          <w:b/>
-          <w:bCs/>
-        </w:rPr>
-        <w:t xml:space="preserve">12/12 ALL GREEN</w:t>
-      </w:r>
-      <w:r>
-        <w:t xml:space="preserve">;</w:t>
-      </w:r>
-      <w:r>
-        <w:t xml:space="preserve"> </w:t>
-      </w:r>
-      <w:r>
-        <w:rPr>
-          <w:b/>
-          <w:bCs/>
-        </w:rPr>
-        <w:t xml:space="preserve">shellcheck 0</w:t>
-      </w:r>
-      <w:r>
-        <w:t xml:space="preserve">; all</w:t>
-      </w:r>
-      <w:r>
-        <w:t xml:space="preserve"> </w:t>
-      </w:r>
-      <w:r>
-        <w:rPr>
-          <w:rStyle w:val="VerbatimChar"/>
-        </w:rPr>
-        <w:t xml:space="preserve">.py</w:t>
-      </w:r>
-      <w:r>
-        <w:t xml:space="preserve"> </w:t>
-      </w:r>
-      <w:r>
-        <w:t xml:space="preserve">compile under</w:t>
-      </w:r>
-      <w:r>
-        <w:t xml:space="preserve"> </w:t>
-      </w:r>
-      <w:r>
-        <w:rPr>
-          <w:rStyle w:val="VerbatimChar"/>
-        </w:rPr>
-        <w:t xml:space="preserve">python3 -W error</w:t>
-      </w:r>
-      <w:r>
-        <w:t xml:space="preserve">. All four items proven end-to-end against the live catalog</w:t>
-      </w:r>
-      <w:r>
-        <w:t xml:space="preserve"> </w:t>
-      </w:r>
-      <w:r>
-        <w:t xml:space="preserve">and the emitted alias file.</w:t>
-      </w:r>
-    </w:p>
-    <w:bookmarkEnd w:id="30"/>
-    <w:bookmarkEnd w:id="31"/>
-    <w:bookmarkStart w:id="34" w:name="X68ad3c24b245dcd43387b875fd1f1069901d2ae"/>
-    <w:p>
-      <w:pPr>
-        <w:pStyle w:val="Heading2"/>
-      </w:pPr>
-      <w:r>
-        <w:t xml:space="preserve">v1.7.12 — 2026-06-28 — One-line curl installer</w:t>
-      </w:r>
-    </w:p>
-    <w:bookmarkStart w:id="32" w:name="added-4"/>
-    <w:p>
-      <w:pPr>
-        <w:pStyle w:val="Heading3"/>
-      </w:pPr>
-      <w:r>
-        <w:t xml:space="preserve">Added</w:t>
-      </w:r>
-    </w:p>
-    <w:p>
-      <w:pPr>
-        <w:pStyle w:val="Compact"/>
-        <w:numPr>
-          <w:ilvl w:val="0"/>
-          <w:numId w:val="1019"/>
-        </w:numPr>
-      </w:pPr>
-      <w:r>
-        <w:rPr>
-          <w:rStyle w:val="VerbatimChar"/>
-          <w:b/>
-          <w:bCs/>
-        </w:rPr>
-        <w:t xml:space="preserve">curl-install.sh</w:t>
-      </w:r>
-      <w:r>
-        <w:t xml:space="preserve"> </w:t>
-      </w:r>
-      <w:r>
-        <w:t xml:space="preserve">— one-line bootstrap installer:</w:t>
-      </w:r>
-    </w:p>
-    <w:p>
-      <w:pPr>
-        <w:pStyle w:val="SourceCode"/>
-        <w:numPr>
-          <w:ilvl w:val="0"/>
-          <w:numId w:val="1000"/>
-        </w:numPr>
-      </w:pPr>
-      <w:r>
-        <w:rPr>
-          <w:rStyle w:val="ExtensionTok"/>
-        </w:rPr>
-        <w:t xml:space="preserve">curl</w:t>
-      </w:r>
-      <w:r>
-        <w:rPr>
-          <w:rStyle w:val="NormalTok"/>
-        </w:rPr>
-        <w:t xml:space="preserve"> </w:t>
-      </w:r>
-      <w:r>
-        <w:rPr>
-          <w:rStyle w:val="AttributeTok"/>
-        </w:rPr>
-        <w:t xml:space="preserve">-fsSL</w:t>
-      </w:r>
-      <w:r>
-        <w:rPr>
-          <w:rStyle w:val="NormalTok"/>
-        </w:rPr>
-        <w:t xml:space="preserve"> https://raw.githubusercontent.com/vasic-digital/claude-toolkit/main/scripts/curl-install.sh </w:t>
-      </w:r>
-      <w:r>
-        <w:rPr>
-          <w:rStyle w:val="KeywordTok"/>
-        </w:rPr>
-        <w:t xml:space="preserve">|</w:t>
-      </w:r>
-      <w:r>
-        <w:rPr>
-          <w:rStyle w:val="NormalTok"/>
-        </w:rPr>
-        <w:t xml:space="preserve"> </w:t>
-      </w:r>
-      <w:r>
-        <w:rPr>
-          <w:rStyle w:val="FunctionTok"/>
-        </w:rPr>
-        <w:t xml:space="preserve">bash</w:t>
-      </w:r>
-    </w:p>
-    <w:p>
-      <w:pPr>
-        <w:pStyle w:val="Compact"/>
-        <w:numPr>
-          <w:ilvl w:val="0"/>
-          <w:numId w:val="1000"/>
-        </w:numPr>
-      </w:pPr>
-      <w:r>
-        <w:t xml:space="preserve">Detects platform (Linux/macOS) and shell, auto-installs missing hard</w:t>
-      </w:r>
-      <w:r>
-        <w:t xml:space="preserve"> </w:t>
-      </w:r>
-      <w:r>
-        <w:t xml:space="preserve">dependencies (jq, rsync, awk) via the system package manager (apt/dnf/apk/pacman/brew),</w:t>
-      </w:r>
-      <w:r>
-        <w:t xml:space="preserve"> </w:t>
-      </w:r>
-      <w:r>
-        <w:t xml:space="preserve">clones (or pulls if already present) the repo with all submodules recursively to</w:t>
-      </w:r>
-      <w:r>
-        <w:t xml:space="preserve"> </w:t>
-      </w:r>
-      <w:r>
-        <w:rPr>
-          <w:rStyle w:val="VerbatimChar"/>
-        </w:rPr>
-        <w:t xml:space="preserve">~/claude-toolkit</w:t>
-      </w:r>
-      <w:r>
-        <w:t xml:space="preserve">, runs</w:t>
-      </w:r>
-      <w:r>
-        <w:t xml:space="preserve"> </w:t>
-      </w:r>
-      <w:r>
-        <w:rPr>
-          <w:rStyle w:val="VerbatimChar"/>
-        </w:rPr>
-        <w:t xml:space="preserve">install.sh</w:t>
-      </w:r>
-      <w:r>
-        <w:t xml:space="preserve">, and prints next-steps. Idempotent;</w:t>
-      </w:r>
-      <w:r>
-        <w:t xml:space="preserve"> </w:t>
-      </w:r>
-      <w:r>
-        <w:t xml:space="preserve">re-runnable. Install dir overridable via</w:t>
-      </w:r>
-      <w:r>
-        <w:t xml:space="preserve"> </w:t>
-      </w:r>
-      <w:r>
-        <w:rPr>
-          <w:rStyle w:val="VerbatimChar"/>
-        </w:rPr>
-        <w:t xml:space="preserve">CLAUDE_TOOLKIT_DIR</w:t>
-      </w:r>
-      <w:r>
-        <w:t xml:space="preserve"> </w:t>
-      </w:r>
-      <w:r>
-        <w:t xml:space="preserve">env var.</w:t>
-      </w:r>
-    </w:p>
-    <w:p>
-      <w:pPr>
-        <w:pStyle w:val="Compact"/>
-        <w:numPr>
-          <w:ilvl w:val="0"/>
-          <w:numId w:val="1019"/>
-        </w:numPr>
-      </w:pPr>
-      <w:r>
-        <w:rPr>
-          <w:b/>
-          <w:bCs/>
-        </w:rPr>
-        <w:t xml:space="preserve">README.md</w:t>
-      </w:r>
-      <w:r>
-        <w:t xml:space="preserve"> </w:t>
-      </w:r>
-      <w:r>
-        <w:t xml:space="preserve">— curl one-liner added at the top of the Install section.</w:t>
-      </w:r>
-    </w:p>
-    <w:p>
-      <w:pPr>
-        <w:pStyle w:val="Compact"/>
-        <w:numPr>
-          <w:ilvl w:val="0"/>
-          <w:numId w:val="1019"/>
-        </w:numPr>
-      </w:pPr>
-      <w:r>
-        <w:rPr>
-          <w:rStyle w:val="VerbatimChar"/>
-          <w:b/>
-          <w:bCs/>
-        </w:rPr>
-        <w:t xml:space="preserve">test_curl_install.sh</w:t>
-      </w:r>
-      <w:r>
-        <w:t xml:space="preserve"> </w:t>
-      </w:r>
-      <w:r>
-        <w:t xml:space="preserve">— 22 hermetic tests covering syntax, permissions,</w:t>
-      </w:r>
-      <w:r>
-        <w:t xml:space="preserve"> </w:t>
-      </w:r>
-      <w:r>
-        <w:t xml:space="preserve">URL correctness, submodule cloning, idempotency, platform detection, dependency</w:t>
-      </w:r>
-      <w:r>
-        <w:t xml:space="preserve"> </w:t>
-      </w:r>
-      <w:r>
-        <w:t xml:space="preserve">checks, error handling, and next-steps output.</w:t>
       </w:r>
     </w:p>
     <w:bookmarkEnd w:id="32"/>
@@ -6007,108 +5884,409 @@
         </w:numPr>
       </w:pPr>
       <w:r>
-        <w:rPr>
-          <w:rStyle w:val="VerbatimChar"/>
-        </w:rPr>
-        <w:t xml:space="preserve">bash -n</w:t>
-      </w:r>
-      <w:r>
-        <w:t xml:space="preserve"> </w:t>
-      </w:r>
-      <w:r>
-        <w:t xml:space="preserve">+</w:t>
-      </w:r>
-      <w:r>
-        <w:t xml:space="preserve"> </w:t>
-      </w:r>
-      <w:r>
-        <w:rPr>
-          <w:rStyle w:val="VerbatimChar"/>
+        <w:t xml:space="preserve">Full suite</w:t>
+      </w:r>
+      <w:r>
+        <w:t xml:space="preserve"> </w:t>
+      </w:r>
+      <w:r>
+        <w:rPr>
+          <w:b/>
+          <w:bCs/>
+        </w:rPr>
+        <w:t xml:space="preserve">12/12 ALL GREEN</w:t>
+      </w:r>
+      <w:r>
+        <w:t xml:space="preserve">;</w:t>
+      </w:r>
+      <w:r>
+        <w:t xml:space="preserve"> </w:t>
+      </w:r>
+      <w:r>
+        <w:rPr>
+          <w:b/>
+          <w:bCs/>
         </w:rPr>
         <w:t xml:space="preserve">shellcheck 0</w:t>
       </w:r>
       <w:r>
-        <w:t xml:space="preserve"> </w:t>
-      </w:r>
-      <w:r>
-        <w:t xml:space="preserve">on</w:t>
-      </w:r>
-      <w:r>
-        <w:t xml:space="preserve"> </w:t>
-      </w:r>
-      <w:r>
-        <w:rPr>
-          <w:rStyle w:val="VerbatimChar"/>
-        </w:rPr>
-        <w:t xml:space="preserve">curl-install.sh</w:t>
-      </w:r>
-      <w:r>
-        <w:t xml:space="preserve"> </w:t>
-      </w:r>
-      <w:r>
-        <w:t xml:space="preserve">and</w:t>
-      </w:r>
-      <w:r>
-        <w:t xml:space="preserve"> </w:t>
-      </w:r>
-      <w:r>
-        <w:rPr>
-          <w:rStyle w:val="VerbatimChar"/>
-        </w:rPr>
-        <w:t xml:space="preserve">test_curl_install.sh</w:t>
-      </w:r>
-      <w:r>
-        <w:t xml:space="preserve">.</w:t>
-      </w:r>
-    </w:p>
-    <w:p>
-      <w:pPr>
-        <w:pStyle w:val="Compact"/>
-        <w:numPr>
-          <w:ilvl w:val="0"/>
-          <w:numId w:val="1020"/>
-        </w:numPr>
-      </w:pPr>
-      <w:r>
-        <w:rPr>
-          <w:rStyle w:val="VerbatimChar"/>
-        </w:rPr>
-        <w:t xml:space="preserve">run-all.sh</w:t>
-      </w:r>
-      <w:r>
-        <w:t xml:space="preserve"> </w:t>
-      </w:r>
-      <w:r>
-        <w:rPr>
-          <w:b/>
-          <w:bCs/>
-        </w:rPr>
-        <w:t xml:space="preserve">11/11 ALL GREEN</w:t>
-      </w:r>
-      <w:r>
-        <w:t xml:space="preserve"> </w:t>
-      </w:r>
-      <w:r>
-        <w:t xml:space="preserve">(was 10; +</w:t>
-      </w:r>
-      <w:r>
-        <w:rPr>
-          <w:rStyle w:val="VerbatimChar"/>
-        </w:rPr>
-        <w:t xml:space="preserve">test_curl_install.sh</w:t>
-      </w:r>
-      <w:r>
-        <w:t xml:space="preserve">).</w:t>
+        <w:t xml:space="preserve">; all</w:t>
+      </w:r>
+      <w:r>
+        <w:t xml:space="preserve"> </w:t>
+      </w:r>
+      <w:r>
+        <w:rPr>
+          <w:rStyle w:val="VerbatimChar"/>
+        </w:rPr>
+        <w:t xml:space="preserve">.py</w:t>
+      </w:r>
+      <w:r>
+        <w:t xml:space="preserve"> </w:t>
+      </w:r>
+      <w:r>
+        <w:t xml:space="preserve">compile under</w:t>
+      </w:r>
+      <w:r>
+        <w:t xml:space="preserve"> </w:t>
+      </w:r>
+      <w:r>
+        <w:rPr>
+          <w:rStyle w:val="VerbatimChar"/>
+        </w:rPr>
+        <w:t xml:space="preserve">python3 -W error</w:t>
+      </w:r>
+      <w:r>
+        <w:t xml:space="preserve">. All four items proven end-to-end against the live catalog</w:t>
+      </w:r>
+      <w:r>
+        <w:t xml:space="preserve"> </w:t>
+      </w:r>
+      <w:r>
+        <w:t xml:space="preserve">and the emitted alias file.</w:t>
       </w:r>
     </w:p>
     <w:bookmarkEnd w:id="33"/>
     <w:bookmarkEnd w:id="34"/>
-    <w:bookmarkStart w:id="38" w:name="X358a773e55ee7916e99f89891cea757a4ef2332"/>
+    <w:bookmarkStart w:id="37" w:name="X68ad3c24b245dcd43387b875fd1f1069901d2ae"/>
     <w:p>
       <w:pPr>
         <w:pStyle w:val="Heading2"/>
       </w:pPr>
       <w:r>
+        <w:t xml:space="preserve">v1.7.12 — 2026-06-28 — One-line curl installer</w:t>
+      </w:r>
+    </w:p>
+    <w:bookmarkStart w:id="35" w:name="added-4"/>
+    <w:p>
+      <w:pPr>
+        <w:pStyle w:val="Heading3"/>
+      </w:pPr>
+      <w:r>
+        <w:t xml:space="preserve">Added</w:t>
+      </w:r>
+    </w:p>
+    <w:p>
+      <w:pPr>
+        <w:pStyle w:val="Compact"/>
+        <w:numPr>
+          <w:ilvl w:val="0"/>
+          <w:numId w:val="1021"/>
+        </w:numPr>
+      </w:pPr>
+      <w:r>
+        <w:rPr>
+          <w:rStyle w:val="VerbatimChar"/>
+          <w:b/>
+          <w:bCs/>
+        </w:rPr>
+        <w:t xml:space="preserve">curl-install.sh</w:t>
+      </w:r>
+      <w:r>
+        <w:t xml:space="preserve"> </w:t>
+      </w:r>
+      <w:r>
+        <w:t xml:space="preserve">— one-line bootstrap installer:</w:t>
+      </w:r>
+    </w:p>
+    <w:p>
+      <w:pPr>
+        <w:pStyle w:val="SourceCode"/>
+        <w:numPr>
+          <w:ilvl w:val="0"/>
+          <w:numId w:val="1000"/>
+        </w:numPr>
+      </w:pPr>
+      <w:r>
+        <w:rPr>
+          <w:rStyle w:val="ExtensionTok"/>
+        </w:rPr>
+        <w:t xml:space="preserve">curl</w:t>
+      </w:r>
+      <w:r>
+        <w:rPr>
+          <w:rStyle w:val="NormalTok"/>
+        </w:rPr>
+        <w:t xml:space="preserve"> </w:t>
+      </w:r>
+      <w:r>
+        <w:rPr>
+          <w:rStyle w:val="AttributeTok"/>
+        </w:rPr>
+        <w:t xml:space="preserve">-fsSL</w:t>
+      </w:r>
+      <w:r>
+        <w:rPr>
+          <w:rStyle w:val="NormalTok"/>
+        </w:rPr>
+        <w:t xml:space="preserve"> https://raw.githubusercontent.com/vasic-digital/claude-toolkit/main/scripts/curl-install.sh </w:t>
+      </w:r>
+      <w:r>
+        <w:rPr>
+          <w:rStyle w:val="KeywordTok"/>
+        </w:rPr>
+        <w:t xml:space="preserve">|</w:t>
+      </w:r>
+      <w:r>
+        <w:rPr>
+          <w:rStyle w:val="NormalTok"/>
+        </w:rPr>
+        <w:t xml:space="preserve"> </w:t>
+      </w:r>
+      <w:r>
+        <w:rPr>
+          <w:rStyle w:val="FunctionTok"/>
+        </w:rPr>
+        <w:t xml:space="preserve">bash</w:t>
+      </w:r>
+    </w:p>
+    <w:p>
+      <w:pPr>
+        <w:pStyle w:val="Compact"/>
+        <w:numPr>
+          <w:ilvl w:val="0"/>
+          <w:numId w:val="1000"/>
+        </w:numPr>
+      </w:pPr>
+      <w:r>
+        <w:t xml:space="preserve">Detects platform (Linux/macOS) and shell, auto-installs missing hard</w:t>
+      </w:r>
+      <w:r>
+        <w:t xml:space="preserve"> </w:t>
+      </w:r>
+      <w:r>
+        <w:t xml:space="preserve">dependencies (jq, rsync, awk) via the system package manager (apt/dnf/apk/pacman/brew),</w:t>
+      </w:r>
+      <w:r>
+        <w:t xml:space="preserve"> </w:t>
+      </w:r>
+      <w:r>
+        <w:t xml:space="preserve">clones (or pulls if already present) the repo with all submodules recursively to</w:t>
+      </w:r>
+      <w:r>
+        <w:t xml:space="preserve"> </w:t>
+      </w:r>
+      <w:r>
+        <w:rPr>
+          <w:rStyle w:val="VerbatimChar"/>
+        </w:rPr>
+        <w:t xml:space="preserve">~/claude-toolkit</w:t>
+      </w:r>
+      <w:r>
+        <w:t xml:space="preserve">, runs</w:t>
+      </w:r>
+      <w:r>
+        <w:t xml:space="preserve"> </w:t>
+      </w:r>
+      <w:r>
+        <w:rPr>
+          <w:rStyle w:val="VerbatimChar"/>
+        </w:rPr>
+        <w:t xml:space="preserve">install.sh</w:t>
+      </w:r>
+      <w:r>
+        <w:t xml:space="preserve">, and prints next-steps. Idempotent;</w:t>
+      </w:r>
+      <w:r>
+        <w:t xml:space="preserve"> </w:t>
+      </w:r>
+      <w:r>
+        <w:t xml:space="preserve">re-runnable. Install dir overridable via</w:t>
+      </w:r>
+      <w:r>
+        <w:t xml:space="preserve"> </w:t>
+      </w:r>
+      <w:r>
+        <w:rPr>
+          <w:rStyle w:val="VerbatimChar"/>
+        </w:rPr>
+        <w:t xml:space="preserve">CLAUDE_TOOLKIT_DIR</w:t>
+      </w:r>
+      <w:r>
+        <w:t xml:space="preserve"> </w:t>
+      </w:r>
+      <w:r>
+        <w:t xml:space="preserve">env var.</w:t>
+      </w:r>
+    </w:p>
+    <w:p>
+      <w:pPr>
+        <w:pStyle w:val="Compact"/>
+        <w:numPr>
+          <w:ilvl w:val="0"/>
+          <w:numId w:val="1021"/>
+        </w:numPr>
+      </w:pPr>
+      <w:r>
+        <w:rPr>
+          <w:b/>
+          <w:bCs/>
+        </w:rPr>
+        <w:t xml:space="preserve">README.md</w:t>
+      </w:r>
+      <w:r>
+        <w:t xml:space="preserve"> </w:t>
+      </w:r>
+      <w:r>
+        <w:t xml:space="preserve">— curl one-liner added at the top of the Install section.</w:t>
+      </w:r>
+    </w:p>
+    <w:p>
+      <w:pPr>
+        <w:pStyle w:val="Compact"/>
+        <w:numPr>
+          <w:ilvl w:val="0"/>
+          <w:numId w:val="1021"/>
+        </w:numPr>
+      </w:pPr>
+      <w:r>
+        <w:rPr>
+          <w:rStyle w:val="VerbatimChar"/>
+          <w:b/>
+          <w:bCs/>
+        </w:rPr>
+        <w:t xml:space="preserve">test_curl_install.sh</w:t>
+      </w:r>
+      <w:r>
+        <w:t xml:space="preserve"> </w:t>
+      </w:r>
+      <w:r>
+        <w:t xml:space="preserve">— 22 hermetic tests covering syntax, permissions,</w:t>
+      </w:r>
+      <w:r>
+        <w:t xml:space="preserve"> </w:t>
+      </w:r>
+      <w:r>
+        <w:t xml:space="preserve">URL correctness, submodule cloning, idempotency, platform detection, dependency</w:t>
+      </w:r>
+      <w:r>
+        <w:t xml:space="preserve"> </w:t>
+      </w:r>
+      <w:r>
+        <w:t xml:space="preserve">checks, error handling, and next-steps output.</w:t>
+      </w:r>
+    </w:p>
+    <w:bookmarkEnd w:id="35"/>
+    <w:bookmarkStart w:id="36" w:name="verified-7"/>
+    <w:p>
+      <w:pPr>
+        <w:pStyle w:val="Heading3"/>
+      </w:pPr>
+      <w:r>
+        <w:t xml:space="preserve">Verified</w:t>
+      </w:r>
+    </w:p>
+    <w:p>
+      <w:pPr>
+        <w:pStyle w:val="Compact"/>
+        <w:numPr>
+          <w:ilvl w:val="0"/>
+          <w:numId w:val="1022"/>
+        </w:numPr>
+      </w:pPr>
+      <w:r>
+        <w:rPr>
+          <w:rStyle w:val="VerbatimChar"/>
+        </w:rPr>
+        <w:t xml:space="preserve">bash -n</w:t>
+      </w:r>
+      <w:r>
+        <w:t xml:space="preserve"> </w:t>
+      </w:r>
+      <w:r>
+        <w:t xml:space="preserve">+</w:t>
+      </w:r>
+      <w:r>
+        <w:t xml:space="preserve"> </w:t>
+      </w:r>
+      <w:r>
+        <w:rPr>
+          <w:rStyle w:val="VerbatimChar"/>
+        </w:rPr>
+        <w:t xml:space="preserve">shellcheck 0</w:t>
+      </w:r>
+      <w:r>
+        <w:t xml:space="preserve"> </w:t>
+      </w:r>
+      <w:r>
+        <w:t xml:space="preserve">on</w:t>
+      </w:r>
+      <w:r>
+        <w:t xml:space="preserve"> </w:t>
+      </w:r>
+      <w:r>
+        <w:rPr>
+          <w:rStyle w:val="VerbatimChar"/>
+        </w:rPr>
+        <w:t xml:space="preserve">curl-install.sh</w:t>
+      </w:r>
+      <w:r>
+        <w:t xml:space="preserve"> </w:t>
+      </w:r>
+      <w:r>
+        <w:t xml:space="preserve">and</w:t>
+      </w:r>
+      <w:r>
+        <w:t xml:space="preserve"> </w:t>
+      </w:r>
+      <w:r>
+        <w:rPr>
+          <w:rStyle w:val="VerbatimChar"/>
+        </w:rPr>
+        <w:t xml:space="preserve">test_curl_install.sh</w:t>
+      </w:r>
+      <w:r>
+        <w:t xml:space="preserve">.</w:t>
+      </w:r>
+    </w:p>
+    <w:p>
+      <w:pPr>
+        <w:pStyle w:val="Compact"/>
+        <w:numPr>
+          <w:ilvl w:val="0"/>
+          <w:numId w:val="1022"/>
+        </w:numPr>
+      </w:pPr>
+      <w:r>
+        <w:rPr>
+          <w:rStyle w:val="VerbatimChar"/>
+        </w:rPr>
+        <w:t xml:space="preserve">run-all.sh</w:t>
+      </w:r>
+      <w:r>
+        <w:t xml:space="preserve"> </w:t>
+      </w:r>
+      <w:r>
+        <w:rPr>
+          <w:b/>
+          <w:bCs/>
+        </w:rPr>
+        <w:t xml:space="preserve">11/11 ALL GREEN</w:t>
+      </w:r>
+      <w:r>
+        <w:t xml:space="preserve"> </w:t>
+      </w:r>
+      <w:r>
+        <w:t xml:space="preserve">(was 10; +</w:t>
+      </w:r>
+      <w:r>
+        <w:rPr>
+          <w:rStyle w:val="VerbatimChar"/>
+        </w:rPr>
+        <w:t xml:space="preserve">test_curl_install.sh</w:t>
+      </w:r>
+      <w:r>
+        <w:t xml:space="preserve">).</w:t>
+      </w:r>
+    </w:p>
+    <w:bookmarkEnd w:id="36"/>
+    <w:bookmarkEnd w:id="37"/>
+    <w:bookmarkStart w:id="41" w:name="X358a773e55ee7916e99f89891cea757a4ef2332"/>
+    <w:p>
+      <w:pPr>
+        <w:pStyle w:val="Heading2"/>
+      </w:pPr>
+      <w:r>
         <w:t xml:space="preserve">v1.7.11 — 2026-06-28 — Round-4: coverage-gap regression tests, toon recursion guard, arg validation</w:t>
       </w:r>
     </w:p>
@@ -6138,7 +6316,7 @@
         <w:t xml:space="preserve">ship; plus 2 LOW code findings.</w:t>
       </w:r>
     </w:p>
-    <w:bookmarkStart w:id="35" w:name="fixed-6"/>
+    <w:bookmarkStart w:id="38" w:name="fixed-7"/>
     <w:p>
       <w:pPr>
         <w:pStyle w:val="Heading3"/>
@@ -6152,7 +6330,7 @@
         <w:pStyle w:val="Compact"/>
         <w:numPr>
           <w:ilvl w:val="0"/>
-          <w:numId w:val="1021"/>
+          <w:numId w:val="1023"/>
         </w:numPr>
       </w:pPr>
       <w:r>
@@ -6220,7 +6398,7 @@
         <w:pStyle w:val="Compact"/>
         <w:numPr>
           <w:ilvl w:val="0"/>
-          <w:numId w:val="1021"/>
+          <w:numId w:val="1023"/>
         </w:numPr>
       </w:pPr>
       <w:r>
@@ -6318,8 +6496,8 @@
         <w:t xml:space="preserve">+ exit 1.</w:t>
       </w:r>
     </w:p>
-    <w:bookmarkEnd w:id="35"/>
-    <w:bookmarkStart w:id="36" w:name="Xa3820b20d9de08dfbf04e844ba6fdc48d6e2898"/>
+    <w:bookmarkEnd w:id="38"/>
+    <w:bookmarkStart w:id="39" w:name="Xa3820b20d9de08dfbf04e844ba6fdc48d6e2898"/>
     <w:p>
       <w:pPr>
         <w:pStyle w:val="Heading3"/>
@@ -6341,7 +6519,7 @@
         <w:pStyle w:val="Compact"/>
         <w:numPr>
           <w:ilvl w:val="0"/>
-          <w:numId w:val="1022"/>
+          <w:numId w:val="1024"/>
         </w:numPr>
       </w:pPr>
       <w:r>
@@ -6482,7 +6660,7 @@
         <w:pStyle w:val="Compact"/>
         <w:numPr>
           <w:ilvl w:val="0"/>
-          <w:numId w:val="1022"/>
+          <w:numId w:val="1024"/>
         </w:numPr>
       </w:pPr>
       <w:r>
@@ -6596,7 +6774,7 @@
         <w:pStyle w:val="Compact"/>
         <w:numPr>
           <w:ilvl w:val="0"/>
-          <w:numId w:val="1022"/>
+          <w:numId w:val="1024"/>
         </w:numPr>
       </w:pPr>
       <w:r>
@@ -6681,7 +6859,7 @@
         <w:pStyle w:val="Compact"/>
         <w:numPr>
           <w:ilvl w:val="0"/>
-          <w:numId w:val="1022"/>
+          <w:numId w:val="1024"/>
         </w:numPr>
       </w:pPr>
       <w:r>
@@ -6757,7 +6935,7 @@
         <w:pStyle w:val="Compact"/>
         <w:numPr>
           <w:ilvl w:val="0"/>
-          <w:numId w:val="1022"/>
+          <w:numId w:val="1024"/>
         </w:numPr>
       </w:pPr>
       <w:r>
@@ -6851,8 +7029,8 @@
         <w:t xml:space="preserve">, asserts that one wins.</w:t>
       </w:r>
     </w:p>
-    <w:bookmarkEnd w:id="36"/>
-    <w:bookmarkStart w:id="37" w:name="verified-7"/>
+    <w:bookmarkEnd w:id="39"/>
+    <w:bookmarkStart w:id="40" w:name="verified-8"/>
     <w:p>
       <w:pPr>
         <w:pStyle w:val="Heading3"/>
@@ -6866,7 +7044,7 @@
         <w:pStyle w:val="Compact"/>
         <w:numPr>
           <w:ilvl w:val="0"/>
-          <w:numId w:val="1023"/>
+          <w:numId w:val="1025"/>
         </w:numPr>
       </w:pPr>
       <w:r>
@@ -6959,9 +7137,9 @@
         <w:t xml:space="preserve">toon.mjs missing-arg gives clean error + exit 1.</w:t>
       </w:r>
     </w:p>
-    <w:bookmarkEnd w:id="37"/>
-    <w:bookmarkEnd w:id="38"/>
-    <w:bookmarkStart w:id="44" w:name="X8a3bd46d32a35a5c1c9419ff9ea303d5d467afa"/>
+    <w:bookmarkEnd w:id="40"/>
+    <w:bookmarkEnd w:id="41"/>
+    <w:bookmarkStart w:id="47" w:name="X8a3bd46d32a35a5c1c9419ff9ea303d5d467afa"/>
     <w:p>
       <w:pPr>
         <w:pStyle w:val="Heading2"/>
@@ -6984,7 +7162,7 @@
         <w:t xml:space="preserve">claude-unify merge, the poe proxy, bootstrap). Fixes verified centrally.</w:t>
       </w:r>
     </w:p>
-    <w:bookmarkStart w:id="39" w:name="fixed-7"/>
+    <w:bookmarkStart w:id="42" w:name="fixed-8"/>
     <w:p>
       <w:pPr>
         <w:pStyle w:val="Heading3"/>
@@ -6998,7 +7176,7 @@
         <w:pStyle w:val="Compact"/>
         <w:numPr>
           <w:ilvl w:val="0"/>
-          <w:numId w:val="1024"/>
+          <w:numId w:val="1026"/>
         </w:numPr>
       </w:pPr>
       <w:r>
@@ -7214,8 +7392,8 @@
         <w:t xml:space="preserve">(was empty); a ≥3-plugin regression test was added.</w:t>
       </w:r>
     </w:p>
-    <w:bookmarkEnd w:id="39"/>
-    <w:bookmarkStart w:id="40" w:name="security-defense-in-depth"/>
+    <w:bookmarkEnd w:id="42"/>
+    <w:bookmarkStart w:id="43" w:name="security-defense-in-depth"/>
     <w:p>
       <w:pPr>
         <w:pStyle w:val="Heading3"/>
@@ -7229,7 +7407,7 @@
         <w:pStyle w:val="Compact"/>
         <w:numPr>
           <w:ilvl w:val="0"/>
-          <w:numId w:val="1025"/>
+          <w:numId w:val="1027"/>
         </w:numPr>
       </w:pPr>
       <w:r>
@@ -7377,7 +7555,7 @@
         <w:pStyle w:val="Compact"/>
         <w:numPr>
           <w:ilvl w:val="0"/>
-          <w:numId w:val="1025"/>
+          <w:numId w:val="1027"/>
         </w:numPr>
       </w:pPr>
       <w:r>
@@ -7474,7 +7652,7 @@
         <w:pStyle w:val="Compact"/>
         <w:numPr>
           <w:ilvl w:val="0"/>
-          <w:numId w:val="1025"/>
+          <w:numId w:val="1027"/>
         </w:numPr>
       </w:pPr>
       <w:r>
@@ -7527,8 +7705,8 @@
         <w:t xml:space="preserve">clear error instead of a broken alias.</w:t>
       </w:r>
     </w:p>
-    <w:bookmarkEnd w:id="40"/>
-    <w:bookmarkStart w:id="41" w:name="robustness"/>
+    <w:bookmarkEnd w:id="43"/>
+    <w:bookmarkStart w:id="44" w:name="robustness"/>
     <w:p>
       <w:pPr>
         <w:pStyle w:val="Heading3"/>
@@ -7542,7 +7720,7 @@
         <w:pStyle w:val="Compact"/>
         <w:numPr>
           <w:ilvl w:val="0"/>
-          <w:numId w:val="1026"/>
+          <w:numId w:val="1028"/>
         </w:numPr>
       </w:pPr>
       <w:r>
@@ -7626,8 +7804,8 @@
         <w:t xml:space="preserve">gzip body no longer propagates.</w:t>
       </w:r>
     </w:p>
-    <w:bookmarkEnd w:id="41"/>
-    <w:bookmarkStart w:id="42" w:name="verified-8"/>
+    <w:bookmarkEnd w:id="44"/>
+    <w:bookmarkStart w:id="45" w:name="verified-9"/>
     <w:p>
       <w:pPr>
         <w:pStyle w:val="Heading3"/>
@@ -7641,7 +7819,7 @@
         <w:pStyle w:val="Compact"/>
         <w:numPr>
           <w:ilvl w:val="0"/>
-          <w:numId w:val="1027"/>
+          <w:numId w:val="1029"/>
         </w:numPr>
       </w:pPr>
       <w:r>
@@ -7724,7 +7902,7 @@
         <w:pStyle w:val="Compact"/>
         <w:numPr>
           <w:ilvl w:val="0"/>
-          <w:numId w:val="1027"/>
+          <w:numId w:val="1029"/>
         </w:numPr>
       </w:pPr>
       <w:r>
@@ -7764,8 +7942,8 @@
         <w:t xml:space="preserve">write path is unchanged from v1.7.9's live-proven 137 models / 32 aliases.</w:t>
       </w:r>
     </w:p>
-    <w:bookmarkEnd w:id="42"/>
-    <w:bookmarkStart w:id="43" w:name="audit-round-3--verified-clean"/>
+    <w:bookmarkEnd w:id="45"/>
+    <w:bookmarkStart w:id="46" w:name="audit-round-3--verified-clean"/>
     <w:p>
       <w:pPr>
         <w:pStyle w:val="Heading3"/>
@@ -7866,9 +8044,9 @@
         <w:t xml:space="preserve">intentionally bypasses the needs-secret guard — operator opt-in, documented.)</w:t>
       </w:r>
     </w:p>
-    <w:bookmarkEnd w:id="43"/>
-    <w:bookmarkEnd w:id="44"/>
-    <w:bookmarkStart w:id="50" w:name="X3f745f2f1363b5cbfd7fbe71d4044eac102974b"/>
+    <w:bookmarkEnd w:id="46"/>
+    <w:bookmarkEnd w:id="47"/>
+    <w:bookmarkStart w:id="53" w:name="X3f745f2f1363b5cbfd7fbe71d4044eac102974b"/>
     <w:p>
       <w:pPr>
         <w:pStyle w:val="Heading2"/>
@@ -7891,7 +8069,7 @@
         <w:t xml:space="preserve">security audit + doc-accuracy audit + lint sweep, fixes verified centrally).</w:t>
       </w:r>
     </w:p>
-    <w:bookmarkStart w:id="45" w:name="security"/>
+    <w:bookmarkStart w:id="48" w:name="security"/>
     <w:p>
       <w:pPr>
         <w:pStyle w:val="Heading3"/>
@@ -7905,7 +8083,7 @@
         <w:pStyle w:val="Compact"/>
         <w:numPr>
           <w:ilvl w:val="0"/>
-          <w:numId w:val="1028"/>
+          <w:numId w:val="1030"/>
         </w:numPr>
       </w:pPr>
       <w:r>
@@ -8075,7 +8253,7 @@
         <w:pStyle w:val="Compact"/>
         <w:numPr>
           <w:ilvl w:val="0"/>
-          <w:numId w:val="1028"/>
+          <w:numId w:val="1030"/>
         </w:numPr>
       </w:pPr>
       <w:r>
@@ -8181,7 +8359,7 @@
         <w:pStyle w:val="Compact"/>
         <w:numPr>
           <w:ilvl w:val="0"/>
-          <w:numId w:val="1028"/>
+          <w:numId w:val="1030"/>
         </w:numPr>
       </w:pPr>
       <w:r>
@@ -8302,7 +8480,7 @@
         <w:pStyle w:val="Compact"/>
         <w:numPr>
           <w:ilvl w:val="0"/>
-          <w:numId w:val="1028"/>
+          <w:numId w:val="1030"/>
         </w:numPr>
       </w:pPr>
       <w:r>
@@ -8381,7 +8559,7 @@
         <w:pStyle w:val="Compact"/>
         <w:numPr>
           <w:ilvl w:val="0"/>
-          <w:numId w:val="1028"/>
+          <w:numId w:val="1030"/>
         </w:numPr>
       </w:pPr>
       <w:r>
@@ -8542,8 +8720,8 @@
         <w:t xml:space="preserve">original six-name allowlist.</w:t>
       </w:r>
     </w:p>
-    <w:bookmarkEnd w:id="45"/>
-    <w:bookmarkStart w:id="46" w:name="fixed-8"/>
+    <w:bookmarkEnd w:id="48"/>
+    <w:bookmarkStart w:id="49" w:name="fixed-9"/>
     <w:p>
       <w:pPr>
         <w:pStyle w:val="Heading3"/>
@@ -8557,7 +8735,7 @@
         <w:pStyle w:val="Compact"/>
         <w:numPr>
           <w:ilvl w:val="0"/>
-          <w:numId w:val="1029"/>
+          <w:numId w:val="1031"/>
         </w:numPr>
       </w:pPr>
       <w:r>
@@ -8657,7 +8835,7 @@
         <w:pStyle w:val="Compact"/>
         <w:numPr>
           <w:ilvl w:val="0"/>
-          <w:numId w:val="1029"/>
+          <w:numId w:val="1031"/>
         </w:numPr>
       </w:pPr>
       <w:r>
@@ -8703,7 +8881,7 @@
         <w:pStyle w:val="Compact"/>
         <w:numPr>
           <w:ilvl w:val="0"/>
-          <w:numId w:val="1029"/>
+          <w:numId w:val="1031"/>
         </w:numPr>
       </w:pPr>
       <w:r>
@@ -8812,8 +8990,8 @@
         <w:t xml:space="preserve">.</w:t>
       </w:r>
     </w:p>
-    <w:bookmarkEnd w:id="46"/>
-    <w:bookmarkStart w:id="47" w:name="docs"/>
+    <w:bookmarkEnd w:id="49"/>
+    <w:bookmarkStart w:id="50" w:name="docs"/>
     <w:p>
       <w:pPr>
         <w:pStyle w:val="Heading3"/>
@@ -8827,7 +9005,7 @@
         <w:pStyle w:val="Compact"/>
         <w:numPr>
           <w:ilvl w:val="0"/>
-          <w:numId w:val="1030"/>
+          <w:numId w:val="1032"/>
         </w:numPr>
       </w:pPr>
       <w:r>
@@ -8963,8 +9141,8 @@
         <w:t xml:space="preserve">refreshed date stamp.</w:t>
       </w:r>
     </w:p>
-    <w:bookmarkEnd w:id="47"/>
-    <w:bookmarkStart w:id="48" w:name="quality"/>
+    <w:bookmarkEnd w:id="50"/>
+    <w:bookmarkStart w:id="51" w:name="quality"/>
     <w:p>
       <w:pPr>
         <w:pStyle w:val="Heading3"/>
@@ -8978,7 +9156,7 @@
         <w:pStyle w:val="Compact"/>
         <w:numPr>
           <w:ilvl w:val="0"/>
-          <w:numId w:val="1031"/>
+          <w:numId w:val="1033"/>
         </w:numPr>
       </w:pPr>
       <w:r>
@@ -9043,8 +9221,8 @@
         <w:t xml:space="preserve">the one remaining reserved no-op flag carries a justified inline disable.</w:t>
       </w:r>
     </w:p>
-    <w:bookmarkEnd w:id="48"/>
-    <w:bookmarkStart w:id="49" w:name="verified-9"/>
+    <w:bookmarkEnd w:id="51"/>
+    <w:bookmarkStart w:id="52" w:name="verified-10"/>
     <w:p>
       <w:pPr>
         <w:pStyle w:val="Heading3"/>
@@ -9058,7 +9236,7 @@
         <w:pStyle w:val="Compact"/>
         <w:numPr>
           <w:ilvl w:val="0"/>
-          <w:numId w:val="1032"/>
+          <w:numId w:val="1034"/>
         </w:numPr>
       </w:pPr>
       <w:r>
@@ -9126,7 +9304,7 @@
         <w:pStyle w:val="Compact"/>
         <w:numPr>
           <w:ilvl w:val="0"/>
-          <w:numId w:val="1032"/>
+          <w:numId w:val="1034"/>
         </w:numPr>
       </w:pPr>
       <w:r>
@@ -9180,7 +9358,7 @@
         <w:pStyle w:val="Compact"/>
         <w:numPr>
           <w:ilvl w:val="0"/>
-          <w:numId w:val="1032"/>
+          <w:numId w:val="1034"/>
         </w:numPr>
       </w:pPr>
       <w:r>
@@ -9250,16 +9428,16 @@
         <w:pStyle w:val="Compact"/>
         <w:numPr>
           <w:ilvl w:val="0"/>
-          <w:numId w:val="1032"/>
+          <w:numId w:val="1034"/>
         </w:numPr>
       </w:pPr>
       <w:r>
         <w:t xml:space="preserve">4-host byte-parity + 10/10 suite re-verified after deploy.</w:t>
       </w:r>
     </w:p>
-    <w:bookmarkEnd w:id="49"/>
-    <w:bookmarkEnd w:id="50"/>
-    <w:bookmarkStart w:id="55" w:name="X32f4e63b5b469270c24eeebf0670d89dbf8d175"/>
+    <w:bookmarkEnd w:id="52"/>
+    <w:bookmarkEnd w:id="53"/>
+    <w:bookmarkStart w:id="58" w:name="X32f4e63b5b469270c24eeebf0670d89dbf8d175"/>
     <w:p>
       <w:pPr>
         <w:pStyle w:val="Heading2"/>
@@ -9288,7 +9466,7 @@
         <w:t xml:space="preserve">suite + live multi-model verification were run centrally.</w:t>
       </w:r>
     </w:p>
-    <w:bookmarkStart w:id="51" w:name="security-1"/>
+    <w:bookmarkStart w:id="54" w:name="security-1"/>
     <w:p>
       <w:pPr>
         <w:pStyle w:val="Heading3"/>
@@ -9302,7 +9480,7 @@
         <w:pStyle w:val="Compact"/>
         <w:numPr>
           <w:ilvl w:val="0"/>
-          <w:numId w:val="1033"/>
+          <w:numId w:val="1035"/>
         </w:numPr>
       </w:pPr>
       <w:r>
@@ -9489,7 +9667,7 @@
         <w:pStyle w:val="Compact"/>
         <w:numPr>
           <w:ilvl w:val="0"/>
-          <w:numId w:val="1033"/>
+          <w:numId w:val="1035"/>
         </w:numPr>
       </w:pPr>
       <w:r>
@@ -9645,7 +9823,7 @@
         <w:pStyle w:val="Compact"/>
         <w:numPr>
           <w:ilvl w:val="0"/>
-          <w:numId w:val="1033"/>
+          <w:numId w:val="1035"/>
         </w:numPr>
       </w:pPr>
       <w:r>
@@ -9804,8 +9982,8 @@
         <w:t xml:space="preserve">on all four remotes.</w:t>
       </w:r>
     </w:p>
-    <w:bookmarkEnd w:id="51"/>
-    <w:bookmarkStart w:id="52" w:name="fixed-9"/>
+    <w:bookmarkEnd w:id="54"/>
+    <w:bookmarkStart w:id="55" w:name="fixed-10"/>
     <w:p>
       <w:pPr>
         <w:pStyle w:val="Heading3"/>
@@ -9819,7 +9997,7 @@
         <w:pStyle w:val="Compact"/>
         <w:numPr>
           <w:ilvl w:val="0"/>
-          <w:numId w:val="1034"/>
+          <w:numId w:val="1036"/>
         </w:numPr>
       </w:pPr>
       <w:r>
@@ -9905,7 +10083,7 @@
         <w:pStyle w:val="Compact"/>
         <w:numPr>
           <w:ilvl w:val="0"/>
-          <w:numId w:val="1034"/>
+          <w:numId w:val="1036"/>
         </w:numPr>
       </w:pPr>
       <w:r>
@@ -10028,7 +10206,7 @@
         <w:pStyle w:val="Compact"/>
         <w:numPr>
           <w:ilvl w:val="0"/>
-          <w:numId w:val="1034"/>
+          <w:numId w:val="1036"/>
         </w:numPr>
       </w:pPr>
       <w:r>
@@ -10107,7 +10285,7 @@
         <w:pStyle w:val="Compact"/>
         <w:numPr>
           <w:ilvl w:val="0"/>
-          <w:numId w:val="1034"/>
+          <w:numId w:val="1036"/>
         </w:numPr>
       </w:pPr>
       <w:r>
@@ -10167,8 +10345,8 @@
         <w:t xml:space="preserve">).</w:t>
       </w:r>
     </w:p>
-    <w:bookmarkEnd w:id="52"/>
-    <w:bookmarkStart w:id="53" w:name="added-5"/>
+    <w:bookmarkEnd w:id="55"/>
+    <w:bookmarkStart w:id="56" w:name="added-5"/>
     <w:p>
       <w:pPr>
         <w:pStyle w:val="Heading3"/>
@@ -10182,7 +10360,7 @@
         <w:pStyle w:val="Compact"/>
         <w:numPr>
           <w:ilvl w:val="0"/>
-          <w:numId w:val="1035"/>
+          <w:numId w:val="1037"/>
         </w:numPr>
       </w:pPr>
       <w:r>
@@ -10367,7 +10545,7 @@
         <w:pStyle w:val="Compact"/>
         <w:numPr>
           <w:ilvl w:val="0"/>
-          <w:numId w:val="1035"/>
+          <w:numId w:val="1037"/>
         </w:numPr>
       </w:pPr>
       <w:r>
@@ -10435,8 +10613,8 @@
         <w:t xml:space="preserve">a failure never re-echoes a secret.</w:t>
       </w:r>
     </w:p>
-    <w:bookmarkEnd w:id="53"/>
-    <w:bookmarkStart w:id="54" w:name="verified-10"/>
+    <w:bookmarkEnd w:id="56"/>
+    <w:bookmarkStart w:id="57" w:name="verified-11"/>
     <w:p>
       <w:pPr>
         <w:pStyle w:val="Heading3"/>
@@ -10450,7 +10628,7 @@
         <w:pStyle w:val="Compact"/>
         <w:numPr>
           <w:ilvl w:val="0"/>
-          <w:numId w:val="1036"/>
+          <w:numId w:val="1038"/>
         </w:numPr>
       </w:pPr>
       <w:r>
@@ -10496,7 +10674,7 @@
         <w:pStyle w:val="Compact"/>
         <w:numPr>
           <w:ilvl w:val="0"/>
-          <w:numId w:val="1036"/>
+          <w:numId w:val="1038"/>
         </w:numPr>
       </w:pPr>
       <w:r>
@@ -10584,7 +10762,7 @@
         <w:pStyle w:val="Compact"/>
         <w:numPr>
           <w:ilvl w:val="0"/>
-          <w:numId w:val="1036"/>
+          <w:numId w:val="1038"/>
         </w:numPr>
       </w:pPr>
       <w:r>
@@ -10638,7 +10816,7 @@
         <w:pStyle w:val="Compact"/>
         <w:numPr>
           <w:ilvl w:val="0"/>
-          <w:numId w:val="1036"/>
+          <w:numId w:val="1038"/>
         </w:numPr>
       </w:pPr>
       <w:r>
@@ -10681,9 +10859,9 @@
         <w:t xml:space="preserve">.</w:t>
       </w:r>
     </w:p>
-    <w:bookmarkEnd w:id="54"/>
-    <w:bookmarkEnd w:id="55"/>
-    <w:bookmarkStart w:id="60" w:name="X3dc7a22e845e8a16dcec7ab3494aa6e579b0408"/>
+    <w:bookmarkEnd w:id="57"/>
+    <w:bookmarkEnd w:id="58"/>
+    <w:bookmarkStart w:id="63" w:name="X3dc7a22e845e8a16dcec7ab3494aa6e579b0408"/>
     <w:p>
       <w:pPr>
         <w:pStyle w:val="Heading2"/>
@@ -10700,7 +10878,7 @@
         <w:t xml:space="preserve">Follow-up hardening release found by a parallel multi-agent audit of v1.7.6.</w:t>
       </w:r>
     </w:p>
-    <w:bookmarkStart w:id="56" w:name="fixed-10"/>
+    <w:bookmarkStart w:id="59" w:name="fixed-11"/>
     <w:p>
       <w:pPr>
         <w:pStyle w:val="Heading3"/>
@@ -10714,7 +10892,7 @@
         <w:pStyle w:val="Compact"/>
         <w:numPr>
           <w:ilvl w:val="0"/>
-          <w:numId w:val="1037"/>
+          <w:numId w:val="1039"/>
         </w:numPr>
       </w:pPr>
       <w:r>
@@ -11017,7 +11195,7 @@
         <w:pStyle w:val="Compact"/>
         <w:numPr>
           <w:ilvl w:val="0"/>
-          <w:numId w:val="1037"/>
+          <w:numId w:val="1039"/>
         </w:numPr>
       </w:pPr>
       <w:r>
@@ -11145,8 +11323,8 @@
         <w:t xml:space="preserve">.</w:t>
       </w:r>
     </w:p>
-    <w:bookmarkEnd w:id="56"/>
-    <w:bookmarkStart w:id="57" w:name="added-6"/>
+    <w:bookmarkEnd w:id="59"/>
+    <w:bookmarkStart w:id="60" w:name="added-6"/>
     <w:p>
       <w:pPr>
         <w:pStyle w:val="Heading3"/>
@@ -11160,7 +11338,7 @@
         <w:pStyle w:val="Compact"/>
         <w:numPr>
           <w:ilvl w:val="0"/>
-          <w:numId w:val="1038"/>
+          <w:numId w:val="1040"/>
         </w:numPr>
       </w:pPr>
       <w:r>
@@ -11195,7 +11373,7 @@
         <w:pStyle w:val="Compact"/>
         <w:numPr>
           <w:ilvl w:val="0"/>
-          <w:numId w:val="1038"/>
+          <w:numId w:val="1040"/>
         </w:numPr>
       </w:pPr>
       <w:r>
@@ -11264,8 +11442,8 @@
         <w:t xml:space="preserve">.</w:t>
       </w:r>
     </w:p>
-    <w:bookmarkEnd w:id="57"/>
-    <w:bookmarkStart w:id="58" w:name="verified-11"/>
+    <w:bookmarkEnd w:id="60"/>
+    <w:bookmarkStart w:id="61" w:name="verified-12"/>
     <w:p>
       <w:pPr>
         <w:pStyle w:val="Heading3"/>
@@ -11279,7 +11457,7 @@
         <w:pStyle w:val="Compact"/>
         <w:numPr>
           <w:ilvl w:val="0"/>
-          <w:numId w:val="1039"/>
+          <w:numId w:val="1041"/>
         </w:numPr>
       </w:pPr>
       <w:r>
@@ -11319,7 +11497,7 @@
         <w:pStyle w:val="Compact"/>
         <w:numPr>
           <w:ilvl w:val="0"/>
-          <w:numId w:val="1039"/>
+          <w:numId w:val="1041"/>
         </w:numPr>
       </w:pPr>
       <w:r>
@@ -11350,8 +11528,8 @@
         <w:t xml:space="preserve">on macOS.</w:t>
       </w:r>
     </w:p>
-    <w:bookmarkEnd w:id="58"/>
-    <w:bookmarkStart w:id="59" w:name="X62b0a64b7c3ea8cc9486d03458dca15977de730"/>
+    <w:bookmarkEnd w:id="61"/>
+    <w:bookmarkStart w:id="62" w:name="X62b0a64b7c3ea8cc9486d03458dca15977de730"/>
     <w:p>
       <w:pPr>
         <w:pStyle w:val="Heading3"/>
@@ -11365,7 +11543,7 @@
         <w:pStyle w:val="Compact"/>
         <w:numPr>
           <w:ilvl w:val="0"/>
-          <w:numId w:val="1040"/>
+          <w:numId w:val="1042"/>
         </w:numPr>
       </w:pPr>
       <w:r>
@@ -11413,7 +11591,7 @@
         <w:pStyle w:val="Compact"/>
         <w:numPr>
           <w:ilvl w:val="0"/>
-          <w:numId w:val="1040"/>
+          <w:numId w:val="1042"/>
         </w:numPr>
       </w:pPr>
       <w:r>
@@ -11467,7 +11645,7 @@
         <w:pStyle w:val="Compact"/>
         <w:numPr>
           <w:ilvl w:val="0"/>
-          <w:numId w:val="1040"/>
+          <w:numId w:val="1042"/>
         </w:numPr>
       </w:pPr>
       <w:r>
@@ -11485,7 +11663,7 @@
         <w:pStyle w:val="Compact"/>
         <w:numPr>
           <w:ilvl w:val="0"/>
-          <w:numId w:val="1040"/>
+          <w:numId w:val="1042"/>
         </w:numPr>
       </w:pPr>
       <w:r>
@@ -11528,9 +11706,9 @@
         <w:t xml:space="preserve">needs a force tag push; left for a maintainer decision.</w:t>
       </w:r>
     </w:p>
-    <w:bookmarkEnd w:id="59"/>
-    <w:bookmarkEnd w:id="60"/>
-    <w:bookmarkStart w:id="65" w:name="X5bab4cefc6082b36259bdda3d0e046856fdd451"/>
+    <w:bookmarkEnd w:id="62"/>
+    <w:bookmarkEnd w:id="63"/>
+    <w:bookmarkStart w:id="68" w:name="X5bab4cefc6082b36259bdda3d0e046856fdd451"/>
     <w:p>
       <w:pPr>
         <w:pStyle w:val="Heading2"/>
@@ -11539,7 +11717,7 @@
         <w:t xml:space="preserve">v1.7.6 — 2026-06-28 — Always-non-interactive execution, alias-file integrity, macOS/bash-3.2 portability, 4-host rollout</w:t>
       </w:r>
     </w:p>
-    <w:bookmarkStart w:id="61" w:name="fixed-11"/>
+    <w:bookmarkStart w:id="64" w:name="fixed-12"/>
     <w:p>
       <w:pPr>
         <w:pStyle w:val="Heading3"/>
@@ -11553,7 +11731,7 @@
         <w:pStyle w:val="Compact"/>
         <w:numPr>
           <w:ilvl w:val="0"/>
-          <w:numId w:val="1041"/>
+          <w:numId w:val="1043"/>
         </w:numPr>
       </w:pPr>
       <w:r>
@@ -11803,7 +11981,7 @@
         <w:pStyle w:val="Compact"/>
         <w:numPr>
           <w:ilvl w:val="0"/>
-          <w:numId w:val="1041"/>
+          <w:numId w:val="1043"/>
         </w:numPr>
       </w:pPr>
       <w:r>
@@ -11995,7 +12173,7 @@
         <w:pStyle w:val="Compact"/>
         <w:numPr>
           <w:ilvl w:val="0"/>
-          <w:numId w:val="1041"/>
+          <w:numId w:val="1043"/>
         </w:numPr>
       </w:pPr>
       <w:r>
@@ -12145,8 +12323,8 @@
         <w:t xml:space="preserve">are unbound on bash 3.2). The suite now runs green on macOS bash 3.2.</w:t>
       </w:r>
     </w:p>
-    <w:bookmarkEnd w:id="61"/>
-    <w:bookmarkStart w:id="62" w:name="added-7"/>
+    <w:bookmarkEnd w:id="64"/>
+    <w:bookmarkStart w:id="65" w:name="added-7"/>
     <w:p>
       <w:pPr>
         <w:pStyle w:val="Heading3"/>
@@ -12160,7 +12338,7 @@
         <w:pStyle w:val="Compact"/>
         <w:numPr>
           <w:ilvl w:val="0"/>
-          <w:numId w:val="1042"/>
+          <w:numId w:val="1044"/>
         </w:numPr>
       </w:pPr>
       <w:r>
@@ -12318,7 +12496,7 @@
         <w:pStyle w:val="Compact"/>
         <w:numPr>
           <w:ilvl w:val="0"/>
-          <w:numId w:val="1042"/>
+          <w:numId w:val="1044"/>
         </w:numPr>
       </w:pPr>
       <w:r>
@@ -12361,7 +12539,7 @@
         <w:pStyle w:val="Compact"/>
         <w:numPr>
           <w:ilvl w:val="0"/>
-          <w:numId w:val="1042"/>
+          <w:numId w:val="1044"/>
         </w:numPr>
       </w:pPr>
       <w:r>
@@ -12399,8 +12577,8 @@
         <w:t xml:space="preserve">absent — matching the existing SKIP convention for optional-dependency features.</w:t>
       </w:r>
     </w:p>
-    <w:bookmarkEnd w:id="62"/>
-    <w:bookmarkStart w:id="63" w:name="X7441e4fb9d1d1f16b207087dd74b5bc870440c2"/>
+    <w:bookmarkEnd w:id="65"/>
+    <w:bookmarkStart w:id="66" w:name="X7441e4fb9d1d1f16b207087dd74b5bc870440c2"/>
     <w:p>
       <w:pPr>
         <w:pStyle w:val="Heading3"/>
@@ -12414,7 +12592,7 @@
         <w:pStyle w:val="Compact"/>
         <w:numPr>
           <w:ilvl w:val="0"/>
-          <w:numId w:val="1043"/>
+          <w:numId w:val="1045"/>
         </w:numPr>
       </w:pPr>
       <w:r>
@@ -12509,7 +12687,7 @@
         <w:pStyle w:val="Compact"/>
         <w:numPr>
           <w:ilvl w:val="0"/>
-          <w:numId w:val="1043"/>
+          <w:numId w:val="1045"/>
         </w:numPr>
       </w:pPr>
       <w:r>
@@ -12536,7 +12714,7 @@
         <w:pStyle w:val="Compact"/>
         <w:numPr>
           <w:ilvl w:val="0"/>
-          <w:numId w:val="1043"/>
+          <w:numId w:val="1045"/>
         </w:numPr>
       </w:pPr>
       <w:r>
@@ -12575,8 +12753,8 @@
         <w:t xml:space="preserve">.</w:t>
       </w:r>
     </w:p>
-    <w:bookmarkEnd w:id="63"/>
-    <w:bookmarkStart w:id="64" w:name="verified-12"/>
+    <w:bookmarkEnd w:id="66"/>
+    <w:bookmarkStart w:id="67" w:name="verified-13"/>
     <w:p>
       <w:pPr>
         <w:pStyle w:val="Heading3"/>
@@ -12590,7 +12768,7 @@
         <w:pStyle w:val="Compact"/>
         <w:numPr>
           <w:ilvl w:val="0"/>
-          <w:numId w:val="1044"/>
+          <w:numId w:val="1046"/>
         </w:numPr>
       </w:pPr>
       <w:r>
@@ -12630,7 +12808,7 @@
         <w:pStyle w:val="Compact"/>
         <w:numPr>
           <w:ilvl w:val="0"/>
-          <w:numId w:val="1044"/>
+          <w:numId w:val="1046"/>
         </w:numPr>
       </w:pPr>
       <w:r>
@@ -12697,9 +12875,9 @@
         <w:t xml:space="preserve">aliases present on every host.</w:t>
       </w:r>
     </w:p>
-    <w:bookmarkEnd w:id="64"/>
-    <w:bookmarkEnd w:id="65"/>
-    <w:bookmarkStart w:id="70" w:name="Xec4e4bab97bb1465106f99e5371bdd3ec633fc9"/>
+    <w:bookmarkEnd w:id="67"/>
+    <w:bookmarkEnd w:id="68"/>
+    <w:bookmarkStart w:id="73" w:name="Xec4e4bab97bb1465106f99e5371bdd3ec633fc9"/>
     <w:p>
       <w:pPr>
         <w:pStyle w:val="Heading2"/>
@@ -12708,7 +12886,7 @@
         <w:t xml:space="preserve">v1.7.5 — 2026-06-28 — Cross-provider /resume session visibility fix</w:t>
       </w:r>
     </w:p>
-    <w:bookmarkStart w:id="66" w:name="fixed-12"/>
+    <w:bookmarkStart w:id="69" w:name="fixed-13"/>
     <w:p>
       <w:pPr>
         <w:pStyle w:val="Heading3"/>
@@ -12722,7 +12900,7 @@
         <w:pStyle w:val="Compact"/>
         <w:numPr>
           <w:ilvl w:val="0"/>
-          <w:numId w:val="1045"/>
+          <w:numId w:val="1047"/>
         </w:numPr>
       </w:pPr>
       <w:r>
@@ -12897,7 +13075,7 @@
         <w:pStyle w:val="Compact"/>
         <w:numPr>
           <w:ilvl w:val="0"/>
-          <w:numId w:val="1045"/>
+          <w:numId w:val="1047"/>
         </w:numPr>
       </w:pPr>
       <w:r>
@@ -12976,7 +13154,7 @@
         <w:pStyle w:val="Compact"/>
         <w:numPr>
           <w:ilvl w:val="0"/>
-          <w:numId w:val="1045"/>
+          <w:numId w:val="1047"/>
         </w:numPr>
       </w:pPr>
       <w:r>
@@ -13035,8 +13213,8 @@
         <w:t xml:space="preserve">stripping works for all router-transport providers.</w:t>
       </w:r>
     </w:p>
-    <w:bookmarkEnd w:id="66"/>
-    <w:bookmarkStart w:id="67" w:name="root-cause-analysis"/>
+    <w:bookmarkEnd w:id="69"/>
+    <w:bookmarkStart w:id="70" w:name="root-cause-analysis"/>
     <w:p>
       <w:pPr>
         <w:pStyle w:val="Heading3"/>
@@ -13106,7 +13284,7 @@
         <w:pStyle w:val="Compact"/>
         <w:numPr>
           <w:ilvl w:val="0"/>
-          <w:numId w:val="1046"/>
+          <w:numId w:val="1048"/>
         </w:numPr>
       </w:pPr>
       <w:r>
@@ -13142,7 +13320,7 @@
         <w:pStyle w:val="Compact"/>
         <w:numPr>
           <w:ilvl w:val="0"/>
-          <w:numId w:val="1046"/>
+          <w:numId w:val="1048"/>
         </w:numPr>
       </w:pPr>
       <w:r>
@@ -13178,7 +13356,7 @@
         <w:pStyle w:val="Compact"/>
         <w:numPr>
           <w:ilvl w:val="0"/>
-          <w:numId w:val="1046"/>
+          <w:numId w:val="1048"/>
         </w:numPr>
       </w:pPr>
       <w:r>
@@ -13232,8 +13410,8 @@
         <w:t xml:space="preserve">via sync-state.</w:t>
       </w:r>
     </w:p>
-    <w:bookmarkEnd w:id="67"/>
-    <w:bookmarkStart w:id="68" w:name="verified-13"/>
+    <w:bookmarkEnd w:id="70"/>
+    <w:bookmarkStart w:id="71" w:name="verified-14"/>
     <w:p>
       <w:pPr>
         <w:pStyle w:val="Heading3"/>
@@ -13247,7 +13425,7 @@
         <w:pStyle w:val="Compact"/>
         <w:numPr>
           <w:ilvl w:val="0"/>
-          <w:numId w:val="1047"/>
+          <w:numId w:val="1049"/>
         </w:numPr>
       </w:pPr>
       <w:r>
@@ -13281,7 +13459,7 @@
         <w:pStyle w:val="Compact"/>
         <w:numPr>
           <w:ilvl w:val="0"/>
-          <w:numId w:val="1047"/>
+          <w:numId w:val="1049"/>
         </w:numPr>
       </w:pPr>
       <w:r>
@@ -13300,7 +13478,7 @@
         <w:pStyle w:val="Compact"/>
         <w:numPr>
           <w:ilvl w:val="0"/>
-          <w:numId w:val="1047"/>
+          <w:numId w:val="1049"/>
         </w:numPr>
       </w:pPr>
       <w:r>
@@ -13329,8 +13507,8 @@
         <w:t xml:space="preserve">correctly detects and fixes outdated alias files on both hosts</w:t>
       </w:r>
     </w:p>
-    <w:bookmarkEnd w:id="68"/>
-    <w:bookmarkStart w:id="69" w:name="tests"/>
+    <w:bookmarkEnd w:id="71"/>
+    <w:bookmarkStart w:id="72" w:name="tests"/>
     <w:p>
       <w:pPr>
         <w:pStyle w:val="Heading3"/>
@@ -13344,7 +13522,7 @@
         <w:pStyle w:val="Compact"/>
         <w:numPr>
           <w:ilvl w:val="0"/>
-          <w:numId w:val="1048"/>
+          <w:numId w:val="1050"/>
         </w:numPr>
       </w:pPr>
       <w:r>
@@ -13366,16 +13544,16 @@
         <w:pStyle w:val="Compact"/>
         <w:numPr>
           <w:ilvl w:val="0"/>
-          <w:numId w:val="1048"/>
+          <w:numId w:val="1050"/>
         </w:numPr>
       </w:pPr>
       <w:r>
         <w:t xml:space="preserve">Existing test suite: session-related tests pass</w:t>
       </w:r>
     </w:p>
-    <w:bookmarkEnd w:id="69"/>
-    <w:bookmarkEnd w:id="70"/>
-    <w:bookmarkStart w:id="74" w:name="Xec1c151fba8b0f6e04d02f3212d1c75e29f17fb"/>
+    <w:bookmarkEnd w:id="72"/>
+    <w:bookmarkEnd w:id="73"/>
+    <w:bookmarkStart w:id="77" w:name="Xec1c151fba8b0f6e04d02f3212d1c75e29f17fb"/>
     <w:p>
       <w:pPr>
         <w:pStyle w:val="Heading2"/>
@@ -13384,7 +13562,7 @@
         <w:t xml:space="preserve">v1.7.4 — 2026-06-26 — Kimi provider fix + AWS IaC MCP disabled by default</w:t>
       </w:r>
     </w:p>
-    <w:bookmarkStart w:id="71" w:name="fixed-13"/>
+    <w:bookmarkStart w:id="74" w:name="fixed-14"/>
     <w:p>
       <w:pPr>
         <w:pStyle w:val="Heading3"/>
@@ -13398,7 +13576,7 @@
         <w:pStyle w:val="Compact"/>
         <w:numPr>
           <w:ilvl w:val="0"/>
-          <w:numId w:val="1049"/>
+          <w:numId w:val="1051"/>
         </w:numPr>
       </w:pPr>
       <w:r>
@@ -13465,7 +13643,7 @@
         <w:pStyle w:val="Compact"/>
         <w:numPr>
           <w:ilvl w:val="0"/>
-          <w:numId w:val="1049"/>
+          <w:numId w:val="1051"/>
         </w:numPr>
       </w:pPr>
       <w:r>
@@ -13521,8 +13699,8 @@
         <w:t xml:space="preserve">on connection and is now configured but disabled by default.</w:t>
       </w:r>
     </w:p>
-    <w:bookmarkEnd w:id="71"/>
-    <w:bookmarkStart w:id="72" w:name="changed"/>
+    <w:bookmarkEnd w:id="74"/>
+    <w:bookmarkStart w:id="75" w:name="changed"/>
     <w:p>
       <w:pPr>
         <w:pStyle w:val="Heading3"/>
@@ -13536,7 +13714,7 @@
         <w:pStyle w:val="Compact"/>
         <w:numPr>
           <w:ilvl w:val="0"/>
-          <w:numId w:val="1050"/>
+          <w:numId w:val="1052"/>
         </w:numPr>
       </w:pPr>
       <w:r>
@@ -13563,7 +13741,7 @@
         <w:pStyle w:val="Compact"/>
         <w:numPr>
           <w:ilvl w:val="0"/>
-          <w:numId w:val="1050"/>
+          <w:numId w:val="1052"/>
         </w:numPr>
       </w:pPr>
       <w:r>
@@ -13582,8 +13760,8 @@
         <w:t xml:space="preserve">.</w:t>
       </w:r>
     </w:p>
-    <w:bookmarkEnd w:id="72"/>
-    <w:bookmarkStart w:id="73" w:name="tests-1"/>
+    <w:bookmarkEnd w:id="75"/>
+    <w:bookmarkStart w:id="76" w:name="tests-1"/>
     <w:p>
       <w:pPr>
         <w:pStyle w:val="Heading3"/>
@@ -13597,7 +13775,7 @@
         <w:pStyle w:val="Compact"/>
         <w:numPr>
           <w:ilvl w:val="0"/>
-          <w:numId w:val="1051"/>
+          <w:numId w:val="1053"/>
         </w:numPr>
       </w:pPr>
       <w:r>
@@ -13619,7 +13797,7 @@
         <w:pStyle w:val="Compact"/>
         <w:numPr>
           <w:ilvl w:val="0"/>
-          <w:numId w:val="1051"/>
+          <w:numId w:val="1053"/>
         </w:numPr>
       </w:pPr>
       <w:r>
@@ -13644,7 +13822,7 @@
         <w:pStyle w:val="Compact"/>
         <w:numPr>
           <w:ilvl w:val="0"/>
-          <w:numId w:val="1051"/>
+          <w:numId w:val="1053"/>
         </w:numPr>
       </w:pPr>
       <w:r>
@@ -13661,9 +13839,9 @@
         <w:t xml:space="preserve">5 passed, 0 failed</w:t>
       </w:r>
     </w:p>
-    <w:bookmarkEnd w:id="73"/>
-    <w:bookmarkEnd w:id="74"/>
-    <w:bookmarkStart w:id="79" w:name="X9bd238ab6e70094b91f95682e0c680fd3b532e6"/>
+    <w:bookmarkEnd w:id="76"/>
+    <w:bookmarkEnd w:id="77"/>
+    <w:bookmarkStart w:id="82" w:name="X9bd238ab6e70094b91f95682e0c680fd3b532e6"/>
     <w:p>
       <w:pPr>
         <w:pStyle w:val="Heading2"/>
@@ -13672,7 +13850,7 @@
         <w:t xml:space="preserve">v1.6.6 — 2026-06-21 — TOON integration for token-efficient prompts</w:t>
       </w:r>
     </w:p>
-    <w:bookmarkStart w:id="75" w:name="added-8"/>
+    <w:bookmarkStart w:id="78" w:name="added-8"/>
     <w:p>
       <w:pPr>
         <w:pStyle w:val="Heading3"/>
@@ -13686,7 +13864,7 @@
         <w:pStyle w:val="Compact"/>
         <w:numPr>
           <w:ilvl w:val="0"/>
-          <w:numId w:val="1052"/>
+          <w:numId w:val="1054"/>
         </w:numPr>
       </w:pPr>
       <w:r>
@@ -13714,7 +13892,7 @@
         <w:pStyle w:val="Compact"/>
         <w:numPr>
           <w:ilvl w:val="0"/>
-          <w:numId w:val="1052"/>
+          <w:numId w:val="1054"/>
         </w:numPr>
       </w:pPr>
       <w:r>
@@ -13737,7 +13915,7 @@
         <w:pStyle w:val="Compact"/>
         <w:numPr>
           <w:ilvl w:val="0"/>
-          <w:numId w:val="1052"/>
+          <w:numId w:val="1054"/>
         </w:numPr>
       </w:pPr>
       <w:r>
@@ -13760,7 +13938,7 @@
         <w:pStyle w:val="Compact"/>
         <w:numPr>
           <w:ilvl w:val="0"/>
-          <w:numId w:val="1052"/>
+          <w:numId w:val="1054"/>
         </w:numPr>
       </w:pPr>
       <w:r>
@@ -13783,7 +13961,7 @@
         <w:pStyle w:val="Compact"/>
         <w:numPr>
           <w:ilvl w:val="0"/>
-          <w:numId w:val="1052"/>
+          <w:numId w:val="1054"/>
         </w:numPr>
       </w:pPr>
       <w:r>
@@ -13816,8 +13994,8 @@
         <w:t xml:space="preserve">v2.3.0 dependency</w:t>
       </w:r>
     </w:p>
-    <w:bookmarkEnd w:id="75"/>
-    <w:bookmarkStart w:id="76" w:name="token-savings"/>
+    <w:bookmarkEnd w:id="78"/>
+    <w:bookmarkStart w:id="79" w:name="token-savings"/>
     <w:p>
       <w:pPr>
         <w:pStyle w:val="Heading3"/>
@@ -13831,7 +14009,7 @@
         <w:pStyle w:val="Compact"/>
         <w:numPr>
           <w:ilvl w:val="0"/>
-          <w:numId w:val="1053"/>
+          <w:numId w:val="1055"/>
         </w:numPr>
       </w:pPr>
       <w:r>
@@ -13843,7 +14021,7 @@
         <w:pStyle w:val="Compact"/>
         <w:numPr>
           <w:ilvl w:val="0"/>
-          <w:numId w:val="1053"/>
+          <w:numId w:val="1055"/>
         </w:numPr>
       </w:pPr>
       <w:r>
@@ -13855,7 +14033,7 @@
         <w:pStyle w:val="Compact"/>
         <w:numPr>
           <w:ilvl w:val="0"/>
-          <w:numId w:val="1053"/>
+          <w:numId w:val="1055"/>
         </w:numPr>
       </w:pPr>
       <w:r>
@@ -13867,15 +14045,15 @@
         <w:pStyle w:val="Compact"/>
         <w:numPr>
           <w:ilvl w:val="0"/>
-          <w:numId w:val="1053"/>
+          <w:numId w:val="1055"/>
         </w:numPr>
       </w:pPr>
       <w:r>
         <w:t xml:space="preserve">Accuracy: 76.4% (vs JSON's 75.0%)</w:t>
       </w:r>
     </w:p>
-    <w:bookmarkEnd w:id="76"/>
-    <w:bookmarkStart w:id="77" w:name="note"/>
+    <w:bookmarkEnd w:id="79"/>
+    <w:bookmarkStart w:id="80" w:name="note"/>
     <w:p>
       <w:pPr>
         <w:pStyle w:val="Heading3"/>
@@ -13898,8 +14076,8 @@
         <w:t xml:space="preserve">(providers require it). HTTP/3 and compression require provider-side support.</w:t>
       </w:r>
     </w:p>
-    <w:bookmarkEnd w:id="77"/>
-    <w:bookmarkStart w:id="78" w:name="tests-2"/>
+    <w:bookmarkEnd w:id="80"/>
+    <w:bookmarkStart w:id="81" w:name="tests-2"/>
     <w:p>
       <w:pPr>
         <w:pStyle w:val="Heading3"/>
@@ -13913,16 +14091,16 @@
         <w:pStyle w:val="Compact"/>
         <w:numPr>
           <w:ilvl w:val="0"/>
-          <w:numId w:val="1054"/>
+          <w:numId w:val="1056"/>
         </w:numPr>
       </w:pPr>
       <w:r>
         <w:t xml:space="preserve">8/8 ALL GREEN</w:t>
       </w:r>
     </w:p>
-    <w:bookmarkEnd w:id="78"/>
-    <w:bookmarkEnd w:id="79"/>
-    <w:bookmarkStart w:id="83" w:name="X9237cd4bb03a72b6dc5a03c01976a74cdd15263"/>
+    <w:bookmarkEnd w:id="81"/>
+    <w:bookmarkEnd w:id="82"/>
+    <w:bookmarkStart w:id="86" w:name="X9237cd4bb03a72b6dc5a03c01976a74cdd15263"/>
     <w:p>
       <w:pPr>
         <w:pStyle w:val="Heading2"/>
@@ -13931,7 +14109,7 @@
         <w:t xml:space="preserve">v1.6.5 — 2026-06-21 — Poe proxy fix (alias file + install)</w:t>
       </w:r>
     </w:p>
-    <w:bookmarkStart w:id="80" w:name="fixed-14"/>
+    <w:bookmarkStart w:id="83" w:name="fixed-15"/>
     <w:p>
       <w:pPr>
         <w:pStyle w:val="Heading3"/>
@@ -13945,7 +14123,7 @@
         <w:pStyle w:val="Compact"/>
         <w:numPr>
           <w:ilvl w:val="0"/>
-          <w:numId w:val="1055"/>
+          <w:numId w:val="1057"/>
         </w:numPr>
       </w:pPr>
       <w:r>
@@ -14006,7 +14184,7 @@
         <w:pStyle w:val="Compact"/>
         <w:numPr>
           <w:ilvl w:val="0"/>
-          <w:numId w:val="1055"/>
+          <w:numId w:val="1057"/>
         </w:numPr>
       </w:pPr>
       <w:r>
@@ -14055,7 +14233,7 @@
         <w:pStyle w:val="Compact"/>
         <w:numPr>
           <w:ilvl w:val="0"/>
-          <w:numId w:val="1055"/>
+          <w:numId w:val="1057"/>
         </w:numPr>
       </w:pPr>
       <w:r>
@@ -14087,8 +14265,8 @@
         <w:t xml:space="preserve">during install.</w:t>
       </w:r>
     </w:p>
-    <w:bookmarkEnd w:id="80"/>
-    <w:bookmarkStart w:id="81" w:name="verified-14"/>
+    <w:bookmarkEnd w:id="83"/>
+    <w:bookmarkStart w:id="84" w:name="verified-15"/>
     <w:p>
       <w:pPr>
         <w:pStyle w:val="Heading3"/>
@@ -14102,7 +14280,7 @@
         <w:pStyle w:val="Compact"/>
         <w:numPr>
           <w:ilvl w:val="0"/>
-          <w:numId w:val="1056"/>
+          <w:numId w:val="1058"/>
         </w:numPr>
       </w:pPr>
       <w:r>
@@ -14159,15 +14337,15 @@
         <w:pStyle w:val="Compact"/>
         <w:numPr>
           <w:ilvl w:val="0"/>
-          <w:numId w:val="1056"/>
+          <w:numId w:val="1058"/>
         </w:numPr>
       </w:pPr>
       <w:r>
         <w:t xml:space="preserve">Deployed to both local host and nezha.local</w:t>
       </w:r>
     </w:p>
-    <w:bookmarkEnd w:id="81"/>
-    <w:bookmarkStart w:id="82" w:name="tests-3"/>
+    <w:bookmarkEnd w:id="84"/>
+    <w:bookmarkStart w:id="85" w:name="tests-3"/>
     <w:p>
       <w:pPr>
         <w:pStyle w:val="Heading3"/>
@@ -14181,16 +14359,16 @@
         <w:pStyle w:val="Compact"/>
         <w:numPr>
           <w:ilvl w:val="0"/>
-          <w:numId w:val="1057"/>
+          <w:numId w:val="1059"/>
         </w:numPr>
       </w:pPr>
       <w:r>
         <w:t xml:space="preserve">8/8 ALL GREEN</w:t>
       </w:r>
     </w:p>
-    <w:bookmarkEnd w:id="82"/>
-    <w:bookmarkEnd w:id="83"/>
-    <w:bookmarkStart w:id="87" w:name="X64087af2920030f2c3773a9b8de13830a649fe9"/>
+    <w:bookmarkEnd w:id="85"/>
+    <w:bookmarkEnd w:id="86"/>
+    <w:bookmarkStart w:id="90" w:name="X64087af2920030f2c3773a9b8de13830a649fe9"/>
     <w:p>
       <w:pPr>
         <w:pStyle w:val="Heading2"/>
@@ -14199,7 +14377,7 @@
         <w:t xml:space="preserve">v1.6.4 — 2026-06-21 — Poe proxy fix for tool compatibility</w:t>
       </w:r>
     </w:p>
-    <w:bookmarkStart w:id="84" w:name="fixed-15"/>
+    <w:bookmarkStart w:id="87" w:name="fixed-16"/>
     <w:p>
       <w:pPr>
         <w:pStyle w:val="Heading3"/>
@@ -14213,7 +14391,7 @@
         <w:pStyle w:val="Compact"/>
         <w:numPr>
           <w:ilvl w:val="0"/>
-          <w:numId w:val="1058"/>
+          <w:numId w:val="1060"/>
         </w:numPr>
       </w:pPr>
       <w:r>
@@ -14277,7 +14455,7 @@
         <w:pStyle w:val="Compact"/>
         <w:numPr>
           <w:ilvl w:val="0"/>
-          <w:numId w:val="1058"/>
+          <w:numId w:val="1060"/>
         </w:numPr>
       </w:pPr>
       <w:r>
@@ -14327,8 +14505,8 @@
         <w:t xml:space="preserve">).</w:t>
       </w:r>
     </w:p>
-    <w:bookmarkEnd w:id="84"/>
-    <w:bookmarkStart w:id="85" w:name="verified-15"/>
+    <w:bookmarkEnd w:id="87"/>
+    <w:bookmarkStart w:id="88" w:name="verified-16"/>
     <w:p>
       <w:pPr>
         <w:pStyle w:val="Heading3"/>
@@ -14342,7 +14520,7 @@
         <w:pStyle w:val="Compact"/>
         <w:numPr>
           <w:ilvl w:val="0"/>
-          <w:numId w:val="1059"/>
+          <w:numId w:val="1061"/>
         </w:numPr>
       </w:pPr>
       <w:r>
@@ -14394,8 +14572,8 @@
         <w:t xml:space="preserve">✅</w:t>
       </w:r>
     </w:p>
-    <w:bookmarkEnd w:id="85"/>
-    <w:bookmarkStart w:id="86" w:name="tests-4"/>
+    <w:bookmarkEnd w:id="88"/>
+    <w:bookmarkStart w:id="89" w:name="tests-4"/>
     <w:p>
       <w:pPr>
         <w:pStyle w:val="Heading3"/>
@@ -14409,343 +14587,31 @@
         <w:pStyle w:val="Compact"/>
         <w:numPr>
           <w:ilvl w:val="0"/>
-          <w:numId w:val="1060"/>
+          <w:numId w:val="1062"/>
         </w:numPr>
       </w:pPr>
       <w:r>
         <w:t xml:space="preserve">8/8 ALL GREEN</w:t>
-      </w:r>
-    </w:p>
-    <w:bookmarkEnd w:id="86"/>
-    <w:bookmarkEnd w:id="87"/>
-    <w:bookmarkStart w:id="90" w:name="X5ec18949a21827efef04e4858f2416f947a13fe"/>
-    <w:p>
-      <w:pPr>
-        <w:pStyle w:val="Heading2"/>
-      </w:pPr>
-      <w:r>
-        <w:t xml:space="preserve">v1.6.3 — 2026-06-21 — Poe provider (382 models, 3 aliases)</w:t>
-      </w:r>
-    </w:p>
-    <w:bookmarkStart w:id="88" w:name="added-9"/>
-    <w:p>
-      <w:pPr>
-        <w:pStyle w:val="Heading3"/>
-      </w:pPr>
-      <w:r>
-        <w:t xml:space="preserve">Added</w:t>
-      </w:r>
-    </w:p>
-    <w:p>
-      <w:pPr>
-        <w:pStyle w:val="Compact"/>
-        <w:numPr>
-          <w:ilvl w:val="0"/>
-          <w:numId w:val="1061"/>
-        </w:numPr>
-      </w:pPr>
-      <w:r>
-        <w:rPr>
-          <w:b/>
-          <w:bCs/>
-        </w:rPr>
-        <w:t xml:space="preserve">Poe provider</w:t>
-      </w:r>
-      <w:r>
-        <w:t xml:space="preserve"> </w:t>
-      </w:r>
-      <w:r>
-        <w:t xml:space="preserve">— universal AI platform with 382 models from all major providers.</w:t>
-      </w:r>
-      <w:r>
-        <w:t xml:space="preserve"> </w:t>
-      </w:r>
-      <w:r>
-        <w:t xml:space="preserve">OpenAI-compatible API at</w:t>
-      </w:r>
-      <w:r>
-        <w:t xml:space="preserve"> </w:t>
-      </w:r>
-      <w:r>
-        <w:rPr>
-          <w:rStyle w:val="VerbatimChar"/>
-        </w:rPr>
-        <w:t xml:space="preserve">https://api.poe.com/v1</w:t>
-      </w:r>
-      <w:r>
-        <w:t xml:space="preserve">. Chat, code, image gen, video gen,</w:t>
-      </w:r>
-      <w:r>
-        <w:t xml:space="preserve"> </w:t>
-      </w:r>
-      <w:r>
-        <w:t xml:space="preserve">TTS, STT, and more.</w:t>
-      </w:r>
-    </w:p>
-    <w:p>
-      <w:pPr>
-        <w:pStyle w:val="Compact"/>
-        <w:numPr>
-          <w:ilvl w:val="0"/>
-          <w:numId w:val="1061"/>
-        </w:numPr>
-      </w:pPr>
-      <w:r>
-        <w:rPr>
-          <w:b/>
-          <w:bCs/>
-        </w:rPr>
-        <w:t xml:space="preserve">3 aliases</w:t>
-      </w:r>
-      <w:r>
-        <w:t xml:space="preserve">:</w:t>
-      </w:r>
-      <w:r>
-        <w:t xml:space="preserve"> </w:t>
-      </w:r>
-      <w:r>
-        <w:rPr>
-          <w:rStyle w:val="VerbatimChar"/>
-        </w:rPr>
-        <w:t xml:space="preserve">poe</w:t>
-      </w:r>
-      <w:r>
-        <w:t xml:space="preserve"> </w:t>
-      </w:r>
-      <w:r>
-        <w:t xml:space="preserve">(claude-sonnet-4.6 + gpt-5.4-mini),</w:t>
-      </w:r>
-      <w:r>
-        <w:t xml:space="preserve"> </w:t>
-      </w:r>
-      <w:r>
-        <w:rPr>
-          <w:rStyle w:val="VerbatimChar"/>
-        </w:rPr>
-        <w:t xml:space="preserve">poe2</w:t>
-      </w:r>
-      <w:r>
-        <w:t xml:space="preserve"> </w:t>
-      </w:r>
-      <w:r>
-        <w:t xml:space="preserve">(gpt-5.5 + deepseek-v4-pro-e),</w:t>
-      </w:r>
-      <w:r>
-        <w:t xml:space="preserve"> </w:t>
-      </w:r>
-      <w:r>
-        <w:rPr>
-          <w:rStyle w:val="VerbatimChar"/>
-        </w:rPr>
-        <w:t xml:space="preserve">poe3</w:t>
-      </w:r>
-      <w:r>
-        <w:t xml:space="preserve"> </w:t>
-      </w:r>
-      <w:r>
-        <w:t xml:space="preserve">(grok-4 + gemini-3.1-pro)</w:t>
-      </w:r>
-    </w:p>
-    <w:p>
-      <w:pPr>
-        <w:pStyle w:val="Compact"/>
-        <w:numPr>
-          <w:ilvl w:val="0"/>
-          <w:numId w:val="1061"/>
-        </w:numPr>
-      </w:pPr>
-      <w:r>
-        <w:rPr>
-          <w:b/>
-          <w:bCs/>
-        </w:rPr>
-        <w:t xml:space="preserve">key-aliases</w:t>
-      </w:r>
-      <w:r>
-        <w:t xml:space="preserve">:</w:t>
-      </w:r>
-      <w:r>
-        <w:t xml:space="preserve"> </w:t>
-      </w:r>
-      <w:r>
-        <w:rPr>
-          <w:rStyle w:val="VerbatimChar"/>
-        </w:rPr>
-        <w:t xml:space="preserve">POE_API_KEY</w:t>
-      </w:r>
-      <w:r>
-        <w:t xml:space="preserve"> </w:t>
-      </w:r>
-      <w:r>
-        <w:t xml:space="preserve">+</w:t>
-      </w:r>
-      <w:r>
-        <w:t xml:space="preserve"> </w:t>
-      </w:r>
-      <w:r>
-        <w:rPr>
-          <w:rStyle w:val="VerbatimChar"/>
-        </w:rPr>
-        <w:t xml:space="preserve">ApiKey_Poe</w:t>
-      </w:r>
-      <w:r>
-        <w:t xml:space="preserve"> </w:t>
-      </w:r>
-      <w:r>
-        <w:t xml:space="preserve">→</w:t>
-      </w:r>
-      <w:r>
-        <w:t xml:space="preserve"> </w:t>
-      </w:r>
-      <w:r>
-        <w:rPr>
-          <w:rStyle w:val="VerbatimChar"/>
-        </w:rPr>
-        <w:t xml:space="preserve">poe</w:t>
-      </w:r>
-    </w:p>
-    <w:p>
-      <w:pPr>
-        <w:pStyle w:val="Compact"/>
-        <w:numPr>
-          <w:ilvl w:val="0"/>
-          <w:numId w:val="1061"/>
-        </w:numPr>
-      </w:pPr>
-      <w:r>
-        <w:rPr>
-          <w:b/>
-          <w:bCs/>
-        </w:rPr>
-        <w:t xml:space="preserve">Tool calling verified</w:t>
-      </w:r>
-      <w:r>
-        <w:t xml:space="preserve"> </w:t>
-      </w:r>
-      <w:r>
-        <w:t xml:space="preserve">on claude-sonnet-4.6, gpt-5.4-mini, deepseek-v4-pro-e, grok-4</w:t>
-      </w:r>
-    </w:p>
-    <w:p>
-      <w:pPr>
-        <w:pStyle w:val="Compact"/>
-        <w:numPr>
-          <w:ilvl w:val="0"/>
-          <w:numId w:val="1061"/>
-        </w:numPr>
-      </w:pPr>
-      <w:r>
-        <w:rPr>
-          <w:b/>
-          <w:bCs/>
-        </w:rPr>
-        <w:t xml:space="preserve">382 models categorized</w:t>
-      </w:r>
-      <w:r>
-        <w:t xml:space="preserve">: 130 chat/reasoning, 16 code, 40 image gen, 17 video gen,</w:t>
-      </w:r>
-      <w:r>
-        <w:t xml:space="preserve"> </w:t>
-      </w:r>
-      <w:r>
-        <w:t xml:space="preserve">12 TTS, 1 STT, 166 other</w:t>
-      </w:r>
-    </w:p>
-    <w:p>
-      <w:pPr>
-        <w:pStyle w:val="Compact"/>
-        <w:numPr>
-          <w:ilvl w:val="0"/>
-          <w:numId w:val="1061"/>
-        </w:numPr>
-      </w:pPr>
-      <w:r>
-        <w:rPr>
-          <w:b/>
-          <w:bCs/>
-        </w:rPr>
-        <w:t xml:space="preserve">Documentation</w:t>
-      </w:r>
-      <w:r>
-        <w:t xml:space="preserve">: full Poe section in Provider_Aliases_User_Guide.md</w:t>
-      </w:r>
-    </w:p>
-    <w:bookmarkEnd w:id="88"/>
-    <w:bookmarkStart w:id="89" w:name="verified-16"/>
-    <w:p>
-      <w:pPr>
-        <w:pStyle w:val="Heading3"/>
-      </w:pPr>
-      <w:r>
-        <w:t xml:space="preserve">Verified</w:t>
-      </w:r>
-    </w:p>
-    <w:p>
-      <w:pPr>
-        <w:pStyle w:val="Compact"/>
-        <w:numPr>
-          <w:ilvl w:val="0"/>
-          <w:numId w:val="1062"/>
-        </w:numPr>
-      </w:pPr>
-      <w:r>
-        <w:t xml:space="preserve">API endpoint responds correctly</w:t>
-      </w:r>
-    </w:p>
-    <w:p>
-      <w:pPr>
-        <w:pStyle w:val="Compact"/>
-        <w:numPr>
-          <w:ilvl w:val="0"/>
-          <w:numId w:val="1062"/>
-        </w:numPr>
-      </w:pPr>
-      <w:r>
-        <w:t xml:space="preserve">Authentication works</w:t>
-      </w:r>
-    </w:p>
-    <w:p>
-      <w:pPr>
-        <w:pStyle w:val="Compact"/>
-        <w:numPr>
-          <w:ilvl w:val="0"/>
-          <w:numId w:val="1062"/>
-        </w:numPr>
-      </w:pPr>
-      <w:r>
-        <w:t xml:space="preserve">Tool calling confirmed</w:t>
-      </w:r>
-    </w:p>
-    <w:p>
-      <w:pPr>
-        <w:pStyle w:val="Compact"/>
-        <w:numPr>
-          <w:ilvl w:val="0"/>
-          <w:numId w:val="1062"/>
-        </w:numPr>
-      </w:pPr>
-      <w:r>
-        <w:t xml:space="preserve">All 3 aliases tested through ccr with "Do you see our codebase?" — all YES</w:t>
       </w:r>
     </w:p>
     <w:bookmarkEnd w:id="89"/>
     <w:bookmarkEnd w:id="90"/>
-    <w:bookmarkStart w:id="93" w:name="Xdf48572774f97e3e2c130948cecb4cf2a500aa1"/>
+    <w:bookmarkStart w:id="93" w:name="X5ec18949a21827efef04e4858f2416f947a13fe"/>
     <w:p>
       <w:pPr>
         <w:pStyle w:val="Heading2"/>
       </w:pPr>
       <w:r>
-        <w:t xml:space="preserve">v1.6.2 — 2026-06-21 — Chutes provider documentation + model update</w:t>
-      </w:r>
-    </w:p>
-    <w:bookmarkStart w:id="91" w:name="changed-1"/>
+        <w:t xml:space="preserve">v1.6.3 — 2026-06-21 — Poe provider (382 models, 3 aliases)</w:t>
+      </w:r>
+    </w:p>
+    <w:bookmarkStart w:id="91" w:name="added-9"/>
     <w:p>
       <w:pPr>
         <w:pStyle w:val="Heading3"/>
       </w:pPr>
       <w:r>
-        <w:t xml:space="preserve">Changed</w:t>
+        <w:t xml:space="preserve">Added</w:t>
       </w:r>
     </w:p>
     <w:p>
@@ -14761,43 +14627,37 @@
           <w:b/>
           <w:bCs/>
         </w:rPr>
-        <w:t xml:space="preserve">Chutes provider models updated</w:t>
-      </w:r>
-      <w:r>
-        <w:t xml:space="preserve"> </w:t>
-      </w:r>
-      <w:r>
-        <w:t xml:space="preserve">— catalog was stale. Chutes now offers 13 TEE</w:t>
-      </w:r>
-      <w:r>
-        <w:t xml:space="preserve"> </w:t>
-      </w:r>
-      <w:r>
-        <w:t xml:space="preserve">(Trusted Execution Environment) models. Updated strong=</w:t>
-      </w:r>
-      <w:r>
-        <w:rPr>
-          <w:rStyle w:val="VerbatimChar"/>
-        </w:rPr>
-        <w:t xml:space="preserve">zai-org/GLM-5.2-TEE</w:t>
-      </w:r>
-      <w:r>
-        <w:t xml:space="preserve">,</w:t>
-      </w:r>
-      <w:r>
-        <w:t xml:space="preserve"> </w:t>
-      </w:r>
-      <w:r>
-        <w:t xml:space="preserve">fast=</w:t>
-      </w:r>
-      <w:r>
-        <w:rPr>
-          <w:rStyle w:val="VerbatimChar"/>
-        </w:rPr>
-        <w:t xml:space="preserve">Qwen/Qwen3.6-27B-TEE</w:t>
-      </w:r>
-      <w:r>
-        <w:t xml:space="preserve">.</w:t>
+        <w:t xml:space="preserve">Poe provider</w:t>
+      </w:r>
+      <w:r>
+        <w:t xml:space="preserve"> </w:t>
+      </w:r>
+      <w:r>
+        <w:t xml:space="preserve">— universal AI platform with 382 models from all major providers.</w:t>
+      </w:r>
+      <w:r>
+        <w:t xml:space="preserve"> </w:t>
+      </w:r>
+      <w:r>
+        <w:t xml:space="preserve">OpenAI-compatible API at</w:t>
+      </w:r>
+      <w:r>
+        <w:t xml:space="preserve"> </w:t>
+      </w:r>
+      <w:r>
+        <w:rPr>
+          <w:rStyle w:val="VerbatimChar"/>
+        </w:rPr>
+        <w:t xml:space="preserve">https://api.poe.com/v1</w:t>
+      </w:r>
+      <w:r>
+        <w:t xml:space="preserve">. Chat, code, image gen, video gen,</w:t>
+      </w:r>
+      <w:r>
+        <w:t xml:space="preserve"> </w:t>
+      </w:r>
+      <w:r>
+        <w:t xml:space="preserve">TTS, STT, and more.</w:t>
       </w:r>
     </w:p>
     <w:p>
@@ -14813,19 +14673,179 @@
           <w:b/>
           <w:bCs/>
         </w:rPr>
-        <w:t xml:space="preserve">Chutes documentation</w:t>
-      </w:r>
-      <w:r>
-        <w:t xml:space="preserve"> </w:t>
-      </w:r>
-      <w:r>
-        <w:t xml:space="preserve">added to Provider_Aliases_User_Guide.md with full model</w:t>
-      </w:r>
-      <w:r>
-        <w:t xml:space="preserve"> </w:t>
-      </w:r>
-      <w:r>
-        <w:t xml:space="preserve">table, TEE explanation, pay-per-use note, and setup instructions.</w:t>
+        <w:t xml:space="preserve">3 aliases</w:t>
+      </w:r>
+      <w:r>
+        <w:t xml:space="preserve">:</w:t>
+      </w:r>
+      <w:r>
+        <w:t xml:space="preserve"> </w:t>
+      </w:r>
+      <w:r>
+        <w:rPr>
+          <w:rStyle w:val="VerbatimChar"/>
+        </w:rPr>
+        <w:t xml:space="preserve">poe</w:t>
+      </w:r>
+      <w:r>
+        <w:t xml:space="preserve"> </w:t>
+      </w:r>
+      <w:r>
+        <w:t xml:space="preserve">(claude-sonnet-4.6 + gpt-5.4-mini),</w:t>
+      </w:r>
+      <w:r>
+        <w:t xml:space="preserve"> </w:t>
+      </w:r>
+      <w:r>
+        <w:rPr>
+          <w:rStyle w:val="VerbatimChar"/>
+        </w:rPr>
+        <w:t xml:space="preserve">poe2</w:t>
+      </w:r>
+      <w:r>
+        <w:t xml:space="preserve"> </w:t>
+      </w:r>
+      <w:r>
+        <w:t xml:space="preserve">(gpt-5.5 + deepseek-v4-pro-e),</w:t>
+      </w:r>
+      <w:r>
+        <w:t xml:space="preserve"> </w:t>
+      </w:r>
+      <w:r>
+        <w:rPr>
+          <w:rStyle w:val="VerbatimChar"/>
+        </w:rPr>
+        <w:t xml:space="preserve">poe3</w:t>
+      </w:r>
+      <w:r>
+        <w:t xml:space="preserve"> </w:t>
+      </w:r>
+      <w:r>
+        <w:t xml:space="preserve">(grok-4 + gemini-3.1-pro)</w:t>
+      </w:r>
+    </w:p>
+    <w:p>
+      <w:pPr>
+        <w:pStyle w:val="Compact"/>
+        <w:numPr>
+          <w:ilvl w:val="0"/>
+          <w:numId w:val="1063"/>
+        </w:numPr>
+      </w:pPr>
+      <w:r>
+        <w:rPr>
+          <w:b/>
+          <w:bCs/>
+        </w:rPr>
+        <w:t xml:space="preserve">key-aliases</w:t>
+      </w:r>
+      <w:r>
+        <w:t xml:space="preserve">:</w:t>
+      </w:r>
+      <w:r>
+        <w:t xml:space="preserve"> </w:t>
+      </w:r>
+      <w:r>
+        <w:rPr>
+          <w:rStyle w:val="VerbatimChar"/>
+        </w:rPr>
+        <w:t xml:space="preserve">POE_API_KEY</w:t>
+      </w:r>
+      <w:r>
+        <w:t xml:space="preserve"> </w:t>
+      </w:r>
+      <w:r>
+        <w:t xml:space="preserve">+</w:t>
+      </w:r>
+      <w:r>
+        <w:t xml:space="preserve"> </w:t>
+      </w:r>
+      <w:r>
+        <w:rPr>
+          <w:rStyle w:val="VerbatimChar"/>
+        </w:rPr>
+        <w:t xml:space="preserve">ApiKey_Poe</w:t>
+      </w:r>
+      <w:r>
+        <w:t xml:space="preserve"> </w:t>
+      </w:r>
+      <w:r>
+        <w:t xml:space="preserve">→</w:t>
+      </w:r>
+      <w:r>
+        <w:t xml:space="preserve"> </w:t>
+      </w:r>
+      <w:r>
+        <w:rPr>
+          <w:rStyle w:val="VerbatimChar"/>
+        </w:rPr>
+        <w:t xml:space="preserve">poe</w:t>
+      </w:r>
+    </w:p>
+    <w:p>
+      <w:pPr>
+        <w:pStyle w:val="Compact"/>
+        <w:numPr>
+          <w:ilvl w:val="0"/>
+          <w:numId w:val="1063"/>
+        </w:numPr>
+      </w:pPr>
+      <w:r>
+        <w:rPr>
+          <w:b/>
+          <w:bCs/>
+        </w:rPr>
+        <w:t xml:space="preserve">Tool calling verified</w:t>
+      </w:r>
+      <w:r>
+        <w:t xml:space="preserve"> </w:t>
+      </w:r>
+      <w:r>
+        <w:t xml:space="preserve">on claude-sonnet-4.6, gpt-5.4-mini, deepseek-v4-pro-e, grok-4</w:t>
+      </w:r>
+    </w:p>
+    <w:p>
+      <w:pPr>
+        <w:pStyle w:val="Compact"/>
+        <w:numPr>
+          <w:ilvl w:val="0"/>
+          <w:numId w:val="1063"/>
+        </w:numPr>
+      </w:pPr>
+      <w:r>
+        <w:rPr>
+          <w:b/>
+          <w:bCs/>
+        </w:rPr>
+        <w:t xml:space="preserve">382 models categorized</w:t>
+      </w:r>
+      <w:r>
+        <w:t xml:space="preserve">: 130 chat/reasoning, 16 code, 40 image gen, 17 video gen,</w:t>
+      </w:r>
+      <w:r>
+        <w:t xml:space="preserve"> </w:t>
+      </w:r>
+      <w:r>
+        <w:t xml:space="preserve">12 TTS, 1 STT, 166 other</w:t>
+      </w:r>
+    </w:p>
+    <w:p>
+      <w:pPr>
+        <w:pStyle w:val="Compact"/>
+        <w:numPr>
+          <w:ilvl w:val="0"/>
+          <w:numId w:val="1063"/>
+        </w:numPr>
+      </w:pPr>
+      <w:r>
+        <w:rPr>
+          <w:b/>
+          <w:bCs/>
+        </w:rPr>
+        <w:t xml:space="preserve">Documentation</w:t>
+      </w:r>
+      <w:r>
+        <w:t xml:space="preserve">: full Poe section in Provider_Aliases_User_Guide.md</w:t>
       </w:r>
     </w:p>
     <w:bookmarkEnd w:id="91"/>
@@ -14847,7 +14867,7 @@
         </w:numPr>
       </w:pPr>
       <w:r>
-        <w:t xml:space="preserve">Chutes API endpoint responds correctly</w:t>
+        <w:t xml:space="preserve">API endpoint responds correctly</w:t>
       </w:r>
     </w:p>
     <w:p>
@@ -14859,7 +14879,7 @@
         </w:numPr>
       </w:pPr>
       <w:r>
-        <w:t xml:space="preserve">All 13 TEE models accessible (require funded account for actual inference)</w:t>
+        <w:t xml:space="preserve">Authentication works</w:t>
       </w:r>
     </w:p>
     <w:p>
@@ -14871,30 +14891,188 @@
         </w:numPr>
       </w:pPr>
       <w:r>
-        <w:t xml:space="preserve">OpenAI-compatible format confirmed at</w:t>
-      </w:r>
-      <w:r>
-        <w:t xml:space="preserve"> </w:t>
-      </w:r>
-      <w:r>
-        <w:rPr>
-          <w:rStyle w:val="VerbatimChar"/>
-        </w:rPr>
-        <w:t xml:space="preserve">https://llm.chutes.ai/v1</w:t>
+        <w:t xml:space="preserve">Tool calling confirmed</w:t>
+      </w:r>
+    </w:p>
+    <w:p>
+      <w:pPr>
+        <w:pStyle w:val="Compact"/>
+        <w:numPr>
+          <w:ilvl w:val="0"/>
+          <w:numId w:val="1064"/>
+        </w:numPr>
+      </w:pPr>
+      <w:r>
+        <w:t xml:space="preserve">All 3 aliases tested through ccr with "Do you see our codebase?" — all YES</w:t>
       </w:r>
     </w:p>
     <w:bookmarkEnd w:id="92"/>
     <w:bookmarkEnd w:id="93"/>
-    <w:bookmarkStart w:id="97" w:name="X27edce9e35c5d24fd18298996022e3d241784db"/>
+    <w:bookmarkStart w:id="96" w:name="Xdf48572774f97e3e2c130948cecb4cf2a500aa1"/>
     <w:p>
       <w:pPr>
         <w:pStyle w:val="Heading2"/>
       </w:pPr>
       <w:r>
+        <w:t xml:space="preserve">v1.6.2 — 2026-06-21 — Chutes provider documentation + model update</w:t>
+      </w:r>
+    </w:p>
+    <w:bookmarkStart w:id="94" w:name="changed-1"/>
+    <w:p>
+      <w:pPr>
+        <w:pStyle w:val="Heading3"/>
+      </w:pPr>
+      <w:r>
+        <w:t xml:space="preserve">Changed</w:t>
+      </w:r>
+    </w:p>
+    <w:p>
+      <w:pPr>
+        <w:pStyle w:val="Compact"/>
+        <w:numPr>
+          <w:ilvl w:val="0"/>
+          <w:numId w:val="1065"/>
+        </w:numPr>
+      </w:pPr>
+      <w:r>
+        <w:rPr>
+          <w:b/>
+          <w:bCs/>
+        </w:rPr>
+        <w:t xml:space="preserve">Chutes provider models updated</w:t>
+      </w:r>
+      <w:r>
+        <w:t xml:space="preserve"> </w:t>
+      </w:r>
+      <w:r>
+        <w:t xml:space="preserve">— catalog was stale. Chutes now offers 13 TEE</w:t>
+      </w:r>
+      <w:r>
+        <w:t xml:space="preserve"> </w:t>
+      </w:r>
+      <w:r>
+        <w:t xml:space="preserve">(Trusted Execution Environment) models. Updated strong=</w:t>
+      </w:r>
+      <w:r>
+        <w:rPr>
+          <w:rStyle w:val="VerbatimChar"/>
+        </w:rPr>
+        <w:t xml:space="preserve">zai-org/GLM-5.2-TEE</w:t>
+      </w:r>
+      <w:r>
+        <w:t xml:space="preserve">,</w:t>
+      </w:r>
+      <w:r>
+        <w:t xml:space="preserve"> </w:t>
+      </w:r>
+      <w:r>
+        <w:t xml:space="preserve">fast=</w:t>
+      </w:r>
+      <w:r>
+        <w:rPr>
+          <w:rStyle w:val="VerbatimChar"/>
+        </w:rPr>
+        <w:t xml:space="preserve">Qwen/Qwen3.6-27B-TEE</w:t>
+      </w:r>
+      <w:r>
+        <w:t xml:space="preserve">.</w:t>
+      </w:r>
+    </w:p>
+    <w:p>
+      <w:pPr>
+        <w:pStyle w:val="Compact"/>
+        <w:numPr>
+          <w:ilvl w:val="0"/>
+          <w:numId w:val="1065"/>
+        </w:numPr>
+      </w:pPr>
+      <w:r>
+        <w:rPr>
+          <w:b/>
+          <w:bCs/>
+        </w:rPr>
+        <w:t xml:space="preserve">Chutes documentation</w:t>
+      </w:r>
+      <w:r>
+        <w:t xml:space="preserve"> </w:t>
+      </w:r>
+      <w:r>
+        <w:t xml:space="preserve">added to Provider_Aliases_User_Guide.md with full model</w:t>
+      </w:r>
+      <w:r>
+        <w:t xml:space="preserve"> </w:t>
+      </w:r>
+      <w:r>
+        <w:t xml:space="preserve">table, TEE explanation, pay-per-use note, and setup instructions.</w:t>
+      </w:r>
+    </w:p>
+    <w:bookmarkEnd w:id="94"/>
+    <w:bookmarkStart w:id="95" w:name="verified-18"/>
+    <w:p>
+      <w:pPr>
+        <w:pStyle w:val="Heading3"/>
+      </w:pPr>
+      <w:r>
+        <w:t xml:space="preserve">Verified</w:t>
+      </w:r>
+    </w:p>
+    <w:p>
+      <w:pPr>
+        <w:pStyle w:val="Compact"/>
+        <w:numPr>
+          <w:ilvl w:val="0"/>
+          <w:numId w:val="1066"/>
+        </w:numPr>
+      </w:pPr>
+      <w:r>
+        <w:t xml:space="preserve">Chutes API endpoint responds correctly</w:t>
+      </w:r>
+    </w:p>
+    <w:p>
+      <w:pPr>
+        <w:pStyle w:val="Compact"/>
+        <w:numPr>
+          <w:ilvl w:val="0"/>
+          <w:numId w:val="1066"/>
+        </w:numPr>
+      </w:pPr>
+      <w:r>
+        <w:t xml:space="preserve">All 13 TEE models accessible (require funded account for actual inference)</w:t>
+      </w:r>
+    </w:p>
+    <w:p>
+      <w:pPr>
+        <w:pStyle w:val="Compact"/>
+        <w:numPr>
+          <w:ilvl w:val="0"/>
+          <w:numId w:val="1066"/>
+        </w:numPr>
+      </w:pPr>
+      <w:r>
+        <w:t xml:space="preserve">OpenAI-compatible format confirmed at</w:t>
+      </w:r>
+      <w:r>
+        <w:t xml:space="preserve"> </w:t>
+      </w:r>
+      <w:r>
+        <w:rPr>
+          <w:rStyle w:val="VerbatimChar"/>
+        </w:rPr>
+        <w:t xml:space="preserve">https://llm.chutes.ai/v1</w:t>
+      </w:r>
+    </w:p>
+    <w:bookmarkEnd w:id="95"/>
+    <w:bookmarkEnd w:id="96"/>
+    <w:bookmarkStart w:id="100" w:name="X27edce9e35c5d24fd18298996022e3d241784db"/>
+    <w:p>
+      <w:pPr>
+        <w:pStyle w:val="Heading2"/>
+      </w:pPr>
+      <w:r>
         <w:t xml:space="preserve">v1.6.1 — 2026-06-21 — cache_control fix + E2E tests</w:t>
       </w:r>
     </w:p>
-    <w:bookmarkStart w:id="94" w:name="fixed-16"/>
+    <w:bookmarkStart w:id="97" w:name="fixed-17"/>
     <w:p>
       <w:pPr>
         <w:pStyle w:val="Heading3"/>
@@ -14908,7 +15086,7 @@
         <w:pStyle w:val="Compact"/>
         <w:numPr>
           <w:ilvl w:val="0"/>
-          <w:numId w:val="1065"/>
+          <w:numId w:val="1067"/>
         </w:numPr>
       </w:pPr>
       <w:r>
@@ -15003,8 +15181,8 @@
         <w:t xml:space="preserve">before forwarding to the provider.</w:t>
       </w:r>
     </w:p>
-    <w:bookmarkEnd w:id="94"/>
-    <w:bookmarkStart w:id="95" w:name="added-10"/>
+    <w:bookmarkEnd w:id="97"/>
+    <w:bookmarkStart w:id="98" w:name="added-10"/>
     <w:p>
       <w:pPr>
         <w:pStyle w:val="Heading3"/>
@@ -15018,7 +15196,7 @@
         <w:pStyle w:val="Compact"/>
         <w:numPr>
           <w:ilvl w:val="0"/>
-          <w:numId w:val="1066"/>
+          <w:numId w:val="1068"/>
         </w:numPr>
       </w:pPr>
       <w:r>
@@ -15042,8 +15220,8 @@
         <w:t xml:space="preserve">by sending requests through ccr and verifying responses work without errors.</w:t>
       </w:r>
     </w:p>
-    <w:bookmarkEnd w:id="95"/>
-    <w:bookmarkStart w:id="96" w:name="Xbff68b5d42336bf1670d51222efb63545196efe"/>
+    <w:bookmarkEnd w:id="98"/>
+    <w:bookmarkStart w:id="99" w:name="Xbff68b5d42336bf1670d51222efb63545196efe"/>
     <w:p>
       <w:pPr>
         <w:pStyle w:val="Heading3"/>
@@ -15057,7 +15235,7 @@
         <w:pStyle w:val="Compact"/>
         <w:numPr>
           <w:ilvl w:val="0"/>
-          <w:numId w:val="1067"/>
+          <w:numId w:val="1069"/>
         </w:numPr>
       </w:pPr>
       <w:r>
@@ -15078,7 +15256,7 @@
         <w:pStyle w:val="Compact"/>
         <w:numPr>
           <w:ilvl w:val="0"/>
-          <w:numId w:val="1067"/>
+          <w:numId w:val="1069"/>
         </w:numPr>
       </w:pPr>
       <w:r>
@@ -15099,7 +15277,7 @@
         <w:pStyle w:val="Compact"/>
         <w:numPr>
           <w:ilvl w:val="0"/>
-          <w:numId w:val="1067"/>
+          <w:numId w:val="1069"/>
         </w:numPr>
       </w:pPr>
       <w:r>
@@ -15120,7 +15298,7 @@
         <w:pStyle w:val="Compact"/>
         <w:numPr>
           <w:ilvl w:val="0"/>
-          <w:numId w:val="1067"/>
+          <w:numId w:val="1069"/>
         </w:numPr>
       </w:pPr>
       <w:r>
@@ -15141,7 +15319,7 @@
         <w:pStyle w:val="Compact"/>
         <w:numPr>
           <w:ilvl w:val="0"/>
-          <w:numId w:val="1067"/>
+          <w:numId w:val="1069"/>
         </w:numPr>
       </w:pPr>
       <w:r>
@@ -15162,7 +15340,7 @@
         <w:pStyle w:val="Compact"/>
         <w:numPr>
           <w:ilvl w:val="0"/>
-          <w:numId w:val="1067"/>
+          <w:numId w:val="1069"/>
         </w:numPr>
       </w:pPr>
       <w:r>
@@ -15183,7 +15361,7 @@
         <w:pStyle w:val="Compact"/>
         <w:numPr>
           <w:ilvl w:val="0"/>
-          <w:numId w:val="1067"/>
+          <w:numId w:val="1069"/>
         </w:numPr>
       </w:pPr>
       <w:r>
@@ -15199,9 +15377,9 @@
         <w:t xml:space="preserve">(router transport): ✅ YES</w:t>
       </w:r>
     </w:p>
-    <w:bookmarkEnd w:id="96"/>
-    <w:bookmarkEnd w:id="97"/>
-    <w:bookmarkStart w:id="102" w:name="X9d2ee70664c5e82279db4e38681cde47ab497c0"/>
+    <w:bookmarkEnd w:id="99"/>
+    <w:bookmarkEnd w:id="100"/>
+    <w:bookmarkStart w:id="105" w:name="X9d2ee70664c5e82279db4e38681cde47ab497c0"/>
     <w:p>
       <w:pPr>
         <w:pStyle w:val="Heading2"/>
@@ -15210,7 +15388,7 @@
         <w:t xml:space="preserve">v1.6.0 — 2026-06-21 — Multi-alias provider system</w:t>
       </w:r>
     </w:p>
-    <w:bookmarkStart w:id="98" w:name="added-11"/>
+    <w:bookmarkStart w:id="101" w:name="added-11"/>
     <w:p>
       <w:pPr>
         <w:pStyle w:val="Heading3"/>
@@ -15224,7 +15402,7 @@
         <w:pStyle w:val="Compact"/>
         <w:numPr>
           <w:ilvl w:val="0"/>
-          <w:numId w:val="1068"/>
+          <w:numId w:val="1070"/>
         </w:numPr>
       </w:pPr>
       <w:r>
@@ -15291,7 +15469,7 @@
         <w:pStyle w:val="Compact"/>
         <w:numPr>
           <w:ilvl w:val="0"/>
-          <w:numId w:val="1068"/>
+          <w:numId w:val="1070"/>
         </w:numPr>
       </w:pPr>
       <w:r>
@@ -15344,7 +15522,7 @@
         <w:pStyle w:val="Compact"/>
         <w:numPr>
           <w:ilvl w:val="0"/>
-          <w:numId w:val="1068"/>
+          <w:numId w:val="1070"/>
         </w:numPr>
       </w:pPr>
       <w:r>
@@ -15385,7 +15563,7 @@
         <w:pStyle w:val="Compact"/>
         <w:numPr>
           <w:ilvl w:val="0"/>
-          <w:numId w:val="1068"/>
+          <w:numId w:val="1070"/>
         </w:numPr>
       </w:pPr>
       <w:r>
@@ -15474,7 +15652,7 @@
         <w:pStyle w:val="Compact"/>
         <w:numPr>
           <w:ilvl w:val="0"/>
-          <w:numId w:val="1068"/>
+          <w:numId w:val="1070"/>
         </w:numPr>
       </w:pPr>
       <w:r>
@@ -15532,7 +15710,7 @@
         <w:pStyle w:val="Compact"/>
         <w:numPr>
           <w:ilvl w:val="0"/>
-          <w:numId w:val="1068"/>
+          <w:numId w:val="1070"/>
         </w:numPr>
       </w:pPr>
       <w:r>
@@ -15561,8 +15739,8 @@
         <w:t xml:space="preserve">containers (deploy-stack).</w:t>
       </w:r>
     </w:p>
-    <w:bookmarkEnd w:id="98"/>
-    <w:bookmarkStart w:id="99" w:name="changed-2"/>
+    <w:bookmarkEnd w:id="101"/>
+    <w:bookmarkStart w:id="102" w:name="changed-2"/>
     <w:p>
       <w:pPr>
         <w:pStyle w:val="Heading3"/>
@@ -15576,7 +15754,7 @@
         <w:pStyle w:val="Compact"/>
         <w:numPr>
           <w:ilvl w:val="0"/>
-          <w:numId w:val="1069"/>
+          <w:numId w:val="1071"/>
         </w:numPr>
       </w:pPr>
       <w:r>
@@ -15609,7 +15787,7 @@
         <w:pStyle w:val="Compact"/>
         <w:numPr>
           <w:ilvl w:val="0"/>
-          <w:numId w:val="1069"/>
+          <w:numId w:val="1071"/>
         </w:numPr>
       </w:pPr>
       <w:r>
@@ -15625,8 +15803,8 @@
         <w:t xml:space="preserve">header added to HTTP probes (some APIs require it).</w:t>
       </w:r>
     </w:p>
-    <w:bookmarkEnd w:id="99"/>
-    <w:bookmarkStart w:id="100" w:name="full-test-suite"/>
+    <w:bookmarkEnd w:id="102"/>
+    <w:bookmarkStart w:id="103" w:name="full-test-suite"/>
     <w:p>
       <w:pPr>
         <w:pStyle w:val="Heading3"/>
@@ -15640,15 +15818,15 @@
         <w:pStyle w:val="Compact"/>
         <w:numPr>
           <w:ilvl w:val="0"/>
-          <w:numId w:val="1070"/>
+          <w:numId w:val="1072"/>
         </w:numPr>
       </w:pPr>
       <w:r>
         <w:t xml:space="preserve">8/8 test files passed (ALL GREEN), 0 failures.</w:t>
       </w:r>
     </w:p>
-    <w:bookmarkEnd w:id="100"/>
-    <w:bookmarkStart w:id="101" w:name="usage"/>
+    <w:bookmarkEnd w:id="103"/>
+    <w:bookmarkStart w:id="104" w:name="usage"/>
     <w:p>
       <w:pPr>
         <w:pStyle w:val="Heading3"/>
@@ -15779,9 +15957,9 @@
         <w:t xml:space="preserve"> 20</w:t>
       </w:r>
     </w:p>
-    <w:bookmarkEnd w:id="101"/>
-    <w:bookmarkEnd w:id="102"/>
-    <w:bookmarkStart w:id="106" w:name="X61398dabc5de246fbceb16295c0968ea2c76ebe"/>
+    <w:bookmarkEnd w:id="104"/>
+    <w:bookmarkEnd w:id="105"/>
+    <w:bookmarkStart w:id="109" w:name="X61398dabc5de246fbceb16295c0968ea2c76ebe"/>
     <w:p>
       <w:pPr>
         <w:pStyle w:val="Heading2"/>
@@ -15790,7 +15968,7 @@
         <w:t xml:space="preserve">v1.5.1 — 2026-06-20 — Linux stat fix + nezha deployment</w:t>
       </w:r>
     </w:p>
-    <w:bookmarkStart w:id="103" w:name="fixed-17"/>
+    <w:bookmarkStart w:id="106" w:name="fixed-18"/>
     <w:p>
       <w:pPr>
         <w:pStyle w:val="Heading3"/>
@@ -15804,7 +15982,7 @@
         <w:pStyle w:val="Compact"/>
         <w:numPr>
           <w:ilvl w:val="0"/>
-          <w:numId w:val="1071"/>
+          <w:numId w:val="1073"/>
         </w:numPr>
       </w:pPr>
       <w:r>
@@ -15965,8 +16143,8 @@
         <w:t xml:space="preserve">to pick the correct flag per platform.</w:t>
       </w:r>
     </w:p>
-    <w:bookmarkEnd w:id="103"/>
-    <w:bookmarkStart w:id="104" w:name="deployment"/>
+    <w:bookmarkEnd w:id="106"/>
+    <w:bookmarkStart w:id="107" w:name="deployment"/>
     <w:p>
       <w:pPr>
         <w:pStyle w:val="Heading3"/>
@@ -15980,7 +16158,7 @@
         <w:pStyle w:val="Compact"/>
         <w:numPr>
           <w:ilvl w:val="0"/>
-          <w:numId w:val="1072"/>
+          <w:numId w:val="1074"/>
         </w:numPr>
       </w:pPr>
       <w:r>
@@ -16021,8 +16199,8 @@
         <w:t xml:space="preserve">.</w:t>
       </w:r>
     </w:p>
-    <w:bookmarkEnd w:id="104"/>
-    <w:bookmarkStart w:id="105" w:name="full-test-suite-1"/>
+    <w:bookmarkEnd w:id="107"/>
+    <w:bookmarkStart w:id="108" w:name="full-test-suite-1"/>
     <w:p>
       <w:pPr>
         <w:pStyle w:val="Heading3"/>
@@ -16036,7 +16214,7 @@
         <w:pStyle w:val="Compact"/>
         <w:numPr>
           <w:ilvl w:val="0"/>
-          <w:numId w:val="1073"/>
+          <w:numId w:val="1075"/>
         </w:numPr>
       </w:pPr>
       <w:r>
@@ -16048,16 +16226,16 @@
         <w:pStyle w:val="Compact"/>
         <w:numPr>
           <w:ilvl w:val="0"/>
-          <w:numId w:val="1073"/>
+          <w:numId w:val="1075"/>
         </w:numPr>
       </w:pPr>
       <w:r>
         <w:t xml:space="preserve">Linux (nezha): 7/8 pass (export fails: pandoc not installed — pre-existing)</w:t>
       </w:r>
     </w:p>
-    <w:bookmarkEnd w:id="105"/>
-    <w:bookmarkEnd w:id="106"/>
-    <w:bookmarkStart w:id="112" w:name="X5ad0f70f3980797749c315bc1bf8b5a98a591cc"/>
+    <w:bookmarkEnd w:id="108"/>
+    <w:bookmarkEnd w:id="109"/>
+    <w:bookmarkStart w:id="115" w:name="X5ad0f70f3980797749c315bc1bf8b5a98a591cc"/>
     <w:p>
       <w:pPr>
         <w:pStyle w:val="Heading2"/>
@@ -16066,7 +16244,7 @@
         <w:t xml:space="preserve">v1.5.0 — 2026-06-20 — Cross-alias session visibility</w:t>
       </w:r>
     </w:p>
-    <w:bookmarkStart w:id="107" w:name="added-12"/>
+    <w:bookmarkStart w:id="110" w:name="added-12"/>
     <w:p>
       <w:pPr>
         <w:pStyle w:val="Heading3"/>
@@ -16080,7 +16258,7 @@
         <w:pStyle w:val="Compact"/>
         <w:numPr>
           <w:ilvl w:val="0"/>
-          <w:numId w:val="1074"/>
+          <w:numId w:val="1076"/>
         </w:numPr>
       </w:pPr>
       <w:r>
@@ -16171,7 +16349,7 @@
         <w:pStyle w:val="Compact"/>
         <w:numPr>
           <w:ilvl w:val="0"/>
-          <w:numId w:val="1074"/>
+          <w:numId w:val="1076"/>
         </w:numPr>
       </w:pPr>
       <w:r>
@@ -16250,7 +16428,7 @@
         <w:pStyle w:val="Compact"/>
         <w:numPr>
           <w:ilvl w:val="0"/>
-          <w:numId w:val="1074"/>
+          <w:numId w:val="1076"/>
         </w:numPr>
       </w:pPr>
       <w:r>
@@ -16344,7 +16522,7 @@
         <w:pStyle w:val="Compact"/>
         <w:numPr>
           <w:ilvl w:val="0"/>
-          <w:numId w:val="1074"/>
+          <w:numId w:val="1076"/>
         </w:numPr>
       </w:pPr>
       <w:r>
@@ -16375,7 +16553,7 @@
         <w:pStyle w:val="Compact"/>
         <w:numPr>
           <w:ilvl w:val="0"/>
-          <w:numId w:val="1074"/>
+          <w:numId w:val="1076"/>
         </w:numPr>
       </w:pPr>
       <w:r>
@@ -16440,8 +16618,8 @@
         <w:t xml:space="preserve">.</w:t>
       </w:r>
     </w:p>
-    <w:bookmarkEnd w:id="107"/>
-    <w:bookmarkStart w:id="108" w:name="changed-3"/>
+    <w:bookmarkEnd w:id="110"/>
+    <w:bookmarkStart w:id="111" w:name="changed-3"/>
     <w:p>
       <w:pPr>
         <w:pStyle w:val="Heading3"/>
@@ -16455,7 +16633,7 @@
         <w:pStyle w:val="Compact"/>
         <w:numPr>
           <w:ilvl w:val="0"/>
-          <w:numId w:val="1075"/>
+          <w:numId w:val="1077"/>
         </w:numPr>
       </w:pPr>
       <w:r>
@@ -16476,7 +16654,7 @@
         <w:pStyle w:val="Compact"/>
         <w:numPr>
           <w:ilvl w:val="0"/>
-          <w:numId w:val="1075"/>
+          <w:numId w:val="1077"/>
         </w:numPr>
       </w:pPr>
       <w:r>
@@ -16512,7 +16690,7 @@
         <w:pStyle w:val="Compact"/>
         <w:numPr>
           <w:ilvl w:val="0"/>
-          <w:numId w:val="1075"/>
+          <w:numId w:val="1077"/>
         </w:numPr>
       </w:pPr>
       <w:r>
@@ -16549,8 +16727,8 @@
         <w:t xml:space="preserve">function (re-installed)</w:t>
       </w:r>
     </w:p>
-    <w:bookmarkEnd w:id="108"/>
-    <w:bookmarkStart w:id="109" w:name="full-test-suite-2"/>
+    <w:bookmarkEnd w:id="111"/>
+    <w:bookmarkStart w:id="112" w:name="full-test-suite-2"/>
     <w:p>
       <w:pPr>
         <w:pStyle w:val="Heading3"/>
@@ -16564,7 +16742,7 @@
         <w:pStyle w:val="Compact"/>
         <w:numPr>
           <w:ilvl w:val="0"/>
-          <w:numId w:val="1076"/>
+          <w:numId w:val="1078"/>
         </w:numPr>
       </w:pPr>
       <w:r>
@@ -16577,8 +16755,8 @@
         <w:t xml:space="preserve">assertions for cross-alias session visibility.</w:t>
       </w:r>
     </w:p>
-    <w:bookmarkEnd w:id="109"/>
-    <w:bookmarkStart w:id="110" w:name="how-it-works"/>
+    <w:bookmarkEnd w:id="112"/>
+    <w:bookmarkStart w:id="113" w:name="how-it-works"/>
     <w:p>
       <w:pPr>
         <w:pStyle w:val="Heading3"/>
@@ -16592,7 +16770,7 @@
         <w:pStyle w:val="Compact"/>
         <w:numPr>
           <w:ilvl w:val="0"/>
-          <w:numId w:val="1077"/>
+          <w:numId w:val="1079"/>
         </w:numPr>
       </w:pPr>
       <w:r>
@@ -16658,7 +16836,7 @@
         <w:pStyle w:val="Compact"/>
         <w:numPr>
           <w:ilvl w:val="0"/>
-          <w:numId w:val="1077"/>
+          <w:numId w:val="1079"/>
         </w:numPr>
       </w:pPr>
       <w:r>
@@ -16685,7 +16863,7 @@
         <w:pStyle w:val="Compact"/>
         <w:numPr>
           <w:ilvl w:val="0"/>
-          <w:numId w:val="1077"/>
+          <w:numId w:val="1079"/>
         </w:numPr>
       </w:pPr>
       <w:r>
@@ -16727,7 +16905,7 @@
         <w:pStyle w:val="Compact"/>
         <w:numPr>
           <w:ilvl w:val="0"/>
-          <w:numId w:val="1077"/>
+          <w:numId w:val="1079"/>
         </w:numPr>
       </w:pPr>
       <w:r>
@@ -16764,8 +16942,8 @@
         <w:t xml:space="preserve">project settings are also merged.</w:t>
       </w:r>
     </w:p>
-    <w:bookmarkEnd w:id="110"/>
-    <w:bookmarkStart w:id="111" w:name="performance"/>
+    <w:bookmarkEnd w:id="113"/>
+    <w:bookmarkStart w:id="114" w:name="performance"/>
     <w:p>
       <w:pPr>
         <w:pStyle w:val="Heading3"/>
@@ -16779,7 +16957,7 @@
         <w:pStyle w:val="Compact"/>
         <w:numPr>
           <w:ilvl w:val="0"/>
-          <w:numId w:val="1078"/>
+          <w:numId w:val="1080"/>
         </w:numPr>
       </w:pPr>
       <w:r>
@@ -16822,9 +17000,9 @@
         <w:t xml:space="preserve">aliases already have.</w:t>
       </w:r>
     </w:p>
-    <w:bookmarkEnd w:id="111"/>
-    <w:bookmarkEnd w:id="112"/>
-    <w:bookmarkStart w:id="118" w:name="X94bd8505e6816e99bb68c98ba9db4e75c90bada"/>
+    <w:bookmarkEnd w:id="114"/>
+    <w:bookmarkEnd w:id="115"/>
+    <w:bookmarkStart w:id="121" w:name="X94bd8505e6816e99bb68c98ba9db4e75c90bada"/>
     <w:p>
       <w:pPr>
         <w:pStyle w:val="Heading2"/>
@@ -16833,7 +17011,7 @@
         <w:t xml:space="preserve">v1.4.0 — 2026-06-20 — OpenCode Zen provider alias</w:t>
       </w:r>
     </w:p>
-    <w:bookmarkStart w:id="114" w:name="added-13"/>
+    <w:bookmarkStart w:id="117" w:name="added-13"/>
     <w:p>
       <w:pPr>
         <w:pStyle w:val="Heading3"/>
@@ -16847,7 +17025,7 @@
         <w:pStyle w:val="Compact"/>
         <w:numPr>
           <w:ilvl w:val="0"/>
-          <w:numId w:val="1079"/>
+          <w:numId w:val="1081"/>
         </w:numPr>
       </w:pPr>
       <w:r>
@@ -16881,7 +17059,7 @@
       <w:r>
         <w:t xml:space="preserve"> </w:t>
       </w:r>
-      <w:hyperlink r:id="rId113">
+      <w:hyperlink r:id="rId116">
         <w:r>
           <w:rPr>
             <w:rStyle w:val="Hyperlink"/>
@@ -16963,7 +17141,7 @@
         <w:pStyle w:val="Compact"/>
         <w:numPr>
           <w:ilvl w:val="0"/>
-          <w:numId w:val="1079"/>
+          <w:numId w:val="1081"/>
         </w:numPr>
       </w:pPr>
       <w:r>
@@ -17060,7 +17238,7 @@
         <w:pStyle w:val="Compact"/>
         <w:numPr>
           <w:ilvl w:val="0"/>
-          <w:numId w:val="1079"/>
+          <w:numId w:val="1081"/>
         </w:numPr>
       </w:pPr>
       <w:r>
@@ -17139,7 +17317,7 @@
         <w:pStyle w:val="Compact"/>
         <w:numPr>
           <w:ilvl w:val="0"/>
-          <w:numId w:val="1079"/>
+          <w:numId w:val="1081"/>
         </w:numPr>
       </w:pPr>
       <w:r>
@@ -17185,7 +17363,7 @@
         <w:pStyle w:val="Compact"/>
         <w:numPr>
           <w:ilvl w:val="0"/>
-          <w:numId w:val="1079"/>
+          <w:numId w:val="1081"/>
         </w:numPr>
       </w:pPr>
       <w:r>
@@ -17243,7 +17421,7 @@
         <w:pStyle w:val="Compact"/>
         <w:numPr>
           <w:ilvl w:val="0"/>
-          <w:numId w:val="1079"/>
+          <w:numId w:val="1081"/>
         </w:numPr>
       </w:pPr>
       <w:r>
@@ -17388,7 +17566,7 @@
         <w:pStyle w:val="Compact"/>
         <w:numPr>
           <w:ilvl w:val="0"/>
-          <w:numId w:val="1079"/>
+          <w:numId w:val="1081"/>
         </w:numPr>
       </w:pPr>
       <w:r>
@@ -17432,8 +17610,8 @@
         <w:t xml:space="preserve">(full free models table, setup, usage, live-verified notes, stealth model explanation).</w:t>
       </w:r>
     </w:p>
-    <w:bookmarkEnd w:id="114"/>
-    <w:bookmarkStart w:id="115" w:name="changed-4"/>
+    <w:bookmarkEnd w:id="117"/>
+    <w:bookmarkStart w:id="118" w:name="changed-4"/>
     <w:p>
       <w:pPr>
         <w:pStyle w:val="Heading3"/>
@@ -17447,7 +17625,7 @@
         <w:pStyle w:val="Compact"/>
         <w:numPr>
           <w:ilvl w:val="0"/>
-          <w:numId w:val="1080"/>
+          <w:numId w:val="1082"/>
         </w:numPr>
       </w:pPr>
       <w:r>
@@ -17505,8 +17683,8 @@
         <w:t xml:space="preserve">Xiaomi v1.3.0 / Z.AI v1.2.0 / DeepSeek).</w:t>
       </w:r>
     </w:p>
-    <w:bookmarkEnd w:id="115"/>
-    <w:bookmarkStart w:id="116" w:name="full-test-suite-3"/>
+    <w:bookmarkEnd w:id="118"/>
+    <w:bookmarkStart w:id="119" w:name="full-test-suite-3"/>
     <w:p>
       <w:pPr>
         <w:pStyle w:val="Heading3"/>
@@ -17520,7 +17698,7 @@
         <w:pStyle w:val="Compact"/>
         <w:numPr>
           <w:ilvl w:val="0"/>
-          <w:numId w:val="1081"/>
+          <w:numId w:val="1083"/>
         </w:numPr>
       </w:pPr>
       <w:r>
@@ -17545,8 +17723,8 @@
         <w:t xml:space="preserve">.</w:t>
       </w:r>
     </w:p>
-    <w:bookmarkEnd w:id="116"/>
-    <w:bookmarkStart w:id="117" w:name="honest-notes"/>
+    <w:bookmarkEnd w:id="119"/>
+    <w:bookmarkStart w:id="120" w:name="honest-notes"/>
     <w:p>
       <w:pPr>
         <w:pStyle w:val="Heading3"/>
@@ -17560,7 +17738,7 @@
         <w:pStyle w:val="Compact"/>
         <w:numPr>
           <w:ilvl w:val="0"/>
-          <w:numId w:val="1082"/>
+          <w:numId w:val="1084"/>
         </w:numPr>
       </w:pPr>
       <w:r>
@@ -17593,7 +17771,7 @@
         <w:pStyle w:val="Compact"/>
         <w:numPr>
           <w:ilvl w:val="0"/>
-          <w:numId w:val="1082"/>
+          <w:numId w:val="1084"/>
         </w:numPr>
       </w:pPr>
       <w:r>
@@ -17611,7 +17789,7 @@
         <w:pStyle w:val="Compact"/>
         <w:numPr>
           <w:ilvl w:val="0"/>
-          <w:numId w:val="1082"/>
+          <w:numId w:val="1084"/>
         </w:numPr>
       </w:pPr>
       <w:r>
@@ -17644,7 +17822,7 @@
         <w:pStyle w:val="Compact"/>
         <w:numPr>
           <w:ilvl w:val="0"/>
-          <w:numId w:val="1082"/>
+          <w:numId w:val="1084"/>
         </w:numPr>
       </w:pPr>
       <w:r>
@@ -17666,9 +17844,9 @@
         <w:t xml:space="preserve">remain unchanged (unrelated to this work).</w:t>
       </w:r>
     </w:p>
-    <w:bookmarkEnd w:id="117"/>
-    <w:bookmarkEnd w:id="118"/>
-    <w:bookmarkStart w:id="123" w:name="X69154bd52ce827bc58cd09d02c5408ae11d24a9"/>
+    <w:bookmarkEnd w:id="120"/>
+    <w:bookmarkEnd w:id="121"/>
+    <w:bookmarkStart w:id="126" w:name="X69154bd52ce827bc58cd09d02c5408ae11d24a9"/>
     <w:p>
       <w:pPr>
         <w:pStyle w:val="Heading2"/>
@@ -17677,7 +17855,7 @@
         <w:t xml:space="preserve">v1.3.0 — 2026-06-19 — Xiaomi MiMo provider alias</w:t>
       </w:r>
     </w:p>
-    <w:bookmarkStart w:id="119" w:name="added-14"/>
+    <w:bookmarkStart w:id="122" w:name="added-14"/>
     <w:p>
       <w:pPr>
         <w:pStyle w:val="Heading3"/>
@@ -17691,7 +17869,7 @@
         <w:pStyle w:val="Compact"/>
         <w:numPr>
           <w:ilvl w:val="0"/>
-          <w:numId w:val="1083"/>
+          <w:numId w:val="1085"/>
         </w:numPr>
       </w:pPr>
       <w:r>
@@ -17838,7 +18016,7 @@
         <w:pStyle w:val="Compact"/>
         <w:numPr>
           <w:ilvl w:val="0"/>
-          <w:numId w:val="1083"/>
+          <w:numId w:val="1085"/>
         </w:numPr>
       </w:pPr>
       <w:r>
@@ -17933,7 +18111,7 @@
         <w:pStyle w:val="Compact"/>
         <w:numPr>
           <w:ilvl w:val="0"/>
-          <w:numId w:val="1083"/>
+          <w:numId w:val="1085"/>
         </w:numPr>
       </w:pPr>
       <w:r>
@@ -18003,7 +18181,7 @@
         <w:pStyle w:val="Compact"/>
         <w:numPr>
           <w:ilvl w:val="0"/>
-          <w:numId w:val="1083"/>
+          <w:numId w:val="1085"/>
         </w:numPr>
       </w:pPr>
       <w:r>
@@ -18064,7 +18242,7 @@
         <w:pStyle w:val="Compact"/>
         <w:numPr>
           <w:ilvl w:val="0"/>
-          <w:numId w:val="1083"/>
+          <w:numId w:val="1085"/>
         </w:numPr>
       </w:pPr>
       <w:r>
@@ -18143,7 +18321,7 @@
         <w:pStyle w:val="Compact"/>
         <w:numPr>
           <w:ilvl w:val="0"/>
-          <w:numId w:val="1083"/>
+          <w:numId w:val="1085"/>
         </w:numPr>
       </w:pPr>
       <w:r>
@@ -18225,7 +18403,7 @@
         <w:pStyle w:val="Compact"/>
         <w:numPr>
           <w:ilvl w:val="1"/>
-          <w:numId w:val="1084"/>
+          <w:numId w:val="1086"/>
         </w:numPr>
       </w:pPr>
       <w:r>
@@ -18258,7 +18436,7 @@
         <w:pStyle w:val="Compact"/>
         <w:numPr>
           <w:ilvl w:val="0"/>
-          <w:numId w:val="1083"/>
+          <w:numId w:val="1085"/>
         </w:numPr>
       </w:pPr>
       <w:r>
@@ -18302,8 +18480,8 @@
         <w:t xml:space="preserve">(model table, setup, usage, live-verified notes).</w:t>
       </w:r>
     </w:p>
-    <w:bookmarkEnd w:id="119"/>
-    <w:bookmarkStart w:id="120" w:name="changed-5"/>
+    <w:bookmarkEnd w:id="122"/>
+    <w:bookmarkStart w:id="123" w:name="changed-5"/>
     <w:p>
       <w:pPr>
         <w:pStyle w:val="Heading3"/>
@@ -18317,7 +18495,7 @@
         <w:pStyle w:val="Compact"/>
         <w:numPr>
           <w:ilvl w:val="0"/>
-          <w:numId w:val="1085"/>
+          <w:numId w:val="1087"/>
         </w:numPr>
       </w:pPr>
       <w:r>
@@ -18375,8 +18553,8 @@
         <w:t xml:space="preserve">Z.AI v1.2.0 / DeepSeek).</w:t>
       </w:r>
     </w:p>
-    <w:bookmarkEnd w:id="120"/>
-    <w:bookmarkStart w:id="121" w:name="full-test-suite-4"/>
+    <w:bookmarkEnd w:id="123"/>
+    <w:bookmarkStart w:id="124" w:name="full-test-suite-4"/>
     <w:p>
       <w:pPr>
         <w:pStyle w:val="Heading3"/>
@@ -18390,7 +18568,7 @@
         <w:pStyle w:val="Compact"/>
         <w:numPr>
           <w:ilvl w:val="0"/>
-          <w:numId w:val="1086"/>
+          <w:numId w:val="1088"/>
         </w:numPr>
       </w:pPr>
       <w:r>
@@ -18415,8 +18593,8 @@
         <w:t xml:space="preserve">. Live provider verifier 5/5 PASS.</w:t>
       </w:r>
     </w:p>
-    <w:bookmarkEnd w:id="121"/>
-    <w:bookmarkStart w:id="122" w:name="honest-notes-1"/>
+    <w:bookmarkEnd w:id="124"/>
+    <w:bookmarkStart w:id="125" w:name="honest-notes-1"/>
     <w:p>
       <w:pPr>
         <w:pStyle w:val="Heading3"/>
@@ -18430,7 +18608,7 @@
         <w:pStyle w:val="Compact"/>
         <w:numPr>
           <w:ilvl w:val="0"/>
-          <w:numId w:val="1087"/>
+          <w:numId w:val="1089"/>
         </w:numPr>
       </w:pPr>
       <w:r>
@@ -18479,7 +18657,7 @@
         <w:pStyle w:val="Compact"/>
         <w:numPr>
           <w:ilvl w:val="0"/>
-          <w:numId w:val="1087"/>
+          <w:numId w:val="1089"/>
         </w:numPr>
       </w:pPr>
       <w:r>
@@ -18555,9 +18733,9 @@
         <w:t xml:space="preserve">round trip (HTTP 200), recorded in the evidence file.</w:t>
       </w:r>
     </w:p>
-    <w:bookmarkEnd w:id="122"/>
-    <w:bookmarkEnd w:id="123"/>
-    <w:bookmarkStart w:id="127" w:name="X6f75f912364272564da9bd72c339309408e0f52"/>
+    <w:bookmarkEnd w:id="125"/>
+    <w:bookmarkEnd w:id="126"/>
+    <w:bookmarkStart w:id="130" w:name="X6f75f912364272564da9bd72c339309408e0f52"/>
     <w:p>
       <w:pPr>
         <w:pStyle w:val="Heading2"/>
@@ -18566,7 +18744,7 @@
         <w:t xml:space="preserve">v1.2.0 — 2026-06-19 — Z.AI Coding Plan provider alias</w:t>
       </w:r>
     </w:p>
-    <w:bookmarkStart w:id="124" w:name="added-15"/>
+    <w:bookmarkStart w:id="127" w:name="added-15"/>
     <w:p>
       <w:pPr>
         <w:pStyle w:val="Heading3"/>
@@ -18580,7 +18758,7 @@
         <w:pStyle w:val="Compact"/>
         <w:numPr>
           <w:ilvl w:val="0"/>
-          <w:numId w:val="1088"/>
+          <w:numId w:val="1090"/>
         </w:numPr>
       </w:pPr>
       <w:r>
@@ -18632,7 +18810,7 @@
         <w:pStyle w:val="Compact"/>
         <w:numPr>
           <w:ilvl w:val="0"/>
-          <w:numId w:val="1088"/>
+          <w:numId w:val="1090"/>
         </w:numPr>
       </w:pPr>
       <w:r>
@@ -18681,7 +18859,7 @@
         <w:pStyle w:val="Compact"/>
         <w:numPr>
           <w:ilvl w:val="0"/>
-          <w:numId w:val="1088"/>
+          <w:numId w:val="1090"/>
         </w:numPr>
       </w:pPr>
       <w:r>
@@ -18745,7 +18923,7 @@
         <w:pStyle w:val="Compact"/>
         <w:numPr>
           <w:ilvl w:val="0"/>
-          <w:numId w:val="1088"/>
+          <w:numId w:val="1090"/>
         </w:numPr>
       </w:pPr>
       <w:r>
@@ -18764,7 +18942,7 @@
         <w:pStyle w:val="Compact"/>
         <w:numPr>
           <w:ilvl w:val="0"/>
-          <w:numId w:val="1088"/>
+          <w:numId w:val="1090"/>
         </w:numPr>
       </w:pPr>
       <w:r>
@@ -18783,7 +18961,7 @@
         <w:pStyle w:val="Compact"/>
         <w:numPr>
           <w:ilvl w:val="0"/>
-          <w:numId w:val="1088"/>
+          <w:numId w:val="1090"/>
         </w:numPr>
       </w:pPr>
       <w:r>
@@ -18832,7 +19010,7 @@
         <w:pStyle w:val="Compact"/>
         <w:numPr>
           <w:ilvl w:val="0"/>
-          <w:numId w:val="1088"/>
+          <w:numId w:val="1090"/>
         </w:numPr>
       </w:pPr>
       <w:r>
@@ -18861,8 +19039,8 @@
         <w:t xml:space="preserve">as the active default route.</w:t>
       </w:r>
     </w:p>
-    <w:bookmarkEnd w:id="124"/>
-    <w:bookmarkStart w:id="125" w:name="changed-6"/>
+    <w:bookmarkEnd w:id="127"/>
+    <w:bookmarkStart w:id="128" w:name="changed-6"/>
     <w:p>
       <w:pPr>
         <w:pStyle w:val="Heading3"/>
@@ -18876,7 +19054,7 @@
         <w:pStyle w:val="Compact"/>
         <w:numPr>
           <w:ilvl w:val="0"/>
-          <w:numId w:val="1089"/>
+          <w:numId w:val="1091"/>
         </w:numPr>
       </w:pPr>
       <w:r>
@@ -18907,8 +19085,8 @@
         <w:t xml:space="preserve">section for model pinning.</w:t>
       </w:r>
     </w:p>
-    <w:bookmarkEnd w:id="125"/>
-    <w:bookmarkStart w:id="126" w:name="full-test-suite-5"/>
+    <w:bookmarkEnd w:id="128"/>
+    <w:bookmarkStart w:id="129" w:name="full-test-suite-5"/>
     <w:p>
       <w:pPr>
         <w:pStyle w:val="Heading3"/>
@@ -18922,7 +19100,7 @@
         <w:pStyle w:val="Compact"/>
         <w:numPr>
           <w:ilvl w:val="0"/>
-          <w:numId w:val="1090"/>
+          <w:numId w:val="1092"/>
         </w:numPr>
       </w:pPr>
       <w:r>
@@ -18941,9 +19119,9 @@
         <w:t xml:space="preserve">.</w:t>
       </w:r>
     </w:p>
-    <w:bookmarkEnd w:id="126"/>
-    <w:bookmarkEnd w:id="127"/>
-    <w:bookmarkStart w:id="133" w:name="X3eea89613e529bc4636accf1a8153b58db87eca"/>
+    <w:bookmarkEnd w:id="129"/>
+    <w:bookmarkEnd w:id="130"/>
+    <w:bookmarkStart w:id="136" w:name="X3eea89613e529bc4636accf1a8153b58db87eca"/>
     <w:p>
       <w:pPr>
         <w:pStyle w:val="Heading2"/>
@@ -18985,7 +19163,7 @@
         <w:t xml:space="preserve">aliases proven on two hosts and two transports.</w:t>
       </w:r>
     </w:p>
-    <w:bookmarkStart w:id="128" w:name="added-16"/>
+    <w:bookmarkStart w:id="131" w:name="added-16"/>
     <w:p>
       <w:pPr>
         <w:pStyle w:val="Heading3"/>
@@ -18999,7 +19177,7 @@
         <w:pStyle w:val="Compact"/>
         <w:numPr>
           <w:ilvl w:val="0"/>
-          <w:numId w:val="1091"/>
+          <w:numId w:val="1093"/>
         </w:numPr>
       </w:pPr>
       <w:r>
@@ -19110,7 +19288,7 @@
         <w:pStyle w:val="Compact"/>
         <w:numPr>
           <w:ilvl w:val="0"/>
-          <w:numId w:val="1091"/>
+          <w:numId w:val="1093"/>
         </w:numPr>
       </w:pPr>
       <w:r>
@@ -19162,7 +19340,7 @@
         <w:pStyle w:val="Compact"/>
         <w:numPr>
           <w:ilvl w:val="0"/>
-          <w:numId w:val="1091"/>
+          <w:numId w:val="1093"/>
         </w:numPr>
       </w:pPr>
       <w:r>
@@ -19193,7 +19371,7 @@
         <w:pStyle w:val="Compact"/>
         <w:numPr>
           <w:ilvl w:val="1"/>
-          <w:numId w:val="1092"/>
+          <w:numId w:val="1094"/>
         </w:numPr>
       </w:pPr>
       <w:r>
@@ -19244,7 +19422,7 @@
         <w:pStyle w:val="Compact"/>
         <w:numPr>
           <w:ilvl w:val="1"/>
-          <w:numId w:val="1092"/>
+          <w:numId w:val="1094"/>
         </w:numPr>
       </w:pPr>
       <w:r>
@@ -19287,7 +19465,7 @@
         <w:pStyle w:val="Compact"/>
         <w:numPr>
           <w:ilvl w:val="1"/>
-          <w:numId w:val="1092"/>
+          <w:numId w:val="1094"/>
         </w:numPr>
       </w:pPr>
       <w:r>
@@ -19344,7 +19522,7 @@
         <w:pStyle w:val="Compact"/>
         <w:numPr>
           <w:ilvl w:val="1"/>
-          <w:numId w:val="1092"/>
+          <w:numId w:val="1094"/>
         </w:numPr>
       </w:pPr>
       <w:r>
@@ -19365,7 +19543,7 @@
         <w:pStyle w:val="Compact"/>
         <w:numPr>
           <w:ilvl w:val="0"/>
-          <w:numId w:val="1091"/>
+          <w:numId w:val="1093"/>
         </w:numPr>
       </w:pPr>
       <w:r>
@@ -19421,7 +19599,7 @@
         <w:pStyle w:val="Compact"/>
         <w:numPr>
           <w:ilvl w:val="0"/>
-          <w:numId w:val="1091"/>
+          <w:numId w:val="1093"/>
         </w:numPr>
       </w:pPr>
       <w:r>
@@ -19459,8 +19637,8 @@
         <w:t xml:space="preserve">end-to-end alias proofs.</w:t>
       </w:r>
     </w:p>
-    <w:bookmarkEnd w:id="128"/>
-    <w:bookmarkStart w:id="129" w:name="changed-7"/>
+    <w:bookmarkEnd w:id="131"/>
+    <w:bookmarkStart w:id="132" w:name="changed-7"/>
     <w:p>
       <w:pPr>
         <w:pStyle w:val="Heading3"/>
@@ -19474,7 +19652,7 @@
         <w:pStyle w:val="Compact"/>
         <w:numPr>
           <w:ilvl w:val="0"/>
-          <w:numId w:val="1093"/>
+          <w:numId w:val="1095"/>
         </w:numPr>
       </w:pPr>
       <w:r>
@@ -19535,7 +19713,7 @@
         <w:pStyle w:val="Compact"/>
         <w:numPr>
           <w:ilvl w:val="0"/>
-          <w:numId w:val="1093"/>
+          <w:numId w:val="1095"/>
         </w:numPr>
       </w:pPr>
       <w:r>
@@ -19586,7 +19764,7 @@
         <w:pStyle w:val="Compact"/>
         <w:numPr>
           <w:ilvl w:val="0"/>
-          <w:numId w:val="1093"/>
+          <w:numId w:val="1095"/>
         </w:numPr>
       </w:pPr>
       <w:r>
@@ -19618,8 +19796,8 @@
         <w:t xml:space="preserve">(HTML/PDF/DOCX).</w:t>
       </w:r>
     </w:p>
-    <w:bookmarkEnd w:id="129"/>
-    <w:bookmarkStart w:id="130" w:name="X08528e409e6d44ab0933f6ae15548960525d0be"/>
+    <w:bookmarkEnd w:id="132"/>
+    <w:bookmarkStart w:id="133" w:name="X08528e409e6d44ab0933f6ae15548960525d0be"/>
     <w:p>
       <w:pPr>
         <w:pStyle w:val="Heading3"/>
@@ -19633,7 +19811,7 @@
         <w:pStyle w:val="Compact"/>
         <w:numPr>
           <w:ilvl w:val="0"/>
-          <w:numId w:val="1094"/>
+          <w:numId w:val="1096"/>
         </w:numPr>
       </w:pPr>
       <w:r>
@@ -19682,7 +19860,7 @@
         <w:pStyle w:val="Compact"/>
         <w:numPr>
           <w:ilvl w:val="0"/>
-          <w:numId w:val="1094"/>
+          <w:numId w:val="1096"/>
         </w:numPr>
       </w:pPr>
       <w:r>
@@ -19719,7 +19897,7 @@
         <w:pStyle w:val="Compact"/>
         <w:numPr>
           <w:ilvl w:val="0"/>
-          <w:numId w:val="1094"/>
+          <w:numId w:val="1096"/>
         </w:numPr>
       </w:pPr>
       <w:r>
@@ -19747,7 +19925,7 @@
         <w:pStyle w:val="Compact"/>
         <w:numPr>
           <w:ilvl w:val="0"/>
-          <w:numId w:val="1094"/>
+          <w:numId w:val="1096"/>
         </w:numPr>
       </w:pPr>
       <w:r>
@@ -19787,7 +19965,7 @@
         <w:pStyle w:val="Compact"/>
         <w:numPr>
           <w:ilvl w:val="0"/>
-          <w:numId w:val="1094"/>
+          <w:numId w:val="1096"/>
         </w:numPr>
       </w:pPr>
       <w:r>
@@ -19854,7 +20032,7 @@
         <w:pStyle w:val="Compact"/>
         <w:numPr>
           <w:ilvl w:val="0"/>
-          <w:numId w:val="1094"/>
+          <w:numId w:val="1096"/>
         </w:numPr>
       </w:pPr>
       <w:r>
@@ -19892,8 +20070,8 @@
         <w:t xml:space="preserve">cross-account sync-state on isolated provider dirs.</w:t>
       </w:r>
     </w:p>
-    <w:bookmarkEnd w:id="130"/>
-    <w:bookmarkStart w:id="131" w:name="X7b6b31a71aa5e1b1df81413a1880ad3edcce6d6"/>
+    <w:bookmarkEnd w:id="133"/>
+    <w:bookmarkStart w:id="134" w:name="X7b6b31a71aa5e1b1df81413a1880ad3edcce6d6"/>
     <w:p>
       <w:pPr>
         <w:pStyle w:val="Heading3"/>
@@ -19907,7 +20085,7 @@
         <w:pStyle w:val="Compact"/>
         <w:numPr>
           <w:ilvl w:val="0"/>
-          <w:numId w:val="1095"/>
+          <w:numId w:val="1097"/>
         </w:numPr>
       </w:pPr>
       <w:r>
@@ -19935,7 +20113,7 @@
         <w:pStyle w:val="Compact"/>
         <w:numPr>
           <w:ilvl w:val="0"/>
-          <w:numId w:val="1095"/>
+          <w:numId w:val="1097"/>
         </w:numPr>
       </w:pPr>
       <w:r>
@@ -19963,7 +20141,7 @@
         <w:pStyle w:val="Compact"/>
         <w:numPr>
           <w:ilvl w:val="0"/>
-          <w:numId w:val="1095"/>
+          <w:numId w:val="1097"/>
         </w:numPr>
       </w:pPr>
       <w:r>
@@ -19976,8 +20154,8 @@
         <w:t xml:space="preserve">honestly; excluded under "valid users only" but kept fully supported.</w:t>
       </w:r>
     </w:p>
-    <w:bookmarkEnd w:id="131"/>
-    <w:bookmarkStart w:id="132" w:name="safety"/>
+    <w:bookmarkEnd w:id="134"/>
+    <w:bookmarkStart w:id="135" w:name="safety"/>
     <w:p>
       <w:pPr>
         <w:pStyle w:val="Heading3"/>
@@ -19991,7 +20169,7 @@
         <w:pStyle w:val="Compact"/>
         <w:numPr>
           <w:ilvl w:val="0"/>
-          <w:numId w:val="1096"/>
+          <w:numId w:val="1098"/>
         </w:numPr>
       </w:pPr>
       <w:r>
@@ -20042,7 +20220,7 @@
         <w:pStyle w:val="Compact"/>
         <w:numPr>
           <w:ilvl w:val="0"/>
-          <w:numId w:val="1096"/>
+          <w:numId w:val="1098"/>
         </w:numPr>
       </w:pPr>
       <w:r>
@@ -20067,9 +20245,9 @@
         <w:t xml:space="preserve">All published ports bound to loopback.</w:t>
       </w:r>
     </w:p>
-    <w:bookmarkEnd w:id="132"/>
-    <w:bookmarkEnd w:id="133"/>
-    <w:bookmarkStart w:id="134" w:name="X0b5e2b6bb8414853f28cab918f1092cceff261f"/>
+    <w:bookmarkEnd w:id="135"/>
+    <w:bookmarkEnd w:id="136"/>
+    <w:bookmarkStart w:id="137" w:name="X0b5e2b6bb8414853f28cab918f1092cceff261f"/>
     <w:p>
       <w:pPr>
         <w:pStyle w:val="Heading2"/>
@@ -20137,8 +20315,8 @@
         <w:t xml:space="preserve">.</w:t>
       </w:r>
     </w:p>
-    <w:bookmarkEnd w:id="134"/>
-    <w:bookmarkStart w:id="138" w:name="X73f1b74114f5ea30e47358e35fb30d0b7a0161a"/>
+    <w:bookmarkEnd w:id="137"/>
+    <w:bookmarkStart w:id="141" w:name="X73f1b74114f5ea30e47358e35fb30d0b7a0161a"/>
     <w:p>
       <w:pPr>
         <w:pStyle w:val="Heading2"/>
@@ -20147,7 +20325,7 @@
         <w:t xml:space="preserve">v1.6.7 — 2026-06-21 — Poe proxy fix for all aliases</w:t>
       </w:r>
     </w:p>
-    <w:bookmarkStart w:id="135" w:name="fixed-18"/>
+    <w:bookmarkStart w:id="138" w:name="fixed-19"/>
     <w:p>
       <w:pPr>
         <w:pStyle w:val="Heading3"/>
@@ -20161,7 +20339,7 @@
         <w:pStyle w:val="Compact"/>
         <w:numPr>
           <w:ilvl w:val="0"/>
-          <w:numId w:val="1097"/>
+          <w:numId w:val="1099"/>
         </w:numPr>
       </w:pPr>
       <w:r>
@@ -20210,7 +20388,7 @@
         <w:pStyle w:val="Compact"/>
         <w:numPr>
           <w:ilvl w:val="0"/>
-          <w:numId w:val="1097"/>
+          <w:numId w:val="1099"/>
         </w:numPr>
       </w:pPr>
       <w:r>
@@ -20238,7 +20416,7 @@
         <w:pStyle w:val="Compact"/>
         <w:numPr>
           <w:ilvl w:val="0"/>
-          <w:numId w:val="1097"/>
+          <w:numId w:val="1099"/>
         </w:numPr>
       </w:pPr>
       <w:r>
@@ -20252,8 +20430,8 @@
         <w:t xml:space="preserve">: same fix applied</w:t>
       </w:r>
     </w:p>
-    <w:bookmarkEnd w:id="135"/>
-    <w:bookmarkStart w:id="136" w:name="verified-18"/>
+    <w:bookmarkEnd w:id="138"/>
+    <w:bookmarkStart w:id="139" w:name="verified-19"/>
     <w:p>
       <w:pPr>
         <w:pStyle w:val="Heading3"/>
@@ -20267,7 +20445,7 @@
         <w:pStyle w:val="Compact"/>
         <w:numPr>
           <w:ilvl w:val="0"/>
-          <w:numId w:val="1098"/>
+          <w:numId w:val="1100"/>
         </w:numPr>
       </w:pPr>
       <w:r>
@@ -20324,15 +20502,15 @@
         <w:pStyle w:val="Compact"/>
         <w:numPr>
           <w:ilvl w:val="0"/>
-          <w:numId w:val="1098"/>
+          <w:numId w:val="1100"/>
         </w:numPr>
       </w:pPr>
       <w:r>
         <w:t xml:space="preserve">Deployed to both local host and nezha.local</w:t>
       </w:r>
     </w:p>
-    <w:bookmarkEnd w:id="136"/>
-    <w:bookmarkStart w:id="137" w:name="tests-5"/>
+    <w:bookmarkEnd w:id="139"/>
+    <w:bookmarkStart w:id="140" w:name="tests-5"/>
     <w:p>
       <w:pPr>
         <w:pStyle w:val="Heading3"/>
@@ -20346,7 +20524,7 @@
         <w:pStyle w:val="Compact"/>
         <w:numPr>
           <w:ilvl w:val="0"/>
-          <w:numId w:val="1099"/>
+          <w:numId w:val="1101"/>
         </w:numPr>
       </w:pPr>
       <w:r>
@@ -20358,16 +20536,16 @@
         <w:pStyle w:val="Compact"/>
         <w:numPr>
           <w:ilvl w:val="0"/>
-          <w:numId w:val="1099"/>
+          <w:numId w:val="1101"/>
         </w:numPr>
       </w:pPr>
       <w:r>
         <w:t xml:space="preserve">nezha.local: 7/8 (pandoc missing — pre-existing)</w:t>
       </w:r>
     </w:p>
-    <w:bookmarkEnd w:id="137"/>
-    <w:bookmarkEnd w:id="138"/>
-    <w:bookmarkStart w:id="142" w:name="v168--2026-06-21--poe-proxy-gzip-fix"/>
+    <w:bookmarkEnd w:id="140"/>
+    <w:bookmarkEnd w:id="141"/>
+    <w:bookmarkStart w:id="145" w:name="v168--2026-06-21--poe-proxy-gzip-fix"/>
     <w:p>
       <w:pPr>
         <w:pStyle w:val="Heading2"/>
@@ -20376,7 +20554,7 @@
         <w:t xml:space="preserve">v1.6.8 — 2026-06-21 — Poe proxy gzip fix</w:t>
       </w:r>
     </w:p>
-    <w:bookmarkStart w:id="139" w:name="fixed-19"/>
+    <w:bookmarkStart w:id="142" w:name="fixed-20"/>
     <w:p>
       <w:pPr>
         <w:pStyle w:val="Heading3"/>
@@ -20390,7 +20568,7 @@
         <w:pStyle w:val="Compact"/>
         <w:numPr>
           <w:ilvl w:val="0"/>
-          <w:numId w:val="1100"/>
+          <w:numId w:val="1102"/>
         </w:numPr>
       </w:pPr>
       <w:r>
@@ -20419,8 +20597,8 @@
         <w:t xml:space="preserve">UnicodeDecodeError. Added gzip decompression for both success and error responses.</w:t>
       </w:r>
     </w:p>
-    <w:bookmarkEnd w:id="139"/>
-    <w:bookmarkStart w:id="140" w:name="verified-19"/>
+    <w:bookmarkEnd w:id="142"/>
+    <w:bookmarkStart w:id="143" w:name="verified-20"/>
     <w:p>
       <w:pPr>
         <w:pStyle w:val="Heading3"/>
@@ -20434,7 +20612,7 @@
         <w:pStyle w:val="Compact"/>
         <w:numPr>
           <w:ilvl w:val="0"/>
-          <w:numId w:val="1101"/>
+          <w:numId w:val="1103"/>
         </w:numPr>
       </w:pPr>
       <w:r>
@@ -20455,7 +20633,7 @@
         <w:pStyle w:val="Compact"/>
         <w:numPr>
           <w:ilvl w:val="0"/>
-          <w:numId w:val="1101"/>
+          <w:numId w:val="1103"/>
         </w:numPr>
       </w:pPr>
       <w:r>
@@ -20476,7 +20654,7 @@
         <w:pStyle w:val="Compact"/>
         <w:numPr>
           <w:ilvl w:val="0"/>
-          <w:numId w:val="1101"/>
+          <w:numId w:val="1103"/>
         </w:numPr>
       </w:pPr>
       <w:r>
@@ -20492,8 +20670,8 @@
         <w:t xml:space="preserve">(grok-4): ❌ Different error (Grok-4 schema validation, not tools format)</w:t>
       </w:r>
     </w:p>
-    <w:bookmarkEnd w:id="140"/>
-    <w:bookmarkStart w:id="141" w:name="tests-6"/>
+    <w:bookmarkEnd w:id="143"/>
+    <w:bookmarkStart w:id="144" w:name="tests-6"/>
     <w:p>
       <w:pPr>
         <w:pStyle w:val="Heading3"/>
@@ -20507,7 +20685,7 @@
         <w:pStyle w:val="Compact"/>
         <w:numPr>
           <w:ilvl w:val="0"/>
-          <w:numId w:val="1102"/>
+          <w:numId w:val="1104"/>
         </w:numPr>
       </w:pPr>
       <w:r>
@@ -20519,16 +20697,16 @@
         <w:pStyle w:val="Compact"/>
         <w:numPr>
           <w:ilvl w:val="0"/>
-          <w:numId w:val="1102"/>
+          <w:numId w:val="1104"/>
         </w:numPr>
       </w:pPr>
       <w:r>
         <w:t xml:space="preserve">nezha.local: 8/8 ALL GREEN</w:t>
       </w:r>
     </w:p>
-    <w:bookmarkEnd w:id="141"/>
-    <w:bookmarkEnd w:id="142"/>
-    <w:bookmarkStart w:id="146" w:name="X6b73aa0a1c0550d32fa078e70116793f37aa5fa"/>
+    <w:bookmarkEnd w:id="144"/>
+    <w:bookmarkEnd w:id="145"/>
+    <w:bookmarkStart w:id="149" w:name="X6b73aa0a1c0550d32fa078e70116793f37aa5fa"/>
     <w:p>
       <w:pPr>
         <w:pStyle w:val="Heading2"/>
@@ -20537,7 +20715,7 @@
         <w:t xml:space="preserve">v1.6.9 — 2026-06-21 — Poe proxy $ref fix for Grok-4</w:t>
       </w:r>
     </w:p>
-    <w:bookmarkStart w:id="143" w:name="fixed-20"/>
+    <w:bookmarkStart w:id="146" w:name="fixed-21"/>
     <w:p>
       <w:pPr>
         <w:pStyle w:val="Heading3"/>
@@ -20551,7 +20729,7 @@
         <w:pStyle w:val="Compact"/>
         <w:numPr>
           <w:ilvl w:val="0"/>
-          <w:numId w:val="1103"/>
+          <w:numId w:val="1105"/>
         </w:numPr>
       </w:pPr>
       <w:r>
@@ -20676,8 +20854,8 @@
         <w:t xml:space="preserve">.</w:t>
       </w:r>
     </w:p>
-    <w:bookmarkEnd w:id="143"/>
-    <w:bookmarkStart w:id="144" w:name="verified-20"/>
+    <w:bookmarkEnd w:id="146"/>
+    <w:bookmarkStart w:id="147" w:name="verified-21"/>
     <w:p>
       <w:pPr>
         <w:pStyle w:val="Heading3"/>
@@ -20691,7 +20869,7 @@
         <w:pStyle w:val="Compact"/>
         <w:numPr>
           <w:ilvl w:val="0"/>
-          <w:numId w:val="1104"/>
+          <w:numId w:val="1106"/>
         </w:numPr>
       </w:pPr>
       <w:r>
@@ -20712,7 +20890,7 @@
         <w:pStyle w:val="Compact"/>
         <w:numPr>
           <w:ilvl w:val="0"/>
-          <w:numId w:val="1104"/>
+          <w:numId w:val="1106"/>
         </w:numPr>
       </w:pPr>
       <w:r>
@@ -20733,7 +20911,7 @@
         <w:pStyle w:val="Compact"/>
         <w:numPr>
           <w:ilvl w:val="0"/>
-          <w:numId w:val="1104"/>
+          <w:numId w:val="1106"/>
         </w:numPr>
       </w:pPr>
       <w:r>
@@ -20749,8 +20927,8 @@
         <w:t xml:space="preserve">(grok-4): ✅ YES (was failing, now works)</w:t>
       </w:r>
     </w:p>
-    <w:bookmarkEnd w:id="144"/>
-    <w:bookmarkStart w:id="145" w:name="tests-7"/>
+    <w:bookmarkEnd w:id="147"/>
+    <w:bookmarkStart w:id="148" w:name="tests-7"/>
     <w:p>
       <w:pPr>
         <w:pStyle w:val="Heading3"/>
@@ -20764,7 +20942,7 @@
         <w:pStyle w:val="Compact"/>
         <w:numPr>
           <w:ilvl w:val="0"/>
-          <w:numId w:val="1105"/>
+          <w:numId w:val="1107"/>
         </w:numPr>
       </w:pPr>
       <w:r>
@@ -20776,16 +20954,16 @@
         <w:pStyle w:val="Compact"/>
         <w:numPr>
           <w:ilvl w:val="0"/>
-          <w:numId w:val="1105"/>
+          <w:numId w:val="1107"/>
         </w:numPr>
       </w:pPr>
       <w:r>
         <w:t xml:space="preserve">nezha.local: 8/8 ALL GREEN</w:t>
       </w:r>
     </w:p>
-    <w:bookmarkEnd w:id="145"/>
-    <w:bookmarkEnd w:id="146"/>
-    <w:bookmarkStart w:id="151" w:name="X0532de1f3a983780b1972dbb21522315aea09e8"/>
+    <w:bookmarkEnd w:id="148"/>
+    <w:bookmarkEnd w:id="149"/>
+    <w:bookmarkStart w:id="154" w:name="X0532de1f3a983780b1972dbb21522315aea09e8"/>
     <w:p>
       <w:pPr>
         <w:pStyle w:val="Heading2"/>
@@ -20794,7 +20972,7 @@
         <w:t xml:space="preserve">v1.7.0 — 2026-06-22 — Poe proxy complete fix (all aliases verified)</w:t>
       </w:r>
     </w:p>
-    <w:bookmarkStart w:id="147" w:name="fixed-21"/>
+    <w:bookmarkStart w:id="150" w:name="fixed-22"/>
     <w:p>
       <w:pPr>
         <w:pStyle w:val="Heading3"/>
@@ -20808,7 +20986,7 @@
         <w:pStyle w:val="Compact"/>
         <w:numPr>
           <w:ilvl w:val="0"/>
-          <w:numId w:val="1106"/>
+          <w:numId w:val="1108"/>
         </w:numPr>
       </w:pPr>
       <w:r>
@@ -20857,7 +21035,7 @@
         <w:pStyle w:val="Compact"/>
         <w:numPr>
           <w:ilvl w:val="0"/>
-          <w:numId w:val="1106"/>
+          <w:numId w:val="1108"/>
         </w:numPr>
       </w:pPr>
       <w:r>
@@ -20874,8 +21052,8 @@
         <w:t xml:space="preserve">now copies proxy scripts during installation (already in place)</w:t>
       </w:r>
     </w:p>
-    <w:bookmarkEnd w:id="147"/>
-    <w:bookmarkStart w:id="148" w:name="X3ca39d2af9b1c1fc71857ee8467886b3e8dc7f9"/>
+    <w:bookmarkEnd w:id="150"/>
+    <w:bookmarkStart w:id="151" w:name="X3ca39d2af9b1c1fc71857ee8467886b3e8dc7f9"/>
     <w:p>
       <w:pPr>
         <w:pStyle w:val="Heading3"/>
@@ -20889,7 +21067,7 @@
         <w:pStyle w:val="Compact"/>
         <w:numPr>
           <w:ilvl w:val="0"/>
-          <w:numId w:val="1107"/>
+          <w:numId w:val="1109"/>
         </w:numPr>
       </w:pPr>
       <w:r>
@@ -20910,7 +21088,7 @@
         <w:pStyle w:val="Compact"/>
         <w:numPr>
           <w:ilvl w:val="0"/>
-          <w:numId w:val="1107"/>
+          <w:numId w:val="1109"/>
         </w:numPr>
       </w:pPr>
       <w:r>
@@ -20931,7 +21109,7 @@
         <w:pStyle w:val="Compact"/>
         <w:numPr>
           <w:ilvl w:val="0"/>
-          <w:numId w:val="1107"/>
+          <w:numId w:val="1109"/>
         </w:numPr>
       </w:pPr>
       <w:r>
@@ -20947,8 +21125,8 @@
         <w:t xml:space="preserve">(grok-4): ✅ YES</w:t>
       </w:r>
     </w:p>
-    <w:bookmarkEnd w:id="148"/>
-    <w:bookmarkStart w:id="149" w:name="root-cause-analysis-1"/>
+    <w:bookmarkEnd w:id="151"/>
+    <w:bookmarkStart w:id="152" w:name="root-cause-analysis-1"/>
     <w:p>
       <w:pPr>
         <w:pStyle w:val="Heading3"/>
@@ -20970,7 +21148,7 @@
         <w:pStyle w:val="Compact"/>
         <w:numPr>
           <w:ilvl w:val="0"/>
-          <w:numId w:val="1108"/>
+          <w:numId w:val="1110"/>
         </w:numPr>
       </w:pPr>
       <w:r>
@@ -20992,7 +21170,7 @@
         <w:pStyle w:val="Compact"/>
         <w:numPr>
           <w:ilvl w:val="0"/>
-          <w:numId w:val="1108"/>
+          <w:numId w:val="1110"/>
         </w:numPr>
       </w:pPr>
       <w:r>
@@ -21014,7 +21192,7 @@
         <w:pStyle w:val="Compact"/>
         <w:numPr>
           <w:ilvl w:val="0"/>
-          <w:numId w:val="1108"/>
+          <w:numId w:val="1110"/>
         </w:numPr>
       </w:pPr>
       <w:r>
@@ -21039,8 +21217,8 @@
         <w:t xml:space="preserve">All three fixed and verified.</w:t>
       </w:r>
     </w:p>
-    <w:bookmarkEnd w:id="149"/>
-    <w:bookmarkStart w:id="150" w:name="tests-8"/>
+    <w:bookmarkEnd w:id="152"/>
+    <w:bookmarkStart w:id="153" w:name="tests-8"/>
     <w:p>
       <w:pPr>
         <w:pStyle w:val="Heading3"/>
@@ -21054,7 +21232,7 @@
         <w:pStyle w:val="Compact"/>
         <w:numPr>
           <w:ilvl w:val="0"/>
-          <w:numId w:val="1109"/>
+          <w:numId w:val="1111"/>
         </w:numPr>
       </w:pPr>
       <w:r>
@@ -21066,16 +21244,16 @@
         <w:pStyle w:val="Compact"/>
         <w:numPr>
           <w:ilvl w:val="0"/>
-          <w:numId w:val="1109"/>
+          <w:numId w:val="1111"/>
         </w:numPr>
       </w:pPr>
       <w:r>
         <w:t xml:space="preserve">nezha.local: 8/8 ALL GREEN</w:t>
       </w:r>
     </w:p>
-    <w:bookmarkEnd w:id="150"/>
-    <w:bookmarkEnd w:id="151"/>
-    <w:bookmarkStart w:id="155" w:name="X6c14826a40db1917917c574b9e01f7f6d201b77"/>
+    <w:bookmarkEnd w:id="153"/>
+    <w:bookmarkEnd w:id="154"/>
+    <w:bookmarkStart w:id="158" w:name="X6c14826a40db1917917c574b9e01f7f6d201b77"/>
     <w:p>
       <w:pPr>
         <w:pStyle w:val="Heading2"/>
@@ -21084,7 +21262,7 @@
         <w:t xml:space="preserve">v1.7.1 — 2026-06-22 — Full validation + release</w:t>
       </w:r>
     </w:p>
-    <w:bookmarkStart w:id="152" w:name="fixed-22"/>
+    <w:bookmarkStart w:id="155" w:name="fixed-23"/>
     <w:p>
       <w:pPr>
         <w:pStyle w:val="Heading3"/>
@@ -21098,7 +21276,7 @@
         <w:pStyle w:val="Compact"/>
         <w:numPr>
           <w:ilvl w:val="0"/>
-          <w:numId w:val="1110"/>
+          <w:numId w:val="1112"/>
         </w:numPr>
       </w:pPr>
       <w:r>
@@ -21150,7 +21328,7 @@
         <w:pStyle w:val="Compact"/>
         <w:numPr>
           <w:ilvl w:val="0"/>
-          <w:numId w:val="1110"/>
+          <w:numId w:val="1112"/>
         </w:numPr>
       </w:pPr>
       <w:r>
@@ -21202,7 +21380,7 @@
         <w:pStyle w:val="Compact"/>
         <w:numPr>
           <w:ilvl w:val="0"/>
-          <w:numId w:val="1110"/>
+          <w:numId w:val="1112"/>
         </w:numPr>
       </w:pPr>
       <w:r>
@@ -21234,8 +21412,8 @@
         <w:t xml:space="preserve">subshell with safe indirect expansion</w:t>
       </w:r>
     </w:p>
-    <w:bookmarkEnd w:id="152"/>
-    <w:bookmarkStart w:id="153" w:name="tests-9"/>
+    <w:bookmarkEnd w:id="155"/>
+    <w:bookmarkStart w:id="156" w:name="tests-9"/>
     <w:p>
       <w:pPr>
         <w:pStyle w:val="Heading3"/>
@@ -21249,7 +21427,7 @@
         <w:pStyle w:val="Compact"/>
         <w:numPr>
           <w:ilvl w:val="0"/>
-          <w:numId w:val="1111"/>
+          <w:numId w:val="1113"/>
         </w:numPr>
       </w:pPr>
       <w:r>
@@ -21277,15 +21455,15 @@
         <w:pStyle w:val="Compact"/>
         <w:numPr>
           <w:ilvl w:val="0"/>
-          <w:numId w:val="1111"/>
+          <w:numId w:val="1113"/>
         </w:numPr>
       </w:pPr>
       <w:r>
         <w:t xml:space="preserve">nezha.local: 8/9 (export fails — pandoc missing)</w:t>
       </w:r>
     </w:p>
-    <w:bookmarkEnd w:id="153"/>
-    <w:bookmarkStart w:id="154" w:name="release"/>
+    <w:bookmarkEnd w:id="156"/>
+    <w:bookmarkStart w:id="157" w:name="release"/>
     <w:p>
       <w:pPr>
         <w:pStyle w:val="Heading3"/>
@@ -21299,154 +21477,154 @@
         <w:pStyle w:val="Compact"/>
         <w:numPr>
           <w:ilvl w:val="0"/>
-          <w:numId w:val="1112"/>
+          <w:numId w:val="1114"/>
         </w:numPr>
       </w:pPr>
       <w:r>
         <w:t xml:space="preserve">v1.7.1 — pushed to github, gitlab, gitflic, gitverse</w:t>
-      </w:r>
-    </w:p>
-    <w:bookmarkEnd w:id="154"/>
-    <w:bookmarkEnd w:id="155"/>
-    <w:bookmarkStart w:id="158" w:name="Xd6116881a80b8b1f65daf8a421c09304e0b327e"/>
-    <w:p>
-      <w:pPr>
-        <w:pStyle w:val="Heading2"/>
-      </w:pPr>
-      <w:r>
-        <w:t xml:space="preserve">v1.7.2 — 2026-06-22 — Claude alias verification, full release</w:t>
-      </w:r>
-    </w:p>
-    <w:bookmarkStart w:id="156" w:name="added-17"/>
-    <w:p>
-      <w:pPr>
-        <w:pStyle w:val="Heading3"/>
-      </w:pPr>
-      <w:r>
-        <w:t xml:space="preserve">Added</w:t>
-      </w:r>
-    </w:p>
-    <w:p>
-      <w:pPr>
-        <w:pStyle w:val="Compact"/>
-        <w:numPr>
-          <w:ilvl w:val="0"/>
-          <w:numId w:val="1113"/>
-        </w:numPr>
-      </w:pPr>
-      <w:r>
-        <w:rPr>
-          <w:b/>
-          <w:bCs/>
-        </w:rPr>
-        <w:t xml:space="preserve">Claude alias verification</w:t>
-      </w:r>
-      <w:r>
-        <w:t xml:space="preserve"> </w:t>
-      </w:r>
-      <w:r>
-        <w:t xml:space="preserve">in verify_aliases_live.sh — tests claude1/2/3</w:t>
-      </w:r>
-      <w:r>
-        <w:t xml:space="preserve"> </w:t>
-      </w:r>
-      <w:r>
-        <w:t xml:space="preserve">alongside provider aliases</w:t>
-      </w:r>
-    </w:p>
-    <w:p>
-      <w:pPr>
-        <w:pStyle w:val="Compact"/>
-        <w:numPr>
-          <w:ilvl w:val="0"/>
-          <w:numId w:val="1113"/>
-        </w:numPr>
-      </w:pPr>
-      <w:r>
-        <w:rPr>
-          <w:b/>
-          <w:bCs/>
-        </w:rPr>
-        <w:t xml:space="preserve">TOON tested</w:t>
-      </w:r>
-      <w:r>
-        <w:t xml:space="preserve"> </w:t>
-      </w:r>
-      <w:r>
-        <w:t xml:space="preserve">on all aliases — verified working</w:t>
-      </w:r>
-    </w:p>
-    <w:bookmarkEnd w:id="156"/>
-    <w:bookmarkStart w:id="157" w:name="tests-10"/>
-    <w:p>
-      <w:pPr>
-        <w:pStyle w:val="Heading3"/>
-      </w:pPr>
-      <w:r>
-        <w:t xml:space="preserve">Tests</w:t>
-      </w:r>
-    </w:p>
-    <w:p>
-      <w:pPr>
-        <w:pStyle w:val="Compact"/>
-        <w:numPr>
-          <w:ilvl w:val="0"/>
-          <w:numId w:val="1114"/>
-        </w:numPr>
-      </w:pPr>
-      <w:r>
-        <w:t xml:space="preserve">Local:</w:t>
-      </w:r>
-      <w:r>
-        <w:t xml:space="preserve"> </w:t>
-      </w:r>
-      <w:r>
-        <w:rPr>
-          <w:b/>
-          <w:bCs/>
-        </w:rPr>
-        <w:t xml:space="preserve">9/9 ALL GREEN</w:t>
-      </w:r>
-    </w:p>
-    <w:p>
-      <w:pPr>
-        <w:pStyle w:val="Compact"/>
-        <w:numPr>
-          <w:ilvl w:val="0"/>
-          <w:numId w:val="1114"/>
-        </w:numPr>
-      </w:pPr>
-      <w:r>
-        <w:t xml:space="preserve">nezha.local: 8/9 (pandoc missing)</w:t>
-      </w:r>
-    </w:p>
-    <w:p>
-      <w:pPr>
-        <w:pStyle w:val="Compact"/>
-        <w:numPr>
-          <w:ilvl w:val="0"/>
-          <w:numId w:val="1114"/>
-        </w:numPr>
-      </w:pPr>
-      <w:r>
-        <w:t xml:space="preserve">All claude1/2/3: ✅ OK</w:t>
-      </w:r>
-    </w:p>
-    <w:p>
-      <w:pPr>
-        <w:pStyle w:val="Compact"/>
-        <w:numPr>
-          <w:ilvl w:val="0"/>
-          <w:numId w:val="1114"/>
-        </w:numPr>
-      </w:pPr>
-      <w:r>
-        <w:t xml:space="preserve">All provider aliases: verified</w:t>
       </w:r>
     </w:p>
     <w:bookmarkEnd w:id="157"/>
     <w:bookmarkEnd w:id="158"/>
+    <w:bookmarkStart w:id="161" w:name="Xd6116881a80b8b1f65daf8a421c09304e0b327e"/>
+    <w:p>
+      <w:pPr>
+        <w:pStyle w:val="Heading2"/>
+      </w:pPr>
+      <w:r>
+        <w:t xml:space="preserve">v1.7.2 — 2026-06-22 — Claude alias verification, full release</w:t>
+      </w:r>
+    </w:p>
+    <w:bookmarkStart w:id="159" w:name="added-17"/>
+    <w:p>
+      <w:pPr>
+        <w:pStyle w:val="Heading3"/>
+      </w:pPr>
+      <w:r>
+        <w:t xml:space="preserve">Added</w:t>
+      </w:r>
+    </w:p>
+    <w:p>
+      <w:pPr>
+        <w:pStyle w:val="Compact"/>
+        <w:numPr>
+          <w:ilvl w:val="0"/>
+          <w:numId w:val="1115"/>
+        </w:numPr>
+      </w:pPr>
+      <w:r>
+        <w:rPr>
+          <w:b/>
+          <w:bCs/>
+        </w:rPr>
+        <w:t xml:space="preserve">Claude alias verification</w:t>
+      </w:r>
+      <w:r>
+        <w:t xml:space="preserve"> </w:t>
+      </w:r>
+      <w:r>
+        <w:t xml:space="preserve">in verify_aliases_live.sh — tests claude1/2/3</w:t>
+      </w:r>
+      <w:r>
+        <w:t xml:space="preserve"> </w:t>
+      </w:r>
+      <w:r>
+        <w:t xml:space="preserve">alongside provider aliases</w:t>
+      </w:r>
+    </w:p>
+    <w:p>
+      <w:pPr>
+        <w:pStyle w:val="Compact"/>
+        <w:numPr>
+          <w:ilvl w:val="0"/>
+          <w:numId w:val="1115"/>
+        </w:numPr>
+      </w:pPr>
+      <w:r>
+        <w:rPr>
+          <w:b/>
+          <w:bCs/>
+        </w:rPr>
+        <w:t xml:space="preserve">TOON tested</w:t>
+      </w:r>
+      <w:r>
+        <w:t xml:space="preserve"> </w:t>
+      </w:r>
+      <w:r>
+        <w:t xml:space="preserve">on all aliases — verified working</w:t>
+      </w:r>
+    </w:p>
     <w:bookmarkEnd w:id="159"/>
+    <w:bookmarkStart w:id="160" w:name="tests-10"/>
+    <w:p>
+      <w:pPr>
+        <w:pStyle w:val="Heading3"/>
+      </w:pPr>
+      <w:r>
+        <w:t xml:space="preserve">Tests</w:t>
+      </w:r>
+    </w:p>
+    <w:p>
+      <w:pPr>
+        <w:pStyle w:val="Compact"/>
+        <w:numPr>
+          <w:ilvl w:val="0"/>
+          <w:numId w:val="1116"/>
+        </w:numPr>
+      </w:pPr>
+      <w:r>
+        <w:t xml:space="preserve">Local:</w:t>
+      </w:r>
+      <w:r>
+        <w:t xml:space="preserve"> </w:t>
+      </w:r>
+      <w:r>
+        <w:rPr>
+          <w:b/>
+          <w:bCs/>
+        </w:rPr>
+        <w:t xml:space="preserve">9/9 ALL GREEN</w:t>
+      </w:r>
+    </w:p>
+    <w:p>
+      <w:pPr>
+        <w:pStyle w:val="Compact"/>
+        <w:numPr>
+          <w:ilvl w:val="0"/>
+          <w:numId w:val="1116"/>
+        </w:numPr>
+      </w:pPr>
+      <w:r>
+        <w:t xml:space="preserve">nezha.local: 8/9 (pandoc missing)</w:t>
+      </w:r>
+    </w:p>
+    <w:p>
+      <w:pPr>
+        <w:pStyle w:val="Compact"/>
+        <w:numPr>
+          <w:ilvl w:val="0"/>
+          <w:numId w:val="1116"/>
+        </w:numPr>
+      </w:pPr>
+      <w:r>
+        <w:t xml:space="preserve">All claude1/2/3: ✅ OK</w:t>
+      </w:r>
+    </w:p>
+    <w:p>
+      <w:pPr>
+        <w:pStyle w:val="Compact"/>
+        <w:numPr>
+          <w:ilvl w:val="0"/>
+          <w:numId w:val="1116"/>
+        </w:numPr>
+      </w:pPr>
+      <w:r>
+        <w:t xml:space="preserve">All provider aliases: verified</w:t>
+      </w:r>
+    </w:p>
+    <w:bookmarkEnd w:id="160"/>
+    <w:bookmarkEnd w:id="161"/>
+    <w:bookmarkEnd w:id="162"/>
     <w:sectPr>
       <w:footnotePr>
         <w:numRestart w:val="eachSect"/>
@@ -21884,6 +22062,12 @@
     <w:abstractNumId w:val="991"/>
   </w:num>
   <w:num w:numId="1046">
+    <w:abstractNumId w:val="991"/>
+  </w:num>
+  <w:num w:numId="1047">
+    <w:abstractNumId w:val="991"/>
+  </w:num>
+  <w:num w:numId="1048">
     <w:abstractNumId w:val="99411"/>
     <w:lvlOverride w:ilvl="0">
       <w:startOverride w:val="1"/>
@@ -21912,12 +22096,6 @@
     <w:lvlOverride w:ilvl="8">
       <w:startOverride w:val="1"/>
     </w:lvlOverride>
-  </w:num>
-  <w:num w:numId="1047">
-    <w:abstractNumId w:val="991"/>
-  </w:num>
-  <w:num w:numId="1048">
-    <w:abstractNumId w:val="991"/>
   </w:num>
   <w:num w:numId="1049">
     <w:abstractNumId w:val="991"/>
@@ -22004,6 +22182,12 @@
     <w:abstractNumId w:val="991"/>
   </w:num>
   <w:num w:numId="1077">
+    <w:abstractNumId w:val="991"/>
+  </w:num>
+  <w:num w:numId="1078">
+    <w:abstractNumId w:val="991"/>
+  </w:num>
+  <w:num w:numId="1079">
     <w:abstractNumId w:val="99411"/>
     <w:lvlOverride w:ilvl="0">
       <w:startOverride w:val="1"/>
@@ -22032,12 +22216,6 @@
     <w:lvlOverride w:ilvl="8">
       <w:startOverride w:val="1"/>
     </w:lvlOverride>
-  </w:num>
-  <w:num w:numId="1078">
-    <w:abstractNumId w:val="991"/>
-  </w:num>
-  <w:num w:numId="1079">
-    <w:abstractNumId w:val="991"/>
   </w:num>
   <w:num w:numId="1080">
     <w:abstractNumId w:val="991"/>
@@ -22124,6 +22302,12 @@
     <w:abstractNumId w:val="991"/>
   </w:num>
   <w:num w:numId="1108">
+    <w:abstractNumId w:val="991"/>
+  </w:num>
+  <w:num w:numId="1109">
+    <w:abstractNumId w:val="991"/>
+  </w:num>
+  <w:num w:numId="1110">
     <w:abstractNumId w:val="99411"/>
     <w:lvlOverride w:ilvl="0">
       <w:startOverride w:val="1"/>
@@ -22153,12 +22337,6 @@
       <w:startOverride w:val="1"/>
     </w:lvlOverride>
   </w:num>
-  <w:num w:numId="1109">
-    <w:abstractNumId w:val="991"/>
-  </w:num>
-  <w:num w:numId="1110">
-    <w:abstractNumId w:val="991"/>
-  </w:num>
   <w:num w:numId="1111">
     <w:abstractNumId w:val="991"/>
   </w:num>
@@ -22169,6 +22347,12 @@
     <w:abstractNumId w:val="991"/>
   </w:num>
   <w:num w:numId="1114">
+    <w:abstractNumId w:val="991"/>
+  </w:num>
+  <w:num w:numId="1115">
+    <w:abstractNumId w:val="991"/>
+  </w:num>
+  <w:num w:numId="1116">
     <w:abstractNumId w:val="991"/>
   </w:num>
 </w:numbering>

--- a/CHANGELOG.docx
+++ b/CHANGELOG.docx
@@ -28,7 +28,7 @@
         </w:p>
       </w:sdtContent>
     </w:sdt>
-    <w:bookmarkStart w:id="166" w:name="changelog"/>
+    <w:bookmarkStart w:id="169" w:name="changelog"/>
     <w:p>
       <w:pPr>
         <w:pStyle w:val="Heading1"/>
@@ -45,22 +45,22 @@
         <w:t xml:space="preserve">All notable changes to the Claude multi-account toolkit.</w:t>
       </w:r>
     </w:p>
-    <w:bookmarkStart w:id="12" w:name="X6865033971533ae00d09309426710f2a7b8ec36"/>
+    <w:bookmarkStart w:id="11" w:name="X085db1856499b569423e2da43bc60e21055ba78"/>
     <w:p>
       <w:pPr>
         <w:pStyle w:val="Heading2"/>
       </w:pPr>
       <w:r>
-        <w:t xml:space="preserve">v1.10.2 — 2026-06-29 — Self-healing rc source lines + strict rc tests</w:t>
-      </w:r>
-    </w:p>
-    <w:bookmarkStart w:id="9" w:name="fixed"/>
+        <w:t xml:space="preserve">v1.10.3 — 2026-06-29 — Execution-level wrapper test coverage</w:t>
+      </w:r>
+    </w:p>
+    <w:bookmarkStart w:id="9" w:name="added"/>
     <w:p>
       <w:pPr>
         <w:pStyle w:val="Heading3"/>
       </w:pPr>
       <w:r>
-        <w:t xml:space="preserve">Fixed</w:t>
+        <w:t xml:space="preserve">Added</w:t>
       </w:r>
     </w:p>
     <w:p>
@@ -73,289 +73,17 @@
       </w:pPr>
       <w:r>
         <w:rPr>
-          <w:b/>
-          <w:bCs/>
-        </w:rPr>
-        <w:t xml:space="preserve">Dangling</w:t>
-      </w:r>
-      <w:r>
-        <w:rPr>
-          <w:b/>
-          <w:bCs/>
-        </w:rPr>
-        <w:t xml:space="preserve"> </w:t>
-      </w:r>
-      <w:r>
-        <w:rPr>
-          <w:rStyle w:val="VerbatimChar"/>
-          <w:b/>
-          <w:bCs/>
-        </w:rPr>
-        <w:t xml:space="preserve">source "…/aliases.sh"</w:t>
-      </w:r>
-      <w:r>
-        <w:rPr>
-          <w:b/>
-          <w:bCs/>
-        </w:rPr>
-        <w:t xml:space="preserve"> </w:t>
-      </w:r>
-      <w:r>
-        <w:rPr>
-          <w:b/>
-          <w:bCs/>
-        </w:rPr>
-        <w:t xml:space="preserve">lines in rc files.</w:t>
-      </w:r>
-      <w:r>
-        <w:t xml:space="preserve"> </w:t>
-      </w:r>
-      <w:r>
-        <w:t xml:space="preserve">A transient or moved</w:t>
-      </w:r>
-      <w:r>
-        <w:t xml:space="preserve"> </w:t>
-      </w:r>
-      <w:r>
-        <w:t xml:space="preserve">alias-file path could leave a</w:t>
-      </w:r>
-      <w:r>
-        <w:t xml:space="preserve"> </w:t>
-      </w:r>
-      <w:r>
-        <w:rPr>
-          <w:rStyle w:val="VerbatimChar"/>
-        </w:rPr>
-        <w:t xml:space="preserve">source</w:t>
-      </w:r>
-      <w:r>
-        <w:t xml:space="preserve"> </w:t>
-      </w:r>
-      <w:r>
-        <w:t xml:space="preserve">line in</w:t>
-      </w:r>
-      <w:r>
-        <w:t xml:space="preserve"> </w:t>
-      </w:r>
-      <w:r>
-        <w:rPr>
-          <w:rStyle w:val="VerbatimChar"/>
-        </w:rPr>
-        <w:t xml:space="preserve">~/.bashrc</w:t>
-      </w:r>
-      <w:r>
-        <w:t xml:space="preserve">/</w:t>
-      </w:r>
-      <w:r>
-        <w:rPr>
-          <w:rStyle w:val="VerbatimChar"/>
-        </w:rPr>
-        <w:t xml:space="preserve">~/.zshrc</w:t>
-      </w:r>
-      <w:r>
-        <w:t xml:space="preserve"> </w:t>
-      </w:r>
-      <w:r>
-        <w:t xml:space="preserve">pointing</w:t>
-      </w:r>
-      <w:r>
-        <w:t xml:space="preserve"> </w:t>
-      </w:r>
-      <w:r>
-        <w:t xml:space="preserve">at a deleted file, so every new login shell printed</w:t>
-      </w:r>
-      <w:r>
-        <w:t xml:space="preserve"> </w:t>
-      </w:r>
-      <w:r>
-        <w:rPr>
-          <w:rStyle w:val="VerbatimChar"/>
-        </w:rPr>
-        <w:t xml:space="preserve">-bash: …/aliases.sh: No such file or directory</w:t>
-      </w:r>
-      <w:r>
-        <w:t xml:space="preserve">.</w:t>
-      </w:r>
-      <w:r>
-        <w:t xml:space="preserve"> </w:t>
-      </w:r>
-      <w:r>
-        <w:rPr>
-          <w:rStyle w:val="VerbatimChar"/>
-        </w:rPr>
-        <w:t xml:space="preserve">cma_ensure_alias_file</w:t>
-      </w:r>
-      <w:r>
-        <w:t xml:space="preserve"> </w:t>
-      </w:r>
-      <w:r>
-        <w:t xml:space="preserve">now</w:t>
-      </w:r>
-      <w:r>
-        <w:t xml:space="preserve"> </w:t>
-      </w:r>
-      <w:r>
-        <w:rPr>
-          <w:b/>
-          <w:bCs/>
-        </w:rPr>
-        <w:t xml:space="preserve">prunes</w:t>
-      </w:r>
-      <w:r>
-        <w:t xml:space="preserve"> </w:t>
-      </w:r>
-      <w:r>
-        <w:t xml:space="preserve">any rc</w:t>
-      </w:r>
-      <w:r>
-        <w:t xml:space="preserve"> </w:t>
-      </w:r>
-      <w:r>
-        <w:rPr>
-          <w:rStyle w:val="VerbatimChar"/>
-        </w:rPr>
-        <w:t xml:space="preserve">source</w:t>
-      </w:r>
-      <w:r>
-        <w:t xml:space="preserve">/</w:t>
-      </w:r>
-      <w:r>
-        <w:rPr>
-          <w:rStyle w:val="VerbatimChar"/>
-        </w:rPr>
-        <w:t xml:space="preserve">.</w:t>
-      </w:r>
-      <w:r>
-        <w:t xml:space="preserve"> </w:t>
-      </w:r>
-      <w:r>
-        <w:t xml:space="preserve">line whose</w:t>
-      </w:r>
-      <w:r>
-        <w:t xml:space="preserve"> </w:t>
-      </w:r>
-      <w:r>
-        <w:rPr>
-          <w:rStyle w:val="VerbatimChar"/>
-        </w:rPr>
-        <w:t xml:space="preserve">aliases.sh</w:t>
-      </w:r>
-      <w:r>
-        <w:t xml:space="preserve"> </w:t>
-      </w:r>
-      <w:r>
-        <w:t xml:space="preserve">target no longer exists</w:t>
-      </w:r>
-      <w:r>
-        <w:t xml:space="preserve"> </w:t>
-      </w:r>
-      <w:r>
-        <w:t xml:space="preserve">(self-heal on the next install), and recognizes an existing source line across</w:t>
-      </w:r>
-      <w:r>
-        <w:t xml:space="preserve"> </w:t>
-      </w:r>
-      <w:r>
-        <w:rPr>
-          <w:rStyle w:val="VerbatimChar"/>
-        </w:rPr>
-        <w:t xml:space="preserve">.</w:t>
-      </w:r>
-      <w:r>
-        <w:t xml:space="preserve">/</w:t>
-      </w:r>
-      <w:r>
-        <w:rPr>
-          <w:rStyle w:val="VerbatimChar"/>
-        </w:rPr>
-        <w:t xml:space="preserve">source</w:t>
-      </w:r>
-      <w:r>
-        <w:t xml:space="preserve"> </w:t>
-      </w:r>
-      <w:r>
-        <w:t xml:space="preserve">and</w:t>
-      </w:r>
-      <w:r>
-        <w:t xml:space="preserve"> </w:t>
-      </w:r>
-      <w:r>
-        <w:rPr>
-          <w:rStyle w:val="VerbatimChar"/>
-        </w:rPr>
-        <w:t xml:space="preserve">$HOME</w:t>
-      </w:r>
-      <w:r>
-        <w:t xml:space="preserve">/</w:t>
-      </w:r>
-      <w:r>
-        <w:rPr>
-          <w:rStyle w:val="VerbatimChar"/>
-        </w:rPr>
-        <w:t xml:space="preserve">~</w:t>
-      </w:r>
-      <w:r>
-        <w:t xml:space="preserve">/absolute forms, so re-installs never accumulate</w:t>
-      </w:r>
-      <w:r>
-        <w:t xml:space="preserve"> </w:t>
-      </w:r>
-      <w:r>
-        <w:t xml:space="preserve">duplicate source lines.</w:t>
-      </w:r>
-    </w:p>
-    <w:bookmarkEnd w:id="9"/>
-    <w:bookmarkStart w:id="10" w:name="added"/>
-    <w:p>
-      <w:pPr>
-        <w:pStyle w:val="Heading3"/>
-      </w:pPr>
-      <w:r>
-        <w:t xml:space="preserve">Added</w:t>
-      </w:r>
-    </w:p>
-    <w:p>
-      <w:pPr>
-        <w:pStyle w:val="Compact"/>
-        <w:numPr>
-          <w:ilvl w:val="0"/>
-          <w:numId w:val="1002"/>
-        </w:numPr>
-      </w:pPr>
-      <w:r>
-        <w:rPr>
-          <w:rStyle w:val="VerbatimChar"/>
-          <w:b/>
-          <w:bCs/>
-        </w:rPr>
-        <w:t xml:space="preserve">test_rc_sourcing.sh</w:t>
-      </w:r>
-      <w:r>
-        <w:t xml:space="preserve"> </w:t>
-      </w:r>
-      <w:r>
-        <w:t xml:space="preserve">(10 strict assertions) — reproduces the bug class the</w:t>
-      </w:r>
-      <w:r>
-        <w:t xml:space="preserve"> </w:t>
-      </w:r>
-      <w:r>
-        <w:t xml:space="preserve">hermetic suite missed (it sandboxes</w:t>
-      </w:r>
-      <w:r>
-        <w:t xml:space="preserve"> </w:t>
-      </w:r>
-      <w:r>
-        <w:rPr>
-          <w:rStyle w:val="VerbatimChar"/>
-        </w:rPr>
-        <w:t xml:space="preserve">$HOME</w:t>
-      </w:r>
-      <w:r>
-        <w:t xml:space="preserve"> </w:t>
-      </w:r>
-      <w:r>
-        <w:t xml:space="preserve">and never inspected or</w:t>
+          <w:rStyle w:val="VerbatimChar"/>
+          <w:b/>
+          <w:bCs/>
+        </w:rPr>
+        <w:t xml:space="preserve">test_wrapper_exec.sh</w:t>
+      </w:r>
+      <w:r>
+        <w:t xml:space="preserve"> </w:t>
+      </w:r>
+      <w:r>
+        <w:t xml:space="preserve">— the first hermetic test that actually</w:t>
       </w:r>
       <w:r>
         <w:t xml:space="preserve"> </w:t>
@@ -365,6 +93,630 @@
           <w:i/>
           <w:iCs/>
         </w:rPr>
+        <w:t xml:space="preserve">executes</w:t>
+      </w:r>
+      <w:r>
+        <w:t xml:space="preserve"> </w:t>
+      </w:r>
+      <w:r>
+        <w:t xml:space="preserve">the generated</w:t>
+      </w:r>
+      <w:r>
+        <w:t xml:space="preserve"> </w:t>
+      </w:r>
+      <w:r>
+        <w:rPr>
+          <w:rStyle w:val="VerbatimChar"/>
+        </w:rPr>
+        <w:t xml:space="preserve">cma_run</w:t>
+      </w:r>
+      <w:r>
+        <w:t xml:space="preserve"> </w:t>
+      </w:r>
+      <w:r>
+        <w:t xml:space="preserve">wrapper (every other suite only string-matches its</w:t>
+      </w:r>
+      <w:r>
+        <w:t xml:space="preserve"> </w:t>
+      </w:r>
+      <w:r>
+        <w:t xml:space="preserve">emitted body, so a runtime bug — a</w:t>
+      </w:r>
+      <w:r>
+        <w:t xml:space="preserve"> </w:t>
+      </w:r>
+      <w:r>
+        <w:rPr>
+          <w:rStyle w:val="VerbatimChar"/>
+        </w:rPr>
+        <w:t xml:space="preserve">set -e</w:t>
+      </w:r>
+      <w:r>
+        <w:t xml:space="preserve"> </w:t>
+      </w:r>
+      <w:r>
+        <w:t xml:space="preserve">abort, a dropped</w:t>
+      </w:r>
+      <w:r>
+        <w:t xml:space="preserve"> </w:t>
+      </w:r>
+      <w:r>
+        <w:rPr>
+          <w:rStyle w:val="VerbatimChar"/>
+        </w:rPr>
+        <w:t xml:space="preserve">unset</w:t>
+      </w:r>
+      <w:r>
+        <w:t xml:space="preserve">, wrong</w:t>
+      </w:r>
+      <w:r>
+        <w:t xml:space="preserve"> </w:t>
+      </w:r>
+      <w:r>
+        <w:t xml:space="preserve">call order — could ship past a green suite). It drives</w:t>
+      </w:r>
+      <w:r>
+        <w:t xml:space="preserve"> </w:t>
+      </w:r>
+      <w:r>
+        <w:rPr>
+          <w:rStyle w:val="VerbatimChar"/>
+        </w:rPr>
+        <w:t xml:space="preserve">cma_run</w:t>
+      </w:r>
+      <w:r>
+        <w:t xml:space="preserve"> </w:t>
+      </w:r>
+      <w:r>
+        <w:t xml:space="preserve">with a stub</w:t>
+      </w:r>
+      <w:r>
+        <w:t xml:space="preserve"> </w:t>
+      </w:r>
+      <w:r>
+        <w:rPr>
+          <w:rStyle w:val="VerbatimChar"/>
+        </w:rPr>
+        <w:t xml:space="preserve">CLAUDE_BIN</w:t>
+      </w:r>
+      <w:r>
+        <w:t xml:space="preserve"> </w:t>
+      </w:r>
+      <w:r>
+        <w:t xml:space="preserve">env-recorder plus stub</w:t>
+      </w:r>
+      <w:r>
+        <w:t xml:space="preserve"> </w:t>
+      </w:r>
+      <w:r>
+        <w:rPr>
+          <w:rStyle w:val="VerbatimChar"/>
+        </w:rPr>
+        <w:t xml:space="preserve">claude-session</w:t>
+      </w:r>
+      <w:r>
+        <w:t xml:space="preserve">/</w:t>
+      </w:r>
+      <w:r>
+        <w:rPr>
+          <w:rStyle w:val="VerbatimChar"/>
+        </w:rPr>
+        <w:t xml:space="preserve">claude-sync-state</w:t>
+      </w:r>
+      <w:r>
+        <w:t xml:space="preserve">, then</w:t>
+      </w:r>
+      <w:r>
+        <w:t xml:space="preserve"> </w:t>
+      </w:r>
+      <w:r>
+        <w:t xml:space="preserve">asserts RUNTIME guarantees: provider-env isolation (a leaked</w:t>
+      </w:r>
+      <w:r>
+        <w:t xml:space="preserve"> </w:t>
+      </w:r>
+      <w:r>
+        <w:rPr>
+          <w:rStyle w:val="VerbatimChar"/>
+        </w:rPr>
+        <w:t xml:space="preserve">ANTHROPIC_BASE_URL</w:t>
+      </w:r>
+      <w:r>
+        <w:t xml:space="preserve">/</w:t>
+      </w:r>
+      <w:r>
+        <w:rPr>
+          <w:rStyle w:val="VerbatimChar"/>
+        </w:rPr>
+        <w:t xml:space="preserve">AUTH_TOKEN</w:t>
+      </w:r>
+      <w:r>
+        <w:t xml:space="preserve">/</w:t>
+      </w:r>
+      <w:r>
+        <w:rPr>
+          <w:rStyle w:val="VerbatimChar"/>
+        </w:rPr>
+        <w:t xml:space="preserve">MODEL</w:t>
+      </w:r>
+      <w:r>
+        <w:t xml:space="preserve"> </w:t>
+      </w:r>
+      <w:r>
+        <w:t xml:space="preserve">is genuinely cleared</w:t>
+      </w:r>
+      <w:r>
+        <w:t xml:space="preserve"> </w:t>
+      </w:r>
+      <w:r>
+        <w:rPr>
+          <w:i/>
+          <w:iCs/>
+        </w:rPr>
+        <w:t xml:space="preserve">before</w:t>
+      </w:r>
+      <w:r>
+        <w:t xml:space="preserve"> </w:t>
+      </w:r>
+      <w:r>
+        <w:t xml:space="preserve">claude</w:t>
+      </w:r>
+      <w:r>
+        <w:t xml:space="preserve"> </w:t>
+      </w:r>
+      <w:r>
+        <w:t xml:space="preserve">runs), session flags reach claude on a bare launch,</w:t>
+      </w:r>
+      <w:r>
+        <w:t xml:space="preserve"> </w:t>
+      </w:r>
+      <w:r>
+        <w:rPr>
+          <w:rStyle w:val="VerbatimChar"/>
+        </w:rPr>
+        <w:t xml:space="preserve">sync-state pull</w:t>
+      </w:r>
+      <w:r>
+        <w:t xml:space="preserve"> </w:t>
+      </w:r>
+      <w:r>
+        <w:t xml:space="preserve">fires</w:t>
+      </w:r>
+      <w:r>
+        <w:t xml:space="preserve"> </w:t>
+      </w:r>
+      <w:r>
+        <w:t xml:space="preserve">before launch and</w:t>
+      </w:r>
+      <w:r>
+        <w:t xml:space="preserve"> </w:t>
+      </w:r>
+      <w:r>
+        <w:rPr>
+          <w:rStyle w:val="VerbatimChar"/>
+        </w:rPr>
+        <w:t xml:space="preserve">push</w:t>
+      </w:r>
+      <w:r>
+        <w:t xml:space="preserve"> </w:t>
+      </w:r>
+      <w:r>
+        <w:t xml:space="preserve">after, explicit args pass through verbatim with no</w:t>
+      </w:r>
+      <w:r>
+        <w:t xml:space="preserve"> </w:t>
+      </w:r>
+      <w:r>
+        <w:t xml:space="preserve">session-flag injection, plus a non-vacuity guard proving the stub claude really</w:t>
+      </w:r>
+      <w:r>
+        <w:t xml:space="preserve"> </w:t>
+      </w:r>
+      <w:r>
+        <w:t xml:space="preserve">executed. Proven</w:t>
+      </w:r>
+      <w:r>
+        <w:t xml:space="preserve"> </w:t>
+      </w:r>
+      <w:r>
+        <w:rPr>
+          <w:b/>
+          <w:bCs/>
+        </w:rPr>
+        <w:t xml:space="preserve">RED</w:t>
+      </w:r>
+      <w:r>
+        <w:t xml:space="preserve"> </w:t>
+      </w:r>
+      <w:r>
+        <w:t xml:space="preserve">on a dropped</w:t>
+      </w:r>
+      <w:r>
+        <w:t xml:space="preserve"> </w:t>
+      </w:r>
+      <w:r>
+        <w:rPr>
+          <w:rStyle w:val="VerbatimChar"/>
+        </w:rPr>
+        <w:t xml:space="preserve">unset</w:t>
+      </w:r>
+      <w:r>
+        <w:t xml:space="preserve">,</w:t>
+      </w:r>
+      <w:r>
+        <w:t xml:space="preserve"> </w:t>
+      </w:r>
+      <w:r>
+        <w:rPr>
+          <w:b/>
+          <w:bCs/>
+        </w:rPr>
+        <w:t xml:space="preserve">GREEN</w:t>
+      </w:r>
+      <w:r>
+        <w:t xml:space="preserve"> </w:t>
+      </w:r>
+      <w:r>
+        <w:t xml:space="preserve">on the real wrapper.</w:t>
+      </w:r>
+    </w:p>
+    <w:bookmarkEnd w:id="9"/>
+    <w:bookmarkStart w:id="10" w:name="verified"/>
+    <w:p>
+      <w:pPr>
+        <w:pStyle w:val="Heading3"/>
+      </w:pPr>
+      <w:r>
+        <w:t xml:space="preserve">Verified</w:t>
+      </w:r>
+    </w:p>
+    <w:p>
+      <w:pPr>
+        <w:pStyle w:val="Compact"/>
+        <w:numPr>
+          <w:ilvl w:val="0"/>
+          <w:numId w:val="1002"/>
+        </w:numPr>
+      </w:pPr>
+      <w:r>
+        <w:t xml:space="preserve">Suite</w:t>
+      </w:r>
+      <w:r>
+        <w:t xml:space="preserve"> </w:t>
+      </w:r>
+      <w:r>
+        <w:rPr>
+          <w:b/>
+          <w:bCs/>
+        </w:rPr>
+        <w:t xml:space="preserve">18/18 green</w:t>
+      </w:r>
+      <w:r>
+        <w:t xml:space="preserve">; shellcheck 0.</w:t>
+      </w:r>
+    </w:p>
+    <w:bookmarkEnd w:id="10"/>
+    <w:bookmarkEnd w:id="11"/>
+    <w:bookmarkStart w:id="15" w:name="X6865033971533ae00d09309426710f2a7b8ec36"/>
+    <w:p>
+      <w:pPr>
+        <w:pStyle w:val="Heading2"/>
+      </w:pPr>
+      <w:r>
+        <w:t xml:space="preserve">v1.10.2 — 2026-06-29 — Self-healing rc source lines + strict rc tests</w:t>
+      </w:r>
+    </w:p>
+    <w:bookmarkStart w:id="12" w:name="fixed"/>
+    <w:p>
+      <w:pPr>
+        <w:pStyle w:val="Heading3"/>
+      </w:pPr>
+      <w:r>
+        <w:t xml:space="preserve">Fixed</w:t>
+      </w:r>
+    </w:p>
+    <w:p>
+      <w:pPr>
+        <w:pStyle w:val="Compact"/>
+        <w:numPr>
+          <w:ilvl w:val="0"/>
+          <w:numId w:val="1003"/>
+        </w:numPr>
+      </w:pPr>
+      <w:r>
+        <w:rPr>
+          <w:b/>
+          <w:bCs/>
+        </w:rPr>
+        <w:t xml:space="preserve">Dangling</w:t>
+      </w:r>
+      <w:r>
+        <w:rPr>
+          <w:b/>
+          <w:bCs/>
+        </w:rPr>
+        <w:t xml:space="preserve"> </w:t>
+      </w:r>
+      <w:r>
+        <w:rPr>
+          <w:rStyle w:val="VerbatimChar"/>
+          <w:b/>
+          <w:bCs/>
+        </w:rPr>
+        <w:t xml:space="preserve">source "…/aliases.sh"</w:t>
+      </w:r>
+      <w:r>
+        <w:rPr>
+          <w:b/>
+          <w:bCs/>
+        </w:rPr>
+        <w:t xml:space="preserve"> </w:t>
+      </w:r>
+      <w:r>
+        <w:rPr>
+          <w:b/>
+          <w:bCs/>
+        </w:rPr>
+        <w:t xml:space="preserve">lines in rc files.</w:t>
+      </w:r>
+      <w:r>
+        <w:t xml:space="preserve"> </w:t>
+      </w:r>
+      <w:r>
+        <w:t xml:space="preserve">A transient or moved</w:t>
+      </w:r>
+      <w:r>
+        <w:t xml:space="preserve"> </w:t>
+      </w:r>
+      <w:r>
+        <w:t xml:space="preserve">alias-file path could leave a</w:t>
+      </w:r>
+      <w:r>
+        <w:t xml:space="preserve"> </w:t>
+      </w:r>
+      <w:r>
+        <w:rPr>
+          <w:rStyle w:val="VerbatimChar"/>
+        </w:rPr>
+        <w:t xml:space="preserve">source</w:t>
+      </w:r>
+      <w:r>
+        <w:t xml:space="preserve"> </w:t>
+      </w:r>
+      <w:r>
+        <w:t xml:space="preserve">line in</w:t>
+      </w:r>
+      <w:r>
+        <w:t xml:space="preserve"> </w:t>
+      </w:r>
+      <w:r>
+        <w:rPr>
+          <w:rStyle w:val="VerbatimChar"/>
+        </w:rPr>
+        <w:t xml:space="preserve">~/.bashrc</w:t>
+      </w:r>
+      <w:r>
+        <w:t xml:space="preserve">/</w:t>
+      </w:r>
+      <w:r>
+        <w:rPr>
+          <w:rStyle w:val="VerbatimChar"/>
+        </w:rPr>
+        <w:t xml:space="preserve">~/.zshrc</w:t>
+      </w:r>
+      <w:r>
+        <w:t xml:space="preserve"> </w:t>
+      </w:r>
+      <w:r>
+        <w:t xml:space="preserve">pointing</w:t>
+      </w:r>
+      <w:r>
+        <w:t xml:space="preserve"> </w:t>
+      </w:r>
+      <w:r>
+        <w:t xml:space="preserve">at a deleted file, so every new login shell printed</w:t>
+      </w:r>
+      <w:r>
+        <w:t xml:space="preserve"> </w:t>
+      </w:r>
+      <w:r>
+        <w:rPr>
+          <w:rStyle w:val="VerbatimChar"/>
+        </w:rPr>
+        <w:t xml:space="preserve">-bash: …/aliases.sh: No such file or directory</w:t>
+      </w:r>
+      <w:r>
+        <w:t xml:space="preserve">.</w:t>
+      </w:r>
+      <w:r>
+        <w:t xml:space="preserve"> </w:t>
+      </w:r>
+      <w:r>
+        <w:rPr>
+          <w:rStyle w:val="VerbatimChar"/>
+        </w:rPr>
+        <w:t xml:space="preserve">cma_ensure_alias_file</w:t>
+      </w:r>
+      <w:r>
+        <w:t xml:space="preserve"> </w:t>
+      </w:r>
+      <w:r>
+        <w:t xml:space="preserve">now</w:t>
+      </w:r>
+      <w:r>
+        <w:t xml:space="preserve"> </w:t>
+      </w:r>
+      <w:r>
+        <w:rPr>
+          <w:b/>
+          <w:bCs/>
+        </w:rPr>
+        <w:t xml:space="preserve">prunes</w:t>
+      </w:r>
+      <w:r>
+        <w:t xml:space="preserve"> </w:t>
+      </w:r>
+      <w:r>
+        <w:t xml:space="preserve">any rc</w:t>
+      </w:r>
+      <w:r>
+        <w:t xml:space="preserve"> </w:t>
+      </w:r>
+      <w:r>
+        <w:rPr>
+          <w:rStyle w:val="VerbatimChar"/>
+        </w:rPr>
+        <w:t xml:space="preserve">source</w:t>
+      </w:r>
+      <w:r>
+        <w:t xml:space="preserve">/</w:t>
+      </w:r>
+      <w:r>
+        <w:rPr>
+          <w:rStyle w:val="VerbatimChar"/>
+        </w:rPr>
+        <w:t xml:space="preserve">.</w:t>
+      </w:r>
+      <w:r>
+        <w:t xml:space="preserve"> </w:t>
+      </w:r>
+      <w:r>
+        <w:t xml:space="preserve">line whose</w:t>
+      </w:r>
+      <w:r>
+        <w:t xml:space="preserve"> </w:t>
+      </w:r>
+      <w:r>
+        <w:rPr>
+          <w:rStyle w:val="VerbatimChar"/>
+        </w:rPr>
+        <w:t xml:space="preserve">aliases.sh</w:t>
+      </w:r>
+      <w:r>
+        <w:t xml:space="preserve"> </w:t>
+      </w:r>
+      <w:r>
+        <w:t xml:space="preserve">target no longer exists</w:t>
+      </w:r>
+      <w:r>
+        <w:t xml:space="preserve"> </w:t>
+      </w:r>
+      <w:r>
+        <w:t xml:space="preserve">(self-heal on the next install), and recognizes an existing source line across</w:t>
+      </w:r>
+      <w:r>
+        <w:t xml:space="preserve"> </w:t>
+      </w:r>
+      <w:r>
+        <w:rPr>
+          <w:rStyle w:val="VerbatimChar"/>
+        </w:rPr>
+        <w:t xml:space="preserve">.</w:t>
+      </w:r>
+      <w:r>
+        <w:t xml:space="preserve">/</w:t>
+      </w:r>
+      <w:r>
+        <w:rPr>
+          <w:rStyle w:val="VerbatimChar"/>
+        </w:rPr>
+        <w:t xml:space="preserve">source</w:t>
+      </w:r>
+      <w:r>
+        <w:t xml:space="preserve"> </w:t>
+      </w:r>
+      <w:r>
+        <w:t xml:space="preserve">and</w:t>
+      </w:r>
+      <w:r>
+        <w:t xml:space="preserve"> </w:t>
+      </w:r>
+      <w:r>
+        <w:rPr>
+          <w:rStyle w:val="VerbatimChar"/>
+        </w:rPr>
+        <w:t xml:space="preserve">$HOME</w:t>
+      </w:r>
+      <w:r>
+        <w:t xml:space="preserve">/</w:t>
+      </w:r>
+      <w:r>
+        <w:rPr>
+          <w:rStyle w:val="VerbatimChar"/>
+        </w:rPr>
+        <w:t xml:space="preserve">~</w:t>
+      </w:r>
+      <w:r>
+        <w:t xml:space="preserve">/absolute forms, so re-installs never accumulate</w:t>
+      </w:r>
+      <w:r>
+        <w:t xml:space="preserve"> </w:t>
+      </w:r>
+      <w:r>
+        <w:t xml:space="preserve">duplicate source lines.</w:t>
+      </w:r>
+    </w:p>
+    <w:bookmarkEnd w:id="12"/>
+    <w:bookmarkStart w:id="13" w:name="added-1"/>
+    <w:p>
+      <w:pPr>
+        <w:pStyle w:val="Heading3"/>
+      </w:pPr>
+      <w:r>
+        <w:t xml:space="preserve">Added</w:t>
+      </w:r>
+    </w:p>
+    <w:p>
+      <w:pPr>
+        <w:pStyle w:val="Compact"/>
+        <w:numPr>
+          <w:ilvl w:val="0"/>
+          <w:numId w:val="1004"/>
+        </w:numPr>
+      </w:pPr>
+      <w:r>
+        <w:rPr>
+          <w:rStyle w:val="VerbatimChar"/>
+          <w:b/>
+          <w:bCs/>
+        </w:rPr>
+        <w:t xml:space="preserve">test_rc_sourcing.sh</w:t>
+      </w:r>
+      <w:r>
+        <w:t xml:space="preserve"> </w:t>
+      </w:r>
+      <w:r>
+        <w:t xml:space="preserve">(10 strict assertions) — reproduces the bug class the</w:t>
+      </w:r>
+      <w:r>
+        <w:t xml:space="preserve"> </w:t>
+      </w:r>
+      <w:r>
+        <w:t xml:space="preserve">hermetic suite missed (it sandboxes</w:t>
+      </w:r>
+      <w:r>
+        <w:t xml:space="preserve"> </w:t>
+      </w:r>
+      <w:r>
+        <w:rPr>
+          <w:rStyle w:val="VerbatimChar"/>
+        </w:rPr>
+        <w:t xml:space="preserve">$HOME</w:t>
+      </w:r>
+      <w:r>
+        <w:t xml:space="preserve"> </w:t>
+      </w:r>
+      <w:r>
+        <w:t xml:space="preserve">and never inspected or</w:t>
+      </w:r>
+      <w:r>
+        <w:t xml:space="preserve"> </w:t>
+      </w:r>
+      <w:r>
+        <w:rPr>
+          <w:i/>
+          <w:iCs/>
+        </w:rPr>
         <w:t xml:space="preserve">sourced</w:t>
       </w:r>
       <w:r>
@@ -406,181 +758,6 @@
       </w:r>
       <w:r>
         <w:t xml:space="preserve">dedup. Proven RED on the old behavior, GREEN on the fix.</w:t>
-      </w:r>
-    </w:p>
-    <w:bookmarkEnd w:id="10"/>
-    <w:bookmarkStart w:id="11" w:name="verified"/>
-    <w:p>
-      <w:pPr>
-        <w:pStyle w:val="Heading3"/>
-      </w:pPr>
-      <w:r>
-        <w:t xml:space="preserve">Verified</w:t>
-      </w:r>
-    </w:p>
-    <w:p>
-      <w:pPr>
-        <w:pStyle w:val="Compact"/>
-        <w:numPr>
-          <w:ilvl w:val="0"/>
-          <w:numId w:val="1003"/>
-        </w:numPr>
-      </w:pPr>
-      <w:r>
-        <w:t xml:space="preserve">Suite</w:t>
-      </w:r>
-      <w:r>
-        <w:t xml:space="preserve"> </w:t>
-      </w:r>
-      <w:r>
-        <w:rPr>
-          <w:b/>
-          <w:bCs/>
-        </w:rPr>
-        <w:t xml:space="preserve">17/17 green</w:t>
-      </w:r>
-      <w:r>
-        <w:t xml:space="preserve">; shellcheck 0.</w:t>
-      </w:r>
-    </w:p>
-    <w:bookmarkEnd w:id="11"/>
-    <w:bookmarkEnd w:id="12"/>
-    <w:bookmarkStart w:id="15" w:name="X5f7c001c16e4fce2980f9a7f15c3b5a33e344cc"/>
-    <w:p>
-      <w:pPr>
-        <w:pStyle w:val="Heading2"/>
-      </w:pPr>
-      <w:r>
-        <w:t xml:space="preserve">v1.10.1 — 2026-06-29 — Robust cma_run wrapper assertions</w:t>
-      </w:r>
-    </w:p>
-    <w:bookmarkStart w:id="13" w:name="fixed-1"/>
-    <w:p>
-      <w:pPr>
-        <w:pStyle w:val="Heading3"/>
-      </w:pPr>
-      <w:r>
-        <w:t xml:space="preserve">Fixed</w:t>
-      </w:r>
-    </w:p>
-    <w:p>
-      <w:pPr>
-        <w:pStyle w:val="Compact"/>
-        <w:numPr>
-          <w:ilvl w:val="0"/>
-          <w:numId w:val="1004"/>
-        </w:numPr>
-      </w:pPr>
-      <w:r>
-        <w:rPr>
-          <w:rStyle w:val="VerbatimChar"/>
-          <w:b/>
-          <w:bCs/>
-        </w:rPr>
-        <w:t xml:space="preserve">test_claude.sh</w:t>
-      </w:r>
-      <w:r>
-        <w:rPr>
-          <w:b/>
-          <w:bCs/>
-        </w:rPr>
-        <w:t xml:space="preserve"> </w:t>
-      </w:r>
-      <w:r>
-        <w:rPr>
-          <w:b/>
-          <w:bCs/>
-        </w:rPr>
-        <w:t xml:space="preserve">used a fixed</w:t>
-      </w:r>
-      <w:r>
-        <w:rPr>
-          <w:b/>
-          <w:bCs/>
-        </w:rPr>
-        <w:t xml:space="preserve"> </w:t>
-      </w:r>
-      <w:r>
-        <w:rPr>
-          <w:rStyle w:val="VerbatimChar"/>
-          <w:b/>
-          <w:bCs/>
-        </w:rPr>
-        <w:t xml:space="preserve">grep -A30</w:t>
-      </w:r>
-      <w:r>
-        <w:rPr>
-          <w:b/>
-          <w:bCs/>
-        </w:rPr>
-        <w:t xml:space="preserve"> </w:t>
-      </w:r>
-      <w:r>
-        <w:rPr>
-          <w:b/>
-          <w:bCs/>
-        </w:rPr>
-        <w:t xml:space="preserve">window</w:t>
-      </w:r>
-      <w:r>
-        <w:t xml:space="preserve"> </w:t>
-      </w:r>
-      <w:r>
-        <w:t xml:space="preserve">to scan the</w:t>
-      </w:r>
-      <w:r>
-        <w:t xml:space="preserve"> </w:t>
-      </w:r>
-      <w:r>
-        <w:rPr>
-          <w:rStyle w:val="VerbatimChar"/>
-        </w:rPr>
-        <w:t xml:space="preserve">cma_run</w:t>
-      </w:r>
-      <w:r>
-        <w:t xml:space="preserve"> </w:t>
-      </w:r>
-      <w:r>
-        <w:t xml:space="preserve">body and silently missed the sync-state</w:t>
-      </w:r>
-      <w:r>
-        <w:t xml:space="preserve"> </w:t>
-      </w:r>
-      <w:r>
-        <w:rPr>
-          <w:rStyle w:val="VerbatimChar"/>
-        </w:rPr>
-        <w:t xml:space="preserve">push</w:t>
-      </w:r>
-      <w:r>
-        <w:t xml:space="preserve"> </w:t>
-      </w:r>
-      <w:r>
-        <w:t xml:space="preserve">marker once the body grew with</w:t>
-      </w:r>
-      <w:r>
-        <w:t xml:space="preserve"> </w:t>
-      </w:r>
-      <w:r>
-        <w:t xml:space="preserve">the v1.10.0 apply-color calls (push slipped past line 30) — failing the suite</w:t>
-      </w:r>
-      <w:r>
-        <w:t xml:space="preserve"> </w:t>
-      </w:r>
-      <w:r>
-        <w:t xml:space="preserve">against a v1.10.0-installed alias file even though the wrapper itself was</w:t>
-      </w:r>
-      <w:r>
-        <w:t xml:space="preserve"> </w:t>
-      </w:r>
-      <w:r>
-        <w:t xml:space="preserve">correct. It now extracts the full function body (awk header → closing brace),</w:t>
-      </w:r>
-      <w:r>
-        <w:t xml:space="preserve"> </w:t>
-      </w:r>
-      <w:r>
-        <w:t xml:space="preserve">robust to future growth.</w:t>
       </w:r>
     </w:p>
     <w:bookmarkEnd w:id="13"/>
@@ -612,23 +789,198 @@
           <w:b/>
           <w:bCs/>
         </w:rPr>
-        <w:t xml:space="preserve">16/16 green</w:t>
-      </w:r>
-      <w:r>
-        <w:t xml:space="preserve"> </w:t>
-      </w:r>
-      <w:r>
-        <w:t xml:space="preserve">against the v1.10.0 wrapper; shellcheck 0.</w:t>
+        <w:t xml:space="preserve">17/17 green</w:t>
+      </w:r>
+      <w:r>
+        <w:t xml:space="preserve">; shellcheck 0.</w:t>
       </w:r>
     </w:p>
     <w:bookmarkEnd w:id="14"/>
     <w:bookmarkEnd w:id="15"/>
-    <w:bookmarkStart w:id="20" w:name="X631032466688a8e021f0d55bc37c84ef04842c4"/>
+    <w:bookmarkStart w:id="18" w:name="X5f7c001c16e4fce2980f9a7f15c3b5a33e344cc"/>
     <w:p>
       <w:pPr>
         <w:pStyle w:val="Heading2"/>
       </w:pPr>
       <w:r>
+        <w:t xml:space="preserve">v1.10.1 — 2026-06-29 — Robust cma_run wrapper assertions</w:t>
+      </w:r>
+    </w:p>
+    <w:bookmarkStart w:id="16" w:name="fixed-1"/>
+    <w:p>
+      <w:pPr>
+        <w:pStyle w:val="Heading3"/>
+      </w:pPr>
+      <w:r>
+        <w:t xml:space="preserve">Fixed</w:t>
+      </w:r>
+    </w:p>
+    <w:p>
+      <w:pPr>
+        <w:pStyle w:val="Compact"/>
+        <w:numPr>
+          <w:ilvl w:val="0"/>
+          <w:numId w:val="1006"/>
+        </w:numPr>
+      </w:pPr>
+      <w:r>
+        <w:rPr>
+          <w:rStyle w:val="VerbatimChar"/>
+          <w:b/>
+          <w:bCs/>
+        </w:rPr>
+        <w:t xml:space="preserve">test_claude.sh</w:t>
+      </w:r>
+      <w:r>
+        <w:rPr>
+          <w:b/>
+          <w:bCs/>
+        </w:rPr>
+        <w:t xml:space="preserve"> </w:t>
+      </w:r>
+      <w:r>
+        <w:rPr>
+          <w:b/>
+          <w:bCs/>
+        </w:rPr>
+        <w:t xml:space="preserve">used a fixed</w:t>
+      </w:r>
+      <w:r>
+        <w:rPr>
+          <w:b/>
+          <w:bCs/>
+        </w:rPr>
+        <w:t xml:space="preserve"> </w:t>
+      </w:r>
+      <w:r>
+        <w:rPr>
+          <w:rStyle w:val="VerbatimChar"/>
+          <w:b/>
+          <w:bCs/>
+        </w:rPr>
+        <w:t xml:space="preserve">grep -A30</w:t>
+      </w:r>
+      <w:r>
+        <w:rPr>
+          <w:b/>
+          <w:bCs/>
+        </w:rPr>
+        <w:t xml:space="preserve"> </w:t>
+      </w:r>
+      <w:r>
+        <w:rPr>
+          <w:b/>
+          <w:bCs/>
+        </w:rPr>
+        <w:t xml:space="preserve">window</w:t>
+      </w:r>
+      <w:r>
+        <w:t xml:space="preserve"> </w:t>
+      </w:r>
+      <w:r>
+        <w:t xml:space="preserve">to scan the</w:t>
+      </w:r>
+      <w:r>
+        <w:t xml:space="preserve"> </w:t>
+      </w:r>
+      <w:r>
+        <w:rPr>
+          <w:rStyle w:val="VerbatimChar"/>
+        </w:rPr>
+        <w:t xml:space="preserve">cma_run</w:t>
+      </w:r>
+      <w:r>
+        <w:t xml:space="preserve"> </w:t>
+      </w:r>
+      <w:r>
+        <w:t xml:space="preserve">body and silently missed the sync-state</w:t>
+      </w:r>
+      <w:r>
+        <w:t xml:space="preserve"> </w:t>
+      </w:r>
+      <w:r>
+        <w:rPr>
+          <w:rStyle w:val="VerbatimChar"/>
+        </w:rPr>
+        <w:t xml:space="preserve">push</w:t>
+      </w:r>
+      <w:r>
+        <w:t xml:space="preserve"> </w:t>
+      </w:r>
+      <w:r>
+        <w:t xml:space="preserve">marker once the body grew with</w:t>
+      </w:r>
+      <w:r>
+        <w:t xml:space="preserve"> </w:t>
+      </w:r>
+      <w:r>
+        <w:t xml:space="preserve">the v1.10.0 apply-color calls (push slipped past line 30) — failing the suite</w:t>
+      </w:r>
+      <w:r>
+        <w:t xml:space="preserve"> </w:t>
+      </w:r>
+      <w:r>
+        <w:t xml:space="preserve">against a v1.10.0-installed alias file even though the wrapper itself was</w:t>
+      </w:r>
+      <w:r>
+        <w:t xml:space="preserve"> </w:t>
+      </w:r>
+      <w:r>
+        <w:t xml:space="preserve">correct. It now extracts the full function body (awk header → closing brace),</w:t>
+      </w:r>
+      <w:r>
+        <w:t xml:space="preserve"> </w:t>
+      </w:r>
+      <w:r>
+        <w:t xml:space="preserve">robust to future growth.</w:t>
+      </w:r>
+    </w:p>
+    <w:bookmarkEnd w:id="16"/>
+    <w:bookmarkStart w:id="17" w:name="verified-2"/>
+    <w:p>
+      <w:pPr>
+        <w:pStyle w:val="Heading3"/>
+      </w:pPr>
+      <w:r>
+        <w:t xml:space="preserve">Verified</w:t>
+      </w:r>
+    </w:p>
+    <w:p>
+      <w:pPr>
+        <w:pStyle w:val="Compact"/>
+        <w:numPr>
+          <w:ilvl w:val="0"/>
+          <w:numId w:val="1007"/>
+        </w:numPr>
+      </w:pPr>
+      <w:r>
+        <w:t xml:space="preserve">Suite</w:t>
+      </w:r>
+      <w:r>
+        <w:t xml:space="preserve"> </w:t>
+      </w:r>
+      <w:r>
+        <w:rPr>
+          <w:b/>
+          <w:bCs/>
+        </w:rPr>
+        <w:t xml:space="preserve">16/16 green</w:t>
+      </w:r>
+      <w:r>
+        <w:t xml:space="preserve"> </w:t>
+      </w:r>
+      <w:r>
+        <w:t xml:space="preserve">against the v1.10.0 wrapper; shellcheck 0.</w:t>
+      </w:r>
+    </w:p>
+    <w:bookmarkEnd w:id="17"/>
+    <w:bookmarkEnd w:id="18"/>
+    <w:bookmarkStart w:id="23" w:name="X631032466688a8e021f0d55bc37c84ef04842c4"/>
+    <w:p>
+      <w:pPr>
+        <w:pStyle w:val="Heading2"/>
+      </w:pPr>
+      <w:r>
         <w:t xml:space="preserve">v1.10.0 — 2026-06-29 — Auto-applied per-alias session color + coverage/wiring</w:t>
       </w:r>
     </w:p>
@@ -683,7 +1035,7 @@
         <w:t xml:space="preserve">test-coverage gaps.</w:t>
       </w:r>
     </w:p>
-    <w:bookmarkStart w:id="17" w:name="added-1"/>
+    <w:bookmarkStart w:id="20" w:name="added-2"/>
     <w:p>
       <w:pPr>
         <w:pStyle w:val="Heading3"/>
@@ -697,7 +1049,7 @@
         <w:pStyle w:val="Compact"/>
         <w:numPr>
           <w:ilvl w:val="0"/>
-          <w:numId w:val="1006"/>
+          <w:numId w:val="1008"/>
         </w:numPr>
       </w:pPr>
       <w:r>
@@ -909,7 +1261,7 @@
       <w:r>
         <w:t xml:space="preserve"> </w:t>
       </w:r>
-      <w:hyperlink r:id="rId16">
+      <w:hyperlink r:id="rId19">
         <w:r>
           <w:rPr>
             <w:rStyle w:val="Hyperlink"/>
@@ -926,7 +1278,7 @@
         <w:pStyle w:val="Compact"/>
         <w:numPr>
           <w:ilvl w:val="0"/>
-          <w:numId w:val="1006"/>
+          <w:numId w:val="1008"/>
         </w:numPr>
       </w:pPr>
       <w:r>
@@ -995,7 +1347,7 @@
         <w:pStyle w:val="Compact"/>
         <w:numPr>
           <w:ilvl w:val="1"/>
-          <w:numId w:val="1007"/>
+          <w:numId w:val="1009"/>
         </w:numPr>
       </w:pPr>
       <w:r>
@@ -1110,8 +1462,8 @@
         <w:t xml:space="preserve">.</w:t>
       </w:r>
     </w:p>
-    <w:bookmarkEnd w:id="17"/>
-    <w:bookmarkStart w:id="18" w:name="fixed-2"/>
+    <w:bookmarkEnd w:id="20"/>
+    <w:bookmarkStart w:id="21" w:name="fixed-2"/>
     <w:p>
       <w:pPr>
         <w:pStyle w:val="Heading3"/>
@@ -1125,7 +1477,7 @@
         <w:pStyle w:val="Compact"/>
         <w:numPr>
           <w:ilvl w:val="0"/>
-          <w:numId w:val="1008"/>
+          <w:numId w:val="1010"/>
         </w:numPr>
       </w:pPr>
       <w:r>
@@ -1233,7 +1585,7 @@
         <w:pStyle w:val="Compact"/>
         <w:numPr>
           <w:ilvl w:val="0"/>
-          <w:numId w:val="1008"/>
+          <w:numId w:val="1010"/>
         </w:numPr>
       </w:pPr>
       <w:r>
@@ -1300,8 +1652,8 @@
         <w:t xml:space="preserve">record.</w:t>
       </w:r>
     </w:p>
-    <w:bookmarkEnd w:id="18"/>
-    <w:bookmarkStart w:id="19" w:name="verified-2"/>
+    <w:bookmarkEnd w:id="21"/>
+    <w:bookmarkStart w:id="22" w:name="verified-3"/>
     <w:p>
       <w:pPr>
         <w:pStyle w:val="Heading3"/>
@@ -1315,7 +1667,7 @@
         <w:pStyle w:val="Compact"/>
         <w:numPr>
           <w:ilvl w:val="0"/>
-          <w:numId w:val="1009"/>
+          <w:numId w:val="1011"/>
         </w:numPr>
       </w:pPr>
       <w:r>
@@ -1388,9 +1740,9 @@
         <w:t xml:space="preserve">recolour-on-alias-switch).</w:t>
       </w:r>
     </w:p>
-    <w:bookmarkEnd w:id="19"/>
-    <w:bookmarkEnd w:id="20"/>
-    <w:bookmarkStart w:id="23" w:name="Xcb97734b604fc51f506e91e93ae8ba03cf2846e"/>
+    <w:bookmarkEnd w:id="22"/>
+    <w:bookmarkEnd w:id="23"/>
+    <w:bookmarkStart w:id="26" w:name="Xcb97734b604fc51f506e91e93ae8ba03cf2846e"/>
     <w:p>
       <w:pPr>
         <w:pStyle w:val="Heading2"/>
@@ -1399,7 +1751,7 @@
         <w:t xml:space="preserve">v1.9.2 — 2026-06-29 — Hermetic CLAUDE_BIN resolver test</w:t>
       </w:r>
     </w:p>
-    <w:bookmarkStart w:id="21" w:name="fixed-3"/>
+    <w:bookmarkStart w:id="24" w:name="fixed-3"/>
     <w:p>
       <w:pPr>
         <w:pStyle w:val="Heading3"/>
@@ -1413,7 +1765,7 @@
         <w:pStyle w:val="Compact"/>
         <w:numPr>
           <w:ilvl w:val="0"/>
-          <w:numId w:val="1010"/>
+          <w:numId w:val="1012"/>
         </w:numPr>
       </w:pPr>
       <w:r>
@@ -1533,296 +1885,6 @@
         <w:t xml:space="preserve">discovery) stay covered. Runtime behavior unchanged.</w:t>
       </w:r>
     </w:p>
-    <w:bookmarkEnd w:id="21"/>
-    <w:bookmarkStart w:id="22" w:name="verified-3"/>
-    <w:p>
-      <w:pPr>
-        <w:pStyle w:val="Heading3"/>
-      </w:pPr>
-      <w:r>
-        <w:t xml:space="preserve">Verified</w:t>
-      </w:r>
-    </w:p>
-    <w:p>
-      <w:pPr>
-        <w:pStyle w:val="Compact"/>
-        <w:numPr>
-          <w:ilvl w:val="0"/>
-          <w:numId w:val="1011"/>
-        </w:numPr>
-      </w:pPr>
-      <w:r>
-        <w:t xml:space="preserve">Suite</w:t>
-      </w:r>
-      <w:r>
-        <w:t xml:space="preserve"> </w:t>
-      </w:r>
-      <w:r>
-        <w:rPr>
-          <w:b/>
-          <w:bCs/>
-        </w:rPr>
-        <w:t xml:space="preserve">14/14 green on all five hosts</w:t>
-      </w:r>
-      <w:r>
-        <w:t xml:space="preserve"> </w:t>
-      </w:r>
-      <w:r>
-        <w:t xml:space="preserve">(this host, mistborn, thinker, amber,</w:t>
-      </w:r>
-      <w:r>
-        <w:t xml:space="preserve"> </w:t>
-      </w:r>
-      <w:r>
-        <w:t xml:space="preserve">nezha); shellcheck 0.</w:t>
-      </w:r>
-    </w:p>
-    <w:bookmarkEnd w:id="22"/>
-    <w:bookmarkEnd w:id="23"/>
-    <w:bookmarkStart w:id="26" w:name="Xf1ddbc6895bb6ec41496455d91f8080d353abfa"/>
-    <w:p>
-      <w:pPr>
-        <w:pStyle w:val="Heading2"/>
-      </w:pPr>
-      <w:r>
-        <w:t xml:space="preserve">v1.9.1 — 2026-06-29 — CLAUDE_BIN resolves across per-host install locations</w:t>
-      </w:r>
-    </w:p>
-    <w:p>
-      <w:pPr>
-        <w:pStyle w:val="FirstParagraph"/>
-      </w:pPr>
-      <w:r>
-        <w:t xml:space="preserve">A patch found during the live multi-host rollout of v1.9.0.</w:t>
-      </w:r>
-    </w:p>
-    <w:bookmarkStart w:id="24" w:name="fixed-4"/>
-    <w:p>
-      <w:pPr>
-        <w:pStyle w:val="Heading3"/>
-      </w:pPr>
-      <w:r>
-        <w:t xml:space="preserve">Fixed</w:t>
-      </w:r>
-    </w:p>
-    <w:p>
-      <w:pPr>
-        <w:pStyle w:val="Compact"/>
-        <w:numPr>
-          <w:ilvl w:val="0"/>
-          <w:numId w:val="1012"/>
-        </w:numPr>
-      </w:pPr>
-      <w:r>
-        <w:rPr>
-          <w:b/>
-          <w:bCs/>
-        </w:rPr>
-        <w:t xml:space="preserve">Alias launches failed where claude was installed outside</w:t>
-      </w:r>
-      <w:r>
-        <w:rPr>
-          <w:b/>
-          <w:bCs/>
-        </w:rPr>
-        <w:t xml:space="preserve"> </w:t>
-      </w:r>
-      <w:r>
-        <w:rPr>
-          <w:rStyle w:val="VerbatimChar"/>
-          <w:b/>
-          <w:bCs/>
-        </w:rPr>
-        <w:t xml:space="preserve">~/.local/bin</w:t>
-      </w:r>
-      <w:r>
-        <w:rPr>
-          <w:b/>
-          <w:bCs/>
-        </w:rPr>
-        <w:t xml:space="preserve">.</w:t>
-      </w:r>
-      <w:r>
-        <w:t xml:space="preserve"> </w:t>
-      </w:r>
-      <w:r>
-        <w:rPr>
-          <w:rStyle w:val="VerbatimChar"/>
-        </w:rPr>
-        <w:t xml:space="preserve">npm i -g @anthropic-ai/claude-code</w:t>
-      </w:r>
-      <w:r>
-        <w:t xml:space="preserve"> </w:t>
-      </w:r>
-      <w:r>
-        <w:t xml:space="preserve">lands in different prefixes per host</w:t>
-      </w:r>
-      <w:r>
-        <w:t xml:space="preserve"> </w:t>
-      </w:r>
-      <w:r>
-        <w:t xml:space="preserve">(</w:t>
-      </w:r>
-      <w:r>
-        <w:rPr>
-          <w:rStyle w:val="VerbatimChar"/>
-        </w:rPr>
-        <w:t xml:space="preserve">~/.npm-global/bin</w:t>
-      </w:r>
-      <w:r>
-        <w:t xml:space="preserve">, Homebrew,</w:t>
-      </w:r>
-      <w:r>
-        <w:t xml:space="preserve"> </w:t>
-      </w:r>
-      <w:r>
-        <w:rPr>
-          <w:rStyle w:val="VerbatimChar"/>
-        </w:rPr>
-        <w:t xml:space="preserve">~/.local/bin</w:t>
-      </w:r>
-      <w:r>
-        <w:t xml:space="preserve">); the toolkit's fixed</w:t>
-      </w:r>
-      <w:r>
-        <w:t xml:space="preserve"> </w:t>
-      </w:r>
-      <w:r>
-        <w:rPr>
-          <w:rStyle w:val="VerbatimChar"/>
-        </w:rPr>
-        <w:t xml:space="preserve">CLAUDE_BIN</w:t>
-      </w:r>
-      <w:r>
-        <w:t xml:space="preserve"> </w:t>
-      </w:r>
-      <w:r>
-        <w:t xml:space="preserve">default mis-pointed on those hosts, so every</w:t>
-      </w:r>
-      <w:r>
-        <w:t xml:space="preserve"> </w:t>
-      </w:r>
-      <w:r>
-        <w:rPr>
-          <w:rStyle w:val="VerbatimChar"/>
-        </w:rPr>
-        <w:t xml:space="preserve">claudeN</w:t>
-      </w:r>
-      <w:r>
-        <w:t xml:space="preserve">/provider</w:t>
-      </w:r>
-      <w:r>
-        <w:t xml:space="preserve"> </w:t>
-      </w:r>
-      <w:r>
-        <w:t xml:space="preserve">launch failed "No such file or directory" (amber.local needed a manual symlink</w:t>
-      </w:r>
-      <w:r>
-        <w:t xml:space="preserve"> </w:t>
-      </w:r>
-      <w:r>
-        <w:t xml:space="preserve">to work).</w:t>
-      </w:r>
-      <w:r>
-        <w:t xml:space="preserve"> </w:t>
-      </w:r>
-      <w:r>
-        <w:rPr>
-          <w:rStyle w:val="VerbatimChar"/>
-        </w:rPr>
-        <w:t xml:space="preserve">cma_resolve_claude_bin</w:t>
-      </w:r>
-      <w:r>
-        <w:t xml:space="preserve"> </w:t>
-      </w:r>
-      <w:r>
-        <w:t xml:space="preserve">now prefers an explicit</w:t>
-      </w:r>
-      <w:r>
-        <w:t xml:space="preserve"> </w:t>
-      </w:r>
-      <w:r>
-        <w:rPr>
-          <w:rStyle w:val="VerbatimChar"/>
-        </w:rPr>
-        <w:t xml:space="preserve">CLAUDE_BIN</w:t>
-      </w:r>
-      <w:r>
-        <w:t xml:space="preserve">, then</w:t>
-      </w:r>
-      <w:r>
-        <w:t xml:space="preserve"> </w:t>
-      </w:r>
-      <w:r>
-        <w:rPr>
-          <w:rStyle w:val="VerbatimChar"/>
-        </w:rPr>
-        <w:t xml:space="preserve">$PATH</w:t>
-      </w:r>
-      <w:r>
-        <w:t xml:space="preserve">, then the known locations (</w:t>
-      </w:r>
-      <w:r>
-        <w:rPr>
-          <w:rStyle w:val="VerbatimChar"/>
-        </w:rPr>
-        <w:t xml:space="preserve">~/.local/bin</w:t>
-      </w:r>
-      <w:r>
-        <w:t xml:space="preserve">,</w:t>
-      </w:r>
-      <w:r>
-        <w:t xml:space="preserve"> </w:t>
-      </w:r>
-      <w:r>
-        <w:rPr>
-          <w:rStyle w:val="VerbatimChar"/>
-        </w:rPr>
-        <w:t xml:space="preserve">~/.npm-global/bin</w:t>
-      </w:r>
-      <w:r>
-        <w:t xml:space="preserve">,</w:t>
-      </w:r>
-      <w:r>
-        <w:t xml:space="preserve"> </w:t>
-      </w:r>
-      <w:r>
-        <w:rPr>
-          <w:rStyle w:val="VerbatimChar"/>
-        </w:rPr>
-        <w:t xml:space="preserve">/opt/homebrew/bin</w:t>
-      </w:r>
-      <w:r>
-        <w:t xml:space="preserve">,</w:t>
-      </w:r>
-      <w:r>
-        <w:t xml:space="preserve"> </w:t>
-      </w:r>
-      <w:r>
-        <w:rPr>
-          <w:rStyle w:val="VerbatimChar"/>
-        </w:rPr>
-        <w:t xml:space="preserve">/usr/local/bin</w:t>
-      </w:r>
-      <w:r>
-        <w:t xml:space="preserve">), with a</w:t>
-      </w:r>
-      <w:r>
-        <w:t xml:space="preserve"> </w:t>
-      </w:r>
-      <w:r>
-        <w:rPr>
-          <w:rStyle w:val="VerbatimChar"/>
-        </w:rPr>
-        <w:t xml:space="preserve">~/.local/bin</w:t>
-      </w:r>
-      <w:r>
-        <w:t xml:space="preserve"> </w:t>
-      </w:r>
-      <w:r>
-        <w:t xml:space="preserve">fallback.</w:t>
-      </w:r>
-    </w:p>
     <w:bookmarkEnd w:id="24"/>
     <w:bookmarkStart w:id="25" w:name="verified-4"/>
     <w:p>
@@ -1852,82 +1914,372 @@
           <w:b/>
           <w:bCs/>
         </w:rPr>
-        <w:t xml:space="preserve">14/14 green</w:t>
-      </w:r>
-      <w:r>
-        <w:t xml:space="preserve">;</w:t>
-      </w:r>
-      <w:r>
-        <w:t xml:space="preserve"> </w:t>
-      </w:r>
-      <w:r>
-        <w:rPr>
-          <w:b/>
-          <w:bCs/>
-        </w:rPr>
-        <w:t xml:space="preserve">shellcheck 0</w:t>
-      </w:r>
-      <w:r>
-        <w:t xml:space="preserve">.</w:t>
-      </w:r>
-      <w:r>
-        <w:t xml:space="preserve"> </w:t>
-      </w:r>
-      <w:r>
-        <w:rPr>
-          <w:rStyle w:val="VerbatimChar"/>
-        </w:rPr>
-        <w:t xml:space="preserve">test_coverage.sh</w:t>
-      </w:r>
-      <w:r>
-        <w:t xml:space="preserve"> </w:t>
-      </w:r>
-      <w:r>
-        <w:t xml:space="preserve">B7 covers explicit</w:t>
-      </w:r>
-      <w:r>
-        <w:t xml:space="preserve"> </w:t>
-      </w:r>
-      <w:r>
-        <w:t xml:space="preserve">/ npm-global / fallback resolution. v1.9.0's auto-session naming confirmed</w:t>
-      </w:r>
-      <w:r>
-        <w:t xml:space="preserve"> </w:t>
-      </w:r>
-      <w:r>
-        <w:t xml:space="preserve">installed +</w:t>
-      </w:r>
-      <w:r>
-        <w:t xml:space="preserve"> </w:t>
-      </w:r>
-      <w:r>
-        <w:rPr>
-          <w:b/>
-          <w:bCs/>
-        </w:rPr>
-        <w:t xml:space="preserve">live-validated</w:t>
-      </w:r>
-      <w:r>
-        <w:t xml:space="preserve"> </w:t>
-      </w:r>
-      <w:r>
-        <w:t xml:space="preserve">(create-named + legacy-rename) on all five</w:t>
-      </w:r>
-      <w:r>
-        <w:t xml:space="preserve"> </w:t>
-      </w:r>
-      <w:r>
-        <w:t xml:space="preserve">hosts: this host, mistborn, thinker, amber, nezha.</w:t>
+        <w:t xml:space="preserve">14/14 green on all five hosts</w:t>
+      </w:r>
+      <w:r>
+        <w:t xml:space="preserve"> </w:t>
+      </w:r>
+      <w:r>
+        <w:t xml:space="preserve">(this host, mistborn, thinker, amber,</w:t>
+      </w:r>
+      <w:r>
+        <w:t xml:space="preserve"> </w:t>
+      </w:r>
+      <w:r>
+        <w:t xml:space="preserve">nezha); shellcheck 0.</w:t>
       </w:r>
     </w:p>
     <w:bookmarkEnd w:id="25"/>
     <w:bookmarkEnd w:id="26"/>
-    <w:bookmarkStart w:id="30" w:name="X58fa3378d58e20355805979ff3c64a438b9f3d4"/>
+    <w:bookmarkStart w:id="29" w:name="Xf1ddbc6895bb6ec41496455d91f8080d353abfa"/>
     <w:p>
       <w:pPr>
         <w:pStyle w:val="Heading2"/>
       </w:pPr>
       <w:r>
+        <w:t xml:space="preserve">v1.9.1 — 2026-06-29 — CLAUDE_BIN resolves across per-host install locations</w:t>
+      </w:r>
+    </w:p>
+    <w:p>
+      <w:pPr>
+        <w:pStyle w:val="FirstParagraph"/>
+      </w:pPr>
+      <w:r>
+        <w:t xml:space="preserve">A patch found during the live multi-host rollout of v1.9.0.</w:t>
+      </w:r>
+    </w:p>
+    <w:bookmarkStart w:id="27" w:name="fixed-4"/>
+    <w:p>
+      <w:pPr>
+        <w:pStyle w:val="Heading3"/>
+      </w:pPr>
+      <w:r>
+        <w:t xml:space="preserve">Fixed</w:t>
+      </w:r>
+    </w:p>
+    <w:p>
+      <w:pPr>
+        <w:pStyle w:val="Compact"/>
+        <w:numPr>
+          <w:ilvl w:val="0"/>
+          <w:numId w:val="1014"/>
+        </w:numPr>
+      </w:pPr>
+      <w:r>
+        <w:rPr>
+          <w:b/>
+          <w:bCs/>
+        </w:rPr>
+        <w:t xml:space="preserve">Alias launches failed where claude was installed outside</w:t>
+      </w:r>
+      <w:r>
+        <w:rPr>
+          <w:b/>
+          <w:bCs/>
+        </w:rPr>
+        <w:t xml:space="preserve"> </w:t>
+      </w:r>
+      <w:r>
+        <w:rPr>
+          <w:rStyle w:val="VerbatimChar"/>
+          <w:b/>
+          <w:bCs/>
+        </w:rPr>
+        <w:t xml:space="preserve">~/.local/bin</w:t>
+      </w:r>
+      <w:r>
+        <w:rPr>
+          <w:b/>
+          <w:bCs/>
+        </w:rPr>
+        <w:t xml:space="preserve">.</w:t>
+      </w:r>
+      <w:r>
+        <w:t xml:space="preserve"> </w:t>
+      </w:r>
+      <w:r>
+        <w:rPr>
+          <w:rStyle w:val="VerbatimChar"/>
+        </w:rPr>
+        <w:t xml:space="preserve">npm i -g @anthropic-ai/claude-code</w:t>
+      </w:r>
+      <w:r>
+        <w:t xml:space="preserve"> </w:t>
+      </w:r>
+      <w:r>
+        <w:t xml:space="preserve">lands in different prefixes per host</w:t>
+      </w:r>
+      <w:r>
+        <w:t xml:space="preserve"> </w:t>
+      </w:r>
+      <w:r>
+        <w:t xml:space="preserve">(</w:t>
+      </w:r>
+      <w:r>
+        <w:rPr>
+          <w:rStyle w:val="VerbatimChar"/>
+        </w:rPr>
+        <w:t xml:space="preserve">~/.npm-global/bin</w:t>
+      </w:r>
+      <w:r>
+        <w:t xml:space="preserve">, Homebrew,</w:t>
+      </w:r>
+      <w:r>
+        <w:t xml:space="preserve"> </w:t>
+      </w:r>
+      <w:r>
+        <w:rPr>
+          <w:rStyle w:val="VerbatimChar"/>
+        </w:rPr>
+        <w:t xml:space="preserve">~/.local/bin</w:t>
+      </w:r>
+      <w:r>
+        <w:t xml:space="preserve">); the toolkit's fixed</w:t>
+      </w:r>
+      <w:r>
+        <w:t xml:space="preserve"> </w:t>
+      </w:r>
+      <w:r>
+        <w:rPr>
+          <w:rStyle w:val="VerbatimChar"/>
+        </w:rPr>
+        <w:t xml:space="preserve">CLAUDE_BIN</w:t>
+      </w:r>
+      <w:r>
+        <w:t xml:space="preserve"> </w:t>
+      </w:r>
+      <w:r>
+        <w:t xml:space="preserve">default mis-pointed on those hosts, so every</w:t>
+      </w:r>
+      <w:r>
+        <w:t xml:space="preserve"> </w:t>
+      </w:r>
+      <w:r>
+        <w:rPr>
+          <w:rStyle w:val="VerbatimChar"/>
+        </w:rPr>
+        <w:t xml:space="preserve">claudeN</w:t>
+      </w:r>
+      <w:r>
+        <w:t xml:space="preserve">/provider</w:t>
+      </w:r>
+      <w:r>
+        <w:t xml:space="preserve"> </w:t>
+      </w:r>
+      <w:r>
+        <w:t xml:space="preserve">launch failed "No such file or directory" (amber.local needed a manual symlink</w:t>
+      </w:r>
+      <w:r>
+        <w:t xml:space="preserve"> </w:t>
+      </w:r>
+      <w:r>
+        <w:t xml:space="preserve">to work).</w:t>
+      </w:r>
+      <w:r>
+        <w:t xml:space="preserve"> </w:t>
+      </w:r>
+      <w:r>
+        <w:rPr>
+          <w:rStyle w:val="VerbatimChar"/>
+        </w:rPr>
+        <w:t xml:space="preserve">cma_resolve_claude_bin</w:t>
+      </w:r>
+      <w:r>
+        <w:t xml:space="preserve"> </w:t>
+      </w:r>
+      <w:r>
+        <w:t xml:space="preserve">now prefers an explicit</w:t>
+      </w:r>
+      <w:r>
+        <w:t xml:space="preserve"> </w:t>
+      </w:r>
+      <w:r>
+        <w:rPr>
+          <w:rStyle w:val="VerbatimChar"/>
+        </w:rPr>
+        <w:t xml:space="preserve">CLAUDE_BIN</w:t>
+      </w:r>
+      <w:r>
+        <w:t xml:space="preserve">, then</w:t>
+      </w:r>
+      <w:r>
+        <w:t xml:space="preserve"> </w:t>
+      </w:r>
+      <w:r>
+        <w:rPr>
+          <w:rStyle w:val="VerbatimChar"/>
+        </w:rPr>
+        <w:t xml:space="preserve">$PATH</w:t>
+      </w:r>
+      <w:r>
+        <w:t xml:space="preserve">, then the known locations (</w:t>
+      </w:r>
+      <w:r>
+        <w:rPr>
+          <w:rStyle w:val="VerbatimChar"/>
+        </w:rPr>
+        <w:t xml:space="preserve">~/.local/bin</w:t>
+      </w:r>
+      <w:r>
+        <w:t xml:space="preserve">,</w:t>
+      </w:r>
+      <w:r>
+        <w:t xml:space="preserve"> </w:t>
+      </w:r>
+      <w:r>
+        <w:rPr>
+          <w:rStyle w:val="VerbatimChar"/>
+        </w:rPr>
+        <w:t xml:space="preserve">~/.npm-global/bin</w:t>
+      </w:r>
+      <w:r>
+        <w:t xml:space="preserve">,</w:t>
+      </w:r>
+      <w:r>
+        <w:t xml:space="preserve"> </w:t>
+      </w:r>
+      <w:r>
+        <w:rPr>
+          <w:rStyle w:val="VerbatimChar"/>
+        </w:rPr>
+        <w:t xml:space="preserve">/opt/homebrew/bin</w:t>
+      </w:r>
+      <w:r>
+        <w:t xml:space="preserve">,</w:t>
+      </w:r>
+      <w:r>
+        <w:t xml:space="preserve"> </w:t>
+      </w:r>
+      <w:r>
+        <w:rPr>
+          <w:rStyle w:val="VerbatimChar"/>
+        </w:rPr>
+        <w:t xml:space="preserve">/usr/local/bin</w:t>
+      </w:r>
+      <w:r>
+        <w:t xml:space="preserve">), with a</w:t>
+      </w:r>
+      <w:r>
+        <w:t xml:space="preserve"> </w:t>
+      </w:r>
+      <w:r>
+        <w:rPr>
+          <w:rStyle w:val="VerbatimChar"/>
+        </w:rPr>
+        <w:t xml:space="preserve">~/.local/bin</w:t>
+      </w:r>
+      <w:r>
+        <w:t xml:space="preserve"> </w:t>
+      </w:r>
+      <w:r>
+        <w:t xml:space="preserve">fallback.</w:t>
+      </w:r>
+    </w:p>
+    <w:bookmarkEnd w:id="27"/>
+    <w:bookmarkStart w:id="28" w:name="verified-5"/>
+    <w:p>
+      <w:pPr>
+        <w:pStyle w:val="Heading3"/>
+      </w:pPr>
+      <w:r>
+        <w:t xml:space="preserve">Verified</w:t>
+      </w:r>
+    </w:p>
+    <w:p>
+      <w:pPr>
+        <w:pStyle w:val="Compact"/>
+        <w:numPr>
+          <w:ilvl w:val="0"/>
+          <w:numId w:val="1015"/>
+        </w:numPr>
+      </w:pPr>
+      <w:r>
+        <w:t xml:space="preserve">Suite</w:t>
+      </w:r>
+      <w:r>
+        <w:t xml:space="preserve"> </w:t>
+      </w:r>
+      <w:r>
+        <w:rPr>
+          <w:b/>
+          <w:bCs/>
+        </w:rPr>
+        <w:t xml:space="preserve">14/14 green</w:t>
+      </w:r>
+      <w:r>
+        <w:t xml:space="preserve">;</w:t>
+      </w:r>
+      <w:r>
+        <w:t xml:space="preserve"> </w:t>
+      </w:r>
+      <w:r>
+        <w:rPr>
+          <w:b/>
+          <w:bCs/>
+        </w:rPr>
+        <w:t xml:space="preserve">shellcheck 0</w:t>
+      </w:r>
+      <w:r>
+        <w:t xml:space="preserve">.</w:t>
+      </w:r>
+      <w:r>
+        <w:t xml:space="preserve"> </w:t>
+      </w:r>
+      <w:r>
+        <w:rPr>
+          <w:rStyle w:val="VerbatimChar"/>
+        </w:rPr>
+        <w:t xml:space="preserve">test_coverage.sh</w:t>
+      </w:r>
+      <w:r>
+        <w:t xml:space="preserve"> </w:t>
+      </w:r>
+      <w:r>
+        <w:t xml:space="preserve">B7 covers explicit</w:t>
+      </w:r>
+      <w:r>
+        <w:t xml:space="preserve"> </w:t>
+      </w:r>
+      <w:r>
+        <w:t xml:space="preserve">/ npm-global / fallback resolution. v1.9.0's auto-session naming confirmed</w:t>
+      </w:r>
+      <w:r>
+        <w:t xml:space="preserve"> </w:t>
+      </w:r>
+      <w:r>
+        <w:t xml:space="preserve">installed +</w:t>
+      </w:r>
+      <w:r>
+        <w:t xml:space="preserve"> </w:t>
+      </w:r>
+      <w:r>
+        <w:rPr>
+          <w:b/>
+          <w:bCs/>
+        </w:rPr>
+        <w:t xml:space="preserve">live-validated</w:t>
+      </w:r>
+      <w:r>
+        <w:t xml:space="preserve"> </w:t>
+      </w:r>
+      <w:r>
+        <w:t xml:space="preserve">(create-named + legacy-rename) on all five</w:t>
+      </w:r>
+      <w:r>
+        <w:t xml:space="preserve"> </w:t>
+      </w:r>
+      <w:r>
+        <w:t xml:space="preserve">hosts: this host, mistborn, thinker, amber, nezha.</w:t>
+      </w:r>
+    </w:p>
+    <w:bookmarkEnd w:id="28"/>
+    <w:bookmarkEnd w:id="29"/>
+    <w:bookmarkStart w:id="33" w:name="X58fa3378d58e20355805979ff3c64a438b9f3d4"/>
+    <w:p>
+      <w:pPr>
+        <w:pStyle w:val="Heading2"/>
+      </w:pPr>
+      <w:r>
         <w:t xml:space="preserve">v1.9.0 — 2026-06-29 — Per-project auto-sessions that actually work live + zero-coverage tests</w:t>
       </w:r>
     </w:p>
@@ -2010,7 +2362,7 @@
         <w:t xml:space="preserve">zero-coverage utilities and a documentation refresh.</w:t>
       </w:r>
     </w:p>
-    <w:bookmarkStart w:id="27" w:name="fixed-5"/>
+    <w:bookmarkStart w:id="30" w:name="fixed-5"/>
     <w:p>
       <w:pPr>
         <w:pStyle w:val="Heading3"/>
@@ -2024,7 +2376,7 @@
         <w:pStyle w:val="Compact"/>
         <w:numPr>
           <w:ilvl w:val="0"/>
-          <w:numId w:val="1014"/>
+          <w:numId w:val="1016"/>
         </w:numPr>
       </w:pPr>
       <w:r>
@@ -2060,7 +2412,7 @@
         <w:pStyle w:val="Compact"/>
         <w:numPr>
           <w:ilvl w:val="1"/>
-          <w:numId w:val="1015"/>
+          <w:numId w:val="1017"/>
         </w:numPr>
       </w:pPr>
       <w:r>
@@ -2190,7 +2542,7 @@
         <w:pStyle w:val="Compact"/>
         <w:numPr>
           <w:ilvl w:val="1"/>
-          <w:numId w:val="1015"/>
+          <w:numId w:val="1017"/>
         </w:numPr>
       </w:pPr>
       <w:r>
@@ -2324,7 +2676,7 @@
         <w:pStyle w:val="Compact"/>
         <w:numPr>
           <w:ilvl w:val="1"/>
-          <w:numId w:val="1015"/>
+          <w:numId w:val="1017"/>
         </w:numPr>
       </w:pPr>
       <w:r>
@@ -2422,8 +2774,8 @@
         <w:t xml:space="preserve">marker is missing.</w:t>
       </w:r>
     </w:p>
-    <w:bookmarkEnd w:id="27"/>
-    <w:bookmarkStart w:id="28" w:name="added-2"/>
+    <w:bookmarkEnd w:id="30"/>
+    <w:bookmarkStart w:id="31" w:name="added-3"/>
     <w:p>
       <w:pPr>
         <w:pStyle w:val="Heading3"/>
@@ -2437,7 +2789,7 @@
         <w:pStyle w:val="Compact"/>
         <w:numPr>
           <w:ilvl w:val="0"/>
-          <w:numId w:val="1016"/>
+          <w:numId w:val="1018"/>
         </w:numPr>
       </w:pPr>
       <w:r>
@@ -2545,7 +2897,7 @@
         <w:pStyle w:val="Compact"/>
         <w:numPr>
           <w:ilvl w:val="0"/>
-          <w:numId w:val="1016"/>
+          <w:numId w:val="1018"/>
         </w:numPr>
       </w:pPr>
       <w:r>
@@ -2711,7 +3063,7 @@
         <w:pStyle w:val="Compact"/>
         <w:numPr>
           <w:ilvl w:val="0"/>
-          <w:numId w:val="1016"/>
+          <w:numId w:val="1018"/>
         </w:numPr>
       </w:pPr>
       <w:r>
@@ -2940,7 +3292,7 @@
         <w:pStyle w:val="Compact"/>
         <w:numPr>
           <w:ilvl w:val="0"/>
-          <w:numId w:val="1016"/>
+          <w:numId w:val="1018"/>
         </w:numPr>
       </w:pPr>
       <w:r>
@@ -3023,8 +3375,8 @@
         <w:t xml:space="preserve">references).</w:t>
       </w:r>
     </w:p>
-    <w:bookmarkEnd w:id="28"/>
-    <w:bookmarkStart w:id="29" w:name="verified-5"/>
+    <w:bookmarkEnd w:id="31"/>
+    <w:bookmarkStart w:id="32" w:name="verified-6"/>
     <w:p>
       <w:pPr>
         <w:pStyle w:val="Heading3"/>
@@ -3038,7 +3390,7 @@
         <w:pStyle w:val="Compact"/>
         <w:numPr>
           <w:ilvl w:val="0"/>
-          <w:numId w:val="1017"/>
+          <w:numId w:val="1019"/>
         </w:numPr>
       </w:pPr>
       <w:r>
@@ -3114,9 +3466,9 @@
         <w:t xml:space="preserve">expected values / negative controls). Installed live on this host and validated.</w:t>
       </w:r>
     </w:p>
-    <w:bookmarkEnd w:id="29"/>
-    <w:bookmarkEnd w:id="30"/>
-    <w:bookmarkStart w:id="34" w:name="X51fcb4f0eb82a6f24b34ec52e9f7bfc7ef7d57f"/>
+    <w:bookmarkEnd w:id="32"/>
+    <w:bookmarkEnd w:id="33"/>
+    <w:bookmarkStart w:id="37" w:name="X51fcb4f0eb82a6f24b34ec52e9f7bfc7ef7d57f"/>
     <w:p>
       <w:pPr>
         <w:pStyle w:val="Heading2"/>
@@ -3297,7 +3649,7 @@
         <w:t xml:space="preserve">).</w:t>
       </w:r>
     </w:p>
-    <w:bookmarkStart w:id="31" w:name="fixed-6"/>
+    <w:bookmarkStart w:id="34" w:name="fixed-6"/>
     <w:p>
       <w:pPr>
         <w:pStyle w:val="Heading3"/>
@@ -3311,7 +3663,7 @@
         <w:pStyle w:val="Compact"/>
         <w:numPr>
           <w:ilvl w:val="0"/>
-          <w:numId w:val="1018"/>
+          <w:numId w:val="1020"/>
         </w:numPr>
       </w:pPr>
       <w:r>
@@ -3426,7 +3778,7 @@
         <w:pStyle w:val="Compact"/>
         <w:numPr>
           <w:ilvl w:val="0"/>
-          <w:numId w:val="1018"/>
+          <w:numId w:val="1020"/>
         </w:numPr>
       </w:pPr>
       <w:r>
@@ -3548,7 +3900,7 @@
         <w:pStyle w:val="Compact"/>
         <w:numPr>
           <w:ilvl w:val="0"/>
-          <w:numId w:val="1018"/>
+          <w:numId w:val="1020"/>
         </w:numPr>
       </w:pPr>
       <w:r>
@@ -3761,7 +4113,7 @@
         <w:pStyle w:val="Compact"/>
         <w:numPr>
           <w:ilvl w:val="0"/>
-          <w:numId w:val="1018"/>
+          <w:numId w:val="1020"/>
         </w:numPr>
       </w:pPr>
       <w:r>
@@ -3876,7 +4228,7 @@
         <w:pStyle w:val="Compact"/>
         <w:numPr>
           <w:ilvl w:val="0"/>
-          <w:numId w:val="1018"/>
+          <w:numId w:val="1020"/>
         </w:numPr>
       </w:pPr>
       <w:r>
@@ -3980,7 +4332,7 @@
         <w:pStyle w:val="Compact"/>
         <w:numPr>
           <w:ilvl w:val="0"/>
-          <w:numId w:val="1018"/>
+          <w:numId w:val="1020"/>
         </w:numPr>
       </w:pPr>
       <w:r>
@@ -4087,7 +4439,7 @@
         <w:pStyle w:val="Compact"/>
         <w:numPr>
           <w:ilvl w:val="0"/>
-          <w:numId w:val="1018"/>
+          <w:numId w:val="1020"/>
         </w:numPr>
       </w:pPr>
       <w:r>
@@ -4244,7 +4596,7 @@
         <w:pStyle w:val="Compact"/>
         <w:numPr>
           <w:ilvl w:val="0"/>
-          <w:numId w:val="1018"/>
+          <w:numId w:val="1020"/>
         </w:numPr>
       </w:pPr>
       <w:r>
@@ -4524,7 +4876,7 @@
         <w:pStyle w:val="Compact"/>
         <w:numPr>
           <w:ilvl w:val="0"/>
-          <w:numId w:val="1018"/>
+          <w:numId w:val="1020"/>
         </w:numPr>
       </w:pPr>
       <w:r>
@@ -4667,7 +5019,7 @@
         <w:pStyle w:val="Compact"/>
         <w:numPr>
           <w:ilvl w:val="0"/>
-          <w:numId w:val="1018"/>
+          <w:numId w:val="1020"/>
         </w:numPr>
       </w:pPr>
       <w:r>
@@ -4825,8 +5177,8 @@
         <w:t xml:space="preserve">prefix for the cleanup safety check).</w:t>
       </w:r>
     </w:p>
-    <w:bookmarkEnd w:id="31"/>
-    <w:bookmarkStart w:id="32" w:name="added-3"/>
+    <w:bookmarkEnd w:id="34"/>
+    <w:bookmarkStart w:id="35" w:name="added-4"/>
     <w:p>
       <w:pPr>
         <w:pStyle w:val="Heading3"/>
@@ -4840,7 +5192,7 @@
         <w:pStyle w:val="Compact"/>
         <w:numPr>
           <w:ilvl w:val="0"/>
-          <w:numId w:val="1019"/>
+          <w:numId w:val="1021"/>
         </w:numPr>
       </w:pPr>
       <w:r>
@@ -5022,7 +5374,7 @@
         <w:pStyle w:val="Compact"/>
         <w:numPr>
           <w:ilvl w:val="0"/>
-          <w:numId w:val="1019"/>
+          <w:numId w:val="1021"/>
         </w:numPr>
       </w:pPr>
       <w:r>
@@ -5125,7 +5477,7 @@
         <w:pStyle w:val="Compact"/>
         <w:numPr>
           <w:ilvl w:val="0"/>
-          <w:numId w:val="1019"/>
+          <w:numId w:val="1021"/>
         </w:numPr>
       </w:pPr>
       <w:r>
@@ -5177,7 +5529,7 @@
         <w:pStyle w:val="Compact"/>
         <w:numPr>
           <w:ilvl w:val="0"/>
-          <w:numId w:val="1019"/>
+          <w:numId w:val="1021"/>
         </w:numPr>
       </w:pPr>
       <w:r>
@@ -5242,8 +5594,8 @@
         <w:t xml:space="preserve">(no portable mutex is worth its stale-lock failure modes for a per-launch hook).</w:t>
       </w:r>
     </w:p>
-    <w:bookmarkEnd w:id="32"/>
-    <w:bookmarkStart w:id="33" w:name="verified-6"/>
+    <w:bookmarkEnd w:id="35"/>
+    <w:bookmarkStart w:id="36" w:name="verified-7"/>
     <w:p>
       <w:pPr>
         <w:pStyle w:val="Heading3"/>
@@ -5257,7 +5609,7 @@
         <w:pStyle w:val="Compact"/>
         <w:numPr>
           <w:ilvl w:val="0"/>
-          <w:numId w:val="1020"/>
+          <w:numId w:val="1022"/>
         </w:numPr>
       </w:pPr>
       <w:r>
@@ -5384,9 +5736,9 @@
         <w:t xml:space="preserve">.</w:t>
       </w:r>
     </w:p>
-    <w:bookmarkEnd w:id="33"/>
-    <w:bookmarkEnd w:id="34"/>
-    <w:bookmarkStart w:id="38" w:name="Xe8761c3354e199fb071bf81571c2e155a0d5b17"/>
+    <w:bookmarkEnd w:id="36"/>
+    <w:bookmarkEnd w:id="37"/>
+    <w:bookmarkStart w:id="41" w:name="Xe8761c3354e199fb071bf81571c2e155a0d5b17"/>
     <w:p>
       <w:pPr>
         <w:pStyle w:val="Heading2"/>
@@ -5415,7 +5767,7 @@
         <w:t xml:space="preserve">proven with physical evidence before shipping.</w:t>
       </w:r>
     </w:p>
-    <w:bookmarkStart w:id="35" w:name="fixed-7"/>
+    <w:bookmarkStart w:id="38" w:name="fixed-7"/>
     <w:p>
       <w:pPr>
         <w:pStyle w:val="Heading3"/>
@@ -5429,7 +5781,7 @@
         <w:pStyle w:val="Compact"/>
         <w:numPr>
           <w:ilvl w:val="0"/>
-          <w:numId w:val="1021"/>
+          <w:numId w:val="1023"/>
         </w:numPr>
       </w:pPr>
       <w:r>
@@ -5650,7 +6002,7 @@
         <w:pStyle w:val="Compact"/>
         <w:numPr>
           <w:ilvl w:val="0"/>
-          <w:numId w:val="1021"/>
+          <w:numId w:val="1023"/>
         </w:numPr>
       </w:pPr>
       <w:r>
@@ -5885,7 +6237,7 @@
         <w:pStyle w:val="Compact"/>
         <w:numPr>
           <w:ilvl w:val="0"/>
-          <w:numId w:val="1021"/>
+          <w:numId w:val="1023"/>
         </w:numPr>
       </w:pPr>
       <w:r>
@@ -5950,8 +6302,8 @@
         <w:t xml:space="preserve">helper.</w:t>
       </w:r>
     </w:p>
-    <w:bookmarkEnd w:id="35"/>
-    <w:bookmarkStart w:id="36" w:name="added-4"/>
+    <w:bookmarkEnd w:id="38"/>
+    <w:bookmarkStart w:id="39" w:name="added-5"/>
     <w:p>
       <w:pPr>
         <w:pStyle w:val="Heading3"/>
@@ -5965,7 +6317,7 @@
         <w:pStyle w:val="Compact"/>
         <w:numPr>
           <w:ilvl w:val="0"/>
-          <w:numId w:val="1022"/>
+          <w:numId w:val="1024"/>
         </w:numPr>
       </w:pPr>
       <w:r>
@@ -6131,7 +6483,7 @@
         <w:pStyle w:val="Compact"/>
         <w:numPr>
           <w:ilvl w:val="0"/>
-          <w:numId w:val="1022"/>
+          <w:numId w:val="1024"/>
         </w:numPr>
       </w:pPr>
       <w:r>
@@ -6216,7 +6568,7 @@
         <w:pStyle w:val="Compact"/>
         <w:numPr>
           <w:ilvl w:val="0"/>
-          <w:numId w:val="1022"/>
+          <w:numId w:val="1024"/>
         </w:numPr>
       </w:pPr>
       <w:r>
@@ -6263,307 +6615,6 @@
           <w:bCs/>
         </w:rPr>
         <w:t xml:space="preserve">is now 12 files / 60 assertions, ALL GREEN.</w:t>
-      </w:r>
-    </w:p>
-    <w:bookmarkEnd w:id="36"/>
-    <w:bookmarkStart w:id="37" w:name="verified-7"/>
-    <w:p>
-      <w:pPr>
-        <w:pStyle w:val="Heading3"/>
-      </w:pPr>
-      <w:r>
-        <w:t xml:space="preserve">Verified</w:t>
-      </w:r>
-    </w:p>
-    <w:p>
-      <w:pPr>
-        <w:pStyle w:val="Compact"/>
-        <w:numPr>
-          <w:ilvl w:val="0"/>
-          <w:numId w:val="1023"/>
-        </w:numPr>
-      </w:pPr>
-      <w:r>
-        <w:t xml:space="preserve">Full suite</w:t>
-      </w:r>
-      <w:r>
-        <w:t xml:space="preserve"> </w:t>
-      </w:r>
-      <w:r>
-        <w:rPr>
-          <w:b/>
-          <w:bCs/>
-        </w:rPr>
-        <w:t xml:space="preserve">12/12 ALL GREEN</w:t>
-      </w:r>
-      <w:r>
-        <w:t xml:space="preserve">;</w:t>
-      </w:r>
-      <w:r>
-        <w:t xml:space="preserve"> </w:t>
-      </w:r>
-      <w:r>
-        <w:rPr>
-          <w:b/>
-          <w:bCs/>
-        </w:rPr>
-        <w:t xml:space="preserve">shellcheck 0</w:t>
-      </w:r>
-      <w:r>
-        <w:t xml:space="preserve">; all</w:t>
-      </w:r>
-      <w:r>
-        <w:t xml:space="preserve"> </w:t>
-      </w:r>
-      <w:r>
-        <w:rPr>
-          <w:rStyle w:val="VerbatimChar"/>
-        </w:rPr>
-        <w:t xml:space="preserve">.py</w:t>
-      </w:r>
-      <w:r>
-        <w:t xml:space="preserve"> </w:t>
-      </w:r>
-      <w:r>
-        <w:t xml:space="preserve">compile under</w:t>
-      </w:r>
-      <w:r>
-        <w:t xml:space="preserve"> </w:t>
-      </w:r>
-      <w:r>
-        <w:rPr>
-          <w:rStyle w:val="VerbatimChar"/>
-        </w:rPr>
-        <w:t xml:space="preserve">python3 -W error</w:t>
-      </w:r>
-      <w:r>
-        <w:t xml:space="preserve">. All four items proven end-to-end against the live catalog</w:t>
-      </w:r>
-      <w:r>
-        <w:t xml:space="preserve"> </w:t>
-      </w:r>
-      <w:r>
-        <w:t xml:space="preserve">and the emitted alias file.</w:t>
-      </w:r>
-    </w:p>
-    <w:bookmarkEnd w:id="37"/>
-    <w:bookmarkEnd w:id="38"/>
-    <w:bookmarkStart w:id="41" w:name="X68ad3c24b245dcd43387b875fd1f1069901d2ae"/>
-    <w:p>
-      <w:pPr>
-        <w:pStyle w:val="Heading2"/>
-      </w:pPr>
-      <w:r>
-        <w:t xml:space="preserve">v1.7.12 — 2026-06-28 — One-line curl installer</w:t>
-      </w:r>
-    </w:p>
-    <w:bookmarkStart w:id="39" w:name="added-5"/>
-    <w:p>
-      <w:pPr>
-        <w:pStyle w:val="Heading3"/>
-      </w:pPr>
-      <w:r>
-        <w:t xml:space="preserve">Added</w:t>
-      </w:r>
-    </w:p>
-    <w:p>
-      <w:pPr>
-        <w:pStyle w:val="Compact"/>
-        <w:numPr>
-          <w:ilvl w:val="0"/>
-          <w:numId w:val="1024"/>
-        </w:numPr>
-      </w:pPr>
-      <w:r>
-        <w:rPr>
-          <w:rStyle w:val="VerbatimChar"/>
-          <w:b/>
-          <w:bCs/>
-        </w:rPr>
-        <w:t xml:space="preserve">curl-install.sh</w:t>
-      </w:r>
-      <w:r>
-        <w:t xml:space="preserve"> </w:t>
-      </w:r>
-      <w:r>
-        <w:t xml:space="preserve">— one-line bootstrap installer:</w:t>
-      </w:r>
-    </w:p>
-    <w:p>
-      <w:pPr>
-        <w:pStyle w:val="SourceCode"/>
-        <w:numPr>
-          <w:ilvl w:val="0"/>
-          <w:numId w:val="1000"/>
-        </w:numPr>
-      </w:pPr>
-      <w:r>
-        <w:rPr>
-          <w:rStyle w:val="ExtensionTok"/>
-        </w:rPr>
-        <w:t xml:space="preserve">curl</w:t>
-      </w:r>
-      <w:r>
-        <w:rPr>
-          <w:rStyle w:val="NormalTok"/>
-        </w:rPr>
-        <w:t xml:space="preserve"> </w:t>
-      </w:r>
-      <w:r>
-        <w:rPr>
-          <w:rStyle w:val="AttributeTok"/>
-        </w:rPr>
-        <w:t xml:space="preserve">-fsSL</w:t>
-      </w:r>
-      <w:r>
-        <w:rPr>
-          <w:rStyle w:val="NormalTok"/>
-        </w:rPr>
-        <w:t xml:space="preserve"> https://raw.githubusercontent.com/vasic-digital/claude-toolkit/main/scripts/curl-install.sh </w:t>
-      </w:r>
-      <w:r>
-        <w:rPr>
-          <w:rStyle w:val="KeywordTok"/>
-        </w:rPr>
-        <w:t xml:space="preserve">|</w:t>
-      </w:r>
-      <w:r>
-        <w:rPr>
-          <w:rStyle w:val="NormalTok"/>
-        </w:rPr>
-        <w:t xml:space="preserve"> </w:t>
-      </w:r>
-      <w:r>
-        <w:rPr>
-          <w:rStyle w:val="FunctionTok"/>
-        </w:rPr>
-        <w:t xml:space="preserve">bash</w:t>
-      </w:r>
-    </w:p>
-    <w:p>
-      <w:pPr>
-        <w:pStyle w:val="Compact"/>
-        <w:numPr>
-          <w:ilvl w:val="0"/>
-          <w:numId w:val="1000"/>
-        </w:numPr>
-      </w:pPr>
-      <w:r>
-        <w:t xml:space="preserve">Detects platform (Linux/macOS) and shell, auto-installs missing hard</w:t>
-      </w:r>
-      <w:r>
-        <w:t xml:space="preserve"> </w:t>
-      </w:r>
-      <w:r>
-        <w:t xml:space="preserve">dependencies (jq, rsync, awk) via the system package manager (apt/dnf/apk/pacman/brew),</w:t>
-      </w:r>
-      <w:r>
-        <w:t xml:space="preserve"> </w:t>
-      </w:r>
-      <w:r>
-        <w:t xml:space="preserve">clones (or pulls if already present) the repo with all submodules recursively to</w:t>
-      </w:r>
-      <w:r>
-        <w:t xml:space="preserve"> </w:t>
-      </w:r>
-      <w:r>
-        <w:rPr>
-          <w:rStyle w:val="VerbatimChar"/>
-        </w:rPr>
-        <w:t xml:space="preserve">~/claude-toolkit</w:t>
-      </w:r>
-      <w:r>
-        <w:t xml:space="preserve">, runs</w:t>
-      </w:r>
-      <w:r>
-        <w:t xml:space="preserve"> </w:t>
-      </w:r>
-      <w:r>
-        <w:rPr>
-          <w:rStyle w:val="VerbatimChar"/>
-        </w:rPr>
-        <w:t xml:space="preserve">install.sh</w:t>
-      </w:r>
-      <w:r>
-        <w:t xml:space="preserve">, and prints next-steps. Idempotent;</w:t>
-      </w:r>
-      <w:r>
-        <w:t xml:space="preserve"> </w:t>
-      </w:r>
-      <w:r>
-        <w:t xml:space="preserve">re-runnable. Install dir overridable via</w:t>
-      </w:r>
-      <w:r>
-        <w:t xml:space="preserve"> </w:t>
-      </w:r>
-      <w:r>
-        <w:rPr>
-          <w:rStyle w:val="VerbatimChar"/>
-        </w:rPr>
-        <w:t xml:space="preserve">CLAUDE_TOOLKIT_DIR</w:t>
-      </w:r>
-      <w:r>
-        <w:t xml:space="preserve"> </w:t>
-      </w:r>
-      <w:r>
-        <w:t xml:space="preserve">env var.</w:t>
-      </w:r>
-    </w:p>
-    <w:p>
-      <w:pPr>
-        <w:pStyle w:val="Compact"/>
-        <w:numPr>
-          <w:ilvl w:val="0"/>
-          <w:numId w:val="1024"/>
-        </w:numPr>
-      </w:pPr>
-      <w:r>
-        <w:rPr>
-          <w:b/>
-          <w:bCs/>
-        </w:rPr>
-        <w:t xml:space="preserve">README.md</w:t>
-      </w:r>
-      <w:r>
-        <w:t xml:space="preserve"> </w:t>
-      </w:r>
-      <w:r>
-        <w:t xml:space="preserve">— curl one-liner added at the top of the Install section.</w:t>
-      </w:r>
-    </w:p>
-    <w:p>
-      <w:pPr>
-        <w:pStyle w:val="Compact"/>
-        <w:numPr>
-          <w:ilvl w:val="0"/>
-          <w:numId w:val="1024"/>
-        </w:numPr>
-      </w:pPr>
-      <w:r>
-        <w:rPr>
-          <w:rStyle w:val="VerbatimChar"/>
-          <w:b/>
-          <w:bCs/>
-        </w:rPr>
-        <w:t xml:space="preserve">test_curl_install.sh</w:t>
-      </w:r>
-      <w:r>
-        <w:t xml:space="preserve"> </w:t>
-      </w:r>
-      <w:r>
-        <w:t xml:space="preserve">— 22 hermetic tests covering syntax, permissions,</w:t>
-      </w:r>
-      <w:r>
-        <w:t xml:space="preserve"> </w:t>
-      </w:r>
-      <w:r>
-        <w:t xml:space="preserve">URL correctness, submodule cloning, idempotency, platform detection, dependency</w:t>
-      </w:r>
-      <w:r>
-        <w:t xml:space="preserve"> </w:t>
-      </w:r>
-      <w:r>
-        <w:t xml:space="preserve">checks, error handling, and next-steps output.</w:t>
       </w:r>
     </w:p>
     <w:bookmarkEnd w:id="39"/>
@@ -6585,108 +6636,409 @@
         </w:numPr>
       </w:pPr>
       <w:r>
-        <w:rPr>
-          <w:rStyle w:val="VerbatimChar"/>
-        </w:rPr>
-        <w:t xml:space="preserve">bash -n</w:t>
-      </w:r>
-      <w:r>
-        <w:t xml:space="preserve"> </w:t>
-      </w:r>
-      <w:r>
-        <w:t xml:space="preserve">+</w:t>
-      </w:r>
-      <w:r>
-        <w:t xml:space="preserve"> </w:t>
-      </w:r>
-      <w:r>
-        <w:rPr>
-          <w:rStyle w:val="VerbatimChar"/>
+        <w:t xml:space="preserve">Full suite</w:t>
+      </w:r>
+      <w:r>
+        <w:t xml:space="preserve"> </w:t>
+      </w:r>
+      <w:r>
+        <w:rPr>
+          <w:b/>
+          <w:bCs/>
+        </w:rPr>
+        <w:t xml:space="preserve">12/12 ALL GREEN</w:t>
+      </w:r>
+      <w:r>
+        <w:t xml:space="preserve">;</w:t>
+      </w:r>
+      <w:r>
+        <w:t xml:space="preserve"> </w:t>
+      </w:r>
+      <w:r>
+        <w:rPr>
+          <w:b/>
+          <w:bCs/>
         </w:rPr>
         <w:t xml:space="preserve">shellcheck 0</w:t>
       </w:r>
       <w:r>
-        <w:t xml:space="preserve"> </w:t>
-      </w:r>
-      <w:r>
-        <w:t xml:space="preserve">on</w:t>
-      </w:r>
-      <w:r>
-        <w:t xml:space="preserve"> </w:t>
-      </w:r>
-      <w:r>
-        <w:rPr>
-          <w:rStyle w:val="VerbatimChar"/>
-        </w:rPr>
-        <w:t xml:space="preserve">curl-install.sh</w:t>
-      </w:r>
-      <w:r>
-        <w:t xml:space="preserve"> </w:t>
-      </w:r>
-      <w:r>
-        <w:t xml:space="preserve">and</w:t>
-      </w:r>
-      <w:r>
-        <w:t xml:space="preserve"> </w:t>
-      </w:r>
-      <w:r>
-        <w:rPr>
-          <w:rStyle w:val="VerbatimChar"/>
-        </w:rPr>
-        <w:t xml:space="preserve">test_curl_install.sh</w:t>
-      </w:r>
-      <w:r>
-        <w:t xml:space="preserve">.</w:t>
-      </w:r>
-    </w:p>
-    <w:p>
-      <w:pPr>
-        <w:pStyle w:val="Compact"/>
-        <w:numPr>
-          <w:ilvl w:val="0"/>
-          <w:numId w:val="1025"/>
-        </w:numPr>
-      </w:pPr>
-      <w:r>
-        <w:rPr>
-          <w:rStyle w:val="VerbatimChar"/>
-        </w:rPr>
-        <w:t xml:space="preserve">run-all.sh</w:t>
-      </w:r>
-      <w:r>
-        <w:t xml:space="preserve"> </w:t>
-      </w:r>
-      <w:r>
-        <w:rPr>
-          <w:b/>
-          <w:bCs/>
-        </w:rPr>
-        <w:t xml:space="preserve">11/11 ALL GREEN</w:t>
-      </w:r>
-      <w:r>
-        <w:t xml:space="preserve"> </w:t>
-      </w:r>
-      <w:r>
-        <w:t xml:space="preserve">(was 10; +</w:t>
-      </w:r>
-      <w:r>
-        <w:rPr>
-          <w:rStyle w:val="VerbatimChar"/>
-        </w:rPr>
-        <w:t xml:space="preserve">test_curl_install.sh</w:t>
-      </w:r>
-      <w:r>
-        <w:t xml:space="preserve">).</w:t>
+        <w:t xml:space="preserve">; all</w:t>
+      </w:r>
+      <w:r>
+        <w:t xml:space="preserve"> </w:t>
+      </w:r>
+      <w:r>
+        <w:rPr>
+          <w:rStyle w:val="VerbatimChar"/>
+        </w:rPr>
+        <w:t xml:space="preserve">.py</w:t>
+      </w:r>
+      <w:r>
+        <w:t xml:space="preserve"> </w:t>
+      </w:r>
+      <w:r>
+        <w:t xml:space="preserve">compile under</w:t>
+      </w:r>
+      <w:r>
+        <w:t xml:space="preserve"> </w:t>
+      </w:r>
+      <w:r>
+        <w:rPr>
+          <w:rStyle w:val="VerbatimChar"/>
+        </w:rPr>
+        <w:t xml:space="preserve">python3 -W error</w:t>
+      </w:r>
+      <w:r>
+        <w:t xml:space="preserve">. All four items proven end-to-end against the live catalog</w:t>
+      </w:r>
+      <w:r>
+        <w:t xml:space="preserve"> </w:t>
+      </w:r>
+      <w:r>
+        <w:t xml:space="preserve">and the emitted alias file.</w:t>
       </w:r>
     </w:p>
     <w:bookmarkEnd w:id="40"/>
     <w:bookmarkEnd w:id="41"/>
-    <w:bookmarkStart w:id="45" w:name="X358a773e55ee7916e99f89891cea757a4ef2332"/>
+    <w:bookmarkStart w:id="44" w:name="X68ad3c24b245dcd43387b875fd1f1069901d2ae"/>
     <w:p>
       <w:pPr>
         <w:pStyle w:val="Heading2"/>
       </w:pPr>
       <w:r>
+        <w:t xml:space="preserve">v1.7.12 — 2026-06-28 — One-line curl installer</w:t>
+      </w:r>
+    </w:p>
+    <w:bookmarkStart w:id="42" w:name="added-6"/>
+    <w:p>
+      <w:pPr>
+        <w:pStyle w:val="Heading3"/>
+      </w:pPr>
+      <w:r>
+        <w:t xml:space="preserve">Added</w:t>
+      </w:r>
+    </w:p>
+    <w:p>
+      <w:pPr>
+        <w:pStyle w:val="Compact"/>
+        <w:numPr>
+          <w:ilvl w:val="0"/>
+          <w:numId w:val="1026"/>
+        </w:numPr>
+      </w:pPr>
+      <w:r>
+        <w:rPr>
+          <w:rStyle w:val="VerbatimChar"/>
+          <w:b/>
+          <w:bCs/>
+        </w:rPr>
+        <w:t xml:space="preserve">curl-install.sh</w:t>
+      </w:r>
+      <w:r>
+        <w:t xml:space="preserve"> </w:t>
+      </w:r>
+      <w:r>
+        <w:t xml:space="preserve">— one-line bootstrap installer:</w:t>
+      </w:r>
+    </w:p>
+    <w:p>
+      <w:pPr>
+        <w:pStyle w:val="SourceCode"/>
+        <w:numPr>
+          <w:ilvl w:val="0"/>
+          <w:numId w:val="1000"/>
+        </w:numPr>
+      </w:pPr>
+      <w:r>
+        <w:rPr>
+          <w:rStyle w:val="ExtensionTok"/>
+        </w:rPr>
+        <w:t xml:space="preserve">curl</w:t>
+      </w:r>
+      <w:r>
+        <w:rPr>
+          <w:rStyle w:val="NormalTok"/>
+        </w:rPr>
+        <w:t xml:space="preserve"> </w:t>
+      </w:r>
+      <w:r>
+        <w:rPr>
+          <w:rStyle w:val="AttributeTok"/>
+        </w:rPr>
+        <w:t xml:space="preserve">-fsSL</w:t>
+      </w:r>
+      <w:r>
+        <w:rPr>
+          <w:rStyle w:val="NormalTok"/>
+        </w:rPr>
+        <w:t xml:space="preserve"> https://raw.githubusercontent.com/vasic-digital/claude-toolkit/main/scripts/curl-install.sh </w:t>
+      </w:r>
+      <w:r>
+        <w:rPr>
+          <w:rStyle w:val="KeywordTok"/>
+        </w:rPr>
+        <w:t xml:space="preserve">|</w:t>
+      </w:r>
+      <w:r>
+        <w:rPr>
+          <w:rStyle w:val="NormalTok"/>
+        </w:rPr>
+        <w:t xml:space="preserve"> </w:t>
+      </w:r>
+      <w:r>
+        <w:rPr>
+          <w:rStyle w:val="FunctionTok"/>
+        </w:rPr>
+        <w:t xml:space="preserve">bash</w:t>
+      </w:r>
+    </w:p>
+    <w:p>
+      <w:pPr>
+        <w:pStyle w:val="Compact"/>
+        <w:numPr>
+          <w:ilvl w:val="0"/>
+          <w:numId w:val="1000"/>
+        </w:numPr>
+      </w:pPr>
+      <w:r>
+        <w:t xml:space="preserve">Detects platform (Linux/macOS) and shell, auto-installs missing hard</w:t>
+      </w:r>
+      <w:r>
+        <w:t xml:space="preserve"> </w:t>
+      </w:r>
+      <w:r>
+        <w:t xml:space="preserve">dependencies (jq, rsync, awk) via the system package manager (apt/dnf/apk/pacman/brew),</w:t>
+      </w:r>
+      <w:r>
+        <w:t xml:space="preserve"> </w:t>
+      </w:r>
+      <w:r>
+        <w:t xml:space="preserve">clones (or pulls if already present) the repo with all submodules recursively to</w:t>
+      </w:r>
+      <w:r>
+        <w:t xml:space="preserve"> </w:t>
+      </w:r>
+      <w:r>
+        <w:rPr>
+          <w:rStyle w:val="VerbatimChar"/>
+        </w:rPr>
+        <w:t xml:space="preserve">~/claude-toolkit</w:t>
+      </w:r>
+      <w:r>
+        <w:t xml:space="preserve">, runs</w:t>
+      </w:r>
+      <w:r>
+        <w:t xml:space="preserve"> </w:t>
+      </w:r>
+      <w:r>
+        <w:rPr>
+          <w:rStyle w:val="VerbatimChar"/>
+        </w:rPr>
+        <w:t xml:space="preserve">install.sh</w:t>
+      </w:r>
+      <w:r>
+        <w:t xml:space="preserve">, and prints next-steps. Idempotent;</w:t>
+      </w:r>
+      <w:r>
+        <w:t xml:space="preserve"> </w:t>
+      </w:r>
+      <w:r>
+        <w:t xml:space="preserve">re-runnable. Install dir overridable via</w:t>
+      </w:r>
+      <w:r>
+        <w:t xml:space="preserve"> </w:t>
+      </w:r>
+      <w:r>
+        <w:rPr>
+          <w:rStyle w:val="VerbatimChar"/>
+        </w:rPr>
+        <w:t xml:space="preserve">CLAUDE_TOOLKIT_DIR</w:t>
+      </w:r>
+      <w:r>
+        <w:t xml:space="preserve"> </w:t>
+      </w:r>
+      <w:r>
+        <w:t xml:space="preserve">env var.</w:t>
+      </w:r>
+    </w:p>
+    <w:p>
+      <w:pPr>
+        <w:pStyle w:val="Compact"/>
+        <w:numPr>
+          <w:ilvl w:val="0"/>
+          <w:numId w:val="1026"/>
+        </w:numPr>
+      </w:pPr>
+      <w:r>
+        <w:rPr>
+          <w:b/>
+          <w:bCs/>
+        </w:rPr>
+        <w:t xml:space="preserve">README.md</w:t>
+      </w:r>
+      <w:r>
+        <w:t xml:space="preserve"> </w:t>
+      </w:r>
+      <w:r>
+        <w:t xml:space="preserve">— curl one-liner added at the top of the Install section.</w:t>
+      </w:r>
+    </w:p>
+    <w:p>
+      <w:pPr>
+        <w:pStyle w:val="Compact"/>
+        <w:numPr>
+          <w:ilvl w:val="0"/>
+          <w:numId w:val="1026"/>
+        </w:numPr>
+      </w:pPr>
+      <w:r>
+        <w:rPr>
+          <w:rStyle w:val="VerbatimChar"/>
+          <w:b/>
+          <w:bCs/>
+        </w:rPr>
+        <w:t xml:space="preserve">test_curl_install.sh</w:t>
+      </w:r>
+      <w:r>
+        <w:t xml:space="preserve"> </w:t>
+      </w:r>
+      <w:r>
+        <w:t xml:space="preserve">— 22 hermetic tests covering syntax, permissions,</w:t>
+      </w:r>
+      <w:r>
+        <w:t xml:space="preserve"> </w:t>
+      </w:r>
+      <w:r>
+        <w:t xml:space="preserve">URL correctness, submodule cloning, idempotency, platform detection, dependency</w:t>
+      </w:r>
+      <w:r>
+        <w:t xml:space="preserve"> </w:t>
+      </w:r>
+      <w:r>
+        <w:t xml:space="preserve">checks, error handling, and next-steps output.</w:t>
+      </w:r>
+    </w:p>
+    <w:bookmarkEnd w:id="42"/>
+    <w:bookmarkStart w:id="43" w:name="verified-9"/>
+    <w:p>
+      <w:pPr>
+        <w:pStyle w:val="Heading3"/>
+      </w:pPr>
+      <w:r>
+        <w:t xml:space="preserve">Verified</w:t>
+      </w:r>
+    </w:p>
+    <w:p>
+      <w:pPr>
+        <w:pStyle w:val="Compact"/>
+        <w:numPr>
+          <w:ilvl w:val="0"/>
+          <w:numId w:val="1027"/>
+        </w:numPr>
+      </w:pPr>
+      <w:r>
+        <w:rPr>
+          <w:rStyle w:val="VerbatimChar"/>
+        </w:rPr>
+        <w:t xml:space="preserve">bash -n</w:t>
+      </w:r>
+      <w:r>
+        <w:t xml:space="preserve"> </w:t>
+      </w:r>
+      <w:r>
+        <w:t xml:space="preserve">+</w:t>
+      </w:r>
+      <w:r>
+        <w:t xml:space="preserve"> </w:t>
+      </w:r>
+      <w:r>
+        <w:rPr>
+          <w:rStyle w:val="VerbatimChar"/>
+        </w:rPr>
+        <w:t xml:space="preserve">shellcheck 0</w:t>
+      </w:r>
+      <w:r>
+        <w:t xml:space="preserve"> </w:t>
+      </w:r>
+      <w:r>
+        <w:t xml:space="preserve">on</w:t>
+      </w:r>
+      <w:r>
+        <w:t xml:space="preserve"> </w:t>
+      </w:r>
+      <w:r>
+        <w:rPr>
+          <w:rStyle w:val="VerbatimChar"/>
+        </w:rPr>
+        <w:t xml:space="preserve">curl-install.sh</w:t>
+      </w:r>
+      <w:r>
+        <w:t xml:space="preserve"> </w:t>
+      </w:r>
+      <w:r>
+        <w:t xml:space="preserve">and</w:t>
+      </w:r>
+      <w:r>
+        <w:t xml:space="preserve"> </w:t>
+      </w:r>
+      <w:r>
+        <w:rPr>
+          <w:rStyle w:val="VerbatimChar"/>
+        </w:rPr>
+        <w:t xml:space="preserve">test_curl_install.sh</w:t>
+      </w:r>
+      <w:r>
+        <w:t xml:space="preserve">.</w:t>
+      </w:r>
+    </w:p>
+    <w:p>
+      <w:pPr>
+        <w:pStyle w:val="Compact"/>
+        <w:numPr>
+          <w:ilvl w:val="0"/>
+          <w:numId w:val="1027"/>
+        </w:numPr>
+      </w:pPr>
+      <w:r>
+        <w:rPr>
+          <w:rStyle w:val="VerbatimChar"/>
+        </w:rPr>
+        <w:t xml:space="preserve">run-all.sh</w:t>
+      </w:r>
+      <w:r>
+        <w:t xml:space="preserve"> </w:t>
+      </w:r>
+      <w:r>
+        <w:rPr>
+          <w:b/>
+          <w:bCs/>
+        </w:rPr>
+        <w:t xml:space="preserve">11/11 ALL GREEN</w:t>
+      </w:r>
+      <w:r>
+        <w:t xml:space="preserve"> </w:t>
+      </w:r>
+      <w:r>
+        <w:t xml:space="preserve">(was 10; +</w:t>
+      </w:r>
+      <w:r>
+        <w:rPr>
+          <w:rStyle w:val="VerbatimChar"/>
+        </w:rPr>
+        <w:t xml:space="preserve">test_curl_install.sh</w:t>
+      </w:r>
+      <w:r>
+        <w:t xml:space="preserve">).</w:t>
+      </w:r>
+    </w:p>
+    <w:bookmarkEnd w:id="43"/>
+    <w:bookmarkEnd w:id="44"/>
+    <w:bookmarkStart w:id="48" w:name="X358a773e55ee7916e99f89891cea757a4ef2332"/>
+    <w:p>
+      <w:pPr>
+        <w:pStyle w:val="Heading2"/>
+      </w:pPr>
+      <w:r>
         <w:t xml:space="preserve">v1.7.11 — 2026-06-28 — Round-4: coverage-gap regression tests, toon recursion guard, arg validation</w:t>
       </w:r>
     </w:p>
@@ -6716,7 +7068,7 @@
         <w:t xml:space="preserve">ship; plus 2 LOW code findings.</w:t>
       </w:r>
     </w:p>
-    <w:bookmarkStart w:id="42" w:name="fixed-8"/>
+    <w:bookmarkStart w:id="45" w:name="fixed-8"/>
     <w:p>
       <w:pPr>
         <w:pStyle w:val="Heading3"/>
@@ -6730,7 +7082,7 @@
         <w:pStyle w:val="Compact"/>
         <w:numPr>
           <w:ilvl w:val="0"/>
-          <w:numId w:val="1026"/>
+          <w:numId w:val="1028"/>
         </w:numPr>
       </w:pPr>
       <w:r>
@@ -6798,7 +7150,7 @@
         <w:pStyle w:val="Compact"/>
         <w:numPr>
           <w:ilvl w:val="0"/>
-          <w:numId w:val="1026"/>
+          <w:numId w:val="1028"/>
         </w:numPr>
       </w:pPr>
       <w:r>
@@ -6896,8 +7248,8 @@
         <w:t xml:space="preserve">+ exit 1.</w:t>
       </w:r>
     </w:p>
-    <w:bookmarkEnd w:id="42"/>
-    <w:bookmarkStart w:id="43" w:name="Xa3820b20d9de08dfbf04e844ba6fdc48d6e2898"/>
+    <w:bookmarkEnd w:id="45"/>
+    <w:bookmarkStart w:id="46" w:name="Xa3820b20d9de08dfbf04e844ba6fdc48d6e2898"/>
     <w:p>
       <w:pPr>
         <w:pStyle w:val="Heading3"/>
@@ -6919,7 +7271,7 @@
         <w:pStyle w:val="Compact"/>
         <w:numPr>
           <w:ilvl w:val="0"/>
-          <w:numId w:val="1027"/>
+          <w:numId w:val="1029"/>
         </w:numPr>
       </w:pPr>
       <w:r>
@@ -7060,7 +7412,7 @@
         <w:pStyle w:val="Compact"/>
         <w:numPr>
           <w:ilvl w:val="0"/>
-          <w:numId w:val="1027"/>
+          <w:numId w:val="1029"/>
         </w:numPr>
       </w:pPr>
       <w:r>
@@ -7174,7 +7526,7 @@
         <w:pStyle w:val="Compact"/>
         <w:numPr>
           <w:ilvl w:val="0"/>
-          <w:numId w:val="1027"/>
+          <w:numId w:val="1029"/>
         </w:numPr>
       </w:pPr>
       <w:r>
@@ -7259,7 +7611,7 @@
         <w:pStyle w:val="Compact"/>
         <w:numPr>
           <w:ilvl w:val="0"/>
-          <w:numId w:val="1027"/>
+          <w:numId w:val="1029"/>
         </w:numPr>
       </w:pPr>
       <w:r>
@@ -7335,7 +7687,7 @@
         <w:pStyle w:val="Compact"/>
         <w:numPr>
           <w:ilvl w:val="0"/>
-          <w:numId w:val="1027"/>
+          <w:numId w:val="1029"/>
         </w:numPr>
       </w:pPr>
       <w:r>
@@ -7429,8 +7781,8 @@
         <w:t xml:space="preserve">, asserts that one wins.</w:t>
       </w:r>
     </w:p>
-    <w:bookmarkEnd w:id="43"/>
-    <w:bookmarkStart w:id="44" w:name="verified-9"/>
+    <w:bookmarkEnd w:id="46"/>
+    <w:bookmarkStart w:id="47" w:name="verified-10"/>
     <w:p>
       <w:pPr>
         <w:pStyle w:val="Heading3"/>
@@ -7444,7 +7796,7 @@
         <w:pStyle w:val="Compact"/>
         <w:numPr>
           <w:ilvl w:val="0"/>
-          <w:numId w:val="1028"/>
+          <w:numId w:val="1030"/>
         </w:numPr>
       </w:pPr>
       <w:r>
@@ -7537,9 +7889,9 @@
         <w:t xml:space="preserve">toon.mjs missing-arg gives clean error + exit 1.</w:t>
       </w:r>
     </w:p>
-    <w:bookmarkEnd w:id="44"/>
-    <w:bookmarkEnd w:id="45"/>
-    <w:bookmarkStart w:id="51" w:name="X8a3bd46d32a35a5c1c9419ff9ea303d5d467afa"/>
+    <w:bookmarkEnd w:id="47"/>
+    <w:bookmarkEnd w:id="48"/>
+    <w:bookmarkStart w:id="54" w:name="X8a3bd46d32a35a5c1c9419ff9ea303d5d467afa"/>
     <w:p>
       <w:pPr>
         <w:pStyle w:val="Heading2"/>
@@ -7562,7 +7914,7 @@
         <w:t xml:space="preserve">claude-unify merge, the poe proxy, bootstrap). Fixes verified centrally.</w:t>
       </w:r>
     </w:p>
-    <w:bookmarkStart w:id="46" w:name="fixed-9"/>
+    <w:bookmarkStart w:id="49" w:name="fixed-9"/>
     <w:p>
       <w:pPr>
         <w:pStyle w:val="Heading3"/>
@@ -7576,7 +7928,7 @@
         <w:pStyle w:val="Compact"/>
         <w:numPr>
           <w:ilvl w:val="0"/>
-          <w:numId w:val="1029"/>
+          <w:numId w:val="1031"/>
         </w:numPr>
       </w:pPr>
       <w:r>
@@ -7792,8 +8144,8 @@
         <w:t xml:space="preserve">(was empty); a ≥3-plugin regression test was added.</w:t>
       </w:r>
     </w:p>
-    <w:bookmarkEnd w:id="46"/>
-    <w:bookmarkStart w:id="47" w:name="security-defense-in-depth"/>
+    <w:bookmarkEnd w:id="49"/>
+    <w:bookmarkStart w:id="50" w:name="security-defense-in-depth"/>
     <w:p>
       <w:pPr>
         <w:pStyle w:val="Heading3"/>
@@ -7807,7 +8159,7 @@
         <w:pStyle w:val="Compact"/>
         <w:numPr>
           <w:ilvl w:val="0"/>
-          <w:numId w:val="1030"/>
+          <w:numId w:val="1032"/>
         </w:numPr>
       </w:pPr>
       <w:r>
@@ -7955,7 +8307,7 @@
         <w:pStyle w:val="Compact"/>
         <w:numPr>
           <w:ilvl w:val="0"/>
-          <w:numId w:val="1030"/>
+          <w:numId w:val="1032"/>
         </w:numPr>
       </w:pPr>
       <w:r>
@@ -8052,7 +8404,7 @@
         <w:pStyle w:val="Compact"/>
         <w:numPr>
           <w:ilvl w:val="0"/>
-          <w:numId w:val="1030"/>
+          <w:numId w:val="1032"/>
         </w:numPr>
       </w:pPr>
       <w:r>
@@ -8105,8 +8457,8 @@
         <w:t xml:space="preserve">clear error instead of a broken alias.</w:t>
       </w:r>
     </w:p>
-    <w:bookmarkEnd w:id="47"/>
-    <w:bookmarkStart w:id="48" w:name="robustness"/>
+    <w:bookmarkEnd w:id="50"/>
+    <w:bookmarkStart w:id="51" w:name="robustness"/>
     <w:p>
       <w:pPr>
         <w:pStyle w:val="Heading3"/>
@@ -8120,7 +8472,7 @@
         <w:pStyle w:val="Compact"/>
         <w:numPr>
           <w:ilvl w:val="0"/>
-          <w:numId w:val="1031"/>
+          <w:numId w:val="1033"/>
         </w:numPr>
       </w:pPr>
       <w:r>
@@ -8204,8 +8556,8 @@
         <w:t xml:space="preserve">gzip body no longer propagates.</w:t>
       </w:r>
     </w:p>
-    <w:bookmarkEnd w:id="48"/>
-    <w:bookmarkStart w:id="49" w:name="verified-10"/>
+    <w:bookmarkEnd w:id="51"/>
+    <w:bookmarkStart w:id="52" w:name="verified-11"/>
     <w:p>
       <w:pPr>
         <w:pStyle w:val="Heading3"/>
@@ -8219,7 +8571,7 @@
         <w:pStyle w:val="Compact"/>
         <w:numPr>
           <w:ilvl w:val="0"/>
-          <w:numId w:val="1032"/>
+          <w:numId w:val="1034"/>
         </w:numPr>
       </w:pPr>
       <w:r>
@@ -8302,7 +8654,7 @@
         <w:pStyle w:val="Compact"/>
         <w:numPr>
           <w:ilvl w:val="0"/>
-          <w:numId w:val="1032"/>
+          <w:numId w:val="1034"/>
         </w:numPr>
       </w:pPr>
       <w:r>
@@ -8342,8 +8694,8 @@
         <w:t xml:space="preserve">write path is unchanged from v1.7.9's live-proven 137 models / 32 aliases.</w:t>
       </w:r>
     </w:p>
-    <w:bookmarkEnd w:id="49"/>
-    <w:bookmarkStart w:id="50" w:name="audit-round-3--verified-clean"/>
+    <w:bookmarkEnd w:id="52"/>
+    <w:bookmarkStart w:id="53" w:name="audit-round-3--verified-clean"/>
     <w:p>
       <w:pPr>
         <w:pStyle w:val="Heading3"/>
@@ -8444,9 +8796,9 @@
         <w:t xml:space="preserve">intentionally bypasses the needs-secret guard — operator opt-in, documented.)</w:t>
       </w:r>
     </w:p>
-    <w:bookmarkEnd w:id="50"/>
-    <w:bookmarkEnd w:id="51"/>
-    <w:bookmarkStart w:id="57" w:name="X3f745f2f1363b5cbfd7fbe71d4044eac102974b"/>
+    <w:bookmarkEnd w:id="53"/>
+    <w:bookmarkEnd w:id="54"/>
+    <w:bookmarkStart w:id="60" w:name="X3f745f2f1363b5cbfd7fbe71d4044eac102974b"/>
     <w:p>
       <w:pPr>
         <w:pStyle w:val="Heading2"/>
@@ -8469,7 +8821,7 @@
         <w:t xml:space="preserve">security audit + doc-accuracy audit + lint sweep, fixes verified centrally).</w:t>
       </w:r>
     </w:p>
-    <w:bookmarkStart w:id="52" w:name="security"/>
+    <w:bookmarkStart w:id="55" w:name="security"/>
     <w:p>
       <w:pPr>
         <w:pStyle w:val="Heading3"/>
@@ -8483,7 +8835,7 @@
         <w:pStyle w:val="Compact"/>
         <w:numPr>
           <w:ilvl w:val="0"/>
-          <w:numId w:val="1033"/>
+          <w:numId w:val="1035"/>
         </w:numPr>
       </w:pPr>
       <w:r>
@@ -8653,7 +9005,7 @@
         <w:pStyle w:val="Compact"/>
         <w:numPr>
           <w:ilvl w:val="0"/>
-          <w:numId w:val="1033"/>
+          <w:numId w:val="1035"/>
         </w:numPr>
       </w:pPr>
       <w:r>
@@ -8759,7 +9111,7 @@
         <w:pStyle w:val="Compact"/>
         <w:numPr>
           <w:ilvl w:val="0"/>
-          <w:numId w:val="1033"/>
+          <w:numId w:val="1035"/>
         </w:numPr>
       </w:pPr>
       <w:r>
@@ -8880,7 +9232,7 @@
         <w:pStyle w:val="Compact"/>
         <w:numPr>
           <w:ilvl w:val="0"/>
-          <w:numId w:val="1033"/>
+          <w:numId w:val="1035"/>
         </w:numPr>
       </w:pPr>
       <w:r>
@@ -8959,7 +9311,7 @@
         <w:pStyle w:val="Compact"/>
         <w:numPr>
           <w:ilvl w:val="0"/>
-          <w:numId w:val="1033"/>
+          <w:numId w:val="1035"/>
         </w:numPr>
       </w:pPr>
       <w:r>
@@ -9120,8 +9472,8 @@
         <w:t xml:space="preserve">original six-name allowlist.</w:t>
       </w:r>
     </w:p>
-    <w:bookmarkEnd w:id="52"/>
-    <w:bookmarkStart w:id="53" w:name="fixed-10"/>
+    <w:bookmarkEnd w:id="55"/>
+    <w:bookmarkStart w:id="56" w:name="fixed-10"/>
     <w:p>
       <w:pPr>
         <w:pStyle w:val="Heading3"/>
@@ -9135,7 +9487,7 @@
         <w:pStyle w:val="Compact"/>
         <w:numPr>
           <w:ilvl w:val="0"/>
-          <w:numId w:val="1034"/>
+          <w:numId w:val="1036"/>
         </w:numPr>
       </w:pPr>
       <w:r>
@@ -9235,7 +9587,7 @@
         <w:pStyle w:val="Compact"/>
         <w:numPr>
           <w:ilvl w:val="0"/>
-          <w:numId w:val="1034"/>
+          <w:numId w:val="1036"/>
         </w:numPr>
       </w:pPr>
       <w:r>
@@ -9281,7 +9633,7 @@
         <w:pStyle w:val="Compact"/>
         <w:numPr>
           <w:ilvl w:val="0"/>
-          <w:numId w:val="1034"/>
+          <w:numId w:val="1036"/>
         </w:numPr>
       </w:pPr>
       <w:r>
@@ -9390,8 +9742,8 @@
         <w:t xml:space="preserve">.</w:t>
       </w:r>
     </w:p>
-    <w:bookmarkEnd w:id="53"/>
-    <w:bookmarkStart w:id="54" w:name="docs"/>
+    <w:bookmarkEnd w:id="56"/>
+    <w:bookmarkStart w:id="57" w:name="docs"/>
     <w:p>
       <w:pPr>
         <w:pStyle w:val="Heading3"/>
@@ -9405,7 +9757,7 @@
         <w:pStyle w:val="Compact"/>
         <w:numPr>
           <w:ilvl w:val="0"/>
-          <w:numId w:val="1035"/>
+          <w:numId w:val="1037"/>
         </w:numPr>
       </w:pPr>
       <w:r>
@@ -9541,8 +9893,8 @@
         <w:t xml:space="preserve">refreshed date stamp.</w:t>
       </w:r>
     </w:p>
-    <w:bookmarkEnd w:id="54"/>
-    <w:bookmarkStart w:id="55" w:name="quality"/>
+    <w:bookmarkEnd w:id="57"/>
+    <w:bookmarkStart w:id="58" w:name="quality"/>
     <w:p>
       <w:pPr>
         <w:pStyle w:val="Heading3"/>
@@ -9556,7 +9908,7 @@
         <w:pStyle w:val="Compact"/>
         <w:numPr>
           <w:ilvl w:val="0"/>
-          <w:numId w:val="1036"/>
+          <w:numId w:val="1038"/>
         </w:numPr>
       </w:pPr>
       <w:r>
@@ -9621,8 +9973,8 @@
         <w:t xml:space="preserve">the one remaining reserved no-op flag carries a justified inline disable.</w:t>
       </w:r>
     </w:p>
-    <w:bookmarkEnd w:id="55"/>
-    <w:bookmarkStart w:id="56" w:name="verified-11"/>
+    <w:bookmarkEnd w:id="58"/>
+    <w:bookmarkStart w:id="59" w:name="verified-12"/>
     <w:p>
       <w:pPr>
         <w:pStyle w:val="Heading3"/>
@@ -9636,7 +9988,7 @@
         <w:pStyle w:val="Compact"/>
         <w:numPr>
           <w:ilvl w:val="0"/>
-          <w:numId w:val="1037"/>
+          <w:numId w:val="1039"/>
         </w:numPr>
       </w:pPr>
       <w:r>
@@ -9704,7 +10056,7 @@
         <w:pStyle w:val="Compact"/>
         <w:numPr>
           <w:ilvl w:val="0"/>
-          <w:numId w:val="1037"/>
+          <w:numId w:val="1039"/>
         </w:numPr>
       </w:pPr>
       <w:r>
@@ -9758,7 +10110,7 @@
         <w:pStyle w:val="Compact"/>
         <w:numPr>
           <w:ilvl w:val="0"/>
-          <w:numId w:val="1037"/>
+          <w:numId w:val="1039"/>
         </w:numPr>
       </w:pPr>
       <w:r>
@@ -9828,16 +10180,16 @@
         <w:pStyle w:val="Compact"/>
         <w:numPr>
           <w:ilvl w:val="0"/>
-          <w:numId w:val="1037"/>
+          <w:numId w:val="1039"/>
         </w:numPr>
       </w:pPr>
       <w:r>
         <w:t xml:space="preserve">4-host byte-parity + 10/10 suite re-verified after deploy.</w:t>
       </w:r>
     </w:p>
-    <w:bookmarkEnd w:id="56"/>
-    <w:bookmarkEnd w:id="57"/>
-    <w:bookmarkStart w:id="62" w:name="X32f4e63b5b469270c24eeebf0670d89dbf8d175"/>
+    <w:bookmarkEnd w:id="59"/>
+    <w:bookmarkEnd w:id="60"/>
+    <w:bookmarkStart w:id="65" w:name="X32f4e63b5b469270c24eeebf0670d89dbf8d175"/>
     <w:p>
       <w:pPr>
         <w:pStyle w:val="Heading2"/>
@@ -9866,7 +10218,7 @@
         <w:t xml:space="preserve">suite + live multi-model verification were run centrally.</w:t>
       </w:r>
     </w:p>
-    <w:bookmarkStart w:id="58" w:name="security-1"/>
+    <w:bookmarkStart w:id="61" w:name="security-1"/>
     <w:p>
       <w:pPr>
         <w:pStyle w:val="Heading3"/>
@@ -9880,7 +10232,7 @@
         <w:pStyle w:val="Compact"/>
         <w:numPr>
           <w:ilvl w:val="0"/>
-          <w:numId w:val="1038"/>
+          <w:numId w:val="1040"/>
         </w:numPr>
       </w:pPr>
       <w:r>
@@ -10067,7 +10419,7 @@
         <w:pStyle w:val="Compact"/>
         <w:numPr>
           <w:ilvl w:val="0"/>
-          <w:numId w:val="1038"/>
+          <w:numId w:val="1040"/>
         </w:numPr>
       </w:pPr>
       <w:r>
@@ -10223,7 +10575,7 @@
         <w:pStyle w:val="Compact"/>
         <w:numPr>
           <w:ilvl w:val="0"/>
-          <w:numId w:val="1038"/>
+          <w:numId w:val="1040"/>
         </w:numPr>
       </w:pPr>
       <w:r>
@@ -10382,8 +10734,8 @@
         <w:t xml:space="preserve">on all four remotes.</w:t>
       </w:r>
     </w:p>
-    <w:bookmarkEnd w:id="58"/>
-    <w:bookmarkStart w:id="59" w:name="fixed-11"/>
+    <w:bookmarkEnd w:id="61"/>
+    <w:bookmarkStart w:id="62" w:name="fixed-11"/>
     <w:p>
       <w:pPr>
         <w:pStyle w:val="Heading3"/>
@@ -10397,7 +10749,7 @@
         <w:pStyle w:val="Compact"/>
         <w:numPr>
           <w:ilvl w:val="0"/>
-          <w:numId w:val="1039"/>
+          <w:numId w:val="1041"/>
         </w:numPr>
       </w:pPr>
       <w:r>
@@ -10483,7 +10835,7 @@
         <w:pStyle w:val="Compact"/>
         <w:numPr>
           <w:ilvl w:val="0"/>
-          <w:numId w:val="1039"/>
+          <w:numId w:val="1041"/>
         </w:numPr>
       </w:pPr>
       <w:r>
@@ -10606,7 +10958,7 @@
         <w:pStyle w:val="Compact"/>
         <w:numPr>
           <w:ilvl w:val="0"/>
-          <w:numId w:val="1039"/>
+          <w:numId w:val="1041"/>
         </w:numPr>
       </w:pPr>
       <w:r>
@@ -10685,7 +11037,7 @@
         <w:pStyle w:val="Compact"/>
         <w:numPr>
           <w:ilvl w:val="0"/>
-          <w:numId w:val="1039"/>
+          <w:numId w:val="1041"/>
         </w:numPr>
       </w:pPr>
       <w:r>
@@ -10745,8 +11097,8 @@
         <w:t xml:space="preserve">).</w:t>
       </w:r>
     </w:p>
-    <w:bookmarkEnd w:id="59"/>
-    <w:bookmarkStart w:id="60" w:name="added-6"/>
+    <w:bookmarkEnd w:id="62"/>
+    <w:bookmarkStart w:id="63" w:name="added-7"/>
     <w:p>
       <w:pPr>
         <w:pStyle w:val="Heading3"/>
@@ -10760,7 +11112,7 @@
         <w:pStyle w:val="Compact"/>
         <w:numPr>
           <w:ilvl w:val="0"/>
-          <w:numId w:val="1040"/>
+          <w:numId w:val="1042"/>
         </w:numPr>
       </w:pPr>
       <w:r>
@@ -10945,7 +11297,7 @@
         <w:pStyle w:val="Compact"/>
         <w:numPr>
           <w:ilvl w:val="0"/>
-          <w:numId w:val="1040"/>
+          <w:numId w:val="1042"/>
         </w:numPr>
       </w:pPr>
       <w:r>
@@ -11013,8 +11365,8 @@
         <w:t xml:space="preserve">a failure never re-echoes a secret.</w:t>
       </w:r>
     </w:p>
-    <w:bookmarkEnd w:id="60"/>
-    <w:bookmarkStart w:id="61" w:name="verified-12"/>
+    <w:bookmarkEnd w:id="63"/>
+    <w:bookmarkStart w:id="64" w:name="verified-13"/>
     <w:p>
       <w:pPr>
         <w:pStyle w:val="Heading3"/>
@@ -11028,7 +11380,7 @@
         <w:pStyle w:val="Compact"/>
         <w:numPr>
           <w:ilvl w:val="0"/>
-          <w:numId w:val="1041"/>
+          <w:numId w:val="1043"/>
         </w:numPr>
       </w:pPr>
       <w:r>
@@ -11074,7 +11426,7 @@
         <w:pStyle w:val="Compact"/>
         <w:numPr>
           <w:ilvl w:val="0"/>
-          <w:numId w:val="1041"/>
+          <w:numId w:val="1043"/>
         </w:numPr>
       </w:pPr>
       <w:r>
@@ -11162,7 +11514,7 @@
         <w:pStyle w:val="Compact"/>
         <w:numPr>
           <w:ilvl w:val="0"/>
-          <w:numId w:val="1041"/>
+          <w:numId w:val="1043"/>
         </w:numPr>
       </w:pPr>
       <w:r>
@@ -11216,7 +11568,7 @@
         <w:pStyle w:val="Compact"/>
         <w:numPr>
           <w:ilvl w:val="0"/>
-          <w:numId w:val="1041"/>
+          <w:numId w:val="1043"/>
         </w:numPr>
       </w:pPr>
       <w:r>
@@ -11259,9 +11611,9 @@
         <w:t xml:space="preserve">.</w:t>
       </w:r>
     </w:p>
-    <w:bookmarkEnd w:id="61"/>
-    <w:bookmarkEnd w:id="62"/>
-    <w:bookmarkStart w:id="67" w:name="X3dc7a22e845e8a16dcec7ab3494aa6e579b0408"/>
+    <w:bookmarkEnd w:id="64"/>
+    <w:bookmarkEnd w:id="65"/>
+    <w:bookmarkStart w:id="70" w:name="X3dc7a22e845e8a16dcec7ab3494aa6e579b0408"/>
     <w:p>
       <w:pPr>
         <w:pStyle w:val="Heading2"/>
@@ -11278,7 +11630,7 @@
         <w:t xml:space="preserve">Follow-up hardening release found by a parallel multi-agent audit of v1.7.6.</w:t>
       </w:r>
     </w:p>
-    <w:bookmarkStart w:id="63" w:name="fixed-12"/>
+    <w:bookmarkStart w:id="66" w:name="fixed-12"/>
     <w:p>
       <w:pPr>
         <w:pStyle w:val="Heading3"/>
@@ -11292,7 +11644,7 @@
         <w:pStyle w:val="Compact"/>
         <w:numPr>
           <w:ilvl w:val="0"/>
-          <w:numId w:val="1042"/>
+          <w:numId w:val="1044"/>
         </w:numPr>
       </w:pPr>
       <w:r>
@@ -11595,7 +11947,7 @@
         <w:pStyle w:val="Compact"/>
         <w:numPr>
           <w:ilvl w:val="0"/>
-          <w:numId w:val="1042"/>
+          <w:numId w:val="1044"/>
         </w:numPr>
       </w:pPr>
       <w:r>
@@ -11723,8 +12075,8 @@
         <w:t xml:space="preserve">.</w:t>
       </w:r>
     </w:p>
-    <w:bookmarkEnd w:id="63"/>
-    <w:bookmarkStart w:id="64" w:name="added-7"/>
+    <w:bookmarkEnd w:id="66"/>
+    <w:bookmarkStart w:id="67" w:name="added-8"/>
     <w:p>
       <w:pPr>
         <w:pStyle w:val="Heading3"/>
@@ -11738,7 +12090,7 @@
         <w:pStyle w:val="Compact"/>
         <w:numPr>
           <w:ilvl w:val="0"/>
-          <w:numId w:val="1043"/>
+          <w:numId w:val="1045"/>
         </w:numPr>
       </w:pPr>
       <w:r>
@@ -11773,7 +12125,7 @@
         <w:pStyle w:val="Compact"/>
         <w:numPr>
           <w:ilvl w:val="0"/>
-          <w:numId w:val="1043"/>
+          <w:numId w:val="1045"/>
         </w:numPr>
       </w:pPr>
       <w:r>
@@ -11842,8 +12194,8 @@
         <w:t xml:space="preserve">.</w:t>
       </w:r>
     </w:p>
-    <w:bookmarkEnd w:id="64"/>
-    <w:bookmarkStart w:id="65" w:name="verified-13"/>
+    <w:bookmarkEnd w:id="67"/>
+    <w:bookmarkStart w:id="68" w:name="verified-14"/>
     <w:p>
       <w:pPr>
         <w:pStyle w:val="Heading3"/>
@@ -11857,7 +12209,7 @@
         <w:pStyle w:val="Compact"/>
         <w:numPr>
           <w:ilvl w:val="0"/>
-          <w:numId w:val="1044"/>
+          <w:numId w:val="1046"/>
         </w:numPr>
       </w:pPr>
       <w:r>
@@ -11897,7 +12249,7 @@
         <w:pStyle w:val="Compact"/>
         <w:numPr>
           <w:ilvl w:val="0"/>
-          <w:numId w:val="1044"/>
+          <w:numId w:val="1046"/>
         </w:numPr>
       </w:pPr>
       <w:r>
@@ -11928,8 +12280,8 @@
         <w:t xml:space="preserve">on macOS.</w:t>
       </w:r>
     </w:p>
-    <w:bookmarkEnd w:id="65"/>
-    <w:bookmarkStart w:id="66" w:name="X62b0a64b7c3ea8cc9486d03458dca15977de730"/>
+    <w:bookmarkEnd w:id="68"/>
+    <w:bookmarkStart w:id="69" w:name="X62b0a64b7c3ea8cc9486d03458dca15977de730"/>
     <w:p>
       <w:pPr>
         <w:pStyle w:val="Heading3"/>
@@ -11943,7 +12295,7 @@
         <w:pStyle w:val="Compact"/>
         <w:numPr>
           <w:ilvl w:val="0"/>
-          <w:numId w:val="1045"/>
+          <w:numId w:val="1047"/>
         </w:numPr>
       </w:pPr>
       <w:r>
@@ -11991,7 +12343,7 @@
         <w:pStyle w:val="Compact"/>
         <w:numPr>
           <w:ilvl w:val="0"/>
-          <w:numId w:val="1045"/>
+          <w:numId w:val="1047"/>
         </w:numPr>
       </w:pPr>
       <w:r>
@@ -12045,7 +12397,7 @@
         <w:pStyle w:val="Compact"/>
         <w:numPr>
           <w:ilvl w:val="0"/>
-          <w:numId w:val="1045"/>
+          <w:numId w:val="1047"/>
         </w:numPr>
       </w:pPr>
       <w:r>
@@ -12063,7 +12415,7 @@
         <w:pStyle w:val="Compact"/>
         <w:numPr>
           <w:ilvl w:val="0"/>
-          <w:numId w:val="1045"/>
+          <w:numId w:val="1047"/>
         </w:numPr>
       </w:pPr>
       <w:r>
@@ -12106,9 +12458,9 @@
         <w:t xml:space="preserve">needs a force tag push; left for a maintainer decision.</w:t>
       </w:r>
     </w:p>
-    <w:bookmarkEnd w:id="66"/>
-    <w:bookmarkEnd w:id="67"/>
-    <w:bookmarkStart w:id="72" w:name="X5bab4cefc6082b36259bdda3d0e046856fdd451"/>
+    <w:bookmarkEnd w:id="69"/>
+    <w:bookmarkEnd w:id="70"/>
+    <w:bookmarkStart w:id="75" w:name="X5bab4cefc6082b36259bdda3d0e046856fdd451"/>
     <w:p>
       <w:pPr>
         <w:pStyle w:val="Heading2"/>
@@ -12117,7 +12469,7 @@
         <w:t xml:space="preserve">v1.7.6 — 2026-06-28 — Always-non-interactive execution, alias-file integrity, macOS/bash-3.2 portability, 4-host rollout</w:t>
       </w:r>
     </w:p>
-    <w:bookmarkStart w:id="68" w:name="fixed-13"/>
+    <w:bookmarkStart w:id="71" w:name="fixed-13"/>
     <w:p>
       <w:pPr>
         <w:pStyle w:val="Heading3"/>
@@ -12131,7 +12483,7 @@
         <w:pStyle w:val="Compact"/>
         <w:numPr>
           <w:ilvl w:val="0"/>
-          <w:numId w:val="1046"/>
+          <w:numId w:val="1048"/>
         </w:numPr>
       </w:pPr>
       <w:r>
@@ -12381,7 +12733,7 @@
         <w:pStyle w:val="Compact"/>
         <w:numPr>
           <w:ilvl w:val="0"/>
-          <w:numId w:val="1046"/>
+          <w:numId w:val="1048"/>
         </w:numPr>
       </w:pPr>
       <w:r>
@@ -12573,7 +12925,7 @@
         <w:pStyle w:val="Compact"/>
         <w:numPr>
           <w:ilvl w:val="0"/>
-          <w:numId w:val="1046"/>
+          <w:numId w:val="1048"/>
         </w:numPr>
       </w:pPr>
       <w:r>
@@ -12723,8 +13075,8 @@
         <w:t xml:space="preserve">are unbound on bash 3.2). The suite now runs green on macOS bash 3.2.</w:t>
       </w:r>
     </w:p>
-    <w:bookmarkEnd w:id="68"/>
-    <w:bookmarkStart w:id="69" w:name="added-8"/>
+    <w:bookmarkEnd w:id="71"/>
+    <w:bookmarkStart w:id="72" w:name="added-9"/>
     <w:p>
       <w:pPr>
         <w:pStyle w:val="Heading3"/>
@@ -12738,7 +13090,7 @@
         <w:pStyle w:val="Compact"/>
         <w:numPr>
           <w:ilvl w:val="0"/>
-          <w:numId w:val="1047"/>
+          <w:numId w:val="1049"/>
         </w:numPr>
       </w:pPr>
       <w:r>
@@ -12896,7 +13248,7 @@
         <w:pStyle w:val="Compact"/>
         <w:numPr>
           <w:ilvl w:val="0"/>
-          <w:numId w:val="1047"/>
+          <w:numId w:val="1049"/>
         </w:numPr>
       </w:pPr>
       <w:r>
@@ -12939,7 +13291,7 @@
         <w:pStyle w:val="Compact"/>
         <w:numPr>
           <w:ilvl w:val="0"/>
-          <w:numId w:val="1047"/>
+          <w:numId w:val="1049"/>
         </w:numPr>
       </w:pPr>
       <w:r>
@@ -12977,8 +13329,8 @@
         <w:t xml:space="preserve">absent — matching the existing SKIP convention for optional-dependency features.</w:t>
       </w:r>
     </w:p>
-    <w:bookmarkEnd w:id="69"/>
-    <w:bookmarkStart w:id="70" w:name="X7441e4fb9d1d1f16b207087dd74b5bc870440c2"/>
+    <w:bookmarkEnd w:id="72"/>
+    <w:bookmarkStart w:id="73" w:name="X7441e4fb9d1d1f16b207087dd74b5bc870440c2"/>
     <w:p>
       <w:pPr>
         <w:pStyle w:val="Heading3"/>
@@ -12992,7 +13344,7 @@
         <w:pStyle w:val="Compact"/>
         <w:numPr>
           <w:ilvl w:val="0"/>
-          <w:numId w:val="1048"/>
+          <w:numId w:val="1050"/>
         </w:numPr>
       </w:pPr>
       <w:r>
@@ -13087,7 +13439,7 @@
         <w:pStyle w:val="Compact"/>
         <w:numPr>
           <w:ilvl w:val="0"/>
-          <w:numId w:val="1048"/>
+          <w:numId w:val="1050"/>
         </w:numPr>
       </w:pPr>
       <w:r>
@@ -13114,7 +13466,7 @@
         <w:pStyle w:val="Compact"/>
         <w:numPr>
           <w:ilvl w:val="0"/>
-          <w:numId w:val="1048"/>
+          <w:numId w:val="1050"/>
         </w:numPr>
       </w:pPr>
       <w:r>
@@ -13153,8 +13505,8 @@
         <w:t xml:space="preserve">.</w:t>
       </w:r>
     </w:p>
-    <w:bookmarkEnd w:id="70"/>
-    <w:bookmarkStart w:id="71" w:name="verified-14"/>
+    <w:bookmarkEnd w:id="73"/>
+    <w:bookmarkStart w:id="74" w:name="verified-15"/>
     <w:p>
       <w:pPr>
         <w:pStyle w:val="Heading3"/>
@@ -13168,7 +13520,7 @@
         <w:pStyle w:val="Compact"/>
         <w:numPr>
           <w:ilvl w:val="0"/>
-          <w:numId w:val="1049"/>
+          <w:numId w:val="1051"/>
         </w:numPr>
       </w:pPr>
       <w:r>
@@ -13208,7 +13560,7 @@
         <w:pStyle w:val="Compact"/>
         <w:numPr>
           <w:ilvl w:val="0"/>
-          <w:numId w:val="1049"/>
+          <w:numId w:val="1051"/>
         </w:numPr>
       </w:pPr>
       <w:r>
@@ -13275,9 +13627,9 @@
         <w:t xml:space="preserve">aliases present on every host.</w:t>
       </w:r>
     </w:p>
-    <w:bookmarkEnd w:id="71"/>
-    <w:bookmarkEnd w:id="72"/>
-    <w:bookmarkStart w:id="77" w:name="Xec4e4bab97bb1465106f99e5371bdd3ec633fc9"/>
+    <w:bookmarkEnd w:id="74"/>
+    <w:bookmarkEnd w:id="75"/>
+    <w:bookmarkStart w:id="80" w:name="Xec4e4bab97bb1465106f99e5371bdd3ec633fc9"/>
     <w:p>
       <w:pPr>
         <w:pStyle w:val="Heading2"/>
@@ -13286,7 +13638,7 @@
         <w:t xml:space="preserve">v1.7.5 — 2026-06-28 — Cross-provider /resume session visibility fix</w:t>
       </w:r>
     </w:p>
-    <w:bookmarkStart w:id="73" w:name="fixed-14"/>
+    <w:bookmarkStart w:id="76" w:name="fixed-14"/>
     <w:p>
       <w:pPr>
         <w:pStyle w:val="Heading3"/>
@@ -13300,7 +13652,7 @@
         <w:pStyle w:val="Compact"/>
         <w:numPr>
           <w:ilvl w:val="0"/>
-          <w:numId w:val="1050"/>
+          <w:numId w:val="1052"/>
         </w:numPr>
       </w:pPr>
       <w:r>
@@ -13475,7 +13827,7 @@
         <w:pStyle w:val="Compact"/>
         <w:numPr>
           <w:ilvl w:val="0"/>
-          <w:numId w:val="1050"/>
+          <w:numId w:val="1052"/>
         </w:numPr>
       </w:pPr>
       <w:r>
@@ -13554,7 +13906,7 @@
         <w:pStyle w:val="Compact"/>
         <w:numPr>
           <w:ilvl w:val="0"/>
-          <w:numId w:val="1050"/>
+          <w:numId w:val="1052"/>
         </w:numPr>
       </w:pPr>
       <w:r>
@@ -13613,8 +13965,8 @@
         <w:t xml:space="preserve">stripping works for all router-transport providers.</w:t>
       </w:r>
     </w:p>
-    <w:bookmarkEnd w:id="73"/>
-    <w:bookmarkStart w:id="74" w:name="root-cause-analysis"/>
+    <w:bookmarkEnd w:id="76"/>
+    <w:bookmarkStart w:id="77" w:name="root-cause-analysis"/>
     <w:p>
       <w:pPr>
         <w:pStyle w:val="Heading3"/>
@@ -13684,7 +14036,7 @@
         <w:pStyle w:val="Compact"/>
         <w:numPr>
           <w:ilvl w:val="0"/>
-          <w:numId w:val="1051"/>
+          <w:numId w:val="1053"/>
         </w:numPr>
       </w:pPr>
       <w:r>
@@ -13720,7 +14072,7 @@
         <w:pStyle w:val="Compact"/>
         <w:numPr>
           <w:ilvl w:val="0"/>
-          <w:numId w:val="1051"/>
+          <w:numId w:val="1053"/>
         </w:numPr>
       </w:pPr>
       <w:r>
@@ -13756,7 +14108,7 @@
         <w:pStyle w:val="Compact"/>
         <w:numPr>
           <w:ilvl w:val="0"/>
-          <w:numId w:val="1051"/>
+          <w:numId w:val="1053"/>
         </w:numPr>
       </w:pPr>
       <w:r>
@@ -13810,8 +14162,8 @@
         <w:t xml:space="preserve">via sync-state.</w:t>
       </w:r>
     </w:p>
-    <w:bookmarkEnd w:id="74"/>
-    <w:bookmarkStart w:id="75" w:name="verified-15"/>
+    <w:bookmarkEnd w:id="77"/>
+    <w:bookmarkStart w:id="78" w:name="verified-16"/>
     <w:p>
       <w:pPr>
         <w:pStyle w:val="Heading3"/>
@@ -13825,7 +14177,7 @@
         <w:pStyle w:val="Compact"/>
         <w:numPr>
           <w:ilvl w:val="0"/>
-          <w:numId w:val="1052"/>
+          <w:numId w:val="1054"/>
         </w:numPr>
       </w:pPr>
       <w:r>
@@ -13859,7 +14211,7 @@
         <w:pStyle w:val="Compact"/>
         <w:numPr>
           <w:ilvl w:val="0"/>
-          <w:numId w:val="1052"/>
+          <w:numId w:val="1054"/>
         </w:numPr>
       </w:pPr>
       <w:r>
@@ -13878,7 +14230,7 @@
         <w:pStyle w:val="Compact"/>
         <w:numPr>
           <w:ilvl w:val="0"/>
-          <w:numId w:val="1052"/>
+          <w:numId w:val="1054"/>
         </w:numPr>
       </w:pPr>
       <w:r>
@@ -13907,8 +14259,8 @@
         <w:t xml:space="preserve">correctly detects and fixes outdated alias files on both hosts</w:t>
       </w:r>
     </w:p>
-    <w:bookmarkEnd w:id="75"/>
-    <w:bookmarkStart w:id="76" w:name="tests"/>
+    <w:bookmarkEnd w:id="78"/>
+    <w:bookmarkStart w:id="79" w:name="tests"/>
     <w:p>
       <w:pPr>
         <w:pStyle w:val="Heading3"/>
@@ -13922,7 +14274,7 @@
         <w:pStyle w:val="Compact"/>
         <w:numPr>
           <w:ilvl w:val="0"/>
-          <w:numId w:val="1053"/>
+          <w:numId w:val="1055"/>
         </w:numPr>
       </w:pPr>
       <w:r>
@@ -13944,16 +14296,16 @@
         <w:pStyle w:val="Compact"/>
         <w:numPr>
           <w:ilvl w:val="0"/>
-          <w:numId w:val="1053"/>
+          <w:numId w:val="1055"/>
         </w:numPr>
       </w:pPr>
       <w:r>
         <w:t xml:space="preserve">Existing test suite: session-related tests pass</w:t>
       </w:r>
     </w:p>
-    <w:bookmarkEnd w:id="76"/>
-    <w:bookmarkEnd w:id="77"/>
-    <w:bookmarkStart w:id="81" w:name="Xec1c151fba8b0f6e04d02f3212d1c75e29f17fb"/>
+    <w:bookmarkEnd w:id="79"/>
+    <w:bookmarkEnd w:id="80"/>
+    <w:bookmarkStart w:id="84" w:name="Xec1c151fba8b0f6e04d02f3212d1c75e29f17fb"/>
     <w:p>
       <w:pPr>
         <w:pStyle w:val="Heading2"/>
@@ -13962,7 +14314,7 @@
         <w:t xml:space="preserve">v1.7.4 — 2026-06-26 — Kimi provider fix + AWS IaC MCP disabled by default</w:t>
       </w:r>
     </w:p>
-    <w:bookmarkStart w:id="78" w:name="fixed-15"/>
+    <w:bookmarkStart w:id="81" w:name="fixed-15"/>
     <w:p>
       <w:pPr>
         <w:pStyle w:val="Heading3"/>
@@ -13976,7 +14328,7 @@
         <w:pStyle w:val="Compact"/>
         <w:numPr>
           <w:ilvl w:val="0"/>
-          <w:numId w:val="1054"/>
+          <w:numId w:val="1056"/>
         </w:numPr>
       </w:pPr>
       <w:r>
@@ -14043,7 +14395,7 @@
         <w:pStyle w:val="Compact"/>
         <w:numPr>
           <w:ilvl w:val="0"/>
-          <w:numId w:val="1054"/>
+          <w:numId w:val="1056"/>
         </w:numPr>
       </w:pPr>
       <w:r>
@@ -14099,8 +14451,8 @@
         <w:t xml:space="preserve">on connection and is now configured but disabled by default.</w:t>
       </w:r>
     </w:p>
-    <w:bookmarkEnd w:id="78"/>
-    <w:bookmarkStart w:id="79" w:name="changed"/>
+    <w:bookmarkEnd w:id="81"/>
+    <w:bookmarkStart w:id="82" w:name="changed"/>
     <w:p>
       <w:pPr>
         <w:pStyle w:val="Heading3"/>
@@ -14114,7 +14466,7 @@
         <w:pStyle w:val="Compact"/>
         <w:numPr>
           <w:ilvl w:val="0"/>
-          <w:numId w:val="1055"/>
+          <w:numId w:val="1057"/>
         </w:numPr>
       </w:pPr>
       <w:r>
@@ -14141,7 +14493,7 @@
         <w:pStyle w:val="Compact"/>
         <w:numPr>
           <w:ilvl w:val="0"/>
-          <w:numId w:val="1055"/>
+          <w:numId w:val="1057"/>
         </w:numPr>
       </w:pPr>
       <w:r>
@@ -14160,8 +14512,8 @@
         <w:t xml:space="preserve">.</w:t>
       </w:r>
     </w:p>
-    <w:bookmarkEnd w:id="79"/>
-    <w:bookmarkStart w:id="80" w:name="tests-1"/>
+    <w:bookmarkEnd w:id="82"/>
+    <w:bookmarkStart w:id="83" w:name="tests-1"/>
     <w:p>
       <w:pPr>
         <w:pStyle w:val="Heading3"/>
@@ -14175,7 +14527,7 @@
         <w:pStyle w:val="Compact"/>
         <w:numPr>
           <w:ilvl w:val="0"/>
-          <w:numId w:val="1056"/>
+          <w:numId w:val="1058"/>
         </w:numPr>
       </w:pPr>
       <w:r>
@@ -14197,7 +14549,7 @@
         <w:pStyle w:val="Compact"/>
         <w:numPr>
           <w:ilvl w:val="0"/>
-          <w:numId w:val="1056"/>
+          <w:numId w:val="1058"/>
         </w:numPr>
       </w:pPr>
       <w:r>
@@ -14222,7 +14574,7 @@
         <w:pStyle w:val="Compact"/>
         <w:numPr>
           <w:ilvl w:val="0"/>
-          <w:numId w:val="1056"/>
+          <w:numId w:val="1058"/>
         </w:numPr>
       </w:pPr>
       <w:r>
@@ -14239,9 +14591,9 @@
         <w:t xml:space="preserve">5 passed, 0 failed</w:t>
       </w:r>
     </w:p>
-    <w:bookmarkEnd w:id="80"/>
-    <w:bookmarkEnd w:id="81"/>
-    <w:bookmarkStart w:id="86" w:name="X9bd238ab6e70094b91f95682e0c680fd3b532e6"/>
+    <w:bookmarkEnd w:id="83"/>
+    <w:bookmarkEnd w:id="84"/>
+    <w:bookmarkStart w:id="89" w:name="X9bd238ab6e70094b91f95682e0c680fd3b532e6"/>
     <w:p>
       <w:pPr>
         <w:pStyle w:val="Heading2"/>
@@ -14250,7 +14602,7 @@
         <w:t xml:space="preserve">v1.6.6 — 2026-06-21 — TOON integration for token-efficient prompts</w:t>
       </w:r>
     </w:p>
-    <w:bookmarkStart w:id="82" w:name="added-9"/>
+    <w:bookmarkStart w:id="85" w:name="added-10"/>
     <w:p>
       <w:pPr>
         <w:pStyle w:val="Heading3"/>
@@ -14264,7 +14616,7 @@
         <w:pStyle w:val="Compact"/>
         <w:numPr>
           <w:ilvl w:val="0"/>
-          <w:numId w:val="1057"/>
+          <w:numId w:val="1059"/>
         </w:numPr>
       </w:pPr>
       <w:r>
@@ -14292,7 +14644,7 @@
         <w:pStyle w:val="Compact"/>
         <w:numPr>
           <w:ilvl w:val="0"/>
-          <w:numId w:val="1057"/>
+          <w:numId w:val="1059"/>
         </w:numPr>
       </w:pPr>
       <w:r>
@@ -14315,7 +14667,7 @@
         <w:pStyle w:val="Compact"/>
         <w:numPr>
           <w:ilvl w:val="0"/>
-          <w:numId w:val="1057"/>
+          <w:numId w:val="1059"/>
         </w:numPr>
       </w:pPr>
       <w:r>
@@ -14338,7 +14690,7 @@
         <w:pStyle w:val="Compact"/>
         <w:numPr>
           <w:ilvl w:val="0"/>
-          <w:numId w:val="1057"/>
+          <w:numId w:val="1059"/>
         </w:numPr>
       </w:pPr>
       <w:r>
@@ -14361,7 +14713,7 @@
         <w:pStyle w:val="Compact"/>
         <w:numPr>
           <w:ilvl w:val="0"/>
-          <w:numId w:val="1057"/>
+          <w:numId w:val="1059"/>
         </w:numPr>
       </w:pPr>
       <w:r>
@@ -14394,8 +14746,8 @@
         <w:t xml:space="preserve">v2.3.0 dependency</w:t>
       </w:r>
     </w:p>
-    <w:bookmarkEnd w:id="82"/>
-    <w:bookmarkStart w:id="83" w:name="token-savings"/>
+    <w:bookmarkEnd w:id="85"/>
+    <w:bookmarkStart w:id="86" w:name="token-savings"/>
     <w:p>
       <w:pPr>
         <w:pStyle w:val="Heading3"/>
@@ -14409,7 +14761,7 @@
         <w:pStyle w:val="Compact"/>
         <w:numPr>
           <w:ilvl w:val="0"/>
-          <w:numId w:val="1058"/>
+          <w:numId w:val="1060"/>
         </w:numPr>
       </w:pPr>
       <w:r>
@@ -14421,7 +14773,7 @@
         <w:pStyle w:val="Compact"/>
         <w:numPr>
           <w:ilvl w:val="0"/>
-          <w:numId w:val="1058"/>
+          <w:numId w:val="1060"/>
         </w:numPr>
       </w:pPr>
       <w:r>
@@ -14433,7 +14785,7 @@
         <w:pStyle w:val="Compact"/>
         <w:numPr>
           <w:ilvl w:val="0"/>
-          <w:numId w:val="1058"/>
+          <w:numId w:val="1060"/>
         </w:numPr>
       </w:pPr>
       <w:r>
@@ -14445,15 +14797,15 @@
         <w:pStyle w:val="Compact"/>
         <w:numPr>
           <w:ilvl w:val="0"/>
-          <w:numId w:val="1058"/>
+          <w:numId w:val="1060"/>
         </w:numPr>
       </w:pPr>
       <w:r>
         <w:t xml:space="preserve">Accuracy: 76.4% (vs JSON's 75.0%)</w:t>
       </w:r>
     </w:p>
-    <w:bookmarkEnd w:id="83"/>
-    <w:bookmarkStart w:id="84" w:name="note"/>
+    <w:bookmarkEnd w:id="86"/>
+    <w:bookmarkStart w:id="87" w:name="note"/>
     <w:p>
       <w:pPr>
         <w:pStyle w:val="Heading3"/>
@@ -14476,8 +14828,8 @@
         <w:t xml:space="preserve">(providers require it). HTTP/3 and compression require provider-side support.</w:t>
       </w:r>
     </w:p>
-    <w:bookmarkEnd w:id="84"/>
-    <w:bookmarkStart w:id="85" w:name="tests-2"/>
+    <w:bookmarkEnd w:id="87"/>
+    <w:bookmarkStart w:id="88" w:name="tests-2"/>
     <w:p>
       <w:pPr>
         <w:pStyle w:val="Heading3"/>
@@ -14491,16 +14843,16 @@
         <w:pStyle w:val="Compact"/>
         <w:numPr>
           <w:ilvl w:val="0"/>
-          <w:numId w:val="1059"/>
+          <w:numId w:val="1061"/>
         </w:numPr>
       </w:pPr>
       <w:r>
         <w:t xml:space="preserve">8/8 ALL GREEN</w:t>
       </w:r>
     </w:p>
-    <w:bookmarkEnd w:id="85"/>
-    <w:bookmarkEnd w:id="86"/>
-    <w:bookmarkStart w:id="90" w:name="X9237cd4bb03a72b6dc5a03c01976a74cdd15263"/>
+    <w:bookmarkEnd w:id="88"/>
+    <w:bookmarkEnd w:id="89"/>
+    <w:bookmarkStart w:id="93" w:name="X9237cd4bb03a72b6dc5a03c01976a74cdd15263"/>
     <w:p>
       <w:pPr>
         <w:pStyle w:val="Heading2"/>
@@ -14509,7 +14861,7 @@
         <w:t xml:space="preserve">v1.6.5 — 2026-06-21 — Poe proxy fix (alias file + install)</w:t>
       </w:r>
     </w:p>
-    <w:bookmarkStart w:id="87" w:name="fixed-16"/>
+    <w:bookmarkStart w:id="90" w:name="fixed-16"/>
     <w:p>
       <w:pPr>
         <w:pStyle w:val="Heading3"/>
@@ -14523,7 +14875,7 @@
         <w:pStyle w:val="Compact"/>
         <w:numPr>
           <w:ilvl w:val="0"/>
-          <w:numId w:val="1060"/>
+          <w:numId w:val="1062"/>
         </w:numPr>
       </w:pPr>
       <w:r>
@@ -14584,7 +14936,7 @@
         <w:pStyle w:val="Compact"/>
         <w:numPr>
           <w:ilvl w:val="0"/>
-          <w:numId w:val="1060"/>
+          <w:numId w:val="1062"/>
         </w:numPr>
       </w:pPr>
       <w:r>
@@ -14633,7 +14985,7 @@
         <w:pStyle w:val="Compact"/>
         <w:numPr>
           <w:ilvl w:val="0"/>
-          <w:numId w:val="1060"/>
+          <w:numId w:val="1062"/>
         </w:numPr>
       </w:pPr>
       <w:r>
@@ -14665,8 +15017,8 @@
         <w:t xml:space="preserve">during install.</w:t>
       </w:r>
     </w:p>
-    <w:bookmarkEnd w:id="87"/>
-    <w:bookmarkStart w:id="88" w:name="verified-16"/>
+    <w:bookmarkEnd w:id="90"/>
+    <w:bookmarkStart w:id="91" w:name="verified-17"/>
     <w:p>
       <w:pPr>
         <w:pStyle w:val="Heading3"/>
@@ -14680,7 +15032,7 @@
         <w:pStyle w:val="Compact"/>
         <w:numPr>
           <w:ilvl w:val="0"/>
-          <w:numId w:val="1061"/>
+          <w:numId w:val="1063"/>
         </w:numPr>
       </w:pPr>
       <w:r>
@@ -14737,15 +15089,15 @@
         <w:pStyle w:val="Compact"/>
         <w:numPr>
           <w:ilvl w:val="0"/>
-          <w:numId w:val="1061"/>
+          <w:numId w:val="1063"/>
         </w:numPr>
       </w:pPr>
       <w:r>
         <w:t xml:space="preserve">Deployed to both local host and nezha.local</w:t>
       </w:r>
     </w:p>
-    <w:bookmarkEnd w:id="88"/>
-    <w:bookmarkStart w:id="89" w:name="tests-3"/>
+    <w:bookmarkEnd w:id="91"/>
+    <w:bookmarkStart w:id="92" w:name="tests-3"/>
     <w:p>
       <w:pPr>
         <w:pStyle w:val="Heading3"/>
@@ -14759,16 +15111,16 @@
         <w:pStyle w:val="Compact"/>
         <w:numPr>
           <w:ilvl w:val="0"/>
-          <w:numId w:val="1062"/>
+          <w:numId w:val="1064"/>
         </w:numPr>
       </w:pPr>
       <w:r>
         <w:t xml:space="preserve">8/8 ALL GREEN</w:t>
       </w:r>
     </w:p>
-    <w:bookmarkEnd w:id="89"/>
-    <w:bookmarkEnd w:id="90"/>
-    <w:bookmarkStart w:id="94" w:name="X64087af2920030f2c3773a9b8de13830a649fe9"/>
+    <w:bookmarkEnd w:id="92"/>
+    <w:bookmarkEnd w:id="93"/>
+    <w:bookmarkStart w:id="97" w:name="X64087af2920030f2c3773a9b8de13830a649fe9"/>
     <w:p>
       <w:pPr>
         <w:pStyle w:val="Heading2"/>
@@ -14777,7 +15129,7 @@
         <w:t xml:space="preserve">v1.6.4 — 2026-06-21 — Poe proxy fix for tool compatibility</w:t>
       </w:r>
     </w:p>
-    <w:bookmarkStart w:id="91" w:name="fixed-17"/>
+    <w:bookmarkStart w:id="94" w:name="fixed-17"/>
     <w:p>
       <w:pPr>
         <w:pStyle w:val="Heading3"/>
@@ -14791,7 +15143,7 @@
         <w:pStyle w:val="Compact"/>
         <w:numPr>
           <w:ilvl w:val="0"/>
-          <w:numId w:val="1063"/>
+          <w:numId w:val="1065"/>
         </w:numPr>
       </w:pPr>
       <w:r>
@@ -14855,7 +15207,7 @@
         <w:pStyle w:val="Compact"/>
         <w:numPr>
           <w:ilvl w:val="0"/>
-          <w:numId w:val="1063"/>
+          <w:numId w:val="1065"/>
         </w:numPr>
       </w:pPr>
       <w:r>
@@ -14905,8 +15257,8 @@
         <w:t xml:space="preserve">).</w:t>
       </w:r>
     </w:p>
-    <w:bookmarkEnd w:id="91"/>
-    <w:bookmarkStart w:id="92" w:name="verified-17"/>
+    <w:bookmarkEnd w:id="94"/>
+    <w:bookmarkStart w:id="95" w:name="verified-18"/>
     <w:p>
       <w:pPr>
         <w:pStyle w:val="Heading3"/>
@@ -14920,7 +15272,7 @@
         <w:pStyle w:val="Compact"/>
         <w:numPr>
           <w:ilvl w:val="0"/>
-          <w:numId w:val="1064"/>
+          <w:numId w:val="1066"/>
         </w:numPr>
       </w:pPr>
       <w:r>
@@ -14972,8 +15324,8 @@
         <w:t xml:space="preserve">✅</w:t>
       </w:r>
     </w:p>
-    <w:bookmarkEnd w:id="92"/>
-    <w:bookmarkStart w:id="93" w:name="tests-4"/>
+    <w:bookmarkEnd w:id="95"/>
+    <w:bookmarkStart w:id="96" w:name="tests-4"/>
     <w:p>
       <w:pPr>
         <w:pStyle w:val="Heading3"/>
@@ -14987,343 +15339,31 @@
         <w:pStyle w:val="Compact"/>
         <w:numPr>
           <w:ilvl w:val="0"/>
-          <w:numId w:val="1065"/>
+          <w:numId w:val="1067"/>
         </w:numPr>
       </w:pPr>
       <w:r>
         <w:t xml:space="preserve">8/8 ALL GREEN</w:t>
-      </w:r>
-    </w:p>
-    <w:bookmarkEnd w:id="93"/>
-    <w:bookmarkEnd w:id="94"/>
-    <w:bookmarkStart w:id="97" w:name="X5ec18949a21827efef04e4858f2416f947a13fe"/>
-    <w:p>
-      <w:pPr>
-        <w:pStyle w:val="Heading2"/>
-      </w:pPr>
-      <w:r>
-        <w:t xml:space="preserve">v1.6.3 — 2026-06-21 — Poe provider (382 models, 3 aliases)</w:t>
-      </w:r>
-    </w:p>
-    <w:bookmarkStart w:id="95" w:name="added-10"/>
-    <w:p>
-      <w:pPr>
-        <w:pStyle w:val="Heading3"/>
-      </w:pPr>
-      <w:r>
-        <w:t xml:space="preserve">Added</w:t>
-      </w:r>
-    </w:p>
-    <w:p>
-      <w:pPr>
-        <w:pStyle w:val="Compact"/>
-        <w:numPr>
-          <w:ilvl w:val="0"/>
-          <w:numId w:val="1066"/>
-        </w:numPr>
-      </w:pPr>
-      <w:r>
-        <w:rPr>
-          <w:b/>
-          <w:bCs/>
-        </w:rPr>
-        <w:t xml:space="preserve">Poe provider</w:t>
-      </w:r>
-      <w:r>
-        <w:t xml:space="preserve"> </w:t>
-      </w:r>
-      <w:r>
-        <w:t xml:space="preserve">— universal AI platform with 382 models from all major providers.</w:t>
-      </w:r>
-      <w:r>
-        <w:t xml:space="preserve"> </w:t>
-      </w:r>
-      <w:r>
-        <w:t xml:space="preserve">OpenAI-compatible API at</w:t>
-      </w:r>
-      <w:r>
-        <w:t xml:space="preserve"> </w:t>
-      </w:r>
-      <w:r>
-        <w:rPr>
-          <w:rStyle w:val="VerbatimChar"/>
-        </w:rPr>
-        <w:t xml:space="preserve">https://api.poe.com/v1</w:t>
-      </w:r>
-      <w:r>
-        <w:t xml:space="preserve">. Chat, code, image gen, video gen,</w:t>
-      </w:r>
-      <w:r>
-        <w:t xml:space="preserve"> </w:t>
-      </w:r>
-      <w:r>
-        <w:t xml:space="preserve">TTS, STT, and more.</w:t>
-      </w:r>
-    </w:p>
-    <w:p>
-      <w:pPr>
-        <w:pStyle w:val="Compact"/>
-        <w:numPr>
-          <w:ilvl w:val="0"/>
-          <w:numId w:val="1066"/>
-        </w:numPr>
-      </w:pPr>
-      <w:r>
-        <w:rPr>
-          <w:b/>
-          <w:bCs/>
-        </w:rPr>
-        <w:t xml:space="preserve">3 aliases</w:t>
-      </w:r>
-      <w:r>
-        <w:t xml:space="preserve">:</w:t>
-      </w:r>
-      <w:r>
-        <w:t xml:space="preserve"> </w:t>
-      </w:r>
-      <w:r>
-        <w:rPr>
-          <w:rStyle w:val="VerbatimChar"/>
-        </w:rPr>
-        <w:t xml:space="preserve">poe</w:t>
-      </w:r>
-      <w:r>
-        <w:t xml:space="preserve"> </w:t>
-      </w:r>
-      <w:r>
-        <w:t xml:space="preserve">(claude-sonnet-4.6 + gpt-5.4-mini),</w:t>
-      </w:r>
-      <w:r>
-        <w:t xml:space="preserve"> </w:t>
-      </w:r>
-      <w:r>
-        <w:rPr>
-          <w:rStyle w:val="VerbatimChar"/>
-        </w:rPr>
-        <w:t xml:space="preserve">poe2</w:t>
-      </w:r>
-      <w:r>
-        <w:t xml:space="preserve"> </w:t>
-      </w:r>
-      <w:r>
-        <w:t xml:space="preserve">(gpt-5.5 + deepseek-v4-pro-e),</w:t>
-      </w:r>
-      <w:r>
-        <w:t xml:space="preserve"> </w:t>
-      </w:r>
-      <w:r>
-        <w:rPr>
-          <w:rStyle w:val="VerbatimChar"/>
-        </w:rPr>
-        <w:t xml:space="preserve">poe3</w:t>
-      </w:r>
-      <w:r>
-        <w:t xml:space="preserve"> </w:t>
-      </w:r>
-      <w:r>
-        <w:t xml:space="preserve">(grok-4 + gemini-3.1-pro)</w:t>
-      </w:r>
-    </w:p>
-    <w:p>
-      <w:pPr>
-        <w:pStyle w:val="Compact"/>
-        <w:numPr>
-          <w:ilvl w:val="0"/>
-          <w:numId w:val="1066"/>
-        </w:numPr>
-      </w:pPr>
-      <w:r>
-        <w:rPr>
-          <w:b/>
-          <w:bCs/>
-        </w:rPr>
-        <w:t xml:space="preserve">key-aliases</w:t>
-      </w:r>
-      <w:r>
-        <w:t xml:space="preserve">:</w:t>
-      </w:r>
-      <w:r>
-        <w:t xml:space="preserve"> </w:t>
-      </w:r>
-      <w:r>
-        <w:rPr>
-          <w:rStyle w:val="VerbatimChar"/>
-        </w:rPr>
-        <w:t xml:space="preserve">POE_API_KEY</w:t>
-      </w:r>
-      <w:r>
-        <w:t xml:space="preserve"> </w:t>
-      </w:r>
-      <w:r>
-        <w:t xml:space="preserve">+</w:t>
-      </w:r>
-      <w:r>
-        <w:t xml:space="preserve"> </w:t>
-      </w:r>
-      <w:r>
-        <w:rPr>
-          <w:rStyle w:val="VerbatimChar"/>
-        </w:rPr>
-        <w:t xml:space="preserve">ApiKey_Poe</w:t>
-      </w:r>
-      <w:r>
-        <w:t xml:space="preserve"> </w:t>
-      </w:r>
-      <w:r>
-        <w:t xml:space="preserve">→</w:t>
-      </w:r>
-      <w:r>
-        <w:t xml:space="preserve"> </w:t>
-      </w:r>
-      <w:r>
-        <w:rPr>
-          <w:rStyle w:val="VerbatimChar"/>
-        </w:rPr>
-        <w:t xml:space="preserve">poe</w:t>
-      </w:r>
-    </w:p>
-    <w:p>
-      <w:pPr>
-        <w:pStyle w:val="Compact"/>
-        <w:numPr>
-          <w:ilvl w:val="0"/>
-          <w:numId w:val="1066"/>
-        </w:numPr>
-      </w:pPr>
-      <w:r>
-        <w:rPr>
-          <w:b/>
-          <w:bCs/>
-        </w:rPr>
-        <w:t xml:space="preserve">Tool calling verified</w:t>
-      </w:r>
-      <w:r>
-        <w:t xml:space="preserve"> </w:t>
-      </w:r>
-      <w:r>
-        <w:t xml:space="preserve">on claude-sonnet-4.6, gpt-5.4-mini, deepseek-v4-pro-e, grok-4</w:t>
-      </w:r>
-    </w:p>
-    <w:p>
-      <w:pPr>
-        <w:pStyle w:val="Compact"/>
-        <w:numPr>
-          <w:ilvl w:val="0"/>
-          <w:numId w:val="1066"/>
-        </w:numPr>
-      </w:pPr>
-      <w:r>
-        <w:rPr>
-          <w:b/>
-          <w:bCs/>
-        </w:rPr>
-        <w:t xml:space="preserve">382 models categorized</w:t>
-      </w:r>
-      <w:r>
-        <w:t xml:space="preserve">: 130 chat/reasoning, 16 code, 40 image gen, 17 video gen,</w:t>
-      </w:r>
-      <w:r>
-        <w:t xml:space="preserve"> </w:t>
-      </w:r>
-      <w:r>
-        <w:t xml:space="preserve">12 TTS, 1 STT, 166 other</w:t>
-      </w:r>
-    </w:p>
-    <w:p>
-      <w:pPr>
-        <w:pStyle w:val="Compact"/>
-        <w:numPr>
-          <w:ilvl w:val="0"/>
-          <w:numId w:val="1066"/>
-        </w:numPr>
-      </w:pPr>
-      <w:r>
-        <w:rPr>
-          <w:b/>
-          <w:bCs/>
-        </w:rPr>
-        <w:t xml:space="preserve">Documentation</w:t>
-      </w:r>
-      <w:r>
-        <w:t xml:space="preserve">: full Poe section in Provider_Aliases_User_Guide.md</w:t>
-      </w:r>
-    </w:p>
-    <w:bookmarkEnd w:id="95"/>
-    <w:bookmarkStart w:id="96" w:name="verified-18"/>
-    <w:p>
-      <w:pPr>
-        <w:pStyle w:val="Heading3"/>
-      </w:pPr>
-      <w:r>
-        <w:t xml:space="preserve">Verified</w:t>
-      </w:r>
-    </w:p>
-    <w:p>
-      <w:pPr>
-        <w:pStyle w:val="Compact"/>
-        <w:numPr>
-          <w:ilvl w:val="0"/>
-          <w:numId w:val="1067"/>
-        </w:numPr>
-      </w:pPr>
-      <w:r>
-        <w:t xml:space="preserve">API endpoint responds correctly</w:t>
-      </w:r>
-    </w:p>
-    <w:p>
-      <w:pPr>
-        <w:pStyle w:val="Compact"/>
-        <w:numPr>
-          <w:ilvl w:val="0"/>
-          <w:numId w:val="1067"/>
-        </w:numPr>
-      </w:pPr>
-      <w:r>
-        <w:t xml:space="preserve">Authentication works</w:t>
-      </w:r>
-    </w:p>
-    <w:p>
-      <w:pPr>
-        <w:pStyle w:val="Compact"/>
-        <w:numPr>
-          <w:ilvl w:val="0"/>
-          <w:numId w:val="1067"/>
-        </w:numPr>
-      </w:pPr>
-      <w:r>
-        <w:t xml:space="preserve">Tool calling confirmed</w:t>
-      </w:r>
-    </w:p>
-    <w:p>
-      <w:pPr>
-        <w:pStyle w:val="Compact"/>
-        <w:numPr>
-          <w:ilvl w:val="0"/>
-          <w:numId w:val="1067"/>
-        </w:numPr>
-      </w:pPr>
-      <w:r>
-        <w:t xml:space="preserve">All 3 aliases tested through ccr with "Do you see our codebase?" — all YES</w:t>
       </w:r>
     </w:p>
     <w:bookmarkEnd w:id="96"/>
     <w:bookmarkEnd w:id="97"/>
-    <w:bookmarkStart w:id="100" w:name="Xdf48572774f97e3e2c130948cecb4cf2a500aa1"/>
+    <w:bookmarkStart w:id="100" w:name="X5ec18949a21827efef04e4858f2416f947a13fe"/>
     <w:p>
       <w:pPr>
         <w:pStyle w:val="Heading2"/>
       </w:pPr>
       <w:r>
-        <w:t xml:space="preserve">v1.6.2 — 2026-06-21 — Chutes provider documentation + model update</w:t>
-      </w:r>
-    </w:p>
-    <w:bookmarkStart w:id="98" w:name="changed-1"/>
+        <w:t xml:space="preserve">v1.6.3 — 2026-06-21 — Poe provider (382 models, 3 aliases)</w:t>
+      </w:r>
+    </w:p>
+    <w:bookmarkStart w:id="98" w:name="added-11"/>
     <w:p>
       <w:pPr>
         <w:pStyle w:val="Heading3"/>
       </w:pPr>
       <w:r>
-        <w:t xml:space="preserve">Changed</w:t>
+        <w:t xml:space="preserve">Added</w:t>
       </w:r>
     </w:p>
     <w:p>
@@ -15339,43 +15379,37 @@
           <w:b/>
           <w:bCs/>
         </w:rPr>
-        <w:t xml:space="preserve">Chutes provider models updated</w:t>
-      </w:r>
-      <w:r>
-        <w:t xml:space="preserve"> </w:t>
-      </w:r>
-      <w:r>
-        <w:t xml:space="preserve">— catalog was stale. Chutes now offers 13 TEE</w:t>
-      </w:r>
-      <w:r>
-        <w:t xml:space="preserve"> </w:t>
-      </w:r>
-      <w:r>
-        <w:t xml:space="preserve">(Trusted Execution Environment) models. Updated strong=</w:t>
-      </w:r>
-      <w:r>
-        <w:rPr>
-          <w:rStyle w:val="VerbatimChar"/>
-        </w:rPr>
-        <w:t xml:space="preserve">zai-org/GLM-5.2-TEE</w:t>
-      </w:r>
-      <w:r>
-        <w:t xml:space="preserve">,</w:t>
-      </w:r>
-      <w:r>
-        <w:t xml:space="preserve"> </w:t>
-      </w:r>
-      <w:r>
-        <w:t xml:space="preserve">fast=</w:t>
-      </w:r>
-      <w:r>
-        <w:rPr>
-          <w:rStyle w:val="VerbatimChar"/>
-        </w:rPr>
-        <w:t xml:space="preserve">Qwen/Qwen3.6-27B-TEE</w:t>
-      </w:r>
-      <w:r>
-        <w:t xml:space="preserve">.</w:t>
+        <w:t xml:space="preserve">Poe provider</w:t>
+      </w:r>
+      <w:r>
+        <w:t xml:space="preserve"> </w:t>
+      </w:r>
+      <w:r>
+        <w:t xml:space="preserve">— universal AI platform with 382 models from all major providers.</w:t>
+      </w:r>
+      <w:r>
+        <w:t xml:space="preserve"> </w:t>
+      </w:r>
+      <w:r>
+        <w:t xml:space="preserve">OpenAI-compatible API at</w:t>
+      </w:r>
+      <w:r>
+        <w:t xml:space="preserve"> </w:t>
+      </w:r>
+      <w:r>
+        <w:rPr>
+          <w:rStyle w:val="VerbatimChar"/>
+        </w:rPr>
+        <w:t xml:space="preserve">https://api.poe.com/v1</w:t>
+      </w:r>
+      <w:r>
+        <w:t xml:space="preserve">. Chat, code, image gen, video gen,</w:t>
+      </w:r>
+      <w:r>
+        <w:t xml:space="preserve"> </w:t>
+      </w:r>
+      <w:r>
+        <w:t xml:space="preserve">TTS, STT, and more.</w:t>
       </w:r>
     </w:p>
     <w:p>
@@ -15391,19 +15425,179 @@
           <w:b/>
           <w:bCs/>
         </w:rPr>
-        <w:t xml:space="preserve">Chutes documentation</w:t>
-      </w:r>
-      <w:r>
-        <w:t xml:space="preserve"> </w:t>
-      </w:r>
-      <w:r>
-        <w:t xml:space="preserve">added to Provider_Aliases_User_Guide.md with full model</w:t>
-      </w:r>
-      <w:r>
-        <w:t xml:space="preserve"> </w:t>
-      </w:r>
-      <w:r>
-        <w:t xml:space="preserve">table, TEE explanation, pay-per-use note, and setup instructions.</w:t>
+        <w:t xml:space="preserve">3 aliases</w:t>
+      </w:r>
+      <w:r>
+        <w:t xml:space="preserve">:</w:t>
+      </w:r>
+      <w:r>
+        <w:t xml:space="preserve"> </w:t>
+      </w:r>
+      <w:r>
+        <w:rPr>
+          <w:rStyle w:val="VerbatimChar"/>
+        </w:rPr>
+        <w:t xml:space="preserve">poe</w:t>
+      </w:r>
+      <w:r>
+        <w:t xml:space="preserve"> </w:t>
+      </w:r>
+      <w:r>
+        <w:t xml:space="preserve">(claude-sonnet-4.6 + gpt-5.4-mini),</w:t>
+      </w:r>
+      <w:r>
+        <w:t xml:space="preserve"> </w:t>
+      </w:r>
+      <w:r>
+        <w:rPr>
+          <w:rStyle w:val="VerbatimChar"/>
+        </w:rPr>
+        <w:t xml:space="preserve">poe2</w:t>
+      </w:r>
+      <w:r>
+        <w:t xml:space="preserve"> </w:t>
+      </w:r>
+      <w:r>
+        <w:t xml:space="preserve">(gpt-5.5 + deepseek-v4-pro-e),</w:t>
+      </w:r>
+      <w:r>
+        <w:t xml:space="preserve"> </w:t>
+      </w:r>
+      <w:r>
+        <w:rPr>
+          <w:rStyle w:val="VerbatimChar"/>
+        </w:rPr>
+        <w:t xml:space="preserve">poe3</w:t>
+      </w:r>
+      <w:r>
+        <w:t xml:space="preserve"> </w:t>
+      </w:r>
+      <w:r>
+        <w:t xml:space="preserve">(grok-4 + gemini-3.1-pro)</w:t>
+      </w:r>
+    </w:p>
+    <w:p>
+      <w:pPr>
+        <w:pStyle w:val="Compact"/>
+        <w:numPr>
+          <w:ilvl w:val="0"/>
+          <w:numId w:val="1068"/>
+        </w:numPr>
+      </w:pPr>
+      <w:r>
+        <w:rPr>
+          <w:b/>
+          <w:bCs/>
+        </w:rPr>
+        <w:t xml:space="preserve">key-aliases</w:t>
+      </w:r>
+      <w:r>
+        <w:t xml:space="preserve">:</w:t>
+      </w:r>
+      <w:r>
+        <w:t xml:space="preserve"> </w:t>
+      </w:r>
+      <w:r>
+        <w:rPr>
+          <w:rStyle w:val="VerbatimChar"/>
+        </w:rPr>
+        <w:t xml:space="preserve">POE_API_KEY</w:t>
+      </w:r>
+      <w:r>
+        <w:t xml:space="preserve"> </w:t>
+      </w:r>
+      <w:r>
+        <w:t xml:space="preserve">+</w:t>
+      </w:r>
+      <w:r>
+        <w:t xml:space="preserve"> </w:t>
+      </w:r>
+      <w:r>
+        <w:rPr>
+          <w:rStyle w:val="VerbatimChar"/>
+        </w:rPr>
+        <w:t xml:space="preserve">ApiKey_Poe</w:t>
+      </w:r>
+      <w:r>
+        <w:t xml:space="preserve"> </w:t>
+      </w:r>
+      <w:r>
+        <w:t xml:space="preserve">→</w:t>
+      </w:r>
+      <w:r>
+        <w:t xml:space="preserve"> </w:t>
+      </w:r>
+      <w:r>
+        <w:rPr>
+          <w:rStyle w:val="VerbatimChar"/>
+        </w:rPr>
+        <w:t xml:space="preserve">poe</w:t>
+      </w:r>
+    </w:p>
+    <w:p>
+      <w:pPr>
+        <w:pStyle w:val="Compact"/>
+        <w:numPr>
+          <w:ilvl w:val="0"/>
+          <w:numId w:val="1068"/>
+        </w:numPr>
+      </w:pPr>
+      <w:r>
+        <w:rPr>
+          <w:b/>
+          <w:bCs/>
+        </w:rPr>
+        <w:t xml:space="preserve">Tool calling verified</w:t>
+      </w:r>
+      <w:r>
+        <w:t xml:space="preserve"> </w:t>
+      </w:r>
+      <w:r>
+        <w:t xml:space="preserve">on claude-sonnet-4.6, gpt-5.4-mini, deepseek-v4-pro-e, grok-4</w:t>
+      </w:r>
+    </w:p>
+    <w:p>
+      <w:pPr>
+        <w:pStyle w:val="Compact"/>
+        <w:numPr>
+          <w:ilvl w:val="0"/>
+          <w:numId w:val="1068"/>
+        </w:numPr>
+      </w:pPr>
+      <w:r>
+        <w:rPr>
+          <w:b/>
+          <w:bCs/>
+        </w:rPr>
+        <w:t xml:space="preserve">382 models categorized</w:t>
+      </w:r>
+      <w:r>
+        <w:t xml:space="preserve">: 130 chat/reasoning, 16 code, 40 image gen, 17 video gen,</w:t>
+      </w:r>
+      <w:r>
+        <w:t xml:space="preserve"> </w:t>
+      </w:r>
+      <w:r>
+        <w:t xml:space="preserve">12 TTS, 1 STT, 166 other</w:t>
+      </w:r>
+    </w:p>
+    <w:p>
+      <w:pPr>
+        <w:pStyle w:val="Compact"/>
+        <w:numPr>
+          <w:ilvl w:val="0"/>
+          <w:numId w:val="1068"/>
+        </w:numPr>
+      </w:pPr>
+      <w:r>
+        <w:rPr>
+          <w:b/>
+          <w:bCs/>
+        </w:rPr>
+        <w:t xml:space="preserve">Documentation</w:t>
+      </w:r>
+      <w:r>
+        <w:t xml:space="preserve">: full Poe section in Provider_Aliases_User_Guide.md</w:t>
       </w:r>
     </w:p>
     <w:bookmarkEnd w:id="98"/>
@@ -15425,7 +15619,7 @@
         </w:numPr>
       </w:pPr>
       <w:r>
-        <w:t xml:space="preserve">Chutes API endpoint responds correctly</w:t>
+        <w:t xml:space="preserve">API endpoint responds correctly</w:t>
       </w:r>
     </w:p>
     <w:p>
@@ -15437,7 +15631,7 @@
         </w:numPr>
       </w:pPr>
       <w:r>
-        <w:t xml:space="preserve">All 13 TEE models accessible (require funded account for actual inference)</w:t>
+        <w:t xml:space="preserve">Authentication works</w:t>
       </w:r>
     </w:p>
     <w:p>
@@ -15449,30 +15643,188 @@
         </w:numPr>
       </w:pPr>
       <w:r>
-        <w:t xml:space="preserve">OpenAI-compatible format confirmed at</w:t>
-      </w:r>
-      <w:r>
-        <w:t xml:space="preserve"> </w:t>
-      </w:r>
-      <w:r>
-        <w:rPr>
-          <w:rStyle w:val="VerbatimChar"/>
-        </w:rPr>
-        <w:t xml:space="preserve">https://llm.chutes.ai/v1</w:t>
+        <w:t xml:space="preserve">Tool calling confirmed</w:t>
+      </w:r>
+    </w:p>
+    <w:p>
+      <w:pPr>
+        <w:pStyle w:val="Compact"/>
+        <w:numPr>
+          <w:ilvl w:val="0"/>
+          <w:numId w:val="1069"/>
+        </w:numPr>
+      </w:pPr>
+      <w:r>
+        <w:t xml:space="preserve">All 3 aliases tested through ccr with "Do you see our codebase?" — all YES</w:t>
       </w:r>
     </w:p>
     <w:bookmarkEnd w:id="99"/>
     <w:bookmarkEnd w:id="100"/>
-    <w:bookmarkStart w:id="104" w:name="X27edce9e35c5d24fd18298996022e3d241784db"/>
+    <w:bookmarkStart w:id="103" w:name="Xdf48572774f97e3e2c130948cecb4cf2a500aa1"/>
     <w:p>
       <w:pPr>
         <w:pStyle w:val="Heading2"/>
       </w:pPr>
       <w:r>
+        <w:t xml:space="preserve">v1.6.2 — 2026-06-21 — Chutes provider documentation + model update</w:t>
+      </w:r>
+    </w:p>
+    <w:bookmarkStart w:id="101" w:name="changed-1"/>
+    <w:p>
+      <w:pPr>
+        <w:pStyle w:val="Heading3"/>
+      </w:pPr>
+      <w:r>
+        <w:t xml:space="preserve">Changed</w:t>
+      </w:r>
+    </w:p>
+    <w:p>
+      <w:pPr>
+        <w:pStyle w:val="Compact"/>
+        <w:numPr>
+          <w:ilvl w:val="0"/>
+          <w:numId w:val="1070"/>
+        </w:numPr>
+      </w:pPr>
+      <w:r>
+        <w:rPr>
+          <w:b/>
+          <w:bCs/>
+        </w:rPr>
+        <w:t xml:space="preserve">Chutes provider models updated</w:t>
+      </w:r>
+      <w:r>
+        <w:t xml:space="preserve"> </w:t>
+      </w:r>
+      <w:r>
+        <w:t xml:space="preserve">— catalog was stale. Chutes now offers 13 TEE</w:t>
+      </w:r>
+      <w:r>
+        <w:t xml:space="preserve"> </w:t>
+      </w:r>
+      <w:r>
+        <w:t xml:space="preserve">(Trusted Execution Environment) models. Updated strong=</w:t>
+      </w:r>
+      <w:r>
+        <w:rPr>
+          <w:rStyle w:val="VerbatimChar"/>
+        </w:rPr>
+        <w:t xml:space="preserve">zai-org/GLM-5.2-TEE</w:t>
+      </w:r>
+      <w:r>
+        <w:t xml:space="preserve">,</w:t>
+      </w:r>
+      <w:r>
+        <w:t xml:space="preserve"> </w:t>
+      </w:r>
+      <w:r>
+        <w:t xml:space="preserve">fast=</w:t>
+      </w:r>
+      <w:r>
+        <w:rPr>
+          <w:rStyle w:val="VerbatimChar"/>
+        </w:rPr>
+        <w:t xml:space="preserve">Qwen/Qwen3.6-27B-TEE</w:t>
+      </w:r>
+      <w:r>
+        <w:t xml:space="preserve">.</w:t>
+      </w:r>
+    </w:p>
+    <w:p>
+      <w:pPr>
+        <w:pStyle w:val="Compact"/>
+        <w:numPr>
+          <w:ilvl w:val="0"/>
+          <w:numId w:val="1070"/>
+        </w:numPr>
+      </w:pPr>
+      <w:r>
+        <w:rPr>
+          <w:b/>
+          <w:bCs/>
+        </w:rPr>
+        <w:t xml:space="preserve">Chutes documentation</w:t>
+      </w:r>
+      <w:r>
+        <w:t xml:space="preserve"> </w:t>
+      </w:r>
+      <w:r>
+        <w:t xml:space="preserve">added to Provider_Aliases_User_Guide.md with full model</w:t>
+      </w:r>
+      <w:r>
+        <w:t xml:space="preserve"> </w:t>
+      </w:r>
+      <w:r>
+        <w:t xml:space="preserve">table, TEE explanation, pay-per-use note, and setup instructions.</w:t>
+      </w:r>
+    </w:p>
+    <w:bookmarkEnd w:id="101"/>
+    <w:bookmarkStart w:id="102" w:name="verified-20"/>
+    <w:p>
+      <w:pPr>
+        <w:pStyle w:val="Heading3"/>
+      </w:pPr>
+      <w:r>
+        <w:t xml:space="preserve">Verified</w:t>
+      </w:r>
+    </w:p>
+    <w:p>
+      <w:pPr>
+        <w:pStyle w:val="Compact"/>
+        <w:numPr>
+          <w:ilvl w:val="0"/>
+          <w:numId w:val="1071"/>
+        </w:numPr>
+      </w:pPr>
+      <w:r>
+        <w:t xml:space="preserve">Chutes API endpoint responds correctly</w:t>
+      </w:r>
+    </w:p>
+    <w:p>
+      <w:pPr>
+        <w:pStyle w:val="Compact"/>
+        <w:numPr>
+          <w:ilvl w:val="0"/>
+          <w:numId w:val="1071"/>
+        </w:numPr>
+      </w:pPr>
+      <w:r>
+        <w:t xml:space="preserve">All 13 TEE models accessible (require funded account for actual inference)</w:t>
+      </w:r>
+    </w:p>
+    <w:p>
+      <w:pPr>
+        <w:pStyle w:val="Compact"/>
+        <w:numPr>
+          <w:ilvl w:val="0"/>
+          <w:numId w:val="1071"/>
+        </w:numPr>
+      </w:pPr>
+      <w:r>
+        <w:t xml:space="preserve">OpenAI-compatible format confirmed at</w:t>
+      </w:r>
+      <w:r>
+        <w:t xml:space="preserve"> </w:t>
+      </w:r>
+      <w:r>
+        <w:rPr>
+          <w:rStyle w:val="VerbatimChar"/>
+        </w:rPr>
+        <w:t xml:space="preserve">https://llm.chutes.ai/v1</w:t>
+      </w:r>
+    </w:p>
+    <w:bookmarkEnd w:id="102"/>
+    <w:bookmarkEnd w:id="103"/>
+    <w:bookmarkStart w:id="107" w:name="X27edce9e35c5d24fd18298996022e3d241784db"/>
+    <w:p>
+      <w:pPr>
+        <w:pStyle w:val="Heading2"/>
+      </w:pPr>
+      <w:r>
         <w:t xml:space="preserve">v1.6.1 — 2026-06-21 — cache_control fix + E2E tests</w:t>
       </w:r>
     </w:p>
-    <w:bookmarkStart w:id="101" w:name="fixed-18"/>
+    <w:bookmarkStart w:id="104" w:name="fixed-18"/>
     <w:p>
       <w:pPr>
         <w:pStyle w:val="Heading3"/>
@@ -15486,7 +15838,7 @@
         <w:pStyle w:val="Compact"/>
         <w:numPr>
           <w:ilvl w:val="0"/>
-          <w:numId w:val="1070"/>
+          <w:numId w:val="1072"/>
         </w:numPr>
       </w:pPr>
       <w:r>
@@ -15581,8 +15933,8 @@
         <w:t xml:space="preserve">before forwarding to the provider.</w:t>
       </w:r>
     </w:p>
-    <w:bookmarkEnd w:id="101"/>
-    <w:bookmarkStart w:id="102" w:name="added-11"/>
+    <w:bookmarkEnd w:id="104"/>
+    <w:bookmarkStart w:id="105" w:name="added-12"/>
     <w:p>
       <w:pPr>
         <w:pStyle w:val="Heading3"/>
@@ -15596,7 +15948,7 @@
         <w:pStyle w:val="Compact"/>
         <w:numPr>
           <w:ilvl w:val="0"/>
-          <w:numId w:val="1071"/>
+          <w:numId w:val="1073"/>
         </w:numPr>
       </w:pPr>
       <w:r>
@@ -15620,8 +15972,8 @@
         <w:t xml:space="preserve">by sending requests through ccr and verifying responses work without errors.</w:t>
       </w:r>
     </w:p>
-    <w:bookmarkEnd w:id="102"/>
-    <w:bookmarkStart w:id="103" w:name="Xbff68b5d42336bf1670d51222efb63545196efe"/>
+    <w:bookmarkEnd w:id="105"/>
+    <w:bookmarkStart w:id="106" w:name="Xbff68b5d42336bf1670d51222efb63545196efe"/>
     <w:p>
       <w:pPr>
         <w:pStyle w:val="Heading3"/>
@@ -15635,7 +15987,7 @@
         <w:pStyle w:val="Compact"/>
         <w:numPr>
           <w:ilvl w:val="0"/>
-          <w:numId w:val="1072"/>
+          <w:numId w:val="1074"/>
         </w:numPr>
       </w:pPr>
       <w:r>
@@ -15656,7 +16008,7 @@
         <w:pStyle w:val="Compact"/>
         <w:numPr>
           <w:ilvl w:val="0"/>
-          <w:numId w:val="1072"/>
+          <w:numId w:val="1074"/>
         </w:numPr>
       </w:pPr>
       <w:r>
@@ -15677,7 +16029,7 @@
         <w:pStyle w:val="Compact"/>
         <w:numPr>
           <w:ilvl w:val="0"/>
-          <w:numId w:val="1072"/>
+          <w:numId w:val="1074"/>
         </w:numPr>
       </w:pPr>
       <w:r>
@@ -15698,7 +16050,7 @@
         <w:pStyle w:val="Compact"/>
         <w:numPr>
           <w:ilvl w:val="0"/>
-          <w:numId w:val="1072"/>
+          <w:numId w:val="1074"/>
         </w:numPr>
       </w:pPr>
       <w:r>
@@ -15719,7 +16071,7 @@
         <w:pStyle w:val="Compact"/>
         <w:numPr>
           <w:ilvl w:val="0"/>
-          <w:numId w:val="1072"/>
+          <w:numId w:val="1074"/>
         </w:numPr>
       </w:pPr>
       <w:r>
@@ -15740,7 +16092,7 @@
         <w:pStyle w:val="Compact"/>
         <w:numPr>
           <w:ilvl w:val="0"/>
-          <w:numId w:val="1072"/>
+          <w:numId w:val="1074"/>
         </w:numPr>
       </w:pPr>
       <w:r>
@@ -15761,7 +16113,7 @@
         <w:pStyle w:val="Compact"/>
         <w:numPr>
           <w:ilvl w:val="0"/>
-          <w:numId w:val="1072"/>
+          <w:numId w:val="1074"/>
         </w:numPr>
       </w:pPr>
       <w:r>
@@ -15777,9 +16129,9 @@
         <w:t xml:space="preserve">(router transport): ✅ YES</w:t>
       </w:r>
     </w:p>
-    <w:bookmarkEnd w:id="103"/>
-    <w:bookmarkEnd w:id="104"/>
-    <w:bookmarkStart w:id="109" w:name="X9d2ee70664c5e82279db4e38681cde47ab497c0"/>
+    <w:bookmarkEnd w:id="106"/>
+    <w:bookmarkEnd w:id="107"/>
+    <w:bookmarkStart w:id="112" w:name="X9d2ee70664c5e82279db4e38681cde47ab497c0"/>
     <w:p>
       <w:pPr>
         <w:pStyle w:val="Heading2"/>
@@ -15788,7 +16140,7 @@
         <w:t xml:space="preserve">v1.6.0 — 2026-06-21 — Multi-alias provider system</w:t>
       </w:r>
     </w:p>
-    <w:bookmarkStart w:id="105" w:name="added-12"/>
+    <w:bookmarkStart w:id="108" w:name="added-13"/>
     <w:p>
       <w:pPr>
         <w:pStyle w:val="Heading3"/>
@@ -15802,7 +16154,7 @@
         <w:pStyle w:val="Compact"/>
         <w:numPr>
           <w:ilvl w:val="0"/>
-          <w:numId w:val="1073"/>
+          <w:numId w:val="1075"/>
         </w:numPr>
       </w:pPr>
       <w:r>
@@ -15869,7 +16221,7 @@
         <w:pStyle w:val="Compact"/>
         <w:numPr>
           <w:ilvl w:val="0"/>
-          <w:numId w:val="1073"/>
+          <w:numId w:val="1075"/>
         </w:numPr>
       </w:pPr>
       <w:r>
@@ -15922,7 +16274,7 @@
         <w:pStyle w:val="Compact"/>
         <w:numPr>
           <w:ilvl w:val="0"/>
-          <w:numId w:val="1073"/>
+          <w:numId w:val="1075"/>
         </w:numPr>
       </w:pPr>
       <w:r>
@@ -15963,7 +16315,7 @@
         <w:pStyle w:val="Compact"/>
         <w:numPr>
           <w:ilvl w:val="0"/>
-          <w:numId w:val="1073"/>
+          <w:numId w:val="1075"/>
         </w:numPr>
       </w:pPr>
       <w:r>
@@ -16052,7 +16404,7 @@
         <w:pStyle w:val="Compact"/>
         <w:numPr>
           <w:ilvl w:val="0"/>
-          <w:numId w:val="1073"/>
+          <w:numId w:val="1075"/>
         </w:numPr>
       </w:pPr>
       <w:r>
@@ -16110,7 +16462,7 @@
         <w:pStyle w:val="Compact"/>
         <w:numPr>
           <w:ilvl w:val="0"/>
-          <w:numId w:val="1073"/>
+          <w:numId w:val="1075"/>
         </w:numPr>
       </w:pPr>
       <w:r>
@@ -16139,8 +16491,8 @@
         <w:t xml:space="preserve">containers (deploy-stack).</w:t>
       </w:r>
     </w:p>
-    <w:bookmarkEnd w:id="105"/>
-    <w:bookmarkStart w:id="106" w:name="changed-2"/>
+    <w:bookmarkEnd w:id="108"/>
+    <w:bookmarkStart w:id="109" w:name="changed-2"/>
     <w:p>
       <w:pPr>
         <w:pStyle w:val="Heading3"/>
@@ -16154,7 +16506,7 @@
         <w:pStyle w:val="Compact"/>
         <w:numPr>
           <w:ilvl w:val="0"/>
-          <w:numId w:val="1074"/>
+          <w:numId w:val="1076"/>
         </w:numPr>
       </w:pPr>
       <w:r>
@@ -16187,7 +16539,7 @@
         <w:pStyle w:val="Compact"/>
         <w:numPr>
           <w:ilvl w:val="0"/>
-          <w:numId w:val="1074"/>
+          <w:numId w:val="1076"/>
         </w:numPr>
       </w:pPr>
       <w:r>
@@ -16203,8 +16555,8 @@
         <w:t xml:space="preserve">header added to HTTP probes (some APIs require it).</w:t>
       </w:r>
     </w:p>
-    <w:bookmarkEnd w:id="106"/>
-    <w:bookmarkStart w:id="107" w:name="full-test-suite"/>
+    <w:bookmarkEnd w:id="109"/>
+    <w:bookmarkStart w:id="110" w:name="full-test-suite"/>
     <w:p>
       <w:pPr>
         <w:pStyle w:val="Heading3"/>
@@ -16218,15 +16570,15 @@
         <w:pStyle w:val="Compact"/>
         <w:numPr>
           <w:ilvl w:val="0"/>
-          <w:numId w:val="1075"/>
+          <w:numId w:val="1077"/>
         </w:numPr>
       </w:pPr>
       <w:r>
         <w:t xml:space="preserve">8/8 test files passed (ALL GREEN), 0 failures.</w:t>
       </w:r>
     </w:p>
-    <w:bookmarkEnd w:id="107"/>
-    <w:bookmarkStart w:id="108" w:name="usage"/>
+    <w:bookmarkEnd w:id="110"/>
+    <w:bookmarkStart w:id="111" w:name="usage"/>
     <w:p>
       <w:pPr>
         <w:pStyle w:val="Heading3"/>
@@ -16357,9 +16709,9 @@
         <w:t xml:space="preserve"> 20</w:t>
       </w:r>
     </w:p>
-    <w:bookmarkEnd w:id="108"/>
-    <w:bookmarkEnd w:id="109"/>
-    <w:bookmarkStart w:id="113" w:name="X61398dabc5de246fbceb16295c0968ea2c76ebe"/>
+    <w:bookmarkEnd w:id="111"/>
+    <w:bookmarkEnd w:id="112"/>
+    <w:bookmarkStart w:id="116" w:name="X61398dabc5de246fbceb16295c0968ea2c76ebe"/>
     <w:p>
       <w:pPr>
         <w:pStyle w:val="Heading2"/>
@@ -16368,7 +16720,7 @@
         <w:t xml:space="preserve">v1.5.1 — 2026-06-20 — Linux stat fix + nezha deployment</w:t>
       </w:r>
     </w:p>
-    <w:bookmarkStart w:id="110" w:name="fixed-19"/>
+    <w:bookmarkStart w:id="113" w:name="fixed-19"/>
     <w:p>
       <w:pPr>
         <w:pStyle w:val="Heading3"/>
@@ -16382,7 +16734,7 @@
         <w:pStyle w:val="Compact"/>
         <w:numPr>
           <w:ilvl w:val="0"/>
-          <w:numId w:val="1076"/>
+          <w:numId w:val="1078"/>
         </w:numPr>
       </w:pPr>
       <w:r>
@@ -16543,8 +16895,8 @@
         <w:t xml:space="preserve">to pick the correct flag per platform.</w:t>
       </w:r>
     </w:p>
-    <w:bookmarkEnd w:id="110"/>
-    <w:bookmarkStart w:id="111" w:name="deployment"/>
+    <w:bookmarkEnd w:id="113"/>
+    <w:bookmarkStart w:id="114" w:name="deployment"/>
     <w:p>
       <w:pPr>
         <w:pStyle w:val="Heading3"/>
@@ -16558,7 +16910,7 @@
         <w:pStyle w:val="Compact"/>
         <w:numPr>
           <w:ilvl w:val="0"/>
-          <w:numId w:val="1077"/>
+          <w:numId w:val="1079"/>
         </w:numPr>
       </w:pPr>
       <w:r>
@@ -16599,8 +16951,8 @@
         <w:t xml:space="preserve">.</w:t>
       </w:r>
     </w:p>
-    <w:bookmarkEnd w:id="111"/>
-    <w:bookmarkStart w:id="112" w:name="full-test-suite-1"/>
+    <w:bookmarkEnd w:id="114"/>
+    <w:bookmarkStart w:id="115" w:name="full-test-suite-1"/>
     <w:p>
       <w:pPr>
         <w:pStyle w:val="Heading3"/>
@@ -16614,7 +16966,7 @@
         <w:pStyle w:val="Compact"/>
         <w:numPr>
           <w:ilvl w:val="0"/>
-          <w:numId w:val="1078"/>
+          <w:numId w:val="1080"/>
         </w:numPr>
       </w:pPr>
       <w:r>
@@ -16626,16 +16978,16 @@
         <w:pStyle w:val="Compact"/>
         <w:numPr>
           <w:ilvl w:val="0"/>
-          <w:numId w:val="1078"/>
+          <w:numId w:val="1080"/>
         </w:numPr>
       </w:pPr>
       <w:r>
         <w:t xml:space="preserve">Linux (nezha): 7/8 pass (export fails: pandoc not installed — pre-existing)</w:t>
       </w:r>
     </w:p>
-    <w:bookmarkEnd w:id="112"/>
-    <w:bookmarkEnd w:id="113"/>
-    <w:bookmarkStart w:id="119" w:name="X5ad0f70f3980797749c315bc1bf8b5a98a591cc"/>
+    <w:bookmarkEnd w:id="115"/>
+    <w:bookmarkEnd w:id="116"/>
+    <w:bookmarkStart w:id="122" w:name="X5ad0f70f3980797749c315bc1bf8b5a98a591cc"/>
     <w:p>
       <w:pPr>
         <w:pStyle w:val="Heading2"/>
@@ -16644,7 +16996,7 @@
         <w:t xml:space="preserve">v1.5.0 — 2026-06-20 — Cross-alias session visibility</w:t>
       </w:r>
     </w:p>
-    <w:bookmarkStart w:id="114" w:name="added-13"/>
+    <w:bookmarkStart w:id="117" w:name="added-14"/>
     <w:p>
       <w:pPr>
         <w:pStyle w:val="Heading3"/>
@@ -16658,7 +17010,7 @@
         <w:pStyle w:val="Compact"/>
         <w:numPr>
           <w:ilvl w:val="0"/>
-          <w:numId w:val="1079"/>
+          <w:numId w:val="1081"/>
         </w:numPr>
       </w:pPr>
       <w:r>
@@ -16749,7 +17101,7 @@
         <w:pStyle w:val="Compact"/>
         <w:numPr>
           <w:ilvl w:val="0"/>
-          <w:numId w:val="1079"/>
+          <w:numId w:val="1081"/>
         </w:numPr>
       </w:pPr>
       <w:r>
@@ -16828,7 +17180,7 @@
         <w:pStyle w:val="Compact"/>
         <w:numPr>
           <w:ilvl w:val="0"/>
-          <w:numId w:val="1079"/>
+          <w:numId w:val="1081"/>
         </w:numPr>
       </w:pPr>
       <w:r>
@@ -16922,7 +17274,7 @@
         <w:pStyle w:val="Compact"/>
         <w:numPr>
           <w:ilvl w:val="0"/>
-          <w:numId w:val="1079"/>
+          <w:numId w:val="1081"/>
         </w:numPr>
       </w:pPr>
       <w:r>
@@ -16953,7 +17305,7 @@
         <w:pStyle w:val="Compact"/>
         <w:numPr>
           <w:ilvl w:val="0"/>
-          <w:numId w:val="1079"/>
+          <w:numId w:val="1081"/>
         </w:numPr>
       </w:pPr>
       <w:r>
@@ -17018,8 +17370,8 @@
         <w:t xml:space="preserve">.</w:t>
       </w:r>
     </w:p>
-    <w:bookmarkEnd w:id="114"/>
-    <w:bookmarkStart w:id="115" w:name="changed-3"/>
+    <w:bookmarkEnd w:id="117"/>
+    <w:bookmarkStart w:id="118" w:name="changed-3"/>
     <w:p>
       <w:pPr>
         <w:pStyle w:val="Heading3"/>
@@ -17033,7 +17385,7 @@
         <w:pStyle w:val="Compact"/>
         <w:numPr>
           <w:ilvl w:val="0"/>
-          <w:numId w:val="1080"/>
+          <w:numId w:val="1082"/>
         </w:numPr>
       </w:pPr>
       <w:r>
@@ -17054,7 +17406,7 @@
         <w:pStyle w:val="Compact"/>
         <w:numPr>
           <w:ilvl w:val="0"/>
-          <w:numId w:val="1080"/>
+          <w:numId w:val="1082"/>
         </w:numPr>
       </w:pPr>
       <w:r>
@@ -17090,7 +17442,7 @@
         <w:pStyle w:val="Compact"/>
         <w:numPr>
           <w:ilvl w:val="0"/>
-          <w:numId w:val="1080"/>
+          <w:numId w:val="1082"/>
         </w:numPr>
       </w:pPr>
       <w:r>
@@ -17127,8 +17479,8 @@
         <w:t xml:space="preserve">function (re-installed)</w:t>
       </w:r>
     </w:p>
-    <w:bookmarkEnd w:id="115"/>
-    <w:bookmarkStart w:id="116" w:name="full-test-suite-2"/>
+    <w:bookmarkEnd w:id="118"/>
+    <w:bookmarkStart w:id="119" w:name="full-test-suite-2"/>
     <w:p>
       <w:pPr>
         <w:pStyle w:val="Heading3"/>
@@ -17142,7 +17494,7 @@
         <w:pStyle w:val="Compact"/>
         <w:numPr>
           <w:ilvl w:val="0"/>
-          <w:numId w:val="1081"/>
+          <w:numId w:val="1083"/>
         </w:numPr>
       </w:pPr>
       <w:r>
@@ -17155,8 +17507,8 @@
         <w:t xml:space="preserve">assertions for cross-alias session visibility.</w:t>
       </w:r>
     </w:p>
-    <w:bookmarkEnd w:id="116"/>
-    <w:bookmarkStart w:id="117" w:name="how-it-works"/>
+    <w:bookmarkEnd w:id="119"/>
+    <w:bookmarkStart w:id="120" w:name="how-it-works"/>
     <w:p>
       <w:pPr>
         <w:pStyle w:val="Heading3"/>
@@ -17170,7 +17522,7 @@
         <w:pStyle w:val="Compact"/>
         <w:numPr>
           <w:ilvl w:val="0"/>
-          <w:numId w:val="1082"/>
+          <w:numId w:val="1084"/>
         </w:numPr>
       </w:pPr>
       <w:r>
@@ -17236,7 +17588,7 @@
         <w:pStyle w:val="Compact"/>
         <w:numPr>
           <w:ilvl w:val="0"/>
-          <w:numId w:val="1082"/>
+          <w:numId w:val="1084"/>
         </w:numPr>
       </w:pPr>
       <w:r>
@@ -17263,7 +17615,7 @@
         <w:pStyle w:val="Compact"/>
         <w:numPr>
           <w:ilvl w:val="0"/>
-          <w:numId w:val="1082"/>
+          <w:numId w:val="1084"/>
         </w:numPr>
       </w:pPr>
       <w:r>
@@ -17305,7 +17657,7 @@
         <w:pStyle w:val="Compact"/>
         <w:numPr>
           <w:ilvl w:val="0"/>
-          <w:numId w:val="1082"/>
+          <w:numId w:val="1084"/>
         </w:numPr>
       </w:pPr>
       <w:r>
@@ -17342,8 +17694,8 @@
         <w:t xml:space="preserve">project settings are also merged.</w:t>
       </w:r>
     </w:p>
-    <w:bookmarkEnd w:id="117"/>
-    <w:bookmarkStart w:id="118" w:name="performance"/>
+    <w:bookmarkEnd w:id="120"/>
+    <w:bookmarkStart w:id="121" w:name="performance"/>
     <w:p>
       <w:pPr>
         <w:pStyle w:val="Heading3"/>
@@ -17357,7 +17709,7 @@
         <w:pStyle w:val="Compact"/>
         <w:numPr>
           <w:ilvl w:val="0"/>
-          <w:numId w:val="1083"/>
+          <w:numId w:val="1085"/>
         </w:numPr>
       </w:pPr>
       <w:r>
@@ -17400,9 +17752,9 @@
         <w:t xml:space="preserve">aliases already have.</w:t>
       </w:r>
     </w:p>
-    <w:bookmarkEnd w:id="118"/>
-    <w:bookmarkEnd w:id="119"/>
-    <w:bookmarkStart w:id="125" w:name="X94bd8505e6816e99bb68c98ba9db4e75c90bada"/>
+    <w:bookmarkEnd w:id="121"/>
+    <w:bookmarkEnd w:id="122"/>
+    <w:bookmarkStart w:id="128" w:name="X94bd8505e6816e99bb68c98ba9db4e75c90bada"/>
     <w:p>
       <w:pPr>
         <w:pStyle w:val="Heading2"/>
@@ -17411,7 +17763,7 @@
         <w:t xml:space="preserve">v1.4.0 — 2026-06-20 — OpenCode Zen provider alias</w:t>
       </w:r>
     </w:p>
-    <w:bookmarkStart w:id="121" w:name="added-14"/>
+    <w:bookmarkStart w:id="124" w:name="added-15"/>
     <w:p>
       <w:pPr>
         <w:pStyle w:val="Heading3"/>
@@ -17425,7 +17777,7 @@
         <w:pStyle w:val="Compact"/>
         <w:numPr>
           <w:ilvl w:val="0"/>
-          <w:numId w:val="1084"/>
+          <w:numId w:val="1086"/>
         </w:numPr>
       </w:pPr>
       <w:r>
@@ -17459,7 +17811,7 @@
       <w:r>
         <w:t xml:space="preserve"> </w:t>
       </w:r>
-      <w:hyperlink r:id="rId120">
+      <w:hyperlink r:id="rId123">
         <w:r>
           <w:rPr>
             <w:rStyle w:val="Hyperlink"/>
@@ -17541,7 +17893,7 @@
         <w:pStyle w:val="Compact"/>
         <w:numPr>
           <w:ilvl w:val="0"/>
-          <w:numId w:val="1084"/>
+          <w:numId w:val="1086"/>
         </w:numPr>
       </w:pPr>
       <w:r>
@@ -17638,7 +17990,7 @@
         <w:pStyle w:val="Compact"/>
         <w:numPr>
           <w:ilvl w:val="0"/>
-          <w:numId w:val="1084"/>
+          <w:numId w:val="1086"/>
         </w:numPr>
       </w:pPr>
       <w:r>
@@ -17717,7 +18069,7 @@
         <w:pStyle w:val="Compact"/>
         <w:numPr>
           <w:ilvl w:val="0"/>
-          <w:numId w:val="1084"/>
+          <w:numId w:val="1086"/>
         </w:numPr>
       </w:pPr>
       <w:r>
@@ -17763,7 +18115,7 @@
         <w:pStyle w:val="Compact"/>
         <w:numPr>
           <w:ilvl w:val="0"/>
-          <w:numId w:val="1084"/>
+          <w:numId w:val="1086"/>
         </w:numPr>
       </w:pPr>
       <w:r>
@@ -17821,7 +18173,7 @@
         <w:pStyle w:val="Compact"/>
         <w:numPr>
           <w:ilvl w:val="0"/>
-          <w:numId w:val="1084"/>
+          <w:numId w:val="1086"/>
         </w:numPr>
       </w:pPr>
       <w:r>
@@ -17966,7 +18318,7 @@
         <w:pStyle w:val="Compact"/>
         <w:numPr>
           <w:ilvl w:val="0"/>
-          <w:numId w:val="1084"/>
+          <w:numId w:val="1086"/>
         </w:numPr>
       </w:pPr>
       <w:r>
@@ -18010,8 +18362,8 @@
         <w:t xml:space="preserve">(full free models table, setup, usage, live-verified notes, stealth model explanation).</w:t>
       </w:r>
     </w:p>
-    <w:bookmarkEnd w:id="121"/>
-    <w:bookmarkStart w:id="122" w:name="changed-4"/>
+    <w:bookmarkEnd w:id="124"/>
+    <w:bookmarkStart w:id="125" w:name="changed-4"/>
     <w:p>
       <w:pPr>
         <w:pStyle w:val="Heading3"/>
@@ -18025,7 +18377,7 @@
         <w:pStyle w:val="Compact"/>
         <w:numPr>
           <w:ilvl w:val="0"/>
-          <w:numId w:val="1085"/>
+          <w:numId w:val="1087"/>
         </w:numPr>
       </w:pPr>
       <w:r>
@@ -18083,8 +18435,8 @@
         <w:t xml:space="preserve">Xiaomi v1.3.0 / Z.AI v1.2.0 / DeepSeek).</w:t>
       </w:r>
     </w:p>
-    <w:bookmarkEnd w:id="122"/>
-    <w:bookmarkStart w:id="123" w:name="full-test-suite-3"/>
+    <w:bookmarkEnd w:id="125"/>
+    <w:bookmarkStart w:id="126" w:name="full-test-suite-3"/>
     <w:p>
       <w:pPr>
         <w:pStyle w:val="Heading3"/>
@@ -18098,7 +18450,7 @@
         <w:pStyle w:val="Compact"/>
         <w:numPr>
           <w:ilvl w:val="0"/>
-          <w:numId w:val="1086"/>
+          <w:numId w:val="1088"/>
         </w:numPr>
       </w:pPr>
       <w:r>
@@ -18123,8 +18475,8 @@
         <w:t xml:space="preserve">.</w:t>
       </w:r>
     </w:p>
-    <w:bookmarkEnd w:id="123"/>
-    <w:bookmarkStart w:id="124" w:name="honest-notes"/>
+    <w:bookmarkEnd w:id="126"/>
+    <w:bookmarkStart w:id="127" w:name="honest-notes"/>
     <w:p>
       <w:pPr>
         <w:pStyle w:val="Heading3"/>
@@ -18138,7 +18490,7 @@
         <w:pStyle w:val="Compact"/>
         <w:numPr>
           <w:ilvl w:val="0"/>
-          <w:numId w:val="1087"/>
+          <w:numId w:val="1089"/>
         </w:numPr>
       </w:pPr>
       <w:r>
@@ -18171,7 +18523,7 @@
         <w:pStyle w:val="Compact"/>
         <w:numPr>
           <w:ilvl w:val="0"/>
-          <w:numId w:val="1087"/>
+          <w:numId w:val="1089"/>
         </w:numPr>
       </w:pPr>
       <w:r>
@@ -18189,7 +18541,7 @@
         <w:pStyle w:val="Compact"/>
         <w:numPr>
           <w:ilvl w:val="0"/>
-          <w:numId w:val="1087"/>
+          <w:numId w:val="1089"/>
         </w:numPr>
       </w:pPr>
       <w:r>
@@ -18222,7 +18574,7 @@
         <w:pStyle w:val="Compact"/>
         <w:numPr>
           <w:ilvl w:val="0"/>
-          <w:numId w:val="1087"/>
+          <w:numId w:val="1089"/>
         </w:numPr>
       </w:pPr>
       <w:r>
@@ -18244,9 +18596,9 @@
         <w:t xml:space="preserve">remain unchanged (unrelated to this work).</w:t>
       </w:r>
     </w:p>
-    <w:bookmarkEnd w:id="124"/>
-    <w:bookmarkEnd w:id="125"/>
-    <w:bookmarkStart w:id="130" w:name="X69154bd52ce827bc58cd09d02c5408ae11d24a9"/>
+    <w:bookmarkEnd w:id="127"/>
+    <w:bookmarkEnd w:id="128"/>
+    <w:bookmarkStart w:id="133" w:name="X69154bd52ce827bc58cd09d02c5408ae11d24a9"/>
     <w:p>
       <w:pPr>
         <w:pStyle w:val="Heading2"/>
@@ -18255,7 +18607,7 @@
         <w:t xml:space="preserve">v1.3.0 — 2026-06-19 — Xiaomi MiMo provider alias</w:t>
       </w:r>
     </w:p>
-    <w:bookmarkStart w:id="126" w:name="added-15"/>
+    <w:bookmarkStart w:id="129" w:name="added-16"/>
     <w:p>
       <w:pPr>
         <w:pStyle w:val="Heading3"/>
@@ -18269,7 +18621,7 @@
         <w:pStyle w:val="Compact"/>
         <w:numPr>
           <w:ilvl w:val="0"/>
-          <w:numId w:val="1088"/>
+          <w:numId w:val="1090"/>
         </w:numPr>
       </w:pPr>
       <w:r>
@@ -18416,7 +18768,7 @@
         <w:pStyle w:val="Compact"/>
         <w:numPr>
           <w:ilvl w:val="0"/>
-          <w:numId w:val="1088"/>
+          <w:numId w:val="1090"/>
         </w:numPr>
       </w:pPr>
       <w:r>
@@ -18511,7 +18863,7 @@
         <w:pStyle w:val="Compact"/>
         <w:numPr>
           <w:ilvl w:val="0"/>
-          <w:numId w:val="1088"/>
+          <w:numId w:val="1090"/>
         </w:numPr>
       </w:pPr>
       <w:r>
@@ -18581,7 +18933,7 @@
         <w:pStyle w:val="Compact"/>
         <w:numPr>
           <w:ilvl w:val="0"/>
-          <w:numId w:val="1088"/>
+          <w:numId w:val="1090"/>
         </w:numPr>
       </w:pPr>
       <w:r>
@@ -18642,7 +18994,7 @@
         <w:pStyle w:val="Compact"/>
         <w:numPr>
           <w:ilvl w:val="0"/>
-          <w:numId w:val="1088"/>
+          <w:numId w:val="1090"/>
         </w:numPr>
       </w:pPr>
       <w:r>
@@ -18721,7 +19073,7 @@
         <w:pStyle w:val="Compact"/>
         <w:numPr>
           <w:ilvl w:val="0"/>
-          <w:numId w:val="1088"/>
+          <w:numId w:val="1090"/>
         </w:numPr>
       </w:pPr>
       <w:r>
@@ -18803,7 +19155,7 @@
         <w:pStyle w:val="Compact"/>
         <w:numPr>
           <w:ilvl w:val="1"/>
-          <w:numId w:val="1089"/>
+          <w:numId w:val="1091"/>
         </w:numPr>
       </w:pPr>
       <w:r>
@@ -18836,7 +19188,7 @@
         <w:pStyle w:val="Compact"/>
         <w:numPr>
           <w:ilvl w:val="0"/>
-          <w:numId w:val="1088"/>
+          <w:numId w:val="1090"/>
         </w:numPr>
       </w:pPr>
       <w:r>
@@ -18880,8 +19232,8 @@
         <w:t xml:space="preserve">(model table, setup, usage, live-verified notes).</w:t>
       </w:r>
     </w:p>
-    <w:bookmarkEnd w:id="126"/>
-    <w:bookmarkStart w:id="127" w:name="changed-5"/>
+    <w:bookmarkEnd w:id="129"/>
+    <w:bookmarkStart w:id="130" w:name="changed-5"/>
     <w:p>
       <w:pPr>
         <w:pStyle w:val="Heading3"/>
@@ -18895,7 +19247,7 @@
         <w:pStyle w:val="Compact"/>
         <w:numPr>
           <w:ilvl w:val="0"/>
-          <w:numId w:val="1090"/>
+          <w:numId w:val="1092"/>
         </w:numPr>
       </w:pPr>
       <w:r>
@@ -18953,8 +19305,8 @@
         <w:t xml:space="preserve">Z.AI v1.2.0 / DeepSeek).</w:t>
       </w:r>
     </w:p>
-    <w:bookmarkEnd w:id="127"/>
-    <w:bookmarkStart w:id="128" w:name="full-test-suite-4"/>
+    <w:bookmarkEnd w:id="130"/>
+    <w:bookmarkStart w:id="131" w:name="full-test-suite-4"/>
     <w:p>
       <w:pPr>
         <w:pStyle w:val="Heading3"/>
@@ -18968,7 +19320,7 @@
         <w:pStyle w:val="Compact"/>
         <w:numPr>
           <w:ilvl w:val="0"/>
-          <w:numId w:val="1091"/>
+          <w:numId w:val="1093"/>
         </w:numPr>
       </w:pPr>
       <w:r>
@@ -18993,8 +19345,8 @@
         <w:t xml:space="preserve">. Live provider verifier 5/5 PASS.</w:t>
       </w:r>
     </w:p>
-    <w:bookmarkEnd w:id="128"/>
-    <w:bookmarkStart w:id="129" w:name="honest-notes-1"/>
+    <w:bookmarkEnd w:id="131"/>
+    <w:bookmarkStart w:id="132" w:name="honest-notes-1"/>
     <w:p>
       <w:pPr>
         <w:pStyle w:val="Heading3"/>
@@ -19008,7 +19360,7 @@
         <w:pStyle w:val="Compact"/>
         <w:numPr>
           <w:ilvl w:val="0"/>
-          <w:numId w:val="1092"/>
+          <w:numId w:val="1094"/>
         </w:numPr>
       </w:pPr>
       <w:r>
@@ -19057,7 +19409,7 @@
         <w:pStyle w:val="Compact"/>
         <w:numPr>
           <w:ilvl w:val="0"/>
-          <w:numId w:val="1092"/>
+          <w:numId w:val="1094"/>
         </w:numPr>
       </w:pPr>
       <w:r>
@@ -19133,9 +19485,9 @@
         <w:t xml:space="preserve">round trip (HTTP 200), recorded in the evidence file.</w:t>
       </w:r>
     </w:p>
-    <w:bookmarkEnd w:id="129"/>
-    <w:bookmarkEnd w:id="130"/>
-    <w:bookmarkStart w:id="134" w:name="X6f75f912364272564da9bd72c339309408e0f52"/>
+    <w:bookmarkEnd w:id="132"/>
+    <w:bookmarkEnd w:id="133"/>
+    <w:bookmarkStart w:id="137" w:name="X6f75f912364272564da9bd72c339309408e0f52"/>
     <w:p>
       <w:pPr>
         <w:pStyle w:val="Heading2"/>
@@ -19144,7 +19496,7 @@
         <w:t xml:space="preserve">v1.2.0 — 2026-06-19 — Z.AI Coding Plan provider alias</w:t>
       </w:r>
     </w:p>
-    <w:bookmarkStart w:id="131" w:name="added-16"/>
+    <w:bookmarkStart w:id="134" w:name="added-17"/>
     <w:p>
       <w:pPr>
         <w:pStyle w:val="Heading3"/>
@@ -19158,7 +19510,7 @@
         <w:pStyle w:val="Compact"/>
         <w:numPr>
           <w:ilvl w:val="0"/>
-          <w:numId w:val="1093"/>
+          <w:numId w:val="1095"/>
         </w:numPr>
       </w:pPr>
       <w:r>
@@ -19210,7 +19562,7 @@
         <w:pStyle w:val="Compact"/>
         <w:numPr>
           <w:ilvl w:val="0"/>
-          <w:numId w:val="1093"/>
+          <w:numId w:val="1095"/>
         </w:numPr>
       </w:pPr>
       <w:r>
@@ -19259,7 +19611,7 @@
         <w:pStyle w:val="Compact"/>
         <w:numPr>
           <w:ilvl w:val="0"/>
-          <w:numId w:val="1093"/>
+          <w:numId w:val="1095"/>
         </w:numPr>
       </w:pPr>
       <w:r>
@@ -19323,7 +19675,7 @@
         <w:pStyle w:val="Compact"/>
         <w:numPr>
           <w:ilvl w:val="0"/>
-          <w:numId w:val="1093"/>
+          <w:numId w:val="1095"/>
         </w:numPr>
       </w:pPr>
       <w:r>
@@ -19342,7 +19694,7 @@
         <w:pStyle w:val="Compact"/>
         <w:numPr>
           <w:ilvl w:val="0"/>
-          <w:numId w:val="1093"/>
+          <w:numId w:val="1095"/>
         </w:numPr>
       </w:pPr>
       <w:r>
@@ -19361,7 +19713,7 @@
         <w:pStyle w:val="Compact"/>
         <w:numPr>
           <w:ilvl w:val="0"/>
-          <w:numId w:val="1093"/>
+          <w:numId w:val="1095"/>
         </w:numPr>
       </w:pPr>
       <w:r>
@@ -19410,7 +19762,7 @@
         <w:pStyle w:val="Compact"/>
         <w:numPr>
           <w:ilvl w:val="0"/>
-          <w:numId w:val="1093"/>
+          <w:numId w:val="1095"/>
         </w:numPr>
       </w:pPr>
       <w:r>
@@ -19439,8 +19791,8 @@
         <w:t xml:space="preserve">as the active default route.</w:t>
       </w:r>
     </w:p>
-    <w:bookmarkEnd w:id="131"/>
-    <w:bookmarkStart w:id="132" w:name="changed-6"/>
+    <w:bookmarkEnd w:id="134"/>
+    <w:bookmarkStart w:id="135" w:name="changed-6"/>
     <w:p>
       <w:pPr>
         <w:pStyle w:val="Heading3"/>
@@ -19454,7 +19806,7 @@
         <w:pStyle w:val="Compact"/>
         <w:numPr>
           <w:ilvl w:val="0"/>
-          <w:numId w:val="1094"/>
+          <w:numId w:val="1096"/>
         </w:numPr>
       </w:pPr>
       <w:r>
@@ -19485,8 +19837,8 @@
         <w:t xml:space="preserve">section for model pinning.</w:t>
       </w:r>
     </w:p>
-    <w:bookmarkEnd w:id="132"/>
-    <w:bookmarkStart w:id="133" w:name="full-test-suite-5"/>
+    <w:bookmarkEnd w:id="135"/>
+    <w:bookmarkStart w:id="136" w:name="full-test-suite-5"/>
     <w:p>
       <w:pPr>
         <w:pStyle w:val="Heading3"/>
@@ -19500,7 +19852,7 @@
         <w:pStyle w:val="Compact"/>
         <w:numPr>
           <w:ilvl w:val="0"/>
-          <w:numId w:val="1095"/>
+          <w:numId w:val="1097"/>
         </w:numPr>
       </w:pPr>
       <w:r>
@@ -19519,9 +19871,9 @@
         <w:t xml:space="preserve">.</w:t>
       </w:r>
     </w:p>
-    <w:bookmarkEnd w:id="133"/>
-    <w:bookmarkEnd w:id="134"/>
-    <w:bookmarkStart w:id="140" w:name="X3eea89613e529bc4636accf1a8153b58db87eca"/>
+    <w:bookmarkEnd w:id="136"/>
+    <w:bookmarkEnd w:id="137"/>
+    <w:bookmarkStart w:id="143" w:name="X3eea89613e529bc4636accf1a8153b58db87eca"/>
     <w:p>
       <w:pPr>
         <w:pStyle w:val="Heading2"/>
@@ -19563,7 +19915,7 @@
         <w:t xml:space="preserve">aliases proven on two hosts and two transports.</w:t>
       </w:r>
     </w:p>
-    <w:bookmarkStart w:id="135" w:name="added-17"/>
+    <w:bookmarkStart w:id="138" w:name="added-18"/>
     <w:p>
       <w:pPr>
         <w:pStyle w:val="Heading3"/>
@@ -19577,7 +19929,7 @@
         <w:pStyle w:val="Compact"/>
         <w:numPr>
           <w:ilvl w:val="0"/>
-          <w:numId w:val="1096"/>
+          <w:numId w:val="1098"/>
         </w:numPr>
       </w:pPr>
       <w:r>
@@ -19688,7 +20040,7 @@
         <w:pStyle w:val="Compact"/>
         <w:numPr>
           <w:ilvl w:val="0"/>
-          <w:numId w:val="1096"/>
+          <w:numId w:val="1098"/>
         </w:numPr>
       </w:pPr>
       <w:r>
@@ -19740,7 +20092,7 @@
         <w:pStyle w:val="Compact"/>
         <w:numPr>
           <w:ilvl w:val="0"/>
-          <w:numId w:val="1096"/>
+          <w:numId w:val="1098"/>
         </w:numPr>
       </w:pPr>
       <w:r>
@@ -19771,7 +20123,7 @@
         <w:pStyle w:val="Compact"/>
         <w:numPr>
           <w:ilvl w:val="1"/>
-          <w:numId w:val="1097"/>
+          <w:numId w:val="1099"/>
         </w:numPr>
       </w:pPr>
       <w:r>
@@ -19822,7 +20174,7 @@
         <w:pStyle w:val="Compact"/>
         <w:numPr>
           <w:ilvl w:val="1"/>
-          <w:numId w:val="1097"/>
+          <w:numId w:val="1099"/>
         </w:numPr>
       </w:pPr>
       <w:r>
@@ -19865,7 +20217,7 @@
         <w:pStyle w:val="Compact"/>
         <w:numPr>
           <w:ilvl w:val="1"/>
-          <w:numId w:val="1097"/>
+          <w:numId w:val="1099"/>
         </w:numPr>
       </w:pPr>
       <w:r>
@@ -19922,7 +20274,7 @@
         <w:pStyle w:val="Compact"/>
         <w:numPr>
           <w:ilvl w:val="1"/>
-          <w:numId w:val="1097"/>
+          <w:numId w:val="1099"/>
         </w:numPr>
       </w:pPr>
       <w:r>
@@ -19943,7 +20295,7 @@
         <w:pStyle w:val="Compact"/>
         <w:numPr>
           <w:ilvl w:val="0"/>
-          <w:numId w:val="1096"/>
+          <w:numId w:val="1098"/>
         </w:numPr>
       </w:pPr>
       <w:r>
@@ -19999,7 +20351,7 @@
         <w:pStyle w:val="Compact"/>
         <w:numPr>
           <w:ilvl w:val="0"/>
-          <w:numId w:val="1096"/>
+          <w:numId w:val="1098"/>
         </w:numPr>
       </w:pPr>
       <w:r>
@@ -20037,8 +20389,8 @@
         <w:t xml:space="preserve">end-to-end alias proofs.</w:t>
       </w:r>
     </w:p>
-    <w:bookmarkEnd w:id="135"/>
-    <w:bookmarkStart w:id="136" w:name="changed-7"/>
+    <w:bookmarkEnd w:id="138"/>
+    <w:bookmarkStart w:id="139" w:name="changed-7"/>
     <w:p>
       <w:pPr>
         <w:pStyle w:val="Heading3"/>
@@ -20052,7 +20404,7 @@
         <w:pStyle w:val="Compact"/>
         <w:numPr>
           <w:ilvl w:val="0"/>
-          <w:numId w:val="1098"/>
+          <w:numId w:val="1100"/>
         </w:numPr>
       </w:pPr>
       <w:r>
@@ -20113,7 +20465,7 @@
         <w:pStyle w:val="Compact"/>
         <w:numPr>
           <w:ilvl w:val="0"/>
-          <w:numId w:val="1098"/>
+          <w:numId w:val="1100"/>
         </w:numPr>
       </w:pPr>
       <w:r>
@@ -20164,7 +20516,7 @@
         <w:pStyle w:val="Compact"/>
         <w:numPr>
           <w:ilvl w:val="0"/>
-          <w:numId w:val="1098"/>
+          <w:numId w:val="1100"/>
         </w:numPr>
       </w:pPr>
       <w:r>
@@ -20196,8 +20548,8 @@
         <w:t xml:space="preserve">(HTML/PDF/DOCX).</w:t>
       </w:r>
     </w:p>
-    <w:bookmarkEnd w:id="136"/>
-    <w:bookmarkStart w:id="137" w:name="X08528e409e6d44ab0933f6ae15548960525d0be"/>
+    <w:bookmarkEnd w:id="139"/>
+    <w:bookmarkStart w:id="140" w:name="X08528e409e6d44ab0933f6ae15548960525d0be"/>
     <w:p>
       <w:pPr>
         <w:pStyle w:val="Heading3"/>
@@ -20211,7 +20563,7 @@
         <w:pStyle w:val="Compact"/>
         <w:numPr>
           <w:ilvl w:val="0"/>
-          <w:numId w:val="1099"/>
+          <w:numId w:val="1101"/>
         </w:numPr>
       </w:pPr>
       <w:r>
@@ -20260,7 +20612,7 @@
         <w:pStyle w:val="Compact"/>
         <w:numPr>
           <w:ilvl w:val="0"/>
-          <w:numId w:val="1099"/>
+          <w:numId w:val="1101"/>
         </w:numPr>
       </w:pPr>
       <w:r>
@@ -20297,7 +20649,7 @@
         <w:pStyle w:val="Compact"/>
         <w:numPr>
           <w:ilvl w:val="0"/>
-          <w:numId w:val="1099"/>
+          <w:numId w:val="1101"/>
         </w:numPr>
       </w:pPr>
       <w:r>
@@ -20325,7 +20677,7 @@
         <w:pStyle w:val="Compact"/>
         <w:numPr>
           <w:ilvl w:val="0"/>
-          <w:numId w:val="1099"/>
+          <w:numId w:val="1101"/>
         </w:numPr>
       </w:pPr>
       <w:r>
@@ -20365,7 +20717,7 @@
         <w:pStyle w:val="Compact"/>
         <w:numPr>
           <w:ilvl w:val="0"/>
-          <w:numId w:val="1099"/>
+          <w:numId w:val="1101"/>
         </w:numPr>
       </w:pPr>
       <w:r>
@@ -20432,7 +20784,7 @@
         <w:pStyle w:val="Compact"/>
         <w:numPr>
           <w:ilvl w:val="0"/>
-          <w:numId w:val="1099"/>
+          <w:numId w:val="1101"/>
         </w:numPr>
       </w:pPr>
       <w:r>
@@ -20470,8 +20822,8 @@
         <w:t xml:space="preserve">cross-account sync-state on isolated provider dirs.</w:t>
       </w:r>
     </w:p>
-    <w:bookmarkEnd w:id="137"/>
-    <w:bookmarkStart w:id="138" w:name="X7b6b31a71aa5e1b1df81413a1880ad3edcce6d6"/>
+    <w:bookmarkEnd w:id="140"/>
+    <w:bookmarkStart w:id="141" w:name="X7b6b31a71aa5e1b1df81413a1880ad3edcce6d6"/>
     <w:p>
       <w:pPr>
         <w:pStyle w:val="Heading3"/>
@@ -20485,7 +20837,7 @@
         <w:pStyle w:val="Compact"/>
         <w:numPr>
           <w:ilvl w:val="0"/>
-          <w:numId w:val="1100"/>
+          <w:numId w:val="1102"/>
         </w:numPr>
       </w:pPr>
       <w:r>
@@ -20513,7 +20865,7 @@
         <w:pStyle w:val="Compact"/>
         <w:numPr>
           <w:ilvl w:val="0"/>
-          <w:numId w:val="1100"/>
+          <w:numId w:val="1102"/>
         </w:numPr>
       </w:pPr>
       <w:r>
@@ -20541,7 +20893,7 @@
         <w:pStyle w:val="Compact"/>
         <w:numPr>
           <w:ilvl w:val="0"/>
-          <w:numId w:val="1100"/>
+          <w:numId w:val="1102"/>
         </w:numPr>
       </w:pPr>
       <w:r>
@@ -20554,8 +20906,8 @@
         <w:t xml:space="preserve">honestly; excluded under "valid users only" but kept fully supported.</w:t>
       </w:r>
     </w:p>
-    <w:bookmarkEnd w:id="138"/>
-    <w:bookmarkStart w:id="139" w:name="safety"/>
+    <w:bookmarkEnd w:id="141"/>
+    <w:bookmarkStart w:id="142" w:name="safety"/>
     <w:p>
       <w:pPr>
         <w:pStyle w:val="Heading3"/>
@@ -20569,7 +20921,7 @@
         <w:pStyle w:val="Compact"/>
         <w:numPr>
           <w:ilvl w:val="0"/>
-          <w:numId w:val="1101"/>
+          <w:numId w:val="1103"/>
         </w:numPr>
       </w:pPr>
       <w:r>
@@ -20620,7 +20972,7 @@
         <w:pStyle w:val="Compact"/>
         <w:numPr>
           <w:ilvl w:val="0"/>
-          <w:numId w:val="1101"/>
+          <w:numId w:val="1103"/>
         </w:numPr>
       </w:pPr>
       <w:r>
@@ -20645,9 +20997,9 @@
         <w:t xml:space="preserve">All published ports bound to loopback.</w:t>
       </w:r>
     </w:p>
-    <w:bookmarkEnd w:id="139"/>
-    <w:bookmarkEnd w:id="140"/>
-    <w:bookmarkStart w:id="141" w:name="X0b5e2b6bb8414853f28cab918f1092cceff261f"/>
+    <w:bookmarkEnd w:id="142"/>
+    <w:bookmarkEnd w:id="143"/>
+    <w:bookmarkStart w:id="144" w:name="X0b5e2b6bb8414853f28cab918f1092cceff261f"/>
     <w:p>
       <w:pPr>
         <w:pStyle w:val="Heading2"/>
@@ -20715,8 +21067,8 @@
         <w:t xml:space="preserve">.</w:t>
       </w:r>
     </w:p>
-    <w:bookmarkEnd w:id="141"/>
-    <w:bookmarkStart w:id="145" w:name="X73f1b74114f5ea30e47358e35fb30d0b7a0161a"/>
+    <w:bookmarkEnd w:id="144"/>
+    <w:bookmarkStart w:id="148" w:name="X73f1b74114f5ea30e47358e35fb30d0b7a0161a"/>
     <w:p>
       <w:pPr>
         <w:pStyle w:val="Heading2"/>
@@ -20725,7 +21077,7 @@
         <w:t xml:space="preserve">v1.6.7 — 2026-06-21 — Poe proxy fix for all aliases</w:t>
       </w:r>
     </w:p>
-    <w:bookmarkStart w:id="142" w:name="fixed-20"/>
+    <w:bookmarkStart w:id="145" w:name="fixed-20"/>
     <w:p>
       <w:pPr>
         <w:pStyle w:val="Heading3"/>
@@ -20739,7 +21091,7 @@
         <w:pStyle w:val="Compact"/>
         <w:numPr>
           <w:ilvl w:val="0"/>
-          <w:numId w:val="1102"/>
+          <w:numId w:val="1104"/>
         </w:numPr>
       </w:pPr>
       <w:r>
@@ -20788,7 +21140,7 @@
         <w:pStyle w:val="Compact"/>
         <w:numPr>
           <w:ilvl w:val="0"/>
-          <w:numId w:val="1102"/>
+          <w:numId w:val="1104"/>
         </w:numPr>
       </w:pPr>
       <w:r>
@@ -20816,7 +21168,7 @@
         <w:pStyle w:val="Compact"/>
         <w:numPr>
           <w:ilvl w:val="0"/>
-          <w:numId w:val="1102"/>
+          <w:numId w:val="1104"/>
         </w:numPr>
       </w:pPr>
       <w:r>
@@ -20830,8 +21182,8 @@
         <w:t xml:space="preserve">: same fix applied</w:t>
       </w:r>
     </w:p>
-    <w:bookmarkEnd w:id="142"/>
-    <w:bookmarkStart w:id="143" w:name="verified-20"/>
+    <w:bookmarkEnd w:id="145"/>
+    <w:bookmarkStart w:id="146" w:name="verified-21"/>
     <w:p>
       <w:pPr>
         <w:pStyle w:val="Heading3"/>
@@ -20845,7 +21197,7 @@
         <w:pStyle w:val="Compact"/>
         <w:numPr>
           <w:ilvl w:val="0"/>
-          <w:numId w:val="1103"/>
+          <w:numId w:val="1105"/>
         </w:numPr>
       </w:pPr>
       <w:r>
@@ -20902,15 +21254,15 @@
         <w:pStyle w:val="Compact"/>
         <w:numPr>
           <w:ilvl w:val="0"/>
-          <w:numId w:val="1103"/>
+          <w:numId w:val="1105"/>
         </w:numPr>
       </w:pPr>
       <w:r>
         <w:t xml:space="preserve">Deployed to both local host and nezha.local</w:t>
       </w:r>
     </w:p>
-    <w:bookmarkEnd w:id="143"/>
-    <w:bookmarkStart w:id="144" w:name="tests-5"/>
+    <w:bookmarkEnd w:id="146"/>
+    <w:bookmarkStart w:id="147" w:name="tests-5"/>
     <w:p>
       <w:pPr>
         <w:pStyle w:val="Heading3"/>
@@ -20924,7 +21276,7 @@
         <w:pStyle w:val="Compact"/>
         <w:numPr>
           <w:ilvl w:val="0"/>
-          <w:numId w:val="1104"/>
+          <w:numId w:val="1106"/>
         </w:numPr>
       </w:pPr>
       <w:r>
@@ -20936,16 +21288,16 @@
         <w:pStyle w:val="Compact"/>
         <w:numPr>
           <w:ilvl w:val="0"/>
-          <w:numId w:val="1104"/>
+          <w:numId w:val="1106"/>
         </w:numPr>
       </w:pPr>
       <w:r>
         <w:t xml:space="preserve">nezha.local: 7/8 (pandoc missing — pre-existing)</w:t>
       </w:r>
     </w:p>
-    <w:bookmarkEnd w:id="144"/>
-    <w:bookmarkEnd w:id="145"/>
-    <w:bookmarkStart w:id="149" w:name="v168--2026-06-21--poe-proxy-gzip-fix"/>
+    <w:bookmarkEnd w:id="147"/>
+    <w:bookmarkEnd w:id="148"/>
+    <w:bookmarkStart w:id="152" w:name="v168--2026-06-21--poe-proxy-gzip-fix"/>
     <w:p>
       <w:pPr>
         <w:pStyle w:val="Heading2"/>
@@ -20954,7 +21306,7 @@
         <w:t xml:space="preserve">v1.6.8 — 2026-06-21 — Poe proxy gzip fix</w:t>
       </w:r>
     </w:p>
-    <w:bookmarkStart w:id="146" w:name="fixed-21"/>
+    <w:bookmarkStart w:id="149" w:name="fixed-21"/>
     <w:p>
       <w:pPr>
         <w:pStyle w:val="Heading3"/>
@@ -20968,7 +21320,7 @@
         <w:pStyle w:val="Compact"/>
         <w:numPr>
           <w:ilvl w:val="0"/>
-          <w:numId w:val="1105"/>
+          <w:numId w:val="1107"/>
         </w:numPr>
       </w:pPr>
       <w:r>
@@ -20997,8 +21349,8 @@
         <w:t xml:space="preserve">UnicodeDecodeError. Added gzip decompression for both success and error responses.</w:t>
       </w:r>
     </w:p>
-    <w:bookmarkEnd w:id="146"/>
-    <w:bookmarkStart w:id="147" w:name="verified-21"/>
+    <w:bookmarkEnd w:id="149"/>
+    <w:bookmarkStart w:id="150" w:name="verified-22"/>
     <w:p>
       <w:pPr>
         <w:pStyle w:val="Heading3"/>
@@ -21012,7 +21364,7 @@
         <w:pStyle w:val="Compact"/>
         <w:numPr>
           <w:ilvl w:val="0"/>
-          <w:numId w:val="1106"/>
+          <w:numId w:val="1108"/>
         </w:numPr>
       </w:pPr>
       <w:r>
@@ -21033,7 +21385,7 @@
         <w:pStyle w:val="Compact"/>
         <w:numPr>
           <w:ilvl w:val="0"/>
-          <w:numId w:val="1106"/>
+          <w:numId w:val="1108"/>
         </w:numPr>
       </w:pPr>
       <w:r>
@@ -21054,7 +21406,7 @@
         <w:pStyle w:val="Compact"/>
         <w:numPr>
           <w:ilvl w:val="0"/>
-          <w:numId w:val="1106"/>
+          <w:numId w:val="1108"/>
         </w:numPr>
       </w:pPr>
       <w:r>
@@ -21070,8 +21422,8 @@
         <w:t xml:space="preserve">(grok-4): ❌ Different error (Grok-4 schema validation, not tools format)</w:t>
       </w:r>
     </w:p>
-    <w:bookmarkEnd w:id="147"/>
-    <w:bookmarkStart w:id="148" w:name="tests-6"/>
+    <w:bookmarkEnd w:id="150"/>
+    <w:bookmarkStart w:id="151" w:name="tests-6"/>
     <w:p>
       <w:pPr>
         <w:pStyle w:val="Heading3"/>
@@ -21085,7 +21437,7 @@
         <w:pStyle w:val="Compact"/>
         <w:numPr>
           <w:ilvl w:val="0"/>
-          <w:numId w:val="1107"/>
+          <w:numId w:val="1109"/>
         </w:numPr>
       </w:pPr>
       <w:r>
@@ -21097,16 +21449,16 @@
         <w:pStyle w:val="Compact"/>
         <w:numPr>
           <w:ilvl w:val="0"/>
-          <w:numId w:val="1107"/>
+          <w:numId w:val="1109"/>
         </w:numPr>
       </w:pPr>
       <w:r>
         <w:t xml:space="preserve">nezha.local: 8/8 ALL GREEN</w:t>
       </w:r>
     </w:p>
-    <w:bookmarkEnd w:id="148"/>
-    <w:bookmarkEnd w:id="149"/>
-    <w:bookmarkStart w:id="153" w:name="X6b73aa0a1c0550d32fa078e70116793f37aa5fa"/>
+    <w:bookmarkEnd w:id="151"/>
+    <w:bookmarkEnd w:id="152"/>
+    <w:bookmarkStart w:id="156" w:name="X6b73aa0a1c0550d32fa078e70116793f37aa5fa"/>
     <w:p>
       <w:pPr>
         <w:pStyle w:val="Heading2"/>
@@ -21115,7 +21467,7 @@
         <w:t xml:space="preserve">v1.6.9 — 2026-06-21 — Poe proxy $ref fix for Grok-4</w:t>
       </w:r>
     </w:p>
-    <w:bookmarkStart w:id="150" w:name="fixed-22"/>
+    <w:bookmarkStart w:id="153" w:name="fixed-22"/>
     <w:p>
       <w:pPr>
         <w:pStyle w:val="Heading3"/>
@@ -21129,7 +21481,7 @@
         <w:pStyle w:val="Compact"/>
         <w:numPr>
           <w:ilvl w:val="0"/>
-          <w:numId w:val="1108"/>
+          <w:numId w:val="1110"/>
         </w:numPr>
       </w:pPr>
       <w:r>
@@ -21254,8 +21606,8 @@
         <w:t xml:space="preserve">.</w:t>
       </w:r>
     </w:p>
-    <w:bookmarkEnd w:id="150"/>
-    <w:bookmarkStart w:id="151" w:name="verified-22"/>
+    <w:bookmarkEnd w:id="153"/>
+    <w:bookmarkStart w:id="154" w:name="verified-23"/>
     <w:p>
       <w:pPr>
         <w:pStyle w:val="Heading3"/>
@@ -21269,7 +21621,7 @@
         <w:pStyle w:val="Compact"/>
         <w:numPr>
           <w:ilvl w:val="0"/>
-          <w:numId w:val="1109"/>
+          <w:numId w:val="1111"/>
         </w:numPr>
       </w:pPr>
       <w:r>
@@ -21290,7 +21642,7 @@
         <w:pStyle w:val="Compact"/>
         <w:numPr>
           <w:ilvl w:val="0"/>
-          <w:numId w:val="1109"/>
+          <w:numId w:val="1111"/>
         </w:numPr>
       </w:pPr>
       <w:r>
@@ -21311,7 +21663,7 @@
         <w:pStyle w:val="Compact"/>
         <w:numPr>
           <w:ilvl w:val="0"/>
-          <w:numId w:val="1109"/>
+          <w:numId w:val="1111"/>
         </w:numPr>
       </w:pPr>
       <w:r>
@@ -21327,8 +21679,8 @@
         <w:t xml:space="preserve">(grok-4): ✅ YES (was failing, now works)</w:t>
       </w:r>
     </w:p>
-    <w:bookmarkEnd w:id="151"/>
-    <w:bookmarkStart w:id="152" w:name="tests-7"/>
+    <w:bookmarkEnd w:id="154"/>
+    <w:bookmarkStart w:id="155" w:name="tests-7"/>
     <w:p>
       <w:pPr>
         <w:pStyle w:val="Heading3"/>
@@ -21342,7 +21694,7 @@
         <w:pStyle w:val="Compact"/>
         <w:numPr>
           <w:ilvl w:val="0"/>
-          <w:numId w:val="1110"/>
+          <w:numId w:val="1112"/>
         </w:numPr>
       </w:pPr>
       <w:r>
@@ -21354,16 +21706,16 @@
         <w:pStyle w:val="Compact"/>
         <w:numPr>
           <w:ilvl w:val="0"/>
-          <w:numId w:val="1110"/>
+          <w:numId w:val="1112"/>
         </w:numPr>
       </w:pPr>
       <w:r>
         <w:t xml:space="preserve">nezha.local: 8/8 ALL GREEN</w:t>
       </w:r>
     </w:p>
-    <w:bookmarkEnd w:id="152"/>
-    <w:bookmarkEnd w:id="153"/>
-    <w:bookmarkStart w:id="158" w:name="X0532de1f3a983780b1972dbb21522315aea09e8"/>
+    <w:bookmarkEnd w:id="155"/>
+    <w:bookmarkEnd w:id="156"/>
+    <w:bookmarkStart w:id="161" w:name="X0532de1f3a983780b1972dbb21522315aea09e8"/>
     <w:p>
       <w:pPr>
         <w:pStyle w:val="Heading2"/>
@@ -21372,7 +21724,7 @@
         <w:t xml:space="preserve">v1.7.0 — 2026-06-22 — Poe proxy complete fix (all aliases verified)</w:t>
       </w:r>
     </w:p>
-    <w:bookmarkStart w:id="154" w:name="fixed-23"/>
+    <w:bookmarkStart w:id="157" w:name="fixed-23"/>
     <w:p>
       <w:pPr>
         <w:pStyle w:val="Heading3"/>
@@ -21386,7 +21738,7 @@
         <w:pStyle w:val="Compact"/>
         <w:numPr>
           <w:ilvl w:val="0"/>
-          <w:numId w:val="1111"/>
+          <w:numId w:val="1113"/>
         </w:numPr>
       </w:pPr>
       <w:r>
@@ -21435,7 +21787,7 @@
         <w:pStyle w:val="Compact"/>
         <w:numPr>
           <w:ilvl w:val="0"/>
-          <w:numId w:val="1111"/>
+          <w:numId w:val="1113"/>
         </w:numPr>
       </w:pPr>
       <w:r>
@@ -21452,8 +21804,8 @@
         <w:t xml:space="preserve">now copies proxy scripts during installation (already in place)</w:t>
       </w:r>
     </w:p>
-    <w:bookmarkEnd w:id="154"/>
-    <w:bookmarkStart w:id="155" w:name="X3ca39d2af9b1c1fc71857ee8467886b3e8dc7f9"/>
+    <w:bookmarkEnd w:id="157"/>
+    <w:bookmarkStart w:id="158" w:name="X3ca39d2af9b1c1fc71857ee8467886b3e8dc7f9"/>
     <w:p>
       <w:pPr>
         <w:pStyle w:val="Heading3"/>
@@ -21467,7 +21819,7 @@
         <w:pStyle w:val="Compact"/>
         <w:numPr>
           <w:ilvl w:val="0"/>
-          <w:numId w:val="1112"/>
+          <w:numId w:val="1114"/>
         </w:numPr>
       </w:pPr>
       <w:r>
@@ -21488,7 +21840,7 @@
         <w:pStyle w:val="Compact"/>
         <w:numPr>
           <w:ilvl w:val="0"/>
-          <w:numId w:val="1112"/>
+          <w:numId w:val="1114"/>
         </w:numPr>
       </w:pPr>
       <w:r>
@@ -21509,7 +21861,7 @@
         <w:pStyle w:val="Compact"/>
         <w:numPr>
           <w:ilvl w:val="0"/>
-          <w:numId w:val="1112"/>
+          <w:numId w:val="1114"/>
         </w:numPr>
       </w:pPr>
       <w:r>
@@ -21525,8 +21877,8 @@
         <w:t xml:space="preserve">(grok-4): ✅ YES</w:t>
       </w:r>
     </w:p>
-    <w:bookmarkEnd w:id="155"/>
-    <w:bookmarkStart w:id="156" w:name="root-cause-analysis-1"/>
+    <w:bookmarkEnd w:id="158"/>
+    <w:bookmarkStart w:id="159" w:name="root-cause-analysis-1"/>
     <w:p>
       <w:pPr>
         <w:pStyle w:val="Heading3"/>
@@ -21548,7 +21900,7 @@
         <w:pStyle w:val="Compact"/>
         <w:numPr>
           <w:ilvl w:val="0"/>
-          <w:numId w:val="1113"/>
+          <w:numId w:val="1115"/>
         </w:numPr>
       </w:pPr>
       <w:r>
@@ -21570,7 +21922,7 @@
         <w:pStyle w:val="Compact"/>
         <w:numPr>
           <w:ilvl w:val="0"/>
-          <w:numId w:val="1113"/>
+          <w:numId w:val="1115"/>
         </w:numPr>
       </w:pPr>
       <w:r>
@@ -21592,7 +21944,7 @@
         <w:pStyle w:val="Compact"/>
         <w:numPr>
           <w:ilvl w:val="0"/>
-          <w:numId w:val="1113"/>
+          <w:numId w:val="1115"/>
         </w:numPr>
       </w:pPr>
       <w:r>
@@ -21617,8 +21969,8 @@
         <w:t xml:space="preserve">All three fixed and verified.</w:t>
       </w:r>
     </w:p>
-    <w:bookmarkEnd w:id="156"/>
-    <w:bookmarkStart w:id="157" w:name="tests-8"/>
+    <w:bookmarkEnd w:id="159"/>
+    <w:bookmarkStart w:id="160" w:name="tests-8"/>
     <w:p>
       <w:pPr>
         <w:pStyle w:val="Heading3"/>
@@ -21632,7 +21984,7 @@
         <w:pStyle w:val="Compact"/>
         <w:numPr>
           <w:ilvl w:val="0"/>
-          <w:numId w:val="1114"/>
+          <w:numId w:val="1116"/>
         </w:numPr>
       </w:pPr>
       <w:r>
@@ -21644,16 +21996,16 @@
         <w:pStyle w:val="Compact"/>
         <w:numPr>
           <w:ilvl w:val="0"/>
-          <w:numId w:val="1114"/>
+          <w:numId w:val="1116"/>
         </w:numPr>
       </w:pPr>
       <w:r>
         <w:t xml:space="preserve">nezha.local: 8/8 ALL GREEN</w:t>
       </w:r>
     </w:p>
-    <w:bookmarkEnd w:id="157"/>
-    <w:bookmarkEnd w:id="158"/>
-    <w:bookmarkStart w:id="162" w:name="X6c14826a40db1917917c574b9e01f7f6d201b77"/>
+    <w:bookmarkEnd w:id="160"/>
+    <w:bookmarkEnd w:id="161"/>
+    <w:bookmarkStart w:id="165" w:name="X6c14826a40db1917917c574b9e01f7f6d201b77"/>
     <w:p>
       <w:pPr>
         <w:pStyle w:val="Heading2"/>
@@ -21662,7 +22014,7 @@
         <w:t xml:space="preserve">v1.7.1 — 2026-06-22 — Full validation + release</w:t>
       </w:r>
     </w:p>
-    <w:bookmarkStart w:id="159" w:name="fixed-24"/>
+    <w:bookmarkStart w:id="162" w:name="fixed-24"/>
     <w:p>
       <w:pPr>
         <w:pStyle w:val="Heading3"/>
@@ -21676,7 +22028,7 @@
         <w:pStyle w:val="Compact"/>
         <w:numPr>
           <w:ilvl w:val="0"/>
-          <w:numId w:val="1115"/>
+          <w:numId w:val="1117"/>
         </w:numPr>
       </w:pPr>
       <w:r>
@@ -21728,7 +22080,7 @@
         <w:pStyle w:val="Compact"/>
         <w:numPr>
           <w:ilvl w:val="0"/>
-          <w:numId w:val="1115"/>
+          <w:numId w:val="1117"/>
         </w:numPr>
       </w:pPr>
       <w:r>
@@ -21780,7 +22132,7 @@
         <w:pStyle w:val="Compact"/>
         <w:numPr>
           <w:ilvl w:val="0"/>
-          <w:numId w:val="1115"/>
+          <w:numId w:val="1117"/>
         </w:numPr>
       </w:pPr>
       <w:r>
@@ -21812,8 +22164,8 @@
         <w:t xml:space="preserve">subshell with safe indirect expansion</w:t>
       </w:r>
     </w:p>
-    <w:bookmarkEnd w:id="159"/>
-    <w:bookmarkStart w:id="160" w:name="tests-9"/>
+    <w:bookmarkEnd w:id="162"/>
+    <w:bookmarkStart w:id="163" w:name="tests-9"/>
     <w:p>
       <w:pPr>
         <w:pStyle w:val="Heading3"/>
@@ -21827,7 +22179,7 @@
         <w:pStyle w:val="Compact"/>
         <w:numPr>
           <w:ilvl w:val="0"/>
-          <w:numId w:val="1116"/>
+          <w:numId w:val="1118"/>
         </w:numPr>
       </w:pPr>
       <w:r>
@@ -21855,15 +22207,15 @@
         <w:pStyle w:val="Compact"/>
         <w:numPr>
           <w:ilvl w:val="0"/>
-          <w:numId w:val="1116"/>
+          <w:numId w:val="1118"/>
         </w:numPr>
       </w:pPr>
       <w:r>
         <w:t xml:space="preserve">nezha.local: 8/9 (export fails — pandoc missing)</w:t>
       </w:r>
     </w:p>
-    <w:bookmarkEnd w:id="160"/>
-    <w:bookmarkStart w:id="161" w:name="release"/>
+    <w:bookmarkEnd w:id="163"/>
+    <w:bookmarkStart w:id="164" w:name="release"/>
     <w:p>
       <w:pPr>
         <w:pStyle w:val="Heading3"/>
@@ -21877,154 +22229,154 @@
         <w:pStyle w:val="Compact"/>
         <w:numPr>
           <w:ilvl w:val="0"/>
-          <w:numId w:val="1117"/>
+          <w:numId w:val="1119"/>
         </w:numPr>
       </w:pPr>
       <w:r>
         <w:t xml:space="preserve">v1.7.1 — pushed to github, gitlab, gitflic, gitverse</w:t>
-      </w:r>
-    </w:p>
-    <w:bookmarkEnd w:id="161"/>
-    <w:bookmarkEnd w:id="162"/>
-    <w:bookmarkStart w:id="165" w:name="Xd6116881a80b8b1f65daf8a421c09304e0b327e"/>
-    <w:p>
-      <w:pPr>
-        <w:pStyle w:val="Heading2"/>
-      </w:pPr>
-      <w:r>
-        <w:t xml:space="preserve">v1.7.2 — 2026-06-22 — Claude alias verification, full release</w:t>
-      </w:r>
-    </w:p>
-    <w:bookmarkStart w:id="163" w:name="added-18"/>
-    <w:p>
-      <w:pPr>
-        <w:pStyle w:val="Heading3"/>
-      </w:pPr>
-      <w:r>
-        <w:t xml:space="preserve">Added</w:t>
-      </w:r>
-    </w:p>
-    <w:p>
-      <w:pPr>
-        <w:pStyle w:val="Compact"/>
-        <w:numPr>
-          <w:ilvl w:val="0"/>
-          <w:numId w:val="1118"/>
-        </w:numPr>
-      </w:pPr>
-      <w:r>
-        <w:rPr>
-          <w:b/>
-          <w:bCs/>
-        </w:rPr>
-        <w:t xml:space="preserve">Claude alias verification</w:t>
-      </w:r>
-      <w:r>
-        <w:t xml:space="preserve"> </w:t>
-      </w:r>
-      <w:r>
-        <w:t xml:space="preserve">in verify_aliases_live.sh — tests claude1/2/3</w:t>
-      </w:r>
-      <w:r>
-        <w:t xml:space="preserve"> </w:t>
-      </w:r>
-      <w:r>
-        <w:t xml:space="preserve">alongside provider aliases</w:t>
-      </w:r>
-    </w:p>
-    <w:p>
-      <w:pPr>
-        <w:pStyle w:val="Compact"/>
-        <w:numPr>
-          <w:ilvl w:val="0"/>
-          <w:numId w:val="1118"/>
-        </w:numPr>
-      </w:pPr>
-      <w:r>
-        <w:rPr>
-          <w:b/>
-          <w:bCs/>
-        </w:rPr>
-        <w:t xml:space="preserve">TOON tested</w:t>
-      </w:r>
-      <w:r>
-        <w:t xml:space="preserve"> </w:t>
-      </w:r>
-      <w:r>
-        <w:t xml:space="preserve">on all aliases — verified working</w:t>
-      </w:r>
-    </w:p>
-    <w:bookmarkEnd w:id="163"/>
-    <w:bookmarkStart w:id="164" w:name="tests-10"/>
-    <w:p>
-      <w:pPr>
-        <w:pStyle w:val="Heading3"/>
-      </w:pPr>
-      <w:r>
-        <w:t xml:space="preserve">Tests</w:t>
-      </w:r>
-    </w:p>
-    <w:p>
-      <w:pPr>
-        <w:pStyle w:val="Compact"/>
-        <w:numPr>
-          <w:ilvl w:val="0"/>
-          <w:numId w:val="1119"/>
-        </w:numPr>
-      </w:pPr>
-      <w:r>
-        <w:t xml:space="preserve">Local:</w:t>
-      </w:r>
-      <w:r>
-        <w:t xml:space="preserve"> </w:t>
-      </w:r>
-      <w:r>
-        <w:rPr>
-          <w:b/>
-          <w:bCs/>
-        </w:rPr>
-        <w:t xml:space="preserve">9/9 ALL GREEN</w:t>
-      </w:r>
-    </w:p>
-    <w:p>
-      <w:pPr>
-        <w:pStyle w:val="Compact"/>
-        <w:numPr>
-          <w:ilvl w:val="0"/>
-          <w:numId w:val="1119"/>
-        </w:numPr>
-      </w:pPr>
-      <w:r>
-        <w:t xml:space="preserve">nezha.local: 8/9 (pandoc missing)</w:t>
-      </w:r>
-    </w:p>
-    <w:p>
-      <w:pPr>
-        <w:pStyle w:val="Compact"/>
-        <w:numPr>
-          <w:ilvl w:val="0"/>
-          <w:numId w:val="1119"/>
-        </w:numPr>
-      </w:pPr>
-      <w:r>
-        <w:t xml:space="preserve">All claude1/2/3: ✅ OK</w:t>
-      </w:r>
-    </w:p>
-    <w:p>
-      <w:pPr>
-        <w:pStyle w:val="Compact"/>
-        <w:numPr>
-          <w:ilvl w:val="0"/>
-          <w:numId w:val="1119"/>
-        </w:numPr>
-      </w:pPr>
-      <w:r>
-        <w:t xml:space="preserve">All provider aliases: verified</w:t>
       </w:r>
     </w:p>
     <w:bookmarkEnd w:id="164"/>
     <w:bookmarkEnd w:id="165"/>
+    <w:bookmarkStart w:id="168" w:name="Xd6116881a80b8b1f65daf8a421c09304e0b327e"/>
+    <w:p>
+      <w:pPr>
+        <w:pStyle w:val="Heading2"/>
+      </w:pPr>
+      <w:r>
+        <w:t xml:space="preserve">v1.7.2 — 2026-06-22 — Claude alias verification, full release</w:t>
+      </w:r>
+    </w:p>
+    <w:bookmarkStart w:id="166" w:name="added-19"/>
+    <w:p>
+      <w:pPr>
+        <w:pStyle w:val="Heading3"/>
+      </w:pPr>
+      <w:r>
+        <w:t xml:space="preserve">Added</w:t>
+      </w:r>
+    </w:p>
+    <w:p>
+      <w:pPr>
+        <w:pStyle w:val="Compact"/>
+        <w:numPr>
+          <w:ilvl w:val="0"/>
+          <w:numId w:val="1120"/>
+        </w:numPr>
+      </w:pPr>
+      <w:r>
+        <w:rPr>
+          <w:b/>
+          <w:bCs/>
+        </w:rPr>
+        <w:t xml:space="preserve">Claude alias verification</w:t>
+      </w:r>
+      <w:r>
+        <w:t xml:space="preserve"> </w:t>
+      </w:r>
+      <w:r>
+        <w:t xml:space="preserve">in verify_aliases_live.sh — tests claude1/2/3</w:t>
+      </w:r>
+      <w:r>
+        <w:t xml:space="preserve"> </w:t>
+      </w:r>
+      <w:r>
+        <w:t xml:space="preserve">alongside provider aliases</w:t>
+      </w:r>
+    </w:p>
+    <w:p>
+      <w:pPr>
+        <w:pStyle w:val="Compact"/>
+        <w:numPr>
+          <w:ilvl w:val="0"/>
+          <w:numId w:val="1120"/>
+        </w:numPr>
+      </w:pPr>
+      <w:r>
+        <w:rPr>
+          <w:b/>
+          <w:bCs/>
+        </w:rPr>
+        <w:t xml:space="preserve">TOON tested</w:t>
+      </w:r>
+      <w:r>
+        <w:t xml:space="preserve"> </w:t>
+      </w:r>
+      <w:r>
+        <w:t xml:space="preserve">on all aliases — verified working</w:t>
+      </w:r>
+    </w:p>
     <w:bookmarkEnd w:id="166"/>
+    <w:bookmarkStart w:id="167" w:name="tests-10"/>
+    <w:p>
+      <w:pPr>
+        <w:pStyle w:val="Heading3"/>
+      </w:pPr>
+      <w:r>
+        <w:t xml:space="preserve">Tests</w:t>
+      </w:r>
+    </w:p>
+    <w:p>
+      <w:pPr>
+        <w:pStyle w:val="Compact"/>
+        <w:numPr>
+          <w:ilvl w:val="0"/>
+          <w:numId w:val="1121"/>
+        </w:numPr>
+      </w:pPr>
+      <w:r>
+        <w:t xml:space="preserve">Local:</w:t>
+      </w:r>
+      <w:r>
+        <w:t xml:space="preserve"> </w:t>
+      </w:r>
+      <w:r>
+        <w:rPr>
+          <w:b/>
+          <w:bCs/>
+        </w:rPr>
+        <w:t xml:space="preserve">9/9 ALL GREEN</w:t>
+      </w:r>
+    </w:p>
+    <w:p>
+      <w:pPr>
+        <w:pStyle w:val="Compact"/>
+        <w:numPr>
+          <w:ilvl w:val="0"/>
+          <w:numId w:val="1121"/>
+        </w:numPr>
+      </w:pPr>
+      <w:r>
+        <w:t xml:space="preserve">nezha.local: 8/9 (pandoc missing)</w:t>
+      </w:r>
+    </w:p>
+    <w:p>
+      <w:pPr>
+        <w:pStyle w:val="Compact"/>
+        <w:numPr>
+          <w:ilvl w:val="0"/>
+          <w:numId w:val="1121"/>
+        </w:numPr>
+      </w:pPr>
+      <w:r>
+        <w:t xml:space="preserve">All claude1/2/3: ✅ OK</w:t>
+      </w:r>
+    </w:p>
+    <w:p>
+      <w:pPr>
+        <w:pStyle w:val="Compact"/>
+        <w:numPr>
+          <w:ilvl w:val="0"/>
+          <w:numId w:val="1121"/>
+        </w:numPr>
+      </w:pPr>
+      <w:r>
+        <w:t xml:space="preserve">All provider aliases: verified</w:t>
+      </w:r>
+    </w:p>
+    <w:bookmarkEnd w:id="167"/>
+    <w:bookmarkEnd w:id="168"/>
+    <w:bookmarkEnd w:id="169"/>
     <w:sectPr>
       <w:footnotePr>
         <w:numRestart w:val="eachSect"/>
@@ -22477,6 +22829,12 @@
     <w:abstractNumId w:val="991"/>
   </w:num>
   <w:num w:numId="1051">
+    <w:abstractNumId w:val="991"/>
+  </w:num>
+  <w:num w:numId="1052">
+    <w:abstractNumId w:val="991"/>
+  </w:num>
+  <w:num w:numId="1053">
     <w:abstractNumId w:val="99411"/>
     <w:lvlOverride w:ilvl="0">
       <w:startOverride w:val="1"/>
@@ -22505,12 +22863,6 @@
     <w:lvlOverride w:ilvl="8">
       <w:startOverride w:val="1"/>
     </w:lvlOverride>
-  </w:num>
-  <w:num w:numId="1052">
-    <w:abstractNumId w:val="991"/>
-  </w:num>
-  <w:num w:numId="1053">
-    <w:abstractNumId w:val="991"/>
   </w:num>
   <w:num w:numId="1054">
     <w:abstractNumId w:val="991"/>
@@ -22597,6 +22949,12 @@
     <w:abstractNumId w:val="991"/>
   </w:num>
   <w:num w:numId="1082">
+    <w:abstractNumId w:val="991"/>
+  </w:num>
+  <w:num w:numId="1083">
+    <w:abstractNumId w:val="991"/>
+  </w:num>
+  <w:num w:numId="1084">
     <w:abstractNumId w:val="99411"/>
     <w:lvlOverride w:ilvl="0">
       <w:startOverride w:val="1"/>
@@ -22625,12 +22983,6 @@
     <w:lvlOverride w:ilvl="8">
       <w:startOverride w:val="1"/>
     </w:lvlOverride>
-  </w:num>
-  <w:num w:numId="1083">
-    <w:abstractNumId w:val="991"/>
-  </w:num>
-  <w:num w:numId="1084">
-    <w:abstractNumId w:val="991"/>
   </w:num>
   <w:num w:numId="1085">
     <w:abstractNumId w:val="991"/>
@@ -22717,6 +23069,12 @@
     <w:abstractNumId w:val="991"/>
   </w:num>
   <w:num w:numId="1113">
+    <w:abstractNumId w:val="991"/>
+  </w:num>
+  <w:num w:numId="1114">
+    <w:abstractNumId w:val="991"/>
+  </w:num>
+  <w:num w:numId="1115">
     <w:abstractNumId w:val="99411"/>
     <w:lvlOverride w:ilvl="0">
       <w:startOverride w:val="1"/>
@@ -22746,12 +23104,6 @@
       <w:startOverride w:val="1"/>
     </w:lvlOverride>
   </w:num>
-  <w:num w:numId="1114">
-    <w:abstractNumId w:val="991"/>
-  </w:num>
-  <w:num w:numId="1115">
-    <w:abstractNumId w:val="991"/>
-  </w:num>
   <w:num w:numId="1116">
     <w:abstractNumId w:val="991"/>
   </w:num>
@@ -22762,6 +23114,12 @@
     <w:abstractNumId w:val="991"/>
   </w:num>
   <w:num w:numId="1119">
+    <w:abstractNumId w:val="991"/>
+  </w:num>
+  <w:num w:numId="1120">
+    <w:abstractNumId w:val="991"/>
+  </w:num>
+  <w:num w:numId="1121">
     <w:abstractNumId w:val="991"/>
   </w:num>
 </w:numbering>

--- a/CHANGELOG.docx
+++ b/CHANGELOG.docx
@@ -28,7 +28,7 @@
         </w:p>
       </w:sdtContent>
     </w:sdt>
-    <w:bookmarkStart w:id="178" w:name="changelog"/>
+    <w:bookmarkStart w:id="181" w:name="changelog"/>
     <w:p>
       <w:pPr>
         <w:pStyle w:val="Heading1"/>
@@ -45,16 +45,189 @@
         <w:t xml:space="preserve">All notable changes to the Claude multi-account toolkit.</w:t>
       </w:r>
     </w:p>
-    <w:bookmarkStart w:id="13" w:name="X4086847bfd3fb1ae3c34ff974e0201d4c93b982"/>
+    <w:bookmarkStart w:id="11" w:name="X98061fef218a8771a4e5c9ac707394e6127974d"/>
     <w:p>
       <w:pPr>
         <w:pStyle w:val="Heading2"/>
       </w:pPr>
       <w:r>
+        <w:t xml:space="preserve">v1.10.6 — 2026-06-29 — Committed credential-leak regression test</w:t>
+      </w:r>
+    </w:p>
+    <w:bookmarkStart w:id="9" w:name="added-tests"/>
+    <w:p>
+      <w:pPr>
+        <w:pStyle w:val="Heading3"/>
+      </w:pPr>
+      <w:r>
+        <w:t xml:space="preserve">Added (tests)</w:t>
+      </w:r>
+    </w:p>
+    <w:p>
+      <w:pPr>
+        <w:pStyle w:val="Compact"/>
+        <w:numPr>
+          <w:ilvl w:val="0"/>
+          <w:numId w:val="1001"/>
+        </w:numPr>
+      </w:pPr>
+      <w:r>
+        <w:rPr>
+          <w:b/>
+          <w:bCs/>
+        </w:rPr>
+        <w:t xml:space="preserve">test_lib.sh</w:t>
+      </w:r>
+      <w:r>
+        <w:t xml:space="preserve"> </w:t>
+      </w:r>
+      <w:r>
+        <w:t xml:space="preserve">— a committed security regression for</w:t>
+      </w:r>
+      <w:r>
+        <w:t xml:space="preserve"> </w:t>
+      </w:r>
+      <w:r>
+        <w:rPr>
+          <w:rStyle w:val="VerbatimChar"/>
+        </w:rPr>
+        <w:t xml:space="preserve">cma_merge_claude_json</w:t>
+      </w:r>
+      <w:r>
+        <w:t xml:space="preserve">:</w:t>
+      </w:r>
+      <w:r>
+        <w:t xml:space="preserve"> </w:t>
+      </w:r>
+      <w:r>
+        <w:t xml:space="preserve">two accounts with distinct</w:t>
+      </w:r>
+      <w:r>
+        <w:t xml:space="preserve"> </w:t>
+      </w:r>
+      <w:r>
+        <w:rPr>
+          <w:rStyle w:val="VerbatimChar"/>
+        </w:rPr>
+        <w:t xml:space="preserve">userID</w:t>
+      </w:r>
+      <w:r>
+        <w:t xml:space="preserve">/</w:t>
+      </w:r>
+      <w:r>
+        <w:rPr>
+          <w:rStyle w:val="VerbatimChar"/>
+        </w:rPr>
+        <w:t xml:space="preserve">oauthAccount</w:t>
+      </w:r>
+      <w:r>
+        <w:t xml:space="preserve"> </w:t>
+      </w:r>
+      <w:r>
+        <w:t xml:space="preserve">and disjoint</w:t>
+      </w:r>
+      <w:r>
+        <w:t xml:space="preserve"> </w:t>
+      </w:r>
+      <w:r>
+        <w:rPr>
+          <w:rStyle w:val="VerbatimChar"/>
+        </w:rPr>
+        <w:t xml:space="preserve">projects</w:t>
+      </w:r>
+      <w:r>
+        <w:t xml:space="preserve"> </w:t>
+      </w:r>
+      <w:r>
+        <w:t xml:space="preserve">are</w:t>
+      </w:r>
+      <w:r>
+        <w:t xml:space="preserve"> </w:t>
+      </w:r>
+      <w:r>
+        <w:t xml:space="preserve">merged; asserts each account keeps its OWN private auth keys (no cross-account</w:t>
+      </w:r>
+      <w:r>
+        <w:t xml:space="preserve"> </w:t>
+      </w:r>
+      <w:r>
+        <w:t xml:space="preserve">leak in either direction) and the</w:t>
+      </w:r>
+      <w:r>
+        <w:t xml:space="preserve"> </w:t>
+      </w:r>
+      <w:r>
+        <w:rPr>
+          <w:rStyle w:val="VerbatimChar"/>
+        </w:rPr>
+        <w:t xml:space="preserve">projects</w:t>
+      </w:r>
+      <w:r>
+        <w:t xml:space="preserve"> </w:t>
+      </w:r>
+      <w:r>
+        <w:t xml:space="preserve">subtree is unioned both ways. The</w:t>
+      </w:r>
+      <w:r>
+        <w:t xml:space="preserve"> </w:t>
+      </w:r>
+      <w:r>
+        <w:t xml:space="preserve">function previously had only indirect coverage (via the full unify workflow);</w:t>
+      </w:r>
+      <w:r>
+        <w:t xml:space="preserve"> </w:t>
+      </w:r>
+      <w:r>
+        <w:t xml:space="preserve">this locks the property an audit verified by hand this session.</w:t>
+      </w:r>
+    </w:p>
+    <w:bookmarkEnd w:id="9"/>
+    <w:bookmarkStart w:id="10" w:name="verified"/>
+    <w:p>
+      <w:pPr>
+        <w:pStyle w:val="Heading3"/>
+      </w:pPr>
+      <w:r>
+        <w:t xml:space="preserve">Verified</w:t>
+      </w:r>
+    </w:p>
+    <w:p>
+      <w:pPr>
+        <w:pStyle w:val="Compact"/>
+        <w:numPr>
+          <w:ilvl w:val="0"/>
+          <w:numId w:val="1002"/>
+        </w:numPr>
+      </w:pPr>
+      <w:r>
+        <w:t xml:space="preserve">Suite</w:t>
+      </w:r>
+      <w:r>
+        <w:t xml:space="preserve"> </w:t>
+      </w:r>
+      <w:r>
+        <w:rPr>
+          <w:b/>
+          <w:bCs/>
+        </w:rPr>
+        <w:t xml:space="preserve">18/18 green</w:t>
+      </w:r>
+      <w:r>
+        <w:t xml:space="preserve">; shellcheck 0.</w:t>
+      </w:r>
+    </w:p>
+    <w:bookmarkEnd w:id="10"/>
+    <w:bookmarkEnd w:id="11"/>
+    <w:bookmarkStart w:id="16" w:name="X4086847bfd3fb1ae3c34ff974e0201d4c93b982"/>
+    <w:p>
+      <w:pPr>
+        <w:pStyle w:val="Heading2"/>
+      </w:pPr>
+      <w:r>
         <w:t xml:space="preserve">v1.10.5 — 2026-06-29 — Provider 'null' field normalization + coverage</w:t>
       </w:r>
     </w:p>
-    <w:bookmarkStart w:id="9" w:name="fixed"/>
+    <w:bookmarkStart w:id="12" w:name="fixed"/>
     <w:p>
       <w:pPr>
         <w:pStyle w:val="Heading3"/>
@@ -68,7 +241,7 @@
         <w:pStyle w:val="Compact"/>
         <w:numPr>
           <w:ilvl w:val="0"/>
-          <w:numId w:val="1001"/>
+          <w:numId w:val="1003"/>
         </w:numPr>
       </w:pPr>
       <w:r>
@@ -417,8 +590,8 @@
         <w:t xml:space="preserve">).</w:t>
       </w:r>
     </w:p>
-    <w:bookmarkEnd w:id="9"/>
-    <w:bookmarkStart w:id="10" w:name="added-tests"/>
+    <w:bookmarkEnd w:id="12"/>
+    <w:bookmarkStart w:id="13" w:name="added-tests-1"/>
     <w:p>
       <w:pPr>
         <w:pStyle w:val="Heading3"/>
@@ -432,7 +605,7 @@
         <w:pStyle w:val="Compact"/>
         <w:numPr>
           <w:ilvl w:val="0"/>
-          <w:numId w:val="1002"/>
+          <w:numId w:val="1004"/>
         </w:numPr>
       </w:pPr>
       <w:r>
@@ -487,7 +660,7 @@
         <w:pStyle w:val="Compact"/>
         <w:numPr>
           <w:ilvl w:val="0"/>
-          <w:numId w:val="1002"/>
+          <w:numId w:val="1004"/>
         </w:numPr>
       </w:pPr>
       <w:r>
@@ -552,8 +725,8 @@
         <w:t xml:space="preserve">) branches.</w:t>
       </w:r>
     </w:p>
-    <w:bookmarkEnd w:id="10"/>
-    <w:bookmarkStart w:id="11" w:name="X3b25de2d5fe7fa032ae22203a45d2278d561587"/>
+    <w:bookmarkEnd w:id="13"/>
+    <w:bookmarkStart w:id="14" w:name="X3b25de2d5fe7fa032ae22203a45d2278d561587"/>
     <w:p>
       <w:pPr>
         <w:pStyle w:val="Heading3"/>
@@ -567,7 +740,7 @@
         <w:pStyle w:val="Compact"/>
         <w:numPr>
           <w:ilvl w:val="0"/>
-          <w:numId w:val="1003"/>
+          <w:numId w:val="1005"/>
         </w:numPr>
       </w:pPr>
       <w:r>
@@ -606,7 +779,7 @@
         <w:pStyle w:val="Compact"/>
         <w:numPr>
           <w:ilvl w:val="0"/>
-          <w:numId w:val="1003"/>
+          <w:numId w:val="1005"/>
         </w:numPr>
       </w:pPr>
       <w:r>
@@ -669,7 +842,7 @@
         <w:pStyle w:val="Compact"/>
         <w:numPr>
           <w:ilvl w:val="0"/>
-          <w:numId w:val="1003"/>
+          <w:numId w:val="1005"/>
         </w:numPr>
       </w:pPr>
       <w:r>
@@ -721,8 +894,8 @@
         <w:t xml:space="preserve">on those lines.</w:t>
       </w:r>
     </w:p>
-    <w:bookmarkEnd w:id="11"/>
-    <w:bookmarkStart w:id="12" w:name="verified"/>
+    <w:bookmarkEnd w:id="14"/>
+    <w:bookmarkStart w:id="15" w:name="verified-1"/>
     <w:p>
       <w:pPr>
         <w:pStyle w:val="Heading3"/>
@@ -736,7 +909,7 @@
         <w:pStyle w:val="Compact"/>
         <w:numPr>
           <w:ilvl w:val="0"/>
-          <w:numId w:val="1004"/>
+          <w:numId w:val="1006"/>
         </w:numPr>
       </w:pPr>
       <w:r>
@@ -756,9 +929,9 @@
         <w:t xml:space="preserve">; shellcheck 0.</w:t>
       </w:r>
     </w:p>
-    <w:bookmarkEnd w:id="12"/>
-    <w:bookmarkEnd w:id="13"/>
-    <w:bookmarkStart w:id="17" w:name="X2503dd75747e53f0f8717d277a34a580524b69b"/>
+    <w:bookmarkEnd w:id="15"/>
+    <w:bookmarkEnd w:id="16"/>
+    <w:bookmarkStart w:id="20" w:name="X2503dd75747e53f0f8717d277a34a580524b69b"/>
     <w:p>
       <w:pPr>
         <w:pStyle w:val="Heading2"/>
@@ -767,7 +940,7 @@
         <w:t xml:space="preserve">v1.10.4 — 2026-06-29 — set -e/pipefail abort fixes + hardened test coverage</w:t>
       </w:r>
     </w:p>
-    <w:bookmarkStart w:id="14" w:name="fixed-1"/>
+    <w:bookmarkStart w:id="17" w:name="fixed-1"/>
     <w:p>
       <w:pPr>
         <w:pStyle w:val="Heading3"/>
@@ -781,7 +954,7 @@
         <w:pStyle w:val="Compact"/>
         <w:numPr>
           <w:ilvl w:val="0"/>
-          <w:numId w:val="1005"/>
+          <w:numId w:val="1007"/>
         </w:numPr>
       </w:pPr>
       <w:r>
@@ -982,7 +1155,7 @@
         <w:pStyle w:val="Compact"/>
         <w:numPr>
           <w:ilvl w:val="0"/>
-          <w:numId w:val="1005"/>
+          <w:numId w:val="1007"/>
         </w:numPr>
       </w:pPr>
       <w:r>
@@ -1087,8 +1260,8 @@
         <w:t xml:space="preserve">. (lib.sh)</w:t>
       </w:r>
     </w:p>
-    <w:bookmarkEnd w:id="14"/>
-    <w:bookmarkStart w:id="15" w:name="changed-tests"/>
+    <w:bookmarkEnd w:id="17"/>
+    <w:bookmarkStart w:id="18" w:name="changed-tests"/>
     <w:p>
       <w:pPr>
         <w:pStyle w:val="Heading3"/>
@@ -1102,7 +1275,7 @@
         <w:pStyle w:val="Compact"/>
         <w:numPr>
           <w:ilvl w:val="0"/>
-          <w:numId w:val="1006"/>
+          <w:numId w:val="1008"/>
         </w:numPr>
       </w:pPr>
       <w:r>
@@ -1205,7 +1378,7 @@
         <w:pStyle w:val="Compact"/>
         <w:numPr>
           <w:ilvl w:val="0"/>
-          <w:numId w:val="1006"/>
+          <w:numId w:val="1008"/>
         </w:numPr>
       </w:pPr>
       <w:r>
@@ -1257,7 +1430,7 @@
         <w:pStyle w:val="Compact"/>
         <w:numPr>
           <w:ilvl w:val="0"/>
-          <w:numId w:val="1006"/>
+          <w:numId w:val="1008"/>
         </w:numPr>
       </w:pPr>
       <w:r>
@@ -1301,8 +1474,8 @@
         <w:t xml:space="preserve">stderr, names the snake_case project, handles an empty label.</w:t>
       </w:r>
     </w:p>
-    <w:bookmarkEnd w:id="15"/>
-    <w:bookmarkStart w:id="16" w:name="verified-1"/>
+    <w:bookmarkEnd w:id="18"/>
+    <w:bookmarkStart w:id="19" w:name="verified-2"/>
     <w:p>
       <w:pPr>
         <w:pStyle w:val="Heading3"/>
@@ -1316,7 +1489,7 @@
         <w:pStyle w:val="Compact"/>
         <w:numPr>
           <w:ilvl w:val="0"/>
-          <w:numId w:val="1007"/>
+          <w:numId w:val="1009"/>
         </w:numPr>
       </w:pPr>
       <w:r>
@@ -1354,9 +1527,9 @@
         <w:t xml:space="preserve">reproduced before fixing.</w:t>
       </w:r>
     </w:p>
-    <w:bookmarkEnd w:id="16"/>
-    <w:bookmarkEnd w:id="17"/>
-    <w:bookmarkStart w:id="20" w:name="X085db1856499b569423e2da43bc60e21055ba78"/>
+    <w:bookmarkEnd w:id="19"/>
+    <w:bookmarkEnd w:id="20"/>
+    <w:bookmarkStart w:id="23" w:name="X085db1856499b569423e2da43bc60e21055ba78"/>
     <w:p>
       <w:pPr>
         <w:pStyle w:val="Heading2"/>
@@ -1365,7 +1538,7 @@
         <w:t xml:space="preserve">v1.10.3 — 2026-06-29 — Execution-level wrapper test coverage</w:t>
       </w:r>
     </w:p>
-    <w:bookmarkStart w:id="18" w:name="added"/>
+    <w:bookmarkStart w:id="21" w:name="added"/>
     <w:p>
       <w:pPr>
         <w:pStyle w:val="Heading3"/>
@@ -1379,7 +1552,7 @@
         <w:pStyle w:val="Compact"/>
         <w:numPr>
           <w:ilvl w:val="0"/>
-          <w:numId w:val="1008"/>
+          <w:numId w:val="1010"/>
         </w:numPr>
       </w:pPr>
       <w:r>
@@ -1671,8 +1844,8 @@
         <w:t xml:space="preserve">on the real wrapper.</w:t>
       </w:r>
     </w:p>
-    <w:bookmarkEnd w:id="18"/>
-    <w:bookmarkStart w:id="19" w:name="verified-2"/>
+    <w:bookmarkEnd w:id="21"/>
+    <w:bookmarkStart w:id="22" w:name="verified-3"/>
     <w:p>
       <w:pPr>
         <w:pStyle w:val="Heading3"/>
@@ -1686,7 +1859,7 @@
         <w:pStyle w:val="Compact"/>
         <w:numPr>
           <w:ilvl w:val="0"/>
-          <w:numId w:val="1009"/>
+          <w:numId w:val="1011"/>
         </w:numPr>
       </w:pPr>
       <w:r>
@@ -1706,9 +1879,9 @@
         <w:t xml:space="preserve">; shellcheck 0.</w:t>
       </w:r>
     </w:p>
-    <w:bookmarkEnd w:id="19"/>
-    <w:bookmarkEnd w:id="20"/>
-    <w:bookmarkStart w:id="24" w:name="X6865033971533ae00d09309426710f2a7b8ec36"/>
+    <w:bookmarkEnd w:id="22"/>
+    <w:bookmarkEnd w:id="23"/>
+    <w:bookmarkStart w:id="27" w:name="X6865033971533ae00d09309426710f2a7b8ec36"/>
     <w:p>
       <w:pPr>
         <w:pStyle w:val="Heading2"/>
@@ -1717,7 +1890,7 @@
         <w:t xml:space="preserve">v1.10.2 — 2026-06-29 — Self-healing rc source lines + strict rc tests</w:t>
       </w:r>
     </w:p>
-    <w:bookmarkStart w:id="21" w:name="fixed-2"/>
+    <w:bookmarkStart w:id="24" w:name="fixed-2"/>
     <w:p>
       <w:pPr>
         <w:pStyle w:val="Heading3"/>
@@ -1731,7 +1904,7 @@
         <w:pStyle w:val="Compact"/>
         <w:numPr>
           <w:ilvl w:val="0"/>
-          <w:numId w:val="1010"/>
+          <w:numId w:val="1012"/>
         </w:numPr>
       </w:pPr>
       <w:r>
@@ -1967,8 +2140,8 @@
         <w:t xml:space="preserve">duplicate source lines.</w:t>
       </w:r>
     </w:p>
-    <w:bookmarkEnd w:id="21"/>
-    <w:bookmarkStart w:id="22" w:name="added-1"/>
+    <w:bookmarkEnd w:id="24"/>
+    <w:bookmarkStart w:id="25" w:name="added-1"/>
     <w:p>
       <w:pPr>
         <w:pStyle w:val="Heading3"/>
@@ -1982,7 +2155,7 @@
         <w:pStyle w:val="Compact"/>
         <w:numPr>
           <w:ilvl w:val="0"/>
-          <w:numId w:val="1011"/>
+          <w:numId w:val="1013"/>
         </w:numPr>
       </w:pPr>
       <w:r>
@@ -2071,181 +2244,6 @@
         <w:t xml:space="preserve">dedup. Proven RED on the old behavior, GREEN on the fix.</w:t>
       </w:r>
     </w:p>
-    <w:bookmarkEnd w:id="22"/>
-    <w:bookmarkStart w:id="23" w:name="verified-3"/>
-    <w:p>
-      <w:pPr>
-        <w:pStyle w:val="Heading3"/>
-      </w:pPr>
-      <w:r>
-        <w:t xml:space="preserve">Verified</w:t>
-      </w:r>
-    </w:p>
-    <w:p>
-      <w:pPr>
-        <w:pStyle w:val="Compact"/>
-        <w:numPr>
-          <w:ilvl w:val="0"/>
-          <w:numId w:val="1012"/>
-        </w:numPr>
-      </w:pPr>
-      <w:r>
-        <w:t xml:space="preserve">Suite</w:t>
-      </w:r>
-      <w:r>
-        <w:t xml:space="preserve"> </w:t>
-      </w:r>
-      <w:r>
-        <w:rPr>
-          <w:b/>
-          <w:bCs/>
-        </w:rPr>
-        <w:t xml:space="preserve">17/17 green</w:t>
-      </w:r>
-      <w:r>
-        <w:t xml:space="preserve">; shellcheck 0.</w:t>
-      </w:r>
-    </w:p>
-    <w:bookmarkEnd w:id="23"/>
-    <w:bookmarkEnd w:id="24"/>
-    <w:bookmarkStart w:id="27" w:name="X5f7c001c16e4fce2980f9a7f15c3b5a33e344cc"/>
-    <w:p>
-      <w:pPr>
-        <w:pStyle w:val="Heading2"/>
-      </w:pPr>
-      <w:r>
-        <w:t xml:space="preserve">v1.10.1 — 2026-06-29 — Robust cma_run wrapper assertions</w:t>
-      </w:r>
-    </w:p>
-    <w:bookmarkStart w:id="25" w:name="fixed-3"/>
-    <w:p>
-      <w:pPr>
-        <w:pStyle w:val="Heading3"/>
-      </w:pPr>
-      <w:r>
-        <w:t xml:space="preserve">Fixed</w:t>
-      </w:r>
-    </w:p>
-    <w:p>
-      <w:pPr>
-        <w:pStyle w:val="Compact"/>
-        <w:numPr>
-          <w:ilvl w:val="0"/>
-          <w:numId w:val="1013"/>
-        </w:numPr>
-      </w:pPr>
-      <w:r>
-        <w:rPr>
-          <w:rStyle w:val="VerbatimChar"/>
-          <w:b/>
-          <w:bCs/>
-        </w:rPr>
-        <w:t xml:space="preserve">test_claude.sh</w:t>
-      </w:r>
-      <w:r>
-        <w:rPr>
-          <w:b/>
-          <w:bCs/>
-        </w:rPr>
-        <w:t xml:space="preserve"> </w:t>
-      </w:r>
-      <w:r>
-        <w:rPr>
-          <w:b/>
-          <w:bCs/>
-        </w:rPr>
-        <w:t xml:space="preserve">used a fixed</w:t>
-      </w:r>
-      <w:r>
-        <w:rPr>
-          <w:b/>
-          <w:bCs/>
-        </w:rPr>
-        <w:t xml:space="preserve"> </w:t>
-      </w:r>
-      <w:r>
-        <w:rPr>
-          <w:rStyle w:val="VerbatimChar"/>
-          <w:b/>
-          <w:bCs/>
-        </w:rPr>
-        <w:t xml:space="preserve">grep -A30</w:t>
-      </w:r>
-      <w:r>
-        <w:rPr>
-          <w:b/>
-          <w:bCs/>
-        </w:rPr>
-        <w:t xml:space="preserve"> </w:t>
-      </w:r>
-      <w:r>
-        <w:rPr>
-          <w:b/>
-          <w:bCs/>
-        </w:rPr>
-        <w:t xml:space="preserve">window</w:t>
-      </w:r>
-      <w:r>
-        <w:t xml:space="preserve"> </w:t>
-      </w:r>
-      <w:r>
-        <w:t xml:space="preserve">to scan the</w:t>
-      </w:r>
-      <w:r>
-        <w:t xml:space="preserve"> </w:t>
-      </w:r>
-      <w:r>
-        <w:rPr>
-          <w:rStyle w:val="VerbatimChar"/>
-        </w:rPr>
-        <w:t xml:space="preserve">cma_run</w:t>
-      </w:r>
-      <w:r>
-        <w:t xml:space="preserve"> </w:t>
-      </w:r>
-      <w:r>
-        <w:t xml:space="preserve">body and silently missed the sync-state</w:t>
-      </w:r>
-      <w:r>
-        <w:t xml:space="preserve"> </w:t>
-      </w:r>
-      <w:r>
-        <w:rPr>
-          <w:rStyle w:val="VerbatimChar"/>
-        </w:rPr>
-        <w:t xml:space="preserve">push</w:t>
-      </w:r>
-      <w:r>
-        <w:t xml:space="preserve"> </w:t>
-      </w:r>
-      <w:r>
-        <w:t xml:space="preserve">marker once the body grew with</w:t>
-      </w:r>
-      <w:r>
-        <w:t xml:space="preserve"> </w:t>
-      </w:r>
-      <w:r>
-        <w:t xml:space="preserve">the v1.10.0 apply-color calls (push slipped past line 30) — failing the suite</w:t>
-      </w:r>
-      <w:r>
-        <w:t xml:space="preserve"> </w:t>
-      </w:r>
-      <w:r>
-        <w:t xml:space="preserve">against a v1.10.0-installed alias file even though the wrapper itself was</w:t>
-      </w:r>
-      <w:r>
-        <w:t xml:space="preserve"> </w:t>
-      </w:r>
-      <w:r>
-        <w:t xml:space="preserve">correct. It now extracts the full function body (awk header → closing brace),</w:t>
-      </w:r>
-      <w:r>
-        <w:t xml:space="preserve"> </w:t>
-      </w:r>
-      <w:r>
-        <w:t xml:space="preserve">robust to future growth.</w:t>
-      </w:r>
-    </w:p>
     <w:bookmarkEnd w:id="25"/>
     <w:bookmarkStart w:id="26" w:name="verified-4"/>
     <w:p>
@@ -2275,23 +2273,198 @@
           <w:b/>
           <w:bCs/>
         </w:rPr>
-        <w:t xml:space="preserve">16/16 green</w:t>
-      </w:r>
-      <w:r>
-        <w:t xml:space="preserve"> </w:t>
-      </w:r>
-      <w:r>
-        <w:t xml:space="preserve">against the v1.10.0 wrapper; shellcheck 0.</w:t>
+        <w:t xml:space="preserve">17/17 green</w:t>
+      </w:r>
+      <w:r>
+        <w:t xml:space="preserve">; shellcheck 0.</w:t>
       </w:r>
     </w:p>
     <w:bookmarkEnd w:id="26"/>
     <w:bookmarkEnd w:id="27"/>
-    <w:bookmarkStart w:id="32" w:name="X631032466688a8e021f0d55bc37c84ef04842c4"/>
+    <w:bookmarkStart w:id="30" w:name="X5f7c001c16e4fce2980f9a7f15c3b5a33e344cc"/>
     <w:p>
       <w:pPr>
         <w:pStyle w:val="Heading2"/>
       </w:pPr>
       <w:r>
+        <w:t xml:space="preserve">v1.10.1 — 2026-06-29 — Robust cma_run wrapper assertions</w:t>
+      </w:r>
+    </w:p>
+    <w:bookmarkStart w:id="28" w:name="fixed-3"/>
+    <w:p>
+      <w:pPr>
+        <w:pStyle w:val="Heading3"/>
+      </w:pPr>
+      <w:r>
+        <w:t xml:space="preserve">Fixed</w:t>
+      </w:r>
+    </w:p>
+    <w:p>
+      <w:pPr>
+        <w:pStyle w:val="Compact"/>
+        <w:numPr>
+          <w:ilvl w:val="0"/>
+          <w:numId w:val="1015"/>
+        </w:numPr>
+      </w:pPr>
+      <w:r>
+        <w:rPr>
+          <w:rStyle w:val="VerbatimChar"/>
+          <w:b/>
+          <w:bCs/>
+        </w:rPr>
+        <w:t xml:space="preserve">test_claude.sh</w:t>
+      </w:r>
+      <w:r>
+        <w:rPr>
+          <w:b/>
+          <w:bCs/>
+        </w:rPr>
+        <w:t xml:space="preserve"> </w:t>
+      </w:r>
+      <w:r>
+        <w:rPr>
+          <w:b/>
+          <w:bCs/>
+        </w:rPr>
+        <w:t xml:space="preserve">used a fixed</w:t>
+      </w:r>
+      <w:r>
+        <w:rPr>
+          <w:b/>
+          <w:bCs/>
+        </w:rPr>
+        <w:t xml:space="preserve"> </w:t>
+      </w:r>
+      <w:r>
+        <w:rPr>
+          <w:rStyle w:val="VerbatimChar"/>
+          <w:b/>
+          <w:bCs/>
+        </w:rPr>
+        <w:t xml:space="preserve">grep -A30</w:t>
+      </w:r>
+      <w:r>
+        <w:rPr>
+          <w:b/>
+          <w:bCs/>
+        </w:rPr>
+        <w:t xml:space="preserve"> </w:t>
+      </w:r>
+      <w:r>
+        <w:rPr>
+          <w:b/>
+          <w:bCs/>
+        </w:rPr>
+        <w:t xml:space="preserve">window</w:t>
+      </w:r>
+      <w:r>
+        <w:t xml:space="preserve"> </w:t>
+      </w:r>
+      <w:r>
+        <w:t xml:space="preserve">to scan the</w:t>
+      </w:r>
+      <w:r>
+        <w:t xml:space="preserve"> </w:t>
+      </w:r>
+      <w:r>
+        <w:rPr>
+          <w:rStyle w:val="VerbatimChar"/>
+        </w:rPr>
+        <w:t xml:space="preserve">cma_run</w:t>
+      </w:r>
+      <w:r>
+        <w:t xml:space="preserve"> </w:t>
+      </w:r>
+      <w:r>
+        <w:t xml:space="preserve">body and silently missed the sync-state</w:t>
+      </w:r>
+      <w:r>
+        <w:t xml:space="preserve"> </w:t>
+      </w:r>
+      <w:r>
+        <w:rPr>
+          <w:rStyle w:val="VerbatimChar"/>
+        </w:rPr>
+        <w:t xml:space="preserve">push</w:t>
+      </w:r>
+      <w:r>
+        <w:t xml:space="preserve"> </w:t>
+      </w:r>
+      <w:r>
+        <w:t xml:space="preserve">marker once the body grew with</w:t>
+      </w:r>
+      <w:r>
+        <w:t xml:space="preserve"> </w:t>
+      </w:r>
+      <w:r>
+        <w:t xml:space="preserve">the v1.10.0 apply-color calls (push slipped past line 30) — failing the suite</w:t>
+      </w:r>
+      <w:r>
+        <w:t xml:space="preserve"> </w:t>
+      </w:r>
+      <w:r>
+        <w:t xml:space="preserve">against a v1.10.0-installed alias file even though the wrapper itself was</w:t>
+      </w:r>
+      <w:r>
+        <w:t xml:space="preserve"> </w:t>
+      </w:r>
+      <w:r>
+        <w:t xml:space="preserve">correct. It now extracts the full function body (awk header → closing brace),</w:t>
+      </w:r>
+      <w:r>
+        <w:t xml:space="preserve"> </w:t>
+      </w:r>
+      <w:r>
+        <w:t xml:space="preserve">robust to future growth.</w:t>
+      </w:r>
+    </w:p>
+    <w:bookmarkEnd w:id="28"/>
+    <w:bookmarkStart w:id="29" w:name="verified-5"/>
+    <w:p>
+      <w:pPr>
+        <w:pStyle w:val="Heading3"/>
+      </w:pPr>
+      <w:r>
+        <w:t xml:space="preserve">Verified</w:t>
+      </w:r>
+    </w:p>
+    <w:p>
+      <w:pPr>
+        <w:pStyle w:val="Compact"/>
+        <w:numPr>
+          <w:ilvl w:val="0"/>
+          <w:numId w:val="1016"/>
+        </w:numPr>
+      </w:pPr>
+      <w:r>
+        <w:t xml:space="preserve">Suite</w:t>
+      </w:r>
+      <w:r>
+        <w:t xml:space="preserve"> </w:t>
+      </w:r>
+      <w:r>
+        <w:rPr>
+          <w:b/>
+          <w:bCs/>
+        </w:rPr>
+        <w:t xml:space="preserve">16/16 green</w:t>
+      </w:r>
+      <w:r>
+        <w:t xml:space="preserve"> </w:t>
+      </w:r>
+      <w:r>
+        <w:t xml:space="preserve">against the v1.10.0 wrapper; shellcheck 0.</w:t>
+      </w:r>
+    </w:p>
+    <w:bookmarkEnd w:id="29"/>
+    <w:bookmarkEnd w:id="30"/>
+    <w:bookmarkStart w:id="35" w:name="X631032466688a8e021f0d55bc37c84ef04842c4"/>
+    <w:p>
+      <w:pPr>
+        <w:pStyle w:val="Heading2"/>
+      </w:pPr>
+      <w:r>
         <w:t xml:space="preserve">v1.10.0 — 2026-06-29 — Auto-applied per-alias session color + coverage/wiring</w:t>
       </w:r>
     </w:p>
@@ -2346,7 +2519,7 @@
         <w:t xml:space="preserve">test-coverage gaps.</w:t>
       </w:r>
     </w:p>
-    <w:bookmarkStart w:id="29" w:name="added-2"/>
+    <w:bookmarkStart w:id="32" w:name="added-2"/>
     <w:p>
       <w:pPr>
         <w:pStyle w:val="Heading3"/>
@@ -2360,7 +2533,7 @@
         <w:pStyle w:val="Compact"/>
         <w:numPr>
           <w:ilvl w:val="0"/>
-          <w:numId w:val="1015"/>
+          <w:numId w:val="1017"/>
         </w:numPr>
       </w:pPr>
       <w:r>
@@ -2572,7 +2745,7 @@
       <w:r>
         <w:t xml:space="preserve"> </w:t>
       </w:r>
-      <w:hyperlink r:id="rId28">
+      <w:hyperlink r:id="rId31">
         <w:r>
           <w:rPr>
             <w:rStyle w:val="Hyperlink"/>
@@ -2589,7 +2762,7 @@
         <w:pStyle w:val="Compact"/>
         <w:numPr>
           <w:ilvl w:val="0"/>
-          <w:numId w:val="1015"/>
+          <w:numId w:val="1017"/>
         </w:numPr>
       </w:pPr>
       <w:r>
@@ -2658,7 +2831,7 @@
         <w:pStyle w:val="Compact"/>
         <w:numPr>
           <w:ilvl w:val="1"/>
-          <w:numId w:val="1016"/>
+          <w:numId w:val="1018"/>
         </w:numPr>
       </w:pPr>
       <w:r>
@@ -2773,8 +2946,8 @@
         <w:t xml:space="preserve">.</w:t>
       </w:r>
     </w:p>
-    <w:bookmarkEnd w:id="29"/>
-    <w:bookmarkStart w:id="30" w:name="fixed-4"/>
+    <w:bookmarkEnd w:id="32"/>
+    <w:bookmarkStart w:id="33" w:name="fixed-4"/>
     <w:p>
       <w:pPr>
         <w:pStyle w:val="Heading3"/>
@@ -2788,7 +2961,7 @@
         <w:pStyle w:val="Compact"/>
         <w:numPr>
           <w:ilvl w:val="0"/>
-          <w:numId w:val="1017"/>
+          <w:numId w:val="1019"/>
         </w:numPr>
       </w:pPr>
       <w:r>
@@ -2896,7 +3069,7 @@
         <w:pStyle w:val="Compact"/>
         <w:numPr>
           <w:ilvl w:val="0"/>
-          <w:numId w:val="1017"/>
+          <w:numId w:val="1019"/>
         </w:numPr>
       </w:pPr>
       <w:r>
@@ -2963,8 +3136,8 @@
         <w:t xml:space="preserve">record.</w:t>
       </w:r>
     </w:p>
-    <w:bookmarkEnd w:id="30"/>
-    <w:bookmarkStart w:id="31" w:name="verified-5"/>
+    <w:bookmarkEnd w:id="33"/>
+    <w:bookmarkStart w:id="34" w:name="verified-6"/>
     <w:p>
       <w:pPr>
         <w:pStyle w:val="Heading3"/>
@@ -2978,7 +3151,7 @@
         <w:pStyle w:val="Compact"/>
         <w:numPr>
           <w:ilvl w:val="0"/>
-          <w:numId w:val="1018"/>
+          <w:numId w:val="1020"/>
         </w:numPr>
       </w:pPr>
       <w:r>
@@ -3051,9 +3224,9 @@
         <w:t xml:space="preserve">recolour-on-alias-switch).</w:t>
       </w:r>
     </w:p>
-    <w:bookmarkEnd w:id="31"/>
-    <w:bookmarkEnd w:id="32"/>
-    <w:bookmarkStart w:id="35" w:name="Xcb97734b604fc51f506e91e93ae8ba03cf2846e"/>
+    <w:bookmarkEnd w:id="34"/>
+    <w:bookmarkEnd w:id="35"/>
+    <w:bookmarkStart w:id="38" w:name="Xcb97734b604fc51f506e91e93ae8ba03cf2846e"/>
     <w:p>
       <w:pPr>
         <w:pStyle w:val="Heading2"/>
@@ -3062,7 +3235,7 @@
         <w:t xml:space="preserve">v1.9.2 — 2026-06-29 — Hermetic CLAUDE_BIN resolver test</w:t>
       </w:r>
     </w:p>
-    <w:bookmarkStart w:id="33" w:name="fixed-5"/>
+    <w:bookmarkStart w:id="36" w:name="fixed-5"/>
     <w:p>
       <w:pPr>
         <w:pStyle w:val="Heading3"/>
@@ -3076,7 +3249,7 @@
         <w:pStyle w:val="Compact"/>
         <w:numPr>
           <w:ilvl w:val="0"/>
-          <w:numId w:val="1019"/>
+          <w:numId w:val="1021"/>
         </w:numPr>
       </w:pPr>
       <w:r>
@@ -3196,296 +3369,6 @@
         <w:t xml:space="preserve">discovery) stay covered. Runtime behavior unchanged.</w:t>
       </w:r>
     </w:p>
-    <w:bookmarkEnd w:id="33"/>
-    <w:bookmarkStart w:id="34" w:name="verified-6"/>
-    <w:p>
-      <w:pPr>
-        <w:pStyle w:val="Heading3"/>
-      </w:pPr>
-      <w:r>
-        <w:t xml:space="preserve">Verified</w:t>
-      </w:r>
-    </w:p>
-    <w:p>
-      <w:pPr>
-        <w:pStyle w:val="Compact"/>
-        <w:numPr>
-          <w:ilvl w:val="0"/>
-          <w:numId w:val="1020"/>
-        </w:numPr>
-      </w:pPr>
-      <w:r>
-        <w:t xml:space="preserve">Suite</w:t>
-      </w:r>
-      <w:r>
-        <w:t xml:space="preserve"> </w:t>
-      </w:r>
-      <w:r>
-        <w:rPr>
-          <w:b/>
-          <w:bCs/>
-        </w:rPr>
-        <w:t xml:space="preserve">14/14 green on all five hosts</w:t>
-      </w:r>
-      <w:r>
-        <w:t xml:space="preserve"> </w:t>
-      </w:r>
-      <w:r>
-        <w:t xml:space="preserve">(this host, mistborn, thinker, amber,</w:t>
-      </w:r>
-      <w:r>
-        <w:t xml:space="preserve"> </w:t>
-      </w:r>
-      <w:r>
-        <w:t xml:space="preserve">nezha); shellcheck 0.</w:t>
-      </w:r>
-    </w:p>
-    <w:bookmarkEnd w:id="34"/>
-    <w:bookmarkEnd w:id="35"/>
-    <w:bookmarkStart w:id="38" w:name="Xf1ddbc6895bb6ec41496455d91f8080d353abfa"/>
-    <w:p>
-      <w:pPr>
-        <w:pStyle w:val="Heading2"/>
-      </w:pPr>
-      <w:r>
-        <w:t xml:space="preserve">v1.9.1 — 2026-06-29 — CLAUDE_BIN resolves across per-host install locations</w:t>
-      </w:r>
-    </w:p>
-    <w:p>
-      <w:pPr>
-        <w:pStyle w:val="FirstParagraph"/>
-      </w:pPr>
-      <w:r>
-        <w:t xml:space="preserve">A patch found during the live multi-host rollout of v1.9.0.</w:t>
-      </w:r>
-    </w:p>
-    <w:bookmarkStart w:id="36" w:name="fixed-6"/>
-    <w:p>
-      <w:pPr>
-        <w:pStyle w:val="Heading3"/>
-      </w:pPr>
-      <w:r>
-        <w:t xml:space="preserve">Fixed</w:t>
-      </w:r>
-    </w:p>
-    <w:p>
-      <w:pPr>
-        <w:pStyle w:val="Compact"/>
-        <w:numPr>
-          <w:ilvl w:val="0"/>
-          <w:numId w:val="1021"/>
-        </w:numPr>
-      </w:pPr>
-      <w:r>
-        <w:rPr>
-          <w:b/>
-          <w:bCs/>
-        </w:rPr>
-        <w:t xml:space="preserve">Alias launches failed where claude was installed outside</w:t>
-      </w:r>
-      <w:r>
-        <w:rPr>
-          <w:b/>
-          <w:bCs/>
-        </w:rPr>
-        <w:t xml:space="preserve"> </w:t>
-      </w:r>
-      <w:r>
-        <w:rPr>
-          <w:rStyle w:val="VerbatimChar"/>
-          <w:b/>
-          <w:bCs/>
-        </w:rPr>
-        <w:t xml:space="preserve">~/.local/bin</w:t>
-      </w:r>
-      <w:r>
-        <w:rPr>
-          <w:b/>
-          <w:bCs/>
-        </w:rPr>
-        <w:t xml:space="preserve">.</w:t>
-      </w:r>
-      <w:r>
-        <w:t xml:space="preserve"> </w:t>
-      </w:r>
-      <w:r>
-        <w:rPr>
-          <w:rStyle w:val="VerbatimChar"/>
-        </w:rPr>
-        <w:t xml:space="preserve">npm i -g @anthropic-ai/claude-code</w:t>
-      </w:r>
-      <w:r>
-        <w:t xml:space="preserve"> </w:t>
-      </w:r>
-      <w:r>
-        <w:t xml:space="preserve">lands in different prefixes per host</w:t>
-      </w:r>
-      <w:r>
-        <w:t xml:space="preserve"> </w:t>
-      </w:r>
-      <w:r>
-        <w:t xml:space="preserve">(</w:t>
-      </w:r>
-      <w:r>
-        <w:rPr>
-          <w:rStyle w:val="VerbatimChar"/>
-        </w:rPr>
-        <w:t xml:space="preserve">~/.npm-global/bin</w:t>
-      </w:r>
-      <w:r>
-        <w:t xml:space="preserve">, Homebrew,</w:t>
-      </w:r>
-      <w:r>
-        <w:t xml:space="preserve"> </w:t>
-      </w:r>
-      <w:r>
-        <w:rPr>
-          <w:rStyle w:val="VerbatimChar"/>
-        </w:rPr>
-        <w:t xml:space="preserve">~/.local/bin</w:t>
-      </w:r>
-      <w:r>
-        <w:t xml:space="preserve">); the toolkit's fixed</w:t>
-      </w:r>
-      <w:r>
-        <w:t xml:space="preserve"> </w:t>
-      </w:r>
-      <w:r>
-        <w:rPr>
-          <w:rStyle w:val="VerbatimChar"/>
-        </w:rPr>
-        <w:t xml:space="preserve">CLAUDE_BIN</w:t>
-      </w:r>
-      <w:r>
-        <w:t xml:space="preserve"> </w:t>
-      </w:r>
-      <w:r>
-        <w:t xml:space="preserve">default mis-pointed on those hosts, so every</w:t>
-      </w:r>
-      <w:r>
-        <w:t xml:space="preserve"> </w:t>
-      </w:r>
-      <w:r>
-        <w:rPr>
-          <w:rStyle w:val="VerbatimChar"/>
-        </w:rPr>
-        <w:t xml:space="preserve">claudeN</w:t>
-      </w:r>
-      <w:r>
-        <w:t xml:space="preserve">/provider</w:t>
-      </w:r>
-      <w:r>
-        <w:t xml:space="preserve"> </w:t>
-      </w:r>
-      <w:r>
-        <w:t xml:space="preserve">launch failed "No such file or directory" (amber.local needed a manual symlink</w:t>
-      </w:r>
-      <w:r>
-        <w:t xml:space="preserve"> </w:t>
-      </w:r>
-      <w:r>
-        <w:t xml:space="preserve">to work).</w:t>
-      </w:r>
-      <w:r>
-        <w:t xml:space="preserve"> </w:t>
-      </w:r>
-      <w:r>
-        <w:rPr>
-          <w:rStyle w:val="VerbatimChar"/>
-        </w:rPr>
-        <w:t xml:space="preserve">cma_resolve_claude_bin</w:t>
-      </w:r>
-      <w:r>
-        <w:t xml:space="preserve"> </w:t>
-      </w:r>
-      <w:r>
-        <w:t xml:space="preserve">now prefers an explicit</w:t>
-      </w:r>
-      <w:r>
-        <w:t xml:space="preserve"> </w:t>
-      </w:r>
-      <w:r>
-        <w:rPr>
-          <w:rStyle w:val="VerbatimChar"/>
-        </w:rPr>
-        <w:t xml:space="preserve">CLAUDE_BIN</w:t>
-      </w:r>
-      <w:r>
-        <w:t xml:space="preserve">, then</w:t>
-      </w:r>
-      <w:r>
-        <w:t xml:space="preserve"> </w:t>
-      </w:r>
-      <w:r>
-        <w:rPr>
-          <w:rStyle w:val="VerbatimChar"/>
-        </w:rPr>
-        <w:t xml:space="preserve">$PATH</w:t>
-      </w:r>
-      <w:r>
-        <w:t xml:space="preserve">, then the known locations (</w:t>
-      </w:r>
-      <w:r>
-        <w:rPr>
-          <w:rStyle w:val="VerbatimChar"/>
-        </w:rPr>
-        <w:t xml:space="preserve">~/.local/bin</w:t>
-      </w:r>
-      <w:r>
-        <w:t xml:space="preserve">,</w:t>
-      </w:r>
-      <w:r>
-        <w:t xml:space="preserve"> </w:t>
-      </w:r>
-      <w:r>
-        <w:rPr>
-          <w:rStyle w:val="VerbatimChar"/>
-        </w:rPr>
-        <w:t xml:space="preserve">~/.npm-global/bin</w:t>
-      </w:r>
-      <w:r>
-        <w:t xml:space="preserve">,</w:t>
-      </w:r>
-      <w:r>
-        <w:t xml:space="preserve"> </w:t>
-      </w:r>
-      <w:r>
-        <w:rPr>
-          <w:rStyle w:val="VerbatimChar"/>
-        </w:rPr>
-        <w:t xml:space="preserve">/opt/homebrew/bin</w:t>
-      </w:r>
-      <w:r>
-        <w:t xml:space="preserve">,</w:t>
-      </w:r>
-      <w:r>
-        <w:t xml:space="preserve"> </w:t>
-      </w:r>
-      <w:r>
-        <w:rPr>
-          <w:rStyle w:val="VerbatimChar"/>
-        </w:rPr>
-        <w:t xml:space="preserve">/usr/local/bin</w:t>
-      </w:r>
-      <w:r>
-        <w:t xml:space="preserve">), with a</w:t>
-      </w:r>
-      <w:r>
-        <w:t xml:space="preserve"> </w:t>
-      </w:r>
-      <w:r>
-        <w:rPr>
-          <w:rStyle w:val="VerbatimChar"/>
-        </w:rPr>
-        <w:t xml:space="preserve">~/.local/bin</w:t>
-      </w:r>
-      <w:r>
-        <w:t xml:space="preserve"> </w:t>
-      </w:r>
-      <w:r>
-        <w:t xml:space="preserve">fallback.</w:t>
-      </w:r>
-    </w:p>
     <w:bookmarkEnd w:id="36"/>
     <w:bookmarkStart w:id="37" w:name="verified-7"/>
     <w:p>
@@ -3515,82 +3398,372 @@
           <w:b/>
           <w:bCs/>
         </w:rPr>
-        <w:t xml:space="preserve">14/14 green</w:t>
-      </w:r>
-      <w:r>
-        <w:t xml:space="preserve">;</w:t>
-      </w:r>
-      <w:r>
-        <w:t xml:space="preserve"> </w:t>
-      </w:r>
-      <w:r>
-        <w:rPr>
-          <w:b/>
-          <w:bCs/>
-        </w:rPr>
-        <w:t xml:space="preserve">shellcheck 0</w:t>
-      </w:r>
-      <w:r>
-        <w:t xml:space="preserve">.</w:t>
-      </w:r>
-      <w:r>
-        <w:t xml:space="preserve"> </w:t>
-      </w:r>
-      <w:r>
-        <w:rPr>
-          <w:rStyle w:val="VerbatimChar"/>
-        </w:rPr>
-        <w:t xml:space="preserve">test_coverage.sh</w:t>
-      </w:r>
-      <w:r>
-        <w:t xml:space="preserve"> </w:t>
-      </w:r>
-      <w:r>
-        <w:t xml:space="preserve">B7 covers explicit</w:t>
-      </w:r>
-      <w:r>
-        <w:t xml:space="preserve"> </w:t>
-      </w:r>
-      <w:r>
-        <w:t xml:space="preserve">/ npm-global / fallback resolution. v1.9.0's auto-session naming confirmed</w:t>
-      </w:r>
-      <w:r>
-        <w:t xml:space="preserve"> </w:t>
-      </w:r>
-      <w:r>
-        <w:t xml:space="preserve">installed +</w:t>
-      </w:r>
-      <w:r>
-        <w:t xml:space="preserve"> </w:t>
-      </w:r>
-      <w:r>
-        <w:rPr>
-          <w:b/>
-          <w:bCs/>
-        </w:rPr>
-        <w:t xml:space="preserve">live-validated</w:t>
-      </w:r>
-      <w:r>
-        <w:t xml:space="preserve"> </w:t>
-      </w:r>
-      <w:r>
-        <w:t xml:space="preserve">(create-named + legacy-rename) on all five</w:t>
-      </w:r>
-      <w:r>
-        <w:t xml:space="preserve"> </w:t>
-      </w:r>
-      <w:r>
-        <w:t xml:space="preserve">hosts: this host, mistborn, thinker, amber, nezha.</w:t>
+        <w:t xml:space="preserve">14/14 green on all five hosts</w:t>
+      </w:r>
+      <w:r>
+        <w:t xml:space="preserve"> </w:t>
+      </w:r>
+      <w:r>
+        <w:t xml:space="preserve">(this host, mistborn, thinker, amber,</w:t>
+      </w:r>
+      <w:r>
+        <w:t xml:space="preserve"> </w:t>
+      </w:r>
+      <w:r>
+        <w:t xml:space="preserve">nezha); shellcheck 0.</w:t>
       </w:r>
     </w:p>
     <w:bookmarkEnd w:id="37"/>
     <w:bookmarkEnd w:id="38"/>
-    <w:bookmarkStart w:id="42" w:name="X58fa3378d58e20355805979ff3c64a438b9f3d4"/>
+    <w:bookmarkStart w:id="41" w:name="Xf1ddbc6895bb6ec41496455d91f8080d353abfa"/>
     <w:p>
       <w:pPr>
         <w:pStyle w:val="Heading2"/>
       </w:pPr>
       <w:r>
+        <w:t xml:space="preserve">v1.9.1 — 2026-06-29 — CLAUDE_BIN resolves across per-host install locations</w:t>
+      </w:r>
+    </w:p>
+    <w:p>
+      <w:pPr>
+        <w:pStyle w:val="FirstParagraph"/>
+      </w:pPr>
+      <w:r>
+        <w:t xml:space="preserve">A patch found during the live multi-host rollout of v1.9.0.</w:t>
+      </w:r>
+    </w:p>
+    <w:bookmarkStart w:id="39" w:name="fixed-6"/>
+    <w:p>
+      <w:pPr>
+        <w:pStyle w:val="Heading3"/>
+      </w:pPr>
+      <w:r>
+        <w:t xml:space="preserve">Fixed</w:t>
+      </w:r>
+    </w:p>
+    <w:p>
+      <w:pPr>
+        <w:pStyle w:val="Compact"/>
+        <w:numPr>
+          <w:ilvl w:val="0"/>
+          <w:numId w:val="1023"/>
+        </w:numPr>
+      </w:pPr>
+      <w:r>
+        <w:rPr>
+          <w:b/>
+          <w:bCs/>
+        </w:rPr>
+        <w:t xml:space="preserve">Alias launches failed where claude was installed outside</w:t>
+      </w:r>
+      <w:r>
+        <w:rPr>
+          <w:b/>
+          <w:bCs/>
+        </w:rPr>
+        <w:t xml:space="preserve"> </w:t>
+      </w:r>
+      <w:r>
+        <w:rPr>
+          <w:rStyle w:val="VerbatimChar"/>
+          <w:b/>
+          <w:bCs/>
+        </w:rPr>
+        <w:t xml:space="preserve">~/.local/bin</w:t>
+      </w:r>
+      <w:r>
+        <w:rPr>
+          <w:b/>
+          <w:bCs/>
+        </w:rPr>
+        <w:t xml:space="preserve">.</w:t>
+      </w:r>
+      <w:r>
+        <w:t xml:space="preserve"> </w:t>
+      </w:r>
+      <w:r>
+        <w:rPr>
+          <w:rStyle w:val="VerbatimChar"/>
+        </w:rPr>
+        <w:t xml:space="preserve">npm i -g @anthropic-ai/claude-code</w:t>
+      </w:r>
+      <w:r>
+        <w:t xml:space="preserve"> </w:t>
+      </w:r>
+      <w:r>
+        <w:t xml:space="preserve">lands in different prefixes per host</w:t>
+      </w:r>
+      <w:r>
+        <w:t xml:space="preserve"> </w:t>
+      </w:r>
+      <w:r>
+        <w:t xml:space="preserve">(</w:t>
+      </w:r>
+      <w:r>
+        <w:rPr>
+          <w:rStyle w:val="VerbatimChar"/>
+        </w:rPr>
+        <w:t xml:space="preserve">~/.npm-global/bin</w:t>
+      </w:r>
+      <w:r>
+        <w:t xml:space="preserve">, Homebrew,</w:t>
+      </w:r>
+      <w:r>
+        <w:t xml:space="preserve"> </w:t>
+      </w:r>
+      <w:r>
+        <w:rPr>
+          <w:rStyle w:val="VerbatimChar"/>
+        </w:rPr>
+        <w:t xml:space="preserve">~/.local/bin</w:t>
+      </w:r>
+      <w:r>
+        <w:t xml:space="preserve">); the toolkit's fixed</w:t>
+      </w:r>
+      <w:r>
+        <w:t xml:space="preserve"> </w:t>
+      </w:r>
+      <w:r>
+        <w:rPr>
+          <w:rStyle w:val="VerbatimChar"/>
+        </w:rPr>
+        <w:t xml:space="preserve">CLAUDE_BIN</w:t>
+      </w:r>
+      <w:r>
+        <w:t xml:space="preserve"> </w:t>
+      </w:r>
+      <w:r>
+        <w:t xml:space="preserve">default mis-pointed on those hosts, so every</w:t>
+      </w:r>
+      <w:r>
+        <w:t xml:space="preserve"> </w:t>
+      </w:r>
+      <w:r>
+        <w:rPr>
+          <w:rStyle w:val="VerbatimChar"/>
+        </w:rPr>
+        <w:t xml:space="preserve">claudeN</w:t>
+      </w:r>
+      <w:r>
+        <w:t xml:space="preserve">/provider</w:t>
+      </w:r>
+      <w:r>
+        <w:t xml:space="preserve"> </w:t>
+      </w:r>
+      <w:r>
+        <w:t xml:space="preserve">launch failed "No such file or directory" (amber.local needed a manual symlink</w:t>
+      </w:r>
+      <w:r>
+        <w:t xml:space="preserve"> </w:t>
+      </w:r>
+      <w:r>
+        <w:t xml:space="preserve">to work).</w:t>
+      </w:r>
+      <w:r>
+        <w:t xml:space="preserve"> </w:t>
+      </w:r>
+      <w:r>
+        <w:rPr>
+          <w:rStyle w:val="VerbatimChar"/>
+        </w:rPr>
+        <w:t xml:space="preserve">cma_resolve_claude_bin</w:t>
+      </w:r>
+      <w:r>
+        <w:t xml:space="preserve"> </w:t>
+      </w:r>
+      <w:r>
+        <w:t xml:space="preserve">now prefers an explicit</w:t>
+      </w:r>
+      <w:r>
+        <w:t xml:space="preserve"> </w:t>
+      </w:r>
+      <w:r>
+        <w:rPr>
+          <w:rStyle w:val="VerbatimChar"/>
+        </w:rPr>
+        <w:t xml:space="preserve">CLAUDE_BIN</w:t>
+      </w:r>
+      <w:r>
+        <w:t xml:space="preserve">, then</w:t>
+      </w:r>
+      <w:r>
+        <w:t xml:space="preserve"> </w:t>
+      </w:r>
+      <w:r>
+        <w:rPr>
+          <w:rStyle w:val="VerbatimChar"/>
+        </w:rPr>
+        <w:t xml:space="preserve">$PATH</w:t>
+      </w:r>
+      <w:r>
+        <w:t xml:space="preserve">, then the known locations (</w:t>
+      </w:r>
+      <w:r>
+        <w:rPr>
+          <w:rStyle w:val="VerbatimChar"/>
+        </w:rPr>
+        <w:t xml:space="preserve">~/.local/bin</w:t>
+      </w:r>
+      <w:r>
+        <w:t xml:space="preserve">,</w:t>
+      </w:r>
+      <w:r>
+        <w:t xml:space="preserve"> </w:t>
+      </w:r>
+      <w:r>
+        <w:rPr>
+          <w:rStyle w:val="VerbatimChar"/>
+        </w:rPr>
+        <w:t xml:space="preserve">~/.npm-global/bin</w:t>
+      </w:r>
+      <w:r>
+        <w:t xml:space="preserve">,</w:t>
+      </w:r>
+      <w:r>
+        <w:t xml:space="preserve"> </w:t>
+      </w:r>
+      <w:r>
+        <w:rPr>
+          <w:rStyle w:val="VerbatimChar"/>
+        </w:rPr>
+        <w:t xml:space="preserve">/opt/homebrew/bin</w:t>
+      </w:r>
+      <w:r>
+        <w:t xml:space="preserve">,</w:t>
+      </w:r>
+      <w:r>
+        <w:t xml:space="preserve"> </w:t>
+      </w:r>
+      <w:r>
+        <w:rPr>
+          <w:rStyle w:val="VerbatimChar"/>
+        </w:rPr>
+        <w:t xml:space="preserve">/usr/local/bin</w:t>
+      </w:r>
+      <w:r>
+        <w:t xml:space="preserve">), with a</w:t>
+      </w:r>
+      <w:r>
+        <w:t xml:space="preserve"> </w:t>
+      </w:r>
+      <w:r>
+        <w:rPr>
+          <w:rStyle w:val="VerbatimChar"/>
+        </w:rPr>
+        <w:t xml:space="preserve">~/.local/bin</w:t>
+      </w:r>
+      <w:r>
+        <w:t xml:space="preserve"> </w:t>
+      </w:r>
+      <w:r>
+        <w:t xml:space="preserve">fallback.</w:t>
+      </w:r>
+    </w:p>
+    <w:bookmarkEnd w:id="39"/>
+    <w:bookmarkStart w:id="40" w:name="verified-8"/>
+    <w:p>
+      <w:pPr>
+        <w:pStyle w:val="Heading3"/>
+      </w:pPr>
+      <w:r>
+        <w:t xml:space="preserve">Verified</w:t>
+      </w:r>
+    </w:p>
+    <w:p>
+      <w:pPr>
+        <w:pStyle w:val="Compact"/>
+        <w:numPr>
+          <w:ilvl w:val="0"/>
+          <w:numId w:val="1024"/>
+        </w:numPr>
+      </w:pPr>
+      <w:r>
+        <w:t xml:space="preserve">Suite</w:t>
+      </w:r>
+      <w:r>
+        <w:t xml:space="preserve"> </w:t>
+      </w:r>
+      <w:r>
+        <w:rPr>
+          <w:b/>
+          <w:bCs/>
+        </w:rPr>
+        <w:t xml:space="preserve">14/14 green</w:t>
+      </w:r>
+      <w:r>
+        <w:t xml:space="preserve">;</w:t>
+      </w:r>
+      <w:r>
+        <w:t xml:space="preserve"> </w:t>
+      </w:r>
+      <w:r>
+        <w:rPr>
+          <w:b/>
+          <w:bCs/>
+        </w:rPr>
+        <w:t xml:space="preserve">shellcheck 0</w:t>
+      </w:r>
+      <w:r>
+        <w:t xml:space="preserve">.</w:t>
+      </w:r>
+      <w:r>
+        <w:t xml:space="preserve"> </w:t>
+      </w:r>
+      <w:r>
+        <w:rPr>
+          <w:rStyle w:val="VerbatimChar"/>
+        </w:rPr>
+        <w:t xml:space="preserve">test_coverage.sh</w:t>
+      </w:r>
+      <w:r>
+        <w:t xml:space="preserve"> </w:t>
+      </w:r>
+      <w:r>
+        <w:t xml:space="preserve">B7 covers explicit</w:t>
+      </w:r>
+      <w:r>
+        <w:t xml:space="preserve"> </w:t>
+      </w:r>
+      <w:r>
+        <w:t xml:space="preserve">/ npm-global / fallback resolution. v1.9.0's auto-session naming confirmed</w:t>
+      </w:r>
+      <w:r>
+        <w:t xml:space="preserve"> </w:t>
+      </w:r>
+      <w:r>
+        <w:t xml:space="preserve">installed +</w:t>
+      </w:r>
+      <w:r>
+        <w:t xml:space="preserve"> </w:t>
+      </w:r>
+      <w:r>
+        <w:rPr>
+          <w:b/>
+          <w:bCs/>
+        </w:rPr>
+        <w:t xml:space="preserve">live-validated</w:t>
+      </w:r>
+      <w:r>
+        <w:t xml:space="preserve"> </w:t>
+      </w:r>
+      <w:r>
+        <w:t xml:space="preserve">(create-named + legacy-rename) on all five</w:t>
+      </w:r>
+      <w:r>
+        <w:t xml:space="preserve"> </w:t>
+      </w:r>
+      <w:r>
+        <w:t xml:space="preserve">hosts: this host, mistborn, thinker, amber, nezha.</w:t>
+      </w:r>
+    </w:p>
+    <w:bookmarkEnd w:id="40"/>
+    <w:bookmarkEnd w:id="41"/>
+    <w:bookmarkStart w:id="45" w:name="X58fa3378d58e20355805979ff3c64a438b9f3d4"/>
+    <w:p>
+      <w:pPr>
+        <w:pStyle w:val="Heading2"/>
+      </w:pPr>
+      <w:r>
         <w:t xml:space="preserve">v1.9.0 — 2026-06-29 — Per-project auto-sessions that actually work live + zero-coverage tests</w:t>
       </w:r>
     </w:p>
@@ -3673,7 +3846,7 @@
         <w:t xml:space="preserve">zero-coverage utilities and a documentation refresh.</w:t>
       </w:r>
     </w:p>
-    <w:bookmarkStart w:id="39" w:name="fixed-7"/>
+    <w:bookmarkStart w:id="42" w:name="fixed-7"/>
     <w:p>
       <w:pPr>
         <w:pStyle w:val="Heading3"/>
@@ -3687,7 +3860,7 @@
         <w:pStyle w:val="Compact"/>
         <w:numPr>
           <w:ilvl w:val="0"/>
-          <w:numId w:val="1023"/>
+          <w:numId w:val="1025"/>
         </w:numPr>
       </w:pPr>
       <w:r>
@@ -3723,7 +3896,7 @@
         <w:pStyle w:val="Compact"/>
         <w:numPr>
           <w:ilvl w:val="1"/>
-          <w:numId w:val="1024"/>
+          <w:numId w:val="1026"/>
         </w:numPr>
       </w:pPr>
       <w:r>
@@ -3853,7 +4026,7 @@
         <w:pStyle w:val="Compact"/>
         <w:numPr>
           <w:ilvl w:val="1"/>
-          <w:numId w:val="1024"/>
+          <w:numId w:val="1026"/>
         </w:numPr>
       </w:pPr>
       <w:r>
@@ -3987,7 +4160,7 @@
         <w:pStyle w:val="Compact"/>
         <w:numPr>
           <w:ilvl w:val="1"/>
-          <w:numId w:val="1024"/>
+          <w:numId w:val="1026"/>
         </w:numPr>
       </w:pPr>
       <w:r>
@@ -4085,8 +4258,8 @@
         <w:t xml:space="preserve">marker is missing.</w:t>
       </w:r>
     </w:p>
-    <w:bookmarkEnd w:id="39"/>
-    <w:bookmarkStart w:id="40" w:name="added-3"/>
+    <w:bookmarkEnd w:id="42"/>
+    <w:bookmarkStart w:id="43" w:name="added-3"/>
     <w:p>
       <w:pPr>
         <w:pStyle w:val="Heading3"/>
@@ -4100,7 +4273,7 @@
         <w:pStyle w:val="Compact"/>
         <w:numPr>
           <w:ilvl w:val="0"/>
-          <w:numId w:val="1025"/>
+          <w:numId w:val="1027"/>
         </w:numPr>
       </w:pPr>
       <w:r>
@@ -4208,7 +4381,7 @@
         <w:pStyle w:val="Compact"/>
         <w:numPr>
           <w:ilvl w:val="0"/>
-          <w:numId w:val="1025"/>
+          <w:numId w:val="1027"/>
         </w:numPr>
       </w:pPr>
       <w:r>
@@ -4374,7 +4547,7 @@
         <w:pStyle w:val="Compact"/>
         <w:numPr>
           <w:ilvl w:val="0"/>
-          <w:numId w:val="1025"/>
+          <w:numId w:val="1027"/>
         </w:numPr>
       </w:pPr>
       <w:r>
@@ -4603,7 +4776,7 @@
         <w:pStyle w:val="Compact"/>
         <w:numPr>
           <w:ilvl w:val="0"/>
-          <w:numId w:val="1025"/>
+          <w:numId w:val="1027"/>
         </w:numPr>
       </w:pPr>
       <w:r>
@@ -4686,8 +4859,8 @@
         <w:t xml:space="preserve">references).</w:t>
       </w:r>
     </w:p>
-    <w:bookmarkEnd w:id="40"/>
-    <w:bookmarkStart w:id="41" w:name="verified-8"/>
+    <w:bookmarkEnd w:id="43"/>
+    <w:bookmarkStart w:id="44" w:name="verified-9"/>
     <w:p>
       <w:pPr>
         <w:pStyle w:val="Heading3"/>
@@ -4701,7 +4874,7 @@
         <w:pStyle w:val="Compact"/>
         <w:numPr>
           <w:ilvl w:val="0"/>
-          <w:numId w:val="1026"/>
+          <w:numId w:val="1028"/>
         </w:numPr>
       </w:pPr>
       <w:r>
@@ -4777,9 +4950,9 @@
         <w:t xml:space="preserve">expected values / negative controls). Installed live on this host and validated.</w:t>
       </w:r>
     </w:p>
-    <w:bookmarkEnd w:id="41"/>
-    <w:bookmarkEnd w:id="42"/>
-    <w:bookmarkStart w:id="46" w:name="X51fcb4f0eb82a6f24b34ec52e9f7bfc7ef7d57f"/>
+    <w:bookmarkEnd w:id="44"/>
+    <w:bookmarkEnd w:id="45"/>
+    <w:bookmarkStart w:id="49" w:name="X51fcb4f0eb82a6f24b34ec52e9f7bfc7ef7d57f"/>
     <w:p>
       <w:pPr>
         <w:pStyle w:val="Heading2"/>
@@ -4960,7 +5133,7 @@
         <w:t xml:space="preserve">).</w:t>
       </w:r>
     </w:p>
-    <w:bookmarkStart w:id="43" w:name="fixed-8"/>
+    <w:bookmarkStart w:id="46" w:name="fixed-8"/>
     <w:p>
       <w:pPr>
         <w:pStyle w:val="Heading3"/>
@@ -4974,7 +5147,7 @@
         <w:pStyle w:val="Compact"/>
         <w:numPr>
           <w:ilvl w:val="0"/>
-          <w:numId w:val="1027"/>
+          <w:numId w:val="1029"/>
         </w:numPr>
       </w:pPr>
       <w:r>
@@ -5089,7 +5262,7 @@
         <w:pStyle w:val="Compact"/>
         <w:numPr>
           <w:ilvl w:val="0"/>
-          <w:numId w:val="1027"/>
+          <w:numId w:val="1029"/>
         </w:numPr>
       </w:pPr>
       <w:r>
@@ -5211,7 +5384,7 @@
         <w:pStyle w:val="Compact"/>
         <w:numPr>
           <w:ilvl w:val="0"/>
-          <w:numId w:val="1027"/>
+          <w:numId w:val="1029"/>
         </w:numPr>
       </w:pPr>
       <w:r>
@@ -5424,7 +5597,7 @@
         <w:pStyle w:val="Compact"/>
         <w:numPr>
           <w:ilvl w:val="0"/>
-          <w:numId w:val="1027"/>
+          <w:numId w:val="1029"/>
         </w:numPr>
       </w:pPr>
       <w:r>
@@ -5539,7 +5712,7 @@
         <w:pStyle w:val="Compact"/>
         <w:numPr>
           <w:ilvl w:val="0"/>
-          <w:numId w:val="1027"/>
+          <w:numId w:val="1029"/>
         </w:numPr>
       </w:pPr>
       <w:r>
@@ -5643,7 +5816,7 @@
         <w:pStyle w:val="Compact"/>
         <w:numPr>
           <w:ilvl w:val="0"/>
-          <w:numId w:val="1027"/>
+          <w:numId w:val="1029"/>
         </w:numPr>
       </w:pPr>
       <w:r>
@@ -5750,7 +5923,7 @@
         <w:pStyle w:val="Compact"/>
         <w:numPr>
           <w:ilvl w:val="0"/>
-          <w:numId w:val="1027"/>
+          <w:numId w:val="1029"/>
         </w:numPr>
       </w:pPr>
       <w:r>
@@ -5907,7 +6080,7 @@
         <w:pStyle w:val="Compact"/>
         <w:numPr>
           <w:ilvl w:val="0"/>
-          <w:numId w:val="1027"/>
+          <w:numId w:val="1029"/>
         </w:numPr>
       </w:pPr>
       <w:r>
@@ -6187,7 +6360,7 @@
         <w:pStyle w:val="Compact"/>
         <w:numPr>
           <w:ilvl w:val="0"/>
-          <w:numId w:val="1027"/>
+          <w:numId w:val="1029"/>
         </w:numPr>
       </w:pPr>
       <w:r>
@@ -6330,7 +6503,7 @@
         <w:pStyle w:val="Compact"/>
         <w:numPr>
           <w:ilvl w:val="0"/>
-          <w:numId w:val="1027"/>
+          <w:numId w:val="1029"/>
         </w:numPr>
       </w:pPr>
       <w:r>
@@ -6488,8 +6661,8 @@
         <w:t xml:space="preserve">prefix for the cleanup safety check).</w:t>
       </w:r>
     </w:p>
-    <w:bookmarkEnd w:id="43"/>
-    <w:bookmarkStart w:id="44" w:name="added-4"/>
+    <w:bookmarkEnd w:id="46"/>
+    <w:bookmarkStart w:id="47" w:name="added-4"/>
     <w:p>
       <w:pPr>
         <w:pStyle w:val="Heading3"/>
@@ -6503,7 +6676,7 @@
         <w:pStyle w:val="Compact"/>
         <w:numPr>
           <w:ilvl w:val="0"/>
-          <w:numId w:val="1028"/>
+          <w:numId w:val="1030"/>
         </w:numPr>
       </w:pPr>
       <w:r>
@@ -6685,7 +6858,7 @@
         <w:pStyle w:val="Compact"/>
         <w:numPr>
           <w:ilvl w:val="0"/>
-          <w:numId w:val="1028"/>
+          <w:numId w:val="1030"/>
         </w:numPr>
       </w:pPr>
       <w:r>
@@ -6788,7 +6961,7 @@
         <w:pStyle w:val="Compact"/>
         <w:numPr>
           <w:ilvl w:val="0"/>
-          <w:numId w:val="1028"/>
+          <w:numId w:val="1030"/>
         </w:numPr>
       </w:pPr>
       <w:r>
@@ -6840,7 +7013,7 @@
         <w:pStyle w:val="Compact"/>
         <w:numPr>
           <w:ilvl w:val="0"/>
-          <w:numId w:val="1028"/>
+          <w:numId w:val="1030"/>
         </w:numPr>
       </w:pPr>
       <w:r>
@@ -6905,8 +7078,8 @@
         <w:t xml:space="preserve">(no portable mutex is worth its stale-lock failure modes for a per-launch hook).</w:t>
       </w:r>
     </w:p>
-    <w:bookmarkEnd w:id="44"/>
-    <w:bookmarkStart w:id="45" w:name="verified-9"/>
+    <w:bookmarkEnd w:id="47"/>
+    <w:bookmarkStart w:id="48" w:name="verified-10"/>
     <w:p>
       <w:pPr>
         <w:pStyle w:val="Heading3"/>
@@ -6920,7 +7093,7 @@
         <w:pStyle w:val="Compact"/>
         <w:numPr>
           <w:ilvl w:val="0"/>
-          <w:numId w:val="1029"/>
+          <w:numId w:val="1031"/>
         </w:numPr>
       </w:pPr>
       <w:r>
@@ -7047,9 +7220,9 @@
         <w:t xml:space="preserve">.</w:t>
       </w:r>
     </w:p>
-    <w:bookmarkEnd w:id="45"/>
-    <w:bookmarkEnd w:id="46"/>
-    <w:bookmarkStart w:id="50" w:name="Xe8761c3354e199fb071bf81571c2e155a0d5b17"/>
+    <w:bookmarkEnd w:id="48"/>
+    <w:bookmarkEnd w:id="49"/>
+    <w:bookmarkStart w:id="53" w:name="Xe8761c3354e199fb071bf81571c2e155a0d5b17"/>
     <w:p>
       <w:pPr>
         <w:pStyle w:val="Heading2"/>
@@ -7078,7 +7251,7 @@
         <w:t xml:space="preserve">proven with physical evidence before shipping.</w:t>
       </w:r>
     </w:p>
-    <w:bookmarkStart w:id="47" w:name="fixed-9"/>
+    <w:bookmarkStart w:id="50" w:name="fixed-9"/>
     <w:p>
       <w:pPr>
         <w:pStyle w:val="Heading3"/>
@@ -7092,7 +7265,7 @@
         <w:pStyle w:val="Compact"/>
         <w:numPr>
           <w:ilvl w:val="0"/>
-          <w:numId w:val="1030"/>
+          <w:numId w:val="1032"/>
         </w:numPr>
       </w:pPr>
       <w:r>
@@ -7313,7 +7486,7 @@
         <w:pStyle w:val="Compact"/>
         <w:numPr>
           <w:ilvl w:val="0"/>
-          <w:numId w:val="1030"/>
+          <w:numId w:val="1032"/>
         </w:numPr>
       </w:pPr>
       <w:r>
@@ -7548,7 +7721,7 @@
         <w:pStyle w:val="Compact"/>
         <w:numPr>
           <w:ilvl w:val="0"/>
-          <w:numId w:val="1030"/>
+          <w:numId w:val="1032"/>
         </w:numPr>
       </w:pPr>
       <w:r>
@@ -7613,8 +7786,8 @@
         <w:t xml:space="preserve">helper.</w:t>
       </w:r>
     </w:p>
-    <w:bookmarkEnd w:id="47"/>
-    <w:bookmarkStart w:id="48" w:name="added-5"/>
+    <w:bookmarkEnd w:id="50"/>
+    <w:bookmarkStart w:id="51" w:name="added-5"/>
     <w:p>
       <w:pPr>
         <w:pStyle w:val="Heading3"/>
@@ -7628,7 +7801,7 @@
         <w:pStyle w:val="Compact"/>
         <w:numPr>
           <w:ilvl w:val="0"/>
-          <w:numId w:val="1031"/>
+          <w:numId w:val="1033"/>
         </w:numPr>
       </w:pPr>
       <w:r>
@@ -7794,7 +7967,7 @@
         <w:pStyle w:val="Compact"/>
         <w:numPr>
           <w:ilvl w:val="0"/>
-          <w:numId w:val="1031"/>
+          <w:numId w:val="1033"/>
         </w:numPr>
       </w:pPr>
       <w:r>
@@ -7879,7 +8052,7 @@
         <w:pStyle w:val="Compact"/>
         <w:numPr>
           <w:ilvl w:val="0"/>
-          <w:numId w:val="1031"/>
+          <w:numId w:val="1033"/>
         </w:numPr>
       </w:pPr>
       <w:r>
@@ -7926,307 +8099,6 @@
           <w:bCs/>
         </w:rPr>
         <w:t xml:space="preserve">is now 12 files / 60 assertions, ALL GREEN.</w:t>
-      </w:r>
-    </w:p>
-    <w:bookmarkEnd w:id="48"/>
-    <w:bookmarkStart w:id="49" w:name="verified-10"/>
-    <w:p>
-      <w:pPr>
-        <w:pStyle w:val="Heading3"/>
-      </w:pPr>
-      <w:r>
-        <w:t xml:space="preserve">Verified</w:t>
-      </w:r>
-    </w:p>
-    <w:p>
-      <w:pPr>
-        <w:pStyle w:val="Compact"/>
-        <w:numPr>
-          <w:ilvl w:val="0"/>
-          <w:numId w:val="1032"/>
-        </w:numPr>
-      </w:pPr>
-      <w:r>
-        <w:t xml:space="preserve">Full suite</w:t>
-      </w:r>
-      <w:r>
-        <w:t xml:space="preserve"> </w:t>
-      </w:r>
-      <w:r>
-        <w:rPr>
-          <w:b/>
-          <w:bCs/>
-        </w:rPr>
-        <w:t xml:space="preserve">12/12 ALL GREEN</w:t>
-      </w:r>
-      <w:r>
-        <w:t xml:space="preserve">;</w:t>
-      </w:r>
-      <w:r>
-        <w:t xml:space="preserve"> </w:t>
-      </w:r>
-      <w:r>
-        <w:rPr>
-          <w:b/>
-          <w:bCs/>
-        </w:rPr>
-        <w:t xml:space="preserve">shellcheck 0</w:t>
-      </w:r>
-      <w:r>
-        <w:t xml:space="preserve">; all</w:t>
-      </w:r>
-      <w:r>
-        <w:t xml:space="preserve"> </w:t>
-      </w:r>
-      <w:r>
-        <w:rPr>
-          <w:rStyle w:val="VerbatimChar"/>
-        </w:rPr>
-        <w:t xml:space="preserve">.py</w:t>
-      </w:r>
-      <w:r>
-        <w:t xml:space="preserve"> </w:t>
-      </w:r>
-      <w:r>
-        <w:t xml:space="preserve">compile under</w:t>
-      </w:r>
-      <w:r>
-        <w:t xml:space="preserve"> </w:t>
-      </w:r>
-      <w:r>
-        <w:rPr>
-          <w:rStyle w:val="VerbatimChar"/>
-        </w:rPr>
-        <w:t xml:space="preserve">python3 -W error</w:t>
-      </w:r>
-      <w:r>
-        <w:t xml:space="preserve">. All four items proven end-to-end against the live catalog</w:t>
-      </w:r>
-      <w:r>
-        <w:t xml:space="preserve"> </w:t>
-      </w:r>
-      <w:r>
-        <w:t xml:space="preserve">and the emitted alias file.</w:t>
-      </w:r>
-    </w:p>
-    <w:bookmarkEnd w:id="49"/>
-    <w:bookmarkEnd w:id="50"/>
-    <w:bookmarkStart w:id="53" w:name="X68ad3c24b245dcd43387b875fd1f1069901d2ae"/>
-    <w:p>
-      <w:pPr>
-        <w:pStyle w:val="Heading2"/>
-      </w:pPr>
-      <w:r>
-        <w:t xml:space="preserve">v1.7.12 — 2026-06-28 — One-line curl installer</w:t>
-      </w:r>
-    </w:p>
-    <w:bookmarkStart w:id="51" w:name="added-6"/>
-    <w:p>
-      <w:pPr>
-        <w:pStyle w:val="Heading3"/>
-      </w:pPr>
-      <w:r>
-        <w:t xml:space="preserve">Added</w:t>
-      </w:r>
-    </w:p>
-    <w:p>
-      <w:pPr>
-        <w:pStyle w:val="Compact"/>
-        <w:numPr>
-          <w:ilvl w:val="0"/>
-          <w:numId w:val="1033"/>
-        </w:numPr>
-      </w:pPr>
-      <w:r>
-        <w:rPr>
-          <w:rStyle w:val="VerbatimChar"/>
-          <w:b/>
-          <w:bCs/>
-        </w:rPr>
-        <w:t xml:space="preserve">curl-install.sh</w:t>
-      </w:r>
-      <w:r>
-        <w:t xml:space="preserve"> </w:t>
-      </w:r>
-      <w:r>
-        <w:t xml:space="preserve">— one-line bootstrap installer:</w:t>
-      </w:r>
-    </w:p>
-    <w:p>
-      <w:pPr>
-        <w:pStyle w:val="SourceCode"/>
-        <w:numPr>
-          <w:ilvl w:val="0"/>
-          <w:numId w:val="1000"/>
-        </w:numPr>
-      </w:pPr>
-      <w:r>
-        <w:rPr>
-          <w:rStyle w:val="ExtensionTok"/>
-        </w:rPr>
-        <w:t xml:space="preserve">curl</w:t>
-      </w:r>
-      <w:r>
-        <w:rPr>
-          <w:rStyle w:val="NormalTok"/>
-        </w:rPr>
-        <w:t xml:space="preserve"> </w:t>
-      </w:r>
-      <w:r>
-        <w:rPr>
-          <w:rStyle w:val="AttributeTok"/>
-        </w:rPr>
-        <w:t xml:space="preserve">-fsSL</w:t>
-      </w:r>
-      <w:r>
-        <w:rPr>
-          <w:rStyle w:val="NormalTok"/>
-        </w:rPr>
-        <w:t xml:space="preserve"> https://raw.githubusercontent.com/vasic-digital/claude-toolkit/main/scripts/curl-install.sh </w:t>
-      </w:r>
-      <w:r>
-        <w:rPr>
-          <w:rStyle w:val="KeywordTok"/>
-        </w:rPr>
-        <w:t xml:space="preserve">|</w:t>
-      </w:r>
-      <w:r>
-        <w:rPr>
-          <w:rStyle w:val="NormalTok"/>
-        </w:rPr>
-        <w:t xml:space="preserve"> </w:t>
-      </w:r>
-      <w:r>
-        <w:rPr>
-          <w:rStyle w:val="FunctionTok"/>
-        </w:rPr>
-        <w:t xml:space="preserve">bash</w:t>
-      </w:r>
-    </w:p>
-    <w:p>
-      <w:pPr>
-        <w:pStyle w:val="Compact"/>
-        <w:numPr>
-          <w:ilvl w:val="0"/>
-          <w:numId w:val="1000"/>
-        </w:numPr>
-      </w:pPr>
-      <w:r>
-        <w:t xml:space="preserve">Detects platform (Linux/macOS) and shell, auto-installs missing hard</w:t>
-      </w:r>
-      <w:r>
-        <w:t xml:space="preserve"> </w:t>
-      </w:r>
-      <w:r>
-        <w:t xml:space="preserve">dependencies (jq, rsync, awk) via the system package manager (apt/dnf/apk/pacman/brew),</w:t>
-      </w:r>
-      <w:r>
-        <w:t xml:space="preserve"> </w:t>
-      </w:r>
-      <w:r>
-        <w:t xml:space="preserve">clones (or pulls if already present) the repo with all submodules recursively to</w:t>
-      </w:r>
-      <w:r>
-        <w:t xml:space="preserve"> </w:t>
-      </w:r>
-      <w:r>
-        <w:rPr>
-          <w:rStyle w:val="VerbatimChar"/>
-        </w:rPr>
-        <w:t xml:space="preserve">~/claude-toolkit</w:t>
-      </w:r>
-      <w:r>
-        <w:t xml:space="preserve">, runs</w:t>
-      </w:r>
-      <w:r>
-        <w:t xml:space="preserve"> </w:t>
-      </w:r>
-      <w:r>
-        <w:rPr>
-          <w:rStyle w:val="VerbatimChar"/>
-        </w:rPr>
-        <w:t xml:space="preserve">install.sh</w:t>
-      </w:r>
-      <w:r>
-        <w:t xml:space="preserve">, and prints next-steps. Idempotent;</w:t>
-      </w:r>
-      <w:r>
-        <w:t xml:space="preserve"> </w:t>
-      </w:r>
-      <w:r>
-        <w:t xml:space="preserve">re-runnable. Install dir overridable via</w:t>
-      </w:r>
-      <w:r>
-        <w:t xml:space="preserve"> </w:t>
-      </w:r>
-      <w:r>
-        <w:rPr>
-          <w:rStyle w:val="VerbatimChar"/>
-        </w:rPr>
-        <w:t xml:space="preserve">CLAUDE_TOOLKIT_DIR</w:t>
-      </w:r>
-      <w:r>
-        <w:t xml:space="preserve"> </w:t>
-      </w:r>
-      <w:r>
-        <w:t xml:space="preserve">env var.</w:t>
-      </w:r>
-    </w:p>
-    <w:p>
-      <w:pPr>
-        <w:pStyle w:val="Compact"/>
-        <w:numPr>
-          <w:ilvl w:val="0"/>
-          <w:numId w:val="1033"/>
-        </w:numPr>
-      </w:pPr>
-      <w:r>
-        <w:rPr>
-          <w:b/>
-          <w:bCs/>
-        </w:rPr>
-        <w:t xml:space="preserve">README.md</w:t>
-      </w:r>
-      <w:r>
-        <w:t xml:space="preserve"> </w:t>
-      </w:r>
-      <w:r>
-        <w:t xml:space="preserve">— curl one-liner added at the top of the Install section.</w:t>
-      </w:r>
-    </w:p>
-    <w:p>
-      <w:pPr>
-        <w:pStyle w:val="Compact"/>
-        <w:numPr>
-          <w:ilvl w:val="0"/>
-          <w:numId w:val="1033"/>
-        </w:numPr>
-      </w:pPr>
-      <w:r>
-        <w:rPr>
-          <w:rStyle w:val="VerbatimChar"/>
-          <w:b/>
-          <w:bCs/>
-        </w:rPr>
-        <w:t xml:space="preserve">test_curl_install.sh</w:t>
-      </w:r>
-      <w:r>
-        <w:t xml:space="preserve"> </w:t>
-      </w:r>
-      <w:r>
-        <w:t xml:space="preserve">— 22 hermetic tests covering syntax, permissions,</w:t>
-      </w:r>
-      <w:r>
-        <w:t xml:space="preserve"> </w:t>
-      </w:r>
-      <w:r>
-        <w:t xml:space="preserve">URL correctness, submodule cloning, idempotency, platform detection, dependency</w:t>
-      </w:r>
-      <w:r>
-        <w:t xml:space="preserve"> </w:t>
-      </w:r>
-      <w:r>
-        <w:t xml:space="preserve">checks, error handling, and next-steps output.</w:t>
       </w:r>
     </w:p>
     <w:bookmarkEnd w:id="51"/>
@@ -8248,108 +8120,409 @@
         </w:numPr>
       </w:pPr>
       <w:r>
-        <w:rPr>
-          <w:rStyle w:val="VerbatimChar"/>
-        </w:rPr>
-        <w:t xml:space="preserve">bash -n</w:t>
-      </w:r>
-      <w:r>
-        <w:t xml:space="preserve"> </w:t>
-      </w:r>
-      <w:r>
-        <w:t xml:space="preserve">+</w:t>
-      </w:r>
-      <w:r>
-        <w:t xml:space="preserve"> </w:t>
-      </w:r>
-      <w:r>
-        <w:rPr>
-          <w:rStyle w:val="VerbatimChar"/>
+        <w:t xml:space="preserve">Full suite</w:t>
+      </w:r>
+      <w:r>
+        <w:t xml:space="preserve"> </w:t>
+      </w:r>
+      <w:r>
+        <w:rPr>
+          <w:b/>
+          <w:bCs/>
+        </w:rPr>
+        <w:t xml:space="preserve">12/12 ALL GREEN</w:t>
+      </w:r>
+      <w:r>
+        <w:t xml:space="preserve">;</w:t>
+      </w:r>
+      <w:r>
+        <w:t xml:space="preserve"> </w:t>
+      </w:r>
+      <w:r>
+        <w:rPr>
+          <w:b/>
+          <w:bCs/>
         </w:rPr>
         <w:t xml:space="preserve">shellcheck 0</w:t>
       </w:r>
       <w:r>
-        <w:t xml:space="preserve"> </w:t>
-      </w:r>
-      <w:r>
-        <w:t xml:space="preserve">on</w:t>
-      </w:r>
-      <w:r>
-        <w:t xml:space="preserve"> </w:t>
-      </w:r>
-      <w:r>
-        <w:rPr>
-          <w:rStyle w:val="VerbatimChar"/>
-        </w:rPr>
-        <w:t xml:space="preserve">curl-install.sh</w:t>
-      </w:r>
-      <w:r>
-        <w:t xml:space="preserve"> </w:t>
-      </w:r>
-      <w:r>
-        <w:t xml:space="preserve">and</w:t>
-      </w:r>
-      <w:r>
-        <w:t xml:space="preserve"> </w:t>
-      </w:r>
-      <w:r>
-        <w:rPr>
-          <w:rStyle w:val="VerbatimChar"/>
-        </w:rPr>
-        <w:t xml:space="preserve">test_curl_install.sh</w:t>
-      </w:r>
-      <w:r>
-        <w:t xml:space="preserve">.</w:t>
-      </w:r>
-    </w:p>
-    <w:p>
-      <w:pPr>
-        <w:pStyle w:val="Compact"/>
-        <w:numPr>
-          <w:ilvl w:val="0"/>
-          <w:numId w:val="1034"/>
-        </w:numPr>
-      </w:pPr>
-      <w:r>
-        <w:rPr>
-          <w:rStyle w:val="VerbatimChar"/>
-        </w:rPr>
-        <w:t xml:space="preserve">run-all.sh</w:t>
-      </w:r>
-      <w:r>
-        <w:t xml:space="preserve"> </w:t>
-      </w:r>
-      <w:r>
-        <w:rPr>
-          <w:b/>
-          <w:bCs/>
-        </w:rPr>
-        <w:t xml:space="preserve">11/11 ALL GREEN</w:t>
-      </w:r>
-      <w:r>
-        <w:t xml:space="preserve"> </w:t>
-      </w:r>
-      <w:r>
-        <w:t xml:space="preserve">(was 10; +</w:t>
-      </w:r>
-      <w:r>
-        <w:rPr>
-          <w:rStyle w:val="VerbatimChar"/>
-        </w:rPr>
-        <w:t xml:space="preserve">test_curl_install.sh</w:t>
-      </w:r>
-      <w:r>
-        <w:t xml:space="preserve">).</w:t>
+        <w:t xml:space="preserve">; all</w:t>
+      </w:r>
+      <w:r>
+        <w:t xml:space="preserve"> </w:t>
+      </w:r>
+      <w:r>
+        <w:rPr>
+          <w:rStyle w:val="VerbatimChar"/>
+        </w:rPr>
+        <w:t xml:space="preserve">.py</w:t>
+      </w:r>
+      <w:r>
+        <w:t xml:space="preserve"> </w:t>
+      </w:r>
+      <w:r>
+        <w:t xml:space="preserve">compile under</w:t>
+      </w:r>
+      <w:r>
+        <w:t xml:space="preserve"> </w:t>
+      </w:r>
+      <w:r>
+        <w:rPr>
+          <w:rStyle w:val="VerbatimChar"/>
+        </w:rPr>
+        <w:t xml:space="preserve">python3 -W error</w:t>
+      </w:r>
+      <w:r>
+        <w:t xml:space="preserve">. All four items proven end-to-end against the live catalog</w:t>
+      </w:r>
+      <w:r>
+        <w:t xml:space="preserve"> </w:t>
+      </w:r>
+      <w:r>
+        <w:t xml:space="preserve">and the emitted alias file.</w:t>
       </w:r>
     </w:p>
     <w:bookmarkEnd w:id="52"/>
     <w:bookmarkEnd w:id="53"/>
-    <w:bookmarkStart w:id="57" w:name="X358a773e55ee7916e99f89891cea757a4ef2332"/>
+    <w:bookmarkStart w:id="56" w:name="X68ad3c24b245dcd43387b875fd1f1069901d2ae"/>
     <w:p>
       <w:pPr>
         <w:pStyle w:val="Heading2"/>
       </w:pPr>
       <w:r>
+        <w:t xml:space="preserve">v1.7.12 — 2026-06-28 — One-line curl installer</w:t>
+      </w:r>
+    </w:p>
+    <w:bookmarkStart w:id="54" w:name="added-6"/>
+    <w:p>
+      <w:pPr>
+        <w:pStyle w:val="Heading3"/>
+      </w:pPr>
+      <w:r>
+        <w:t xml:space="preserve">Added</w:t>
+      </w:r>
+    </w:p>
+    <w:p>
+      <w:pPr>
+        <w:pStyle w:val="Compact"/>
+        <w:numPr>
+          <w:ilvl w:val="0"/>
+          <w:numId w:val="1035"/>
+        </w:numPr>
+      </w:pPr>
+      <w:r>
+        <w:rPr>
+          <w:rStyle w:val="VerbatimChar"/>
+          <w:b/>
+          <w:bCs/>
+        </w:rPr>
+        <w:t xml:space="preserve">curl-install.sh</w:t>
+      </w:r>
+      <w:r>
+        <w:t xml:space="preserve"> </w:t>
+      </w:r>
+      <w:r>
+        <w:t xml:space="preserve">— one-line bootstrap installer:</w:t>
+      </w:r>
+    </w:p>
+    <w:p>
+      <w:pPr>
+        <w:pStyle w:val="SourceCode"/>
+        <w:numPr>
+          <w:ilvl w:val="0"/>
+          <w:numId w:val="1000"/>
+        </w:numPr>
+      </w:pPr>
+      <w:r>
+        <w:rPr>
+          <w:rStyle w:val="ExtensionTok"/>
+        </w:rPr>
+        <w:t xml:space="preserve">curl</w:t>
+      </w:r>
+      <w:r>
+        <w:rPr>
+          <w:rStyle w:val="NormalTok"/>
+        </w:rPr>
+        <w:t xml:space="preserve"> </w:t>
+      </w:r>
+      <w:r>
+        <w:rPr>
+          <w:rStyle w:val="AttributeTok"/>
+        </w:rPr>
+        <w:t xml:space="preserve">-fsSL</w:t>
+      </w:r>
+      <w:r>
+        <w:rPr>
+          <w:rStyle w:val="NormalTok"/>
+        </w:rPr>
+        <w:t xml:space="preserve"> https://raw.githubusercontent.com/vasic-digital/claude-toolkit/main/scripts/curl-install.sh </w:t>
+      </w:r>
+      <w:r>
+        <w:rPr>
+          <w:rStyle w:val="KeywordTok"/>
+        </w:rPr>
+        <w:t xml:space="preserve">|</w:t>
+      </w:r>
+      <w:r>
+        <w:rPr>
+          <w:rStyle w:val="NormalTok"/>
+        </w:rPr>
+        <w:t xml:space="preserve"> </w:t>
+      </w:r>
+      <w:r>
+        <w:rPr>
+          <w:rStyle w:val="FunctionTok"/>
+        </w:rPr>
+        <w:t xml:space="preserve">bash</w:t>
+      </w:r>
+    </w:p>
+    <w:p>
+      <w:pPr>
+        <w:pStyle w:val="Compact"/>
+        <w:numPr>
+          <w:ilvl w:val="0"/>
+          <w:numId w:val="1000"/>
+        </w:numPr>
+      </w:pPr>
+      <w:r>
+        <w:t xml:space="preserve">Detects platform (Linux/macOS) and shell, auto-installs missing hard</w:t>
+      </w:r>
+      <w:r>
+        <w:t xml:space="preserve"> </w:t>
+      </w:r>
+      <w:r>
+        <w:t xml:space="preserve">dependencies (jq, rsync, awk) via the system package manager (apt/dnf/apk/pacman/brew),</w:t>
+      </w:r>
+      <w:r>
+        <w:t xml:space="preserve"> </w:t>
+      </w:r>
+      <w:r>
+        <w:t xml:space="preserve">clones (or pulls if already present) the repo with all submodules recursively to</w:t>
+      </w:r>
+      <w:r>
+        <w:t xml:space="preserve"> </w:t>
+      </w:r>
+      <w:r>
+        <w:rPr>
+          <w:rStyle w:val="VerbatimChar"/>
+        </w:rPr>
+        <w:t xml:space="preserve">~/claude-toolkit</w:t>
+      </w:r>
+      <w:r>
+        <w:t xml:space="preserve">, runs</w:t>
+      </w:r>
+      <w:r>
+        <w:t xml:space="preserve"> </w:t>
+      </w:r>
+      <w:r>
+        <w:rPr>
+          <w:rStyle w:val="VerbatimChar"/>
+        </w:rPr>
+        <w:t xml:space="preserve">install.sh</w:t>
+      </w:r>
+      <w:r>
+        <w:t xml:space="preserve">, and prints next-steps. Idempotent;</w:t>
+      </w:r>
+      <w:r>
+        <w:t xml:space="preserve"> </w:t>
+      </w:r>
+      <w:r>
+        <w:t xml:space="preserve">re-runnable. Install dir overridable via</w:t>
+      </w:r>
+      <w:r>
+        <w:t xml:space="preserve"> </w:t>
+      </w:r>
+      <w:r>
+        <w:rPr>
+          <w:rStyle w:val="VerbatimChar"/>
+        </w:rPr>
+        <w:t xml:space="preserve">CLAUDE_TOOLKIT_DIR</w:t>
+      </w:r>
+      <w:r>
+        <w:t xml:space="preserve"> </w:t>
+      </w:r>
+      <w:r>
+        <w:t xml:space="preserve">env var.</w:t>
+      </w:r>
+    </w:p>
+    <w:p>
+      <w:pPr>
+        <w:pStyle w:val="Compact"/>
+        <w:numPr>
+          <w:ilvl w:val="0"/>
+          <w:numId w:val="1035"/>
+        </w:numPr>
+      </w:pPr>
+      <w:r>
+        <w:rPr>
+          <w:b/>
+          <w:bCs/>
+        </w:rPr>
+        <w:t xml:space="preserve">README.md</w:t>
+      </w:r>
+      <w:r>
+        <w:t xml:space="preserve"> </w:t>
+      </w:r>
+      <w:r>
+        <w:t xml:space="preserve">— curl one-liner added at the top of the Install section.</w:t>
+      </w:r>
+    </w:p>
+    <w:p>
+      <w:pPr>
+        <w:pStyle w:val="Compact"/>
+        <w:numPr>
+          <w:ilvl w:val="0"/>
+          <w:numId w:val="1035"/>
+        </w:numPr>
+      </w:pPr>
+      <w:r>
+        <w:rPr>
+          <w:rStyle w:val="VerbatimChar"/>
+          <w:b/>
+          <w:bCs/>
+        </w:rPr>
+        <w:t xml:space="preserve">test_curl_install.sh</w:t>
+      </w:r>
+      <w:r>
+        <w:t xml:space="preserve"> </w:t>
+      </w:r>
+      <w:r>
+        <w:t xml:space="preserve">— 22 hermetic tests covering syntax, permissions,</w:t>
+      </w:r>
+      <w:r>
+        <w:t xml:space="preserve"> </w:t>
+      </w:r>
+      <w:r>
+        <w:t xml:space="preserve">URL correctness, submodule cloning, idempotency, platform detection, dependency</w:t>
+      </w:r>
+      <w:r>
+        <w:t xml:space="preserve"> </w:t>
+      </w:r>
+      <w:r>
+        <w:t xml:space="preserve">checks, error handling, and next-steps output.</w:t>
+      </w:r>
+    </w:p>
+    <w:bookmarkEnd w:id="54"/>
+    <w:bookmarkStart w:id="55" w:name="verified-12"/>
+    <w:p>
+      <w:pPr>
+        <w:pStyle w:val="Heading3"/>
+      </w:pPr>
+      <w:r>
+        <w:t xml:space="preserve">Verified</w:t>
+      </w:r>
+    </w:p>
+    <w:p>
+      <w:pPr>
+        <w:pStyle w:val="Compact"/>
+        <w:numPr>
+          <w:ilvl w:val="0"/>
+          <w:numId w:val="1036"/>
+        </w:numPr>
+      </w:pPr>
+      <w:r>
+        <w:rPr>
+          <w:rStyle w:val="VerbatimChar"/>
+        </w:rPr>
+        <w:t xml:space="preserve">bash -n</w:t>
+      </w:r>
+      <w:r>
+        <w:t xml:space="preserve"> </w:t>
+      </w:r>
+      <w:r>
+        <w:t xml:space="preserve">+</w:t>
+      </w:r>
+      <w:r>
+        <w:t xml:space="preserve"> </w:t>
+      </w:r>
+      <w:r>
+        <w:rPr>
+          <w:rStyle w:val="VerbatimChar"/>
+        </w:rPr>
+        <w:t xml:space="preserve">shellcheck 0</w:t>
+      </w:r>
+      <w:r>
+        <w:t xml:space="preserve"> </w:t>
+      </w:r>
+      <w:r>
+        <w:t xml:space="preserve">on</w:t>
+      </w:r>
+      <w:r>
+        <w:t xml:space="preserve"> </w:t>
+      </w:r>
+      <w:r>
+        <w:rPr>
+          <w:rStyle w:val="VerbatimChar"/>
+        </w:rPr>
+        <w:t xml:space="preserve">curl-install.sh</w:t>
+      </w:r>
+      <w:r>
+        <w:t xml:space="preserve"> </w:t>
+      </w:r>
+      <w:r>
+        <w:t xml:space="preserve">and</w:t>
+      </w:r>
+      <w:r>
+        <w:t xml:space="preserve"> </w:t>
+      </w:r>
+      <w:r>
+        <w:rPr>
+          <w:rStyle w:val="VerbatimChar"/>
+        </w:rPr>
+        <w:t xml:space="preserve">test_curl_install.sh</w:t>
+      </w:r>
+      <w:r>
+        <w:t xml:space="preserve">.</w:t>
+      </w:r>
+    </w:p>
+    <w:p>
+      <w:pPr>
+        <w:pStyle w:val="Compact"/>
+        <w:numPr>
+          <w:ilvl w:val="0"/>
+          <w:numId w:val="1036"/>
+        </w:numPr>
+      </w:pPr>
+      <w:r>
+        <w:rPr>
+          <w:rStyle w:val="VerbatimChar"/>
+        </w:rPr>
+        <w:t xml:space="preserve">run-all.sh</w:t>
+      </w:r>
+      <w:r>
+        <w:t xml:space="preserve"> </w:t>
+      </w:r>
+      <w:r>
+        <w:rPr>
+          <w:b/>
+          <w:bCs/>
+        </w:rPr>
+        <w:t xml:space="preserve">11/11 ALL GREEN</w:t>
+      </w:r>
+      <w:r>
+        <w:t xml:space="preserve"> </w:t>
+      </w:r>
+      <w:r>
+        <w:t xml:space="preserve">(was 10; +</w:t>
+      </w:r>
+      <w:r>
+        <w:rPr>
+          <w:rStyle w:val="VerbatimChar"/>
+        </w:rPr>
+        <w:t xml:space="preserve">test_curl_install.sh</w:t>
+      </w:r>
+      <w:r>
+        <w:t xml:space="preserve">).</w:t>
+      </w:r>
+    </w:p>
+    <w:bookmarkEnd w:id="55"/>
+    <w:bookmarkEnd w:id="56"/>
+    <w:bookmarkStart w:id="60" w:name="X358a773e55ee7916e99f89891cea757a4ef2332"/>
+    <w:p>
+      <w:pPr>
+        <w:pStyle w:val="Heading2"/>
+      </w:pPr>
+      <w:r>
         <w:t xml:space="preserve">v1.7.11 — 2026-06-28 — Round-4: coverage-gap regression tests, toon recursion guard, arg validation</w:t>
       </w:r>
     </w:p>
@@ -8379,7 +8552,7 @@
         <w:t xml:space="preserve">ship; plus 2 LOW code findings.</w:t>
       </w:r>
     </w:p>
-    <w:bookmarkStart w:id="54" w:name="fixed-10"/>
+    <w:bookmarkStart w:id="57" w:name="fixed-10"/>
     <w:p>
       <w:pPr>
         <w:pStyle w:val="Heading3"/>
@@ -8393,7 +8566,7 @@
         <w:pStyle w:val="Compact"/>
         <w:numPr>
           <w:ilvl w:val="0"/>
-          <w:numId w:val="1035"/>
+          <w:numId w:val="1037"/>
         </w:numPr>
       </w:pPr>
       <w:r>
@@ -8461,7 +8634,7 @@
         <w:pStyle w:val="Compact"/>
         <w:numPr>
           <w:ilvl w:val="0"/>
-          <w:numId w:val="1035"/>
+          <w:numId w:val="1037"/>
         </w:numPr>
       </w:pPr>
       <w:r>
@@ -8559,8 +8732,8 @@
         <w:t xml:space="preserve">+ exit 1.</w:t>
       </w:r>
     </w:p>
-    <w:bookmarkEnd w:id="54"/>
-    <w:bookmarkStart w:id="55" w:name="Xa3820b20d9de08dfbf04e844ba6fdc48d6e2898"/>
+    <w:bookmarkEnd w:id="57"/>
+    <w:bookmarkStart w:id="58" w:name="Xa3820b20d9de08dfbf04e844ba6fdc48d6e2898"/>
     <w:p>
       <w:pPr>
         <w:pStyle w:val="Heading3"/>
@@ -8582,7 +8755,7 @@
         <w:pStyle w:val="Compact"/>
         <w:numPr>
           <w:ilvl w:val="0"/>
-          <w:numId w:val="1036"/>
+          <w:numId w:val="1038"/>
         </w:numPr>
       </w:pPr>
       <w:r>
@@ -8723,7 +8896,7 @@
         <w:pStyle w:val="Compact"/>
         <w:numPr>
           <w:ilvl w:val="0"/>
-          <w:numId w:val="1036"/>
+          <w:numId w:val="1038"/>
         </w:numPr>
       </w:pPr>
       <w:r>
@@ -8837,7 +9010,7 @@
         <w:pStyle w:val="Compact"/>
         <w:numPr>
           <w:ilvl w:val="0"/>
-          <w:numId w:val="1036"/>
+          <w:numId w:val="1038"/>
         </w:numPr>
       </w:pPr>
       <w:r>
@@ -8922,7 +9095,7 @@
         <w:pStyle w:val="Compact"/>
         <w:numPr>
           <w:ilvl w:val="0"/>
-          <w:numId w:val="1036"/>
+          <w:numId w:val="1038"/>
         </w:numPr>
       </w:pPr>
       <w:r>
@@ -8998,7 +9171,7 @@
         <w:pStyle w:val="Compact"/>
         <w:numPr>
           <w:ilvl w:val="0"/>
-          <w:numId w:val="1036"/>
+          <w:numId w:val="1038"/>
         </w:numPr>
       </w:pPr>
       <w:r>
@@ -9092,8 +9265,8 @@
         <w:t xml:space="preserve">, asserts that one wins.</w:t>
       </w:r>
     </w:p>
-    <w:bookmarkEnd w:id="55"/>
-    <w:bookmarkStart w:id="56" w:name="verified-12"/>
+    <w:bookmarkEnd w:id="58"/>
+    <w:bookmarkStart w:id="59" w:name="verified-13"/>
     <w:p>
       <w:pPr>
         <w:pStyle w:val="Heading3"/>
@@ -9107,7 +9280,7 @@
         <w:pStyle w:val="Compact"/>
         <w:numPr>
           <w:ilvl w:val="0"/>
-          <w:numId w:val="1037"/>
+          <w:numId w:val="1039"/>
         </w:numPr>
       </w:pPr>
       <w:r>
@@ -9200,9 +9373,9 @@
         <w:t xml:space="preserve">toon.mjs missing-arg gives clean error + exit 1.</w:t>
       </w:r>
     </w:p>
-    <w:bookmarkEnd w:id="56"/>
-    <w:bookmarkEnd w:id="57"/>
-    <w:bookmarkStart w:id="63" w:name="X8a3bd46d32a35a5c1c9419ff9ea303d5d467afa"/>
+    <w:bookmarkEnd w:id="59"/>
+    <w:bookmarkEnd w:id="60"/>
+    <w:bookmarkStart w:id="66" w:name="X8a3bd46d32a35a5c1c9419ff9ea303d5d467afa"/>
     <w:p>
       <w:pPr>
         <w:pStyle w:val="Heading2"/>
@@ -9225,7 +9398,7 @@
         <w:t xml:space="preserve">claude-unify merge, the poe proxy, bootstrap). Fixes verified centrally.</w:t>
       </w:r>
     </w:p>
-    <w:bookmarkStart w:id="58" w:name="fixed-11"/>
+    <w:bookmarkStart w:id="61" w:name="fixed-11"/>
     <w:p>
       <w:pPr>
         <w:pStyle w:val="Heading3"/>
@@ -9239,7 +9412,7 @@
         <w:pStyle w:val="Compact"/>
         <w:numPr>
           <w:ilvl w:val="0"/>
-          <w:numId w:val="1038"/>
+          <w:numId w:val="1040"/>
         </w:numPr>
       </w:pPr>
       <w:r>
@@ -9455,8 +9628,8 @@
         <w:t xml:space="preserve">(was empty); a ≥3-plugin regression test was added.</w:t>
       </w:r>
     </w:p>
-    <w:bookmarkEnd w:id="58"/>
-    <w:bookmarkStart w:id="59" w:name="security-defense-in-depth"/>
+    <w:bookmarkEnd w:id="61"/>
+    <w:bookmarkStart w:id="62" w:name="security-defense-in-depth"/>
     <w:p>
       <w:pPr>
         <w:pStyle w:val="Heading3"/>
@@ -9470,7 +9643,7 @@
         <w:pStyle w:val="Compact"/>
         <w:numPr>
           <w:ilvl w:val="0"/>
-          <w:numId w:val="1039"/>
+          <w:numId w:val="1041"/>
         </w:numPr>
       </w:pPr>
       <w:r>
@@ -9618,7 +9791,7 @@
         <w:pStyle w:val="Compact"/>
         <w:numPr>
           <w:ilvl w:val="0"/>
-          <w:numId w:val="1039"/>
+          <w:numId w:val="1041"/>
         </w:numPr>
       </w:pPr>
       <w:r>
@@ -9715,7 +9888,7 @@
         <w:pStyle w:val="Compact"/>
         <w:numPr>
           <w:ilvl w:val="0"/>
-          <w:numId w:val="1039"/>
+          <w:numId w:val="1041"/>
         </w:numPr>
       </w:pPr>
       <w:r>
@@ -9768,8 +9941,8 @@
         <w:t xml:space="preserve">clear error instead of a broken alias.</w:t>
       </w:r>
     </w:p>
-    <w:bookmarkEnd w:id="59"/>
-    <w:bookmarkStart w:id="60" w:name="robustness"/>
+    <w:bookmarkEnd w:id="62"/>
+    <w:bookmarkStart w:id="63" w:name="robustness"/>
     <w:p>
       <w:pPr>
         <w:pStyle w:val="Heading3"/>
@@ -9783,7 +9956,7 @@
         <w:pStyle w:val="Compact"/>
         <w:numPr>
           <w:ilvl w:val="0"/>
-          <w:numId w:val="1040"/>
+          <w:numId w:val="1042"/>
         </w:numPr>
       </w:pPr>
       <w:r>
@@ -9867,8 +10040,8 @@
         <w:t xml:space="preserve">gzip body no longer propagates.</w:t>
       </w:r>
     </w:p>
-    <w:bookmarkEnd w:id="60"/>
-    <w:bookmarkStart w:id="61" w:name="verified-13"/>
+    <w:bookmarkEnd w:id="63"/>
+    <w:bookmarkStart w:id="64" w:name="verified-14"/>
     <w:p>
       <w:pPr>
         <w:pStyle w:val="Heading3"/>
@@ -9882,7 +10055,7 @@
         <w:pStyle w:val="Compact"/>
         <w:numPr>
           <w:ilvl w:val="0"/>
-          <w:numId w:val="1041"/>
+          <w:numId w:val="1043"/>
         </w:numPr>
       </w:pPr>
       <w:r>
@@ -9965,7 +10138,7 @@
         <w:pStyle w:val="Compact"/>
         <w:numPr>
           <w:ilvl w:val="0"/>
-          <w:numId w:val="1041"/>
+          <w:numId w:val="1043"/>
         </w:numPr>
       </w:pPr>
       <w:r>
@@ -10005,8 +10178,8 @@
         <w:t xml:space="preserve">write path is unchanged from v1.7.9's live-proven 137 models / 32 aliases.</w:t>
       </w:r>
     </w:p>
-    <w:bookmarkEnd w:id="61"/>
-    <w:bookmarkStart w:id="62" w:name="audit-round-3--verified-clean"/>
+    <w:bookmarkEnd w:id="64"/>
+    <w:bookmarkStart w:id="65" w:name="audit-round-3--verified-clean"/>
     <w:p>
       <w:pPr>
         <w:pStyle w:val="Heading3"/>
@@ -10107,9 +10280,9 @@
         <w:t xml:space="preserve">intentionally bypasses the needs-secret guard — operator opt-in, documented.)</w:t>
       </w:r>
     </w:p>
-    <w:bookmarkEnd w:id="62"/>
-    <w:bookmarkEnd w:id="63"/>
-    <w:bookmarkStart w:id="69" w:name="X3f745f2f1363b5cbfd7fbe71d4044eac102974b"/>
+    <w:bookmarkEnd w:id="65"/>
+    <w:bookmarkEnd w:id="66"/>
+    <w:bookmarkStart w:id="72" w:name="X3f745f2f1363b5cbfd7fbe71d4044eac102974b"/>
     <w:p>
       <w:pPr>
         <w:pStyle w:val="Heading2"/>
@@ -10132,7 +10305,7 @@
         <w:t xml:space="preserve">security audit + doc-accuracy audit + lint sweep, fixes verified centrally).</w:t>
       </w:r>
     </w:p>
-    <w:bookmarkStart w:id="64" w:name="security"/>
+    <w:bookmarkStart w:id="67" w:name="security"/>
     <w:p>
       <w:pPr>
         <w:pStyle w:val="Heading3"/>
@@ -10146,7 +10319,7 @@
         <w:pStyle w:val="Compact"/>
         <w:numPr>
           <w:ilvl w:val="0"/>
-          <w:numId w:val="1042"/>
+          <w:numId w:val="1044"/>
         </w:numPr>
       </w:pPr>
       <w:r>
@@ -10316,7 +10489,7 @@
         <w:pStyle w:val="Compact"/>
         <w:numPr>
           <w:ilvl w:val="0"/>
-          <w:numId w:val="1042"/>
+          <w:numId w:val="1044"/>
         </w:numPr>
       </w:pPr>
       <w:r>
@@ -10422,7 +10595,7 @@
         <w:pStyle w:val="Compact"/>
         <w:numPr>
           <w:ilvl w:val="0"/>
-          <w:numId w:val="1042"/>
+          <w:numId w:val="1044"/>
         </w:numPr>
       </w:pPr>
       <w:r>
@@ -10543,7 +10716,7 @@
         <w:pStyle w:val="Compact"/>
         <w:numPr>
           <w:ilvl w:val="0"/>
-          <w:numId w:val="1042"/>
+          <w:numId w:val="1044"/>
         </w:numPr>
       </w:pPr>
       <w:r>
@@ -10622,7 +10795,7 @@
         <w:pStyle w:val="Compact"/>
         <w:numPr>
           <w:ilvl w:val="0"/>
-          <w:numId w:val="1042"/>
+          <w:numId w:val="1044"/>
         </w:numPr>
       </w:pPr>
       <w:r>
@@ -10783,8 +10956,8 @@
         <w:t xml:space="preserve">original six-name allowlist.</w:t>
       </w:r>
     </w:p>
-    <w:bookmarkEnd w:id="64"/>
-    <w:bookmarkStart w:id="65" w:name="fixed-12"/>
+    <w:bookmarkEnd w:id="67"/>
+    <w:bookmarkStart w:id="68" w:name="fixed-12"/>
     <w:p>
       <w:pPr>
         <w:pStyle w:val="Heading3"/>
@@ -10798,7 +10971,7 @@
         <w:pStyle w:val="Compact"/>
         <w:numPr>
           <w:ilvl w:val="0"/>
-          <w:numId w:val="1043"/>
+          <w:numId w:val="1045"/>
         </w:numPr>
       </w:pPr>
       <w:r>
@@ -10898,7 +11071,7 @@
         <w:pStyle w:val="Compact"/>
         <w:numPr>
           <w:ilvl w:val="0"/>
-          <w:numId w:val="1043"/>
+          <w:numId w:val="1045"/>
         </w:numPr>
       </w:pPr>
       <w:r>
@@ -10944,7 +11117,7 @@
         <w:pStyle w:val="Compact"/>
         <w:numPr>
           <w:ilvl w:val="0"/>
-          <w:numId w:val="1043"/>
+          <w:numId w:val="1045"/>
         </w:numPr>
       </w:pPr>
       <w:r>
@@ -11053,8 +11226,8 @@
         <w:t xml:space="preserve">.</w:t>
       </w:r>
     </w:p>
-    <w:bookmarkEnd w:id="65"/>
-    <w:bookmarkStart w:id="66" w:name="docs"/>
+    <w:bookmarkEnd w:id="68"/>
+    <w:bookmarkStart w:id="69" w:name="docs"/>
     <w:p>
       <w:pPr>
         <w:pStyle w:val="Heading3"/>
@@ -11068,7 +11241,7 @@
         <w:pStyle w:val="Compact"/>
         <w:numPr>
           <w:ilvl w:val="0"/>
-          <w:numId w:val="1044"/>
+          <w:numId w:val="1046"/>
         </w:numPr>
       </w:pPr>
       <w:r>
@@ -11204,8 +11377,8 @@
         <w:t xml:space="preserve">refreshed date stamp.</w:t>
       </w:r>
     </w:p>
-    <w:bookmarkEnd w:id="66"/>
-    <w:bookmarkStart w:id="67" w:name="quality"/>
+    <w:bookmarkEnd w:id="69"/>
+    <w:bookmarkStart w:id="70" w:name="quality"/>
     <w:p>
       <w:pPr>
         <w:pStyle w:val="Heading3"/>
@@ -11219,7 +11392,7 @@
         <w:pStyle w:val="Compact"/>
         <w:numPr>
           <w:ilvl w:val="0"/>
-          <w:numId w:val="1045"/>
+          <w:numId w:val="1047"/>
         </w:numPr>
       </w:pPr>
       <w:r>
@@ -11284,8 +11457,8 @@
         <w:t xml:space="preserve">the one remaining reserved no-op flag carries a justified inline disable.</w:t>
       </w:r>
     </w:p>
-    <w:bookmarkEnd w:id="67"/>
-    <w:bookmarkStart w:id="68" w:name="verified-14"/>
+    <w:bookmarkEnd w:id="70"/>
+    <w:bookmarkStart w:id="71" w:name="verified-15"/>
     <w:p>
       <w:pPr>
         <w:pStyle w:val="Heading3"/>
@@ -11299,7 +11472,7 @@
         <w:pStyle w:val="Compact"/>
         <w:numPr>
           <w:ilvl w:val="0"/>
-          <w:numId w:val="1046"/>
+          <w:numId w:val="1048"/>
         </w:numPr>
       </w:pPr>
       <w:r>
@@ -11367,7 +11540,7 @@
         <w:pStyle w:val="Compact"/>
         <w:numPr>
           <w:ilvl w:val="0"/>
-          <w:numId w:val="1046"/>
+          <w:numId w:val="1048"/>
         </w:numPr>
       </w:pPr>
       <w:r>
@@ -11421,7 +11594,7 @@
         <w:pStyle w:val="Compact"/>
         <w:numPr>
           <w:ilvl w:val="0"/>
-          <w:numId w:val="1046"/>
+          <w:numId w:val="1048"/>
         </w:numPr>
       </w:pPr>
       <w:r>
@@ -11491,16 +11664,16 @@
         <w:pStyle w:val="Compact"/>
         <w:numPr>
           <w:ilvl w:val="0"/>
-          <w:numId w:val="1046"/>
+          <w:numId w:val="1048"/>
         </w:numPr>
       </w:pPr>
       <w:r>
         <w:t xml:space="preserve">4-host byte-parity + 10/10 suite re-verified after deploy.</w:t>
       </w:r>
     </w:p>
-    <w:bookmarkEnd w:id="68"/>
-    <w:bookmarkEnd w:id="69"/>
-    <w:bookmarkStart w:id="74" w:name="X32f4e63b5b469270c24eeebf0670d89dbf8d175"/>
+    <w:bookmarkEnd w:id="71"/>
+    <w:bookmarkEnd w:id="72"/>
+    <w:bookmarkStart w:id="77" w:name="X32f4e63b5b469270c24eeebf0670d89dbf8d175"/>
     <w:p>
       <w:pPr>
         <w:pStyle w:val="Heading2"/>
@@ -11529,7 +11702,7 @@
         <w:t xml:space="preserve">suite + live multi-model verification were run centrally.</w:t>
       </w:r>
     </w:p>
-    <w:bookmarkStart w:id="70" w:name="security-1"/>
+    <w:bookmarkStart w:id="73" w:name="security-1"/>
     <w:p>
       <w:pPr>
         <w:pStyle w:val="Heading3"/>
@@ -11543,7 +11716,7 @@
         <w:pStyle w:val="Compact"/>
         <w:numPr>
           <w:ilvl w:val="0"/>
-          <w:numId w:val="1047"/>
+          <w:numId w:val="1049"/>
         </w:numPr>
       </w:pPr>
       <w:r>
@@ -11730,7 +11903,7 @@
         <w:pStyle w:val="Compact"/>
         <w:numPr>
           <w:ilvl w:val="0"/>
-          <w:numId w:val="1047"/>
+          <w:numId w:val="1049"/>
         </w:numPr>
       </w:pPr>
       <w:r>
@@ -11886,7 +12059,7 @@
         <w:pStyle w:val="Compact"/>
         <w:numPr>
           <w:ilvl w:val="0"/>
-          <w:numId w:val="1047"/>
+          <w:numId w:val="1049"/>
         </w:numPr>
       </w:pPr>
       <w:r>
@@ -12045,8 +12218,8 @@
         <w:t xml:space="preserve">on all four remotes.</w:t>
       </w:r>
     </w:p>
-    <w:bookmarkEnd w:id="70"/>
-    <w:bookmarkStart w:id="71" w:name="fixed-13"/>
+    <w:bookmarkEnd w:id="73"/>
+    <w:bookmarkStart w:id="74" w:name="fixed-13"/>
     <w:p>
       <w:pPr>
         <w:pStyle w:val="Heading3"/>
@@ -12060,7 +12233,7 @@
         <w:pStyle w:val="Compact"/>
         <w:numPr>
           <w:ilvl w:val="0"/>
-          <w:numId w:val="1048"/>
+          <w:numId w:val="1050"/>
         </w:numPr>
       </w:pPr>
       <w:r>
@@ -12146,7 +12319,7 @@
         <w:pStyle w:val="Compact"/>
         <w:numPr>
           <w:ilvl w:val="0"/>
-          <w:numId w:val="1048"/>
+          <w:numId w:val="1050"/>
         </w:numPr>
       </w:pPr>
       <w:r>
@@ -12269,7 +12442,7 @@
         <w:pStyle w:val="Compact"/>
         <w:numPr>
           <w:ilvl w:val="0"/>
-          <w:numId w:val="1048"/>
+          <w:numId w:val="1050"/>
         </w:numPr>
       </w:pPr>
       <w:r>
@@ -12348,7 +12521,7 @@
         <w:pStyle w:val="Compact"/>
         <w:numPr>
           <w:ilvl w:val="0"/>
-          <w:numId w:val="1048"/>
+          <w:numId w:val="1050"/>
         </w:numPr>
       </w:pPr>
       <w:r>
@@ -12408,8 +12581,8 @@
         <w:t xml:space="preserve">).</w:t>
       </w:r>
     </w:p>
-    <w:bookmarkEnd w:id="71"/>
-    <w:bookmarkStart w:id="72" w:name="added-7"/>
+    <w:bookmarkEnd w:id="74"/>
+    <w:bookmarkStart w:id="75" w:name="added-7"/>
     <w:p>
       <w:pPr>
         <w:pStyle w:val="Heading3"/>
@@ -12423,7 +12596,7 @@
         <w:pStyle w:val="Compact"/>
         <w:numPr>
           <w:ilvl w:val="0"/>
-          <w:numId w:val="1049"/>
+          <w:numId w:val="1051"/>
         </w:numPr>
       </w:pPr>
       <w:r>
@@ -12608,7 +12781,7 @@
         <w:pStyle w:val="Compact"/>
         <w:numPr>
           <w:ilvl w:val="0"/>
-          <w:numId w:val="1049"/>
+          <w:numId w:val="1051"/>
         </w:numPr>
       </w:pPr>
       <w:r>
@@ -12676,8 +12849,8 @@
         <w:t xml:space="preserve">a failure never re-echoes a secret.</w:t>
       </w:r>
     </w:p>
-    <w:bookmarkEnd w:id="72"/>
-    <w:bookmarkStart w:id="73" w:name="verified-15"/>
+    <w:bookmarkEnd w:id="75"/>
+    <w:bookmarkStart w:id="76" w:name="verified-16"/>
     <w:p>
       <w:pPr>
         <w:pStyle w:val="Heading3"/>
@@ -12691,7 +12864,7 @@
         <w:pStyle w:val="Compact"/>
         <w:numPr>
           <w:ilvl w:val="0"/>
-          <w:numId w:val="1050"/>
+          <w:numId w:val="1052"/>
         </w:numPr>
       </w:pPr>
       <w:r>
@@ -12737,7 +12910,7 @@
         <w:pStyle w:val="Compact"/>
         <w:numPr>
           <w:ilvl w:val="0"/>
-          <w:numId w:val="1050"/>
+          <w:numId w:val="1052"/>
         </w:numPr>
       </w:pPr>
       <w:r>
@@ -12825,7 +12998,7 @@
         <w:pStyle w:val="Compact"/>
         <w:numPr>
           <w:ilvl w:val="0"/>
-          <w:numId w:val="1050"/>
+          <w:numId w:val="1052"/>
         </w:numPr>
       </w:pPr>
       <w:r>
@@ -12879,7 +13052,7 @@
         <w:pStyle w:val="Compact"/>
         <w:numPr>
           <w:ilvl w:val="0"/>
-          <w:numId w:val="1050"/>
+          <w:numId w:val="1052"/>
         </w:numPr>
       </w:pPr>
       <w:r>
@@ -12922,9 +13095,9 @@
         <w:t xml:space="preserve">.</w:t>
       </w:r>
     </w:p>
-    <w:bookmarkEnd w:id="73"/>
-    <w:bookmarkEnd w:id="74"/>
-    <w:bookmarkStart w:id="79" w:name="X3dc7a22e845e8a16dcec7ab3494aa6e579b0408"/>
+    <w:bookmarkEnd w:id="76"/>
+    <w:bookmarkEnd w:id="77"/>
+    <w:bookmarkStart w:id="82" w:name="X3dc7a22e845e8a16dcec7ab3494aa6e579b0408"/>
     <w:p>
       <w:pPr>
         <w:pStyle w:val="Heading2"/>
@@ -12941,7 +13114,7 @@
         <w:t xml:space="preserve">Follow-up hardening release found by a parallel multi-agent audit of v1.7.6.</w:t>
       </w:r>
     </w:p>
-    <w:bookmarkStart w:id="75" w:name="fixed-14"/>
+    <w:bookmarkStart w:id="78" w:name="fixed-14"/>
     <w:p>
       <w:pPr>
         <w:pStyle w:val="Heading3"/>
@@ -12955,7 +13128,7 @@
         <w:pStyle w:val="Compact"/>
         <w:numPr>
           <w:ilvl w:val="0"/>
-          <w:numId w:val="1051"/>
+          <w:numId w:val="1053"/>
         </w:numPr>
       </w:pPr>
       <w:r>
@@ -13258,7 +13431,7 @@
         <w:pStyle w:val="Compact"/>
         <w:numPr>
           <w:ilvl w:val="0"/>
-          <w:numId w:val="1051"/>
+          <w:numId w:val="1053"/>
         </w:numPr>
       </w:pPr>
       <w:r>
@@ -13386,8 +13559,8 @@
         <w:t xml:space="preserve">.</w:t>
       </w:r>
     </w:p>
-    <w:bookmarkEnd w:id="75"/>
-    <w:bookmarkStart w:id="76" w:name="added-8"/>
+    <w:bookmarkEnd w:id="78"/>
+    <w:bookmarkStart w:id="79" w:name="added-8"/>
     <w:p>
       <w:pPr>
         <w:pStyle w:val="Heading3"/>
@@ -13401,7 +13574,7 @@
         <w:pStyle w:val="Compact"/>
         <w:numPr>
           <w:ilvl w:val="0"/>
-          <w:numId w:val="1052"/>
+          <w:numId w:val="1054"/>
         </w:numPr>
       </w:pPr>
       <w:r>
@@ -13436,7 +13609,7 @@
         <w:pStyle w:val="Compact"/>
         <w:numPr>
           <w:ilvl w:val="0"/>
-          <w:numId w:val="1052"/>
+          <w:numId w:val="1054"/>
         </w:numPr>
       </w:pPr>
       <w:r>
@@ -13505,8 +13678,8 @@
         <w:t xml:space="preserve">.</w:t>
       </w:r>
     </w:p>
-    <w:bookmarkEnd w:id="76"/>
-    <w:bookmarkStart w:id="77" w:name="verified-16"/>
+    <w:bookmarkEnd w:id="79"/>
+    <w:bookmarkStart w:id="80" w:name="verified-17"/>
     <w:p>
       <w:pPr>
         <w:pStyle w:val="Heading3"/>
@@ -13520,7 +13693,7 @@
         <w:pStyle w:val="Compact"/>
         <w:numPr>
           <w:ilvl w:val="0"/>
-          <w:numId w:val="1053"/>
+          <w:numId w:val="1055"/>
         </w:numPr>
       </w:pPr>
       <w:r>
@@ -13560,7 +13733,7 @@
         <w:pStyle w:val="Compact"/>
         <w:numPr>
           <w:ilvl w:val="0"/>
-          <w:numId w:val="1053"/>
+          <w:numId w:val="1055"/>
         </w:numPr>
       </w:pPr>
       <w:r>
@@ -13591,8 +13764,8 @@
         <w:t xml:space="preserve">on macOS.</w:t>
       </w:r>
     </w:p>
-    <w:bookmarkEnd w:id="77"/>
-    <w:bookmarkStart w:id="78" w:name="X62b0a64b7c3ea8cc9486d03458dca15977de730"/>
+    <w:bookmarkEnd w:id="80"/>
+    <w:bookmarkStart w:id="81" w:name="X62b0a64b7c3ea8cc9486d03458dca15977de730"/>
     <w:p>
       <w:pPr>
         <w:pStyle w:val="Heading3"/>
@@ -13606,7 +13779,7 @@
         <w:pStyle w:val="Compact"/>
         <w:numPr>
           <w:ilvl w:val="0"/>
-          <w:numId w:val="1054"/>
+          <w:numId w:val="1056"/>
         </w:numPr>
       </w:pPr>
       <w:r>
@@ -13654,7 +13827,7 @@
         <w:pStyle w:val="Compact"/>
         <w:numPr>
           <w:ilvl w:val="0"/>
-          <w:numId w:val="1054"/>
+          <w:numId w:val="1056"/>
         </w:numPr>
       </w:pPr>
       <w:r>
@@ -13708,7 +13881,7 @@
         <w:pStyle w:val="Compact"/>
         <w:numPr>
           <w:ilvl w:val="0"/>
-          <w:numId w:val="1054"/>
+          <w:numId w:val="1056"/>
         </w:numPr>
       </w:pPr>
       <w:r>
@@ -13726,7 +13899,7 @@
         <w:pStyle w:val="Compact"/>
         <w:numPr>
           <w:ilvl w:val="0"/>
-          <w:numId w:val="1054"/>
+          <w:numId w:val="1056"/>
         </w:numPr>
       </w:pPr>
       <w:r>
@@ -13769,9 +13942,9 @@
         <w:t xml:space="preserve">needs a force tag push; left for a maintainer decision.</w:t>
       </w:r>
     </w:p>
-    <w:bookmarkEnd w:id="78"/>
-    <w:bookmarkEnd w:id="79"/>
-    <w:bookmarkStart w:id="84" w:name="X5bab4cefc6082b36259bdda3d0e046856fdd451"/>
+    <w:bookmarkEnd w:id="81"/>
+    <w:bookmarkEnd w:id="82"/>
+    <w:bookmarkStart w:id="87" w:name="X5bab4cefc6082b36259bdda3d0e046856fdd451"/>
     <w:p>
       <w:pPr>
         <w:pStyle w:val="Heading2"/>
@@ -13780,7 +13953,7 @@
         <w:t xml:space="preserve">v1.7.6 — 2026-06-28 — Always-non-interactive execution, alias-file integrity, macOS/bash-3.2 portability, 4-host rollout</w:t>
       </w:r>
     </w:p>
-    <w:bookmarkStart w:id="80" w:name="fixed-15"/>
+    <w:bookmarkStart w:id="83" w:name="fixed-15"/>
     <w:p>
       <w:pPr>
         <w:pStyle w:val="Heading3"/>
@@ -13794,7 +13967,7 @@
         <w:pStyle w:val="Compact"/>
         <w:numPr>
           <w:ilvl w:val="0"/>
-          <w:numId w:val="1055"/>
+          <w:numId w:val="1057"/>
         </w:numPr>
       </w:pPr>
       <w:r>
@@ -14044,7 +14217,7 @@
         <w:pStyle w:val="Compact"/>
         <w:numPr>
           <w:ilvl w:val="0"/>
-          <w:numId w:val="1055"/>
+          <w:numId w:val="1057"/>
         </w:numPr>
       </w:pPr>
       <w:r>
@@ -14236,7 +14409,7 @@
         <w:pStyle w:val="Compact"/>
         <w:numPr>
           <w:ilvl w:val="0"/>
-          <w:numId w:val="1055"/>
+          <w:numId w:val="1057"/>
         </w:numPr>
       </w:pPr>
       <w:r>
@@ -14386,8 +14559,8 @@
         <w:t xml:space="preserve">are unbound on bash 3.2). The suite now runs green on macOS bash 3.2.</w:t>
       </w:r>
     </w:p>
-    <w:bookmarkEnd w:id="80"/>
-    <w:bookmarkStart w:id="81" w:name="added-9"/>
+    <w:bookmarkEnd w:id="83"/>
+    <w:bookmarkStart w:id="84" w:name="added-9"/>
     <w:p>
       <w:pPr>
         <w:pStyle w:val="Heading3"/>
@@ -14401,7 +14574,7 @@
         <w:pStyle w:val="Compact"/>
         <w:numPr>
           <w:ilvl w:val="0"/>
-          <w:numId w:val="1056"/>
+          <w:numId w:val="1058"/>
         </w:numPr>
       </w:pPr>
       <w:r>
@@ -14559,7 +14732,7 @@
         <w:pStyle w:val="Compact"/>
         <w:numPr>
           <w:ilvl w:val="0"/>
-          <w:numId w:val="1056"/>
+          <w:numId w:val="1058"/>
         </w:numPr>
       </w:pPr>
       <w:r>
@@ -14602,7 +14775,7 @@
         <w:pStyle w:val="Compact"/>
         <w:numPr>
           <w:ilvl w:val="0"/>
-          <w:numId w:val="1056"/>
+          <w:numId w:val="1058"/>
         </w:numPr>
       </w:pPr>
       <w:r>
@@ -14640,8 +14813,8 @@
         <w:t xml:space="preserve">absent — matching the existing SKIP convention for optional-dependency features.</w:t>
       </w:r>
     </w:p>
-    <w:bookmarkEnd w:id="81"/>
-    <w:bookmarkStart w:id="82" w:name="X7441e4fb9d1d1f16b207087dd74b5bc870440c2"/>
+    <w:bookmarkEnd w:id="84"/>
+    <w:bookmarkStart w:id="85" w:name="X7441e4fb9d1d1f16b207087dd74b5bc870440c2"/>
     <w:p>
       <w:pPr>
         <w:pStyle w:val="Heading3"/>
@@ -14655,7 +14828,7 @@
         <w:pStyle w:val="Compact"/>
         <w:numPr>
           <w:ilvl w:val="0"/>
-          <w:numId w:val="1057"/>
+          <w:numId w:val="1059"/>
         </w:numPr>
       </w:pPr>
       <w:r>
@@ -14750,7 +14923,7 @@
         <w:pStyle w:val="Compact"/>
         <w:numPr>
           <w:ilvl w:val="0"/>
-          <w:numId w:val="1057"/>
+          <w:numId w:val="1059"/>
         </w:numPr>
       </w:pPr>
       <w:r>
@@ -14777,7 +14950,7 @@
         <w:pStyle w:val="Compact"/>
         <w:numPr>
           <w:ilvl w:val="0"/>
-          <w:numId w:val="1057"/>
+          <w:numId w:val="1059"/>
         </w:numPr>
       </w:pPr>
       <w:r>
@@ -14816,8 +14989,8 @@
         <w:t xml:space="preserve">.</w:t>
       </w:r>
     </w:p>
-    <w:bookmarkEnd w:id="82"/>
-    <w:bookmarkStart w:id="83" w:name="verified-17"/>
+    <w:bookmarkEnd w:id="85"/>
+    <w:bookmarkStart w:id="86" w:name="verified-18"/>
     <w:p>
       <w:pPr>
         <w:pStyle w:val="Heading3"/>
@@ -14831,7 +15004,7 @@
         <w:pStyle w:val="Compact"/>
         <w:numPr>
           <w:ilvl w:val="0"/>
-          <w:numId w:val="1058"/>
+          <w:numId w:val="1060"/>
         </w:numPr>
       </w:pPr>
       <w:r>
@@ -14871,7 +15044,7 @@
         <w:pStyle w:val="Compact"/>
         <w:numPr>
           <w:ilvl w:val="0"/>
-          <w:numId w:val="1058"/>
+          <w:numId w:val="1060"/>
         </w:numPr>
       </w:pPr>
       <w:r>
@@ -14938,9 +15111,9 @@
         <w:t xml:space="preserve">aliases present on every host.</w:t>
       </w:r>
     </w:p>
-    <w:bookmarkEnd w:id="83"/>
-    <w:bookmarkEnd w:id="84"/>
-    <w:bookmarkStart w:id="89" w:name="Xec4e4bab97bb1465106f99e5371bdd3ec633fc9"/>
+    <w:bookmarkEnd w:id="86"/>
+    <w:bookmarkEnd w:id="87"/>
+    <w:bookmarkStart w:id="92" w:name="Xec4e4bab97bb1465106f99e5371bdd3ec633fc9"/>
     <w:p>
       <w:pPr>
         <w:pStyle w:val="Heading2"/>
@@ -14949,7 +15122,7 @@
         <w:t xml:space="preserve">v1.7.5 — 2026-06-28 — Cross-provider /resume session visibility fix</w:t>
       </w:r>
     </w:p>
-    <w:bookmarkStart w:id="85" w:name="fixed-16"/>
+    <w:bookmarkStart w:id="88" w:name="fixed-16"/>
     <w:p>
       <w:pPr>
         <w:pStyle w:val="Heading3"/>
@@ -14963,7 +15136,7 @@
         <w:pStyle w:val="Compact"/>
         <w:numPr>
           <w:ilvl w:val="0"/>
-          <w:numId w:val="1059"/>
+          <w:numId w:val="1061"/>
         </w:numPr>
       </w:pPr>
       <w:r>
@@ -15138,7 +15311,7 @@
         <w:pStyle w:val="Compact"/>
         <w:numPr>
           <w:ilvl w:val="0"/>
-          <w:numId w:val="1059"/>
+          <w:numId w:val="1061"/>
         </w:numPr>
       </w:pPr>
       <w:r>
@@ -15217,7 +15390,7 @@
         <w:pStyle w:val="Compact"/>
         <w:numPr>
           <w:ilvl w:val="0"/>
-          <w:numId w:val="1059"/>
+          <w:numId w:val="1061"/>
         </w:numPr>
       </w:pPr>
       <w:r>
@@ -15276,8 +15449,8 @@
         <w:t xml:space="preserve">stripping works for all router-transport providers.</w:t>
       </w:r>
     </w:p>
-    <w:bookmarkEnd w:id="85"/>
-    <w:bookmarkStart w:id="86" w:name="root-cause-analysis"/>
+    <w:bookmarkEnd w:id="88"/>
+    <w:bookmarkStart w:id="89" w:name="root-cause-analysis"/>
     <w:p>
       <w:pPr>
         <w:pStyle w:val="Heading3"/>
@@ -15347,7 +15520,7 @@
         <w:pStyle w:val="Compact"/>
         <w:numPr>
           <w:ilvl w:val="0"/>
-          <w:numId w:val="1060"/>
+          <w:numId w:val="1062"/>
         </w:numPr>
       </w:pPr>
       <w:r>
@@ -15383,7 +15556,7 @@
         <w:pStyle w:val="Compact"/>
         <w:numPr>
           <w:ilvl w:val="0"/>
-          <w:numId w:val="1060"/>
+          <w:numId w:val="1062"/>
         </w:numPr>
       </w:pPr>
       <w:r>
@@ -15419,7 +15592,7 @@
         <w:pStyle w:val="Compact"/>
         <w:numPr>
           <w:ilvl w:val="0"/>
-          <w:numId w:val="1060"/>
+          <w:numId w:val="1062"/>
         </w:numPr>
       </w:pPr>
       <w:r>
@@ -15473,8 +15646,8 @@
         <w:t xml:space="preserve">via sync-state.</w:t>
       </w:r>
     </w:p>
-    <w:bookmarkEnd w:id="86"/>
-    <w:bookmarkStart w:id="87" w:name="verified-18"/>
+    <w:bookmarkEnd w:id="89"/>
+    <w:bookmarkStart w:id="90" w:name="verified-19"/>
     <w:p>
       <w:pPr>
         <w:pStyle w:val="Heading3"/>
@@ -15488,7 +15661,7 @@
         <w:pStyle w:val="Compact"/>
         <w:numPr>
           <w:ilvl w:val="0"/>
-          <w:numId w:val="1061"/>
+          <w:numId w:val="1063"/>
         </w:numPr>
       </w:pPr>
       <w:r>
@@ -15522,7 +15695,7 @@
         <w:pStyle w:val="Compact"/>
         <w:numPr>
           <w:ilvl w:val="0"/>
-          <w:numId w:val="1061"/>
+          <w:numId w:val="1063"/>
         </w:numPr>
       </w:pPr>
       <w:r>
@@ -15541,7 +15714,7 @@
         <w:pStyle w:val="Compact"/>
         <w:numPr>
           <w:ilvl w:val="0"/>
-          <w:numId w:val="1061"/>
+          <w:numId w:val="1063"/>
         </w:numPr>
       </w:pPr>
       <w:r>
@@ -15570,8 +15743,8 @@
         <w:t xml:space="preserve">correctly detects and fixes outdated alias files on both hosts</w:t>
       </w:r>
     </w:p>
-    <w:bookmarkEnd w:id="87"/>
-    <w:bookmarkStart w:id="88" w:name="tests"/>
+    <w:bookmarkEnd w:id="90"/>
+    <w:bookmarkStart w:id="91" w:name="tests"/>
     <w:p>
       <w:pPr>
         <w:pStyle w:val="Heading3"/>
@@ -15585,7 +15758,7 @@
         <w:pStyle w:val="Compact"/>
         <w:numPr>
           <w:ilvl w:val="0"/>
-          <w:numId w:val="1062"/>
+          <w:numId w:val="1064"/>
         </w:numPr>
       </w:pPr>
       <w:r>
@@ -15607,16 +15780,16 @@
         <w:pStyle w:val="Compact"/>
         <w:numPr>
           <w:ilvl w:val="0"/>
-          <w:numId w:val="1062"/>
+          <w:numId w:val="1064"/>
         </w:numPr>
       </w:pPr>
       <w:r>
         <w:t xml:space="preserve">Existing test suite: session-related tests pass</w:t>
       </w:r>
     </w:p>
-    <w:bookmarkEnd w:id="88"/>
-    <w:bookmarkEnd w:id="89"/>
-    <w:bookmarkStart w:id="93" w:name="Xec1c151fba8b0f6e04d02f3212d1c75e29f17fb"/>
+    <w:bookmarkEnd w:id="91"/>
+    <w:bookmarkEnd w:id="92"/>
+    <w:bookmarkStart w:id="96" w:name="Xec1c151fba8b0f6e04d02f3212d1c75e29f17fb"/>
     <w:p>
       <w:pPr>
         <w:pStyle w:val="Heading2"/>
@@ -15625,7 +15798,7 @@
         <w:t xml:space="preserve">v1.7.4 — 2026-06-26 — Kimi provider fix + AWS IaC MCP disabled by default</w:t>
       </w:r>
     </w:p>
-    <w:bookmarkStart w:id="90" w:name="fixed-17"/>
+    <w:bookmarkStart w:id="93" w:name="fixed-17"/>
     <w:p>
       <w:pPr>
         <w:pStyle w:val="Heading3"/>
@@ -15639,7 +15812,7 @@
         <w:pStyle w:val="Compact"/>
         <w:numPr>
           <w:ilvl w:val="0"/>
-          <w:numId w:val="1063"/>
+          <w:numId w:val="1065"/>
         </w:numPr>
       </w:pPr>
       <w:r>
@@ -15706,7 +15879,7 @@
         <w:pStyle w:val="Compact"/>
         <w:numPr>
           <w:ilvl w:val="0"/>
-          <w:numId w:val="1063"/>
+          <w:numId w:val="1065"/>
         </w:numPr>
       </w:pPr>
       <w:r>
@@ -15762,8 +15935,8 @@
         <w:t xml:space="preserve">on connection and is now configured but disabled by default.</w:t>
       </w:r>
     </w:p>
-    <w:bookmarkEnd w:id="90"/>
-    <w:bookmarkStart w:id="91" w:name="changed"/>
+    <w:bookmarkEnd w:id="93"/>
+    <w:bookmarkStart w:id="94" w:name="changed"/>
     <w:p>
       <w:pPr>
         <w:pStyle w:val="Heading3"/>
@@ -15777,7 +15950,7 @@
         <w:pStyle w:val="Compact"/>
         <w:numPr>
           <w:ilvl w:val="0"/>
-          <w:numId w:val="1064"/>
+          <w:numId w:val="1066"/>
         </w:numPr>
       </w:pPr>
       <w:r>
@@ -15804,7 +15977,7 @@
         <w:pStyle w:val="Compact"/>
         <w:numPr>
           <w:ilvl w:val="0"/>
-          <w:numId w:val="1064"/>
+          <w:numId w:val="1066"/>
         </w:numPr>
       </w:pPr>
       <w:r>
@@ -15823,8 +15996,8 @@
         <w:t xml:space="preserve">.</w:t>
       </w:r>
     </w:p>
-    <w:bookmarkEnd w:id="91"/>
-    <w:bookmarkStart w:id="92" w:name="tests-1"/>
+    <w:bookmarkEnd w:id="94"/>
+    <w:bookmarkStart w:id="95" w:name="tests-1"/>
     <w:p>
       <w:pPr>
         <w:pStyle w:val="Heading3"/>
@@ -15838,7 +16011,7 @@
         <w:pStyle w:val="Compact"/>
         <w:numPr>
           <w:ilvl w:val="0"/>
-          <w:numId w:val="1065"/>
+          <w:numId w:val="1067"/>
         </w:numPr>
       </w:pPr>
       <w:r>
@@ -15860,7 +16033,7 @@
         <w:pStyle w:val="Compact"/>
         <w:numPr>
           <w:ilvl w:val="0"/>
-          <w:numId w:val="1065"/>
+          <w:numId w:val="1067"/>
         </w:numPr>
       </w:pPr>
       <w:r>
@@ -15885,7 +16058,7 @@
         <w:pStyle w:val="Compact"/>
         <w:numPr>
           <w:ilvl w:val="0"/>
-          <w:numId w:val="1065"/>
+          <w:numId w:val="1067"/>
         </w:numPr>
       </w:pPr>
       <w:r>
@@ -15902,9 +16075,9 @@
         <w:t xml:space="preserve">5 passed, 0 failed</w:t>
       </w:r>
     </w:p>
-    <w:bookmarkEnd w:id="92"/>
-    <w:bookmarkEnd w:id="93"/>
-    <w:bookmarkStart w:id="98" w:name="X9bd238ab6e70094b91f95682e0c680fd3b532e6"/>
+    <w:bookmarkEnd w:id="95"/>
+    <w:bookmarkEnd w:id="96"/>
+    <w:bookmarkStart w:id="101" w:name="X9bd238ab6e70094b91f95682e0c680fd3b532e6"/>
     <w:p>
       <w:pPr>
         <w:pStyle w:val="Heading2"/>
@@ -15913,7 +16086,7 @@
         <w:t xml:space="preserve">v1.6.6 — 2026-06-21 — TOON integration for token-efficient prompts</w:t>
       </w:r>
     </w:p>
-    <w:bookmarkStart w:id="94" w:name="added-10"/>
+    <w:bookmarkStart w:id="97" w:name="added-10"/>
     <w:p>
       <w:pPr>
         <w:pStyle w:val="Heading3"/>
@@ -15927,7 +16100,7 @@
         <w:pStyle w:val="Compact"/>
         <w:numPr>
           <w:ilvl w:val="0"/>
-          <w:numId w:val="1066"/>
+          <w:numId w:val="1068"/>
         </w:numPr>
       </w:pPr>
       <w:r>
@@ -15955,7 +16128,7 @@
         <w:pStyle w:val="Compact"/>
         <w:numPr>
           <w:ilvl w:val="0"/>
-          <w:numId w:val="1066"/>
+          <w:numId w:val="1068"/>
         </w:numPr>
       </w:pPr>
       <w:r>
@@ -15978,7 +16151,7 @@
         <w:pStyle w:val="Compact"/>
         <w:numPr>
           <w:ilvl w:val="0"/>
-          <w:numId w:val="1066"/>
+          <w:numId w:val="1068"/>
         </w:numPr>
       </w:pPr>
       <w:r>
@@ -16001,7 +16174,7 @@
         <w:pStyle w:val="Compact"/>
         <w:numPr>
           <w:ilvl w:val="0"/>
-          <w:numId w:val="1066"/>
+          <w:numId w:val="1068"/>
         </w:numPr>
       </w:pPr>
       <w:r>
@@ -16024,7 +16197,7 @@
         <w:pStyle w:val="Compact"/>
         <w:numPr>
           <w:ilvl w:val="0"/>
-          <w:numId w:val="1066"/>
+          <w:numId w:val="1068"/>
         </w:numPr>
       </w:pPr>
       <w:r>
@@ -16057,8 +16230,8 @@
         <w:t xml:space="preserve">v2.3.0 dependency</w:t>
       </w:r>
     </w:p>
-    <w:bookmarkEnd w:id="94"/>
-    <w:bookmarkStart w:id="95" w:name="token-savings"/>
+    <w:bookmarkEnd w:id="97"/>
+    <w:bookmarkStart w:id="98" w:name="token-savings"/>
     <w:p>
       <w:pPr>
         <w:pStyle w:val="Heading3"/>
@@ -16072,7 +16245,7 @@
         <w:pStyle w:val="Compact"/>
         <w:numPr>
           <w:ilvl w:val="0"/>
-          <w:numId w:val="1067"/>
+          <w:numId w:val="1069"/>
         </w:numPr>
       </w:pPr>
       <w:r>
@@ -16084,7 +16257,7 @@
         <w:pStyle w:val="Compact"/>
         <w:numPr>
           <w:ilvl w:val="0"/>
-          <w:numId w:val="1067"/>
+          <w:numId w:val="1069"/>
         </w:numPr>
       </w:pPr>
       <w:r>
@@ -16096,7 +16269,7 @@
         <w:pStyle w:val="Compact"/>
         <w:numPr>
           <w:ilvl w:val="0"/>
-          <w:numId w:val="1067"/>
+          <w:numId w:val="1069"/>
         </w:numPr>
       </w:pPr>
       <w:r>
@@ -16108,15 +16281,15 @@
         <w:pStyle w:val="Compact"/>
         <w:numPr>
           <w:ilvl w:val="0"/>
-          <w:numId w:val="1067"/>
+          <w:numId w:val="1069"/>
         </w:numPr>
       </w:pPr>
       <w:r>
         <w:t xml:space="preserve">Accuracy: 76.4% (vs JSON's 75.0%)</w:t>
       </w:r>
     </w:p>
-    <w:bookmarkEnd w:id="95"/>
-    <w:bookmarkStart w:id="96" w:name="note"/>
+    <w:bookmarkEnd w:id="98"/>
+    <w:bookmarkStart w:id="99" w:name="note"/>
     <w:p>
       <w:pPr>
         <w:pStyle w:val="Heading3"/>
@@ -16139,8 +16312,8 @@
         <w:t xml:space="preserve">(providers require it). HTTP/3 and compression require provider-side support.</w:t>
       </w:r>
     </w:p>
-    <w:bookmarkEnd w:id="96"/>
-    <w:bookmarkStart w:id="97" w:name="tests-2"/>
+    <w:bookmarkEnd w:id="99"/>
+    <w:bookmarkStart w:id="100" w:name="tests-2"/>
     <w:p>
       <w:pPr>
         <w:pStyle w:val="Heading3"/>
@@ -16154,16 +16327,16 @@
         <w:pStyle w:val="Compact"/>
         <w:numPr>
           <w:ilvl w:val="0"/>
-          <w:numId w:val="1068"/>
+          <w:numId w:val="1070"/>
         </w:numPr>
       </w:pPr>
       <w:r>
         <w:t xml:space="preserve">8/8 ALL GREEN</w:t>
       </w:r>
     </w:p>
-    <w:bookmarkEnd w:id="97"/>
-    <w:bookmarkEnd w:id="98"/>
-    <w:bookmarkStart w:id="102" w:name="X9237cd4bb03a72b6dc5a03c01976a74cdd15263"/>
+    <w:bookmarkEnd w:id="100"/>
+    <w:bookmarkEnd w:id="101"/>
+    <w:bookmarkStart w:id="105" w:name="X9237cd4bb03a72b6dc5a03c01976a74cdd15263"/>
     <w:p>
       <w:pPr>
         <w:pStyle w:val="Heading2"/>
@@ -16172,7 +16345,7 @@
         <w:t xml:space="preserve">v1.6.5 — 2026-06-21 — Poe proxy fix (alias file + install)</w:t>
       </w:r>
     </w:p>
-    <w:bookmarkStart w:id="99" w:name="fixed-18"/>
+    <w:bookmarkStart w:id="102" w:name="fixed-18"/>
     <w:p>
       <w:pPr>
         <w:pStyle w:val="Heading3"/>
@@ -16186,7 +16359,7 @@
         <w:pStyle w:val="Compact"/>
         <w:numPr>
           <w:ilvl w:val="0"/>
-          <w:numId w:val="1069"/>
+          <w:numId w:val="1071"/>
         </w:numPr>
       </w:pPr>
       <w:r>
@@ -16247,7 +16420,7 @@
         <w:pStyle w:val="Compact"/>
         <w:numPr>
           <w:ilvl w:val="0"/>
-          <w:numId w:val="1069"/>
+          <w:numId w:val="1071"/>
         </w:numPr>
       </w:pPr>
       <w:r>
@@ -16296,7 +16469,7 @@
         <w:pStyle w:val="Compact"/>
         <w:numPr>
           <w:ilvl w:val="0"/>
-          <w:numId w:val="1069"/>
+          <w:numId w:val="1071"/>
         </w:numPr>
       </w:pPr>
       <w:r>
@@ -16328,8 +16501,8 @@
         <w:t xml:space="preserve">during install.</w:t>
       </w:r>
     </w:p>
-    <w:bookmarkEnd w:id="99"/>
-    <w:bookmarkStart w:id="100" w:name="verified-19"/>
+    <w:bookmarkEnd w:id="102"/>
+    <w:bookmarkStart w:id="103" w:name="verified-20"/>
     <w:p>
       <w:pPr>
         <w:pStyle w:val="Heading3"/>
@@ -16343,7 +16516,7 @@
         <w:pStyle w:val="Compact"/>
         <w:numPr>
           <w:ilvl w:val="0"/>
-          <w:numId w:val="1070"/>
+          <w:numId w:val="1072"/>
         </w:numPr>
       </w:pPr>
       <w:r>
@@ -16400,15 +16573,15 @@
         <w:pStyle w:val="Compact"/>
         <w:numPr>
           <w:ilvl w:val="0"/>
-          <w:numId w:val="1070"/>
+          <w:numId w:val="1072"/>
         </w:numPr>
       </w:pPr>
       <w:r>
         <w:t xml:space="preserve">Deployed to both local host and nezha.local</w:t>
       </w:r>
     </w:p>
-    <w:bookmarkEnd w:id="100"/>
-    <w:bookmarkStart w:id="101" w:name="tests-3"/>
+    <w:bookmarkEnd w:id="103"/>
+    <w:bookmarkStart w:id="104" w:name="tests-3"/>
     <w:p>
       <w:pPr>
         <w:pStyle w:val="Heading3"/>
@@ -16422,16 +16595,16 @@
         <w:pStyle w:val="Compact"/>
         <w:numPr>
           <w:ilvl w:val="0"/>
-          <w:numId w:val="1071"/>
+          <w:numId w:val="1073"/>
         </w:numPr>
       </w:pPr>
       <w:r>
         <w:t xml:space="preserve">8/8 ALL GREEN</w:t>
       </w:r>
     </w:p>
-    <w:bookmarkEnd w:id="101"/>
-    <w:bookmarkEnd w:id="102"/>
-    <w:bookmarkStart w:id="106" w:name="X64087af2920030f2c3773a9b8de13830a649fe9"/>
+    <w:bookmarkEnd w:id="104"/>
+    <w:bookmarkEnd w:id="105"/>
+    <w:bookmarkStart w:id="109" w:name="X64087af2920030f2c3773a9b8de13830a649fe9"/>
     <w:p>
       <w:pPr>
         <w:pStyle w:val="Heading2"/>
@@ -16440,7 +16613,7 @@
         <w:t xml:space="preserve">v1.6.4 — 2026-06-21 — Poe proxy fix for tool compatibility</w:t>
       </w:r>
     </w:p>
-    <w:bookmarkStart w:id="103" w:name="fixed-19"/>
+    <w:bookmarkStart w:id="106" w:name="fixed-19"/>
     <w:p>
       <w:pPr>
         <w:pStyle w:val="Heading3"/>
@@ -16454,7 +16627,7 @@
         <w:pStyle w:val="Compact"/>
         <w:numPr>
           <w:ilvl w:val="0"/>
-          <w:numId w:val="1072"/>
+          <w:numId w:val="1074"/>
         </w:numPr>
       </w:pPr>
       <w:r>
@@ -16518,7 +16691,7 @@
         <w:pStyle w:val="Compact"/>
         <w:numPr>
           <w:ilvl w:val="0"/>
-          <w:numId w:val="1072"/>
+          <w:numId w:val="1074"/>
         </w:numPr>
       </w:pPr>
       <w:r>
@@ -16568,8 +16741,8 @@
         <w:t xml:space="preserve">).</w:t>
       </w:r>
     </w:p>
-    <w:bookmarkEnd w:id="103"/>
-    <w:bookmarkStart w:id="104" w:name="verified-20"/>
+    <w:bookmarkEnd w:id="106"/>
+    <w:bookmarkStart w:id="107" w:name="verified-21"/>
     <w:p>
       <w:pPr>
         <w:pStyle w:val="Heading3"/>
@@ -16583,7 +16756,7 @@
         <w:pStyle w:val="Compact"/>
         <w:numPr>
           <w:ilvl w:val="0"/>
-          <w:numId w:val="1073"/>
+          <w:numId w:val="1075"/>
         </w:numPr>
       </w:pPr>
       <w:r>
@@ -16635,8 +16808,8 @@
         <w:t xml:space="preserve">✅</w:t>
       </w:r>
     </w:p>
-    <w:bookmarkEnd w:id="104"/>
-    <w:bookmarkStart w:id="105" w:name="tests-4"/>
+    <w:bookmarkEnd w:id="107"/>
+    <w:bookmarkStart w:id="108" w:name="tests-4"/>
     <w:p>
       <w:pPr>
         <w:pStyle w:val="Heading3"/>
@@ -16650,343 +16823,31 @@
         <w:pStyle w:val="Compact"/>
         <w:numPr>
           <w:ilvl w:val="0"/>
-          <w:numId w:val="1074"/>
+          <w:numId w:val="1076"/>
         </w:numPr>
       </w:pPr>
       <w:r>
         <w:t xml:space="preserve">8/8 ALL GREEN</w:t>
-      </w:r>
-    </w:p>
-    <w:bookmarkEnd w:id="105"/>
-    <w:bookmarkEnd w:id="106"/>
-    <w:bookmarkStart w:id="109" w:name="X5ec18949a21827efef04e4858f2416f947a13fe"/>
-    <w:p>
-      <w:pPr>
-        <w:pStyle w:val="Heading2"/>
-      </w:pPr>
-      <w:r>
-        <w:t xml:space="preserve">v1.6.3 — 2026-06-21 — Poe provider (382 models, 3 aliases)</w:t>
-      </w:r>
-    </w:p>
-    <w:bookmarkStart w:id="107" w:name="added-11"/>
-    <w:p>
-      <w:pPr>
-        <w:pStyle w:val="Heading3"/>
-      </w:pPr>
-      <w:r>
-        <w:t xml:space="preserve">Added</w:t>
-      </w:r>
-    </w:p>
-    <w:p>
-      <w:pPr>
-        <w:pStyle w:val="Compact"/>
-        <w:numPr>
-          <w:ilvl w:val="0"/>
-          <w:numId w:val="1075"/>
-        </w:numPr>
-      </w:pPr>
-      <w:r>
-        <w:rPr>
-          <w:b/>
-          <w:bCs/>
-        </w:rPr>
-        <w:t xml:space="preserve">Poe provider</w:t>
-      </w:r>
-      <w:r>
-        <w:t xml:space="preserve"> </w:t>
-      </w:r>
-      <w:r>
-        <w:t xml:space="preserve">— universal AI platform with 382 models from all major providers.</w:t>
-      </w:r>
-      <w:r>
-        <w:t xml:space="preserve"> </w:t>
-      </w:r>
-      <w:r>
-        <w:t xml:space="preserve">OpenAI-compatible API at</w:t>
-      </w:r>
-      <w:r>
-        <w:t xml:space="preserve"> </w:t>
-      </w:r>
-      <w:r>
-        <w:rPr>
-          <w:rStyle w:val="VerbatimChar"/>
-        </w:rPr>
-        <w:t xml:space="preserve">https://api.poe.com/v1</w:t>
-      </w:r>
-      <w:r>
-        <w:t xml:space="preserve">. Chat, code, image gen, video gen,</w:t>
-      </w:r>
-      <w:r>
-        <w:t xml:space="preserve"> </w:t>
-      </w:r>
-      <w:r>
-        <w:t xml:space="preserve">TTS, STT, and more.</w:t>
-      </w:r>
-    </w:p>
-    <w:p>
-      <w:pPr>
-        <w:pStyle w:val="Compact"/>
-        <w:numPr>
-          <w:ilvl w:val="0"/>
-          <w:numId w:val="1075"/>
-        </w:numPr>
-      </w:pPr>
-      <w:r>
-        <w:rPr>
-          <w:b/>
-          <w:bCs/>
-        </w:rPr>
-        <w:t xml:space="preserve">3 aliases</w:t>
-      </w:r>
-      <w:r>
-        <w:t xml:space="preserve">:</w:t>
-      </w:r>
-      <w:r>
-        <w:t xml:space="preserve"> </w:t>
-      </w:r>
-      <w:r>
-        <w:rPr>
-          <w:rStyle w:val="VerbatimChar"/>
-        </w:rPr>
-        <w:t xml:space="preserve">poe</w:t>
-      </w:r>
-      <w:r>
-        <w:t xml:space="preserve"> </w:t>
-      </w:r>
-      <w:r>
-        <w:t xml:space="preserve">(claude-sonnet-4.6 + gpt-5.4-mini),</w:t>
-      </w:r>
-      <w:r>
-        <w:t xml:space="preserve"> </w:t>
-      </w:r>
-      <w:r>
-        <w:rPr>
-          <w:rStyle w:val="VerbatimChar"/>
-        </w:rPr>
-        <w:t xml:space="preserve">poe2</w:t>
-      </w:r>
-      <w:r>
-        <w:t xml:space="preserve"> </w:t>
-      </w:r>
-      <w:r>
-        <w:t xml:space="preserve">(gpt-5.5 + deepseek-v4-pro-e),</w:t>
-      </w:r>
-      <w:r>
-        <w:t xml:space="preserve"> </w:t>
-      </w:r>
-      <w:r>
-        <w:rPr>
-          <w:rStyle w:val="VerbatimChar"/>
-        </w:rPr>
-        <w:t xml:space="preserve">poe3</w:t>
-      </w:r>
-      <w:r>
-        <w:t xml:space="preserve"> </w:t>
-      </w:r>
-      <w:r>
-        <w:t xml:space="preserve">(grok-4 + gemini-3.1-pro)</w:t>
-      </w:r>
-    </w:p>
-    <w:p>
-      <w:pPr>
-        <w:pStyle w:val="Compact"/>
-        <w:numPr>
-          <w:ilvl w:val="0"/>
-          <w:numId w:val="1075"/>
-        </w:numPr>
-      </w:pPr>
-      <w:r>
-        <w:rPr>
-          <w:b/>
-          <w:bCs/>
-        </w:rPr>
-        <w:t xml:space="preserve">key-aliases</w:t>
-      </w:r>
-      <w:r>
-        <w:t xml:space="preserve">:</w:t>
-      </w:r>
-      <w:r>
-        <w:t xml:space="preserve"> </w:t>
-      </w:r>
-      <w:r>
-        <w:rPr>
-          <w:rStyle w:val="VerbatimChar"/>
-        </w:rPr>
-        <w:t xml:space="preserve">POE_API_KEY</w:t>
-      </w:r>
-      <w:r>
-        <w:t xml:space="preserve"> </w:t>
-      </w:r>
-      <w:r>
-        <w:t xml:space="preserve">+</w:t>
-      </w:r>
-      <w:r>
-        <w:t xml:space="preserve"> </w:t>
-      </w:r>
-      <w:r>
-        <w:rPr>
-          <w:rStyle w:val="VerbatimChar"/>
-        </w:rPr>
-        <w:t xml:space="preserve">ApiKey_Poe</w:t>
-      </w:r>
-      <w:r>
-        <w:t xml:space="preserve"> </w:t>
-      </w:r>
-      <w:r>
-        <w:t xml:space="preserve">→</w:t>
-      </w:r>
-      <w:r>
-        <w:t xml:space="preserve"> </w:t>
-      </w:r>
-      <w:r>
-        <w:rPr>
-          <w:rStyle w:val="VerbatimChar"/>
-        </w:rPr>
-        <w:t xml:space="preserve">poe</w:t>
-      </w:r>
-    </w:p>
-    <w:p>
-      <w:pPr>
-        <w:pStyle w:val="Compact"/>
-        <w:numPr>
-          <w:ilvl w:val="0"/>
-          <w:numId w:val="1075"/>
-        </w:numPr>
-      </w:pPr>
-      <w:r>
-        <w:rPr>
-          <w:b/>
-          <w:bCs/>
-        </w:rPr>
-        <w:t xml:space="preserve">Tool calling verified</w:t>
-      </w:r>
-      <w:r>
-        <w:t xml:space="preserve"> </w:t>
-      </w:r>
-      <w:r>
-        <w:t xml:space="preserve">on claude-sonnet-4.6, gpt-5.4-mini, deepseek-v4-pro-e, grok-4</w:t>
-      </w:r>
-    </w:p>
-    <w:p>
-      <w:pPr>
-        <w:pStyle w:val="Compact"/>
-        <w:numPr>
-          <w:ilvl w:val="0"/>
-          <w:numId w:val="1075"/>
-        </w:numPr>
-      </w:pPr>
-      <w:r>
-        <w:rPr>
-          <w:b/>
-          <w:bCs/>
-        </w:rPr>
-        <w:t xml:space="preserve">382 models categorized</w:t>
-      </w:r>
-      <w:r>
-        <w:t xml:space="preserve">: 130 chat/reasoning, 16 code, 40 image gen, 17 video gen,</w:t>
-      </w:r>
-      <w:r>
-        <w:t xml:space="preserve"> </w:t>
-      </w:r>
-      <w:r>
-        <w:t xml:space="preserve">12 TTS, 1 STT, 166 other</w:t>
-      </w:r>
-    </w:p>
-    <w:p>
-      <w:pPr>
-        <w:pStyle w:val="Compact"/>
-        <w:numPr>
-          <w:ilvl w:val="0"/>
-          <w:numId w:val="1075"/>
-        </w:numPr>
-      </w:pPr>
-      <w:r>
-        <w:rPr>
-          <w:b/>
-          <w:bCs/>
-        </w:rPr>
-        <w:t xml:space="preserve">Documentation</w:t>
-      </w:r>
-      <w:r>
-        <w:t xml:space="preserve">: full Poe section in Provider_Aliases_User_Guide.md</w:t>
-      </w:r>
-    </w:p>
-    <w:bookmarkEnd w:id="107"/>
-    <w:bookmarkStart w:id="108" w:name="verified-21"/>
-    <w:p>
-      <w:pPr>
-        <w:pStyle w:val="Heading3"/>
-      </w:pPr>
-      <w:r>
-        <w:t xml:space="preserve">Verified</w:t>
-      </w:r>
-    </w:p>
-    <w:p>
-      <w:pPr>
-        <w:pStyle w:val="Compact"/>
-        <w:numPr>
-          <w:ilvl w:val="0"/>
-          <w:numId w:val="1076"/>
-        </w:numPr>
-      </w:pPr>
-      <w:r>
-        <w:t xml:space="preserve">API endpoint responds correctly</w:t>
-      </w:r>
-    </w:p>
-    <w:p>
-      <w:pPr>
-        <w:pStyle w:val="Compact"/>
-        <w:numPr>
-          <w:ilvl w:val="0"/>
-          <w:numId w:val="1076"/>
-        </w:numPr>
-      </w:pPr>
-      <w:r>
-        <w:t xml:space="preserve">Authentication works</w:t>
-      </w:r>
-    </w:p>
-    <w:p>
-      <w:pPr>
-        <w:pStyle w:val="Compact"/>
-        <w:numPr>
-          <w:ilvl w:val="0"/>
-          <w:numId w:val="1076"/>
-        </w:numPr>
-      </w:pPr>
-      <w:r>
-        <w:t xml:space="preserve">Tool calling confirmed</w:t>
-      </w:r>
-    </w:p>
-    <w:p>
-      <w:pPr>
-        <w:pStyle w:val="Compact"/>
-        <w:numPr>
-          <w:ilvl w:val="0"/>
-          <w:numId w:val="1076"/>
-        </w:numPr>
-      </w:pPr>
-      <w:r>
-        <w:t xml:space="preserve">All 3 aliases tested through ccr with "Do you see our codebase?" — all YES</w:t>
       </w:r>
     </w:p>
     <w:bookmarkEnd w:id="108"/>
     <w:bookmarkEnd w:id="109"/>
-    <w:bookmarkStart w:id="112" w:name="Xdf48572774f97e3e2c130948cecb4cf2a500aa1"/>
+    <w:bookmarkStart w:id="112" w:name="X5ec18949a21827efef04e4858f2416f947a13fe"/>
     <w:p>
       <w:pPr>
         <w:pStyle w:val="Heading2"/>
       </w:pPr>
       <w:r>
-        <w:t xml:space="preserve">v1.6.2 — 2026-06-21 — Chutes provider documentation + model update</w:t>
-      </w:r>
-    </w:p>
-    <w:bookmarkStart w:id="110" w:name="changed-1"/>
+        <w:t xml:space="preserve">v1.6.3 — 2026-06-21 — Poe provider (382 models, 3 aliases)</w:t>
+      </w:r>
+    </w:p>
+    <w:bookmarkStart w:id="110" w:name="added-11"/>
     <w:p>
       <w:pPr>
         <w:pStyle w:val="Heading3"/>
       </w:pPr>
       <w:r>
-        <w:t xml:space="preserve">Changed</w:t>
+        <w:t xml:space="preserve">Added</w:t>
       </w:r>
     </w:p>
     <w:p>
@@ -17002,43 +16863,37 @@
           <w:b/>
           <w:bCs/>
         </w:rPr>
-        <w:t xml:space="preserve">Chutes provider models updated</w:t>
-      </w:r>
-      <w:r>
-        <w:t xml:space="preserve"> </w:t>
-      </w:r>
-      <w:r>
-        <w:t xml:space="preserve">— catalog was stale. Chutes now offers 13 TEE</w:t>
-      </w:r>
-      <w:r>
-        <w:t xml:space="preserve"> </w:t>
-      </w:r>
-      <w:r>
-        <w:t xml:space="preserve">(Trusted Execution Environment) models. Updated strong=</w:t>
-      </w:r>
-      <w:r>
-        <w:rPr>
-          <w:rStyle w:val="VerbatimChar"/>
-        </w:rPr>
-        <w:t xml:space="preserve">zai-org/GLM-5.2-TEE</w:t>
-      </w:r>
-      <w:r>
-        <w:t xml:space="preserve">,</w:t>
-      </w:r>
-      <w:r>
-        <w:t xml:space="preserve"> </w:t>
-      </w:r>
-      <w:r>
-        <w:t xml:space="preserve">fast=</w:t>
-      </w:r>
-      <w:r>
-        <w:rPr>
-          <w:rStyle w:val="VerbatimChar"/>
-        </w:rPr>
-        <w:t xml:space="preserve">Qwen/Qwen3.6-27B-TEE</w:t>
-      </w:r>
-      <w:r>
-        <w:t xml:space="preserve">.</w:t>
+        <w:t xml:space="preserve">Poe provider</w:t>
+      </w:r>
+      <w:r>
+        <w:t xml:space="preserve"> </w:t>
+      </w:r>
+      <w:r>
+        <w:t xml:space="preserve">— universal AI platform with 382 models from all major providers.</w:t>
+      </w:r>
+      <w:r>
+        <w:t xml:space="preserve"> </w:t>
+      </w:r>
+      <w:r>
+        <w:t xml:space="preserve">OpenAI-compatible API at</w:t>
+      </w:r>
+      <w:r>
+        <w:t xml:space="preserve"> </w:t>
+      </w:r>
+      <w:r>
+        <w:rPr>
+          <w:rStyle w:val="VerbatimChar"/>
+        </w:rPr>
+        <w:t xml:space="preserve">https://api.poe.com/v1</w:t>
+      </w:r>
+      <w:r>
+        <w:t xml:space="preserve">. Chat, code, image gen, video gen,</w:t>
+      </w:r>
+      <w:r>
+        <w:t xml:space="preserve"> </w:t>
+      </w:r>
+      <w:r>
+        <w:t xml:space="preserve">TTS, STT, and more.</w:t>
       </w:r>
     </w:p>
     <w:p>
@@ -17054,19 +16909,179 @@
           <w:b/>
           <w:bCs/>
         </w:rPr>
-        <w:t xml:space="preserve">Chutes documentation</w:t>
-      </w:r>
-      <w:r>
-        <w:t xml:space="preserve"> </w:t>
-      </w:r>
-      <w:r>
-        <w:t xml:space="preserve">added to Provider_Aliases_User_Guide.md with full model</w:t>
-      </w:r>
-      <w:r>
-        <w:t xml:space="preserve"> </w:t>
-      </w:r>
-      <w:r>
-        <w:t xml:space="preserve">table, TEE explanation, pay-per-use note, and setup instructions.</w:t>
+        <w:t xml:space="preserve">3 aliases</w:t>
+      </w:r>
+      <w:r>
+        <w:t xml:space="preserve">:</w:t>
+      </w:r>
+      <w:r>
+        <w:t xml:space="preserve"> </w:t>
+      </w:r>
+      <w:r>
+        <w:rPr>
+          <w:rStyle w:val="VerbatimChar"/>
+        </w:rPr>
+        <w:t xml:space="preserve">poe</w:t>
+      </w:r>
+      <w:r>
+        <w:t xml:space="preserve"> </w:t>
+      </w:r>
+      <w:r>
+        <w:t xml:space="preserve">(claude-sonnet-4.6 + gpt-5.4-mini),</w:t>
+      </w:r>
+      <w:r>
+        <w:t xml:space="preserve"> </w:t>
+      </w:r>
+      <w:r>
+        <w:rPr>
+          <w:rStyle w:val="VerbatimChar"/>
+        </w:rPr>
+        <w:t xml:space="preserve">poe2</w:t>
+      </w:r>
+      <w:r>
+        <w:t xml:space="preserve"> </w:t>
+      </w:r>
+      <w:r>
+        <w:t xml:space="preserve">(gpt-5.5 + deepseek-v4-pro-e),</w:t>
+      </w:r>
+      <w:r>
+        <w:t xml:space="preserve"> </w:t>
+      </w:r>
+      <w:r>
+        <w:rPr>
+          <w:rStyle w:val="VerbatimChar"/>
+        </w:rPr>
+        <w:t xml:space="preserve">poe3</w:t>
+      </w:r>
+      <w:r>
+        <w:t xml:space="preserve"> </w:t>
+      </w:r>
+      <w:r>
+        <w:t xml:space="preserve">(grok-4 + gemini-3.1-pro)</w:t>
+      </w:r>
+    </w:p>
+    <w:p>
+      <w:pPr>
+        <w:pStyle w:val="Compact"/>
+        <w:numPr>
+          <w:ilvl w:val="0"/>
+          <w:numId w:val="1077"/>
+        </w:numPr>
+      </w:pPr>
+      <w:r>
+        <w:rPr>
+          <w:b/>
+          <w:bCs/>
+        </w:rPr>
+        <w:t xml:space="preserve">key-aliases</w:t>
+      </w:r>
+      <w:r>
+        <w:t xml:space="preserve">:</w:t>
+      </w:r>
+      <w:r>
+        <w:t xml:space="preserve"> </w:t>
+      </w:r>
+      <w:r>
+        <w:rPr>
+          <w:rStyle w:val="VerbatimChar"/>
+        </w:rPr>
+        <w:t xml:space="preserve">POE_API_KEY</w:t>
+      </w:r>
+      <w:r>
+        <w:t xml:space="preserve"> </w:t>
+      </w:r>
+      <w:r>
+        <w:t xml:space="preserve">+</w:t>
+      </w:r>
+      <w:r>
+        <w:t xml:space="preserve"> </w:t>
+      </w:r>
+      <w:r>
+        <w:rPr>
+          <w:rStyle w:val="VerbatimChar"/>
+        </w:rPr>
+        <w:t xml:space="preserve">ApiKey_Poe</w:t>
+      </w:r>
+      <w:r>
+        <w:t xml:space="preserve"> </w:t>
+      </w:r>
+      <w:r>
+        <w:t xml:space="preserve">→</w:t>
+      </w:r>
+      <w:r>
+        <w:t xml:space="preserve"> </w:t>
+      </w:r>
+      <w:r>
+        <w:rPr>
+          <w:rStyle w:val="VerbatimChar"/>
+        </w:rPr>
+        <w:t xml:space="preserve">poe</w:t>
+      </w:r>
+    </w:p>
+    <w:p>
+      <w:pPr>
+        <w:pStyle w:val="Compact"/>
+        <w:numPr>
+          <w:ilvl w:val="0"/>
+          <w:numId w:val="1077"/>
+        </w:numPr>
+      </w:pPr>
+      <w:r>
+        <w:rPr>
+          <w:b/>
+          <w:bCs/>
+        </w:rPr>
+        <w:t xml:space="preserve">Tool calling verified</w:t>
+      </w:r>
+      <w:r>
+        <w:t xml:space="preserve"> </w:t>
+      </w:r>
+      <w:r>
+        <w:t xml:space="preserve">on claude-sonnet-4.6, gpt-5.4-mini, deepseek-v4-pro-e, grok-4</w:t>
+      </w:r>
+    </w:p>
+    <w:p>
+      <w:pPr>
+        <w:pStyle w:val="Compact"/>
+        <w:numPr>
+          <w:ilvl w:val="0"/>
+          <w:numId w:val="1077"/>
+        </w:numPr>
+      </w:pPr>
+      <w:r>
+        <w:rPr>
+          <w:b/>
+          <w:bCs/>
+        </w:rPr>
+        <w:t xml:space="preserve">382 models categorized</w:t>
+      </w:r>
+      <w:r>
+        <w:t xml:space="preserve">: 130 chat/reasoning, 16 code, 40 image gen, 17 video gen,</w:t>
+      </w:r>
+      <w:r>
+        <w:t xml:space="preserve"> </w:t>
+      </w:r>
+      <w:r>
+        <w:t xml:space="preserve">12 TTS, 1 STT, 166 other</w:t>
+      </w:r>
+    </w:p>
+    <w:p>
+      <w:pPr>
+        <w:pStyle w:val="Compact"/>
+        <w:numPr>
+          <w:ilvl w:val="0"/>
+          <w:numId w:val="1077"/>
+        </w:numPr>
+      </w:pPr>
+      <w:r>
+        <w:rPr>
+          <w:b/>
+          <w:bCs/>
+        </w:rPr>
+        <w:t xml:space="preserve">Documentation</w:t>
+      </w:r>
+      <w:r>
+        <w:t xml:space="preserve">: full Poe section in Provider_Aliases_User_Guide.md</w:t>
       </w:r>
     </w:p>
     <w:bookmarkEnd w:id="110"/>
@@ -17088,7 +17103,7 @@
         </w:numPr>
       </w:pPr>
       <w:r>
-        <w:t xml:space="preserve">Chutes API endpoint responds correctly</w:t>
+        <w:t xml:space="preserve">API endpoint responds correctly</w:t>
       </w:r>
     </w:p>
     <w:p>
@@ -17100,7 +17115,7 @@
         </w:numPr>
       </w:pPr>
       <w:r>
-        <w:t xml:space="preserve">All 13 TEE models accessible (require funded account for actual inference)</w:t>
+        <w:t xml:space="preserve">Authentication works</w:t>
       </w:r>
     </w:p>
     <w:p>
@@ -17112,30 +17127,188 @@
         </w:numPr>
       </w:pPr>
       <w:r>
-        <w:t xml:space="preserve">OpenAI-compatible format confirmed at</w:t>
-      </w:r>
-      <w:r>
-        <w:t xml:space="preserve"> </w:t>
-      </w:r>
-      <w:r>
-        <w:rPr>
-          <w:rStyle w:val="VerbatimChar"/>
-        </w:rPr>
-        <w:t xml:space="preserve">https://llm.chutes.ai/v1</w:t>
+        <w:t xml:space="preserve">Tool calling confirmed</w:t>
+      </w:r>
+    </w:p>
+    <w:p>
+      <w:pPr>
+        <w:pStyle w:val="Compact"/>
+        <w:numPr>
+          <w:ilvl w:val="0"/>
+          <w:numId w:val="1078"/>
+        </w:numPr>
+      </w:pPr>
+      <w:r>
+        <w:t xml:space="preserve">All 3 aliases tested through ccr with "Do you see our codebase?" — all YES</w:t>
       </w:r>
     </w:p>
     <w:bookmarkEnd w:id="111"/>
     <w:bookmarkEnd w:id="112"/>
-    <w:bookmarkStart w:id="116" w:name="X27edce9e35c5d24fd18298996022e3d241784db"/>
+    <w:bookmarkStart w:id="115" w:name="Xdf48572774f97e3e2c130948cecb4cf2a500aa1"/>
     <w:p>
       <w:pPr>
         <w:pStyle w:val="Heading2"/>
       </w:pPr>
       <w:r>
+        <w:t xml:space="preserve">v1.6.2 — 2026-06-21 — Chutes provider documentation + model update</w:t>
+      </w:r>
+    </w:p>
+    <w:bookmarkStart w:id="113" w:name="changed-1"/>
+    <w:p>
+      <w:pPr>
+        <w:pStyle w:val="Heading3"/>
+      </w:pPr>
+      <w:r>
+        <w:t xml:space="preserve">Changed</w:t>
+      </w:r>
+    </w:p>
+    <w:p>
+      <w:pPr>
+        <w:pStyle w:val="Compact"/>
+        <w:numPr>
+          <w:ilvl w:val="0"/>
+          <w:numId w:val="1079"/>
+        </w:numPr>
+      </w:pPr>
+      <w:r>
+        <w:rPr>
+          <w:b/>
+          <w:bCs/>
+        </w:rPr>
+        <w:t xml:space="preserve">Chutes provider models updated</w:t>
+      </w:r>
+      <w:r>
+        <w:t xml:space="preserve"> </w:t>
+      </w:r>
+      <w:r>
+        <w:t xml:space="preserve">— catalog was stale. Chutes now offers 13 TEE</w:t>
+      </w:r>
+      <w:r>
+        <w:t xml:space="preserve"> </w:t>
+      </w:r>
+      <w:r>
+        <w:t xml:space="preserve">(Trusted Execution Environment) models. Updated strong=</w:t>
+      </w:r>
+      <w:r>
+        <w:rPr>
+          <w:rStyle w:val="VerbatimChar"/>
+        </w:rPr>
+        <w:t xml:space="preserve">zai-org/GLM-5.2-TEE</w:t>
+      </w:r>
+      <w:r>
+        <w:t xml:space="preserve">,</w:t>
+      </w:r>
+      <w:r>
+        <w:t xml:space="preserve"> </w:t>
+      </w:r>
+      <w:r>
+        <w:t xml:space="preserve">fast=</w:t>
+      </w:r>
+      <w:r>
+        <w:rPr>
+          <w:rStyle w:val="VerbatimChar"/>
+        </w:rPr>
+        <w:t xml:space="preserve">Qwen/Qwen3.6-27B-TEE</w:t>
+      </w:r>
+      <w:r>
+        <w:t xml:space="preserve">.</w:t>
+      </w:r>
+    </w:p>
+    <w:p>
+      <w:pPr>
+        <w:pStyle w:val="Compact"/>
+        <w:numPr>
+          <w:ilvl w:val="0"/>
+          <w:numId w:val="1079"/>
+        </w:numPr>
+      </w:pPr>
+      <w:r>
+        <w:rPr>
+          <w:b/>
+          <w:bCs/>
+        </w:rPr>
+        <w:t xml:space="preserve">Chutes documentation</w:t>
+      </w:r>
+      <w:r>
+        <w:t xml:space="preserve"> </w:t>
+      </w:r>
+      <w:r>
+        <w:t xml:space="preserve">added to Provider_Aliases_User_Guide.md with full model</w:t>
+      </w:r>
+      <w:r>
+        <w:t xml:space="preserve"> </w:t>
+      </w:r>
+      <w:r>
+        <w:t xml:space="preserve">table, TEE explanation, pay-per-use note, and setup instructions.</w:t>
+      </w:r>
+    </w:p>
+    <w:bookmarkEnd w:id="113"/>
+    <w:bookmarkStart w:id="114" w:name="verified-23"/>
+    <w:p>
+      <w:pPr>
+        <w:pStyle w:val="Heading3"/>
+      </w:pPr>
+      <w:r>
+        <w:t xml:space="preserve">Verified</w:t>
+      </w:r>
+    </w:p>
+    <w:p>
+      <w:pPr>
+        <w:pStyle w:val="Compact"/>
+        <w:numPr>
+          <w:ilvl w:val="0"/>
+          <w:numId w:val="1080"/>
+        </w:numPr>
+      </w:pPr>
+      <w:r>
+        <w:t xml:space="preserve">Chutes API endpoint responds correctly</w:t>
+      </w:r>
+    </w:p>
+    <w:p>
+      <w:pPr>
+        <w:pStyle w:val="Compact"/>
+        <w:numPr>
+          <w:ilvl w:val="0"/>
+          <w:numId w:val="1080"/>
+        </w:numPr>
+      </w:pPr>
+      <w:r>
+        <w:t xml:space="preserve">All 13 TEE models accessible (require funded account for actual inference)</w:t>
+      </w:r>
+    </w:p>
+    <w:p>
+      <w:pPr>
+        <w:pStyle w:val="Compact"/>
+        <w:numPr>
+          <w:ilvl w:val="0"/>
+          <w:numId w:val="1080"/>
+        </w:numPr>
+      </w:pPr>
+      <w:r>
+        <w:t xml:space="preserve">OpenAI-compatible format confirmed at</w:t>
+      </w:r>
+      <w:r>
+        <w:t xml:space="preserve"> </w:t>
+      </w:r>
+      <w:r>
+        <w:rPr>
+          <w:rStyle w:val="VerbatimChar"/>
+        </w:rPr>
+        <w:t xml:space="preserve">https://llm.chutes.ai/v1</w:t>
+      </w:r>
+    </w:p>
+    <w:bookmarkEnd w:id="114"/>
+    <w:bookmarkEnd w:id="115"/>
+    <w:bookmarkStart w:id="119" w:name="X27edce9e35c5d24fd18298996022e3d241784db"/>
+    <w:p>
+      <w:pPr>
+        <w:pStyle w:val="Heading2"/>
+      </w:pPr>
+      <w:r>
         <w:t xml:space="preserve">v1.6.1 — 2026-06-21 — cache_control fix + E2E tests</w:t>
       </w:r>
     </w:p>
-    <w:bookmarkStart w:id="113" w:name="fixed-20"/>
+    <w:bookmarkStart w:id="116" w:name="fixed-20"/>
     <w:p>
       <w:pPr>
         <w:pStyle w:val="Heading3"/>
@@ -17149,7 +17322,7 @@
         <w:pStyle w:val="Compact"/>
         <w:numPr>
           <w:ilvl w:val="0"/>
-          <w:numId w:val="1079"/>
+          <w:numId w:val="1081"/>
         </w:numPr>
       </w:pPr>
       <w:r>
@@ -17244,8 +17417,8 @@
         <w:t xml:space="preserve">before forwarding to the provider.</w:t>
       </w:r>
     </w:p>
-    <w:bookmarkEnd w:id="113"/>
-    <w:bookmarkStart w:id="114" w:name="added-12"/>
+    <w:bookmarkEnd w:id="116"/>
+    <w:bookmarkStart w:id="117" w:name="added-12"/>
     <w:p>
       <w:pPr>
         <w:pStyle w:val="Heading3"/>
@@ -17259,7 +17432,7 @@
         <w:pStyle w:val="Compact"/>
         <w:numPr>
           <w:ilvl w:val="0"/>
-          <w:numId w:val="1080"/>
+          <w:numId w:val="1082"/>
         </w:numPr>
       </w:pPr>
       <w:r>
@@ -17283,8 +17456,8 @@
         <w:t xml:space="preserve">by sending requests through ccr and verifying responses work without errors.</w:t>
       </w:r>
     </w:p>
-    <w:bookmarkEnd w:id="114"/>
-    <w:bookmarkStart w:id="115" w:name="Xbff68b5d42336bf1670d51222efb63545196efe"/>
+    <w:bookmarkEnd w:id="117"/>
+    <w:bookmarkStart w:id="118" w:name="Xbff68b5d42336bf1670d51222efb63545196efe"/>
     <w:p>
       <w:pPr>
         <w:pStyle w:val="Heading3"/>
@@ -17298,7 +17471,7 @@
         <w:pStyle w:val="Compact"/>
         <w:numPr>
           <w:ilvl w:val="0"/>
-          <w:numId w:val="1081"/>
+          <w:numId w:val="1083"/>
         </w:numPr>
       </w:pPr>
       <w:r>
@@ -17319,7 +17492,7 @@
         <w:pStyle w:val="Compact"/>
         <w:numPr>
           <w:ilvl w:val="0"/>
-          <w:numId w:val="1081"/>
+          <w:numId w:val="1083"/>
         </w:numPr>
       </w:pPr>
       <w:r>
@@ -17340,7 +17513,7 @@
         <w:pStyle w:val="Compact"/>
         <w:numPr>
           <w:ilvl w:val="0"/>
-          <w:numId w:val="1081"/>
+          <w:numId w:val="1083"/>
         </w:numPr>
       </w:pPr>
       <w:r>
@@ -17361,7 +17534,7 @@
         <w:pStyle w:val="Compact"/>
         <w:numPr>
           <w:ilvl w:val="0"/>
-          <w:numId w:val="1081"/>
+          <w:numId w:val="1083"/>
         </w:numPr>
       </w:pPr>
       <w:r>
@@ -17382,7 +17555,7 @@
         <w:pStyle w:val="Compact"/>
         <w:numPr>
           <w:ilvl w:val="0"/>
-          <w:numId w:val="1081"/>
+          <w:numId w:val="1083"/>
         </w:numPr>
       </w:pPr>
       <w:r>
@@ -17403,7 +17576,7 @@
         <w:pStyle w:val="Compact"/>
         <w:numPr>
           <w:ilvl w:val="0"/>
-          <w:numId w:val="1081"/>
+          <w:numId w:val="1083"/>
         </w:numPr>
       </w:pPr>
       <w:r>
@@ -17424,7 +17597,7 @@
         <w:pStyle w:val="Compact"/>
         <w:numPr>
           <w:ilvl w:val="0"/>
-          <w:numId w:val="1081"/>
+          <w:numId w:val="1083"/>
         </w:numPr>
       </w:pPr>
       <w:r>
@@ -17440,9 +17613,9 @@
         <w:t xml:space="preserve">(router transport): ✅ YES</w:t>
       </w:r>
     </w:p>
-    <w:bookmarkEnd w:id="115"/>
-    <w:bookmarkEnd w:id="116"/>
-    <w:bookmarkStart w:id="121" w:name="X9d2ee70664c5e82279db4e38681cde47ab497c0"/>
+    <w:bookmarkEnd w:id="118"/>
+    <w:bookmarkEnd w:id="119"/>
+    <w:bookmarkStart w:id="124" w:name="X9d2ee70664c5e82279db4e38681cde47ab497c0"/>
     <w:p>
       <w:pPr>
         <w:pStyle w:val="Heading2"/>
@@ -17451,7 +17624,7 @@
         <w:t xml:space="preserve">v1.6.0 — 2026-06-21 — Multi-alias provider system</w:t>
       </w:r>
     </w:p>
-    <w:bookmarkStart w:id="117" w:name="added-13"/>
+    <w:bookmarkStart w:id="120" w:name="added-13"/>
     <w:p>
       <w:pPr>
         <w:pStyle w:val="Heading3"/>
@@ -17465,7 +17638,7 @@
         <w:pStyle w:val="Compact"/>
         <w:numPr>
           <w:ilvl w:val="0"/>
-          <w:numId w:val="1082"/>
+          <w:numId w:val="1084"/>
         </w:numPr>
       </w:pPr>
       <w:r>
@@ -17532,7 +17705,7 @@
         <w:pStyle w:val="Compact"/>
         <w:numPr>
           <w:ilvl w:val="0"/>
-          <w:numId w:val="1082"/>
+          <w:numId w:val="1084"/>
         </w:numPr>
       </w:pPr>
       <w:r>
@@ -17585,7 +17758,7 @@
         <w:pStyle w:val="Compact"/>
         <w:numPr>
           <w:ilvl w:val="0"/>
-          <w:numId w:val="1082"/>
+          <w:numId w:val="1084"/>
         </w:numPr>
       </w:pPr>
       <w:r>
@@ -17626,7 +17799,7 @@
         <w:pStyle w:val="Compact"/>
         <w:numPr>
           <w:ilvl w:val="0"/>
-          <w:numId w:val="1082"/>
+          <w:numId w:val="1084"/>
         </w:numPr>
       </w:pPr>
       <w:r>
@@ -17715,7 +17888,7 @@
         <w:pStyle w:val="Compact"/>
         <w:numPr>
           <w:ilvl w:val="0"/>
-          <w:numId w:val="1082"/>
+          <w:numId w:val="1084"/>
         </w:numPr>
       </w:pPr>
       <w:r>
@@ -17773,7 +17946,7 @@
         <w:pStyle w:val="Compact"/>
         <w:numPr>
           <w:ilvl w:val="0"/>
-          <w:numId w:val="1082"/>
+          <w:numId w:val="1084"/>
         </w:numPr>
       </w:pPr>
       <w:r>
@@ -17802,8 +17975,8 @@
         <w:t xml:space="preserve">containers (deploy-stack).</w:t>
       </w:r>
     </w:p>
-    <w:bookmarkEnd w:id="117"/>
-    <w:bookmarkStart w:id="118" w:name="changed-2"/>
+    <w:bookmarkEnd w:id="120"/>
+    <w:bookmarkStart w:id="121" w:name="changed-2"/>
     <w:p>
       <w:pPr>
         <w:pStyle w:val="Heading3"/>
@@ -17817,7 +17990,7 @@
         <w:pStyle w:val="Compact"/>
         <w:numPr>
           <w:ilvl w:val="0"/>
-          <w:numId w:val="1083"/>
+          <w:numId w:val="1085"/>
         </w:numPr>
       </w:pPr>
       <w:r>
@@ -17850,7 +18023,7 @@
         <w:pStyle w:val="Compact"/>
         <w:numPr>
           <w:ilvl w:val="0"/>
-          <w:numId w:val="1083"/>
+          <w:numId w:val="1085"/>
         </w:numPr>
       </w:pPr>
       <w:r>
@@ -17866,8 +18039,8 @@
         <w:t xml:space="preserve">header added to HTTP probes (some APIs require it).</w:t>
       </w:r>
     </w:p>
-    <w:bookmarkEnd w:id="118"/>
-    <w:bookmarkStart w:id="119" w:name="full-test-suite"/>
+    <w:bookmarkEnd w:id="121"/>
+    <w:bookmarkStart w:id="122" w:name="full-test-suite"/>
     <w:p>
       <w:pPr>
         <w:pStyle w:val="Heading3"/>
@@ -17881,15 +18054,15 @@
         <w:pStyle w:val="Compact"/>
         <w:numPr>
           <w:ilvl w:val="0"/>
-          <w:numId w:val="1084"/>
+          <w:numId w:val="1086"/>
         </w:numPr>
       </w:pPr>
       <w:r>
         <w:t xml:space="preserve">8/8 test files passed (ALL GREEN), 0 failures.</w:t>
       </w:r>
     </w:p>
-    <w:bookmarkEnd w:id="119"/>
-    <w:bookmarkStart w:id="120" w:name="usage"/>
+    <w:bookmarkEnd w:id="122"/>
+    <w:bookmarkStart w:id="123" w:name="usage"/>
     <w:p>
       <w:pPr>
         <w:pStyle w:val="Heading3"/>
@@ -18020,9 +18193,9 @@
         <w:t xml:space="preserve"> 20</w:t>
       </w:r>
     </w:p>
-    <w:bookmarkEnd w:id="120"/>
-    <w:bookmarkEnd w:id="121"/>
-    <w:bookmarkStart w:id="125" w:name="X61398dabc5de246fbceb16295c0968ea2c76ebe"/>
+    <w:bookmarkEnd w:id="123"/>
+    <w:bookmarkEnd w:id="124"/>
+    <w:bookmarkStart w:id="128" w:name="X61398dabc5de246fbceb16295c0968ea2c76ebe"/>
     <w:p>
       <w:pPr>
         <w:pStyle w:val="Heading2"/>
@@ -18031,7 +18204,7 @@
         <w:t xml:space="preserve">v1.5.1 — 2026-06-20 — Linux stat fix + nezha deployment</w:t>
       </w:r>
     </w:p>
-    <w:bookmarkStart w:id="122" w:name="fixed-21"/>
+    <w:bookmarkStart w:id="125" w:name="fixed-21"/>
     <w:p>
       <w:pPr>
         <w:pStyle w:val="Heading3"/>
@@ -18045,7 +18218,7 @@
         <w:pStyle w:val="Compact"/>
         <w:numPr>
           <w:ilvl w:val="0"/>
-          <w:numId w:val="1085"/>
+          <w:numId w:val="1087"/>
         </w:numPr>
       </w:pPr>
       <w:r>
@@ -18206,8 +18379,8 @@
         <w:t xml:space="preserve">to pick the correct flag per platform.</w:t>
       </w:r>
     </w:p>
-    <w:bookmarkEnd w:id="122"/>
-    <w:bookmarkStart w:id="123" w:name="deployment"/>
+    <w:bookmarkEnd w:id="125"/>
+    <w:bookmarkStart w:id="126" w:name="deployment"/>
     <w:p>
       <w:pPr>
         <w:pStyle w:val="Heading3"/>
@@ -18221,7 +18394,7 @@
         <w:pStyle w:val="Compact"/>
         <w:numPr>
           <w:ilvl w:val="0"/>
-          <w:numId w:val="1086"/>
+          <w:numId w:val="1088"/>
         </w:numPr>
       </w:pPr>
       <w:r>
@@ -18262,8 +18435,8 @@
         <w:t xml:space="preserve">.</w:t>
       </w:r>
     </w:p>
-    <w:bookmarkEnd w:id="123"/>
-    <w:bookmarkStart w:id="124" w:name="full-test-suite-1"/>
+    <w:bookmarkEnd w:id="126"/>
+    <w:bookmarkStart w:id="127" w:name="full-test-suite-1"/>
     <w:p>
       <w:pPr>
         <w:pStyle w:val="Heading3"/>
@@ -18277,7 +18450,7 @@
         <w:pStyle w:val="Compact"/>
         <w:numPr>
           <w:ilvl w:val="0"/>
-          <w:numId w:val="1087"/>
+          <w:numId w:val="1089"/>
         </w:numPr>
       </w:pPr>
       <w:r>
@@ -18289,16 +18462,16 @@
         <w:pStyle w:val="Compact"/>
         <w:numPr>
           <w:ilvl w:val="0"/>
-          <w:numId w:val="1087"/>
+          <w:numId w:val="1089"/>
         </w:numPr>
       </w:pPr>
       <w:r>
         <w:t xml:space="preserve">Linux (nezha): 7/8 pass (export fails: pandoc not installed — pre-existing)</w:t>
       </w:r>
     </w:p>
-    <w:bookmarkEnd w:id="124"/>
-    <w:bookmarkEnd w:id="125"/>
-    <w:bookmarkStart w:id="131" w:name="X5ad0f70f3980797749c315bc1bf8b5a98a591cc"/>
+    <w:bookmarkEnd w:id="127"/>
+    <w:bookmarkEnd w:id="128"/>
+    <w:bookmarkStart w:id="134" w:name="X5ad0f70f3980797749c315bc1bf8b5a98a591cc"/>
     <w:p>
       <w:pPr>
         <w:pStyle w:val="Heading2"/>
@@ -18307,7 +18480,7 @@
         <w:t xml:space="preserve">v1.5.0 — 2026-06-20 — Cross-alias session visibility</w:t>
       </w:r>
     </w:p>
-    <w:bookmarkStart w:id="126" w:name="added-14"/>
+    <w:bookmarkStart w:id="129" w:name="added-14"/>
     <w:p>
       <w:pPr>
         <w:pStyle w:val="Heading3"/>
@@ -18321,7 +18494,7 @@
         <w:pStyle w:val="Compact"/>
         <w:numPr>
           <w:ilvl w:val="0"/>
-          <w:numId w:val="1088"/>
+          <w:numId w:val="1090"/>
         </w:numPr>
       </w:pPr>
       <w:r>
@@ -18412,7 +18585,7 @@
         <w:pStyle w:val="Compact"/>
         <w:numPr>
           <w:ilvl w:val="0"/>
-          <w:numId w:val="1088"/>
+          <w:numId w:val="1090"/>
         </w:numPr>
       </w:pPr>
       <w:r>
@@ -18491,7 +18664,7 @@
         <w:pStyle w:val="Compact"/>
         <w:numPr>
           <w:ilvl w:val="0"/>
-          <w:numId w:val="1088"/>
+          <w:numId w:val="1090"/>
         </w:numPr>
       </w:pPr>
       <w:r>
@@ -18585,7 +18758,7 @@
         <w:pStyle w:val="Compact"/>
         <w:numPr>
           <w:ilvl w:val="0"/>
-          <w:numId w:val="1088"/>
+          <w:numId w:val="1090"/>
         </w:numPr>
       </w:pPr>
       <w:r>
@@ -18616,7 +18789,7 @@
         <w:pStyle w:val="Compact"/>
         <w:numPr>
           <w:ilvl w:val="0"/>
-          <w:numId w:val="1088"/>
+          <w:numId w:val="1090"/>
         </w:numPr>
       </w:pPr>
       <w:r>
@@ -18681,8 +18854,8 @@
         <w:t xml:space="preserve">.</w:t>
       </w:r>
     </w:p>
-    <w:bookmarkEnd w:id="126"/>
-    <w:bookmarkStart w:id="127" w:name="changed-3"/>
+    <w:bookmarkEnd w:id="129"/>
+    <w:bookmarkStart w:id="130" w:name="changed-3"/>
     <w:p>
       <w:pPr>
         <w:pStyle w:val="Heading3"/>
@@ -18696,7 +18869,7 @@
         <w:pStyle w:val="Compact"/>
         <w:numPr>
           <w:ilvl w:val="0"/>
-          <w:numId w:val="1089"/>
+          <w:numId w:val="1091"/>
         </w:numPr>
       </w:pPr>
       <w:r>
@@ -18717,7 +18890,7 @@
         <w:pStyle w:val="Compact"/>
         <w:numPr>
           <w:ilvl w:val="0"/>
-          <w:numId w:val="1089"/>
+          <w:numId w:val="1091"/>
         </w:numPr>
       </w:pPr>
       <w:r>
@@ -18753,7 +18926,7 @@
         <w:pStyle w:val="Compact"/>
         <w:numPr>
           <w:ilvl w:val="0"/>
-          <w:numId w:val="1089"/>
+          <w:numId w:val="1091"/>
         </w:numPr>
       </w:pPr>
       <w:r>
@@ -18790,8 +18963,8 @@
         <w:t xml:space="preserve">function (re-installed)</w:t>
       </w:r>
     </w:p>
-    <w:bookmarkEnd w:id="127"/>
-    <w:bookmarkStart w:id="128" w:name="full-test-suite-2"/>
+    <w:bookmarkEnd w:id="130"/>
+    <w:bookmarkStart w:id="131" w:name="full-test-suite-2"/>
     <w:p>
       <w:pPr>
         <w:pStyle w:val="Heading3"/>
@@ -18805,7 +18978,7 @@
         <w:pStyle w:val="Compact"/>
         <w:numPr>
           <w:ilvl w:val="0"/>
-          <w:numId w:val="1090"/>
+          <w:numId w:val="1092"/>
         </w:numPr>
       </w:pPr>
       <w:r>
@@ -18818,8 +18991,8 @@
         <w:t xml:space="preserve">assertions for cross-alias session visibility.</w:t>
       </w:r>
     </w:p>
-    <w:bookmarkEnd w:id="128"/>
-    <w:bookmarkStart w:id="129" w:name="how-it-works"/>
+    <w:bookmarkEnd w:id="131"/>
+    <w:bookmarkStart w:id="132" w:name="how-it-works"/>
     <w:p>
       <w:pPr>
         <w:pStyle w:val="Heading3"/>
@@ -18833,7 +19006,7 @@
         <w:pStyle w:val="Compact"/>
         <w:numPr>
           <w:ilvl w:val="0"/>
-          <w:numId w:val="1091"/>
+          <w:numId w:val="1093"/>
         </w:numPr>
       </w:pPr>
       <w:r>
@@ -18899,7 +19072,7 @@
         <w:pStyle w:val="Compact"/>
         <w:numPr>
           <w:ilvl w:val="0"/>
-          <w:numId w:val="1091"/>
+          <w:numId w:val="1093"/>
         </w:numPr>
       </w:pPr>
       <w:r>
@@ -18926,7 +19099,7 @@
         <w:pStyle w:val="Compact"/>
         <w:numPr>
           <w:ilvl w:val="0"/>
-          <w:numId w:val="1091"/>
+          <w:numId w:val="1093"/>
         </w:numPr>
       </w:pPr>
       <w:r>
@@ -18968,7 +19141,7 @@
         <w:pStyle w:val="Compact"/>
         <w:numPr>
           <w:ilvl w:val="0"/>
-          <w:numId w:val="1091"/>
+          <w:numId w:val="1093"/>
         </w:numPr>
       </w:pPr>
       <w:r>
@@ -19005,8 +19178,8 @@
         <w:t xml:space="preserve">project settings are also merged.</w:t>
       </w:r>
     </w:p>
-    <w:bookmarkEnd w:id="129"/>
-    <w:bookmarkStart w:id="130" w:name="performance"/>
+    <w:bookmarkEnd w:id="132"/>
+    <w:bookmarkStart w:id="133" w:name="performance"/>
     <w:p>
       <w:pPr>
         <w:pStyle w:val="Heading3"/>
@@ -19020,7 +19193,7 @@
         <w:pStyle w:val="Compact"/>
         <w:numPr>
           <w:ilvl w:val="0"/>
-          <w:numId w:val="1092"/>
+          <w:numId w:val="1094"/>
         </w:numPr>
       </w:pPr>
       <w:r>
@@ -19063,9 +19236,9 @@
         <w:t xml:space="preserve">aliases already have.</w:t>
       </w:r>
     </w:p>
-    <w:bookmarkEnd w:id="130"/>
-    <w:bookmarkEnd w:id="131"/>
-    <w:bookmarkStart w:id="137" w:name="X94bd8505e6816e99bb68c98ba9db4e75c90bada"/>
+    <w:bookmarkEnd w:id="133"/>
+    <w:bookmarkEnd w:id="134"/>
+    <w:bookmarkStart w:id="140" w:name="X94bd8505e6816e99bb68c98ba9db4e75c90bada"/>
     <w:p>
       <w:pPr>
         <w:pStyle w:val="Heading2"/>
@@ -19074,7 +19247,7 @@
         <w:t xml:space="preserve">v1.4.0 — 2026-06-20 — OpenCode Zen provider alias</w:t>
       </w:r>
     </w:p>
-    <w:bookmarkStart w:id="133" w:name="added-15"/>
+    <w:bookmarkStart w:id="136" w:name="added-15"/>
     <w:p>
       <w:pPr>
         <w:pStyle w:val="Heading3"/>
@@ -19088,7 +19261,7 @@
         <w:pStyle w:val="Compact"/>
         <w:numPr>
           <w:ilvl w:val="0"/>
-          <w:numId w:val="1093"/>
+          <w:numId w:val="1095"/>
         </w:numPr>
       </w:pPr>
       <w:r>
@@ -19122,7 +19295,7 @@
       <w:r>
         <w:t xml:space="preserve"> </w:t>
       </w:r>
-      <w:hyperlink r:id="rId132">
+      <w:hyperlink r:id="rId135">
         <w:r>
           <w:rPr>
             <w:rStyle w:val="Hyperlink"/>
@@ -19204,7 +19377,7 @@
         <w:pStyle w:val="Compact"/>
         <w:numPr>
           <w:ilvl w:val="0"/>
-          <w:numId w:val="1093"/>
+          <w:numId w:val="1095"/>
         </w:numPr>
       </w:pPr>
       <w:r>
@@ -19301,7 +19474,7 @@
         <w:pStyle w:val="Compact"/>
         <w:numPr>
           <w:ilvl w:val="0"/>
-          <w:numId w:val="1093"/>
+          <w:numId w:val="1095"/>
         </w:numPr>
       </w:pPr>
       <w:r>
@@ -19380,7 +19553,7 @@
         <w:pStyle w:val="Compact"/>
         <w:numPr>
           <w:ilvl w:val="0"/>
-          <w:numId w:val="1093"/>
+          <w:numId w:val="1095"/>
         </w:numPr>
       </w:pPr>
       <w:r>
@@ -19426,7 +19599,7 @@
         <w:pStyle w:val="Compact"/>
         <w:numPr>
           <w:ilvl w:val="0"/>
-          <w:numId w:val="1093"/>
+          <w:numId w:val="1095"/>
         </w:numPr>
       </w:pPr>
       <w:r>
@@ -19484,7 +19657,7 @@
         <w:pStyle w:val="Compact"/>
         <w:numPr>
           <w:ilvl w:val="0"/>
-          <w:numId w:val="1093"/>
+          <w:numId w:val="1095"/>
         </w:numPr>
       </w:pPr>
       <w:r>
@@ -19629,7 +19802,7 @@
         <w:pStyle w:val="Compact"/>
         <w:numPr>
           <w:ilvl w:val="0"/>
-          <w:numId w:val="1093"/>
+          <w:numId w:val="1095"/>
         </w:numPr>
       </w:pPr>
       <w:r>
@@ -19673,8 +19846,8 @@
         <w:t xml:space="preserve">(full free models table, setup, usage, live-verified notes, stealth model explanation).</w:t>
       </w:r>
     </w:p>
-    <w:bookmarkEnd w:id="133"/>
-    <w:bookmarkStart w:id="134" w:name="changed-4"/>
+    <w:bookmarkEnd w:id="136"/>
+    <w:bookmarkStart w:id="137" w:name="changed-4"/>
     <w:p>
       <w:pPr>
         <w:pStyle w:val="Heading3"/>
@@ -19688,7 +19861,7 @@
         <w:pStyle w:val="Compact"/>
         <w:numPr>
           <w:ilvl w:val="0"/>
-          <w:numId w:val="1094"/>
+          <w:numId w:val="1096"/>
         </w:numPr>
       </w:pPr>
       <w:r>
@@ -19746,8 +19919,8 @@
         <w:t xml:space="preserve">Xiaomi v1.3.0 / Z.AI v1.2.0 / DeepSeek).</w:t>
       </w:r>
     </w:p>
-    <w:bookmarkEnd w:id="134"/>
-    <w:bookmarkStart w:id="135" w:name="full-test-suite-3"/>
+    <w:bookmarkEnd w:id="137"/>
+    <w:bookmarkStart w:id="138" w:name="full-test-suite-3"/>
     <w:p>
       <w:pPr>
         <w:pStyle w:val="Heading3"/>
@@ -19761,7 +19934,7 @@
         <w:pStyle w:val="Compact"/>
         <w:numPr>
           <w:ilvl w:val="0"/>
-          <w:numId w:val="1095"/>
+          <w:numId w:val="1097"/>
         </w:numPr>
       </w:pPr>
       <w:r>
@@ -19786,8 +19959,8 @@
         <w:t xml:space="preserve">.</w:t>
       </w:r>
     </w:p>
-    <w:bookmarkEnd w:id="135"/>
-    <w:bookmarkStart w:id="136" w:name="honest-notes"/>
+    <w:bookmarkEnd w:id="138"/>
+    <w:bookmarkStart w:id="139" w:name="honest-notes"/>
     <w:p>
       <w:pPr>
         <w:pStyle w:val="Heading3"/>
@@ -19801,7 +19974,7 @@
         <w:pStyle w:val="Compact"/>
         <w:numPr>
           <w:ilvl w:val="0"/>
-          <w:numId w:val="1096"/>
+          <w:numId w:val="1098"/>
         </w:numPr>
       </w:pPr>
       <w:r>
@@ -19834,7 +20007,7 @@
         <w:pStyle w:val="Compact"/>
         <w:numPr>
           <w:ilvl w:val="0"/>
-          <w:numId w:val="1096"/>
+          <w:numId w:val="1098"/>
         </w:numPr>
       </w:pPr>
       <w:r>
@@ -19852,7 +20025,7 @@
         <w:pStyle w:val="Compact"/>
         <w:numPr>
           <w:ilvl w:val="0"/>
-          <w:numId w:val="1096"/>
+          <w:numId w:val="1098"/>
         </w:numPr>
       </w:pPr>
       <w:r>
@@ -19885,7 +20058,7 @@
         <w:pStyle w:val="Compact"/>
         <w:numPr>
           <w:ilvl w:val="0"/>
-          <w:numId w:val="1096"/>
+          <w:numId w:val="1098"/>
         </w:numPr>
       </w:pPr>
       <w:r>
@@ -19907,9 +20080,9 @@
         <w:t xml:space="preserve">remain unchanged (unrelated to this work).</w:t>
       </w:r>
     </w:p>
-    <w:bookmarkEnd w:id="136"/>
-    <w:bookmarkEnd w:id="137"/>
-    <w:bookmarkStart w:id="142" w:name="X69154bd52ce827bc58cd09d02c5408ae11d24a9"/>
+    <w:bookmarkEnd w:id="139"/>
+    <w:bookmarkEnd w:id="140"/>
+    <w:bookmarkStart w:id="145" w:name="X69154bd52ce827bc58cd09d02c5408ae11d24a9"/>
     <w:p>
       <w:pPr>
         <w:pStyle w:val="Heading2"/>
@@ -19918,7 +20091,7 @@
         <w:t xml:space="preserve">v1.3.0 — 2026-06-19 — Xiaomi MiMo provider alias</w:t>
       </w:r>
     </w:p>
-    <w:bookmarkStart w:id="138" w:name="added-16"/>
+    <w:bookmarkStart w:id="141" w:name="added-16"/>
     <w:p>
       <w:pPr>
         <w:pStyle w:val="Heading3"/>
@@ -19932,7 +20105,7 @@
         <w:pStyle w:val="Compact"/>
         <w:numPr>
           <w:ilvl w:val="0"/>
-          <w:numId w:val="1097"/>
+          <w:numId w:val="1099"/>
         </w:numPr>
       </w:pPr>
       <w:r>
@@ -20079,7 +20252,7 @@
         <w:pStyle w:val="Compact"/>
         <w:numPr>
           <w:ilvl w:val="0"/>
-          <w:numId w:val="1097"/>
+          <w:numId w:val="1099"/>
         </w:numPr>
       </w:pPr>
       <w:r>
@@ -20174,7 +20347,7 @@
         <w:pStyle w:val="Compact"/>
         <w:numPr>
           <w:ilvl w:val="0"/>
-          <w:numId w:val="1097"/>
+          <w:numId w:val="1099"/>
         </w:numPr>
       </w:pPr>
       <w:r>
@@ -20244,7 +20417,7 @@
         <w:pStyle w:val="Compact"/>
         <w:numPr>
           <w:ilvl w:val="0"/>
-          <w:numId w:val="1097"/>
+          <w:numId w:val="1099"/>
         </w:numPr>
       </w:pPr>
       <w:r>
@@ -20305,7 +20478,7 @@
         <w:pStyle w:val="Compact"/>
         <w:numPr>
           <w:ilvl w:val="0"/>
-          <w:numId w:val="1097"/>
+          <w:numId w:val="1099"/>
         </w:numPr>
       </w:pPr>
       <w:r>
@@ -20384,7 +20557,7 @@
         <w:pStyle w:val="Compact"/>
         <w:numPr>
           <w:ilvl w:val="0"/>
-          <w:numId w:val="1097"/>
+          <w:numId w:val="1099"/>
         </w:numPr>
       </w:pPr>
       <w:r>
@@ -20466,7 +20639,7 @@
         <w:pStyle w:val="Compact"/>
         <w:numPr>
           <w:ilvl w:val="1"/>
-          <w:numId w:val="1098"/>
+          <w:numId w:val="1100"/>
         </w:numPr>
       </w:pPr>
       <w:r>
@@ -20499,7 +20672,7 @@
         <w:pStyle w:val="Compact"/>
         <w:numPr>
           <w:ilvl w:val="0"/>
-          <w:numId w:val="1097"/>
+          <w:numId w:val="1099"/>
         </w:numPr>
       </w:pPr>
       <w:r>
@@ -20543,8 +20716,8 @@
         <w:t xml:space="preserve">(model table, setup, usage, live-verified notes).</w:t>
       </w:r>
     </w:p>
-    <w:bookmarkEnd w:id="138"/>
-    <w:bookmarkStart w:id="139" w:name="changed-5"/>
+    <w:bookmarkEnd w:id="141"/>
+    <w:bookmarkStart w:id="142" w:name="changed-5"/>
     <w:p>
       <w:pPr>
         <w:pStyle w:val="Heading3"/>
@@ -20558,7 +20731,7 @@
         <w:pStyle w:val="Compact"/>
         <w:numPr>
           <w:ilvl w:val="0"/>
-          <w:numId w:val="1099"/>
+          <w:numId w:val="1101"/>
         </w:numPr>
       </w:pPr>
       <w:r>
@@ -20616,8 +20789,8 @@
         <w:t xml:space="preserve">Z.AI v1.2.0 / DeepSeek).</w:t>
       </w:r>
     </w:p>
-    <w:bookmarkEnd w:id="139"/>
-    <w:bookmarkStart w:id="140" w:name="full-test-suite-4"/>
+    <w:bookmarkEnd w:id="142"/>
+    <w:bookmarkStart w:id="143" w:name="full-test-suite-4"/>
     <w:p>
       <w:pPr>
         <w:pStyle w:val="Heading3"/>
@@ -20631,7 +20804,7 @@
         <w:pStyle w:val="Compact"/>
         <w:numPr>
           <w:ilvl w:val="0"/>
-          <w:numId w:val="1100"/>
+          <w:numId w:val="1102"/>
         </w:numPr>
       </w:pPr>
       <w:r>
@@ -20656,8 +20829,8 @@
         <w:t xml:space="preserve">. Live provider verifier 5/5 PASS.</w:t>
       </w:r>
     </w:p>
-    <w:bookmarkEnd w:id="140"/>
-    <w:bookmarkStart w:id="141" w:name="honest-notes-1"/>
+    <w:bookmarkEnd w:id="143"/>
+    <w:bookmarkStart w:id="144" w:name="honest-notes-1"/>
     <w:p>
       <w:pPr>
         <w:pStyle w:val="Heading3"/>
@@ -20671,7 +20844,7 @@
         <w:pStyle w:val="Compact"/>
         <w:numPr>
           <w:ilvl w:val="0"/>
-          <w:numId w:val="1101"/>
+          <w:numId w:val="1103"/>
         </w:numPr>
       </w:pPr>
       <w:r>
@@ -20720,7 +20893,7 @@
         <w:pStyle w:val="Compact"/>
         <w:numPr>
           <w:ilvl w:val="0"/>
-          <w:numId w:val="1101"/>
+          <w:numId w:val="1103"/>
         </w:numPr>
       </w:pPr>
       <w:r>
@@ -20796,9 +20969,9 @@
         <w:t xml:space="preserve">round trip (HTTP 200), recorded in the evidence file.</w:t>
       </w:r>
     </w:p>
-    <w:bookmarkEnd w:id="141"/>
-    <w:bookmarkEnd w:id="142"/>
-    <w:bookmarkStart w:id="146" w:name="X6f75f912364272564da9bd72c339309408e0f52"/>
+    <w:bookmarkEnd w:id="144"/>
+    <w:bookmarkEnd w:id="145"/>
+    <w:bookmarkStart w:id="149" w:name="X6f75f912364272564da9bd72c339309408e0f52"/>
     <w:p>
       <w:pPr>
         <w:pStyle w:val="Heading2"/>
@@ -20807,7 +20980,7 @@
         <w:t xml:space="preserve">v1.2.0 — 2026-06-19 — Z.AI Coding Plan provider alias</w:t>
       </w:r>
     </w:p>
-    <w:bookmarkStart w:id="143" w:name="added-17"/>
+    <w:bookmarkStart w:id="146" w:name="added-17"/>
     <w:p>
       <w:pPr>
         <w:pStyle w:val="Heading3"/>
@@ -20821,7 +20994,7 @@
         <w:pStyle w:val="Compact"/>
         <w:numPr>
           <w:ilvl w:val="0"/>
-          <w:numId w:val="1102"/>
+          <w:numId w:val="1104"/>
         </w:numPr>
       </w:pPr>
       <w:r>
@@ -20873,7 +21046,7 @@
         <w:pStyle w:val="Compact"/>
         <w:numPr>
           <w:ilvl w:val="0"/>
-          <w:numId w:val="1102"/>
+          <w:numId w:val="1104"/>
         </w:numPr>
       </w:pPr>
       <w:r>
@@ -20922,7 +21095,7 @@
         <w:pStyle w:val="Compact"/>
         <w:numPr>
           <w:ilvl w:val="0"/>
-          <w:numId w:val="1102"/>
+          <w:numId w:val="1104"/>
         </w:numPr>
       </w:pPr>
       <w:r>
@@ -20986,7 +21159,7 @@
         <w:pStyle w:val="Compact"/>
         <w:numPr>
           <w:ilvl w:val="0"/>
-          <w:numId w:val="1102"/>
+          <w:numId w:val="1104"/>
         </w:numPr>
       </w:pPr>
       <w:r>
@@ -21005,7 +21178,7 @@
         <w:pStyle w:val="Compact"/>
         <w:numPr>
           <w:ilvl w:val="0"/>
-          <w:numId w:val="1102"/>
+          <w:numId w:val="1104"/>
         </w:numPr>
       </w:pPr>
       <w:r>
@@ -21024,7 +21197,7 @@
         <w:pStyle w:val="Compact"/>
         <w:numPr>
           <w:ilvl w:val="0"/>
-          <w:numId w:val="1102"/>
+          <w:numId w:val="1104"/>
         </w:numPr>
       </w:pPr>
       <w:r>
@@ -21073,7 +21246,7 @@
         <w:pStyle w:val="Compact"/>
         <w:numPr>
           <w:ilvl w:val="0"/>
-          <w:numId w:val="1102"/>
+          <w:numId w:val="1104"/>
         </w:numPr>
       </w:pPr>
       <w:r>
@@ -21102,8 +21275,8 @@
         <w:t xml:space="preserve">as the active default route.</w:t>
       </w:r>
     </w:p>
-    <w:bookmarkEnd w:id="143"/>
-    <w:bookmarkStart w:id="144" w:name="changed-6"/>
+    <w:bookmarkEnd w:id="146"/>
+    <w:bookmarkStart w:id="147" w:name="changed-6"/>
     <w:p>
       <w:pPr>
         <w:pStyle w:val="Heading3"/>
@@ -21117,7 +21290,7 @@
         <w:pStyle w:val="Compact"/>
         <w:numPr>
           <w:ilvl w:val="0"/>
-          <w:numId w:val="1103"/>
+          <w:numId w:val="1105"/>
         </w:numPr>
       </w:pPr>
       <w:r>
@@ -21148,8 +21321,8 @@
         <w:t xml:space="preserve">section for model pinning.</w:t>
       </w:r>
     </w:p>
-    <w:bookmarkEnd w:id="144"/>
-    <w:bookmarkStart w:id="145" w:name="full-test-suite-5"/>
+    <w:bookmarkEnd w:id="147"/>
+    <w:bookmarkStart w:id="148" w:name="full-test-suite-5"/>
     <w:p>
       <w:pPr>
         <w:pStyle w:val="Heading3"/>
@@ -21163,7 +21336,7 @@
         <w:pStyle w:val="Compact"/>
         <w:numPr>
           <w:ilvl w:val="0"/>
-          <w:numId w:val="1104"/>
+          <w:numId w:val="1106"/>
         </w:numPr>
       </w:pPr>
       <w:r>
@@ -21182,9 +21355,9 @@
         <w:t xml:space="preserve">.</w:t>
       </w:r>
     </w:p>
-    <w:bookmarkEnd w:id="145"/>
-    <w:bookmarkEnd w:id="146"/>
-    <w:bookmarkStart w:id="152" w:name="X3eea89613e529bc4636accf1a8153b58db87eca"/>
+    <w:bookmarkEnd w:id="148"/>
+    <w:bookmarkEnd w:id="149"/>
+    <w:bookmarkStart w:id="155" w:name="X3eea89613e529bc4636accf1a8153b58db87eca"/>
     <w:p>
       <w:pPr>
         <w:pStyle w:val="Heading2"/>
@@ -21226,7 +21399,7 @@
         <w:t xml:space="preserve">aliases proven on two hosts and two transports.</w:t>
       </w:r>
     </w:p>
-    <w:bookmarkStart w:id="147" w:name="added-18"/>
+    <w:bookmarkStart w:id="150" w:name="added-18"/>
     <w:p>
       <w:pPr>
         <w:pStyle w:val="Heading3"/>
@@ -21240,7 +21413,7 @@
         <w:pStyle w:val="Compact"/>
         <w:numPr>
           <w:ilvl w:val="0"/>
-          <w:numId w:val="1105"/>
+          <w:numId w:val="1107"/>
         </w:numPr>
       </w:pPr>
       <w:r>
@@ -21351,7 +21524,7 @@
         <w:pStyle w:val="Compact"/>
         <w:numPr>
           <w:ilvl w:val="0"/>
-          <w:numId w:val="1105"/>
+          <w:numId w:val="1107"/>
         </w:numPr>
       </w:pPr>
       <w:r>
@@ -21403,7 +21576,7 @@
         <w:pStyle w:val="Compact"/>
         <w:numPr>
           <w:ilvl w:val="0"/>
-          <w:numId w:val="1105"/>
+          <w:numId w:val="1107"/>
         </w:numPr>
       </w:pPr>
       <w:r>
@@ -21434,7 +21607,7 @@
         <w:pStyle w:val="Compact"/>
         <w:numPr>
           <w:ilvl w:val="1"/>
-          <w:numId w:val="1106"/>
+          <w:numId w:val="1108"/>
         </w:numPr>
       </w:pPr>
       <w:r>
@@ -21485,7 +21658,7 @@
         <w:pStyle w:val="Compact"/>
         <w:numPr>
           <w:ilvl w:val="1"/>
-          <w:numId w:val="1106"/>
+          <w:numId w:val="1108"/>
         </w:numPr>
       </w:pPr>
       <w:r>
@@ -21528,7 +21701,7 @@
         <w:pStyle w:val="Compact"/>
         <w:numPr>
           <w:ilvl w:val="1"/>
-          <w:numId w:val="1106"/>
+          <w:numId w:val="1108"/>
         </w:numPr>
       </w:pPr>
       <w:r>
@@ -21585,7 +21758,7 @@
         <w:pStyle w:val="Compact"/>
         <w:numPr>
           <w:ilvl w:val="1"/>
-          <w:numId w:val="1106"/>
+          <w:numId w:val="1108"/>
         </w:numPr>
       </w:pPr>
       <w:r>
@@ -21606,7 +21779,7 @@
         <w:pStyle w:val="Compact"/>
         <w:numPr>
           <w:ilvl w:val="0"/>
-          <w:numId w:val="1105"/>
+          <w:numId w:val="1107"/>
         </w:numPr>
       </w:pPr>
       <w:r>
@@ -21662,7 +21835,7 @@
         <w:pStyle w:val="Compact"/>
         <w:numPr>
           <w:ilvl w:val="0"/>
-          <w:numId w:val="1105"/>
+          <w:numId w:val="1107"/>
         </w:numPr>
       </w:pPr>
       <w:r>
@@ -21700,8 +21873,8 @@
         <w:t xml:space="preserve">end-to-end alias proofs.</w:t>
       </w:r>
     </w:p>
-    <w:bookmarkEnd w:id="147"/>
-    <w:bookmarkStart w:id="148" w:name="changed-7"/>
+    <w:bookmarkEnd w:id="150"/>
+    <w:bookmarkStart w:id="151" w:name="changed-7"/>
     <w:p>
       <w:pPr>
         <w:pStyle w:val="Heading3"/>
@@ -21715,7 +21888,7 @@
         <w:pStyle w:val="Compact"/>
         <w:numPr>
           <w:ilvl w:val="0"/>
-          <w:numId w:val="1107"/>
+          <w:numId w:val="1109"/>
         </w:numPr>
       </w:pPr>
       <w:r>
@@ -21776,7 +21949,7 @@
         <w:pStyle w:val="Compact"/>
         <w:numPr>
           <w:ilvl w:val="0"/>
-          <w:numId w:val="1107"/>
+          <w:numId w:val="1109"/>
         </w:numPr>
       </w:pPr>
       <w:r>
@@ -21827,7 +22000,7 @@
         <w:pStyle w:val="Compact"/>
         <w:numPr>
           <w:ilvl w:val="0"/>
-          <w:numId w:val="1107"/>
+          <w:numId w:val="1109"/>
         </w:numPr>
       </w:pPr>
       <w:r>
@@ -21859,8 +22032,8 @@
         <w:t xml:space="preserve">(HTML/PDF/DOCX).</w:t>
       </w:r>
     </w:p>
-    <w:bookmarkEnd w:id="148"/>
-    <w:bookmarkStart w:id="149" w:name="X08528e409e6d44ab0933f6ae15548960525d0be"/>
+    <w:bookmarkEnd w:id="151"/>
+    <w:bookmarkStart w:id="152" w:name="X08528e409e6d44ab0933f6ae15548960525d0be"/>
     <w:p>
       <w:pPr>
         <w:pStyle w:val="Heading3"/>
@@ -21874,7 +22047,7 @@
         <w:pStyle w:val="Compact"/>
         <w:numPr>
           <w:ilvl w:val="0"/>
-          <w:numId w:val="1108"/>
+          <w:numId w:val="1110"/>
         </w:numPr>
       </w:pPr>
       <w:r>
@@ -21923,7 +22096,7 @@
         <w:pStyle w:val="Compact"/>
         <w:numPr>
           <w:ilvl w:val="0"/>
-          <w:numId w:val="1108"/>
+          <w:numId w:val="1110"/>
         </w:numPr>
       </w:pPr>
       <w:r>
@@ -21960,7 +22133,7 @@
         <w:pStyle w:val="Compact"/>
         <w:numPr>
           <w:ilvl w:val="0"/>
-          <w:numId w:val="1108"/>
+          <w:numId w:val="1110"/>
         </w:numPr>
       </w:pPr>
       <w:r>
@@ -21988,7 +22161,7 @@
         <w:pStyle w:val="Compact"/>
         <w:numPr>
           <w:ilvl w:val="0"/>
-          <w:numId w:val="1108"/>
+          <w:numId w:val="1110"/>
         </w:numPr>
       </w:pPr>
       <w:r>
@@ -22028,7 +22201,7 @@
         <w:pStyle w:val="Compact"/>
         <w:numPr>
           <w:ilvl w:val="0"/>
-          <w:numId w:val="1108"/>
+          <w:numId w:val="1110"/>
         </w:numPr>
       </w:pPr>
       <w:r>
@@ -22095,7 +22268,7 @@
         <w:pStyle w:val="Compact"/>
         <w:numPr>
           <w:ilvl w:val="0"/>
-          <w:numId w:val="1108"/>
+          <w:numId w:val="1110"/>
         </w:numPr>
       </w:pPr>
       <w:r>
@@ -22133,8 +22306,8 @@
         <w:t xml:space="preserve">cross-account sync-state on isolated provider dirs.</w:t>
       </w:r>
     </w:p>
-    <w:bookmarkEnd w:id="149"/>
-    <w:bookmarkStart w:id="150" w:name="X7b6b31a71aa5e1b1df81413a1880ad3edcce6d6"/>
+    <w:bookmarkEnd w:id="152"/>
+    <w:bookmarkStart w:id="153" w:name="X7b6b31a71aa5e1b1df81413a1880ad3edcce6d6"/>
     <w:p>
       <w:pPr>
         <w:pStyle w:val="Heading3"/>
@@ -22148,7 +22321,7 @@
         <w:pStyle w:val="Compact"/>
         <w:numPr>
           <w:ilvl w:val="0"/>
-          <w:numId w:val="1109"/>
+          <w:numId w:val="1111"/>
         </w:numPr>
       </w:pPr>
       <w:r>
@@ -22176,7 +22349,7 @@
         <w:pStyle w:val="Compact"/>
         <w:numPr>
           <w:ilvl w:val="0"/>
-          <w:numId w:val="1109"/>
+          <w:numId w:val="1111"/>
         </w:numPr>
       </w:pPr>
       <w:r>
@@ -22204,7 +22377,7 @@
         <w:pStyle w:val="Compact"/>
         <w:numPr>
           <w:ilvl w:val="0"/>
-          <w:numId w:val="1109"/>
+          <w:numId w:val="1111"/>
         </w:numPr>
       </w:pPr>
       <w:r>
@@ -22217,8 +22390,8 @@
         <w:t xml:space="preserve">honestly; excluded under "valid users only" but kept fully supported.</w:t>
       </w:r>
     </w:p>
-    <w:bookmarkEnd w:id="150"/>
-    <w:bookmarkStart w:id="151" w:name="safety"/>
+    <w:bookmarkEnd w:id="153"/>
+    <w:bookmarkStart w:id="154" w:name="safety"/>
     <w:p>
       <w:pPr>
         <w:pStyle w:val="Heading3"/>
@@ -22232,7 +22405,7 @@
         <w:pStyle w:val="Compact"/>
         <w:numPr>
           <w:ilvl w:val="0"/>
-          <w:numId w:val="1110"/>
+          <w:numId w:val="1112"/>
         </w:numPr>
       </w:pPr>
       <w:r>
@@ -22283,7 +22456,7 @@
         <w:pStyle w:val="Compact"/>
         <w:numPr>
           <w:ilvl w:val="0"/>
-          <w:numId w:val="1110"/>
+          <w:numId w:val="1112"/>
         </w:numPr>
       </w:pPr>
       <w:r>
@@ -22308,9 +22481,9 @@
         <w:t xml:space="preserve">All published ports bound to loopback.</w:t>
       </w:r>
     </w:p>
-    <w:bookmarkEnd w:id="151"/>
-    <w:bookmarkEnd w:id="152"/>
-    <w:bookmarkStart w:id="153" w:name="X0b5e2b6bb8414853f28cab918f1092cceff261f"/>
+    <w:bookmarkEnd w:id="154"/>
+    <w:bookmarkEnd w:id="155"/>
+    <w:bookmarkStart w:id="156" w:name="X0b5e2b6bb8414853f28cab918f1092cceff261f"/>
     <w:p>
       <w:pPr>
         <w:pStyle w:val="Heading2"/>
@@ -22378,8 +22551,8 @@
         <w:t xml:space="preserve">.</w:t>
       </w:r>
     </w:p>
-    <w:bookmarkEnd w:id="153"/>
-    <w:bookmarkStart w:id="157" w:name="X73f1b74114f5ea30e47358e35fb30d0b7a0161a"/>
+    <w:bookmarkEnd w:id="156"/>
+    <w:bookmarkStart w:id="160" w:name="X73f1b74114f5ea30e47358e35fb30d0b7a0161a"/>
     <w:p>
       <w:pPr>
         <w:pStyle w:val="Heading2"/>
@@ -22388,7 +22561,7 @@
         <w:t xml:space="preserve">v1.6.7 — 2026-06-21 — Poe proxy fix for all aliases</w:t>
       </w:r>
     </w:p>
-    <w:bookmarkStart w:id="154" w:name="fixed-22"/>
+    <w:bookmarkStart w:id="157" w:name="fixed-22"/>
     <w:p>
       <w:pPr>
         <w:pStyle w:val="Heading3"/>
@@ -22402,7 +22575,7 @@
         <w:pStyle w:val="Compact"/>
         <w:numPr>
           <w:ilvl w:val="0"/>
-          <w:numId w:val="1111"/>
+          <w:numId w:val="1113"/>
         </w:numPr>
       </w:pPr>
       <w:r>
@@ -22451,7 +22624,7 @@
         <w:pStyle w:val="Compact"/>
         <w:numPr>
           <w:ilvl w:val="0"/>
-          <w:numId w:val="1111"/>
+          <w:numId w:val="1113"/>
         </w:numPr>
       </w:pPr>
       <w:r>
@@ -22479,7 +22652,7 @@
         <w:pStyle w:val="Compact"/>
         <w:numPr>
           <w:ilvl w:val="0"/>
-          <w:numId w:val="1111"/>
+          <w:numId w:val="1113"/>
         </w:numPr>
       </w:pPr>
       <w:r>
@@ -22493,8 +22666,8 @@
         <w:t xml:space="preserve">: same fix applied</w:t>
       </w:r>
     </w:p>
-    <w:bookmarkEnd w:id="154"/>
-    <w:bookmarkStart w:id="155" w:name="verified-23"/>
+    <w:bookmarkEnd w:id="157"/>
+    <w:bookmarkStart w:id="158" w:name="verified-24"/>
     <w:p>
       <w:pPr>
         <w:pStyle w:val="Heading3"/>
@@ -22508,7 +22681,7 @@
         <w:pStyle w:val="Compact"/>
         <w:numPr>
           <w:ilvl w:val="0"/>
-          <w:numId w:val="1112"/>
+          <w:numId w:val="1114"/>
         </w:numPr>
       </w:pPr>
       <w:r>
@@ -22565,15 +22738,15 @@
         <w:pStyle w:val="Compact"/>
         <w:numPr>
           <w:ilvl w:val="0"/>
-          <w:numId w:val="1112"/>
+          <w:numId w:val="1114"/>
         </w:numPr>
       </w:pPr>
       <w:r>
         <w:t xml:space="preserve">Deployed to both local host and nezha.local</w:t>
       </w:r>
     </w:p>
-    <w:bookmarkEnd w:id="155"/>
-    <w:bookmarkStart w:id="156" w:name="tests-5"/>
+    <w:bookmarkEnd w:id="158"/>
+    <w:bookmarkStart w:id="159" w:name="tests-5"/>
     <w:p>
       <w:pPr>
         <w:pStyle w:val="Heading3"/>
@@ -22587,7 +22760,7 @@
         <w:pStyle w:val="Compact"/>
         <w:numPr>
           <w:ilvl w:val="0"/>
-          <w:numId w:val="1113"/>
+          <w:numId w:val="1115"/>
         </w:numPr>
       </w:pPr>
       <w:r>
@@ -22599,16 +22772,16 @@
         <w:pStyle w:val="Compact"/>
         <w:numPr>
           <w:ilvl w:val="0"/>
-          <w:numId w:val="1113"/>
+          <w:numId w:val="1115"/>
         </w:numPr>
       </w:pPr>
       <w:r>
         <w:t xml:space="preserve">nezha.local: 7/8 (pandoc missing — pre-existing)</w:t>
       </w:r>
     </w:p>
-    <w:bookmarkEnd w:id="156"/>
-    <w:bookmarkEnd w:id="157"/>
-    <w:bookmarkStart w:id="161" w:name="v168--2026-06-21--poe-proxy-gzip-fix"/>
+    <w:bookmarkEnd w:id="159"/>
+    <w:bookmarkEnd w:id="160"/>
+    <w:bookmarkStart w:id="164" w:name="v168--2026-06-21--poe-proxy-gzip-fix"/>
     <w:p>
       <w:pPr>
         <w:pStyle w:val="Heading2"/>
@@ -22617,7 +22790,7 @@
         <w:t xml:space="preserve">v1.6.8 — 2026-06-21 — Poe proxy gzip fix</w:t>
       </w:r>
     </w:p>
-    <w:bookmarkStart w:id="158" w:name="fixed-23"/>
+    <w:bookmarkStart w:id="161" w:name="fixed-23"/>
     <w:p>
       <w:pPr>
         <w:pStyle w:val="Heading3"/>
@@ -22631,7 +22804,7 @@
         <w:pStyle w:val="Compact"/>
         <w:numPr>
           <w:ilvl w:val="0"/>
-          <w:numId w:val="1114"/>
+          <w:numId w:val="1116"/>
         </w:numPr>
       </w:pPr>
       <w:r>
@@ -22660,8 +22833,8 @@
         <w:t xml:space="preserve">UnicodeDecodeError. Added gzip decompression for both success and error responses.</w:t>
       </w:r>
     </w:p>
-    <w:bookmarkEnd w:id="158"/>
-    <w:bookmarkStart w:id="159" w:name="verified-24"/>
+    <w:bookmarkEnd w:id="161"/>
+    <w:bookmarkStart w:id="162" w:name="verified-25"/>
     <w:p>
       <w:pPr>
         <w:pStyle w:val="Heading3"/>
@@ -22675,7 +22848,7 @@
         <w:pStyle w:val="Compact"/>
         <w:numPr>
           <w:ilvl w:val="0"/>
-          <w:numId w:val="1115"/>
+          <w:numId w:val="1117"/>
         </w:numPr>
       </w:pPr>
       <w:r>
@@ -22696,7 +22869,7 @@
         <w:pStyle w:val="Compact"/>
         <w:numPr>
           <w:ilvl w:val="0"/>
-          <w:numId w:val="1115"/>
+          <w:numId w:val="1117"/>
         </w:numPr>
       </w:pPr>
       <w:r>
@@ -22717,7 +22890,7 @@
         <w:pStyle w:val="Compact"/>
         <w:numPr>
           <w:ilvl w:val="0"/>
-          <w:numId w:val="1115"/>
+          <w:numId w:val="1117"/>
         </w:numPr>
       </w:pPr>
       <w:r>
@@ -22733,8 +22906,8 @@
         <w:t xml:space="preserve">(grok-4): ❌ Different error (Grok-4 schema validation, not tools format)</w:t>
       </w:r>
     </w:p>
-    <w:bookmarkEnd w:id="159"/>
-    <w:bookmarkStart w:id="160" w:name="tests-6"/>
+    <w:bookmarkEnd w:id="162"/>
+    <w:bookmarkStart w:id="163" w:name="tests-6"/>
     <w:p>
       <w:pPr>
         <w:pStyle w:val="Heading3"/>
@@ -22748,7 +22921,7 @@
         <w:pStyle w:val="Compact"/>
         <w:numPr>
           <w:ilvl w:val="0"/>
-          <w:numId w:val="1116"/>
+          <w:numId w:val="1118"/>
         </w:numPr>
       </w:pPr>
       <w:r>
@@ -22760,16 +22933,16 @@
         <w:pStyle w:val="Compact"/>
         <w:numPr>
           <w:ilvl w:val="0"/>
-          <w:numId w:val="1116"/>
+          <w:numId w:val="1118"/>
         </w:numPr>
       </w:pPr>
       <w:r>
         <w:t xml:space="preserve">nezha.local: 8/8 ALL GREEN</w:t>
       </w:r>
     </w:p>
-    <w:bookmarkEnd w:id="160"/>
-    <w:bookmarkEnd w:id="161"/>
-    <w:bookmarkStart w:id="165" w:name="X6b73aa0a1c0550d32fa078e70116793f37aa5fa"/>
+    <w:bookmarkEnd w:id="163"/>
+    <w:bookmarkEnd w:id="164"/>
+    <w:bookmarkStart w:id="168" w:name="X6b73aa0a1c0550d32fa078e70116793f37aa5fa"/>
     <w:p>
       <w:pPr>
         <w:pStyle w:val="Heading2"/>
@@ -22778,7 +22951,7 @@
         <w:t xml:space="preserve">v1.6.9 — 2026-06-21 — Poe proxy $ref fix for Grok-4</w:t>
       </w:r>
     </w:p>
-    <w:bookmarkStart w:id="162" w:name="fixed-24"/>
+    <w:bookmarkStart w:id="165" w:name="fixed-24"/>
     <w:p>
       <w:pPr>
         <w:pStyle w:val="Heading3"/>
@@ -22792,7 +22965,7 @@
         <w:pStyle w:val="Compact"/>
         <w:numPr>
           <w:ilvl w:val="0"/>
-          <w:numId w:val="1117"/>
+          <w:numId w:val="1119"/>
         </w:numPr>
       </w:pPr>
       <w:r>
@@ -22917,8 +23090,8 @@
         <w:t xml:space="preserve">.</w:t>
       </w:r>
     </w:p>
-    <w:bookmarkEnd w:id="162"/>
-    <w:bookmarkStart w:id="163" w:name="verified-25"/>
+    <w:bookmarkEnd w:id="165"/>
+    <w:bookmarkStart w:id="166" w:name="verified-26"/>
     <w:p>
       <w:pPr>
         <w:pStyle w:val="Heading3"/>
@@ -22932,7 +23105,7 @@
         <w:pStyle w:val="Compact"/>
         <w:numPr>
           <w:ilvl w:val="0"/>
-          <w:numId w:val="1118"/>
+          <w:numId w:val="1120"/>
         </w:numPr>
       </w:pPr>
       <w:r>
@@ -22953,7 +23126,7 @@
         <w:pStyle w:val="Compact"/>
         <w:numPr>
           <w:ilvl w:val="0"/>
-          <w:numId w:val="1118"/>
+          <w:numId w:val="1120"/>
         </w:numPr>
       </w:pPr>
       <w:r>
@@ -22974,7 +23147,7 @@
         <w:pStyle w:val="Compact"/>
         <w:numPr>
           <w:ilvl w:val="0"/>
-          <w:numId w:val="1118"/>
+          <w:numId w:val="1120"/>
         </w:numPr>
       </w:pPr>
       <w:r>
@@ -22990,8 +23163,8 @@
         <w:t xml:space="preserve">(grok-4): ✅ YES (was failing, now works)</w:t>
       </w:r>
     </w:p>
-    <w:bookmarkEnd w:id="163"/>
-    <w:bookmarkStart w:id="164" w:name="tests-7"/>
+    <w:bookmarkEnd w:id="166"/>
+    <w:bookmarkStart w:id="167" w:name="tests-7"/>
     <w:p>
       <w:pPr>
         <w:pStyle w:val="Heading3"/>
@@ -23005,7 +23178,7 @@
         <w:pStyle w:val="Compact"/>
         <w:numPr>
           <w:ilvl w:val="0"/>
-          <w:numId w:val="1119"/>
+          <w:numId w:val="1121"/>
         </w:numPr>
       </w:pPr>
       <w:r>
@@ -23017,16 +23190,16 @@
         <w:pStyle w:val="Compact"/>
         <w:numPr>
           <w:ilvl w:val="0"/>
-          <w:numId w:val="1119"/>
+          <w:numId w:val="1121"/>
         </w:numPr>
       </w:pPr>
       <w:r>
         <w:t xml:space="preserve">nezha.local: 8/8 ALL GREEN</w:t>
       </w:r>
     </w:p>
-    <w:bookmarkEnd w:id="164"/>
-    <w:bookmarkEnd w:id="165"/>
-    <w:bookmarkStart w:id="170" w:name="X0532de1f3a983780b1972dbb21522315aea09e8"/>
+    <w:bookmarkEnd w:id="167"/>
+    <w:bookmarkEnd w:id="168"/>
+    <w:bookmarkStart w:id="173" w:name="X0532de1f3a983780b1972dbb21522315aea09e8"/>
     <w:p>
       <w:pPr>
         <w:pStyle w:val="Heading2"/>
@@ -23035,7 +23208,7 @@
         <w:t xml:space="preserve">v1.7.0 — 2026-06-22 — Poe proxy complete fix (all aliases verified)</w:t>
       </w:r>
     </w:p>
-    <w:bookmarkStart w:id="166" w:name="fixed-25"/>
+    <w:bookmarkStart w:id="169" w:name="fixed-25"/>
     <w:p>
       <w:pPr>
         <w:pStyle w:val="Heading3"/>
@@ -23049,7 +23222,7 @@
         <w:pStyle w:val="Compact"/>
         <w:numPr>
           <w:ilvl w:val="0"/>
-          <w:numId w:val="1120"/>
+          <w:numId w:val="1122"/>
         </w:numPr>
       </w:pPr>
       <w:r>
@@ -23098,7 +23271,7 @@
         <w:pStyle w:val="Compact"/>
         <w:numPr>
           <w:ilvl w:val="0"/>
-          <w:numId w:val="1120"/>
+          <w:numId w:val="1122"/>
         </w:numPr>
       </w:pPr>
       <w:r>
@@ -23115,8 +23288,8 @@
         <w:t xml:space="preserve">now copies proxy scripts during installation (already in place)</w:t>
       </w:r>
     </w:p>
-    <w:bookmarkEnd w:id="166"/>
-    <w:bookmarkStart w:id="167" w:name="X3ca39d2af9b1c1fc71857ee8467886b3e8dc7f9"/>
+    <w:bookmarkEnd w:id="169"/>
+    <w:bookmarkStart w:id="170" w:name="X3ca39d2af9b1c1fc71857ee8467886b3e8dc7f9"/>
     <w:p>
       <w:pPr>
         <w:pStyle w:val="Heading3"/>
@@ -23130,7 +23303,7 @@
         <w:pStyle w:val="Compact"/>
         <w:numPr>
           <w:ilvl w:val="0"/>
-          <w:numId w:val="1121"/>
+          <w:numId w:val="1123"/>
         </w:numPr>
       </w:pPr>
       <w:r>
@@ -23151,7 +23324,7 @@
         <w:pStyle w:val="Compact"/>
         <w:numPr>
           <w:ilvl w:val="0"/>
-          <w:numId w:val="1121"/>
+          <w:numId w:val="1123"/>
         </w:numPr>
       </w:pPr>
       <w:r>
@@ -23172,7 +23345,7 @@
         <w:pStyle w:val="Compact"/>
         <w:numPr>
           <w:ilvl w:val="0"/>
-          <w:numId w:val="1121"/>
+          <w:numId w:val="1123"/>
         </w:numPr>
       </w:pPr>
       <w:r>
@@ -23188,8 +23361,8 @@
         <w:t xml:space="preserve">(grok-4): ✅ YES</w:t>
       </w:r>
     </w:p>
-    <w:bookmarkEnd w:id="167"/>
-    <w:bookmarkStart w:id="168" w:name="root-cause-analysis-1"/>
+    <w:bookmarkEnd w:id="170"/>
+    <w:bookmarkStart w:id="171" w:name="root-cause-analysis-1"/>
     <w:p>
       <w:pPr>
         <w:pStyle w:val="Heading3"/>
@@ -23211,7 +23384,7 @@
         <w:pStyle w:val="Compact"/>
         <w:numPr>
           <w:ilvl w:val="0"/>
-          <w:numId w:val="1122"/>
+          <w:numId w:val="1124"/>
         </w:numPr>
       </w:pPr>
       <w:r>
@@ -23233,7 +23406,7 @@
         <w:pStyle w:val="Compact"/>
         <w:numPr>
           <w:ilvl w:val="0"/>
-          <w:numId w:val="1122"/>
+          <w:numId w:val="1124"/>
         </w:numPr>
       </w:pPr>
       <w:r>
@@ -23255,7 +23428,7 @@
         <w:pStyle w:val="Compact"/>
         <w:numPr>
           <w:ilvl w:val="0"/>
-          <w:numId w:val="1122"/>
+          <w:numId w:val="1124"/>
         </w:numPr>
       </w:pPr>
       <w:r>
@@ -23280,8 +23453,8 @@
         <w:t xml:space="preserve">All three fixed and verified.</w:t>
       </w:r>
     </w:p>
-    <w:bookmarkEnd w:id="168"/>
-    <w:bookmarkStart w:id="169" w:name="tests-8"/>
+    <w:bookmarkEnd w:id="171"/>
+    <w:bookmarkStart w:id="172" w:name="tests-8"/>
     <w:p>
       <w:pPr>
         <w:pStyle w:val="Heading3"/>
@@ -23295,7 +23468,7 @@
         <w:pStyle w:val="Compact"/>
         <w:numPr>
           <w:ilvl w:val="0"/>
-          <w:numId w:val="1123"/>
+          <w:numId w:val="1125"/>
         </w:numPr>
       </w:pPr>
       <w:r>
@@ -23307,16 +23480,16 @@
         <w:pStyle w:val="Compact"/>
         <w:numPr>
           <w:ilvl w:val="0"/>
-          <w:numId w:val="1123"/>
+          <w:numId w:val="1125"/>
         </w:numPr>
       </w:pPr>
       <w:r>
         <w:t xml:space="preserve">nezha.local: 8/8 ALL GREEN</w:t>
       </w:r>
     </w:p>
-    <w:bookmarkEnd w:id="169"/>
-    <w:bookmarkEnd w:id="170"/>
-    <w:bookmarkStart w:id="174" w:name="X6c14826a40db1917917c574b9e01f7f6d201b77"/>
+    <w:bookmarkEnd w:id="172"/>
+    <w:bookmarkEnd w:id="173"/>
+    <w:bookmarkStart w:id="177" w:name="X6c14826a40db1917917c574b9e01f7f6d201b77"/>
     <w:p>
       <w:pPr>
         <w:pStyle w:val="Heading2"/>
@@ -23325,7 +23498,7 @@
         <w:t xml:space="preserve">v1.7.1 — 2026-06-22 — Full validation + release</w:t>
       </w:r>
     </w:p>
-    <w:bookmarkStart w:id="171" w:name="fixed-26"/>
+    <w:bookmarkStart w:id="174" w:name="fixed-26"/>
     <w:p>
       <w:pPr>
         <w:pStyle w:val="Heading3"/>
@@ -23339,7 +23512,7 @@
         <w:pStyle w:val="Compact"/>
         <w:numPr>
           <w:ilvl w:val="0"/>
-          <w:numId w:val="1124"/>
+          <w:numId w:val="1126"/>
         </w:numPr>
       </w:pPr>
       <w:r>
@@ -23391,7 +23564,7 @@
         <w:pStyle w:val="Compact"/>
         <w:numPr>
           <w:ilvl w:val="0"/>
-          <w:numId w:val="1124"/>
+          <w:numId w:val="1126"/>
         </w:numPr>
       </w:pPr>
       <w:r>
@@ -23443,7 +23616,7 @@
         <w:pStyle w:val="Compact"/>
         <w:numPr>
           <w:ilvl w:val="0"/>
-          <w:numId w:val="1124"/>
+          <w:numId w:val="1126"/>
         </w:numPr>
       </w:pPr>
       <w:r>
@@ -23475,8 +23648,8 @@
         <w:t xml:space="preserve">subshell with safe indirect expansion</w:t>
       </w:r>
     </w:p>
-    <w:bookmarkEnd w:id="171"/>
-    <w:bookmarkStart w:id="172" w:name="tests-9"/>
+    <w:bookmarkEnd w:id="174"/>
+    <w:bookmarkStart w:id="175" w:name="tests-9"/>
     <w:p>
       <w:pPr>
         <w:pStyle w:val="Heading3"/>
@@ -23490,7 +23663,7 @@
         <w:pStyle w:val="Compact"/>
         <w:numPr>
           <w:ilvl w:val="0"/>
-          <w:numId w:val="1125"/>
+          <w:numId w:val="1127"/>
         </w:numPr>
       </w:pPr>
       <w:r>
@@ -23518,15 +23691,15 @@
         <w:pStyle w:val="Compact"/>
         <w:numPr>
           <w:ilvl w:val="0"/>
-          <w:numId w:val="1125"/>
+          <w:numId w:val="1127"/>
         </w:numPr>
       </w:pPr>
       <w:r>
         <w:t xml:space="preserve">nezha.local: 8/9 (export fails — pandoc missing)</w:t>
       </w:r>
     </w:p>
-    <w:bookmarkEnd w:id="172"/>
-    <w:bookmarkStart w:id="173" w:name="release"/>
+    <w:bookmarkEnd w:id="175"/>
+    <w:bookmarkStart w:id="176" w:name="release"/>
     <w:p>
       <w:pPr>
         <w:pStyle w:val="Heading3"/>
@@ -23540,154 +23713,154 @@
         <w:pStyle w:val="Compact"/>
         <w:numPr>
           <w:ilvl w:val="0"/>
-          <w:numId w:val="1126"/>
+          <w:numId w:val="1128"/>
         </w:numPr>
       </w:pPr>
       <w:r>
         <w:t xml:space="preserve">v1.7.1 — pushed to github, gitlab, gitflic, gitverse</w:t>
-      </w:r>
-    </w:p>
-    <w:bookmarkEnd w:id="173"/>
-    <w:bookmarkEnd w:id="174"/>
-    <w:bookmarkStart w:id="177" w:name="Xd6116881a80b8b1f65daf8a421c09304e0b327e"/>
-    <w:p>
-      <w:pPr>
-        <w:pStyle w:val="Heading2"/>
-      </w:pPr>
-      <w:r>
-        <w:t xml:space="preserve">v1.7.2 — 2026-06-22 — Claude alias verification, full release</w:t>
-      </w:r>
-    </w:p>
-    <w:bookmarkStart w:id="175" w:name="added-19"/>
-    <w:p>
-      <w:pPr>
-        <w:pStyle w:val="Heading3"/>
-      </w:pPr>
-      <w:r>
-        <w:t xml:space="preserve">Added</w:t>
-      </w:r>
-    </w:p>
-    <w:p>
-      <w:pPr>
-        <w:pStyle w:val="Compact"/>
-        <w:numPr>
-          <w:ilvl w:val="0"/>
-          <w:numId w:val="1127"/>
-        </w:numPr>
-      </w:pPr>
-      <w:r>
-        <w:rPr>
-          <w:b/>
-          <w:bCs/>
-        </w:rPr>
-        <w:t xml:space="preserve">Claude alias verification</w:t>
-      </w:r>
-      <w:r>
-        <w:t xml:space="preserve"> </w:t>
-      </w:r>
-      <w:r>
-        <w:t xml:space="preserve">in verify_aliases_live.sh — tests claude1/2/3</w:t>
-      </w:r>
-      <w:r>
-        <w:t xml:space="preserve"> </w:t>
-      </w:r>
-      <w:r>
-        <w:t xml:space="preserve">alongside provider aliases</w:t>
-      </w:r>
-    </w:p>
-    <w:p>
-      <w:pPr>
-        <w:pStyle w:val="Compact"/>
-        <w:numPr>
-          <w:ilvl w:val="0"/>
-          <w:numId w:val="1127"/>
-        </w:numPr>
-      </w:pPr>
-      <w:r>
-        <w:rPr>
-          <w:b/>
-          <w:bCs/>
-        </w:rPr>
-        <w:t xml:space="preserve">TOON tested</w:t>
-      </w:r>
-      <w:r>
-        <w:t xml:space="preserve"> </w:t>
-      </w:r>
-      <w:r>
-        <w:t xml:space="preserve">on all aliases — verified working</w:t>
-      </w:r>
-    </w:p>
-    <w:bookmarkEnd w:id="175"/>
-    <w:bookmarkStart w:id="176" w:name="tests-10"/>
-    <w:p>
-      <w:pPr>
-        <w:pStyle w:val="Heading3"/>
-      </w:pPr>
-      <w:r>
-        <w:t xml:space="preserve">Tests</w:t>
-      </w:r>
-    </w:p>
-    <w:p>
-      <w:pPr>
-        <w:pStyle w:val="Compact"/>
-        <w:numPr>
-          <w:ilvl w:val="0"/>
-          <w:numId w:val="1128"/>
-        </w:numPr>
-      </w:pPr>
-      <w:r>
-        <w:t xml:space="preserve">Local:</w:t>
-      </w:r>
-      <w:r>
-        <w:t xml:space="preserve"> </w:t>
-      </w:r>
-      <w:r>
-        <w:rPr>
-          <w:b/>
-          <w:bCs/>
-        </w:rPr>
-        <w:t xml:space="preserve">9/9 ALL GREEN</w:t>
-      </w:r>
-    </w:p>
-    <w:p>
-      <w:pPr>
-        <w:pStyle w:val="Compact"/>
-        <w:numPr>
-          <w:ilvl w:val="0"/>
-          <w:numId w:val="1128"/>
-        </w:numPr>
-      </w:pPr>
-      <w:r>
-        <w:t xml:space="preserve">nezha.local: 8/9 (pandoc missing)</w:t>
-      </w:r>
-    </w:p>
-    <w:p>
-      <w:pPr>
-        <w:pStyle w:val="Compact"/>
-        <w:numPr>
-          <w:ilvl w:val="0"/>
-          <w:numId w:val="1128"/>
-        </w:numPr>
-      </w:pPr>
-      <w:r>
-        <w:t xml:space="preserve">All claude1/2/3: ✅ OK</w:t>
-      </w:r>
-    </w:p>
-    <w:p>
-      <w:pPr>
-        <w:pStyle w:val="Compact"/>
-        <w:numPr>
-          <w:ilvl w:val="0"/>
-          <w:numId w:val="1128"/>
-        </w:numPr>
-      </w:pPr>
-      <w:r>
-        <w:t xml:space="preserve">All provider aliases: verified</w:t>
       </w:r>
     </w:p>
     <w:bookmarkEnd w:id="176"/>
     <w:bookmarkEnd w:id="177"/>
+    <w:bookmarkStart w:id="180" w:name="Xd6116881a80b8b1f65daf8a421c09304e0b327e"/>
+    <w:p>
+      <w:pPr>
+        <w:pStyle w:val="Heading2"/>
+      </w:pPr>
+      <w:r>
+        <w:t xml:space="preserve">v1.7.2 — 2026-06-22 — Claude alias verification, full release</w:t>
+      </w:r>
+    </w:p>
+    <w:bookmarkStart w:id="178" w:name="added-19"/>
+    <w:p>
+      <w:pPr>
+        <w:pStyle w:val="Heading3"/>
+      </w:pPr>
+      <w:r>
+        <w:t xml:space="preserve">Added</w:t>
+      </w:r>
+    </w:p>
+    <w:p>
+      <w:pPr>
+        <w:pStyle w:val="Compact"/>
+        <w:numPr>
+          <w:ilvl w:val="0"/>
+          <w:numId w:val="1129"/>
+        </w:numPr>
+      </w:pPr>
+      <w:r>
+        <w:rPr>
+          <w:b/>
+          <w:bCs/>
+        </w:rPr>
+        <w:t xml:space="preserve">Claude alias verification</w:t>
+      </w:r>
+      <w:r>
+        <w:t xml:space="preserve"> </w:t>
+      </w:r>
+      <w:r>
+        <w:t xml:space="preserve">in verify_aliases_live.sh — tests claude1/2/3</w:t>
+      </w:r>
+      <w:r>
+        <w:t xml:space="preserve"> </w:t>
+      </w:r>
+      <w:r>
+        <w:t xml:space="preserve">alongside provider aliases</w:t>
+      </w:r>
+    </w:p>
+    <w:p>
+      <w:pPr>
+        <w:pStyle w:val="Compact"/>
+        <w:numPr>
+          <w:ilvl w:val="0"/>
+          <w:numId w:val="1129"/>
+        </w:numPr>
+      </w:pPr>
+      <w:r>
+        <w:rPr>
+          <w:b/>
+          <w:bCs/>
+        </w:rPr>
+        <w:t xml:space="preserve">TOON tested</w:t>
+      </w:r>
+      <w:r>
+        <w:t xml:space="preserve"> </w:t>
+      </w:r>
+      <w:r>
+        <w:t xml:space="preserve">on all aliases — verified working</w:t>
+      </w:r>
+    </w:p>
     <w:bookmarkEnd w:id="178"/>
+    <w:bookmarkStart w:id="179" w:name="tests-10"/>
+    <w:p>
+      <w:pPr>
+        <w:pStyle w:val="Heading3"/>
+      </w:pPr>
+      <w:r>
+        <w:t xml:space="preserve">Tests</w:t>
+      </w:r>
+    </w:p>
+    <w:p>
+      <w:pPr>
+        <w:pStyle w:val="Compact"/>
+        <w:numPr>
+          <w:ilvl w:val="0"/>
+          <w:numId w:val="1130"/>
+        </w:numPr>
+      </w:pPr>
+      <w:r>
+        <w:t xml:space="preserve">Local:</w:t>
+      </w:r>
+      <w:r>
+        <w:t xml:space="preserve"> </w:t>
+      </w:r>
+      <w:r>
+        <w:rPr>
+          <w:b/>
+          <w:bCs/>
+        </w:rPr>
+        <w:t xml:space="preserve">9/9 ALL GREEN</w:t>
+      </w:r>
+    </w:p>
+    <w:p>
+      <w:pPr>
+        <w:pStyle w:val="Compact"/>
+        <w:numPr>
+          <w:ilvl w:val="0"/>
+          <w:numId w:val="1130"/>
+        </w:numPr>
+      </w:pPr>
+      <w:r>
+        <w:t xml:space="preserve">nezha.local: 8/9 (pandoc missing)</w:t>
+      </w:r>
+    </w:p>
+    <w:p>
+      <w:pPr>
+        <w:pStyle w:val="Compact"/>
+        <w:numPr>
+          <w:ilvl w:val="0"/>
+          <w:numId w:val="1130"/>
+        </w:numPr>
+      </w:pPr>
+      <w:r>
+        <w:t xml:space="preserve">All claude1/2/3: ✅ OK</w:t>
+      </w:r>
+    </w:p>
+    <w:p>
+      <w:pPr>
+        <w:pStyle w:val="Compact"/>
+        <w:numPr>
+          <w:ilvl w:val="0"/>
+          <w:numId w:val="1130"/>
+        </w:numPr>
+      </w:pPr>
+      <w:r>
+        <w:t xml:space="preserve">All provider aliases: verified</w:t>
+      </w:r>
+    </w:p>
+    <w:bookmarkEnd w:id="179"/>
+    <w:bookmarkEnd w:id="180"/>
+    <w:bookmarkEnd w:id="181"/>
     <w:sectPr>
       <w:footnotePr>
         <w:numRestart w:val="eachSect"/>
@@ -24167,6 +24340,12 @@
     <w:abstractNumId w:val="991"/>
   </w:num>
   <w:num w:numId="1060">
+    <w:abstractNumId w:val="991"/>
+  </w:num>
+  <w:num w:numId="1061">
+    <w:abstractNumId w:val="991"/>
+  </w:num>
+  <w:num w:numId="1062">
     <w:abstractNumId w:val="99411"/>
     <w:lvlOverride w:ilvl="0">
       <w:startOverride w:val="1"/>
@@ -24195,12 +24374,6 @@
     <w:lvlOverride w:ilvl="8">
       <w:startOverride w:val="1"/>
     </w:lvlOverride>
-  </w:num>
-  <w:num w:numId="1061">
-    <w:abstractNumId w:val="991"/>
-  </w:num>
-  <w:num w:numId="1062">
-    <w:abstractNumId w:val="991"/>
   </w:num>
   <w:num w:numId="1063">
     <w:abstractNumId w:val="991"/>
@@ -24287,6 +24460,12 @@
     <w:abstractNumId w:val="991"/>
   </w:num>
   <w:num w:numId="1091">
+    <w:abstractNumId w:val="991"/>
+  </w:num>
+  <w:num w:numId="1092">
+    <w:abstractNumId w:val="991"/>
+  </w:num>
+  <w:num w:numId="1093">
     <w:abstractNumId w:val="99411"/>
     <w:lvlOverride w:ilvl="0">
       <w:startOverride w:val="1"/>
@@ -24315,12 +24494,6 @@
     <w:lvlOverride w:ilvl="8">
       <w:startOverride w:val="1"/>
     </w:lvlOverride>
-  </w:num>
-  <w:num w:numId="1092">
-    <w:abstractNumId w:val="991"/>
-  </w:num>
-  <w:num w:numId="1093">
-    <w:abstractNumId w:val="991"/>
   </w:num>
   <w:num w:numId="1094">
     <w:abstractNumId w:val="991"/>
@@ -24407,6 +24580,12 @@
     <w:abstractNumId w:val="991"/>
   </w:num>
   <w:num w:numId="1122">
+    <w:abstractNumId w:val="991"/>
+  </w:num>
+  <w:num w:numId="1123">
+    <w:abstractNumId w:val="991"/>
+  </w:num>
+  <w:num w:numId="1124">
     <w:abstractNumId w:val="99411"/>
     <w:lvlOverride w:ilvl="0">
       <w:startOverride w:val="1"/>
@@ -24436,12 +24615,6 @@
       <w:startOverride w:val="1"/>
     </w:lvlOverride>
   </w:num>
-  <w:num w:numId="1123">
-    <w:abstractNumId w:val="991"/>
-  </w:num>
-  <w:num w:numId="1124">
-    <w:abstractNumId w:val="991"/>
-  </w:num>
   <w:num w:numId="1125">
     <w:abstractNumId w:val="991"/>
   </w:num>
@@ -24452,6 +24625,12 @@
     <w:abstractNumId w:val="991"/>
   </w:num>
   <w:num w:numId="1128">
+    <w:abstractNumId w:val="991"/>
+  </w:num>
+  <w:num w:numId="1129">
+    <w:abstractNumId w:val="991"/>
+  </w:num>
+  <w:num w:numId="1130">
     <w:abstractNumId w:val="991"/>
   </w:num>
 </w:numbering>

--- a/CHANGELOG.docx
+++ b/CHANGELOG.docx
@@ -36,7 +36,7 @@
         </w:p>
       </w:sdtContent>
     </w:sdt>
-    <w:bookmarkStart w:id="209" w:name="changelog"/>
+    <w:bookmarkStart w:id="212" w:name="changelog"/>
     <w:p>
       <w:pPr>
         <w:pStyle w:val="Heading1"/>
@@ -53,22 +53,22 @@
         <w:t xml:space="preserve">All notable changes to the Claude multi-account toolkit.</w:t>
       </w:r>
     </w:p>
-    <w:bookmarkStart w:id="11" w:name="Xf7d9ac81bd35d6ebab57c4091070e075ecefc58"/>
+    <w:bookmarkStart w:id="11" w:name="X4808fd7b2e67096f8a61a5f8c1c134170334576"/>
     <w:p>
       <w:pPr>
         <w:pStyle w:val="Heading2"/>
       </w:pPr>
       <w:r>
-        <w:t xml:space="preserve">v1.12.2 — 2026-07-05 — Native alias auto-registration + account-detection hardening</w:t>
-      </w:r>
-    </w:p>
-    <w:bookmarkStart w:id="9" w:name="fixed"/>
+        <w:t xml:space="preserve">v1.12.3 — 2026-07-05 — Session-name sanitization (kebab-case)</w:t>
+      </w:r>
+    </w:p>
+    <w:bookmarkStart w:id="9" w:name="changed"/>
     <w:p>
       <w:pPr>
         <w:pStyle w:val="Heading3"/>
       </w:pPr>
       <w:r>
-        <w:t xml:space="preserve">Fixed</w:t>
+        <w:t xml:space="preserve">Changed</w:t>
       </w:r>
     </w:p>
     <w:p>
@@ -84,278 +84,103 @@
           <w:b/>
           <w:bCs/>
         </w:rPr>
-        <w:t xml:space="preserve">Native</w:t>
-      </w:r>
-      <w:r>
-        <w:rPr>
-          <w:b/>
-          <w:bCs/>
-        </w:rPr>
-        <w:t xml:space="preserve"> </w:t>
-      </w:r>
-      <w:r>
-        <w:rPr>
-          <w:rStyle w:val="VerbatimChar"/>
-          <w:b/>
-          <w:bCs/>
-        </w:rPr>
-        <w:t xml:space="preserve">claude&lt;N&gt;</w:t>
-      </w:r>
-      <w:r>
-        <w:rPr>
-          <w:b/>
-          <w:bCs/>
-        </w:rPr>
-        <w:t xml:space="preserve"> </w:t>
-      </w:r>
-      <w:r>
-        <w:rPr>
-          <w:b/>
-          <w:bCs/>
-        </w:rPr>
-        <w:t xml:space="preserve">aliases were never created for pre-existing account dirs.</w:t>
-      </w:r>
-      <w:r>
-        <w:t xml:space="preserve"> </w:t>
-      </w:r>
-      <w:r>
-        <w:t xml:space="preserve">Running</w:t>
-      </w:r>
-      <w:r>
-        <w:t xml:space="preserve"> </w:t>
-      </w:r>
-      <w:r>
-        <w:rPr>
-          <w:rStyle w:val="VerbatimChar"/>
-        </w:rPr>
-        <w:t xml:space="preserve">install.sh</w:t>
-      </w:r>
-      <w:r>
-        <w:t xml:space="preserve"> </w:t>
-      </w:r>
-      <w:r>
-        <w:t xml:space="preserve">or</w:t>
-      </w:r>
-      <w:r>
-        <w:t xml:space="preserve"> </w:t>
-      </w:r>
-      <w:r>
-        <w:rPr>
-          <w:rStyle w:val="VerbatimChar"/>
-        </w:rPr>
-        <w:t xml:space="preserve">claude-unify.sh</w:t>
-      </w:r>
-      <w:r>
-        <w:t xml:space="preserve"> </w:t>
-      </w:r>
-      <w:r>
-        <w:t xml:space="preserve">only merged shared state; if account</w:t>
-      </w:r>
-      <w:r>
-        <w:t xml:space="preserve"> </w:t>
-      </w:r>
-      <w:r>
-        <w:t xml:space="preserve">directories already existed (e.g.</w:t>
-      </w:r>
-      <w:r>
-        <w:t xml:space="preserve"> </w:t>
-      </w:r>
-      <w:r>
-        <w:rPr>
-          <w:rStyle w:val="VerbatimChar"/>
-        </w:rPr>
-        <w:t xml:space="preserve">~/.claude-milos85vasic</w:t>
-      </w:r>
-      <w:r>
-        <w:t xml:space="preserve">), no shell aliases were</w:t>
-      </w:r>
-      <w:r>
-        <w:t xml:space="preserve"> </w:t>
-      </w:r>
-      <w:r>
-        <w:t xml:space="preserve">registered, so</w:t>
-      </w:r>
-      <w:r>
-        <w:t xml:space="preserve"> </w:t>
-      </w:r>
-      <w:r>
-        <w:rPr>
-          <w:rStyle w:val="VerbatimChar"/>
-        </w:rPr>
-        <w:t xml:space="preserve">claude1</w:t>
-      </w:r>
-      <w:r>
-        <w:t xml:space="preserve">/</w:t>
-      </w:r>
-      <w:r>
-        <w:rPr>
-          <w:rStyle w:val="VerbatimChar"/>
-        </w:rPr>
-        <w:t xml:space="preserve">claude2</w:t>
-      </w:r>
-      <w:r>
-        <w:t xml:space="preserve">/etc. were undefined.</w:t>
-      </w:r>
-      <w:r>
-        <w:t xml:space="preserve"> </w:t>
-      </w:r>
-      <w:r>
-        <w:rPr>
-          <w:rStyle w:val="VerbatimChar"/>
-        </w:rPr>
-        <w:t xml:space="preserve">claude-unify.sh</w:t>
-      </w:r>
-      <w:r>
-        <w:t xml:space="preserve"> </w:t>
-      </w:r>
-      <w:r>
-        <w:t xml:space="preserve">now</w:t>
-      </w:r>
-      <w:r>
-        <w:t xml:space="preserve"> </w:t>
-      </w:r>
-      <w:r>
-        <w:t xml:space="preserve">auto-registers a</w:t>
-      </w:r>
-      <w:r>
-        <w:t xml:space="preserve"> </w:t>
-      </w:r>
-      <w:r>
-        <w:rPr>
-          <w:rStyle w:val="VerbatimChar"/>
-        </w:rPr>
-        <w:t xml:space="preserve">claude&lt;N&gt;</w:t>
-      </w:r>
-      <w:r>
-        <w:t xml:space="preserve"> </w:t>
-      </w:r>
-      <w:r>
-        <w:t xml:space="preserve">alias for every detected account that lacks one.</w:t>
-      </w:r>
-    </w:p>
-    <w:p>
-      <w:pPr>
-        <w:pStyle w:val="Compact"/>
-        <w:numPr>
-          <w:ilvl w:val="0"/>
-          <w:numId w:val="1001"/>
-        </w:numPr>
-      </w:pPr>
-      <w:r>
-        <w:rPr>
-          <w:b/>
-          <w:bCs/>
-        </w:rPr>
-        <w:t xml:space="preserve">Smart alias numbering:</w:t>
-      </w:r>
-      <w:r>
-        <w:t xml:space="preserve"> </w:t>
-      </w:r>
-      <w:r>
-        <w:t xml:space="preserve">an account dir literally named</w:t>
-      </w:r>
-      <w:r>
-        <w:t xml:space="preserve"> </w:t>
-      </w:r>
-      <w:r>
-        <w:rPr>
-          <w:rStyle w:val="VerbatimChar"/>
-        </w:rPr>
-        <w:t xml:space="preserve">~/.claude-claude4</w:t>
-      </w:r>
-      <w:r>
-        <w:t xml:space="preserve"> </w:t>
-      </w:r>
-      <w:r>
-        <w:t xml:space="preserve">keeps the</w:t>
-      </w:r>
-      <w:r>
-        <w:t xml:space="preserve"> </w:t>
-      </w:r>
-      <w:r>
-        <w:rPr>
-          <w:rStyle w:val="VerbatimChar"/>
-        </w:rPr>
-        <w:t xml:space="preserve">claude4</w:t>
-      </w:r>
-      <w:r>
-        <w:t xml:space="preserve"> </w:t>
-      </w:r>
-      <w:r>
-        <w:t xml:space="preserve">alias; remaining dirs fill the lowest free</w:t>
-      </w:r>
-      <w:r>
-        <w:t xml:space="preserve"> </w:t>
-      </w:r>
-      <w:r>
-        <w:rPr>
-          <w:rStyle w:val="VerbatimChar"/>
-        </w:rPr>
-        <w:t xml:space="preserve">claude&lt;N&gt;</w:t>
-      </w:r>
-      <w:r>
-        <w:t xml:space="preserve"> </w:t>
-      </w:r>
-      <w:r>
-        <w:t xml:space="preserve">slot</w:t>
-      </w:r>
-      <w:r>
-        <w:t xml:space="preserve"> </w:t>
-      </w:r>
-      <w:r>
-        <w:t xml:space="preserve">instead of skipping over reserved numbers.</w:t>
-      </w:r>
-    </w:p>
-    <w:p>
-      <w:pPr>
-        <w:pStyle w:val="Compact"/>
-        <w:numPr>
-          <w:ilvl w:val="0"/>
-          <w:numId w:val="1001"/>
-        </w:numPr>
-      </w:pPr>
-      <w:r>
-        <w:rPr>
-          <w:b/>
-          <w:bCs/>
-        </w:rPr>
-        <w:t xml:space="preserve">Bogus account detection:</w:t>
-      </w:r>
-      <w:r>
-        <w:t xml:space="preserve"> </w:t>
-      </w:r>
-      <w:r>
-        <w:rPr>
-          <w:rStyle w:val="VerbatimChar"/>
-        </w:rPr>
-        <w:t xml:space="preserve">~/.claude-code-router</w:t>
-      </w:r>
-      <w:r>
-        <w:t xml:space="preserve"> </w:t>
-      </w:r>
-      <w:r>
-        <w:t xml:space="preserve">and</w:t>
-      </w:r>
-      <w:r>
-        <w:t xml:space="preserve"> </w:t>
-      </w:r>
-      <w:r>
-        <w:rPr>
-          <w:rStyle w:val="VerbatimChar"/>
-        </w:rPr>
-        <w:t xml:space="preserve">~/.claude-*.lock</w:t>
-      </w:r>
-      <w:r>
-        <w:t xml:space="preserve"> </w:t>
-      </w:r>
-      <w:r>
-        <w:t xml:space="preserve">directories are no longer treated as Claude accounts, preventing them from</w:t>
-      </w:r>
-      <w:r>
-        <w:t xml:space="preserve"> </w:t>
-      </w:r>
-      <w:r>
-        <w:t xml:space="preserve">stealing alias slots or being merged into shared state.</w:t>
+        <w:t xml:space="preserve">Auto-derived session names are now sanitized to kebab-case.</w:t>
+      </w:r>
+      <w:r>
+        <w:t xml:space="preserve"> </w:t>
+      </w:r>
+      <w:r>
+        <w:rPr>
+          <w:rStyle w:val="VerbatimChar"/>
+        </w:rPr>
+        <w:t xml:space="preserve">claude-session.sh</w:t>
+      </w:r>
+      <w:r>
+        <w:t xml:space="preserve"> </w:t>
+      </w:r>
+      <w:r>
+        <w:t xml:space="preserve">derives the session name from the project directory's</w:t>
+      </w:r>
+      <w:r>
+        <w:t xml:space="preserve"> </w:t>
+      </w:r>
+      <w:r>
+        <w:t xml:space="preserve">basename. It now: lowercases the name; trims leading/trailing whitespace;</w:t>
+      </w:r>
+      <w:r>
+        <w:t xml:space="preserve"> </w:t>
+      </w:r>
+      <w:r>
+        <w:t xml:space="preserve">collapses internal whitespace and underscores to</w:t>
+      </w:r>
+      <w:r>
+        <w:t xml:space="preserve"> </w:t>
+      </w:r>
+      <w:r>
+        <w:rPr>
+          <w:rStyle w:val="VerbatimChar"/>
+        </w:rPr>
+        <w:t xml:space="preserve">-</w:t>
+      </w:r>
+      <w:r>
+        <w:t xml:space="preserve">; strips any remaining</w:t>
+      </w:r>
+      <w:r>
+        <w:t xml:space="preserve"> </w:t>
+      </w:r>
+      <w:r>
+        <w:t xml:space="preserve">characters that are not</w:t>
+      </w:r>
+      <w:r>
+        <w:t xml:space="preserve"> </w:t>
+      </w:r>
+      <w:r>
+        <w:rPr>
+          <w:rStyle w:val="VerbatimChar"/>
+        </w:rPr>
+        <w:t xml:space="preserve">[a-z0-9-]</w:t>
+      </w:r>
+      <w:r>
+        <w:t xml:space="preserve">; and collapses consecutive</w:t>
+      </w:r>
+      <w:r>
+        <w:t xml:space="preserve"> </w:t>
+      </w:r>
+      <w:r>
+        <w:rPr>
+          <w:rStyle w:val="VerbatimChar"/>
+        </w:rPr>
+        <w:t xml:space="preserve">-</w:t>
+      </w:r>
+      <w:r>
+        <w:t xml:space="preserve"> </w:t>
+      </w:r>
+      <w:r>
+        <w:t xml:space="preserve">before</w:t>
+      </w:r>
+      <w:r>
+        <w:t xml:space="preserve"> </w:t>
+      </w:r>
+      <w:r>
+        <w:t xml:space="preserve">trimming leading/trailing</w:t>
+      </w:r>
+      <w:r>
+        <w:t xml:space="preserve"> </w:t>
+      </w:r>
+      <w:r>
+        <w:rPr>
+          <w:rStyle w:val="VerbatimChar"/>
+        </w:rPr>
+        <w:t xml:space="preserve">-</w:t>
+      </w:r>
+      <w:r>
+        <w:t xml:space="preserve">. This makes session names safe for the CLI and</w:t>
+      </w:r>
+      <w:r>
+        <w:t xml:space="preserve"> </w:t>
+      </w:r>
+      <w:r>
+        <w:t xml:space="preserve">filesystem while remaining human-readable.</w:t>
       </w:r>
     </w:p>
     <w:bookmarkEnd w:id="9"/>
@@ -377,68 +202,418 @@
         </w:numPr>
       </w:pPr>
       <w:r>
-        <w:t xml:space="preserve">Regression tests in</w:t>
-      </w:r>
-      <w:r>
-        <w:t xml:space="preserve"> </w:t>
-      </w:r>
-      <w:r>
-        <w:rPr>
-          <w:rStyle w:val="VerbatimChar"/>
-        </w:rPr>
-        <w:t xml:space="preserve">test_unify.sh</w:t>
-      </w:r>
-      <w:r>
-        <w:t xml:space="preserve"> </w:t>
-      </w:r>
-      <w:r>
-        <w:t xml:space="preserve">and</w:t>
-      </w:r>
-      <w:r>
-        <w:t xml:space="preserve"> </w:t>
-      </w:r>
-      <w:r>
-        <w:rPr>
-          <w:rStyle w:val="VerbatimChar"/>
-        </w:rPr>
-        <w:t xml:space="preserve">test_install.sh</w:t>
-      </w:r>
-      <w:r>
-        <w:t xml:space="preserve"> </w:t>
-      </w:r>
-      <w:r>
-        <w:t xml:space="preserve">prove that install/unify</w:t>
-      </w:r>
-      <w:r>
-        <w:t xml:space="preserve"> </w:t>
-      </w:r>
-      <w:r>
-        <w:t xml:space="preserve">register native aliases for existing account dirs and preserve</w:t>
-      </w:r>
-      <w:r>
-        <w:t xml:space="preserve"> </w:t>
-      </w:r>
-      <w:r>
-        <w:rPr>
-          <w:rStyle w:val="VerbatimChar"/>
-        </w:rPr>
-        <w:t xml:space="preserve">claude&lt;N&gt;</w:t>
-      </w:r>
-      <w:r>
-        <w:t xml:space="preserve"> </w:t>
-      </w:r>
-      <w:r>
-        <w:t xml:space="preserve">basenames while filling gaps.</w:t>
+        <w:t xml:space="preserve">New regression tests in</w:t>
+      </w:r>
+      <w:r>
+        <w:t xml:space="preserve"> </w:t>
+      </w:r>
+      <w:r>
+        <w:rPr>
+          <w:rStyle w:val="VerbatimChar"/>
+        </w:rPr>
+        <w:t xml:space="preserve">test_session.sh</w:t>
+      </w:r>
+      <w:r>
+        <w:t xml:space="preserve"> </w:t>
+      </w:r>
+      <w:r>
+        <w:t xml:space="preserve">cover leading/trailing whitespace,</w:t>
+      </w:r>
+      <w:r>
+        <w:t xml:space="preserve"> </w:t>
+      </w:r>
+      <w:r>
+        <w:t xml:space="preserve">multiple consecutive spaces, and stripping of special invalid characters.</w:t>
       </w:r>
     </w:p>
     <w:bookmarkEnd w:id="10"/>
     <w:bookmarkEnd w:id="11"/>
-    <w:bookmarkStart w:id="15" w:name="X8ce7f21beb0ed1788c8b843133b8c3227adc056"/>
+    <w:bookmarkStart w:id="14" w:name="Xf7d9ac81bd35d6ebab57c4091070e075ecefc58"/>
     <w:p>
       <w:pPr>
         <w:pStyle w:val="Heading2"/>
       </w:pPr>
       <w:r>
+        <w:t xml:space="preserve">v1.12.2 — 2026-07-05 — Native alias auto-registration + account-detection hardening</w:t>
+      </w:r>
+    </w:p>
+    <w:bookmarkStart w:id="12" w:name="fixed"/>
+    <w:p>
+      <w:pPr>
+        <w:pStyle w:val="Heading3"/>
+      </w:pPr>
+      <w:r>
+        <w:t xml:space="preserve">Fixed</w:t>
+      </w:r>
+    </w:p>
+    <w:p>
+      <w:pPr>
+        <w:pStyle w:val="Compact"/>
+        <w:numPr>
+          <w:ilvl w:val="0"/>
+          <w:numId w:val="1003"/>
+        </w:numPr>
+      </w:pPr>
+      <w:r>
+        <w:rPr>
+          <w:b/>
+          <w:bCs/>
+        </w:rPr>
+        <w:t xml:space="preserve">Native</w:t>
+      </w:r>
+      <w:r>
+        <w:rPr>
+          <w:b/>
+          <w:bCs/>
+        </w:rPr>
+        <w:t xml:space="preserve"> </w:t>
+      </w:r>
+      <w:r>
+        <w:rPr>
+          <w:rStyle w:val="VerbatimChar"/>
+          <w:b/>
+          <w:bCs/>
+        </w:rPr>
+        <w:t xml:space="preserve">claude&lt;N&gt;</w:t>
+      </w:r>
+      <w:r>
+        <w:rPr>
+          <w:b/>
+          <w:bCs/>
+        </w:rPr>
+        <w:t xml:space="preserve"> </w:t>
+      </w:r>
+      <w:r>
+        <w:rPr>
+          <w:b/>
+          <w:bCs/>
+        </w:rPr>
+        <w:t xml:space="preserve">aliases were never created for pre-existing account dirs.</w:t>
+      </w:r>
+      <w:r>
+        <w:t xml:space="preserve"> </w:t>
+      </w:r>
+      <w:r>
+        <w:t xml:space="preserve">Running</w:t>
+      </w:r>
+      <w:r>
+        <w:t xml:space="preserve"> </w:t>
+      </w:r>
+      <w:r>
+        <w:rPr>
+          <w:rStyle w:val="VerbatimChar"/>
+        </w:rPr>
+        <w:t xml:space="preserve">install.sh</w:t>
+      </w:r>
+      <w:r>
+        <w:t xml:space="preserve"> </w:t>
+      </w:r>
+      <w:r>
+        <w:t xml:space="preserve">or</w:t>
+      </w:r>
+      <w:r>
+        <w:t xml:space="preserve"> </w:t>
+      </w:r>
+      <w:r>
+        <w:rPr>
+          <w:rStyle w:val="VerbatimChar"/>
+        </w:rPr>
+        <w:t xml:space="preserve">claude-unify.sh</w:t>
+      </w:r>
+      <w:r>
+        <w:t xml:space="preserve"> </w:t>
+      </w:r>
+      <w:r>
+        <w:t xml:space="preserve">only merged shared state; if account</w:t>
+      </w:r>
+      <w:r>
+        <w:t xml:space="preserve"> </w:t>
+      </w:r>
+      <w:r>
+        <w:t xml:space="preserve">directories already existed (e.g.</w:t>
+      </w:r>
+      <w:r>
+        <w:t xml:space="preserve"> </w:t>
+      </w:r>
+      <w:r>
+        <w:rPr>
+          <w:rStyle w:val="VerbatimChar"/>
+        </w:rPr>
+        <w:t xml:space="preserve">~/.claude-milos85vasic</w:t>
+      </w:r>
+      <w:r>
+        <w:t xml:space="preserve">), no shell aliases were</w:t>
+      </w:r>
+      <w:r>
+        <w:t xml:space="preserve"> </w:t>
+      </w:r>
+      <w:r>
+        <w:t xml:space="preserve">registered, so</w:t>
+      </w:r>
+      <w:r>
+        <w:t xml:space="preserve"> </w:t>
+      </w:r>
+      <w:r>
+        <w:rPr>
+          <w:rStyle w:val="VerbatimChar"/>
+        </w:rPr>
+        <w:t xml:space="preserve">claude1</w:t>
+      </w:r>
+      <w:r>
+        <w:t xml:space="preserve">/</w:t>
+      </w:r>
+      <w:r>
+        <w:rPr>
+          <w:rStyle w:val="VerbatimChar"/>
+        </w:rPr>
+        <w:t xml:space="preserve">claude2</w:t>
+      </w:r>
+      <w:r>
+        <w:t xml:space="preserve">/etc. were undefined.</w:t>
+      </w:r>
+      <w:r>
+        <w:t xml:space="preserve"> </w:t>
+      </w:r>
+      <w:r>
+        <w:rPr>
+          <w:rStyle w:val="VerbatimChar"/>
+        </w:rPr>
+        <w:t xml:space="preserve">claude-unify.sh</w:t>
+      </w:r>
+      <w:r>
+        <w:t xml:space="preserve"> </w:t>
+      </w:r>
+      <w:r>
+        <w:t xml:space="preserve">now</w:t>
+      </w:r>
+      <w:r>
+        <w:t xml:space="preserve"> </w:t>
+      </w:r>
+      <w:r>
+        <w:t xml:space="preserve">auto-registers a</w:t>
+      </w:r>
+      <w:r>
+        <w:t xml:space="preserve"> </w:t>
+      </w:r>
+      <w:r>
+        <w:rPr>
+          <w:rStyle w:val="VerbatimChar"/>
+        </w:rPr>
+        <w:t xml:space="preserve">claude&lt;N&gt;</w:t>
+      </w:r>
+      <w:r>
+        <w:t xml:space="preserve"> </w:t>
+      </w:r>
+      <w:r>
+        <w:t xml:space="preserve">alias for every detected account that lacks one.</w:t>
+      </w:r>
+    </w:p>
+    <w:p>
+      <w:pPr>
+        <w:pStyle w:val="Compact"/>
+        <w:numPr>
+          <w:ilvl w:val="0"/>
+          <w:numId w:val="1003"/>
+        </w:numPr>
+      </w:pPr>
+      <w:r>
+        <w:rPr>
+          <w:b/>
+          <w:bCs/>
+        </w:rPr>
+        <w:t xml:space="preserve">Smart alias numbering:</w:t>
+      </w:r>
+      <w:r>
+        <w:t xml:space="preserve"> </w:t>
+      </w:r>
+      <w:r>
+        <w:t xml:space="preserve">an account dir literally named</w:t>
+      </w:r>
+      <w:r>
+        <w:t xml:space="preserve"> </w:t>
+      </w:r>
+      <w:r>
+        <w:rPr>
+          <w:rStyle w:val="VerbatimChar"/>
+        </w:rPr>
+        <w:t xml:space="preserve">~/.claude-claude4</w:t>
+      </w:r>
+      <w:r>
+        <w:t xml:space="preserve"> </w:t>
+      </w:r>
+      <w:r>
+        <w:t xml:space="preserve">keeps the</w:t>
+      </w:r>
+      <w:r>
+        <w:t xml:space="preserve"> </w:t>
+      </w:r>
+      <w:r>
+        <w:rPr>
+          <w:rStyle w:val="VerbatimChar"/>
+        </w:rPr>
+        <w:t xml:space="preserve">claude4</w:t>
+      </w:r>
+      <w:r>
+        <w:t xml:space="preserve"> </w:t>
+      </w:r>
+      <w:r>
+        <w:t xml:space="preserve">alias; remaining dirs fill the lowest free</w:t>
+      </w:r>
+      <w:r>
+        <w:t xml:space="preserve"> </w:t>
+      </w:r>
+      <w:r>
+        <w:rPr>
+          <w:rStyle w:val="VerbatimChar"/>
+        </w:rPr>
+        <w:t xml:space="preserve">claude&lt;N&gt;</w:t>
+      </w:r>
+      <w:r>
+        <w:t xml:space="preserve"> </w:t>
+      </w:r>
+      <w:r>
+        <w:t xml:space="preserve">slot</w:t>
+      </w:r>
+      <w:r>
+        <w:t xml:space="preserve"> </w:t>
+      </w:r>
+      <w:r>
+        <w:t xml:space="preserve">instead of skipping over reserved numbers.</w:t>
+      </w:r>
+    </w:p>
+    <w:p>
+      <w:pPr>
+        <w:pStyle w:val="Compact"/>
+        <w:numPr>
+          <w:ilvl w:val="0"/>
+          <w:numId w:val="1003"/>
+        </w:numPr>
+      </w:pPr>
+      <w:r>
+        <w:rPr>
+          <w:b/>
+          <w:bCs/>
+        </w:rPr>
+        <w:t xml:space="preserve">Bogus account detection:</w:t>
+      </w:r>
+      <w:r>
+        <w:t xml:space="preserve"> </w:t>
+      </w:r>
+      <w:r>
+        <w:rPr>
+          <w:rStyle w:val="VerbatimChar"/>
+        </w:rPr>
+        <w:t xml:space="preserve">~/.claude-code-router</w:t>
+      </w:r>
+      <w:r>
+        <w:t xml:space="preserve"> </w:t>
+      </w:r>
+      <w:r>
+        <w:t xml:space="preserve">and</w:t>
+      </w:r>
+      <w:r>
+        <w:t xml:space="preserve"> </w:t>
+      </w:r>
+      <w:r>
+        <w:rPr>
+          <w:rStyle w:val="VerbatimChar"/>
+        </w:rPr>
+        <w:t xml:space="preserve">~/.claude-*.lock</w:t>
+      </w:r>
+      <w:r>
+        <w:t xml:space="preserve"> </w:t>
+      </w:r>
+      <w:r>
+        <w:t xml:space="preserve">directories are no longer treated as Claude accounts, preventing them from</w:t>
+      </w:r>
+      <w:r>
+        <w:t xml:space="preserve"> </w:t>
+      </w:r>
+      <w:r>
+        <w:t xml:space="preserve">stealing alias slots or being merged into shared state.</w:t>
+      </w:r>
+    </w:p>
+    <w:bookmarkEnd w:id="12"/>
+    <w:bookmarkStart w:id="13" w:name="added-1"/>
+    <w:p>
+      <w:pPr>
+        <w:pStyle w:val="Heading3"/>
+      </w:pPr>
+      <w:r>
+        <w:t xml:space="preserve">Added</w:t>
+      </w:r>
+    </w:p>
+    <w:p>
+      <w:pPr>
+        <w:pStyle w:val="Compact"/>
+        <w:numPr>
+          <w:ilvl w:val="0"/>
+          <w:numId w:val="1004"/>
+        </w:numPr>
+      </w:pPr>
+      <w:r>
+        <w:t xml:space="preserve">Regression tests in</w:t>
+      </w:r>
+      <w:r>
+        <w:t xml:space="preserve"> </w:t>
+      </w:r>
+      <w:r>
+        <w:rPr>
+          <w:rStyle w:val="VerbatimChar"/>
+        </w:rPr>
+        <w:t xml:space="preserve">test_unify.sh</w:t>
+      </w:r>
+      <w:r>
+        <w:t xml:space="preserve"> </w:t>
+      </w:r>
+      <w:r>
+        <w:t xml:space="preserve">and</w:t>
+      </w:r>
+      <w:r>
+        <w:t xml:space="preserve"> </w:t>
+      </w:r>
+      <w:r>
+        <w:rPr>
+          <w:rStyle w:val="VerbatimChar"/>
+        </w:rPr>
+        <w:t xml:space="preserve">test_install.sh</w:t>
+      </w:r>
+      <w:r>
+        <w:t xml:space="preserve"> </w:t>
+      </w:r>
+      <w:r>
+        <w:t xml:space="preserve">prove that install/unify</w:t>
+      </w:r>
+      <w:r>
+        <w:t xml:space="preserve"> </w:t>
+      </w:r>
+      <w:r>
+        <w:t xml:space="preserve">register native aliases for existing account dirs and preserve</w:t>
+      </w:r>
+      <w:r>
+        <w:t xml:space="preserve"> </w:t>
+      </w:r>
+      <w:r>
+        <w:rPr>
+          <w:rStyle w:val="VerbatimChar"/>
+        </w:rPr>
+        <w:t xml:space="preserve">claude&lt;N&gt;</w:t>
+      </w:r>
+      <w:r>
+        <w:t xml:space="preserve"> </w:t>
+      </w:r>
+      <w:r>
+        <w:t xml:space="preserve">basenames while filling gaps.</w:t>
+      </w:r>
+    </w:p>
+    <w:bookmarkEnd w:id="13"/>
+    <w:bookmarkEnd w:id="14"/>
+    <w:bookmarkStart w:id="18" w:name="X8ce7f21beb0ed1788c8b843133b8c3227adc056"/>
+    <w:p>
+      <w:pPr>
+        <w:pStyle w:val="Heading2"/>
+      </w:pPr>
+      <w:r>
         <w:t xml:space="preserve">v1.12.1 — 2026-07-05 — Judge independence + resolve/robustness hardening</w:t>
       </w:r>
     </w:p>
@@ -456,7 +631,7 @@
         <w:t xml:space="preserve">findings on LLM-as-judge bias.</w:t>
       </w:r>
     </w:p>
-    <w:bookmarkStart w:id="12" w:name="changed"/>
+    <w:bookmarkStart w:id="15" w:name="changed-1"/>
     <w:p>
       <w:pPr>
         <w:pStyle w:val="Heading3"/>
@@ -470,7 +645,7 @@
         <w:pStyle w:val="Compact"/>
         <w:numPr>
           <w:ilvl w:val="0"/>
-          <w:numId w:val="1003"/>
+          <w:numId w:val="1005"/>
         </w:numPr>
       </w:pPr>
       <w:r>
@@ -550,7 +725,7 @@
         <w:pStyle w:val="Compact"/>
         <w:numPr>
           <w:ilvl w:val="0"/>
-          <w:numId w:val="1003"/>
+          <w:numId w:val="1005"/>
         </w:numPr>
       </w:pPr>
       <w:r>
@@ -665,8 +840,8 @@
         <w:t xml:space="preserve">hiccup is an honest SKIP and never downgrades the model-under-test (final-review I-1).</w:t>
       </w:r>
     </w:p>
-    <w:bookmarkEnd w:id="12"/>
-    <w:bookmarkStart w:id="13" w:name="added-1"/>
+    <w:bookmarkEnd w:id="15"/>
+    <w:bookmarkStart w:id="16" w:name="added-2"/>
     <w:p>
       <w:pPr>
         <w:pStyle w:val="Heading3"/>
@@ -680,7 +855,7 @@
         <w:pStyle w:val="Compact"/>
         <w:numPr>
           <w:ilvl w:val="0"/>
-          <w:numId w:val="1004"/>
+          <w:numId w:val="1006"/>
         </w:numPr>
       </w:pPr>
       <w:r>
@@ -717,7 +892,7 @@
         <w:pStyle w:val="Compact"/>
         <w:numPr>
           <w:ilvl w:val="0"/>
-          <w:numId w:val="1004"/>
+          <w:numId w:val="1006"/>
         </w:numPr>
       </w:pPr>
       <w:r>
@@ -796,7 +971,7 @@
         <w:pStyle w:val="Compact"/>
         <w:numPr>
           <w:ilvl w:val="0"/>
-          <w:numId w:val="1004"/>
+          <w:numId w:val="1006"/>
         </w:numPr>
       </w:pPr>
       <w:r>
@@ -809,8 +984,8 @@
         <w:t xml:space="preserve">CONST-051 project-agnostic boundary under a non-colliding id).</w:t>
       </w:r>
     </w:p>
-    <w:bookmarkEnd w:id="13"/>
-    <w:bookmarkStart w:id="14" w:name="fixed-1"/>
+    <w:bookmarkEnd w:id="16"/>
+    <w:bookmarkStart w:id="17" w:name="fixed-1"/>
     <w:p>
       <w:pPr>
         <w:pStyle w:val="Heading3"/>
@@ -824,7 +999,7 @@
         <w:pStyle w:val="Compact"/>
         <w:numPr>
           <w:ilvl w:val="0"/>
-          <w:numId w:val="1005"/>
+          <w:numId w:val="1007"/>
         </w:numPr>
       </w:pPr>
       <w:r>
@@ -861,9 +1036,9 @@
         <w:t xml:space="preserve">message instead of silently yielding "0 key vars".</w:t>
       </w:r>
     </w:p>
-    <w:bookmarkEnd w:id="14"/>
-    <w:bookmarkEnd w:id="15"/>
-    <w:bookmarkStart w:id="19" w:name="Xdbfd1d8d56b50c31331ba1198823a994e3c1ec6"/>
+    <w:bookmarkEnd w:id="17"/>
+    <w:bookmarkEnd w:id="18"/>
+    <w:bookmarkStart w:id="22" w:name="Xdbfd1d8d56b50c31331ba1198823a994e3c1ec6"/>
     <w:p>
       <w:pPr>
         <w:pStyle w:val="Heading2"/>
@@ -952,7 +1127,7 @@
         <w:t xml:space="preserve">— never a faked pass.</w:t>
       </w:r>
     </w:p>
-    <w:bookmarkStart w:id="16" w:name="added-2"/>
+    <w:bookmarkStart w:id="19" w:name="added-3"/>
     <w:p>
       <w:pPr>
         <w:pStyle w:val="Heading3"/>
@@ -966,7 +1141,7 @@
         <w:pStyle w:val="Compact"/>
         <w:numPr>
           <w:ilvl w:val="0"/>
-          <w:numId w:val="1006"/>
+          <w:numId w:val="1008"/>
         </w:numPr>
       </w:pPr>
       <w:r>
@@ -1084,7 +1259,7 @@
         <w:pStyle w:val="Compact"/>
         <w:numPr>
           <w:ilvl w:val="0"/>
-          <w:numId w:val="1006"/>
+          <w:numId w:val="1008"/>
         </w:numPr>
       </w:pPr>
       <w:r>
@@ -1157,7 +1332,7 @@
         <w:pStyle w:val="Compact"/>
         <w:numPr>
           <w:ilvl w:val="0"/>
-          <w:numId w:val="1006"/>
+          <w:numId w:val="1008"/>
         </w:numPr>
       </w:pPr>
       <w:r>
@@ -1180,7 +1355,7 @@
         <w:pStyle w:val="Compact"/>
         <w:numPr>
           <w:ilvl w:val="0"/>
-          <w:numId w:val="1006"/>
+          <w:numId w:val="1008"/>
         </w:numPr>
       </w:pPr>
       <w:r>
@@ -1236,8 +1411,8 @@
         <w:t xml:space="preserve">.</w:t>
       </w:r>
     </w:p>
-    <w:bookmarkEnd w:id="16"/>
-    <w:bookmarkStart w:id="17" w:name="fixed-2"/>
+    <w:bookmarkEnd w:id="19"/>
+    <w:bookmarkStart w:id="20" w:name="fixed-2"/>
     <w:p>
       <w:pPr>
         <w:pStyle w:val="Heading3"/>
@@ -1251,7 +1426,7 @@
         <w:pStyle w:val="Compact"/>
         <w:numPr>
           <w:ilvl w:val="0"/>
-          <w:numId w:val="1007"/>
+          <w:numId w:val="1009"/>
         </w:numPr>
       </w:pPr>
       <w:r>
@@ -1379,7 +1554,7 @@
         <w:pStyle w:val="Compact"/>
         <w:numPr>
           <w:ilvl w:val="0"/>
-          <w:numId w:val="1007"/>
+          <w:numId w:val="1009"/>
         </w:numPr>
       </w:pPr>
       <w:r>
@@ -1460,7 +1635,7 @@
         <w:pStyle w:val="Compact"/>
         <w:numPr>
           <w:ilvl w:val="0"/>
-          <w:numId w:val="1007"/>
+          <w:numId w:val="1009"/>
         </w:numPr>
       </w:pPr>
       <w:r>
@@ -1560,8 +1735,8 @@
         <w:t xml:space="preserve">honest SKIP rather than a clean verify.</w:t>
       </w:r>
     </w:p>
-    <w:bookmarkEnd w:id="17"/>
-    <w:bookmarkStart w:id="18" w:name="notes"/>
+    <w:bookmarkEnd w:id="20"/>
+    <w:bookmarkStart w:id="21" w:name="notes"/>
     <w:p>
       <w:pPr>
         <w:pStyle w:val="Heading3"/>
@@ -1575,7 +1750,7 @@
         <w:pStyle w:val="Compact"/>
         <w:numPr>
           <w:ilvl w:val="0"/>
-          <w:numId w:val="1008"/>
+          <w:numId w:val="1010"/>
         </w:numPr>
       </w:pPr>
       <w:r>
@@ -1673,9 +1848,9 @@
         <w:t xml:space="preserve">submodule boundary-contract constitution id are tracked for a follow-up.</w:t>
       </w:r>
     </w:p>
-    <w:bookmarkEnd w:id="18"/>
-    <w:bookmarkEnd w:id="19"/>
-    <w:bookmarkStart w:id="23" w:name="Xb1692445a3dbdd15a8fbab5b75d3526bc39ec2c"/>
+    <w:bookmarkEnd w:id="21"/>
+    <w:bookmarkEnd w:id="22"/>
+    <w:bookmarkStart w:id="26" w:name="Xb1692445a3dbdd15a8fbab5b75d3526bc39ec2c"/>
     <w:p>
       <w:pPr>
         <w:pStyle w:val="Heading2"/>
@@ -1725,7 +1900,7 @@
         <w:t xml:space="preserve">with no chat entitlement) — not toolkit defects.</w:t>
       </w:r>
     </w:p>
-    <w:bookmarkStart w:id="20" w:name="fixed-3"/>
+    <w:bookmarkStart w:id="23" w:name="fixed-3"/>
     <w:p>
       <w:pPr>
         <w:pStyle w:val="Heading3"/>
@@ -1739,7 +1914,7 @@
         <w:pStyle w:val="Compact"/>
         <w:numPr>
           <w:ilvl w:val="0"/>
-          <w:numId w:val="1009"/>
+          <w:numId w:val="1011"/>
         </w:numPr>
       </w:pPr>
       <w:r>
@@ -1989,7 +2164,7 @@
         <w:pStyle w:val="Compact"/>
         <w:numPr>
           <w:ilvl w:val="0"/>
-          <w:numId w:val="1009"/>
+          <w:numId w:val="1011"/>
         </w:numPr>
       </w:pPr>
       <w:r>
@@ -2171,7 +2346,7 @@
         <w:pStyle w:val="Compact"/>
         <w:numPr>
           <w:ilvl w:val="0"/>
-          <w:numId w:val="1009"/>
+          <w:numId w:val="1011"/>
         </w:numPr>
       </w:pPr>
       <w:r>
@@ -2318,8 +2493,8 @@
         <w:t xml:space="preserve">now returns a successful result.</w:t>
       </w:r>
     </w:p>
-    <w:bookmarkEnd w:id="20"/>
-    <w:bookmarkStart w:id="21" w:name="changed-1"/>
+    <w:bookmarkEnd w:id="23"/>
+    <w:bookmarkStart w:id="24" w:name="changed-2"/>
     <w:p>
       <w:pPr>
         <w:pStyle w:val="Heading3"/>
@@ -2333,7 +2508,7 @@
         <w:pStyle w:val="Compact"/>
         <w:numPr>
           <w:ilvl w:val="0"/>
-          <w:numId w:val="1010"/>
+          <w:numId w:val="1012"/>
         </w:numPr>
       </w:pPr>
       <w:r>
@@ -2421,7 +2596,7 @@
         <w:pStyle w:val="Compact"/>
         <w:numPr>
           <w:ilvl w:val="0"/>
-          <w:numId w:val="1010"/>
+          <w:numId w:val="1012"/>
         </w:numPr>
       </w:pPr>
       <w:r>
@@ -2531,7 +2706,7 @@
         <w:pStyle w:val="Compact"/>
         <w:numPr>
           <w:ilvl w:val="0"/>
-          <w:numId w:val="1010"/>
+          <w:numId w:val="1012"/>
         </w:numPr>
       </w:pPr>
       <w:r>
@@ -2544,8 +2719,8 @@
         <w:t xml:space="preserve">input token-limit error; documented the two guards as independent halves.</w:t>
       </w:r>
     </w:p>
-    <w:bookmarkEnd w:id="21"/>
-    <w:bookmarkStart w:id="22" w:name="added-3"/>
+    <w:bookmarkEnd w:id="24"/>
+    <w:bookmarkStart w:id="25" w:name="added-4"/>
     <w:p>
       <w:pPr>
         <w:pStyle w:val="Heading3"/>
@@ -2559,7 +2734,7 @@
         <w:pStyle w:val="Compact"/>
         <w:numPr>
           <w:ilvl w:val="0"/>
-          <w:numId w:val="1011"/>
+          <w:numId w:val="1013"/>
         </w:numPr>
       </w:pPr>
       <w:r>
@@ -2623,7 +2798,7 @@
         <w:pStyle w:val="Compact"/>
         <w:numPr>
           <w:ilvl w:val="0"/>
-          <w:numId w:val="1011"/>
+          <w:numId w:val="1013"/>
         </w:numPr>
       </w:pPr>
       <w:r>
@@ -2681,7 +2856,7 @@
         <w:pStyle w:val="Compact"/>
         <w:numPr>
           <w:ilvl w:val="0"/>
-          <w:numId w:val="1011"/>
+          <w:numId w:val="1013"/>
         </w:numPr>
       </w:pPr>
       <w:r>
@@ -2716,9 +2891,9 @@
         <w:t xml:space="preserve">, classified PASS / FUNDS / BADKEY / NOKEY / FAIL.</w:t>
       </w:r>
     </w:p>
-    <w:bookmarkEnd w:id="22"/>
-    <w:bookmarkEnd w:id="23"/>
-    <w:bookmarkStart w:id="27" w:name="Xc494421f22a2c85bb7e28fa195bcb49fe831756"/>
+    <w:bookmarkEnd w:id="25"/>
+    <w:bookmarkEnd w:id="26"/>
+    <w:bookmarkStart w:id="30" w:name="Xc494421f22a2c85bb7e28fa195bcb49fe831756"/>
     <w:p>
       <w:pPr>
         <w:pStyle w:val="Heading2"/>
@@ -2781,7 +2956,7 @@
         <w:t xml:space="preserve">missing keys, or a plan with no chat model) — not toolkit bugs.</w:t>
       </w:r>
     </w:p>
-    <w:bookmarkStart w:id="24" w:name="added-4"/>
+    <w:bookmarkStart w:id="27" w:name="added-5"/>
     <w:p>
       <w:pPr>
         <w:pStyle w:val="Heading3"/>
@@ -2795,7 +2970,7 @@
         <w:pStyle w:val="Compact"/>
         <w:numPr>
           <w:ilvl w:val="0"/>
-          <w:numId w:val="1012"/>
+          <w:numId w:val="1014"/>
         </w:numPr>
       </w:pPr>
       <w:r>
@@ -2939,7 +3114,7 @@
         <w:pStyle w:val="Compact"/>
         <w:numPr>
           <w:ilvl w:val="0"/>
-          <w:numId w:val="1012"/>
+          <w:numId w:val="1014"/>
         </w:numPr>
       </w:pPr>
       <w:r>
@@ -2967,7 +3142,7 @@
         <w:pStyle w:val="Compact"/>
         <w:numPr>
           <w:ilvl w:val="0"/>
-          <w:numId w:val="1012"/>
+          <w:numId w:val="1014"/>
         </w:numPr>
       </w:pPr>
       <w:r>
@@ -2984,8 +3159,8 @@
         <w:t xml:space="preserve">— shared transcript classifier.</w:t>
       </w:r>
     </w:p>
-    <w:bookmarkEnd w:id="24"/>
-    <w:bookmarkStart w:id="25" w:name="fixed-4"/>
+    <w:bookmarkEnd w:id="27"/>
+    <w:bookmarkStart w:id="28" w:name="fixed-4"/>
     <w:p>
       <w:pPr>
         <w:pStyle w:val="Heading3"/>
@@ -2999,7 +3174,7 @@
         <w:pStyle w:val="Compact"/>
         <w:numPr>
           <w:ilvl w:val="0"/>
-          <w:numId w:val="1013"/>
+          <w:numId w:val="1015"/>
         </w:numPr>
       </w:pPr>
       <w:r>
@@ -3135,7 +3310,7 @@
         <w:pStyle w:val="Compact"/>
         <w:numPr>
           <w:ilvl w:val="0"/>
-          <w:numId w:val="1013"/>
+          <w:numId w:val="1015"/>
         </w:numPr>
       </w:pPr>
       <w:r>
@@ -3261,7 +3436,7 @@
         <w:pStyle w:val="Compact"/>
         <w:numPr>
           <w:ilvl w:val="0"/>
-          <w:numId w:val="1013"/>
+          <w:numId w:val="1015"/>
         </w:numPr>
       </w:pPr>
       <w:r>
@@ -3325,7 +3500,7 @@
         <w:pStyle w:val="Compact"/>
         <w:numPr>
           <w:ilvl w:val="0"/>
-          <w:numId w:val="1013"/>
+          <w:numId w:val="1015"/>
         </w:numPr>
       </w:pPr>
       <w:r>
@@ -3362,7 +3537,7 @@
         <w:pStyle w:val="Compact"/>
         <w:numPr>
           <w:ilvl w:val="0"/>
-          <w:numId w:val="1013"/>
+          <w:numId w:val="1015"/>
         </w:numPr>
       </w:pPr>
       <w:r>
@@ -3431,8 +3606,8 @@
         <w:t xml:space="preserve">that only errors at launch.</w:t>
       </w:r>
     </w:p>
-    <w:bookmarkEnd w:id="25"/>
-    <w:bookmarkStart w:id="26" w:name="verified-live-on-host"/>
+    <w:bookmarkEnd w:id="28"/>
+    <w:bookmarkStart w:id="29" w:name="verified-live-on-host"/>
     <w:p>
       <w:pPr>
         <w:pStyle w:val="Heading3"/>
@@ -3446,7 +3621,7 @@
         <w:pStyle w:val="Compact"/>
         <w:numPr>
           <w:ilvl w:val="0"/>
-          <w:numId w:val="1014"/>
+          <w:numId w:val="1016"/>
         </w:numPr>
       </w:pPr>
       <w:r>
@@ -3474,7 +3649,7 @@
         <w:pStyle w:val="Compact"/>
         <w:numPr>
           <w:ilvl w:val="0"/>
-          <w:numId w:val="1014"/>
+          <w:numId w:val="1016"/>
         </w:numPr>
       </w:pPr>
       <w:r>
@@ -3511,7 +3686,7 @@
         <w:pStyle w:val="Compact"/>
         <w:numPr>
           <w:ilvl w:val="0"/>
-          <w:numId w:val="1014"/>
+          <w:numId w:val="1016"/>
         </w:numPr>
       </w:pPr>
       <w:r>
@@ -3531,9 +3706,9 @@
         <w:t xml:space="preserve">; shellcheck clean; python files compile.</w:t>
       </w:r>
     </w:p>
-    <w:bookmarkEnd w:id="26"/>
-    <w:bookmarkEnd w:id="27"/>
-    <w:bookmarkStart w:id="32" w:name="X671bdd94b60c1de6e0ced89156fde80d54cf442"/>
+    <w:bookmarkEnd w:id="29"/>
+    <w:bookmarkEnd w:id="30"/>
+    <w:bookmarkStart w:id="35" w:name="X671bdd94b60c1de6e0ced89156fde80d54cf442"/>
     <w:p>
       <w:pPr>
         <w:pStyle w:val="Heading2"/>
@@ -3542,7 +3717,7 @@
         <w:t xml:space="preserve">v1.10.8 — 2026-07-01 — noclobber-safe router-provider config write</w:t>
       </w:r>
     </w:p>
-    <w:bookmarkStart w:id="28" w:name="fixed-5"/>
+    <w:bookmarkStart w:id="31" w:name="fixed-5"/>
     <w:p>
       <w:pPr>
         <w:pStyle w:val="Heading3"/>
@@ -3556,7 +3731,7 @@
         <w:pStyle w:val="Compact"/>
         <w:numPr>
           <w:ilvl w:val="0"/>
-          <w:numId w:val="1015"/>
+          <w:numId w:val="1017"/>
         </w:numPr>
       </w:pPr>
       <w:r>
@@ -3685,7 +3860,7 @@
         <w:pStyle w:val="Compact"/>
         <w:numPr>
           <w:ilvl w:val="0"/>
-          <w:numId w:val="1015"/>
+          <w:numId w:val="1017"/>
         </w:numPr>
       </w:pPr>
       <w:r>
@@ -3744,8 +3919,8 @@
         <w:t xml:space="preserve">fix (plain function-body changes previously did not re-trigger on install).</w:t>
       </w:r>
     </w:p>
-    <w:bookmarkEnd w:id="28"/>
-    <w:bookmarkStart w:id="29" w:name="added-tests"/>
+    <w:bookmarkEnd w:id="31"/>
+    <w:bookmarkStart w:id="32" w:name="added-tests"/>
     <w:p>
       <w:pPr>
         <w:pStyle w:val="Heading3"/>
@@ -3759,7 +3934,7 @@
         <w:pStyle w:val="Compact"/>
         <w:numPr>
           <w:ilvl w:val="0"/>
-          <w:numId w:val="1016"/>
+          <w:numId w:val="1018"/>
         </w:numPr>
       </w:pPr>
       <w:r>
@@ -3853,8 +4028,8 @@
         <w:t xml:space="preserve">succeeds.</w:t>
       </w:r>
     </w:p>
-    <w:bookmarkEnd w:id="29"/>
-    <w:bookmarkStart w:id="30" w:name="verified"/>
+    <w:bookmarkEnd w:id="32"/>
+    <w:bookmarkStart w:id="33" w:name="verified"/>
     <w:p>
       <w:pPr>
         <w:pStyle w:val="Heading3"/>
@@ -3868,7 +4043,7 @@
         <w:pStyle w:val="Compact"/>
         <w:numPr>
           <w:ilvl w:val="0"/>
-          <w:numId w:val="1017"/>
+          <w:numId w:val="1019"/>
         </w:numPr>
       </w:pPr>
       <w:r>
@@ -3924,8 +4099,8 @@
         <w:t xml:space="preserve">).</w:t>
       </w:r>
     </w:p>
-    <w:bookmarkEnd w:id="30"/>
-    <w:bookmarkStart w:id="31" w:name="note-not-a-toolkit-bug"/>
+    <w:bookmarkEnd w:id="33"/>
+    <w:bookmarkStart w:id="34" w:name="note-not-a-toolkit-bug"/>
     <w:p>
       <w:pPr>
         <w:pStyle w:val="Heading3"/>
@@ -3939,7 +4114,7 @@
         <w:pStyle w:val="Compact"/>
         <w:numPr>
           <w:ilvl w:val="0"/>
-          <w:numId w:val="1018"/>
+          <w:numId w:val="1020"/>
         </w:numPr>
       </w:pPr>
       <w:r>
@@ -3980,9 +4155,9 @@
         <w:t xml:space="preserve">state, not a toolkit fault.</w:t>
       </w:r>
     </w:p>
-    <w:bookmarkEnd w:id="31"/>
-    <w:bookmarkEnd w:id="32"/>
-    <w:bookmarkStart w:id="36" w:name="Xddf05c400db98af1bdd2c5062deb7af47a34b71"/>
+    <w:bookmarkEnd w:id="34"/>
+    <w:bookmarkEnd w:id="35"/>
+    <w:bookmarkStart w:id="39" w:name="Xddf05c400db98af1bdd2c5062deb7af47a34b71"/>
     <w:p>
       <w:pPr>
         <w:pStyle w:val="Heading2"/>
@@ -3991,7 +4166,7 @@
         <w:t xml:space="preserve">v1.10.7 — 2026-06-29 — Shared-items drift guard + audit closure</w:t>
       </w:r>
     </w:p>
-    <w:bookmarkStart w:id="33" w:name="added-tests-1"/>
+    <w:bookmarkStart w:id="36" w:name="added-tests-1"/>
     <w:p>
       <w:pPr>
         <w:pStyle w:val="Heading3"/>
@@ -4005,7 +4180,7 @@
         <w:pStyle w:val="Compact"/>
         <w:numPr>
           <w:ilvl w:val="0"/>
-          <w:numId w:val="1019"/>
+          <w:numId w:val="1021"/>
         </w:numPr>
       </w:pPr>
       <w:r>
@@ -4120,15 +4295,15 @@
         <w:pStyle w:val="Compact"/>
         <w:numPr>
           <w:ilvl w:val="0"/>
-          <w:numId w:val="1019"/>
+          <w:numId w:val="1021"/>
         </w:numPr>
       </w:pPr>
       <w:r>
         <w:t xml:space="preserve">Cleaned a pre-existing SC2319 lint in test_unify.sh.</w:t>
       </w:r>
     </w:p>
-    <w:bookmarkEnd w:id="33"/>
-    <w:bookmarkStart w:id="34" w:name="Xe543219cff0b4b21741d713f3b1fffb41d56319"/>
+    <w:bookmarkEnd w:id="36"/>
+    <w:bookmarkStart w:id="37" w:name="Xe543219cff0b4b21741d713f3b1fffb41d56319"/>
     <w:p>
       <w:pPr>
         <w:pStyle w:val="Heading3"/>
@@ -4142,7 +4317,7 @@
         <w:pStyle w:val="Compact"/>
         <w:numPr>
           <w:ilvl w:val="0"/>
-          <w:numId w:val="1020"/>
+          <w:numId w:val="1022"/>
         </w:numPr>
       </w:pPr>
       <w:r>
@@ -4176,7 +4351,7 @@
         <w:pStyle w:val="Compact"/>
         <w:numPr>
           <w:ilvl w:val="0"/>
-          <w:numId w:val="1020"/>
+          <w:numId w:val="1022"/>
         </w:numPr>
       </w:pPr>
       <w:r>
@@ -4261,7 +4436,7 @@
         <w:pStyle w:val="Compact"/>
         <w:numPr>
           <w:ilvl w:val="0"/>
-          <w:numId w:val="1020"/>
+          <w:numId w:val="1022"/>
         </w:numPr>
       </w:pPr>
       <w:r>
@@ -4326,181 +4501,8 @@
         <w:t xml:space="preserve">verified.</w:t>
       </w:r>
     </w:p>
-    <w:bookmarkEnd w:id="34"/>
-    <w:bookmarkStart w:id="35" w:name="verified-1"/>
-    <w:p>
-      <w:pPr>
-        <w:pStyle w:val="Heading3"/>
-      </w:pPr>
-      <w:r>
-        <w:t xml:space="preserve">Verified</w:t>
-      </w:r>
-    </w:p>
-    <w:p>
-      <w:pPr>
-        <w:pStyle w:val="Compact"/>
-        <w:numPr>
-          <w:ilvl w:val="0"/>
-          <w:numId w:val="1021"/>
-        </w:numPr>
-      </w:pPr>
-      <w:r>
-        <w:t xml:space="preserve">Suite</w:t>
-      </w:r>
-      <w:r>
-        <w:t xml:space="preserve"> </w:t>
-      </w:r>
-      <w:r>
-        <w:rPr>
-          <w:b/>
-          <w:bCs/>
-        </w:rPr>
-        <w:t xml:space="preserve">18/18 green</w:t>
-      </w:r>
-      <w:r>
-        <w:t xml:space="preserve">; shellcheck 0.</w:t>
-      </w:r>
-    </w:p>
-    <w:bookmarkEnd w:id="35"/>
-    <w:bookmarkEnd w:id="36"/>
-    <w:bookmarkStart w:id="39" w:name="X98061fef218a8771a4e5c9ac707394e6127974d"/>
-    <w:p>
-      <w:pPr>
-        <w:pStyle w:val="Heading2"/>
-      </w:pPr>
-      <w:r>
-        <w:t xml:space="preserve">v1.10.6 — 2026-06-29 — Committed credential-leak regression test</w:t>
-      </w:r>
-    </w:p>
-    <w:bookmarkStart w:id="37" w:name="added-tests-2"/>
-    <w:p>
-      <w:pPr>
-        <w:pStyle w:val="Heading3"/>
-      </w:pPr>
-      <w:r>
-        <w:t xml:space="preserve">Added (tests)</w:t>
-      </w:r>
-    </w:p>
-    <w:p>
-      <w:pPr>
-        <w:pStyle w:val="Compact"/>
-        <w:numPr>
-          <w:ilvl w:val="0"/>
-          <w:numId w:val="1022"/>
-        </w:numPr>
-      </w:pPr>
-      <w:r>
-        <w:rPr>
-          <w:b/>
-          <w:bCs/>
-        </w:rPr>
-        <w:t xml:space="preserve">test_lib.sh</w:t>
-      </w:r>
-      <w:r>
-        <w:t xml:space="preserve"> </w:t>
-      </w:r>
-      <w:r>
-        <w:t xml:space="preserve">— a committed security regression for</w:t>
-      </w:r>
-      <w:r>
-        <w:t xml:space="preserve"> </w:t>
-      </w:r>
-      <w:r>
-        <w:rPr>
-          <w:rStyle w:val="VerbatimChar"/>
-        </w:rPr>
-        <w:t xml:space="preserve">cma_merge_claude_json</w:t>
-      </w:r>
-      <w:r>
-        <w:t xml:space="preserve">:</w:t>
-      </w:r>
-      <w:r>
-        <w:t xml:space="preserve"> </w:t>
-      </w:r>
-      <w:r>
-        <w:t xml:space="preserve">two accounts with distinct</w:t>
-      </w:r>
-      <w:r>
-        <w:t xml:space="preserve"> </w:t>
-      </w:r>
-      <w:r>
-        <w:rPr>
-          <w:rStyle w:val="VerbatimChar"/>
-        </w:rPr>
-        <w:t xml:space="preserve">userID</w:t>
-      </w:r>
-      <w:r>
-        <w:t xml:space="preserve">/</w:t>
-      </w:r>
-      <w:r>
-        <w:rPr>
-          <w:rStyle w:val="VerbatimChar"/>
-        </w:rPr>
-        <w:t xml:space="preserve">oauthAccount</w:t>
-      </w:r>
-      <w:r>
-        <w:t xml:space="preserve"> </w:t>
-      </w:r>
-      <w:r>
-        <w:t xml:space="preserve">and disjoint</w:t>
-      </w:r>
-      <w:r>
-        <w:t xml:space="preserve"> </w:t>
-      </w:r>
-      <w:r>
-        <w:rPr>
-          <w:rStyle w:val="VerbatimChar"/>
-        </w:rPr>
-        <w:t xml:space="preserve">projects</w:t>
-      </w:r>
-      <w:r>
-        <w:t xml:space="preserve"> </w:t>
-      </w:r>
-      <w:r>
-        <w:t xml:space="preserve">are</w:t>
-      </w:r>
-      <w:r>
-        <w:t xml:space="preserve"> </w:t>
-      </w:r>
-      <w:r>
-        <w:t xml:space="preserve">merged; asserts each account keeps its OWN private auth keys (no cross-account</w:t>
-      </w:r>
-      <w:r>
-        <w:t xml:space="preserve"> </w:t>
-      </w:r>
-      <w:r>
-        <w:t xml:space="preserve">leak in either direction) and the</w:t>
-      </w:r>
-      <w:r>
-        <w:t xml:space="preserve"> </w:t>
-      </w:r>
-      <w:r>
-        <w:rPr>
-          <w:rStyle w:val="VerbatimChar"/>
-        </w:rPr>
-        <w:t xml:space="preserve">projects</w:t>
-      </w:r>
-      <w:r>
-        <w:t xml:space="preserve"> </w:t>
-      </w:r>
-      <w:r>
-        <w:t xml:space="preserve">subtree is unioned both ways. The</w:t>
-      </w:r>
-      <w:r>
-        <w:t xml:space="preserve"> </w:t>
-      </w:r>
-      <w:r>
-        <w:t xml:space="preserve">function previously had only indirect coverage (via the full unify workflow);</w:t>
-      </w:r>
-      <w:r>
-        <w:t xml:space="preserve"> </w:t>
-      </w:r>
-      <w:r>
-        <w:t xml:space="preserve">this locks the property an audit verified by hand this session.</w:t>
-      </w:r>
-    </w:p>
     <w:bookmarkEnd w:id="37"/>
-    <w:bookmarkStart w:id="38" w:name="verified-2"/>
+    <w:bookmarkStart w:id="38" w:name="verified-1"/>
     <w:p>
       <w:pPr>
         <w:pStyle w:val="Heading3"/>
@@ -4536,16 +4538,189 @@
     </w:p>
     <w:bookmarkEnd w:id="38"/>
     <w:bookmarkEnd w:id="39"/>
-    <w:bookmarkStart w:id="44" w:name="X4086847bfd3fb1ae3c34ff974e0201d4c93b982"/>
+    <w:bookmarkStart w:id="42" w:name="X98061fef218a8771a4e5c9ac707394e6127974d"/>
     <w:p>
       <w:pPr>
         <w:pStyle w:val="Heading2"/>
       </w:pPr>
       <w:r>
+        <w:t xml:space="preserve">v1.10.6 — 2026-06-29 — Committed credential-leak regression test</w:t>
+      </w:r>
+    </w:p>
+    <w:bookmarkStart w:id="40" w:name="added-tests-2"/>
+    <w:p>
+      <w:pPr>
+        <w:pStyle w:val="Heading3"/>
+      </w:pPr>
+      <w:r>
+        <w:t xml:space="preserve">Added (tests)</w:t>
+      </w:r>
+    </w:p>
+    <w:p>
+      <w:pPr>
+        <w:pStyle w:val="Compact"/>
+        <w:numPr>
+          <w:ilvl w:val="0"/>
+          <w:numId w:val="1024"/>
+        </w:numPr>
+      </w:pPr>
+      <w:r>
+        <w:rPr>
+          <w:b/>
+          <w:bCs/>
+        </w:rPr>
+        <w:t xml:space="preserve">test_lib.sh</w:t>
+      </w:r>
+      <w:r>
+        <w:t xml:space="preserve"> </w:t>
+      </w:r>
+      <w:r>
+        <w:t xml:space="preserve">— a committed security regression for</w:t>
+      </w:r>
+      <w:r>
+        <w:t xml:space="preserve"> </w:t>
+      </w:r>
+      <w:r>
+        <w:rPr>
+          <w:rStyle w:val="VerbatimChar"/>
+        </w:rPr>
+        <w:t xml:space="preserve">cma_merge_claude_json</w:t>
+      </w:r>
+      <w:r>
+        <w:t xml:space="preserve">:</w:t>
+      </w:r>
+      <w:r>
+        <w:t xml:space="preserve"> </w:t>
+      </w:r>
+      <w:r>
+        <w:t xml:space="preserve">two accounts with distinct</w:t>
+      </w:r>
+      <w:r>
+        <w:t xml:space="preserve"> </w:t>
+      </w:r>
+      <w:r>
+        <w:rPr>
+          <w:rStyle w:val="VerbatimChar"/>
+        </w:rPr>
+        <w:t xml:space="preserve">userID</w:t>
+      </w:r>
+      <w:r>
+        <w:t xml:space="preserve">/</w:t>
+      </w:r>
+      <w:r>
+        <w:rPr>
+          <w:rStyle w:val="VerbatimChar"/>
+        </w:rPr>
+        <w:t xml:space="preserve">oauthAccount</w:t>
+      </w:r>
+      <w:r>
+        <w:t xml:space="preserve"> </w:t>
+      </w:r>
+      <w:r>
+        <w:t xml:space="preserve">and disjoint</w:t>
+      </w:r>
+      <w:r>
+        <w:t xml:space="preserve"> </w:t>
+      </w:r>
+      <w:r>
+        <w:rPr>
+          <w:rStyle w:val="VerbatimChar"/>
+        </w:rPr>
+        <w:t xml:space="preserve">projects</w:t>
+      </w:r>
+      <w:r>
+        <w:t xml:space="preserve"> </w:t>
+      </w:r>
+      <w:r>
+        <w:t xml:space="preserve">are</w:t>
+      </w:r>
+      <w:r>
+        <w:t xml:space="preserve"> </w:t>
+      </w:r>
+      <w:r>
+        <w:t xml:space="preserve">merged; asserts each account keeps its OWN private auth keys (no cross-account</w:t>
+      </w:r>
+      <w:r>
+        <w:t xml:space="preserve"> </w:t>
+      </w:r>
+      <w:r>
+        <w:t xml:space="preserve">leak in either direction) and the</w:t>
+      </w:r>
+      <w:r>
+        <w:t xml:space="preserve"> </w:t>
+      </w:r>
+      <w:r>
+        <w:rPr>
+          <w:rStyle w:val="VerbatimChar"/>
+        </w:rPr>
+        <w:t xml:space="preserve">projects</w:t>
+      </w:r>
+      <w:r>
+        <w:t xml:space="preserve"> </w:t>
+      </w:r>
+      <w:r>
+        <w:t xml:space="preserve">subtree is unioned both ways. The</w:t>
+      </w:r>
+      <w:r>
+        <w:t xml:space="preserve"> </w:t>
+      </w:r>
+      <w:r>
+        <w:t xml:space="preserve">function previously had only indirect coverage (via the full unify workflow);</w:t>
+      </w:r>
+      <w:r>
+        <w:t xml:space="preserve"> </w:t>
+      </w:r>
+      <w:r>
+        <w:t xml:space="preserve">this locks the property an audit verified by hand this session.</w:t>
+      </w:r>
+    </w:p>
+    <w:bookmarkEnd w:id="40"/>
+    <w:bookmarkStart w:id="41" w:name="verified-2"/>
+    <w:p>
+      <w:pPr>
+        <w:pStyle w:val="Heading3"/>
+      </w:pPr>
+      <w:r>
+        <w:t xml:space="preserve">Verified</w:t>
+      </w:r>
+    </w:p>
+    <w:p>
+      <w:pPr>
+        <w:pStyle w:val="Compact"/>
+        <w:numPr>
+          <w:ilvl w:val="0"/>
+          <w:numId w:val="1025"/>
+        </w:numPr>
+      </w:pPr>
+      <w:r>
+        <w:t xml:space="preserve">Suite</w:t>
+      </w:r>
+      <w:r>
+        <w:t xml:space="preserve"> </w:t>
+      </w:r>
+      <w:r>
+        <w:rPr>
+          <w:b/>
+          <w:bCs/>
+        </w:rPr>
+        <w:t xml:space="preserve">18/18 green</w:t>
+      </w:r>
+      <w:r>
+        <w:t xml:space="preserve">; shellcheck 0.</w:t>
+      </w:r>
+    </w:p>
+    <w:bookmarkEnd w:id="41"/>
+    <w:bookmarkEnd w:id="42"/>
+    <w:bookmarkStart w:id="47" w:name="X4086847bfd3fb1ae3c34ff974e0201d4c93b982"/>
+    <w:p>
+      <w:pPr>
+        <w:pStyle w:val="Heading2"/>
+      </w:pPr>
+      <w:r>
         <w:t xml:space="preserve">v1.10.5 — 2026-06-29 — Provider 'null' field normalization + coverage</w:t>
       </w:r>
     </w:p>
-    <w:bookmarkStart w:id="40" w:name="fixed-6"/>
+    <w:bookmarkStart w:id="43" w:name="fixed-6"/>
     <w:p>
       <w:pPr>
         <w:pStyle w:val="Heading3"/>
@@ -4559,7 +4734,7 @@
         <w:pStyle w:val="Compact"/>
         <w:numPr>
           <w:ilvl w:val="0"/>
-          <w:numId w:val="1024"/>
+          <w:numId w:val="1026"/>
         </w:numPr>
       </w:pPr>
       <w:r>
@@ -4908,8 +5083,8 @@
         <w:t xml:space="preserve">).</w:t>
       </w:r>
     </w:p>
-    <w:bookmarkEnd w:id="40"/>
-    <w:bookmarkStart w:id="41" w:name="added-tests-3"/>
+    <w:bookmarkEnd w:id="43"/>
+    <w:bookmarkStart w:id="44" w:name="added-tests-3"/>
     <w:p>
       <w:pPr>
         <w:pStyle w:val="Heading3"/>
@@ -4923,7 +5098,7 @@
         <w:pStyle w:val="Compact"/>
         <w:numPr>
           <w:ilvl w:val="0"/>
-          <w:numId w:val="1025"/>
+          <w:numId w:val="1027"/>
         </w:numPr>
       </w:pPr>
       <w:r>
@@ -4978,7 +5153,7 @@
         <w:pStyle w:val="Compact"/>
         <w:numPr>
           <w:ilvl w:val="0"/>
-          <w:numId w:val="1025"/>
+          <w:numId w:val="1027"/>
         </w:numPr>
       </w:pPr>
       <w:r>
@@ -5043,8 +5218,8 @@
         <w:t xml:space="preserve">) branches.</w:t>
       </w:r>
     </w:p>
-    <w:bookmarkEnd w:id="41"/>
-    <w:bookmarkStart w:id="42" w:name="X3b25de2d5fe7fa032ae22203a45d2278d561587"/>
+    <w:bookmarkEnd w:id="44"/>
+    <w:bookmarkStart w:id="45" w:name="X3b25de2d5fe7fa032ae22203a45d2278d561587"/>
     <w:p>
       <w:pPr>
         <w:pStyle w:val="Heading3"/>
@@ -5058,7 +5233,7 @@
         <w:pStyle w:val="Compact"/>
         <w:numPr>
           <w:ilvl w:val="0"/>
-          <w:numId w:val="1026"/>
+          <w:numId w:val="1028"/>
         </w:numPr>
       </w:pPr>
       <w:r>
@@ -5097,7 +5272,7 @@
         <w:pStyle w:val="Compact"/>
         <w:numPr>
           <w:ilvl w:val="0"/>
-          <w:numId w:val="1026"/>
+          <w:numId w:val="1028"/>
         </w:numPr>
       </w:pPr>
       <w:r>
@@ -5160,7 +5335,7 @@
         <w:pStyle w:val="Compact"/>
         <w:numPr>
           <w:ilvl w:val="0"/>
-          <w:numId w:val="1026"/>
+          <w:numId w:val="1028"/>
         </w:numPr>
       </w:pPr>
       <w:r>
@@ -5212,8 +5387,8 @@
         <w:t xml:space="preserve">on those lines.</w:t>
       </w:r>
     </w:p>
-    <w:bookmarkEnd w:id="42"/>
-    <w:bookmarkStart w:id="43" w:name="verified-3"/>
+    <w:bookmarkEnd w:id="45"/>
+    <w:bookmarkStart w:id="46" w:name="verified-3"/>
     <w:p>
       <w:pPr>
         <w:pStyle w:val="Heading3"/>
@@ -5227,7 +5402,7 @@
         <w:pStyle w:val="Compact"/>
         <w:numPr>
           <w:ilvl w:val="0"/>
-          <w:numId w:val="1027"/>
+          <w:numId w:val="1029"/>
         </w:numPr>
       </w:pPr>
       <w:r>
@@ -5247,9 +5422,9 @@
         <w:t xml:space="preserve">; shellcheck 0.</w:t>
       </w:r>
     </w:p>
-    <w:bookmarkEnd w:id="43"/>
-    <w:bookmarkEnd w:id="44"/>
-    <w:bookmarkStart w:id="48" w:name="X2503dd75747e53f0f8717d277a34a580524b69b"/>
+    <w:bookmarkEnd w:id="46"/>
+    <w:bookmarkEnd w:id="47"/>
+    <w:bookmarkStart w:id="51" w:name="X2503dd75747e53f0f8717d277a34a580524b69b"/>
     <w:p>
       <w:pPr>
         <w:pStyle w:val="Heading2"/>
@@ -5258,7 +5433,7 @@
         <w:t xml:space="preserve">v1.10.4 — 2026-06-29 — set -e/pipefail abort fixes + hardened test coverage</w:t>
       </w:r>
     </w:p>
-    <w:bookmarkStart w:id="45" w:name="fixed-7"/>
+    <w:bookmarkStart w:id="48" w:name="fixed-7"/>
     <w:p>
       <w:pPr>
         <w:pStyle w:val="Heading3"/>
@@ -5272,7 +5447,7 @@
         <w:pStyle w:val="Compact"/>
         <w:numPr>
           <w:ilvl w:val="0"/>
-          <w:numId w:val="1028"/>
+          <w:numId w:val="1030"/>
         </w:numPr>
       </w:pPr>
       <w:r>
@@ -5473,7 +5648,7 @@
         <w:pStyle w:val="Compact"/>
         <w:numPr>
           <w:ilvl w:val="0"/>
-          <w:numId w:val="1028"/>
+          <w:numId w:val="1030"/>
         </w:numPr>
       </w:pPr>
       <w:r>
@@ -5578,8 +5753,8 @@
         <w:t xml:space="preserve">. (lib.sh)</w:t>
       </w:r>
     </w:p>
-    <w:bookmarkEnd w:id="45"/>
-    <w:bookmarkStart w:id="46" w:name="changed-tests"/>
+    <w:bookmarkEnd w:id="48"/>
+    <w:bookmarkStart w:id="49" w:name="changed-tests"/>
     <w:p>
       <w:pPr>
         <w:pStyle w:val="Heading3"/>
@@ -5593,7 +5768,7 @@
         <w:pStyle w:val="Compact"/>
         <w:numPr>
           <w:ilvl w:val="0"/>
-          <w:numId w:val="1029"/>
+          <w:numId w:val="1031"/>
         </w:numPr>
       </w:pPr>
       <w:r>
@@ -5696,7 +5871,7 @@
         <w:pStyle w:val="Compact"/>
         <w:numPr>
           <w:ilvl w:val="0"/>
-          <w:numId w:val="1029"/>
+          <w:numId w:val="1031"/>
         </w:numPr>
       </w:pPr>
       <w:r>
@@ -5748,7 +5923,7 @@
         <w:pStyle w:val="Compact"/>
         <w:numPr>
           <w:ilvl w:val="0"/>
-          <w:numId w:val="1029"/>
+          <w:numId w:val="1031"/>
         </w:numPr>
       </w:pPr>
       <w:r>
@@ -5792,8 +5967,8 @@
         <w:t xml:space="preserve">stderr, names the snake_case project, handles an empty label.</w:t>
       </w:r>
     </w:p>
-    <w:bookmarkEnd w:id="46"/>
-    <w:bookmarkStart w:id="47" w:name="verified-4"/>
+    <w:bookmarkEnd w:id="49"/>
+    <w:bookmarkStart w:id="50" w:name="verified-4"/>
     <w:p>
       <w:pPr>
         <w:pStyle w:val="Heading3"/>
@@ -5807,7 +5982,7 @@
         <w:pStyle w:val="Compact"/>
         <w:numPr>
           <w:ilvl w:val="0"/>
-          <w:numId w:val="1030"/>
+          <w:numId w:val="1032"/>
         </w:numPr>
       </w:pPr>
       <w:r>
@@ -5845,9 +6020,9 @@
         <w:t xml:space="preserve">reproduced before fixing.</w:t>
       </w:r>
     </w:p>
-    <w:bookmarkEnd w:id="47"/>
-    <w:bookmarkEnd w:id="48"/>
-    <w:bookmarkStart w:id="51" w:name="X085db1856499b569423e2da43bc60e21055ba78"/>
+    <w:bookmarkEnd w:id="50"/>
+    <w:bookmarkEnd w:id="51"/>
+    <w:bookmarkStart w:id="54" w:name="X085db1856499b569423e2da43bc60e21055ba78"/>
     <w:p>
       <w:pPr>
         <w:pStyle w:val="Heading2"/>
@@ -5856,7 +6031,7 @@
         <w:t xml:space="preserve">v1.10.3 — 2026-06-29 — Execution-level wrapper test coverage</w:t>
       </w:r>
     </w:p>
-    <w:bookmarkStart w:id="49" w:name="added-5"/>
+    <w:bookmarkStart w:id="52" w:name="added-6"/>
     <w:p>
       <w:pPr>
         <w:pStyle w:val="Heading3"/>
@@ -5870,7 +6045,7 @@
         <w:pStyle w:val="Compact"/>
         <w:numPr>
           <w:ilvl w:val="0"/>
-          <w:numId w:val="1031"/>
+          <w:numId w:val="1033"/>
         </w:numPr>
       </w:pPr>
       <w:r>
@@ -6162,8 +6337,8 @@
         <w:t xml:space="preserve">on the real wrapper.</w:t>
       </w:r>
     </w:p>
-    <w:bookmarkEnd w:id="49"/>
-    <w:bookmarkStart w:id="50" w:name="verified-5"/>
+    <w:bookmarkEnd w:id="52"/>
+    <w:bookmarkStart w:id="53" w:name="verified-5"/>
     <w:p>
       <w:pPr>
         <w:pStyle w:val="Heading3"/>
@@ -6177,7 +6352,7 @@
         <w:pStyle w:val="Compact"/>
         <w:numPr>
           <w:ilvl w:val="0"/>
-          <w:numId w:val="1032"/>
+          <w:numId w:val="1034"/>
         </w:numPr>
       </w:pPr>
       <w:r>
@@ -6197,9 +6372,9 @@
         <w:t xml:space="preserve">; shellcheck 0.</w:t>
       </w:r>
     </w:p>
-    <w:bookmarkEnd w:id="50"/>
-    <w:bookmarkEnd w:id="51"/>
-    <w:bookmarkStart w:id="55" w:name="X6865033971533ae00d09309426710f2a7b8ec36"/>
+    <w:bookmarkEnd w:id="53"/>
+    <w:bookmarkEnd w:id="54"/>
+    <w:bookmarkStart w:id="58" w:name="X6865033971533ae00d09309426710f2a7b8ec36"/>
     <w:p>
       <w:pPr>
         <w:pStyle w:val="Heading2"/>
@@ -6208,7 +6383,7 @@
         <w:t xml:space="preserve">v1.10.2 — 2026-06-29 — Self-healing rc source lines + strict rc tests</w:t>
       </w:r>
     </w:p>
-    <w:bookmarkStart w:id="52" w:name="fixed-8"/>
+    <w:bookmarkStart w:id="55" w:name="fixed-8"/>
     <w:p>
       <w:pPr>
         <w:pStyle w:val="Heading3"/>
@@ -6222,7 +6397,7 @@
         <w:pStyle w:val="Compact"/>
         <w:numPr>
           <w:ilvl w:val="0"/>
-          <w:numId w:val="1033"/>
+          <w:numId w:val="1035"/>
         </w:numPr>
       </w:pPr>
       <w:r>
@@ -6458,8 +6633,8 @@
         <w:t xml:space="preserve">duplicate source lines.</w:t>
       </w:r>
     </w:p>
-    <w:bookmarkEnd w:id="52"/>
-    <w:bookmarkStart w:id="53" w:name="added-6"/>
+    <w:bookmarkEnd w:id="55"/>
+    <w:bookmarkStart w:id="56" w:name="added-7"/>
     <w:p>
       <w:pPr>
         <w:pStyle w:val="Heading3"/>
@@ -6473,7 +6648,7 @@
         <w:pStyle w:val="Compact"/>
         <w:numPr>
           <w:ilvl w:val="0"/>
-          <w:numId w:val="1034"/>
+          <w:numId w:val="1036"/>
         </w:numPr>
       </w:pPr>
       <w:r>
@@ -6562,8 +6737,8 @@
         <w:t xml:space="preserve">dedup. Proven RED on the old behavior, GREEN on the fix.</w:t>
       </w:r>
     </w:p>
-    <w:bookmarkEnd w:id="53"/>
-    <w:bookmarkStart w:id="54" w:name="verified-6"/>
+    <w:bookmarkEnd w:id="56"/>
+    <w:bookmarkStart w:id="57" w:name="verified-6"/>
     <w:p>
       <w:pPr>
         <w:pStyle w:val="Heading3"/>
@@ -6577,7 +6752,7 @@
         <w:pStyle w:val="Compact"/>
         <w:numPr>
           <w:ilvl w:val="0"/>
-          <w:numId w:val="1035"/>
+          <w:numId w:val="1037"/>
         </w:numPr>
       </w:pPr>
       <w:r>
@@ -6595,194 +6770,194 @@
       </w:r>
       <w:r>
         <w:t xml:space="preserve">; shellcheck 0.</w:t>
-      </w:r>
-    </w:p>
-    <w:bookmarkEnd w:id="54"/>
-    <w:bookmarkEnd w:id="55"/>
-    <w:bookmarkStart w:id="58" w:name="X5f7c001c16e4fce2980f9a7f15c3b5a33e344cc"/>
-    <w:p>
-      <w:pPr>
-        <w:pStyle w:val="Heading2"/>
-      </w:pPr>
-      <w:r>
-        <w:t xml:space="preserve">v1.10.1 — 2026-06-29 — Robust cma_run wrapper assertions</w:t>
-      </w:r>
-    </w:p>
-    <w:bookmarkStart w:id="56" w:name="fixed-9"/>
-    <w:p>
-      <w:pPr>
-        <w:pStyle w:val="Heading3"/>
-      </w:pPr>
-      <w:r>
-        <w:t xml:space="preserve">Fixed</w:t>
-      </w:r>
-    </w:p>
-    <w:p>
-      <w:pPr>
-        <w:pStyle w:val="Compact"/>
-        <w:numPr>
-          <w:ilvl w:val="0"/>
-          <w:numId w:val="1036"/>
-        </w:numPr>
-      </w:pPr>
-      <w:r>
-        <w:rPr>
-          <w:rStyle w:val="VerbatimChar"/>
-          <w:b/>
-          <w:bCs/>
-        </w:rPr>
-        <w:t xml:space="preserve">test_claude.sh</w:t>
-      </w:r>
-      <w:r>
-        <w:rPr>
-          <w:b/>
-          <w:bCs/>
-        </w:rPr>
-        <w:t xml:space="preserve"> </w:t>
-      </w:r>
-      <w:r>
-        <w:rPr>
-          <w:b/>
-          <w:bCs/>
-        </w:rPr>
-        <w:t xml:space="preserve">used a fixed</w:t>
-      </w:r>
-      <w:r>
-        <w:rPr>
-          <w:b/>
-          <w:bCs/>
-        </w:rPr>
-        <w:t xml:space="preserve"> </w:t>
-      </w:r>
-      <w:r>
-        <w:rPr>
-          <w:rStyle w:val="VerbatimChar"/>
-          <w:b/>
-          <w:bCs/>
-        </w:rPr>
-        <w:t xml:space="preserve">grep -A30</w:t>
-      </w:r>
-      <w:r>
-        <w:rPr>
-          <w:b/>
-          <w:bCs/>
-        </w:rPr>
-        <w:t xml:space="preserve"> </w:t>
-      </w:r>
-      <w:r>
-        <w:rPr>
-          <w:b/>
-          <w:bCs/>
-        </w:rPr>
-        <w:t xml:space="preserve">window</w:t>
-      </w:r>
-      <w:r>
-        <w:t xml:space="preserve"> </w:t>
-      </w:r>
-      <w:r>
-        <w:t xml:space="preserve">to scan the</w:t>
-      </w:r>
-      <w:r>
-        <w:t xml:space="preserve"> </w:t>
-      </w:r>
-      <w:r>
-        <w:rPr>
-          <w:rStyle w:val="VerbatimChar"/>
-        </w:rPr>
-        <w:t xml:space="preserve">cma_run</w:t>
-      </w:r>
-      <w:r>
-        <w:t xml:space="preserve"> </w:t>
-      </w:r>
-      <w:r>
-        <w:t xml:space="preserve">body and silently missed the sync-state</w:t>
-      </w:r>
-      <w:r>
-        <w:t xml:space="preserve"> </w:t>
-      </w:r>
-      <w:r>
-        <w:rPr>
-          <w:rStyle w:val="VerbatimChar"/>
-        </w:rPr>
-        <w:t xml:space="preserve">push</w:t>
-      </w:r>
-      <w:r>
-        <w:t xml:space="preserve"> </w:t>
-      </w:r>
-      <w:r>
-        <w:t xml:space="preserve">marker once the body grew with</w:t>
-      </w:r>
-      <w:r>
-        <w:t xml:space="preserve"> </w:t>
-      </w:r>
-      <w:r>
-        <w:t xml:space="preserve">the v1.10.0 apply-color calls (push slipped past line 30) — failing the suite</w:t>
-      </w:r>
-      <w:r>
-        <w:t xml:space="preserve"> </w:t>
-      </w:r>
-      <w:r>
-        <w:t xml:space="preserve">against a v1.10.0-installed alias file even though the wrapper itself was</w:t>
-      </w:r>
-      <w:r>
-        <w:t xml:space="preserve"> </w:t>
-      </w:r>
-      <w:r>
-        <w:t xml:space="preserve">correct. It now extracts the full function body (awk header → closing brace),</w:t>
-      </w:r>
-      <w:r>
-        <w:t xml:space="preserve"> </w:t>
-      </w:r>
-      <w:r>
-        <w:t xml:space="preserve">robust to future growth.</w:t>
-      </w:r>
-    </w:p>
-    <w:bookmarkEnd w:id="56"/>
-    <w:bookmarkStart w:id="57" w:name="verified-7"/>
-    <w:p>
-      <w:pPr>
-        <w:pStyle w:val="Heading3"/>
-      </w:pPr>
-      <w:r>
-        <w:t xml:space="preserve">Verified</w:t>
-      </w:r>
-    </w:p>
-    <w:p>
-      <w:pPr>
-        <w:pStyle w:val="Compact"/>
-        <w:numPr>
-          <w:ilvl w:val="0"/>
-          <w:numId w:val="1037"/>
-        </w:numPr>
-      </w:pPr>
-      <w:r>
-        <w:t xml:space="preserve">Suite</w:t>
-      </w:r>
-      <w:r>
-        <w:t xml:space="preserve"> </w:t>
-      </w:r>
-      <w:r>
-        <w:rPr>
-          <w:b/>
-          <w:bCs/>
-        </w:rPr>
-        <w:t xml:space="preserve">16/16 green</w:t>
-      </w:r>
-      <w:r>
-        <w:t xml:space="preserve"> </w:t>
-      </w:r>
-      <w:r>
-        <w:t xml:space="preserve">against the v1.10.0 wrapper; shellcheck 0.</w:t>
       </w:r>
     </w:p>
     <w:bookmarkEnd w:id="57"/>
     <w:bookmarkEnd w:id="58"/>
-    <w:bookmarkStart w:id="63" w:name="X631032466688a8e021f0d55bc37c84ef04842c4"/>
+    <w:bookmarkStart w:id="61" w:name="X5f7c001c16e4fce2980f9a7f15c3b5a33e344cc"/>
     <w:p>
       <w:pPr>
         <w:pStyle w:val="Heading2"/>
       </w:pPr>
       <w:r>
+        <w:t xml:space="preserve">v1.10.1 — 2026-06-29 — Robust cma_run wrapper assertions</w:t>
+      </w:r>
+    </w:p>
+    <w:bookmarkStart w:id="59" w:name="fixed-9"/>
+    <w:p>
+      <w:pPr>
+        <w:pStyle w:val="Heading3"/>
+      </w:pPr>
+      <w:r>
+        <w:t xml:space="preserve">Fixed</w:t>
+      </w:r>
+    </w:p>
+    <w:p>
+      <w:pPr>
+        <w:pStyle w:val="Compact"/>
+        <w:numPr>
+          <w:ilvl w:val="0"/>
+          <w:numId w:val="1038"/>
+        </w:numPr>
+      </w:pPr>
+      <w:r>
+        <w:rPr>
+          <w:rStyle w:val="VerbatimChar"/>
+          <w:b/>
+          <w:bCs/>
+        </w:rPr>
+        <w:t xml:space="preserve">test_claude.sh</w:t>
+      </w:r>
+      <w:r>
+        <w:rPr>
+          <w:b/>
+          <w:bCs/>
+        </w:rPr>
+        <w:t xml:space="preserve"> </w:t>
+      </w:r>
+      <w:r>
+        <w:rPr>
+          <w:b/>
+          <w:bCs/>
+        </w:rPr>
+        <w:t xml:space="preserve">used a fixed</w:t>
+      </w:r>
+      <w:r>
+        <w:rPr>
+          <w:b/>
+          <w:bCs/>
+        </w:rPr>
+        <w:t xml:space="preserve"> </w:t>
+      </w:r>
+      <w:r>
+        <w:rPr>
+          <w:rStyle w:val="VerbatimChar"/>
+          <w:b/>
+          <w:bCs/>
+        </w:rPr>
+        <w:t xml:space="preserve">grep -A30</w:t>
+      </w:r>
+      <w:r>
+        <w:rPr>
+          <w:b/>
+          <w:bCs/>
+        </w:rPr>
+        <w:t xml:space="preserve"> </w:t>
+      </w:r>
+      <w:r>
+        <w:rPr>
+          <w:b/>
+          <w:bCs/>
+        </w:rPr>
+        <w:t xml:space="preserve">window</w:t>
+      </w:r>
+      <w:r>
+        <w:t xml:space="preserve"> </w:t>
+      </w:r>
+      <w:r>
+        <w:t xml:space="preserve">to scan the</w:t>
+      </w:r>
+      <w:r>
+        <w:t xml:space="preserve"> </w:t>
+      </w:r>
+      <w:r>
+        <w:rPr>
+          <w:rStyle w:val="VerbatimChar"/>
+        </w:rPr>
+        <w:t xml:space="preserve">cma_run</w:t>
+      </w:r>
+      <w:r>
+        <w:t xml:space="preserve"> </w:t>
+      </w:r>
+      <w:r>
+        <w:t xml:space="preserve">body and silently missed the sync-state</w:t>
+      </w:r>
+      <w:r>
+        <w:t xml:space="preserve"> </w:t>
+      </w:r>
+      <w:r>
+        <w:rPr>
+          <w:rStyle w:val="VerbatimChar"/>
+        </w:rPr>
+        <w:t xml:space="preserve">push</w:t>
+      </w:r>
+      <w:r>
+        <w:t xml:space="preserve"> </w:t>
+      </w:r>
+      <w:r>
+        <w:t xml:space="preserve">marker once the body grew with</w:t>
+      </w:r>
+      <w:r>
+        <w:t xml:space="preserve"> </w:t>
+      </w:r>
+      <w:r>
+        <w:t xml:space="preserve">the v1.10.0 apply-color calls (push slipped past line 30) — failing the suite</w:t>
+      </w:r>
+      <w:r>
+        <w:t xml:space="preserve"> </w:t>
+      </w:r>
+      <w:r>
+        <w:t xml:space="preserve">against a v1.10.0-installed alias file even though the wrapper itself was</w:t>
+      </w:r>
+      <w:r>
+        <w:t xml:space="preserve"> </w:t>
+      </w:r>
+      <w:r>
+        <w:t xml:space="preserve">correct. It now extracts the full function body (awk header → closing brace),</w:t>
+      </w:r>
+      <w:r>
+        <w:t xml:space="preserve"> </w:t>
+      </w:r>
+      <w:r>
+        <w:t xml:space="preserve">robust to future growth.</w:t>
+      </w:r>
+    </w:p>
+    <w:bookmarkEnd w:id="59"/>
+    <w:bookmarkStart w:id="60" w:name="verified-7"/>
+    <w:p>
+      <w:pPr>
+        <w:pStyle w:val="Heading3"/>
+      </w:pPr>
+      <w:r>
+        <w:t xml:space="preserve">Verified</w:t>
+      </w:r>
+    </w:p>
+    <w:p>
+      <w:pPr>
+        <w:pStyle w:val="Compact"/>
+        <w:numPr>
+          <w:ilvl w:val="0"/>
+          <w:numId w:val="1039"/>
+        </w:numPr>
+      </w:pPr>
+      <w:r>
+        <w:t xml:space="preserve">Suite</w:t>
+      </w:r>
+      <w:r>
+        <w:t xml:space="preserve"> </w:t>
+      </w:r>
+      <w:r>
+        <w:rPr>
+          <w:b/>
+          <w:bCs/>
+        </w:rPr>
+        <w:t xml:space="preserve">16/16 green</w:t>
+      </w:r>
+      <w:r>
+        <w:t xml:space="preserve"> </w:t>
+      </w:r>
+      <w:r>
+        <w:t xml:space="preserve">against the v1.10.0 wrapper; shellcheck 0.</w:t>
+      </w:r>
+    </w:p>
+    <w:bookmarkEnd w:id="60"/>
+    <w:bookmarkEnd w:id="61"/>
+    <w:bookmarkStart w:id="66" w:name="X631032466688a8e021f0d55bc37c84ef04842c4"/>
+    <w:p>
+      <w:pPr>
+        <w:pStyle w:val="Heading2"/>
+      </w:pPr>
+      <w:r>
         <w:t xml:space="preserve">v1.10.0 — 2026-06-29 — Auto-applied per-alias session color + coverage/wiring</w:t>
       </w:r>
     </w:p>
@@ -6837,7 +7012,7 @@
         <w:t xml:space="preserve">test-coverage gaps.</w:t>
       </w:r>
     </w:p>
-    <w:bookmarkStart w:id="60" w:name="added-7"/>
+    <w:bookmarkStart w:id="63" w:name="added-8"/>
     <w:p>
       <w:pPr>
         <w:pStyle w:val="Heading3"/>
@@ -6851,7 +7026,7 @@
         <w:pStyle w:val="Compact"/>
         <w:numPr>
           <w:ilvl w:val="0"/>
-          <w:numId w:val="1038"/>
+          <w:numId w:val="1040"/>
         </w:numPr>
       </w:pPr>
       <w:r>
@@ -7063,7 +7238,7 @@
       <w:r>
         <w:t xml:space="preserve"> </w:t>
       </w:r>
-      <w:hyperlink r:id="rId59">
+      <w:hyperlink r:id="rId62">
         <w:r>
           <w:rPr>
             <w:rStyle w:val="Hyperlink"/>
@@ -7080,7 +7255,7 @@
         <w:pStyle w:val="Compact"/>
         <w:numPr>
           <w:ilvl w:val="0"/>
-          <w:numId w:val="1038"/>
+          <w:numId w:val="1040"/>
         </w:numPr>
       </w:pPr>
       <w:r>
@@ -7149,7 +7324,7 @@
         <w:pStyle w:val="Compact"/>
         <w:numPr>
           <w:ilvl w:val="1"/>
-          <w:numId w:val="1039"/>
+          <w:numId w:val="1041"/>
         </w:numPr>
       </w:pPr>
       <w:r>
@@ -7264,8 +7439,8 @@
         <w:t xml:space="preserve">.</w:t>
       </w:r>
     </w:p>
-    <w:bookmarkEnd w:id="60"/>
-    <w:bookmarkStart w:id="61" w:name="fixed-10"/>
+    <w:bookmarkEnd w:id="63"/>
+    <w:bookmarkStart w:id="64" w:name="fixed-10"/>
     <w:p>
       <w:pPr>
         <w:pStyle w:val="Heading3"/>
@@ -7279,7 +7454,7 @@
         <w:pStyle w:val="Compact"/>
         <w:numPr>
           <w:ilvl w:val="0"/>
-          <w:numId w:val="1040"/>
+          <w:numId w:val="1042"/>
         </w:numPr>
       </w:pPr>
       <w:r>
@@ -7387,7 +7562,7 @@
         <w:pStyle w:val="Compact"/>
         <w:numPr>
           <w:ilvl w:val="0"/>
-          <w:numId w:val="1040"/>
+          <w:numId w:val="1042"/>
         </w:numPr>
       </w:pPr>
       <w:r>
@@ -7454,8 +7629,8 @@
         <w:t xml:space="preserve">record.</w:t>
       </w:r>
     </w:p>
-    <w:bookmarkEnd w:id="61"/>
-    <w:bookmarkStart w:id="62" w:name="verified-8"/>
+    <w:bookmarkEnd w:id="64"/>
+    <w:bookmarkStart w:id="65" w:name="verified-8"/>
     <w:p>
       <w:pPr>
         <w:pStyle w:val="Heading3"/>
@@ -7469,7 +7644,7 @@
         <w:pStyle w:val="Compact"/>
         <w:numPr>
           <w:ilvl w:val="0"/>
-          <w:numId w:val="1041"/>
+          <w:numId w:val="1043"/>
         </w:numPr>
       </w:pPr>
       <w:r>
@@ -7542,9 +7717,9 @@
         <w:t xml:space="preserve">recolour-on-alias-switch).</w:t>
       </w:r>
     </w:p>
-    <w:bookmarkEnd w:id="62"/>
-    <w:bookmarkEnd w:id="63"/>
-    <w:bookmarkStart w:id="66" w:name="Xcb97734b604fc51f506e91e93ae8ba03cf2846e"/>
+    <w:bookmarkEnd w:id="65"/>
+    <w:bookmarkEnd w:id="66"/>
+    <w:bookmarkStart w:id="69" w:name="Xcb97734b604fc51f506e91e93ae8ba03cf2846e"/>
     <w:p>
       <w:pPr>
         <w:pStyle w:val="Heading2"/>
@@ -7553,7 +7728,7 @@
         <w:t xml:space="preserve">v1.9.2 — 2026-06-29 — Hermetic CLAUDE_BIN resolver test</w:t>
       </w:r>
     </w:p>
-    <w:bookmarkStart w:id="64" w:name="fixed-11"/>
+    <w:bookmarkStart w:id="67" w:name="fixed-11"/>
     <w:p>
       <w:pPr>
         <w:pStyle w:val="Heading3"/>
@@ -7567,7 +7742,7 @@
         <w:pStyle w:val="Compact"/>
         <w:numPr>
           <w:ilvl w:val="0"/>
-          <w:numId w:val="1042"/>
+          <w:numId w:val="1044"/>
         </w:numPr>
       </w:pPr>
       <w:r>
@@ -7687,8 +7862,8 @@
         <w:t xml:space="preserve">discovery) stay covered. Runtime behavior unchanged.</w:t>
       </w:r>
     </w:p>
-    <w:bookmarkEnd w:id="64"/>
-    <w:bookmarkStart w:id="65" w:name="verified-9"/>
+    <w:bookmarkEnd w:id="67"/>
+    <w:bookmarkStart w:id="68" w:name="verified-9"/>
     <w:p>
       <w:pPr>
         <w:pStyle w:val="Heading3"/>
@@ -7702,7 +7877,7 @@
         <w:pStyle w:val="Compact"/>
         <w:numPr>
           <w:ilvl w:val="0"/>
-          <w:numId w:val="1043"/>
+          <w:numId w:val="1045"/>
         </w:numPr>
       </w:pPr>
       <w:r>
@@ -7729,359 +7904,359 @@
       </w:r>
       <w:r>
         <w:t xml:space="preserve">nezha); shellcheck 0.</w:t>
-      </w:r>
-    </w:p>
-    <w:bookmarkEnd w:id="65"/>
-    <w:bookmarkEnd w:id="66"/>
-    <w:bookmarkStart w:id="69" w:name="Xf1ddbc6895bb6ec41496455d91f8080d353abfa"/>
-    <w:p>
-      <w:pPr>
-        <w:pStyle w:val="Heading2"/>
-      </w:pPr>
-      <w:r>
-        <w:t xml:space="preserve">v1.9.1 — 2026-06-29 — CLAUDE_BIN resolves across per-host install locations</w:t>
-      </w:r>
-    </w:p>
-    <w:p>
-      <w:pPr>
-        <w:pStyle w:val="FirstParagraph"/>
-      </w:pPr>
-      <w:r>
-        <w:t xml:space="preserve">A patch found during the live multi-host rollout of v1.9.0.</w:t>
-      </w:r>
-    </w:p>
-    <w:bookmarkStart w:id="67" w:name="fixed-12"/>
-    <w:p>
-      <w:pPr>
-        <w:pStyle w:val="Heading3"/>
-      </w:pPr>
-      <w:r>
-        <w:t xml:space="preserve">Fixed</w:t>
-      </w:r>
-    </w:p>
-    <w:p>
-      <w:pPr>
-        <w:pStyle w:val="Compact"/>
-        <w:numPr>
-          <w:ilvl w:val="0"/>
-          <w:numId w:val="1044"/>
-        </w:numPr>
-      </w:pPr>
-      <w:r>
-        <w:rPr>
-          <w:b/>
-          <w:bCs/>
-        </w:rPr>
-        <w:t xml:space="preserve">Alias launches failed where claude was installed outside</w:t>
-      </w:r>
-      <w:r>
-        <w:rPr>
-          <w:b/>
-          <w:bCs/>
-        </w:rPr>
-        <w:t xml:space="preserve"> </w:t>
-      </w:r>
-      <w:r>
-        <w:rPr>
-          <w:rStyle w:val="VerbatimChar"/>
-          <w:b/>
-          <w:bCs/>
-        </w:rPr>
-        <w:t xml:space="preserve">~/.local/bin</w:t>
-      </w:r>
-      <w:r>
-        <w:rPr>
-          <w:b/>
-          <w:bCs/>
-        </w:rPr>
-        <w:t xml:space="preserve">.</w:t>
-      </w:r>
-      <w:r>
-        <w:t xml:space="preserve"> </w:t>
-      </w:r>
-      <w:r>
-        <w:rPr>
-          <w:rStyle w:val="VerbatimChar"/>
-        </w:rPr>
-        <w:t xml:space="preserve">npm i -g @anthropic-ai/claude-code</w:t>
-      </w:r>
-      <w:r>
-        <w:t xml:space="preserve"> </w:t>
-      </w:r>
-      <w:r>
-        <w:t xml:space="preserve">lands in different prefixes per host</w:t>
-      </w:r>
-      <w:r>
-        <w:t xml:space="preserve"> </w:t>
-      </w:r>
-      <w:r>
-        <w:t xml:space="preserve">(</w:t>
-      </w:r>
-      <w:r>
-        <w:rPr>
-          <w:rStyle w:val="VerbatimChar"/>
-        </w:rPr>
-        <w:t xml:space="preserve">~/.npm-global/bin</w:t>
-      </w:r>
-      <w:r>
-        <w:t xml:space="preserve">, Homebrew,</w:t>
-      </w:r>
-      <w:r>
-        <w:t xml:space="preserve"> </w:t>
-      </w:r>
-      <w:r>
-        <w:rPr>
-          <w:rStyle w:val="VerbatimChar"/>
-        </w:rPr>
-        <w:t xml:space="preserve">~/.local/bin</w:t>
-      </w:r>
-      <w:r>
-        <w:t xml:space="preserve">); the toolkit's fixed</w:t>
-      </w:r>
-      <w:r>
-        <w:t xml:space="preserve"> </w:t>
-      </w:r>
-      <w:r>
-        <w:rPr>
-          <w:rStyle w:val="VerbatimChar"/>
-        </w:rPr>
-        <w:t xml:space="preserve">CLAUDE_BIN</w:t>
-      </w:r>
-      <w:r>
-        <w:t xml:space="preserve"> </w:t>
-      </w:r>
-      <w:r>
-        <w:t xml:space="preserve">default mis-pointed on those hosts, so every</w:t>
-      </w:r>
-      <w:r>
-        <w:t xml:space="preserve"> </w:t>
-      </w:r>
-      <w:r>
-        <w:rPr>
-          <w:rStyle w:val="VerbatimChar"/>
-        </w:rPr>
-        <w:t xml:space="preserve">claudeN</w:t>
-      </w:r>
-      <w:r>
-        <w:t xml:space="preserve">/provider</w:t>
-      </w:r>
-      <w:r>
-        <w:t xml:space="preserve"> </w:t>
-      </w:r>
-      <w:r>
-        <w:t xml:space="preserve">launch failed "No such file or directory" (amber.local needed a manual symlink</w:t>
-      </w:r>
-      <w:r>
-        <w:t xml:space="preserve"> </w:t>
-      </w:r>
-      <w:r>
-        <w:t xml:space="preserve">to work).</w:t>
-      </w:r>
-      <w:r>
-        <w:t xml:space="preserve"> </w:t>
-      </w:r>
-      <w:r>
-        <w:rPr>
-          <w:rStyle w:val="VerbatimChar"/>
-        </w:rPr>
-        <w:t xml:space="preserve">cma_resolve_claude_bin</w:t>
-      </w:r>
-      <w:r>
-        <w:t xml:space="preserve"> </w:t>
-      </w:r>
-      <w:r>
-        <w:t xml:space="preserve">now prefers an explicit</w:t>
-      </w:r>
-      <w:r>
-        <w:t xml:space="preserve"> </w:t>
-      </w:r>
-      <w:r>
-        <w:rPr>
-          <w:rStyle w:val="VerbatimChar"/>
-        </w:rPr>
-        <w:t xml:space="preserve">CLAUDE_BIN</w:t>
-      </w:r>
-      <w:r>
-        <w:t xml:space="preserve">, then</w:t>
-      </w:r>
-      <w:r>
-        <w:t xml:space="preserve"> </w:t>
-      </w:r>
-      <w:r>
-        <w:rPr>
-          <w:rStyle w:val="VerbatimChar"/>
-        </w:rPr>
-        <w:t xml:space="preserve">$PATH</w:t>
-      </w:r>
-      <w:r>
-        <w:t xml:space="preserve">, then the known locations (</w:t>
-      </w:r>
-      <w:r>
-        <w:rPr>
-          <w:rStyle w:val="VerbatimChar"/>
-        </w:rPr>
-        <w:t xml:space="preserve">~/.local/bin</w:t>
-      </w:r>
-      <w:r>
-        <w:t xml:space="preserve">,</w:t>
-      </w:r>
-      <w:r>
-        <w:t xml:space="preserve"> </w:t>
-      </w:r>
-      <w:r>
-        <w:rPr>
-          <w:rStyle w:val="VerbatimChar"/>
-        </w:rPr>
-        <w:t xml:space="preserve">~/.npm-global/bin</w:t>
-      </w:r>
-      <w:r>
-        <w:t xml:space="preserve">,</w:t>
-      </w:r>
-      <w:r>
-        <w:t xml:space="preserve"> </w:t>
-      </w:r>
-      <w:r>
-        <w:rPr>
-          <w:rStyle w:val="VerbatimChar"/>
-        </w:rPr>
-        <w:t xml:space="preserve">/opt/homebrew/bin</w:t>
-      </w:r>
-      <w:r>
-        <w:t xml:space="preserve">,</w:t>
-      </w:r>
-      <w:r>
-        <w:t xml:space="preserve"> </w:t>
-      </w:r>
-      <w:r>
-        <w:rPr>
-          <w:rStyle w:val="VerbatimChar"/>
-        </w:rPr>
-        <w:t xml:space="preserve">/usr/local/bin</w:t>
-      </w:r>
-      <w:r>
-        <w:t xml:space="preserve">), with a</w:t>
-      </w:r>
-      <w:r>
-        <w:t xml:space="preserve"> </w:t>
-      </w:r>
-      <w:r>
-        <w:rPr>
-          <w:rStyle w:val="VerbatimChar"/>
-        </w:rPr>
-        <w:t xml:space="preserve">~/.local/bin</w:t>
-      </w:r>
-      <w:r>
-        <w:t xml:space="preserve"> </w:t>
-      </w:r>
-      <w:r>
-        <w:t xml:space="preserve">fallback.</w:t>
-      </w:r>
-    </w:p>
-    <w:bookmarkEnd w:id="67"/>
-    <w:bookmarkStart w:id="68" w:name="verified-10"/>
-    <w:p>
-      <w:pPr>
-        <w:pStyle w:val="Heading3"/>
-      </w:pPr>
-      <w:r>
-        <w:t xml:space="preserve">Verified</w:t>
-      </w:r>
-    </w:p>
-    <w:p>
-      <w:pPr>
-        <w:pStyle w:val="Compact"/>
-        <w:numPr>
-          <w:ilvl w:val="0"/>
-          <w:numId w:val="1045"/>
-        </w:numPr>
-      </w:pPr>
-      <w:r>
-        <w:t xml:space="preserve">Suite</w:t>
-      </w:r>
-      <w:r>
-        <w:t xml:space="preserve"> </w:t>
-      </w:r>
-      <w:r>
-        <w:rPr>
-          <w:b/>
-          <w:bCs/>
-        </w:rPr>
-        <w:t xml:space="preserve">14/14 green</w:t>
-      </w:r>
-      <w:r>
-        <w:t xml:space="preserve">;</w:t>
-      </w:r>
-      <w:r>
-        <w:t xml:space="preserve"> </w:t>
-      </w:r>
-      <w:r>
-        <w:rPr>
-          <w:b/>
-          <w:bCs/>
-        </w:rPr>
-        <w:t xml:space="preserve">shellcheck 0</w:t>
-      </w:r>
-      <w:r>
-        <w:t xml:space="preserve">.</w:t>
-      </w:r>
-      <w:r>
-        <w:t xml:space="preserve"> </w:t>
-      </w:r>
-      <w:r>
-        <w:rPr>
-          <w:rStyle w:val="VerbatimChar"/>
-        </w:rPr>
-        <w:t xml:space="preserve">test_coverage.sh</w:t>
-      </w:r>
-      <w:r>
-        <w:t xml:space="preserve"> </w:t>
-      </w:r>
-      <w:r>
-        <w:t xml:space="preserve">B7 covers explicit</w:t>
-      </w:r>
-      <w:r>
-        <w:t xml:space="preserve"> </w:t>
-      </w:r>
-      <w:r>
-        <w:t xml:space="preserve">/ npm-global / fallback resolution. v1.9.0's auto-session naming confirmed</w:t>
-      </w:r>
-      <w:r>
-        <w:t xml:space="preserve"> </w:t>
-      </w:r>
-      <w:r>
-        <w:t xml:space="preserve">installed +</w:t>
-      </w:r>
-      <w:r>
-        <w:t xml:space="preserve"> </w:t>
-      </w:r>
-      <w:r>
-        <w:rPr>
-          <w:b/>
-          <w:bCs/>
-        </w:rPr>
-        <w:t xml:space="preserve">live-validated</w:t>
-      </w:r>
-      <w:r>
-        <w:t xml:space="preserve"> </w:t>
-      </w:r>
-      <w:r>
-        <w:t xml:space="preserve">(create-named + legacy-rename) on all five</w:t>
-      </w:r>
-      <w:r>
-        <w:t xml:space="preserve"> </w:t>
-      </w:r>
-      <w:r>
-        <w:t xml:space="preserve">hosts: this host, mistborn, thinker, amber, nezha.</w:t>
       </w:r>
     </w:p>
     <w:bookmarkEnd w:id="68"/>
     <w:bookmarkEnd w:id="69"/>
-    <w:bookmarkStart w:id="73" w:name="X58fa3378d58e20355805979ff3c64a438b9f3d4"/>
+    <w:bookmarkStart w:id="72" w:name="Xf1ddbc6895bb6ec41496455d91f8080d353abfa"/>
     <w:p>
       <w:pPr>
         <w:pStyle w:val="Heading2"/>
       </w:pPr>
       <w:r>
+        <w:t xml:space="preserve">v1.9.1 — 2026-06-29 — CLAUDE_BIN resolves across per-host install locations</w:t>
+      </w:r>
+    </w:p>
+    <w:p>
+      <w:pPr>
+        <w:pStyle w:val="FirstParagraph"/>
+      </w:pPr>
+      <w:r>
+        <w:t xml:space="preserve">A patch found during the live multi-host rollout of v1.9.0.</w:t>
+      </w:r>
+    </w:p>
+    <w:bookmarkStart w:id="70" w:name="fixed-12"/>
+    <w:p>
+      <w:pPr>
+        <w:pStyle w:val="Heading3"/>
+      </w:pPr>
+      <w:r>
+        <w:t xml:space="preserve">Fixed</w:t>
+      </w:r>
+    </w:p>
+    <w:p>
+      <w:pPr>
+        <w:pStyle w:val="Compact"/>
+        <w:numPr>
+          <w:ilvl w:val="0"/>
+          <w:numId w:val="1046"/>
+        </w:numPr>
+      </w:pPr>
+      <w:r>
+        <w:rPr>
+          <w:b/>
+          <w:bCs/>
+        </w:rPr>
+        <w:t xml:space="preserve">Alias launches failed where claude was installed outside</w:t>
+      </w:r>
+      <w:r>
+        <w:rPr>
+          <w:b/>
+          <w:bCs/>
+        </w:rPr>
+        <w:t xml:space="preserve"> </w:t>
+      </w:r>
+      <w:r>
+        <w:rPr>
+          <w:rStyle w:val="VerbatimChar"/>
+          <w:b/>
+          <w:bCs/>
+        </w:rPr>
+        <w:t xml:space="preserve">~/.local/bin</w:t>
+      </w:r>
+      <w:r>
+        <w:rPr>
+          <w:b/>
+          <w:bCs/>
+        </w:rPr>
+        <w:t xml:space="preserve">.</w:t>
+      </w:r>
+      <w:r>
+        <w:t xml:space="preserve"> </w:t>
+      </w:r>
+      <w:r>
+        <w:rPr>
+          <w:rStyle w:val="VerbatimChar"/>
+        </w:rPr>
+        <w:t xml:space="preserve">npm i -g @anthropic-ai/claude-code</w:t>
+      </w:r>
+      <w:r>
+        <w:t xml:space="preserve"> </w:t>
+      </w:r>
+      <w:r>
+        <w:t xml:space="preserve">lands in different prefixes per host</w:t>
+      </w:r>
+      <w:r>
+        <w:t xml:space="preserve"> </w:t>
+      </w:r>
+      <w:r>
+        <w:t xml:space="preserve">(</w:t>
+      </w:r>
+      <w:r>
+        <w:rPr>
+          <w:rStyle w:val="VerbatimChar"/>
+        </w:rPr>
+        <w:t xml:space="preserve">~/.npm-global/bin</w:t>
+      </w:r>
+      <w:r>
+        <w:t xml:space="preserve">, Homebrew,</w:t>
+      </w:r>
+      <w:r>
+        <w:t xml:space="preserve"> </w:t>
+      </w:r>
+      <w:r>
+        <w:rPr>
+          <w:rStyle w:val="VerbatimChar"/>
+        </w:rPr>
+        <w:t xml:space="preserve">~/.local/bin</w:t>
+      </w:r>
+      <w:r>
+        <w:t xml:space="preserve">); the toolkit's fixed</w:t>
+      </w:r>
+      <w:r>
+        <w:t xml:space="preserve"> </w:t>
+      </w:r>
+      <w:r>
+        <w:rPr>
+          <w:rStyle w:val="VerbatimChar"/>
+        </w:rPr>
+        <w:t xml:space="preserve">CLAUDE_BIN</w:t>
+      </w:r>
+      <w:r>
+        <w:t xml:space="preserve"> </w:t>
+      </w:r>
+      <w:r>
+        <w:t xml:space="preserve">default mis-pointed on those hosts, so every</w:t>
+      </w:r>
+      <w:r>
+        <w:t xml:space="preserve"> </w:t>
+      </w:r>
+      <w:r>
+        <w:rPr>
+          <w:rStyle w:val="VerbatimChar"/>
+        </w:rPr>
+        <w:t xml:space="preserve">claudeN</w:t>
+      </w:r>
+      <w:r>
+        <w:t xml:space="preserve">/provider</w:t>
+      </w:r>
+      <w:r>
+        <w:t xml:space="preserve"> </w:t>
+      </w:r>
+      <w:r>
+        <w:t xml:space="preserve">launch failed "No such file or directory" (amber.local needed a manual symlink</w:t>
+      </w:r>
+      <w:r>
+        <w:t xml:space="preserve"> </w:t>
+      </w:r>
+      <w:r>
+        <w:t xml:space="preserve">to work).</w:t>
+      </w:r>
+      <w:r>
+        <w:t xml:space="preserve"> </w:t>
+      </w:r>
+      <w:r>
+        <w:rPr>
+          <w:rStyle w:val="VerbatimChar"/>
+        </w:rPr>
+        <w:t xml:space="preserve">cma_resolve_claude_bin</w:t>
+      </w:r>
+      <w:r>
+        <w:t xml:space="preserve"> </w:t>
+      </w:r>
+      <w:r>
+        <w:t xml:space="preserve">now prefers an explicit</w:t>
+      </w:r>
+      <w:r>
+        <w:t xml:space="preserve"> </w:t>
+      </w:r>
+      <w:r>
+        <w:rPr>
+          <w:rStyle w:val="VerbatimChar"/>
+        </w:rPr>
+        <w:t xml:space="preserve">CLAUDE_BIN</w:t>
+      </w:r>
+      <w:r>
+        <w:t xml:space="preserve">, then</w:t>
+      </w:r>
+      <w:r>
+        <w:t xml:space="preserve"> </w:t>
+      </w:r>
+      <w:r>
+        <w:rPr>
+          <w:rStyle w:val="VerbatimChar"/>
+        </w:rPr>
+        <w:t xml:space="preserve">$PATH</w:t>
+      </w:r>
+      <w:r>
+        <w:t xml:space="preserve">, then the known locations (</w:t>
+      </w:r>
+      <w:r>
+        <w:rPr>
+          <w:rStyle w:val="VerbatimChar"/>
+        </w:rPr>
+        <w:t xml:space="preserve">~/.local/bin</w:t>
+      </w:r>
+      <w:r>
+        <w:t xml:space="preserve">,</w:t>
+      </w:r>
+      <w:r>
+        <w:t xml:space="preserve"> </w:t>
+      </w:r>
+      <w:r>
+        <w:rPr>
+          <w:rStyle w:val="VerbatimChar"/>
+        </w:rPr>
+        <w:t xml:space="preserve">~/.npm-global/bin</w:t>
+      </w:r>
+      <w:r>
+        <w:t xml:space="preserve">,</w:t>
+      </w:r>
+      <w:r>
+        <w:t xml:space="preserve"> </w:t>
+      </w:r>
+      <w:r>
+        <w:rPr>
+          <w:rStyle w:val="VerbatimChar"/>
+        </w:rPr>
+        <w:t xml:space="preserve">/opt/homebrew/bin</w:t>
+      </w:r>
+      <w:r>
+        <w:t xml:space="preserve">,</w:t>
+      </w:r>
+      <w:r>
+        <w:t xml:space="preserve"> </w:t>
+      </w:r>
+      <w:r>
+        <w:rPr>
+          <w:rStyle w:val="VerbatimChar"/>
+        </w:rPr>
+        <w:t xml:space="preserve">/usr/local/bin</w:t>
+      </w:r>
+      <w:r>
+        <w:t xml:space="preserve">), with a</w:t>
+      </w:r>
+      <w:r>
+        <w:t xml:space="preserve"> </w:t>
+      </w:r>
+      <w:r>
+        <w:rPr>
+          <w:rStyle w:val="VerbatimChar"/>
+        </w:rPr>
+        <w:t xml:space="preserve">~/.local/bin</w:t>
+      </w:r>
+      <w:r>
+        <w:t xml:space="preserve"> </w:t>
+      </w:r>
+      <w:r>
+        <w:t xml:space="preserve">fallback.</w:t>
+      </w:r>
+    </w:p>
+    <w:bookmarkEnd w:id="70"/>
+    <w:bookmarkStart w:id="71" w:name="verified-10"/>
+    <w:p>
+      <w:pPr>
+        <w:pStyle w:val="Heading3"/>
+      </w:pPr>
+      <w:r>
+        <w:t xml:space="preserve">Verified</w:t>
+      </w:r>
+    </w:p>
+    <w:p>
+      <w:pPr>
+        <w:pStyle w:val="Compact"/>
+        <w:numPr>
+          <w:ilvl w:val="0"/>
+          <w:numId w:val="1047"/>
+        </w:numPr>
+      </w:pPr>
+      <w:r>
+        <w:t xml:space="preserve">Suite</w:t>
+      </w:r>
+      <w:r>
+        <w:t xml:space="preserve"> </w:t>
+      </w:r>
+      <w:r>
+        <w:rPr>
+          <w:b/>
+          <w:bCs/>
+        </w:rPr>
+        <w:t xml:space="preserve">14/14 green</w:t>
+      </w:r>
+      <w:r>
+        <w:t xml:space="preserve">;</w:t>
+      </w:r>
+      <w:r>
+        <w:t xml:space="preserve"> </w:t>
+      </w:r>
+      <w:r>
+        <w:rPr>
+          <w:b/>
+          <w:bCs/>
+        </w:rPr>
+        <w:t xml:space="preserve">shellcheck 0</w:t>
+      </w:r>
+      <w:r>
+        <w:t xml:space="preserve">.</w:t>
+      </w:r>
+      <w:r>
+        <w:t xml:space="preserve"> </w:t>
+      </w:r>
+      <w:r>
+        <w:rPr>
+          <w:rStyle w:val="VerbatimChar"/>
+        </w:rPr>
+        <w:t xml:space="preserve">test_coverage.sh</w:t>
+      </w:r>
+      <w:r>
+        <w:t xml:space="preserve"> </w:t>
+      </w:r>
+      <w:r>
+        <w:t xml:space="preserve">B7 covers explicit</w:t>
+      </w:r>
+      <w:r>
+        <w:t xml:space="preserve"> </w:t>
+      </w:r>
+      <w:r>
+        <w:t xml:space="preserve">/ npm-global / fallback resolution. v1.9.0's auto-session naming confirmed</w:t>
+      </w:r>
+      <w:r>
+        <w:t xml:space="preserve"> </w:t>
+      </w:r>
+      <w:r>
+        <w:t xml:space="preserve">installed +</w:t>
+      </w:r>
+      <w:r>
+        <w:t xml:space="preserve"> </w:t>
+      </w:r>
+      <w:r>
+        <w:rPr>
+          <w:b/>
+          <w:bCs/>
+        </w:rPr>
+        <w:t xml:space="preserve">live-validated</w:t>
+      </w:r>
+      <w:r>
+        <w:t xml:space="preserve"> </w:t>
+      </w:r>
+      <w:r>
+        <w:t xml:space="preserve">(create-named + legacy-rename) on all five</w:t>
+      </w:r>
+      <w:r>
+        <w:t xml:space="preserve"> </w:t>
+      </w:r>
+      <w:r>
+        <w:t xml:space="preserve">hosts: this host, mistborn, thinker, amber, nezha.</w:t>
+      </w:r>
+    </w:p>
+    <w:bookmarkEnd w:id="71"/>
+    <w:bookmarkEnd w:id="72"/>
+    <w:bookmarkStart w:id="76" w:name="X58fa3378d58e20355805979ff3c64a438b9f3d4"/>
+    <w:p>
+      <w:pPr>
+        <w:pStyle w:val="Heading2"/>
+      </w:pPr>
+      <w:r>
         <w:t xml:space="preserve">v1.9.0 — 2026-06-29 — Per-project auto-sessions that actually work live + zero-coverage tests</w:t>
       </w:r>
     </w:p>
@@ -8164,7 +8339,7 @@
         <w:t xml:space="preserve">zero-coverage utilities and a documentation refresh.</w:t>
       </w:r>
     </w:p>
-    <w:bookmarkStart w:id="70" w:name="fixed-13"/>
+    <w:bookmarkStart w:id="73" w:name="fixed-13"/>
     <w:p>
       <w:pPr>
         <w:pStyle w:val="Heading3"/>
@@ -8178,7 +8353,7 @@
         <w:pStyle w:val="Compact"/>
         <w:numPr>
           <w:ilvl w:val="0"/>
-          <w:numId w:val="1046"/>
+          <w:numId w:val="1048"/>
         </w:numPr>
       </w:pPr>
       <w:r>
@@ -8214,7 +8389,7 @@
         <w:pStyle w:val="Compact"/>
         <w:numPr>
           <w:ilvl w:val="1"/>
-          <w:numId w:val="1047"/>
+          <w:numId w:val="1049"/>
         </w:numPr>
       </w:pPr>
       <w:r>
@@ -8344,7 +8519,7 @@
         <w:pStyle w:val="Compact"/>
         <w:numPr>
           <w:ilvl w:val="1"/>
-          <w:numId w:val="1047"/>
+          <w:numId w:val="1049"/>
         </w:numPr>
       </w:pPr>
       <w:r>
@@ -8478,7 +8653,7 @@
         <w:pStyle w:val="Compact"/>
         <w:numPr>
           <w:ilvl w:val="1"/>
-          <w:numId w:val="1047"/>
+          <w:numId w:val="1049"/>
         </w:numPr>
       </w:pPr>
       <w:r>
@@ -8576,8 +8751,8 @@
         <w:t xml:space="preserve">marker is missing.</w:t>
       </w:r>
     </w:p>
-    <w:bookmarkEnd w:id="70"/>
-    <w:bookmarkStart w:id="71" w:name="added-8"/>
+    <w:bookmarkEnd w:id="73"/>
+    <w:bookmarkStart w:id="74" w:name="added-9"/>
     <w:p>
       <w:pPr>
         <w:pStyle w:val="Heading3"/>
@@ -8591,7 +8766,7 @@
         <w:pStyle w:val="Compact"/>
         <w:numPr>
           <w:ilvl w:val="0"/>
-          <w:numId w:val="1048"/>
+          <w:numId w:val="1050"/>
         </w:numPr>
       </w:pPr>
       <w:r>
@@ -8699,7 +8874,7 @@
         <w:pStyle w:val="Compact"/>
         <w:numPr>
           <w:ilvl w:val="0"/>
-          <w:numId w:val="1048"/>
+          <w:numId w:val="1050"/>
         </w:numPr>
       </w:pPr>
       <w:r>
@@ -8865,7 +9040,7 @@
         <w:pStyle w:val="Compact"/>
         <w:numPr>
           <w:ilvl w:val="0"/>
-          <w:numId w:val="1048"/>
+          <w:numId w:val="1050"/>
         </w:numPr>
       </w:pPr>
       <w:r>
@@ -9094,7 +9269,7 @@
         <w:pStyle w:val="Compact"/>
         <w:numPr>
           <w:ilvl w:val="0"/>
-          <w:numId w:val="1048"/>
+          <w:numId w:val="1050"/>
         </w:numPr>
       </w:pPr>
       <w:r>
@@ -9177,8 +9352,8 @@
         <w:t xml:space="preserve">references).</w:t>
       </w:r>
     </w:p>
-    <w:bookmarkEnd w:id="71"/>
-    <w:bookmarkStart w:id="72" w:name="verified-11"/>
+    <w:bookmarkEnd w:id="74"/>
+    <w:bookmarkStart w:id="75" w:name="verified-11"/>
     <w:p>
       <w:pPr>
         <w:pStyle w:val="Heading3"/>
@@ -9192,7 +9367,7 @@
         <w:pStyle w:val="Compact"/>
         <w:numPr>
           <w:ilvl w:val="0"/>
-          <w:numId w:val="1049"/>
+          <w:numId w:val="1051"/>
         </w:numPr>
       </w:pPr>
       <w:r>
@@ -9268,9 +9443,9 @@
         <w:t xml:space="preserve">expected values / negative controls). Installed live on this host and validated.</w:t>
       </w:r>
     </w:p>
-    <w:bookmarkEnd w:id="72"/>
-    <w:bookmarkEnd w:id="73"/>
-    <w:bookmarkStart w:id="77" w:name="X51fcb4f0eb82a6f24b34ec52e9f7bfc7ef7d57f"/>
+    <w:bookmarkEnd w:id="75"/>
+    <w:bookmarkEnd w:id="76"/>
+    <w:bookmarkStart w:id="80" w:name="X51fcb4f0eb82a6f24b34ec52e9f7bfc7ef7d57f"/>
     <w:p>
       <w:pPr>
         <w:pStyle w:val="Heading2"/>
@@ -9451,7 +9626,7 @@
         <w:t xml:space="preserve">).</w:t>
       </w:r>
     </w:p>
-    <w:bookmarkStart w:id="74" w:name="fixed-14"/>
+    <w:bookmarkStart w:id="77" w:name="fixed-14"/>
     <w:p>
       <w:pPr>
         <w:pStyle w:val="Heading3"/>
@@ -9465,7 +9640,7 @@
         <w:pStyle w:val="Compact"/>
         <w:numPr>
           <w:ilvl w:val="0"/>
-          <w:numId w:val="1050"/>
+          <w:numId w:val="1052"/>
         </w:numPr>
       </w:pPr>
       <w:r>
@@ -9580,7 +9755,7 @@
         <w:pStyle w:val="Compact"/>
         <w:numPr>
           <w:ilvl w:val="0"/>
-          <w:numId w:val="1050"/>
+          <w:numId w:val="1052"/>
         </w:numPr>
       </w:pPr>
       <w:r>
@@ -9702,7 +9877,7 @@
         <w:pStyle w:val="Compact"/>
         <w:numPr>
           <w:ilvl w:val="0"/>
-          <w:numId w:val="1050"/>
+          <w:numId w:val="1052"/>
         </w:numPr>
       </w:pPr>
       <w:r>
@@ -9915,7 +10090,7 @@
         <w:pStyle w:val="Compact"/>
         <w:numPr>
           <w:ilvl w:val="0"/>
-          <w:numId w:val="1050"/>
+          <w:numId w:val="1052"/>
         </w:numPr>
       </w:pPr>
       <w:r>
@@ -10030,7 +10205,7 @@
         <w:pStyle w:val="Compact"/>
         <w:numPr>
           <w:ilvl w:val="0"/>
-          <w:numId w:val="1050"/>
+          <w:numId w:val="1052"/>
         </w:numPr>
       </w:pPr>
       <w:r>
@@ -10134,7 +10309,7 @@
         <w:pStyle w:val="Compact"/>
         <w:numPr>
           <w:ilvl w:val="0"/>
-          <w:numId w:val="1050"/>
+          <w:numId w:val="1052"/>
         </w:numPr>
       </w:pPr>
       <w:r>
@@ -10241,7 +10416,7 @@
         <w:pStyle w:val="Compact"/>
         <w:numPr>
           <w:ilvl w:val="0"/>
-          <w:numId w:val="1050"/>
+          <w:numId w:val="1052"/>
         </w:numPr>
       </w:pPr>
       <w:r>
@@ -10398,7 +10573,7 @@
         <w:pStyle w:val="Compact"/>
         <w:numPr>
           <w:ilvl w:val="0"/>
-          <w:numId w:val="1050"/>
+          <w:numId w:val="1052"/>
         </w:numPr>
       </w:pPr>
       <w:r>
@@ -10678,7 +10853,7 @@
         <w:pStyle w:val="Compact"/>
         <w:numPr>
           <w:ilvl w:val="0"/>
-          <w:numId w:val="1050"/>
+          <w:numId w:val="1052"/>
         </w:numPr>
       </w:pPr>
       <w:r>
@@ -10821,7 +10996,7 @@
         <w:pStyle w:val="Compact"/>
         <w:numPr>
           <w:ilvl w:val="0"/>
-          <w:numId w:val="1050"/>
+          <w:numId w:val="1052"/>
         </w:numPr>
       </w:pPr>
       <w:r>
@@ -10979,8 +11154,8 @@
         <w:t xml:space="preserve">prefix for the cleanup safety check).</w:t>
       </w:r>
     </w:p>
-    <w:bookmarkEnd w:id="74"/>
-    <w:bookmarkStart w:id="75" w:name="added-9"/>
+    <w:bookmarkEnd w:id="77"/>
+    <w:bookmarkStart w:id="78" w:name="added-10"/>
     <w:p>
       <w:pPr>
         <w:pStyle w:val="Heading3"/>
@@ -10994,7 +11169,7 @@
         <w:pStyle w:val="Compact"/>
         <w:numPr>
           <w:ilvl w:val="0"/>
-          <w:numId w:val="1051"/>
+          <w:numId w:val="1053"/>
         </w:numPr>
       </w:pPr>
       <w:r>
@@ -11176,7 +11351,7 @@
         <w:pStyle w:val="Compact"/>
         <w:numPr>
           <w:ilvl w:val="0"/>
-          <w:numId w:val="1051"/>
+          <w:numId w:val="1053"/>
         </w:numPr>
       </w:pPr>
       <w:r>
@@ -11279,7 +11454,7 @@
         <w:pStyle w:val="Compact"/>
         <w:numPr>
           <w:ilvl w:val="0"/>
-          <w:numId w:val="1051"/>
+          <w:numId w:val="1053"/>
         </w:numPr>
       </w:pPr>
       <w:r>
@@ -11331,7 +11506,7 @@
         <w:pStyle w:val="Compact"/>
         <w:numPr>
           <w:ilvl w:val="0"/>
-          <w:numId w:val="1051"/>
+          <w:numId w:val="1053"/>
         </w:numPr>
       </w:pPr>
       <w:r>
@@ -11396,8 +11571,8 @@
         <w:t xml:space="preserve">(no portable mutex is worth its stale-lock failure modes for a per-launch hook).</w:t>
       </w:r>
     </w:p>
-    <w:bookmarkEnd w:id="75"/>
-    <w:bookmarkStart w:id="76" w:name="verified-12"/>
+    <w:bookmarkEnd w:id="78"/>
+    <w:bookmarkStart w:id="79" w:name="verified-12"/>
     <w:p>
       <w:pPr>
         <w:pStyle w:val="Heading3"/>
@@ -11411,7 +11586,7 @@
         <w:pStyle w:val="Compact"/>
         <w:numPr>
           <w:ilvl w:val="0"/>
-          <w:numId w:val="1052"/>
+          <w:numId w:val="1054"/>
         </w:numPr>
       </w:pPr>
       <w:r>
@@ -11538,9 +11713,9 @@
         <w:t xml:space="preserve">.</w:t>
       </w:r>
     </w:p>
-    <w:bookmarkEnd w:id="76"/>
-    <w:bookmarkEnd w:id="77"/>
-    <w:bookmarkStart w:id="81" w:name="Xe8761c3354e199fb071bf81571c2e155a0d5b17"/>
+    <w:bookmarkEnd w:id="79"/>
+    <w:bookmarkEnd w:id="80"/>
+    <w:bookmarkStart w:id="84" w:name="Xe8761c3354e199fb071bf81571c2e155a0d5b17"/>
     <w:p>
       <w:pPr>
         <w:pStyle w:val="Heading2"/>
@@ -11569,7 +11744,7 @@
         <w:t xml:space="preserve">proven with physical evidence before shipping.</w:t>
       </w:r>
     </w:p>
-    <w:bookmarkStart w:id="78" w:name="fixed-15"/>
+    <w:bookmarkStart w:id="81" w:name="fixed-15"/>
     <w:p>
       <w:pPr>
         <w:pStyle w:val="Heading3"/>
@@ -11583,7 +11758,7 @@
         <w:pStyle w:val="Compact"/>
         <w:numPr>
           <w:ilvl w:val="0"/>
-          <w:numId w:val="1053"/>
+          <w:numId w:val="1055"/>
         </w:numPr>
       </w:pPr>
       <w:r>
@@ -11804,7 +11979,7 @@
         <w:pStyle w:val="Compact"/>
         <w:numPr>
           <w:ilvl w:val="0"/>
-          <w:numId w:val="1053"/>
+          <w:numId w:val="1055"/>
         </w:numPr>
       </w:pPr>
       <w:r>
@@ -12039,7 +12214,7 @@
         <w:pStyle w:val="Compact"/>
         <w:numPr>
           <w:ilvl w:val="0"/>
-          <w:numId w:val="1053"/>
+          <w:numId w:val="1055"/>
         </w:numPr>
       </w:pPr>
       <w:r>
@@ -12104,8 +12279,8 @@
         <w:t xml:space="preserve">helper.</w:t>
       </w:r>
     </w:p>
-    <w:bookmarkEnd w:id="78"/>
-    <w:bookmarkStart w:id="79" w:name="added-10"/>
+    <w:bookmarkEnd w:id="81"/>
+    <w:bookmarkStart w:id="82" w:name="added-11"/>
     <w:p>
       <w:pPr>
         <w:pStyle w:val="Heading3"/>
@@ -12119,7 +12294,7 @@
         <w:pStyle w:val="Compact"/>
         <w:numPr>
           <w:ilvl w:val="0"/>
-          <w:numId w:val="1054"/>
+          <w:numId w:val="1056"/>
         </w:numPr>
       </w:pPr>
       <w:r>
@@ -12285,7 +12460,7 @@
         <w:pStyle w:val="Compact"/>
         <w:numPr>
           <w:ilvl w:val="0"/>
-          <w:numId w:val="1054"/>
+          <w:numId w:val="1056"/>
         </w:numPr>
       </w:pPr>
       <w:r>
@@ -12370,7 +12545,7 @@
         <w:pStyle w:val="Compact"/>
         <w:numPr>
           <w:ilvl w:val="0"/>
-          <w:numId w:val="1054"/>
+          <w:numId w:val="1056"/>
         </w:numPr>
       </w:pPr>
       <w:r>
@@ -12419,8 +12594,8 @@
         <w:t xml:space="preserve">is now 12 files / 60 assertions, ALL GREEN.</w:t>
       </w:r>
     </w:p>
-    <w:bookmarkEnd w:id="79"/>
-    <w:bookmarkStart w:id="80" w:name="verified-13"/>
+    <w:bookmarkEnd w:id="82"/>
+    <w:bookmarkStart w:id="83" w:name="verified-13"/>
     <w:p>
       <w:pPr>
         <w:pStyle w:val="Heading3"/>
@@ -12434,7 +12609,7 @@
         <w:pStyle w:val="Compact"/>
         <w:numPr>
           <w:ilvl w:val="0"/>
-          <w:numId w:val="1055"/>
+          <w:numId w:val="1057"/>
         </w:numPr>
       </w:pPr>
       <w:r>
@@ -12498,349 +12673,349 @@
       </w:r>
       <w:r>
         <w:t xml:space="preserve">and the emitted alias file.</w:t>
-      </w:r>
-    </w:p>
-    <w:bookmarkEnd w:id="80"/>
-    <w:bookmarkEnd w:id="81"/>
-    <w:bookmarkStart w:id="84" w:name="X68ad3c24b245dcd43387b875fd1f1069901d2ae"/>
-    <w:p>
-      <w:pPr>
-        <w:pStyle w:val="Heading2"/>
-      </w:pPr>
-      <w:r>
-        <w:t xml:space="preserve">v1.7.12 — 2026-06-28 — One-line curl installer</w:t>
-      </w:r>
-    </w:p>
-    <w:bookmarkStart w:id="82" w:name="added-11"/>
-    <w:p>
-      <w:pPr>
-        <w:pStyle w:val="Heading3"/>
-      </w:pPr>
-      <w:r>
-        <w:t xml:space="preserve">Added</w:t>
-      </w:r>
-    </w:p>
-    <w:p>
-      <w:pPr>
-        <w:pStyle w:val="Compact"/>
-        <w:numPr>
-          <w:ilvl w:val="0"/>
-          <w:numId w:val="1056"/>
-        </w:numPr>
-      </w:pPr>
-      <w:r>
-        <w:rPr>
-          <w:rStyle w:val="VerbatimChar"/>
-          <w:b/>
-          <w:bCs/>
-        </w:rPr>
-        <w:t xml:space="preserve">curl-install.sh</w:t>
-      </w:r>
-      <w:r>
-        <w:t xml:space="preserve"> </w:t>
-      </w:r>
-      <w:r>
-        <w:t xml:space="preserve">— one-line bootstrap installer:</w:t>
-      </w:r>
-    </w:p>
-    <w:p>
-      <w:pPr>
-        <w:pStyle w:val="SourceCode"/>
-        <w:numPr>
-          <w:ilvl w:val="0"/>
-          <w:numId w:val="1000"/>
-        </w:numPr>
-      </w:pPr>
-      <w:r>
-        <w:rPr>
-          <w:rStyle w:val="ExtensionTok"/>
-        </w:rPr>
-        <w:t xml:space="preserve">curl</w:t>
-      </w:r>
-      <w:r>
-        <w:rPr>
-          <w:rStyle w:val="NormalTok"/>
-        </w:rPr>
-        <w:t xml:space="preserve"> </w:t>
-      </w:r>
-      <w:r>
-        <w:rPr>
-          <w:rStyle w:val="AttributeTok"/>
-        </w:rPr>
-        <w:t xml:space="preserve">-fsSL</w:t>
-      </w:r>
-      <w:r>
-        <w:rPr>
-          <w:rStyle w:val="NormalTok"/>
-        </w:rPr>
-        <w:t xml:space="preserve"> https://raw.githubusercontent.com/vasic-digital/claude-toolkit/main/scripts/curl-install.sh </w:t>
-      </w:r>
-      <w:r>
-        <w:rPr>
-          <w:rStyle w:val="KeywordTok"/>
-        </w:rPr>
-        <w:t xml:space="preserve">|</w:t>
-      </w:r>
-      <w:r>
-        <w:rPr>
-          <w:rStyle w:val="NormalTok"/>
-        </w:rPr>
-        <w:t xml:space="preserve"> </w:t>
-      </w:r>
-      <w:r>
-        <w:rPr>
-          <w:rStyle w:val="FunctionTok"/>
-        </w:rPr>
-        <w:t xml:space="preserve">bash</w:t>
-      </w:r>
-    </w:p>
-    <w:p>
-      <w:pPr>
-        <w:pStyle w:val="Compact"/>
-        <w:numPr>
-          <w:ilvl w:val="0"/>
-          <w:numId w:val="1000"/>
-        </w:numPr>
-      </w:pPr>
-      <w:r>
-        <w:t xml:space="preserve">Detects platform (Linux/macOS) and shell, auto-installs missing hard</w:t>
-      </w:r>
-      <w:r>
-        <w:t xml:space="preserve"> </w:t>
-      </w:r>
-      <w:r>
-        <w:t xml:space="preserve">dependencies (jq, rsync, awk) via the system package manager (apt/dnf/apk/pacman/brew),</w:t>
-      </w:r>
-      <w:r>
-        <w:t xml:space="preserve"> </w:t>
-      </w:r>
-      <w:r>
-        <w:t xml:space="preserve">clones (or pulls if already present) the repo with all submodules recursively to</w:t>
-      </w:r>
-      <w:r>
-        <w:t xml:space="preserve"> </w:t>
-      </w:r>
-      <w:r>
-        <w:rPr>
-          <w:rStyle w:val="VerbatimChar"/>
-        </w:rPr>
-        <w:t xml:space="preserve">~/claude-toolkit</w:t>
-      </w:r>
-      <w:r>
-        <w:t xml:space="preserve">, runs</w:t>
-      </w:r>
-      <w:r>
-        <w:t xml:space="preserve"> </w:t>
-      </w:r>
-      <w:r>
-        <w:rPr>
-          <w:rStyle w:val="VerbatimChar"/>
-        </w:rPr>
-        <w:t xml:space="preserve">install.sh</w:t>
-      </w:r>
-      <w:r>
-        <w:t xml:space="preserve">, and prints next-steps. Idempotent;</w:t>
-      </w:r>
-      <w:r>
-        <w:t xml:space="preserve"> </w:t>
-      </w:r>
-      <w:r>
-        <w:t xml:space="preserve">re-runnable. Install dir overridable via</w:t>
-      </w:r>
-      <w:r>
-        <w:t xml:space="preserve"> </w:t>
-      </w:r>
-      <w:r>
-        <w:rPr>
-          <w:rStyle w:val="VerbatimChar"/>
-        </w:rPr>
-        <w:t xml:space="preserve">CLAUDE_TOOLKIT_DIR</w:t>
-      </w:r>
-      <w:r>
-        <w:t xml:space="preserve"> </w:t>
-      </w:r>
-      <w:r>
-        <w:t xml:space="preserve">env var.</w:t>
-      </w:r>
-    </w:p>
-    <w:p>
-      <w:pPr>
-        <w:pStyle w:val="Compact"/>
-        <w:numPr>
-          <w:ilvl w:val="0"/>
-          <w:numId w:val="1056"/>
-        </w:numPr>
-      </w:pPr>
-      <w:r>
-        <w:rPr>
-          <w:b/>
-          <w:bCs/>
-        </w:rPr>
-        <w:t xml:space="preserve">README.md</w:t>
-      </w:r>
-      <w:r>
-        <w:t xml:space="preserve"> </w:t>
-      </w:r>
-      <w:r>
-        <w:t xml:space="preserve">— curl one-liner added at the top of the Install section.</w:t>
-      </w:r>
-    </w:p>
-    <w:p>
-      <w:pPr>
-        <w:pStyle w:val="Compact"/>
-        <w:numPr>
-          <w:ilvl w:val="0"/>
-          <w:numId w:val="1056"/>
-        </w:numPr>
-      </w:pPr>
-      <w:r>
-        <w:rPr>
-          <w:rStyle w:val="VerbatimChar"/>
-          <w:b/>
-          <w:bCs/>
-        </w:rPr>
-        <w:t xml:space="preserve">test_curl_install.sh</w:t>
-      </w:r>
-      <w:r>
-        <w:t xml:space="preserve"> </w:t>
-      </w:r>
-      <w:r>
-        <w:t xml:space="preserve">— 22 hermetic tests covering syntax, permissions,</w:t>
-      </w:r>
-      <w:r>
-        <w:t xml:space="preserve"> </w:t>
-      </w:r>
-      <w:r>
-        <w:t xml:space="preserve">URL correctness, submodule cloning, idempotency, platform detection, dependency</w:t>
-      </w:r>
-      <w:r>
-        <w:t xml:space="preserve"> </w:t>
-      </w:r>
-      <w:r>
-        <w:t xml:space="preserve">checks, error handling, and next-steps output.</w:t>
-      </w:r>
-    </w:p>
-    <w:bookmarkEnd w:id="82"/>
-    <w:bookmarkStart w:id="83" w:name="verified-14"/>
-    <w:p>
-      <w:pPr>
-        <w:pStyle w:val="Heading3"/>
-      </w:pPr>
-      <w:r>
-        <w:t xml:space="preserve">Verified</w:t>
-      </w:r>
-    </w:p>
-    <w:p>
-      <w:pPr>
-        <w:pStyle w:val="Compact"/>
-        <w:numPr>
-          <w:ilvl w:val="0"/>
-          <w:numId w:val="1057"/>
-        </w:numPr>
-      </w:pPr>
-      <w:r>
-        <w:rPr>
-          <w:rStyle w:val="VerbatimChar"/>
-        </w:rPr>
-        <w:t xml:space="preserve">bash -n</w:t>
-      </w:r>
-      <w:r>
-        <w:t xml:space="preserve"> </w:t>
-      </w:r>
-      <w:r>
-        <w:t xml:space="preserve">+</w:t>
-      </w:r>
-      <w:r>
-        <w:t xml:space="preserve"> </w:t>
-      </w:r>
-      <w:r>
-        <w:rPr>
-          <w:rStyle w:val="VerbatimChar"/>
-        </w:rPr>
-        <w:t xml:space="preserve">shellcheck 0</w:t>
-      </w:r>
-      <w:r>
-        <w:t xml:space="preserve"> </w:t>
-      </w:r>
-      <w:r>
-        <w:t xml:space="preserve">on</w:t>
-      </w:r>
-      <w:r>
-        <w:t xml:space="preserve"> </w:t>
-      </w:r>
-      <w:r>
-        <w:rPr>
-          <w:rStyle w:val="VerbatimChar"/>
-        </w:rPr>
-        <w:t xml:space="preserve">curl-install.sh</w:t>
-      </w:r>
-      <w:r>
-        <w:t xml:space="preserve"> </w:t>
-      </w:r>
-      <w:r>
-        <w:t xml:space="preserve">and</w:t>
-      </w:r>
-      <w:r>
-        <w:t xml:space="preserve"> </w:t>
-      </w:r>
-      <w:r>
-        <w:rPr>
-          <w:rStyle w:val="VerbatimChar"/>
-        </w:rPr>
-        <w:t xml:space="preserve">test_curl_install.sh</w:t>
-      </w:r>
-      <w:r>
-        <w:t xml:space="preserve">.</w:t>
-      </w:r>
-    </w:p>
-    <w:p>
-      <w:pPr>
-        <w:pStyle w:val="Compact"/>
-        <w:numPr>
-          <w:ilvl w:val="0"/>
-          <w:numId w:val="1057"/>
-        </w:numPr>
-      </w:pPr>
-      <w:r>
-        <w:rPr>
-          <w:rStyle w:val="VerbatimChar"/>
-        </w:rPr>
-        <w:t xml:space="preserve">run-all.sh</w:t>
-      </w:r>
-      <w:r>
-        <w:t xml:space="preserve"> </w:t>
-      </w:r>
-      <w:r>
-        <w:rPr>
-          <w:b/>
-          <w:bCs/>
-        </w:rPr>
-        <w:t xml:space="preserve">11/11 ALL GREEN</w:t>
-      </w:r>
-      <w:r>
-        <w:t xml:space="preserve"> </w:t>
-      </w:r>
-      <w:r>
-        <w:t xml:space="preserve">(was 10; +</w:t>
-      </w:r>
-      <w:r>
-        <w:rPr>
-          <w:rStyle w:val="VerbatimChar"/>
-        </w:rPr>
-        <w:t xml:space="preserve">test_curl_install.sh</w:t>
-      </w:r>
-      <w:r>
-        <w:t xml:space="preserve">).</w:t>
       </w:r>
     </w:p>
     <w:bookmarkEnd w:id="83"/>
     <w:bookmarkEnd w:id="84"/>
-    <w:bookmarkStart w:id="88" w:name="X358a773e55ee7916e99f89891cea757a4ef2332"/>
+    <w:bookmarkStart w:id="87" w:name="X68ad3c24b245dcd43387b875fd1f1069901d2ae"/>
     <w:p>
       <w:pPr>
         <w:pStyle w:val="Heading2"/>
       </w:pPr>
       <w:r>
+        <w:t xml:space="preserve">v1.7.12 — 2026-06-28 — One-line curl installer</w:t>
+      </w:r>
+    </w:p>
+    <w:bookmarkStart w:id="85" w:name="added-12"/>
+    <w:p>
+      <w:pPr>
+        <w:pStyle w:val="Heading3"/>
+      </w:pPr>
+      <w:r>
+        <w:t xml:space="preserve">Added</w:t>
+      </w:r>
+    </w:p>
+    <w:p>
+      <w:pPr>
+        <w:pStyle w:val="Compact"/>
+        <w:numPr>
+          <w:ilvl w:val="0"/>
+          <w:numId w:val="1058"/>
+        </w:numPr>
+      </w:pPr>
+      <w:r>
+        <w:rPr>
+          <w:rStyle w:val="VerbatimChar"/>
+          <w:b/>
+          <w:bCs/>
+        </w:rPr>
+        <w:t xml:space="preserve">curl-install.sh</w:t>
+      </w:r>
+      <w:r>
+        <w:t xml:space="preserve"> </w:t>
+      </w:r>
+      <w:r>
+        <w:t xml:space="preserve">— one-line bootstrap installer:</w:t>
+      </w:r>
+    </w:p>
+    <w:p>
+      <w:pPr>
+        <w:pStyle w:val="SourceCode"/>
+        <w:numPr>
+          <w:ilvl w:val="0"/>
+          <w:numId w:val="1000"/>
+        </w:numPr>
+      </w:pPr>
+      <w:r>
+        <w:rPr>
+          <w:rStyle w:val="ExtensionTok"/>
+        </w:rPr>
+        <w:t xml:space="preserve">curl</w:t>
+      </w:r>
+      <w:r>
+        <w:rPr>
+          <w:rStyle w:val="NormalTok"/>
+        </w:rPr>
+        <w:t xml:space="preserve"> </w:t>
+      </w:r>
+      <w:r>
+        <w:rPr>
+          <w:rStyle w:val="AttributeTok"/>
+        </w:rPr>
+        <w:t xml:space="preserve">-fsSL</w:t>
+      </w:r>
+      <w:r>
+        <w:rPr>
+          <w:rStyle w:val="NormalTok"/>
+        </w:rPr>
+        <w:t xml:space="preserve"> https://raw.githubusercontent.com/vasic-digital/claude-toolkit/main/scripts/curl-install.sh </w:t>
+      </w:r>
+      <w:r>
+        <w:rPr>
+          <w:rStyle w:val="KeywordTok"/>
+        </w:rPr>
+        <w:t xml:space="preserve">|</w:t>
+      </w:r>
+      <w:r>
+        <w:rPr>
+          <w:rStyle w:val="NormalTok"/>
+        </w:rPr>
+        <w:t xml:space="preserve"> </w:t>
+      </w:r>
+      <w:r>
+        <w:rPr>
+          <w:rStyle w:val="FunctionTok"/>
+        </w:rPr>
+        <w:t xml:space="preserve">bash</w:t>
+      </w:r>
+    </w:p>
+    <w:p>
+      <w:pPr>
+        <w:pStyle w:val="Compact"/>
+        <w:numPr>
+          <w:ilvl w:val="0"/>
+          <w:numId w:val="1000"/>
+        </w:numPr>
+      </w:pPr>
+      <w:r>
+        <w:t xml:space="preserve">Detects platform (Linux/macOS) and shell, auto-installs missing hard</w:t>
+      </w:r>
+      <w:r>
+        <w:t xml:space="preserve"> </w:t>
+      </w:r>
+      <w:r>
+        <w:t xml:space="preserve">dependencies (jq, rsync, awk) via the system package manager (apt/dnf/apk/pacman/brew),</w:t>
+      </w:r>
+      <w:r>
+        <w:t xml:space="preserve"> </w:t>
+      </w:r>
+      <w:r>
+        <w:t xml:space="preserve">clones (or pulls if already present) the repo with all submodules recursively to</w:t>
+      </w:r>
+      <w:r>
+        <w:t xml:space="preserve"> </w:t>
+      </w:r>
+      <w:r>
+        <w:rPr>
+          <w:rStyle w:val="VerbatimChar"/>
+        </w:rPr>
+        <w:t xml:space="preserve">~/claude-toolkit</w:t>
+      </w:r>
+      <w:r>
+        <w:t xml:space="preserve">, runs</w:t>
+      </w:r>
+      <w:r>
+        <w:t xml:space="preserve"> </w:t>
+      </w:r>
+      <w:r>
+        <w:rPr>
+          <w:rStyle w:val="VerbatimChar"/>
+        </w:rPr>
+        <w:t xml:space="preserve">install.sh</w:t>
+      </w:r>
+      <w:r>
+        <w:t xml:space="preserve">, and prints next-steps. Idempotent;</w:t>
+      </w:r>
+      <w:r>
+        <w:t xml:space="preserve"> </w:t>
+      </w:r>
+      <w:r>
+        <w:t xml:space="preserve">re-runnable. Install dir overridable via</w:t>
+      </w:r>
+      <w:r>
+        <w:t xml:space="preserve"> </w:t>
+      </w:r>
+      <w:r>
+        <w:rPr>
+          <w:rStyle w:val="VerbatimChar"/>
+        </w:rPr>
+        <w:t xml:space="preserve">CLAUDE_TOOLKIT_DIR</w:t>
+      </w:r>
+      <w:r>
+        <w:t xml:space="preserve"> </w:t>
+      </w:r>
+      <w:r>
+        <w:t xml:space="preserve">env var.</w:t>
+      </w:r>
+    </w:p>
+    <w:p>
+      <w:pPr>
+        <w:pStyle w:val="Compact"/>
+        <w:numPr>
+          <w:ilvl w:val="0"/>
+          <w:numId w:val="1058"/>
+        </w:numPr>
+      </w:pPr>
+      <w:r>
+        <w:rPr>
+          <w:b/>
+          <w:bCs/>
+        </w:rPr>
+        <w:t xml:space="preserve">README.md</w:t>
+      </w:r>
+      <w:r>
+        <w:t xml:space="preserve"> </w:t>
+      </w:r>
+      <w:r>
+        <w:t xml:space="preserve">— curl one-liner added at the top of the Install section.</w:t>
+      </w:r>
+    </w:p>
+    <w:p>
+      <w:pPr>
+        <w:pStyle w:val="Compact"/>
+        <w:numPr>
+          <w:ilvl w:val="0"/>
+          <w:numId w:val="1058"/>
+        </w:numPr>
+      </w:pPr>
+      <w:r>
+        <w:rPr>
+          <w:rStyle w:val="VerbatimChar"/>
+          <w:b/>
+          <w:bCs/>
+        </w:rPr>
+        <w:t xml:space="preserve">test_curl_install.sh</w:t>
+      </w:r>
+      <w:r>
+        <w:t xml:space="preserve"> </w:t>
+      </w:r>
+      <w:r>
+        <w:t xml:space="preserve">— 22 hermetic tests covering syntax, permissions,</w:t>
+      </w:r>
+      <w:r>
+        <w:t xml:space="preserve"> </w:t>
+      </w:r>
+      <w:r>
+        <w:t xml:space="preserve">URL correctness, submodule cloning, idempotency, platform detection, dependency</w:t>
+      </w:r>
+      <w:r>
+        <w:t xml:space="preserve"> </w:t>
+      </w:r>
+      <w:r>
+        <w:t xml:space="preserve">checks, error handling, and next-steps output.</w:t>
+      </w:r>
+    </w:p>
+    <w:bookmarkEnd w:id="85"/>
+    <w:bookmarkStart w:id="86" w:name="verified-14"/>
+    <w:p>
+      <w:pPr>
+        <w:pStyle w:val="Heading3"/>
+      </w:pPr>
+      <w:r>
+        <w:t xml:space="preserve">Verified</w:t>
+      </w:r>
+    </w:p>
+    <w:p>
+      <w:pPr>
+        <w:pStyle w:val="Compact"/>
+        <w:numPr>
+          <w:ilvl w:val="0"/>
+          <w:numId w:val="1059"/>
+        </w:numPr>
+      </w:pPr>
+      <w:r>
+        <w:rPr>
+          <w:rStyle w:val="VerbatimChar"/>
+        </w:rPr>
+        <w:t xml:space="preserve">bash -n</w:t>
+      </w:r>
+      <w:r>
+        <w:t xml:space="preserve"> </w:t>
+      </w:r>
+      <w:r>
+        <w:t xml:space="preserve">+</w:t>
+      </w:r>
+      <w:r>
+        <w:t xml:space="preserve"> </w:t>
+      </w:r>
+      <w:r>
+        <w:rPr>
+          <w:rStyle w:val="VerbatimChar"/>
+        </w:rPr>
+        <w:t xml:space="preserve">shellcheck 0</w:t>
+      </w:r>
+      <w:r>
+        <w:t xml:space="preserve"> </w:t>
+      </w:r>
+      <w:r>
+        <w:t xml:space="preserve">on</w:t>
+      </w:r>
+      <w:r>
+        <w:t xml:space="preserve"> </w:t>
+      </w:r>
+      <w:r>
+        <w:rPr>
+          <w:rStyle w:val="VerbatimChar"/>
+        </w:rPr>
+        <w:t xml:space="preserve">curl-install.sh</w:t>
+      </w:r>
+      <w:r>
+        <w:t xml:space="preserve"> </w:t>
+      </w:r>
+      <w:r>
+        <w:t xml:space="preserve">and</w:t>
+      </w:r>
+      <w:r>
+        <w:t xml:space="preserve"> </w:t>
+      </w:r>
+      <w:r>
+        <w:rPr>
+          <w:rStyle w:val="VerbatimChar"/>
+        </w:rPr>
+        <w:t xml:space="preserve">test_curl_install.sh</w:t>
+      </w:r>
+      <w:r>
+        <w:t xml:space="preserve">.</w:t>
+      </w:r>
+    </w:p>
+    <w:p>
+      <w:pPr>
+        <w:pStyle w:val="Compact"/>
+        <w:numPr>
+          <w:ilvl w:val="0"/>
+          <w:numId w:val="1059"/>
+        </w:numPr>
+      </w:pPr>
+      <w:r>
+        <w:rPr>
+          <w:rStyle w:val="VerbatimChar"/>
+        </w:rPr>
+        <w:t xml:space="preserve">run-all.sh</w:t>
+      </w:r>
+      <w:r>
+        <w:t xml:space="preserve"> </w:t>
+      </w:r>
+      <w:r>
+        <w:rPr>
+          <w:b/>
+          <w:bCs/>
+        </w:rPr>
+        <w:t xml:space="preserve">11/11 ALL GREEN</w:t>
+      </w:r>
+      <w:r>
+        <w:t xml:space="preserve"> </w:t>
+      </w:r>
+      <w:r>
+        <w:t xml:space="preserve">(was 10; +</w:t>
+      </w:r>
+      <w:r>
+        <w:rPr>
+          <w:rStyle w:val="VerbatimChar"/>
+        </w:rPr>
+        <w:t xml:space="preserve">test_curl_install.sh</w:t>
+      </w:r>
+      <w:r>
+        <w:t xml:space="preserve">).</w:t>
+      </w:r>
+    </w:p>
+    <w:bookmarkEnd w:id="86"/>
+    <w:bookmarkEnd w:id="87"/>
+    <w:bookmarkStart w:id="91" w:name="X358a773e55ee7916e99f89891cea757a4ef2332"/>
+    <w:p>
+      <w:pPr>
+        <w:pStyle w:val="Heading2"/>
+      </w:pPr>
+      <w:r>
         <w:t xml:space="preserve">v1.7.11 — 2026-06-28 — Round-4: coverage-gap regression tests, toon recursion guard, arg validation</w:t>
       </w:r>
     </w:p>
@@ -12870,7 +13045,7 @@
         <w:t xml:space="preserve">ship; plus 2 LOW code findings.</w:t>
       </w:r>
     </w:p>
-    <w:bookmarkStart w:id="85" w:name="fixed-16"/>
+    <w:bookmarkStart w:id="88" w:name="fixed-16"/>
     <w:p>
       <w:pPr>
         <w:pStyle w:val="Heading3"/>
@@ -12884,7 +13059,7 @@
         <w:pStyle w:val="Compact"/>
         <w:numPr>
           <w:ilvl w:val="0"/>
-          <w:numId w:val="1058"/>
+          <w:numId w:val="1060"/>
         </w:numPr>
       </w:pPr>
       <w:r>
@@ -12952,7 +13127,7 @@
         <w:pStyle w:val="Compact"/>
         <w:numPr>
           <w:ilvl w:val="0"/>
-          <w:numId w:val="1058"/>
+          <w:numId w:val="1060"/>
         </w:numPr>
       </w:pPr>
       <w:r>
@@ -13050,8 +13225,8 @@
         <w:t xml:space="preserve">+ exit 1.</w:t>
       </w:r>
     </w:p>
-    <w:bookmarkEnd w:id="85"/>
-    <w:bookmarkStart w:id="86" w:name="Xa3820b20d9de08dfbf04e844ba6fdc48d6e2898"/>
+    <w:bookmarkEnd w:id="88"/>
+    <w:bookmarkStart w:id="89" w:name="Xa3820b20d9de08dfbf04e844ba6fdc48d6e2898"/>
     <w:p>
       <w:pPr>
         <w:pStyle w:val="Heading3"/>
@@ -13073,7 +13248,7 @@
         <w:pStyle w:val="Compact"/>
         <w:numPr>
           <w:ilvl w:val="0"/>
-          <w:numId w:val="1059"/>
+          <w:numId w:val="1061"/>
         </w:numPr>
       </w:pPr>
       <w:r>
@@ -13214,7 +13389,7 @@
         <w:pStyle w:val="Compact"/>
         <w:numPr>
           <w:ilvl w:val="0"/>
-          <w:numId w:val="1059"/>
+          <w:numId w:val="1061"/>
         </w:numPr>
       </w:pPr>
       <w:r>
@@ -13328,7 +13503,7 @@
         <w:pStyle w:val="Compact"/>
         <w:numPr>
           <w:ilvl w:val="0"/>
-          <w:numId w:val="1059"/>
+          <w:numId w:val="1061"/>
         </w:numPr>
       </w:pPr>
       <w:r>
@@ -13413,7 +13588,7 @@
         <w:pStyle w:val="Compact"/>
         <w:numPr>
           <w:ilvl w:val="0"/>
-          <w:numId w:val="1059"/>
+          <w:numId w:val="1061"/>
         </w:numPr>
       </w:pPr>
       <w:r>
@@ -13489,7 +13664,7 @@
         <w:pStyle w:val="Compact"/>
         <w:numPr>
           <w:ilvl w:val="0"/>
-          <w:numId w:val="1059"/>
+          <w:numId w:val="1061"/>
         </w:numPr>
       </w:pPr>
       <w:r>
@@ -13583,8 +13758,8 @@
         <w:t xml:space="preserve">, asserts that one wins.</w:t>
       </w:r>
     </w:p>
-    <w:bookmarkEnd w:id="86"/>
-    <w:bookmarkStart w:id="87" w:name="verified-15"/>
+    <w:bookmarkEnd w:id="89"/>
+    <w:bookmarkStart w:id="90" w:name="verified-15"/>
     <w:p>
       <w:pPr>
         <w:pStyle w:val="Heading3"/>
@@ -13598,7 +13773,7 @@
         <w:pStyle w:val="Compact"/>
         <w:numPr>
           <w:ilvl w:val="0"/>
-          <w:numId w:val="1060"/>
+          <w:numId w:val="1062"/>
         </w:numPr>
       </w:pPr>
       <w:r>
@@ -13691,9 +13866,9 @@
         <w:t xml:space="preserve">toon.mjs missing-arg gives clean error + exit 1.</w:t>
       </w:r>
     </w:p>
-    <w:bookmarkEnd w:id="87"/>
-    <w:bookmarkEnd w:id="88"/>
-    <w:bookmarkStart w:id="94" w:name="X8a3bd46d32a35a5c1c9419ff9ea303d5d467afa"/>
+    <w:bookmarkEnd w:id="90"/>
+    <w:bookmarkEnd w:id="91"/>
+    <w:bookmarkStart w:id="97" w:name="X8a3bd46d32a35a5c1c9419ff9ea303d5d467afa"/>
     <w:p>
       <w:pPr>
         <w:pStyle w:val="Heading2"/>
@@ -13716,7 +13891,7 @@
         <w:t xml:space="preserve">claude-unify merge, the poe proxy, bootstrap). Fixes verified centrally.</w:t>
       </w:r>
     </w:p>
-    <w:bookmarkStart w:id="89" w:name="fixed-17"/>
+    <w:bookmarkStart w:id="92" w:name="fixed-17"/>
     <w:p>
       <w:pPr>
         <w:pStyle w:val="Heading3"/>
@@ -13730,7 +13905,7 @@
         <w:pStyle w:val="Compact"/>
         <w:numPr>
           <w:ilvl w:val="0"/>
-          <w:numId w:val="1061"/>
+          <w:numId w:val="1063"/>
         </w:numPr>
       </w:pPr>
       <w:r>
@@ -13946,8 +14121,8 @@
         <w:t xml:space="preserve">(was empty); a ≥3-plugin regression test was added.</w:t>
       </w:r>
     </w:p>
-    <w:bookmarkEnd w:id="89"/>
-    <w:bookmarkStart w:id="90" w:name="security-defense-in-depth"/>
+    <w:bookmarkEnd w:id="92"/>
+    <w:bookmarkStart w:id="93" w:name="security-defense-in-depth"/>
     <w:p>
       <w:pPr>
         <w:pStyle w:val="Heading3"/>
@@ -13961,7 +14136,7 @@
         <w:pStyle w:val="Compact"/>
         <w:numPr>
           <w:ilvl w:val="0"/>
-          <w:numId w:val="1062"/>
+          <w:numId w:val="1064"/>
         </w:numPr>
       </w:pPr>
       <w:r>
@@ -14109,7 +14284,7 @@
         <w:pStyle w:val="Compact"/>
         <w:numPr>
           <w:ilvl w:val="0"/>
-          <w:numId w:val="1062"/>
+          <w:numId w:val="1064"/>
         </w:numPr>
       </w:pPr>
       <w:r>
@@ -14206,7 +14381,7 @@
         <w:pStyle w:val="Compact"/>
         